--- a/Backend/New Microsoft Word Document.docx
+++ b/Backend/New Microsoft Word Document.docx
@@ -2919,6 +2919,7 @@
       </w:pPr>
       <w:r>
         <w:rPr>
+          <w:noProof/>
           <w:lang w:bidi="ar-EG"/>
         </w:rPr>
         <w:lastRenderedPageBreak/>
@@ -3001,6 +3002,7 @@
       </w:pPr>
       <w:r>
         <w:rPr>
+          <w:noProof/>
           <w:lang w:bidi="ar-EG"/>
         </w:rPr>
         <w:drawing>
@@ -4075,90 +4077,6 @@
         <w:rPr>
           <w:lang w:bidi="ar-EG"/>
         </w:rPr>
-        <w:t xml:space="preserve">Get </w:t>
-      </w:r>
-      <w:proofErr w:type="gramStart"/>
-      <w:r>
-        <w:rPr>
-          <w:lang w:bidi="ar-EG"/>
-        </w:rPr>
-        <w:t>appointment :</w:t>
-      </w:r>
-      <w:proofErr w:type="gramEnd"/>
-    </w:p>
-    <w:p>
-      <w:pPr>
-        <w:pStyle w:val="ListParagraph"/>
-        <w:numPr>
-          <w:ilvl w:val="0"/>
-          <w:numId w:val="2"/>
-        </w:numPr>
-        <w:rPr>
-          <w:lang w:bidi="ar-EG"/>
-        </w:rPr>
-      </w:pPr>
-      <w:proofErr w:type="gramStart"/>
-      <w:r>
-        <w:rPr>
-          <w:lang w:bidi="ar-EG"/>
-        </w:rPr>
-        <w:t>Method :</w:t>
-      </w:r>
-      <w:proofErr w:type="gramEnd"/>
-      <w:r>
-        <w:rPr>
-          <w:lang w:bidi="ar-EG"/>
-        </w:rPr>
-        <w:t xml:space="preserve"> get</w:t>
-      </w:r>
-    </w:p>
-    <w:p>
-      <w:pPr>
-        <w:pStyle w:val="ListParagraph"/>
-        <w:numPr>
-          <w:ilvl w:val="0"/>
-          <w:numId w:val="2"/>
-        </w:numPr>
-        <w:rPr>
-          <w:lang w:bidi="ar-EG"/>
-        </w:rPr>
-      </w:pPr>
-      <w:r>
-        <w:rPr>
-          <w:lang w:bidi="ar-EG"/>
-        </w:rPr>
-        <w:t>/</w:t>
-      </w:r>
-      <w:proofErr w:type="spellStart"/>
-      <w:r>
-        <w:rPr>
-          <w:lang w:bidi="ar-EG"/>
-        </w:rPr>
-        <w:t>api</w:t>
-      </w:r>
-      <w:proofErr w:type="spellEnd"/>
-      <w:r>
-        <w:rPr>
-          <w:lang w:bidi="ar-EG"/>
-        </w:rPr>
-        <w:t>/patient/appointments</w:t>
-      </w:r>
-    </w:p>
-    <w:p>
-      <w:pPr>
-        <w:pStyle w:val="ListParagraph"/>
-        <w:numPr>
-          <w:ilvl w:val="0"/>
-          <w:numId w:val="7"/>
-        </w:numPr>
-        <w:rPr>
-          <w:lang w:bidi="ar-EG"/>
-        </w:rPr>
-      </w:pPr>
-      <w:r>
-        <w:rPr>
-          <w:lang w:bidi="ar-EG"/>
-        </w:rPr>
         <w:t xml:space="preserve">Get medical </w:t>
       </w:r>
       <w:proofErr w:type="gramStart"/>
@@ -4951,90 +4869,6 @@
         <w:rPr>
           <w:lang w:bidi="ar-EG"/>
         </w:rPr>
-        <w:t xml:space="preserve">Get </w:t>
-      </w:r>
-      <w:proofErr w:type="gramStart"/>
-      <w:r>
-        <w:rPr>
-          <w:lang w:bidi="ar-EG"/>
-        </w:rPr>
-        <w:t>appointment :</w:t>
-      </w:r>
-      <w:proofErr w:type="gramEnd"/>
-    </w:p>
-    <w:p>
-      <w:pPr>
-        <w:pStyle w:val="ListParagraph"/>
-        <w:numPr>
-          <w:ilvl w:val="0"/>
-          <w:numId w:val="2"/>
-        </w:numPr>
-        <w:rPr>
-          <w:lang w:bidi="ar-EG"/>
-        </w:rPr>
-      </w:pPr>
-      <w:proofErr w:type="gramStart"/>
-      <w:r>
-        <w:rPr>
-          <w:lang w:bidi="ar-EG"/>
-        </w:rPr>
-        <w:t>Method :</w:t>
-      </w:r>
-      <w:proofErr w:type="gramEnd"/>
-      <w:r>
-        <w:rPr>
-          <w:lang w:bidi="ar-EG"/>
-        </w:rPr>
-        <w:t xml:space="preserve"> get</w:t>
-      </w:r>
-    </w:p>
-    <w:p>
-      <w:pPr>
-        <w:pStyle w:val="ListParagraph"/>
-        <w:numPr>
-          <w:ilvl w:val="0"/>
-          <w:numId w:val="2"/>
-        </w:numPr>
-        <w:rPr>
-          <w:lang w:bidi="ar-EG"/>
-        </w:rPr>
-      </w:pPr>
-      <w:r>
-        <w:rPr>
-          <w:lang w:bidi="ar-EG"/>
-        </w:rPr>
-        <w:t>/</w:t>
-      </w:r>
-      <w:proofErr w:type="spellStart"/>
-      <w:r>
-        <w:rPr>
-          <w:lang w:bidi="ar-EG"/>
-        </w:rPr>
-        <w:t>api</w:t>
-      </w:r>
-      <w:proofErr w:type="spellEnd"/>
-      <w:r>
-        <w:rPr>
-          <w:lang w:bidi="ar-EG"/>
-        </w:rPr>
-        <w:t>/doctor/appointments</w:t>
-      </w:r>
-    </w:p>
-    <w:p>
-      <w:pPr>
-        <w:pStyle w:val="ListParagraph"/>
-        <w:numPr>
-          <w:ilvl w:val="0"/>
-          <w:numId w:val="8"/>
-        </w:numPr>
-        <w:rPr>
-          <w:lang w:bidi="ar-EG"/>
-        </w:rPr>
-      </w:pPr>
-      <w:r>
-        <w:rPr>
-          <w:lang w:bidi="ar-EG"/>
-        </w:rPr>
         <w:t xml:space="preserve">Add medical </w:t>
       </w:r>
       <w:proofErr w:type="gramStart"/>
@@ -6491,13 +6325,2665 @@
     <w:p>
       <w:pPr>
         <w:pStyle w:val="ListParagraph"/>
-        <w:numPr>
-          <w:ilvl w:val="0"/>
-          <w:numId w:val="8"/>
-        </w:numPr>
-        <w:rPr>
-          <w:lang w:bidi="ar-EG"/>
-        </w:rPr>
+        <w:rPr>
+          <w:rtl/>
+          <w:lang w:bidi="ar-EG"/>
+        </w:rPr>
+      </w:pPr>
+    </w:p>
+    <w:p>
+      <w:pPr>
+        <w:pStyle w:val="ListParagraph"/>
+        <w:rPr>
+          <w:rtl/>
+          <w:lang w:bidi="ar-EG"/>
+        </w:rPr>
+      </w:pPr>
+    </w:p>
+    <w:p>
+      <w:pPr>
+        <w:pStyle w:val="ListParagraph"/>
+        <w:rPr>
+          <w:rtl/>
+          <w:lang w:bidi="ar-EG"/>
+        </w:rPr>
+      </w:pPr>
+    </w:p>
+    <w:p>
+      <w:pPr>
+        <w:pStyle w:val="Heading1"/>
+        <w:rPr>
+          <w:lang w:bidi="ar-EG"/>
+        </w:rPr>
+      </w:pPr>
+      <w:r>
+        <w:rPr>
+          <w:lang w:bidi="ar-EG"/>
+        </w:rPr>
+        <w:lastRenderedPageBreak/>
+        <w:t xml:space="preserve">Lab end </w:t>
+      </w:r>
+      <w:proofErr w:type="gramStart"/>
+      <w:r>
+        <w:rPr>
+          <w:lang w:bidi="ar-EG"/>
+        </w:rPr>
+        <w:t>points :</w:t>
+      </w:r>
+      <w:proofErr w:type="gramEnd"/>
+    </w:p>
+    <w:p>
+      <w:pPr>
+        <w:pStyle w:val="Heading1"/>
+      </w:pPr>
+      <w:r>
+        <w:t>Pharmacy end point:</w:t>
+      </w:r>
+    </w:p>
+    <w:p/>
+    <w:p>
+      <w:pPr>
+        <w:pStyle w:val="Heading1"/>
+      </w:pPr>
+      <w:r>
+        <w:t>Clinic end point:</w:t>
+      </w:r>
+    </w:p>
+    <w:p>
+      <w:pPr>
+        <w:pStyle w:val="ListParagraph"/>
+        <w:numPr>
+          <w:ilvl w:val="0"/>
+          <w:numId w:val="9"/>
+        </w:numPr>
+      </w:pPr>
+      <w:r>
+        <w:t xml:space="preserve">Add new </w:t>
+      </w:r>
+      <w:proofErr w:type="gramStart"/>
+      <w:r>
+        <w:t>clinic :</w:t>
+      </w:r>
+      <w:proofErr w:type="gramEnd"/>
+    </w:p>
+    <w:p>
+      <w:pPr>
+        <w:pStyle w:val="ListParagraph"/>
+        <w:numPr>
+          <w:ilvl w:val="0"/>
+          <w:numId w:val="2"/>
+        </w:numPr>
+      </w:pPr>
+      <w:proofErr w:type="gramStart"/>
+      <w:r>
+        <w:t>Method :</w:t>
+      </w:r>
+      <w:proofErr w:type="gramEnd"/>
+      <w:r>
+        <w:t xml:space="preserve"> post </w:t>
+      </w:r>
+    </w:p>
+    <w:p>
+      <w:pPr>
+        <w:pStyle w:val="ListParagraph"/>
+        <w:numPr>
+          <w:ilvl w:val="0"/>
+          <w:numId w:val="2"/>
+        </w:numPr>
+      </w:pPr>
+      <w:r>
+        <w:t>/</w:t>
+      </w:r>
+      <w:proofErr w:type="spellStart"/>
+      <w:proofErr w:type="gramStart"/>
+      <w:r>
+        <w:t>api</w:t>
+      </w:r>
+      <w:proofErr w:type="spellEnd"/>
+      <w:proofErr w:type="gramEnd"/>
+      <w:r>
+        <w:t>/clinic/</w:t>
+      </w:r>
+    </w:p>
+    <w:p>
+      <w:pPr>
+        <w:pStyle w:val="ListParagraph"/>
+        <w:numPr>
+          <w:ilvl w:val="0"/>
+          <w:numId w:val="2"/>
+        </w:numPr>
+      </w:pPr>
+      <w:r>
+        <w:t>**Bearer token &lt; access token &gt; ** =&gt; doctor access token</w:t>
+      </w:r>
+    </w:p>
+    <w:p>
+      <w:pPr>
+        <w:pStyle w:val="ListParagraph"/>
+        <w:numPr>
+          <w:ilvl w:val="0"/>
+          <w:numId w:val="2"/>
+        </w:numPr>
+      </w:pPr>
+      <w:r>
+        <w:t xml:space="preserve">Ex: </w:t>
+      </w:r>
+    </w:p>
+    <w:p>
+      <w:pPr>
+        <w:pStyle w:val="ListParagraph"/>
+        <w:numPr>
+          <w:ilvl w:val="0"/>
+          <w:numId w:val="2"/>
+        </w:numPr>
+        <w:shd w:val="clear" w:color="auto" w:fill="212121"/>
+        <w:spacing w:after="0" w:line="270" w:lineRule="atLeast"/>
+        <w:rPr>
+          <w:rFonts w:ascii="Courier New" w:eastAsia="Times New Roman" w:hAnsi="Courier New" w:cs="Courier New"/>
+          <w:color w:val="F8F8F2"/>
+          <w:kern w:val="0"/>
+          <w:sz w:val="18"/>
+          <w:szCs w:val="18"/>
+          <w14:ligatures w14:val="none"/>
+        </w:rPr>
+      </w:pPr>
+      <w:r>
+        <w:rPr>
+          <w:rFonts w:ascii="Courier New" w:eastAsia="Times New Roman" w:hAnsi="Courier New" w:cs="Courier New"/>
+          <w:color w:val="DCDCDC"/>
+          <w:kern w:val="0"/>
+          <w:sz w:val="18"/>
+          <w:szCs w:val="18"/>
+          <w14:ligatures w14:val="none"/>
+        </w:rPr>
+        <w:t>{</w:t>
+      </w:r>
+    </w:p>
+    <w:p>
+      <w:pPr>
+        <w:pStyle w:val="ListParagraph"/>
+        <w:numPr>
+          <w:ilvl w:val="0"/>
+          <w:numId w:val="2"/>
+        </w:numPr>
+        <w:shd w:val="clear" w:color="auto" w:fill="212121"/>
+        <w:spacing w:after="0" w:line="270" w:lineRule="atLeast"/>
+        <w:rPr>
+          <w:rFonts w:ascii="Courier New" w:eastAsia="Times New Roman" w:hAnsi="Courier New" w:cs="Courier New"/>
+          <w:color w:val="F8F8F2"/>
+          <w:kern w:val="0"/>
+          <w:sz w:val="18"/>
+          <w:szCs w:val="18"/>
+          <w14:ligatures w14:val="none"/>
+        </w:rPr>
+      </w:pPr>
+      <w:r>
+        <w:rPr>
+          <w:rFonts w:ascii="Courier New" w:eastAsia="Times New Roman" w:hAnsi="Courier New" w:cs="Courier New"/>
+          <w:color w:val="F8F8F2"/>
+          <w:kern w:val="0"/>
+          <w:sz w:val="18"/>
+          <w:szCs w:val="18"/>
+          <w14:ligatures w14:val="none"/>
+        </w:rPr>
+        <w:t xml:space="preserve">  </w:t>
+      </w:r>
+      <w:r>
+        <w:rPr>
+          <w:rFonts w:ascii="Courier New" w:eastAsia="Times New Roman" w:hAnsi="Courier New" w:cs="Courier New"/>
+          <w:color w:val="9CDCFE"/>
+          <w:kern w:val="0"/>
+          <w:sz w:val="18"/>
+          <w:szCs w:val="18"/>
+          <w14:ligatures w14:val="none"/>
+        </w:rPr>
+        <w:t>"name"</w:t>
+      </w:r>
+      <w:r>
+        <w:rPr>
+          <w:rFonts w:ascii="Courier New" w:eastAsia="Times New Roman" w:hAnsi="Courier New" w:cs="Courier New"/>
+          <w:color w:val="DCDCDC"/>
+          <w:kern w:val="0"/>
+          <w:sz w:val="18"/>
+          <w:szCs w:val="18"/>
+          <w14:ligatures w14:val="none"/>
+        </w:rPr>
+        <w:t>:</w:t>
+      </w:r>
+      <w:r>
+        <w:rPr>
+          <w:rFonts w:ascii="Courier New" w:eastAsia="Times New Roman" w:hAnsi="Courier New" w:cs="Courier New"/>
+          <w:color w:val="F8F8F2"/>
+          <w:kern w:val="0"/>
+          <w:sz w:val="18"/>
+          <w:szCs w:val="18"/>
+          <w14:ligatures w14:val="none"/>
+        </w:rPr>
+        <w:t xml:space="preserve"> </w:t>
+      </w:r>
+      <w:r>
+        <w:rPr>
+          <w:rFonts w:ascii="Courier New" w:eastAsia="Times New Roman" w:hAnsi="Courier New" w:cs="Courier New"/>
+          <w:color w:val="CE9178"/>
+          <w:kern w:val="0"/>
+          <w:sz w:val="18"/>
+          <w:szCs w:val="18"/>
+          <w14:ligatures w14:val="none"/>
+        </w:rPr>
+        <w:t>"Heart Care Clinic"</w:t>
+      </w:r>
+      <w:r>
+        <w:rPr>
+          <w:rFonts w:ascii="Courier New" w:eastAsia="Times New Roman" w:hAnsi="Courier New" w:cs="Courier New"/>
+          <w:color w:val="DCDCDC"/>
+          <w:kern w:val="0"/>
+          <w:sz w:val="18"/>
+          <w:szCs w:val="18"/>
+          <w14:ligatures w14:val="none"/>
+        </w:rPr>
+        <w:t>,</w:t>
+      </w:r>
+    </w:p>
+    <w:p>
+      <w:pPr>
+        <w:pStyle w:val="ListParagraph"/>
+        <w:numPr>
+          <w:ilvl w:val="0"/>
+          <w:numId w:val="2"/>
+        </w:numPr>
+        <w:shd w:val="clear" w:color="auto" w:fill="212121"/>
+        <w:spacing w:after="0" w:line="270" w:lineRule="atLeast"/>
+        <w:rPr>
+          <w:rFonts w:ascii="Courier New" w:eastAsia="Times New Roman" w:hAnsi="Courier New" w:cs="Courier New"/>
+          <w:color w:val="F8F8F2"/>
+          <w:kern w:val="0"/>
+          <w:sz w:val="18"/>
+          <w:szCs w:val="18"/>
+          <w14:ligatures w14:val="none"/>
+        </w:rPr>
+      </w:pPr>
+      <w:r>
+        <w:rPr>
+          <w:rFonts w:ascii="Courier New" w:eastAsia="Times New Roman" w:hAnsi="Courier New" w:cs="Courier New"/>
+          <w:color w:val="F8F8F2"/>
+          <w:kern w:val="0"/>
+          <w:sz w:val="18"/>
+          <w:szCs w:val="18"/>
+          <w14:ligatures w14:val="none"/>
+        </w:rPr>
+        <w:t xml:space="preserve">  </w:t>
+      </w:r>
+      <w:r>
+        <w:rPr>
+          <w:rFonts w:ascii="Courier New" w:eastAsia="Times New Roman" w:hAnsi="Courier New" w:cs="Courier New"/>
+          <w:color w:val="9CDCFE"/>
+          <w:kern w:val="0"/>
+          <w:sz w:val="18"/>
+          <w:szCs w:val="18"/>
+          <w14:ligatures w14:val="none"/>
+        </w:rPr>
+        <w:t>"city"</w:t>
+      </w:r>
+      <w:r>
+        <w:rPr>
+          <w:rFonts w:ascii="Courier New" w:eastAsia="Times New Roman" w:hAnsi="Courier New" w:cs="Courier New"/>
+          <w:color w:val="DCDCDC"/>
+          <w:kern w:val="0"/>
+          <w:sz w:val="18"/>
+          <w:szCs w:val="18"/>
+          <w14:ligatures w14:val="none"/>
+        </w:rPr>
+        <w:t>:</w:t>
+      </w:r>
+      <w:r>
+        <w:rPr>
+          <w:rFonts w:ascii="Courier New" w:eastAsia="Times New Roman" w:hAnsi="Courier New" w:cs="Courier New"/>
+          <w:color w:val="F8F8F2"/>
+          <w:kern w:val="0"/>
+          <w:sz w:val="18"/>
+          <w:szCs w:val="18"/>
+          <w14:ligatures w14:val="none"/>
+        </w:rPr>
+        <w:t xml:space="preserve"> </w:t>
+      </w:r>
+      <w:r>
+        <w:rPr>
+          <w:rFonts w:ascii="Courier New" w:eastAsia="Times New Roman" w:hAnsi="Courier New" w:cs="Courier New"/>
+          <w:color w:val="CE9178"/>
+          <w:kern w:val="0"/>
+          <w:sz w:val="18"/>
+          <w:szCs w:val="18"/>
+          <w14:ligatures w14:val="none"/>
+        </w:rPr>
+        <w:t>"Cairo"</w:t>
+      </w:r>
+      <w:r>
+        <w:rPr>
+          <w:rFonts w:ascii="Courier New" w:eastAsia="Times New Roman" w:hAnsi="Courier New" w:cs="Courier New"/>
+          <w:color w:val="DCDCDC"/>
+          <w:kern w:val="0"/>
+          <w:sz w:val="18"/>
+          <w:szCs w:val="18"/>
+          <w14:ligatures w14:val="none"/>
+        </w:rPr>
+        <w:t>,</w:t>
+      </w:r>
+    </w:p>
+    <w:p>
+      <w:pPr>
+        <w:pStyle w:val="ListParagraph"/>
+        <w:numPr>
+          <w:ilvl w:val="0"/>
+          <w:numId w:val="2"/>
+        </w:numPr>
+        <w:shd w:val="clear" w:color="auto" w:fill="212121"/>
+        <w:spacing w:after="0" w:line="270" w:lineRule="atLeast"/>
+        <w:rPr>
+          <w:rFonts w:ascii="Courier New" w:eastAsia="Times New Roman" w:hAnsi="Courier New" w:cs="Courier New"/>
+          <w:color w:val="F8F8F2"/>
+          <w:kern w:val="0"/>
+          <w:sz w:val="18"/>
+          <w:szCs w:val="18"/>
+          <w14:ligatures w14:val="none"/>
+        </w:rPr>
+      </w:pPr>
+      <w:r>
+        <w:rPr>
+          <w:rFonts w:ascii="Courier New" w:eastAsia="Times New Roman" w:hAnsi="Courier New" w:cs="Courier New"/>
+          <w:color w:val="F8F8F2"/>
+          <w:kern w:val="0"/>
+          <w:sz w:val="18"/>
+          <w:szCs w:val="18"/>
+          <w14:ligatures w14:val="none"/>
+        </w:rPr>
+        <w:t xml:space="preserve">  </w:t>
+      </w:r>
+      <w:r>
+        <w:rPr>
+          <w:rFonts w:ascii="Courier New" w:eastAsia="Times New Roman" w:hAnsi="Courier New" w:cs="Courier New"/>
+          <w:color w:val="9CDCFE"/>
+          <w:kern w:val="0"/>
+          <w:sz w:val="18"/>
+          <w:szCs w:val="18"/>
+          <w14:ligatures w14:val="none"/>
+        </w:rPr>
+        <w:t>"address"</w:t>
+      </w:r>
+      <w:r>
+        <w:rPr>
+          <w:rFonts w:ascii="Courier New" w:eastAsia="Times New Roman" w:hAnsi="Courier New" w:cs="Courier New"/>
+          <w:color w:val="DCDCDC"/>
+          <w:kern w:val="0"/>
+          <w:sz w:val="18"/>
+          <w:szCs w:val="18"/>
+          <w14:ligatures w14:val="none"/>
+        </w:rPr>
+        <w:t>:</w:t>
+      </w:r>
+      <w:r>
+        <w:rPr>
+          <w:rFonts w:ascii="Courier New" w:eastAsia="Times New Roman" w:hAnsi="Courier New" w:cs="Courier New"/>
+          <w:color w:val="F8F8F2"/>
+          <w:kern w:val="0"/>
+          <w:sz w:val="18"/>
+          <w:szCs w:val="18"/>
+          <w14:ligatures w14:val="none"/>
+        </w:rPr>
+        <w:t xml:space="preserve"> </w:t>
+      </w:r>
+      <w:r>
+        <w:rPr>
+          <w:rFonts w:ascii="Courier New" w:eastAsia="Times New Roman" w:hAnsi="Courier New" w:cs="Courier New"/>
+          <w:color w:val="CE9178"/>
+          <w:kern w:val="0"/>
+          <w:sz w:val="18"/>
+          <w:szCs w:val="18"/>
+          <w14:ligatures w14:val="none"/>
+        </w:rPr>
+        <w:t>"123 Nile St, Maadi"</w:t>
+      </w:r>
+      <w:r>
+        <w:rPr>
+          <w:rFonts w:ascii="Courier New" w:eastAsia="Times New Roman" w:hAnsi="Courier New" w:cs="Courier New"/>
+          <w:color w:val="DCDCDC"/>
+          <w:kern w:val="0"/>
+          <w:sz w:val="18"/>
+          <w:szCs w:val="18"/>
+          <w14:ligatures w14:val="none"/>
+        </w:rPr>
+        <w:t>,</w:t>
+      </w:r>
+    </w:p>
+    <w:p>
+      <w:pPr>
+        <w:pStyle w:val="ListParagraph"/>
+        <w:numPr>
+          <w:ilvl w:val="0"/>
+          <w:numId w:val="2"/>
+        </w:numPr>
+        <w:shd w:val="clear" w:color="auto" w:fill="212121"/>
+        <w:spacing w:after="0" w:line="270" w:lineRule="atLeast"/>
+        <w:rPr>
+          <w:rFonts w:ascii="Courier New" w:eastAsia="Times New Roman" w:hAnsi="Courier New" w:cs="Courier New"/>
+          <w:color w:val="F8F8F2"/>
+          <w:kern w:val="0"/>
+          <w:sz w:val="18"/>
+          <w:szCs w:val="18"/>
+          <w14:ligatures w14:val="none"/>
+        </w:rPr>
+      </w:pPr>
+      <w:r>
+        <w:rPr>
+          <w:rFonts w:ascii="Courier New" w:eastAsia="Times New Roman" w:hAnsi="Courier New" w:cs="Courier New"/>
+          <w:color w:val="F8F8F2"/>
+          <w:kern w:val="0"/>
+          <w:sz w:val="18"/>
+          <w:szCs w:val="18"/>
+          <w14:ligatures w14:val="none"/>
+        </w:rPr>
+        <w:t xml:space="preserve">  </w:t>
+      </w:r>
+      <w:r>
+        <w:rPr>
+          <w:rFonts w:ascii="Courier New" w:eastAsia="Times New Roman" w:hAnsi="Courier New" w:cs="Courier New"/>
+          <w:color w:val="9CDCFE"/>
+          <w:kern w:val="0"/>
+          <w:sz w:val="18"/>
+          <w:szCs w:val="18"/>
+          <w14:ligatures w14:val="none"/>
+        </w:rPr>
+        <w:t>"location"</w:t>
+      </w:r>
+      <w:r>
+        <w:rPr>
+          <w:rFonts w:ascii="Courier New" w:eastAsia="Times New Roman" w:hAnsi="Courier New" w:cs="Courier New"/>
+          <w:color w:val="DCDCDC"/>
+          <w:kern w:val="0"/>
+          <w:sz w:val="18"/>
+          <w:szCs w:val="18"/>
+          <w14:ligatures w14:val="none"/>
+        </w:rPr>
+        <w:t>:</w:t>
+      </w:r>
+      <w:r>
+        <w:rPr>
+          <w:rFonts w:ascii="Courier New" w:eastAsia="Times New Roman" w:hAnsi="Courier New" w:cs="Courier New"/>
+          <w:color w:val="F8F8F2"/>
+          <w:kern w:val="0"/>
+          <w:sz w:val="18"/>
+          <w:szCs w:val="18"/>
+          <w14:ligatures w14:val="none"/>
+        </w:rPr>
+        <w:t xml:space="preserve"> </w:t>
+      </w:r>
+      <w:proofErr w:type="gramStart"/>
+      <w:r>
+        <w:rPr>
+          <w:rFonts w:ascii="Courier New" w:eastAsia="Times New Roman" w:hAnsi="Courier New" w:cs="Courier New"/>
+          <w:color w:val="DCDCDC"/>
+          <w:kern w:val="0"/>
+          <w:sz w:val="18"/>
+          <w:szCs w:val="18"/>
+          <w14:ligatures w14:val="none"/>
+        </w:rPr>
+        <w:t>{</w:t>
+      </w:r>
+      <w:r>
+        <w:rPr>
+          <w:rFonts w:ascii="Courier New" w:eastAsia="Times New Roman" w:hAnsi="Courier New" w:cs="Courier New"/>
+          <w:color w:val="F8F8F2"/>
+          <w:kern w:val="0"/>
+          <w:sz w:val="18"/>
+          <w:szCs w:val="18"/>
+          <w14:ligatures w14:val="none"/>
+        </w:rPr>
+        <w:t xml:space="preserve"> </w:t>
+      </w:r>
+      <w:r>
+        <w:rPr>
+          <w:rFonts w:ascii="Courier New" w:eastAsia="Times New Roman" w:hAnsi="Courier New" w:cs="Courier New"/>
+          <w:color w:val="9CDCFE"/>
+          <w:kern w:val="0"/>
+          <w:sz w:val="18"/>
+          <w:szCs w:val="18"/>
+          <w14:ligatures w14:val="none"/>
+        </w:rPr>
+        <w:t>"</w:t>
+      </w:r>
+      <w:proofErr w:type="gramEnd"/>
+      <w:r>
+        <w:rPr>
+          <w:rFonts w:ascii="Courier New" w:eastAsia="Times New Roman" w:hAnsi="Courier New" w:cs="Courier New"/>
+          <w:color w:val="9CDCFE"/>
+          <w:kern w:val="0"/>
+          <w:sz w:val="18"/>
+          <w:szCs w:val="18"/>
+          <w14:ligatures w14:val="none"/>
+        </w:rPr>
+        <w:t>coordinates"</w:t>
+      </w:r>
+      <w:r>
+        <w:rPr>
+          <w:rFonts w:ascii="Courier New" w:eastAsia="Times New Roman" w:hAnsi="Courier New" w:cs="Courier New"/>
+          <w:color w:val="DCDCDC"/>
+          <w:kern w:val="0"/>
+          <w:sz w:val="18"/>
+          <w:szCs w:val="18"/>
+          <w14:ligatures w14:val="none"/>
+        </w:rPr>
+        <w:t>:</w:t>
+      </w:r>
+      <w:r>
+        <w:rPr>
+          <w:rFonts w:ascii="Courier New" w:eastAsia="Times New Roman" w:hAnsi="Courier New" w:cs="Courier New"/>
+          <w:color w:val="F8F8F2"/>
+          <w:kern w:val="0"/>
+          <w:sz w:val="18"/>
+          <w:szCs w:val="18"/>
+          <w14:ligatures w14:val="none"/>
+        </w:rPr>
+        <w:t xml:space="preserve"> </w:t>
+      </w:r>
+      <w:r>
+        <w:rPr>
+          <w:rFonts w:ascii="Courier New" w:eastAsia="Times New Roman" w:hAnsi="Courier New" w:cs="Courier New"/>
+          <w:color w:val="DCDCDC"/>
+          <w:kern w:val="0"/>
+          <w:sz w:val="18"/>
+          <w:szCs w:val="18"/>
+          <w14:ligatures w14:val="none"/>
+        </w:rPr>
+        <w:t>[</w:t>
+      </w:r>
+      <w:r>
+        <w:rPr>
+          <w:rFonts w:ascii="Courier New" w:eastAsia="Times New Roman" w:hAnsi="Courier New" w:cs="Courier New"/>
+          <w:color w:val="B5CEA8"/>
+          <w:kern w:val="0"/>
+          <w:sz w:val="18"/>
+          <w:szCs w:val="18"/>
+          <w14:ligatures w14:val="none"/>
+        </w:rPr>
+        <w:t>30.0444</w:t>
+      </w:r>
+      <w:r>
+        <w:rPr>
+          <w:rFonts w:ascii="Courier New" w:eastAsia="Times New Roman" w:hAnsi="Courier New" w:cs="Courier New"/>
+          <w:color w:val="DCDCDC"/>
+          <w:kern w:val="0"/>
+          <w:sz w:val="18"/>
+          <w:szCs w:val="18"/>
+          <w14:ligatures w14:val="none"/>
+        </w:rPr>
+        <w:t>,</w:t>
+      </w:r>
+      <w:r>
+        <w:rPr>
+          <w:rFonts w:ascii="Courier New" w:eastAsia="Times New Roman" w:hAnsi="Courier New" w:cs="Courier New"/>
+          <w:color w:val="F8F8F2"/>
+          <w:kern w:val="0"/>
+          <w:sz w:val="18"/>
+          <w:szCs w:val="18"/>
+          <w14:ligatures w14:val="none"/>
+        </w:rPr>
+        <w:t xml:space="preserve"> </w:t>
+      </w:r>
+      <w:r>
+        <w:rPr>
+          <w:rFonts w:ascii="Courier New" w:eastAsia="Times New Roman" w:hAnsi="Courier New" w:cs="Courier New"/>
+          <w:color w:val="B5CEA8"/>
+          <w:kern w:val="0"/>
+          <w:sz w:val="18"/>
+          <w:szCs w:val="18"/>
+          <w14:ligatures w14:val="none"/>
+        </w:rPr>
+        <w:t>31.2357</w:t>
+      </w:r>
+      <w:r>
+        <w:rPr>
+          <w:rFonts w:ascii="Courier New" w:eastAsia="Times New Roman" w:hAnsi="Courier New" w:cs="Courier New"/>
+          <w:color w:val="DCDCDC"/>
+          <w:kern w:val="0"/>
+          <w:sz w:val="18"/>
+          <w:szCs w:val="18"/>
+          <w14:ligatures w14:val="none"/>
+        </w:rPr>
+        <w:t>]</w:t>
+      </w:r>
+      <w:r>
+        <w:rPr>
+          <w:rFonts w:ascii="Courier New" w:eastAsia="Times New Roman" w:hAnsi="Courier New" w:cs="Courier New"/>
+          <w:color w:val="F8F8F2"/>
+          <w:kern w:val="0"/>
+          <w:sz w:val="18"/>
+          <w:szCs w:val="18"/>
+          <w14:ligatures w14:val="none"/>
+        </w:rPr>
+        <w:t xml:space="preserve"> </w:t>
+      </w:r>
+      <w:r>
+        <w:rPr>
+          <w:rFonts w:ascii="Courier New" w:eastAsia="Times New Roman" w:hAnsi="Courier New" w:cs="Courier New"/>
+          <w:color w:val="DCDCDC"/>
+          <w:kern w:val="0"/>
+          <w:sz w:val="18"/>
+          <w:szCs w:val="18"/>
+          <w14:ligatures w14:val="none"/>
+        </w:rPr>
+        <w:t>},</w:t>
+      </w:r>
+    </w:p>
+    <w:p>
+      <w:pPr>
+        <w:pStyle w:val="ListParagraph"/>
+        <w:numPr>
+          <w:ilvl w:val="0"/>
+          <w:numId w:val="2"/>
+        </w:numPr>
+        <w:shd w:val="clear" w:color="auto" w:fill="212121"/>
+        <w:spacing w:after="0" w:line="270" w:lineRule="atLeast"/>
+        <w:rPr>
+          <w:rFonts w:ascii="Courier New" w:eastAsia="Times New Roman" w:hAnsi="Courier New" w:cs="Courier New"/>
+          <w:color w:val="F8F8F2"/>
+          <w:kern w:val="0"/>
+          <w:sz w:val="18"/>
+          <w:szCs w:val="18"/>
+          <w14:ligatures w14:val="none"/>
+        </w:rPr>
+      </w:pPr>
+      <w:r>
+        <w:rPr>
+          <w:rFonts w:ascii="Courier New" w:eastAsia="Times New Roman" w:hAnsi="Courier New" w:cs="Courier New"/>
+          <w:color w:val="F8F8F2"/>
+          <w:kern w:val="0"/>
+          <w:sz w:val="18"/>
+          <w:szCs w:val="18"/>
+          <w14:ligatures w14:val="none"/>
+        </w:rPr>
+        <w:t xml:space="preserve">  </w:t>
+      </w:r>
+      <w:r>
+        <w:rPr>
+          <w:rFonts w:ascii="Courier New" w:eastAsia="Times New Roman" w:hAnsi="Courier New" w:cs="Courier New"/>
+          <w:color w:val="9CDCFE"/>
+          <w:kern w:val="0"/>
+          <w:sz w:val="18"/>
+          <w:szCs w:val="18"/>
+          <w14:ligatures w14:val="none"/>
+        </w:rPr>
+        <w:t>"</w:t>
+      </w:r>
+      <w:proofErr w:type="spellStart"/>
+      <w:r>
+        <w:rPr>
+          <w:rFonts w:ascii="Courier New" w:eastAsia="Times New Roman" w:hAnsi="Courier New" w:cs="Courier New"/>
+          <w:color w:val="9CDCFE"/>
+          <w:kern w:val="0"/>
+          <w:sz w:val="18"/>
+          <w:szCs w:val="18"/>
+          <w14:ligatures w14:val="none"/>
+        </w:rPr>
+        <w:t>daysOfWeek</w:t>
+      </w:r>
+      <w:proofErr w:type="spellEnd"/>
+      <w:r>
+        <w:rPr>
+          <w:rFonts w:ascii="Courier New" w:eastAsia="Times New Roman" w:hAnsi="Courier New" w:cs="Courier New"/>
+          <w:color w:val="9CDCFE"/>
+          <w:kern w:val="0"/>
+          <w:sz w:val="18"/>
+          <w:szCs w:val="18"/>
+          <w14:ligatures w14:val="none"/>
+        </w:rPr>
+        <w:t>"</w:t>
+      </w:r>
+      <w:r>
+        <w:rPr>
+          <w:rFonts w:ascii="Courier New" w:eastAsia="Times New Roman" w:hAnsi="Courier New" w:cs="Courier New"/>
+          <w:color w:val="DCDCDC"/>
+          <w:kern w:val="0"/>
+          <w:sz w:val="18"/>
+          <w:szCs w:val="18"/>
+          <w14:ligatures w14:val="none"/>
+        </w:rPr>
+        <w:t>:</w:t>
+      </w:r>
+      <w:r>
+        <w:rPr>
+          <w:rFonts w:ascii="Courier New" w:eastAsia="Times New Roman" w:hAnsi="Courier New" w:cs="Courier New"/>
+          <w:color w:val="F8F8F2"/>
+          <w:kern w:val="0"/>
+          <w:sz w:val="18"/>
+          <w:szCs w:val="18"/>
+          <w14:ligatures w14:val="none"/>
+        </w:rPr>
+        <w:t xml:space="preserve"> </w:t>
+      </w:r>
+      <w:r>
+        <w:rPr>
+          <w:rFonts w:ascii="Courier New" w:eastAsia="Times New Roman" w:hAnsi="Courier New" w:cs="Courier New"/>
+          <w:color w:val="DCDCDC"/>
+          <w:kern w:val="0"/>
+          <w:sz w:val="18"/>
+          <w:szCs w:val="18"/>
+          <w14:ligatures w14:val="none"/>
+        </w:rPr>
+        <w:t>[</w:t>
+      </w:r>
+    </w:p>
+    <w:p>
+      <w:pPr>
+        <w:pStyle w:val="ListParagraph"/>
+        <w:numPr>
+          <w:ilvl w:val="0"/>
+          <w:numId w:val="2"/>
+        </w:numPr>
+        <w:shd w:val="clear" w:color="auto" w:fill="212121"/>
+        <w:spacing w:after="0" w:line="270" w:lineRule="atLeast"/>
+        <w:rPr>
+          <w:rFonts w:ascii="Courier New" w:eastAsia="Times New Roman" w:hAnsi="Courier New" w:cs="Courier New"/>
+          <w:color w:val="F8F8F2"/>
+          <w:kern w:val="0"/>
+          <w:sz w:val="18"/>
+          <w:szCs w:val="18"/>
+          <w14:ligatures w14:val="none"/>
+        </w:rPr>
+      </w:pPr>
+      <w:r>
+        <w:rPr>
+          <w:rFonts w:ascii="Courier New" w:eastAsia="Times New Roman" w:hAnsi="Courier New" w:cs="Courier New"/>
+          <w:color w:val="F8F8F2"/>
+          <w:kern w:val="0"/>
+          <w:sz w:val="18"/>
+          <w:szCs w:val="18"/>
+          <w14:ligatures w14:val="none"/>
+        </w:rPr>
+        <w:t xml:space="preserve">    </w:t>
+      </w:r>
+      <w:proofErr w:type="gramStart"/>
+      <w:r>
+        <w:rPr>
+          <w:rFonts w:ascii="Courier New" w:eastAsia="Times New Roman" w:hAnsi="Courier New" w:cs="Courier New"/>
+          <w:color w:val="DCDCDC"/>
+          <w:kern w:val="0"/>
+          <w:sz w:val="18"/>
+          <w:szCs w:val="18"/>
+          <w14:ligatures w14:val="none"/>
+        </w:rPr>
+        <w:t>{</w:t>
+      </w:r>
+      <w:r>
+        <w:rPr>
+          <w:rFonts w:ascii="Courier New" w:eastAsia="Times New Roman" w:hAnsi="Courier New" w:cs="Courier New"/>
+          <w:color w:val="F8F8F2"/>
+          <w:kern w:val="0"/>
+          <w:sz w:val="18"/>
+          <w:szCs w:val="18"/>
+          <w14:ligatures w14:val="none"/>
+        </w:rPr>
+        <w:t xml:space="preserve"> </w:t>
+      </w:r>
+      <w:r>
+        <w:rPr>
+          <w:rFonts w:ascii="Courier New" w:eastAsia="Times New Roman" w:hAnsi="Courier New" w:cs="Courier New"/>
+          <w:color w:val="9CDCFE"/>
+          <w:kern w:val="0"/>
+          <w:sz w:val="18"/>
+          <w:szCs w:val="18"/>
+          <w14:ligatures w14:val="none"/>
+        </w:rPr>
+        <w:t>"</w:t>
+      </w:r>
+      <w:proofErr w:type="gramEnd"/>
+      <w:r>
+        <w:rPr>
+          <w:rFonts w:ascii="Courier New" w:eastAsia="Times New Roman" w:hAnsi="Courier New" w:cs="Courier New"/>
+          <w:color w:val="9CDCFE"/>
+          <w:kern w:val="0"/>
+          <w:sz w:val="18"/>
+          <w:szCs w:val="18"/>
+          <w14:ligatures w14:val="none"/>
+        </w:rPr>
+        <w:t>day"</w:t>
+      </w:r>
+      <w:r>
+        <w:rPr>
+          <w:rFonts w:ascii="Courier New" w:eastAsia="Times New Roman" w:hAnsi="Courier New" w:cs="Courier New"/>
+          <w:color w:val="DCDCDC"/>
+          <w:kern w:val="0"/>
+          <w:sz w:val="18"/>
+          <w:szCs w:val="18"/>
+          <w14:ligatures w14:val="none"/>
+        </w:rPr>
+        <w:t>:</w:t>
+      </w:r>
+      <w:r>
+        <w:rPr>
+          <w:rFonts w:ascii="Courier New" w:eastAsia="Times New Roman" w:hAnsi="Courier New" w:cs="Courier New"/>
+          <w:color w:val="F8F8F2"/>
+          <w:kern w:val="0"/>
+          <w:sz w:val="18"/>
+          <w:szCs w:val="18"/>
+          <w14:ligatures w14:val="none"/>
+        </w:rPr>
+        <w:t xml:space="preserve"> </w:t>
+      </w:r>
+      <w:r>
+        <w:rPr>
+          <w:rFonts w:ascii="Courier New" w:eastAsia="Times New Roman" w:hAnsi="Courier New" w:cs="Courier New"/>
+          <w:color w:val="CE9178"/>
+          <w:kern w:val="0"/>
+          <w:sz w:val="18"/>
+          <w:szCs w:val="18"/>
+          <w14:ligatures w14:val="none"/>
+        </w:rPr>
+        <w:t>"Sunday"</w:t>
+      </w:r>
+      <w:r>
+        <w:rPr>
+          <w:rFonts w:ascii="Courier New" w:eastAsia="Times New Roman" w:hAnsi="Courier New" w:cs="Courier New"/>
+          <w:color w:val="DCDCDC"/>
+          <w:kern w:val="0"/>
+          <w:sz w:val="18"/>
+          <w:szCs w:val="18"/>
+          <w14:ligatures w14:val="none"/>
+        </w:rPr>
+        <w:t>,</w:t>
+      </w:r>
+      <w:r>
+        <w:rPr>
+          <w:rFonts w:ascii="Courier New" w:eastAsia="Times New Roman" w:hAnsi="Courier New" w:cs="Courier New"/>
+          <w:color w:val="F8F8F2"/>
+          <w:kern w:val="0"/>
+          <w:sz w:val="18"/>
+          <w:szCs w:val="18"/>
+          <w14:ligatures w14:val="none"/>
+        </w:rPr>
+        <w:t xml:space="preserve"> </w:t>
+      </w:r>
+      <w:r>
+        <w:rPr>
+          <w:rFonts w:ascii="Courier New" w:eastAsia="Times New Roman" w:hAnsi="Courier New" w:cs="Courier New"/>
+          <w:color w:val="9CDCFE"/>
+          <w:kern w:val="0"/>
+          <w:sz w:val="18"/>
+          <w:szCs w:val="18"/>
+          <w14:ligatures w14:val="none"/>
+        </w:rPr>
+        <w:t>"open"</w:t>
+      </w:r>
+      <w:r>
+        <w:rPr>
+          <w:rFonts w:ascii="Courier New" w:eastAsia="Times New Roman" w:hAnsi="Courier New" w:cs="Courier New"/>
+          <w:color w:val="DCDCDC"/>
+          <w:kern w:val="0"/>
+          <w:sz w:val="18"/>
+          <w:szCs w:val="18"/>
+          <w14:ligatures w14:val="none"/>
+        </w:rPr>
+        <w:t>:</w:t>
+      </w:r>
+      <w:r>
+        <w:rPr>
+          <w:rFonts w:ascii="Courier New" w:eastAsia="Times New Roman" w:hAnsi="Courier New" w:cs="Courier New"/>
+          <w:color w:val="F8F8F2"/>
+          <w:kern w:val="0"/>
+          <w:sz w:val="18"/>
+          <w:szCs w:val="18"/>
+          <w14:ligatures w14:val="none"/>
+        </w:rPr>
+        <w:t xml:space="preserve"> </w:t>
+      </w:r>
+      <w:r>
+        <w:rPr>
+          <w:rFonts w:ascii="Courier New" w:eastAsia="Times New Roman" w:hAnsi="Courier New" w:cs="Courier New"/>
+          <w:color w:val="CE9178"/>
+          <w:kern w:val="0"/>
+          <w:sz w:val="18"/>
+          <w:szCs w:val="18"/>
+          <w14:ligatures w14:val="none"/>
+        </w:rPr>
+        <w:t>"10:00"</w:t>
+      </w:r>
+      <w:r>
+        <w:rPr>
+          <w:rFonts w:ascii="Courier New" w:eastAsia="Times New Roman" w:hAnsi="Courier New" w:cs="Courier New"/>
+          <w:color w:val="DCDCDC"/>
+          <w:kern w:val="0"/>
+          <w:sz w:val="18"/>
+          <w:szCs w:val="18"/>
+          <w14:ligatures w14:val="none"/>
+        </w:rPr>
+        <w:t>,</w:t>
+      </w:r>
+      <w:r>
+        <w:rPr>
+          <w:rFonts w:ascii="Courier New" w:eastAsia="Times New Roman" w:hAnsi="Courier New" w:cs="Courier New"/>
+          <w:color w:val="F8F8F2"/>
+          <w:kern w:val="0"/>
+          <w:sz w:val="18"/>
+          <w:szCs w:val="18"/>
+          <w14:ligatures w14:val="none"/>
+        </w:rPr>
+        <w:t xml:space="preserve"> </w:t>
+      </w:r>
+      <w:r>
+        <w:rPr>
+          <w:rFonts w:ascii="Courier New" w:eastAsia="Times New Roman" w:hAnsi="Courier New" w:cs="Courier New"/>
+          <w:color w:val="9CDCFE"/>
+          <w:kern w:val="0"/>
+          <w:sz w:val="18"/>
+          <w:szCs w:val="18"/>
+          <w14:ligatures w14:val="none"/>
+        </w:rPr>
+        <w:t>"close"</w:t>
+      </w:r>
+      <w:r>
+        <w:rPr>
+          <w:rFonts w:ascii="Courier New" w:eastAsia="Times New Roman" w:hAnsi="Courier New" w:cs="Courier New"/>
+          <w:color w:val="DCDCDC"/>
+          <w:kern w:val="0"/>
+          <w:sz w:val="18"/>
+          <w:szCs w:val="18"/>
+          <w14:ligatures w14:val="none"/>
+        </w:rPr>
+        <w:t>:</w:t>
+      </w:r>
+      <w:r>
+        <w:rPr>
+          <w:rFonts w:ascii="Courier New" w:eastAsia="Times New Roman" w:hAnsi="Courier New" w:cs="Courier New"/>
+          <w:color w:val="F8F8F2"/>
+          <w:kern w:val="0"/>
+          <w:sz w:val="18"/>
+          <w:szCs w:val="18"/>
+          <w14:ligatures w14:val="none"/>
+        </w:rPr>
+        <w:t xml:space="preserve"> </w:t>
+      </w:r>
+      <w:r>
+        <w:rPr>
+          <w:rFonts w:ascii="Courier New" w:eastAsia="Times New Roman" w:hAnsi="Courier New" w:cs="Courier New"/>
+          <w:color w:val="CE9178"/>
+          <w:kern w:val="0"/>
+          <w:sz w:val="18"/>
+          <w:szCs w:val="18"/>
+          <w14:ligatures w14:val="none"/>
+        </w:rPr>
+        <w:t>"18:00"</w:t>
+      </w:r>
+      <w:r>
+        <w:rPr>
+          <w:rFonts w:ascii="Courier New" w:eastAsia="Times New Roman" w:hAnsi="Courier New" w:cs="Courier New"/>
+          <w:color w:val="F8F8F2"/>
+          <w:kern w:val="0"/>
+          <w:sz w:val="18"/>
+          <w:szCs w:val="18"/>
+          <w14:ligatures w14:val="none"/>
+        </w:rPr>
+        <w:t xml:space="preserve"> </w:t>
+      </w:r>
+      <w:r>
+        <w:rPr>
+          <w:rFonts w:ascii="Courier New" w:eastAsia="Times New Roman" w:hAnsi="Courier New" w:cs="Courier New"/>
+          <w:color w:val="DCDCDC"/>
+          <w:kern w:val="0"/>
+          <w:sz w:val="18"/>
+          <w:szCs w:val="18"/>
+          <w14:ligatures w14:val="none"/>
+        </w:rPr>
+        <w:t>},</w:t>
+      </w:r>
+    </w:p>
+    <w:p>
+      <w:pPr>
+        <w:pStyle w:val="ListParagraph"/>
+        <w:numPr>
+          <w:ilvl w:val="0"/>
+          <w:numId w:val="2"/>
+        </w:numPr>
+        <w:shd w:val="clear" w:color="auto" w:fill="212121"/>
+        <w:spacing w:after="0" w:line="270" w:lineRule="atLeast"/>
+        <w:rPr>
+          <w:rFonts w:ascii="Courier New" w:eastAsia="Times New Roman" w:hAnsi="Courier New" w:cs="Courier New"/>
+          <w:color w:val="F8F8F2"/>
+          <w:kern w:val="0"/>
+          <w:sz w:val="18"/>
+          <w:szCs w:val="18"/>
+          <w14:ligatures w14:val="none"/>
+        </w:rPr>
+      </w:pPr>
+      <w:r>
+        <w:rPr>
+          <w:rFonts w:ascii="Courier New" w:eastAsia="Times New Roman" w:hAnsi="Courier New" w:cs="Courier New"/>
+          <w:color w:val="F8F8F2"/>
+          <w:kern w:val="0"/>
+          <w:sz w:val="18"/>
+          <w:szCs w:val="18"/>
+          <w14:ligatures w14:val="none"/>
+        </w:rPr>
+        <w:t xml:space="preserve">    </w:t>
+      </w:r>
+      <w:proofErr w:type="gramStart"/>
+      <w:r>
+        <w:rPr>
+          <w:rFonts w:ascii="Courier New" w:eastAsia="Times New Roman" w:hAnsi="Courier New" w:cs="Courier New"/>
+          <w:color w:val="DCDCDC"/>
+          <w:kern w:val="0"/>
+          <w:sz w:val="18"/>
+          <w:szCs w:val="18"/>
+          <w14:ligatures w14:val="none"/>
+        </w:rPr>
+        <w:t>{</w:t>
+      </w:r>
+      <w:r>
+        <w:rPr>
+          <w:rFonts w:ascii="Courier New" w:eastAsia="Times New Roman" w:hAnsi="Courier New" w:cs="Courier New"/>
+          <w:color w:val="F8F8F2"/>
+          <w:kern w:val="0"/>
+          <w:sz w:val="18"/>
+          <w:szCs w:val="18"/>
+          <w14:ligatures w14:val="none"/>
+        </w:rPr>
+        <w:t xml:space="preserve"> </w:t>
+      </w:r>
+      <w:r>
+        <w:rPr>
+          <w:rFonts w:ascii="Courier New" w:eastAsia="Times New Roman" w:hAnsi="Courier New" w:cs="Courier New"/>
+          <w:color w:val="9CDCFE"/>
+          <w:kern w:val="0"/>
+          <w:sz w:val="18"/>
+          <w:szCs w:val="18"/>
+          <w14:ligatures w14:val="none"/>
+        </w:rPr>
+        <w:t>"</w:t>
+      </w:r>
+      <w:proofErr w:type="gramEnd"/>
+      <w:r>
+        <w:rPr>
+          <w:rFonts w:ascii="Courier New" w:eastAsia="Times New Roman" w:hAnsi="Courier New" w:cs="Courier New"/>
+          <w:color w:val="9CDCFE"/>
+          <w:kern w:val="0"/>
+          <w:sz w:val="18"/>
+          <w:szCs w:val="18"/>
+          <w14:ligatures w14:val="none"/>
+        </w:rPr>
+        <w:t>day"</w:t>
+      </w:r>
+      <w:r>
+        <w:rPr>
+          <w:rFonts w:ascii="Courier New" w:eastAsia="Times New Roman" w:hAnsi="Courier New" w:cs="Courier New"/>
+          <w:color w:val="DCDCDC"/>
+          <w:kern w:val="0"/>
+          <w:sz w:val="18"/>
+          <w:szCs w:val="18"/>
+          <w14:ligatures w14:val="none"/>
+        </w:rPr>
+        <w:t>:</w:t>
+      </w:r>
+      <w:r>
+        <w:rPr>
+          <w:rFonts w:ascii="Courier New" w:eastAsia="Times New Roman" w:hAnsi="Courier New" w:cs="Courier New"/>
+          <w:color w:val="F8F8F2"/>
+          <w:kern w:val="0"/>
+          <w:sz w:val="18"/>
+          <w:szCs w:val="18"/>
+          <w14:ligatures w14:val="none"/>
+        </w:rPr>
+        <w:t xml:space="preserve"> </w:t>
+      </w:r>
+      <w:r>
+        <w:rPr>
+          <w:rFonts w:ascii="Courier New" w:eastAsia="Times New Roman" w:hAnsi="Courier New" w:cs="Courier New"/>
+          <w:color w:val="CE9178"/>
+          <w:kern w:val="0"/>
+          <w:sz w:val="18"/>
+          <w:szCs w:val="18"/>
+          <w14:ligatures w14:val="none"/>
+        </w:rPr>
+        <w:t>"Tuesday"</w:t>
+      </w:r>
+      <w:r>
+        <w:rPr>
+          <w:rFonts w:ascii="Courier New" w:eastAsia="Times New Roman" w:hAnsi="Courier New" w:cs="Courier New"/>
+          <w:color w:val="DCDCDC"/>
+          <w:kern w:val="0"/>
+          <w:sz w:val="18"/>
+          <w:szCs w:val="18"/>
+          <w14:ligatures w14:val="none"/>
+        </w:rPr>
+        <w:t>,</w:t>
+      </w:r>
+      <w:r>
+        <w:rPr>
+          <w:rFonts w:ascii="Courier New" w:eastAsia="Times New Roman" w:hAnsi="Courier New" w:cs="Courier New"/>
+          <w:color w:val="F8F8F2"/>
+          <w:kern w:val="0"/>
+          <w:sz w:val="18"/>
+          <w:szCs w:val="18"/>
+          <w14:ligatures w14:val="none"/>
+        </w:rPr>
+        <w:t xml:space="preserve"> </w:t>
+      </w:r>
+      <w:r>
+        <w:rPr>
+          <w:rFonts w:ascii="Courier New" w:eastAsia="Times New Roman" w:hAnsi="Courier New" w:cs="Courier New"/>
+          <w:color w:val="9CDCFE"/>
+          <w:kern w:val="0"/>
+          <w:sz w:val="18"/>
+          <w:szCs w:val="18"/>
+          <w14:ligatures w14:val="none"/>
+        </w:rPr>
+        <w:t>"open"</w:t>
+      </w:r>
+      <w:r>
+        <w:rPr>
+          <w:rFonts w:ascii="Courier New" w:eastAsia="Times New Roman" w:hAnsi="Courier New" w:cs="Courier New"/>
+          <w:color w:val="DCDCDC"/>
+          <w:kern w:val="0"/>
+          <w:sz w:val="18"/>
+          <w:szCs w:val="18"/>
+          <w14:ligatures w14:val="none"/>
+        </w:rPr>
+        <w:t>:</w:t>
+      </w:r>
+      <w:r>
+        <w:rPr>
+          <w:rFonts w:ascii="Courier New" w:eastAsia="Times New Roman" w:hAnsi="Courier New" w:cs="Courier New"/>
+          <w:color w:val="F8F8F2"/>
+          <w:kern w:val="0"/>
+          <w:sz w:val="18"/>
+          <w:szCs w:val="18"/>
+          <w14:ligatures w14:val="none"/>
+        </w:rPr>
+        <w:t xml:space="preserve"> </w:t>
+      </w:r>
+      <w:r>
+        <w:rPr>
+          <w:rFonts w:ascii="Courier New" w:eastAsia="Times New Roman" w:hAnsi="Courier New" w:cs="Courier New"/>
+          <w:color w:val="CE9178"/>
+          <w:kern w:val="0"/>
+          <w:sz w:val="18"/>
+          <w:szCs w:val="18"/>
+          <w14:ligatures w14:val="none"/>
+        </w:rPr>
+        <w:t>"10:00"</w:t>
+      </w:r>
+      <w:r>
+        <w:rPr>
+          <w:rFonts w:ascii="Courier New" w:eastAsia="Times New Roman" w:hAnsi="Courier New" w:cs="Courier New"/>
+          <w:color w:val="DCDCDC"/>
+          <w:kern w:val="0"/>
+          <w:sz w:val="18"/>
+          <w:szCs w:val="18"/>
+          <w14:ligatures w14:val="none"/>
+        </w:rPr>
+        <w:t>,</w:t>
+      </w:r>
+      <w:r>
+        <w:rPr>
+          <w:rFonts w:ascii="Courier New" w:eastAsia="Times New Roman" w:hAnsi="Courier New" w:cs="Courier New"/>
+          <w:color w:val="F8F8F2"/>
+          <w:kern w:val="0"/>
+          <w:sz w:val="18"/>
+          <w:szCs w:val="18"/>
+          <w14:ligatures w14:val="none"/>
+        </w:rPr>
+        <w:t xml:space="preserve"> </w:t>
+      </w:r>
+      <w:r>
+        <w:rPr>
+          <w:rFonts w:ascii="Courier New" w:eastAsia="Times New Roman" w:hAnsi="Courier New" w:cs="Courier New"/>
+          <w:color w:val="9CDCFE"/>
+          <w:kern w:val="0"/>
+          <w:sz w:val="18"/>
+          <w:szCs w:val="18"/>
+          <w14:ligatures w14:val="none"/>
+        </w:rPr>
+        <w:t>"close"</w:t>
+      </w:r>
+      <w:r>
+        <w:rPr>
+          <w:rFonts w:ascii="Courier New" w:eastAsia="Times New Roman" w:hAnsi="Courier New" w:cs="Courier New"/>
+          <w:color w:val="DCDCDC"/>
+          <w:kern w:val="0"/>
+          <w:sz w:val="18"/>
+          <w:szCs w:val="18"/>
+          <w14:ligatures w14:val="none"/>
+        </w:rPr>
+        <w:t>:</w:t>
+      </w:r>
+      <w:r>
+        <w:rPr>
+          <w:rFonts w:ascii="Courier New" w:eastAsia="Times New Roman" w:hAnsi="Courier New" w:cs="Courier New"/>
+          <w:color w:val="F8F8F2"/>
+          <w:kern w:val="0"/>
+          <w:sz w:val="18"/>
+          <w:szCs w:val="18"/>
+          <w14:ligatures w14:val="none"/>
+        </w:rPr>
+        <w:t xml:space="preserve"> </w:t>
+      </w:r>
+      <w:r>
+        <w:rPr>
+          <w:rFonts w:ascii="Courier New" w:eastAsia="Times New Roman" w:hAnsi="Courier New" w:cs="Courier New"/>
+          <w:color w:val="CE9178"/>
+          <w:kern w:val="0"/>
+          <w:sz w:val="18"/>
+          <w:szCs w:val="18"/>
+          <w14:ligatures w14:val="none"/>
+        </w:rPr>
+        <w:t>"18:00"</w:t>
+      </w:r>
+      <w:r>
+        <w:rPr>
+          <w:rFonts w:ascii="Courier New" w:eastAsia="Times New Roman" w:hAnsi="Courier New" w:cs="Courier New"/>
+          <w:color w:val="F8F8F2"/>
+          <w:kern w:val="0"/>
+          <w:sz w:val="18"/>
+          <w:szCs w:val="18"/>
+          <w14:ligatures w14:val="none"/>
+        </w:rPr>
+        <w:t xml:space="preserve"> </w:t>
+      </w:r>
+      <w:r>
+        <w:rPr>
+          <w:rFonts w:ascii="Courier New" w:eastAsia="Times New Roman" w:hAnsi="Courier New" w:cs="Courier New"/>
+          <w:color w:val="DCDCDC"/>
+          <w:kern w:val="0"/>
+          <w:sz w:val="18"/>
+          <w:szCs w:val="18"/>
+          <w14:ligatures w14:val="none"/>
+        </w:rPr>
+        <w:t>}</w:t>
+      </w:r>
+    </w:p>
+    <w:p>
+      <w:pPr>
+        <w:pStyle w:val="ListParagraph"/>
+        <w:numPr>
+          <w:ilvl w:val="0"/>
+          <w:numId w:val="2"/>
+        </w:numPr>
+        <w:shd w:val="clear" w:color="auto" w:fill="212121"/>
+        <w:spacing w:after="0" w:line="270" w:lineRule="atLeast"/>
+        <w:rPr>
+          <w:rFonts w:ascii="Courier New" w:eastAsia="Times New Roman" w:hAnsi="Courier New" w:cs="Courier New"/>
+          <w:color w:val="F8F8F2"/>
+          <w:kern w:val="0"/>
+          <w:sz w:val="18"/>
+          <w:szCs w:val="18"/>
+          <w14:ligatures w14:val="none"/>
+        </w:rPr>
+      </w:pPr>
+      <w:r>
+        <w:rPr>
+          <w:rFonts w:ascii="Courier New" w:eastAsia="Times New Roman" w:hAnsi="Courier New" w:cs="Courier New"/>
+          <w:color w:val="F8F8F2"/>
+          <w:kern w:val="0"/>
+          <w:sz w:val="18"/>
+          <w:szCs w:val="18"/>
+          <w14:ligatures w14:val="none"/>
+        </w:rPr>
+        <w:t xml:space="preserve">  </w:t>
+      </w:r>
+      <w:r>
+        <w:rPr>
+          <w:rFonts w:ascii="Courier New" w:eastAsia="Times New Roman" w:hAnsi="Courier New" w:cs="Courier New"/>
+          <w:color w:val="DCDCDC"/>
+          <w:kern w:val="0"/>
+          <w:sz w:val="18"/>
+          <w:szCs w:val="18"/>
+          <w14:ligatures w14:val="none"/>
+        </w:rPr>
+        <w:t>],</w:t>
+      </w:r>
+    </w:p>
+    <w:p>
+      <w:pPr>
+        <w:pStyle w:val="ListParagraph"/>
+        <w:numPr>
+          <w:ilvl w:val="0"/>
+          <w:numId w:val="2"/>
+        </w:numPr>
+        <w:shd w:val="clear" w:color="auto" w:fill="212121"/>
+        <w:spacing w:after="0" w:line="270" w:lineRule="atLeast"/>
+        <w:rPr>
+          <w:rFonts w:ascii="Courier New" w:eastAsia="Times New Roman" w:hAnsi="Courier New" w:cs="Courier New"/>
+          <w:color w:val="F8F8F2"/>
+          <w:kern w:val="0"/>
+          <w:sz w:val="18"/>
+          <w:szCs w:val="18"/>
+          <w14:ligatures w14:val="none"/>
+        </w:rPr>
+      </w:pPr>
+      <w:r>
+        <w:rPr>
+          <w:rFonts w:ascii="Courier New" w:eastAsia="Times New Roman" w:hAnsi="Courier New" w:cs="Courier New"/>
+          <w:color w:val="F8F8F2"/>
+          <w:kern w:val="0"/>
+          <w:sz w:val="18"/>
+          <w:szCs w:val="18"/>
+          <w14:ligatures w14:val="none"/>
+        </w:rPr>
+        <w:t xml:space="preserve">  </w:t>
+      </w:r>
+      <w:r>
+        <w:rPr>
+          <w:rFonts w:ascii="Courier New" w:eastAsia="Times New Roman" w:hAnsi="Courier New" w:cs="Courier New"/>
+          <w:color w:val="9CDCFE"/>
+          <w:kern w:val="0"/>
+          <w:sz w:val="18"/>
+          <w:szCs w:val="18"/>
+          <w14:ligatures w14:val="none"/>
+        </w:rPr>
+        <w:t>"</w:t>
+      </w:r>
+      <w:proofErr w:type="spellStart"/>
+      <w:r>
+        <w:rPr>
+          <w:rFonts w:ascii="Courier New" w:eastAsia="Times New Roman" w:hAnsi="Courier New" w:cs="Courier New"/>
+          <w:color w:val="9CDCFE"/>
+          <w:kern w:val="0"/>
+          <w:sz w:val="18"/>
+          <w:szCs w:val="18"/>
+          <w14:ligatures w14:val="none"/>
+        </w:rPr>
+        <w:t>dailyCapacity</w:t>
+      </w:r>
+      <w:proofErr w:type="spellEnd"/>
+      <w:r>
+        <w:rPr>
+          <w:rFonts w:ascii="Courier New" w:eastAsia="Times New Roman" w:hAnsi="Courier New" w:cs="Courier New"/>
+          <w:color w:val="9CDCFE"/>
+          <w:kern w:val="0"/>
+          <w:sz w:val="18"/>
+          <w:szCs w:val="18"/>
+          <w14:ligatures w14:val="none"/>
+        </w:rPr>
+        <w:t>"</w:t>
+      </w:r>
+      <w:r>
+        <w:rPr>
+          <w:rFonts w:ascii="Courier New" w:eastAsia="Times New Roman" w:hAnsi="Courier New" w:cs="Courier New"/>
+          <w:color w:val="DCDCDC"/>
+          <w:kern w:val="0"/>
+          <w:sz w:val="18"/>
+          <w:szCs w:val="18"/>
+          <w14:ligatures w14:val="none"/>
+        </w:rPr>
+        <w:t>:</w:t>
+      </w:r>
+      <w:r>
+        <w:rPr>
+          <w:rFonts w:ascii="Courier New" w:eastAsia="Times New Roman" w:hAnsi="Courier New" w:cs="Courier New"/>
+          <w:color w:val="F8F8F2"/>
+          <w:kern w:val="0"/>
+          <w:sz w:val="18"/>
+          <w:szCs w:val="18"/>
+          <w14:ligatures w14:val="none"/>
+        </w:rPr>
+        <w:t xml:space="preserve"> </w:t>
+      </w:r>
+      <w:r>
+        <w:rPr>
+          <w:rFonts w:ascii="Courier New" w:eastAsia="Times New Roman" w:hAnsi="Courier New" w:cs="Courier New"/>
+          <w:color w:val="B5CEA8"/>
+          <w:kern w:val="0"/>
+          <w:sz w:val="18"/>
+          <w:szCs w:val="18"/>
+          <w14:ligatures w14:val="none"/>
+        </w:rPr>
+        <w:t>20</w:t>
+      </w:r>
+      <w:r>
+        <w:rPr>
+          <w:rFonts w:ascii="Courier New" w:eastAsia="Times New Roman" w:hAnsi="Courier New" w:cs="Courier New"/>
+          <w:color w:val="DCDCDC"/>
+          <w:kern w:val="0"/>
+          <w:sz w:val="18"/>
+          <w:szCs w:val="18"/>
+          <w14:ligatures w14:val="none"/>
+        </w:rPr>
+        <w:t>,</w:t>
+      </w:r>
+    </w:p>
+    <w:p>
+      <w:pPr>
+        <w:pStyle w:val="ListParagraph"/>
+        <w:numPr>
+          <w:ilvl w:val="0"/>
+          <w:numId w:val="2"/>
+        </w:numPr>
+        <w:shd w:val="clear" w:color="auto" w:fill="212121"/>
+        <w:spacing w:after="0" w:line="270" w:lineRule="atLeast"/>
+        <w:rPr>
+          <w:rFonts w:ascii="Courier New" w:eastAsia="Times New Roman" w:hAnsi="Courier New" w:cs="Courier New"/>
+          <w:color w:val="F8F8F2"/>
+          <w:kern w:val="0"/>
+          <w:sz w:val="18"/>
+          <w:szCs w:val="18"/>
+          <w14:ligatures w14:val="none"/>
+        </w:rPr>
+      </w:pPr>
+      <w:r>
+        <w:rPr>
+          <w:rFonts w:ascii="Courier New" w:eastAsia="Times New Roman" w:hAnsi="Courier New" w:cs="Courier New"/>
+          <w:color w:val="F8F8F2"/>
+          <w:kern w:val="0"/>
+          <w:sz w:val="18"/>
+          <w:szCs w:val="18"/>
+          <w14:ligatures w14:val="none"/>
+        </w:rPr>
+        <w:t xml:space="preserve">  </w:t>
+      </w:r>
+      <w:r>
+        <w:rPr>
+          <w:rFonts w:ascii="Courier New" w:eastAsia="Times New Roman" w:hAnsi="Courier New" w:cs="Courier New"/>
+          <w:color w:val="9CDCFE"/>
+          <w:kern w:val="0"/>
+          <w:sz w:val="18"/>
+          <w:szCs w:val="18"/>
+          <w14:ligatures w14:val="none"/>
+        </w:rPr>
+        <w:t>"</w:t>
+      </w:r>
+      <w:proofErr w:type="spellStart"/>
+      <w:r>
+        <w:rPr>
+          <w:rFonts w:ascii="Courier New" w:eastAsia="Times New Roman" w:hAnsi="Courier New" w:cs="Courier New"/>
+          <w:color w:val="9CDCFE"/>
+          <w:kern w:val="0"/>
+          <w:sz w:val="18"/>
+          <w:szCs w:val="18"/>
+          <w14:ligatures w14:val="none"/>
+        </w:rPr>
+        <w:t>slotDuration</w:t>
+      </w:r>
+      <w:proofErr w:type="spellEnd"/>
+      <w:r>
+        <w:rPr>
+          <w:rFonts w:ascii="Courier New" w:eastAsia="Times New Roman" w:hAnsi="Courier New" w:cs="Courier New"/>
+          <w:color w:val="9CDCFE"/>
+          <w:kern w:val="0"/>
+          <w:sz w:val="18"/>
+          <w:szCs w:val="18"/>
+          <w14:ligatures w14:val="none"/>
+        </w:rPr>
+        <w:t>"</w:t>
+      </w:r>
+      <w:r>
+        <w:rPr>
+          <w:rFonts w:ascii="Courier New" w:eastAsia="Times New Roman" w:hAnsi="Courier New" w:cs="Courier New"/>
+          <w:color w:val="DCDCDC"/>
+          <w:kern w:val="0"/>
+          <w:sz w:val="18"/>
+          <w:szCs w:val="18"/>
+          <w14:ligatures w14:val="none"/>
+        </w:rPr>
+        <w:t>:</w:t>
+      </w:r>
+      <w:r>
+        <w:rPr>
+          <w:rFonts w:ascii="Courier New" w:eastAsia="Times New Roman" w:hAnsi="Courier New" w:cs="Courier New"/>
+          <w:color w:val="F8F8F2"/>
+          <w:kern w:val="0"/>
+          <w:sz w:val="18"/>
+          <w:szCs w:val="18"/>
+          <w14:ligatures w14:val="none"/>
+        </w:rPr>
+        <w:t xml:space="preserve"> </w:t>
+      </w:r>
+      <w:r>
+        <w:rPr>
+          <w:rFonts w:ascii="Courier New" w:eastAsia="Times New Roman" w:hAnsi="Courier New" w:cs="Courier New"/>
+          <w:color w:val="B5CEA8"/>
+          <w:kern w:val="0"/>
+          <w:sz w:val="18"/>
+          <w:szCs w:val="18"/>
+          <w14:ligatures w14:val="none"/>
+        </w:rPr>
+        <w:t>30</w:t>
+      </w:r>
+      <w:r>
+        <w:rPr>
+          <w:rFonts w:ascii="Courier New" w:eastAsia="Times New Roman" w:hAnsi="Courier New" w:cs="Courier New"/>
+          <w:color w:val="DCDCDC"/>
+          <w:kern w:val="0"/>
+          <w:sz w:val="18"/>
+          <w:szCs w:val="18"/>
+          <w14:ligatures w14:val="none"/>
+        </w:rPr>
+        <w:t>,</w:t>
+      </w:r>
+    </w:p>
+    <w:p>
+      <w:pPr>
+        <w:pStyle w:val="ListParagraph"/>
+        <w:numPr>
+          <w:ilvl w:val="0"/>
+          <w:numId w:val="2"/>
+        </w:numPr>
+        <w:shd w:val="clear" w:color="auto" w:fill="212121"/>
+        <w:spacing w:after="0" w:line="270" w:lineRule="atLeast"/>
+        <w:rPr>
+          <w:rFonts w:ascii="Courier New" w:eastAsia="Times New Roman" w:hAnsi="Courier New" w:cs="Courier New"/>
+          <w:color w:val="F8F8F2"/>
+          <w:kern w:val="0"/>
+          <w:sz w:val="18"/>
+          <w:szCs w:val="18"/>
+          <w14:ligatures w14:val="none"/>
+        </w:rPr>
+      </w:pPr>
+      <w:r>
+        <w:rPr>
+          <w:rFonts w:ascii="Courier New" w:eastAsia="Times New Roman" w:hAnsi="Courier New" w:cs="Courier New"/>
+          <w:color w:val="F8F8F2"/>
+          <w:kern w:val="0"/>
+          <w:sz w:val="18"/>
+          <w:szCs w:val="18"/>
+          <w14:ligatures w14:val="none"/>
+        </w:rPr>
+        <w:t xml:space="preserve">  </w:t>
+      </w:r>
+      <w:r>
+        <w:rPr>
+          <w:rFonts w:ascii="Courier New" w:eastAsia="Times New Roman" w:hAnsi="Courier New" w:cs="Courier New"/>
+          <w:color w:val="9CDCFE"/>
+          <w:kern w:val="0"/>
+          <w:sz w:val="18"/>
+          <w:szCs w:val="18"/>
+          <w14:ligatures w14:val="none"/>
+        </w:rPr>
+        <w:t>"</w:t>
+      </w:r>
+      <w:proofErr w:type="spellStart"/>
+      <w:r>
+        <w:rPr>
+          <w:rFonts w:ascii="Courier New" w:eastAsia="Times New Roman" w:hAnsi="Courier New" w:cs="Courier New"/>
+          <w:color w:val="9CDCFE"/>
+          <w:kern w:val="0"/>
+          <w:sz w:val="18"/>
+          <w:szCs w:val="18"/>
+          <w14:ligatures w14:val="none"/>
+        </w:rPr>
+        <w:t>capacityPerSlot</w:t>
+      </w:r>
+      <w:proofErr w:type="spellEnd"/>
+      <w:r>
+        <w:rPr>
+          <w:rFonts w:ascii="Courier New" w:eastAsia="Times New Roman" w:hAnsi="Courier New" w:cs="Courier New"/>
+          <w:color w:val="9CDCFE"/>
+          <w:kern w:val="0"/>
+          <w:sz w:val="18"/>
+          <w:szCs w:val="18"/>
+          <w14:ligatures w14:val="none"/>
+        </w:rPr>
+        <w:t>"</w:t>
+      </w:r>
+      <w:r>
+        <w:rPr>
+          <w:rFonts w:ascii="Courier New" w:eastAsia="Times New Roman" w:hAnsi="Courier New" w:cs="Courier New"/>
+          <w:color w:val="DCDCDC"/>
+          <w:kern w:val="0"/>
+          <w:sz w:val="18"/>
+          <w:szCs w:val="18"/>
+          <w14:ligatures w14:val="none"/>
+        </w:rPr>
+        <w:t>:</w:t>
+      </w:r>
+      <w:r>
+        <w:rPr>
+          <w:rFonts w:ascii="Courier New" w:eastAsia="Times New Roman" w:hAnsi="Courier New" w:cs="Courier New"/>
+          <w:color w:val="F8F8F2"/>
+          <w:kern w:val="0"/>
+          <w:sz w:val="18"/>
+          <w:szCs w:val="18"/>
+          <w14:ligatures w14:val="none"/>
+        </w:rPr>
+        <w:t xml:space="preserve"> </w:t>
+      </w:r>
+      <w:r>
+        <w:rPr>
+          <w:rFonts w:ascii="Courier New" w:eastAsia="Times New Roman" w:hAnsi="Courier New" w:cs="Courier New"/>
+          <w:color w:val="B5CEA8"/>
+          <w:kern w:val="0"/>
+          <w:sz w:val="18"/>
+          <w:szCs w:val="18"/>
+          <w14:ligatures w14:val="none"/>
+        </w:rPr>
+        <w:t>1</w:t>
+      </w:r>
+      <w:r>
+        <w:rPr>
+          <w:rFonts w:ascii="Courier New" w:eastAsia="Times New Roman" w:hAnsi="Courier New" w:cs="Courier New"/>
+          <w:color w:val="DCDCDC"/>
+          <w:kern w:val="0"/>
+          <w:sz w:val="18"/>
+          <w:szCs w:val="18"/>
+          <w14:ligatures w14:val="none"/>
+        </w:rPr>
+        <w:t>,</w:t>
+      </w:r>
+    </w:p>
+    <w:p>
+      <w:pPr>
+        <w:pStyle w:val="ListParagraph"/>
+        <w:numPr>
+          <w:ilvl w:val="0"/>
+          <w:numId w:val="2"/>
+        </w:numPr>
+        <w:shd w:val="clear" w:color="auto" w:fill="212121"/>
+        <w:spacing w:after="0" w:line="270" w:lineRule="atLeast"/>
+        <w:rPr>
+          <w:rFonts w:ascii="Courier New" w:eastAsia="Times New Roman" w:hAnsi="Courier New" w:cs="Courier New"/>
+          <w:color w:val="F8F8F2"/>
+          <w:kern w:val="0"/>
+          <w:sz w:val="18"/>
+          <w:szCs w:val="18"/>
+          <w14:ligatures w14:val="none"/>
+        </w:rPr>
+      </w:pPr>
+      <w:r>
+        <w:rPr>
+          <w:rFonts w:ascii="Courier New" w:eastAsia="Times New Roman" w:hAnsi="Courier New" w:cs="Courier New"/>
+          <w:color w:val="F8F8F2"/>
+          <w:kern w:val="0"/>
+          <w:sz w:val="18"/>
+          <w:szCs w:val="18"/>
+          <w14:ligatures w14:val="none"/>
+        </w:rPr>
+        <w:t xml:space="preserve">  </w:t>
+      </w:r>
+      <w:r>
+        <w:rPr>
+          <w:rFonts w:ascii="Courier New" w:eastAsia="Times New Roman" w:hAnsi="Courier New" w:cs="Courier New"/>
+          <w:color w:val="9CDCFE"/>
+          <w:kern w:val="0"/>
+          <w:sz w:val="18"/>
+          <w:szCs w:val="18"/>
+          <w14:ligatures w14:val="none"/>
+        </w:rPr>
+        <w:t>"price"</w:t>
+      </w:r>
+      <w:r>
+        <w:rPr>
+          <w:rFonts w:ascii="Courier New" w:eastAsia="Times New Roman" w:hAnsi="Courier New" w:cs="Courier New"/>
+          <w:color w:val="DCDCDC"/>
+          <w:kern w:val="0"/>
+          <w:sz w:val="18"/>
+          <w:szCs w:val="18"/>
+          <w14:ligatures w14:val="none"/>
+        </w:rPr>
+        <w:t>:</w:t>
+      </w:r>
+      <w:r>
+        <w:rPr>
+          <w:rFonts w:ascii="Courier New" w:eastAsia="Times New Roman" w:hAnsi="Courier New" w:cs="Courier New"/>
+          <w:color w:val="F8F8F2"/>
+          <w:kern w:val="0"/>
+          <w:sz w:val="18"/>
+          <w:szCs w:val="18"/>
+          <w14:ligatures w14:val="none"/>
+        </w:rPr>
+        <w:t xml:space="preserve"> </w:t>
+      </w:r>
+      <w:r>
+        <w:rPr>
+          <w:rFonts w:ascii="Courier New" w:eastAsia="Times New Roman" w:hAnsi="Courier New" w:cs="Courier New"/>
+          <w:color w:val="B5CEA8"/>
+          <w:kern w:val="0"/>
+          <w:sz w:val="18"/>
+          <w:szCs w:val="18"/>
+          <w14:ligatures w14:val="none"/>
+        </w:rPr>
+        <w:t>500</w:t>
+      </w:r>
+    </w:p>
+    <w:p>
+      <w:pPr>
+        <w:pStyle w:val="ListParagraph"/>
+        <w:numPr>
+          <w:ilvl w:val="0"/>
+          <w:numId w:val="2"/>
+        </w:numPr>
+        <w:shd w:val="clear" w:color="auto" w:fill="212121"/>
+        <w:spacing w:after="0" w:line="270" w:lineRule="atLeast"/>
+        <w:rPr>
+          <w:rFonts w:ascii="Courier New" w:eastAsia="Times New Roman" w:hAnsi="Courier New" w:cs="Courier New"/>
+          <w:color w:val="F8F8F2"/>
+          <w:kern w:val="0"/>
+          <w:sz w:val="18"/>
+          <w:szCs w:val="18"/>
+          <w14:ligatures w14:val="none"/>
+        </w:rPr>
+      </w:pPr>
+      <w:r>
+        <w:rPr>
+          <w:rFonts w:ascii="Courier New" w:eastAsia="Times New Roman" w:hAnsi="Courier New" w:cs="Courier New"/>
+          <w:color w:val="DCDCDC"/>
+          <w:kern w:val="0"/>
+          <w:sz w:val="18"/>
+          <w:szCs w:val="18"/>
+          <w14:ligatures w14:val="none"/>
+        </w:rPr>
+        <w:t>}</w:t>
+      </w:r>
+    </w:p>
+    <w:p>
+      <w:pPr>
+        <w:pStyle w:val="ListParagraph"/>
+        <w:ind w:left="1080"/>
+        <w:rPr>
+          <w:rFonts w:hint="cs"/>
+          <w:rtl/>
+          <w:lang w:bidi="ar-EG"/>
+        </w:rPr>
+      </w:pPr>
+    </w:p>
+    <w:p/>
+    <w:p>
+      <w:pPr>
+        <w:pStyle w:val="Heading1"/>
+      </w:pPr>
+      <w:r>
+        <w:t xml:space="preserve">Appointment end </w:t>
+      </w:r>
+      <w:proofErr w:type="gramStart"/>
+      <w:r>
+        <w:t>points :</w:t>
+      </w:r>
+      <w:proofErr w:type="gramEnd"/>
+    </w:p>
+    <w:p>
+      <w:pPr>
+        <w:pStyle w:val="ListParagraph"/>
+        <w:numPr>
+          <w:ilvl w:val="0"/>
+          <w:numId w:val="10"/>
+        </w:numPr>
+      </w:pPr>
+      <w:r>
+        <w:t xml:space="preserve">Book </w:t>
+      </w:r>
+      <w:proofErr w:type="gramStart"/>
+      <w:r>
+        <w:t>appointment :</w:t>
+      </w:r>
+      <w:proofErr w:type="gramEnd"/>
+    </w:p>
+    <w:p>
+      <w:pPr>
+        <w:pStyle w:val="ListParagraph"/>
+        <w:numPr>
+          <w:ilvl w:val="0"/>
+          <w:numId w:val="2"/>
+        </w:numPr>
+      </w:pPr>
+      <w:proofErr w:type="gramStart"/>
+      <w:r>
+        <w:t>Method :</w:t>
+      </w:r>
+      <w:proofErr w:type="gramEnd"/>
+      <w:r>
+        <w:t xml:space="preserve"> post</w:t>
+      </w:r>
+    </w:p>
+    <w:p>
+      <w:pPr>
+        <w:pStyle w:val="ListParagraph"/>
+        <w:numPr>
+          <w:ilvl w:val="0"/>
+          <w:numId w:val="2"/>
+        </w:numPr>
+      </w:pPr>
+      <w:r>
+        <w:t>** Bearer token &lt;access token &gt;** =&gt; patient access token</w:t>
+      </w:r>
+    </w:p>
+    <w:p>
+      <w:pPr>
+        <w:pStyle w:val="ListParagraph"/>
+        <w:numPr>
+          <w:ilvl w:val="0"/>
+          <w:numId w:val="2"/>
+        </w:numPr>
+      </w:pPr>
+      <w:r>
+        <w:t>/</w:t>
+      </w:r>
+      <w:proofErr w:type="spellStart"/>
+      <w:proofErr w:type="gramStart"/>
+      <w:r>
+        <w:t>api</w:t>
+      </w:r>
+      <w:proofErr w:type="spellEnd"/>
+      <w:proofErr w:type="gramEnd"/>
+      <w:r>
+        <w:t>/appointments/</w:t>
+      </w:r>
+    </w:p>
+    <w:p>
+      <w:pPr>
+        <w:pStyle w:val="ListParagraph"/>
+        <w:numPr>
+          <w:ilvl w:val="0"/>
+          <w:numId w:val="2"/>
+        </w:numPr>
+      </w:pPr>
+      <w:r>
+        <w:t>Ex:</w:t>
+      </w:r>
+    </w:p>
+    <w:p>
+      <w:pPr>
+        <w:pStyle w:val="ListParagraph"/>
+        <w:numPr>
+          <w:ilvl w:val="0"/>
+          <w:numId w:val="2"/>
+        </w:numPr>
+        <w:shd w:val="clear" w:color="auto" w:fill="212121"/>
+        <w:spacing w:after="0" w:line="270" w:lineRule="atLeast"/>
+        <w:rPr>
+          <w:rFonts w:ascii="Courier New" w:eastAsia="Times New Roman" w:hAnsi="Courier New" w:cs="Courier New"/>
+          <w:color w:val="F8F8F2"/>
+          <w:kern w:val="0"/>
+          <w:sz w:val="18"/>
+          <w:szCs w:val="18"/>
+          <w14:ligatures w14:val="none"/>
+        </w:rPr>
+      </w:pPr>
+      <w:r>
+        <w:rPr>
+          <w:rFonts w:ascii="Courier New" w:eastAsia="Times New Roman" w:hAnsi="Courier New" w:cs="Courier New"/>
+          <w:color w:val="DCDCDC"/>
+          <w:kern w:val="0"/>
+          <w:sz w:val="18"/>
+          <w:szCs w:val="18"/>
+          <w14:ligatures w14:val="none"/>
+        </w:rPr>
+        <w:t>{</w:t>
+      </w:r>
+    </w:p>
+    <w:p>
+      <w:pPr>
+        <w:pStyle w:val="ListParagraph"/>
+        <w:numPr>
+          <w:ilvl w:val="0"/>
+          <w:numId w:val="2"/>
+        </w:numPr>
+        <w:shd w:val="clear" w:color="auto" w:fill="212121"/>
+        <w:spacing w:after="0" w:line="270" w:lineRule="atLeast"/>
+        <w:rPr>
+          <w:rFonts w:ascii="Courier New" w:eastAsia="Times New Roman" w:hAnsi="Courier New" w:cs="Courier New"/>
+          <w:color w:val="F8F8F2"/>
+          <w:kern w:val="0"/>
+          <w:sz w:val="18"/>
+          <w:szCs w:val="18"/>
+          <w14:ligatures w14:val="none"/>
+        </w:rPr>
+      </w:pPr>
+      <w:r>
+        <w:rPr>
+          <w:rFonts w:ascii="Courier New" w:eastAsia="Times New Roman" w:hAnsi="Courier New" w:cs="Courier New"/>
+          <w:color w:val="F8F8F2"/>
+          <w:kern w:val="0"/>
+          <w:sz w:val="18"/>
+          <w:szCs w:val="18"/>
+          <w14:ligatures w14:val="none"/>
+        </w:rPr>
+        <w:t xml:space="preserve">  </w:t>
+      </w:r>
+      <w:r>
+        <w:rPr>
+          <w:rFonts w:ascii="Courier New" w:eastAsia="Times New Roman" w:hAnsi="Courier New" w:cs="Courier New"/>
+          <w:color w:val="9CDCFE"/>
+          <w:kern w:val="0"/>
+          <w:sz w:val="18"/>
+          <w:szCs w:val="18"/>
+          <w14:ligatures w14:val="none"/>
+        </w:rPr>
+        <w:t>"</w:t>
+      </w:r>
+      <w:proofErr w:type="spellStart"/>
+      <w:r>
+        <w:rPr>
+          <w:rFonts w:ascii="Courier New" w:eastAsia="Times New Roman" w:hAnsi="Courier New" w:cs="Courier New"/>
+          <w:color w:val="9CDCFE"/>
+          <w:kern w:val="0"/>
+          <w:sz w:val="18"/>
+          <w:szCs w:val="18"/>
+          <w14:ligatures w14:val="none"/>
+        </w:rPr>
+        <w:t>clinicId</w:t>
+      </w:r>
+      <w:proofErr w:type="spellEnd"/>
+      <w:r>
+        <w:rPr>
+          <w:rFonts w:ascii="Courier New" w:eastAsia="Times New Roman" w:hAnsi="Courier New" w:cs="Courier New"/>
+          <w:color w:val="9CDCFE"/>
+          <w:kern w:val="0"/>
+          <w:sz w:val="18"/>
+          <w:szCs w:val="18"/>
+          <w14:ligatures w14:val="none"/>
+        </w:rPr>
+        <w:t>"</w:t>
+      </w:r>
+      <w:r>
+        <w:rPr>
+          <w:rFonts w:ascii="Courier New" w:eastAsia="Times New Roman" w:hAnsi="Courier New" w:cs="Courier New"/>
+          <w:color w:val="DCDCDC"/>
+          <w:kern w:val="0"/>
+          <w:sz w:val="18"/>
+          <w:szCs w:val="18"/>
+          <w14:ligatures w14:val="none"/>
+        </w:rPr>
+        <w:t>:</w:t>
+      </w:r>
+      <w:r>
+        <w:rPr>
+          <w:rFonts w:ascii="Courier New" w:eastAsia="Times New Roman" w:hAnsi="Courier New" w:cs="Courier New"/>
+          <w:color w:val="F8F8F2"/>
+          <w:kern w:val="0"/>
+          <w:sz w:val="18"/>
+          <w:szCs w:val="18"/>
+          <w14:ligatures w14:val="none"/>
+        </w:rPr>
+        <w:t xml:space="preserve"> </w:t>
+      </w:r>
+      <w:r>
+        <w:rPr>
+          <w:rFonts w:ascii="Courier New" w:eastAsia="Times New Roman" w:hAnsi="Courier New" w:cs="Courier New"/>
+          <w:color w:val="CE9178"/>
+          <w:kern w:val="0"/>
+          <w:sz w:val="18"/>
+          <w:szCs w:val="18"/>
+          <w14:ligatures w14:val="none"/>
+        </w:rPr>
+        <w:t>"698b9bf327c022656ce1b505"</w:t>
+      </w:r>
+      <w:r>
+        <w:rPr>
+          <w:rFonts w:ascii="Courier New" w:eastAsia="Times New Roman" w:hAnsi="Courier New" w:cs="Courier New"/>
+          <w:color w:val="DCDCDC"/>
+          <w:kern w:val="0"/>
+          <w:sz w:val="18"/>
+          <w:szCs w:val="18"/>
+          <w14:ligatures w14:val="none"/>
+        </w:rPr>
+        <w:t>,</w:t>
+      </w:r>
+      <w:r>
+        <w:rPr>
+          <w:rFonts w:ascii="Courier New" w:eastAsia="Times New Roman" w:hAnsi="Courier New" w:cs="Courier New"/>
+          <w:color w:val="F8F8F2"/>
+          <w:kern w:val="0"/>
+          <w:sz w:val="18"/>
+          <w:szCs w:val="18"/>
+          <w14:ligatures w14:val="none"/>
+        </w:rPr>
+        <w:t xml:space="preserve"> </w:t>
+      </w:r>
+    </w:p>
+    <w:p>
+      <w:pPr>
+        <w:pStyle w:val="ListParagraph"/>
+        <w:numPr>
+          <w:ilvl w:val="0"/>
+          <w:numId w:val="2"/>
+        </w:numPr>
+        <w:shd w:val="clear" w:color="auto" w:fill="212121"/>
+        <w:spacing w:after="0" w:line="270" w:lineRule="atLeast"/>
+        <w:rPr>
+          <w:rFonts w:ascii="Courier New" w:eastAsia="Times New Roman" w:hAnsi="Courier New" w:cs="Courier New"/>
+          <w:color w:val="F8F8F2"/>
+          <w:kern w:val="0"/>
+          <w:sz w:val="18"/>
+          <w:szCs w:val="18"/>
+          <w14:ligatures w14:val="none"/>
+        </w:rPr>
+      </w:pPr>
+      <w:r>
+        <w:rPr>
+          <w:rFonts w:ascii="Courier New" w:eastAsia="Times New Roman" w:hAnsi="Courier New" w:cs="Courier New"/>
+          <w:color w:val="F8F8F2"/>
+          <w:kern w:val="0"/>
+          <w:sz w:val="18"/>
+          <w:szCs w:val="18"/>
+          <w14:ligatures w14:val="none"/>
+        </w:rPr>
+        <w:t xml:space="preserve">  </w:t>
+      </w:r>
+      <w:r>
+        <w:rPr>
+          <w:rFonts w:ascii="Courier New" w:eastAsia="Times New Roman" w:hAnsi="Courier New" w:cs="Courier New"/>
+          <w:color w:val="9CDCFE"/>
+          <w:kern w:val="0"/>
+          <w:sz w:val="18"/>
+          <w:szCs w:val="18"/>
+          <w14:ligatures w14:val="none"/>
+        </w:rPr>
+        <w:t>"date"</w:t>
+      </w:r>
+      <w:r>
+        <w:rPr>
+          <w:rFonts w:ascii="Courier New" w:eastAsia="Times New Roman" w:hAnsi="Courier New" w:cs="Courier New"/>
+          <w:color w:val="DCDCDC"/>
+          <w:kern w:val="0"/>
+          <w:sz w:val="18"/>
+          <w:szCs w:val="18"/>
+          <w14:ligatures w14:val="none"/>
+        </w:rPr>
+        <w:t>:</w:t>
+      </w:r>
+      <w:r>
+        <w:rPr>
+          <w:rFonts w:ascii="Courier New" w:eastAsia="Times New Roman" w:hAnsi="Courier New" w:cs="Courier New"/>
+          <w:color w:val="F8F8F2"/>
+          <w:kern w:val="0"/>
+          <w:sz w:val="18"/>
+          <w:szCs w:val="18"/>
+          <w14:ligatures w14:val="none"/>
+        </w:rPr>
+        <w:t xml:space="preserve"> </w:t>
+      </w:r>
+      <w:r>
+        <w:rPr>
+          <w:rFonts w:ascii="Courier New" w:eastAsia="Times New Roman" w:hAnsi="Courier New" w:cs="Courier New"/>
+          <w:color w:val="CE9178"/>
+          <w:kern w:val="0"/>
+          <w:sz w:val="18"/>
+          <w:szCs w:val="18"/>
+          <w14:ligatures w14:val="none"/>
+        </w:rPr>
+        <w:t>"2026-04-19"</w:t>
+      </w:r>
+      <w:r>
+        <w:rPr>
+          <w:rFonts w:ascii="Courier New" w:eastAsia="Times New Roman" w:hAnsi="Courier New" w:cs="Courier New"/>
+          <w:color w:val="DCDCDC"/>
+          <w:kern w:val="0"/>
+          <w:sz w:val="18"/>
+          <w:szCs w:val="18"/>
+          <w14:ligatures w14:val="none"/>
+        </w:rPr>
+        <w:t>,</w:t>
+      </w:r>
+      <w:r>
+        <w:rPr>
+          <w:rFonts w:ascii="Courier New" w:eastAsia="Times New Roman" w:hAnsi="Courier New" w:cs="Courier New"/>
+          <w:color w:val="F8F8F2"/>
+          <w:kern w:val="0"/>
+          <w:sz w:val="18"/>
+          <w:szCs w:val="18"/>
+          <w14:ligatures w14:val="none"/>
+        </w:rPr>
+        <w:t xml:space="preserve"> </w:t>
+      </w:r>
+    </w:p>
+    <w:p>
+      <w:pPr>
+        <w:pStyle w:val="ListParagraph"/>
+        <w:numPr>
+          <w:ilvl w:val="0"/>
+          <w:numId w:val="2"/>
+        </w:numPr>
+        <w:shd w:val="clear" w:color="auto" w:fill="212121"/>
+        <w:spacing w:after="0" w:line="270" w:lineRule="atLeast"/>
+        <w:rPr>
+          <w:rFonts w:ascii="Courier New" w:eastAsia="Times New Roman" w:hAnsi="Courier New" w:cs="Courier New"/>
+          <w:color w:val="F8F8F2"/>
+          <w:kern w:val="0"/>
+          <w:sz w:val="18"/>
+          <w:szCs w:val="18"/>
+          <w14:ligatures w14:val="none"/>
+        </w:rPr>
+      </w:pPr>
+      <w:r>
+        <w:rPr>
+          <w:rFonts w:ascii="Courier New" w:eastAsia="Times New Roman" w:hAnsi="Courier New" w:cs="Courier New"/>
+          <w:color w:val="F8F8F2"/>
+          <w:kern w:val="0"/>
+          <w:sz w:val="18"/>
+          <w:szCs w:val="18"/>
+          <w14:ligatures w14:val="none"/>
+        </w:rPr>
+        <w:lastRenderedPageBreak/>
+        <w:t xml:space="preserve">  </w:t>
+      </w:r>
+      <w:r>
+        <w:rPr>
+          <w:rFonts w:ascii="Courier New" w:eastAsia="Times New Roman" w:hAnsi="Courier New" w:cs="Courier New"/>
+          <w:color w:val="9CDCFE"/>
+          <w:kern w:val="0"/>
+          <w:sz w:val="18"/>
+          <w:szCs w:val="18"/>
+          <w14:ligatures w14:val="none"/>
+        </w:rPr>
+        <w:t>"</w:t>
+      </w:r>
+      <w:proofErr w:type="spellStart"/>
+      <w:r>
+        <w:rPr>
+          <w:rFonts w:ascii="Courier New" w:eastAsia="Times New Roman" w:hAnsi="Courier New" w:cs="Courier New"/>
+          <w:color w:val="9CDCFE"/>
+          <w:kern w:val="0"/>
+          <w:sz w:val="18"/>
+          <w:szCs w:val="18"/>
+          <w14:ligatures w14:val="none"/>
+        </w:rPr>
+        <w:t>startTime</w:t>
+      </w:r>
+      <w:proofErr w:type="spellEnd"/>
+      <w:r>
+        <w:rPr>
+          <w:rFonts w:ascii="Courier New" w:eastAsia="Times New Roman" w:hAnsi="Courier New" w:cs="Courier New"/>
+          <w:color w:val="9CDCFE"/>
+          <w:kern w:val="0"/>
+          <w:sz w:val="18"/>
+          <w:szCs w:val="18"/>
+          <w14:ligatures w14:val="none"/>
+        </w:rPr>
+        <w:t>"</w:t>
+      </w:r>
+      <w:r>
+        <w:rPr>
+          <w:rFonts w:ascii="Courier New" w:eastAsia="Times New Roman" w:hAnsi="Courier New" w:cs="Courier New"/>
+          <w:color w:val="DCDCDC"/>
+          <w:kern w:val="0"/>
+          <w:sz w:val="18"/>
+          <w:szCs w:val="18"/>
+          <w14:ligatures w14:val="none"/>
+        </w:rPr>
+        <w:t>:</w:t>
+      </w:r>
+      <w:r>
+        <w:rPr>
+          <w:rFonts w:ascii="Courier New" w:eastAsia="Times New Roman" w:hAnsi="Courier New" w:cs="Courier New"/>
+          <w:color w:val="F8F8F2"/>
+          <w:kern w:val="0"/>
+          <w:sz w:val="18"/>
+          <w:szCs w:val="18"/>
+          <w14:ligatures w14:val="none"/>
+        </w:rPr>
+        <w:t xml:space="preserve"> </w:t>
+      </w:r>
+      <w:r>
+        <w:rPr>
+          <w:rFonts w:ascii="Courier New" w:eastAsia="Times New Roman" w:hAnsi="Courier New" w:cs="Courier New"/>
+          <w:color w:val="CE9178"/>
+          <w:kern w:val="0"/>
+          <w:sz w:val="18"/>
+          <w:szCs w:val="18"/>
+          <w14:ligatures w14:val="none"/>
+        </w:rPr>
+        <w:t>"10:00"</w:t>
+      </w:r>
+      <w:r>
+        <w:rPr>
+          <w:rFonts w:ascii="Courier New" w:eastAsia="Times New Roman" w:hAnsi="Courier New" w:cs="Courier New"/>
+          <w:color w:val="DCDCDC"/>
+          <w:kern w:val="0"/>
+          <w:sz w:val="18"/>
+          <w:szCs w:val="18"/>
+          <w14:ligatures w14:val="none"/>
+        </w:rPr>
+        <w:t>,</w:t>
+      </w:r>
+    </w:p>
+    <w:p>
+      <w:pPr>
+        <w:pStyle w:val="ListParagraph"/>
+        <w:numPr>
+          <w:ilvl w:val="0"/>
+          <w:numId w:val="2"/>
+        </w:numPr>
+        <w:shd w:val="clear" w:color="auto" w:fill="212121"/>
+        <w:spacing w:after="0" w:line="270" w:lineRule="atLeast"/>
+        <w:rPr>
+          <w:rFonts w:ascii="Courier New" w:eastAsia="Times New Roman" w:hAnsi="Courier New" w:cs="Courier New"/>
+          <w:color w:val="F8F8F2"/>
+          <w:kern w:val="0"/>
+          <w:sz w:val="18"/>
+          <w:szCs w:val="18"/>
+          <w14:ligatures w14:val="none"/>
+        </w:rPr>
+      </w:pPr>
+      <w:r>
+        <w:rPr>
+          <w:rFonts w:ascii="Courier New" w:eastAsia="Times New Roman" w:hAnsi="Courier New" w:cs="Courier New"/>
+          <w:color w:val="F8F8F2"/>
+          <w:kern w:val="0"/>
+          <w:sz w:val="18"/>
+          <w:szCs w:val="18"/>
+          <w14:ligatures w14:val="none"/>
+        </w:rPr>
+        <w:t xml:space="preserve">  </w:t>
+      </w:r>
+      <w:r>
+        <w:rPr>
+          <w:rFonts w:ascii="Courier New" w:eastAsia="Times New Roman" w:hAnsi="Courier New" w:cs="Courier New"/>
+          <w:color w:val="9CDCFE"/>
+          <w:kern w:val="0"/>
+          <w:sz w:val="18"/>
+          <w:szCs w:val="18"/>
+          <w14:ligatures w14:val="none"/>
+        </w:rPr>
+        <w:t>"</w:t>
+      </w:r>
+      <w:proofErr w:type="spellStart"/>
+      <w:r>
+        <w:rPr>
+          <w:rFonts w:ascii="Courier New" w:eastAsia="Times New Roman" w:hAnsi="Courier New" w:cs="Courier New"/>
+          <w:color w:val="9CDCFE"/>
+          <w:kern w:val="0"/>
+          <w:sz w:val="18"/>
+          <w:szCs w:val="18"/>
+          <w14:ligatures w14:val="none"/>
+        </w:rPr>
+        <w:t>endTime</w:t>
+      </w:r>
+      <w:proofErr w:type="spellEnd"/>
+      <w:r>
+        <w:rPr>
+          <w:rFonts w:ascii="Courier New" w:eastAsia="Times New Roman" w:hAnsi="Courier New" w:cs="Courier New"/>
+          <w:color w:val="9CDCFE"/>
+          <w:kern w:val="0"/>
+          <w:sz w:val="18"/>
+          <w:szCs w:val="18"/>
+          <w14:ligatures w14:val="none"/>
+        </w:rPr>
+        <w:t>"</w:t>
+      </w:r>
+      <w:r>
+        <w:rPr>
+          <w:rFonts w:ascii="Courier New" w:eastAsia="Times New Roman" w:hAnsi="Courier New" w:cs="Courier New"/>
+          <w:color w:val="DCDCDC"/>
+          <w:kern w:val="0"/>
+          <w:sz w:val="18"/>
+          <w:szCs w:val="18"/>
+          <w14:ligatures w14:val="none"/>
+        </w:rPr>
+        <w:t>:</w:t>
+      </w:r>
+      <w:r>
+        <w:rPr>
+          <w:rFonts w:ascii="Courier New" w:eastAsia="Times New Roman" w:hAnsi="Courier New" w:cs="Courier New"/>
+          <w:color w:val="F8F8F2"/>
+          <w:kern w:val="0"/>
+          <w:sz w:val="18"/>
+          <w:szCs w:val="18"/>
+          <w14:ligatures w14:val="none"/>
+        </w:rPr>
+        <w:t xml:space="preserve"> </w:t>
+      </w:r>
+      <w:r>
+        <w:rPr>
+          <w:rFonts w:ascii="Courier New" w:eastAsia="Times New Roman" w:hAnsi="Courier New" w:cs="Courier New"/>
+          <w:color w:val="CE9178"/>
+          <w:kern w:val="0"/>
+          <w:sz w:val="18"/>
+          <w:szCs w:val="18"/>
+          <w14:ligatures w14:val="none"/>
+        </w:rPr>
+        <w:t>"10:30"</w:t>
+      </w:r>
+      <w:r>
+        <w:rPr>
+          <w:rFonts w:ascii="Courier New" w:eastAsia="Times New Roman" w:hAnsi="Courier New" w:cs="Courier New"/>
+          <w:color w:val="DCDCDC"/>
+          <w:kern w:val="0"/>
+          <w:sz w:val="18"/>
+          <w:szCs w:val="18"/>
+          <w14:ligatures w14:val="none"/>
+        </w:rPr>
+        <w:t>,</w:t>
+      </w:r>
+    </w:p>
+    <w:p>
+      <w:pPr>
+        <w:pStyle w:val="ListParagraph"/>
+        <w:numPr>
+          <w:ilvl w:val="0"/>
+          <w:numId w:val="2"/>
+        </w:numPr>
+        <w:shd w:val="clear" w:color="auto" w:fill="212121"/>
+        <w:spacing w:after="0" w:line="270" w:lineRule="atLeast"/>
+        <w:rPr>
+          <w:rFonts w:ascii="Courier New" w:eastAsia="Times New Roman" w:hAnsi="Courier New" w:cs="Courier New"/>
+          <w:color w:val="F8F8F2"/>
+          <w:kern w:val="0"/>
+          <w:sz w:val="18"/>
+          <w:szCs w:val="18"/>
+          <w14:ligatures w14:val="none"/>
+        </w:rPr>
+      </w:pPr>
+      <w:r>
+        <w:rPr>
+          <w:rFonts w:ascii="Courier New" w:eastAsia="Times New Roman" w:hAnsi="Courier New" w:cs="Courier New"/>
+          <w:color w:val="F8F8F2"/>
+          <w:kern w:val="0"/>
+          <w:sz w:val="18"/>
+          <w:szCs w:val="18"/>
+          <w14:ligatures w14:val="none"/>
+        </w:rPr>
+        <w:t xml:space="preserve">  </w:t>
+      </w:r>
+      <w:r>
+        <w:rPr>
+          <w:rFonts w:ascii="Courier New" w:eastAsia="Times New Roman" w:hAnsi="Courier New" w:cs="Courier New"/>
+          <w:color w:val="9CDCFE"/>
+          <w:kern w:val="0"/>
+          <w:sz w:val="18"/>
+          <w:szCs w:val="18"/>
+          <w14:ligatures w14:val="none"/>
+        </w:rPr>
+        <w:t>"</w:t>
+      </w:r>
+      <w:proofErr w:type="spellStart"/>
+      <w:r>
+        <w:rPr>
+          <w:rFonts w:ascii="Courier New" w:eastAsia="Times New Roman" w:hAnsi="Courier New" w:cs="Courier New"/>
+          <w:color w:val="9CDCFE"/>
+          <w:kern w:val="0"/>
+          <w:sz w:val="18"/>
+          <w:szCs w:val="18"/>
+          <w14:ligatures w14:val="none"/>
+        </w:rPr>
+        <w:t>paymentOption</w:t>
+      </w:r>
+      <w:proofErr w:type="spellEnd"/>
+      <w:r>
+        <w:rPr>
+          <w:rFonts w:ascii="Courier New" w:eastAsia="Times New Roman" w:hAnsi="Courier New" w:cs="Courier New"/>
+          <w:color w:val="9CDCFE"/>
+          <w:kern w:val="0"/>
+          <w:sz w:val="18"/>
+          <w:szCs w:val="18"/>
+          <w14:ligatures w14:val="none"/>
+        </w:rPr>
+        <w:t>"</w:t>
+      </w:r>
+      <w:r>
+        <w:rPr>
+          <w:rFonts w:ascii="Courier New" w:eastAsia="Times New Roman" w:hAnsi="Courier New" w:cs="Courier New"/>
+          <w:color w:val="DCDCDC"/>
+          <w:kern w:val="0"/>
+          <w:sz w:val="18"/>
+          <w:szCs w:val="18"/>
+          <w14:ligatures w14:val="none"/>
+        </w:rPr>
+        <w:t>:</w:t>
+      </w:r>
+      <w:r>
+        <w:rPr>
+          <w:rFonts w:ascii="Courier New" w:eastAsia="Times New Roman" w:hAnsi="Courier New" w:cs="Courier New"/>
+          <w:color w:val="F8F8F2"/>
+          <w:kern w:val="0"/>
+          <w:sz w:val="18"/>
+          <w:szCs w:val="18"/>
+          <w14:ligatures w14:val="none"/>
+        </w:rPr>
+        <w:t xml:space="preserve"> </w:t>
+      </w:r>
+      <w:r>
+        <w:rPr>
+          <w:rFonts w:ascii="Courier New" w:eastAsia="Times New Roman" w:hAnsi="Courier New" w:cs="Courier New"/>
+          <w:color w:val="CE9178"/>
+          <w:kern w:val="0"/>
+          <w:sz w:val="18"/>
+          <w:szCs w:val="18"/>
+          <w14:ligatures w14:val="none"/>
+        </w:rPr>
+        <w:t>"</w:t>
+      </w:r>
+      <w:proofErr w:type="spellStart"/>
+      <w:r>
+        <w:rPr>
+          <w:rFonts w:ascii="Courier New" w:eastAsia="Times New Roman" w:hAnsi="Courier New" w:cs="Courier New"/>
+          <w:color w:val="CE9178"/>
+          <w:kern w:val="0"/>
+          <w:sz w:val="18"/>
+          <w:szCs w:val="18"/>
+          <w14:ligatures w14:val="none"/>
+        </w:rPr>
+        <w:t>atClinic</w:t>
+      </w:r>
+      <w:proofErr w:type="spellEnd"/>
+      <w:r>
+        <w:rPr>
+          <w:rFonts w:ascii="Courier New" w:eastAsia="Times New Roman" w:hAnsi="Courier New" w:cs="Courier New"/>
+          <w:color w:val="CE9178"/>
+          <w:kern w:val="0"/>
+          <w:sz w:val="18"/>
+          <w:szCs w:val="18"/>
+          <w14:ligatures w14:val="none"/>
+        </w:rPr>
+        <w:t>"</w:t>
+      </w:r>
+      <w:r>
+        <w:rPr>
+          <w:rFonts w:ascii="Courier New" w:eastAsia="Times New Roman" w:hAnsi="Courier New" w:cs="Courier New"/>
+          <w:color w:val="DCDCDC"/>
+          <w:kern w:val="0"/>
+          <w:sz w:val="18"/>
+          <w:szCs w:val="18"/>
+          <w14:ligatures w14:val="none"/>
+        </w:rPr>
+        <w:t>,</w:t>
+      </w:r>
+    </w:p>
+    <w:p>
+      <w:pPr>
+        <w:pStyle w:val="ListParagraph"/>
+        <w:numPr>
+          <w:ilvl w:val="0"/>
+          <w:numId w:val="2"/>
+        </w:numPr>
+        <w:shd w:val="clear" w:color="auto" w:fill="212121"/>
+        <w:spacing w:after="0" w:line="270" w:lineRule="atLeast"/>
+        <w:rPr>
+          <w:rFonts w:ascii="Courier New" w:eastAsia="Times New Roman" w:hAnsi="Courier New" w:cs="Courier New"/>
+          <w:color w:val="F8F8F2"/>
+          <w:kern w:val="0"/>
+          <w:sz w:val="18"/>
+          <w:szCs w:val="18"/>
+          <w14:ligatures w14:val="none"/>
+        </w:rPr>
+      </w:pPr>
+      <w:r>
+        <w:rPr>
+          <w:rFonts w:ascii="Courier New" w:eastAsia="Times New Roman" w:hAnsi="Courier New" w:cs="Courier New"/>
+          <w:color w:val="F8F8F2"/>
+          <w:kern w:val="0"/>
+          <w:sz w:val="18"/>
+          <w:szCs w:val="18"/>
+          <w14:ligatures w14:val="none"/>
+        </w:rPr>
+        <w:t xml:space="preserve">  </w:t>
+      </w:r>
+      <w:r>
+        <w:rPr>
+          <w:rFonts w:ascii="Courier New" w:eastAsia="Times New Roman" w:hAnsi="Courier New" w:cs="Courier New"/>
+          <w:color w:val="9CDCFE"/>
+          <w:kern w:val="0"/>
+          <w:sz w:val="18"/>
+          <w:szCs w:val="18"/>
+          <w14:ligatures w14:val="none"/>
+        </w:rPr>
+        <w:t>"price"</w:t>
+      </w:r>
+      <w:r>
+        <w:rPr>
+          <w:rFonts w:ascii="Courier New" w:eastAsia="Times New Roman" w:hAnsi="Courier New" w:cs="Courier New"/>
+          <w:color w:val="DCDCDC"/>
+          <w:kern w:val="0"/>
+          <w:sz w:val="18"/>
+          <w:szCs w:val="18"/>
+          <w14:ligatures w14:val="none"/>
+        </w:rPr>
+        <w:t>:</w:t>
+      </w:r>
+      <w:r>
+        <w:rPr>
+          <w:rFonts w:ascii="Courier New" w:eastAsia="Times New Roman" w:hAnsi="Courier New" w:cs="Courier New"/>
+          <w:color w:val="F8F8F2"/>
+          <w:kern w:val="0"/>
+          <w:sz w:val="18"/>
+          <w:szCs w:val="18"/>
+          <w14:ligatures w14:val="none"/>
+        </w:rPr>
+        <w:t xml:space="preserve"> </w:t>
+      </w:r>
+      <w:r>
+        <w:rPr>
+          <w:rFonts w:ascii="Courier New" w:eastAsia="Times New Roman" w:hAnsi="Courier New" w:cs="Courier New"/>
+          <w:color w:val="B5CEA8"/>
+          <w:kern w:val="0"/>
+          <w:sz w:val="18"/>
+          <w:szCs w:val="18"/>
+          <w14:ligatures w14:val="none"/>
+        </w:rPr>
+        <w:t>200</w:t>
+      </w:r>
+    </w:p>
+    <w:p>
+      <w:pPr>
+        <w:pStyle w:val="ListParagraph"/>
+        <w:numPr>
+          <w:ilvl w:val="0"/>
+          <w:numId w:val="2"/>
+        </w:numPr>
+        <w:shd w:val="clear" w:color="auto" w:fill="212121"/>
+        <w:spacing w:after="0" w:line="270" w:lineRule="atLeast"/>
+        <w:rPr>
+          <w:rFonts w:ascii="Courier New" w:eastAsia="Times New Roman" w:hAnsi="Courier New" w:cs="Courier New"/>
+          <w:color w:val="F8F8F2"/>
+          <w:kern w:val="0"/>
+          <w:sz w:val="18"/>
+          <w:szCs w:val="18"/>
+          <w14:ligatures w14:val="none"/>
+        </w:rPr>
+      </w:pPr>
+      <w:r>
+        <w:rPr>
+          <w:rFonts w:ascii="Courier New" w:eastAsia="Times New Roman" w:hAnsi="Courier New" w:cs="Courier New"/>
+          <w:color w:val="DCDCDC"/>
+          <w:kern w:val="0"/>
+          <w:sz w:val="18"/>
+          <w:szCs w:val="18"/>
+          <w14:ligatures w14:val="none"/>
+        </w:rPr>
+        <w:t>}</w:t>
+      </w:r>
+    </w:p>
+    <w:p>
+      <w:pPr>
+        <w:pStyle w:val="ListParagraph"/>
+        <w:numPr>
+          <w:ilvl w:val="0"/>
+          <w:numId w:val="10"/>
+        </w:numPr>
+      </w:pPr>
+      <w:r>
+        <w:t xml:space="preserve">Get my appointments </w:t>
+      </w:r>
+      <w:proofErr w:type="gramStart"/>
+      <w:r>
+        <w:t>( doctor</w:t>
+      </w:r>
+      <w:proofErr w:type="gramEnd"/>
+      <w:r>
+        <w:t xml:space="preserve"> and patient ):</w:t>
+      </w:r>
+    </w:p>
+    <w:p>
+      <w:pPr>
+        <w:pStyle w:val="ListParagraph"/>
+        <w:numPr>
+          <w:ilvl w:val="0"/>
+          <w:numId w:val="2"/>
+        </w:numPr>
+      </w:pPr>
+      <w:proofErr w:type="gramStart"/>
+      <w:r>
+        <w:t>Method :</w:t>
+      </w:r>
+      <w:proofErr w:type="gramEnd"/>
+      <w:r>
+        <w:t xml:space="preserve"> get </w:t>
+      </w:r>
+    </w:p>
+    <w:p>
+      <w:pPr>
+        <w:pStyle w:val="ListParagraph"/>
+        <w:numPr>
+          <w:ilvl w:val="0"/>
+          <w:numId w:val="2"/>
+        </w:numPr>
+      </w:pPr>
+      <w:r>
+        <w:t xml:space="preserve">** Bearer token &lt;access token &gt; ** =&gt; </w:t>
+      </w:r>
+      <w:r>
+        <w:rPr>
+          <w:rFonts w:hint="cs"/>
+          <w:rtl/>
+          <w:lang w:bidi="ar-EG"/>
+        </w:rPr>
+        <w:t>علي حسب انتوا دلوقت في بروفايل البيشنت والا الدكتور</w:t>
+      </w:r>
+    </w:p>
+    <w:p>
+      <w:pPr>
+        <w:pStyle w:val="ListParagraph"/>
+        <w:numPr>
+          <w:ilvl w:val="0"/>
+          <w:numId w:val="2"/>
+        </w:numPr>
+      </w:pPr>
+      <w:r>
+        <w:t>/</w:t>
+      </w:r>
+      <w:proofErr w:type="spellStart"/>
+      <w:r>
+        <w:t>api</w:t>
+      </w:r>
+      <w:proofErr w:type="spellEnd"/>
+      <w:r>
+        <w:t>/appointments/</w:t>
+      </w:r>
+      <w:proofErr w:type="gramStart"/>
+      <w:r>
+        <w:t>my</w:t>
+      </w:r>
+      <w:proofErr w:type="gramEnd"/>
+    </w:p>
+    <w:p>
+      <w:pPr>
+        <w:pStyle w:val="ListParagraph"/>
+        <w:ind w:left="1080"/>
+      </w:pPr>
+    </w:p>
+    <w:p>
+      <w:pPr>
+        <w:pStyle w:val="Heading1"/>
+      </w:pPr>
+      <w:r>
+        <w:t xml:space="preserve">Reviews end </w:t>
+      </w:r>
+      <w:proofErr w:type="gramStart"/>
+      <w:r>
+        <w:t>points :</w:t>
+      </w:r>
+      <w:proofErr w:type="gramEnd"/>
+    </w:p>
+    <w:p>
+      <w:pPr>
+        <w:pStyle w:val="ListParagraph"/>
+        <w:numPr>
+          <w:ilvl w:val="0"/>
+          <w:numId w:val="11"/>
+        </w:numPr>
       </w:pPr>
       <w:r>
         <w:rPr>
@@ -6510,7 +8996,7 @@
         <w:rPr>
           <w:lang w:bidi="ar-EG"/>
         </w:rPr>
-        <w:t>clinic :</w:t>
+        <w:t>review :</w:t>
       </w:r>
       <w:proofErr w:type="gramEnd"/>
     </w:p>
@@ -6521,22 +9007,28 @@
           <w:ilvl w:val="0"/>
           <w:numId w:val="2"/>
         </w:numPr>
-        <w:rPr>
-          <w:lang w:bidi="ar-EG"/>
-        </w:rPr>
+      </w:pPr>
+      <w:r>
+        <w:t>** Bearer token &lt;access token &gt; **</w:t>
+      </w:r>
+      <w:r>
+        <w:t xml:space="preserve"> =&gt; patient </w:t>
+      </w:r>
+    </w:p>
+    <w:p>
+      <w:pPr>
+        <w:pStyle w:val="ListParagraph"/>
+        <w:numPr>
+          <w:ilvl w:val="0"/>
+          <w:numId w:val="2"/>
+        </w:numPr>
       </w:pPr>
       <w:proofErr w:type="gramStart"/>
       <w:r>
-        <w:rPr>
-          <w:lang w:bidi="ar-EG"/>
-        </w:rPr>
         <w:t>Method :</w:t>
       </w:r>
       <w:proofErr w:type="gramEnd"/>
       <w:r>
-        <w:rPr>
-          <w:lang w:bidi="ar-EG"/>
-        </w:rPr>
         <w:t xml:space="preserve"> post </w:t>
       </w:r>
     </w:p>
@@ -6547,34 +9039,1030 @@
           <w:ilvl w:val="0"/>
           <w:numId w:val="2"/>
         </w:numPr>
-        <w:rPr>
-          <w:lang w:bidi="ar-EG"/>
-        </w:rPr>
-      </w:pPr>
-      <w:r>
-        <w:rPr>
-          <w:lang w:bidi="ar-EG"/>
-        </w:rPr>
+      </w:pPr>
+      <w:r>
         <w:t>/</w:t>
       </w:r>
       <w:proofErr w:type="spellStart"/>
       <w:r>
-        <w:rPr>
-          <w:lang w:bidi="ar-EG"/>
-        </w:rPr>
         <w:t>api</w:t>
       </w:r>
       <w:proofErr w:type="spellEnd"/>
       <w:r>
-        <w:rPr>
-          <w:lang w:bidi="ar-EG"/>
-        </w:rPr>
-        <w:t>/doctor/add-clinic</w:t>
-      </w:r>
-    </w:p>
-    <w:p>
-      <w:pPr>
-        <w:pStyle w:val="ListParagraph"/>
+        <w:t>/reviews</w:t>
+      </w:r>
+    </w:p>
+    <w:p>
+      <w:pPr>
+        <w:pStyle w:val="ListParagraph"/>
+        <w:numPr>
+          <w:ilvl w:val="0"/>
+          <w:numId w:val="2"/>
+        </w:numPr>
+      </w:pPr>
+      <w:r>
+        <w:rPr>
+          <w:rFonts w:hint="cs"/>
+          <w:rtl/>
+        </w:rPr>
+        <w:t>ميقدرش يدي الا ريفيو واحد بس لكل دكتور</w:t>
+      </w:r>
+    </w:p>
+    <w:p>
+      <w:pPr>
+        <w:pStyle w:val="ListParagraph"/>
+        <w:numPr>
+          <w:ilvl w:val="0"/>
+          <w:numId w:val="2"/>
+        </w:numPr>
+      </w:pPr>
+      <w:r>
+        <w:t>Ex:</w:t>
+      </w:r>
+    </w:p>
+    <w:p>
+      <w:pPr>
+        <w:pStyle w:val="ListParagraph"/>
+        <w:numPr>
+          <w:ilvl w:val="0"/>
+          <w:numId w:val="2"/>
+        </w:numPr>
+        <w:shd w:val="clear" w:color="auto" w:fill="212121"/>
+        <w:spacing w:after="0" w:line="270" w:lineRule="atLeast"/>
+        <w:rPr>
+          <w:rFonts w:ascii="Courier New" w:eastAsia="Times New Roman" w:hAnsi="Courier New" w:cs="Courier New"/>
+          <w:color w:val="F8F8F2"/>
+          <w:kern w:val="0"/>
+          <w:sz w:val="18"/>
+          <w:szCs w:val="18"/>
+          <w14:ligatures w14:val="none"/>
+        </w:rPr>
+      </w:pPr>
+      <w:r>
+        <w:rPr>
+          <w:rFonts w:ascii="Courier New" w:eastAsia="Times New Roman" w:hAnsi="Courier New" w:cs="Courier New"/>
+          <w:color w:val="DCDCDC"/>
+          <w:kern w:val="0"/>
+          <w:sz w:val="18"/>
+          <w:szCs w:val="18"/>
+          <w14:ligatures w14:val="none"/>
+        </w:rPr>
+        <w:t>{</w:t>
+      </w:r>
+    </w:p>
+    <w:p>
+      <w:pPr>
+        <w:pStyle w:val="ListParagraph"/>
+        <w:numPr>
+          <w:ilvl w:val="0"/>
+          <w:numId w:val="2"/>
+        </w:numPr>
+        <w:shd w:val="clear" w:color="auto" w:fill="212121"/>
+        <w:spacing w:after="0" w:line="270" w:lineRule="atLeast"/>
+        <w:rPr>
+          <w:rFonts w:ascii="Courier New" w:eastAsia="Times New Roman" w:hAnsi="Courier New" w:cs="Courier New"/>
+          <w:color w:val="F8F8F2"/>
+          <w:kern w:val="0"/>
+          <w:sz w:val="18"/>
+          <w:szCs w:val="18"/>
+          <w14:ligatures w14:val="none"/>
+        </w:rPr>
+      </w:pPr>
+      <w:r>
+        <w:rPr>
+          <w:rFonts w:ascii="Courier New" w:eastAsia="Times New Roman" w:hAnsi="Courier New" w:cs="Courier New"/>
+          <w:color w:val="F8F8F2"/>
+          <w:kern w:val="0"/>
+          <w:sz w:val="18"/>
+          <w:szCs w:val="18"/>
+          <w14:ligatures w14:val="none"/>
+        </w:rPr>
+        <w:t xml:space="preserve">    </w:t>
+      </w:r>
+      <w:r>
+        <w:rPr>
+          <w:rFonts w:ascii="Courier New" w:eastAsia="Times New Roman" w:hAnsi="Courier New" w:cs="Courier New"/>
+          <w:color w:val="9CDCFE"/>
+          <w:kern w:val="0"/>
+          <w:sz w:val="18"/>
+          <w:szCs w:val="18"/>
+          <w14:ligatures w14:val="none"/>
+        </w:rPr>
+        <w:t>"</w:t>
+      </w:r>
+      <w:proofErr w:type="spellStart"/>
+      <w:r>
+        <w:rPr>
+          <w:rFonts w:ascii="Courier New" w:eastAsia="Times New Roman" w:hAnsi="Courier New" w:cs="Courier New"/>
+          <w:color w:val="9CDCFE"/>
+          <w:kern w:val="0"/>
+          <w:sz w:val="18"/>
+          <w:szCs w:val="18"/>
+          <w14:ligatures w14:val="none"/>
+        </w:rPr>
+        <w:t>doctorId</w:t>
+      </w:r>
+      <w:proofErr w:type="spellEnd"/>
+      <w:r>
+        <w:rPr>
+          <w:rFonts w:ascii="Courier New" w:eastAsia="Times New Roman" w:hAnsi="Courier New" w:cs="Courier New"/>
+          <w:color w:val="9CDCFE"/>
+          <w:kern w:val="0"/>
+          <w:sz w:val="18"/>
+          <w:szCs w:val="18"/>
+          <w14:ligatures w14:val="none"/>
+        </w:rPr>
+        <w:t>"</w:t>
+      </w:r>
+      <w:r>
+        <w:rPr>
+          <w:rFonts w:ascii="Courier New" w:eastAsia="Times New Roman" w:hAnsi="Courier New" w:cs="Courier New"/>
+          <w:color w:val="DCDCDC"/>
+          <w:kern w:val="0"/>
+          <w:sz w:val="18"/>
+          <w:szCs w:val="18"/>
+          <w14:ligatures w14:val="none"/>
+        </w:rPr>
+        <w:t>:</w:t>
+      </w:r>
+      <w:r>
+        <w:rPr>
+          <w:rFonts w:ascii="Courier New" w:eastAsia="Times New Roman" w:hAnsi="Courier New" w:cs="Courier New"/>
+          <w:color w:val="F8F8F2"/>
+          <w:kern w:val="0"/>
+          <w:sz w:val="18"/>
+          <w:szCs w:val="18"/>
+          <w14:ligatures w14:val="none"/>
+        </w:rPr>
+        <w:t xml:space="preserve"> </w:t>
+      </w:r>
+      <w:r>
+        <w:rPr>
+          <w:rFonts w:ascii="Courier New" w:eastAsia="Times New Roman" w:hAnsi="Courier New" w:cs="Courier New"/>
+          <w:color w:val="CE9178"/>
+          <w:kern w:val="0"/>
+          <w:sz w:val="18"/>
+          <w:szCs w:val="18"/>
+          <w14:ligatures w14:val="none"/>
+        </w:rPr>
+        <w:t>"698c91524687c848d2b629ea"</w:t>
+      </w:r>
+      <w:r>
+        <w:rPr>
+          <w:rFonts w:ascii="Courier New" w:eastAsia="Times New Roman" w:hAnsi="Courier New" w:cs="Courier New"/>
+          <w:color w:val="DCDCDC"/>
+          <w:kern w:val="0"/>
+          <w:sz w:val="18"/>
+          <w:szCs w:val="18"/>
+          <w14:ligatures w14:val="none"/>
+        </w:rPr>
+        <w:t>,</w:t>
+      </w:r>
+    </w:p>
+    <w:p>
+      <w:pPr>
+        <w:pStyle w:val="ListParagraph"/>
+        <w:numPr>
+          <w:ilvl w:val="0"/>
+          <w:numId w:val="2"/>
+        </w:numPr>
+        <w:shd w:val="clear" w:color="auto" w:fill="212121"/>
+        <w:spacing w:after="0" w:line="270" w:lineRule="atLeast"/>
+        <w:rPr>
+          <w:rFonts w:ascii="Courier New" w:eastAsia="Times New Roman" w:hAnsi="Courier New" w:cs="Courier New"/>
+          <w:color w:val="F8F8F2"/>
+          <w:kern w:val="0"/>
+          <w:sz w:val="18"/>
+          <w:szCs w:val="18"/>
+          <w14:ligatures w14:val="none"/>
+        </w:rPr>
+      </w:pPr>
+      <w:r>
+        <w:rPr>
+          <w:rFonts w:ascii="Courier New" w:eastAsia="Times New Roman" w:hAnsi="Courier New" w:cs="Courier New"/>
+          <w:color w:val="F8F8F2"/>
+          <w:kern w:val="0"/>
+          <w:sz w:val="18"/>
+          <w:szCs w:val="18"/>
+          <w14:ligatures w14:val="none"/>
+        </w:rPr>
+        <w:t xml:space="preserve">    </w:t>
+      </w:r>
+      <w:r>
+        <w:rPr>
+          <w:rFonts w:ascii="Courier New" w:eastAsia="Times New Roman" w:hAnsi="Courier New" w:cs="Courier New"/>
+          <w:color w:val="9CDCFE"/>
+          <w:kern w:val="0"/>
+          <w:sz w:val="18"/>
+          <w:szCs w:val="18"/>
+          <w14:ligatures w14:val="none"/>
+        </w:rPr>
+        <w:t>"rating"</w:t>
+      </w:r>
+      <w:r>
+        <w:rPr>
+          <w:rFonts w:ascii="Courier New" w:eastAsia="Times New Roman" w:hAnsi="Courier New" w:cs="Courier New"/>
+          <w:color w:val="DCDCDC"/>
+          <w:kern w:val="0"/>
+          <w:sz w:val="18"/>
+          <w:szCs w:val="18"/>
+          <w14:ligatures w14:val="none"/>
+        </w:rPr>
+        <w:t>:</w:t>
+      </w:r>
+      <w:r>
+        <w:rPr>
+          <w:rFonts w:ascii="Courier New" w:eastAsia="Times New Roman" w:hAnsi="Courier New" w:cs="Courier New"/>
+          <w:color w:val="F8F8F2"/>
+          <w:kern w:val="0"/>
+          <w:sz w:val="18"/>
+          <w:szCs w:val="18"/>
+          <w14:ligatures w14:val="none"/>
+        </w:rPr>
+        <w:t xml:space="preserve"> </w:t>
+      </w:r>
+      <w:r>
+        <w:rPr>
+          <w:rFonts w:ascii="Courier New" w:eastAsia="Times New Roman" w:hAnsi="Courier New" w:cs="Courier New"/>
+          <w:color w:val="B5CEA8"/>
+          <w:kern w:val="0"/>
+          <w:sz w:val="18"/>
+          <w:szCs w:val="18"/>
+          <w14:ligatures w14:val="none"/>
+        </w:rPr>
+        <w:t>3</w:t>
+      </w:r>
+      <w:r>
+        <w:rPr>
+          <w:rFonts w:ascii="Courier New" w:eastAsia="Times New Roman" w:hAnsi="Courier New" w:cs="Courier New"/>
+          <w:color w:val="DCDCDC"/>
+          <w:kern w:val="0"/>
+          <w:sz w:val="18"/>
+          <w:szCs w:val="18"/>
+          <w14:ligatures w14:val="none"/>
+        </w:rPr>
+        <w:t>,</w:t>
+      </w:r>
+    </w:p>
+    <w:p>
+      <w:pPr>
+        <w:pStyle w:val="ListParagraph"/>
+        <w:numPr>
+          <w:ilvl w:val="0"/>
+          <w:numId w:val="2"/>
+        </w:numPr>
+        <w:shd w:val="clear" w:color="auto" w:fill="212121"/>
+        <w:spacing w:after="0" w:line="270" w:lineRule="atLeast"/>
+        <w:rPr>
+          <w:rFonts w:ascii="Courier New" w:eastAsia="Times New Roman" w:hAnsi="Courier New" w:cs="Courier New"/>
+          <w:color w:val="F8F8F2"/>
+          <w:kern w:val="0"/>
+          <w:sz w:val="18"/>
+          <w:szCs w:val="18"/>
+          <w14:ligatures w14:val="none"/>
+        </w:rPr>
+      </w:pPr>
+      <w:r>
+        <w:rPr>
+          <w:rFonts w:ascii="Courier New" w:eastAsia="Times New Roman" w:hAnsi="Courier New" w:cs="Courier New"/>
+          <w:color w:val="F8F8F2"/>
+          <w:kern w:val="0"/>
+          <w:sz w:val="18"/>
+          <w:szCs w:val="18"/>
+          <w14:ligatures w14:val="none"/>
+        </w:rPr>
+        <w:t xml:space="preserve">    </w:t>
+      </w:r>
+      <w:r>
+        <w:rPr>
+          <w:rFonts w:ascii="Courier New" w:eastAsia="Times New Roman" w:hAnsi="Courier New" w:cs="Courier New"/>
+          <w:color w:val="9CDCFE"/>
+          <w:kern w:val="0"/>
+          <w:sz w:val="18"/>
+          <w:szCs w:val="18"/>
+          <w14:ligatures w14:val="none"/>
+        </w:rPr>
+        <w:t>"comment"</w:t>
+      </w:r>
+      <w:r>
+        <w:rPr>
+          <w:rFonts w:ascii="Courier New" w:eastAsia="Times New Roman" w:hAnsi="Courier New" w:cs="Courier New"/>
+          <w:color w:val="DCDCDC"/>
+          <w:kern w:val="0"/>
+          <w:sz w:val="18"/>
+          <w:szCs w:val="18"/>
+          <w14:ligatures w14:val="none"/>
+        </w:rPr>
+        <w:t>:</w:t>
+      </w:r>
+      <w:r>
+        <w:rPr>
+          <w:rFonts w:ascii="Courier New" w:eastAsia="Times New Roman" w:hAnsi="Courier New" w:cs="Courier New"/>
+          <w:color w:val="F8F8F2"/>
+          <w:kern w:val="0"/>
+          <w:sz w:val="18"/>
+          <w:szCs w:val="18"/>
+          <w14:ligatures w14:val="none"/>
+        </w:rPr>
+        <w:t xml:space="preserve"> </w:t>
+      </w:r>
+      <w:r>
+        <w:rPr>
+          <w:rFonts w:ascii="Courier New" w:eastAsia="Times New Roman" w:hAnsi="Courier New" w:cs="Courier New"/>
+          <w:color w:val="CE9178"/>
+          <w:kern w:val="0"/>
+          <w:sz w:val="18"/>
+          <w:szCs w:val="18"/>
+          <w14:ligatures w14:val="none"/>
+        </w:rPr>
+        <w:t>"she is a good doctor."</w:t>
+      </w:r>
+    </w:p>
+    <w:p>
+      <w:pPr>
+        <w:pStyle w:val="ListParagraph"/>
+        <w:numPr>
+          <w:ilvl w:val="0"/>
+          <w:numId w:val="2"/>
+        </w:numPr>
+        <w:shd w:val="clear" w:color="auto" w:fill="212121"/>
+        <w:spacing w:after="0" w:line="270" w:lineRule="atLeast"/>
+        <w:rPr>
+          <w:rFonts w:ascii="Courier New" w:eastAsia="Times New Roman" w:hAnsi="Courier New" w:cs="Courier New"/>
+          <w:color w:val="F8F8F2"/>
+          <w:kern w:val="0"/>
+          <w:sz w:val="18"/>
+          <w:szCs w:val="18"/>
+          <w14:ligatures w14:val="none"/>
+        </w:rPr>
+      </w:pPr>
+      <w:r>
+        <w:rPr>
+          <w:rFonts w:ascii="Courier New" w:eastAsia="Times New Roman" w:hAnsi="Courier New" w:cs="Courier New"/>
+          <w:color w:val="DCDCDC"/>
+          <w:kern w:val="0"/>
+          <w:sz w:val="18"/>
+          <w:szCs w:val="18"/>
+          <w14:ligatures w14:val="none"/>
+        </w:rPr>
+        <w:t>}</w:t>
+      </w:r>
+    </w:p>
+    <w:p>
+      <w:pPr>
+        <w:ind w:left="720"/>
+      </w:pPr>
+    </w:p>
+    <w:p>
+      <w:pPr>
+        <w:pStyle w:val="ListParagraph"/>
+        <w:numPr>
+          <w:ilvl w:val="0"/>
+          <w:numId w:val="11"/>
+        </w:numPr>
+      </w:pPr>
+      <w:r>
+        <w:t xml:space="preserve">get doctor's </w:t>
+      </w:r>
+      <w:proofErr w:type="gramStart"/>
+      <w:r>
+        <w:t>reviews</w:t>
+      </w:r>
+      <w:r>
+        <w:t xml:space="preserve"> :</w:t>
+      </w:r>
+      <w:proofErr w:type="gramEnd"/>
+    </w:p>
+    <w:p>
+      <w:pPr>
+        <w:pStyle w:val="ListParagraph"/>
+        <w:numPr>
+          <w:ilvl w:val="0"/>
+          <w:numId w:val="2"/>
+        </w:numPr>
+      </w:pPr>
+      <w:proofErr w:type="gramStart"/>
+      <w:r>
+        <w:t>method :</w:t>
+      </w:r>
+      <w:proofErr w:type="gramEnd"/>
+      <w:r>
+        <w:t xml:space="preserve"> get</w:t>
+      </w:r>
+    </w:p>
+    <w:p>
+      <w:pPr>
+        <w:pStyle w:val="ListParagraph"/>
+        <w:numPr>
+          <w:ilvl w:val="0"/>
+          <w:numId w:val="2"/>
+        </w:numPr>
+      </w:pPr>
+      <w:r>
+        <w:t>/</w:t>
+      </w:r>
+      <w:proofErr w:type="spellStart"/>
+      <w:r>
+        <w:t>api</w:t>
+      </w:r>
+      <w:proofErr w:type="spellEnd"/>
+      <w:r>
+        <w:t>/reviews/doctor/</w:t>
+      </w:r>
+      <w:r>
+        <w:t xml:space="preserve">:id </w:t>
+      </w:r>
+    </w:p>
+    <w:p>
+      <w:pPr>
+        <w:pStyle w:val="ListParagraph"/>
+        <w:numPr>
+          <w:ilvl w:val="0"/>
+          <w:numId w:val="2"/>
+        </w:numPr>
+      </w:pPr>
+      <w:r>
+        <w:t>Id =&gt; for doctor</w:t>
+      </w:r>
+    </w:p>
+    <w:p>
+      <w:pPr>
+        <w:pStyle w:val="ListParagraph"/>
+        <w:numPr>
+          <w:ilvl w:val="0"/>
+          <w:numId w:val="11"/>
+        </w:numPr>
+      </w:pPr>
+      <w:r>
+        <w:t xml:space="preserve">Get my </w:t>
+      </w:r>
+      <w:proofErr w:type="gramStart"/>
+      <w:r>
+        <w:t>reviews :</w:t>
+      </w:r>
+      <w:proofErr w:type="gramEnd"/>
+    </w:p>
+    <w:p>
+      <w:pPr>
+        <w:pStyle w:val="ListParagraph"/>
+        <w:numPr>
+          <w:ilvl w:val="0"/>
+          <w:numId w:val="2"/>
+        </w:numPr>
+      </w:pPr>
+      <w:r>
+        <w:t xml:space="preserve">** Bearer token &lt;access token &gt; ** =&gt; patient </w:t>
+      </w:r>
+    </w:p>
+    <w:p>
+      <w:pPr>
+        <w:pStyle w:val="ListParagraph"/>
+        <w:numPr>
+          <w:ilvl w:val="0"/>
+          <w:numId w:val="2"/>
+        </w:numPr>
+      </w:pPr>
+      <w:proofErr w:type="gramStart"/>
+      <w:r>
+        <w:t>Method :</w:t>
+      </w:r>
+      <w:proofErr w:type="gramEnd"/>
+      <w:r>
+        <w:t xml:space="preserve"> get</w:t>
+      </w:r>
+    </w:p>
+    <w:p>
+      <w:pPr>
+        <w:pStyle w:val="ListParagraph"/>
+        <w:numPr>
+          <w:ilvl w:val="0"/>
+          <w:numId w:val="2"/>
+        </w:numPr>
+      </w:pPr>
+      <w:r>
+        <w:t>/</w:t>
+      </w:r>
+      <w:proofErr w:type="spellStart"/>
+      <w:r>
+        <w:t>api</w:t>
+      </w:r>
+      <w:proofErr w:type="spellEnd"/>
+      <w:r>
+        <w:t>/reviews/me</w:t>
+      </w:r>
+    </w:p>
+    <w:p>
+      <w:pPr>
+        <w:pStyle w:val="ListParagraph"/>
+        <w:numPr>
+          <w:ilvl w:val="0"/>
+          <w:numId w:val="2"/>
+        </w:numPr>
+      </w:pPr>
+      <w:r>
+        <w:rPr>
+          <w:rFonts w:hint="cs"/>
+          <w:rtl/>
+          <w:lang w:bidi="ar-EG"/>
+        </w:rPr>
+        <w:t>البيشنت بيشوف كل الريفيوز الي عملها</w:t>
+      </w:r>
+    </w:p>
+    <w:p>
+      <w:pPr>
+        <w:pStyle w:val="ListParagraph"/>
+        <w:numPr>
+          <w:ilvl w:val="0"/>
+          <w:numId w:val="11"/>
+        </w:numPr>
+      </w:pPr>
+      <w:r>
+        <w:rPr>
+          <w:lang w:bidi="ar-EG"/>
+        </w:rPr>
+        <w:t xml:space="preserve">Update </w:t>
+      </w:r>
+      <w:proofErr w:type="gramStart"/>
+      <w:r>
+        <w:rPr>
+          <w:lang w:bidi="ar-EG"/>
+        </w:rPr>
+        <w:t>reviews :</w:t>
+      </w:r>
+      <w:proofErr w:type="gramEnd"/>
+    </w:p>
+    <w:p>
+      <w:pPr>
+        <w:pStyle w:val="ListParagraph"/>
+        <w:numPr>
+          <w:ilvl w:val="0"/>
+          <w:numId w:val="2"/>
+        </w:numPr>
+      </w:pPr>
+      <w:r>
+        <w:t xml:space="preserve">** Bearer token &lt;access token &gt; ** =&gt; patient </w:t>
+      </w:r>
+    </w:p>
+    <w:p>
+      <w:pPr>
+        <w:pStyle w:val="ListParagraph"/>
+        <w:numPr>
+          <w:ilvl w:val="0"/>
+          <w:numId w:val="2"/>
+        </w:numPr>
+      </w:pPr>
+      <w:proofErr w:type="gramStart"/>
+      <w:r>
+        <w:t>Method :</w:t>
+      </w:r>
+      <w:proofErr w:type="gramEnd"/>
+      <w:r>
+        <w:t xml:space="preserve"> put </w:t>
+      </w:r>
+    </w:p>
+    <w:p>
+      <w:pPr>
+        <w:pStyle w:val="ListParagraph"/>
+        <w:numPr>
+          <w:ilvl w:val="0"/>
+          <w:numId w:val="2"/>
+        </w:numPr>
+      </w:pPr>
+      <w:r>
+        <w:t>/</w:t>
+      </w:r>
+      <w:proofErr w:type="spellStart"/>
+      <w:proofErr w:type="gramStart"/>
+      <w:r>
+        <w:t>api</w:t>
+      </w:r>
+      <w:proofErr w:type="spellEnd"/>
+      <w:proofErr w:type="gramEnd"/>
+      <w:r>
+        <w:t>/reviews/</w:t>
+      </w:r>
+      <w:r>
+        <w:t>:id</w:t>
+      </w:r>
+    </w:p>
+    <w:p>
+      <w:pPr>
+        <w:pStyle w:val="ListParagraph"/>
+        <w:numPr>
+          <w:ilvl w:val="0"/>
+          <w:numId w:val="2"/>
+        </w:numPr>
+      </w:pPr>
+      <w:r>
+        <w:rPr>
+          <w:rFonts w:hint="cs"/>
+          <w:rtl/>
+        </w:rPr>
+        <w:t xml:space="preserve">ال </w:t>
+      </w:r>
+      <w:r>
+        <w:t xml:space="preserve"> id </w:t>
+      </w:r>
+      <w:r>
+        <w:rPr>
+          <w:rFonts w:hint="cs"/>
+          <w:rtl/>
+          <w:lang w:bidi="ar-EG"/>
+        </w:rPr>
+        <w:t>بتاع الريفيو</w:t>
+      </w:r>
+    </w:p>
+    <w:p>
+      <w:pPr>
+        <w:pStyle w:val="ListParagraph"/>
+        <w:numPr>
+          <w:ilvl w:val="0"/>
+          <w:numId w:val="2"/>
+        </w:numPr>
+      </w:pPr>
+      <w:r>
+        <w:lastRenderedPageBreak/>
+        <w:t>Ex:</w:t>
+      </w:r>
+    </w:p>
+    <w:p>
+      <w:pPr>
+        <w:pStyle w:val="ListParagraph"/>
+        <w:numPr>
+          <w:ilvl w:val="0"/>
+          <w:numId w:val="2"/>
+        </w:numPr>
+        <w:shd w:val="clear" w:color="auto" w:fill="212121"/>
+        <w:spacing w:after="0" w:line="270" w:lineRule="atLeast"/>
+        <w:rPr>
+          <w:rFonts w:ascii="Courier New" w:eastAsia="Times New Roman" w:hAnsi="Courier New" w:cs="Courier New"/>
+          <w:color w:val="F8F8F2"/>
+          <w:kern w:val="0"/>
+          <w:sz w:val="18"/>
+          <w:szCs w:val="18"/>
+          <w14:ligatures w14:val="none"/>
+        </w:rPr>
+      </w:pPr>
+      <w:r>
+        <w:rPr>
+          <w:rFonts w:ascii="Courier New" w:eastAsia="Times New Roman" w:hAnsi="Courier New" w:cs="Courier New"/>
+          <w:color w:val="DCDCDC"/>
+          <w:kern w:val="0"/>
+          <w:sz w:val="18"/>
+          <w:szCs w:val="18"/>
+          <w14:ligatures w14:val="none"/>
+        </w:rPr>
+        <w:t>{</w:t>
+      </w:r>
+    </w:p>
+    <w:p>
+      <w:pPr>
+        <w:pStyle w:val="ListParagraph"/>
+        <w:numPr>
+          <w:ilvl w:val="0"/>
+          <w:numId w:val="2"/>
+        </w:numPr>
+        <w:shd w:val="clear" w:color="auto" w:fill="212121"/>
+        <w:spacing w:after="0" w:line="270" w:lineRule="atLeast"/>
+        <w:rPr>
+          <w:rFonts w:ascii="Courier New" w:eastAsia="Times New Roman" w:hAnsi="Courier New" w:cs="Courier New"/>
+          <w:color w:val="F8F8F2"/>
+          <w:kern w:val="0"/>
+          <w:sz w:val="18"/>
+          <w:szCs w:val="18"/>
+          <w14:ligatures w14:val="none"/>
+        </w:rPr>
+      </w:pPr>
+      <w:r>
+        <w:rPr>
+          <w:rFonts w:ascii="Courier New" w:eastAsia="Times New Roman" w:hAnsi="Courier New" w:cs="Courier New"/>
+          <w:color w:val="F8F8F2"/>
+          <w:kern w:val="0"/>
+          <w:sz w:val="18"/>
+          <w:szCs w:val="18"/>
+          <w14:ligatures w14:val="none"/>
+        </w:rPr>
+        <w:t xml:space="preserve">    </w:t>
+      </w:r>
+      <w:r>
+        <w:rPr>
+          <w:rFonts w:ascii="Courier New" w:eastAsia="Times New Roman" w:hAnsi="Courier New" w:cs="Courier New"/>
+          <w:color w:val="9CDCFE"/>
+          <w:kern w:val="0"/>
+          <w:sz w:val="18"/>
+          <w:szCs w:val="18"/>
+          <w14:ligatures w14:val="none"/>
+        </w:rPr>
+        <w:t>"rating"</w:t>
+      </w:r>
+      <w:r>
+        <w:rPr>
+          <w:rFonts w:ascii="Courier New" w:eastAsia="Times New Roman" w:hAnsi="Courier New" w:cs="Courier New"/>
+          <w:color w:val="DCDCDC"/>
+          <w:kern w:val="0"/>
+          <w:sz w:val="18"/>
+          <w:szCs w:val="18"/>
+          <w14:ligatures w14:val="none"/>
+        </w:rPr>
+        <w:t>:</w:t>
+      </w:r>
+      <w:r>
+        <w:rPr>
+          <w:rFonts w:ascii="Courier New" w:eastAsia="Times New Roman" w:hAnsi="Courier New" w:cs="Courier New"/>
+          <w:color w:val="F8F8F2"/>
+          <w:kern w:val="0"/>
+          <w:sz w:val="18"/>
+          <w:szCs w:val="18"/>
+          <w14:ligatures w14:val="none"/>
+        </w:rPr>
+        <w:t xml:space="preserve"> </w:t>
+      </w:r>
+      <w:r>
+        <w:rPr>
+          <w:rFonts w:ascii="Courier New" w:eastAsia="Times New Roman" w:hAnsi="Courier New" w:cs="Courier New"/>
+          <w:color w:val="B5CEA8"/>
+          <w:kern w:val="0"/>
+          <w:sz w:val="18"/>
+          <w:szCs w:val="18"/>
+          <w14:ligatures w14:val="none"/>
+        </w:rPr>
+        <w:t>4</w:t>
+      </w:r>
+      <w:r>
+        <w:rPr>
+          <w:rFonts w:ascii="Courier New" w:eastAsia="Times New Roman" w:hAnsi="Courier New" w:cs="Courier New"/>
+          <w:color w:val="DCDCDC"/>
+          <w:kern w:val="0"/>
+          <w:sz w:val="18"/>
+          <w:szCs w:val="18"/>
+          <w14:ligatures w14:val="none"/>
+        </w:rPr>
+        <w:t>,</w:t>
+      </w:r>
+    </w:p>
+    <w:p>
+      <w:pPr>
+        <w:pStyle w:val="ListParagraph"/>
+        <w:numPr>
+          <w:ilvl w:val="0"/>
+          <w:numId w:val="2"/>
+        </w:numPr>
+        <w:shd w:val="clear" w:color="auto" w:fill="212121"/>
+        <w:spacing w:after="0" w:line="270" w:lineRule="atLeast"/>
+        <w:rPr>
+          <w:rFonts w:ascii="Courier New" w:eastAsia="Times New Roman" w:hAnsi="Courier New" w:cs="Courier New"/>
+          <w:color w:val="F8F8F2"/>
+          <w:kern w:val="0"/>
+          <w:sz w:val="18"/>
+          <w:szCs w:val="18"/>
+          <w14:ligatures w14:val="none"/>
+        </w:rPr>
+      </w:pPr>
+      <w:r>
+        <w:rPr>
+          <w:rFonts w:ascii="Courier New" w:eastAsia="Times New Roman" w:hAnsi="Courier New" w:cs="Courier New"/>
+          <w:color w:val="F8F8F2"/>
+          <w:kern w:val="0"/>
+          <w:sz w:val="18"/>
+          <w:szCs w:val="18"/>
+          <w14:ligatures w14:val="none"/>
+        </w:rPr>
+        <w:t xml:space="preserve">    </w:t>
+      </w:r>
+      <w:r>
+        <w:rPr>
+          <w:rFonts w:ascii="Courier New" w:eastAsia="Times New Roman" w:hAnsi="Courier New" w:cs="Courier New"/>
+          <w:color w:val="9CDCFE"/>
+          <w:kern w:val="0"/>
+          <w:sz w:val="18"/>
+          <w:szCs w:val="18"/>
+          <w14:ligatures w14:val="none"/>
+        </w:rPr>
+        <w:t>"comment"</w:t>
+      </w:r>
+      <w:r>
+        <w:rPr>
+          <w:rFonts w:ascii="Courier New" w:eastAsia="Times New Roman" w:hAnsi="Courier New" w:cs="Courier New"/>
+          <w:color w:val="DCDCDC"/>
+          <w:kern w:val="0"/>
+          <w:sz w:val="18"/>
+          <w:szCs w:val="18"/>
+          <w14:ligatures w14:val="none"/>
+        </w:rPr>
+        <w:t>:</w:t>
+      </w:r>
+      <w:r>
+        <w:rPr>
+          <w:rFonts w:ascii="Courier New" w:eastAsia="Times New Roman" w:hAnsi="Courier New" w:cs="Courier New"/>
+          <w:color w:val="F8F8F2"/>
+          <w:kern w:val="0"/>
+          <w:sz w:val="18"/>
+          <w:szCs w:val="18"/>
+          <w14:ligatures w14:val="none"/>
+        </w:rPr>
+        <w:t xml:space="preserve"> </w:t>
+      </w:r>
+      <w:r>
+        <w:rPr>
+          <w:rFonts w:ascii="Courier New" w:eastAsia="Times New Roman" w:hAnsi="Courier New" w:cs="Courier New"/>
+          <w:color w:val="CE9178"/>
+          <w:kern w:val="0"/>
+          <w:sz w:val="18"/>
+          <w:szCs w:val="18"/>
+          <w14:ligatures w14:val="none"/>
+        </w:rPr>
+        <w:t>"</w:t>
+      </w:r>
+      <w:r>
+        <w:rPr>
+          <w:rFonts w:ascii="Courier New" w:eastAsia="Times New Roman" w:hAnsi="Courier New" w:cs="Courier New"/>
+          <w:color w:val="CE9178"/>
+          <w:kern w:val="0"/>
+          <w:sz w:val="18"/>
+          <w:szCs w:val="18"/>
+          <w:rtl/>
+          <w14:ligatures w14:val="none"/>
+        </w:rPr>
+        <w:t>تم تعديل التقييم، الخدمة كانت جيدة جداً</w:t>
+      </w:r>
+      <w:r>
+        <w:rPr>
+          <w:rFonts w:ascii="Courier New" w:eastAsia="Times New Roman" w:hAnsi="Courier New" w:cs="Courier New"/>
+          <w:color w:val="CE9178"/>
+          <w:kern w:val="0"/>
+          <w:sz w:val="18"/>
+          <w:szCs w:val="18"/>
+          <w14:ligatures w14:val="none"/>
+        </w:rPr>
+        <w:t>."</w:t>
+      </w:r>
+    </w:p>
+    <w:p>
+      <w:pPr>
+        <w:pStyle w:val="ListParagraph"/>
+        <w:numPr>
+          <w:ilvl w:val="0"/>
+          <w:numId w:val="2"/>
+        </w:numPr>
+        <w:shd w:val="clear" w:color="auto" w:fill="212121"/>
+        <w:spacing w:after="0" w:line="270" w:lineRule="atLeast"/>
+        <w:rPr>
+          <w:rFonts w:ascii="Courier New" w:eastAsia="Times New Roman" w:hAnsi="Courier New" w:cs="Courier New"/>
+          <w:color w:val="F8F8F2"/>
+          <w:kern w:val="0"/>
+          <w:sz w:val="18"/>
+          <w:szCs w:val="18"/>
+          <w14:ligatures w14:val="none"/>
+        </w:rPr>
+      </w:pPr>
+      <w:r>
+        <w:rPr>
+          <w:rFonts w:ascii="Courier New" w:eastAsia="Times New Roman" w:hAnsi="Courier New" w:cs="Courier New"/>
+          <w:color w:val="DCDCDC"/>
+          <w:kern w:val="0"/>
+          <w:sz w:val="18"/>
+          <w:szCs w:val="18"/>
+          <w14:ligatures w14:val="none"/>
+        </w:rPr>
+        <w:t>}</w:t>
+      </w:r>
+    </w:p>
+    <w:p>
+      <w:pPr>
+        <w:pStyle w:val="ListParagraph"/>
+        <w:numPr>
+          <w:ilvl w:val="0"/>
+          <w:numId w:val="11"/>
+        </w:numPr>
+      </w:pPr>
+      <w:r>
+        <w:rPr>
+          <w:lang w:bidi="ar-EG"/>
+        </w:rPr>
+        <w:t xml:space="preserve">Delete </w:t>
+      </w:r>
+      <w:proofErr w:type="gramStart"/>
+      <w:r>
+        <w:rPr>
+          <w:lang w:bidi="ar-EG"/>
+        </w:rPr>
+        <w:t>review :</w:t>
+      </w:r>
+      <w:proofErr w:type="gramEnd"/>
+    </w:p>
+    <w:p>
+      <w:pPr>
+        <w:pStyle w:val="ListParagraph"/>
+        <w:numPr>
+          <w:ilvl w:val="0"/>
+          <w:numId w:val="2"/>
+        </w:numPr>
+      </w:pPr>
+      <w:r>
+        <w:t xml:space="preserve">** Bearer token &lt;access token &gt; ** =&gt; patient </w:t>
+      </w:r>
+    </w:p>
+    <w:p>
+      <w:pPr>
+        <w:pStyle w:val="ListParagraph"/>
+        <w:numPr>
+          <w:ilvl w:val="0"/>
+          <w:numId w:val="2"/>
+        </w:numPr>
+      </w:pPr>
+      <w:proofErr w:type="gramStart"/>
+      <w:r>
+        <w:t>Method :</w:t>
+      </w:r>
+      <w:proofErr w:type="gramEnd"/>
+      <w:r>
+        <w:t xml:space="preserve"> </w:t>
+      </w:r>
+      <w:r>
+        <w:t xml:space="preserve">delete </w:t>
+      </w:r>
+      <w:r>
+        <w:t xml:space="preserve"> </w:t>
+      </w:r>
+    </w:p>
+    <w:p>
+      <w:pPr>
+        <w:pStyle w:val="ListParagraph"/>
+        <w:numPr>
+          <w:ilvl w:val="0"/>
+          <w:numId w:val="2"/>
+        </w:numPr>
+      </w:pPr>
+      <w:r>
+        <w:t>/</w:t>
+      </w:r>
+      <w:proofErr w:type="spellStart"/>
+      <w:proofErr w:type="gramStart"/>
+      <w:r>
+        <w:t>api</w:t>
+      </w:r>
+      <w:proofErr w:type="spellEnd"/>
+      <w:proofErr w:type="gramEnd"/>
+      <w:r>
+        <w:t>/reviews/</w:t>
+      </w:r>
+      <w:r>
+        <w:t>:id</w:t>
+      </w:r>
+    </w:p>
+    <w:p>
+      <w:pPr>
+        <w:pStyle w:val="ListParagraph"/>
+        <w:numPr>
+          <w:ilvl w:val="0"/>
+          <w:numId w:val="2"/>
+        </w:numPr>
+      </w:pPr>
+      <w:r>
+        <w:rPr>
+          <w:rFonts w:hint="cs"/>
+          <w:rtl/>
+        </w:rPr>
+        <w:t xml:space="preserve">ال </w:t>
+      </w:r>
+      <w:r>
+        <w:t xml:space="preserve"> id </w:t>
+      </w:r>
+      <w:r>
+        <w:rPr>
+          <w:rFonts w:hint="cs"/>
+          <w:rtl/>
+          <w:lang w:bidi="ar-EG"/>
+        </w:rPr>
+        <w:t>بتاع الريفيو</w:t>
+      </w:r>
+    </w:p>
+    <w:p>
+      <w:pPr>
+        <w:pStyle w:val="ListParagraph"/>
+        <w:ind w:left="1080"/>
+      </w:pPr>
+    </w:p>
+    <w:p>
+      <w:pPr>
+        <w:pStyle w:val="Heading1"/>
+      </w:pPr>
+      <w:r>
+        <w:t xml:space="preserve">Admin end </w:t>
+      </w:r>
+      <w:proofErr w:type="gramStart"/>
+      <w:r>
+        <w:t>points :</w:t>
+      </w:r>
+      <w:proofErr w:type="gramEnd"/>
+    </w:p>
+    <w:p>
+      <w:r>
+        <w:t xml:space="preserve"> </w:t>
+      </w:r>
+    </w:p>
+    <w:p>
+      <w:pPr>
         <w:rPr>
           <w:lang w:bidi="ar-EG"/>
         </w:rPr>
@@ -6593,9 +10081,9 @@
 <file path=word/numbering.xml><?xml version="1.0" encoding="utf-8"?>
 <w:numbering xmlns:wpc="http://schemas.microsoft.com/office/word/2010/wordprocessingCanvas" xmlns:cx="http://schemas.microsoft.com/office/drawing/2014/chartex" xmlns:cx1="http://schemas.microsoft.com/office/drawing/2015/9/8/chartex" xmlns:cx2="http://schemas.microsoft.com/office/drawing/2015/10/21/chartex" xmlns:cx3="http://schemas.microsoft.com/office/drawing/2016/5/9/chartex" xmlns:cx4="http://schemas.microsoft.com/office/drawing/2016/5/10/chartex" xmlns:cx5="http://schemas.microsoft.com/office/drawing/2016/5/11/chartex" xmlns:cx6="http://schemas.microsoft.com/office/drawing/2016/5/12/chartex" xmlns:cx7="http://schemas.microsoft.com/office/drawing/2016/5/13/chartex" xmlns:cx8="http://schemas.microsoft.com/office/drawing/2016/5/14/chartex" xmlns:mc="http://schemas.openxmlformats.org/markup-compatibility/2006" xmlns:aink="http://schemas.microsoft.com/office/drawing/2016/ink" xmlns:am3d="http://schemas.microsoft.com/office/drawing/2017/model3d" xmlns:o="urn:schemas-microsoft-com:office:office" xmlns:oel="http://schemas.microsoft.com/office/2019/extlst" xmlns:r="http://schemas.openxmlformats.org/officeDocument/2006/relationships" xmlns:m="http://schemas.openxmlformats.org/officeDocument/2006/math" xmlns:v="urn:schemas-microsoft-com:vml" xmlns:wp14="http://schemas.microsoft.com/office/word/2010/wordprocessingDrawing" xmlns:wp="http://schemas.openxmlformats.org/drawingml/2006/wordprocessingDrawing" xmlns:w10="urn:schemas-microsoft-com:office:word" xmlns:w="http://schemas.openxmlformats.org/wordprocessingml/2006/main" xmlns:w14="http://schemas.microsoft.com/office/word/2010/wordml" xmlns:w15="http://schemas.microsoft.com/office/word/2012/wordml" xmlns:w16cex="http://schemas.microsoft.com/office/word/2018/wordml/cex" xmlns:w16cid="http://schemas.microsoft.com/office/word/2016/wordml/cid" xmlns:w16="http://schemas.microsoft.com/office/word/2018/wordml" xmlns:w16sdtdh="http://schemas.microsoft.com/office/word/2020/wordml/sdtdatahash" xmlns:w16se="http://schemas.microsoft.com/office/word/2015/wordml/symex" xmlns:wpg="http://schemas.microsoft.com/office/word/2010/wordprocessingGroup" xmlns:wpi="http://schemas.microsoft.com/office/word/2010/wordprocessingInk" xmlns:wne="http://schemas.microsoft.com/office/word/2006/wordml" xmlns:wps="http://schemas.microsoft.com/office/word/2010/wordprocessingShape" mc:Ignorable="w14 w15 w16se w16cid w16 w16cex w16sdtdh wp14">
   <w:abstractNum w:abstractNumId="0" w15:restartNumberingAfterBreak="0">
-    <w:nsid w:val="19BB60C1"/>
+    <w:nsid w:val="17AB1ECE"/>
     <w:multiLevelType w:val="hybridMultilevel"/>
-    <w:tmpl w:val="7ACA1D62"/>
+    <w:tmpl w:val="2904F5B8"/>
     <w:lvl w:ilvl="0" w:tplc="0409000F">
       <w:start w:val="1"/>
       <w:numFmt w:val="decimal"/>
@@ -6682,6 +10170,95 @@
     </w:lvl>
   </w:abstractNum>
   <w:abstractNum w:abstractNumId="1" w15:restartNumberingAfterBreak="0">
+    <w:nsid w:val="19BB60C1"/>
+    <w:multiLevelType w:val="hybridMultilevel"/>
+    <w:tmpl w:val="7ACA1D62"/>
+    <w:lvl w:ilvl="0" w:tplc="0409000F">
+      <w:start w:val="1"/>
+      <w:numFmt w:val="decimal"/>
+      <w:lvlText w:val="%1."/>
+      <w:lvlJc w:val="left"/>
+      <w:pPr>
+        <w:ind w:left="720" w:hanging="360"/>
+      </w:pPr>
+      <w:rPr>
+        <w:rFonts w:hint="default"/>
+      </w:rPr>
+    </w:lvl>
+    <w:lvl w:ilvl="1" w:tplc="04090019" w:tentative="1">
+      <w:start w:val="1"/>
+      <w:numFmt w:val="lowerLetter"/>
+      <w:lvlText w:val="%2."/>
+      <w:lvlJc w:val="left"/>
+      <w:pPr>
+        <w:ind w:left="1440" w:hanging="360"/>
+      </w:pPr>
+    </w:lvl>
+    <w:lvl w:ilvl="2" w:tplc="0409001B" w:tentative="1">
+      <w:start w:val="1"/>
+      <w:numFmt w:val="lowerRoman"/>
+      <w:lvlText w:val="%3."/>
+      <w:lvlJc w:val="right"/>
+      <w:pPr>
+        <w:ind w:left="2160" w:hanging="180"/>
+      </w:pPr>
+    </w:lvl>
+    <w:lvl w:ilvl="3" w:tplc="0409000F" w:tentative="1">
+      <w:start w:val="1"/>
+      <w:numFmt w:val="decimal"/>
+      <w:lvlText w:val="%4."/>
+      <w:lvlJc w:val="left"/>
+      <w:pPr>
+        <w:ind w:left="2880" w:hanging="360"/>
+      </w:pPr>
+    </w:lvl>
+    <w:lvl w:ilvl="4" w:tplc="04090019" w:tentative="1">
+      <w:start w:val="1"/>
+      <w:numFmt w:val="lowerLetter"/>
+      <w:lvlText w:val="%5."/>
+      <w:lvlJc w:val="left"/>
+      <w:pPr>
+        <w:ind w:left="3600" w:hanging="360"/>
+      </w:pPr>
+    </w:lvl>
+    <w:lvl w:ilvl="5" w:tplc="0409001B" w:tentative="1">
+      <w:start w:val="1"/>
+      <w:numFmt w:val="lowerRoman"/>
+      <w:lvlText w:val="%6."/>
+      <w:lvlJc w:val="right"/>
+      <w:pPr>
+        <w:ind w:left="4320" w:hanging="180"/>
+      </w:pPr>
+    </w:lvl>
+    <w:lvl w:ilvl="6" w:tplc="0409000F" w:tentative="1">
+      <w:start w:val="1"/>
+      <w:numFmt w:val="decimal"/>
+      <w:lvlText w:val="%7."/>
+      <w:lvlJc w:val="left"/>
+      <w:pPr>
+        <w:ind w:left="5040" w:hanging="360"/>
+      </w:pPr>
+    </w:lvl>
+    <w:lvl w:ilvl="7" w:tplc="04090019" w:tentative="1">
+      <w:start w:val="1"/>
+      <w:numFmt w:val="lowerLetter"/>
+      <w:lvlText w:val="%8."/>
+      <w:lvlJc w:val="left"/>
+      <w:pPr>
+        <w:ind w:left="5760" w:hanging="360"/>
+      </w:pPr>
+    </w:lvl>
+    <w:lvl w:ilvl="8" w:tplc="0409001B" w:tentative="1">
+      <w:start w:val="1"/>
+      <w:numFmt w:val="lowerRoman"/>
+      <w:lvlText w:val="%9."/>
+      <w:lvlJc w:val="right"/>
+      <w:pPr>
+        <w:ind w:left="6480" w:hanging="180"/>
+      </w:pPr>
+    </w:lvl>
+  </w:abstractNum>
+  <w:abstractNum w:abstractNumId="2" w15:restartNumberingAfterBreak="0">
     <w:nsid w:val="3A5D3776"/>
     <w:multiLevelType w:val="hybridMultilevel"/>
     <w:tmpl w:val="E8886E06"/>
@@ -6794,10 +10371,10 @@
       </w:rPr>
     </w:lvl>
   </w:abstractNum>
-  <w:abstractNum w:abstractNumId="2" w15:restartNumberingAfterBreak="0">
-    <w:nsid w:val="47392B2D"/>
+  <w:abstractNum w:abstractNumId="3" w15:restartNumberingAfterBreak="0">
+    <w:nsid w:val="44E12142"/>
     <w:multiLevelType w:val="hybridMultilevel"/>
-    <w:tmpl w:val="32D09EF6"/>
+    <w:tmpl w:val="4D02B43C"/>
     <w:lvl w:ilvl="0" w:tplc="0409000F">
       <w:start w:val="1"/>
       <w:numFmt w:val="decimal"/>
@@ -6883,10 +10460,10 @@
       </w:pPr>
     </w:lvl>
   </w:abstractNum>
-  <w:abstractNum w:abstractNumId="3" w15:restartNumberingAfterBreak="0">
-    <w:nsid w:val="475416A7"/>
+  <w:abstractNum w:abstractNumId="4" w15:restartNumberingAfterBreak="0">
+    <w:nsid w:val="47392B2D"/>
     <w:multiLevelType w:val="hybridMultilevel"/>
-    <w:tmpl w:val="5FA23BCA"/>
+    <w:tmpl w:val="32D09EF6"/>
     <w:lvl w:ilvl="0" w:tplc="0409000F">
       <w:start w:val="1"/>
       <w:numFmt w:val="decimal"/>
@@ -6972,17 +10549,17 @@
       </w:pPr>
     </w:lvl>
   </w:abstractNum>
-  <w:abstractNum w:abstractNumId="4" w15:restartNumberingAfterBreak="0">
-    <w:nsid w:val="50661DDA"/>
+  <w:abstractNum w:abstractNumId="5" w15:restartNumberingAfterBreak="0">
+    <w:nsid w:val="475416A7"/>
     <w:multiLevelType w:val="hybridMultilevel"/>
-    <w:tmpl w:val="EFAE9E04"/>
-    <w:lvl w:ilvl="0" w:tplc="9466B270">
-      <w:start w:val="2"/>
+    <w:tmpl w:val="5FA23BCA"/>
+    <w:lvl w:ilvl="0" w:tplc="0409000F">
+      <w:start w:val="1"/>
       <w:numFmt w:val="decimal"/>
       <w:lvlText w:val="%1."/>
       <w:lvlJc w:val="left"/>
       <w:pPr>
-        <w:ind w:left="1236" w:hanging="360"/>
+        <w:ind w:left="720" w:hanging="360"/>
       </w:pPr>
       <w:rPr>
         <w:rFonts w:hint="default"/>
@@ -6994,7 +10571,7 @@
       <w:lvlText w:val="%2."/>
       <w:lvlJc w:val="left"/>
       <w:pPr>
-        <w:ind w:left="1956" w:hanging="360"/>
+        <w:ind w:left="1440" w:hanging="360"/>
       </w:pPr>
     </w:lvl>
     <w:lvl w:ilvl="2" w:tplc="0409001B" w:tentative="1">
@@ -7003,7 +10580,7 @@
       <w:lvlText w:val="%3."/>
       <w:lvlJc w:val="right"/>
       <w:pPr>
-        <w:ind w:left="2676" w:hanging="180"/>
+        <w:ind w:left="2160" w:hanging="180"/>
       </w:pPr>
     </w:lvl>
     <w:lvl w:ilvl="3" w:tplc="0409000F" w:tentative="1">
@@ -7012,7 +10589,7 @@
       <w:lvlText w:val="%4."/>
       <w:lvlJc w:val="left"/>
       <w:pPr>
-        <w:ind w:left="3396" w:hanging="360"/>
+        <w:ind w:left="2880" w:hanging="360"/>
       </w:pPr>
     </w:lvl>
     <w:lvl w:ilvl="4" w:tplc="04090019" w:tentative="1">
@@ -7021,7 +10598,7 @@
       <w:lvlText w:val="%5."/>
       <w:lvlJc w:val="left"/>
       <w:pPr>
-        <w:ind w:left="4116" w:hanging="360"/>
+        <w:ind w:left="3600" w:hanging="360"/>
       </w:pPr>
     </w:lvl>
     <w:lvl w:ilvl="5" w:tplc="0409001B" w:tentative="1">
@@ -7030,7 +10607,7 @@
       <w:lvlText w:val="%6."/>
       <w:lvlJc w:val="right"/>
       <w:pPr>
-        <w:ind w:left="4836" w:hanging="180"/>
+        <w:ind w:left="4320" w:hanging="180"/>
       </w:pPr>
     </w:lvl>
     <w:lvl w:ilvl="6" w:tplc="0409000F" w:tentative="1">
@@ -7039,7 +10616,7 @@
       <w:lvlText w:val="%7."/>
       <w:lvlJc w:val="left"/>
       <w:pPr>
-        <w:ind w:left="5556" w:hanging="360"/>
+        <w:ind w:left="5040" w:hanging="360"/>
       </w:pPr>
     </w:lvl>
     <w:lvl w:ilvl="7" w:tplc="04090019" w:tentative="1">
@@ -7048,7 +10625,7 @@
       <w:lvlText w:val="%8."/>
       <w:lvlJc w:val="left"/>
       <w:pPr>
-        <w:ind w:left="6276" w:hanging="360"/>
+        <w:ind w:left="5760" w:hanging="360"/>
       </w:pPr>
     </w:lvl>
     <w:lvl w:ilvl="8" w:tplc="0409001B" w:tentative="1">
@@ -7057,21 +10634,21 @@
       <w:lvlText w:val="%9."/>
       <w:lvlJc w:val="right"/>
       <w:pPr>
-        <w:ind w:left="6996" w:hanging="180"/>
+        <w:ind w:left="6480" w:hanging="180"/>
       </w:pPr>
     </w:lvl>
   </w:abstractNum>
-  <w:abstractNum w:abstractNumId="5" w15:restartNumberingAfterBreak="0">
-    <w:nsid w:val="59305D08"/>
+  <w:abstractNum w:abstractNumId="6" w15:restartNumberingAfterBreak="0">
+    <w:nsid w:val="50661DDA"/>
     <w:multiLevelType w:val="hybridMultilevel"/>
-    <w:tmpl w:val="D0782BC4"/>
-    <w:lvl w:ilvl="0" w:tplc="E180900E">
-      <w:start w:val="1"/>
+    <w:tmpl w:val="EFAE9E04"/>
+    <w:lvl w:ilvl="0" w:tplc="9466B270">
+      <w:start w:val="2"/>
       <w:numFmt w:val="decimal"/>
       <w:lvlText w:val="%1."/>
       <w:lvlJc w:val="left"/>
       <w:pPr>
-        <w:ind w:left="1440" w:hanging="360"/>
+        <w:ind w:left="1236" w:hanging="360"/>
       </w:pPr>
       <w:rPr>
         <w:rFonts w:hint="default"/>
@@ -7083,7 +10660,7 @@
       <w:lvlText w:val="%2."/>
       <w:lvlJc w:val="left"/>
       <w:pPr>
-        <w:ind w:left="2160" w:hanging="360"/>
+        <w:ind w:left="1956" w:hanging="360"/>
       </w:pPr>
     </w:lvl>
     <w:lvl w:ilvl="2" w:tplc="0409001B" w:tentative="1">
@@ -7092,7 +10669,7 @@
       <w:lvlText w:val="%3."/>
       <w:lvlJc w:val="right"/>
       <w:pPr>
-        <w:ind w:left="2880" w:hanging="180"/>
+        <w:ind w:left="2676" w:hanging="180"/>
       </w:pPr>
     </w:lvl>
     <w:lvl w:ilvl="3" w:tplc="0409000F" w:tentative="1">
@@ -7101,7 +10678,7 @@
       <w:lvlText w:val="%4."/>
       <w:lvlJc w:val="left"/>
       <w:pPr>
-        <w:ind w:left="3600" w:hanging="360"/>
+        <w:ind w:left="3396" w:hanging="360"/>
       </w:pPr>
     </w:lvl>
     <w:lvl w:ilvl="4" w:tplc="04090019" w:tentative="1">
@@ -7110,7 +10687,7 @@
       <w:lvlText w:val="%5."/>
       <w:lvlJc w:val="left"/>
       <w:pPr>
-        <w:ind w:left="4320" w:hanging="360"/>
+        <w:ind w:left="4116" w:hanging="360"/>
       </w:pPr>
     </w:lvl>
     <w:lvl w:ilvl="5" w:tplc="0409001B" w:tentative="1">
@@ -7119,7 +10696,7 @@
       <w:lvlText w:val="%6."/>
       <w:lvlJc w:val="right"/>
       <w:pPr>
-        <w:ind w:left="5040" w:hanging="180"/>
+        <w:ind w:left="4836" w:hanging="180"/>
       </w:pPr>
     </w:lvl>
     <w:lvl w:ilvl="6" w:tplc="0409000F" w:tentative="1">
@@ -7128,7 +10705,7 @@
       <w:lvlText w:val="%7."/>
       <w:lvlJc w:val="left"/>
       <w:pPr>
-        <w:ind w:left="5760" w:hanging="360"/>
+        <w:ind w:left="5556" w:hanging="360"/>
       </w:pPr>
     </w:lvl>
     <w:lvl w:ilvl="7" w:tplc="04090019" w:tentative="1">
@@ -7137,7 +10714,7 @@
       <w:lvlText w:val="%8."/>
       <w:lvlJc w:val="left"/>
       <w:pPr>
-        <w:ind w:left="6480" w:hanging="360"/>
+        <w:ind w:left="6276" w:hanging="360"/>
       </w:pPr>
     </w:lvl>
     <w:lvl w:ilvl="8" w:tplc="0409001B" w:tentative="1">
@@ -7146,21 +10723,21 @@
       <w:lvlText w:val="%9."/>
       <w:lvlJc w:val="right"/>
       <w:pPr>
-        <w:ind w:left="7200" w:hanging="180"/>
+        <w:ind w:left="6996" w:hanging="180"/>
       </w:pPr>
     </w:lvl>
   </w:abstractNum>
-  <w:abstractNum w:abstractNumId="6" w15:restartNumberingAfterBreak="0">
-    <w:nsid w:val="5D6064AF"/>
+  <w:abstractNum w:abstractNumId="7" w15:restartNumberingAfterBreak="0">
+    <w:nsid w:val="59305D08"/>
     <w:multiLevelType w:val="hybridMultilevel"/>
-    <w:tmpl w:val="0DC8F48E"/>
-    <w:lvl w:ilvl="0" w:tplc="E2124E9C">
+    <w:tmpl w:val="D0782BC4"/>
+    <w:lvl w:ilvl="0" w:tplc="E180900E">
       <w:start w:val="1"/>
       <w:numFmt w:val="decimal"/>
       <w:lvlText w:val="%1."/>
       <w:lvlJc w:val="left"/>
       <w:pPr>
-        <w:ind w:left="1080" w:hanging="360"/>
+        <w:ind w:left="1440" w:hanging="360"/>
       </w:pPr>
       <w:rPr>
         <w:rFonts w:hint="default"/>
@@ -7172,7 +10749,7 @@
       <w:lvlText w:val="%2."/>
       <w:lvlJc w:val="left"/>
       <w:pPr>
-        <w:ind w:left="1800" w:hanging="360"/>
+        <w:ind w:left="2160" w:hanging="360"/>
       </w:pPr>
     </w:lvl>
     <w:lvl w:ilvl="2" w:tplc="0409001B" w:tentative="1">
@@ -7181,7 +10758,7 @@
       <w:lvlText w:val="%3."/>
       <w:lvlJc w:val="right"/>
       <w:pPr>
-        <w:ind w:left="2520" w:hanging="180"/>
+        <w:ind w:left="2880" w:hanging="180"/>
       </w:pPr>
     </w:lvl>
     <w:lvl w:ilvl="3" w:tplc="0409000F" w:tentative="1">
@@ -7190,7 +10767,7 @@
       <w:lvlText w:val="%4."/>
       <w:lvlJc w:val="left"/>
       <w:pPr>
-        <w:ind w:left="3240" w:hanging="360"/>
+        <w:ind w:left="3600" w:hanging="360"/>
       </w:pPr>
     </w:lvl>
     <w:lvl w:ilvl="4" w:tplc="04090019" w:tentative="1">
@@ -7199,7 +10776,7 @@
       <w:lvlText w:val="%5."/>
       <w:lvlJc w:val="left"/>
       <w:pPr>
-        <w:ind w:left="3960" w:hanging="360"/>
+        <w:ind w:left="4320" w:hanging="360"/>
       </w:pPr>
     </w:lvl>
     <w:lvl w:ilvl="5" w:tplc="0409001B" w:tentative="1">
@@ -7208,7 +10785,7 @@
       <w:lvlText w:val="%6."/>
       <w:lvlJc w:val="right"/>
       <w:pPr>
-        <w:ind w:left="4680" w:hanging="180"/>
+        <w:ind w:left="5040" w:hanging="180"/>
       </w:pPr>
     </w:lvl>
     <w:lvl w:ilvl="6" w:tplc="0409000F" w:tentative="1">
@@ -7217,7 +10794,7 @@
       <w:lvlText w:val="%7."/>
       <w:lvlJc w:val="left"/>
       <w:pPr>
-        <w:ind w:left="5400" w:hanging="360"/>
+        <w:ind w:left="5760" w:hanging="360"/>
       </w:pPr>
     </w:lvl>
     <w:lvl w:ilvl="7" w:tplc="04090019" w:tentative="1">
@@ -7226,7 +10803,7 @@
       <w:lvlText w:val="%8."/>
       <w:lvlJc w:val="left"/>
       <w:pPr>
-        <w:ind w:left="6120" w:hanging="360"/>
+        <w:ind w:left="6480" w:hanging="360"/>
       </w:pPr>
     </w:lvl>
     <w:lvl w:ilvl="8" w:tplc="0409001B" w:tentative="1">
@@ -7235,21 +10812,21 @@
       <w:lvlText w:val="%9."/>
       <w:lvlJc w:val="right"/>
       <w:pPr>
-        <w:ind w:left="6840" w:hanging="180"/>
+        <w:ind w:left="7200" w:hanging="180"/>
       </w:pPr>
     </w:lvl>
   </w:abstractNum>
-  <w:abstractNum w:abstractNumId="7" w15:restartNumberingAfterBreak="0">
-    <w:nsid w:val="60BF3BB8"/>
+  <w:abstractNum w:abstractNumId="8" w15:restartNumberingAfterBreak="0">
+    <w:nsid w:val="5D6064AF"/>
     <w:multiLevelType w:val="hybridMultilevel"/>
-    <w:tmpl w:val="1BF60ACC"/>
-    <w:lvl w:ilvl="0" w:tplc="0409000F">
+    <w:tmpl w:val="0DC8F48E"/>
+    <w:lvl w:ilvl="0" w:tplc="E2124E9C">
       <w:start w:val="1"/>
       <w:numFmt w:val="decimal"/>
       <w:lvlText w:val="%1."/>
       <w:lvlJc w:val="left"/>
       <w:pPr>
-        <w:ind w:left="720" w:hanging="360"/>
+        <w:ind w:left="1080" w:hanging="360"/>
       </w:pPr>
       <w:rPr>
         <w:rFonts w:hint="default"/>
@@ -7261,7 +10838,7 @@
       <w:lvlText w:val="%2."/>
       <w:lvlJc w:val="left"/>
       <w:pPr>
-        <w:ind w:left="1440" w:hanging="360"/>
+        <w:ind w:left="1800" w:hanging="360"/>
       </w:pPr>
     </w:lvl>
     <w:lvl w:ilvl="2" w:tplc="0409001B" w:tentative="1">
@@ -7270,7 +10847,7 @@
       <w:lvlText w:val="%3."/>
       <w:lvlJc w:val="right"/>
       <w:pPr>
-        <w:ind w:left="2160" w:hanging="180"/>
+        <w:ind w:left="2520" w:hanging="180"/>
       </w:pPr>
     </w:lvl>
     <w:lvl w:ilvl="3" w:tplc="0409000F" w:tentative="1">
@@ -7279,7 +10856,7 @@
       <w:lvlText w:val="%4."/>
       <w:lvlJc w:val="left"/>
       <w:pPr>
-        <w:ind w:left="2880" w:hanging="360"/>
+        <w:ind w:left="3240" w:hanging="360"/>
       </w:pPr>
     </w:lvl>
     <w:lvl w:ilvl="4" w:tplc="04090019" w:tentative="1">
@@ -7288,7 +10865,7 @@
       <w:lvlText w:val="%5."/>
       <w:lvlJc w:val="left"/>
       <w:pPr>
-        <w:ind w:left="3600" w:hanging="360"/>
+        <w:ind w:left="3960" w:hanging="360"/>
       </w:pPr>
     </w:lvl>
     <w:lvl w:ilvl="5" w:tplc="0409001B" w:tentative="1">
@@ -7297,7 +10874,7 @@
       <w:lvlText w:val="%6."/>
       <w:lvlJc w:val="right"/>
       <w:pPr>
-        <w:ind w:left="4320" w:hanging="180"/>
+        <w:ind w:left="4680" w:hanging="180"/>
       </w:pPr>
     </w:lvl>
     <w:lvl w:ilvl="6" w:tplc="0409000F" w:tentative="1">
@@ -7306,7 +10883,7 @@
       <w:lvlText w:val="%7."/>
       <w:lvlJc w:val="left"/>
       <w:pPr>
-        <w:ind w:left="5040" w:hanging="360"/>
+        <w:ind w:left="5400" w:hanging="360"/>
       </w:pPr>
     </w:lvl>
     <w:lvl w:ilvl="7" w:tplc="04090019" w:tentative="1">
@@ -7315,7 +10892,7 @@
       <w:lvlText w:val="%8."/>
       <w:lvlJc w:val="left"/>
       <w:pPr>
-        <w:ind w:left="5760" w:hanging="360"/>
+        <w:ind w:left="6120" w:hanging="360"/>
       </w:pPr>
     </w:lvl>
     <w:lvl w:ilvl="8" w:tplc="0409001B" w:tentative="1">
@@ -7324,33 +10901,220 @@
       <w:lvlText w:val="%9."/>
       <w:lvlJc w:val="right"/>
       <w:pPr>
+        <w:ind w:left="6840" w:hanging="180"/>
+      </w:pPr>
+    </w:lvl>
+  </w:abstractNum>
+  <w:abstractNum w:abstractNumId="9" w15:restartNumberingAfterBreak="0">
+    <w:nsid w:val="60BF3BB8"/>
+    <w:multiLevelType w:val="hybridMultilevel"/>
+    <w:tmpl w:val="1BF60ACC"/>
+    <w:lvl w:ilvl="0" w:tplc="0409000F">
+      <w:start w:val="1"/>
+      <w:numFmt w:val="decimal"/>
+      <w:lvlText w:val="%1."/>
+      <w:lvlJc w:val="left"/>
+      <w:pPr>
+        <w:ind w:left="720" w:hanging="360"/>
+      </w:pPr>
+      <w:rPr>
+        <w:rFonts w:hint="default"/>
+      </w:rPr>
+    </w:lvl>
+    <w:lvl w:ilvl="1" w:tplc="04090019" w:tentative="1">
+      <w:start w:val="1"/>
+      <w:numFmt w:val="lowerLetter"/>
+      <w:lvlText w:val="%2."/>
+      <w:lvlJc w:val="left"/>
+      <w:pPr>
+        <w:ind w:left="1440" w:hanging="360"/>
+      </w:pPr>
+    </w:lvl>
+    <w:lvl w:ilvl="2" w:tplc="0409001B" w:tentative="1">
+      <w:start w:val="1"/>
+      <w:numFmt w:val="lowerRoman"/>
+      <w:lvlText w:val="%3."/>
+      <w:lvlJc w:val="right"/>
+      <w:pPr>
+        <w:ind w:left="2160" w:hanging="180"/>
+      </w:pPr>
+    </w:lvl>
+    <w:lvl w:ilvl="3" w:tplc="0409000F" w:tentative="1">
+      <w:start w:val="1"/>
+      <w:numFmt w:val="decimal"/>
+      <w:lvlText w:val="%4."/>
+      <w:lvlJc w:val="left"/>
+      <w:pPr>
+        <w:ind w:left="2880" w:hanging="360"/>
+      </w:pPr>
+    </w:lvl>
+    <w:lvl w:ilvl="4" w:tplc="04090019" w:tentative="1">
+      <w:start w:val="1"/>
+      <w:numFmt w:val="lowerLetter"/>
+      <w:lvlText w:val="%5."/>
+      <w:lvlJc w:val="left"/>
+      <w:pPr>
+        <w:ind w:left="3600" w:hanging="360"/>
+      </w:pPr>
+    </w:lvl>
+    <w:lvl w:ilvl="5" w:tplc="0409001B" w:tentative="1">
+      <w:start w:val="1"/>
+      <w:numFmt w:val="lowerRoman"/>
+      <w:lvlText w:val="%6."/>
+      <w:lvlJc w:val="right"/>
+      <w:pPr>
+        <w:ind w:left="4320" w:hanging="180"/>
+      </w:pPr>
+    </w:lvl>
+    <w:lvl w:ilvl="6" w:tplc="0409000F" w:tentative="1">
+      <w:start w:val="1"/>
+      <w:numFmt w:val="decimal"/>
+      <w:lvlText w:val="%7."/>
+      <w:lvlJc w:val="left"/>
+      <w:pPr>
+        <w:ind w:left="5040" w:hanging="360"/>
+      </w:pPr>
+    </w:lvl>
+    <w:lvl w:ilvl="7" w:tplc="04090019" w:tentative="1">
+      <w:start w:val="1"/>
+      <w:numFmt w:val="lowerLetter"/>
+      <w:lvlText w:val="%8."/>
+      <w:lvlJc w:val="left"/>
+      <w:pPr>
+        <w:ind w:left="5760" w:hanging="360"/>
+      </w:pPr>
+    </w:lvl>
+    <w:lvl w:ilvl="8" w:tplc="0409001B" w:tentative="1">
+      <w:start w:val="1"/>
+      <w:numFmt w:val="lowerRoman"/>
+      <w:lvlText w:val="%9."/>
+      <w:lvlJc w:val="right"/>
+      <w:pPr>
+        <w:ind w:left="6480" w:hanging="180"/>
+      </w:pPr>
+    </w:lvl>
+  </w:abstractNum>
+  <w:abstractNum w:abstractNumId="10" w15:restartNumberingAfterBreak="0">
+    <w:nsid w:val="62B1735A"/>
+    <w:multiLevelType w:val="hybridMultilevel"/>
+    <w:tmpl w:val="30360AA4"/>
+    <w:lvl w:ilvl="0" w:tplc="0409000F">
+      <w:start w:val="1"/>
+      <w:numFmt w:val="decimal"/>
+      <w:lvlText w:val="%1."/>
+      <w:lvlJc w:val="left"/>
+      <w:pPr>
+        <w:ind w:left="720" w:hanging="360"/>
+      </w:pPr>
+      <w:rPr>
+        <w:rFonts w:hint="default"/>
+      </w:rPr>
+    </w:lvl>
+    <w:lvl w:ilvl="1" w:tplc="04090019" w:tentative="1">
+      <w:start w:val="1"/>
+      <w:numFmt w:val="lowerLetter"/>
+      <w:lvlText w:val="%2."/>
+      <w:lvlJc w:val="left"/>
+      <w:pPr>
+        <w:ind w:left="1440" w:hanging="360"/>
+      </w:pPr>
+    </w:lvl>
+    <w:lvl w:ilvl="2" w:tplc="0409001B" w:tentative="1">
+      <w:start w:val="1"/>
+      <w:numFmt w:val="lowerRoman"/>
+      <w:lvlText w:val="%3."/>
+      <w:lvlJc w:val="right"/>
+      <w:pPr>
+        <w:ind w:left="2160" w:hanging="180"/>
+      </w:pPr>
+    </w:lvl>
+    <w:lvl w:ilvl="3" w:tplc="0409000F" w:tentative="1">
+      <w:start w:val="1"/>
+      <w:numFmt w:val="decimal"/>
+      <w:lvlText w:val="%4."/>
+      <w:lvlJc w:val="left"/>
+      <w:pPr>
+        <w:ind w:left="2880" w:hanging="360"/>
+      </w:pPr>
+    </w:lvl>
+    <w:lvl w:ilvl="4" w:tplc="04090019" w:tentative="1">
+      <w:start w:val="1"/>
+      <w:numFmt w:val="lowerLetter"/>
+      <w:lvlText w:val="%5."/>
+      <w:lvlJc w:val="left"/>
+      <w:pPr>
+        <w:ind w:left="3600" w:hanging="360"/>
+      </w:pPr>
+    </w:lvl>
+    <w:lvl w:ilvl="5" w:tplc="0409001B" w:tentative="1">
+      <w:start w:val="1"/>
+      <w:numFmt w:val="lowerRoman"/>
+      <w:lvlText w:val="%6."/>
+      <w:lvlJc w:val="right"/>
+      <w:pPr>
+        <w:ind w:left="4320" w:hanging="180"/>
+      </w:pPr>
+    </w:lvl>
+    <w:lvl w:ilvl="6" w:tplc="0409000F" w:tentative="1">
+      <w:start w:val="1"/>
+      <w:numFmt w:val="decimal"/>
+      <w:lvlText w:val="%7."/>
+      <w:lvlJc w:val="left"/>
+      <w:pPr>
+        <w:ind w:left="5040" w:hanging="360"/>
+      </w:pPr>
+    </w:lvl>
+    <w:lvl w:ilvl="7" w:tplc="04090019" w:tentative="1">
+      <w:start w:val="1"/>
+      <w:numFmt w:val="lowerLetter"/>
+      <w:lvlText w:val="%8."/>
+      <w:lvlJc w:val="left"/>
+      <w:pPr>
+        <w:ind w:left="5760" w:hanging="360"/>
+      </w:pPr>
+    </w:lvl>
+    <w:lvl w:ilvl="8" w:tplc="0409001B" w:tentative="1">
+      <w:start w:val="1"/>
+      <w:numFmt w:val="lowerRoman"/>
+      <w:lvlText w:val="%9."/>
+      <w:lvlJc w:val="right"/>
+      <w:pPr>
         <w:ind w:left="6480" w:hanging="180"/>
       </w:pPr>
     </w:lvl>
   </w:abstractNum>
   <w:num w:numId="1" w16cid:durableId="588197280">
+    <w:abstractNumId w:val="4"/>
+  </w:num>
+  <w:num w:numId="2" w16cid:durableId="1790591422">
     <w:abstractNumId w:val="2"/>
   </w:num>
-  <w:num w:numId="2" w16cid:durableId="1790591422">
+  <w:num w:numId="3" w16cid:durableId="410666581">
+    <w:abstractNumId w:val="7"/>
+  </w:num>
+  <w:num w:numId="4" w16cid:durableId="767238557">
+    <w:abstractNumId w:val="6"/>
+  </w:num>
+  <w:num w:numId="5" w16cid:durableId="617293407">
     <w:abstractNumId w:val="1"/>
   </w:num>
-  <w:num w:numId="3" w16cid:durableId="410666581">
+  <w:num w:numId="6" w16cid:durableId="1672440464">
+    <w:abstractNumId w:val="8"/>
+  </w:num>
+  <w:num w:numId="7" w16cid:durableId="1463426644">
     <w:abstractNumId w:val="5"/>
   </w:num>
-  <w:num w:numId="4" w16cid:durableId="767238557">
-    <w:abstractNumId w:val="4"/>
+  <w:num w:numId="8" w16cid:durableId="158738731">
+    <w:abstractNumId w:val="9"/>
   </w:num>
-  <w:num w:numId="5" w16cid:durableId="617293407">
-    <w:abstractNumId w:val="0"/>
+  <w:num w:numId="9" w16cid:durableId="191308395">
+    <w:abstractNumId w:val="10"/>
   </w:num>
-  <w:num w:numId="6" w16cid:durableId="1672440464">
-    <w:abstractNumId w:val="6"/>
-  </w:num>
-  <w:num w:numId="7" w16cid:durableId="1463426644">
+  <w:num w:numId="10" w16cid:durableId="1608349114">
     <w:abstractNumId w:val="3"/>
   </w:num>
-  <w:num w:numId="8" w16cid:durableId="158738731">
-    <w:abstractNumId w:val="7"/>
+  <w:num w:numId="11" w16cid:durableId="1543059556">
+    <w:abstractNumId w:val="0"/>
   </w:num>
 </w:numbering>
 </file>
@@ -7783,7 +11547,6 @@
     <w:next w:val="Normal"/>
     <w:link w:val="Heading2Char"/>
     <w:uiPriority w:val="9"/>
-    <w:semiHidden/>
     <w:unhideWhenUsed/>
     <w:qFormat/>
     <w:rsid w:val="00DD68BF"/>
@@ -7999,7 +11762,6 @@
     <w:basedOn w:val="DefaultParagraphFont"/>
     <w:link w:val="Heading2"/>
     <w:uiPriority w:val="9"/>
-    <w:semiHidden/>
     <w:rsid w:val="00DD68BF"/>
     <w:rPr>
       <w:rFonts w:asciiTheme="majorHAnsi" w:eastAsiaTheme="majorEastAsia" w:hAnsiTheme="majorHAnsi" w:cstheme="majorBidi"/>

--- a/Backend/New Microsoft Word Document.docx
+++ b/Backend/New Microsoft Word Document.docx
@@ -8074,19 +8074,901 @@
         <w:pStyle w:val="ListParagraph"/>
         <w:ind w:left="1080"/>
         <w:rPr>
+          <w:rtl/>
+          <w:lang w:bidi="ar-EG"/>
+        </w:rPr>
+      </w:pPr>
+    </w:p>
+    <w:p/>
+    <w:p>
+      <w:pPr>
+        <w:pStyle w:val="Heading1"/>
+      </w:pPr>
+      <w:r>
+        <w:t xml:space="preserve">Appointment end </w:t>
+      </w:r>
+      <w:proofErr w:type="gramStart"/>
+      <w:r>
+        <w:t>points :</w:t>
+      </w:r>
+      <w:proofErr w:type="gramEnd"/>
+    </w:p>
+    <w:p>
+      <w:pPr>
+        <w:pStyle w:val="ListParagraph"/>
+        <w:numPr>
+          <w:ilvl w:val="0"/>
+          <w:numId w:val="10"/>
+        </w:numPr>
+      </w:pPr>
+      <w:r>
+        <w:t xml:space="preserve">Book </w:t>
+      </w:r>
+      <w:proofErr w:type="gramStart"/>
+      <w:r>
+        <w:t>appointment :</w:t>
+      </w:r>
+      <w:proofErr w:type="gramEnd"/>
+    </w:p>
+    <w:p>
+      <w:pPr>
+        <w:pStyle w:val="ListParagraph"/>
+        <w:numPr>
+          <w:ilvl w:val="0"/>
+          <w:numId w:val="2"/>
+        </w:numPr>
+      </w:pPr>
+      <w:proofErr w:type="gramStart"/>
+      <w:r>
+        <w:t>Method :</w:t>
+      </w:r>
+      <w:proofErr w:type="gramEnd"/>
+      <w:r>
+        <w:t xml:space="preserve"> post</w:t>
+      </w:r>
+    </w:p>
+    <w:p>
+      <w:pPr>
+        <w:pStyle w:val="ListParagraph"/>
+        <w:numPr>
+          <w:ilvl w:val="0"/>
+          <w:numId w:val="2"/>
+        </w:numPr>
+      </w:pPr>
+      <w:r>
+        <w:t>** Bearer token &lt;access token &gt;** =&gt; patient access token</w:t>
+      </w:r>
+    </w:p>
+    <w:p>
+      <w:pPr>
+        <w:pStyle w:val="ListParagraph"/>
+        <w:numPr>
+          <w:ilvl w:val="0"/>
+          <w:numId w:val="2"/>
+        </w:numPr>
+      </w:pPr>
+      <w:r>
+        <w:t>/</w:t>
+      </w:r>
+      <w:proofErr w:type="spellStart"/>
+      <w:proofErr w:type="gramStart"/>
+      <w:r>
+        <w:t>api</w:t>
+      </w:r>
+      <w:proofErr w:type="spellEnd"/>
+      <w:proofErr w:type="gramEnd"/>
+      <w:r>
+        <w:t>/appointments/</w:t>
+      </w:r>
+    </w:p>
+    <w:p>
+      <w:pPr>
+        <w:pStyle w:val="ListParagraph"/>
+        <w:numPr>
+          <w:ilvl w:val="0"/>
+          <w:numId w:val="2"/>
+        </w:numPr>
+      </w:pPr>
+      <w:r>
+        <w:t>Ex:</w:t>
+      </w:r>
+    </w:p>
+    <w:p>
+      <w:pPr>
+        <w:pStyle w:val="ListParagraph"/>
+        <w:numPr>
+          <w:ilvl w:val="0"/>
+          <w:numId w:val="2"/>
+        </w:numPr>
+        <w:shd w:val="clear" w:color="auto" w:fill="212121"/>
+        <w:spacing w:after="0" w:line="270" w:lineRule="atLeast"/>
+        <w:rPr>
+          <w:rFonts w:ascii="Courier New" w:eastAsia="Times New Roman" w:hAnsi="Courier New" w:cs="Courier New"/>
+          <w:color w:val="F8F8F2"/>
+          <w:kern w:val="0"/>
+          <w:sz w:val="18"/>
+          <w:szCs w:val="18"/>
+          <w14:ligatures w14:val="none"/>
+        </w:rPr>
+      </w:pPr>
+      <w:r>
+        <w:rPr>
+          <w:rFonts w:ascii="Courier New" w:eastAsia="Times New Roman" w:hAnsi="Courier New" w:cs="Courier New"/>
+          <w:color w:val="DCDCDC"/>
+          <w:kern w:val="0"/>
+          <w:sz w:val="18"/>
+          <w:szCs w:val="18"/>
+          <w14:ligatures w14:val="none"/>
+        </w:rPr>
+        <w:t>{</w:t>
+      </w:r>
+    </w:p>
+    <w:p>
+      <w:pPr>
+        <w:pStyle w:val="ListParagraph"/>
+        <w:numPr>
+          <w:ilvl w:val="0"/>
+          <w:numId w:val="2"/>
+        </w:numPr>
+        <w:shd w:val="clear" w:color="auto" w:fill="212121"/>
+        <w:spacing w:after="0" w:line="270" w:lineRule="atLeast"/>
+        <w:rPr>
+          <w:rFonts w:ascii="Courier New" w:eastAsia="Times New Roman" w:hAnsi="Courier New" w:cs="Courier New"/>
+          <w:color w:val="F8F8F2"/>
+          <w:kern w:val="0"/>
+          <w:sz w:val="18"/>
+          <w:szCs w:val="18"/>
+          <w14:ligatures w14:val="none"/>
+        </w:rPr>
+      </w:pPr>
+      <w:r>
+        <w:rPr>
+          <w:rFonts w:ascii="Courier New" w:eastAsia="Times New Roman" w:hAnsi="Courier New" w:cs="Courier New"/>
+          <w:color w:val="F8F8F2"/>
+          <w:kern w:val="0"/>
+          <w:sz w:val="18"/>
+          <w:szCs w:val="18"/>
+          <w14:ligatures w14:val="none"/>
+        </w:rPr>
+        <w:t xml:space="preserve">  </w:t>
+      </w:r>
+      <w:r>
+        <w:rPr>
+          <w:rFonts w:ascii="Courier New" w:eastAsia="Times New Roman" w:hAnsi="Courier New" w:cs="Courier New"/>
+          <w:color w:val="9CDCFE"/>
+          <w:kern w:val="0"/>
+          <w:sz w:val="18"/>
+          <w:szCs w:val="18"/>
+          <w14:ligatures w14:val="none"/>
+        </w:rPr>
+        <w:t>"</w:t>
+      </w:r>
+      <w:proofErr w:type="spellStart"/>
+      <w:r>
+        <w:rPr>
+          <w:rFonts w:ascii="Courier New" w:eastAsia="Times New Roman" w:hAnsi="Courier New" w:cs="Courier New"/>
+          <w:color w:val="9CDCFE"/>
+          <w:kern w:val="0"/>
+          <w:sz w:val="18"/>
+          <w:szCs w:val="18"/>
+          <w14:ligatures w14:val="none"/>
+        </w:rPr>
+        <w:t>clinicId</w:t>
+      </w:r>
+      <w:proofErr w:type="spellEnd"/>
+      <w:r>
+        <w:rPr>
+          <w:rFonts w:ascii="Courier New" w:eastAsia="Times New Roman" w:hAnsi="Courier New" w:cs="Courier New"/>
+          <w:color w:val="9CDCFE"/>
+          <w:kern w:val="0"/>
+          <w:sz w:val="18"/>
+          <w:szCs w:val="18"/>
+          <w14:ligatures w14:val="none"/>
+        </w:rPr>
+        <w:t>"</w:t>
+      </w:r>
+      <w:r>
+        <w:rPr>
+          <w:rFonts w:ascii="Courier New" w:eastAsia="Times New Roman" w:hAnsi="Courier New" w:cs="Courier New"/>
+          <w:color w:val="DCDCDC"/>
+          <w:kern w:val="0"/>
+          <w:sz w:val="18"/>
+          <w:szCs w:val="18"/>
+          <w14:ligatures w14:val="none"/>
+        </w:rPr>
+        <w:t>:</w:t>
+      </w:r>
+      <w:r>
+        <w:rPr>
+          <w:rFonts w:ascii="Courier New" w:eastAsia="Times New Roman" w:hAnsi="Courier New" w:cs="Courier New"/>
+          <w:color w:val="F8F8F2"/>
+          <w:kern w:val="0"/>
+          <w:sz w:val="18"/>
+          <w:szCs w:val="18"/>
+          <w14:ligatures w14:val="none"/>
+        </w:rPr>
+        <w:t xml:space="preserve"> </w:t>
+      </w:r>
+      <w:r>
+        <w:rPr>
+          <w:rFonts w:ascii="Courier New" w:eastAsia="Times New Roman" w:hAnsi="Courier New" w:cs="Courier New"/>
+          <w:color w:val="CE9178"/>
+          <w:kern w:val="0"/>
+          <w:sz w:val="18"/>
+          <w:szCs w:val="18"/>
+          <w14:ligatures w14:val="none"/>
+        </w:rPr>
+        <w:t>"698b9bf327c022656ce1b505"</w:t>
+      </w:r>
+      <w:r>
+        <w:rPr>
+          <w:rFonts w:ascii="Courier New" w:eastAsia="Times New Roman" w:hAnsi="Courier New" w:cs="Courier New"/>
+          <w:color w:val="DCDCDC"/>
+          <w:kern w:val="0"/>
+          <w:sz w:val="18"/>
+          <w:szCs w:val="18"/>
+          <w14:ligatures w14:val="none"/>
+        </w:rPr>
+        <w:t>,</w:t>
+      </w:r>
+      <w:r>
+        <w:rPr>
+          <w:rFonts w:ascii="Courier New" w:eastAsia="Times New Roman" w:hAnsi="Courier New" w:cs="Courier New"/>
+          <w:color w:val="F8F8F2"/>
+          <w:kern w:val="0"/>
+          <w:sz w:val="18"/>
+          <w:szCs w:val="18"/>
+          <w14:ligatures w14:val="none"/>
+        </w:rPr>
+        <w:t xml:space="preserve"> </w:t>
+      </w:r>
+    </w:p>
+    <w:p>
+      <w:pPr>
+        <w:pStyle w:val="ListParagraph"/>
+        <w:numPr>
+          <w:ilvl w:val="0"/>
+          <w:numId w:val="2"/>
+        </w:numPr>
+        <w:shd w:val="clear" w:color="auto" w:fill="212121"/>
+        <w:spacing w:after="0" w:line="270" w:lineRule="atLeast"/>
+        <w:rPr>
+          <w:rFonts w:ascii="Courier New" w:eastAsia="Times New Roman" w:hAnsi="Courier New" w:cs="Courier New"/>
+          <w:color w:val="F8F8F2"/>
+          <w:kern w:val="0"/>
+          <w:sz w:val="18"/>
+          <w:szCs w:val="18"/>
+          <w14:ligatures w14:val="none"/>
+        </w:rPr>
+      </w:pPr>
+      <w:r>
+        <w:rPr>
+          <w:rFonts w:ascii="Courier New" w:eastAsia="Times New Roman" w:hAnsi="Courier New" w:cs="Courier New"/>
+          <w:color w:val="F8F8F2"/>
+          <w:kern w:val="0"/>
+          <w:sz w:val="18"/>
+          <w:szCs w:val="18"/>
+          <w14:ligatures w14:val="none"/>
+        </w:rPr>
+        <w:t xml:space="preserve">  </w:t>
+      </w:r>
+      <w:r>
+        <w:rPr>
+          <w:rFonts w:ascii="Courier New" w:eastAsia="Times New Roman" w:hAnsi="Courier New" w:cs="Courier New"/>
+          <w:color w:val="9CDCFE"/>
+          <w:kern w:val="0"/>
+          <w:sz w:val="18"/>
+          <w:szCs w:val="18"/>
+          <w14:ligatures w14:val="none"/>
+        </w:rPr>
+        <w:t>"date"</w:t>
+      </w:r>
+      <w:r>
+        <w:rPr>
+          <w:rFonts w:ascii="Courier New" w:eastAsia="Times New Roman" w:hAnsi="Courier New" w:cs="Courier New"/>
+          <w:color w:val="DCDCDC"/>
+          <w:kern w:val="0"/>
+          <w:sz w:val="18"/>
+          <w:szCs w:val="18"/>
+          <w14:ligatures w14:val="none"/>
+        </w:rPr>
+        <w:t>:</w:t>
+      </w:r>
+      <w:r>
+        <w:rPr>
+          <w:rFonts w:ascii="Courier New" w:eastAsia="Times New Roman" w:hAnsi="Courier New" w:cs="Courier New"/>
+          <w:color w:val="F8F8F2"/>
+          <w:kern w:val="0"/>
+          <w:sz w:val="18"/>
+          <w:szCs w:val="18"/>
+          <w14:ligatures w14:val="none"/>
+        </w:rPr>
+        <w:t xml:space="preserve"> </w:t>
+      </w:r>
+      <w:r>
+        <w:rPr>
+          <w:rFonts w:ascii="Courier New" w:eastAsia="Times New Roman" w:hAnsi="Courier New" w:cs="Courier New"/>
+          <w:color w:val="CE9178"/>
+          <w:kern w:val="0"/>
+          <w:sz w:val="18"/>
+          <w:szCs w:val="18"/>
+          <w14:ligatures w14:val="none"/>
+        </w:rPr>
+        <w:t>"2026-04-19"</w:t>
+      </w:r>
+      <w:r>
+        <w:rPr>
+          <w:rFonts w:ascii="Courier New" w:eastAsia="Times New Roman" w:hAnsi="Courier New" w:cs="Courier New"/>
+          <w:color w:val="DCDCDC"/>
+          <w:kern w:val="0"/>
+          <w:sz w:val="18"/>
+          <w:szCs w:val="18"/>
+          <w14:ligatures w14:val="none"/>
+        </w:rPr>
+        <w:t>,</w:t>
+      </w:r>
+      <w:r>
+        <w:rPr>
+          <w:rFonts w:ascii="Courier New" w:eastAsia="Times New Roman" w:hAnsi="Courier New" w:cs="Courier New"/>
+          <w:color w:val="F8F8F2"/>
+          <w:kern w:val="0"/>
+          <w:sz w:val="18"/>
+          <w:szCs w:val="18"/>
+          <w14:ligatures w14:val="none"/>
+        </w:rPr>
+        <w:t xml:space="preserve"> </w:t>
+      </w:r>
+    </w:p>
+    <w:p>
+      <w:pPr>
+        <w:pStyle w:val="ListParagraph"/>
+        <w:numPr>
+          <w:ilvl w:val="0"/>
+          <w:numId w:val="2"/>
+        </w:numPr>
+        <w:shd w:val="clear" w:color="auto" w:fill="212121"/>
+        <w:spacing w:after="0" w:line="270" w:lineRule="atLeast"/>
+        <w:rPr>
+          <w:rFonts w:ascii="Courier New" w:eastAsia="Times New Roman" w:hAnsi="Courier New" w:cs="Courier New"/>
+          <w:color w:val="F8F8F2"/>
+          <w:kern w:val="0"/>
+          <w:sz w:val="18"/>
+          <w:szCs w:val="18"/>
+          <w14:ligatures w14:val="none"/>
+        </w:rPr>
+      </w:pPr>
+      <w:r>
+        <w:rPr>
+          <w:rFonts w:ascii="Courier New" w:eastAsia="Times New Roman" w:hAnsi="Courier New" w:cs="Courier New"/>
+          <w:color w:val="F8F8F2"/>
+          <w:kern w:val="0"/>
+          <w:sz w:val="18"/>
+          <w:szCs w:val="18"/>
+          <w14:ligatures w14:val="none"/>
+        </w:rPr>
+        <w:lastRenderedPageBreak/>
+        <w:t xml:space="preserve">  </w:t>
+      </w:r>
+      <w:r>
+        <w:rPr>
+          <w:rFonts w:ascii="Courier New" w:eastAsia="Times New Roman" w:hAnsi="Courier New" w:cs="Courier New"/>
+          <w:color w:val="9CDCFE"/>
+          <w:kern w:val="0"/>
+          <w:sz w:val="18"/>
+          <w:szCs w:val="18"/>
+          <w14:ligatures w14:val="none"/>
+        </w:rPr>
+        <w:t>"</w:t>
+      </w:r>
+      <w:proofErr w:type="spellStart"/>
+      <w:r>
+        <w:rPr>
+          <w:rFonts w:ascii="Courier New" w:eastAsia="Times New Roman" w:hAnsi="Courier New" w:cs="Courier New"/>
+          <w:color w:val="9CDCFE"/>
+          <w:kern w:val="0"/>
+          <w:sz w:val="18"/>
+          <w:szCs w:val="18"/>
+          <w14:ligatures w14:val="none"/>
+        </w:rPr>
+        <w:t>startTime</w:t>
+      </w:r>
+      <w:proofErr w:type="spellEnd"/>
+      <w:r>
+        <w:rPr>
+          <w:rFonts w:ascii="Courier New" w:eastAsia="Times New Roman" w:hAnsi="Courier New" w:cs="Courier New"/>
+          <w:color w:val="9CDCFE"/>
+          <w:kern w:val="0"/>
+          <w:sz w:val="18"/>
+          <w:szCs w:val="18"/>
+          <w14:ligatures w14:val="none"/>
+        </w:rPr>
+        <w:t>"</w:t>
+      </w:r>
+      <w:r>
+        <w:rPr>
+          <w:rFonts w:ascii="Courier New" w:eastAsia="Times New Roman" w:hAnsi="Courier New" w:cs="Courier New"/>
+          <w:color w:val="DCDCDC"/>
+          <w:kern w:val="0"/>
+          <w:sz w:val="18"/>
+          <w:szCs w:val="18"/>
+          <w14:ligatures w14:val="none"/>
+        </w:rPr>
+        <w:t>:</w:t>
+      </w:r>
+      <w:r>
+        <w:rPr>
+          <w:rFonts w:ascii="Courier New" w:eastAsia="Times New Roman" w:hAnsi="Courier New" w:cs="Courier New"/>
+          <w:color w:val="F8F8F2"/>
+          <w:kern w:val="0"/>
+          <w:sz w:val="18"/>
+          <w:szCs w:val="18"/>
+          <w14:ligatures w14:val="none"/>
+        </w:rPr>
+        <w:t xml:space="preserve"> </w:t>
+      </w:r>
+      <w:r>
+        <w:rPr>
+          <w:rFonts w:ascii="Courier New" w:eastAsia="Times New Roman" w:hAnsi="Courier New" w:cs="Courier New"/>
+          <w:color w:val="CE9178"/>
+          <w:kern w:val="0"/>
+          <w:sz w:val="18"/>
+          <w:szCs w:val="18"/>
+          <w14:ligatures w14:val="none"/>
+        </w:rPr>
+        <w:t>"10:00"</w:t>
+      </w:r>
+      <w:r>
+        <w:rPr>
+          <w:rFonts w:ascii="Courier New" w:eastAsia="Times New Roman" w:hAnsi="Courier New" w:cs="Courier New"/>
+          <w:color w:val="DCDCDC"/>
+          <w:kern w:val="0"/>
+          <w:sz w:val="18"/>
+          <w:szCs w:val="18"/>
+          <w14:ligatures w14:val="none"/>
+        </w:rPr>
+        <w:t>,</w:t>
+      </w:r>
+    </w:p>
+    <w:p>
+      <w:pPr>
+        <w:pStyle w:val="ListParagraph"/>
+        <w:numPr>
+          <w:ilvl w:val="0"/>
+          <w:numId w:val="2"/>
+        </w:numPr>
+        <w:shd w:val="clear" w:color="auto" w:fill="212121"/>
+        <w:spacing w:after="0" w:line="270" w:lineRule="atLeast"/>
+        <w:rPr>
+          <w:rFonts w:ascii="Courier New" w:eastAsia="Times New Roman" w:hAnsi="Courier New" w:cs="Courier New"/>
+          <w:color w:val="F8F8F2"/>
+          <w:kern w:val="0"/>
+          <w:sz w:val="18"/>
+          <w:szCs w:val="18"/>
+          <w14:ligatures w14:val="none"/>
+        </w:rPr>
+      </w:pPr>
+      <w:r>
+        <w:rPr>
+          <w:rFonts w:ascii="Courier New" w:eastAsia="Times New Roman" w:hAnsi="Courier New" w:cs="Courier New"/>
+          <w:color w:val="F8F8F2"/>
+          <w:kern w:val="0"/>
+          <w:sz w:val="18"/>
+          <w:szCs w:val="18"/>
+          <w14:ligatures w14:val="none"/>
+        </w:rPr>
+        <w:t xml:space="preserve">  </w:t>
+      </w:r>
+      <w:r>
+        <w:rPr>
+          <w:rFonts w:ascii="Courier New" w:eastAsia="Times New Roman" w:hAnsi="Courier New" w:cs="Courier New"/>
+          <w:color w:val="9CDCFE"/>
+          <w:kern w:val="0"/>
+          <w:sz w:val="18"/>
+          <w:szCs w:val="18"/>
+          <w14:ligatures w14:val="none"/>
+        </w:rPr>
+        <w:t>"</w:t>
+      </w:r>
+      <w:proofErr w:type="spellStart"/>
+      <w:r>
+        <w:rPr>
+          <w:rFonts w:ascii="Courier New" w:eastAsia="Times New Roman" w:hAnsi="Courier New" w:cs="Courier New"/>
+          <w:color w:val="9CDCFE"/>
+          <w:kern w:val="0"/>
+          <w:sz w:val="18"/>
+          <w:szCs w:val="18"/>
+          <w14:ligatures w14:val="none"/>
+        </w:rPr>
+        <w:t>endTime</w:t>
+      </w:r>
+      <w:proofErr w:type="spellEnd"/>
+      <w:r>
+        <w:rPr>
+          <w:rFonts w:ascii="Courier New" w:eastAsia="Times New Roman" w:hAnsi="Courier New" w:cs="Courier New"/>
+          <w:color w:val="9CDCFE"/>
+          <w:kern w:val="0"/>
+          <w:sz w:val="18"/>
+          <w:szCs w:val="18"/>
+          <w14:ligatures w14:val="none"/>
+        </w:rPr>
+        <w:t>"</w:t>
+      </w:r>
+      <w:r>
+        <w:rPr>
+          <w:rFonts w:ascii="Courier New" w:eastAsia="Times New Roman" w:hAnsi="Courier New" w:cs="Courier New"/>
+          <w:color w:val="DCDCDC"/>
+          <w:kern w:val="0"/>
+          <w:sz w:val="18"/>
+          <w:szCs w:val="18"/>
+          <w14:ligatures w14:val="none"/>
+        </w:rPr>
+        <w:t>:</w:t>
+      </w:r>
+      <w:r>
+        <w:rPr>
+          <w:rFonts w:ascii="Courier New" w:eastAsia="Times New Roman" w:hAnsi="Courier New" w:cs="Courier New"/>
+          <w:color w:val="F8F8F2"/>
+          <w:kern w:val="0"/>
+          <w:sz w:val="18"/>
+          <w:szCs w:val="18"/>
+          <w14:ligatures w14:val="none"/>
+        </w:rPr>
+        <w:t xml:space="preserve"> </w:t>
+      </w:r>
+      <w:r>
+        <w:rPr>
+          <w:rFonts w:ascii="Courier New" w:eastAsia="Times New Roman" w:hAnsi="Courier New" w:cs="Courier New"/>
+          <w:color w:val="CE9178"/>
+          <w:kern w:val="0"/>
+          <w:sz w:val="18"/>
+          <w:szCs w:val="18"/>
+          <w14:ligatures w14:val="none"/>
+        </w:rPr>
+        <w:t>"10:30"</w:t>
+      </w:r>
+      <w:r>
+        <w:rPr>
+          <w:rFonts w:ascii="Courier New" w:eastAsia="Times New Roman" w:hAnsi="Courier New" w:cs="Courier New"/>
+          <w:color w:val="DCDCDC"/>
+          <w:kern w:val="0"/>
+          <w:sz w:val="18"/>
+          <w:szCs w:val="18"/>
+          <w14:ligatures w14:val="none"/>
+        </w:rPr>
+        <w:t>,</w:t>
+      </w:r>
+    </w:p>
+    <w:p>
+      <w:pPr>
+        <w:pStyle w:val="ListParagraph"/>
+        <w:numPr>
+          <w:ilvl w:val="0"/>
+          <w:numId w:val="2"/>
+        </w:numPr>
+        <w:shd w:val="clear" w:color="auto" w:fill="212121"/>
+        <w:spacing w:after="0" w:line="270" w:lineRule="atLeast"/>
+        <w:rPr>
+          <w:rFonts w:ascii="Courier New" w:eastAsia="Times New Roman" w:hAnsi="Courier New" w:cs="Courier New"/>
+          <w:color w:val="F8F8F2"/>
+          <w:kern w:val="0"/>
+          <w:sz w:val="18"/>
+          <w:szCs w:val="18"/>
+          <w14:ligatures w14:val="none"/>
+        </w:rPr>
+      </w:pPr>
+      <w:r>
+        <w:rPr>
+          <w:rFonts w:ascii="Courier New" w:eastAsia="Times New Roman" w:hAnsi="Courier New" w:cs="Courier New"/>
+          <w:color w:val="F8F8F2"/>
+          <w:kern w:val="0"/>
+          <w:sz w:val="18"/>
+          <w:szCs w:val="18"/>
+          <w14:ligatures w14:val="none"/>
+        </w:rPr>
+        <w:t xml:space="preserve">  </w:t>
+      </w:r>
+      <w:r>
+        <w:rPr>
+          <w:rFonts w:ascii="Courier New" w:eastAsia="Times New Roman" w:hAnsi="Courier New" w:cs="Courier New"/>
+          <w:color w:val="9CDCFE"/>
+          <w:kern w:val="0"/>
+          <w:sz w:val="18"/>
+          <w:szCs w:val="18"/>
+          <w14:ligatures w14:val="none"/>
+        </w:rPr>
+        <w:t>"</w:t>
+      </w:r>
+      <w:proofErr w:type="spellStart"/>
+      <w:r>
+        <w:rPr>
+          <w:rFonts w:ascii="Courier New" w:eastAsia="Times New Roman" w:hAnsi="Courier New" w:cs="Courier New"/>
+          <w:color w:val="9CDCFE"/>
+          <w:kern w:val="0"/>
+          <w:sz w:val="18"/>
+          <w:szCs w:val="18"/>
+          <w14:ligatures w14:val="none"/>
+        </w:rPr>
+        <w:t>paymentOption</w:t>
+      </w:r>
+      <w:proofErr w:type="spellEnd"/>
+      <w:r>
+        <w:rPr>
+          <w:rFonts w:ascii="Courier New" w:eastAsia="Times New Roman" w:hAnsi="Courier New" w:cs="Courier New"/>
+          <w:color w:val="9CDCFE"/>
+          <w:kern w:val="0"/>
+          <w:sz w:val="18"/>
+          <w:szCs w:val="18"/>
+          <w14:ligatures w14:val="none"/>
+        </w:rPr>
+        <w:t>"</w:t>
+      </w:r>
+      <w:r>
+        <w:rPr>
+          <w:rFonts w:ascii="Courier New" w:eastAsia="Times New Roman" w:hAnsi="Courier New" w:cs="Courier New"/>
+          <w:color w:val="DCDCDC"/>
+          <w:kern w:val="0"/>
+          <w:sz w:val="18"/>
+          <w:szCs w:val="18"/>
+          <w14:ligatures w14:val="none"/>
+        </w:rPr>
+        <w:t>:</w:t>
+      </w:r>
+      <w:r>
+        <w:rPr>
+          <w:rFonts w:ascii="Courier New" w:eastAsia="Times New Roman" w:hAnsi="Courier New" w:cs="Courier New"/>
+          <w:color w:val="F8F8F2"/>
+          <w:kern w:val="0"/>
+          <w:sz w:val="18"/>
+          <w:szCs w:val="18"/>
+          <w14:ligatures w14:val="none"/>
+        </w:rPr>
+        <w:t xml:space="preserve"> </w:t>
+      </w:r>
+      <w:r>
+        <w:rPr>
+          <w:rFonts w:ascii="Courier New" w:eastAsia="Times New Roman" w:hAnsi="Courier New" w:cs="Courier New"/>
+          <w:color w:val="CE9178"/>
+          <w:kern w:val="0"/>
+          <w:sz w:val="18"/>
+          <w:szCs w:val="18"/>
+          <w14:ligatures w14:val="none"/>
+        </w:rPr>
+        <w:t>"</w:t>
+      </w:r>
+      <w:proofErr w:type="spellStart"/>
+      <w:r>
+        <w:rPr>
+          <w:rFonts w:ascii="Courier New" w:eastAsia="Times New Roman" w:hAnsi="Courier New" w:cs="Courier New"/>
+          <w:color w:val="CE9178"/>
+          <w:kern w:val="0"/>
+          <w:sz w:val="18"/>
+          <w:szCs w:val="18"/>
+          <w14:ligatures w14:val="none"/>
+        </w:rPr>
+        <w:t>atClinic</w:t>
+      </w:r>
+      <w:proofErr w:type="spellEnd"/>
+      <w:r>
+        <w:rPr>
+          <w:rFonts w:ascii="Courier New" w:eastAsia="Times New Roman" w:hAnsi="Courier New" w:cs="Courier New"/>
+          <w:color w:val="CE9178"/>
+          <w:kern w:val="0"/>
+          <w:sz w:val="18"/>
+          <w:szCs w:val="18"/>
+          <w14:ligatures w14:val="none"/>
+        </w:rPr>
+        <w:t>"</w:t>
+      </w:r>
+      <w:r>
+        <w:rPr>
+          <w:rFonts w:ascii="Courier New" w:eastAsia="Times New Roman" w:hAnsi="Courier New" w:cs="Courier New"/>
+          <w:color w:val="DCDCDC"/>
+          <w:kern w:val="0"/>
+          <w:sz w:val="18"/>
+          <w:szCs w:val="18"/>
+          <w14:ligatures w14:val="none"/>
+        </w:rPr>
+        <w:t>,</w:t>
+      </w:r>
+    </w:p>
+    <w:p>
+      <w:pPr>
+        <w:pStyle w:val="ListParagraph"/>
+        <w:numPr>
+          <w:ilvl w:val="0"/>
+          <w:numId w:val="2"/>
+        </w:numPr>
+        <w:shd w:val="clear" w:color="auto" w:fill="212121"/>
+        <w:spacing w:after="0" w:line="270" w:lineRule="atLeast"/>
+        <w:rPr>
+          <w:rFonts w:ascii="Courier New" w:eastAsia="Times New Roman" w:hAnsi="Courier New" w:cs="Courier New"/>
+          <w:color w:val="F8F8F2"/>
+          <w:kern w:val="0"/>
+          <w:sz w:val="18"/>
+          <w:szCs w:val="18"/>
+          <w14:ligatures w14:val="none"/>
+        </w:rPr>
+      </w:pPr>
+      <w:r>
+        <w:rPr>
+          <w:rFonts w:ascii="Courier New" w:eastAsia="Times New Roman" w:hAnsi="Courier New" w:cs="Courier New"/>
+          <w:color w:val="F8F8F2"/>
+          <w:kern w:val="0"/>
+          <w:sz w:val="18"/>
+          <w:szCs w:val="18"/>
+          <w14:ligatures w14:val="none"/>
+        </w:rPr>
+        <w:t xml:space="preserve">  </w:t>
+      </w:r>
+      <w:r>
+        <w:rPr>
+          <w:rFonts w:ascii="Courier New" w:eastAsia="Times New Roman" w:hAnsi="Courier New" w:cs="Courier New"/>
+          <w:color w:val="9CDCFE"/>
+          <w:kern w:val="0"/>
+          <w:sz w:val="18"/>
+          <w:szCs w:val="18"/>
+          <w14:ligatures w14:val="none"/>
+        </w:rPr>
+        <w:t>"price"</w:t>
+      </w:r>
+      <w:r>
+        <w:rPr>
+          <w:rFonts w:ascii="Courier New" w:eastAsia="Times New Roman" w:hAnsi="Courier New" w:cs="Courier New"/>
+          <w:color w:val="DCDCDC"/>
+          <w:kern w:val="0"/>
+          <w:sz w:val="18"/>
+          <w:szCs w:val="18"/>
+          <w14:ligatures w14:val="none"/>
+        </w:rPr>
+        <w:t>:</w:t>
+      </w:r>
+      <w:r>
+        <w:rPr>
+          <w:rFonts w:ascii="Courier New" w:eastAsia="Times New Roman" w:hAnsi="Courier New" w:cs="Courier New"/>
+          <w:color w:val="F8F8F2"/>
+          <w:kern w:val="0"/>
+          <w:sz w:val="18"/>
+          <w:szCs w:val="18"/>
+          <w14:ligatures w14:val="none"/>
+        </w:rPr>
+        <w:t xml:space="preserve"> </w:t>
+      </w:r>
+      <w:r>
+        <w:rPr>
+          <w:rFonts w:ascii="Courier New" w:eastAsia="Times New Roman" w:hAnsi="Courier New" w:cs="Courier New"/>
+          <w:color w:val="B5CEA8"/>
+          <w:kern w:val="0"/>
+          <w:sz w:val="18"/>
+          <w:szCs w:val="18"/>
+          <w14:ligatures w14:val="none"/>
+        </w:rPr>
+        <w:t>200</w:t>
+      </w:r>
+    </w:p>
+    <w:p>
+      <w:pPr>
+        <w:pStyle w:val="ListParagraph"/>
+        <w:numPr>
+          <w:ilvl w:val="0"/>
+          <w:numId w:val="2"/>
+        </w:numPr>
+        <w:shd w:val="clear" w:color="auto" w:fill="212121"/>
+        <w:spacing w:after="0" w:line="270" w:lineRule="atLeast"/>
+        <w:rPr>
+          <w:rFonts w:ascii="Courier New" w:eastAsia="Times New Roman" w:hAnsi="Courier New" w:cs="Courier New"/>
+          <w:color w:val="F8F8F2"/>
+          <w:kern w:val="0"/>
+          <w:sz w:val="18"/>
+          <w:szCs w:val="18"/>
+          <w14:ligatures w14:val="none"/>
+        </w:rPr>
+      </w:pPr>
+      <w:r>
+        <w:rPr>
+          <w:rFonts w:ascii="Courier New" w:eastAsia="Times New Roman" w:hAnsi="Courier New" w:cs="Courier New"/>
+          <w:color w:val="DCDCDC"/>
+          <w:kern w:val="0"/>
+          <w:sz w:val="18"/>
+          <w:szCs w:val="18"/>
+          <w14:ligatures w14:val="none"/>
+        </w:rPr>
+        <w:t>}</w:t>
+      </w:r>
+    </w:p>
+    <w:p>
+      <w:pPr>
+        <w:pStyle w:val="ListParagraph"/>
+        <w:numPr>
+          <w:ilvl w:val="0"/>
+          <w:numId w:val="10"/>
+        </w:numPr>
+      </w:pPr>
+      <w:r>
+        <w:t xml:space="preserve">Get my appointments </w:t>
+      </w:r>
+      <w:proofErr w:type="gramStart"/>
+      <w:r>
+        <w:t>( doctor</w:t>
+      </w:r>
+      <w:proofErr w:type="gramEnd"/>
+      <w:r>
+        <w:t xml:space="preserve"> and patient ):</w:t>
+      </w:r>
+    </w:p>
+    <w:p>
+      <w:pPr>
+        <w:pStyle w:val="ListParagraph"/>
+        <w:numPr>
+          <w:ilvl w:val="0"/>
+          <w:numId w:val="2"/>
+        </w:numPr>
+      </w:pPr>
+      <w:proofErr w:type="gramStart"/>
+      <w:r>
+        <w:t>Method :</w:t>
+      </w:r>
+      <w:proofErr w:type="gramEnd"/>
+      <w:r>
+        <w:t xml:space="preserve"> get </w:t>
+      </w:r>
+    </w:p>
+    <w:p>
+      <w:pPr>
+        <w:pStyle w:val="ListParagraph"/>
+        <w:numPr>
+          <w:ilvl w:val="0"/>
+          <w:numId w:val="2"/>
+        </w:numPr>
+      </w:pPr>
+      <w:r>
+        <w:t xml:space="preserve">** Bearer token &lt;access token &gt; ** =&gt; </w:t>
+      </w:r>
+      <w:r>
+        <w:rPr>
           <w:rFonts w:hint="cs"/>
           <w:rtl/>
           <w:lang w:bidi="ar-EG"/>
         </w:rPr>
-      </w:pPr>
-    </w:p>
-    <w:p/>
+        <w:t>علي حسب انتوا دلوقت في بروفايل البيشنت والا الدكتور</w:t>
+      </w:r>
+    </w:p>
+    <w:p>
+      <w:pPr>
+        <w:pStyle w:val="ListParagraph"/>
+        <w:numPr>
+          <w:ilvl w:val="0"/>
+          <w:numId w:val="2"/>
+        </w:numPr>
+      </w:pPr>
+      <w:r>
+        <w:t>/</w:t>
+      </w:r>
+      <w:proofErr w:type="spellStart"/>
+      <w:r>
+        <w:t>api</w:t>
+      </w:r>
+      <w:proofErr w:type="spellEnd"/>
+      <w:r>
+        <w:t>/appointments/</w:t>
+      </w:r>
+      <w:proofErr w:type="gramStart"/>
+      <w:r>
+        <w:t>my</w:t>
+      </w:r>
+      <w:proofErr w:type="gramEnd"/>
+    </w:p>
+    <w:p>
+      <w:pPr>
+        <w:pStyle w:val="ListParagraph"/>
+        <w:ind w:left="1080"/>
+      </w:pPr>
+    </w:p>
     <w:p>
       <w:pPr>
         <w:pStyle w:val="Heading1"/>
       </w:pPr>
       <w:r>
-        <w:t xml:space="preserve">Appointment end </w:t>
+        <w:t xml:space="preserve">Reviews end </w:t>
       </w:r>
       <w:proofErr w:type="gramStart"/>
       <w:r>
@@ -8099,15 +8981,21 @@
         <w:pStyle w:val="ListParagraph"/>
         <w:numPr>
           <w:ilvl w:val="0"/>
-          <w:numId w:val="10"/>
-        </w:numPr>
-      </w:pPr>
-      <w:r>
-        <w:t xml:space="preserve">Book </w:t>
+          <w:numId w:val="11"/>
+        </w:numPr>
+      </w:pPr>
+      <w:r>
+        <w:rPr>
+          <w:lang w:bidi="ar-EG"/>
+        </w:rPr>
+        <w:t xml:space="preserve">Add </w:t>
       </w:r>
       <w:proofErr w:type="gramStart"/>
       <w:r>
-        <w:t>appointment :</w:t>
+        <w:rPr>
+          <w:lang w:bidi="ar-EG"/>
+        </w:rPr>
+        <w:t>review :</w:t>
       </w:r>
       <w:proofErr w:type="gramEnd"/>
     </w:p>
@@ -8119,25 +9007,613 @@
           <w:numId w:val="2"/>
         </w:numPr>
       </w:pPr>
+      <w:r>
+        <w:t xml:space="preserve">** Bearer token &lt;access token &gt; ** =&gt; patient </w:t>
+      </w:r>
+    </w:p>
+    <w:p>
+      <w:pPr>
+        <w:pStyle w:val="ListParagraph"/>
+        <w:numPr>
+          <w:ilvl w:val="0"/>
+          <w:numId w:val="2"/>
+        </w:numPr>
+      </w:pPr>
       <w:proofErr w:type="gramStart"/>
       <w:r>
         <w:t>Method :</w:t>
       </w:r>
       <w:proofErr w:type="gramEnd"/>
       <w:r>
-        <w:t xml:space="preserve"> post</w:t>
-      </w:r>
-    </w:p>
-    <w:p>
-      <w:pPr>
-        <w:pStyle w:val="ListParagraph"/>
-        <w:numPr>
-          <w:ilvl w:val="0"/>
-          <w:numId w:val="2"/>
-        </w:numPr>
-      </w:pPr>
-      <w:r>
-        <w:t>** Bearer token &lt;access token &gt;** =&gt; patient access token</w:t>
+        <w:t xml:space="preserve"> post </w:t>
+      </w:r>
+    </w:p>
+    <w:p>
+      <w:pPr>
+        <w:pStyle w:val="ListParagraph"/>
+        <w:numPr>
+          <w:ilvl w:val="0"/>
+          <w:numId w:val="2"/>
+        </w:numPr>
+      </w:pPr>
+      <w:r>
+        <w:t>/</w:t>
+      </w:r>
+      <w:proofErr w:type="spellStart"/>
+      <w:r>
+        <w:t>api</w:t>
+      </w:r>
+      <w:proofErr w:type="spellEnd"/>
+      <w:r>
+        <w:t>/reviews</w:t>
+      </w:r>
+    </w:p>
+    <w:p>
+      <w:pPr>
+        <w:pStyle w:val="ListParagraph"/>
+        <w:numPr>
+          <w:ilvl w:val="0"/>
+          <w:numId w:val="2"/>
+        </w:numPr>
+      </w:pPr>
+      <w:r>
+        <w:rPr>
+          <w:rFonts w:hint="cs"/>
+          <w:rtl/>
+        </w:rPr>
+        <w:t>ميقدرش يدي الا ريفيو واحد بس لكل دكتور</w:t>
+      </w:r>
+    </w:p>
+    <w:p>
+      <w:pPr>
+        <w:pStyle w:val="ListParagraph"/>
+        <w:numPr>
+          <w:ilvl w:val="0"/>
+          <w:numId w:val="2"/>
+        </w:numPr>
+      </w:pPr>
+      <w:r>
+        <w:t>Ex:</w:t>
+      </w:r>
+    </w:p>
+    <w:p>
+      <w:pPr>
+        <w:pStyle w:val="ListParagraph"/>
+        <w:numPr>
+          <w:ilvl w:val="0"/>
+          <w:numId w:val="2"/>
+        </w:numPr>
+        <w:shd w:val="clear" w:color="auto" w:fill="212121"/>
+        <w:spacing w:after="0" w:line="270" w:lineRule="atLeast"/>
+        <w:rPr>
+          <w:rFonts w:ascii="Courier New" w:eastAsia="Times New Roman" w:hAnsi="Courier New" w:cs="Courier New"/>
+          <w:color w:val="F8F8F2"/>
+          <w:kern w:val="0"/>
+          <w:sz w:val="18"/>
+          <w:szCs w:val="18"/>
+          <w14:ligatures w14:val="none"/>
+        </w:rPr>
+      </w:pPr>
+      <w:r>
+        <w:rPr>
+          <w:rFonts w:ascii="Courier New" w:eastAsia="Times New Roman" w:hAnsi="Courier New" w:cs="Courier New"/>
+          <w:color w:val="DCDCDC"/>
+          <w:kern w:val="0"/>
+          <w:sz w:val="18"/>
+          <w:szCs w:val="18"/>
+          <w14:ligatures w14:val="none"/>
+        </w:rPr>
+        <w:t>{</w:t>
+      </w:r>
+    </w:p>
+    <w:p>
+      <w:pPr>
+        <w:pStyle w:val="ListParagraph"/>
+        <w:numPr>
+          <w:ilvl w:val="0"/>
+          <w:numId w:val="2"/>
+        </w:numPr>
+        <w:shd w:val="clear" w:color="auto" w:fill="212121"/>
+        <w:spacing w:after="0" w:line="270" w:lineRule="atLeast"/>
+        <w:rPr>
+          <w:rFonts w:ascii="Courier New" w:eastAsia="Times New Roman" w:hAnsi="Courier New" w:cs="Courier New"/>
+          <w:color w:val="F8F8F2"/>
+          <w:kern w:val="0"/>
+          <w:sz w:val="18"/>
+          <w:szCs w:val="18"/>
+          <w14:ligatures w14:val="none"/>
+        </w:rPr>
+      </w:pPr>
+      <w:r>
+        <w:rPr>
+          <w:rFonts w:ascii="Courier New" w:eastAsia="Times New Roman" w:hAnsi="Courier New" w:cs="Courier New"/>
+          <w:color w:val="F8F8F2"/>
+          <w:kern w:val="0"/>
+          <w:sz w:val="18"/>
+          <w:szCs w:val="18"/>
+          <w14:ligatures w14:val="none"/>
+        </w:rPr>
+        <w:t xml:space="preserve">    </w:t>
+      </w:r>
+      <w:r>
+        <w:rPr>
+          <w:rFonts w:ascii="Courier New" w:eastAsia="Times New Roman" w:hAnsi="Courier New" w:cs="Courier New"/>
+          <w:color w:val="9CDCFE"/>
+          <w:kern w:val="0"/>
+          <w:sz w:val="18"/>
+          <w:szCs w:val="18"/>
+          <w14:ligatures w14:val="none"/>
+        </w:rPr>
+        <w:t>"</w:t>
+      </w:r>
+      <w:proofErr w:type="spellStart"/>
+      <w:r>
+        <w:rPr>
+          <w:rFonts w:ascii="Courier New" w:eastAsia="Times New Roman" w:hAnsi="Courier New" w:cs="Courier New"/>
+          <w:color w:val="9CDCFE"/>
+          <w:kern w:val="0"/>
+          <w:sz w:val="18"/>
+          <w:szCs w:val="18"/>
+          <w14:ligatures w14:val="none"/>
+        </w:rPr>
+        <w:t>doctorId</w:t>
+      </w:r>
+      <w:proofErr w:type="spellEnd"/>
+      <w:r>
+        <w:rPr>
+          <w:rFonts w:ascii="Courier New" w:eastAsia="Times New Roman" w:hAnsi="Courier New" w:cs="Courier New"/>
+          <w:color w:val="9CDCFE"/>
+          <w:kern w:val="0"/>
+          <w:sz w:val="18"/>
+          <w:szCs w:val="18"/>
+          <w14:ligatures w14:val="none"/>
+        </w:rPr>
+        <w:t>"</w:t>
+      </w:r>
+      <w:r>
+        <w:rPr>
+          <w:rFonts w:ascii="Courier New" w:eastAsia="Times New Roman" w:hAnsi="Courier New" w:cs="Courier New"/>
+          <w:color w:val="DCDCDC"/>
+          <w:kern w:val="0"/>
+          <w:sz w:val="18"/>
+          <w:szCs w:val="18"/>
+          <w14:ligatures w14:val="none"/>
+        </w:rPr>
+        <w:t>:</w:t>
+      </w:r>
+      <w:r>
+        <w:rPr>
+          <w:rFonts w:ascii="Courier New" w:eastAsia="Times New Roman" w:hAnsi="Courier New" w:cs="Courier New"/>
+          <w:color w:val="F8F8F2"/>
+          <w:kern w:val="0"/>
+          <w:sz w:val="18"/>
+          <w:szCs w:val="18"/>
+          <w14:ligatures w14:val="none"/>
+        </w:rPr>
+        <w:t xml:space="preserve"> </w:t>
+      </w:r>
+      <w:r>
+        <w:rPr>
+          <w:rFonts w:ascii="Courier New" w:eastAsia="Times New Roman" w:hAnsi="Courier New" w:cs="Courier New"/>
+          <w:color w:val="CE9178"/>
+          <w:kern w:val="0"/>
+          <w:sz w:val="18"/>
+          <w:szCs w:val="18"/>
+          <w14:ligatures w14:val="none"/>
+        </w:rPr>
+        <w:t>"698c91524687c848d2b629ea"</w:t>
+      </w:r>
+      <w:r>
+        <w:rPr>
+          <w:rFonts w:ascii="Courier New" w:eastAsia="Times New Roman" w:hAnsi="Courier New" w:cs="Courier New"/>
+          <w:color w:val="DCDCDC"/>
+          <w:kern w:val="0"/>
+          <w:sz w:val="18"/>
+          <w:szCs w:val="18"/>
+          <w14:ligatures w14:val="none"/>
+        </w:rPr>
+        <w:t>,</w:t>
+      </w:r>
+    </w:p>
+    <w:p>
+      <w:pPr>
+        <w:pStyle w:val="ListParagraph"/>
+        <w:numPr>
+          <w:ilvl w:val="0"/>
+          <w:numId w:val="2"/>
+        </w:numPr>
+        <w:shd w:val="clear" w:color="auto" w:fill="212121"/>
+        <w:spacing w:after="0" w:line="270" w:lineRule="atLeast"/>
+        <w:rPr>
+          <w:rFonts w:ascii="Courier New" w:eastAsia="Times New Roman" w:hAnsi="Courier New" w:cs="Courier New"/>
+          <w:color w:val="F8F8F2"/>
+          <w:kern w:val="0"/>
+          <w:sz w:val="18"/>
+          <w:szCs w:val="18"/>
+          <w14:ligatures w14:val="none"/>
+        </w:rPr>
+      </w:pPr>
+      <w:r>
+        <w:rPr>
+          <w:rFonts w:ascii="Courier New" w:eastAsia="Times New Roman" w:hAnsi="Courier New" w:cs="Courier New"/>
+          <w:color w:val="F8F8F2"/>
+          <w:kern w:val="0"/>
+          <w:sz w:val="18"/>
+          <w:szCs w:val="18"/>
+          <w14:ligatures w14:val="none"/>
+        </w:rPr>
+        <w:t xml:space="preserve">    </w:t>
+      </w:r>
+      <w:r>
+        <w:rPr>
+          <w:rFonts w:ascii="Courier New" w:eastAsia="Times New Roman" w:hAnsi="Courier New" w:cs="Courier New"/>
+          <w:color w:val="9CDCFE"/>
+          <w:kern w:val="0"/>
+          <w:sz w:val="18"/>
+          <w:szCs w:val="18"/>
+          <w14:ligatures w14:val="none"/>
+        </w:rPr>
+        <w:t>"rating"</w:t>
+      </w:r>
+      <w:r>
+        <w:rPr>
+          <w:rFonts w:ascii="Courier New" w:eastAsia="Times New Roman" w:hAnsi="Courier New" w:cs="Courier New"/>
+          <w:color w:val="DCDCDC"/>
+          <w:kern w:val="0"/>
+          <w:sz w:val="18"/>
+          <w:szCs w:val="18"/>
+          <w14:ligatures w14:val="none"/>
+        </w:rPr>
+        <w:t>:</w:t>
+      </w:r>
+      <w:r>
+        <w:rPr>
+          <w:rFonts w:ascii="Courier New" w:eastAsia="Times New Roman" w:hAnsi="Courier New" w:cs="Courier New"/>
+          <w:color w:val="F8F8F2"/>
+          <w:kern w:val="0"/>
+          <w:sz w:val="18"/>
+          <w:szCs w:val="18"/>
+          <w14:ligatures w14:val="none"/>
+        </w:rPr>
+        <w:t xml:space="preserve"> </w:t>
+      </w:r>
+      <w:r>
+        <w:rPr>
+          <w:rFonts w:ascii="Courier New" w:eastAsia="Times New Roman" w:hAnsi="Courier New" w:cs="Courier New"/>
+          <w:color w:val="B5CEA8"/>
+          <w:kern w:val="0"/>
+          <w:sz w:val="18"/>
+          <w:szCs w:val="18"/>
+          <w14:ligatures w14:val="none"/>
+        </w:rPr>
+        <w:t>3</w:t>
+      </w:r>
+      <w:r>
+        <w:rPr>
+          <w:rFonts w:ascii="Courier New" w:eastAsia="Times New Roman" w:hAnsi="Courier New" w:cs="Courier New"/>
+          <w:color w:val="DCDCDC"/>
+          <w:kern w:val="0"/>
+          <w:sz w:val="18"/>
+          <w:szCs w:val="18"/>
+          <w14:ligatures w14:val="none"/>
+        </w:rPr>
+        <w:t>,</w:t>
+      </w:r>
+    </w:p>
+    <w:p>
+      <w:pPr>
+        <w:pStyle w:val="ListParagraph"/>
+        <w:numPr>
+          <w:ilvl w:val="0"/>
+          <w:numId w:val="2"/>
+        </w:numPr>
+        <w:shd w:val="clear" w:color="auto" w:fill="212121"/>
+        <w:spacing w:after="0" w:line="270" w:lineRule="atLeast"/>
+        <w:rPr>
+          <w:rFonts w:ascii="Courier New" w:eastAsia="Times New Roman" w:hAnsi="Courier New" w:cs="Courier New"/>
+          <w:color w:val="F8F8F2"/>
+          <w:kern w:val="0"/>
+          <w:sz w:val="18"/>
+          <w:szCs w:val="18"/>
+          <w14:ligatures w14:val="none"/>
+        </w:rPr>
+      </w:pPr>
+      <w:r>
+        <w:rPr>
+          <w:rFonts w:ascii="Courier New" w:eastAsia="Times New Roman" w:hAnsi="Courier New" w:cs="Courier New"/>
+          <w:color w:val="F8F8F2"/>
+          <w:kern w:val="0"/>
+          <w:sz w:val="18"/>
+          <w:szCs w:val="18"/>
+          <w14:ligatures w14:val="none"/>
+        </w:rPr>
+        <w:t xml:space="preserve">    </w:t>
+      </w:r>
+      <w:r>
+        <w:rPr>
+          <w:rFonts w:ascii="Courier New" w:eastAsia="Times New Roman" w:hAnsi="Courier New" w:cs="Courier New"/>
+          <w:color w:val="9CDCFE"/>
+          <w:kern w:val="0"/>
+          <w:sz w:val="18"/>
+          <w:szCs w:val="18"/>
+          <w14:ligatures w14:val="none"/>
+        </w:rPr>
+        <w:t>"comment"</w:t>
+      </w:r>
+      <w:r>
+        <w:rPr>
+          <w:rFonts w:ascii="Courier New" w:eastAsia="Times New Roman" w:hAnsi="Courier New" w:cs="Courier New"/>
+          <w:color w:val="DCDCDC"/>
+          <w:kern w:val="0"/>
+          <w:sz w:val="18"/>
+          <w:szCs w:val="18"/>
+          <w14:ligatures w14:val="none"/>
+        </w:rPr>
+        <w:t>:</w:t>
+      </w:r>
+      <w:r>
+        <w:rPr>
+          <w:rFonts w:ascii="Courier New" w:eastAsia="Times New Roman" w:hAnsi="Courier New" w:cs="Courier New"/>
+          <w:color w:val="F8F8F2"/>
+          <w:kern w:val="0"/>
+          <w:sz w:val="18"/>
+          <w:szCs w:val="18"/>
+          <w14:ligatures w14:val="none"/>
+        </w:rPr>
+        <w:t xml:space="preserve"> </w:t>
+      </w:r>
+      <w:r>
+        <w:rPr>
+          <w:rFonts w:ascii="Courier New" w:eastAsia="Times New Roman" w:hAnsi="Courier New" w:cs="Courier New"/>
+          <w:color w:val="CE9178"/>
+          <w:kern w:val="0"/>
+          <w:sz w:val="18"/>
+          <w:szCs w:val="18"/>
+          <w14:ligatures w14:val="none"/>
+        </w:rPr>
+        <w:t>"she is a good doctor."</w:t>
+      </w:r>
+    </w:p>
+    <w:p>
+      <w:pPr>
+        <w:pStyle w:val="ListParagraph"/>
+        <w:numPr>
+          <w:ilvl w:val="0"/>
+          <w:numId w:val="2"/>
+        </w:numPr>
+        <w:shd w:val="clear" w:color="auto" w:fill="212121"/>
+        <w:spacing w:after="0" w:line="270" w:lineRule="atLeast"/>
+        <w:rPr>
+          <w:rFonts w:ascii="Courier New" w:eastAsia="Times New Roman" w:hAnsi="Courier New" w:cs="Courier New"/>
+          <w:color w:val="F8F8F2"/>
+          <w:kern w:val="0"/>
+          <w:sz w:val="18"/>
+          <w:szCs w:val="18"/>
+          <w14:ligatures w14:val="none"/>
+        </w:rPr>
+      </w:pPr>
+      <w:r>
+        <w:rPr>
+          <w:rFonts w:ascii="Courier New" w:eastAsia="Times New Roman" w:hAnsi="Courier New" w:cs="Courier New"/>
+          <w:color w:val="DCDCDC"/>
+          <w:kern w:val="0"/>
+          <w:sz w:val="18"/>
+          <w:szCs w:val="18"/>
+          <w14:ligatures w14:val="none"/>
+        </w:rPr>
+        <w:t>}</w:t>
+      </w:r>
+    </w:p>
+    <w:p>
+      <w:pPr>
+        <w:ind w:left="720"/>
+      </w:pPr>
+    </w:p>
+    <w:p>
+      <w:pPr>
+        <w:pStyle w:val="ListParagraph"/>
+        <w:numPr>
+          <w:ilvl w:val="0"/>
+          <w:numId w:val="11"/>
+        </w:numPr>
+      </w:pPr>
+      <w:r>
+        <w:t xml:space="preserve">get doctor's </w:t>
+      </w:r>
+      <w:proofErr w:type="gramStart"/>
+      <w:r>
+        <w:t>reviews</w:t>
+      </w:r>
+      <w:r>
+        <w:t xml:space="preserve"> :</w:t>
+      </w:r>
+      <w:proofErr w:type="gramEnd"/>
+    </w:p>
+    <w:p>
+      <w:pPr>
+        <w:pStyle w:val="ListParagraph"/>
+        <w:numPr>
+          <w:ilvl w:val="0"/>
+          <w:numId w:val="2"/>
+        </w:numPr>
+      </w:pPr>
+      <w:proofErr w:type="gramStart"/>
+      <w:r>
+        <w:t>method :</w:t>
+      </w:r>
+      <w:proofErr w:type="gramEnd"/>
+      <w:r>
+        <w:t xml:space="preserve"> get</w:t>
+      </w:r>
+    </w:p>
+    <w:p>
+      <w:pPr>
+        <w:pStyle w:val="ListParagraph"/>
+        <w:numPr>
+          <w:ilvl w:val="0"/>
+          <w:numId w:val="2"/>
+        </w:numPr>
+      </w:pPr>
+      <w:r>
+        <w:t>/</w:t>
+      </w:r>
+      <w:proofErr w:type="spellStart"/>
+      <w:r>
+        <w:t>api</w:t>
+      </w:r>
+      <w:proofErr w:type="spellEnd"/>
+      <w:r>
+        <w:t>/reviews/doctor/</w:t>
+      </w:r>
+      <w:r>
+        <w:t xml:space="preserve">:id </w:t>
+      </w:r>
+    </w:p>
+    <w:p>
+      <w:pPr>
+        <w:pStyle w:val="ListParagraph"/>
+        <w:numPr>
+          <w:ilvl w:val="0"/>
+          <w:numId w:val="2"/>
+        </w:numPr>
+      </w:pPr>
+      <w:r>
+        <w:t>Id =&gt; for doctor</w:t>
+      </w:r>
+    </w:p>
+    <w:p>
+      <w:pPr>
+        <w:pStyle w:val="ListParagraph"/>
+        <w:numPr>
+          <w:ilvl w:val="0"/>
+          <w:numId w:val="11"/>
+        </w:numPr>
+      </w:pPr>
+      <w:r>
+        <w:t xml:space="preserve">Get my </w:t>
+      </w:r>
+      <w:proofErr w:type="gramStart"/>
+      <w:r>
+        <w:t>reviews :</w:t>
+      </w:r>
+      <w:proofErr w:type="gramEnd"/>
+    </w:p>
+    <w:p>
+      <w:pPr>
+        <w:pStyle w:val="ListParagraph"/>
+        <w:numPr>
+          <w:ilvl w:val="0"/>
+          <w:numId w:val="2"/>
+        </w:numPr>
+      </w:pPr>
+      <w:r>
+        <w:t xml:space="preserve">** Bearer token &lt;access token &gt; ** =&gt; patient </w:t>
+      </w:r>
+    </w:p>
+    <w:p>
+      <w:pPr>
+        <w:pStyle w:val="ListParagraph"/>
+        <w:numPr>
+          <w:ilvl w:val="0"/>
+          <w:numId w:val="2"/>
+        </w:numPr>
+      </w:pPr>
+      <w:proofErr w:type="gramStart"/>
+      <w:r>
+        <w:t>Method :</w:t>
+      </w:r>
+      <w:proofErr w:type="gramEnd"/>
+      <w:r>
+        <w:t xml:space="preserve"> get</w:t>
+      </w:r>
+    </w:p>
+    <w:p>
+      <w:pPr>
+        <w:pStyle w:val="ListParagraph"/>
+        <w:numPr>
+          <w:ilvl w:val="0"/>
+          <w:numId w:val="2"/>
+        </w:numPr>
+      </w:pPr>
+      <w:r>
+        <w:t>/</w:t>
+      </w:r>
+      <w:proofErr w:type="spellStart"/>
+      <w:r>
+        <w:t>api</w:t>
+      </w:r>
+      <w:proofErr w:type="spellEnd"/>
+      <w:r>
+        <w:t>/reviews/me</w:t>
+      </w:r>
+    </w:p>
+    <w:p>
+      <w:pPr>
+        <w:pStyle w:val="ListParagraph"/>
+        <w:numPr>
+          <w:ilvl w:val="0"/>
+          <w:numId w:val="2"/>
+        </w:numPr>
+      </w:pPr>
+      <w:r>
+        <w:rPr>
+          <w:rFonts w:hint="cs"/>
+          <w:rtl/>
+          <w:lang w:bidi="ar-EG"/>
+        </w:rPr>
+        <w:t>البيشنت بيشوف كل الريفيوز الي عملها</w:t>
+      </w:r>
+    </w:p>
+    <w:p>
+      <w:pPr>
+        <w:pStyle w:val="ListParagraph"/>
+        <w:numPr>
+          <w:ilvl w:val="0"/>
+          <w:numId w:val="11"/>
+        </w:numPr>
+      </w:pPr>
+      <w:r>
+        <w:rPr>
+          <w:lang w:bidi="ar-EG"/>
+        </w:rPr>
+        <w:t xml:space="preserve">Update </w:t>
+      </w:r>
+      <w:proofErr w:type="gramStart"/>
+      <w:r>
+        <w:rPr>
+          <w:lang w:bidi="ar-EG"/>
+        </w:rPr>
+        <w:t>reviews :</w:t>
+      </w:r>
+      <w:proofErr w:type="gramEnd"/>
+    </w:p>
+    <w:p>
+      <w:pPr>
+        <w:pStyle w:val="ListParagraph"/>
+        <w:numPr>
+          <w:ilvl w:val="0"/>
+          <w:numId w:val="2"/>
+        </w:numPr>
+      </w:pPr>
+      <w:r>
+        <w:t xml:space="preserve">** Bearer token &lt;access token &gt; ** =&gt; patient </w:t>
+      </w:r>
+    </w:p>
+    <w:p>
+      <w:pPr>
+        <w:pStyle w:val="ListParagraph"/>
+        <w:numPr>
+          <w:ilvl w:val="0"/>
+          <w:numId w:val="2"/>
+        </w:numPr>
+      </w:pPr>
+      <w:proofErr w:type="gramStart"/>
+      <w:r>
+        <w:t>Method :</w:t>
+      </w:r>
+      <w:proofErr w:type="gramEnd"/>
+      <w:r>
+        <w:t xml:space="preserve"> put </w:t>
       </w:r>
     </w:p>
     <w:p>
@@ -8159,18 +9635,49 @@
       <w:proofErr w:type="spellEnd"/>
       <w:proofErr w:type="gramEnd"/>
       <w:r>
-        <w:t>/appointments/</w:t>
-      </w:r>
-    </w:p>
-    <w:p>
-      <w:pPr>
-        <w:pStyle w:val="ListParagraph"/>
-        <w:numPr>
-          <w:ilvl w:val="0"/>
-          <w:numId w:val="2"/>
-        </w:numPr>
-      </w:pPr>
-      <w:r>
+        <w:t>/reviews/</w:t>
+      </w:r>
+      <w:r>
+        <w:t>:id</w:t>
+      </w:r>
+    </w:p>
+    <w:p>
+      <w:pPr>
+        <w:pStyle w:val="ListParagraph"/>
+        <w:numPr>
+          <w:ilvl w:val="0"/>
+          <w:numId w:val="2"/>
+        </w:numPr>
+      </w:pPr>
+      <w:r>
+        <w:rPr>
+          <w:rFonts w:hint="cs"/>
+          <w:rtl/>
+        </w:rPr>
+        <w:t xml:space="preserve">ال </w:t>
+      </w:r>
+      <w:r>
+        <w:t xml:space="preserve"> id </w:t>
+      </w:r>
+      <w:r>
+        <w:rPr>
+          <w:rFonts w:hint="cs"/>
+          <w:rtl/>
+          <w:lang w:bidi="ar-EG"/>
+        </w:rPr>
+        <w:t>بتاع الريفيو</w:t>
+      </w:r>
+    </w:p>
+    <w:p>
+      <w:pPr>
+        <w:pStyle w:val="ListParagraph"/>
+        <w:numPr>
+          <w:ilvl w:val="0"/>
+          <w:numId w:val="2"/>
+        </w:numPr>
+      </w:pPr>
+      <w:r>
+        <w:lastRenderedPageBreak/>
         <w:t>Ex:</w:t>
       </w:r>
     </w:p>
@@ -8231,7 +9738,7 @@
           <w:szCs w:val="18"/>
           <w14:ligatures w14:val="none"/>
         </w:rPr>
-        <w:t xml:space="preserve">  </w:t>
+        <w:t xml:space="preserve">    </w:t>
       </w:r>
       <w:r>
         <w:rPr>
@@ -8242,31 +9749,7 @@
           <w:szCs w:val="18"/>
           <w14:ligatures w14:val="none"/>
         </w:rPr>
-        <w:t>"</w:t>
-      </w:r>
-      <w:proofErr w:type="spellStart"/>
-      <w:r>
-        <w:rPr>
-          <w:rFonts w:ascii="Courier New" w:eastAsia="Times New Roman" w:hAnsi="Courier New" w:cs="Courier New"/>
-          <w:color w:val="9CDCFE"/>
-          <w:kern w:val="0"/>
-          <w:sz w:val="18"/>
-          <w:szCs w:val="18"/>
-          <w14:ligatures w14:val="none"/>
-        </w:rPr>
-        <w:t>clinicId</w:t>
-      </w:r>
-      <w:proofErr w:type="spellEnd"/>
-      <w:r>
-        <w:rPr>
-          <w:rFonts w:ascii="Courier New" w:eastAsia="Times New Roman" w:hAnsi="Courier New" w:cs="Courier New"/>
-          <w:color w:val="9CDCFE"/>
-          <w:kern w:val="0"/>
-          <w:sz w:val="18"/>
-          <w:szCs w:val="18"/>
-          <w14:ligatures w14:val="none"/>
-        </w:rPr>
-        <w:t>"</w:t>
+        <w:t>"rating"</w:t>
       </w:r>
       <w:r>
         <w:rPr>
@@ -8293,13 +9776,13 @@
       <w:r>
         <w:rPr>
           <w:rFonts w:ascii="Courier New" w:eastAsia="Times New Roman" w:hAnsi="Courier New" w:cs="Courier New"/>
-          <w:color w:val="CE9178"/>
-          <w:kern w:val="0"/>
-          <w:sz w:val="18"/>
-          <w:szCs w:val="18"/>
-          <w14:ligatures w14:val="none"/>
-        </w:rPr>
-        <w:t>"698b9bf327c022656ce1b505"</w:t>
+          <w:color w:val="B5CEA8"/>
+          <w:kern w:val="0"/>
+          <w:sz w:val="18"/>
+          <w:szCs w:val="18"/>
+          <w14:ligatures w14:val="none"/>
+        </w:rPr>
+        <w:t>4</w:t>
       </w:r>
       <w:r>
         <w:rPr>
@@ -8311,17 +9794,6 @@
           <w14:ligatures w14:val="none"/>
         </w:rPr>
         <w:t>,</w:t>
-      </w:r>
-      <w:r>
-        <w:rPr>
-          <w:rFonts w:ascii="Courier New" w:eastAsia="Times New Roman" w:hAnsi="Courier New" w:cs="Courier New"/>
-          <w:color w:val="F8F8F2"/>
-          <w:kern w:val="0"/>
-          <w:sz w:val="18"/>
-          <w:szCs w:val="18"/>
-          <w14:ligatures w14:val="none"/>
-        </w:rPr>
-        <w:t xml:space="preserve"> </w:t>
       </w:r>
     </w:p>
     <w:p>
@@ -8351,7 +9823,7 @@
           <w:szCs w:val="18"/>
           <w14:ligatures w14:val="none"/>
         </w:rPr>
-        <w:t xml:space="preserve">  </w:t>
+        <w:t xml:space="preserve">    </w:t>
       </w:r>
       <w:r>
         <w:rPr>
@@ -8362,7 +9834,7 @@
           <w:szCs w:val="18"/>
           <w14:ligatures w14:val="none"/>
         </w:rPr>
-        <w:t>"date"</w:t>
+        <w:t>"comment"</w:t>
       </w:r>
       <w:r>
         <w:rPr>
@@ -8395,29 +9867,30 @@
           <w:szCs w:val="18"/>
           <w14:ligatures w14:val="none"/>
         </w:rPr>
-        <w:t>"2026-04-19"</w:t>
-      </w:r>
-      <w:r>
-        <w:rPr>
-          <w:rFonts w:ascii="Courier New" w:eastAsia="Times New Roman" w:hAnsi="Courier New" w:cs="Courier New"/>
-          <w:color w:val="DCDCDC"/>
-          <w:kern w:val="0"/>
-          <w:sz w:val="18"/>
-          <w:szCs w:val="18"/>
-          <w14:ligatures w14:val="none"/>
-        </w:rPr>
-        <w:t>,</w:t>
-      </w:r>
-      <w:r>
-        <w:rPr>
-          <w:rFonts w:ascii="Courier New" w:eastAsia="Times New Roman" w:hAnsi="Courier New" w:cs="Courier New"/>
-          <w:color w:val="F8F8F2"/>
-          <w:kern w:val="0"/>
-          <w:sz w:val="18"/>
-          <w:szCs w:val="18"/>
-          <w14:ligatures w14:val="none"/>
-        </w:rPr>
-        <w:t xml:space="preserve"> </w:t>
+        <w:t>"</w:t>
+      </w:r>
+      <w:r>
+        <w:rPr>
+          <w:rFonts w:ascii="Courier New" w:eastAsia="Times New Roman" w:hAnsi="Courier New" w:cs="Courier New"/>
+          <w:color w:val="CE9178"/>
+          <w:kern w:val="0"/>
+          <w:sz w:val="18"/>
+          <w:szCs w:val="18"/>
+          <w:rtl/>
+          <w14:ligatures w14:val="none"/>
+        </w:rPr>
+        <w:t>تم تعديل التقييم، الخدمة كانت جيدة جداً</w:t>
+      </w:r>
+      <w:r>
+        <w:rPr>
+          <w:rFonts w:ascii="Courier New" w:eastAsia="Times New Roman" w:hAnsi="Courier New" w:cs="Courier New"/>
+          <w:color w:val="CE9178"/>
+          <w:kern w:val="0"/>
+          <w:sz w:val="18"/>
+          <w:szCs w:val="18"/>
+          <w14:ligatures w14:val="none"/>
+        </w:rPr>
+        <w:t>."</w:t>
       </w:r>
     </w:p>
     <w:p>
@@ -8441,94 +9914,154 @@
       <w:r>
         <w:rPr>
           <w:rFonts w:ascii="Courier New" w:eastAsia="Times New Roman" w:hAnsi="Courier New" w:cs="Courier New"/>
-          <w:color w:val="F8F8F2"/>
-          <w:kern w:val="0"/>
-          <w:sz w:val="18"/>
-          <w:szCs w:val="18"/>
-          <w14:ligatures w14:val="none"/>
-        </w:rPr>
-        <w:lastRenderedPageBreak/>
-        <w:t xml:space="preserve">  </w:t>
-      </w:r>
-      <w:r>
-        <w:rPr>
-          <w:rFonts w:ascii="Courier New" w:eastAsia="Times New Roman" w:hAnsi="Courier New" w:cs="Courier New"/>
-          <w:color w:val="9CDCFE"/>
-          <w:kern w:val="0"/>
-          <w:sz w:val="18"/>
-          <w:szCs w:val="18"/>
-          <w14:ligatures w14:val="none"/>
-        </w:rPr>
-        <w:t>"</w:t>
+          <w:color w:val="DCDCDC"/>
+          <w:kern w:val="0"/>
+          <w:sz w:val="18"/>
+          <w:szCs w:val="18"/>
+          <w14:ligatures w14:val="none"/>
+        </w:rPr>
+        <w:t>}</w:t>
+      </w:r>
+    </w:p>
+    <w:p>
+      <w:pPr>
+        <w:pStyle w:val="ListParagraph"/>
+        <w:numPr>
+          <w:ilvl w:val="0"/>
+          <w:numId w:val="11"/>
+        </w:numPr>
+      </w:pPr>
+      <w:r>
+        <w:rPr>
+          <w:lang w:bidi="ar-EG"/>
+        </w:rPr>
+        <w:t xml:space="preserve">Delete </w:t>
+      </w:r>
+      <w:proofErr w:type="gramStart"/>
+      <w:r>
+        <w:rPr>
+          <w:lang w:bidi="ar-EG"/>
+        </w:rPr>
+        <w:t>review :</w:t>
+      </w:r>
+      <w:proofErr w:type="gramEnd"/>
+    </w:p>
+    <w:p>
+      <w:pPr>
+        <w:pStyle w:val="ListParagraph"/>
+        <w:numPr>
+          <w:ilvl w:val="0"/>
+          <w:numId w:val="2"/>
+        </w:numPr>
+      </w:pPr>
+      <w:r>
+        <w:t xml:space="preserve">** Bearer token &lt;access token &gt; ** =&gt; patient </w:t>
+      </w:r>
+    </w:p>
+    <w:p>
+      <w:pPr>
+        <w:pStyle w:val="ListParagraph"/>
+        <w:numPr>
+          <w:ilvl w:val="0"/>
+          <w:numId w:val="2"/>
+        </w:numPr>
+      </w:pPr>
+      <w:proofErr w:type="gramStart"/>
+      <w:r>
+        <w:t>Method :</w:t>
+      </w:r>
+      <w:proofErr w:type="gramEnd"/>
+      <w:r>
+        <w:t xml:space="preserve"> delete  </w:t>
+      </w:r>
+    </w:p>
+    <w:p>
+      <w:pPr>
+        <w:pStyle w:val="ListParagraph"/>
+        <w:numPr>
+          <w:ilvl w:val="0"/>
+          <w:numId w:val="2"/>
+        </w:numPr>
+      </w:pPr>
+      <w:r>
+        <w:t>/</w:t>
       </w:r>
       <w:proofErr w:type="spellStart"/>
-      <w:r>
-        <w:rPr>
-          <w:rFonts w:ascii="Courier New" w:eastAsia="Times New Roman" w:hAnsi="Courier New" w:cs="Courier New"/>
-          <w:color w:val="9CDCFE"/>
-          <w:kern w:val="0"/>
-          <w:sz w:val="18"/>
-          <w:szCs w:val="18"/>
-          <w14:ligatures w14:val="none"/>
-        </w:rPr>
-        <w:t>startTime</w:t>
+      <w:proofErr w:type="gramStart"/>
+      <w:r>
+        <w:t>api</w:t>
       </w:r>
       <w:proofErr w:type="spellEnd"/>
-      <w:r>
-        <w:rPr>
-          <w:rFonts w:ascii="Courier New" w:eastAsia="Times New Roman" w:hAnsi="Courier New" w:cs="Courier New"/>
-          <w:color w:val="9CDCFE"/>
-          <w:kern w:val="0"/>
-          <w:sz w:val="18"/>
-          <w:szCs w:val="18"/>
-          <w14:ligatures w14:val="none"/>
-        </w:rPr>
-        <w:t>"</w:t>
-      </w:r>
-      <w:r>
-        <w:rPr>
-          <w:rFonts w:ascii="Courier New" w:eastAsia="Times New Roman" w:hAnsi="Courier New" w:cs="Courier New"/>
-          <w:color w:val="DCDCDC"/>
-          <w:kern w:val="0"/>
-          <w:sz w:val="18"/>
-          <w:szCs w:val="18"/>
-          <w14:ligatures w14:val="none"/>
-        </w:rPr>
-        <w:t>:</w:t>
-      </w:r>
-      <w:r>
-        <w:rPr>
-          <w:rFonts w:ascii="Courier New" w:eastAsia="Times New Roman" w:hAnsi="Courier New" w:cs="Courier New"/>
-          <w:color w:val="F8F8F2"/>
-          <w:kern w:val="0"/>
-          <w:sz w:val="18"/>
-          <w:szCs w:val="18"/>
-          <w14:ligatures w14:val="none"/>
-        </w:rPr>
-        <w:t xml:space="preserve"> </w:t>
-      </w:r>
-      <w:r>
-        <w:rPr>
-          <w:rFonts w:ascii="Courier New" w:eastAsia="Times New Roman" w:hAnsi="Courier New" w:cs="Courier New"/>
-          <w:color w:val="CE9178"/>
-          <w:kern w:val="0"/>
-          <w:sz w:val="18"/>
-          <w:szCs w:val="18"/>
-          <w14:ligatures w14:val="none"/>
-        </w:rPr>
-        <w:t>"10:00"</w:t>
-      </w:r>
-      <w:r>
-        <w:rPr>
-          <w:rFonts w:ascii="Courier New" w:eastAsia="Times New Roman" w:hAnsi="Courier New" w:cs="Courier New"/>
-          <w:color w:val="DCDCDC"/>
-          <w:kern w:val="0"/>
-          <w:sz w:val="18"/>
-          <w:szCs w:val="18"/>
-          <w14:ligatures w14:val="none"/>
-        </w:rPr>
-        <w:t>,</w:t>
-      </w:r>
+      <w:proofErr w:type="gramEnd"/>
+      <w:r>
+        <w:t>/reviews/</w:t>
+      </w:r>
+      <w:r>
+        <w:t>:id</w:t>
+      </w:r>
+    </w:p>
+    <w:p>
+      <w:pPr>
+        <w:pStyle w:val="ListParagraph"/>
+        <w:numPr>
+          <w:ilvl w:val="0"/>
+          <w:numId w:val="2"/>
+        </w:numPr>
+      </w:pPr>
+      <w:r>
+        <w:rPr>
+          <w:rFonts w:hint="cs"/>
+          <w:rtl/>
+        </w:rPr>
+        <w:t xml:space="preserve">ال </w:t>
+      </w:r>
+      <w:r>
+        <w:t xml:space="preserve"> id </w:t>
+      </w:r>
+      <w:r>
+        <w:rPr>
+          <w:rFonts w:hint="cs"/>
+          <w:rtl/>
+          <w:lang w:bidi="ar-EG"/>
+        </w:rPr>
+        <w:t>بتاع الريفيو</w:t>
+      </w:r>
+    </w:p>
+    <w:p>
+      <w:pPr>
+        <w:pStyle w:val="ListParagraph"/>
+        <w:ind w:left="1080"/>
+      </w:pPr>
+    </w:p>
+    <w:p>
+      <w:pPr>
+        <w:pStyle w:val="Heading1"/>
+      </w:pPr>
+      <w:r>
+        <w:t xml:space="preserve">Admin end </w:t>
+      </w:r>
+      <w:proofErr w:type="gramStart"/>
+      <w:r>
+        <w:t>points :</w:t>
+      </w:r>
+      <w:proofErr w:type="gramEnd"/>
+    </w:p>
+    <w:p>
+      <w:pPr>
+        <w:pStyle w:val="ListParagraph"/>
+        <w:numPr>
+          <w:ilvl w:val="0"/>
+          <w:numId w:val="2"/>
+        </w:numPr>
+      </w:pPr>
+      <w:r>
+        <w:t xml:space="preserve">First admin login to get access </w:t>
+      </w:r>
+      <w:proofErr w:type="gramStart"/>
+      <w:r>
+        <w:t>token :</w:t>
+      </w:r>
+      <w:proofErr w:type="gramEnd"/>
     </w:p>
     <w:p>
       <w:pPr>
@@ -8551,92 +10084,13 @@
       <w:r>
         <w:rPr>
           <w:rFonts w:ascii="Courier New" w:eastAsia="Times New Roman" w:hAnsi="Courier New" w:cs="Courier New"/>
-          <w:color w:val="F8F8F2"/>
-          <w:kern w:val="0"/>
-          <w:sz w:val="18"/>
-          <w:szCs w:val="18"/>
-          <w14:ligatures w14:val="none"/>
-        </w:rPr>
-        <w:t xml:space="preserve">  </w:t>
-      </w:r>
-      <w:r>
-        <w:rPr>
-          <w:rFonts w:ascii="Courier New" w:eastAsia="Times New Roman" w:hAnsi="Courier New" w:cs="Courier New"/>
-          <w:color w:val="9CDCFE"/>
-          <w:kern w:val="0"/>
-          <w:sz w:val="18"/>
-          <w:szCs w:val="18"/>
-          <w14:ligatures w14:val="none"/>
-        </w:rPr>
-        <w:t>"</w:t>
-      </w:r>
-      <w:proofErr w:type="spellStart"/>
-      <w:r>
-        <w:rPr>
-          <w:rFonts w:ascii="Courier New" w:eastAsia="Times New Roman" w:hAnsi="Courier New" w:cs="Courier New"/>
-          <w:color w:val="9CDCFE"/>
-          <w:kern w:val="0"/>
-          <w:sz w:val="18"/>
-          <w:szCs w:val="18"/>
-          <w14:ligatures w14:val="none"/>
-        </w:rPr>
-        <w:t>endTime</w:t>
-      </w:r>
-      <w:proofErr w:type="spellEnd"/>
-      <w:r>
-        <w:rPr>
-          <w:rFonts w:ascii="Courier New" w:eastAsia="Times New Roman" w:hAnsi="Courier New" w:cs="Courier New"/>
-          <w:color w:val="9CDCFE"/>
-          <w:kern w:val="0"/>
-          <w:sz w:val="18"/>
-          <w:szCs w:val="18"/>
-          <w14:ligatures w14:val="none"/>
-        </w:rPr>
-        <w:t>"</w:t>
-      </w:r>
-      <w:r>
-        <w:rPr>
-          <w:rFonts w:ascii="Courier New" w:eastAsia="Times New Roman" w:hAnsi="Courier New" w:cs="Courier New"/>
-          <w:color w:val="DCDCDC"/>
-          <w:kern w:val="0"/>
-          <w:sz w:val="18"/>
-          <w:szCs w:val="18"/>
-          <w14:ligatures w14:val="none"/>
-        </w:rPr>
-        <w:t>:</w:t>
-      </w:r>
-      <w:r>
-        <w:rPr>
-          <w:rFonts w:ascii="Courier New" w:eastAsia="Times New Roman" w:hAnsi="Courier New" w:cs="Courier New"/>
-          <w:color w:val="F8F8F2"/>
-          <w:kern w:val="0"/>
-          <w:sz w:val="18"/>
-          <w:szCs w:val="18"/>
-          <w14:ligatures w14:val="none"/>
-        </w:rPr>
-        <w:t xml:space="preserve"> </w:t>
-      </w:r>
-      <w:r>
-        <w:rPr>
-          <w:rFonts w:ascii="Courier New" w:eastAsia="Times New Roman" w:hAnsi="Courier New" w:cs="Courier New"/>
-          <w:color w:val="CE9178"/>
-          <w:kern w:val="0"/>
-          <w:sz w:val="18"/>
-          <w:szCs w:val="18"/>
-          <w14:ligatures w14:val="none"/>
-        </w:rPr>
-        <w:t>"10:30"</w:t>
-      </w:r>
-      <w:r>
-        <w:rPr>
-          <w:rFonts w:ascii="Courier New" w:eastAsia="Times New Roman" w:hAnsi="Courier New" w:cs="Courier New"/>
-          <w:color w:val="DCDCDC"/>
-          <w:kern w:val="0"/>
-          <w:sz w:val="18"/>
-          <w:szCs w:val="18"/>
-          <w14:ligatures w14:val="none"/>
-        </w:rPr>
-        <w:t>,</w:t>
+          <w:color w:val="DCDCDC"/>
+          <w:kern w:val="0"/>
+          <w:sz w:val="18"/>
+          <w:szCs w:val="18"/>
+          <w14:ligatures w14:val="none"/>
+        </w:rPr>
+        <w:t>{</w:t>
       </w:r>
     </w:p>
     <w:p>
@@ -8666,7 +10120,7 @@
           <w:szCs w:val="18"/>
           <w14:ligatures w14:val="none"/>
         </w:rPr>
-        <w:t xml:space="preserve">  </w:t>
+        <w:t xml:space="preserve">    </w:t>
       </w:r>
       <w:r>
         <w:rPr>
@@ -8677,31 +10131,7 @@
           <w:szCs w:val="18"/>
           <w14:ligatures w14:val="none"/>
         </w:rPr>
-        <w:t>"</w:t>
-      </w:r>
-      <w:proofErr w:type="spellStart"/>
-      <w:r>
-        <w:rPr>
-          <w:rFonts w:ascii="Courier New" w:eastAsia="Times New Roman" w:hAnsi="Courier New" w:cs="Courier New"/>
-          <w:color w:val="9CDCFE"/>
-          <w:kern w:val="0"/>
-          <w:sz w:val="18"/>
-          <w:szCs w:val="18"/>
-          <w14:ligatures w14:val="none"/>
-        </w:rPr>
-        <w:t>paymentOption</w:t>
-      </w:r>
-      <w:proofErr w:type="spellEnd"/>
-      <w:r>
-        <w:rPr>
-          <w:rFonts w:ascii="Courier New" w:eastAsia="Times New Roman" w:hAnsi="Courier New" w:cs="Courier New"/>
-          <w:color w:val="9CDCFE"/>
-          <w:kern w:val="0"/>
-          <w:sz w:val="18"/>
-          <w:szCs w:val="18"/>
-          <w14:ligatures w14:val="none"/>
-        </w:rPr>
-        <w:t>"</w:t>
+        <w:t>"identity"</w:t>
       </w:r>
       <w:r>
         <w:rPr>
@@ -8717,48 +10147,13 @@
       <w:r>
         <w:rPr>
           <w:rFonts w:ascii="Courier New" w:eastAsia="Times New Roman" w:hAnsi="Courier New" w:cs="Courier New"/>
-          <w:color w:val="F8F8F2"/>
-          <w:kern w:val="0"/>
-          <w:sz w:val="18"/>
-          <w:szCs w:val="18"/>
-          <w14:ligatures w14:val="none"/>
-        </w:rPr>
-        <w:t xml:space="preserve"> </w:t>
-      </w:r>
-      <w:r>
-        <w:rPr>
-          <w:rFonts w:ascii="Courier New" w:eastAsia="Times New Roman" w:hAnsi="Courier New" w:cs="Courier New"/>
           <w:color w:val="CE9178"/>
           <w:kern w:val="0"/>
           <w:sz w:val="18"/>
           <w:szCs w:val="18"/>
           <w14:ligatures w14:val="none"/>
         </w:rPr>
-        <w:t>"</w:t>
-      </w:r>
-      <w:proofErr w:type="spellStart"/>
-      <w:r>
-        <w:rPr>
-          <w:rFonts w:ascii="Courier New" w:eastAsia="Times New Roman" w:hAnsi="Courier New" w:cs="Courier New"/>
-          <w:color w:val="CE9178"/>
-          <w:kern w:val="0"/>
-          <w:sz w:val="18"/>
-          <w:szCs w:val="18"/>
-          <w14:ligatures w14:val="none"/>
-        </w:rPr>
-        <w:t>atClinic</w:t>
-      </w:r>
-      <w:proofErr w:type="spellEnd"/>
-      <w:r>
-        <w:rPr>
-          <w:rFonts w:ascii="Courier New" w:eastAsia="Times New Roman" w:hAnsi="Courier New" w:cs="Courier New"/>
-          <w:color w:val="CE9178"/>
-          <w:kern w:val="0"/>
-          <w:sz w:val="18"/>
-          <w:szCs w:val="18"/>
-          <w14:ligatures w14:val="none"/>
-        </w:rPr>
-        <w:t>"</w:t>
+        <w:t>"admin@shefaa.com"</w:t>
       </w:r>
       <w:r>
         <w:rPr>
@@ -8799,7 +10194,7 @@
           <w:szCs w:val="18"/>
           <w14:ligatures w14:val="none"/>
         </w:rPr>
-        <w:t xml:space="preserve">  </w:t>
+        <w:t xml:space="preserve">    </w:t>
       </w:r>
       <w:r>
         <w:rPr>
@@ -8810,7 +10205,7 @@
           <w:szCs w:val="18"/>
           <w14:ligatures w14:val="none"/>
         </w:rPr>
-        <w:t>"price"</w:t>
+        <w:t>"password"</w:t>
       </w:r>
       <w:r>
         <w:rPr>
@@ -8826,24 +10221,13 @@
       <w:r>
         <w:rPr>
           <w:rFonts w:ascii="Courier New" w:eastAsia="Times New Roman" w:hAnsi="Courier New" w:cs="Courier New"/>
-          <w:color w:val="F8F8F2"/>
-          <w:kern w:val="0"/>
-          <w:sz w:val="18"/>
-          <w:szCs w:val="18"/>
-          <w14:ligatures w14:val="none"/>
-        </w:rPr>
-        <w:t xml:space="preserve"> </w:t>
-      </w:r>
-      <w:r>
-        <w:rPr>
-          <w:rFonts w:ascii="Courier New" w:eastAsia="Times New Roman" w:hAnsi="Courier New" w:cs="Courier New"/>
-          <w:color w:val="B5CEA8"/>
-          <w:kern w:val="0"/>
-          <w:sz w:val="18"/>
-          <w:szCs w:val="18"/>
-          <w14:ligatures w14:val="none"/>
-        </w:rPr>
-        <w:t>200</w:t>
+          <w:color w:val="CE9178"/>
+          <w:kern w:val="0"/>
+          <w:sz w:val="18"/>
+          <w:szCs w:val="18"/>
+          <w14:ligatures w14:val="none"/>
+        </w:rPr>
+        <w:t>"admin123456"</w:t>
       </w:r>
     </w:p>
     <w:p>
@@ -8881,20 +10265,17 @@
         <w:pStyle w:val="ListParagraph"/>
         <w:numPr>
           <w:ilvl w:val="0"/>
-          <w:numId w:val="10"/>
-        </w:numPr>
-      </w:pPr>
-      <w:r>
-        <w:t xml:space="preserve">Get my appointments </w:t>
+          <w:numId w:val="12"/>
+        </w:numPr>
+      </w:pPr>
+      <w:r>
+        <w:t xml:space="preserve">Get </w:t>
       </w:r>
       <w:proofErr w:type="gramStart"/>
       <w:r>
-        <w:t>( doctor</w:t>
+        <w:t>states :</w:t>
       </w:r>
       <w:proofErr w:type="gramEnd"/>
-      <w:r>
-        <w:t xml:space="preserve"> and patient ):</w:t>
-      </w:r>
     </w:p>
     <w:p>
       <w:pPr>
@@ -8910,6 +10291,203 @@
       </w:r>
       <w:proofErr w:type="gramEnd"/>
       <w:r>
+        <w:t xml:space="preserve"> get</w:t>
+      </w:r>
+    </w:p>
+    <w:p>
+      <w:pPr>
+        <w:pStyle w:val="ListParagraph"/>
+        <w:numPr>
+          <w:ilvl w:val="0"/>
+          <w:numId w:val="2"/>
+        </w:numPr>
+      </w:pPr>
+      <w:r>
+        <w:t>/</w:t>
+      </w:r>
+      <w:proofErr w:type="spellStart"/>
+      <w:r>
+        <w:t>api</w:t>
+      </w:r>
+      <w:proofErr w:type="spellEnd"/>
+      <w:r>
+        <w:t>/admin/stats</w:t>
+      </w:r>
+    </w:p>
+    <w:p>
+      <w:pPr>
+        <w:pStyle w:val="ListParagraph"/>
+        <w:numPr>
+          <w:ilvl w:val="0"/>
+          <w:numId w:val="2"/>
+        </w:numPr>
+      </w:pPr>
+      <w:r>
+        <w:t>Brings the number of registered users in each category</w:t>
+      </w:r>
+    </w:p>
+    <w:p>
+      <w:pPr>
+        <w:pStyle w:val="ListParagraph"/>
+        <w:numPr>
+          <w:ilvl w:val="0"/>
+          <w:numId w:val="12"/>
+        </w:numPr>
+      </w:pPr>
+      <w:r>
+        <w:t xml:space="preserve">get </w:t>
+      </w:r>
+      <w:proofErr w:type="gramStart"/>
+      <w:r>
+        <w:t>users</w:t>
+      </w:r>
+      <w:r>
+        <w:t xml:space="preserve"> :</w:t>
+      </w:r>
+      <w:proofErr w:type="gramEnd"/>
+    </w:p>
+    <w:p>
+      <w:pPr>
+        <w:pStyle w:val="ListParagraph"/>
+        <w:numPr>
+          <w:ilvl w:val="0"/>
+          <w:numId w:val="2"/>
+        </w:numPr>
+      </w:pPr>
+      <w:proofErr w:type="gramStart"/>
+      <w:r>
+        <w:t>method :</w:t>
+      </w:r>
+      <w:proofErr w:type="gramEnd"/>
+      <w:r>
+        <w:t xml:space="preserve"> get</w:t>
+      </w:r>
+    </w:p>
+    <w:p>
+      <w:pPr>
+        <w:pStyle w:val="ListParagraph"/>
+        <w:numPr>
+          <w:ilvl w:val="0"/>
+          <w:numId w:val="2"/>
+        </w:numPr>
+      </w:pPr>
+      <w:r>
+        <w:t>/</w:t>
+      </w:r>
+      <w:proofErr w:type="spellStart"/>
+      <w:r>
+        <w:t>api</w:t>
+      </w:r>
+      <w:proofErr w:type="spellEnd"/>
+      <w:r>
+        <w:t>/admin/users</w:t>
+      </w:r>
+    </w:p>
+    <w:p>
+      <w:pPr>
+        <w:pStyle w:val="ListParagraph"/>
+        <w:numPr>
+          <w:ilvl w:val="0"/>
+          <w:numId w:val="2"/>
+        </w:numPr>
+      </w:pPr>
+      <w:r>
+        <w:t>Display a list of all system users, excluding the password.</w:t>
+      </w:r>
+    </w:p>
+    <w:p>
+      <w:pPr>
+        <w:pStyle w:val="ListParagraph"/>
+        <w:numPr>
+          <w:ilvl w:val="0"/>
+          <w:numId w:val="12"/>
+        </w:numPr>
+      </w:pPr>
+      <w:r>
+        <w:t xml:space="preserve">Get user by </w:t>
+      </w:r>
+      <w:proofErr w:type="gramStart"/>
+      <w:r>
+        <w:t>role :</w:t>
+      </w:r>
+      <w:proofErr w:type="gramEnd"/>
+    </w:p>
+    <w:p>
+      <w:pPr>
+        <w:pStyle w:val="ListParagraph"/>
+        <w:numPr>
+          <w:ilvl w:val="0"/>
+          <w:numId w:val="2"/>
+        </w:numPr>
+      </w:pPr>
+      <w:proofErr w:type="gramStart"/>
+      <w:r>
+        <w:t>Method :</w:t>
+      </w:r>
+      <w:proofErr w:type="gramEnd"/>
+      <w:r>
+        <w:t xml:space="preserve"> get</w:t>
+      </w:r>
+    </w:p>
+    <w:p>
+      <w:pPr>
+        <w:pStyle w:val="ListParagraph"/>
+        <w:numPr>
+          <w:ilvl w:val="0"/>
+          <w:numId w:val="2"/>
+        </w:numPr>
+      </w:pPr>
+      <w:r>
+        <w:t>/</w:t>
+      </w:r>
+      <w:proofErr w:type="spellStart"/>
+      <w:r>
+        <w:t>api</w:t>
+      </w:r>
+      <w:proofErr w:type="spellEnd"/>
+      <w:r>
+        <w:t>/admin/users/role</w:t>
+      </w:r>
+      <w:proofErr w:type="gramStart"/>
+      <w:r>
+        <w:t>/</w:t>
+      </w:r>
+      <w:r>
+        <w:t>:role</w:t>
+      </w:r>
+      <w:proofErr w:type="gramEnd"/>
+    </w:p>
+    <w:p>
+      <w:pPr>
+        <w:pStyle w:val="ListParagraph"/>
+        <w:numPr>
+          <w:ilvl w:val="0"/>
+          <w:numId w:val="12"/>
+        </w:numPr>
+      </w:pPr>
+      <w:r>
+        <w:t xml:space="preserve">Get users </w:t>
+      </w:r>
+      <w:proofErr w:type="gramStart"/>
+      <w:r>
+        <w:t>pending :</w:t>
+      </w:r>
+      <w:proofErr w:type="gramEnd"/>
+    </w:p>
+    <w:p>
+      <w:pPr>
+        <w:pStyle w:val="ListParagraph"/>
+        <w:numPr>
+          <w:ilvl w:val="0"/>
+          <w:numId w:val="2"/>
+        </w:numPr>
+      </w:pPr>
+      <w:proofErr w:type="gramStart"/>
+      <w:r>
+        <w:t>Method :</w:t>
+      </w:r>
+      <w:proofErr w:type="gramEnd"/>
+      <w:r>
         <w:t xml:space="preserve"> get </w:t>
       </w:r>
     </w:p>
@@ -8922,26 +10500,6 @@
         </w:numPr>
       </w:pPr>
       <w:r>
-        <w:t xml:space="preserve">** Bearer token &lt;access token &gt; ** =&gt; </w:t>
-      </w:r>
-      <w:r>
-        <w:rPr>
-          <w:rFonts w:hint="cs"/>
-          <w:rtl/>
-          <w:lang w:bidi="ar-EG"/>
-        </w:rPr>
-        <w:t>علي حسب انتوا دلوقت في بروفايل البيشنت والا الدكتور</w:t>
-      </w:r>
-    </w:p>
-    <w:p>
-      <w:pPr>
-        <w:pStyle w:val="ListParagraph"/>
-        <w:numPr>
-          <w:ilvl w:val="0"/>
-          <w:numId w:val="2"/>
-        </w:numPr>
-      </w:pPr>
-      <w:r>
         <w:t>/</w:t>
       </w:r>
       <w:proofErr w:type="spellStart"/>
@@ -8950,1116 +10508,280 @@
       </w:r>
       <w:proofErr w:type="spellEnd"/>
       <w:r>
-        <w:t>/appointments/</w:t>
+        <w:t>/admin/users/pending</w:t>
+      </w:r>
+    </w:p>
+    <w:p>
+      <w:pPr>
+        <w:pStyle w:val="ListParagraph"/>
+        <w:numPr>
+          <w:ilvl w:val="0"/>
+          <w:numId w:val="2"/>
+        </w:numPr>
+      </w:pPr>
+      <w:r>
+        <w:t xml:space="preserve">[ </w:t>
       </w:r>
       <w:proofErr w:type="gramStart"/>
       <w:r>
-        <w:t>my</w:t>
+        <w:t>doctor ,</w:t>
       </w:r>
       <w:proofErr w:type="gramEnd"/>
+      <w:r>
+        <w:t xml:space="preserve"> lab , pharmacy ] profiles which need to activate</w:t>
+      </w:r>
+    </w:p>
+    <w:p>
+      <w:pPr>
+        <w:pStyle w:val="ListParagraph"/>
+        <w:numPr>
+          <w:ilvl w:val="0"/>
+          <w:numId w:val="12"/>
+        </w:numPr>
+      </w:pPr>
+      <w:r>
+        <w:t xml:space="preserve">Activate </w:t>
+      </w:r>
+      <w:proofErr w:type="gramStart"/>
+      <w:r>
+        <w:t>user :</w:t>
+      </w:r>
+      <w:proofErr w:type="gramEnd"/>
+    </w:p>
+    <w:p>
+      <w:pPr>
+        <w:pStyle w:val="ListParagraph"/>
+        <w:numPr>
+          <w:ilvl w:val="0"/>
+          <w:numId w:val="2"/>
+        </w:numPr>
+      </w:pPr>
+      <w:proofErr w:type="gramStart"/>
+      <w:r>
+        <w:t>Method :</w:t>
+      </w:r>
+      <w:proofErr w:type="gramEnd"/>
+      <w:r>
+        <w:t xml:space="preserve"> patch</w:t>
+      </w:r>
+    </w:p>
+    <w:p>
+      <w:pPr>
+        <w:pStyle w:val="ListParagraph"/>
+        <w:numPr>
+          <w:ilvl w:val="0"/>
+          <w:numId w:val="2"/>
+        </w:numPr>
+      </w:pPr>
+      <w:r>
+        <w:t>/</w:t>
+      </w:r>
+      <w:proofErr w:type="spellStart"/>
+      <w:r>
+        <w:t>api</w:t>
+      </w:r>
+      <w:proofErr w:type="spellEnd"/>
+      <w:r>
+        <w:t>/admin/users/activate/</w:t>
+      </w:r>
+      <w:r>
+        <w:t>:id</w:t>
+      </w:r>
+    </w:p>
+    <w:p>
+      <w:pPr>
+        <w:pStyle w:val="ListParagraph"/>
+        <w:numPr>
+          <w:ilvl w:val="0"/>
+          <w:numId w:val="2"/>
+        </w:numPr>
+      </w:pPr>
+      <w:proofErr w:type="spellStart"/>
+      <w:r>
+        <w:t>userId</w:t>
+      </w:r>
+      <w:proofErr w:type="spellEnd"/>
+      <w:r>
+        <w:t xml:space="preserve"> =&gt; in users database </w:t>
+      </w:r>
+    </w:p>
+    <w:p>
+      <w:pPr>
+        <w:pStyle w:val="ListParagraph"/>
+        <w:numPr>
+          <w:ilvl w:val="0"/>
+          <w:numId w:val="2"/>
+        </w:numPr>
+      </w:pPr>
+      <w:r>
+        <w:t xml:space="preserve">activate [ </w:t>
+      </w:r>
+      <w:proofErr w:type="gramStart"/>
+      <w:r>
+        <w:t>doctor ,</w:t>
+      </w:r>
+      <w:proofErr w:type="gramEnd"/>
+      <w:r>
+        <w:t xml:space="preserve"> lab , pharmacy ] profile and automatic send email</w:t>
+      </w:r>
+    </w:p>
+    <w:p>
+      <w:pPr>
+        <w:pStyle w:val="ListParagraph"/>
+        <w:numPr>
+          <w:ilvl w:val="0"/>
+          <w:numId w:val="12"/>
+        </w:numPr>
+      </w:pPr>
+      <w:r>
+        <w:lastRenderedPageBreak/>
+        <w:t xml:space="preserve">deactivate user </w:t>
+      </w:r>
+      <w:proofErr w:type="gramStart"/>
+      <w:r>
+        <w:t>profile :</w:t>
+      </w:r>
+      <w:proofErr w:type="gramEnd"/>
+    </w:p>
+    <w:p>
+      <w:pPr>
+        <w:pStyle w:val="ListParagraph"/>
+        <w:numPr>
+          <w:ilvl w:val="0"/>
+          <w:numId w:val="2"/>
+        </w:numPr>
+      </w:pPr>
+      <w:r>
+        <w:t xml:space="preserve"> </w:t>
+      </w:r>
+      <w:proofErr w:type="gramStart"/>
+      <w:r>
+        <w:t>Method :</w:t>
+      </w:r>
+      <w:proofErr w:type="gramEnd"/>
+      <w:r>
+        <w:t xml:space="preserve"> patch</w:t>
+      </w:r>
+    </w:p>
+    <w:p>
+      <w:pPr>
+        <w:pStyle w:val="ListParagraph"/>
+        <w:numPr>
+          <w:ilvl w:val="0"/>
+          <w:numId w:val="2"/>
+        </w:numPr>
+      </w:pPr>
+      <w:r>
+        <w:t>/</w:t>
+      </w:r>
+      <w:proofErr w:type="spellStart"/>
+      <w:r>
+        <w:t>api</w:t>
+      </w:r>
+      <w:proofErr w:type="spellEnd"/>
+      <w:r>
+        <w:t>/admin/users/deactivate/</w:t>
+      </w:r>
+      <w:r>
+        <w:t>:id</w:t>
+      </w:r>
+    </w:p>
+    <w:p>
+      <w:pPr>
+        <w:pStyle w:val="ListParagraph"/>
+        <w:numPr>
+          <w:ilvl w:val="0"/>
+          <w:numId w:val="2"/>
+        </w:numPr>
+      </w:pPr>
+      <w:proofErr w:type="spellStart"/>
+      <w:r>
+        <w:t>userId</w:t>
+      </w:r>
+      <w:proofErr w:type="spellEnd"/>
+      <w:r>
+        <w:t xml:space="preserve"> =&gt; in users database </w:t>
+      </w:r>
+    </w:p>
+    <w:p>
+      <w:pPr>
+        <w:pStyle w:val="ListParagraph"/>
+        <w:numPr>
+          <w:ilvl w:val="0"/>
+          <w:numId w:val="12"/>
+        </w:numPr>
+      </w:pPr>
+      <w:r>
+        <w:t xml:space="preserve">delete user </w:t>
+      </w:r>
+      <w:proofErr w:type="gramStart"/>
+      <w:r>
+        <w:t>account :</w:t>
+      </w:r>
+      <w:proofErr w:type="gramEnd"/>
+    </w:p>
+    <w:p>
+      <w:pPr>
+        <w:pStyle w:val="ListParagraph"/>
+        <w:numPr>
+          <w:ilvl w:val="0"/>
+          <w:numId w:val="2"/>
+        </w:numPr>
+      </w:pPr>
+      <w:proofErr w:type="gramStart"/>
+      <w:r>
+        <w:t>method :</w:t>
+      </w:r>
+      <w:proofErr w:type="gramEnd"/>
+      <w:r>
+        <w:t xml:space="preserve"> delete</w:t>
+      </w:r>
+    </w:p>
+    <w:p>
+      <w:pPr>
+        <w:pStyle w:val="ListParagraph"/>
+        <w:numPr>
+          <w:ilvl w:val="0"/>
+          <w:numId w:val="2"/>
+        </w:numPr>
+      </w:pPr>
+      <w:r>
+        <w:t>/</w:t>
+      </w:r>
+      <w:proofErr w:type="spellStart"/>
+      <w:r>
+        <w:t>api</w:t>
+      </w:r>
+      <w:proofErr w:type="spellEnd"/>
+      <w:r>
+        <w:t>/admin/users/</w:t>
+      </w:r>
+      <w:r>
+        <w:t>:id</w:t>
+      </w:r>
+    </w:p>
+    <w:p>
+      <w:pPr>
+        <w:pStyle w:val="ListParagraph"/>
+        <w:numPr>
+          <w:ilvl w:val="0"/>
+          <w:numId w:val="2"/>
+        </w:numPr>
+      </w:pPr>
+      <w:proofErr w:type="spellStart"/>
+      <w:r>
+        <w:t>userId</w:t>
+      </w:r>
+      <w:proofErr w:type="spellEnd"/>
+      <w:r>
+        <w:t xml:space="preserve"> =&gt; in users database </w:t>
+      </w:r>
     </w:p>
     <w:p>
       <w:pPr>
         <w:pStyle w:val="ListParagraph"/>
         <w:ind w:left="1080"/>
       </w:pPr>
-    </w:p>
-    <w:p>
-      <w:pPr>
-        <w:pStyle w:val="Heading1"/>
-      </w:pPr>
-      <w:r>
-        <w:t xml:space="preserve">Reviews end </w:t>
-      </w:r>
-      <w:proofErr w:type="gramStart"/>
-      <w:r>
-        <w:t>points :</w:t>
-      </w:r>
-      <w:proofErr w:type="gramEnd"/>
-    </w:p>
-    <w:p>
-      <w:pPr>
-        <w:pStyle w:val="ListParagraph"/>
-        <w:numPr>
-          <w:ilvl w:val="0"/>
-          <w:numId w:val="11"/>
-        </w:numPr>
-      </w:pPr>
-      <w:r>
-        <w:rPr>
-          <w:lang w:bidi="ar-EG"/>
-        </w:rPr>
-        <w:t xml:space="preserve">Add </w:t>
-      </w:r>
-      <w:proofErr w:type="gramStart"/>
-      <w:r>
-        <w:rPr>
-          <w:lang w:bidi="ar-EG"/>
-        </w:rPr>
-        <w:t>review :</w:t>
-      </w:r>
-      <w:proofErr w:type="gramEnd"/>
-    </w:p>
-    <w:p>
-      <w:pPr>
-        <w:pStyle w:val="ListParagraph"/>
-        <w:numPr>
-          <w:ilvl w:val="0"/>
-          <w:numId w:val="2"/>
-        </w:numPr>
-      </w:pPr>
-      <w:r>
-        <w:t>** Bearer token &lt;access token &gt; **</w:t>
-      </w:r>
-      <w:r>
-        <w:t xml:space="preserve"> =&gt; patient </w:t>
-      </w:r>
-    </w:p>
-    <w:p>
-      <w:pPr>
-        <w:pStyle w:val="ListParagraph"/>
-        <w:numPr>
-          <w:ilvl w:val="0"/>
-          <w:numId w:val="2"/>
-        </w:numPr>
-      </w:pPr>
-      <w:proofErr w:type="gramStart"/>
-      <w:r>
-        <w:t>Method :</w:t>
-      </w:r>
-      <w:proofErr w:type="gramEnd"/>
-      <w:r>
-        <w:t xml:space="preserve"> post </w:t>
-      </w:r>
-    </w:p>
-    <w:p>
-      <w:pPr>
-        <w:pStyle w:val="ListParagraph"/>
-        <w:numPr>
-          <w:ilvl w:val="0"/>
-          <w:numId w:val="2"/>
-        </w:numPr>
-      </w:pPr>
-      <w:r>
-        <w:t>/</w:t>
-      </w:r>
-      <w:proofErr w:type="spellStart"/>
-      <w:r>
-        <w:t>api</w:t>
-      </w:r>
-      <w:proofErr w:type="spellEnd"/>
-      <w:r>
-        <w:t>/reviews</w:t>
-      </w:r>
-    </w:p>
-    <w:p>
-      <w:pPr>
-        <w:pStyle w:val="ListParagraph"/>
-        <w:numPr>
-          <w:ilvl w:val="0"/>
-          <w:numId w:val="2"/>
-        </w:numPr>
-      </w:pPr>
-      <w:r>
-        <w:rPr>
-          <w:rFonts w:hint="cs"/>
-          <w:rtl/>
-        </w:rPr>
-        <w:t>ميقدرش يدي الا ريفيو واحد بس لكل دكتور</w:t>
-      </w:r>
-    </w:p>
-    <w:p>
-      <w:pPr>
-        <w:pStyle w:val="ListParagraph"/>
-        <w:numPr>
-          <w:ilvl w:val="0"/>
-          <w:numId w:val="2"/>
-        </w:numPr>
-      </w:pPr>
-      <w:r>
-        <w:t>Ex:</w:t>
-      </w:r>
-    </w:p>
-    <w:p>
-      <w:pPr>
-        <w:pStyle w:val="ListParagraph"/>
-        <w:numPr>
-          <w:ilvl w:val="0"/>
-          <w:numId w:val="2"/>
-        </w:numPr>
-        <w:shd w:val="clear" w:color="auto" w:fill="212121"/>
-        <w:spacing w:after="0" w:line="270" w:lineRule="atLeast"/>
-        <w:rPr>
-          <w:rFonts w:ascii="Courier New" w:eastAsia="Times New Roman" w:hAnsi="Courier New" w:cs="Courier New"/>
-          <w:color w:val="F8F8F2"/>
-          <w:kern w:val="0"/>
-          <w:sz w:val="18"/>
-          <w:szCs w:val="18"/>
-          <w14:ligatures w14:val="none"/>
-        </w:rPr>
-      </w:pPr>
-      <w:r>
-        <w:rPr>
-          <w:rFonts w:ascii="Courier New" w:eastAsia="Times New Roman" w:hAnsi="Courier New" w:cs="Courier New"/>
-          <w:color w:val="DCDCDC"/>
-          <w:kern w:val="0"/>
-          <w:sz w:val="18"/>
-          <w:szCs w:val="18"/>
-          <w14:ligatures w14:val="none"/>
-        </w:rPr>
-        <w:t>{</w:t>
-      </w:r>
-    </w:p>
-    <w:p>
-      <w:pPr>
-        <w:pStyle w:val="ListParagraph"/>
-        <w:numPr>
-          <w:ilvl w:val="0"/>
-          <w:numId w:val="2"/>
-        </w:numPr>
-        <w:shd w:val="clear" w:color="auto" w:fill="212121"/>
-        <w:spacing w:after="0" w:line="270" w:lineRule="atLeast"/>
-        <w:rPr>
-          <w:rFonts w:ascii="Courier New" w:eastAsia="Times New Roman" w:hAnsi="Courier New" w:cs="Courier New"/>
-          <w:color w:val="F8F8F2"/>
-          <w:kern w:val="0"/>
-          <w:sz w:val="18"/>
-          <w:szCs w:val="18"/>
-          <w14:ligatures w14:val="none"/>
-        </w:rPr>
-      </w:pPr>
-      <w:r>
-        <w:rPr>
-          <w:rFonts w:ascii="Courier New" w:eastAsia="Times New Roman" w:hAnsi="Courier New" w:cs="Courier New"/>
-          <w:color w:val="F8F8F2"/>
-          <w:kern w:val="0"/>
-          <w:sz w:val="18"/>
-          <w:szCs w:val="18"/>
-          <w14:ligatures w14:val="none"/>
-        </w:rPr>
-        <w:t xml:space="preserve">    </w:t>
-      </w:r>
-      <w:r>
-        <w:rPr>
-          <w:rFonts w:ascii="Courier New" w:eastAsia="Times New Roman" w:hAnsi="Courier New" w:cs="Courier New"/>
-          <w:color w:val="9CDCFE"/>
-          <w:kern w:val="0"/>
-          <w:sz w:val="18"/>
-          <w:szCs w:val="18"/>
-          <w14:ligatures w14:val="none"/>
-        </w:rPr>
-        <w:t>"</w:t>
-      </w:r>
-      <w:proofErr w:type="spellStart"/>
-      <w:r>
-        <w:rPr>
-          <w:rFonts w:ascii="Courier New" w:eastAsia="Times New Roman" w:hAnsi="Courier New" w:cs="Courier New"/>
-          <w:color w:val="9CDCFE"/>
-          <w:kern w:val="0"/>
-          <w:sz w:val="18"/>
-          <w:szCs w:val="18"/>
-          <w14:ligatures w14:val="none"/>
-        </w:rPr>
-        <w:t>doctorId</w:t>
-      </w:r>
-      <w:proofErr w:type="spellEnd"/>
-      <w:r>
-        <w:rPr>
-          <w:rFonts w:ascii="Courier New" w:eastAsia="Times New Roman" w:hAnsi="Courier New" w:cs="Courier New"/>
-          <w:color w:val="9CDCFE"/>
-          <w:kern w:val="0"/>
-          <w:sz w:val="18"/>
-          <w:szCs w:val="18"/>
-          <w14:ligatures w14:val="none"/>
-        </w:rPr>
-        <w:t>"</w:t>
-      </w:r>
-      <w:r>
-        <w:rPr>
-          <w:rFonts w:ascii="Courier New" w:eastAsia="Times New Roman" w:hAnsi="Courier New" w:cs="Courier New"/>
-          <w:color w:val="DCDCDC"/>
-          <w:kern w:val="0"/>
-          <w:sz w:val="18"/>
-          <w:szCs w:val="18"/>
-          <w14:ligatures w14:val="none"/>
-        </w:rPr>
-        <w:t>:</w:t>
-      </w:r>
-      <w:r>
-        <w:rPr>
-          <w:rFonts w:ascii="Courier New" w:eastAsia="Times New Roman" w:hAnsi="Courier New" w:cs="Courier New"/>
-          <w:color w:val="F8F8F2"/>
-          <w:kern w:val="0"/>
-          <w:sz w:val="18"/>
-          <w:szCs w:val="18"/>
-          <w14:ligatures w14:val="none"/>
-        </w:rPr>
-        <w:t xml:space="preserve"> </w:t>
-      </w:r>
-      <w:r>
-        <w:rPr>
-          <w:rFonts w:ascii="Courier New" w:eastAsia="Times New Roman" w:hAnsi="Courier New" w:cs="Courier New"/>
-          <w:color w:val="CE9178"/>
-          <w:kern w:val="0"/>
-          <w:sz w:val="18"/>
-          <w:szCs w:val="18"/>
-          <w14:ligatures w14:val="none"/>
-        </w:rPr>
-        <w:t>"698c91524687c848d2b629ea"</w:t>
-      </w:r>
-      <w:r>
-        <w:rPr>
-          <w:rFonts w:ascii="Courier New" w:eastAsia="Times New Roman" w:hAnsi="Courier New" w:cs="Courier New"/>
-          <w:color w:val="DCDCDC"/>
-          <w:kern w:val="0"/>
-          <w:sz w:val="18"/>
-          <w:szCs w:val="18"/>
-          <w14:ligatures w14:val="none"/>
-        </w:rPr>
-        <w:t>,</w:t>
-      </w:r>
-    </w:p>
-    <w:p>
-      <w:pPr>
-        <w:pStyle w:val="ListParagraph"/>
-        <w:numPr>
-          <w:ilvl w:val="0"/>
-          <w:numId w:val="2"/>
-        </w:numPr>
-        <w:shd w:val="clear" w:color="auto" w:fill="212121"/>
-        <w:spacing w:after="0" w:line="270" w:lineRule="atLeast"/>
-        <w:rPr>
-          <w:rFonts w:ascii="Courier New" w:eastAsia="Times New Roman" w:hAnsi="Courier New" w:cs="Courier New"/>
-          <w:color w:val="F8F8F2"/>
-          <w:kern w:val="0"/>
-          <w:sz w:val="18"/>
-          <w:szCs w:val="18"/>
-          <w14:ligatures w14:val="none"/>
-        </w:rPr>
-      </w:pPr>
-      <w:r>
-        <w:rPr>
-          <w:rFonts w:ascii="Courier New" w:eastAsia="Times New Roman" w:hAnsi="Courier New" w:cs="Courier New"/>
-          <w:color w:val="F8F8F2"/>
-          <w:kern w:val="0"/>
-          <w:sz w:val="18"/>
-          <w:szCs w:val="18"/>
-          <w14:ligatures w14:val="none"/>
-        </w:rPr>
-        <w:t xml:space="preserve">    </w:t>
-      </w:r>
-      <w:r>
-        <w:rPr>
-          <w:rFonts w:ascii="Courier New" w:eastAsia="Times New Roman" w:hAnsi="Courier New" w:cs="Courier New"/>
-          <w:color w:val="9CDCFE"/>
-          <w:kern w:val="0"/>
-          <w:sz w:val="18"/>
-          <w:szCs w:val="18"/>
-          <w14:ligatures w14:val="none"/>
-        </w:rPr>
-        <w:t>"rating"</w:t>
-      </w:r>
-      <w:r>
-        <w:rPr>
-          <w:rFonts w:ascii="Courier New" w:eastAsia="Times New Roman" w:hAnsi="Courier New" w:cs="Courier New"/>
-          <w:color w:val="DCDCDC"/>
-          <w:kern w:val="0"/>
-          <w:sz w:val="18"/>
-          <w:szCs w:val="18"/>
-          <w14:ligatures w14:val="none"/>
-        </w:rPr>
-        <w:t>:</w:t>
-      </w:r>
-      <w:r>
-        <w:rPr>
-          <w:rFonts w:ascii="Courier New" w:eastAsia="Times New Roman" w:hAnsi="Courier New" w:cs="Courier New"/>
-          <w:color w:val="F8F8F2"/>
-          <w:kern w:val="0"/>
-          <w:sz w:val="18"/>
-          <w:szCs w:val="18"/>
-          <w14:ligatures w14:val="none"/>
-        </w:rPr>
-        <w:t xml:space="preserve"> </w:t>
-      </w:r>
-      <w:r>
-        <w:rPr>
-          <w:rFonts w:ascii="Courier New" w:eastAsia="Times New Roman" w:hAnsi="Courier New" w:cs="Courier New"/>
-          <w:color w:val="B5CEA8"/>
-          <w:kern w:val="0"/>
-          <w:sz w:val="18"/>
-          <w:szCs w:val="18"/>
-          <w14:ligatures w14:val="none"/>
-        </w:rPr>
-        <w:t>3</w:t>
-      </w:r>
-      <w:r>
-        <w:rPr>
-          <w:rFonts w:ascii="Courier New" w:eastAsia="Times New Roman" w:hAnsi="Courier New" w:cs="Courier New"/>
-          <w:color w:val="DCDCDC"/>
-          <w:kern w:val="0"/>
-          <w:sz w:val="18"/>
-          <w:szCs w:val="18"/>
-          <w14:ligatures w14:val="none"/>
-        </w:rPr>
-        <w:t>,</w:t>
-      </w:r>
-    </w:p>
-    <w:p>
-      <w:pPr>
-        <w:pStyle w:val="ListParagraph"/>
-        <w:numPr>
-          <w:ilvl w:val="0"/>
-          <w:numId w:val="2"/>
-        </w:numPr>
-        <w:shd w:val="clear" w:color="auto" w:fill="212121"/>
-        <w:spacing w:after="0" w:line="270" w:lineRule="atLeast"/>
-        <w:rPr>
-          <w:rFonts w:ascii="Courier New" w:eastAsia="Times New Roman" w:hAnsi="Courier New" w:cs="Courier New"/>
-          <w:color w:val="F8F8F2"/>
-          <w:kern w:val="0"/>
-          <w:sz w:val="18"/>
-          <w:szCs w:val="18"/>
-          <w14:ligatures w14:val="none"/>
-        </w:rPr>
-      </w:pPr>
-      <w:r>
-        <w:rPr>
-          <w:rFonts w:ascii="Courier New" w:eastAsia="Times New Roman" w:hAnsi="Courier New" w:cs="Courier New"/>
-          <w:color w:val="F8F8F2"/>
-          <w:kern w:val="0"/>
-          <w:sz w:val="18"/>
-          <w:szCs w:val="18"/>
-          <w14:ligatures w14:val="none"/>
-        </w:rPr>
-        <w:t xml:space="preserve">    </w:t>
-      </w:r>
-      <w:r>
-        <w:rPr>
-          <w:rFonts w:ascii="Courier New" w:eastAsia="Times New Roman" w:hAnsi="Courier New" w:cs="Courier New"/>
-          <w:color w:val="9CDCFE"/>
-          <w:kern w:val="0"/>
-          <w:sz w:val="18"/>
-          <w:szCs w:val="18"/>
-          <w14:ligatures w14:val="none"/>
-        </w:rPr>
-        <w:t>"comment"</w:t>
-      </w:r>
-      <w:r>
-        <w:rPr>
-          <w:rFonts w:ascii="Courier New" w:eastAsia="Times New Roman" w:hAnsi="Courier New" w:cs="Courier New"/>
-          <w:color w:val="DCDCDC"/>
-          <w:kern w:val="0"/>
-          <w:sz w:val="18"/>
-          <w:szCs w:val="18"/>
-          <w14:ligatures w14:val="none"/>
-        </w:rPr>
-        <w:t>:</w:t>
-      </w:r>
-      <w:r>
-        <w:rPr>
-          <w:rFonts w:ascii="Courier New" w:eastAsia="Times New Roman" w:hAnsi="Courier New" w:cs="Courier New"/>
-          <w:color w:val="F8F8F2"/>
-          <w:kern w:val="0"/>
-          <w:sz w:val="18"/>
-          <w:szCs w:val="18"/>
-          <w14:ligatures w14:val="none"/>
-        </w:rPr>
-        <w:t xml:space="preserve"> </w:t>
-      </w:r>
-      <w:r>
-        <w:rPr>
-          <w:rFonts w:ascii="Courier New" w:eastAsia="Times New Roman" w:hAnsi="Courier New" w:cs="Courier New"/>
-          <w:color w:val="CE9178"/>
-          <w:kern w:val="0"/>
-          <w:sz w:val="18"/>
-          <w:szCs w:val="18"/>
-          <w14:ligatures w14:val="none"/>
-        </w:rPr>
-        <w:t>"she is a good doctor."</w:t>
-      </w:r>
-    </w:p>
-    <w:p>
-      <w:pPr>
-        <w:pStyle w:val="ListParagraph"/>
-        <w:numPr>
-          <w:ilvl w:val="0"/>
-          <w:numId w:val="2"/>
-        </w:numPr>
-        <w:shd w:val="clear" w:color="auto" w:fill="212121"/>
-        <w:spacing w:after="0" w:line="270" w:lineRule="atLeast"/>
-        <w:rPr>
-          <w:rFonts w:ascii="Courier New" w:eastAsia="Times New Roman" w:hAnsi="Courier New" w:cs="Courier New"/>
-          <w:color w:val="F8F8F2"/>
-          <w:kern w:val="0"/>
-          <w:sz w:val="18"/>
-          <w:szCs w:val="18"/>
-          <w14:ligatures w14:val="none"/>
-        </w:rPr>
-      </w:pPr>
-      <w:r>
-        <w:rPr>
-          <w:rFonts w:ascii="Courier New" w:eastAsia="Times New Roman" w:hAnsi="Courier New" w:cs="Courier New"/>
-          <w:color w:val="DCDCDC"/>
-          <w:kern w:val="0"/>
-          <w:sz w:val="18"/>
-          <w:szCs w:val="18"/>
-          <w14:ligatures w14:val="none"/>
-        </w:rPr>
-        <w:t>}</w:t>
-      </w:r>
-    </w:p>
-    <w:p>
-      <w:pPr>
-        <w:ind w:left="720"/>
-      </w:pPr>
-    </w:p>
-    <w:p>
-      <w:pPr>
-        <w:pStyle w:val="ListParagraph"/>
-        <w:numPr>
-          <w:ilvl w:val="0"/>
-          <w:numId w:val="11"/>
-        </w:numPr>
-      </w:pPr>
-      <w:r>
-        <w:t xml:space="preserve">get doctor's </w:t>
-      </w:r>
-      <w:proofErr w:type="gramStart"/>
-      <w:r>
-        <w:t>reviews</w:t>
-      </w:r>
-      <w:r>
-        <w:t xml:space="preserve"> :</w:t>
-      </w:r>
-      <w:proofErr w:type="gramEnd"/>
-    </w:p>
-    <w:p>
-      <w:pPr>
-        <w:pStyle w:val="ListParagraph"/>
-        <w:numPr>
-          <w:ilvl w:val="0"/>
-          <w:numId w:val="2"/>
-        </w:numPr>
-      </w:pPr>
-      <w:proofErr w:type="gramStart"/>
-      <w:r>
-        <w:t>method :</w:t>
-      </w:r>
-      <w:proofErr w:type="gramEnd"/>
-      <w:r>
-        <w:t xml:space="preserve"> get</w:t>
-      </w:r>
-    </w:p>
-    <w:p>
-      <w:pPr>
-        <w:pStyle w:val="ListParagraph"/>
-        <w:numPr>
-          <w:ilvl w:val="0"/>
-          <w:numId w:val="2"/>
-        </w:numPr>
-      </w:pPr>
-      <w:r>
-        <w:t>/</w:t>
-      </w:r>
-      <w:proofErr w:type="spellStart"/>
-      <w:r>
-        <w:t>api</w:t>
-      </w:r>
-      <w:proofErr w:type="spellEnd"/>
-      <w:r>
-        <w:t>/reviews/doctor/</w:t>
-      </w:r>
-      <w:r>
-        <w:t xml:space="preserve">:id </w:t>
-      </w:r>
-    </w:p>
-    <w:p>
-      <w:pPr>
-        <w:pStyle w:val="ListParagraph"/>
-        <w:numPr>
-          <w:ilvl w:val="0"/>
-          <w:numId w:val="2"/>
-        </w:numPr>
-      </w:pPr>
-      <w:r>
-        <w:t>Id =&gt; for doctor</w:t>
-      </w:r>
-    </w:p>
-    <w:p>
-      <w:pPr>
-        <w:pStyle w:val="ListParagraph"/>
-        <w:numPr>
-          <w:ilvl w:val="0"/>
-          <w:numId w:val="11"/>
-        </w:numPr>
-      </w:pPr>
-      <w:r>
-        <w:t xml:space="preserve">Get my </w:t>
-      </w:r>
-      <w:proofErr w:type="gramStart"/>
-      <w:r>
-        <w:t>reviews :</w:t>
-      </w:r>
-      <w:proofErr w:type="gramEnd"/>
-    </w:p>
-    <w:p>
-      <w:pPr>
-        <w:pStyle w:val="ListParagraph"/>
-        <w:numPr>
-          <w:ilvl w:val="0"/>
-          <w:numId w:val="2"/>
-        </w:numPr>
-      </w:pPr>
-      <w:r>
-        <w:t xml:space="preserve">** Bearer token &lt;access token &gt; ** =&gt; patient </w:t>
-      </w:r>
-    </w:p>
-    <w:p>
-      <w:pPr>
-        <w:pStyle w:val="ListParagraph"/>
-        <w:numPr>
-          <w:ilvl w:val="0"/>
-          <w:numId w:val="2"/>
-        </w:numPr>
-      </w:pPr>
-      <w:proofErr w:type="gramStart"/>
-      <w:r>
-        <w:t>Method :</w:t>
-      </w:r>
-      <w:proofErr w:type="gramEnd"/>
-      <w:r>
-        <w:t xml:space="preserve"> get</w:t>
-      </w:r>
-    </w:p>
-    <w:p>
-      <w:pPr>
-        <w:pStyle w:val="ListParagraph"/>
-        <w:numPr>
-          <w:ilvl w:val="0"/>
-          <w:numId w:val="2"/>
-        </w:numPr>
-      </w:pPr>
-      <w:r>
-        <w:t>/</w:t>
-      </w:r>
-      <w:proofErr w:type="spellStart"/>
-      <w:r>
-        <w:t>api</w:t>
-      </w:r>
-      <w:proofErr w:type="spellEnd"/>
-      <w:r>
-        <w:t>/reviews/me</w:t>
-      </w:r>
-    </w:p>
-    <w:p>
-      <w:pPr>
-        <w:pStyle w:val="ListParagraph"/>
-        <w:numPr>
-          <w:ilvl w:val="0"/>
-          <w:numId w:val="2"/>
-        </w:numPr>
-      </w:pPr>
-      <w:r>
-        <w:rPr>
-          <w:rFonts w:hint="cs"/>
-          <w:rtl/>
-          <w:lang w:bidi="ar-EG"/>
-        </w:rPr>
-        <w:t>البيشنت بيشوف كل الريفيوز الي عملها</w:t>
-      </w:r>
-    </w:p>
-    <w:p>
-      <w:pPr>
-        <w:pStyle w:val="ListParagraph"/>
-        <w:numPr>
-          <w:ilvl w:val="0"/>
-          <w:numId w:val="11"/>
-        </w:numPr>
-      </w:pPr>
-      <w:r>
-        <w:rPr>
-          <w:lang w:bidi="ar-EG"/>
-        </w:rPr>
-        <w:t xml:space="preserve">Update </w:t>
-      </w:r>
-      <w:proofErr w:type="gramStart"/>
-      <w:r>
-        <w:rPr>
-          <w:lang w:bidi="ar-EG"/>
-        </w:rPr>
-        <w:t>reviews :</w:t>
-      </w:r>
-      <w:proofErr w:type="gramEnd"/>
-    </w:p>
-    <w:p>
-      <w:pPr>
-        <w:pStyle w:val="ListParagraph"/>
-        <w:numPr>
-          <w:ilvl w:val="0"/>
-          <w:numId w:val="2"/>
-        </w:numPr>
-      </w:pPr>
-      <w:r>
-        <w:t xml:space="preserve">** Bearer token &lt;access token &gt; ** =&gt; patient </w:t>
-      </w:r>
-    </w:p>
-    <w:p>
-      <w:pPr>
-        <w:pStyle w:val="ListParagraph"/>
-        <w:numPr>
-          <w:ilvl w:val="0"/>
-          <w:numId w:val="2"/>
-        </w:numPr>
-      </w:pPr>
-      <w:proofErr w:type="gramStart"/>
-      <w:r>
-        <w:t>Method :</w:t>
-      </w:r>
-      <w:proofErr w:type="gramEnd"/>
-      <w:r>
-        <w:t xml:space="preserve"> put </w:t>
-      </w:r>
-    </w:p>
-    <w:p>
-      <w:pPr>
-        <w:pStyle w:val="ListParagraph"/>
-        <w:numPr>
-          <w:ilvl w:val="0"/>
-          <w:numId w:val="2"/>
-        </w:numPr>
-      </w:pPr>
-      <w:r>
-        <w:t>/</w:t>
-      </w:r>
-      <w:proofErr w:type="spellStart"/>
-      <w:proofErr w:type="gramStart"/>
-      <w:r>
-        <w:t>api</w:t>
-      </w:r>
-      <w:proofErr w:type="spellEnd"/>
-      <w:proofErr w:type="gramEnd"/>
-      <w:r>
-        <w:t>/reviews/</w:t>
-      </w:r>
-      <w:r>
-        <w:t>:id</w:t>
-      </w:r>
-    </w:p>
-    <w:p>
-      <w:pPr>
-        <w:pStyle w:val="ListParagraph"/>
-        <w:numPr>
-          <w:ilvl w:val="0"/>
-          <w:numId w:val="2"/>
-        </w:numPr>
-      </w:pPr>
-      <w:r>
-        <w:rPr>
-          <w:rFonts w:hint="cs"/>
-          <w:rtl/>
-        </w:rPr>
-        <w:t xml:space="preserve">ال </w:t>
-      </w:r>
-      <w:r>
-        <w:t xml:space="preserve"> id </w:t>
-      </w:r>
-      <w:r>
-        <w:rPr>
-          <w:rFonts w:hint="cs"/>
-          <w:rtl/>
-          <w:lang w:bidi="ar-EG"/>
-        </w:rPr>
-        <w:t>بتاع الريفيو</w:t>
-      </w:r>
-    </w:p>
-    <w:p>
-      <w:pPr>
-        <w:pStyle w:val="ListParagraph"/>
-        <w:numPr>
-          <w:ilvl w:val="0"/>
-          <w:numId w:val="2"/>
-        </w:numPr>
-      </w:pPr>
-      <w:r>
-        <w:lastRenderedPageBreak/>
-        <w:t>Ex:</w:t>
-      </w:r>
-    </w:p>
-    <w:p>
-      <w:pPr>
-        <w:pStyle w:val="ListParagraph"/>
-        <w:numPr>
-          <w:ilvl w:val="0"/>
-          <w:numId w:val="2"/>
-        </w:numPr>
-        <w:shd w:val="clear" w:color="auto" w:fill="212121"/>
-        <w:spacing w:after="0" w:line="270" w:lineRule="atLeast"/>
-        <w:rPr>
-          <w:rFonts w:ascii="Courier New" w:eastAsia="Times New Roman" w:hAnsi="Courier New" w:cs="Courier New"/>
-          <w:color w:val="F8F8F2"/>
-          <w:kern w:val="0"/>
-          <w:sz w:val="18"/>
-          <w:szCs w:val="18"/>
-          <w14:ligatures w14:val="none"/>
-        </w:rPr>
-      </w:pPr>
-      <w:r>
-        <w:rPr>
-          <w:rFonts w:ascii="Courier New" w:eastAsia="Times New Roman" w:hAnsi="Courier New" w:cs="Courier New"/>
-          <w:color w:val="DCDCDC"/>
-          <w:kern w:val="0"/>
-          <w:sz w:val="18"/>
-          <w:szCs w:val="18"/>
-          <w14:ligatures w14:val="none"/>
-        </w:rPr>
-        <w:t>{</w:t>
-      </w:r>
-    </w:p>
-    <w:p>
-      <w:pPr>
-        <w:pStyle w:val="ListParagraph"/>
-        <w:numPr>
-          <w:ilvl w:val="0"/>
-          <w:numId w:val="2"/>
-        </w:numPr>
-        <w:shd w:val="clear" w:color="auto" w:fill="212121"/>
-        <w:spacing w:after="0" w:line="270" w:lineRule="atLeast"/>
-        <w:rPr>
-          <w:rFonts w:ascii="Courier New" w:eastAsia="Times New Roman" w:hAnsi="Courier New" w:cs="Courier New"/>
-          <w:color w:val="F8F8F2"/>
-          <w:kern w:val="0"/>
-          <w:sz w:val="18"/>
-          <w:szCs w:val="18"/>
-          <w14:ligatures w14:val="none"/>
-        </w:rPr>
-      </w:pPr>
-      <w:r>
-        <w:rPr>
-          <w:rFonts w:ascii="Courier New" w:eastAsia="Times New Roman" w:hAnsi="Courier New" w:cs="Courier New"/>
-          <w:color w:val="F8F8F2"/>
-          <w:kern w:val="0"/>
-          <w:sz w:val="18"/>
-          <w:szCs w:val="18"/>
-          <w14:ligatures w14:val="none"/>
-        </w:rPr>
-        <w:t xml:space="preserve">    </w:t>
-      </w:r>
-      <w:r>
-        <w:rPr>
-          <w:rFonts w:ascii="Courier New" w:eastAsia="Times New Roman" w:hAnsi="Courier New" w:cs="Courier New"/>
-          <w:color w:val="9CDCFE"/>
-          <w:kern w:val="0"/>
-          <w:sz w:val="18"/>
-          <w:szCs w:val="18"/>
-          <w14:ligatures w14:val="none"/>
-        </w:rPr>
-        <w:t>"rating"</w:t>
-      </w:r>
-      <w:r>
-        <w:rPr>
-          <w:rFonts w:ascii="Courier New" w:eastAsia="Times New Roman" w:hAnsi="Courier New" w:cs="Courier New"/>
-          <w:color w:val="DCDCDC"/>
-          <w:kern w:val="0"/>
-          <w:sz w:val="18"/>
-          <w:szCs w:val="18"/>
-          <w14:ligatures w14:val="none"/>
-        </w:rPr>
-        <w:t>:</w:t>
-      </w:r>
-      <w:r>
-        <w:rPr>
-          <w:rFonts w:ascii="Courier New" w:eastAsia="Times New Roman" w:hAnsi="Courier New" w:cs="Courier New"/>
-          <w:color w:val="F8F8F2"/>
-          <w:kern w:val="0"/>
-          <w:sz w:val="18"/>
-          <w:szCs w:val="18"/>
-          <w14:ligatures w14:val="none"/>
-        </w:rPr>
-        <w:t xml:space="preserve"> </w:t>
-      </w:r>
-      <w:r>
-        <w:rPr>
-          <w:rFonts w:ascii="Courier New" w:eastAsia="Times New Roman" w:hAnsi="Courier New" w:cs="Courier New"/>
-          <w:color w:val="B5CEA8"/>
-          <w:kern w:val="0"/>
-          <w:sz w:val="18"/>
-          <w:szCs w:val="18"/>
-          <w14:ligatures w14:val="none"/>
-        </w:rPr>
-        <w:t>4</w:t>
-      </w:r>
-      <w:r>
-        <w:rPr>
-          <w:rFonts w:ascii="Courier New" w:eastAsia="Times New Roman" w:hAnsi="Courier New" w:cs="Courier New"/>
-          <w:color w:val="DCDCDC"/>
-          <w:kern w:val="0"/>
-          <w:sz w:val="18"/>
-          <w:szCs w:val="18"/>
-          <w14:ligatures w14:val="none"/>
-        </w:rPr>
-        <w:t>,</w:t>
-      </w:r>
-    </w:p>
-    <w:p>
-      <w:pPr>
-        <w:pStyle w:val="ListParagraph"/>
-        <w:numPr>
-          <w:ilvl w:val="0"/>
-          <w:numId w:val="2"/>
-        </w:numPr>
-        <w:shd w:val="clear" w:color="auto" w:fill="212121"/>
-        <w:spacing w:after="0" w:line="270" w:lineRule="atLeast"/>
-        <w:rPr>
-          <w:rFonts w:ascii="Courier New" w:eastAsia="Times New Roman" w:hAnsi="Courier New" w:cs="Courier New"/>
-          <w:color w:val="F8F8F2"/>
-          <w:kern w:val="0"/>
-          <w:sz w:val="18"/>
-          <w:szCs w:val="18"/>
-          <w14:ligatures w14:val="none"/>
-        </w:rPr>
-      </w:pPr>
-      <w:r>
-        <w:rPr>
-          <w:rFonts w:ascii="Courier New" w:eastAsia="Times New Roman" w:hAnsi="Courier New" w:cs="Courier New"/>
-          <w:color w:val="F8F8F2"/>
-          <w:kern w:val="0"/>
-          <w:sz w:val="18"/>
-          <w:szCs w:val="18"/>
-          <w14:ligatures w14:val="none"/>
-        </w:rPr>
-        <w:t xml:space="preserve">    </w:t>
-      </w:r>
-      <w:r>
-        <w:rPr>
-          <w:rFonts w:ascii="Courier New" w:eastAsia="Times New Roman" w:hAnsi="Courier New" w:cs="Courier New"/>
-          <w:color w:val="9CDCFE"/>
-          <w:kern w:val="0"/>
-          <w:sz w:val="18"/>
-          <w:szCs w:val="18"/>
-          <w14:ligatures w14:val="none"/>
-        </w:rPr>
-        <w:t>"comment"</w:t>
-      </w:r>
-      <w:r>
-        <w:rPr>
-          <w:rFonts w:ascii="Courier New" w:eastAsia="Times New Roman" w:hAnsi="Courier New" w:cs="Courier New"/>
-          <w:color w:val="DCDCDC"/>
-          <w:kern w:val="0"/>
-          <w:sz w:val="18"/>
-          <w:szCs w:val="18"/>
-          <w14:ligatures w14:val="none"/>
-        </w:rPr>
-        <w:t>:</w:t>
-      </w:r>
-      <w:r>
-        <w:rPr>
-          <w:rFonts w:ascii="Courier New" w:eastAsia="Times New Roman" w:hAnsi="Courier New" w:cs="Courier New"/>
-          <w:color w:val="F8F8F2"/>
-          <w:kern w:val="0"/>
-          <w:sz w:val="18"/>
-          <w:szCs w:val="18"/>
-          <w14:ligatures w14:val="none"/>
-        </w:rPr>
-        <w:t xml:space="preserve"> </w:t>
-      </w:r>
-      <w:r>
-        <w:rPr>
-          <w:rFonts w:ascii="Courier New" w:eastAsia="Times New Roman" w:hAnsi="Courier New" w:cs="Courier New"/>
-          <w:color w:val="CE9178"/>
-          <w:kern w:val="0"/>
-          <w:sz w:val="18"/>
-          <w:szCs w:val="18"/>
-          <w14:ligatures w14:val="none"/>
-        </w:rPr>
-        <w:t>"</w:t>
-      </w:r>
-      <w:r>
-        <w:rPr>
-          <w:rFonts w:ascii="Courier New" w:eastAsia="Times New Roman" w:hAnsi="Courier New" w:cs="Courier New"/>
-          <w:color w:val="CE9178"/>
-          <w:kern w:val="0"/>
-          <w:sz w:val="18"/>
-          <w:szCs w:val="18"/>
-          <w:rtl/>
-          <w14:ligatures w14:val="none"/>
-        </w:rPr>
-        <w:t>تم تعديل التقييم، الخدمة كانت جيدة جداً</w:t>
-      </w:r>
-      <w:r>
-        <w:rPr>
-          <w:rFonts w:ascii="Courier New" w:eastAsia="Times New Roman" w:hAnsi="Courier New" w:cs="Courier New"/>
-          <w:color w:val="CE9178"/>
-          <w:kern w:val="0"/>
-          <w:sz w:val="18"/>
-          <w:szCs w:val="18"/>
-          <w14:ligatures w14:val="none"/>
-        </w:rPr>
-        <w:t>."</w:t>
-      </w:r>
-    </w:p>
-    <w:p>
-      <w:pPr>
-        <w:pStyle w:val="ListParagraph"/>
-        <w:numPr>
-          <w:ilvl w:val="0"/>
-          <w:numId w:val="2"/>
-        </w:numPr>
-        <w:shd w:val="clear" w:color="auto" w:fill="212121"/>
-        <w:spacing w:after="0" w:line="270" w:lineRule="atLeast"/>
-        <w:rPr>
-          <w:rFonts w:ascii="Courier New" w:eastAsia="Times New Roman" w:hAnsi="Courier New" w:cs="Courier New"/>
-          <w:color w:val="F8F8F2"/>
-          <w:kern w:val="0"/>
-          <w:sz w:val="18"/>
-          <w:szCs w:val="18"/>
-          <w14:ligatures w14:val="none"/>
-        </w:rPr>
-      </w:pPr>
-      <w:r>
-        <w:rPr>
-          <w:rFonts w:ascii="Courier New" w:eastAsia="Times New Roman" w:hAnsi="Courier New" w:cs="Courier New"/>
-          <w:color w:val="DCDCDC"/>
-          <w:kern w:val="0"/>
-          <w:sz w:val="18"/>
-          <w:szCs w:val="18"/>
-          <w14:ligatures w14:val="none"/>
-        </w:rPr>
-        <w:t>}</w:t>
-      </w:r>
-    </w:p>
-    <w:p>
-      <w:pPr>
-        <w:pStyle w:val="ListParagraph"/>
-        <w:numPr>
-          <w:ilvl w:val="0"/>
-          <w:numId w:val="11"/>
-        </w:numPr>
-      </w:pPr>
-      <w:r>
-        <w:rPr>
-          <w:lang w:bidi="ar-EG"/>
-        </w:rPr>
-        <w:t xml:space="preserve">Delete </w:t>
-      </w:r>
-      <w:proofErr w:type="gramStart"/>
-      <w:r>
-        <w:rPr>
-          <w:lang w:bidi="ar-EG"/>
-        </w:rPr>
-        <w:t>review :</w:t>
-      </w:r>
-      <w:proofErr w:type="gramEnd"/>
-    </w:p>
-    <w:p>
-      <w:pPr>
-        <w:pStyle w:val="ListParagraph"/>
-        <w:numPr>
-          <w:ilvl w:val="0"/>
-          <w:numId w:val="2"/>
-        </w:numPr>
-      </w:pPr>
-      <w:r>
-        <w:t xml:space="preserve">** Bearer token &lt;access token &gt; ** =&gt; patient </w:t>
-      </w:r>
-    </w:p>
-    <w:p>
-      <w:pPr>
-        <w:pStyle w:val="ListParagraph"/>
-        <w:numPr>
-          <w:ilvl w:val="0"/>
-          <w:numId w:val="2"/>
-        </w:numPr>
-      </w:pPr>
-      <w:proofErr w:type="gramStart"/>
-      <w:r>
-        <w:t>Method :</w:t>
-      </w:r>
-      <w:proofErr w:type="gramEnd"/>
-      <w:r>
-        <w:t xml:space="preserve"> </w:t>
-      </w:r>
-      <w:r>
-        <w:t xml:space="preserve">delete </w:t>
-      </w:r>
-      <w:r>
-        <w:t xml:space="preserve"> </w:t>
-      </w:r>
-    </w:p>
-    <w:p>
-      <w:pPr>
-        <w:pStyle w:val="ListParagraph"/>
-        <w:numPr>
-          <w:ilvl w:val="0"/>
-          <w:numId w:val="2"/>
-        </w:numPr>
-      </w:pPr>
-      <w:r>
-        <w:t>/</w:t>
-      </w:r>
-      <w:proofErr w:type="spellStart"/>
-      <w:proofErr w:type="gramStart"/>
-      <w:r>
-        <w:t>api</w:t>
-      </w:r>
-      <w:proofErr w:type="spellEnd"/>
-      <w:proofErr w:type="gramEnd"/>
-      <w:r>
-        <w:t>/reviews/</w:t>
-      </w:r>
-      <w:r>
-        <w:t>:id</w:t>
-      </w:r>
-    </w:p>
-    <w:p>
-      <w:pPr>
-        <w:pStyle w:val="ListParagraph"/>
-        <w:numPr>
-          <w:ilvl w:val="0"/>
-          <w:numId w:val="2"/>
-        </w:numPr>
-      </w:pPr>
-      <w:r>
-        <w:rPr>
-          <w:rFonts w:hint="cs"/>
-          <w:rtl/>
-        </w:rPr>
-        <w:t xml:space="preserve">ال </w:t>
-      </w:r>
-      <w:r>
-        <w:t xml:space="preserve"> id </w:t>
-      </w:r>
-      <w:r>
-        <w:rPr>
-          <w:rFonts w:hint="cs"/>
-          <w:rtl/>
-          <w:lang w:bidi="ar-EG"/>
-        </w:rPr>
-        <w:t>بتاع الريفيو</w:t>
-      </w:r>
-    </w:p>
-    <w:p>
-      <w:pPr>
-        <w:pStyle w:val="ListParagraph"/>
-        <w:ind w:left="1080"/>
-      </w:pPr>
-    </w:p>
-    <w:p>
-      <w:pPr>
-        <w:pStyle w:val="Heading1"/>
-      </w:pPr>
-      <w:r>
-        <w:t xml:space="preserve">Admin end </w:t>
-      </w:r>
-      <w:proofErr w:type="gramStart"/>
-      <w:r>
-        <w:t>points :</w:t>
-      </w:r>
-      <w:proofErr w:type="gramEnd"/>
-    </w:p>
-    <w:p>
-      <w:r>
-        <w:t xml:space="preserve"> </w:t>
-      </w:r>
     </w:p>
     <w:p>
       <w:pPr>
@@ -10998,6 +11720,95 @@
     <w:nsid w:val="62B1735A"/>
     <w:multiLevelType w:val="hybridMultilevel"/>
     <w:tmpl w:val="30360AA4"/>
+    <w:lvl w:ilvl="0" w:tplc="0409000F">
+      <w:start w:val="1"/>
+      <w:numFmt w:val="decimal"/>
+      <w:lvlText w:val="%1."/>
+      <w:lvlJc w:val="left"/>
+      <w:pPr>
+        <w:ind w:left="720" w:hanging="360"/>
+      </w:pPr>
+      <w:rPr>
+        <w:rFonts w:hint="default"/>
+      </w:rPr>
+    </w:lvl>
+    <w:lvl w:ilvl="1" w:tplc="04090019" w:tentative="1">
+      <w:start w:val="1"/>
+      <w:numFmt w:val="lowerLetter"/>
+      <w:lvlText w:val="%2."/>
+      <w:lvlJc w:val="left"/>
+      <w:pPr>
+        <w:ind w:left="1440" w:hanging="360"/>
+      </w:pPr>
+    </w:lvl>
+    <w:lvl w:ilvl="2" w:tplc="0409001B" w:tentative="1">
+      <w:start w:val="1"/>
+      <w:numFmt w:val="lowerRoman"/>
+      <w:lvlText w:val="%3."/>
+      <w:lvlJc w:val="right"/>
+      <w:pPr>
+        <w:ind w:left="2160" w:hanging="180"/>
+      </w:pPr>
+    </w:lvl>
+    <w:lvl w:ilvl="3" w:tplc="0409000F" w:tentative="1">
+      <w:start w:val="1"/>
+      <w:numFmt w:val="decimal"/>
+      <w:lvlText w:val="%4."/>
+      <w:lvlJc w:val="left"/>
+      <w:pPr>
+        <w:ind w:left="2880" w:hanging="360"/>
+      </w:pPr>
+    </w:lvl>
+    <w:lvl w:ilvl="4" w:tplc="04090019" w:tentative="1">
+      <w:start w:val="1"/>
+      <w:numFmt w:val="lowerLetter"/>
+      <w:lvlText w:val="%5."/>
+      <w:lvlJc w:val="left"/>
+      <w:pPr>
+        <w:ind w:left="3600" w:hanging="360"/>
+      </w:pPr>
+    </w:lvl>
+    <w:lvl w:ilvl="5" w:tplc="0409001B" w:tentative="1">
+      <w:start w:val="1"/>
+      <w:numFmt w:val="lowerRoman"/>
+      <w:lvlText w:val="%6."/>
+      <w:lvlJc w:val="right"/>
+      <w:pPr>
+        <w:ind w:left="4320" w:hanging="180"/>
+      </w:pPr>
+    </w:lvl>
+    <w:lvl w:ilvl="6" w:tplc="0409000F" w:tentative="1">
+      <w:start w:val="1"/>
+      <w:numFmt w:val="decimal"/>
+      <w:lvlText w:val="%7."/>
+      <w:lvlJc w:val="left"/>
+      <w:pPr>
+        <w:ind w:left="5040" w:hanging="360"/>
+      </w:pPr>
+    </w:lvl>
+    <w:lvl w:ilvl="7" w:tplc="04090019" w:tentative="1">
+      <w:start w:val="1"/>
+      <w:numFmt w:val="lowerLetter"/>
+      <w:lvlText w:val="%8."/>
+      <w:lvlJc w:val="left"/>
+      <w:pPr>
+        <w:ind w:left="5760" w:hanging="360"/>
+      </w:pPr>
+    </w:lvl>
+    <w:lvl w:ilvl="8" w:tplc="0409001B" w:tentative="1">
+      <w:start w:val="1"/>
+      <w:numFmt w:val="lowerRoman"/>
+      <w:lvlText w:val="%9."/>
+      <w:lvlJc w:val="right"/>
+      <w:pPr>
+        <w:ind w:left="6480" w:hanging="180"/>
+      </w:pPr>
+    </w:lvl>
+  </w:abstractNum>
+  <w:abstractNum w:abstractNumId="11" w15:restartNumberingAfterBreak="0">
+    <w:nsid w:val="6F9040D5"/>
+    <w:multiLevelType w:val="hybridMultilevel"/>
+    <w:tmpl w:val="9D56783A"/>
     <w:lvl w:ilvl="0" w:tplc="0409000F">
       <w:start w:val="1"/>
       <w:numFmt w:val="decimal"/>
@@ -11115,6 +11926,9 @@
   </w:num>
   <w:num w:numId="11" w16cid:durableId="1543059556">
     <w:abstractNumId w:val="0"/>
+  </w:num>
+  <w:num w:numId="12" w16cid:durableId="1674455284">
+    <w:abstractNumId w:val="11"/>
   </w:num>
 </w:numbering>
 </file>

--- a/Backend/New Microsoft Word Document.docx
+++ b/Backend/New Microsoft Word Document.docx
@@ -6374,13 +6374,2435 @@
     </w:p>
     <w:p>
       <w:pPr>
+        <w:rPr>
+          <w:lang w:bidi="ar-EG"/>
+        </w:rPr>
+      </w:pPr>
+    </w:p>
+    <w:p>
+      <w:pPr>
+        <w:rPr>
+          <w:lang w:bidi="ar-EG"/>
+        </w:rPr>
+      </w:pPr>
+      <w:r>
+        <w:rPr>
+          <w:lang w:bidi="ar-EG"/>
+        </w:rPr>
+        <w:t>**Bearer token &lt;access token&gt;</w:t>
+      </w:r>
+    </w:p>
+    <w:p>
+      <w:pPr>
+        <w:pStyle w:val="ListParagraph"/>
+        <w:numPr>
+          <w:ilvl w:val="0"/>
+          <w:numId w:val="15"/>
+        </w:numPr>
+        <w:rPr>
+          <w:lang w:bidi="ar-EG"/>
+        </w:rPr>
+      </w:pPr>
+      <w:r>
+        <w:rPr>
+          <w:lang w:bidi="ar-EG"/>
+        </w:rPr>
+        <w:t xml:space="preserve">Add </w:t>
+      </w:r>
+      <w:proofErr w:type="gramStart"/>
+      <w:r>
+        <w:rPr>
+          <w:lang w:bidi="ar-EG"/>
+        </w:rPr>
+        <w:t>test :</w:t>
+      </w:r>
+      <w:proofErr w:type="gramEnd"/>
+    </w:p>
+    <w:p>
+      <w:pPr>
+        <w:pStyle w:val="ListParagraph"/>
+        <w:numPr>
+          <w:ilvl w:val="0"/>
+          <w:numId w:val="2"/>
+        </w:numPr>
+        <w:rPr>
+          <w:lang w:bidi="ar-EG"/>
+        </w:rPr>
+      </w:pPr>
+      <w:proofErr w:type="gramStart"/>
+      <w:r>
+        <w:rPr>
+          <w:lang w:bidi="ar-EG"/>
+        </w:rPr>
+        <w:t>Method :</w:t>
+      </w:r>
+      <w:proofErr w:type="gramEnd"/>
+      <w:r>
+        <w:rPr>
+          <w:lang w:bidi="ar-EG"/>
+        </w:rPr>
+        <w:t xml:space="preserve"> post </w:t>
+      </w:r>
+    </w:p>
+    <w:p>
+      <w:pPr>
+        <w:pStyle w:val="ListParagraph"/>
+        <w:numPr>
+          <w:ilvl w:val="0"/>
+          <w:numId w:val="2"/>
+        </w:numPr>
+        <w:rPr>
+          <w:lang w:bidi="ar-EG"/>
+        </w:rPr>
+      </w:pPr>
+      <w:r>
+        <w:rPr>
+          <w:lang w:bidi="ar-EG"/>
+        </w:rPr>
+        <w:t>/</w:t>
+      </w:r>
+      <w:proofErr w:type="spellStart"/>
+      <w:r>
+        <w:rPr>
+          <w:lang w:bidi="ar-EG"/>
+        </w:rPr>
+        <w:t>api</w:t>
+      </w:r>
+      <w:proofErr w:type="spellEnd"/>
+      <w:r>
+        <w:rPr>
+          <w:lang w:bidi="ar-EG"/>
+        </w:rPr>
+        <w:t>/lab/add-test</w:t>
+      </w:r>
+    </w:p>
+    <w:p>
+      <w:pPr>
+        <w:pStyle w:val="ListParagraph"/>
+        <w:numPr>
+          <w:ilvl w:val="0"/>
+          <w:numId w:val="2"/>
+        </w:numPr>
+        <w:rPr>
+          <w:lang w:bidi="ar-EG"/>
+        </w:rPr>
+      </w:pPr>
+      <w:proofErr w:type="gramStart"/>
+      <w:r>
+        <w:rPr>
+          <w:lang w:bidi="ar-EG"/>
+        </w:rPr>
+        <w:t>Ex :</w:t>
+      </w:r>
+      <w:proofErr w:type="gramEnd"/>
+    </w:p>
+    <w:p>
+      <w:pPr>
+        <w:pStyle w:val="ListParagraph"/>
+        <w:numPr>
+          <w:ilvl w:val="0"/>
+          <w:numId w:val="2"/>
+        </w:numPr>
+        <w:shd w:val="clear" w:color="auto" w:fill="212121"/>
+        <w:spacing w:after="0" w:line="270" w:lineRule="atLeast"/>
+        <w:rPr>
+          <w:rFonts w:ascii="Courier New" w:eastAsia="Times New Roman" w:hAnsi="Courier New" w:cs="Courier New"/>
+          <w:color w:val="F8F8F2"/>
+          <w:kern w:val="0"/>
+          <w:sz w:val="18"/>
+          <w:szCs w:val="18"/>
+          <w14:ligatures w14:val="none"/>
+        </w:rPr>
+      </w:pPr>
+      <w:r>
+        <w:rPr>
+          <w:rFonts w:ascii="Courier New" w:eastAsia="Times New Roman" w:hAnsi="Courier New" w:cs="Courier New"/>
+          <w:color w:val="DCDCDC"/>
+          <w:kern w:val="0"/>
+          <w:sz w:val="18"/>
+          <w:szCs w:val="18"/>
+          <w14:ligatures w14:val="none"/>
+        </w:rPr>
+        <w:t>{</w:t>
+      </w:r>
+    </w:p>
+    <w:p>
+      <w:pPr>
+        <w:pStyle w:val="ListParagraph"/>
+        <w:numPr>
+          <w:ilvl w:val="0"/>
+          <w:numId w:val="2"/>
+        </w:numPr>
+        <w:shd w:val="clear" w:color="auto" w:fill="212121"/>
+        <w:spacing w:after="0" w:line="270" w:lineRule="atLeast"/>
+        <w:rPr>
+          <w:rFonts w:ascii="Courier New" w:eastAsia="Times New Roman" w:hAnsi="Courier New" w:cs="Courier New"/>
+          <w:color w:val="F8F8F2"/>
+          <w:kern w:val="0"/>
+          <w:sz w:val="18"/>
+          <w:szCs w:val="18"/>
+          <w14:ligatures w14:val="none"/>
+        </w:rPr>
+      </w:pPr>
+      <w:r>
+        <w:rPr>
+          <w:rFonts w:ascii="Courier New" w:eastAsia="Times New Roman" w:hAnsi="Courier New" w:cs="Courier New"/>
+          <w:color w:val="F8F8F2"/>
+          <w:kern w:val="0"/>
+          <w:sz w:val="18"/>
+          <w:szCs w:val="18"/>
+          <w14:ligatures w14:val="none"/>
+        </w:rPr>
+        <w:t xml:space="preserve">  </w:t>
+      </w:r>
+      <w:r>
+        <w:rPr>
+          <w:rFonts w:ascii="Courier New" w:eastAsia="Times New Roman" w:hAnsi="Courier New" w:cs="Courier New"/>
+          <w:color w:val="9CDCFE"/>
+          <w:kern w:val="0"/>
+          <w:sz w:val="18"/>
+          <w:szCs w:val="18"/>
+          <w14:ligatures w14:val="none"/>
+        </w:rPr>
+        <w:t>"</w:t>
+      </w:r>
+      <w:proofErr w:type="spellStart"/>
+      <w:r>
+        <w:rPr>
+          <w:rFonts w:ascii="Courier New" w:eastAsia="Times New Roman" w:hAnsi="Courier New" w:cs="Courier New"/>
+          <w:color w:val="9CDCFE"/>
+          <w:kern w:val="0"/>
+          <w:sz w:val="18"/>
+          <w:szCs w:val="18"/>
+          <w14:ligatures w14:val="none"/>
+        </w:rPr>
+        <w:t>testName</w:t>
+      </w:r>
+      <w:proofErr w:type="spellEnd"/>
+      <w:r>
+        <w:rPr>
+          <w:rFonts w:ascii="Courier New" w:eastAsia="Times New Roman" w:hAnsi="Courier New" w:cs="Courier New"/>
+          <w:color w:val="9CDCFE"/>
+          <w:kern w:val="0"/>
+          <w:sz w:val="18"/>
+          <w:szCs w:val="18"/>
+          <w14:ligatures w14:val="none"/>
+        </w:rPr>
+        <w:t>"</w:t>
+      </w:r>
+      <w:r>
+        <w:rPr>
+          <w:rFonts w:ascii="Courier New" w:eastAsia="Times New Roman" w:hAnsi="Courier New" w:cs="Courier New"/>
+          <w:color w:val="DCDCDC"/>
+          <w:kern w:val="0"/>
+          <w:sz w:val="18"/>
+          <w:szCs w:val="18"/>
+          <w14:ligatures w14:val="none"/>
+        </w:rPr>
+        <w:t>:</w:t>
+      </w:r>
+      <w:r>
+        <w:rPr>
+          <w:rFonts w:ascii="Courier New" w:eastAsia="Times New Roman" w:hAnsi="Courier New" w:cs="Courier New"/>
+          <w:color w:val="F8F8F2"/>
+          <w:kern w:val="0"/>
+          <w:sz w:val="18"/>
+          <w:szCs w:val="18"/>
+          <w14:ligatures w14:val="none"/>
+        </w:rPr>
+        <w:t xml:space="preserve"> </w:t>
+      </w:r>
+      <w:r>
+        <w:rPr>
+          <w:rFonts w:ascii="Courier New" w:eastAsia="Times New Roman" w:hAnsi="Courier New" w:cs="Courier New"/>
+          <w:color w:val="CE9178"/>
+          <w:kern w:val="0"/>
+          <w:sz w:val="18"/>
+          <w:szCs w:val="18"/>
+          <w14:ligatures w14:val="none"/>
+        </w:rPr>
+        <w:t>"Complete Blood Count (CBC)"</w:t>
+      </w:r>
+      <w:r>
+        <w:rPr>
+          <w:rFonts w:ascii="Courier New" w:eastAsia="Times New Roman" w:hAnsi="Courier New" w:cs="Courier New"/>
+          <w:color w:val="DCDCDC"/>
+          <w:kern w:val="0"/>
+          <w:sz w:val="18"/>
+          <w:szCs w:val="18"/>
+          <w14:ligatures w14:val="none"/>
+        </w:rPr>
+        <w:t>,</w:t>
+      </w:r>
+    </w:p>
+    <w:p>
+      <w:pPr>
+        <w:pStyle w:val="ListParagraph"/>
+        <w:numPr>
+          <w:ilvl w:val="0"/>
+          <w:numId w:val="2"/>
+        </w:numPr>
+        <w:shd w:val="clear" w:color="auto" w:fill="212121"/>
+        <w:spacing w:after="0" w:line="270" w:lineRule="atLeast"/>
+        <w:rPr>
+          <w:rFonts w:ascii="Courier New" w:eastAsia="Times New Roman" w:hAnsi="Courier New" w:cs="Courier New"/>
+          <w:color w:val="F8F8F2"/>
+          <w:kern w:val="0"/>
+          <w:sz w:val="18"/>
+          <w:szCs w:val="18"/>
+          <w14:ligatures w14:val="none"/>
+        </w:rPr>
+      </w:pPr>
+      <w:r>
+        <w:rPr>
+          <w:rFonts w:ascii="Courier New" w:eastAsia="Times New Roman" w:hAnsi="Courier New" w:cs="Courier New"/>
+          <w:color w:val="F8F8F2"/>
+          <w:kern w:val="0"/>
+          <w:sz w:val="18"/>
+          <w:szCs w:val="18"/>
+          <w14:ligatures w14:val="none"/>
+        </w:rPr>
+        <w:t xml:space="preserve">  </w:t>
+      </w:r>
+      <w:r>
+        <w:rPr>
+          <w:rFonts w:ascii="Courier New" w:eastAsia="Times New Roman" w:hAnsi="Courier New" w:cs="Courier New"/>
+          <w:color w:val="9CDCFE"/>
+          <w:kern w:val="0"/>
+          <w:sz w:val="18"/>
+          <w:szCs w:val="18"/>
+          <w14:ligatures w14:val="none"/>
+        </w:rPr>
+        <w:t>"price"</w:t>
+      </w:r>
+      <w:r>
+        <w:rPr>
+          <w:rFonts w:ascii="Courier New" w:eastAsia="Times New Roman" w:hAnsi="Courier New" w:cs="Courier New"/>
+          <w:color w:val="DCDCDC"/>
+          <w:kern w:val="0"/>
+          <w:sz w:val="18"/>
+          <w:szCs w:val="18"/>
+          <w14:ligatures w14:val="none"/>
+        </w:rPr>
+        <w:t>:</w:t>
+      </w:r>
+      <w:r>
+        <w:rPr>
+          <w:rFonts w:ascii="Courier New" w:eastAsia="Times New Roman" w:hAnsi="Courier New" w:cs="Courier New"/>
+          <w:color w:val="F8F8F2"/>
+          <w:kern w:val="0"/>
+          <w:sz w:val="18"/>
+          <w:szCs w:val="18"/>
+          <w14:ligatures w14:val="none"/>
+        </w:rPr>
+        <w:t xml:space="preserve"> </w:t>
+      </w:r>
+      <w:r>
+        <w:rPr>
+          <w:rFonts w:ascii="Courier New" w:eastAsia="Times New Roman" w:hAnsi="Courier New" w:cs="Courier New"/>
+          <w:color w:val="B5CEA8"/>
+          <w:kern w:val="0"/>
+          <w:sz w:val="18"/>
+          <w:szCs w:val="18"/>
+          <w14:ligatures w14:val="none"/>
+        </w:rPr>
+        <w:t>200</w:t>
+      </w:r>
+      <w:r>
+        <w:rPr>
+          <w:rFonts w:ascii="Courier New" w:eastAsia="Times New Roman" w:hAnsi="Courier New" w:cs="Courier New"/>
+          <w:color w:val="DCDCDC"/>
+          <w:kern w:val="0"/>
+          <w:sz w:val="18"/>
+          <w:szCs w:val="18"/>
+          <w14:ligatures w14:val="none"/>
+        </w:rPr>
+        <w:t>,</w:t>
+      </w:r>
+    </w:p>
+    <w:p>
+      <w:pPr>
+        <w:pStyle w:val="ListParagraph"/>
+        <w:numPr>
+          <w:ilvl w:val="0"/>
+          <w:numId w:val="2"/>
+        </w:numPr>
+        <w:shd w:val="clear" w:color="auto" w:fill="212121"/>
+        <w:spacing w:after="0" w:line="270" w:lineRule="atLeast"/>
+        <w:rPr>
+          <w:rFonts w:ascii="Courier New" w:eastAsia="Times New Roman" w:hAnsi="Courier New" w:cs="Courier New"/>
+          <w:color w:val="F8F8F2"/>
+          <w:kern w:val="0"/>
+          <w:sz w:val="18"/>
+          <w:szCs w:val="18"/>
+          <w14:ligatures w14:val="none"/>
+        </w:rPr>
+      </w:pPr>
+      <w:r>
+        <w:rPr>
+          <w:rFonts w:ascii="Courier New" w:eastAsia="Times New Roman" w:hAnsi="Courier New" w:cs="Courier New"/>
+          <w:color w:val="F8F8F2"/>
+          <w:kern w:val="0"/>
+          <w:sz w:val="18"/>
+          <w:szCs w:val="18"/>
+          <w14:ligatures w14:val="none"/>
+        </w:rPr>
+        <w:t xml:space="preserve">  </w:t>
+      </w:r>
+      <w:r>
+        <w:rPr>
+          <w:rFonts w:ascii="Courier New" w:eastAsia="Times New Roman" w:hAnsi="Courier New" w:cs="Courier New"/>
+          <w:color w:val="9CDCFE"/>
+          <w:kern w:val="0"/>
+          <w:sz w:val="18"/>
+          <w:szCs w:val="18"/>
+          <w14:ligatures w14:val="none"/>
+        </w:rPr>
+        <w:t>"</w:t>
+      </w:r>
+      <w:proofErr w:type="spellStart"/>
+      <w:r>
+        <w:rPr>
+          <w:rFonts w:ascii="Courier New" w:eastAsia="Times New Roman" w:hAnsi="Courier New" w:cs="Courier New"/>
+          <w:color w:val="9CDCFE"/>
+          <w:kern w:val="0"/>
+          <w:sz w:val="18"/>
+          <w:szCs w:val="18"/>
+          <w14:ligatures w14:val="none"/>
+        </w:rPr>
+        <w:t>estimatedTime</w:t>
+      </w:r>
+      <w:proofErr w:type="spellEnd"/>
+      <w:r>
+        <w:rPr>
+          <w:rFonts w:ascii="Courier New" w:eastAsia="Times New Roman" w:hAnsi="Courier New" w:cs="Courier New"/>
+          <w:color w:val="9CDCFE"/>
+          <w:kern w:val="0"/>
+          <w:sz w:val="18"/>
+          <w:szCs w:val="18"/>
+          <w14:ligatures w14:val="none"/>
+        </w:rPr>
+        <w:t>"</w:t>
+      </w:r>
+      <w:r>
+        <w:rPr>
+          <w:rFonts w:ascii="Courier New" w:eastAsia="Times New Roman" w:hAnsi="Courier New" w:cs="Courier New"/>
+          <w:color w:val="DCDCDC"/>
+          <w:kern w:val="0"/>
+          <w:sz w:val="18"/>
+          <w:szCs w:val="18"/>
+          <w14:ligatures w14:val="none"/>
+        </w:rPr>
+        <w:t>:</w:t>
+      </w:r>
+      <w:r>
+        <w:rPr>
+          <w:rFonts w:ascii="Courier New" w:eastAsia="Times New Roman" w:hAnsi="Courier New" w:cs="Courier New"/>
+          <w:color w:val="F8F8F2"/>
+          <w:kern w:val="0"/>
+          <w:sz w:val="18"/>
+          <w:szCs w:val="18"/>
+          <w14:ligatures w14:val="none"/>
+        </w:rPr>
+        <w:t xml:space="preserve"> </w:t>
+      </w:r>
+      <w:r>
+        <w:rPr>
+          <w:rFonts w:ascii="Courier New" w:eastAsia="Times New Roman" w:hAnsi="Courier New" w:cs="Courier New"/>
+          <w:color w:val="CE9178"/>
+          <w:kern w:val="0"/>
+          <w:sz w:val="18"/>
+          <w:szCs w:val="18"/>
+          <w14:ligatures w14:val="none"/>
+        </w:rPr>
+        <w:t>"24 hours"</w:t>
+      </w:r>
+    </w:p>
+    <w:p>
+      <w:pPr>
+        <w:pStyle w:val="ListParagraph"/>
+        <w:numPr>
+          <w:ilvl w:val="0"/>
+          <w:numId w:val="2"/>
+        </w:numPr>
+        <w:shd w:val="clear" w:color="auto" w:fill="212121"/>
+        <w:spacing w:after="0" w:line="270" w:lineRule="atLeast"/>
+        <w:rPr>
+          <w:rFonts w:ascii="Courier New" w:eastAsia="Times New Roman" w:hAnsi="Courier New" w:cs="Courier New"/>
+          <w:color w:val="F8F8F2"/>
+          <w:kern w:val="0"/>
+          <w:sz w:val="18"/>
+          <w:szCs w:val="18"/>
+          <w14:ligatures w14:val="none"/>
+        </w:rPr>
+      </w:pPr>
+      <w:r>
+        <w:rPr>
+          <w:rFonts w:ascii="Courier New" w:eastAsia="Times New Roman" w:hAnsi="Courier New" w:cs="Courier New"/>
+          <w:color w:val="DCDCDC"/>
+          <w:kern w:val="0"/>
+          <w:sz w:val="18"/>
+          <w:szCs w:val="18"/>
+          <w14:ligatures w14:val="none"/>
+        </w:rPr>
+        <w:t>}</w:t>
+      </w:r>
+    </w:p>
+    <w:p>
+      <w:pPr>
+        <w:ind w:left="720"/>
+        <w:rPr>
+          <w:lang w:bidi="ar-EG"/>
+        </w:rPr>
+      </w:pPr>
+    </w:p>
+    <w:p>
+      <w:pPr>
+        <w:pStyle w:val="ListParagraph"/>
+        <w:numPr>
+          <w:ilvl w:val="0"/>
+          <w:numId w:val="15"/>
+        </w:numPr>
+        <w:rPr>
+          <w:lang w:bidi="ar-EG"/>
+        </w:rPr>
+      </w:pPr>
+      <w:r>
+        <w:rPr>
+          <w:lang w:bidi="ar-EG"/>
+        </w:rPr>
+        <w:t xml:space="preserve">Get lab’s </w:t>
+      </w:r>
+      <w:proofErr w:type="gramStart"/>
+      <w:r>
+        <w:rPr>
+          <w:lang w:bidi="ar-EG"/>
+        </w:rPr>
+        <w:t>tests :</w:t>
+      </w:r>
+      <w:proofErr w:type="gramEnd"/>
+    </w:p>
+    <w:p>
+      <w:pPr>
+        <w:pStyle w:val="ListParagraph"/>
+        <w:numPr>
+          <w:ilvl w:val="0"/>
+          <w:numId w:val="2"/>
+        </w:numPr>
+        <w:rPr>
+          <w:lang w:bidi="ar-EG"/>
+        </w:rPr>
+      </w:pPr>
+      <w:proofErr w:type="gramStart"/>
+      <w:r>
+        <w:rPr>
+          <w:lang w:bidi="ar-EG"/>
+        </w:rPr>
+        <w:t>Method :</w:t>
+      </w:r>
+      <w:proofErr w:type="gramEnd"/>
+      <w:r>
+        <w:rPr>
+          <w:lang w:bidi="ar-EG"/>
+        </w:rPr>
+        <w:t xml:space="preserve"> get</w:t>
+      </w:r>
+    </w:p>
+    <w:p>
+      <w:pPr>
+        <w:pStyle w:val="ListParagraph"/>
+        <w:numPr>
+          <w:ilvl w:val="0"/>
+          <w:numId w:val="2"/>
+        </w:numPr>
+        <w:rPr>
+          <w:lang w:bidi="ar-EG"/>
+        </w:rPr>
+      </w:pPr>
+      <w:r>
+        <w:rPr>
+          <w:lang w:bidi="ar-EG"/>
+        </w:rPr>
+        <w:t>/</w:t>
+      </w:r>
+      <w:proofErr w:type="spellStart"/>
+      <w:r>
+        <w:rPr>
+          <w:lang w:bidi="ar-EG"/>
+        </w:rPr>
+        <w:t>api</w:t>
+      </w:r>
+      <w:proofErr w:type="spellEnd"/>
+      <w:r>
+        <w:rPr>
+          <w:lang w:bidi="ar-EG"/>
+        </w:rPr>
+        <w:t>/lab/my-tests</w:t>
+      </w:r>
+    </w:p>
+    <w:p>
+      <w:pPr>
+        <w:rPr>
+          <w:lang w:bidi="ar-EG"/>
+        </w:rPr>
+      </w:pPr>
+    </w:p>
+    <w:p>
+      <w:pPr>
+        <w:pStyle w:val="ListParagraph"/>
+        <w:numPr>
+          <w:ilvl w:val="0"/>
+          <w:numId w:val="15"/>
+        </w:numPr>
+        <w:rPr>
+          <w:lang w:bidi="ar-EG"/>
+        </w:rPr>
+      </w:pPr>
+      <w:r>
+        <w:rPr>
+          <w:lang w:bidi="ar-EG"/>
+        </w:rPr>
+        <w:t xml:space="preserve">Upload </w:t>
+      </w:r>
+      <w:proofErr w:type="gramStart"/>
+      <w:r>
+        <w:rPr>
+          <w:lang w:bidi="ar-EG"/>
+        </w:rPr>
+        <w:t>result :</w:t>
+      </w:r>
+      <w:proofErr w:type="gramEnd"/>
+    </w:p>
+    <w:p>
+      <w:pPr>
+        <w:pStyle w:val="ListParagraph"/>
+        <w:numPr>
+          <w:ilvl w:val="0"/>
+          <w:numId w:val="2"/>
+        </w:numPr>
+        <w:rPr>
+          <w:lang w:bidi="ar-EG"/>
+        </w:rPr>
+      </w:pPr>
+      <w:proofErr w:type="gramStart"/>
+      <w:r>
+        <w:rPr>
+          <w:lang w:bidi="ar-EG"/>
+        </w:rPr>
+        <w:t>Method :</w:t>
+      </w:r>
+      <w:proofErr w:type="gramEnd"/>
+      <w:r>
+        <w:rPr>
+          <w:lang w:bidi="ar-EG"/>
+        </w:rPr>
+        <w:t xml:space="preserve"> post</w:t>
+      </w:r>
+    </w:p>
+    <w:p>
+      <w:pPr>
+        <w:pStyle w:val="ListParagraph"/>
+        <w:numPr>
+          <w:ilvl w:val="0"/>
+          <w:numId w:val="2"/>
+        </w:numPr>
+        <w:rPr>
+          <w:lang w:bidi="ar-EG"/>
+        </w:rPr>
+      </w:pPr>
+      <w:r>
+        <w:rPr>
+          <w:lang w:bidi="ar-EG"/>
+        </w:rPr>
+        <w:t>/</w:t>
+      </w:r>
+      <w:proofErr w:type="spellStart"/>
+      <w:r>
+        <w:rPr>
+          <w:lang w:bidi="ar-EG"/>
+        </w:rPr>
+        <w:t>api</w:t>
+      </w:r>
+      <w:proofErr w:type="spellEnd"/>
+      <w:r>
+        <w:rPr>
+          <w:lang w:bidi="ar-EG"/>
+        </w:rPr>
+        <w:t>/lab/upload-result</w:t>
+      </w:r>
+    </w:p>
+    <w:p>
+      <w:pPr>
+        <w:pStyle w:val="ListParagraph"/>
+        <w:numPr>
+          <w:ilvl w:val="0"/>
+          <w:numId w:val="2"/>
+        </w:numPr>
+        <w:rPr>
+          <w:lang w:bidi="ar-EG"/>
+        </w:rPr>
+      </w:pPr>
+      <w:r>
+        <w:rPr>
+          <w:lang w:bidi="ar-EG"/>
+        </w:rPr>
+        <w:t>Ex:</w:t>
+      </w:r>
+    </w:p>
+    <w:p>
+      <w:pPr>
+        <w:pStyle w:val="ListParagraph"/>
+        <w:ind w:left="1080"/>
+        <w:rPr>
+          <w:lang w:bidi="ar-EG"/>
+        </w:rPr>
+      </w:pPr>
+      <w:r>
+        <w:rPr>
+          <w:lang w:bidi="ar-EG"/>
+        </w:rPr>
+        <w:drawing>
+          <wp:inline distT="0" distB="0" distL="0" distR="0" wp14:anchorId="5B2E7BA8" wp14:editId="36C670C6">
+            <wp:extent cx="5943600" cy="1304290"/>
+            <wp:effectExtent l="0" t="0" r="0" b="0"/>
+            <wp:docPr id="4" name="Picture 4"/>
+            <wp:cNvGraphicFramePr>
+              <a:graphicFrameLocks xmlns:a="http://schemas.openxmlformats.org/drawingml/2006/main" noChangeAspect="1"/>
+            </wp:cNvGraphicFramePr>
+            <a:graphic xmlns:a="http://schemas.openxmlformats.org/drawingml/2006/main">
+              <a:graphicData uri="http://schemas.openxmlformats.org/drawingml/2006/picture">
+                <pic:pic xmlns:pic="http://schemas.openxmlformats.org/drawingml/2006/picture">
+                  <pic:nvPicPr>
+                    <pic:cNvPr id="1" name=""/>
+                    <pic:cNvPicPr/>
+                  </pic:nvPicPr>
+                  <pic:blipFill>
+                    <a:blip r:embed="rId7"/>
+                    <a:stretch>
+                      <a:fillRect/>
+                    </a:stretch>
+                  </pic:blipFill>
+                  <pic:spPr>
+                    <a:xfrm>
+                      <a:off x="0" y="0"/>
+                      <a:ext cx="5943600" cy="1304290"/>
+                    </a:xfrm>
+                    <a:prstGeom prst="rect">
+                      <a:avLst/>
+                    </a:prstGeom>
+                  </pic:spPr>
+                </pic:pic>
+              </a:graphicData>
+            </a:graphic>
+          </wp:inline>
+        </w:drawing>
+      </w:r>
+    </w:p>
+    <w:p>
+      <w:pPr>
+        <w:pStyle w:val="ListParagraph"/>
+        <w:ind w:left="1440"/>
+        <w:rPr>
+          <w:lang w:bidi="ar-EG"/>
+        </w:rPr>
+      </w:pPr>
+      <w:r>
+        <w:rPr>
+          <w:lang w:bidi="ar-EG"/>
+        </w:rPr>
+        <w:t>Content type =&gt; multipart / form data</w:t>
+      </w:r>
+    </w:p>
+    <w:p>
+      <w:pPr>
+        <w:pStyle w:val="ListParagraph"/>
+        <w:ind w:left="1440"/>
+        <w:rPr>
+          <w:lang w:bidi="ar-EG"/>
+        </w:rPr>
+      </w:pPr>
+    </w:p>
+    <w:p>
+      <w:pPr>
+        <w:pStyle w:val="ListParagraph"/>
+        <w:numPr>
+          <w:ilvl w:val="0"/>
+          <w:numId w:val="15"/>
+        </w:numPr>
+        <w:rPr>
+          <w:lang w:bidi="ar-EG"/>
+        </w:rPr>
+      </w:pPr>
+      <w:r>
+        <w:rPr>
+          <w:lang w:bidi="ar-EG"/>
+        </w:rPr>
+        <w:t xml:space="preserve">Get patient </w:t>
+      </w:r>
+      <w:proofErr w:type="gramStart"/>
+      <w:r>
+        <w:rPr>
+          <w:lang w:bidi="ar-EG"/>
+        </w:rPr>
+        <w:t>result :</w:t>
+      </w:r>
+      <w:proofErr w:type="gramEnd"/>
+    </w:p>
+    <w:p>
+      <w:pPr>
+        <w:pStyle w:val="ListParagraph"/>
+        <w:numPr>
+          <w:ilvl w:val="0"/>
+          <w:numId w:val="2"/>
+        </w:numPr>
+        <w:rPr>
+          <w:lang w:bidi="ar-EG"/>
+        </w:rPr>
+      </w:pPr>
+      <w:proofErr w:type="gramStart"/>
+      <w:r>
+        <w:rPr>
+          <w:lang w:bidi="ar-EG"/>
+        </w:rPr>
+        <w:t>Method :</w:t>
+      </w:r>
+      <w:proofErr w:type="gramEnd"/>
+      <w:r>
+        <w:rPr>
+          <w:lang w:bidi="ar-EG"/>
+        </w:rPr>
+        <w:t xml:space="preserve"> get </w:t>
+      </w:r>
+    </w:p>
+    <w:p>
+      <w:pPr>
+        <w:pStyle w:val="ListParagraph"/>
+        <w:numPr>
+          <w:ilvl w:val="0"/>
+          <w:numId w:val="2"/>
+        </w:numPr>
+        <w:rPr>
+          <w:lang w:bidi="ar-EG"/>
+        </w:rPr>
+      </w:pPr>
+      <w:r>
+        <w:rPr>
+          <w:lang w:bidi="ar-EG"/>
+        </w:rPr>
+        <w:t>/</w:t>
+      </w:r>
+      <w:proofErr w:type="spellStart"/>
+      <w:r>
+        <w:rPr>
+          <w:lang w:bidi="ar-EG"/>
+        </w:rPr>
+        <w:t>api</w:t>
+      </w:r>
+      <w:proofErr w:type="spellEnd"/>
+      <w:r>
+        <w:rPr>
+          <w:lang w:bidi="ar-EG"/>
+        </w:rPr>
+        <w:t>/lab/patient-results</w:t>
+      </w:r>
+      <w:proofErr w:type="gramStart"/>
+      <w:r>
+        <w:rPr>
+          <w:lang w:bidi="ar-EG"/>
+        </w:rPr>
+        <w:t>/:</w:t>
+      </w:r>
+      <w:proofErr w:type="spellStart"/>
+      <w:r>
+        <w:rPr>
+          <w:lang w:bidi="ar-EG"/>
+        </w:rPr>
+        <w:t>patientId</w:t>
+      </w:r>
+      <w:proofErr w:type="spellEnd"/>
+      <w:proofErr w:type="gramEnd"/>
+    </w:p>
+    <w:p>
+      <w:pPr>
         <w:pStyle w:val="Heading1"/>
       </w:pPr>
       <w:r>
         <w:t>Pharmacy end point:</w:t>
       </w:r>
     </w:p>
-    <w:p/>
+    <w:p>
+      <w:r>
+        <w:t xml:space="preserve"> **Bearer token &lt;access token&gt;**</w:t>
+      </w:r>
+    </w:p>
+    <w:p>
+      <w:pPr>
+        <w:pStyle w:val="ListParagraph"/>
+        <w:numPr>
+          <w:ilvl w:val="0"/>
+          <w:numId w:val="14"/>
+        </w:numPr>
+      </w:pPr>
+      <w:r>
+        <w:t xml:space="preserve">Get </w:t>
+      </w:r>
+      <w:proofErr w:type="gramStart"/>
+      <w:r>
+        <w:t>stock :</w:t>
+      </w:r>
+      <w:proofErr w:type="gramEnd"/>
+    </w:p>
+    <w:p>
+      <w:pPr>
+        <w:pStyle w:val="ListParagraph"/>
+        <w:numPr>
+          <w:ilvl w:val="0"/>
+          <w:numId w:val="2"/>
+        </w:numPr>
+      </w:pPr>
+      <w:proofErr w:type="gramStart"/>
+      <w:r>
+        <w:t>Method :</w:t>
+      </w:r>
+      <w:proofErr w:type="gramEnd"/>
+      <w:r>
+        <w:t xml:space="preserve"> get</w:t>
+      </w:r>
+    </w:p>
+    <w:p>
+      <w:pPr>
+        <w:pStyle w:val="ListParagraph"/>
+        <w:numPr>
+          <w:ilvl w:val="0"/>
+          <w:numId w:val="2"/>
+        </w:numPr>
+      </w:pPr>
+      <w:r>
+        <w:t>/</w:t>
+      </w:r>
+      <w:proofErr w:type="spellStart"/>
+      <w:r>
+        <w:t>api</w:t>
+      </w:r>
+      <w:proofErr w:type="spellEnd"/>
+      <w:r>
+        <w:t>/pharmacy/stock</w:t>
+      </w:r>
+    </w:p>
+    <w:p>
+      <w:pPr>
+        <w:ind w:left="720"/>
+      </w:pPr>
+    </w:p>
+    <w:p>
+      <w:pPr>
+        <w:pStyle w:val="ListParagraph"/>
+        <w:numPr>
+          <w:ilvl w:val="0"/>
+          <w:numId w:val="14"/>
+        </w:numPr>
+      </w:pPr>
+      <w:r>
+        <w:t xml:space="preserve">Add </w:t>
+      </w:r>
+      <w:proofErr w:type="gramStart"/>
+      <w:r>
+        <w:t>medicine :</w:t>
+      </w:r>
+      <w:proofErr w:type="gramEnd"/>
+    </w:p>
+    <w:p>
+      <w:pPr>
+        <w:pStyle w:val="ListParagraph"/>
+        <w:numPr>
+          <w:ilvl w:val="0"/>
+          <w:numId w:val="2"/>
+        </w:numPr>
+      </w:pPr>
+      <w:proofErr w:type="gramStart"/>
+      <w:r>
+        <w:t>Method :</w:t>
+      </w:r>
+      <w:proofErr w:type="gramEnd"/>
+      <w:r>
+        <w:t xml:space="preserve"> post</w:t>
+      </w:r>
+    </w:p>
+    <w:p>
+      <w:pPr>
+        <w:pStyle w:val="ListParagraph"/>
+        <w:numPr>
+          <w:ilvl w:val="0"/>
+          <w:numId w:val="2"/>
+        </w:numPr>
+      </w:pPr>
+      <w:r>
+        <w:t>/</w:t>
+      </w:r>
+      <w:proofErr w:type="spellStart"/>
+      <w:r>
+        <w:t>api</w:t>
+      </w:r>
+      <w:proofErr w:type="spellEnd"/>
+      <w:r>
+        <w:t>/pharmacy/add-medicine</w:t>
+      </w:r>
+    </w:p>
+    <w:p>
+      <w:pPr>
+        <w:pStyle w:val="ListParagraph"/>
+        <w:numPr>
+          <w:ilvl w:val="0"/>
+          <w:numId w:val="2"/>
+        </w:numPr>
+      </w:pPr>
+      <w:proofErr w:type="gramStart"/>
+      <w:r>
+        <w:t>Ex :</w:t>
+      </w:r>
+      <w:proofErr w:type="gramEnd"/>
+    </w:p>
+    <w:p>
+      <w:pPr>
+        <w:pStyle w:val="ListParagraph"/>
+        <w:numPr>
+          <w:ilvl w:val="0"/>
+          <w:numId w:val="2"/>
+        </w:numPr>
+        <w:shd w:val="clear" w:color="auto" w:fill="212121"/>
+        <w:spacing w:after="0" w:line="270" w:lineRule="atLeast"/>
+        <w:rPr>
+          <w:rFonts w:ascii="Courier New" w:eastAsia="Times New Roman" w:hAnsi="Courier New" w:cs="Courier New"/>
+          <w:color w:val="F8F8F2"/>
+          <w:kern w:val="0"/>
+          <w:sz w:val="18"/>
+          <w:szCs w:val="18"/>
+          <w14:ligatures w14:val="none"/>
+        </w:rPr>
+      </w:pPr>
+      <w:r>
+        <w:rPr>
+          <w:rFonts w:ascii="Courier New" w:eastAsia="Times New Roman" w:hAnsi="Courier New" w:cs="Courier New"/>
+          <w:color w:val="DCDCDC"/>
+          <w:kern w:val="0"/>
+          <w:sz w:val="18"/>
+          <w:szCs w:val="18"/>
+          <w14:ligatures w14:val="none"/>
+        </w:rPr>
+        <w:t>{</w:t>
+      </w:r>
+    </w:p>
+    <w:p>
+      <w:pPr>
+        <w:pStyle w:val="ListParagraph"/>
+        <w:numPr>
+          <w:ilvl w:val="0"/>
+          <w:numId w:val="2"/>
+        </w:numPr>
+        <w:shd w:val="clear" w:color="auto" w:fill="212121"/>
+        <w:spacing w:after="0" w:line="270" w:lineRule="atLeast"/>
+        <w:rPr>
+          <w:rFonts w:ascii="Courier New" w:eastAsia="Times New Roman" w:hAnsi="Courier New" w:cs="Courier New"/>
+          <w:color w:val="F8F8F2"/>
+          <w:kern w:val="0"/>
+          <w:sz w:val="18"/>
+          <w:szCs w:val="18"/>
+          <w14:ligatures w14:val="none"/>
+        </w:rPr>
+      </w:pPr>
+      <w:r>
+        <w:rPr>
+          <w:rFonts w:ascii="Courier New" w:eastAsia="Times New Roman" w:hAnsi="Courier New" w:cs="Courier New"/>
+          <w:color w:val="F8F8F2"/>
+          <w:kern w:val="0"/>
+          <w:sz w:val="18"/>
+          <w:szCs w:val="18"/>
+          <w14:ligatures w14:val="none"/>
+        </w:rPr>
+        <w:t xml:space="preserve">  </w:t>
+      </w:r>
+      <w:r>
+        <w:rPr>
+          <w:rFonts w:ascii="Courier New" w:eastAsia="Times New Roman" w:hAnsi="Courier New" w:cs="Courier New"/>
+          <w:color w:val="9CDCFE"/>
+          <w:kern w:val="0"/>
+          <w:sz w:val="18"/>
+          <w:szCs w:val="18"/>
+          <w14:ligatures w14:val="none"/>
+        </w:rPr>
+        <w:t>"</w:t>
+      </w:r>
+      <w:proofErr w:type="spellStart"/>
+      <w:r>
+        <w:rPr>
+          <w:rFonts w:ascii="Courier New" w:eastAsia="Times New Roman" w:hAnsi="Courier New" w:cs="Courier New"/>
+          <w:color w:val="9CDCFE"/>
+          <w:kern w:val="0"/>
+          <w:sz w:val="18"/>
+          <w:szCs w:val="18"/>
+          <w14:ligatures w14:val="none"/>
+        </w:rPr>
+        <w:t>medicineName</w:t>
+      </w:r>
+      <w:proofErr w:type="spellEnd"/>
+      <w:r>
+        <w:rPr>
+          <w:rFonts w:ascii="Courier New" w:eastAsia="Times New Roman" w:hAnsi="Courier New" w:cs="Courier New"/>
+          <w:color w:val="9CDCFE"/>
+          <w:kern w:val="0"/>
+          <w:sz w:val="18"/>
+          <w:szCs w:val="18"/>
+          <w14:ligatures w14:val="none"/>
+        </w:rPr>
+        <w:t>"</w:t>
+      </w:r>
+      <w:r>
+        <w:rPr>
+          <w:rFonts w:ascii="Courier New" w:eastAsia="Times New Roman" w:hAnsi="Courier New" w:cs="Courier New"/>
+          <w:color w:val="DCDCDC"/>
+          <w:kern w:val="0"/>
+          <w:sz w:val="18"/>
+          <w:szCs w:val="18"/>
+          <w14:ligatures w14:val="none"/>
+        </w:rPr>
+        <w:t>:</w:t>
+      </w:r>
+      <w:r>
+        <w:rPr>
+          <w:rFonts w:ascii="Courier New" w:eastAsia="Times New Roman" w:hAnsi="Courier New" w:cs="Courier New"/>
+          <w:color w:val="F8F8F2"/>
+          <w:kern w:val="0"/>
+          <w:sz w:val="18"/>
+          <w:szCs w:val="18"/>
+          <w14:ligatures w14:val="none"/>
+        </w:rPr>
+        <w:t xml:space="preserve"> </w:t>
+      </w:r>
+      <w:r>
+        <w:rPr>
+          <w:rFonts w:ascii="Courier New" w:eastAsia="Times New Roman" w:hAnsi="Courier New" w:cs="Courier New"/>
+          <w:color w:val="CE9178"/>
+          <w:kern w:val="0"/>
+          <w:sz w:val="18"/>
+          <w:szCs w:val="18"/>
+          <w14:ligatures w14:val="none"/>
+        </w:rPr>
+        <w:t>"</w:t>
+      </w:r>
+      <w:r>
+        <w:rPr>
+          <w:rFonts w:ascii="Courier New" w:eastAsia="Times New Roman" w:hAnsi="Courier New" w:cs="Courier New"/>
+          <w:color w:val="CE9178"/>
+          <w:kern w:val="0"/>
+          <w:sz w:val="18"/>
+          <w:szCs w:val="18"/>
+          <w:rtl/>
+          <w14:ligatures w14:val="none"/>
+        </w:rPr>
+        <w:t>ميوفين</w:t>
+      </w:r>
+      <w:r>
+        <w:rPr>
+          <w:rFonts w:ascii="Courier New" w:eastAsia="Times New Roman" w:hAnsi="Courier New" w:cs="Courier New"/>
+          <w:color w:val="CE9178"/>
+          <w:kern w:val="0"/>
+          <w:sz w:val="18"/>
+          <w:szCs w:val="18"/>
+          <w14:ligatures w14:val="none"/>
+        </w:rPr>
+        <w:t>"</w:t>
+      </w:r>
+      <w:r>
+        <w:rPr>
+          <w:rFonts w:ascii="Courier New" w:eastAsia="Times New Roman" w:hAnsi="Courier New" w:cs="Courier New"/>
+          <w:color w:val="DCDCDC"/>
+          <w:kern w:val="0"/>
+          <w:sz w:val="18"/>
+          <w:szCs w:val="18"/>
+          <w14:ligatures w14:val="none"/>
+        </w:rPr>
+        <w:t>,</w:t>
+      </w:r>
+    </w:p>
+    <w:p>
+      <w:pPr>
+        <w:pStyle w:val="ListParagraph"/>
+        <w:numPr>
+          <w:ilvl w:val="0"/>
+          <w:numId w:val="2"/>
+        </w:numPr>
+        <w:shd w:val="clear" w:color="auto" w:fill="212121"/>
+        <w:spacing w:after="0" w:line="270" w:lineRule="atLeast"/>
+        <w:rPr>
+          <w:rFonts w:ascii="Courier New" w:eastAsia="Times New Roman" w:hAnsi="Courier New" w:cs="Courier New"/>
+          <w:color w:val="F8F8F2"/>
+          <w:kern w:val="0"/>
+          <w:sz w:val="18"/>
+          <w:szCs w:val="18"/>
+          <w14:ligatures w14:val="none"/>
+        </w:rPr>
+      </w:pPr>
+      <w:r>
+        <w:rPr>
+          <w:rFonts w:ascii="Courier New" w:eastAsia="Times New Roman" w:hAnsi="Courier New" w:cs="Courier New"/>
+          <w:color w:val="F8F8F2"/>
+          <w:kern w:val="0"/>
+          <w:sz w:val="18"/>
+          <w:szCs w:val="18"/>
+          <w14:ligatures w14:val="none"/>
+        </w:rPr>
+        <w:t xml:space="preserve">  </w:t>
+      </w:r>
+      <w:r>
+        <w:rPr>
+          <w:rFonts w:ascii="Courier New" w:eastAsia="Times New Roman" w:hAnsi="Courier New" w:cs="Courier New"/>
+          <w:color w:val="9CDCFE"/>
+          <w:kern w:val="0"/>
+          <w:sz w:val="18"/>
+          <w:szCs w:val="18"/>
+          <w14:ligatures w14:val="none"/>
+        </w:rPr>
+        <w:t>"quantity"</w:t>
+      </w:r>
+      <w:r>
+        <w:rPr>
+          <w:rFonts w:ascii="Courier New" w:eastAsia="Times New Roman" w:hAnsi="Courier New" w:cs="Courier New"/>
+          <w:color w:val="DCDCDC"/>
+          <w:kern w:val="0"/>
+          <w:sz w:val="18"/>
+          <w:szCs w:val="18"/>
+          <w14:ligatures w14:val="none"/>
+        </w:rPr>
+        <w:t>:</w:t>
+      </w:r>
+      <w:r>
+        <w:rPr>
+          <w:rFonts w:ascii="Courier New" w:eastAsia="Times New Roman" w:hAnsi="Courier New" w:cs="Courier New"/>
+          <w:color w:val="F8F8F2"/>
+          <w:kern w:val="0"/>
+          <w:sz w:val="18"/>
+          <w:szCs w:val="18"/>
+          <w14:ligatures w14:val="none"/>
+        </w:rPr>
+        <w:t xml:space="preserve"> </w:t>
+      </w:r>
+      <w:r>
+        <w:rPr>
+          <w:rFonts w:ascii="Courier New" w:eastAsia="Times New Roman" w:hAnsi="Courier New" w:cs="Courier New"/>
+          <w:color w:val="B5CEA8"/>
+          <w:kern w:val="0"/>
+          <w:sz w:val="18"/>
+          <w:szCs w:val="18"/>
+          <w14:ligatures w14:val="none"/>
+        </w:rPr>
+        <w:t>100</w:t>
+      </w:r>
+      <w:r>
+        <w:rPr>
+          <w:rFonts w:ascii="Courier New" w:eastAsia="Times New Roman" w:hAnsi="Courier New" w:cs="Courier New"/>
+          <w:color w:val="DCDCDC"/>
+          <w:kern w:val="0"/>
+          <w:sz w:val="18"/>
+          <w:szCs w:val="18"/>
+          <w14:ligatures w14:val="none"/>
+        </w:rPr>
+        <w:t>,</w:t>
+      </w:r>
+    </w:p>
+    <w:p>
+      <w:pPr>
+        <w:pStyle w:val="ListParagraph"/>
+        <w:numPr>
+          <w:ilvl w:val="0"/>
+          <w:numId w:val="2"/>
+        </w:numPr>
+        <w:shd w:val="clear" w:color="auto" w:fill="212121"/>
+        <w:spacing w:after="0" w:line="270" w:lineRule="atLeast"/>
+        <w:rPr>
+          <w:rFonts w:ascii="Courier New" w:eastAsia="Times New Roman" w:hAnsi="Courier New" w:cs="Courier New"/>
+          <w:color w:val="F8F8F2"/>
+          <w:kern w:val="0"/>
+          <w:sz w:val="18"/>
+          <w:szCs w:val="18"/>
+          <w14:ligatures w14:val="none"/>
+        </w:rPr>
+      </w:pPr>
+      <w:r>
+        <w:rPr>
+          <w:rFonts w:ascii="Courier New" w:eastAsia="Times New Roman" w:hAnsi="Courier New" w:cs="Courier New"/>
+          <w:color w:val="F8F8F2"/>
+          <w:kern w:val="0"/>
+          <w:sz w:val="18"/>
+          <w:szCs w:val="18"/>
+          <w14:ligatures w14:val="none"/>
+        </w:rPr>
+        <w:t xml:space="preserve">  </w:t>
+      </w:r>
+      <w:r>
+        <w:rPr>
+          <w:rFonts w:ascii="Courier New" w:eastAsia="Times New Roman" w:hAnsi="Courier New" w:cs="Courier New"/>
+          <w:color w:val="9CDCFE"/>
+          <w:kern w:val="0"/>
+          <w:sz w:val="18"/>
+          <w:szCs w:val="18"/>
+          <w14:ligatures w14:val="none"/>
+        </w:rPr>
+        <w:t>"price"</w:t>
+      </w:r>
+      <w:r>
+        <w:rPr>
+          <w:rFonts w:ascii="Courier New" w:eastAsia="Times New Roman" w:hAnsi="Courier New" w:cs="Courier New"/>
+          <w:color w:val="DCDCDC"/>
+          <w:kern w:val="0"/>
+          <w:sz w:val="18"/>
+          <w:szCs w:val="18"/>
+          <w14:ligatures w14:val="none"/>
+        </w:rPr>
+        <w:t>:</w:t>
+      </w:r>
+      <w:r>
+        <w:rPr>
+          <w:rFonts w:ascii="Courier New" w:eastAsia="Times New Roman" w:hAnsi="Courier New" w:cs="Courier New"/>
+          <w:color w:val="F8F8F2"/>
+          <w:kern w:val="0"/>
+          <w:sz w:val="18"/>
+          <w:szCs w:val="18"/>
+          <w14:ligatures w14:val="none"/>
+        </w:rPr>
+        <w:t xml:space="preserve"> </w:t>
+      </w:r>
+      <w:r>
+        <w:rPr>
+          <w:rFonts w:ascii="Courier New" w:eastAsia="Times New Roman" w:hAnsi="Courier New" w:cs="Courier New"/>
+          <w:color w:val="B5CEA8"/>
+          <w:kern w:val="0"/>
+          <w:sz w:val="18"/>
+          <w:szCs w:val="18"/>
+          <w14:ligatures w14:val="none"/>
+        </w:rPr>
+        <w:t>100</w:t>
+      </w:r>
+      <w:r>
+        <w:rPr>
+          <w:rFonts w:ascii="Courier New" w:eastAsia="Times New Roman" w:hAnsi="Courier New" w:cs="Courier New"/>
+          <w:color w:val="DCDCDC"/>
+          <w:kern w:val="0"/>
+          <w:sz w:val="18"/>
+          <w:szCs w:val="18"/>
+          <w14:ligatures w14:val="none"/>
+        </w:rPr>
+        <w:t>,</w:t>
+      </w:r>
+    </w:p>
+    <w:p>
+      <w:pPr>
+        <w:pStyle w:val="ListParagraph"/>
+        <w:numPr>
+          <w:ilvl w:val="0"/>
+          <w:numId w:val="2"/>
+        </w:numPr>
+        <w:shd w:val="clear" w:color="auto" w:fill="212121"/>
+        <w:spacing w:after="0" w:line="270" w:lineRule="atLeast"/>
+        <w:rPr>
+          <w:rFonts w:ascii="Courier New" w:eastAsia="Times New Roman" w:hAnsi="Courier New" w:cs="Courier New"/>
+          <w:color w:val="F8F8F2"/>
+          <w:kern w:val="0"/>
+          <w:sz w:val="18"/>
+          <w:szCs w:val="18"/>
+          <w14:ligatures w14:val="none"/>
+        </w:rPr>
+      </w:pPr>
+      <w:r>
+        <w:rPr>
+          <w:rFonts w:ascii="Courier New" w:eastAsia="Times New Roman" w:hAnsi="Courier New" w:cs="Courier New"/>
+          <w:color w:val="F8F8F2"/>
+          <w:kern w:val="0"/>
+          <w:sz w:val="18"/>
+          <w:szCs w:val="18"/>
+          <w14:ligatures w14:val="none"/>
+        </w:rPr>
+        <w:t xml:space="preserve">  </w:t>
+      </w:r>
+      <w:r>
+        <w:rPr>
+          <w:rFonts w:ascii="Courier New" w:eastAsia="Times New Roman" w:hAnsi="Courier New" w:cs="Courier New"/>
+          <w:color w:val="9CDCFE"/>
+          <w:kern w:val="0"/>
+          <w:sz w:val="18"/>
+          <w:szCs w:val="18"/>
+          <w14:ligatures w14:val="none"/>
+        </w:rPr>
+        <w:t>"</w:t>
+      </w:r>
+      <w:proofErr w:type="spellStart"/>
+      <w:r>
+        <w:rPr>
+          <w:rFonts w:ascii="Courier New" w:eastAsia="Times New Roman" w:hAnsi="Courier New" w:cs="Courier New"/>
+          <w:color w:val="9CDCFE"/>
+          <w:kern w:val="0"/>
+          <w:sz w:val="18"/>
+          <w:szCs w:val="18"/>
+          <w14:ligatures w14:val="none"/>
+        </w:rPr>
+        <w:t>expirationDate</w:t>
+      </w:r>
+      <w:proofErr w:type="spellEnd"/>
+      <w:r>
+        <w:rPr>
+          <w:rFonts w:ascii="Courier New" w:eastAsia="Times New Roman" w:hAnsi="Courier New" w:cs="Courier New"/>
+          <w:color w:val="9CDCFE"/>
+          <w:kern w:val="0"/>
+          <w:sz w:val="18"/>
+          <w:szCs w:val="18"/>
+          <w14:ligatures w14:val="none"/>
+        </w:rPr>
+        <w:t>"</w:t>
+      </w:r>
+      <w:r>
+        <w:rPr>
+          <w:rFonts w:ascii="Courier New" w:eastAsia="Times New Roman" w:hAnsi="Courier New" w:cs="Courier New"/>
+          <w:color w:val="DCDCDC"/>
+          <w:kern w:val="0"/>
+          <w:sz w:val="18"/>
+          <w:szCs w:val="18"/>
+          <w14:ligatures w14:val="none"/>
+        </w:rPr>
+        <w:t>:</w:t>
+      </w:r>
+      <w:r>
+        <w:rPr>
+          <w:rFonts w:ascii="Courier New" w:eastAsia="Times New Roman" w:hAnsi="Courier New" w:cs="Courier New"/>
+          <w:color w:val="F8F8F2"/>
+          <w:kern w:val="0"/>
+          <w:sz w:val="18"/>
+          <w:szCs w:val="18"/>
+          <w14:ligatures w14:val="none"/>
+        </w:rPr>
+        <w:t xml:space="preserve"> </w:t>
+      </w:r>
+      <w:r>
+        <w:rPr>
+          <w:rFonts w:ascii="Courier New" w:eastAsia="Times New Roman" w:hAnsi="Courier New" w:cs="Courier New"/>
+          <w:color w:val="CE9178"/>
+          <w:kern w:val="0"/>
+          <w:sz w:val="18"/>
+          <w:szCs w:val="18"/>
+          <w14:ligatures w14:val="none"/>
+        </w:rPr>
+        <w:t>"2026-12-01"</w:t>
+      </w:r>
+      <w:r>
+        <w:rPr>
+          <w:rFonts w:ascii="Courier New" w:eastAsia="Times New Roman" w:hAnsi="Courier New" w:cs="Courier New"/>
+          <w:color w:val="DCDCDC"/>
+          <w:kern w:val="0"/>
+          <w:sz w:val="18"/>
+          <w:szCs w:val="18"/>
+          <w14:ligatures w14:val="none"/>
+        </w:rPr>
+        <w:t>,</w:t>
+      </w:r>
+    </w:p>
+    <w:p>
+      <w:pPr>
+        <w:pStyle w:val="ListParagraph"/>
+        <w:numPr>
+          <w:ilvl w:val="0"/>
+          <w:numId w:val="2"/>
+        </w:numPr>
+        <w:shd w:val="clear" w:color="auto" w:fill="212121"/>
+        <w:spacing w:after="0" w:line="270" w:lineRule="atLeast"/>
+        <w:rPr>
+          <w:rFonts w:ascii="Courier New" w:eastAsia="Times New Roman" w:hAnsi="Courier New" w:cs="Courier New"/>
+          <w:color w:val="F8F8F2"/>
+          <w:kern w:val="0"/>
+          <w:sz w:val="18"/>
+          <w:szCs w:val="18"/>
+          <w14:ligatures w14:val="none"/>
+        </w:rPr>
+      </w:pPr>
+      <w:r>
+        <w:rPr>
+          <w:rFonts w:ascii="Courier New" w:eastAsia="Times New Roman" w:hAnsi="Courier New" w:cs="Courier New"/>
+          <w:color w:val="F8F8F2"/>
+          <w:kern w:val="0"/>
+          <w:sz w:val="18"/>
+          <w:szCs w:val="18"/>
+          <w14:ligatures w14:val="none"/>
+        </w:rPr>
+        <w:t xml:space="preserve">  </w:t>
+      </w:r>
+      <w:r>
+        <w:rPr>
+          <w:rFonts w:ascii="Courier New" w:eastAsia="Times New Roman" w:hAnsi="Courier New" w:cs="Courier New"/>
+          <w:color w:val="9CDCFE"/>
+          <w:kern w:val="0"/>
+          <w:sz w:val="18"/>
+          <w:szCs w:val="18"/>
+          <w14:ligatures w14:val="none"/>
+        </w:rPr>
+        <w:t>"category"</w:t>
+      </w:r>
+      <w:r>
+        <w:rPr>
+          <w:rFonts w:ascii="Courier New" w:eastAsia="Times New Roman" w:hAnsi="Courier New" w:cs="Courier New"/>
+          <w:color w:val="DCDCDC"/>
+          <w:kern w:val="0"/>
+          <w:sz w:val="18"/>
+          <w:szCs w:val="18"/>
+          <w14:ligatures w14:val="none"/>
+        </w:rPr>
+        <w:t>:</w:t>
+      </w:r>
+      <w:r>
+        <w:rPr>
+          <w:rFonts w:ascii="Courier New" w:eastAsia="Times New Roman" w:hAnsi="Courier New" w:cs="Courier New"/>
+          <w:color w:val="F8F8F2"/>
+          <w:kern w:val="0"/>
+          <w:sz w:val="18"/>
+          <w:szCs w:val="18"/>
+          <w14:ligatures w14:val="none"/>
+        </w:rPr>
+        <w:t xml:space="preserve"> </w:t>
+      </w:r>
+      <w:r>
+        <w:rPr>
+          <w:rFonts w:ascii="Courier New" w:eastAsia="Times New Roman" w:hAnsi="Courier New" w:cs="Courier New"/>
+          <w:color w:val="CE9178"/>
+          <w:kern w:val="0"/>
+          <w:sz w:val="18"/>
+          <w:szCs w:val="18"/>
+          <w14:ligatures w14:val="none"/>
+        </w:rPr>
+        <w:t>"Other"</w:t>
+      </w:r>
+      <w:r>
+        <w:rPr>
+          <w:rFonts w:ascii="Courier New" w:eastAsia="Times New Roman" w:hAnsi="Courier New" w:cs="Courier New"/>
+          <w:color w:val="DCDCDC"/>
+          <w:kern w:val="0"/>
+          <w:sz w:val="18"/>
+          <w:szCs w:val="18"/>
+          <w14:ligatures w14:val="none"/>
+        </w:rPr>
+        <w:t>,</w:t>
+      </w:r>
+      <w:r>
+        <w:rPr>
+          <w:rFonts w:ascii="Courier New" w:eastAsia="Times New Roman" w:hAnsi="Courier New" w:cs="Courier New"/>
+          <w:color w:val="F8F8F2"/>
+          <w:kern w:val="0"/>
+          <w:sz w:val="18"/>
+          <w:szCs w:val="18"/>
+          <w14:ligatures w14:val="none"/>
+        </w:rPr>
+        <w:t xml:space="preserve"> </w:t>
+      </w:r>
+    </w:p>
+    <w:p>
+      <w:pPr>
+        <w:pStyle w:val="ListParagraph"/>
+        <w:numPr>
+          <w:ilvl w:val="0"/>
+          <w:numId w:val="2"/>
+        </w:numPr>
+        <w:shd w:val="clear" w:color="auto" w:fill="212121"/>
+        <w:spacing w:after="0" w:line="270" w:lineRule="atLeast"/>
+        <w:rPr>
+          <w:rFonts w:ascii="Courier New" w:eastAsia="Times New Roman" w:hAnsi="Courier New" w:cs="Courier New"/>
+          <w:color w:val="F8F8F2"/>
+          <w:kern w:val="0"/>
+          <w:sz w:val="18"/>
+          <w:szCs w:val="18"/>
+          <w14:ligatures w14:val="none"/>
+        </w:rPr>
+      </w:pPr>
+      <w:r>
+        <w:rPr>
+          <w:rFonts w:ascii="Courier New" w:eastAsia="Times New Roman" w:hAnsi="Courier New" w:cs="Courier New"/>
+          <w:color w:val="F8F8F2"/>
+          <w:kern w:val="0"/>
+          <w:sz w:val="18"/>
+          <w:szCs w:val="18"/>
+          <w14:ligatures w14:val="none"/>
+        </w:rPr>
+        <w:t xml:space="preserve">  </w:t>
+      </w:r>
+      <w:r>
+        <w:rPr>
+          <w:rFonts w:ascii="Courier New" w:eastAsia="Times New Roman" w:hAnsi="Courier New" w:cs="Courier New"/>
+          <w:color w:val="9CDCFE"/>
+          <w:kern w:val="0"/>
+          <w:sz w:val="18"/>
+          <w:szCs w:val="18"/>
+          <w14:ligatures w14:val="none"/>
+        </w:rPr>
+        <w:t>"description"</w:t>
+      </w:r>
+      <w:r>
+        <w:rPr>
+          <w:rFonts w:ascii="Courier New" w:eastAsia="Times New Roman" w:hAnsi="Courier New" w:cs="Courier New"/>
+          <w:color w:val="DCDCDC"/>
+          <w:kern w:val="0"/>
+          <w:sz w:val="18"/>
+          <w:szCs w:val="18"/>
+          <w14:ligatures w14:val="none"/>
+        </w:rPr>
+        <w:t>:</w:t>
+      </w:r>
+      <w:r>
+        <w:rPr>
+          <w:rFonts w:ascii="Courier New" w:eastAsia="Times New Roman" w:hAnsi="Courier New" w:cs="Courier New"/>
+          <w:color w:val="F8F8F2"/>
+          <w:kern w:val="0"/>
+          <w:sz w:val="18"/>
+          <w:szCs w:val="18"/>
+          <w14:ligatures w14:val="none"/>
+        </w:rPr>
+        <w:t xml:space="preserve"> </w:t>
+      </w:r>
+      <w:r>
+        <w:rPr>
+          <w:rFonts w:ascii="Courier New" w:eastAsia="Times New Roman" w:hAnsi="Courier New" w:cs="Courier New"/>
+          <w:color w:val="CE9178"/>
+          <w:kern w:val="0"/>
+          <w:sz w:val="18"/>
+          <w:szCs w:val="18"/>
+          <w14:ligatures w14:val="none"/>
+        </w:rPr>
+        <w:t xml:space="preserve">" </w:t>
+      </w:r>
+      <w:r>
+        <w:rPr>
+          <w:rFonts w:ascii="Courier New" w:eastAsia="Times New Roman" w:hAnsi="Courier New" w:cs="Courier New"/>
+          <w:color w:val="CE9178"/>
+          <w:kern w:val="0"/>
+          <w:sz w:val="18"/>
+          <w:szCs w:val="18"/>
+          <w:rtl/>
+          <w14:ligatures w14:val="none"/>
+        </w:rPr>
+        <w:t>باسط عضلات</w:t>
+      </w:r>
+      <w:r>
+        <w:rPr>
+          <w:rFonts w:ascii="Courier New" w:eastAsia="Times New Roman" w:hAnsi="Courier New" w:cs="Courier New"/>
+          <w:color w:val="CE9178"/>
+          <w:kern w:val="0"/>
+          <w:sz w:val="18"/>
+          <w:szCs w:val="18"/>
+          <w14:ligatures w14:val="none"/>
+        </w:rPr>
+        <w:t>"</w:t>
+      </w:r>
+    </w:p>
+    <w:p>
+      <w:pPr>
+        <w:pStyle w:val="ListParagraph"/>
+        <w:numPr>
+          <w:ilvl w:val="0"/>
+          <w:numId w:val="2"/>
+        </w:numPr>
+        <w:shd w:val="clear" w:color="auto" w:fill="212121"/>
+        <w:spacing w:after="0" w:line="270" w:lineRule="atLeast"/>
+        <w:rPr>
+          <w:rFonts w:ascii="Courier New" w:eastAsia="Times New Roman" w:hAnsi="Courier New" w:cs="Courier New"/>
+          <w:color w:val="F8F8F2"/>
+          <w:kern w:val="0"/>
+          <w:sz w:val="18"/>
+          <w:szCs w:val="18"/>
+          <w14:ligatures w14:val="none"/>
+        </w:rPr>
+      </w:pPr>
+      <w:r>
+        <w:rPr>
+          <w:rFonts w:ascii="Courier New" w:eastAsia="Times New Roman" w:hAnsi="Courier New" w:cs="Courier New"/>
+          <w:color w:val="DCDCDC"/>
+          <w:kern w:val="0"/>
+          <w:sz w:val="18"/>
+          <w:szCs w:val="18"/>
+          <w14:ligatures w14:val="none"/>
+        </w:rPr>
+        <w:t>}</w:t>
+      </w:r>
+    </w:p>
+    <w:p>
+      <w:pPr>
+        <w:ind w:left="720"/>
+      </w:pPr>
+    </w:p>
+    <w:p>
+      <w:pPr>
+        <w:pStyle w:val="ListParagraph"/>
+        <w:numPr>
+          <w:ilvl w:val="0"/>
+          <w:numId w:val="14"/>
+        </w:numPr>
+      </w:pPr>
+      <w:r>
+        <w:t xml:space="preserve">Update </w:t>
+      </w:r>
+      <w:proofErr w:type="gramStart"/>
+      <w:r>
+        <w:t>medicine :</w:t>
+      </w:r>
+      <w:proofErr w:type="gramEnd"/>
+    </w:p>
+    <w:p>
+      <w:pPr>
+        <w:pStyle w:val="ListParagraph"/>
+        <w:numPr>
+          <w:ilvl w:val="0"/>
+          <w:numId w:val="2"/>
+        </w:numPr>
+      </w:pPr>
+      <w:proofErr w:type="gramStart"/>
+      <w:r>
+        <w:t>Method :</w:t>
+      </w:r>
+      <w:proofErr w:type="gramEnd"/>
+      <w:r>
+        <w:t xml:space="preserve"> put</w:t>
+      </w:r>
+    </w:p>
+    <w:p>
+      <w:pPr>
+        <w:pStyle w:val="ListParagraph"/>
+        <w:numPr>
+          <w:ilvl w:val="0"/>
+          <w:numId w:val="2"/>
+        </w:numPr>
+      </w:pPr>
+      <w:r>
+        <w:t>/</w:t>
+      </w:r>
+      <w:proofErr w:type="spellStart"/>
+      <w:r>
+        <w:t>api</w:t>
+      </w:r>
+      <w:proofErr w:type="spellEnd"/>
+      <w:r>
+        <w:t>/pharmacy/update-medicine/</w:t>
+      </w:r>
+      <w:proofErr w:type="spellStart"/>
+      <w:r>
+        <w:t>medicineId</w:t>
+      </w:r>
+      <w:proofErr w:type="spellEnd"/>
+    </w:p>
+    <w:p>
+      <w:pPr>
+        <w:pStyle w:val="ListParagraph"/>
+        <w:numPr>
+          <w:ilvl w:val="0"/>
+          <w:numId w:val="2"/>
+        </w:numPr>
+      </w:pPr>
+      <w:proofErr w:type="gramStart"/>
+      <w:r>
+        <w:t>Ex :</w:t>
+      </w:r>
+      <w:proofErr w:type="gramEnd"/>
+    </w:p>
+    <w:p>
+      <w:pPr>
+        <w:pStyle w:val="ListParagraph"/>
+        <w:numPr>
+          <w:ilvl w:val="0"/>
+          <w:numId w:val="2"/>
+        </w:numPr>
+        <w:shd w:val="clear" w:color="auto" w:fill="212121"/>
+        <w:spacing w:after="0" w:line="270" w:lineRule="atLeast"/>
+        <w:rPr>
+          <w:rFonts w:ascii="Courier New" w:eastAsia="Times New Roman" w:hAnsi="Courier New" w:cs="Courier New"/>
+          <w:color w:val="F8F8F2"/>
+          <w:kern w:val="0"/>
+          <w:sz w:val="18"/>
+          <w:szCs w:val="18"/>
+          <w14:ligatures w14:val="none"/>
+        </w:rPr>
+      </w:pPr>
+      <w:r>
+        <w:rPr>
+          <w:rFonts w:ascii="Courier New" w:eastAsia="Times New Roman" w:hAnsi="Courier New" w:cs="Courier New"/>
+          <w:color w:val="DCDCDC"/>
+          <w:kern w:val="0"/>
+          <w:sz w:val="18"/>
+          <w:szCs w:val="18"/>
+          <w14:ligatures w14:val="none"/>
+        </w:rPr>
+        <w:t>{</w:t>
+      </w:r>
+    </w:p>
+    <w:p>
+      <w:pPr>
+        <w:pStyle w:val="ListParagraph"/>
+        <w:numPr>
+          <w:ilvl w:val="0"/>
+          <w:numId w:val="2"/>
+        </w:numPr>
+        <w:shd w:val="clear" w:color="auto" w:fill="212121"/>
+        <w:spacing w:after="0" w:line="270" w:lineRule="atLeast"/>
+        <w:rPr>
+          <w:rFonts w:ascii="Courier New" w:eastAsia="Times New Roman" w:hAnsi="Courier New" w:cs="Courier New"/>
+          <w:color w:val="F8F8F2"/>
+          <w:kern w:val="0"/>
+          <w:sz w:val="18"/>
+          <w:szCs w:val="18"/>
+          <w14:ligatures w14:val="none"/>
+        </w:rPr>
+      </w:pPr>
+    </w:p>
+    <w:p>
+      <w:pPr>
+        <w:pStyle w:val="ListParagraph"/>
+        <w:numPr>
+          <w:ilvl w:val="0"/>
+          <w:numId w:val="2"/>
+        </w:numPr>
+        <w:shd w:val="clear" w:color="auto" w:fill="212121"/>
+        <w:spacing w:after="0" w:line="270" w:lineRule="atLeast"/>
+        <w:rPr>
+          <w:rFonts w:ascii="Courier New" w:eastAsia="Times New Roman" w:hAnsi="Courier New" w:cs="Courier New"/>
+          <w:color w:val="F8F8F2"/>
+          <w:kern w:val="0"/>
+          <w:sz w:val="18"/>
+          <w:szCs w:val="18"/>
+          <w14:ligatures w14:val="none"/>
+        </w:rPr>
+      </w:pPr>
+      <w:r>
+        <w:rPr>
+          <w:rFonts w:ascii="Courier New" w:eastAsia="Times New Roman" w:hAnsi="Courier New" w:cs="Courier New"/>
+          <w:color w:val="F8F8F2"/>
+          <w:kern w:val="0"/>
+          <w:sz w:val="18"/>
+          <w:szCs w:val="18"/>
+          <w14:ligatures w14:val="none"/>
+        </w:rPr>
+        <w:t xml:space="preserve">  </w:t>
+      </w:r>
+      <w:r>
+        <w:rPr>
+          <w:rFonts w:ascii="Courier New" w:eastAsia="Times New Roman" w:hAnsi="Courier New" w:cs="Courier New"/>
+          <w:color w:val="9CDCFE"/>
+          <w:kern w:val="0"/>
+          <w:sz w:val="18"/>
+          <w:szCs w:val="18"/>
+          <w14:ligatures w14:val="none"/>
+        </w:rPr>
+        <w:t>"quantity"</w:t>
+      </w:r>
+      <w:r>
+        <w:rPr>
+          <w:rFonts w:ascii="Courier New" w:eastAsia="Times New Roman" w:hAnsi="Courier New" w:cs="Courier New"/>
+          <w:color w:val="DCDCDC"/>
+          <w:kern w:val="0"/>
+          <w:sz w:val="18"/>
+          <w:szCs w:val="18"/>
+          <w14:ligatures w14:val="none"/>
+        </w:rPr>
+        <w:t>:</w:t>
+      </w:r>
+      <w:r>
+        <w:rPr>
+          <w:rFonts w:ascii="Courier New" w:eastAsia="Times New Roman" w:hAnsi="Courier New" w:cs="Courier New"/>
+          <w:color w:val="F8F8F2"/>
+          <w:kern w:val="0"/>
+          <w:sz w:val="18"/>
+          <w:szCs w:val="18"/>
+          <w14:ligatures w14:val="none"/>
+        </w:rPr>
+        <w:t xml:space="preserve"> </w:t>
+      </w:r>
+      <w:r>
+        <w:rPr>
+          <w:rFonts w:ascii="Courier New" w:eastAsia="Times New Roman" w:hAnsi="Courier New" w:cs="Courier New"/>
+          <w:color w:val="B5CEA8"/>
+          <w:kern w:val="0"/>
+          <w:sz w:val="18"/>
+          <w:szCs w:val="18"/>
+          <w14:ligatures w14:val="none"/>
+        </w:rPr>
+        <w:t>250</w:t>
+      </w:r>
+    </w:p>
+    <w:p>
+      <w:pPr>
+        <w:pStyle w:val="ListParagraph"/>
+        <w:numPr>
+          <w:ilvl w:val="0"/>
+          <w:numId w:val="2"/>
+        </w:numPr>
+        <w:shd w:val="clear" w:color="auto" w:fill="212121"/>
+        <w:spacing w:after="0" w:line="270" w:lineRule="atLeast"/>
+        <w:rPr>
+          <w:rFonts w:ascii="Courier New" w:eastAsia="Times New Roman" w:hAnsi="Courier New" w:cs="Courier New"/>
+          <w:color w:val="F8F8F2"/>
+          <w:kern w:val="0"/>
+          <w:sz w:val="18"/>
+          <w:szCs w:val="18"/>
+          <w14:ligatures w14:val="none"/>
+        </w:rPr>
+      </w:pPr>
+    </w:p>
+    <w:p>
+      <w:pPr>
+        <w:pStyle w:val="ListParagraph"/>
+        <w:numPr>
+          <w:ilvl w:val="0"/>
+          <w:numId w:val="2"/>
+        </w:numPr>
+        <w:shd w:val="clear" w:color="auto" w:fill="212121"/>
+        <w:spacing w:after="0" w:line="270" w:lineRule="atLeast"/>
+        <w:rPr>
+          <w:rFonts w:ascii="Courier New" w:eastAsia="Times New Roman" w:hAnsi="Courier New" w:cs="Courier New"/>
+          <w:color w:val="F8F8F2"/>
+          <w:kern w:val="0"/>
+          <w:sz w:val="18"/>
+          <w:szCs w:val="18"/>
+          <w14:ligatures w14:val="none"/>
+        </w:rPr>
+      </w:pPr>
+      <w:r>
+        <w:rPr>
+          <w:rFonts w:ascii="Courier New" w:eastAsia="Times New Roman" w:hAnsi="Courier New" w:cs="Courier New"/>
+          <w:color w:val="DCDCDC"/>
+          <w:kern w:val="0"/>
+          <w:sz w:val="18"/>
+          <w:szCs w:val="18"/>
+          <w14:ligatures w14:val="none"/>
+        </w:rPr>
+        <w:t>}</w:t>
+      </w:r>
+    </w:p>
+    <w:p>
+      <w:pPr>
+        <w:pStyle w:val="ListParagraph"/>
+        <w:ind w:left="1080"/>
+      </w:pPr>
+    </w:p>
+    <w:p>
+      <w:pPr>
+        <w:pStyle w:val="ListParagraph"/>
+        <w:numPr>
+          <w:ilvl w:val="0"/>
+          <w:numId w:val="14"/>
+        </w:numPr>
+      </w:pPr>
+      <w:r>
+        <w:t xml:space="preserve">Delete </w:t>
+      </w:r>
+      <w:proofErr w:type="gramStart"/>
+      <w:r>
+        <w:t>medicine :</w:t>
+      </w:r>
+      <w:proofErr w:type="gramEnd"/>
+    </w:p>
+    <w:p>
+      <w:pPr>
+        <w:pStyle w:val="ListParagraph"/>
+        <w:numPr>
+          <w:ilvl w:val="0"/>
+          <w:numId w:val="2"/>
+        </w:numPr>
+      </w:pPr>
+      <w:proofErr w:type="gramStart"/>
+      <w:r>
+        <w:t>Method :</w:t>
+      </w:r>
+      <w:proofErr w:type="gramEnd"/>
+      <w:r>
+        <w:t xml:space="preserve"> delete</w:t>
+      </w:r>
+    </w:p>
+    <w:p>
+      <w:pPr>
+        <w:pStyle w:val="ListParagraph"/>
+        <w:numPr>
+          <w:ilvl w:val="0"/>
+          <w:numId w:val="2"/>
+        </w:numPr>
+      </w:pPr>
+      <w:r>
+        <w:t>/</w:t>
+      </w:r>
+      <w:proofErr w:type="spellStart"/>
+      <w:r>
+        <w:t>api</w:t>
+      </w:r>
+      <w:proofErr w:type="spellEnd"/>
+      <w:r>
+        <w:t>/pharmacy/delete-medicine/</w:t>
+      </w:r>
+      <w:proofErr w:type="spellStart"/>
+      <w:r>
+        <w:t>medicineId</w:t>
+      </w:r>
+      <w:proofErr w:type="spellEnd"/>
+    </w:p>
+    <w:p>
+      <w:pPr>
+        <w:pStyle w:val="ListParagraph"/>
+        <w:ind w:left="1080"/>
+      </w:pPr>
+    </w:p>
+    <w:p>
+      <w:pPr>
+        <w:pStyle w:val="ListParagraph"/>
+        <w:ind w:left="1080"/>
+      </w:pPr>
+    </w:p>
+    <w:p>
+      <w:pPr>
+        <w:pStyle w:val="ListParagraph"/>
+        <w:numPr>
+          <w:ilvl w:val="0"/>
+          <w:numId w:val="14"/>
+        </w:numPr>
+      </w:pPr>
+      <w:r>
+        <w:t xml:space="preserve">Search for </w:t>
+      </w:r>
+      <w:proofErr w:type="gramStart"/>
+      <w:r>
+        <w:t>medicine :</w:t>
+      </w:r>
+      <w:proofErr w:type="gramEnd"/>
+    </w:p>
+    <w:p>
+      <w:pPr>
+        <w:pStyle w:val="ListParagraph"/>
+        <w:numPr>
+          <w:ilvl w:val="0"/>
+          <w:numId w:val="2"/>
+        </w:numPr>
+      </w:pPr>
+      <w:proofErr w:type="gramStart"/>
+      <w:r>
+        <w:t>Method :</w:t>
+      </w:r>
+      <w:proofErr w:type="gramEnd"/>
+      <w:r>
+        <w:t xml:space="preserve"> get</w:t>
+      </w:r>
+    </w:p>
+    <w:p>
+      <w:pPr>
+        <w:pStyle w:val="ListParagraph"/>
+        <w:numPr>
+          <w:ilvl w:val="0"/>
+          <w:numId w:val="2"/>
+        </w:numPr>
+      </w:pPr>
+      <w:r>
+        <w:t>/</w:t>
+      </w:r>
+      <w:proofErr w:type="spellStart"/>
+      <w:r>
+        <w:t>api</w:t>
+      </w:r>
+      <w:proofErr w:type="spellEnd"/>
+      <w:r>
+        <w:t>/pharmacy/</w:t>
+      </w:r>
+      <w:proofErr w:type="spellStart"/>
+      <w:r>
+        <w:t>search?name</w:t>
+      </w:r>
+      <w:proofErr w:type="spellEnd"/>
+      <w:r>
+        <w:t>=</w:t>
+      </w:r>
+      <w:r>
+        <w:t>XXX</w:t>
+      </w:r>
+    </w:p>
+    <w:p>
+      <w:pPr>
+        <w:pStyle w:val="ListParagraph"/>
+        <w:numPr>
+          <w:ilvl w:val="0"/>
+          <w:numId w:val="2"/>
+        </w:numPr>
+      </w:pPr>
+      <w:r>
+        <w:drawing>
+          <wp:inline distT="0" distB="0" distL="0" distR="0" wp14:anchorId="34D33DC0" wp14:editId="6C4C8163">
+            <wp:extent cx="5943600" cy="3317875"/>
+            <wp:effectExtent l="0" t="0" r="0" b="0"/>
+            <wp:docPr id="3" name="Picture 3"/>
+            <wp:cNvGraphicFramePr>
+              <a:graphicFrameLocks xmlns:a="http://schemas.openxmlformats.org/drawingml/2006/main" noChangeAspect="1"/>
+            </wp:cNvGraphicFramePr>
+            <a:graphic xmlns:a="http://schemas.openxmlformats.org/drawingml/2006/main">
+              <a:graphicData uri="http://schemas.openxmlformats.org/drawingml/2006/picture">
+                <pic:pic xmlns:pic="http://schemas.openxmlformats.org/drawingml/2006/picture">
+                  <pic:nvPicPr>
+                    <pic:cNvPr id="1" name=""/>
+                    <pic:cNvPicPr/>
+                  </pic:nvPicPr>
+                  <pic:blipFill>
+                    <a:blip r:embed="rId8"/>
+                    <a:stretch>
+                      <a:fillRect/>
+                    </a:stretch>
+                  </pic:blipFill>
+                  <pic:spPr>
+                    <a:xfrm>
+                      <a:off x="0" y="0"/>
+                      <a:ext cx="5943600" cy="3317875"/>
+                    </a:xfrm>
+                    <a:prstGeom prst="rect">
+                      <a:avLst/>
+                    </a:prstGeom>
+                  </pic:spPr>
+                </pic:pic>
+              </a:graphicData>
+            </a:graphic>
+          </wp:inline>
+        </w:drawing>
+      </w:r>
+    </w:p>
+    <w:p>
+      <w:pPr>
+        <w:pStyle w:val="ListParagraph"/>
+        <w:numPr>
+          <w:ilvl w:val="0"/>
+          <w:numId w:val="14"/>
+        </w:numPr>
+      </w:pPr>
+      <w:r>
+        <w:t>dispense medicine</w:t>
+      </w:r>
+      <w:r>
+        <w:t>:</w:t>
+      </w:r>
+    </w:p>
+    <w:p>
+      <w:pPr>
+        <w:pStyle w:val="ListParagraph"/>
+        <w:numPr>
+          <w:ilvl w:val="0"/>
+          <w:numId w:val="2"/>
+        </w:numPr>
+      </w:pPr>
+      <w:proofErr w:type="gramStart"/>
+      <w:r>
+        <w:t>method :</w:t>
+      </w:r>
+      <w:proofErr w:type="gramEnd"/>
+      <w:r>
+        <w:t xml:space="preserve"> post</w:t>
+      </w:r>
+    </w:p>
+    <w:p>
+      <w:pPr>
+        <w:pStyle w:val="ListParagraph"/>
+        <w:numPr>
+          <w:ilvl w:val="0"/>
+          <w:numId w:val="2"/>
+        </w:numPr>
+      </w:pPr>
+      <w:r>
+        <w:t>/</w:t>
+      </w:r>
+      <w:proofErr w:type="spellStart"/>
+      <w:r>
+        <w:t>api</w:t>
+      </w:r>
+      <w:proofErr w:type="spellEnd"/>
+      <w:r>
+        <w:t>/pharmacy/dispense</w:t>
+      </w:r>
+    </w:p>
+    <w:p>
+      <w:pPr>
+        <w:pStyle w:val="ListParagraph"/>
+        <w:numPr>
+          <w:ilvl w:val="0"/>
+          <w:numId w:val="2"/>
+        </w:numPr>
+      </w:pPr>
+      <w:proofErr w:type="gramStart"/>
+      <w:r>
+        <w:t>Ex :</w:t>
+      </w:r>
+      <w:proofErr w:type="gramEnd"/>
+    </w:p>
+    <w:p>
+      <w:pPr>
+        <w:pStyle w:val="ListParagraph"/>
+        <w:numPr>
+          <w:ilvl w:val="0"/>
+          <w:numId w:val="2"/>
+        </w:numPr>
+        <w:shd w:val="clear" w:color="auto" w:fill="212121"/>
+        <w:spacing w:after="0" w:line="270" w:lineRule="atLeast"/>
+        <w:rPr>
+          <w:rFonts w:ascii="Courier New" w:eastAsia="Times New Roman" w:hAnsi="Courier New" w:cs="Courier New"/>
+          <w:color w:val="F8F8F2"/>
+          <w:kern w:val="0"/>
+          <w:sz w:val="18"/>
+          <w:szCs w:val="18"/>
+          <w14:ligatures w14:val="none"/>
+        </w:rPr>
+      </w:pPr>
+      <w:r>
+        <w:rPr>
+          <w:rFonts w:ascii="Courier New" w:eastAsia="Times New Roman" w:hAnsi="Courier New" w:cs="Courier New"/>
+          <w:color w:val="DCDCDC"/>
+          <w:kern w:val="0"/>
+          <w:sz w:val="18"/>
+          <w:szCs w:val="18"/>
+          <w14:ligatures w14:val="none"/>
+        </w:rPr>
+        <w:t>{</w:t>
+      </w:r>
+    </w:p>
+    <w:p>
+      <w:pPr>
+        <w:pStyle w:val="ListParagraph"/>
+        <w:numPr>
+          <w:ilvl w:val="0"/>
+          <w:numId w:val="2"/>
+        </w:numPr>
+        <w:shd w:val="clear" w:color="auto" w:fill="212121"/>
+        <w:spacing w:after="0" w:line="270" w:lineRule="atLeast"/>
+        <w:rPr>
+          <w:rFonts w:ascii="Courier New" w:eastAsia="Times New Roman" w:hAnsi="Courier New" w:cs="Courier New"/>
+          <w:color w:val="F8F8F2"/>
+          <w:kern w:val="0"/>
+          <w:sz w:val="18"/>
+          <w:szCs w:val="18"/>
+          <w14:ligatures w14:val="none"/>
+        </w:rPr>
+      </w:pPr>
+      <w:r>
+        <w:rPr>
+          <w:rFonts w:ascii="Courier New" w:eastAsia="Times New Roman" w:hAnsi="Courier New" w:cs="Courier New"/>
+          <w:color w:val="F8F8F2"/>
+          <w:kern w:val="0"/>
+          <w:sz w:val="18"/>
+          <w:szCs w:val="18"/>
+          <w14:ligatures w14:val="none"/>
+        </w:rPr>
+        <w:t xml:space="preserve">  </w:t>
+      </w:r>
+      <w:r>
+        <w:rPr>
+          <w:rFonts w:ascii="Courier New" w:eastAsia="Times New Roman" w:hAnsi="Courier New" w:cs="Courier New"/>
+          <w:color w:val="9CDCFE"/>
+          <w:kern w:val="0"/>
+          <w:sz w:val="18"/>
+          <w:szCs w:val="18"/>
+          <w14:ligatures w14:val="none"/>
+        </w:rPr>
+        <w:t>"</w:t>
+      </w:r>
+      <w:proofErr w:type="spellStart"/>
+      <w:r>
+        <w:rPr>
+          <w:rFonts w:ascii="Courier New" w:eastAsia="Times New Roman" w:hAnsi="Courier New" w:cs="Courier New"/>
+          <w:color w:val="9CDCFE"/>
+          <w:kern w:val="0"/>
+          <w:sz w:val="18"/>
+          <w:szCs w:val="18"/>
+          <w14:ligatures w14:val="none"/>
+        </w:rPr>
+        <w:t>stockId</w:t>
+      </w:r>
+      <w:proofErr w:type="spellEnd"/>
+      <w:r>
+        <w:rPr>
+          <w:rFonts w:ascii="Courier New" w:eastAsia="Times New Roman" w:hAnsi="Courier New" w:cs="Courier New"/>
+          <w:color w:val="9CDCFE"/>
+          <w:kern w:val="0"/>
+          <w:sz w:val="18"/>
+          <w:szCs w:val="18"/>
+          <w14:ligatures w14:val="none"/>
+        </w:rPr>
+        <w:t>"</w:t>
+      </w:r>
+      <w:r>
+        <w:rPr>
+          <w:rFonts w:ascii="Courier New" w:eastAsia="Times New Roman" w:hAnsi="Courier New" w:cs="Courier New"/>
+          <w:color w:val="DCDCDC"/>
+          <w:kern w:val="0"/>
+          <w:sz w:val="18"/>
+          <w:szCs w:val="18"/>
+          <w14:ligatures w14:val="none"/>
+        </w:rPr>
+        <w:t>:</w:t>
+      </w:r>
+      <w:r>
+        <w:rPr>
+          <w:rFonts w:ascii="Courier New" w:eastAsia="Times New Roman" w:hAnsi="Courier New" w:cs="Courier New"/>
+          <w:color w:val="F8F8F2"/>
+          <w:kern w:val="0"/>
+          <w:sz w:val="18"/>
+          <w:szCs w:val="18"/>
+          <w14:ligatures w14:val="none"/>
+        </w:rPr>
+        <w:t xml:space="preserve"> </w:t>
+      </w:r>
+      <w:r>
+        <w:rPr>
+          <w:rFonts w:ascii="Courier New" w:eastAsia="Times New Roman" w:hAnsi="Courier New" w:cs="Courier New"/>
+          <w:color w:val="CE9178"/>
+          <w:kern w:val="0"/>
+          <w:sz w:val="18"/>
+          <w:szCs w:val="18"/>
+          <w14:ligatures w14:val="none"/>
+        </w:rPr>
+        <w:t>"699a269adf6c8a5e5753c1c6"</w:t>
+      </w:r>
+      <w:r>
+        <w:rPr>
+          <w:rFonts w:ascii="Courier New" w:eastAsia="Times New Roman" w:hAnsi="Courier New" w:cs="Courier New"/>
+          <w:color w:val="DCDCDC"/>
+          <w:kern w:val="0"/>
+          <w:sz w:val="18"/>
+          <w:szCs w:val="18"/>
+          <w14:ligatures w14:val="none"/>
+        </w:rPr>
+        <w:t>,</w:t>
+      </w:r>
+    </w:p>
+    <w:p>
+      <w:pPr>
+        <w:pStyle w:val="ListParagraph"/>
+        <w:numPr>
+          <w:ilvl w:val="0"/>
+          <w:numId w:val="2"/>
+        </w:numPr>
+        <w:shd w:val="clear" w:color="auto" w:fill="212121"/>
+        <w:spacing w:after="0" w:line="270" w:lineRule="atLeast"/>
+        <w:rPr>
+          <w:rFonts w:ascii="Courier New" w:eastAsia="Times New Roman" w:hAnsi="Courier New" w:cs="Courier New"/>
+          <w:color w:val="F8F8F2"/>
+          <w:kern w:val="0"/>
+          <w:sz w:val="18"/>
+          <w:szCs w:val="18"/>
+          <w14:ligatures w14:val="none"/>
+        </w:rPr>
+      </w:pPr>
+      <w:r>
+        <w:rPr>
+          <w:rFonts w:ascii="Courier New" w:eastAsia="Times New Roman" w:hAnsi="Courier New" w:cs="Courier New"/>
+          <w:color w:val="F8F8F2"/>
+          <w:kern w:val="0"/>
+          <w:sz w:val="18"/>
+          <w:szCs w:val="18"/>
+          <w14:ligatures w14:val="none"/>
+        </w:rPr>
+        <w:t xml:space="preserve">  </w:t>
+      </w:r>
+      <w:r>
+        <w:rPr>
+          <w:rFonts w:ascii="Courier New" w:eastAsia="Times New Roman" w:hAnsi="Courier New" w:cs="Courier New"/>
+          <w:color w:val="9CDCFE"/>
+          <w:kern w:val="0"/>
+          <w:sz w:val="18"/>
+          <w:szCs w:val="18"/>
+          <w14:ligatures w14:val="none"/>
+        </w:rPr>
+        <w:t>"</w:t>
+      </w:r>
+      <w:proofErr w:type="spellStart"/>
+      <w:r>
+        <w:rPr>
+          <w:rFonts w:ascii="Courier New" w:eastAsia="Times New Roman" w:hAnsi="Courier New" w:cs="Courier New"/>
+          <w:color w:val="9CDCFE"/>
+          <w:kern w:val="0"/>
+          <w:sz w:val="18"/>
+          <w:szCs w:val="18"/>
+          <w14:ligatures w14:val="none"/>
+        </w:rPr>
+        <w:t>quantityToDispense</w:t>
+      </w:r>
+      <w:proofErr w:type="spellEnd"/>
+      <w:r>
+        <w:rPr>
+          <w:rFonts w:ascii="Courier New" w:eastAsia="Times New Roman" w:hAnsi="Courier New" w:cs="Courier New"/>
+          <w:color w:val="9CDCFE"/>
+          <w:kern w:val="0"/>
+          <w:sz w:val="18"/>
+          <w:szCs w:val="18"/>
+          <w14:ligatures w14:val="none"/>
+        </w:rPr>
+        <w:t>"</w:t>
+      </w:r>
+      <w:r>
+        <w:rPr>
+          <w:rFonts w:ascii="Courier New" w:eastAsia="Times New Roman" w:hAnsi="Courier New" w:cs="Courier New"/>
+          <w:color w:val="DCDCDC"/>
+          <w:kern w:val="0"/>
+          <w:sz w:val="18"/>
+          <w:szCs w:val="18"/>
+          <w14:ligatures w14:val="none"/>
+        </w:rPr>
+        <w:t>:</w:t>
+      </w:r>
+      <w:r>
+        <w:rPr>
+          <w:rFonts w:ascii="Courier New" w:eastAsia="Times New Roman" w:hAnsi="Courier New" w:cs="Courier New"/>
+          <w:color w:val="F8F8F2"/>
+          <w:kern w:val="0"/>
+          <w:sz w:val="18"/>
+          <w:szCs w:val="18"/>
+          <w14:ligatures w14:val="none"/>
+        </w:rPr>
+        <w:t xml:space="preserve"> </w:t>
+      </w:r>
+      <w:r>
+        <w:rPr>
+          <w:rFonts w:ascii="Courier New" w:eastAsia="Times New Roman" w:hAnsi="Courier New" w:cs="Courier New"/>
+          <w:color w:val="B5CEA8"/>
+          <w:kern w:val="0"/>
+          <w:sz w:val="18"/>
+          <w:szCs w:val="18"/>
+          <w14:ligatures w14:val="none"/>
+        </w:rPr>
+        <w:t>2</w:t>
+      </w:r>
+    </w:p>
+    <w:p>
+      <w:pPr>
+        <w:pStyle w:val="ListParagraph"/>
+        <w:numPr>
+          <w:ilvl w:val="0"/>
+          <w:numId w:val="2"/>
+        </w:numPr>
+        <w:shd w:val="clear" w:color="auto" w:fill="212121"/>
+        <w:spacing w:after="0" w:line="270" w:lineRule="atLeast"/>
+        <w:rPr>
+          <w:rFonts w:ascii="Courier New" w:eastAsia="Times New Roman" w:hAnsi="Courier New" w:cs="Courier New"/>
+          <w:color w:val="F8F8F2"/>
+          <w:kern w:val="0"/>
+          <w:sz w:val="18"/>
+          <w:szCs w:val="18"/>
+          <w14:ligatures w14:val="none"/>
+        </w:rPr>
+      </w:pPr>
+      <w:r>
+        <w:rPr>
+          <w:rFonts w:ascii="Courier New" w:eastAsia="Times New Roman" w:hAnsi="Courier New" w:cs="Courier New"/>
+          <w:color w:val="DCDCDC"/>
+          <w:kern w:val="0"/>
+          <w:sz w:val="18"/>
+          <w:szCs w:val="18"/>
+          <w14:ligatures w14:val="none"/>
+        </w:rPr>
+        <w:t>}</w:t>
+      </w:r>
+    </w:p>
+    <w:p>
+      <w:pPr>
+        <w:pStyle w:val="ListParagraph"/>
+        <w:ind w:left="1080"/>
+      </w:pPr>
+    </w:p>
     <w:p>
       <w:pPr>
         <w:pStyle w:val="Heading1"/>
@@ -8446,6 +10868,224 @@
           <w:szCs w:val="18"/>
           <w14:ligatures w14:val="none"/>
         </w:rPr>
+        <w:t xml:space="preserve">  </w:t>
+      </w:r>
+      <w:r>
+        <w:rPr>
+          <w:rFonts w:ascii="Courier New" w:eastAsia="Times New Roman" w:hAnsi="Courier New" w:cs="Courier New"/>
+          <w:color w:val="9CDCFE"/>
+          <w:kern w:val="0"/>
+          <w:sz w:val="18"/>
+          <w:szCs w:val="18"/>
+          <w14:ligatures w14:val="none"/>
+        </w:rPr>
+        <w:t>"</w:t>
+      </w:r>
+      <w:proofErr w:type="spellStart"/>
+      <w:r>
+        <w:rPr>
+          <w:rFonts w:ascii="Courier New" w:eastAsia="Times New Roman" w:hAnsi="Courier New" w:cs="Courier New"/>
+          <w:color w:val="9CDCFE"/>
+          <w:kern w:val="0"/>
+          <w:sz w:val="18"/>
+          <w:szCs w:val="18"/>
+          <w14:ligatures w14:val="none"/>
+        </w:rPr>
+        <w:t>startTime</w:t>
+      </w:r>
+      <w:proofErr w:type="spellEnd"/>
+      <w:r>
+        <w:rPr>
+          <w:rFonts w:ascii="Courier New" w:eastAsia="Times New Roman" w:hAnsi="Courier New" w:cs="Courier New"/>
+          <w:color w:val="9CDCFE"/>
+          <w:kern w:val="0"/>
+          <w:sz w:val="18"/>
+          <w:szCs w:val="18"/>
+          <w14:ligatures w14:val="none"/>
+        </w:rPr>
+        <w:t>"</w:t>
+      </w:r>
+      <w:r>
+        <w:rPr>
+          <w:rFonts w:ascii="Courier New" w:eastAsia="Times New Roman" w:hAnsi="Courier New" w:cs="Courier New"/>
+          <w:color w:val="DCDCDC"/>
+          <w:kern w:val="0"/>
+          <w:sz w:val="18"/>
+          <w:szCs w:val="18"/>
+          <w14:ligatures w14:val="none"/>
+        </w:rPr>
+        <w:t>:</w:t>
+      </w:r>
+      <w:r>
+        <w:rPr>
+          <w:rFonts w:ascii="Courier New" w:eastAsia="Times New Roman" w:hAnsi="Courier New" w:cs="Courier New"/>
+          <w:color w:val="F8F8F2"/>
+          <w:kern w:val="0"/>
+          <w:sz w:val="18"/>
+          <w:szCs w:val="18"/>
+          <w14:ligatures w14:val="none"/>
+        </w:rPr>
+        <w:t xml:space="preserve"> </w:t>
+      </w:r>
+      <w:r>
+        <w:rPr>
+          <w:rFonts w:ascii="Courier New" w:eastAsia="Times New Roman" w:hAnsi="Courier New" w:cs="Courier New"/>
+          <w:color w:val="CE9178"/>
+          <w:kern w:val="0"/>
+          <w:sz w:val="18"/>
+          <w:szCs w:val="18"/>
+          <w14:ligatures w14:val="none"/>
+        </w:rPr>
+        <w:t>"10:00"</w:t>
+      </w:r>
+      <w:r>
+        <w:rPr>
+          <w:rFonts w:ascii="Courier New" w:eastAsia="Times New Roman" w:hAnsi="Courier New" w:cs="Courier New"/>
+          <w:color w:val="DCDCDC"/>
+          <w:kern w:val="0"/>
+          <w:sz w:val="18"/>
+          <w:szCs w:val="18"/>
+          <w14:ligatures w14:val="none"/>
+        </w:rPr>
+        <w:t>,</w:t>
+      </w:r>
+    </w:p>
+    <w:p>
+      <w:pPr>
+        <w:pStyle w:val="ListParagraph"/>
+        <w:numPr>
+          <w:ilvl w:val="0"/>
+          <w:numId w:val="2"/>
+        </w:numPr>
+        <w:shd w:val="clear" w:color="auto" w:fill="212121"/>
+        <w:spacing w:after="0" w:line="270" w:lineRule="atLeast"/>
+        <w:rPr>
+          <w:rFonts w:ascii="Courier New" w:eastAsia="Times New Roman" w:hAnsi="Courier New" w:cs="Courier New"/>
+          <w:color w:val="F8F8F2"/>
+          <w:kern w:val="0"/>
+          <w:sz w:val="18"/>
+          <w:szCs w:val="18"/>
+          <w14:ligatures w14:val="none"/>
+        </w:rPr>
+      </w:pPr>
+      <w:r>
+        <w:rPr>
+          <w:rFonts w:ascii="Courier New" w:eastAsia="Times New Roman" w:hAnsi="Courier New" w:cs="Courier New"/>
+          <w:color w:val="F8F8F2"/>
+          <w:kern w:val="0"/>
+          <w:sz w:val="18"/>
+          <w:szCs w:val="18"/>
+          <w14:ligatures w14:val="none"/>
+        </w:rPr>
+        <w:t xml:space="preserve">  </w:t>
+      </w:r>
+      <w:r>
+        <w:rPr>
+          <w:rFonts w:ascii="Courier New" w:eastAsia="Times New Roman" w:hAnsi="Courier New" w:cs="Courier New"/>
+          <w:color w:val="9CDCFE"/>
+          <w:kern w:val="0"/>
+          <w:sz w:val="18"/>
+          <w:szCs w:val="18"/>
+          <w14:ligatures w14:val="none"/>
+        </w:rPr>
+        <w:t>"</w:t>
+      </w:r>
+      <w:proofErr w:type="spellStart"/>
+      <w:r>
+        <w:rPr>
+          <w:rFonts w:ascii="Courier New" w:eastAsia="Times New Roman" w:hAnsi="Courier New" w:cs="Courier New"/>
+          <w:color w:val="9CDCFE"/>
+          <w:kern w:val="0"/>
+          <w:sz w:val="18"/>
+          <w:szCs w:val="18"/>
+          <w14:ligatures w14:val="none"/>
+        </w:rPr>
+        <w:t>endTime</w:t>
+      </w:r>
+      <w:proofErr w:type="spellEnd"/>
+      <w:r>
+        <w:rPr>
+          <w:rFonts w:ascii="Courier New" w:eastAsia="Times New Roman" w:hAnsi="Courier New" w:cs="Courier New"/>
+          <w:color w:val="9CDCFE"/>
+          <w:kern w:val="0"/>
+          <w:sz w:val="18"/>
+          <w:szCs w:val="18"/>
+          <w14:ligatures w14:val="none"/>
+        </w:rPr>
+        <w:t>"</w:t>
+      </w:r>
+      <w:r>
+        <w:rPr>
+          <w:rFonts w:ascii="Courier New" w:eastAsia="Times New Roman" w:hAnsi="Courier New" w:cs="Courier New"/>
+          <w:color w:val="DCDCDC"/>
+          <w:kern w:val="0"/>
+          <w:sz w:val="18"/>
+          <w:szCs w:val="18"/>
+          <w14:ligatures w14:val="none"/>
+        </w:rPr>
+        <w:t>:</w:t>
+      </w:r>
+      <w:r>
+        <w:rPr>
+          <w:rFonts w:ascii="Courier New" w:eastAsia="Times New Roman" w:hAnsi="Courier New" w:cs="Courier New"/>
+          <w:color w:val="F8F8F2"/>
+          <w:kern w:val="0"/>
+          <w:sz w:val="18"/>
+          <w:szCs w:val="18"/>
+          <w14:ligatures w14:val="none"/>
+        </w:rPr>
+        <w:t xml:space="preserve"> </w:t>
+      </w:r>
+      <w:r>
+        <w:rPr>
+          <w:rFonts w:ascii="Courier New" w:eastAsia="Times New Roman" w:hAnsi="Courier New" w:cs="Courier New"/>
+          <w:color w:val="CE9178"/>
+          <w:kern w:val="0"/>
+          <w:sz w:val="18"/>
+          <w:szCs w:val="18"/>
+          <w14:ligatures w14:val="none"/>
+        </w:rPr>
+        <w:t>"10:30"</w:t>
+      </w:r>
+      <w:r>
+        <w:rPr>
+          <w:rFonts w:ascii="Courier New" w:eastAsia="Times New Roman" w:hAnsi="Courier New" w:cs="Courier New"/>
+          <w:color w:val="DCDCDC"/>
+          <w:kern w:val="0"/>
+          <w:sz w:val="18"/>
+          <w:szCs w:val="18"/>
+          <w14:ligatures w14:val="none"/>
+        </w:rPr>
+        <w:t>,</w:t>
+      </w:r>
+    </w:p>
+    <w:p>
+      <w:pPr>
+        <w:pStyle w:val="ListParagraph"/>
+        <w:numPr>
+          <w:ilvl w:val="0"/>
+          <w:numId w:val="2"/>
+        </w:numPr>
+        <w:shd w:val="clear" w:color="auto" w:fill="212121"/>
+        <w:spacing w:after="0" w:line="270" w:lineRule="atLeast"/>
+        <w:rPr>
+          <w:rFonts w:ascii="Courier New" w:eastAsia="Times New Roman" w:hAnsi="Courier New" w:cs="Courier New"/>
+          <w:color w:val="F8F8F2"/>
+          <w:kern w:val="0"/>
+          <w:sz w:val="18"/>
+          <w:szCs w:val="18"/>
+          <w14:ligatures w14:val="none"/>
+        </w:rPr>
+      </w:pPr>
+      <w:r>
+        <w:rPr>
+          <w:rFonts w:ascii="Courier New" w:eastAsia="Times New Roman" w:hAnsi="Courier New" w:cs="Courier New"/>
+          <w:color w:val="F8F8F2"/>
+          <w:kern w:val="0"/>
+          <w:sz w:val="18"/>
+          <w:szCs w:val="18"/>
+          <w14:ligatures w14:val="none"/>
+        </w:rPr>
         <w:lastRenderedPageBreak/>
         <w:t xml:space="preserve">  </w:t>
       </w:r>
@@ -8470,7 +11110,7 @@
           <w:szCs w:val="18"/>
           <w14:ligatures w14:val="none"/>
         </w:rPr>
-        <w:t>startTime</w:t>
+        <w:t>paymentOption</w:t>
       </w:r>
       <w:proofErr w:type="spellEnd"/>
       <w:r>
@@ -8515,7 +11155,31 @@
           <w:szCs w:val="18"/>
           <w14:ligatures w14:val="none"/>
         </w:rPr>
-        <w:t>"10:00"</w:t>
+        <w:t>"</w:t>
+      </w:r>
+      <w:proofErr w:type="spellStart"/>
+      <w:r>
+        <w:rPr>
+          <w:rFonts w:ascii="Courier New" w:eastAsia="Times New Roman" w:hAnsi="Courier New" w:cs="Courier New"/>
+          <w:color w:val="CE9178"/>
+          <w:kern w:val="0"/>
+          <w:sz w:val="18"/>
+          <w:szCs w:val="18"/>
+          <w14:ligatures w14:val="none"/>
+        </w:rPr>
+        <w:t>atClinic</w:t>
+      </w:r>
+      <w:proofErr w:type="spellEnd"/>
+      <w:r>
+        <w:rPr>
+          <w:rFonts w:ascii="Courier New" w:eastAsia="Times New Roman" w:hAnsi="Courier New" w:cs="Courier New"/>
+          <w:color w:val="CE9178"/>
+          <w:kern w:val="0"/>
+          <w:sz w:val="18"/>
+          <w:szCs w:val="18"/>
+          <w14:ligatures w14:val="none"/>
+        </w:rPr>
+        <w:t>"</w:t>
       </w:r>
       <w:r>
         <w:rPr>
@@ -8567,31 +11231,7 @@
           <w:szCs w:val="18"/>
           <w14:ligatures w14:val="none"/>
         </w:rPr>
-        <w:t>"</w:t>
-      </w:r>
-      <w:proofErr w:type="spellStart"/>
-      <w:r>
-        <w:rPr>
-          <w:rFonts w:ascii="Courier New" w:eastAsia="Times New Roman" w:hAnsi="Courier New" w:cs="Courier New"/>
-          <w:color w:val="9CDCFE"/>
-          <w:kern w:val="0"/>
-          <w:sz w:val="18"/>
-          <w:szCs w:val="18"/>
-          <w14:ligatures w14:val="none"/>
-        </w:rPr>
-        <w:t>endTime</w:t>
-      </w:r>
-      <w:proofErr w:type="spellEnd"/>
-      <w:r>
-        <w:rPr>
-          <w:rFonts w:ascii="Courier New" w:eastAsia="Times New Roman" w:hAnsi="Courier New" w:cs="Courier New"/>
-          <w:color w:val="9CDCFE"/>
-          <w:kern w:val="0"/>
-          <w:sz w:val="18"/>
-          <w:szCs w:val="18"/>
-          <w14:ligatures w14:val="none"/>
-        </w:rPr>
-        <w:t>"</w:t>
+        <w:t>"price"</w:t>
       </w:r>
       <w:r>
         <w:rPr>
@@ -8618,24 +11258,13 @@
       <w:r>
         <w:rPr>
           <w:rFonts w:ascii="Courier New" w:eastAsia="Times New Roman" w:hAnsi="Courier New" w:cs="Courier New"/>
-          <w:color w:val="CE9178"/>
-          <w:kern w:val="0"/>
-          <w:sz w:val="18"/>
-          <w:szCs w:val="18"/>
-          <w14:ligatures w14:val="none"/>
-        </w:rPr>
-        <w:t>"10:30"</w:t>
-      </w:r>
-      <w:r>
-        <w:rPr>
-          <w:rFonts w:ascii="Courier New" w:eastAsia="Times New Roman" w:hAnsi="Courier New" w:cs="Courier New"/>
-          <w:color w:val="DCDCDC"/>
-          <w:kern w:val="0"/>
-          <w:sz w:val="18"/>
-          <w:szCs w:val="18"/>
-          <w14:ligatures w14:val="none"/>
-        </w:rPr>
-        <w:t>,</w:t>
+          <w:color w:val="B5CEA8"/>
+          <w:kern w:val="0"/>
+          <w:sz w:val="18"/>
+          <w:szCs w:val="18"/>
+          <w14:ligatures w14:val="none"/>
+        </w:rPr>
+        <w:t>200</w:t>
       </w:r>
     </w:p>
     <w:p>
@@ -8659,116 +11288,214 @@
       <w:r>
         <w:rPr>
           <w:rFonts w:ascii="Courier New" w:eastAsia="Times New Roman" w:hAnsi="Courier New" w:cs="Courier New"/>
-          <w:color w:val="F8F8F2"/>
-          <w:kern w:val="0"/>
-          <w:sz w:val="18"/>
-          <w:szCs w:val="18"/>
-          <w14:ligatures w14:val="none"/>
-        </w:rPr>
-        <w:t xml:space="preserve">  </w:t>
-      </w:r>
-      <w:r>
-        <w:rPr>
-          <w:rFonts w:ascii="Courier New" w:eastAsia="Times New Roman" w:hAnsi="Courier New" w:cs="Courier New"/>
-          <w:color w:val="9CDCFE"/>
-          <w:kern w:val="0"/>
-          <w:sz w:val="18"/>
-          <w:szCs w:val="18"/>
-          <w14:ligatures w14:val="none"/>
-        </w:rPr>
-        <w:t>"</w:t>
+          <w:color w:val="DCDCDC"/>
+          <w:kern w:val="0"/>
+          <w:sz w:val="18"/>
+          <w:szCs w:val="18"/>
+          <w14:ligatures w14:val="none"/>
+        </w:rPr>
+        <w:t>}</w:t>
+      </w:r>
+    </w:p>
+    <w:p>
+      <w:pPr>
+        <w:pStyle w:val="ListParagraph"/>
+        <w:numPr>
+          <w:ilvl w:val="0"/>
+          <w:numId w:val="10"/>
+        </w:numPr>
+      </w:pPr>
+      <w:r>
+        <w:t xml:space="preserve">Get my appointments </w:t>
+      </w:r>
+      <w:proofErr w:type="gramStart"/>
+      <w:r>
+        <w:t>( doctor</w:t>
+      </w:r>
+      <w:proofErr w:type="gramEnd"/>
+      <w:r>
+        <w:t xml:space="preserve"> and patient ):</w:t>
+      </w:r>
+    </w:p>
+    <w:p>
+      <w:pPr>
+        <w:pStyle w:val="ListParagraph"/>
+        <w:numPr>
+          <w:ilvl w:val="0"/>
+          <w:numId w:val="2"/>
+        </w:numPr>
+      </w:pPr>
+      <w:proofErr w:type="gramStart"/>
+      <w:r>
+        <w:t>Method :</w:t>
+      </w:r>
+      <w:proofErr w:type="gramEnd"/>
+      <w:r>
+        <w:t xml:space="preserve"> get </w:t>
+      </w:r>
+    </w:p>
+    <w:p>
+      <w:pPr>
+        <w:pStyle w:val="ListParagraph"/>
+        <w:numPr>
+          <w:ilvl w:val="0"/>
+          <w:numId w:val="2"/>
+        </w:numPr>
+      </w:pPr>
+      <w:r>
+        <w:t xml:space="preserve">** Bearer token &lt;access token &gt; ** =&gt; </w:t>
+      </w:r>
+      <w:r>
+        <w:rPr>
+          <w:rFonts w:hint="cs"/>
+          <w:rtl/>
+          <w:lang w:bidi="ar-EG"/>
+        </w:rPr>
+        <w:t>علي حسب انتوا دلوقت في بروفايل البيشنت والا الدكتور</w:t>
+      </w:r>
+    </w:p>
+    <w:p>
+      <w:pPr>
+        <w:pStyle w:val="ListParagraph"/>
+        <w:numPr>
+          <w:ilvl w:val="0"/>
+          <w:numId w:val="2"/>
+        </w:numPr>
+      </w:pPr>
+      <w:r>
+        <w:t>/</w:t>
       </w:r>
       <w:proofErr w:type="spellStart"/>
       <w:r>
-        <w:rPr>
-          <w:rFonts w:ascii="Courier New" w:eastAsia="Times New Roman" w:hAnsi="Courier New" w:cs="Courier New"/>
-          <w:color w:val="9CDCFE"/>
-          <w:kern w:val="0"/>
-          <w:sz w:val="18"/>
-          <w:szCs w:val="18"/>
-          <w14:ligatures w14:val="none"/>
-        </w:rPr>
-        <w:t>paymentOption</w:t>
+        <w:t>api</w:t>
       </w:r>
       <w:proofErr w:type="spellEnd"/>
       <w:r>
-        <w:rPr>
-          <w:rFonts w:ascii="Courier New" w:eastAsia="Times New Roman" w:hAnsi="Courier New" w:cs="Courier New"/>
-          <w:color w:val="9CDCFE"/>
-          <w:kern w:val="0"/>
-          <w:sz w:val="18"/>
-          <w:szCs w:val="18"/>
-          <w14:ligatures w14:val="none"/>
-        </w:rPr>
-        <w:t>"</w:t>
-      </w:r>
-      <w:r>
-        <w:rPr>
-          <w:rFonts w:ascii="Courier New" w:eastAsia="Times New Roman" w:hAnsi="Courier New" w:cs="Courier New"/>
-          <w:color w:val="DCDCDC"/>
-          <w:kern w:val="0"/>
-          <w:sz w:val="18"/>
-          <w:szCs w:val="18"/>
-          <w14:ligatures w14:val="none"/>
-        </w:rPr>
-        <w:t>:</w:t>
-      </w:r>
-      <w:r>
-        <w:rPr>
-          <w:rFonts w:ascii="Courier New" w:eastAsia="Times New Roman" w:hAnsi="Courier New" w:cs="Courier New"/>
-          <w:color w:val="F8F8F2"/>
-          <w:kern w:val="0"/>
-          <w:sz w:val="18"/>
-          <w:szCs w:val="18"/>
-          <w14:ligatures w14:val="none"/>
-        </w:rPr>
-        <w:t xml:space="preserve"> </w:t>
-      </w:r>
-      <w:r>
-        <w:rPr>
-          <w:rFonts w:ascii="Courier New" w:eastAsia="Times New Roman" w:hAnsi="Courier New" w:cs="Courier New"/>
-          <w:color w:val="CE9178"/>
-          <w:kern w:val="0"/>
-          <w:sz w:val="18"/>
-          <w:szCs w:val="18"/>
-          <w14:ligatures w14:val="none"/>
-        </w:rPr>
-        <w:t>"</w:t>
+        <w:t>/appointments/</w:t>
+      </w:r>
+      <w:proofErr w:type="gramStart"/>
+      <w:r>
+        <w:t>my</w:t>
+      </w:r>
+      <w:proofErr w:type="gramEnd"/>
+    </w:p>
+    <w:p>
+      <w:pPr>
+        <w:pStyle w:val="ListParagraph"/>
+        <w:ind w:left="1080"/>
+      </w:pPr>
+    </w:p>
+    <w:p>
+      <w:pPr>
+        <w:pStyle w:val="Heading1"/>
+      </w:pPr>
+      <w:r>
+        <w:t xml:space="preserve">Reviews end </w:t>
+      </w:r>
+      <w:proofErr w:type="gramStart"/>
+      <w:r>
+        <w:t>points :</w:t>
+      </w:r>
+      <w:proofErr w:type="gramEnd"/>
+    </w:p>
+    <w:p>
+      <w:pPr>
+        <w:pStyle w:val="ListParagraph"/>
+        <w:numPr>
+          <w:ilvl w:val="0"/>
+          <w:numId w:val="11"/>
+        </w:numPr>
+      </w:pPr>
+      <w:r>
+        <w:rPr>
+          <w:lang w:bidi="ar-EG"/>
+        </w:rPr>
+        <w:t xml:space="preserve">Add </w:t>
+      </w:r>
+      <w:proofErr w:type="gramStart"/>
+      <w:r>
+        <w:rPr>
+          <w:lang w:bidi="ar-EG"/>
+        </w:rPr>
+        <w:t>review :</w:t>
+      </w:r>
+      <w:proofErr w:type="gramEnd"/>
+    </w:p>
+    <w:p>
+      <w:pPr>
+        <w:pStyle w:val="ListParagraph"/>
+        <w:numPr>
+          <w:ilvl w:val="0"/>
+          <w:numId w:val="2"/>
+        </w:numPr>
+      </w:pPr>
+      <w:r>
+        <w:t xml:space="preserve">** Bearer token &lt;access token &gt; ** =&gt; patient </w:t>
+      </w:r>
+    </w:p>
+    <w:p>
+      <w:pPr>
+        <w:pStyle w:val="ListParagraph"/>
+        <w:numPr>
+          <w:ilvl w:val="0"/>
+          <w:numId w:val="2"/>
+        </w:numPr>
+      </w:pPr>
+      <w:proofErr w:type="gramStart"/>
+      <w:r>
+        <w:t>Method :</w:t>
+      </w:r>
+      <w:proofErr w:type="gramEnd"/>
+      <w:r>
+        <w:t xml:space="preserve"> post </w:t>
+      </w:r>
+    </w:p>
+    <w:p>
+      <w:pPr>
+        <w:pStyle w:val="ListParagraph"/>
+        <w:numPr>
+          <w:ilvl w:val="0"/>
+          <w:numId w:val="2"/>
+        </w:numPr>
+      </w:pPr>
+      <w:r>
+        <w:t>/</w:t>
       </w:r>
       <w:proofErr w:type="spellStart"/>
       <w:r>
-        <w:rPr>
-          <w:rFonts w:ascii="Courier New" w:eastAsia="Times New Roman" w:hAnsi="Courier New" w:cs="Courier New"/>
-          <w:color w:val="CE9178"/>
-          <w:kern w:val="0"/>
-          <w:sz w:val="18"/>
-          <w:szCs w:val="18"/>
-          <w14:ligatures w14:val="none"/>
-        </w:rPr>
-        <w:t>atClinic</w:t>
+        <w:t>api</w:t>
       </w:r>
       <w:proofErr w:type="spellEnd"/>
       <w:r>
-        <w:rPr>
-          <w:rFonts w:ascii="Courier New" w:eastAsia="Times New Roman" w:hAnsi="Courier New" w:cs="Courier New"/>
-          <w:color w:val="CE9178"/>
-          <w:kern w:val="0"/>
-          <w:sz w:val="18"/>
-          <w:szCs w:val="18"/>
-          <w14:ligatures w14:val="none"/>
-        </w:rPr>
-        <w:t>"</w:t>
-      </w:r>
-      <w:r>
-        <w:rPr>
-          <w:rFonts w:ascii="Courier New" w:eastAsia="Times New Roman" w:hAnsi="Courier New" w:cs="Courier New"/>
-          <w:color w:val="DCDCDC"/>
-          <w:kern w:val="0"/>
-          <w:sz w:val="18"/>
-          <w:szCs w:val="18"/>
-          <w14:ligatures w14:val="none"/>
-        </w:rPr>
-        <w:t>,</w:t>
+        <w:t>/reviews</w:t>
+      </w:r>
+    </w:p>
+    <w:p>
+      <w:pPr>
+        <w:pStyle w:val="ListParagraph"/>
+        <w:numPr>
+          <w:ilvl w:val="0"/>
+          <w:numId w:val="2"/>
+        </w:numPr>
+      </w:pPr>
+      <w:r>
+        <w:rPr>
+          <w:rFonts w:hint="cs"/>
+          <w:rtl/>
+        </w:rPr>
+        <w:t>ميقدرش يدي الا ريفيو واحد بس لكل دكتور</w:t>
+      </w:r>
+    </w:p>
+    <w:p>
+      <w:pPr>
+        <w:pStyle w:val="ListParagraph"/>
+        <w:numPr>
+          <w:ilvl w:val="0"/>
+          <w:numId w:val="2"/>
+        </w:numPr>
+      </w:pPr>
+      <w:r>
+        <w:t>Ex:</w:t>
       </w:r>
     </w:p>
     <w:p>
@@ -8792,57 +11519,13 @@
       <w:r>
         <w:rPr>
           <w:rFonts w:ascii="Courier New" w:eastAsia="Times New Roman" w:hAnsi="Courier New" w:cs="Courier New"/>
-          <w:color w:val="F8F8F2"/>
-          <w:kern w:val="0"/>
-          <w:sz w:val="18"/>
-          <w:szCs w:val="18"/>
-          <w14:ligatures w14:val="none"/>
-        </w:rPr>
-        <w:t xml:space="preserve">  </w:t>
-      </w:r>
-      <w:r>
-        <w:rPr>
-          <w:rFonts w:ascii="Courier New" w:eastAsia="Times New Roman" w:hAnsi="Courier New" w:cs="Courier New"/>
-          <w:color w:val="9CDCFE"/>
-          <w:kern w:val="0"/>
-          <w:sz w:val="18"/>
-          <w:szCs w:val="18"/>
-          <w14:ligatures w14:val="none"/>
-        </w:rPr>
-        <w:t>"price"</w:t>
-      </w:r>
-      <w:r>
-        <w:rPr>
-          <w:rFonts w:ascii="Courier New" w:eastAsia="Times New Roman" w:hAnsi="Courier New" w:cs="Courier New"/>
-          <w:color w:val="DCDCDC"/>
-          <w:kern w:val="0"/>
-          <w:sz w:val="18"/>
-          <w:szCs w:val="18"/>
-          <w14:ligatures w14:val="none"/>
-        </w:rPr>
-        <w:t>:</w:t>
-      </w:r>
-      <w:r>
-        <w:rPr>
-          <w:rFonts w:ascii="Courier New" w:eastAsia="Times New Roman" w:hAnsi="Courier New" w:cs="Courier New"/>
-          <w:color w:val="F8F8F2"/>
-          <w:kern w:val="0"/>
-          <w:sz w:val="18"/>
-          <w:szCs w:val="18"/>
-          <w14:ligatures w14:val="none"/>
-        </w:rPr>
-        <w:t xml:space="preserve"> </w:t>
-      </w:r>
-      <w:r>
-        <w:rPr>
-          <w:rFonts w:ascii="Courier New" w:eastAsia="Times New Roman" w:hAnsi="Courier New" w:cs="Courier New"/>
-          <w:color w:val="B5CEA8"/>
-          <w:kern w:val="0"/>
-          <w:sz w:val="18"/>
-          <w:szCs w:val="18"/>
-          <w14:ligatures w14:val="none"/>
-        </w:rPr>
-        <w:t>200</w:t>
+          <w:color w:val="DCDCDC"/>
+          <w:kern w:val="0"/>
+          <w:sz w:val="18"/>
+          <w:szCs w:val="18"/>
+          <w14:ligatures w14:val="none"/>
+        </w:rPr>
+        <w:t>{</w:t>
       </w:r>
     </w:p>
     <w:p>
@@ -8866,6 +11549,274 @@
       <w:r>
         <w:rPr>
           <w:rFonts w:ascii="Courier New" w:eastAsia="Times New Roman" w:hAnsi="Courier New" w:cs="Courier New"/>
+          <w:color w:val="F8F8F2"/>
+          <w:kern w:val="0"/>
+          <w:sz w:val="18"/>
+          <w:szCs w:val="18"/>
+          <w14:ligatures w14:val="none"/>
+        </w:rPr>
+        <w:t xml:space="preserve">    </w:t>
+      </w:r>
+      <w:r>
+        <w:rPr>
+          <w:rFonts w:ascii="Courier New" w:eastAsia="Times New Roman" w:hAnsi="Courier New" w:cs="Courier New"/>
+          <w:color w:val="9CDCFE"/>
+          <w:kern w:val="0"/>
+          <w:sz w:val="18"/>
+          <w:szCs w:val="18"/>
+          <w14:ligatures w14:val="none"/>
+        </w:rPr>
+        <w:t>"</w:t>
+      </w:r>
+      <w:proofErr w:type="spellStart"/>
+      <w:r>
+        <w:rPr>
+          <w:rFonts w:ascii="Courier New" w:eastAsia="Times New Roman" w:hAnsi="Courier New" w:cs="Courier New"/>
+          <w:color w:val="9CDCFE"/>
+          <w:kern w:val="0"/>
+          <w:sz w:val="18"/>
+          <w:szCs w:val="18"/>
+          <w14:ligatures w14:val="none"/>
+        </w:rPr>
+        <w:t>doctorId</w:t>
+      </w:r>
+      <w:proofErr w:type="spellEnd"/>
+      <w:r>
+        <w:rPr>
+          <w:rFonts w:ascii="Courier New" w:eastAsia="Times New Roman" w:hAnsi="Courier New" w:cs="Courier New"/>
+          <w:color w:val="9CDCFE"/>
+          <w:kern w:val="0"/>
+          <w:sz w:val="18"/>
+          <w:szCs w:val="18"/>
+          <w14:ligatures w14:val="none"/>
+        </w:rPr>
+        <w:t>"</w:t>
+      </w:r>
+      <w:r>
+        <w:rPr>
+          <w:rFonts w:ascii="Courier New" w:eastAsia="Times New Roman" w:hAnsi="Courier New" w:cs="Courier New"/>
+          <w:color w:val="DCDCDC"/>
+          <w:kern w:val="0"/>
+          <w:sz w:val="18"/>
+          <w:szCs w:val="18"/>
+          <w14:ligatures w14:val="none"/>
+        </w:rPr>
+        <w:t>:</w:t>
+      </w:r>
+      <w:r>
+        <w:rPr>
+          <w:rFonts w:ascii="Courier New" w:eastAsia="Times New Roman" w:hAnsi="Courier New" w:cs="Courier New"/>
+          <w:color w:val="F8F8F2"/>
+          <w:kern w:val="0"/>
+          <w:sz w:val="18"/>
+          <w:szCs w:val="18"/>
+          <w14:ligatures w14:val="none"/>
+        </w:rPr>
+        <w:t xml:space="preserve"> </w:t>
+      </w:r>
+      <w:r>
+        <w:rPr>
+          <w:rFonts w:ascii="Courier New" w:eastAsia="Times New Roman" w:hAnsi="Courier New" w:cs="Courier New"/>
+          <w:color w:val="CE9178"/>
+          <w:kern w:val="0"/>
+          <w:sz w:val="18"/>
+          <w:szCs w:val="18"/>
+          <w14:ligatures w14:val="none"/>
+        </w:rPr>
+        <w:t>"698c91524687c848d2b629ea"</w:t>
+      </w:r>
+      <w:r>
+        <w:rPr>
+          <w:rFonts w:ascii="Courier New" w:eastAsia="Times New Roman" w:hAnsi="Courier New" w:cs="Courier New"/>
+          <w:color w:val="DCDCDC"/>
+          <w:kern w:val="0"/>
+          <w:sz w:val="18"/>
+          <w:szCs w:val="18"/>
+          <w14:ligatures w14:val="none"/>
+        </w:rPr>
+        <w:t>,</w:t>
+      </w:r>
+    </w:p>
+    <w:p>
+      <w:pPr>
+        <w:pStyle w:val="ListParagraph"/>
+        <w:numPr>
+          <w:ilvl w:val="0"/>
+          <w:numId w:val="2"/>
+        </w:numPr>
+        <w:shd w:val="clear" w:color="auto" w:fill="212121"/>
+        <w:spacing w:after="0" w:line="270" w:lineRule="atLeast"/>
+        <w:rPr>
+          <w:rFonts w:ascii="Courier New" w:eastAsia="Times New Roman" w:hAnsi="Courier New" w:cs="Courier New"/>
+          <w:color w:val="F8F8F2"/>
+          <w:kern w:val="0"/>
+          <w:sz w:val="18"/>
+          <w:szCs w:val="18"/>
+          <w14:ligatures w14:val="none"/>
+        </w:rPr>
+      </w:pPr>
+      <w:r>
+        <w:rPr>
+          <w:rFonts w:ascii="Courier New" w:eastAsia="Times New Roman" w:hAnsi="Courier New" w:cs="Courier New"/>
+          <w:color w:val="F8F8F2"/>
+          <w:kern w:val="0"/>
+          <w:sz w:val="18"/>
+          <w:szCs w:val="18"/>
+          <w14:ligatures w14:val="none"/>
+        </w:rPr>
+        <w:t xml:space="preserve">    </w:t>
+      </w:r>
+      <w:r>
+        <w:rPr>
+          <w:rFonts w:ascii="Courier New" w:eastAsia="Times New Roman" w:hAnsi="Courier New" w:cs="Courier New"/>
+          <w:color w:val="9CDCFE"/>
+          <w:kern w:val="0"/>
+          <w:sz w:val="18"/>
+          <w:szCs w:val="18"/>
+          <w14:ligatures w14:val="none"/>
+        </w:rPr>
+        <w:t>"rating"</w:t>
+      </w:r>
+      <w:r>
+        <w:rPr>
+          <w:rFonts w:ascii="Courier New" w:eastAsia="Times New Roman" w:hAnsi="Courier New" w:cs="Courier New"/>
+          <w:color w:val="DCDCDC"/>
+          <w:kern w:val="0"/>
+          <w:sz w:val="18"/>
+          <w:szCs w:val="18"/>
+          <w14:ligatures w14:val="none"/>
+        </w:rPr>
+        <w:t>:</w:t>
+      </w:r>
+      <w:r>
+        <w:rPr>
+          <w:rFonts w:ascii="Courier New" w:eastAsia="Times New Roman" w:hAnsi="Courier New" w:cs="Courier New"/>
+          <w:color w:val="F8F8F2"/>
+          <w:kern w:val="0"/>
+          <w:sz w:val="18"/>
+          <w:szCs w:val="18"/>
+          <w14:ligatures w14:val="none"/>
+        </w:rPr>
+        <w:t xml:space="preserve"> </w:t>
+      </w:r>
+      <w:r>
+        <w:rPr>
+          <w:rFonts w:ascii="Courier New" w:eastAsia="Times New Roman" w:hAnsi="Courier New" w:cs="Courier New"/>
+          <w:color w:val="B5CEA8"/>
+          <w:kern w:val="0"/>
+          <w:sz w:val="18"/>
+          <w:szCs w:val="18"/>
+          <w14:ligatures w14:val="none"/>
+        </w:rPr>
+        <w:t>3</w:t>
+      </w:r>
+      <w:r>
+        <w:rPr>
+          <w:rFonts w:ascii="Courier New" w:eastAsia="Times New Roman" w:hAnsi="Courier New" w:cs="Courier New"/>
+          <w:color w:val="DCDCDC"/>
+          <w:kern w:val="0"/>
+          <w:sz w:val="18"/>
+          <w:szCs w:val="18"/>
+          <w14:ligatures w14:val="none"/>
+        </w:rPr>
+        <w:t>,</w:t>
+      </w:r>
+    </w:p>
+    <w:p>
+      <w:pPr>
+        <w:pStyle w:val="ListParagraph"/>
+        <w:numPr>
+          <w:ilvl w:val="0"/>
+          <w:numId w:val="2"/>
+        </w:numPr>
+        <w:shd w:val="clear" w:color="auto" w:fill="212121"/>
+        <w:spacing w:after="0" w:line="270" w:lineRule="atLeast"/>
+        <w:rPr>
+          <w:rFonts w:ascii="Courier New" w:eastAsia="Times New Roman" w:hAnsi="Courier New" w:cs="Courier New"/>
+          <w:color w:val="F8F8F2"/>
+          <w:kern w:val="0"/>
+          <w:sz w:val="18"/>
+          <w:szCs w:val="18"/>
+          <w14:ligatures w14:val="none"/>
+        </w:rPr>
+      </w:pPr>
+      <w:r>
+        <w:rPr>
+          <w:rFonts w:ascii="Courier New" w:eastAsia="Times New Roman" w:hAnsi="Courier New" w:cs="Courier New"/>
+          <w:color w:val="F8F8F2"/>
+          <w:kern w:val="0"/>
+          <w:sz w:val="18"/>
+          <w:szCs w:val="18"/>
+          <w14:ligatures w14:val="none"/>
+        </w:rPr>
+        <w:t xml:space="preserve">    </w:t>
+      </w:r>
+      <w:r>
+        <w:rPr>
+          <w:rFonts w:ascii="Courier New" w:eastAsia="Times New Roman" w:hAnsi="Courier New" w:cs="Courier New"/>
+          <w:color w:val="9CDCFE"/>
+          <w:kern w:val="0"/>
+          <w:sz w:val="18"/>
+          <w:szCs w:val="18"/>
+          <w14:ligatures w14:val="none"/>
+        </w:rPr>
+        <w:t>"comment"</w:t>
+      </w:r>
+      <w:r>
+        <w:rPr>
+          <w:rFonts w:ascii="Courier New" w:eastAsia="Times New Roman" w:hAnsi="Courier New" w:cs="Courier New"/>
+          <w:color w:val="DCDCDC"/>
+          <w:kern w:val="0"/>
+          <w:sz w:val="18"/>
+          <w:szCs w:val="18"/>
+          <w14:ligatures w14:val="none"/>
+        </w:rPr>
+        <w:t>:</w:t>
+      </w:r>
+      <w:r>
+        <w:rPr>
+          <w:rFonts w:ascii="Courier New" w:eastAsia="Times New Roman" w:hAnsi="Courier New" w:cs="Courier New"/>
+          <w:color w:val="F8F8F2"/>
+          <w:kern w:val="0"/>
+          <w:sz w:val="18"/>
+          <w:szCs w:val="18"/>
+          <w14:ligatures w14:val="none"/>
+        </w:rPr>
+        <w:t xml:space="preserve"> </w:t>
+      </w:r>
+      <w:r>
+        <w:rPr>
+          <w:rFonts w:ascii="Courier New" w:eastAsia="Times New Roman" w:hAnsi="Courier New" w:cs="Courier New"/>
+          <w:color w:val="CE9178"/>
+          <w:kern w:val="0"/>
+          <w:sz w:val="18"/>
+          <w:szCs w:val="18"/>
+          <w14:ligatures w14:val="none"/>
+        </w:rPr>
+        <w:t>"she is a good doctor."</w:t>
+      </w:r>
+    </w:p>
+    <w:p>
+      <w:pPr>
+        <w:pStyle w:val="ListParagraph"/>
+        <w:numPr>
+          <w:ilvl w:val="0"/>
+          <w:numId w:val="2"/>
+        </w:numPr>
+        <w:shd w:val="clear" w:color="auto" w:fill="212121"/>
+        <w:spacing w:after="0" w:line="270" w:lineRule="atLeast"/>
+        <w:rPr>
+          <w:rFonts w:ascii="Courier New" w:eastAsia="Times New Roman" w:hAnsi="Courier New" w:cs="Courier New"/>
+          <w:color w:val="F8F8F2"/>
+          <w:kern w:val="0"/>
+          <w:sz w:val="18"/>
+          <w:szCs w:val="18"/>
+          <w14:ligatures w14:val="none"/>
+        </w:rPr>
+      </w:pPr>
+      <w:r>
+        <w:rPr>
+          <w:rFonts w:ascii="Courier New" w:eastAsia="Times New Roman" w:hAnsi="Courier New" w:cs="Courier New"/>
           <w:color w:val="DCDCDC"/>
           <w:kern w:val="0"/>
           <w:sz w:val="18"/>
@@ -8877,23 +11828,28 @@
     </w:p>
     <w:p>
       <w:pPr>
-        <w:pStyle w:val="ListParagraph"/>
-        <w:numPr>
-          <w:ilvl w:val="0"/>
-          <w:numId w:val="10"/>
-        </w:numPr>
-      </w:pPr>
-      <w:r>
-        <w:t xml:space="preserve">Get my appointments </w:t>
+        <w:ind w:left="720"/>
+      </w:pPr>
+    </w:p>
+    <w:p>
+      <w:pPr>
+        <w:pStyle w:val="ListParagraph"/>
+        <w:numPr>
+          <w:ilvl w:val="0"/>
+          <w:numId w:val="11"/>
+        </w:numPr>
+      </w:pPr>
+      <w:r>
+        <w:t xml:space="preserve">get doctor's </w:t>
       </w:r>
       <w:proofErr w:type="gramStart"/>
       <w:r>
-        <w:t>( doctor</w:t>
+        <w:t>reviews</w:t>
+      </w:r>
+      <w:r>
+        <w:t xml:space="preserve"> :</w:t>
       </w:r>
       <w:proofErr w:type="gramEnd"/>
-      <w:r>
-        <w:t xml:space="preserve"> and patient ):</w:t>
-      </w:r>
     </w:p>
     <w:p>
       <w:pPr>
@@ -8905,31 +11861,181 @@
       </w:pPr>
       <w:proofErr w:type="gramStart"/>
       <w:r>
+        <w:t>method :</w:t>
+      </w:r>
+      <w:proofErr w:type="gramEnd"/>
+      <w:r>
+        <w:t xml:space="preserve"> get</w:t>
+      </w:r>
+    </w:p>
+    <w:p>
+      <w:pPr>
+        <w:pStyle w:val="ListParagraph"/>
+        <w:numPr>
+          <w:ilvl w:val="0"/>
+          <w:numId w:val="2"/>
+        </w:numPr>
+      </w:pPr>
+      <w:r>
+        <w:t>/</w:t>
+      </w:r>
+      <w:proofErr w:type="spellStart"/>
+      <w:r>
+        <w:t>api</w:t>
+      </w:r>
+      <w:proofErr w:type="spellEnd"/>
+      <w:r>
+        <w:t>/reviews/doctor/</w:t>
+      </w:r>
+      <w:r>
+        <w:t xml:space="preserve">:id </w:t>
+      </w:r>
+    </w:p>
+    <w:p>
+      <w:pPr>
+        <w:pStyle w:val="ListParagraph"/>
+        <w:numPr>
+          <w:ilvl w:val="0"/>
+          <w:numId w:val="2"/>
+        </w:numPr>
+      </w:pPr>
+      <w:r>
+        <w:t>Id =&gt; for doctor</w:t>
+      </w:r>
+    </w:p>
+    <w:p>
+      <w:pPr>
+        <w:pStyle w:val="ListParagraph"/>
+        <w:numPr>
+          <w:ilvl w:val="0"/>
+          <w:numId w:val="11"/>
+        </w:numPr>
+      </w:pPr>
+      <w:r>
+        <w:t xml:space="preserve">Get my </w:t>
+      </w:r>
+      <w:proofErr w:type="gramStart"/>
+      <w:r>
+        <w:t>reviews :</w:t>
+      </w:r>
+      <w:proofErr w:type="gramEnd"/>
+    </w:p>
+    <w:p>
+      <w:pPr>
+        <w:pStyle w:val="ListParagraph"/>
+        <w:numPr>
+          <w:ilvl w:val="0"/>
+          <w:numId w:val="2"/>
+        </w:numPr>
+      </w:pPr>
+      <w:r>
+        <w:t xml:space="preserve">** Bearer token &lt;access token &gt; ** =&gt; patient </w:t>
+      </w:r>
+    </w:p>
+    <w:p>
+      <w:pPr>
+        <w:pStyle w:val="ListParagraph"/>
+        <w:numPr>
+          <w:ilvl w:val="0"/>
+          <w:numId w:val="2"/>
+        </w:numPr>
+      </w:pPr>
+      <w:proofErr w:type="gramStart"/>
+      <w:r>
         <w:t>Method :</w:t>
       </w:r>
       <w:proofErr w:type="gramEnd"/>
       <w:r>
-        <w:t xml:space="preserve"> get </w:t>
-      </w:r>
-    </w:p>
-    <w:p>
-      <w:pPr>
-        <w:pStyle w:val="ListParagraph"/>
-        <w:numPr>
-          <w:ilvl w:val="0"/>
-          <w:numId w:val="2"/>
-        </w:numPr>
-      </w:pPr>
-      <w:r>
-        <w:t xml:space="preserve">** Bearer token &lt;access token &gt; ** =&gt; </w:t>
-      </w:r>
+        <w:t xml:space="preserve"> get</w:t>
+      </w:r>
+    </w:p>
+    <w:p>
+      <w:pPr>
+        <w:pStyle w:val="ListParagraph"/>
+        <w:numPr>
+          <w:ilvl w:val="0"/>
+          <w:numId w:val="2"/>
+        </w:numPr>
+      </w:pPr>
+      <w:r>
+        <w:t>/</w:t>
+      </w:r>
+      <w:proofErr w:type="spellStart"/>
+      <w:r>
+        <w:t>api</w:t>
+      </w:r>
+      <w:proofErr w:type="spellEnd"/>
+      <w:r>
+        <w:t>/reviews/me</w:t>
+      </w:r>
+    </w:p>
+    <w:p>
+      <w:pPr>
+        <w:pStyle w:val="ListParagraph"/>
+        <w:numPr>
+          <w:ilvl w:val="0"/>
+          <w:numId w:val="2"/>
+        </w:numPr>
+      </w:pPr>
       <w:r>
         <w:rPr>
           <w:rFonts w:hint="cs"/>
           <w:rtl/>
           <w:lang w:bidi="ar-EG"/>
         </w:rPr>
-        <w:t>علي حسب انتوا دلوقت في بروفايل البيشنت والا الدكتور</w:t>
+        <w:t>البيشنت بيشوف كل الريفيوز الي عملها</w:t>
+      </w:r>
+    </w:p>
+    <w:p>
+      <w:pPr>
+        <w:pStyle w:val="ListParagraph"/>
+        <w:numPr>
+          <w:ilvl w:val="0"/>
+          <w:numId w:val="11"/>
+        </w:numPr>
+      </w:pPr>
+      <w:r>
+        <w:rPr>
+          <w:lang w:bidi="ar-EG"/>
+        </w:rPr>
+        <w:t xml:space="preserve">Update </w:t>
+      </w:r>
+      <w:proofErr w:type="gramStart"/>
+      <w:r>
+        <w:rPr>
+          <w:lang w:bidi="ar-EG"/>
+        </w:rPr>
+        <w:t>reviews :</w:t>
+      </w:r>
+      <w:proofErr w:type="gramEnd"/>
+    </w:p>
+    <w:p>
+      <w:pPr>
+        <w:pStyle w:val="ListParagraph"/>
+        <w:numPr>
+          <w:ilvl w:val="0"/>
+          <w:numId w:val="2"/>
+        </w:numPr>
+      </w:pPr>
+      <w:r>
+        <w:t xml:space="preserve">** Bearer token &lt;access token &gt; ** =&gt; patient </w:t>
+      </w:r>
+    </w:p>
+    <w:p>
+      <w:pPr>
+        <w:pStyle w:val="ListParagraph"/>
+        <w:numPr>
+          <w:ilvl w:val="0"/>
+          <w:numId w:val="2"/>
+        </w:numPr>
+      </w:pPr>
+      <w:proofErr w:type="gramStart"/>
+      <w:r>
+        <w:t>Method :</w:t>
+      </w:r>
+      <w:proofErr w:type="gramEnd"/>
+      <w:r>
+        <w:t xml:space="preserve"> put </w:t>
       </w:r>
     </w:p>
     <w:p>
@@ -8944,108 +12050,17 @@
         <w:t>/</w:t>
       </w:r>
       <w:proofErr w:type="spellStart"/>
+      <w:proofErr w:type="gramStart"/>
       <w:r>
         <w:t>api</w:t>
       </w:r>
       <w:proofErr w:type="spellEnd"/>
-      <w:r>
-        <w:t>/appointments/</w:t>
-      </w:r>
-      <w:proofErr w:type="gramStart"/>
-      <w:r>
-        <w:t>my</w:t>
-      </w:r>
       <w:proofErr w:type="gramEnd"/>
-    </w:p>
-    <w:p>
-      <w:pPr>
-        <w:pStyle w:val="ListParagraph"/>
-        <w:ind w:left="1080"/>
-      </w:pPr>
-    </w:p>
-    <w:p>
-      <w:pPr>
-        <w:pStyle w:val="Heading1"/>
-      </w:pPr>
-      <w:r>
-        <w:t xml:space="preserve">Reviews end </w:t>
-      </w:r>
-      <w:proofErr w:type="gramStart"/>
-      <w:r>
-        <w:t>points :</w:t>
-      </w:r>
-      <w:proofErr w:type="gramEnd"/>
-    </w:p>
-    <w:p>
-      <w:pPr>
-        <w:pStyle w:val="ListParagraph"/>
-        <w:numPr>
-          <w:ilvl w:val="0"/>
-          <w:numId w:val="11"/>
-        </w:numPr>
-      </w:pPr>
-      <w:r>
-        <w:rPr>
-          <w:lang w:bidi="ar-EG"/>
-        </w:rPr>
-        <w:t xml:space="preserve">Add </w:t>
-      </w:r>
-      <w:proofErr w:type="gramStart"/>
-      <w:r>
-        <w:rPr>
-          <w:lang w:bidi="ar-EG"/>
-        </w:rPr>
-        <w:t>review :</w:t>
-      </w:r>
-      <w:proofErr w:type="gramEnd"/>
-    </w:p>
-    <w:p>
-      <w:pPr>
-        <w:pStyle w:val="ListParagraph"/>
-        <w:numPr>
-          <w:ilvl w:val="0"/>
-          <w:numId w:val="2"/>
-        </w:numPr>
-      </w:pPr>
-      <w:r>
-        <w:t xml:space="preserve">** Bearer token &lt;access token &gt; ** =&gt; patient </w:t>
-      </w:r>
-    </w:p>
-    <w:p>
-      <w:pPr>
-        <w:pStyle w:val="ListParagraph"/>
-        <w:numPr>
-          <w:ilvl w:val="0"/>
-          <w:numId w:val="2"/>
-        </w:numPr>
-      </w:pPr>
-      <w:proofErr w:type="gramStart"/>
-      <w:r>
-        <w:t>Method :</w:t>
-      </w:r>
-      <w:proofErr w:type="gramEnd"/>
-      <w:r>
-        <w:t xml:space="preserve"> post </w:t>
-      </w:r>
-    </w:p>
-    <w:p>
-      <w:pPr>
-        <w:pStyle w:val="ListParagraph"/>
-        <w:numPr>
-          <w:ilvl w:val="0"/>
-          <w:numId w:val="2"/>
-        </w:numPr>
-      </w:pPr>
-      <w:r>
-        <w:t>/</w:t>
-      </w:r>
-      <w:proofErr w:type="spellStart"/>
-      <w:r>
-        <w:t>api</w:t>
-      </w:r>
-      <w:proofErr w:type="spellEnd"/>
-      <w:r>
-        <w:t>/reviews</w:t>
+      <w:r>
+        <w:t>/reviews/</w:t>
+      </w:r>
+      <w:r>
+        <w:t>:id</w:t>
       </w:r>
     </w:p>
     <w:p>
@@ -9061,7 +12076,18 @@
           <w:rFonts w:hint="cs"/>
           <w:rtl/>
         </w:rPr>
-        <w:t>ميقدرش يدي الا ريفيو واحد بس لكل دكتور</w:t>
+        <w:t xml:space="preserve">ال </w:t>
+      </w:r>
+      <w:r>
+        <w:t xml:space="preserve"> id </w:t>
+      </w:r>
+      <w:r>
+        <w:rPr>
+          <w:rFonts w:hint="cs"/>
+          <w:rtl/>
+          <w:lang w:bidi="ar-EG"/>
+        </w:rPr>
+        <w:t>بتاع الريفيو</w:t>
       </w:r>
     </w:p>
     <w:p>
@@ -9103,6 +12129,7 @@
           <w:szCs w:val="18"/>
           <w14:ligatures w14:val="none"/>
         </w:rPr>
+        <w:lastRenderedPageBreak/>
         <w:t>{</w:t>
       </w:r>
     </w:p>
@@ -9144,31 +12171,7 @@
           <w:szCs w:val="18"/>
           <w14:ligatures w14:val="none"/>
         </w:rPr>
-        <w:t>"</w:t>
-      </w:r>
-      <w:proofErr w:type="spellStart"/>
-      <w:r>
-        <w:rPr>
-          <w:rFonts w:ascii="Courier New" w:eastAsia="Times New Roman" w:hAnsi="Courier New" w:cs="Courier New"/>
-          <w:color w:val="9CDCFE"/>
-          <w:kern w:val="0"/>
-          <w:sz w:val="18"/>
-          <w:szCs w:val="18"/>
-          <w14:ligatures w14:val="none"/>
-        </w:rPr>
-        <w:t>doctorId</w:t>
-      </w:r>
-      <w:proofErr w:type="spellEnd"/>
-      <w:r>
-        <w:rPr>
-          <w:rFonts w:ascii="Courier New" w:eastAsia="Times New Roman" w:hAnsi="Courier New" w:cs="Courier New"/>
-          <w:color w:val="9CDCFE"/>
-          <w:kern w:val="0"/>
-          <w:sz w:val="18"/>
-          <w:szCs w:val="18"/>
-          <w14:ligatures w14:val="none"/>
-        </w:rPr>
-        <w:t>"</w:t>
+        <w:t>"rating"</w:t>
       </w:r>
       <w:r>
         <w:rPr>
@@ -9195,13 +12198,13 @@
       <w:r>
         <w:rPr>
           <w:rFonts w:ascii="Courier New" w:eastAsia="Times New Roman" w:hAnsi="Courier New" w:cs="Courier New"/>
-          <w:color w:val="CE9178"/>
-          <w:kern w:val="0"/>
-          <w:sz w:val="18"/>
-          <w:szCs w:val="18"/>
-          <w14:ligatures w14:val="none"/>
-        </w:rPr>
-        <w:t>"698c91524687c848d2b629ea"</w:t>
+          <w:color w:val="B5CEA8"/>
+          <w:kern w:val="0"/>
+          <w:sz w:val="18"/>
+          <w:szCs w:val="18"/>
+          <w14:ligatures w14:val="none"/>
+        </w:rPr>
+        <w:t>4</w:t>
       </w:r>
       <w:r>
         <w:rPr>
@@ -9253,7 +12256,7 @@
           <w:szCs w:val="18"/>
           <w14:ligatures w14:val="none"/>
         </w:rPr>
-        <w:t>"rating"</w:t>
+        <w:t>"comment"</w:t>
       </w:r>
       <w:r>
         <w:rPr>
@@ -9280,24 +12283,36 @@
       <w:r>
         <w:rPr>
           <w:rFonts w:ascii="Courier New" w:eastAsia="Times New Roman" w:hAnsi="Courier New" w:cs="Courier New"/>
-          <w:color w:val="B5CEA8"/>
-          <w:kern w:val="0"/>
-          <w:sz w:val="18"/>
-          <w:szCs w:val="18"/>
-          <w14:ligatures w14:val="none"/>
-        </w:rPr>
-        <w:t>3</w:t>
-      </w:r>
-      <w:r>
-        <w:rPr>
-          <w:rFonts w:ascii="Courier New" w:eastAsia="Times New Roman" w:hAnsi="Courier New" w:cs="Courier New"/>
-          <w:color w:val="DCDCDC"/>
-          <w:kern w:val="0"/>
-          <w:sz w:val="18"/>
-          <w:szCs w:val="18"/>
-          <w14:ligatures w14:val="none"/>
-        </w:rPr>
-        <w:t>,</w:t>
+          <w:color w:val="CE9178"/>
+          <w:kern w:val="0"/>
+          <w:sz w:val="18"/>
+          <w:szCs w:val="18"/>
+          <w14:ligatures w14:val="none"/>
+        </w:rPr>
+        <w:t>"</w:t>
+      </w:r>
+      <w:r>
+        <w:rPr>
+          <w:rFonts w:ascii="Courier New" w:eastAsia="Times New Roman" w:hAnsi="Courier New" w:cs="Courier New"/>
+          <w:color w:val="CE9178"/>
+          <w:kern w:val="0"/>
+          <w:sz w:val="18"/>
+          <w:szCs w:val="18"/>
+          <w:rtl/>
+          <w14:ligatures w14:val="none"/>
+        </w:rPr>
+        <w:t>تم تعديل التقييم، الخدمة كانت جيدة جداً</w:t>
+      </w:r>
+      <w:r>
+        <w:rPr>
+          <w:rFonts w:ascii="Courier New" w:eastAsia="Times New Roman" w:hAnsi="Courier New" w:cs="Courier New"/>
+          <w:color w:val="CE9178"/>
+          <w:kern w:val="0"/>
+          <w:sz w:val="18"/>
+          <w:szCs w:val="18"/>
+          <w14:ligatures w14:val="none"/>
+        </w:rPr>
+        <w:t>."</w:t>
       </w:r>
     </w:p>
     <w:p>
@@ -9321,58 +12336,154 @@
       <w:r>
         <w:rPr>
           <w:rFonts w:ascii="Courier New" w:eastAsia="Times New Roman" w:hAnsi="Courier New" w:cs="Courier New"/>
-          <w:color w:val="F8F8F2"/>
-          <w:kern w:val="0"/>
-          <w:sz w:val="18"/>
-          <w:szCs w:val="18"/>
-          <w14:ligatures w14:val="none"/>
-        </w:rPr>
-        <w:t xml:space="preserve">    </w:t>
-      </w:r>
-      <w:r>
-        <w:rPr>
-          <w:rFonts w:ascii="Courier New" w:eastAsia="Times New Roman" w:hAnsi="Courier New" w:cs="Courier New"/>
-          <w:color w:val="9CDCFE"/>
-          <w:kern w:val="0"/>
-          <w:sz w:val="18"/>
-          <w:szCs w:val="18"/>
-          <w14:ligatures w14:val="none"/>
-        </w:rPr>
-        <w:t>"comment"</w:t>
-      </w:r>
-      <w:r>
-        <w:rPr>
-          <w:rFonts w:ascii="Courier New" w:eastAsia="Times New Roman" w:hAnsi="Courier New" w:cs="Courier New"/>
-          <w:color w:val="DCDCDC"/>
-          <w:kern w:val="0"/>
-          <w:sz w:val="18"/>
-          <w:szCs w:val="18"/>
-          <w14:ligatures w14:val="none"/>
-        </w:rPr>
-        <w:t>:</w:t>
-      </w:r>
-      <w:r>
-        <w:rPr>
-          <w:rFonts w:ascii="Courier New" w:eastAsia="Times New Roman" w:hAnsi="Courier New" w:cs="Courier New"/>
-          <w:color w:val="F8F8F2"/>
-          <w:kern w:val="0"/>
-          <w:sz w:val="18"/>
-          <w:szCs w:val="18"/>
-          <w14:ligatures w14:val="none"/>
-        </w:rPr>
-        <w:t xml:space="preserve"> </w:t>
-      </w:r>
-      <w:r>
-        <w:rPr>
-          <w:rFonts w:ascii="Courier New" w:eastAsia="Times New Roman" w:hAnsi="Courier New" w:cs="Courier New"/>
-          <w:color w:val="CE9178"/>
-          <w:kern w:val="0"/>
-          <w:sz w:val="18"/>
-          <w:szCs w:val="18"/>
-          <w14:ligatures w14:val="none"/>
-        </w:rPr>
-        <w:t>"she is a good doctor."</w:t>
-      </w:r>
+          <w:color w:val="DCDCDC"/>
+          <w:kern w:val="0"/>
+          <w:sz w:val="18"/>
+          <w:szCs w:val="18"/>
+          <w14:ligatures w14:val="none"/>
+        </w:rPr>
+        <w:t>}</w:t>
+      </w:r>
+    </w:p>
+    <w:p>
+      <w:pPr>
+        <w:pStyle w:val="ListParagraph"/>
+        <w:numPr>
+          <w:ilvl w:val="0"/>
+          <w:numId w:val="11"/>
+        </w:numPr>
+      </w:pPr>
+      <w:r>
+        <w:rPr>
+          <w:lang w:bidi="ar-EG"/>
+        </w:rPr>
+        <w:t xml:space="preserve">Delete </w:t>
+      </w:r>
+      <w:proofErr w:type="gramStart"/>
+      <w:r>
+        <w:rPr>
+          <w:lang w:bidi="ar-EG"/>
+        </w:rPr>
+        <w:t>review :</w:t>
+      </w:r>
+      <w:proofErr w:type="gramEnd"/>
+    </w:p>
+    <w:p>
+      <w:pPr>
+        <w:pStyle w:val="ListParagraph"/>
+        <w:numPr>
+          <w:ilvl w:val="0"/>
+          <w:numId w:val="2"/>
+        </w:numPr>
+      </w:pPr>
+      <w:r>
+        <w:t xml:space="preserve">** Bearer token &lt;access token &gt; ** =&gt; patient </w:t>
+      </w:r>
+    </w:p>
+    <w:p>
+      <w:pPr>
+        <w:pStyle w:val="ListParagraph"/>
+        <w:numPr>
+          <w:ilvl w:val="0"/>
+          <w:numId w:val="2"/>
+        </w:numPr>
+      </w:pPr>
+      <w:proofErr w:type="gramStart"/>
+      <w:r>
+        <w:t>Method :</w:t>
+      </w:r>
+      <w:proofErr w:type="gramEnd"/>
+      <w:r>
+        <w:t xml:space="preserve"> delete  </w:t>
+      </w:r>
+    </w:p>
+    <w:p>
+      <w:pPr>
+        <w:pStyle w:val="ListParagraph"/>
+        <w:numPr>
+          <w:ilvl w:val="0"/>
+          <w:numId w:val="2"/>
+        </w:numPr>
+      </w:pPr>
+      <w:r>
+        <w:t>/</w:t>
+      </w:r>
+      <w:proofErr w:type="spellStart"/>
+      <w:proofErr w:type="gramStart"/>
+      <w:r>
+        <w:t>api</w:t>
+      </w:r>
+      <w:proofErr w:type="spellEnd"/>
+      <w:proofErr w:type="gramEnd"/>
+      <w:r>
+        <w:t>/reviews/</w:t>
+      </w:r>
+      <w:r>
+        <w:t>:id</w:t>
+      </w:r>
+    </w:p>
+    <w:p>
+      <w:pPr>
+        <w:pStyle w:val="ListParagraph"/>
+        <w:numPr>
+          <w:ilvl w:val="0"/>
+          <w:numId w:val="2"/>
+        </w:numPr>
+      </w:pPr>
+      <w:r>
+        <w:rPr>
+          <w:rFonts w:hint="cs"/>
+          <w:rtl/>
+        </w:rPr>
+        <w:t xml:space="preserve">ال </w:t>
+      </w:r>
+      <w:r>
+        <w:t xml:space="preserve"> id </w:t>
+      </w:r>
+      <w:r>
+        <w:rPr>
+          <w:rFonts w:hint="cs"/>
+          <w:rtl/>
+          <w:lang w:bidi="ar-EG"/>
+        </w:rPr>
+        <w:t>بتاع الريفيو</w:t>
+      </w:r>
+    </w:p>
+    <w:p>
+      <w:pPr>
+        <w:pStyle w:val="ListParagraph"/>
+        <w:ind w:left="1080"/>
+      </w:pPr>
+    </w:p>
+    <w:p>
+      <w:pPr>
+        <w:pStyle w:val="Heading1"/>
+      </w:pPr>
+      <w:r>
+        <w:t xml:space="preserve">Admin end </w:t>
+      </w:r>
+      <w:proofErr w:type="gramStart"/>
+      <w:r>
+        <w:t>points :</w:t>
+      </w:r>
+      <w:proofErr w:type="gramEnd"/>
+    </w:p>
+    <w:p>
+      <w:pPr>
+        <w:pStyle w:val="ListParagraph"/>
+        <w:numPr>
+          <w:ilvl w:val="0"/>
+          <w:numId w:val="2"/>
+        </w:numPr>
+      </w:pPr>
+      <w:r>
+        <w:t xml:space="preserve">First admin login to get access </w:t>
+      </w:r>
+      <w:proofErr w:type="gramStart"/>
+      <w:r>
+        <w:t>token :</w:t>
+      </w:r>
+      <w:proofErr w:type="gramEnd"/>
     </w:p>
     <w:p>
       <w:pPr>
@@ -9401,284 +12512,7 @@
           <w:szCs w:val="18"/>
           <w14:ligatures w14:val="none"/>
         </w:rPr>
-        <w:t>}</w:t>
-      </w:r>
-    </w:p>
-    <w:p>
-      <w:pPr>
-        <w:ind w:left="720"/>
-      </w:pPr>
-    </w:p>
-    <w:p>
-      <w:pPr>
-        <w:pStyle w:val="ListParagraph"/>
-        <w:numPr>
-          <w:ilvl w:val="0"/>
-          <w:numId w:val="11"/>
-        </w:numPr>
-      </w:pPr>
-      <w:r>
-        <w:t xml:space="preserve">get doctor's </w:t>
-      </w:r>
-      <w:proofErr w:type="gramStart"/>
-      <w:r>
-        <w:t>reviews</w:t>
-      </w:r>
-      <w:r>
-        <w:t xml:space="preserve"> :</w:t>
-      </w:r>
-      <w:proofErr w:type="gramEnd"/>
-    </w:p>
-    <w:p>
-      <w:pPr>
-        <w:pStyle w:val="ListParagraph"/>
-        <w:numPr>
-          <w:ilvl w:val="0"/>
-          <w:numId w:val="2"/>
-        </w:numPr>
-      </w:pPr>
-      <w:proofErr w:type="gramStart"/>
-      <w:r>
-        <w:t>method :</w:t>
-      </w:r>
-      <w:proofErr w:type="gramEnd"/>
-      <w:r>
-        <w:t xml:space="preserve"> get</w:t>
-      </w:r>
-    </w:p>
-    <w:p>
-      <w:pPr>
-        <w:pStyle w:val="ListParagraph"/>
-        <w:numPr>
-          <w:ilvl w:val="0"/>
-          <w:numId w:val="2"/>
-        </w:numPr>
-      </w:pPr>
-      <w:r>
-        <w:t>/</w:t>
-      </w:r>
-      <w:proofErr w:type="spellStart"/>
-      <w:r>
-        <w:t>api</w:t>
-      </w:r>
-      <w:proofErr w:type="spellEnd"/>
-      <w:r>
-        <w:t>/reviews/doctor/</w:t>
-      </w:r>
-      <w:r>
-        <w:t xml:space="preserve">:id </w:t>
-      </w:r>
-    </w:p>
-    <w:p>
-      <w:pPr>
-        <w:pStyle w:val="ListParagraph"/>
-        <w:numPr>
-          <w:ilvl w:val="0"/>
-          <w:numId w:val="2"/>
-        </w:numPr>
-      </w:pPr>
-      <w:r>
-        <w:t>Id =&gt; for doctor</w:t>
-      </w:r>
-    </w:p>
-    <w:p>
-      <w:pPr>
-        <w:pStyle w:val="ListParagraph"/>
-        <w:numPr>
-          <w:ilvl w:val="0"/>
-          <w:numId w:val="11"/>
-        </w:numPr>
-      </w:pPr>
-      <w:r>
-        <w:t xml:space="preserve">Get my </w:t>
-      </w:r>
-      <w:proofErr w:type="gramStart"/>
-      <w:r>
-        <w:t>reviews :</w:t>
-      </w:r>
-      <w:proofErr w:type="gramEnd"/>
-    </w:p>
-    <w:p>
-      <w:pPr>
-        <w:pStyle w:val="ListParagraph"/>
-        <w:numPr>
-          <w:ilvl w:val="0"/>
-          <w:numId w:val="2"/>
-        </w:numPr>
-      </w:pPr>
-      <w:r>
-        <w:t xml:space="preserve">** Bearer token &lt;access token &gt; ** =&gt; patient </w:t>
-      </w:r>
-    </w:p>
-    <w:p>
-      <w:pPr>
-        <w:pStyle w:val="ListParagraph"/>
-        <w:numPr>
-          <w:ilvl w:val="0"/>
-          <w:numId w:val="2"/>
-        </w:numPr>
-      </w:pPr>
-      <w:proofErr w:type="gramStart"/>
-      <w:r>
-        <w:t>Method :</w:t>
-      </w:r>
-      <w:proofErr w:type="gramEnd"/>
-      <w:r>
-        <w:t xml:space="preserve"> get</w:t>
-      </w:r>
-    </w:p>
-    <w:p>
-      <w:pPr>
-        <w:pStyle w:val="ListParagraph"/>
-        <w:numPr>
-          <w:ilvl w:val="0"/>
-          <w:numId w:val="2"/>
-        </w:numPr>
-      </w:pPr>
-      <w:r>
-        <w:t>/</w:t>
-      </w:r>
-      <w:proofErr w:type="spellStart"/>
-      <w:r>
-        <w:t>api</w:t>
-      </w:r>
-      <w:proofErr w:type="spellEnd"/>
-      <w:r>
-        <w:t>/reviews/me</w:t>
-      </w:r>
-    </w:p>
-    <w:p>
-      <w:pPr>
-        <w:pStyle w:val="ListParagraph"/>
-        <w:numPr>
-          <w:ilvl w:val="0"/>
-          <w:numId w:val="2"/>
-        </w:numPr>
-      </w:pPr>
-      <w:r>
-        <w:rPr>
-          <w:rFonts w:hint="cs"/>
-          <w:rtl/>
-          <w:lang w:bidi="ar-EG"/>
-        </w:rPr>
-        <w:t>البيشنت بيشوف كل الريفيوز الي عملها</w:t>
-      </w:r>
-    </w:p>
-    <w:p>
-      <w:pPr>
-        <w:pStyle w:val="ListParagraph"/>
-        <w:numPr>
-          <w:ilvl w:val="0"/>
-          <w:numId w:val="11"/>
-        </w:numPr>
-      </w:pPr>
-      <w:r>
-        <w:rPr>
-          <w:lang w:bidi="ar-EG"/>
-        </w:rPr>
-        <w:t xml:space="preserve">Update </w:t>
-      </w:r>
-      <w:proofErr w:type="gramStart"/>
-      <w:r>
-        <w:rPr>
-          <w:lang w:bidi="ar-EG"/>
-        </w:rPr>
-        <w:t>reviews :</w:t>
-      </w:r>
-      <w:proofErr w:type="gramEnd"/>
-    </w:p>
-    <w:p>
-      <w:pPr>
-        <w:pStyle w:val="ListParagraph"/>
-        <w:numPr>
-          <w:ilvl w:val="0"/>
-          <w:numId w:val="2"/>
-        </w:numPr>
-      </w:pPr>
-      <w:r>
-        <w:t xml:space="preserve">** Bearer token &lt;access token &gt; ** =&gt; patient </w:t>
-      </w:r>
-    </w:p>
-    <w:p>
-      <w:pPr>
-        <w:pStyle w:val="ListParagraph"/>
-        <w:numPr>
-          <w:ilvl w:val="0"/>
-          <w:numId w:val="2"/>
-        </w:numPr>
-      </w:pPr>
-      <w:proofErr w:type="gramStart"/>
-      <w:r>
-        <w:t>Method :</w:t>
-      </w:r>
-      <w:proofErr w:type="gramEnd"/>
-      <w:r>
-        <w:t xml:space="preserve"> put </w:t>
-      </w:r>
-    </w:p>
-    <w:p>
-      <w:pPr>
-        <w:pStyle w:val="ListParagraph"/>
-        <w:numPr>
-          <w:ilvl w:val="0"/>
-          <w:numId w:val="2"/>
-        </w:numPr>
-      </w:pPr>
-      <w:r>
-        <w:t>/</w:t>
-      </w:r>
-      <w:proofErr w:type="spellStart"/>
-      <w:proofErr w:type="gramStart"/>
-      <w:r>
-        <w:t>api</w:t>
-      </w:r>
-      <w:proofErr w:type="spellEnd"/>
-      <w:proofErr w:type="gramEnd"/>
-      <w:r>
-        <w:t>/reviews/</w:t>
-      </w:r>
-      <w:r>
-        <w:t>:id</w:t>
-      </w:r>
-    </w:p>
-    <w:p>
-      <w:pPr>
-        <w:pStyle w:val="ListParagraph"/>
-        <w:numPr>
-          <w:ilvl w:val="0"/>
-          <w:numId w:val="2"/>
-        </w:numPr>
-      </w:pPr>
-      <w:r>
-        <w:rPr>
-          <w:rFonts w:hint="cs"/>
-          <w:rtl/>
-        </w:rPr>
-        <w:t xml:space="preserve">ال </w:t>
-      </w:r>
-      <w:r>
-        <w:t xml:space="preserve"> id </w:t>
-      </w:r>
-      <w:r>
-        <w:rPr>
-          <w:rFonts w:hint="cs"/>
-          <w:rtl/>
-          <w:lang w:bidi="ar-EG"/>
-        </w:rPr>
-        <w:t>بتاع الريفيو</w:t>
-      </w:r>
-    </w:p>
-    <w:p>
-      <w:pPr>
-        <w:pStyle w:val="ListParagraph"/>
-        <w:numPr>
-          <w:ilvl w:val="0"/>
-          <w:numId w:val="2"/>
-        </w:numPr>
-      </w:pPr>
-      <w:r>
-        <w:lastRenderedPageBreak/>
-        <w:t>Ex:</w:t>
+        <w:t>{</w:t>
       </w:r>
     </w:p>
     <w:p>
@@ -9702,13 +12536,57 @@
       <w:r>
         <w:rPr>
           <w:rFonts w:ascii="Courier New" w:eastAsia="Times New Roman" w:hAnsi="Courier New" w:cs="Courier New"/>
-          <w:color w:val="DCDCDC"/>
-          <w:kern w:val="0"/>
-          <w:sz w:val="18"/>
-          <w:szCs w:val="18"/>
-          <w14:ligatures w14:val="none"/>
-        </w:rPr>
-        <w:t>{</w:t>
+          <w:color w:val="F8F8F2"/>
+          <w:kern w:val="0"/>
+          <w:sz w:val="18"/>
+          <w:szCs w:val="18"/>
+          <w14:ligatures w14:val="none"/>
+        </w:rPr>
+        <w:t xml:space="preserve">    </w:t>
+      </w:r>
+      <w:r>
+        <w:rPr>
+          <w:rFonts w:ascii="Courier New" w:eastAsia="Times New Roman" w:hAnsi="Courier New" w:cs="Courier New"/>
+          <w:color w:val="9CDCFE"/>
+          <w:kern w:val="0"/>
+          <w:sz w:val="18"/>
+          <w:szCs w:val="18"/>
+          <w14:ligatures w14:val="none"/>
+        </w:rPr>
+        <w:t>"identity"</w:t>
+      </w:r>
+      <w:r>
+        <w:rPr>
+          <w:rFonts w:ascii="Courier New" w:eastAsia="Times New Roman" w:hAnsi="Courier New" w:cs="Courier New"/>
+          <w:color w:val="DCDCDC"/>
+          <w:kern w:val="0"/>
+          <w:sz w:val="18"/>
+          <w:szCs w:val="18"/>
+          <w14:ligatures w14:val="none"/>
+        </w:rPr>
+        <w:t>:</w:t>
+      </w:r>
+      <w:r>
+        <w:rPr>
+          <w:rFonts w:ascii="Courier New" w:eastAsia="Times New Roman" w:hAnsi="Courier New" w:cs="Courier New"/>
+          <w:color w:val="CE9178"/>
+          <w:kern w:val="0"/>
+          <w:sz w:val="18"/>
+          <w:szCs w:val="18"/>
+          <w14:ligatures w14:val="none"/>
+        </w:rPr>
+        <w:t>"admin@shefaa.com"</w:t>
+      </w:r>
+      <w:r>
+        <w:rPr>
+          <w:rFonts w:ascii="Courier New" w:eastAsia="Times New Roman" w:hAnsi="Courier New" w:cs="Courier New"/>
+          <w:color w:val="DCDCDC"/>
+          <w:kern w:val="0"/>
+          <w:sz w:val="18"/>
+          <w:szCs w:val="18"/>
+          <w14:ligatures w14:val="none"/>
+        </w:rPr>
+        <w:t>,</w:t>
       </w:r>
     </w:p>
     <w:p>
@@ -9749,7 +12627,7 @@
           <w:szCs w:val="18"/>
           <w14:ligatures w14:val="none"/>
         </w:rPr>
-        <w:t>"rating"</w:t>
+        <w:t>"password"</w:t>
       </w:r>
       <w:r>
         <w:rPr>
@@ -9765,35 +12643,13 @@
       <w:r>
         <w:rPr>
           <w:rFonts w:ascii="Courier New" w:eastAsia="Times New Roman" w:hAnsi="Courier New" w:cs="Courier New"/>
-          <w:color w:val="F8F8F2"/>
-          <w:kern w:val="0"/>
-          <w:sz w:val="18"/>
-          <w:szCs w:val="18"/>
-          <w14:ligatures w14:val="none"/>
-        </w:rPr>
-        <w:t xml:space="preserve"> </w:t>
-      </w:r>
-      <w:r>
-        <w:rPr>
-          <w:rFonts w:ascii="Courier New" w:eastAsia="Times New Roman" w:hAnsi="Courier New" w:cs="Courier New"/>
-          <w:color w:val="B5CEA8"/>
-          <w:kern w:val="0"/>
-          <w:sz w:val="18"/>
-          <w:szCs w:val="18"/>
-          <w14:ligatures w14:val="none"/>
-        </w:rPr>
-        <w:t>4</w:t>
-      </w:r>
-      <w:r>
-        <w:rPr>
-          <w:rFonts w:ascii="Courier New" w:eastAsia="Times New Roman" w:hAnsi="Courier New" w:cs="Courier New"/>
-          <w:color w:val="DCDCDC"/>
-          <w:kern w:val="0"/>
-          <w:sz w:val="18"/>
-          <w:szCs w:val="18"/>
-          <w14:ligatures w14:val="none"/>
-        </w:rPr>
-        <w:t>,</w:t>
+          <w:color w:val="CE9178"/>
+          <w:kern w:val="0"/>
+          <w:sz w:val="18"/>
+          <w:szCs w:val="18"/>
+          <w14:ligatures w14:val="none"/>
+        </w:rPr>
+        <w:t>"admin123456"</w:t>
       </w:r>
     </w:p>
     <w:p>
@@ -9817,103 +12673,6 @@
       <w:r>
         <w:rPr>
           <w:rFonts w:ascii="Courier New" w:eastAsia="Times New Roman" w:hAnsi="Courier New" w:cs="Courier New"/>
-          <w:color w:val="F8F8F2"/>
-          <w:kern w:val="0"/>
-          <w:sz w:val="18"/>
-          <w:szCs w:val="18"/>
-          <w14:ligatures w14:val="none"/>
-        </w:rPr>
-        <w:t xml:space="preserve">    </w:t>
-      </w:r>
-      <w:r>
-        <w:rPr>
-          <w:rFonts w:ascii="Courier New" w:eastAsia="Times New Roman" w:hAnsi="Courier New" w:cs="Courier New"/>
-          <w:color w:val="9CDCFE"/>
-          <w:kern w:val="0"/>
-          <w:sz w:val="18"/>
-          <w:szCs w:val="18"/>
-          <w14:ligatures w14:val="none"/>
-        </w:rPr>
-        <w:t>"comment"</w:t>
-      </w:r>
-      <w:r>
-        <w:rPr>
-          <w:rFonts w:ascii="Courier New" w:eastAsia="Times New Roman" w:hAnsi="Courier New" w:cs="Courier New"/>
-          <w:color w:val="DCDCDC"/>
-          <w:kern w:val="0"/>
-          <w:sz w:val="18"/>
-          <w:szCs w:val="18"/>
-          <w14:ligatures w14:val="none"/>
-        </w:rPr>
-        <w:t>:</w:t>
-      </w:r>
-      <w:r>
-        <w:rPr>
-          <w:rFonts w:ascii="Courier New" w:eastAsia="Times New Roman" w:hAnsi="Courier New" w:cs="Courier New"/>
-          <w:color w:val="F8F8F2"/>
-          <w:kern w:val="0"/>
-          <w:sz w:val="18"/>
-          <w:szCs w:val="18"/>
-          <w14:ligatures w14:val="none"/>
-        </w:rPr>
-        <w:t xml:space="preserve"> </w:t>
-      </w:r>
-      <w:r>
-        <w:rPr>
-          <w:rFonts w:ascii="Courier New" w:eastAsia="Times New Roman" w:hAnsi="Courier New" w:cs="Courier New"/>
-          <w:color w:val="CE9178"/>
-          <w:kern w:val="0"/>
-          <w:sz w:val="18"/>
-          <w:szCs w:val="18"/>
-          <w14:ligatures w14:val="none"/>
-        </w:rPr>
-        <w:t>"</w:t>
-      </w:r>
-      <w:r>
-        <w:rPr>
-          <w:rFonts w:ascii="Courier New" w:eastAsia="Times New Roman" w:hAnsi="Courier New" w:cs="Courier New"/>
-          <w:color w:val="CE9178"/>
-          <w:kern w:val="0"/>
-          <w:sz w:val="18"/>
-          <w:szCs w:val="18"/>
-          <w:rtl/>
-          <w14:ligatures w14:val="none"/>
-        </w:rPr>
-        <w:t>تم تعديل التقييم، الخدمة كانت جيدة جداً</w:t>
-      </w:r>
-      <w:r>
-        <w:rPr>
-          <w:rFonts w:ascii="Courier New" w:eastAsia="Times New Roman" w:hAnsi="Courier New" w:cs="Courier New"/>
-          <w:color w:val="CE9178"/>
-          <w:kern w:val="0"/>
-          <w:sz w:val="18"/>
-          <w:szCs w:val="18"/>
-          <w14:ligatures w14:val="none"/>
-        </w:rPr>
-        <w:t>."</w:t>
-      </w:r>
-    </w:p>
-    <w:p>
-      <w:pPr>
-        <w:pStyle w:val="ListParagraph"/>
-        <w:numPr>
-          <w:ilvl w:val="0"/>
-          <w:numId w:val="2"/>
-        </w:numPr>
-        <w:shd w:val="clear" w:color="auto" w:fill="212121"/>
-        <w:spacing w:after="0" w:line="270" w:lineRule="atLeast"/>
-        <w:rPr>
-          <w:rFonts w:ascii="Courier New" w:eastAsia="Times New Roman" w:hAnsi="Courier New" w:cs="Courier New"/>
-          <w:color w:val="F8F8F2"/>
-          <w:kern w:val="0"/>
-          <w:sz w:val="18"/>
-          <w:szCs w:val="18"/>
-          <w14:ligatures w14:val="none"/>
-        </w:rPr>
-      </w:pPr>
-      <w:r>
-        <w:rPr>
-          <w:rFonts w:ascii="Courier New" w:eastAsia="Times New Roman" w:hAnsi="Courier New" w:cs="Courier New"/>
           <w:color w:val="DCDCDC"/>
           <w:kern w:val="0"/>
           <w:sz w:val="18"/>
@@ -9928,21 +12687,15 @@
         <w:pStyle w:val="ListParagraph"/>
         <w:numPr>
           <w:ilvl w:val="0"/>
-          <w:numId w:val="11"/>
-        </w:numPr>
-      </w:pPr>
-      <w:r>
-        <w:rPr>
-          <w:lang w:bidi="ar-EG"/>
-        </w:rPr>
-        <w:t xml:space="preserve">Delete </w:t>
+          <w:numId w:val="12"/>
+        </w:numPr>
+      </w:pPr>
+      <w:r>
+        <w:t xml:space="preserve">Get </w:t>
       </w:r>
       <w:proofErr w:type="gramStart"/>
       <w:r>
-        <w:rPr>
-          <w:lang w:bidi="ar-EG"/>
-        </w:rPr>
-        <w:t>review :</w:t>
+        <w:t>states :</w:t>
       </w:r>
       <w:proofErr w:type="gramEnd"/>
     </w:p>
@@ -9954,25 +12707,13 @@
           <w:numId w:val="2"/>
         </w:numPr>
       </w:pPr>
-      <w:r>
-        <w:t xml:space="preserve">** Bearer token &lt;access token &gt; ** =&gt; patient </w:t>
-      </w:r>
-    </w:p>
-    <w:p>
-      <w:pPr>
-        <w:pStyle w:val="ListParagraph"/>
-        <w:numPr>
-          <w:ilvl w:val="0"/>
-          <w:numId w:val="2"/>
-        </w:numPr>
-      </w:pPr>
       <w:proofErr w:type="gramStart"/>
       <w:r>
         <w:t>Method :</w:t>
       </w:r>
       <w:proofErr w:type="gramEnd"/>
       <w:r>
-        <w:t xml:space="preserve"> delete  </w:t>
+        <w:t xml:space="preserve"> get</w:t>
       </w:r>
     </w:p>
     <w:p>
@@ -9987,14 +12728,283 @@
         <w:t>/</w:t>
       </w:r>
       <w:proofErr w:type="spellStart"/>
+      <w:r>
+        <w:t>api</w:t>
+      </w:r>
+      <w:proofErr w:type="spellEnd"/>
+      <w:r>
+        <w:t>/admin/stats</w:t>
+      </w:r>
+    </w:p>
+    <w:p>
+      <w:pPr>
+        <w:pStyle w:val="ListParagraph"/>
+        <w:numPr>
+          <w:ilvl w:val="0"/>
+          <w:numId w:val="2"/>
+        </w:numPr>
+      </w:pPr>
+      <w:r>
+        <w:t>Brings the number of registered users in each category</w:t>
+      </w:r>
+    </w:p>
+    <w:p>
+      <w:pPr>
+        <w:pStyle w:val="ListParagraph"/>
+        <w:numPr>
+          <w:ilvl w:val="0"/>
+          <w:numId w:val="12"/>
+        </w:numPr>
+      </w:pPr>
+      <w:r>
+        <w:t xml:space="preserve">get </w:t>
+      </w:r>
       <w:proofErr w:type="gramStart"/>
       <w:r>
+        <w:t>users</w:t>
+      </w:r>
+      <w:r>
+        <w:t xml:space="preserve"> :</w:t>
+      </w:r>
+      <w:proofErr w:type="gramEnd"/>
+    </w:p>
+    <w:p>
+      <w:pPr>
+        <w:pStyle w:val="ListParagraph"/>
+        <w:numPr>
+          <w:ilvl w:val="0"/>
+          <w:numId w:val="2"/>
+        </w:numPr>
+      </w:pPr>
+      <w:proofErr w:type="gramStart"/>
+      <w:r>
+        <w:t>method :</w:t>
+      </w:r>
+      <w:proofErr w:type="gramEnd"/>
+      <w:r>
+        <w:t xml:space="preserve"> get</w:t>
+      </w:r>
+    </w:p>
+    <w:p>
+      <w:pPr>
+        <w:pStyle w:val="ListParagraph"/>
+        <w:numPr>
+          <w:ilvl w:val="0"/>
+          <w:numId w:val="2"/>
+        </w:numPr>
+      </w:pPr>
+      <w:r>
+        <w:t>/</w:t>
+      </w:r>
+      <w:proofErr w:type="spellStart"/>
+      <w:r>
         <w:t>api</w:t>
       </w:r>
       <w:proofErr w:type="spellEnd"/>
+      <w:r>
+        <w:t>/admin/users</w:t>
+      </w:r>
+    </w:p>
+    <w:p>
+      <w:pPr>
+        <w:pStyle w:val="ListParagraph"/>
+        <w:numPr>
+          <w:ilvl w:val="0"/>
+          <w:numId w:val="2"/>
+        </w:numPr>
+      </w:pPr>
+      <w:r>
+        <w:t>Display a list of all system users, excluding the password.</w:t>
+      </w:r>
+    </w:p>
+    <w:p>
+      <w:pPr>
+        <w:pStyle w:val="ListParagraph"/>
+        <w:numPr>
+          <w:ilvl w:val="0"/>
+          <w:numId w:val="12"/>
+        </w:numPr>
+      </w:pPr>
+      <w:r>
+        <w:t xml:space="preserve">Get user by </w:t>
+      </w:r>
+      <w:proofErr w:type="gramStart"/>
+      <w:r>
+        <w:t>role :</w:t>
+      </w:r>
       <w:proofErr w:type="gramEnd"/>
-      <w:r>
-        <w:t>/reviews/</w:t>
+    </w:p>
+    <w:p>
+      <w:pPr>
+        <w:pStyle w:val="ListParagraph"/>
+        <w:numPr>
+          <w:ilvl w:val="0"/>
+          <w:numId w:val="2"/>
+        </w:numPr>
+      </w:pPr>
+      <w:proofErr w:type="gramStart"/>
+      <w:r>
+        <w:t>Method :</w:t>
+      </w:r>
+      <w:proofErr w:type="gramEnd"/>
+      <w:r>
+        <w:t xml:space="preserve"> get</w:t>
+      </w:r>
+    </w:p>
+    <w:p>
+      <w:pPr>
+        <w:pStyle w:val="ListParagraph"/>
+        <w:numPr>
+          <w:ilvl w:val="0"/>
+          <w:numId w:val="2"/>
+        </w:numPr>
+      </w:pPr>
+      <w:r>
+        <w:t>/</w:t>
+      </w:r>
+      <w:proofErr w:type="spellStart"/>
+      <w:r>
+        <w:t>api</w:t>
+      </w:r>
+      <w:proofErr w:type="spellEnd"/>
+      <w:r>
+        <w:t>/admin/users/role</w:t>
+      </w:r>
+      <w:proofErr w:type="gramStart"/>
+      <w:r>
+        <w:t>/</w:t>
+      </w:r>
+      <w:r>
+        <w:t>:role</w:t>
+      </w:r>
+      <w:proofErr w:type="gramEnd"/>
+    </w:p>
+    <w:p>
+      <w:pPr>
+        <w:pStyle w:val="ListParagraph"/>
+        <w:numPr>
+          <w:ilvl w:val="0"/>
+          <w:numId w:val="12"/>
+        </w:numPr>
+      </w:pPr>
+      <w:r>
+        <w:t xml:space="preserve">Get users </w:t>
+      </w:r>
+      <w:proofErr w:type="gramStart"/>
+      <w:r>
+        <w:t>pending :</w:t>
+      </w:r>
+      <w:proofErr w:type="gramEnd"/>
+    </w:p>
+    <w:p>
+      <w:pPr>
+        <w:pStyle w:val="ListParagraph"/>
+        <w:numPr>
+          <w:ilvl w:val="0"/>
+          <w:numId w:val="2"/>
+        </w:numPr>
+      </w:pPr>
+      <w:proofErr w:type="gramStart"/>
+      <w:r>
+        <w:t>Method :</w:t>
+      </w:r>
+      <w:proofErr w:type="gramEnd"/>
+      <w:r>
+        <w:t xml:space="preserve"> get </w:t>
+      </w:r>
+    </w:p>
+    <w:p>
+      <w:pPr>
+        <w:pStyle w:val="ListParagraph"/>
+        <w:numPr>
+          <w:ilvl w:val="0"/>
+          <w:numId w:val="2"/>
+        </w:numPr>
+      </w:pPr>
+      <w:r>
+        <w:t>/</w:t>
+      </w:r>
+      <w:proofErr w:type="spellStart"/>
+      <w:r>
+        <w:t>api</w:t>
+      </w:r>
+      <w:proofErr w:type="spellEnd"/>
+      <w:r>
+        <w:t>/admin/users/pending</w:t>
+      </w:r>
+    </w:p>
+    <w:p>
+      <w:pPr>
+        <w:pStyle w:val="ListParagraph"/>
+        <w:numPr>
+          <w:ilvl w:val="0"/>
+          <w:numId w:val="2"/>
+        </w:numPr>
+      </w:pPr>
+      <w:r>
+        <w:t xml:space="preserve">[ </w:t>
+      </w:r>
+      <w:proofErr w:type="gramStart"/>
+      <w:r>
+        <w:t>doctor ,</w:t>
+      </w:r>
+      <w:proofErr w:type="gramEnd"/>
+      <w:r>
+        <w:t xml:space="preserve"> lab , pharmacy ] profiles which need to activate</w:t>
+      </w:r>
+    </w:p>
+    <w:p>
+      <w:pPr>
+        <w:pStyle w:val="ListParagraph"/>
+        <w:numPr>
+          <w:ilvl w:val="0"/>
+          <w:numId w:val="12"/>
+        </w:numPr>
+      </w:pPr>
+      <w:r>
+        <w:t xml:space="preserve">Activate </w:t>
+      </w:r>
+      <w:proofErr w:type="gramStart"/>
+      <w:r>
+        <w:t>user :</w:t>
+      </w:r>
+      <w:proofErr w:type="gramEnd"/>
+    </w:p>
+    <w:p>
+      <w:pPr>
+        <w:pStyle w:val="ListParagraph"/>
+        <w:numPr>
+          <w:ilvl w:val="0"/>
+          <w:numId w:val="2"/>
+        </w:numPr>
+      </w:pPr>
+      <w:proofErr w:type="gramStart"/>
+      <w:r>
+        <w:t>Method :</w:t>
+      </w:r>
+      <w:proofErr w:type="gramEnd"/>
+      <w:r>
+        <w:t xml:space="preserve"> patch</w:t>
+      </w:r>
+    </w:p>
+    <w:p>
+      <w:pPr>
+        <w:pStyle w:val="ListParagraph"/>
+        <w:numPr>
+          <w:ilvl w:val="0"/>
+          <w:numId w:val="2"/>
+        </w:numPr>
+      </w:pPr>
+      <w:r>
+        <w:t>/</w:t>
+      </w:r>
+      <w:proofErr w:type="spellStart"/>
+      <w:r>
+        <w:t>api</w:t>
+      </w:r>
+      <w:proofErr w:type="spellEnd"/>
+      <w:r>
+        <w:t>/admin/users/activate/</w:t>
       </w:r>
       <w:r>
         <w:t>:id</w:t>
@@ -10008,58 +13018,49 @@
           <w:numId w:val="2"/>
         </w:numPr>
       </w:pPr>
-      <w:r>
-        <w:rPr>
-          <w:rFonts w:hint="cs"/>
-          <w:rtl/>
-        </w:rPr>
-        <w:t xml:space="preserve">ال </w:t>
-      </w:r>
-      <w:r>
-        <w:t xml:space="preserve"> id </w:t>
-      </w:r>
-      <w:r>
-        <w:rPr>
-          <w:rFonts w:hint="cs"/>
-          <w:rtl/>
-          <w:lang w:bidi="ar-EG"/>
-        </w:rPr>
-        <w:t>بتاع الريفيو</w:t>
-      </w:r>
-    </w:p>
-    <w:p>
-      <w:pPr>
-        <w:pStyle w:val="ListParagraph"/>
-        <w:ind w:left="1080"/>
-      </w:pPr>
-    </w:p>
-    <w:p>
-      <w:pPr>
-        <w:pStyle w:val="Heading1"/>
-      </w:pPr>
-      <w:r>
-        <w:t xml:space="preserve">Admin end </w:t>
+      <w:proofErr w:type="spellStart"/>
+      <w:r>
+        <w:t>userId</w:t>
+      </w:r>
+      <w:proofErr w:type="spellEnd"/>
+      <w:r>
+        <w:t xml:space="preserve"> =&gt; in users database </w:t>
+      </w:r>
+    </w:p>
+    <w:p>
+      <w:pPr>
+        <w:pStyle w:val="ListParagraph"/>
+        <w:numPr>
+          <w:ilvl w:val="0"/>
+          <w:numId w:val="2"/>
+        </w:numPr>
+      </w:pPr>
+      <w:r>
+        <w:t xml:space="preserve">activate [ </w:t>
       </w:r>
       <w:proofErr w:type="gramStart"/>
       <w:r>
-        <w:t>points :</w:t>
+        <w:t>doctor ,</w:t>
       </w:r>
       <w:proofErr w:type="gramEnd"/>
-    </w:p>
-    <w:p>
-      <w:pPr>
-        <w:pStyle w:val="ListParagraph"/>
-        <w:numPr>
-          <w:ilvl w:val="0"/>
-          <w:numId w:val="2"/>
-        </w:numPr>
-      </w:pPr>
-      <w:r>
-        <w:t xml:space="preserve">First admin login to get access </w:t>
+      <w:r>
+        <w:t xml:space="preserve"> lab , pharmacy ] profile and automatic send email</w:t>
+      </w:r>
+    </w:p>
+    <w:p>
+      <w:pPr>
+        <w:pStyle w:val="ListParagraph"/>
+        <w:numPr>
+          <w:ilvl w:val="0"/>
+          <w:numId w:val="12"/>
+        </w:numPr>
+      </w:pPr>
+      <w:r>
+        <w:t xml:space="preserve">deactivate user </w:t>
       </w:r>
       <w:proofErr w:type="gramStart"/>
       <w:r>
-        <w:t>token :</w:t>
+        <w:t>profile :</w:t>
       </w:r>
       <w:proofErr w:type="gramEnd"/>
     </w:p>
@@ -10070,588 +13071,9 @@
           <w:ilvl w:val="0"/>
           <w:numId w:val="2"/>
         </w:numPr>
-        <w:shd w:val="clear" w:color="auto" w:fill="212121"/>
-        <w:spacing w:after="0" w:line="270" w:lineRule="atLeast"/>
-        <w:rPr>
-          <w:rFonts w:ascii="Courier New" w:eastAsia="Times New Roman" w:hAnsi="Courier New" w:cs="Courier New"/>
-          <w:color w:val="F8F8F2"/>
-          <w:kern w:val="0"/>
-          <w:sz w:val="18"/>
-          <w:szCs w:val="18"/>
-          <w14:ligatures w14:val="none"/>
-        </w:rPr>
-      </w:pPr>
-      <w:r>
-        <w:rPr>
-          <w:rFonts w:ascii="Courier New" w:eastAsia="Times New Roman" w:hAnsi="Courier New" w:cs="Courier New"/>
-          <w:color w:val="DCDCDC"/>
-          <w:kern w:val="0"/>
-          <w:sz w:val="18"/>
-          <w:szCs w:val="18"/>
-          <w14:ligatures w14:val="none"/>
-        </w:rPr>
-        <w:t>{</w:t>
-      </w:r>
-    </w:p>
-    <w:p>
-      <w:pPr>
-        <w:pStyle w:val="ListParagraph"/>
-        <w:numPr>
-          <w:ilvl w:val="0"/>
-          <w:numId w:val="2"/>
-        </w:numPr>
-        <w:shd w:val="clear" w:color="auto" w:fill="212121"/>
-        <w:spacing w:after="0" w:line="270" w:lineRule="atLeast"/>
-        <w:rPr>
-          <w:rFonts w:ascii="Courier New" w:eastAsia="Times New Roman" w:hAnsi="Courier New" w:cs="Courier New"/>
-          <w:color w:val="F8F8F2"/>
-          <w:kern w:val="0"/>
-          <w:sz w:val="18"/>
-          <w:szCs w:val="18"/>
-          <w14:ligatures w14:val="none"/>
-        </w:rPr>
-      </w:pPr>
-      <w:r>
-        <w:rPr>
-          <w:rFonts w:ascii="Courier New" w:eastAsia="Times New Roman" w:hAnsi="Courier New" w:cs="Courier New"/>
-          <w:color w:val="F8F8F2"/>
-          <w:kern w:val="0"/>
-          <w:sz w:val="18"/>
-          <w:szCs w:val="18"/>
-          <w14:ligatures w14:val="none"/>
-        </w:rPr>
-        <w:t xml:space="preserve">    </w:t>
-      </w:r>
-      <w:r>
-        <w:rPr>
-          <w:rFonts w:ascii="Courier New" w:eastAsia="Times New Roman" w:hAnsi="Courier New" w:cs="Courier New"/>
-          <w:color w:val="9CDCFE"/>
-          <w:kern w:val="0"/>
-          <w:sz w:val="18"/>
-          <w:szCs w:val="18"/>
-          <w14:ligatures w14:val="none"/>
-        </w:rPr>
-        <w:t>"identity"</w:t>
-      </w:r>
-      <w:r>
-        <w:rPr>
-          <w:rFonts w:ascii="Courier New" w:eastAsia="Times New Roman" w:hAnsi="Courier New" w:cs="Courier New"/>
-          <w:color w:val="DCDCDC"/>
-          <w:kern w:val="0"/>
-          <w:sz w:val="18"/>
-          <w:szCs w:val="18"/>
-          <w14:ligatures w14:val="none"/>
-        </w:rPr>
-        <w:t>:</w:t>
-      </w:r>
-      <w:r>
-        <w:rPr>
-          <w:rFonts w:ascii="Courier New" w:eastAsia="Times New Roman" w:hAnsi="Courier New" w:cs="Courier New"/>
-          <w:color w:val="CE9178"/>
-          <w:kern w:val="0"/>
-          <w:sz w:val="18"/>
-          <w:szCs w:val="18"/>
-          <w14:ligatures w14:val="none"/>
-        </w:rPr>
-        <w:t>"admin@shefaa.com"</w:t>
-      </w:r>
-      <w:r>
-        <w:rPr>
-          <w:rFonts w:ascii="Courier New" w:eastAsia="Times New Roman" w:hAnsi="Courier New" w:cs="Courier New"/>
-          <w:color w:val="DCDCDC"/>
-          <w:kern w:val="0"/>
-          <w:sz w:val="18"/>
-          <w:szCs w:val="18"/>
-          <w14:ligatures w14:val="none"/>
-        </w:rPr>
-        <w:t>,</w:t>
-      </w:r>
-    </w:p>
-    <w:p>
-      <w:pPr>
-        <w:pStyle w:val="ListParagraph"/>
-        <w:numPr>
-          <w:ilvl w:val="0"/>
-          <w:numId w:val="2"/>
-        </w:numPr>
-        <w:shd w:val="clear" w:color="auto" w:fill="212121"/>
-        <w:spacing w:after="0" w:line="270" w:lineRule="atLeast"/>
-        <w:rPr>
-          <w:rFonts w:ascii="Courier New" w:eastAsia="Times New Roman" w:hAnsi="Courier New" w:cs="Courier New"/>
-          <w:color w:val="F8F8F2"/>
-          <w:kern w:val="0"/>
-          <w:sz w:val="18"/>
-          <w:szCs w:val="18"/>
-          <w14:ligatures w14:val="none"/>
-        </w:rPr>
-      </w:pPr>
-      <w:r>
-        <w:rPr>
-          <w:rFonts w:ascii="Courier New" w:eastAsia="Times New Roman" w:hAnsi="Courier New" w:cs="Courier New"/>
-          <w:color w:val="F8F8F2"/>
-          <w:kern w:val="0"/>
-          <w:sz w:val="18"/>
-          <w:szCs w:val="18"/>
-          <w14:ligatures w14:val="none"/>
-        </w:rPr>
-        <w:t xml:space="preserve">    </w:t>
-      </w:r>
-      <w:r>
-        <w:rPr>
-          <w:rFonts w:ascii="Courier New" w:eastAsia="Times New Roman" w:hAnsi="Courier New" w:cs="Courier New"/>
-          <w:color w:val="9CDCFE"/>
-          <w:kern w:val="0"/>
-          <w:sz w:val="18"/>
-          <w:szCs w:val="18"/>
-          <w14:ligatures w14:val="none"/>
-        </w:rPr>
-        <w:t>"password"</w:t>
-      </w:r>
-      <w:r>
-        <w:rPr>
-          <w:rFonts w:ascii="Courier New" w:eastAsia="Times New Roman" w:hAnsi="Courier New" w:cs="Courier New"/>
-          <w:color w:val="DCDCDC"/>
-          <w:kern w:val="0"/>
-          <w:sz w:val="18"/>
-          <w:szCs w:val="18"/>
-          <w14:ligatures w14:val="none"/>
-        </w:rPr>
-        <w:t>:</w:t>
-      </w:r>
-      <w:r>
-        <w:rPr>
-          <w:rFonts w:ascii="Courier New" w:eastAsia="Times New Roman" w:hAnsi="Courier New" w:cs="Courier New"/>
-          <w:color w:val="CE9178"/>
-          <w:kern w:val="0"/>
-          <w:sz w:val="18"/>
-          <w:szCs w:val="18"/>
-          <w14:ligatures w14:val="none"/>
-        </w:rPr>
-        <w:t>"admin123456"</w:t>
-      </w:r>
-    </w:p>
-    <w:p>
-      <w:pPr>
-        <w:pStyle w:val="ListParagraph"/>
-        <w:numPr>
-          <w:ilvl w:val="0"/>
-          <w:numId w:val="2"/>
-        </w:numPr>
-        <w:shd w:val="clear" w:color="auto" w:fill="212121"/>
-        <w:spacing w:after="0" w:line="270" w:lineRule="atLeast"/>
-        <w:rPr>
-          <w:rFonts w:ascii="Courier New" w:eastAsia="Times New Roman" w:hAnsi="Courier New" w:cs="Courier New"/>
-          <w:color w:val="F8F8F2"/>
-          <w:kern w:val="0"/>
-          <w:sz w:val="18"/>
-          <w:szCs w:val="18"/>
-          <w14:ligatures w14:val="none"/>
-        </w:rPr>
-      </w:pPr>
-      <w:r>
-        <w:rPr>
-          <w:rFonts w:ascii="Courier New" w:eastAsia="Times New Roman" w:hAnsi="Courier New" w:cs="Courier New"/>
-          <w:color w:val="DCDCDC"/>
-          <w:kern w:val="0"/>
-          <w:sz w:val="18"/>
-          <w:szCs w:val="18"/>
-          <w14:ligatures w14:val="none"/>
-        </w:rPr>
-        <w:t>}</w:t>
-      </w:r>
-    </w:p>
-    <w:p>
-      <w:pPr>
-        <w:pStyle w:val="ListParagraph"/>
-        <w:numPr>
-          <w:ilvl w:val="0"/>
-          <w:numId w:val="12"/>
-        </w:numPr>
-      </w:pPr>
-      <w:r>
-        <w:t xml:space="preserve">Get </w:t>
-      </w:r>
-      <w:proofErr w:type="gramStart"/>
-      <w:r>
-        <w:t>states :</w:t>
-      </w:r>
-      <w:proofErr w:type="gramEnd"/>
-    </w:p>
-    <w:p>
-      <w:pPr>
-        <w:pStyle w:val="ListParagraph"/>
-        <w:numPr>
-          <w:ilvl w:val="0"/>
-          <w:numId w:val="2"/>
-        </w:numPr>
-      </w:pPr>
-      <w:proofErr w:type="gramStart"/>
-      <w:r>
-        <w:t>Method :</w:t>
-      </w:r>
-      <w:proofErr w:type="gramEnd"/>
-      <w:r>
-        <w:t xml:space="preserve"> get</w:t>
-      </w:r>
-    </w:p>
-    <w:p>
-      <w:pPr>
-        <w:pStyle w:val="ListParagraph"/>
-        <w:numPr>
-          <w:ilvl w:val="0"/>
-          <w:numId w:val="2"/>
-        </w:numPr>
-      </w:pPr>
-      <w:r>
-        <w:t>/</w:t>
-      </w:r>
-      <w:proofErr w:type="spellStart"/>
-      <w:r>
-        <w:t>api</w:t>
-      </w:r>
-      <w:proofErr w:type="spellEnd"/>
-      <w:r>
-        <w:t>/admin/stats</w:t>
-      </w:r>
-    </w:p>
-    <w:p>
-      <w:pPr>
-        <w:pStyle w:val="ListParagraph"/>
-        <w:numPr>
-          <w:ilvl w:val="0"/>
-          <w:numId w:val="2"/>
-        </w:numPr>
-      </w:pPr>
-      <w:r>
-        <w:t>Brings the number of registered users in each category</w:t>
-      </w:r>
-    </w:p>
-    <w:p>
-      <w:pPr>
-        <w:pStyle w:val="ListParagraph"/>
-        <w:numPr>
-          <w:ilvl w:val="0"/>
-          <w:numId w:val="12"/>
-        </w:numPr>
-      </w:pPr>
-      <w:r>
-        <w:t xml:space="preserve">get </w:t>
-      </w:r>
-      <w:proofErr w:type="gramStart"/>
-      <w:r>
-        <w:t>users</w:t>
-      </w:r>
-      <w:r>
-        <w:t xml:space="preserve"> :</w:t>
-      </w:r>
-      <w:proofErr w:type="gramEnd"/>
-    </w:p>
-    <w:p>
-      <w:pPr>
-        <w:pStyle w:val="ListParagraph"/>
-        <w:numPr>
-          <w:ilvl w:val="0"/>
-          <w:numId w:val="2"/>
-        </w:numPr>
-      </w:pPr>
-      <w:proofErr w:type="gramStart"/>
-      <w:r>
-        <w:t>method :</w:t>
-      </w:r>
-      <w:proofErr w:type="gramEnd"/>
-      <w:r>
-        <w:t xml:space="preserve"> get</w:t>
-      </w:r>
-    </w:p>
-    <w:p>
-      <w:pPr>
-        <w:pStyle w:val="ListParagraph"/>
-        <w:numPr>
-          <w:ilvl w:val="0"/>
-          <w:numId w:val="2"/>
-        </w:numPr>
-      </w:pPr>
-      <w:r>
-        <w:t>/</w:t>
-      </w:r>
-      <w:proofErr w:type="spellStart"/>
-      <w:r>
-        <w:t>api</w:t>
-      </w:r>
-      <w:proofErr w:type="spellEnd"/>
-      <w:r>
-        <w:t>/admin/users</w:t>
-      </w:r>
-    </w:p>
-    <w:p>
-      <w:pPr>
-        <w:pStyle w:val="ListParagraph"/>
-        <w:numPr>
-          <w:ilvl w:val="0"/>
-          <w:numId w:val="2"/>
-        </w:numPr>
-      </w:pPr>
-      <w:r>
-        <w:t>Display a list of all system users, excluding the password.</w:t>
-      </w:r>
-    </w:p>
-    <w:p>
-      <w:pPr>
-        <w:pStyle w:val="ListParagraph"/>
-        <w:numPr>
-          <w:ilvl w:val="0"/>
-          <w:numId w:val="12"/>
-        </w:numPr>
-      </w:pPr>
-      <w:r>
-        <w:t xml:space="preserve">Get user by </w:t>
-      </w:r>
-      <w:proofErr w:type="gramStart"/>
-      <w:r>
-        <w:t>role :</w:t>
-      </w:r>
-      <w:proofErr w:type="gramEnd"/>
-    </w:p>
-    <w:p>
-      <w:pPr>
-        <w:pStyle w:val="ListParagraph"/>
-        <w:numPr>
-          <w:ilvl w:val="0"/>
-          <w:numId w:val="2"/>
-        </w:numPr>
-      </w:pPr>
-      <w:proofErr w:type="gramStart"/>
-      <w:r>
-        <w:t>Method :</w:t>
-      </w:r>
-      <w:proofErr w:type="gramEnd"/>
-      <w:r>
-        <w:t xml:space="preserve"> get</w:t>
-      </w:r>
-    </w:p>
-    <w:p>
-      <w:pPr>
-        <w:pStyle w:val="ListParagraph"/>
-        <w:numPr>
-          <w:ilvl w:val="0"/>
-          <w:numId w:val="2"/>
-        </w:numPr>
-      </w:pPr>
-      <w:r>
-        <w:t>/</w:t>
-      </w:r>
-      <w:proofErr w:type="spellStart"/>
-      <w:r>
-        <w:t>api</w:t>
-      </w:r>
-      <w:proofErr w:type="spellEnd"/>
-      <w:r>
-        <w:t>/admin/users/role</w:t>
-      </w:r>
-      <w:proofErr w:type="gramStart"/>
-      <w:r>
-        <w:t>/</w:t>
-      </w:r>
-      <w:r>
-        <w:t>:role</w:t>
-      </w:r>
-      <w:proofErr w:type="gramEnd"/>
-    </w:p>
-    <w:p>
-      <w:pPr>
-        <w:pStyle w:val="ListParagraph"/>
-        <w:numPr>
-          <w:ilvl w:val="0"/>
-          <w:numId w:val="12"/>
-        </w:numPr>
-      </w:pPr>
-      <w:r>
-        <w:t xml:space="preserve">Get users </w:t>
-      </w:r>
-      <w:proofErr w:type="gramStart"/>
-      <w:r>
-        <w:t>pending :</w:t>
-      </w:r>
-      <w:proofErr w:type="gramEnd"/>
-    </w:p>
-    <w:p>
-      <w:pPr>
-        <w:pStyle w:val="ListParagraph"/>
-        <w:numPr>
-          <w:ilvl w:val="0"/>
-          <w:numId w:val="2"/>
-        </w:numPr>
-      </w:pPr>
-      <w:proofErr w:type="gramStart"/>
-      <w:r>
-        <w:t>Method :</w:t>
-      </w:r>
-      <w:proofErr w:type="gramEnd"/>
-      <w:r>
-        <w:t xml:space="preserve"> get </w:t>
-      </w:r>
-    </w:p>
-    <w:p>
-      <w:pPr>
-        <w:pStyle w:val="ListParagraph"/>
-        <w:numPr>
-          <w:ilvl w:val="0"/>
-          <w:numId w:val="2"/>
-        </w:numPr>
-      </w:pPr>
-      <w:r>
-        <w:t>/</w:t>
-      </w:r>
-      <w:proofErr w:type="spellStart"/>
-      <w:r>
-        <w:t>api</w:t>
-      </w:r>
-      <w:proofErr w:type="spellEnd"/>
-      <w:r>
-        <w:t>/admin/users/pending</w:t>
-      </w:r>
-    </w:p>
-    <w:p>
-      <w:pPr>
-        <w:pStyle w:val="ListParagraph"/>
-        <w:numPr>
-          <w:ilvl w:val="0"/>
-          <w:numId w:val="2"/>
-        </w:numPr>
-      </w:pPr>
-      <w:r>
-        <w:t xml:space="preserve">[ </w:t>
-      </w:r>
-      <w:proofErr w:type="gramStart"/>
-      <w:r>
-        <w:t>doctor ,</w:t>
-      </w:r>
-      <w:proofErr w:type="gramEnd"/>
-      <w:r>
-        <w:t xml:space="preserve"> lab , pharmacy ] profiles which need to activate</w:t>
-      </w:r>
-    </w:p>
-    <w:p>
-      <w:pPr>
-        <w:pStyle w:val="ListParagraph"/>
-        <w:numPr>
-          <w:ilvl w:val="0"/>
-          <w:numId w:val="12"/>
-        </w:numPr>
-      </w:pPr>
-      <w:r>
-        <w:t xml:space="preserve">Activate </w:t>
-      </w:r>
-      <w:proofErr w:type="gramStart"/>
-      <w:r>
-        <w:t>user :</w:t>
-      </w:r>
-      <w:proofErr w:type="gramEnd"/>
-    </w:p>
-    <w:p>
-      <w:pPr>
-        <w:pStyle w:val="ListParagraph"/>
-        <w:numPr>
-          <w:ilvl w:val="0"/>
-          <w:numId w:val="2"/>
-        </w:numPr>
-      </w:pPr>
-      <w:proofErr w:type="gramStart"/>
-      <w:r>
-        <w:t>Method :</w:t>
-      </w:r>
-      <w:proofErr w:type="gramEnd"/>
-      <w:r>
-        <w:t xml:space="preserve"> patch</w:t>
-      </w:r>
-    </w:p>
-    <w:p>
-      <w:pPr>
-        <w:pStyle w:val="ListParagraph"/>
-        <w:numPr>
-          <w:ilvl w:val="0"/>
-          <w:numId w:val="2"/>
-        </w:numPr>
-      </w:pPr>
-      <w:r>
-        <w:t>/</w:t>
-      </w:r>
-      <w:proofErr w:type="spellStart"/>
-      <w:r>
-        <w:t>api</w:t>
-      </w:r>
-      <w:proofErr w:type="spellEnd"/>
-      <w:r>
-        <w:t>/admin/users/activate/</w:t>
-      </w:r>
-      <w:r>
-        <w:t>:id</w:t>
-      </w:r>
-    </w:p>
-    <w:p>
-      <w:pPr>
-        <w:pStyle w:val="ListParagraph"/>
-        <w:numPr>
-          <w:ilvl w:val="0"/>
-          <w:numId w:val="2"/>
-        </w:numPr>
-      </w:pPr>
-      <w:proofErr w:type="spellStart"/>
-      <w:r>
-        <w:t>userId</w:t>
-      </w:r>
-      <w:proofErr w:type="spellEnd"/>
-      <w:r>
-        <w:t xml:space="preserve"> =&gt; in users database </w:t>
-      </w:r>
-    </w:p>
-    <w:p>
-      <w:pPr>
-        <w:pStyle w:val="ListParagraph"/>
-        <w:numPr>
-          <w:ilvl w:val="0"/>
-          <w:numId w:val="2"/>
-        </w:numPr>
-      </w:pPr>
-      <w:r>
-        <w:t xml:space="preserve">activate [ </w:t>
-      </w:r>
-      <w:proofErr w:type="gramStart"/>
-      <w:r>
-        <w:t>doctor ,</w:t>
-      </w:r>
-      <w:proofErr w:type="gramEnd"/>
-      <w:r>
-        <w:t xml:space="preserve"> lab , pharmacy ] profile and automatic send email</w:t>
-      </w:r>
-    </w:p>
-    <w:p>
-      <w:pPr>
-        <w:pStyle w:val="ListParagraph"/>
-        <w:numPr>
-          <w:ilvl w:val="0"/>
-          <w:numId w:val="12"/>
-        </w:numPr>
       </w:pPr>
       <w:r>
         <w:lastRenderedPageBreak/>
-        <w:t xml:space="preserve">deactivate user </w:t>
-      </w:r>
-      <w:proofErr w:type="gramStart"/>
-      <w:r>
-        <w:t>profile :</w:t>
-      </w:r>
-      <w:proofErr w:type="gramEnd"/>
-    </w:p>
-    <w:p>
-      <w:pPr>
-        <w:pStyle w:val="ListParagraph"/>
-        <w:numPr>
-          <w:ilvl w:val="0"/>
-          <w:numId w:val="2"/>
-        </w:numPr>
-      </w:pPr>
-      <w:r>
         <w:t xml:space="preserve"> </w:t>
       </w:r>
       <w:proofErr w:type="gramStart"/>
@@ -11183,9 +13605,9 @@
     </w:lvl>
   </w:abstractNum>
   <w:abstractNum w:abstractNumId="4" w15:restartNumberingAfterBreak="0">
-    <w:nsid w:val="47392B2D"/>
+    <w:nsid w:val="45063B38"/>
     <w:multiLevelType w:val="hybridMultilevel"/>
-    <w:tmpl w:val="32D09EF6"/>
+    <w:tmpl w:val="F0661944"/>
     <w:lvl w:ilvl="0" w:tplc="0409000F">
       <w:start w:val="1"/>
       <w:numFmt w:val="decimal"/>
@@ -11272,9 +13694,9 @@
     </w:lvl>
   </w:abstractNum>
   <w:abstractNum w:abstractNumId="5" w15:restartNumberingAfterBreak="0">
-    <w:nsid w:val="475416A7"/>
+    <w:nsid w:val="47392B2D"/>
     <w:multiLevelType w:val="hybridMultilevel"/>
-    <w:tmpl w:val="5FA23BCA"/>
+    <w:tmpl w:val="32D09EF6"/>
     <w:lvl w:ilvl="0" w:tplc="0409000F">
       <w:start w:val="1"/>
       <w:numFmt w:val="decimal"/>
@@ -11361,16 +13783,16 @@
     </w:lvl>
   </w:abstractNum>
   <w:abstractNum w:abstractNumId="6" w15:restartNumberingAfterBreak="0">
-    <w:nsid w:val="50661DDA"/>
+    <w:nsid w:val="475416A7"/>
     <w:multiLevelType w:val="hybridMultilevel"/>
-    <w:tmpl w:val="EFAE9E04"/>
-    <w:lvl w:ilvl="0" w:tplc="9466B270">
-      <w:start w:val="2"/>
+    <w:tmpl w:val="5FA23BCA"/>
+    <w:lvl w:ilvl="0" w:tplc="0409000F">
+      <w:start w:val="1"/>
       <w:numFmt w:val="decimal"/>
       <w:lvlText w:val="%1."/>
       <w:lvlJc w:val="left"/>
       <w:pPr>
-        <w:ind w:left="1236" w:hanging="360"/>
+        <w:ind w:left="720" w:hanging="360"/>
       </w:pPr>
       <w:rPr>
         <w:rFonts w:hint="default"/>
@@ -11382,7 +13804,7 @@
       <w:lvlText w:val="%2."/>
       <w:lvlJc w:val="left"/>
       <w:pPr>
-        <w:ind w:left="1956" w:hanging="360"/>
+        <w:ind w:left="1440" w:hanging="360"/>
       </w:pPr>
     </w:lvl>
     <w:lvl w:ilvl="2" w:tplc="0409001B" w:tentative="1">
@@ -11391,7 +13813,7 @@
       <w:lvlText w:val="%3."/>
       <w:lvlJc w:val="right"/>
       <w:pPr>
-        <w:ind w:left="2676" w:hanging="180"/>
+        <w:ind w:left="2160" w:hanging="180"/>
       </w:pPr>
     </w:lvl>
     <w:lvl w:ilvl="3" w:tplc="0409000F" w:tentative="1">
@@ -11400,7 +13822,7 @@
       <w:lvlText w:val="%4."/>
       <w:lvlJc w:val="left"/>
       <w:pPr>
-        <w:ind w:left="3396" w:hanging="360"/>
+        <w:ind w:left="2880" w:hanging="360"/>
       </w:pPr>
     </w:lvl>
     <w:lvl w:ilvl="4" w:tplc="04090019" w:tentative="1">
@@ -11409,7 +13831,7 @@
       <w:lvlText w:val="%5."/>
       <w:lvlJc w:val="left"/>
       <w:pPr>
-        <w:ind w:left="4116" w:hanging="360"/>
+        <w:ind w:left="3600" w:hanging="360"/>
       </w:pPr>
     </w:lvl>
     <w:lvl w:ilvl="5" w:tplc="0409001B" w:tentative="1">
@@ -11418,7 +13840,7 @@
       <w:lvlText w:val="%6."/>
       <w:lvlJc w:val="right"/>
       <w:pPr>
-        <w:ind w:left="4836" w:hanging="180"/>
+        <w:ind w:left="4320" w:hanging="180"/>
       </w:pPr>
     </w:lvl>
     <w:lvl w:ilvl="6" w:tplc="0409000F" w:tentative="1">
@@ -11427,7 +13849,7 @@
       <w:lvlText w:val="%7."/>
       <w:lvlJc w:val="left"/>
       <w:pPr>
-        <w:ind w:left="5556" w:hanging="360"/>
+        <w:ind w:left="5040" w:hanging="360"/>
       </w:pPr>
     </w:lvl>
     <w:lvl w:ilvl="7" w:tplc="04090019" w:tentative="1">
@@ -11436,7 +13858,7 @@
       <w:lvlText w:val="%8."/>
       <w:lvlJc w:val="left"/>
       <w:pPr>
-        <w:ind w:left="6276" w:hanging="360"/>
+        <w:ind w:left="5760" w:hanging="360"/>
       </w:pPr>
     </w:lvl>
     <w:lvl w:ilvl="8" w:tplc="0409001B" w:tentative="1">
@@ -11445,21 +13867,21 @@
       <w:lvlText w:val="%9."/>
       <w:lvlJc w:val="right"/>
       <w:pPr>
-        <w:ind w:left="6996" w:hanging="180"/>
+        <w:ind w:left="6480" w:hanging="180"/>
       </w:pPr>
     </w:lvl>
   </w:abstractNum>
   <w:abstractNum w:abstractNumId="7" w15:restartNumberingAfterBreak="0">
-    <w:nsid w:val="59305D08"/>
+    <w:nsid w:val="50661DDA"/>
     <w:multiLevelType w:val="hybridMultilevel"/>
-    <w:tmpl w:val="D0782BC4"/>
-    <w:lvl w:ilvl="0" w:tplc="E180900E">
-      <w:start w:val="1"/>
+    <w:tmpl w:val="EFAE9E04"/>
+    <w:lvl w:ilvl="0" w:tplc="9466B270">
+      <w:start w:val="2"/>
       <w:numFmt w:val="decimal"/>
       <w:lvlText w:val="%1."/>
       <w:lvlJc w:val="left"/>
       <w:pPr>
-        <w:ind w:left="1440" w:hanging="360"/>
+        <w:ind w:left="1236" w:hanging="360"/>
       </w:pPr>
       <w:rPr>
         <w:rFonts w:hint="default"/>
@@ -11471,7 +13893,7 @@
       <w:lvlText w:val="%2."/>
       <w:lvlJc w:val="left"/>
       <w:pPr>
-        <w:ind w:left="2160" w:hanging="360"/>
+        <w:ind w:left="1956" w:hanging="360"/>
       </w:pPr>
     </w:lvl>
     <w:lvl w:ilvl="2" w:tplc="0409001B" w:tentative="1">
@@ -11480,7 +13902,7 @@
       <w:lvlText w:val="%3."/>
       <w:lvlJc w:val="right"/>
       <w:pPr>
-        <w:ind w:left="2880" w:hanging="180"/>
+        <w:ind w:left="2676" w:hanging="180"/>
       </w:pPr>
     </w:lvl>
     <w:lvl w:ilvl="3" w:tplc="0409000F" w:tentative="1">
@@ -11489,7 +13911,7 @@
       <w:lvlText w:val="%4."/>
       <w:lvlJc w:val="left"/>
       <w:pPr>
-        <w:ind w:left="3600" w:hanging="360"/>
+        <w:ind w:left="3396" w:hanging="360"/>
       </w:pPr>
     </w:lvl>
     <w:lvl w:ilvl="4" w:tplc="04090019" w:tentative="1">
@@ -11498,7 +13920,7 @@
       <w:lvlText w:val="%5."/>
       <w:lvlJc w:val="left"/>
       <w:pPr>
-        <w:ind w:left="4320" w:hanging="360"/>
+        <w:ind w:left="4116" w:hanging="360"/>
       </w:pPr>
     </w:lvl>
     <w:lvl w:ilvl="5" w:tplc="0409001B" w:tentative="1">
@@ -11507,7 +13929,7 @@
       <w:lvlText w:val="%6."/>
       <w:lvlJc w:val="right"/>
       <w:pPr>
-        <w:ind w:left="5040" w:hanging="180"/>
+        <w:ind w:left="4836" w:hanging="180"/>
       </w:pPr>
     </w:lvl>
     <w:lvl w:ilvl="6" w:tplc="0409000F" w:tentative="1">
@@ -11516,7 +13938,7 @@
       <w:lvlText w:val="%7."/>
       <w:lvlJc w:val="left"/>
       <w:pPr>
-        <w:ind w:left="5760" w:hanging="360"/>
+        <w:ind w:left="5556" w:hanging="360"/>
       </w:pPr>
     </w:lvl>
     <w:lvl w:ilvl="7" w:tplc="04090019" w:tentative="1">
@@ -11525,7 +13947,7 @@
       <w:lvlText w:val="%8."/>
       <w:lvlJc w:val="left"/>
       <w:pPr>
-        <w:ind w:left="6480" w:hanging="360"/>
+        <w:ind w:left="6276" w:hanging="360"/>
       </w:pPr>
     </w:lvl>
     <w:lvl w:ilvl="8" w:tplc="0409001B" w:tentative="1">
@@ -11534,21 +13956,21 @@
       <w:lvlText w:val="%9."/>
       <w:lvlJc w:val="right"/>
       <w:pPr>
-        <w:ind w:left="7200" w:hanging="180"/>
+        <w:ind w:left="6996" w:hanging="180"/>
       </w:pPr>
     </w:lvl>
   </w:abstractNum>
   <w:abstractNum w:abstractNumId="8" w15:restartNumberingAfterBreak="0">
-    <w:nsid w:val="5D6064AF"/>
+    <w:nsid w:val="59305D08"/>
     <w:multiLevelType w:val="hybridMultilevel"/>
-    <w:tmpl w:val="0DC8F48E"/>
-    <w:lvl w:ilvl="0" w:tplc="E2124E9C">
+    <w:tmpl w:val="D0782BC4"/>
+    <w:lvl w:ilvl="0" w:tplc="E180900E">
       <w:start w:val="1"/>
       <w:numFmt w:val="decimal"/>
       <w:lvlText w:val="%1."/>
       <w:lvlJc w:val="left"/>
       <w:pPr>
-        <w:ind w:left="1080" w:hanging="360"/>
+        <w:ind w:left="1440" w:hanging="360"/>
       </w:pPr>
       <w:rPr>
         <w:rFonts w:hint="default"/>
@@ -11560,7 +13982,7 @@
       <w:lvlText w:val="%2."/>
       <w:lvlJc w:val="left"/>
       <w:pPr>
-        <w:ind w:left="1800" w:hanging="360"/>
+        <w:ind w:left="2160" w:hanging="360"/>
       </w:pPr>
     </w:lvl>
     <w:lvl w:ilvl="2" w:tplc="0409001B" w:tentative="1">
@@ -11569,7 +13991,7 @@
       <w:lvlText w:val="%3."/>
       <w:lvlJc w:val="right"/>
       <w:pPr>
-        <w:ind w:left="2520" w:hanging="180"/>
+        <w:ind w:left="2880" w:hanging="180"/>
       </w:pPr>
     </w:lvl>
     <w:lvl w:ilvl="3" w:tplc="0409000F" w:tentative="1">
@@ -11578,7 +14000,7 @@
       <w:lvlText w:val="%4."/>
       <w:lvlJc w:val="left"/>
       <w:pPr>
-        <w:ind w:left="3240" w:hanging="360"/>
+        <w:ind w:left="3600" w:hanging="360"/>
       </w:pPr>
     </w:lvl>
     <w:lvl w:ilvl="4" w:tplc="04090019" w:tentative="1">
@@ -11587,7 +14009,7 @@
       <w:lvlText w:val="%5."/>
       <w:lvlJc w:val="left"/>
       <w:pPr>
-        <w:ind w:left="3960" w:hanging="360"/>
+        <w:ind w:left="4320" w:hanging="360"/>
       </w:pPr>
     </w:lvl>
     <w:lvl w:ilvl="5" w:tplc="0409001B" w:tentative="1">
@@ -11596,7 +14018,7 @@
       <w:lvlText w:val="%6."/>
       <w:lvlJc w:val="right"/>
       <w:pPr>
-        <w:ind w:left="4680" w:hanging="180"/>
+        <w:ind w:left="5040" w:hanging="180"/>
       </w:pPr>
     </w:lvl>
     <w:lvl w:ilvl="6" w:tplc="0409000F" w:tentative="1">
@@ -11605,7 +14027,7 @@
       <w:lvlText w:val="%7."/>
       <w:lvlJc w:val="left"/>
       <w:pPr>
-        <w:ind w:left="5400" w:hanging="360"/>
+        <w:ind w:left="5760" w:hanging="360"/>
       </w:pPr>
     </w:lvl>
     <w:lvl w:ilvl="7" w:tplc="04090019" w:tentative="1">
@@ -11614,7 +14036,7 @@
       <w:lvlText w:val="%8."/>
       <w:lvlJc w:val="left"/>
       <w:pPr>
-        <w:ind w:left="6120" w:hanging="360"/>
+        <w:ind w:left="6480" w:hanging="360"/>
       </w:pPr>
     </w:lvl>
     <w:lvl w:ilvl="8" w:tplc="0409001B" w:tentative="1">
@@ -11623,21 +14045,21 @@
       <w:lvlText w:val="%9."/>
       <w:lvlJc w:val="right"/>
       <w:pPr>
-        <w:ind w:left="6840" w:hanging="180"/>
+        <w:ind w:left="7200" w:hanging="180"/>
       </w:pPr>
     </w:lvl>
   </w:abstractNum>
   <w:abstractNum w:abstractNumId="9" w15:restartNumberingAfterBreak="0">
-    <w:nsid w:val="60BF3BB8"/>
+    <w:nsid w:val="5D6064AF"/>
     <w:multiLevelType w:val="hybridMultilevel"/>
-    <w:tmpl w:val="1BF60ACC"/>
-    <w:lvl w:ilvl="0" w:tplc="0409000F">
+    <w:tmpl w:val="0DC8F48E"/>
+    <w:lvl w:ilvl="0" w:tplc="E2124E9C">
       <w:start w:val="1"/>
       <w:numFmt w:val="decimal"/>
       <w:lvlText w:val="%1."/>
       <w:lvlJc w:val="left"/>
       <w:pPr>
-        <w:ind w:left="720" w:hanging="360"/>
+        <w:ind w:left="1080" w:hanging="360"/>
       </w:pPr>
       <w:rPr>
         <w:rFonts w:hint="default"/>
@@ -11649,7 +14071,7 @@
       <w:lvlText w:val="%2."/>
       <w:lvlJc w:val="left"/>
       <w:pPr>
-        <w:ind w:left="1440" w:hanging="360"/>
+        <w:ind w:left="1800" w:hanging="360"/>
       </w:pPr>
     </w:lvl>
     <w:lvl w:ilvl="2" w:tplc="0409001B" w:tentative="1">
@@ -11658,7 +14080,7 @@
       <w:lvlText w:val="%3."/>
       <w:lvlJc w:val="right"/>
       <w:pPr>
-        <w:ind w:left="2160" w:hanging="180"/>
+        <w:ind w:left="2520" w:hanging="180"/>
       </w:pPr>
     </w:lvl>
     <w:lvl w:ilvl="3" w:tplc="0409000F" w:tentative="1">
@@ -11667,7 +14089,7 @@
       <w:lvlText w:val="%4."/>
       <w:lvlJc w:val="left"/>
       <w:pPr>
-        <w:ind w:left="2880" w:hanging="360"/>
+        <w:ind w:left="3240" w:hanging="360"/>
       </w:pPr>
     </w:lvl>
     <w:lvl w:ilvl="4" w:tplc="04090019" w:tentative="1">
@@ -11676,7 +14098,7 @@
       <w:lvlText w:val="%5."/>
       <w:lvlJc w:val="left"/>
       <w:pPr>
-        <w:ind w:left="3600" w:hanging="360"/>
+        <w:ind w:left="3960" w:hanging="360"/>
       </w:pPr>
     </w:lvl>
     <w:lvl w:ilvl="5" w:tplc="0409001B" w:tentative="1">
@@ -11685,7 +14107,7 @@
       <w:lvlText w:val="%6."/>
       <w:lvlJc w:val="right"/>
       <w:pPr>
-        <w:ind w:left="4320" w:hanging="180"/>
+        <w:ind w:left="4680" w:hanging="180"/>
       </w:pPr>
     </w:lvl>
     <w:lvl w:ilvl="6" w:tplc="0409000F" w:tentative="1">
@@ -11694,7 +14116,7 @@
       <w:lvlText w:val="%7."/>
       <w:lvlJc w:val="left"/>
       <w:pPr>
-        <w:ind w:left="5040" w:hanging="360"/>
+        <w:ind w:left="5400" w:hanging="360"/>
       </w:pPr>
     </w:lvl>
     <w:lvl w:ilvl="7" w:tplc="04090019" w:tentative="1">
@@ -11703,7 +14125,7 @@
       <w:lvlText w:val="%8."/>
       <w:lvlJc w:val="left"/>
       <w:pPr>
-        <w:ind w:left="5760" w:hanging="360"/>
+        <w:ind w:left="6120" w:hanging="360"/>
       </w:pPr>
     </w:lvl>
     <w:lvl w:ilvl="8" w:tplc="0409001B" w:tentative="1">
@@ -11712,14 +14134,14 @@
       <w:lvlText w:val="%9."/>
       <w:lvlJc w:val="right"/>
       <w:pPr>
-        <w:ind w:left="6480" w:hanging="180"/>
+        <w:ind w:left="6840" w:hanging="180"/>
       </w:pPr>
     </w:lvl>
   </w:abstractNum>
   <w:abstractNum w:abstractNumId="10" w15:restartNumberingAfterBreak="0">
-    <w:nsid w:val="62B1735A"/>
+    <w:nsid w:val="60BF3BB8"/>
     <w:multiLevelType w:val="hybridMultilevel"/>
-    <w:tmpl w:val="30360AA4"/>
+    <w:tmpl w:val="1BF60ACC"/>
     <w:lvl w:ilvl="0" w:tplc="0409000F">
       <w:start w:val="1"/>
       <w:numFmt w:val="decimal"/>
@@ -11806,9 +14228,9 @@
     </w:lvl>
   </w:abstractNum>
   <w:abstractNum w:abstractNumId="11" w15:restartNumberingAfterBreak="0">
-    <w:nsid w:val="6F9040D5"/>
+    <w:nsid w:val="61B642AB"/>
     <w:multiLevelType w:val="hybridMultilevel"/>
-    <w:tmpl w:val="9D56783A"/>
+    <w:tmpl w:val="0B2AC314"/>
     <w:lvl w:ilvl="0" w:tplc="0409000F">
       <w:start w:val="1"/>
       <w:numFmt w:val="decimal"/>
@@ -11894,32 +14316,299 @@
       </w:pPr>
     </w:lvl>
   </w:abstractNum>
+  <w:abstractNum w:abstractNumId="12" w15:restartNumberingAfterBreak="0">
+    <w:nsid w:val="62B1735A"/>
+    <w:multiLevelType w:val="hybridMultilevel"/>
+    <w:tmpl w:val="30360AA4"/>
+    <w:lvl w:ilvl="0" w:tplc="0409000F">
+      <w:start w:val="1"/>
+      <w:numFmt w:val="decimal"/>
+      <w:lvlText w:val="%1."/>
+      <w:lvlJc w:val="left"/>
+      <w:pPr>
+        <w:ind w:left="720" w:hanging="360"/>
+      </w:pPr>
+      <w:rPr>
+        <w:rFonts w:hint="default"/>
+      </w:rPr>
+    </w:lvl>
+    <w:lvl w:ilvl="1" w:tplc="04090019" w:tentative="1">
+      <w:start w:val="1"/>
+      <w:numFmt w:val="lowerLetter"/>
+      <w:lvlText w:val="%2."/>
+      <w:lvlJc w:val="left"/>
+      <w:pPr>
+        <w:ind w:left="1440" w:hanging="360"/>
+      </w:pPr>
+    </w:lvl>
+    <w:lvl w:ilvl="2" w:tplc="0409001B" w:tentative="1">
+      <w:start w:val="1"/>
+      <w:numFmt w:val="lowerRoman"/>
+      <w:lvlText w:val="%3."/>
+      <w:lvlJc w:val="right"/>
+      <w:pPr>
+        <w:ind w:left="2160" w:hanging="180"/>
+      </w:pPr>
+    </w:lvl>
+    <w:lvl w:ilvl="3" w:tplc="0409000F" w:tentative="1">
+      <w:start w:val="1"/>
+      <w:numFmt w:val="decimal"/>
+      <w:lvlText w:val="%4."/>
+      <w:lvlJc w:val="left"/>
+      <w:pPr>
+        <w:ind w:left="2880" w:hanging="360"/>
+      </w:pPr>
+    </w:lvl>
+    <w:lvl w:ilvl="4" w:tplc="04090019" w:tentative="1">
+      <w:start w:val="1"/>
+      <w:numFmt w:val="lowerLetter"/>
+      <w:lvlText w:val="%5."/>
+      <w:lvlJc w:val="left"/>
+      <w:pPr>
+        <w:ind w:left="3600" w:hanging="360"/>
+      </w:pPr>
+    </w:lvl>
+    <w:lvl w:ilvl="5" w:tplc="0409001B" w:tentative="1">
+      <w:start w:val="1"/>
+      <w:numFmt w:val="lowerRoman"/>
+      <w:lvlText w:val="%6."/>
+      <w:lvlJc w:val="right"/>
+      <w:pPr>
+        <w:ind w:left="4320" w:hanging="180"/>
+      </w:pPr>
+    </w:lvl>
+    <w:lvl w:ilvl="6" w:tplc="0409000F" w:tentative="1">
+      <w:start w:val="1"/>
+      <w:numFmt w:val="decimal"/>
+      <w:lvlText w:val="%7."/>
+      <w:lvlJc w:val="left"/>
+      <w:pPr>
+        <w:ind w:left="5040" w:hanging="360"/>
+      </w:pPr>
+    </w:lvl>
+    <w:lvl w:ilvl="7" w:tplc="04090019" w:tentative="1">
+      <w:start w:val="1"/>
+      <w:numFmt w:val="lowerLetter"/>
+      <w:lvlText w:val="%8."/>
+      <w:lvlJc w:val="left"/>
+      <w:pPr>
+        <w:ind w:left="5760" w:hanging="360"/>
+      </w:pPr>
+    </w:lvl>
+    <w:lvl w:ilvl="8" w:tplc="0409001B" w:tentative="1">
+      <w:start w:val="1"/>
+      <w:numFmt w:val="lowerRoman"/>
+      <w:lvlText w:val="%9."/>
+      <w:lvlJc w:val="right"/>
+      <w:pPr>
+        <w:ind w:left="6480" w:hanging="180"/>
+      </w:pPr>
+    </w:lvl>
+  </w:abstractNum>
+  <w:abstractNum w:abstractNumId="13" w15:restartNumberingAfterBreak="0">
+    <w:nsid w:val="6F9040D5"/>
+    <w:multiLevelType w:val="hybridMultilevel"/>
+    <w:tmpl w:val="9D56783A"/>
+    <w:lvl w:ilvl="0" w:tplc="0409000F">
+      <w:start w:val="1"/>
+      <w:numFmt w:val="decimal"/>
+      <w:lvlText w:val="%1."/>
+      <w:lvlJc w:val="left"/>
+      <w:pPr>
+        <w:ind w:left="720" w:hanging="360"/>
+      </w:pPr>
+      <w:rPr>
+        <w:rFonts w:hint="default"/>
+      </w:rPr>
+    </w:lvl>
+    <w:lvl w:ilvl="1" w:tplc="04090019" w:tentative="1">
+      <w:start w:val="1"/>
+      <w:numFmt w:val="lowerLetter"/>
+      <w:lvlText w:val="%2."/>
+      <w:lvlJc w:val="left"/>
+      <w:pPr>
+        <w:ind w:left="1440" w:hanging="360"/>
+      </w:pPr>
+    </w:lvl>
+    <w:lvl w:ilvl="2" w:tplc="0409001B" w:tentative="1">
+      <w:start w:val="1"/>
+      <w:numFmt w:val="lowerRoman"/>
+      <w:lvlText w:val="%3."/>
+      <w:lvlJc w:val="right"/>
+      <w:pPr>
+        <w:ind w:left="2160" w:hanging="180"/>
+      </w:pPr>
+    </w:lvl>
+    <w:lvl w:ilvl="3" w:tplc="0409000F" w:tentative="1">
+      <w:start w:val="1"/>
+      <w:numFmt w:val="decimal"/>
+      <w:lvlText w:val="%4."/>
+      <w:lvlJc w:val="left"/>
+      <w:pPr>
+        <w:ind w:left="2880" w:hanging="360"/>
+      </w:pPr>
+    </w:lvl>
+    <w:lvl w:ilvl="4" w:tplc="04090019" w:tentative="1">
+      <w:start w:val="1"/>
+      <w:numFmt w:val="lowerLetter"/>
+      <w:lvlText w:val="%5."/>
+      <w:lvlJc w:val="left"/>
+      <w:pPr>
+        <w:ind w:left="3600" w:hanging="360"/>
+      </w:pPr>
+    </w:lvl>
+    <w:lvl w:ilvl="5" w:tplc="0409001B" w:tentative="1">
+      <w:start w:val="1"/>
+      <w:numFmt w:val="lowerRoman"/>
+      <w:lvlText w:val="%6."/>
+      <w:lvlJc w:val="right"/>
+      <w:pPr>
+        <w:ind w:left="4320" w:hanging="180"/>
+      </w:pPr>
+    </w:lvl>
+    <w:lvl w:ilvl="6" w:tplc="0409000F" w:tentative="1">
+      <w:start w:val="1"/>
+      <w:numFmt w:val="decimal"/>
+      <w:lvlText w:val="%7."/>
+      <w:lvlJc w:val="left"/>
+      <w:pPr>
+        <w:ind w:left="5040" w:hanging="360"/>
+      </w:pPr>
+    </w:lvl>
+    <w:lvl w:ilvl="7" w:tplc="04090019" w:tentative="1">
+      <w:start w:val="1"/>
+      <w:numFmt w:val="lowerLetter"/>
+      <w:lvlText w:val="%8."/>
+      <w:lvlJc w:val="left"/>
+      <w:pPr>
+        <w:ind w:left="5760" w:hanging="360"/>
+      </w:pPr>
+    </w:lvl>
+    <w:lvl w:ilvl="8" w:tplc="0409001B" w:tentative="1">
+      <w:start w:val="1"/>
+      <w:numFmt w:val="lowerRoman"/>
+      <w:lvlText w:val="%9."/>
+      <w:lvlJc w:val="right"/>
+      <w:pPr>
+        <w:ind w:left="6480" w:hanging="180"/>
+      </w:pPr>
+    </w:lvl>
+  </w:abstractNum>
+  <w:abstractNum w:abstractNumId="14" w15:restartNumberingAfterBreak="0">
+    <w:nsid w:val="77E85D0D"/>
+    <w:multiLevelType w:val="hybridMultilevel"/>
+    <w:tmpl w:val="AEFA1EFE"/>
+    <w:lvl w:ilvl="0" w:tplc="0409000F">
+      <w:start w:val="1"/>
+      <w:numFmt w:val="decimal"/>
+      <w:lvlText w:val="%1."/>
+      <w:lvlJc w:val="left"/>
+      <w:pPr>
+        <w:ind w:left="720" w:hanging="360"/>
+      </w:pPr>
+      <w:rPr>
+        <w:rFonts w:hint="default"/>
+      </w:rPr>
+    </w:lvl>
+    <w:lvl w:ilvl="1" w:tplc="04090019" w:tentative="1">
+      <w:start w:val="1"/>
+      <w:numFmt w:val="lowerLetter"/>
+      <w:lvlText w:val="%2."/>
+      <w:lvlJc w:val="left"/>
+      <w:pPr>
+        <w:ind w:left="1440" w:hanging="360"/>
+      </w:pPr>
+    </w:lvl>
+    <w:lvl w:ilvl="2" w:tplc="0409001B" w:tentative="1">
+      <w:start w:val="1"/>
+      <w:numFmt w:val="lowerRoman"/>
+      <w:lvlText w:val="%3."/>
+      <w:lvlJc w:val="right"/>
+      <w:pPr>
+        <w:ind w:left="2160" w:hanging="180"/>
+      </w:pPr>
+    </w:lvl>
+    <w:lvl w:ilvl="3" w:tplc="0409000F" w:tentative="1">
+      <w:start w:val="1"/>
+      <w:numFmt w:val="decimal"/>
+      <w:lvlText w:val="%4."/>
+      <w:lvlJc w:val="left"/>
+      <w:pPr>
+        <w:ind w:left="2880" w:hanging="360"/>
+      </w:pPr>
+    </w:lvl>
+    <w:lvl w:ilvl="4" w:tplc="04090019" w:tentative="1">
+      <w:start w:val="1"/>
+      <w:numFmt w:val="lowerLetter"/>
+      <w:lvlText w:val="%5."/>
+      <w:lvlJc w:val="left"/>
+      <w:pPr>
+        <w:ind w:left="3600" w:hanging="360"/>
+      </w:pPr>
+    </w:lvl>
+    <w:lvl w:ilvl="5" w:tplc="0409001B" w:tentative="1">
+      <w:start w:val="1"/>
+      <w:numFmt w:val="lowerRoman"/>
+      <w:lvlText w:val="%6."/>
+      <w:lvlJc w:val="right"/>
+      <w:pPr>
+        <w:ind w:left="4320" w:hanging="180"/>
+      </w:pPr>
+    </w:lvl>
+    <w:lvl w:ilvl="6" w:tplc="0409000F" w:tentative="1">
+      <w:start w:val="1"/>
+      <w:numFmt w:val="decimal"/>
+      <w:lvlText w:val="%7."/>
+      <w:lvlJc w:val="left"/>
+      <w:pPr>
+        <w:ind w:left="5040" w:hanging="360"/>
+      </w:pPr>
+    </w:lvl>
+    <w:lvl w:ilvl="7" w:tplc="04090019" w:tentative="1">
+      <w:start w:val="1"/>
+      <w:numFmt w:val="lowerLetter"/>
+      <w:lvlText w:val="%8."/>
+      <w:lvlJc w:val="left"/>
+      <w:pPr>
+        <w:ind w:left="5760" w:hanging="360"/>
+      </w:pPr>
+    </w:lvl>
+    <w:lvl w:ilvl="8" w:tplc="0409001B" w:tentative="1">
+      <w:start w:val="1"/>
+      <w:numFmt w:val="lowerRoman"/>
+      <w:lvlText w:val="%9."/>
+      <w:lvlJc w:val="right"/>
+      <w:pPr>
+        <w:ind w:left="6480" w:hanging="180"/>
+      </w:pPr>
+    </w:lvl>
+  </w:abstractNum>
   <w:num w:numId="1" w16cid:durableId="588197280">
-    <w:abstractNumId w:val="4"/>
+    <w:abstractNumId w:val="5"/>
   </w:num>
   <w:num w:numId="2" w16cid:durableId="1790591422">
     <w:abstractNumId w:val="2"/>
   </w:num>
   <w:num w:numId="3" w16cid:durableId="410666581">
-    <w:abstractNumId w:val="7"/>
+    <w:abstractNumId w:val="8"/>
   </w:num>
   <w:num w:numId="4" w16cid:durableId="767238557">
-    <w:abstractNumId w:val="6"/>
+    <w:abstractNumId w:val="7"/>
   </w:num>
   <w:num w:numId="5" w16cid:durableId="617293407">
     <w:abstractNumId w:val="1"/>
   </w:num>
   <w:num w:numId="6" w16cid:durableId="1672440464">
-    <w:abstractNumId w:val="8"/>
+    <w:abstractNumId w:val="9"/>
   </w:num>
   <w:num w:numId="7" w16cid:durableId="1463426644">
-    <w:abstractNumId w:val="5"/>
+    <w:abstractNumId w:val="6"/>
   </w:num>
   <w:num w:numId="8" w16cid:durableId="158738731">
-    <w:abstractNumId w:val="9"/>
+    <w:abstractNumId w:val="10"/>
   </w:num>
   <w:num w:numId="9" w16cid:durableId="191308395">
-    <w:abstractNumId w:val="10"/>
+    <w:abstractNumId w:val="12"/>
   </w:num>
   <w:num w:numId="10" w16cid:durableId="1608349114">
     <w:abstractNumId w:val="3"/>
@@ -11928,7 +14617,16 @@
     <w:abstractNumId w:val="0"/>
   </w:num>
   <w:num w:numId="12" w16cid:durableId="1674455284">
+    <w:abstractNumId w:val="13"/>
+  </w:num>
+  <w:num w:numId="13" w16cid:durableId="1443918333">
+    <w:abstractNumId w:val="14"/>
+  </w:num>
+  <w:num w:numId="14" w16cid:durableId="1312293393">
     <w:abstractNumId w:val="11"/>
+  </w:num>
+  <w:num w:numId="15" w16cid:durableId="2091539224">
+    <w:abstractNumId w:val="4"/>
   </w:num>
 </w:numbering>
 </file>

--- a/Backend/New Microsoft Word Document.docx
+++ b/Backend/New Microsoft Word Document.docx
@@ -3537,14 +3537,7 @@
             <w:rStyle w:val="Hyperlink"/>
             <w:lang w:bidi="ar-EG"/>
           </w:rPr>
-          <w:t>h</w:t>
-        </w:r>
-        <w:r>
-          <w:rPr>
-            <w:rStyle w:val="Hyperlink"/>
-            <w:lang w:bidi="ar-EG"/>
-          </w:rPr>
-          <w:t>ttps://shefaa-backend.vercel.app/api/auth/google</w:t>
+          <w:t>https://shefaa-backend.vercel.app/api/auth/google</w:t>
         </w:r>
       </w:hyperlink>
       <w:r>
@@ -3604,6 +3597,7 @@
       </w:pPr>
       <w:r>
         <w:rPr>
+          <w:noProof/>
           <w:lang w:bidi="ar-EG"/>
         </w:rPr>
         <w:drawing>
@@ -3691,6 +3685,7 @@
       </w:pPr>
       <w:r>
         <w:rPr>
+          <w:noProof/>
           <w:lang w:bidi="ar-EG"/>
         </w:rPr>
         <w:lastRenderedPageBreak/>
@@ -3792,7 +3787,6 @@
         <w:pStyle w:val="ListParagraph"/>
         <w:ind w:left="1080"/>
         <w:rPr>
-          <w:rFonts w:hint="cs"/>
           <w:rtl/>
           <w:lang w:bidi="ar-EG"/>
         </w:rPr>
@@ -11763,6 +11757,105 @@
       <w:pPr>
         <w:pStyle w:val="ListParagraph"/>
         <w:ind w:left="1080"/>
+        <w:rPr>
+          <w:rtl/>
+        </w:rPr>
+      </w:pPr>
+    </w:p>
+    <w:p>
+      <w:pPr>
+        <w:pStyle w:val="ListParagraph"/>
+        <w:numPr>
+          <w:ilvl w:val="0"/>
+          <w:numId w:val="10"/>
+        </w:numPr>
+      </w:pPr>
+      <w:r>
+        <w:t xml:space="preserve">Cancel </w:t>
+      </w:r>
+      <w:proofErr w:type="gramStart"/>
+      <w:r>
+        <w:t>appointment :</w:t>
+      </w:r>
+      <w:proofErr w:type="gramEnd"/>
+    </w:p>
+    <w:p>
+      <w:pPr>
+        <w:pStyle w:val="ListParagraph"/>
+        <w:numPr>
+          <w:ilvl w:val="0"/>
+          <w:numId w:val="2"/>
+        </w:numPr>
+      </w:pPr>
+      <w:proofErr w:type="gramStart"/>
+      <w:r>
+        <w:t>Method :</w:t>
+      </w:r>
+      <w:proofErr w:type="gramEnd"/>
+      <w:r>
+        <w:t xml:space="preserve"> delete </w:t>
+      </w:r>
+    </w:p>
+    <w:p>
+      <w:pPr>
+        <w:pStyle w:val="ListParagraph"/>
+        <w:numPr>
+          <w:ilvl w:val="0"/>
+          <w:numId w:val="2"/>
+        </w:numPr>
+      </w:pPr>
+      <w:r>
+        <w:t xml:space="preserve"> </w:t>
+      </w:r>
+      <w:r>
+        <w:t>** Bearer token &lt;access token &gt; **</w:t>
+      </w:r>
+      <w:r>
+        <w:t xml:space="preserve"> =&gt; patient </w:t>
+      </w:r>
+    </w:p>
+    <w:p>
+      <w:pPr>
+        <w:pStyle w:val="ListParagraph"/>
+        <w:numPr>
+          <w:ilvl w:val="0"/>
+          <w:numId w:val="2"/>
+        </w:numPr>
+      </w:pPr>
+      <w:r>
+        <w:t>/</w:t>
+      </w:r>
+      <w:proofErr w:type="spellStart"/>
+      <w:proofErr w:type="gramStart"/>
+      <w:r>
+        <w:t>api</w:t>
+      </w:r>
+      <w:proofErr w:type="spellEnd"/>
+      <w:proofErr w:type="gramEnd"/>
+      <w:r>
+        <w:t>/appointments/</w:t>
+      </w:r>
+      <w:r>
+        <w:t xml:space="preserve">:id </w:t>
+      </w:r>
+    </w:p>
+    <w:p>
+      <w:pPr>
+        <w:pStyle w:val="ListParagraph"/>
+        <w:numPr>
+          <w:ilvl w:val="0"/>
+          <w:numId w:val="2"/>
+        </w:numPr>
+      </w:pPr>
+      <w:r>
+        <w:t>Id =&gt; appointment ID</w:t>
+      </w:r>
+    </w:p>
+    <w:p/>
+    <w:p>
+      <w:pPr>
+        <w:pStyle w:val="ListParagraph"/>
+        <w:ind w:left="1080"/>
       </w:pPr>
     </w:p>
     <w:p>
@@ -11791,6 +11884,952 @@
           <w:lang w:bidi="ar-EG"/>
         </w:rPr>
         <w:t xml:space="preserve">Add </w:t>
+      </w:r>
+      <w:proofErr w:type="gramStart"/>
+      <w:r>
+        <w:rPr>
+          <w:lang w:bidi="ar-EG"/>
+        </w:rPr>
+        <w:t>review :</w:t>
+      </w:r>
+      <w:proofErr w:type="gramEnd"/>
+    </w:p>
+    <w:p>
+      <w:pPr>
+        <w:pStyle w:val="ListParagraph"/>
+        <w:numPr>
+          <w:ilvl w:val="0"/>
+          <w:numId w:val="2"/>
+        </w:numPr>
+      </w:pPr>
+      <w:r>
+        <w:t xml:space="preserve">** Bearer token &lt;access token &gt; ** =&gt; patient </w:t>
+      </w:r>
+    </w:p>
+    <w:p>
+      <w:pPr>
+        <w:pStyle w:val="ListParagraph"/>
+        <w:numPr>
+          <w:ilvl w:val="0"/>
+          <w:numId w:val="2"/>
+        </w:numPr>
+      </w:pPr>
+      <w:proofErr w:type="gramStart"/>
+      <w:r>
+        <w:t>Method :</w:t>
+      </w:r>
+      <w:proofErr w:type="gramEnd"/>
+      <w:r>
+        <w:t xml:space="preserve"> post </w:t>
+      </w:r>
+    </w:p>
+    <w:p>
+      <w:pPr>
+        <w:pStyle w:val="ListParagraph"/>
+        <w:numPr>
+          <w:ilvl w:val="0"/>
+          <w:numId w:val="2"/>
+        </w:numPr>
+      </w:pPr>
+      <w:r>
+        <w:t>/</w:t>
+      </w:r>
+      <w:proofErr w:type="spellStart"/>
+      <w:r>
+        <w:t>api</w:t>
+      </w:r>
+      <w:proofErr w:type="spellEnd"/>
+      <w:r>
+        <w:t>/reviews</w:t>
+      </w:r>
+    </w:p>
+    <w:p>
+      <w:pPr>
+        <w:pStyle w:val="ListParagraph"/>
+        <w:numPr>
+          <w:ilvl w:val="0"/>
+          <w:numId w:val="2"/>
+        </w:numPr>
+      </w:pPr>
+      <w:r>
+        <w:rPr>
+          <w:rFonts w:hint="cs"/>
+          <w:rtl/>
+        </w:rPr>
+        <w:t>ميقدرش يدي الا ريفيو واحد بس لكل دكتور</w:t>
+      </w:r>
+    </w:p>
+    <w:p>
+      <w:pPr>
+        <w:pStyle w:val="ListParagraph"/>
+        <w:numPr>
+          <w:ilvl w:val="0"/>
+          <w:numId w:val="2"/>
+        </w:numPr>
+      </w:pPr>
+      <w:r>
+        <w:t>Ex:</w:t>
+      </w:r>
+    </w:p>
+    <w:p>
+      <w:pPr>
+        <w:pStyle w:val="ListParagraph"/>
+        <w:numPr>
+          <w:ilvl w:val="0"/>
+          <w:numId w:val="2"/>
+        </w:numPr>
+        <w:shd w:val="clear" w:color="auto" w:fill="212121"/>
+        <w:spacing w:after="0" w:line="270" w:lineRule="atLeast"/>
+        <w:rPr>
+          <w:rFonts w:ascii="Courier New" w:eastAsia="Times New Roman" w:hAnsi="Courier New" w:cs="Courier New"/>
+          <w:color w:val="F8F8F2"/>
+          <w:kern w:val="0"/>
+          <w:sz w:val="18"/>
+          <w:szCs w:val="18"/>
+          <w14:ligatures w14:val="none"/>
+        </w:rPr>
+      </w:pPr>
+      <w:r>
+        <w:rPr>
+          <w:rFonts w:ascii="Courier New" w:eastAsia="Times New Roman" w:hAnsi="Courier New" w:cs="Courier New"/>
+          <w:color w:val="DCDCDC"/>
+          <w:kern w:val="0"/>
+          <w:sz w:val="18"/>
+          <w:szCs w:val="18"/>
+          <w14:ligatures w14:val="none"/>
+        </w:rPr>
+        <w:t>{</w:t>
+      </w:r>
+    </w:p>
+    <w:p>
+      <w:pPr>
+        <w:pStyle w:val="ListParagraph"/>
+        <w:numPr>
+          <w:ilvl w:val="0"/>
+          <w:numId w:val="2"/>
+        </w:numPr>
+        <w:shd w:val="clear" w:color="auto" w:fill="212121"/>
+        <w:spacing w:after="0" w:line="270" w:lineRule="atLeast"/>
+        <w:rPr>
+          <w:rFonts w:ascii="Courier New" w:eastAsia="Times New Roman" w:hAnsi="Courier New" w:cs="Courier New"/>
+          <w:color w:val="F8F8F2"/>
+          <w:kern w:val="0"/>
+          <w:sz w:val="18"/>
+          <w:szCs w:val="18"/>
+          <w14:ligatures w14:val="none"/>
+        </w:rPr>
+      </w:pPr>
+      <w:r>
+        <w:rPr>
+          <w:rFonts w:ascii="Courier New" w:eastAsia="Times New Roman" w:hAnsi="Courier New" w:cs="Courier New"/>
+          <w:color w:val="F8F8F2"/>
+          <w:kern w:val="0"/>
+          <w:sz w:val="18"/>
+          <w:szCs w:val="18"/>
+          <w14:ligatures w14:val="none"/>
+        </w:rPr>
+        <w:t xml:space="preserve">    </w:t>
+      </w:r>
+      <w:r>
+        <w:rPr>
+          <w:rFonts w:ascii="Courier New" w:eastAsia="Times New Roman" w:hAnsi="Courier New" w:cs="Courier New"/>
+          <w:color w:val="9CDCFE"/>
+          <w:kern w:val="0"/>
+          <w:sz w:val="18"/>
+          <w:szCs w:val="18"/>
+          <w14:ligatures w14:val="none"/>
+        </w:rPr>
+        <w:t>"</w:t>
+      </w:r>
+      <w:proofErr w:type="spellStart"/>
+      <w:r>
+        <w:rPr>
+          <w:rFonts w:ascii="Courier New" w:eastAsia="Times New Roman" w:hAnsi="Courier New" w:cs="Courier New"/>
+          <w:color w:val="9CDCFE"/>
+          <w:kern w:val="0"/>
+          <w:sz w:val="18"/>
+          <w:szCs w:val="18"/>
+          <w14:ligatures w14:val="none"/>
+        </w:rPr>
+        <w:t>doctorId</w:t>
+      </w:r>
+      <w:proofErr w:type="spellEnd"/>
+      <w:r>
+        <w:rPr>
+          <w:rFonts w:ascii="Courier New" w:eastAsia="Times New Roman" w:hAnsi="Courier New" w:cs="Courier New"/>
+          <w:color w:val="9CDCFE"/>
+          <w:kern w:val="0"/>
+          <w:sz w:val="18"/>
+          <w:szCs w:val="18"/>
+          <w14:ligatures w14:val="none"/>
+        </w:rPr>
+        <w:t>"</w:t>
+      </w:r>
+      <w:r>
+        <w:rPr>
+          <w:rFonts w:ascii="Courier New" w:eastAsia="Times New Roman" w:hAnsi="Courier New" w:cs="Courier New"/>
+          <w:color w:val="DCDCDC"/>
+          <w:kern w:val="0"/>
+          <w:sz w:val="18"/>
+          <w:szCs w:val="18"/>
+          <w14:ligatures w14:val="none"/>
+        </w:rPr>
+        <w:t>:</w:t>
+      </w:r>
+      <w:r>
+        <w:rPr>
+          <w:rFonts w:ascii="Courier New" w:eastAsia="Times New Roman" w:hAnsi="Courier New" w:cs="Courier New"/>
+          <w:color w:val="F8F8F2"/>
+          <w:kern w:val="0"/>
+          <w:sz w:val="18"/>
+          <w:szCs w:val="18"/>
+          <w14:ligatures w14:val="none"/>
+        </w:rPr>
+        <w:t xml:space="preserve"> </w:t>
+      </w:r>
+      <w:r>
+        <w:rPr>
+          <w:rFonts w:ascii="Courier New" w:eastAsia="Times New Roman" w:hAnsi="Courier New" w:cs="Courier New"/>
+          <w:color w:val="CE9178"/>
+          <w:kern w:val="0"/>
+          <w:sz w:val="18"/>
+          <w:szCs w:val="18"/>
+          <w14:ligatures w14:val="none"/>
+        </w:rPr>
+        <w:t>"698c91524687c848d2b629ea"</w:t>
+      </w:r>
+      <w:r>
+        <w:rPr>
+          <w:rFonts w:ascii="Courier New" w:eastAsia="Times New Roman" w:hAnsi="Courier New" w:cs="Courier New"/>
+          <w:color w:val="DCDCDC"/>
+          <w:kern w:val="0"/>
+          <w:sz w:val="18"/>
+          <w:szCs w:val="18"/>
+          <w14:ligatures w14:val="none"/>
+        </w:rPr>
+        <w:t>,</w:t>
+      </w:r>
+    </w:p>
+    <w:p>
+      <w:pPr>
+        <w:pStyle w:val="ListParagraph"/>
+        <w:numPr>
+          <w:ilvl w:val="0"/>
+          <w:numId w:val="2"/>
+        </w:numPr>
+        <w:shd w:val="clear" w:color="auto" w:fill="212121"/>
+        <w:spacing w:after="0" w:line="270" w:lineRule="atLeast"/>
+        <w:rPr>
+          <w:rFonts w:ascii="Courier New" w:eastAsia="Times New Roman" w:hAnsi="Courier New" w:cs="Courier New"/>
+          <w:color w:val="F8F8F2"/>
+          <w:kern w:val="0"/>
+          <w:sz w:val="18"/>
+          <w:szCs w:val="18"/>
+          <w14:ligatures w14:val="none"/>
+        </w:rPr>
+      </w:pPr>
+      <w:r>
+        <w:rPr>
+          <w:rFonts w:ascii="Courier New" w:eastAsia="Times New Roman" w:hAnsi="Courier New" w:cs="Courier New"/>
+          <w:color w:val="F8F8F2"/>
+          <w:kern w:val="0"/>
+          <w:sz w:val="18"/>
+          <w:szCs w:val="18"/>
+          <w14:ligatures w14:val="none"/>
+        </w:rPr>
+        <w:t xml:space="preserve">    </w:t>
+      </w:r>
+      <w:r>
+        <w:rPr>
+          <w:rFonts w:ascii="Courier New" w:eastAsia="Times New Roman" w:hAnsi="Courier New" w:cs="Courier New"/>
+          <w:color w:val="9CDCFE"/>
+          <w:kern w:val="0"/>
+          <w:sz w:val="18"/>
+          <w:szCs w:val="18"/>
+          <w14:ligatures w14:val="none"/>
+        </w:rPr>
+        <w:t>"rating"</w:t>
+      </w:r>
+      <w:r>
+        <w:rPr>
+          <w:rFonts w:ascii="Courier New" w:eastAsia="Times New Roman" w:hAnsi="Courier New" w:cs="Courier New"/>
+          <w:color w:val="DCDCDC"/>
+          <w:kern w:val="0"/>
+          <w:sz w:val="18"/>
+          <w:szCs w:val="18"/>
+          <w14:ligatures w14:val="none"/>
+        </w:rPr>
+        <w:t>:</w:t>
+      </w:r>
+      <w:r>
+        <w:rPr>
+          <w:rFonts w:ascii="Courier New" w:eastAsia="Times New Roman" w:hAnsi="Courier New" w:cs="Courier New"/>
+          <w:color w:val="F8F8F2"/>
+          <w:kern w:val="0"/>
+          <w:sz w:val="18"/>
+          <w:szCs w:val="18"/>
+          <w14:ligatures w14:val="none"/>
+        </w:rPr>
+        <w:t xml:space="preserve"> </w:t>
+      </w:r>
+      <w:r>
+        <w:rPr>
+          <w:rFonts w:ascii="Courier New" w:eastAsia="Times New Roman" w:hAnsi="Courier New" w:cs="Courier New"/>
+          <w:color w:val="B5CEA8"/>
+          <w:kern w:val="0"/>
+          <w:sz w:val="18"/>
+          <w:szCs w:val="18"/>
+          <w14:ligatures w14:val="none"/>
+        </w:rPr>
+        <w:t>3</w:t>
+      </w:r>
+      <w:r>
+        <w:rPr>
+          <w:rFonts w:ascii="Courier New" w:eastAsia="Times New Roman" w:hAnsi="Courier New" w:cs="Courier New"/>
+          <w:color w:val="DCDCDC"/>
+          <w:kern w:val="0"/>
+          <w:sz w:val="18"/>
+          <w:szCs w:val="18"/>
+          <w14:ligatures w14:val="none"/>
+        </w:rPr>
+        <w:t>,</w:t>
+      </w:r>
+    </w:p>
+    <w:p>
+      <w:pPr>
+        <w:pStyle w:val="ListParagraph"/>
+        <w:numPr>
+          <w:ilvl w:val="0"/>
+          <w:numId w:val="2"/>
+        </w:numPr>
+        <w:shd w:val="clear" w:color="auto" w:fill="212121"/>
+        <w:spacing w:after="0" w:line="270" w:lineRule="atLeast"/>
+        <w:rPr>
+          <w:rFonts w:ascii="Courier New" w:eastAsia="Times New Roman" w:hAnsi="Courier New" w:cs="Courier New"/>
+          <w:color w:val="F8F8F2"/>
+          <w:kern w:val="0"/>
+          <w:sz w:val="18"/>
+          <w:szCs w:val="18"/>
+          <w14:ligatures w14:val="none"/>
+        </w:rPr>
+      </w:pPr>
+      <w:r>
+        <w:rPr>
+          <w:rFonts w:ascii="Courier New" w:eastAsia="Times New Roman" w:hAnsi="Courier New" w:cs="Courier New"/>
+          <w:color w:val="F8F8F2"/>
+          <w:kern w:val="0"/>
+          <w:sz w:val="18"/>
+          <w:szCs w:val="18"/>
+          <w14:ligatures w14:val="none"/>
+        </w:rPr>
+        <w:t xml:space="preserve">    </w:t>
+      </w:r>
+      <w:r>
+        <w:rPr>
+          <w:rFonts w:ascii="Courier New" w:eastAsia="Times New Roman" w:hAnsi="Courier New" w:cs="Courier New"/>
+          <w:color w:val="9CDCFE"/>
+          <w:kern w:val="0"/>
+          <w:sz w:val="18"/>
+          <w:szCs w:val="18"/>
+          <w14:ligatures w14:val="none"/>
+        </w:rPr>
+        <w:t>"comment"</w:t>
+      </w:r>
+      <w:r>
+        <w:rPr>
+          <w:rFonts w:ascii="Courier New" w:eastAsia="Times New Roman" w:hAnsi="Courier New" w:cs="Courier New"/>
+          <w:color w:val="DCDCDC"/>
+          <w:kern w:val="0"/>
+          <w:sz w:val="18"/>
+          <w:szCs w:val="18"/>
+          <w14:ligatures w14:val="none"/>
+        </w:rPr>
+        <w:t>:</w:t>
+      </w:r>
+      <w:r>
+        <w:rPr>
+          <w:rFonts w:ascii="Courier New" w:eastAsia="Times New Roman" w:hAnsi="Courier New" w:cs="Courier New"/>
+          <w:color w:val="F8F8F2"/>
+          <w:kern w:val="0"/>
+          <w:sz w:val="18"/>
+          <w:szCs w:val="18"/>
+          <w14:ligatures w14:val="none"/>
+        </w:rPr>
+        <w:t xml:space="preserve"> </w:t>
+      </w:r>
+      <w:r>
+        <w:rPr>
+          <w:rFonts w:ascii="Courier New" w:eastAsia="Times New Roman" w:hAnsi="Courier New" w:cs="Courier New"/>
+          <w:color w:val="CE9178"/>
+          <w:kern w:val="0"/>
+          <w:sz w:val="18"/>
+          <w:szCs w:val="18"/>
+          <w14:ligatures w14:val="none"/>
+        </w:rPr>
+        <w:t>"she is a good doctor."</w:t>
+      </w:r>
+    </w:p>
+    <w:p>
+      <w:pPr>
+        <w:pStyle w:val="ListParagraph"/>
+        <w:numPr>
+          <w:ilvl w:val="0"/>
+          <w:numId w:val="2"/>
+        </w:numPr>
+        <w:shd w:val="clear" w:color="auto" w:fill="212121"/>
+        <w:spacing w:after="0" w:line="270" w:lineRule="atLeast"/>
+        <w:rPr>
+          <w:rFonts w:ascii="Courier New" w:eastAsia="Times New Roman" w:hAnsi="Courier New" w:cs="Courier New"/>
+          <w:color w:val="F8F8F2"/>
+          <w:kern w:val="0"/>
+          <w:sz w:val="18"/>
+          <w:szCs w:val="18"/>
+          <w14:ligatures w14:val="none"/>
+        </w:rPr>
+      </w:pPr>
+      <w:r>
+        <w:rPr>
+          <w:rFonts w:ascii="Courier New" w:eastAsia="Times New Roman" w:hAnsi="Courier New" w:cs="Courier New"/>
+          <w:color w:val="DCDCDC"/>
+          <w:kern w:val="0"/>
+          <w:sz w:val="18"/>
+          <w:szCs w:val="18"/>
+          <w14:ligatures w14:val="none"/>
+        </w:rPr>
+        <w:t>}</w:t>
+      </w:r>
+    </w:p>
+    <w:p>
+      <w:pPr>
+        <w:ind w:left="720"/>
+      </w:pPr>
+    </w:p>
+    <w:p>
+      <w:pPr>
+        <w:pStyle w:val="ListParagraph"/>
+        <w:numPr>
+          <w:ilvl w:val="0"/>
+          <w:numId w:val="11"/>
+        </w:numPr>
+      </w:pPr>
+      <w:r>
+        <w:t xml:space="preserve">get doctor's </w:t>
+      </w:r>
+      <w:proofErr w:type="gramStart"/>
+      <w:r>
+        <w:t>reviews</w:t>
+      </w:r>
+      <w:r>
+        <w:t xml:space="preserve"> :</w:t>
+      </w:r>
+      <w:proofErr w:type="gramEnd"/>
+    </w:p>
+    <w:p>
+      <w:pPr>
+        <w:pStyle w:val="ListParagraph"/>
+        <w:numPr>
+          <w:ilvl w:val="0"/>
+          <w:numId w:val="2"/>
+        </w:numPr>
+      </w:pPr>
+      <w:proofErr w:type="gramStart"/>
+      <w:r>
+        <w:t>method :</w:t>
+      </w:r>
+      <w:proofErr w:type="gramEnd"/>
+      <w:r>
+        <w:t xml:space="preserve"> get</w:t>
+      </w:r>
+    </w:p>
+    <w:p>
+      <w:pPr>
+        <w:pStyle w:val="ListParagraph"/>
+        <w:numPr>
+          <w:ilvl w:val="0"/>
+          <w:numId w:val="2"/>
+        </w:numPr>
+      </w:pPr>
+      <w:r>
+        <w:t>/</w:t>
+      </w:r>
+      <w:proofErr w:type="spellStart"/>
+      <w:r>
+        <w:t>api</w:t>
+      </w:r>
+      <w:proofErr w:type="spellEnd"/>
+      <w:r>
+        <w:t>/reviews/doctor/</w:t>
+      </w:r>
+      <w:r>
+        <w:t xml:space="preserve">:id </w:t>
+      </w:r>
+    </w:p>
+    <w:p>
+      <w:pPr>
+        <w:pStyle w:val="ListParagraph"/>
+        <w:numPr>
+          <w:ilvl w:val="0"/>
+          <w:numId w:val="2"/>
+        </w:numPr>
+      </w:pPr>
+      <w:r>
+        <w:t>Id =&gt; for doctor</w:t>
+      </w:r>
+    </w:p>
+    <w:p>
+      <w:pPr>
+        <w:pStyle w:val="ListParagraph"/>
+        <w:numPr>
+          <w:ilvl w:val="0"/>
+          <w:numId w:val="11"/>
+        </w:numPr>
+      </w:pPr>
+      <w:r>
+        <w:t xml:space="preserve">Get my </w:t>
+      </w:r>
+      <w:proofErr w:type="gramStart"/>
+      <w:r>
+        <w:t>reviews :</w:t>
+      </w:r>
+      <w:proofErr w:type="gramEnd"/>
+    </w:p>
+    <w:p>
+      <w:pPr>
+        <w:pStyle w:val="ListParagraph"/>
+        <w:numPr>
+          <w:ilvl w:val="0"/>
+          <w:numId w:val="2"/>
+        </w:numPr>
+      </w:pPr>
+      <w:r>
+        <w:t xml:space="preserve">** Bearer token &lt;access token &gt; ** =&gt; patient </w:t>
+      </w:r>
+    </w:p>
+    <w:p>
+      <w:pPr>
+        <w:pStyle w:val="ListParagraph"/>
+        <w:numPr>
+          <w:ilvl w:val="0"/>
+          <w:numId w:val="2"/>
+        </w:numPr>
+      </w:pPr>
+      <w:proofErr w:type="gramStart"/>
+      <w:r>
+        <w:t>Method :</w:t>
+      </w:r>
+      <w:proofErr w:type="gramEnd"/>
+      <w:r>
+        <w:t xml:space="preserve"> get</w:t>
+      </w:r>
+    </w:p>
+    <w:p>
+      <w:pPr>
+        <w:pStyle w:val="ListParagraph"/>
+        <w:numPr>
+          <w:ilvl w:val="0"/>
+          <w:numId w:val="2"/>
+        </w:numPr>
+      </w:pPr>
+      <w:r>
+        <w:t>/</w:t>
+      </w:r>
+      <w:proofErr w:type="spellStart"/>
+      <w:r>
+        <w:t>api</w:t>
+      </w:r>
+      <w:proofErr w:type="spellEnd"/>
+      <w:r>
+        <w:t>/reviews/me</w:t>
+      </w:r>
+    </w:p>
+    <w:p>
+      <w:pPr>
+        <w:pStyle w:val="ListParagraph"/>
+        <w:numPr>
+          <w:ilvl w:val="0"/>
+          <w:numId w:val="2"/>
+        </w:numPr>
+      </w:pPr>
+      <w:r>
+        <w:rPr>
+          <w:rFonts w:hint="cs"/>
+          <w:rtl/>
+          <w:lang w:bidi="ar-EG"/>
+        </w:rPr>
+        <w:t>البيشنت بيشوف كل الريفيوز الي عملها</w:t>
+      </w:r>
+    </w:p>
+    <w:p>
+      <w:pPr>
+        <w:pStyle w:val="ListParagraph"/>
+        <w:numPr>
+          <w:ilvl w:val="0"/>
+          <w:numId w:val="11"/>
+        </w:numPr>
+      </w:pPr>
+      <w:r>
+        <w:rPr>
+          <w:lang w:bidi="ar-EG"/>
+        </w:rPr>
+        <w:t xml:space="preserve">Update </w:t>
+      </w:r>
+      <w:proofErr w:type="gramStart"/>
+      <w:r>
+        <w:rPr>
+          <w:lang w:bidi="ar-EG"/>
+        </w:rPr>
+        <w:t>reviews :</w:t>
+      </w:r>
+      <w:proofErr w:type="gramEnd"/>
+    </w:p>
+    <w:p>
+      <w:pPr>
+        <w:pStyle w:val="ListParagraph"/>
+        <w:numPr>
+          <w:ilvl w:val="0"/>
+          <w:numId w:val="2"/>
+        </w:numPr>
+      </w:pPr>
+      <w:r>
+        <w:t xml:space="preserve">** Bearer token &lt;access token &gt; ** =&gt; patient </w:t>
+      </w:r>
+    </w:p>
+    <w:p>
+      <w:pPr>
+        <w:pStyle w:val="ListParagraph"/>
+        <w:numPr>
+          <w:ilvl w:val="0"/>
+          <w:numId w:val="2"/>
+        </w:numPr>
+      </w:pPr>
+      <w:proofErr w:type="gramStart"/>
+      <w:r>
+        <w:t>Method :</w:t>
+      </w:r>
+      <w:proofErr w:type="gramEnd"/>
+      <w:r>
+        <w:t xml:space="preserve"> put </w:t>
+      </w:r>
+    </w:p>
+    <w:p>
+      <w:pPr>
+        <w:pStyle w:val="ListParagraph"/>
+        <w:numPr>
+          <w:ilvl w:val="0"/>
+          <w:numId w:val="2"/>
+        </w:numPr>
+      </w:pPr>
+      <w:r>
+        <w:t>/</w:t>
+      </w:r>
+      <w:proofErr w:type="spellStart"/>
+      <w:proofErr w:type="gramStart"/>
+      <w:r>
+        <w:t>api</w:t>
+      </w:r>
+      <w:proofErr w:type="spellEnd"/>
+      <w:proofErr w:type="gramEnd"/>
+      <w:r>
+        <w:t>/reviews/</w:t>
+      </w:r>
+      <w:r>
+        <w:t>:id</w:t>
+      </w:r>
+    </w:p>
+    <w:p>
+      <w:pPr>
+        <w:pStyle w:val="ListParagraph"/>
+        <w:numPr>
+          <w:ilvl w:val="0"/>
+          <w:numId w:val="2"/>
+        </w:numPr>
+      </w:pPr>
+      <w:r>
+        <w:rPr>
+          <w:rFonts w:hint="cs"/>
+          <w:rtl/>
+        </w:rPr>
+        <w:t xml:space="preserve">ال </w:t>
+      </w:r>
+      <w:r>
+        <w:t xml:space="preserve"> id </w:t>
+      </w:r>
+      <w:r>
+        <w:rPr>
+          <w:rFonts w:hint="cs"/>
+          <w:rtl/>
+          <w:lang w:bidi="ar-EG"/>
+        </w:rPr>
+        <w:t>بتاع الريفيو</w:t>
+      </w:r>
+    </w:p>
+    <w:p>
+      <w:pPr>
+        <w:pStyle w:val="ListParagraph"/>
+        <w:numPr>
+          <w:ilvl w:val="0"/>
+          <w:numId w:val="2"/>
+        </w:numPr>
+      </w:pPr>
+      <w:r>
+        <w:t>Ex:</w:t>
+      </w:r>
+    </w:p>
+    <w:p>
+      <w:pPr>
+        <w:pStyle w:val="ListParagraph"/>
+        <w:numPr>
+          <w:ilvl w:val="0"/>
+          <w:numId w:val="2"/>
+        </w:numPr>
+        <w:shd w:val="clear" w:color="auto" w:fill="212121"/>
+        <w:spacing w:after="0" w:line="270" w:lineRule="atLeast"/>
+        <w:rPr>
+          <w:rFonts w:ascii="Courier New" w:eastAsia="Times New Roman" w:hAnsi="Courier New" w:cs="Courier New"/>
+          <w:color w:val="F8F8F2"/>
+          <w:kern w:val="0"/>
+          <w:sz w:val="18"/>
+          <w:szCs w:val="18"/>
+          <w14:ligatures w14:val="none"/>
+        </w:rPr>
+      </w:pPr>
+      <w:r>
+        <w:rPr>
+          <w:rFonts w:ascii="Courier New" w:eastAsia="Times New Roman" w:hAnsi="Courier New" w:cs="Courier New"/>
+          <w:color w:val="DCDCDC"/>
+          <w:kern w:val="0"/>
+          <w:sz w:val="18"/>
+          <w:szCs w:val="18"/>
+          <w14:ligatures w14:val="none"/>
+        </w:rPr>
+        <w:t>{</w:t>
+      </w:r>
+    </w:p>
+    <w:p>
+      <w:pPr>
+        <w:pStyle w:val="ListParagraph"/>
+        <w:numPr>
+          <w:ilvl w:val="0"/>
+          <w:numId w:val="2"/>
+        </w:numPr>
+        <w:shd w:val="clear" w:color="auto" w:fill="212121"/>
+        <w:spacing w:after="0" w:line="270" w:lineRule="atLeast"/>
+        <w:rPr>
+          <w:rFonts w:ascii="Courier New" w:eastAsia="Times New Roman" w:hAnsi="Courier New" w:cs="Courier New"/>
+          <w:color w:val="F8F8F2"/>
+          <w:kern w:val="0"/>
+          <w:sz w:val="18"/>
+          <w:szCs w:val="18"/>
+          <w14:ligatures w14:val="none"/>
+        </w:rPr>
+      </w:pPr>
+      <w:r>
+        <w:rPr>
+          <w:rFonts w:ascii="Courier New" w:eastAsia="Times New Roman" w:hAnsi="Courier New" w:cs="Courier New"/>
+          <w:color w:val="F8F8F2"/>
+          <w:kern w:val="0"/>
+          <w:sz w:val="18"/>
+          <w:szCs w:val="18"/>
+          <w14:ligatures w14:val="none"/>
+        </w:rPr>
+        <w:t xml:space="preserve">    </w:t>
+      </w:r>
+      <w:r>
+        <w:rPr>
+          <w:rFonts w:ascii="Courier New" w:eastAsia="Times New Roman" w:hAnsi="Courier New" w:cs="Courier New"/>
+          <w:color w:val="9CDCFE"/>
+          <w:kern w:val="0"/>
+          <w:sz w:val="18"/>
+          <w:szCs w:val="18"/>
+          <w14:ligatures w14:val="none"/>
+        </w:rPr>
+        <w:t>"rating"</w:t>
+      </w:r>
+      <w:r>
+        <w:rPr>
+          <w:rFonts w:ascii="Courier New" w:eastAsia="Times New Roman" w:hAnsi="Courier New" w:cs="Courier New"/>
+          <w:color w:val="DCDCDC"/>
+          <w:kern w:val="0"/>
+          <w:sz w:val="18"/>
+          <w:szCs w:val="18"/>
+          <w14:ligatures w14:val="none"/>
+        </w:rPr>
+        <w:t>:</w:t>
+      </w:r>
+      <w:r>
+        <w:rPr>
+          <w:rFonts w:ascii="Courier New" w:eastAsia="Times New Roman" w:hAnsi="Courier New" w:cs="Courier New"/>
+          <w:color w:val="F8F8F2"/>
+          <w:kern w:val="0"/>
+          <w:sz w:val="18"/>
+          <w:szCs w:val="18"/>
+          <w14:ligatures w14:val="none"/>
+        </w:rPr>
+        <w:t xml:space="preserve"> </w:t>
+      </w:r>
+      <w:r>
+        <w:rPr>
+          <w:rFonts w:ascii="Courier New" w:eastAsia="Times New Roman" w:hAnsi="Courier New" w:cs="Courier New"/>
+          <w:color w:val="B5CEA8"/>
+          <w:kern w:val="0"/>
+          <w:sz w:val="18"/>
+          <w:szCs w:val="18"/>
+          <w14:ligatures w14:val="none"/>
+        </w:rPr>
+        <w:t>4</w:t>
+      </w:r>
+      <w:r>
+        <w:rPr>
+          <w:rFonts w:ascii="Courier New" w:eastAsia="Times New Roman" w:hAnsi="Courier New" w:cs="Courier New"/>
+          <w:color w:val="DCDCDC"/>
+          <w:kern w:val="0"/>
+          <w:sz w:val="18"/>
+          <w:szCs w:val="18"/>
+          <w14:ligatures w14:val="none"/>
+        </w:rPr>
+        <w:t>,</w:t>
+      </w:r>
+    </w:p>
+    <w:p>
+      <w:pPr>
+        <w:pStyle w:val="ListParagraph"/>
+        <w:numPr>
+          <w:ilvl w:val="0"/>
+          <w:numId w:val="2"/>
+        </w:numPr>
+        <w:shd w:val="clear" w:color="auto" w:fill="212121"/>
+        <w:spacing w:after="0" w:line="270" w:lineRule="atLeast"/>
+        <w:rPr>
+          <w:rFonts w:ascii="Courier New" w:eastAsia="Times New Roman" w:hAnsi="Courier New" w:cs="Courier New"/>
+          <w:color w:val="F8F8F2"/>
+          <w:kern w:val="0"/>
+          <w:sz w:val="18"/>
+          <w:szCs w:val="18"/>
+          <w14:ligatures w14:val="none"/>
+        </w:rPr>
+      </w:pPr>
+      <w:r>
+        <w:rPr>
+          <w:rFonts w:ascii="Courier New" w:eastAsia="Times New Roman" w:hAnsi="Courier New" w:cs="Courier New"/>
+          <w:color w:val="F8F8F2"/>
+          <w:kern w:val="0"/>
+          <w:sz w:val="18"/>
+          <w:szCs w:val="18"/>
+          <w14:ligatures w14:val="none"/>
+        </w:rPr>
+        <w:t xml:space="preserve">    </w:t>
+      </w:r>
+      <w:r>
+        <w:rPr>
+          <w:rFonts w:ascii="Courier New" w:eastAsia="Times New Roman" w:hAnsi="Courier New" w:cs="Courier New"/>
+          <w:color w:val="9CDCFE"/>
+          <w:kern w:val="0"/>
+          <w:sz w:val="18"/>
+          <w:szCs w:val="18"/>
+          <w14:ligatures w14:val="none"/>
+        </w:rPr>
+        <w:t>"comment"</w:t>
+      </w:r>
+      <w:r>
+        <w:rPr>
+          <w:rFonts w:ascii="Courier New" w:eastAsia="Times New Roman" w:hAnsi="Courier New" w:cs="Courier New"/>
+          <w:color w:val="DCDCDC"/>
+          <w:kern w:val="0"/>
+          <w:sz w:val="18"/>
+          <w:szCs w:val="18"/>
+          <w14:ligatures w14:val="none"/>
+        </w:rPr>
+        <w:t>:</w:t>
+      </w:r>
+      <w:r>
+        <w:rPr>
+          <w:rFonts w:ascii="Courier New" w:eastAsia="Times New Roman" w:hAnsi="Courier New" w:cs="Courier New"/>
+          <w:color w:val="F8F8F2"/>
+          <w:kern w:val="0"/>
+          <w:sz w:val="18"/>
+          <w:szCs w:val="18"/>
+          <w14:ligatures w14:val="none"/>
+        </w:rPr>
+        <w:t xml:space="preserve"> </w:t>
+      </w:r>
+      <w:r>
+        <w:rPr>
+          <w:rFonts w:ascii="Courier New" w:eastAsia="Times New Roman" w:hAnsi="Courier New" w:cs="Courier New"/>
+          <w:color w:val="CE9178"/>
+          <w:kern w:val="0"/>
+          <w:sz w:val="18"/>
+          <w:szCs w:val="18"/>
+          <w14:ligatures w14:val="none"/>
+        </w:rPr>
+        <w:t>"</w:t>
+      </w:r>
+      <w:r>
+        <w:rPr>
+          <w:rFonts w:ascii="Courier New" w:eastAsia="Times New Roman" w:hAnsi="Courier New" w:cs="Courier New"/>
+          <w:color w:val="CE9178"/>
+          <w:kern w:val="0"/>
+          <w:sz w:val="18"/>
+          <w:szCs w:val="18"/>
+          <w:rtl/>
+          <w14:ligatures w14:val="none"/>
+        </w:rPr>
+        <w:t>تم تعديل التقييم، الخدمة كانت جيدة جداً</w:t>
+      </w:r>
+      <w:r>
+        <w:rPr>
+          <w:rFonts w:ascii="Courier New" w:eastAsia="Times New Roman" w:hAnsi="Courier New" w:cs="Courier New"/>
+          <w:color w:val="CE9178"/>
+          <w:kern w:val="0"/>
+          <w:sz w:val="18"/>
+          <w:szCs w:val="18"/>
+          <w14:ligatures w14:val="none"/>
+        </w:rPr>
+        <w:t>."</w:t>
+      </w:r>
+    </w:p>
+    <w:p>
+      <w:pPr>
+        <w:pStyle w:val="ListParagraph"/>
+        <w:numPr>
+          <w:ilvl w:val="0"/>
+          <w:numId w:val="2"/>
+        </w:numPr>
+        <w:shd w:val="clear" w:color="auto" w:fill="212121"/>
+        <w:spacing w:after="0" w:line="270" w:lineRule="atLeast"/>
+        <w:rPr>
+          <w:rFonts w:ascii="Courier New" w:eastAsia="Times New Roman" w:hAnsi="Courier New" w:cs="Courier New"/>
+          <w:color w:val="F8F8F2"/>
+          <w:kern w:val="0"/>
+          <w:sz w:val="18"/>
+          <w:szCs w:val="18"/>
+          <w14:ligatures w14:val="none"/>
+        </w:rPr>
+      </w:pPr>
+      <w:r>
+        <w:rPr>
+          <w:rFonts w:ascii="Courier New" w:eastAsia="Times New Roman" w:hAnsi="Courier New" w:cs="Courier New"/>
+          <w:color w:val="DCDCDC"/>
+          <w:kern w:val="0"/>
+          <w:sz w:val="18"/>
+          <w:szCs w:val="18"/>
+          <w14:ligatures w14:val="none"/>
+        </w:rPr>
+        <w:t>}</w:t>
+      </w:r>
+    </w:p>
+    <w:p>
+      <w:pPr>
+        <w:pStyle w:val="ListParagraph"/>
+        <w:numPr>
+          <w:ilvl w:val="0"/>
+          <w:numId w:val="11"/>
+        </w:numPr>
+      </w:pPr>
+      <w:r>
+        <w:rPr>
+          <w:lang w:bidi="ar-EG"/>
+        </w:rPr>
+        <w:t xml:space="preserve">Delete </w:t>
       </w:r>
       <w:proofErr w:type="gramStart"/>
       <w:r>
@@ -11828,7 +12867,7 @@
       </w:r>
       <w:proofErr w:type="gramEnd"/>
       <w:r>
-        <w:t xml:space="preserve"> post </w:t>
+        <w:t xml:space="preserve"> delete  </w:t>
       </w:r>
     </w:p>
     <w:p>
@@ -11843,12 +12882,17 @@
         <w:t>/</w:t>
       </w:r>
       <w:proofErr w:type="spellStart"/>
+      <w:proofErr w:type="gramStart"/>
       <w:r>
         <w:t>api</w:t>
       </w:r>
       <w:proofErr w:type="spellEnd"/>
-      <w:r>
-        <w:t>/reviews</w:t>
+      <w:proofErr w:type="gramEnd"/>
+      <w:r>
+        <w:t>/reviews/</w:t>
+      </w:r>
+      <w:r>
+        <w:t>:id</w:t>
       </w:r>
     </w:p>
     <w:p>
@@ -11864,20 +12908,55 @@
           <w:rFonts w:hint="cs"/>
           <w:rtl/>
         </w:rPr>
-        <w:t>ميقدرش يدي الا ريفيو واحد بس لكل دكتور</w:t>
-      </w:r>
-    </w:p>
-    <w:p>
-      <w:pPr>
-        <w:pStyle w:val="ListParagraph"/>
-        <w:numPr>
-          <w:ilvl w:val="0"/>
-          <w:numId w:val="2"/>
-        </w:numPr>
-      </w:pPr>
-      <w:r>
-        <w:t>Ex:</w:t>
-      </w:r>
+        <w:t xml:space="preserve">ال </w:t>
+      </w:r>
+      <w:r>
+        <w:t xml:space="preserve"> id </w:t>
+      </w:r>
+      <w:r>
+        <w:rPr>
+          <w:rFonts w:hint="cs"/>
+          <w:rtl/>
+          <w:lang w:bidi="ar-EG"/>
+        </w:rPr>
+        <w:t>بتاع الريفيو</w:t>
+      </w:r>
+    </w:p>
+    <w:p>
+      <w:pPr>
+        <w:pStyle w:val="ListParagraph"/>
+        <w:ind w:left="1080"/>
+      </w:pPr>
+    </w:p>
+    <w:p>
+      <w:pPr>
+        <w:pStyle w:val="Heading1"/>
+      </w:pPr>
+      <w:r>
+        <w:t xml:space="preserve">Admin end </w:t>
+      </w:r>
+      <w:proofErr w:type="gramStart"/>
+      <w:r>
+        <w:t>points :</w:t>
+      </w:r>
+      <w:proofErr w:type="gramEnd"/>
+    </w:p>
+    <w:p>
+      <w:pPr>
+        <w:pStyle w:val="ListParagraph"/>
+        <w:numPr>
+          <w:ilvl w:val="0"/>
+          <w:numId w:val="2"/>
+        </w:numPr>
+      </w:pPr>
+      <w:r>
+        <w:t xml:space="preserve">First admin login to get access </w:t>
+      </w:r>
+      <w:proofErr w:type="gramStart"/>
+      <w:r>
+        <w:t>token :</w:t>
+      </w:r>
+      <w:proofErr w:type="gramEnd"/>
     </w:p>
     <w:p>
       <w:pPr>
@@ -11947,31 +13026,7 @@
           <w:szCs w:val="18"/>
           <w14:ligatures w14:val="none"/>
         </w:rPr>
-        <w:t>"</w:t>
-      </w:r>
-      <w:proofErr w:type="spellStart"/>
-      <w:r>
-        <w:rPr>
-          <w:rFonts w:ascii="Courier New" w:eastAsia="Times New Roman" w:hAnsi="Courier New" w:cs="Courier New"/>
-          <w:color w:val="9CDCFE"/>
-          <w:kern w:val="0"/>
-          <w:sz w:val="18"/>
-          <w:szCs w:val="18"/>
-          <w14:ligatures w14:val="none"/>
-        </w:rPr>
-        <w:t>doctorId</w:t>
-      </w:r>
-      <w:proofErr w:type="spellEnd"/>
-      <w:r>
-        <w:rPr>
-          <w:rFonts w:ascii="Courier New" w:eastAsia="Times New Roman" w:hAnsi="Courier New" w:cs="Courier New"/>
-          <w:color w:val="9CDCFE"/>
-          <w:kern w:val="0"/>
-          <w:sz w:val="18"/>
-          <w:szCs w:val="18"/>
-          <w14:ligatures w14:val="none"/>
-        </w:rPr>
-        <w:t>"</w:t>
+        <w:t>"identity"</w:t>
       </w:r>
       <w:r>
         <w:rPr>
@@ -11987,24 +13042,13 @@
       <w:r>
         <w:rPr>
           <w:rFonts w:ascii="Courier New" w:eastAsia="Times New Roman" w:hAnsi="Courier New" w:cs="Courier New"/>
-          <w:color w:val="F8F8F2"/>
-          <w:kern w:val="0"/>
-          <w:sz w:val="18"/>
-          <w:szCs w:val="18"/>
-          <w14:ligatures w14:val="none"/>
-        </w:rPr>
-        <w:t xml:space="preserve"> </w:t>
-      </w:r>
-      <w:r>
-        <w:rPr>
-          <w:rFonts w:ascii="Courier New" w:eastAsia="Times New Roman" w:hAnsi="Courier New" w:cs="Courier New"/>
           <w:color w:val="CE9178"/>
           <w:kern w:val="0"/>
           <w:sz w:val="18"/>
           <w:szCs w:val="18"/>
           <w14:ligatures w14:val="none"/>
         </w:rPr>
-        <w:t>"698c91524687c848d2b629ea"</w:t>
+        <w:t>"admin@shefaa.com"</w:t>
       </w:r>
       <w:r>
         <w:rPr>
@@ -12056,7 +13100,7 @@
           <w:szCs w:val="18"/>
           <w14:ligatures w14:val="none"/>
         </w:rPr>
-        <w:t>"rating"</w:t>
+        <w:t>"password"</w:t>
       </w:r>
       <w:r>
         <w:rPr>
@@ -12072,35 +13116,13 @@
       <w:r>
         <w:rPr>
           <w:rFonts w:ascii="Courier New" w:eastAsia="Times New Roman" w:hAnsi="Courier New" w:cs="Courier New"/>
-          <w:color w:val="F8F8F2"/>
-          <w:kern w:val="0"/>
-          <w:sz w:val="18"/>
-          <w:szCs w:val="18"/>
-          <w14:ligatures w14:val="none"/>
-        </w:rPr>
-        <w:t xml:space="preserve"> </w:t>
-      </w:r>
-      <w:r>
-        <w:rPr>
-          <w:rFonts w:ascii="Courier New" w:eastAsia="Times New Roman" w:hAnsi="Courier New" w:cs="Courier New"/>
-          <w:color w:val="B5CEA8"/>
-          <w:kern w:val="0"/>
-          <w:sz w:val="18"/>
-          <w:szCs w:val="18"/>
-          <w14:ligatures w14:val="none"/>
-        </w:rPr>
-        <w:t>3</w:t>
-      </w:r>
-      <w:r>
-        <w:rPr>
-          <w:rFonts w:ascii="Courier New" w:eastAsia="Times New Roman" w:hAnsi="Courier New" w:cs="Courier New"/>
-          <w:color w:val="DCDCDC"/>
-          <w:kern w:val="0"/>
-          <w:sz w:val="18"/>
-          <w:szCs w:val="18"/>
-          <w14:ligatures w14:val="none"/>
-        </w:rPr>
-        <w:t>,</w:t>
+          <w:color w:val="CE9178"/>
+          <w:kern w:val="0"/>
+          <w:sz w:val="18"/>
+          <w:szCs w:val="18"/>
+          <w14:ligatures w14:val="none"/>
+        </w:rPr>
+        <w:t>"admin123456"</w:t>
       </w:r>
     </w:p>
     <w:p>
@@ -12124,1430 +13146,501 @@
       <w:r>
         <w:rPr>
           <w:rFonts w:ascii="Courier New" w:eastAsia="Times New Roman" w:hAnsi="Courier New" w:cs="Courier New"/>
-          <w:color w:val="F8F8F2"/>
-          <w:kern w:val="0"/>
-          <w:sz w:val="18"/>
-          <w:szCs w:val="18"/>
-          <w14:ligatures w14:val="none"/>
-        </w:rPr>
-        <w:t xml:space="preserve">    </w:t>
-      </w:r>
-      <w:r>
-        <w:rPr>
-          <w:rFonts w:ascii="Courier New" w:eastAsia="Times New Roman" w:hAnsi="Courier New" w:cs="Courier New"/>
-          <w:color w:val="9CDCFE"/>
-          <w:kern w:val="0"/>
-          <w:sz w:val="18"/>
-          <w:szCs w:val="18"/>
-          <w14:ligatures w14:val="none"/>
-        </w:rPr>
-        <w:t>"comment"</w:t>
-      </w:r>
-      <w:r>
-        <w:rPr>
-          <w:rFonts w:ascii="Courier New" w:eastAsia="Times New Roman" w:hAnsi="Courier New" w:cs="Courier New"/>
-          <w:color w:val="DCDCDC"/>
-          <w:kern w:val="0"/>
-          <w:sz w:val="18"/>
-          <w:szCs w:val="18"/>
-          <w14:ligatures w14:val="none"/>
-        </w:rPr>
-        <w:t>:</w:t>
-      </w:r>
-      <w:r>
-        <w:rPr>
-          <w:rFonts w:ascii="Courier New" w:eastAsia="Times New Roman" w:hAnsi="Courier New" w:cs="Courier New"/>
-          <w:color w:val="F8F8F2"/>
-          <w:kern w:val="0"/>
-          <w:sz w:val="18"/>
-          <w:szCs w:val="18"/>
-          <w14:ligatures w14:val="none"/>
-        </w:rPr>
+          <w:color w:val="DCDCDC"/>
+          <w:kern w:val="0"/>
+          <w:sz w:val="18"/>
+          <w:szCs w:val="18"/>
+          <w14:ligatures w14:val="none"/>
+        </w:rPr>
+        <w:t>}</w:t>
+      </w:r>
+    </w:p>
+    <w:p>
+      <w:pPr>
+        <w:pStyle w:val="ListParagraph"/>
+        <w:numPr>
+          <w:ilvl w:val="0"/>
+          <w:numId w:val="12"/>
+        </w:numPr>
+      </w:pPr>
+      <w:r>
+        <w:t xml:space="preserve">Get </w:t>
+      </w:r>
+      <w:proofErr w:type="gramStart"/>
+      <w:r>
+        <w:t>states :</w:t>
+      </w:r>
+      <w:proofErr w:type="gramEnd"/>
+    </w:p>
+    <w:p>
+      <w:pPr>
+        <w:pStyle w:val="ListParagraph"/>
+        <w:numPr>
+          <w:ilvl w:val="0"/>
+          <w:numId w:val="2"/>
+        </w:numPr>
+      </w:pPr>
+      <w:proofErr w:type="gramStart"/>
+      <w:r>
+        <w:t>Method :</w:t>
+      </w:r>
+      <w:proofErr w:type="gramEnd"/>
+      <w:r>
+        <w:t xml:space="preserve"> get</w:t>
+      </w:r>
+    </w:p>
+    <w:p>
+      <w:pPr>
+        <w:pStyle w:val="ListParagraph"/>
+        <w:numPr>
+          <w:ilvl w:val="0"/>
+          <w:numId w:val="2"/>
+        </w:numPr>
+      </w:pPr>
+      <w:r>
+        <w:t>/</w:t>
+      </w:r>
+      <w:proofErr w:type="spellStart"/>
+      <w:r>
+        <w:t>api</w:t>
+      </w:r>
+      <w:proofErr w:type="spellEnd"/>
+      <w:r>
+        <w:t>/admin/stats</w:t>
+      </w:r>
+    </w:p>
+    <w:p>
+      <w:pPr>
+        <w:pStyle w:val="ListParagraph"/>
+        <w:numPr>
+          <w:ilvl w:val="0"/>
+          <w:numId w:val="2"/>
+        </w:numPr>
+      </w:pPr>
+      <w:r>
+        <w:t>Brings the number of registered users in each category</w:t>
+      </w:r>
+    </w:p>
+    <w:p>
+      <w:pPr>
+        <w:pStyle w:val="ListParagraph"/>
+        <w:numPr>
+          <w:ilvl w:val="0"/>
+          <w:numId w:val="12"/>
+        </w:numPr>
+      </w:pPr>
+      <w:r>
+        <w:t xml:space="preserve">get </w:t>
+      </w:r>
+      <w:proofErr w:type="gramStart"/>
+      <w:r>
+        <w:t>users</w:t>
+      </w:r>
+      <w:r>
+        <w:t xml:space="preserve"> :</w:t>
+      </w:r>
+      <w:proofErr w:type="gramEnd"/>
+    </w:p>
+    <w:p>
+      <w:pPr>
+        <w:pStyle w:val="ListParagraph"/>
+        <w:numPr>
+          <w:ilvl w:val="0"/>
+          <w:numId w:val="2"/>
+        </w:numPr>
+      </w:pPr>
+      <w:proofErr w:type="gramStart"/>
+      <w:r>
+        <w:t>method :</w:t>
+      </w:r>
+      <w:proofErr w:type="gramEnd"/>
+      <w:r>
+        <w:t xml:space="preserve"> get</w:t>
+      </w:r>
+    </w:p>
+    <w:p>
+      <w:pPr>
+        <w:pStyle w:val="ListParagraph"/>
+        <w:numPr>
+          <w:ilvl w:val="0"/>
+          <w:numId w:val="2"/>
+        </w:numPr>
+      </w:pPr>
+      <w:r>
+        <w:t>/</w:t>
+      </w:r>
+      <w:proofErr w:type="spellStart"/>
+      <w:r>
+        <w:t>api</w:t>
+      </w:r>
+      <w:proofErr w:type="spellEnd"/>
+      <w:r>
+        <w:t>/admin/users</w:t>
+      </w:r>
+    </w:p>
+    <w:p>
+      <w:pPr>
+        <w:pStyle w:val="ListParagraph"/>
+        <w:numPr>
+          <w:ilvl w:val="0"/>
+          <w:numId w:val="2"/>
+        </w:numPr>
+      </w:pPr>
+      <w:r>
+        <w:t>Display a list of all system users, excluding the password.</w:t>
+      </w:r>
+    </w:p>
+    <w:p>
+      <w:pPr>
+        <w:pStyle w:val="ListParagraph"/>
+        <w:numPr>
+          <w:ilvl w:val="0"/>
+          <w:numId w:val="12"/>
+        </w:numPr>
+      </w:pPr>
+      <w:r>
+        <w:t xml:space="preserve">Get user by </w:t>
+      </w:r>
+      <w:proofErr w:type="gramStart"/>
+      <w:r>
+        <w:t>role :</w:t>
+      </w:r>
+      <w:proofErr w:type="gramEnd"/>
+    </w:p>
+    <w:p>
+      <w:pPr>
+        <w:pStyle w:val="ListParagraph"/>
+        <w:numPr>
+          <w:ilvl w:val="0"/>
+          <w:numId w:val="2"/>
+        </w:numPr>
+      </w:pPr>
+      <w:proofErr w:type="gramStart"/>
+      <w:r>
+        <w:t>Method :</w:t>
+      </w:r>
+      <w:proofErr w:type="gramEnd"/>
+      <w:r>
+        <w:t xml:space="preserve"> get</w:t>
+      </w:r>
+    </w:p>
+    <w:p>
+      <w:pPr>
+        <w:pStyle w:val="ListParagraph"/>
+        <w:numPr>
+          <w:ilvl w:val="0"/>
+          <w:numId w:val="2"/>
+        </w:numPr>
+      </w:pPr>
+      <w:r>
+        <w:t>/</w:t>
+      </w:r>
+      <w:proofErr w:type="spellStart"/>
+      <w:r>
+        <w:t>api</w:t>
+      </w:r>
+      <w:proofErr w:type="spellEnd"/>
+      <w:r>
+        <w:t>/admin/users/role</w:t>
+      </w:r>
+      <w:proofErr w:type="gramStart"/>
+      <w:r>
+        <w:t>/</w:t>
+      </w:r>
+      <w:r>
+        <w:t>:role</w:t>
+      </w:r>
+      <w:proofErr w:type="gramEnd"/>
+    </w:p>
+    <w:p>
+      <w:pPr>
+        <w:pStyle w:val="ListParagraph"/>
+        <w:numPr>
+          <w:ilvl w:val="0"/>
+          <w:numId w:val="12"/>
+        </w:numPr>
+      </w:pPr>
+      <w:r>
+        <w:t xml:space="preserve">Get users </w:t>
+      </w:r>
+      <w:proofErr w:type="gramStart"/>
+      <w:r>
+        <w:t>pending :</w:t>
+      </w:r>
+      <w:proofErr w:type="gramEnd"/>
+    </w:p>
+    <w:p>
+      <w:pPr>
+        <w:pStyle w:val="ListParagraph"/>
+        <w:numPr>
+          <w:ilvl w:val="0"/>
+          <w:numId w:val="2"/>
+        </w:numPr>
+      </w:pPr>
+      <w:proofErr w:type="gramStart"/>
+      <w:r>
+        <w:t>Method :</w:t>
+      </w:r>
+      <w:proofErr w:type="gramEnd"/>
+      <w:r>
+        <w:t xml:space="preserve"> get </w:t>
+      </w:r>
+    </w:p>
+    <w:p>
+      <w:pPr>
+        <w:pStyle w:val="ListParagraph"/>
+        <w:numPr>
+          <w:ilvl w:val="0"/>
+          <w:numId w:val="2"/>
+        </w:numPr>
+      </w:pPr>
+      <w:r>
+        <w:t>/</w:t>
+      </w:r>
+      <w:proofErr w:type="spellStart"/>
+      <w:r>
+        <w:t>api</w:t>
+      </w:r>
+      <w:proofErr w:type="spellEnd"/>
+      <w:r>
+        <w:t>/admin/users/pending</w:t>
+      </w:r>
+    </w:p>
+    <w:p>
+      <w:pPr>
+        <w:pStyle w:val="ListParagraph"/>
+        <w:numPr>
+          <w:ilvl w:val="0"/>
+          <w:numId w:val="2"/>
+        </w:numPr>
+      </w:pPr>
+      <w:r>
+        <w:t xml:space="preserve">[ </w:t>
+      </w:r>
+      <w:proofErr w:type="gramStart"/>
+      <w:r>
+        <w:t>doctor ,</w:t>
+      </w:r>
+      <w:proofErr w:type="gramEnd"/>
+      <w:r>
+        <w:t xml:space="preserve"> lab , pharmacy ] profiles which need to activate</w:t>
+      </w:r>
+    </w:p>
+    <w:p>
+      <w:pPr>
+        <w:pStyle w:val="ListParagraph"/>
+        <w:numPr>
+          <w:ilvl w:val="0"/>
+          <w:numId w:val="12"/>
+        </w:numPr>
+      </w:pPr>
+      <w:r>
+        <w:t xml:space="preserve">Activate </w:t>
+      </w:r>
+      <w:proofErr w:type="gramStart"/>
+      <w:r>
+        <w:t>user :</w:t>
+      </w:r>
+      <w:proofErr w:type="gramEnd"/>
+    </w:p>
+    <w:p>
+      <w:pPr>
+        <w:pStyle w:val="ListParagraph"/>
+        <w:numPr>
+          <w:ilvl w:val="0"/>
+          <w:numId w:val="2"/>
+        </w:numPr>
+      </w:pPr>
+      <w:proofErr w:type="gramStart"/>
+      <w:r>
+        <w:t>Method :</w:t>
+      </w:r>
+      <w:proofErr w:type="gramEnd"/>
+      <w:r>
+        <w:t xml:space="preserve"> patch</w:t>
+      </w:r>
+    </w:p>
+    <w:p>
+      <w:pPr>
+        <w:pStyle w:val="ListParagraph"/>
+        <w:numPr>
+          <w:ilvl w:val="0"/>
+          <w:numId w:val="2"/>
+        </w:numPr>
+      </w:pPr>
+      <w:r>
+        <w:t>/</w:t>
+      </w:r>
+      <w:proofErr w:type="spellStart"/>
+      <w:r>
+        <w:t>api</w:t>
+      </w:r>
+      <w:proofErr w:type="spellEnd"/>
+      <w:r>
+        <w:t>/admin/users/activate/</w:t>
+      </w:r>
+      <w:r>
+        <w:t>:id</w:t>
+      </w:r>
+    </w:p>
+    <w:p>
+      <w:pPr>
+        <w:pStyle w:val="ListParagraph"/>
+        <w:numPr>
+          <w:ilvl w:val="0"/>
+          <w:numId w:val="2"/>
+        </w:numPr>
+      </w:pPr>
+      <w:proofErr w:type="spellStart"/>
+      <w:r>
+        <w:t>userId</w:t>
+      </w:r>
+      <w:proofErr w:type="spellEnd"/>
+      <w:r>
+        <w:t xml:space="preserve"> =&gt; in users database </w:t>
+      </w:r>
+    </w:p>
+    <w:p>
+      <w:pPr>
+        <w:pStyle w:val="ListParagraph"/>
+        <w:numPr>
+          <w:ilvl w:val="0"/>
+          <w:numId w:val="2"/>
+        </w:numPr>
+      </w:pPr>
+      <w:r>
+        <w:t xml:space="preserve">activate [ </w:t>
+      </w:r>
+      <w:proofErr w:type="gramStart"/>
+      <w:r>
+        <w:t>doctor ,</w:t>
+      </w:r>
+      <w:proofErr w:type="gramEnd"/>
+      <w:r>
+        <w:t xml:space="preserve"> lab , pharmacy ] profile and automatic send email</w:t>
+      </w:r>
+    </w:p>
+    <w:p>
+      <w:pPr>
+        <w:pStyle w:val="ListParagraph"/>
+        <w:numPr>
+          <w:ilvl w:val="0"/>
+          <w:numId w:val="12"/>
+        </w:numPr>
+      </w:pPr>
+      <w:r>
+        <w:t xml:space="preserve">deactivate user </w:t>
+      </w:r>
+      <w:proofErr w:type="gramStart"/>
+      <w:r>
+        <w:t>profile :</w:t>
+      </w:r>
+      <w:proofErr w:type="gramEnd"/>
+    </w:p>
+    <w:p>
+      <w:pPr>
+        <w:pStyle w:val="ListParagraph"/>
+        <w:numPr>
+          <w:ilvl w:val="0"/>
+          <w:numId w:val="2"/>
+        </w:numPr>
+      </w:pPr>
+      <w:r>
         <w:t xml:space="preserve"> </w:t>
       </w:r>
-      <w:r>
-        <w:rPr>
-          <w:rFonts w:ascii="Courier New" w:eastAsia="Times New Roman" w:hAnsi="Courier New" w:cs="Courier New"/>
-          <w:color w:val="CE9178"/>
-          <w:kern w:val="0"/>
-          <w:sz w:val="18"/>
-          <w:szCs w:val="18"/>
-          <w14:ligatures w14:val="none"/>
-        </w:rPr>
-        <w:t>"she is a good doctor."</w:t>
-      </w:r>
-    </w:p>
-    <w:p>
-      <w:pPr>
-        <w:pStyle w:val="ListParagraph"/>
-        <w:numPr>
-          <w:ilvl w:val="0"/>
-          <w:numId w:val="2"/>
-        </w:numPr>
-        <w:shd w:val="clear" w:color="auto" w:fill="212121"/>
-        <w:spacing w:after="0" w:line="270" w:lineRule="atLeast"/>
-        <w:rPr>
-          <w:rFonts w:ascii="Courier New" w:eastAsia="Times New Roman" w:hAnsi="Courier New" w:cs="Courier New"/>
-          <w:color w:val="F8F8F2"/>
-          <w:kern w:val="0"/>
-          <w:sz w:val="18"/>
-          <w:szCs w:val="18"/>
-          <w14:ligatures w14:val="none"/>
-        </w:rPr>
-      </w:pPr>
-      <w:r>
-        <w:rPr>
-          <w:rFonts w:ascii="Courier New" w:eastAsia="Times New Roman" w:hAnsi="Courier New" w:cs="Courier New"/>
-          <w:color w:val="DCDCDC"/>
-          <w:kern w:val="0"/>
-          <w:sz w:val="18"/>
-          <w:szCs w:val="18"/>
-          <w14:ligatures w14:val="none"/>
-        </w:rPr>
-        <w:t>}</w:t>
-      </w:r>
-    </w:p>
-    <w:p>
-      <w:pPr>
-        <w:ind w:left="720"/>
-      </w:pPr>
-    </w:p>
-    <w:p>
-      <w:pPr>
-        <w:pStyle w:val="ListParagraph"/>
-        <w:numPr>
-          <w:ilvl w:val="0"/>
-          <w:numId w:val="11"/>
-        </w:numPr>
-      </w:pPr>
-      <w:r>
-        <w:t xml:space="preserve">get doctor's </w:t>
-      </w:r>
       <w:proofErr w:type="gramStart"/>
       <w:r>
-        <w:t>reviews</w:t>
-      </w:r>
-      <w:r>
-        <w:t xml:space="preserve"> :</w:t>
+        <w:t>Method :</w:t>
       </w:r>
       <w:proofErr w:type="gramEnd"/>
-    </w:p>
-    <w:p>
-      <w:pPr>
-        <w:pStyle w:val="ListParagraph"/>
-        <w:numPr>
-          <w:ilvl w:val="0"/>
-          <w:numId w:val="2"/>
-        </w:numPr>
-      </w:pPr>
+      <w:r>
+        <w:t xml:space="preserve"> patch</w:t>
+      </w:r>
+    </w:p>
+    <w:p>
+      <w:pPr>
+        <w:pStyle w:val="ListParagraph"/>
+        <w:numPr>
+          <w:ilvl w:val="0"/>
+          <w:numId w:val="2"/>
+        </w:numPr>
+      </w:pPr>
+      <w:r>
+        <w:t>/</w:t>
+      </w:r>
+      <w:proofErr w:type="spellStart"/>
+      <w:r>
+        <w:t>api</w:t>
+      </w:r>
+      <w:proofErr w:type="spellEnd"/>
+      <w:r>
+        <w:t>/admin/users/deactivate/</w:t>
+      </w:r>
+      <w:r>
+        <w:t>:id</w:t>
+      </w:r>
+    </w:p>
+    <w:p>
+      <w:pPr>
+        <w:pStyle w:val="ListParagraph"/>
+        <w:numPr>
+          <w:ilvl w:val="0"/>
+          <w:numId w:val="2"/>
+        </w:numPr>
+      </w:pPr>
+      <w:proofErr w:type="spellStart"/>
+      <w:r>
+        <w:t>userId</w:t>
+      </w:r>
+      <w:proofErr w:type="spellEnd"/>
+      <w:r>
+        <w:t xml:space="preserve"> =&gt; in users database </w:t>
+      </w:r>
+    </w:p>
+    <w:p>
+      <w:pPr>
+        <w:pStyle w:val="ListParagraph"/>
+        <w:numPr>
+          <w:ilvl w:val="0"/>
+          <w:numId w:val="12"/>
+        </w:numPr>
+      </w:pPr>
+      <w:r>
+        <w:t xml:space="preserve">delete user </w:t>
+      </w:r>
       <w:proofErr w:type="gramStart"/>
       <w:r>
+        <w:t>account :</w:t>
+      </w:r>
+      <w:proofErr w:type="gramEnd"/>
+    </w:p>
+    <w:p>
+      <w:pPr>
+        <w:pStyle w:val="ListParagraph"/>
+        <w:numPr>
+          <w:ilvl w:val="0"/>
+          <w:numId w:val="2"/>
+        </w:numPr>
+      </w:pPr>
+      <w:proofErr w:type="gramStart"/>
+      <w:r>
         <w:t>method :</w:t>
       </w:r>
       <w:proofErr w:type="gramEnd"/>
       <w:r>
-        <w:t xml:space="preserve"> get</w:t>
-      </w:r>
-    </w:p>
-    <w:p>
-      <w:pPr>
-        <w:pStyle w:val="ListParagraph"/>
-        <w:numPr>
-          <w:ilvl w:val="0"/>
-          <w:numId w:val="2"/>
-        </w:numPr>
-      </w:pPr>
-      <w:r>
-        <w:t>/</w:t>
-      </w:r>
-      <w:proofErr w:type="spellStart"/>
-      <w:r>
-        <w:t>api</w:t>
-      </w:r>
-      <w:proofErr w:type="spellEnd"/>
-      <w:r>
-        <w:t>/reviews/doctor/</w:t>
-      </w:r>
-      <w:r>
-        <w:t xml:space="preserve">:id </w:t>
-      </w:r>
-    </w:p>
-    <w:p>
-      <w:pPr>
-        <w:pStyle w:val="ListParagraph"/>
-        <w:numPr>
-          <w:ilvl w:val="0"/>
-          <w:numId w:val="2"/>
-        </w:numPr>
-      </w:pPr>
-      <w:r>
-        <w:t>Id =&gt; for doctor</w:t>
-      </w:r>
-    </w:p>
-    <w:p>
-      <w:pPr>
-        <w:pStyle w:val="ListParagraph"/>
-        <w:numPr>
-          <w:ilvl w:val="0"/>
-          <w:numId w:val="11"/>
-        </w:numPr>
-      </w:pPr>
-      <w:r>
-        <w:t xml:space="preserve">Get my </w:t>
-      </w:r>
-      <w:proofErr w:type="gramStart"/>
-      <w:r>
-        <w:t>reviews :</w:t>
-      </w:r>
-      <w:proofErr w:type="gramEnd"/>
-    </w:p>
-    <w:p>
-      <w:pPr>
-        <w:pStyle w:val="ListParagraph"/>
-        <w:numPr>
-          <w:ilvl w:val="0"/>
-          <w:numId w:val="2"/>
-        </w:numPr>
-      </w:pPr>
-      <w:r>
-        <w:t xml:space="preserve">** Bearer token &lt;access token &gt; ** =&gt; patient </w:t>
-      </w:r>
-    </w:p>
-    <w:p>
-      <w:pPr>
-        <w:pStyle w:val="ListParagraph"/>
-        <w:numPr>
-          <w:ilvl w:val="0"/>
-          <w:numId w:val="2"/>
-        </w:numPr>
-      </w:pPr>
-      <w:proofErr w:type="gramStart"/>
-      <w:r>
-        <w:t>Method :</w:t>
-      </w:r>
-      <w:proofErr w:type="gramEnd"/>
-      <w:r>
-        <w:t xml:space="preserve"> get</w:t>
-      </w:r>
-    </w:p>
-    <w:p>
-      <w:pPr>
-        <w:pStyle w:val="ListParagraph"/>
-        <w:numPr>
-          <w:ilvl w:val="0"/>
-          <w:numId w:val="2"/>
-        </w:numPr>
-      </w:pPr>
-      <w:r>
-        <w:t>/</w:t>
-      </w:r>
-      <w:proofErr w:type="spellStart"/>
-      <w:r>
-        <w:t>api</w:t>
-      </w:r>
-      <w:proofErr w:type="spellEnd"/>
-      <w:r>
-        <w:t>/reviews/me</w:t>
-      </w:r>
-    </w:p>
-    <w:p>
-      <w:pPr>
-        <w:pStyle w:val="ListParagraph"/>
-        <w:numPr>
-          <w:ilvl w:val="0"/>
-          <w:numId w:val="2"/>
-        </w:numPr>
-      </w:pPr>
-      <w:r>
-        <w:rPr>
-          <w:rFonts w:hint="cs"/>
-          <w:rtl/>
-          <w:lang w:bidi="ar-EG"/>
-        </w:rPr>
-        <w:t>البيشنت بيشوف كل الريفيوز الي عملها</w:t>
-      </w:r>
-    </w:p>
-    <w:p>
-      <w:pPr>
-        <w:pStyle w:val="ListParagraph"/>
-        <w:numPr>
-          <w:ilvl w:val="0"/>
-          <w:numId w:val="11"/>
-        </w:numPr>
-      </w:pPr>
-      <w:r>
-        <w:rPr>
-          <w:lang w:bidi="ar-EG"/>
-        </w:rPr>
-        <w:t xml:space="preserve">Update </w:t>
-      </w:r>
-      <w:proofErr w:type="gramStart"/>
-      <w:r>
-        <w:rPr>
-          <w:lang w:bidi="ar-EG"/>
-        </w:rPr>
-        <w:t>reviews :</w:t>
-      </w:r>
-      <w:proofErr w:type="gramEnd"/>
-    </w:p>
-    <w:p>
-      <w:pPr>
-        <w:pStyle w:val="ListParagraph"/>
-        <w:numPr>
-          <w:ilvl w:val="0"/>
-          <w:numId w:val="2"/>
-        </w:numPr>
-      </w:pPr>
-      <w:r>
-        <w:t xml:space="preserve">** Bearer token &lt;access token &gt; ** =&gt; patient </w:t>
-      </w:r>
-    </w:p>
-    <w:p>
-      <w:pPr>
-        <w:pStyle w:val="ListParagraph"/>
-        <w:numPr>
-          <w:ilvl w:val="0"/>
-          <w:numId w:val="2"/>
-        </w:numPr>
-      </w:pPr>
-      <w:proofErr w:type="gramStart"/>
-      <w:r>
-        <w:t>Method :</w:t>
-      </w:r>
-      <w:proofErr w:type="gramEnd"/>
-      <w:r>
-        <w:t xml:space="preserve"> put </w:t>
-      </w:r>
-    </w:p>
-    <w:p>
-      <w:pPr>
-        <w:pStyle w:val="ListParagraph"/>
-        <w:numPr>
-          <w:ilvl w:val="0"/>
-          <w:numId w:val="2"/>
-        </w:numPr>
-      </w:pPr>
-      <w:r>
-        <w:t>/</w:t>
-      </w:r>
-      <w:proofErr w:type="spellStart"/>
-      <w:proofErr w:type="gramStart"/>
-      <w:r>
-        <w:t>api</w:t>
-      </w:r>
-      <w:proofErr w:type="spellEnd"/>
-      <w:proofErr w:type="gramEnd"/>
-      <w:r>
-        <w:t>/reviews/</w:t>
-      </w:r>
-      <w:r>
-        <w:t>:id</w:t>
-      </w:r>
-    </w:p>
-    <w:p>
-      <w:pPr>
-        <w:pStyle w:val="ListParagraph"/>
-        <w:numPr>
-          <w:ilvl w:val="0"/>
-          <w:numId w:val="2"/>
-        </w:numPr>
-      </w:pPr>
-      <w:r>
-        <w:rPr>
-          <w:rFonts w:hint="cs"/>
-          <w:rtl/>
-        </w:rPr>
-        <w:t xml:space="preserve">ال </w:t>
-      </w:r>
-      <w:r>
-        <w:t xml:space="preserve"> id </w:t>
-      </w:r>
-      <w:r>
-        <w:rPr>
-          <w:rFonts w:hint="cs"/>
-          <w:rtl/>
-          <w:lang w:bidi="ar-EG"/>
-        </w:rPr>
-        <w:t>بتاع الريفيو</w:t>
-      </w:r>
-    </w:p>
-    <w:p>
-      <w:pPr>
-        <w:pStyle w:val="ListParagraph"/>
-        <w:numPr>
-          <w:ilvl w:val="0"/>
-          <w:numId w:val="2"/>
-        </w:numPr>
-      </w:pPr>
-      <w:r>
-        <w:t>Ex:</w:t>
-      </w:r>
-    </w:p>
-    <w:p>
-      <w:pPr>
-        <w:pStyle w:val="ListParagraph"/>
-        <w:numPr>
-          <w:ilvl w:val="0"/>
-          <w:numId w:val="2"/>
-        </w:numPr>
-        <w:shd w:val="clear" w:color="auto" w:fill="212121"/>
-        <w:spacing w:after="0" w:line="270" w:lineRule="atLeast"/>
-        <w:rPr>
-          <w:rFonts w:ascii="Courier New" w:eastAsia="Times New Roman" w:hAnsi="Courier New" w:cs="Courier New"/>
-          <w:color w:val="F8F8F2"/>
-          <w:kern w:val="0"/>
-          <w:sz w:val="18"/>
-          <w:szCs w:val="18"/>
-          <w14:ligatures w14:val="none"/>
-        </w:rPr>
-      </w:pPr>
-      <w:r>
-        <w:rPr>
-          <w:rFonts w:ascii="Courier New" w:eastAsia="Times New Roman" w:hAnsi="Courier New" w:cs="Courier New"/>
-          <w:color w:val="DCDCDC"/>
-          <w:kern w:val="0"/>
-          <w:sz w:val="18"/>
-          <w:szCs w:val="18"/>
-          <w14:ligatures w14:val="none"/>
-        </w:rPr>
-        <w:t>{</w:t>
-      </w:r>
-    </w:p>
-    <w:p>
-      <w:pPr>
-        <w:pStyle w:val="ListParagraph"/>
-        <w:numPr>
-          <w:ilvl w:val="0"/>
-          <w:numId w:val="2"/>
-        </w:numPr>
-        <w:shd w:val="clear" w:color="auto" w:fill="212121"/>
-        <w:spacing w:after="0" w:line="270" w:lineRule="atLeast"/>
-        <w:rPr>
-          <w:rFonts w:ascii="Courier New" w:eastAsia="Times New Roman" w:hAnsi="Courier New" w:cs="Courier New"/>
-          <w:color w:val="F8F8F2"/>
-          <w:kern w:val="0"/>
-          <w:sz w:val="18"/>
-          <w:szCs w:val="18"/>
-          <w14:ligatures w14:val="none"/>
-        </w:rPr>
-      </w:pPr>
-      <w:r>
-        <w:rPr>
-          <w:rFonts w:ascii="Courier New" w:eastAsia="Times New Roman" w:hAnsi="Courier New" w:cs="Courier New"/>
-          <w:color w:val="F8F8F2"/>
-          <w:kern w:val="0"/>
-          <w:sz w:val="18"/>
-          <w:szCs w:val="18"/>
-          <w14:ligatures w14:val="none"/>
-        </w:rPr>
-        <w:t xml:space="preserve">    </w:t>
-      </w:r>
-      <w:r>
-        <w:rPr>
-          <w:rFonts w:ascii="Courier New" w:eastAsia="Times New Roman" w:hAnsi="Courier New" w:cs="Courier New"/>
-          <w:color w:val="9CDCFE"/>
-          <w:kern w:val="0"/>
-          <w:sz w:val="18"/>
-          <w:szCs w:val="18"/>
-          <w14:ligatures w14:val="none"/>
-        </w:rPr>
-        <w:t>"rating"</w:t>
-      </w:r>
-      <w:r>
-        <w:rPr>
-          <w:rFonts w:ascii="Courier New" w:eastAsia="Times New Roman" w:hAnsi="Courier New" w:cs="Courier New"/>
-          <w:color w:val="DCDCDC"/>
-          <w:kern w:val="0"/>
-          <w:sz w:val="18"/>
-          <w:szCs w:val="18"/>
-          <w14:ligatures w14:val="none"/>
-        </w:rPr>
-        <w:t>:</w:t>
-      </w:r>
-      <w:r>
-        <w:rPr>
-          <w:rFonts w:ascii="Courier New" w:eastAsia="Times New Roman" w:hAnsi="Courier New" w:cs="Courier New"/>
-          <w:color w:val="F8F8F2"/>
-          <w:kern w:val="0"/>
-          <w:sz w:val="18"/>
-          <w:szCs w:val="18"/>
-          <w14:ligatures w14:val="none"/>
-        </w:rPr>
-        <w:t xml:space="preserve"> </w:t>
-      </w:r>
-      <w:r>
-        <w:rPr>
-          <w:rFonts w:ascii="Courier New" w:eastAsia="Times New Roman" w:hAnsi="Courier New" w:cs="Courier New"/>
-          <w:color w:val="B5CEA8"/>
-          <w:kern w:val="0"/>
-          <w:sz w:val="18"/>
-          <w:szCs w:val="18"/>
-          <w14:ligatures w14:val="none"/>
-        </w:rPr>
-        <w:t>4</w:t>
-      </w:r>
-      <w:r>
-        <w:rPr>
-          <w:rFonts w:ascii="Courier New" w:eastAsia="Times New Roman" w:hAnsi="Courier New" w:cs="Courier New"/>
-          <w:color w:val="DCDCDC"/>
-          <w:kern w:val="0"/>
-          <w:sz w:val="18"/>
-          <w:szCs w:val="18"/>
-          <w14:ligatures w14:val="none"/>
-        </w:rPr>
-        <w:t>,</w:t>
-      </w:r>
-    </w:p>
-    <w:p>
-      <w:pPr>
-        <w:pStyle w:val="ListParagraph"/>
-        <w:numPr>
-          <w:ilvl w:val="0"/>
-          <w:numId w:val="2"/>
-        </w:numPr>
-        <w:shd w:val="clear" w:color="auto" w:fill="212121"/>
-        <w:spacing w:after="0" w:line="270" w:lineRule="atLeast"/>
-        <w:rPr>
-          <w:rFonts w:ascii="Courier New" w:eastAsia="Times New Roman" w:hAnsi="Courier New" w:cs="Courier New"/>
-          <w:color w:val="F8F8F2"/>
-          <w:kern w:val="0"/>
-          <w:sz w:val="18"/>
-          <w:szCs w:val="18"/>
-          <w14:ligatures w14:val="none"/>
-        </w:rPr>
-      </w:pPr>
-      <w:r>
-        <w:rPr>
-          <w:rFonts w:ascii="Courier New" w:eastAsia="Times New Roman" w:hAnsi="Courier New" w:cs="Courier New"/>
-          <w:color w:val="F8F8F2"/>
-          <w:kern w:val="0"/>
-          <w:sz w:val="18"/>
-          <w:szCs w:val="18"/>
-          <w14:ligatures w14:val="none"/>
-        </w:rPr>
-        <w:t xml:space="preserve">    </w:t>
-      </w:r>
-      <w:r>
-        <w:rPr>
-          <w:rFonts w:ascii="Courier New" w:eastAsia="Times New Roman" w:hAnsi="Courier New" w:cs="Courier New"/>
-          <w:color w:val="9CDCFE"/>
-          <w:kern w:val="0"/>
-          <w:sz w:val="18"/>
-          <w:szCs w:val="18"/>
-          <w14:ligatures w14:val="none"/>
-        </w:rPr>
-        <w:t>"comment"</w:t>
-      </w:r>
-      <w:r>
-        <w:rPr>
-          <w:rFonts w:ascii="Courier New" w:eastAsia="Times New Roman" w:hAnsi="Courier New" w:cs="Courier New"/>
-          <w:color w:val="DCDCDC"/>
-          <w:kern w:val="0"/>
-          <w:sz w:val="18"/>
-          <w:szCs w:val="18"/>
-          <w14:ligatures w14:val="none"/>
-        </w:rPr>
-        <w:t>:</w:t>
-      </w:r>
-      <w:r>
-        <w:rPr>
-          <w:rFonts w:ascii="Courier New" w:eastAsia="Times New Roman" w:hAnsi="Courier New" w:cs="Courier New"/>
-          <w:color w:val="F8F8F2"/>
-          <w:kern w:val="0"/>
-          <w:sz w:val="18"/>
-          <w:szCs w:val="18"/>
-          <w14:ligatures w14:val="none"/>
-        </w:rPr>
-        <w:t xml:space="preserve"> </w:t>
-      </w:r>
-      <w:r>
-        <w:rPr>
-          <w:rFonts w:ascii="Courier New" w:eastAsia="Times New Roman" w:hAnsi="Courier New" w:cs="Courier New"/>
-          <w:color w:val="CE9178"/>
-          <w:kern w:val="0"/>
-          <w:sz w:val="18"/>
-          <w:szCs w:val="18"/>
-          <w14:ligatures w14:val="none"/>
-        </w:rPr>
-        <w:t>"</w:t>
-      </w:r>
-      <w:r>
-        <w:rPr>
-          <w:rFonts w:ascii="Courier New" w:eastAsia="Times New Roman" w:hAnsi="Courier New" w:cs="Courier New"/>
-          <w:color w:val="CE9178"/>
-          <w:kern w:val="0"/>
-          <w:sz w:val="18"/>
-          <w:szCs w:val="18"/>
-          <w:rtl/>
-          <w14:ligatures w14:val="none"/>
-        </w:rPr>
-        <w:t>تم تعديل التقييم، الخدمة كانت جيدة جداً</w:t>
-      </w:r>
-      <w:r>
-        <w:rPr>
-          <w:rFonts w:ascii="Courier New" w:eastAsia="Times New Roman" w:hAnsi="Courier New" w:cs="Courier New"/>
-          <w:color w:val="CE9178"/>
-          <w:kern w:val="0"/>
-          <w:sz w:val="18"/>
-          <w:szCs w:val="18"/>
-          <w14:ligatures w14:val="none"/>
-        </w:rPr>
-        <w:t>."</w:t>
-      </w:r>
-    </w:p>
-    <w:p>
-      <w:pPr>
-        <w:pStyle w:val="ListParagraph"/>
-        <w:numPr>
-          <w:ilvl w:val="0"/>
-          <w:numId w:val="2"/>
-        </w:numPr>
-        <w:shd w:val="clear" w:color="auto" w:fill="212121"/>
-        <w:spacing w:after="0" w:line="270" w:lineRule="atLeast"/>
-        <w:rPr>
-          <w:rFonts w:ascii="Courier New" w:eastAsia="Times New Roman" w:hAnsi="Courier New" w:cs="Courier New"/>
-          <w:color w:val="F8F8F2"/>
-          <w:kern w:val="0"/>
-          <w:sz w:val="18"/>
-          <w:szCs w:val="18"/>
-          <w14:ligatures w14:val="none"/>
-        </w:rPr>
-      </w:pPr>
-      <w:r>
-        <w:rPr>
-          <w:rFonts w:ascii="Courier New" w:eastAsia="Times New Roman" w:hAnsi="Courier New" w:cs="Courier New"/>
-          <w:color w:val="DCDCDC"/>
-          <w:kern w:val="0"/>
-          <w:sz w:val="18"/>
-          <w:szCs w:val="18"/>
-          <w14:ligatures w14:val="none"/>
-        </w:rPr>
-        <w:t>}</w:t>
-      </w:r>
-    </w:p>
-    <w:p>
-      <w:pPr>
-        <w:pStyle w:val="ListParagraph"/>
-        <w:numPr>
-          <w:ilvl w:val="0"/>
-          <w:numId w:val="11"/>
-        </w:numPr>
-      </w:pPr>
-      <w:r>
-        <w:rPr>
-          <w:lang w:bidi="ar-EG"/>
-        </w:rPr>
-        <w:t xml:space="preserve">Delete </w:t>
-      </w:r>
-      <w:proofErr w:type="gramStart"/>
-      <w:r>
-        <w:rPr>
-          <w:lang w:bidi="ar-EG"/>
-        </w:rPr>
-        <w:t>review :</w:t>
-      </w:r>
-      <w:proofErr w:type="gramEnd"/>
-    </w:p>
-    <w:p>
-      <w:pPr>
-        <w:pStyle w:val="ListParagraph"/>
-        <w:numPr>
-          <w:ilvl w:val="0"/>
-          <w:numId w:val="2"/>
-        </w:numPr>
-      </w:pPr>
-      <w:r>
-        <w:t xml:space="preserve">** Bearer token &lt;access token &gt; ** =&gt; patient </w:t>
-      </w:r>
-    </w:p>
-    <w:p>
-      <w:pPr>
-        <w:pStyle w:val="ListParagraph"/>
-        <w:numPr>
-          <w:ilvl w:val="0"/>
-          <w:numId w:val="2"/>
-        </w:numPr>
-      </w:pPr>
-      <w:proofErr w:type="gramStart"/>
-      <w:r>
-        <w:t>Method :</w:t>
-      </w:r>
-      <w:proofErr w:type="gramEnd"/>
-      <w:r>
-        <w:t xml:space="preserve"> delete  </w:t>
-      </w:r>
-    </w:p>
-    <w:p>
-      <w:pPr>
-        <w:pStyle w:val="ListParagraph"/>
-        <w:numPr>
-          <w:ilvl w:val="0"/>
-          <w:numId w:val="2"/>
-        </w:numPr>
-      </w:pPr>
-      <w:r>
-        <w:t>/</w:t>
-      </w:r>
-      <w:proofErr w:type="spellStart"/>
-      <w:proofErr w:type="gramStart"/>
-      <w:r>
-        <w:t>api</w:t>
-      </w:r>
-      <w:proofErr w:type="spellEnd"/>
-      <w:proofErr w:type="gramEnd"/>
-      <w:r>
-        <w:t>/reviews/</w:t>
-      </w:r>
-      <w:r>
-        <w:t>:id</w:t>
-      </w:r>
-    </w:p>
-    <w:p>
-      <w:pPr>
-        <w:pStyle w:val="ListParagraph"/>
-        <w:numPr>
-          <w:ilvl w:val="0"/>
-          <w:numId w:val="2"/>
-        </w:numPr>
-      </w:pPr>
-      <w:r>
-        <w:rPr>
-          <w:rFonts w:hint="cs"/>
-          <w:rtl/>
-        </w:rPr>
-        <w:t xml:space="preserve">ال </w:t>
-      </w:r>
-      <w:r>
-        <w:t xml:space="preserve"> id </w:t>
-      </w:r>
-      <w:r>
-        <w:rPr>
-          <w:rFonts w:hint="cs"/>
-          <w:rtl/>
-          <w:lang w:bidi="ar-EG"/>
-        </w:rPr>
-        <w:t>بتاع الريفيو</w:t>
-      </w:r>
-    </w:p>
-    <w:p>
-      <w:pPr>
-        <w:pStyle w:val="ListParagraph"/>
-        <w:ind w:left="1080"/>
-      </w:pPr>
-    </w:p>
-    <w:p>
-      <w:pPr>
-        <w:pStyle w:val="Heading1"/>
+        <w:t xml:space="preserve"> delete</w:t>
+      </w:r>
+    </w:p>
+    <w:p>
+      <w:pPr>
+        <w:pStyle w:val="ListParagraph"/>
+        <w:numPr>
+          <w:ilvl w:val="0"/>
+          <w:numId w:val="2"/>
+        </w:numPr>
       </w:pPr>
       <w:r>
         <w:lastRenderedPageBreak/>
-        <w:t xml:space="preserve">Admin end </w:t>
-      </w:r>
-      <w:proofErr w:type="gramStart"/>
-      <w:r>
-        <w:t>points :</w:t>
-      </w:r>
-      <w:proofErr w:type="gramEnd"/>
-    </w:p>
-    <w:p>
-      <w:pPr>
-        <w:pStyle w:val="ListParagraph"/>
-        <w:numPr>
-          <w:ilvl w:val="0"/>
-          <w:numId w:val="2"/>
-        </w:numPr>
-      </w:pPr>
-      <w:r>
-        <w:t xml:space="preserve">First admin login to get access </w:t>
-      </w:r>
-      <w:proofErr w:type="gramStart"/>
-      <w:r>
-        <w:t>token :</w:t>
-      </w:r>
-      <w:proofErr w:type="gramEnd"/>
-    </w:p>
-    <w:p>
-      <w:pPr>
-        <w:pStyle w:val="ListParagraph"/>
-        <w:numPr>
-          <w:ilvl w:val="0"/>
-          <w:numId w:val="2"/>
-        </w:numPr>
-        <w:shd w:val="clear" w:color="auto" w:fill="212121"/>
-        <w:spacing w:after="0" w:line="270" w:lineRule="atLeast"/>
-        <w:rPr>
-          <w:rFonts w:ascii="Courier New" w:eastAsia="Times New Roman" w:hAnsi="Courier New" w:cs="Courier New"/>
-          <w:color w:val="F8F8F2"/>
-          <w:kern w:val="0"/>
-          <w:sz w:val="18"/>
-          <w:szCs w:val="18"/>
-          <w14:ligatures w14:val="none"/>
-        </w:rPr>
-      </w:pPr>
-      <w:r>
-        <w:rPr>
-          <w:rFonts w:ascii="Courier New" w:eastAsia="Times New Roman" w:hAnsi="Courier New" w:cs="Courier New"/>
-          <w:color w:val="DCDCDC"/>
-          <w:kern w:val="0"/>
-          <w:sz w:val="18"/>
-          <w:szCs w:val="18"/>
-          <w14:ligatures w14:val="none"/>
-        </w:rPr>
-        <w:t>{</w:t>
-      </w:r>
-    </w:p>
-    <w:p>
-      <w:pPr>
-        <w:pStyle w:val="ListParagraph"/>
-        <w:numPr>
-          <w:ilvl w:val="0"/>
-          <w:numId w:val="2"/>
-        </w:numPr>
-        <w:shd w:val="clear" w:color="auto" w:fill="212121"/>
-        <w:spacing w:after="0" w:line="270" w:lineRule="atLeast"/>
-        <w:rPr>
-          <w:rFonts w:ascii="Courier New" w:eastAsia="Times New Roman" w:hAnsi="Courier New" w:cs="Courier New"/>
-          <w:color w:val="F8F8F2"/>
-          <w:kern w:val="0"/>
-          <w:sz w:val="18"/>
-          <w:szCs w:val="18"/>
-          <w14:ligatures w14:val="none"/>
-        </w:rPr>
-      </w:pPr>
-      <w:r>
-        <w:rPr>
-          <w:rFonts w:ascii="Courier New" w:eastAsia="Times New Roman" w:hAnsi="Courier New" w:cs="Courier New"/>
-          <w:color w:val="F8F8F2"/>
-          <w:kern w:val="0"/>
-          <w:sz w:val="18"/>
-          <w:szCs w:val="18"/>
-          <w14:ligatures w14:val="none"/>
-        </w:rPr>
-        <w:t xml:space="preserve">    </w:t>
-      </w:r>
-      <w:r>
-        <w:rPr>
-          <w:rFonts w:ascii="Courier New" w:eastAsia="Times New Roman" w:hAnsi="Courier New" w:cs="Courier New"/>
-          <w:color w:val="9CDCFE"/>
-          <w:kern w:val="0"/>
-          <w:sz w:val="18"/>
-          <w:szCs w:val="18"/>
-          <w14:ligatures w14:val="none"/>
-        </w:rPr>
-        <w:t>"identity"</w:t>
-      </w:r>
-      <w:r>
-        <w:rPr>
-          <w:rFonts w:ascii="Courier New" w:eastAsia="Times New Roman" w:hAnsi="Courier New" w:cs="Courier New"/>
-          <w:color w:val="DCDCDC"/>
-          <w:kern w:val="0"/>
-          <w:sz w:val="18"/>
-          <w:szCs w:val="18"/>
-          <w14:ligatures w14:val="none"/>
-        </w:rPr>
-        <w:t>:</w:t>
-      </w:r>
-      <w:r>
-        <w:rPr>
-          <w:rFonts w:ascii="Courier New" w:eastAsia="Times New Roman" w:hAnsi="Courier New" w:cs="Courier New"/>
-          <w:color w:val="CE9178"/>
-          <w:kern w:val="0"/>
-          <w:sz w:val="18"/>
-          <w:szCs w:val="18"/>
-          <w14:ligatures w14:val="none"/>
-        </w:rPr>
-        <w:t>"admin@shefaa.com"</w:t>
-      </w:r>
-      <w:r>
-        <w:rPr>
-          <w:rFonts w:ascii="Courier New" w:eastAsia="Times New Roman" w:hAnsi="Courier New" w:cs="Courier New"/>
-          <w:color w:val="DCDCDC"/>
-          <w:kern w:val="0"/>
-          <w:sz w:val="18"/>
-          <w:szCs w:val="18"/>
-          <w14:ligatures w14:val="none"/>
-        </w:rPr>
-        <w:t>,</w:t>
-      </w:r>
-    </w:p>
-    <w:p>
-      <w:pPr>
-        <w:pStyle w:val="ListParagraph"/>
-        <w:numPr>
-          <w:ilvl w:val="0"/>
-          <w:numId w:val="2"/>
-        </w:numPr>
-        <w:shd w:val="clear" w:color="auto" w:fill="212121"/>
-        <w:spacing w:after="0" w:line="270" w:lineRule="atLeast"/>
-        <w:rPr>
-          <w:rFonts w:ascii="Courier New" w:eastAsia="Times New Roman" w:hAnsi="Courier New" w:cs="Courier New"/>
-          <w:color w:val="F8F8F2"/>
-          <w:kern w:val="0"/>
-          <w:sz w:val="18"/>
-          <w:szCs w:val="18"/>
-          <w14:ligatures w14:val="none"/>
-        </w:rPr>
-      </w:pPr>
-      <w:r>
-        <w:rPr>
-          <w:rFonts w:ascii="Courier New" w:eastAsia="Times New Roman" w:hAnsi="Courier New" w:cs="Courier New"/>
-          <w:color w:val="F8F8F2"/>
-          <w:kern w:val="0"/>
-          <w:sz w:val="18"/>
-          <w:szCs w:val="18"/>
-          <w14:ligatures w14:val="none"/>
-        </w:rPr>
-        <w:t xml:space="preserve">    </w:t>
-      </w:r>
-      <w:r>
-        <w:rPr>
-          <w:rFonts w:ascii="Courier New" w:eastAsia="Times New Roman" w:hAnsi="Courier New" w:cs="Courier New"/>
-          <w:color w:val="9CDCFE"/>
-          <w:kern w:val="0"/>
-          <w:sz w:val="18"/>
-          <w:szCs w:val="18"/>
-          <w14:ligatures w14:val="none"/>
-        </w:rPr>
-        <w:t>"password"</w:t>
-      </w:r>
-      <w:r>
-        <w:rPr>
-          <w:rFonts w:ascii="Courier New" w:eastAsia="Times New Roman" w:hAnsi="Courier New" w:cs="Courier New"/>
-          <w:color w:val="DCDCDC"/>
-          <w:kern w:val="0"/>
-          <w:sz w:val="18"/>
-          <w:szCs w:val="18"/>
-          <w14:ligatures w14:val="none"/>
-        </w:rPr>
-        <w:t>:</w:t>
-      </w:r>
-      <w:r>
-        <w:rPr>
-          <w:rFonts w:ascii="Courier New" w:eastAsia="Times New Roman" w:hAnsi="Courier New" w:cs="Courier New"/>
-          <w:color w:val="CE9178"/>
-          <w:kern w:val="0"/>
-          <w:sz w:val="18"/>
-          <w:szCs w:val="18"/>
-          <w14:ligatures w14:val="none"/>
-        </w:rPr>
-        <w:t>"admin123456"</w:t>
-      </w:r>
-    </w:p>
-    <w:p>
-      <w:pPr>
-        <w:pStyle w:val="ListParagraph"/>
-        <w:numPr>
-          <w:ilvl w:val="0"/>
-          <w:numId w:val="2"/>
-        </w:numPr>
-        <w:shd w:val="clear" w:color="auto" w:fill="212121"/>
-        <w:spacing w:after="0" w:line="270" w:lineRule="atLeast"/>
-        <w:rPr>
-          <w:rFonts w:ascii="Courier New" w:eastAsia="Times New Roman" w:hAnsi="Courier New" w:cs="Courier New"/>
-          <w:color w:val="F8F8F2"/>
-          <w:kern w:val="0"/>
-          <w:sz w:val="18"/>
-          <w:szCs w:val="18"/>
-          <w14:ligatures w14:val="none"/>
-        </w:rPr>
-      </w:pPr>
-      <w:r>
-        <w:rPr>
-          <w:rFonts w:ascii="Courier New" w:eastAsia="Times New Roman" w:hAnsi="Courier New" w:cs="Courier New"/>
-          <w:color w:val="DCDCDC"/>
-          <w:kern w:val="0"/>
-          <w:sz w:val="18"/>
-          <w:szCs w:val="18"/>
-          <w14:ligatures w14:val="none"/>
-        </w:rPr>
-        <w:t>}</w:t>
-      </w:r>
-    </w:p>
-    <w:p>
-      <w:pPr>
-        <w:pStyle w:val="ListParagraph"/>
-        <w:numPr>
-          <w:ilvl w:val="0"/>
-          <w:numId w:val="12"/>
-        </w:numPr>
-      </w:pPr>
-      <w:r>
-        <w:t xml:space="preserve">Get </w:t>
-      </w:r>
-      <w:proofErr w:type="gramStart"/>
-      <w:r>
-        <w:t>states :</w:t>
-      </w:r>
-      <w:proofErr w:type="gramEnd"/>
-    </w:p>
-    <w:p>
-      <w:pPr>
-        <w:pStyle w:val="ListParagraph"/>
-        <w:numPr>
-          <w:ilvl w:val="0"/>
-          <w:numId w:val="2"/>
-        </w:numPr>
-      </w:pPr>
-      <w:proofErr w:type="gramStart"/>
-      <w:r>
-        <w:t>Method :</w:t>
-      </w:r>
-      <w:proofErr w:type="gramEnd"/>
-      <w:r>
-        <w:t xml:space="preserve"> get</w:t>
-      </w:r>
-    </w:p>
-    <w:p>
-      <w:pPr>
-        <w:pStyle w:val="ListParagraph"/>
-        <w:numPr>
-          <w:ilvl w:val="0"/>
-          <w:numId w:val="2"/>
-        </w:numPr>
-      </w:pPr>
-      <w:r>
-        <w:t>/</w:t>
-      </w:r>
-      <w:proofErr w:type="spellStart"/>
-      <w:r>
-        <w:t>api</w:t>
-      </w:r>
-      <w:proofErr w:type="spellEnd"/>
-      <w:r>
-        <w:t>/admin/stats</w:t>
-      </w:r>
-    </w:p>
-    <w:p>
-      <w:pPr>
-        <w:pStyle w:val="ListParagraph"/>
-        <w:numPr>
-          <w:ilvl w:val="0"/>
-          <w:numId w:val="2"/>
-        </w:numPr>
-      </w:pPr>
-      <w:r>
-        <w:t>Brings the number of registered users in each category</w:t>
-      </w:r>
-    </w:p>
-    <w:p>
-      <w:pPr>
-        <w:pStyle w:val="ListParagraph"/>
-        <w:numPr>
-          <w:ilvl w:val="0"/>
-          <w:numId w:val="12"/>
-        </w:numPr>
-      </w:pPr>
-      <w:r>
-        <w:t xml:space="preserve">get </w:t>
-      </w:r>
-      <w:proofErr w:type="gramStart"/>
-      <w:r>
-        <w:t>users</w:t>
-      </w:r>
-      <w:r>
-        <w:t xml:space="preserve"> :</w:t>
-      </w:r>
-      <w:proofErr w:type="gramEnd"/>
-    </w:p>
-    <w:p>
-      <w:pPr>
-        <w:pStyle w:val="ListParagraph"/>
-        <w:numPr>
-          <w:ilvl w:val="0"/>
-          <w:numId w:val="2"/>
-        </w:numPr>
-      </w:pPr>
-      <w:proofErr w:type="gramStart"/>
-      <w:r>
-        <w:t>method :</w:t>
-      </w:r>
-      <w:proofErr w:type="gramEnd"/>
-      <w:r>
-        <w:t xml:space="preserve"> get</w:t>
-      </w:r>
-    </w:p>
-    <w:p>
-      <w:pPr>
-        <w:pStyle w:val="ListParagraph"/>
-        <w:numPr>
-          <w:ilvl w:val="0"/>
-          <w:numId w:val="2"/>
-        </w:numPr>
-      </w:pPr>
-      <w:r>
-        <w:t>/</w:t>
-      </w:r>
-      <w:proofErr w:type="spellStart"/>
-      <w:r>
-        <w:t>api</w:t>
-      </w:r>
-      <w:proofErr w:type="spellEnd"/>
-      <w:r>
-        <w:t>/admin/users</w:t>
-      </w:r>
-    </w:p>
-    <w:p>
-      <w:pPr>
-        <w:pStyle w:val="ListParagraph"/>
-        <w:numPr>
-          <w:ilvl w:val="0"/>
-          <w:numId w:val="2"/>
-        </w:numPr>
-      </w:pPr>
-      <w:r>
-        <w:t>Display a list of all system users, excluding the password.</w:t>
-      </w:r>
-    </w:p>
-    <w:p>
-      <w:pPr>
-        <w:pStyle w:val="ListParagraph"/>
-        <w:numPr>
-          <w:ilvl w:val="0"/>
-          <w:numId w:val="12"/>
-        </w:numPr>
-      </w:pPr>
-      <w:r>
-        <w:t xml:space="preserve">Get user by </w:t>
-      </w:r>
-      <w:proofErr w:type="gramStart"/>
-      <w:r>
-        <w:t>role :</w:t>
-      </w:r>
-      <w:proofErr w:type="gramEnd"/>
-    </w:p>
-    <w:p>
-      <w:pPr>
-        <w:pStyle w:val="ListParagraph"/>
-        <w:numPr>
-          <w:ilvl w:val="0"/>
-          <w:numId w:val="2"/>
-        </w:numPr>
-      </w:pPr>
-      <w:proofErr w:type="gramStart"/>
-      <w:r>
-        <w:t>Method :</w:t>
-      </w:r>
-      <w:proofErr w:type="gramEnd"/>
-      <w:r>
-        <w:t xml:space="preserve"> get</w:t>
-      </w:r>
-    </w:p>
-    <w:p>
-      <w:pPr>
-        <w:pStyle w:val="ListParagraph"/>
-        <w:numPr>
-          <w:ilvl w:val="0"/>
-          <w:numId w:val="2"/>
-        </w:numPr>
-      </w:pPr>
-      <w:r>
-        <w:t>/</w:t>
-      </w:r>
-      <w:proofErr w:type="spellStart"/>
-      <w:r>
-        <w:t>api</w:t>
-      </w:r>
-      <w:proofErr w:type="spellEnd"/>
-      <w:r>
-        <w:t>/admin/users/role</w:t>
-      </w:r>
-      <w:proofErr w:type="gramStart"/>
-      <w:r>
-        <w:t>/</w:t>
-      </w:r>
-      <w:r>
-        <w:t>:role</w:t>
-      </w:r>
-      <w:proofErr w:type="gramEnd"/>
-    </w:p>
-    <w:p>
-      <w:pPr>
-        <w:pStyle w:val="ListParagraph"/>
-        <w:numPr>
-          <w:ilvl w:val="0"/>
-          <w:numId w:val="12"/>
-        </w:numPr>
-      </w:pPr>
-      <w:r>
-        <w:t xml:space="preserve">Get users </w:t>
-      </w:r>
-      <w:proofErr w:type="gramStart"/>
-      <w:r>
-        <w:t>pending :</w:t>
-      </w:r>
-      <w:proofErr w:type="gramEnd"/>
-    </w:p>
-    <w:p>
-      <w:pPr>
-        <w:pStyle w:val="ListParagraph"/>
-        <w:numPr>
-          <w:ilvl w:val="0"/>
-          <w:numId w:val="2"/>
-        </w:numPr>
-      </w:pPr>
-      <w:proofErr w:type="gramStart"/>
-      <w:r>
-        <w:t>Method :</w:t>
-      </w:r>
-      <w:proofErr w:type="gramEnd"/>
-      <w:r>
-        <w:t xml:space="preserve"> get </w:t>
-      </w:r>
-    </w:p>
-    <w:p>
-      <w:pPr>
-        <w:pStyle w:val="ListParagraph"/>
-        <w:numPr>
-          <w:ilvl w:val="0"/>
-          <w:numId w:val="2"/>
-        </w:numPr>
-      </w:pPr>
-      <w:r>
-        <w:t>/</w:t>
-      </w:r>
-      <w:proofErr w:type="spellStart"/>
-      <w:r>
-        <w:t>api</w:t>
-      </w:r>
-      <w:proofErr w:type="spellEnd"/>
-      <w:r>
-        <w:t>/admin/users/pending</w:t>
-      </w:r>
-    </w:p>
-    <w:p>
-      <w:pPr>
-        <w:pStyle w:val="ListParagraph"/>
-        <w:numPr>
-          <w:ilvl w:val="0"/>
-          <w:numId w:val="2"/>
-        </w:numPr>
-      </w:pPr>
-      <w:r>
-        <w:t xml:space="preserve">[ </w:t>
-      </w:r>
-      <w:proofErr w:type="gramStart"/>
-      <w:r>
-        <w:t>doctor ,</w:t>
-      </w:r>
-      <w:proofErr w:type="gramEnd"/>
-      <w:r>
-        <w:t xml:space="preserve"> lab , pharmacy ] profiles which need to activate</w:t>
-      </w:r>
-    </w:p>
-    <w:p>
-      <w:pPr>
-        <w:pStyle w:val="ListParagraph"/>
-        <w:numPr>
-          <w:ilvl w:val="0"/>
-          <w:numId w:val="12"/>
-        </w:numPr>
-      </w:pPr>
-      <w:r>
-        <w:t xml:space="preserve">Activate </w:t>
-      </w:r>
-      <w:proofErr w:type="gramStart"/>
-      <w:r>
-        <w:t>user :</w:t>
-      </w:r>
-      <w:proofErr w:type="gramEnd"/>
-    </w:p>
-    <w:p>
-      <w:pPr>
-        <w:pStyle w:val="ListParagraph"/>
-        <w:numPr>
-          <w:ilvl w:val="0"/>
-          <w:numId w:val="2"/>
-        </w:numPr>
-      </w:pPr>
-      <w:proofErr w:type="gramStart"/>
-      <w:r>
-        <w:t>Method :</w:t>
-      </w:r>
-      <w:proofErr w:type="gramEnd"/>
-      <w:r>
-        <w:t xml:space="preserve"> patch</w:t>
-      </w:r>
-    </w:p>
-    <w:p>
-      <w:pPr>
-        <w:pStyle w:val="ListParagraph"/>
-        <w:numPr>
-          <w:ilvl w:val="0"/>
-          <w:numId w:val="2"/>
-        </w:numPr>
-      </w:pPr>
-      <w:r>
-        <w:t>/</w:t>
-      </w:r>
-      <w:proofErr w:type="spellStart"/>
-      <w:r>
-        <w:t>api</w:t>
-      </w:r>
-      <w:proofErr w:type="spellEnd"/>
-      <w:r>
-        <w:t>/admin/users/activate/</w:t>
-      </w:r>
-      <w:r>
-        <w:t>:id</w:t>
-      </w:r>
-    </w:p>
-    <w:p>
-      <w:pPr>
-        <w:pStyle w:val="ListParagraph"/>
-        <w:numPr>
-          <w:ilvl w:val="0"/>
-          <w:numId w:val="2"/>
-        </w:numPr>
-      </w:pPr>
-      <w:proofErr w:type="spellStart"/>
-      <w:r>
-        <w:t>userId</w:t>
-      </w:r>
-      <w:proofErr w:type="spellEnd"/>
-      <w:r>
-        <w:t xml:space="preserve"> =&gt; in users database </w:t>
-      </w:r>
-    </w:p>
-    <w:p>
-      <w:pPr>
-        <w:pStyle w:val="ListParagraph"/>
-        <w:numPr>
-          <w:ilvl w:val="0"/>
-          <w:numId w:val="2"/>
-        </w:numPr>
-      </w:pPr>
-      <w:r>
-        <w:t xml:space="preserve">activate [ </w:t>
-      </w:r>
-      <w:proofErr w:type="gramStart"/>
-      <w:r>
-        <w:t>doctor ,</w:t>
-      </w:r>
-      <w:proofErr w:type="gramEnd"/>
-      <w:r>
-        <w:t xml:space="preserve"> lab , pharmacy ] profile and automatic send email</w:t>
-      </w:r>
-    </w:p>
-    <w:p>
-      <w:pPr>
-        <w:pStyle w:val="ListParagraph"/>
-        <w:numPr>
-          <w:ilvl w:val="0"/>
-          <w:numId w:val="12"/>
-        </w:numPr>
-      </w:pPr>
-      <w:r>
-        <w:t xml:space="preserve">deactivate user </w:t>
-      </w:r>
-      <w:proofErr w:type="gramStart"/>
-      <w:r>
-        <w:t>profile :</w:t>
-      </w:r>
-      <w:proofErr w:type="gramEnd"/>
-    </w:p>
-    <w:p>
-      <w:pPr>
-        <w:pStyle w:val="ListParagraph"/>
-        <w:numPr>
-          <w:ilvl w:val="0"/>
-          <w:numId w:val="2"/>
-        </w:numPr>
-      </w:pPr>
-      <w:r>
-        <w:t xml:space="preserve"> </w:t>
-      </w:r>
-      <w:proofErr w:type="gramStart"/>
-      <w:r>
-        <w:t>Method :</w:t>
-      </w:r>
-      <w:proofErr w:type="gramEnd"/>
-      <w:r>
-        <w:t xml:space="preserve"> patch</w:t>
-      </w:r>
-    </w:p>
-    <w:p>
-      <w:pPr>
-        <w:pStyle w:val="ListParagraph"/>
-        <w:numPr>
-          <w:ilvl w:val="0"/>
-          <w:numId w:val="2"/>
-        </w:numPr>
-      </w:pPr>
-      <w:r>
-        <w:t>/</w:t>
-      </w:r>
-      <w:proofErr w:type="spellStart"/>
-      <w:r>
-        <w:t>api</w:t>
-      </w:r>
-      <w:proofErr w:type="spellEnd"/>
-      <w:r>
-        <w:t>/admin/users/deactivate/</w:t>
-      </w:r>
-      <w:r>
-        <w:t>:id</w:t>
-      </w:r>
-    </w:p>
-    <w:p>
-      <w:pPr>
-        <w:pStyle w:val="ListParagraph"/>
-        <w:numPr>
-          <w:ilvl w:val="0"/>
-          <w:numId w:val="2"/>
-        </w:numPr>
-      </w:pPr>
-      <w:proofErr w:type="spellStart"/>
-      <w:r>
-        <w:t>userId</w:t>
-      </w:r>
-      <w:proofErr w:type="spellEnd"/>
-      <w:r>
-        <w:t xml:space="preserve"> =&gt; in users database </w:t>
-      </w:r>
-    </w:p>
-    <w:p>
-      <w:pPr>
-        <w:pStyle w:val="ListParagraph"/>
-        <w:numPr>
-          <w:ilvl w:val="0"/>
-          <w:numId w:val="12"/>
-        </w:numPr>
-      </w:pPr>
-      <w:r>
-        <w:t xml:space="preserve">delete user </w:t>
-      </w:r>
-      <w:proofErr w:type="gramStart"/>
-      <w:r>
-        <w:t>account :</w:t>
-      </w:r>
-      <w:proofErr w:type="gramEnd"/>
-    </w:p>
-    <w:p>
-      <w:pPr>
-        <w:pStyle w:val="ListParagraph"/>
-        <w:numPr>
-          <w:ilvl w:val="0"/>
-          <w:numId w:val="2"/>
-        </w:numPr>
-      </w:pPr>
-      <w:proofErr w:type="gramStart"/>
-      <w:r>
-        <w:t>method :</w:t>
-      </w:r>
-      <w:proofErr w:type="gramEnd"/>
-      <w:r>
-        <w:t xml:space="preserve"> delete</w:t>
-      </w:r>
-    </w:p>
-    <w:p>
-      <w:pPr>
-        <w:pStyle w:val="ListParagraph"/>
-        <w:numPr>
-          <w:ilvl w:val="0"/>
-          <w:numId w:val="2"/>
-        </w:numPr>
-      </w:pPr>
-      <w:r>
         <w:t>/</w:t>
       </w:r>
       <w:proofErr w:type="spellStart"/>
@@ -15613,7 +15706,6 @@
   <w:style w:type="character" w:default="1" w:styleId="DefaultParagraphFont">
     <w:name w:val="Default Paragraph Font"/>
     <w:uiPriority w:val="1"/>
-    <w:semiHidden/>
     <w:unhideWhenUsed/>
   </w:style>
   <w:style w:type="table" w:default="1" w:styleId="TableNormal">

--- a/Backend/New Microsoft Word Document.docx
+++ b/Backend/New Microsoft Word Document.docx
@@ -10899,6 +10899,72 @@
         </w:numPr>
       </w:pPr>
       <w:r>
+        <w:t xml:space="preserve">Search </w:t>
+      </w:r>
+      <w:proofErr w:type="gramStart"/>
+      <w:r>
+        <w:t>doctor :</w:t>
+      </w:r>
+      <w:proofErr w:type="gramEnd"/>
+    </w:p>
+    <w:p>
+      <w:pPr>
+        <w:pStyle w:val="ListParagraph"/>
+        <w:numPr>
+          <w:ilvl w:val="0"/>
+          <w:numId w:val="2"/>
+        </w:numPr>
+      </w:pPr>
+      <w:proofErr w:type="gramStart"/>
+      <w:r>
+        <w:t>Method :</w:t>
+      </w:r>
+      <w:proofErr w:type="gramEnd"/>
+      <w:r>
+        <w:t xml:space="preserve"> get</w:t>
+      </w:r>
+    </w:p>
+    <w:p>
+      <w:pPr>
+        <w:pStyle w:val="ListParagraph"/>
+        <w:numPr>
+          <w:ilvl w:val="0"/>
+          <w:numId w:val="2"/>
+        </w:numPr>
+      </w:pPr>
+      <w:r>
+        <w:t>/api/doctor/search-doctors?specialization=cardiology&amp;gender=female&amp;city=cairo</w:t>
+      </w:r>
+      <w:r>
+        <w:t xml:space="preserve"> </w:t>
+      </w:r>
+    </w:p>
+    <w:p>
+      <w:pPr>
+        <w:rPr>
+          <w:rFonts w:hint="cs"/>
+          <w:rtl/>
+          <w:lang w:bidi="ar-EG"/>
+        </w:rPr>
+      </w:pPr>
+      <w:r>
+        <w:rPr>
+          <w:rFonts w:hint="cs"/>
+          <w:rtl/>
+          <w:lang w:bidi="ar-EG"/>
+        </w:rPr>
+        <w:t>&lt;عشان تدوروا علي الدكتور سواء بالتخصص او مكان العيادة او نوعه بس الاول عدلوا في بروفايل الدكتور عشان تدخلوا نوعه ايه &gt;</w:t>
+      </w:r>
+    </w:p>
+    <w:p>
+      <w:pPr>
+        <w:pStyle w:val="ListParagraph"/>
+        <w:numPr>
+          <w:ilvl w:val="0"/>
+          <w:numId w:val="10"/>
+        </w:numPr>
+      </w:pPr>
+      <w:r>
         <w:t xml:space="preserve">Book </w:t>
       </w:r>
       <w:proofErr w:type="gramStart"/>
@@ -11095,7 +11161,7 @@
           <w:szCs w:val="18"/>
           <w14:ligatures w14:val="none"/>
         </w:rPr>
-        <w:t>"698b9bf327c022656ce1b505"</w:t>
+        <w:t>"69aaf2fc2b44bad810b01f35"</w:t>
       </w:r>
       <w:r>
         <w:rPr>
@@ -11191,7 +11257,7 @@
           <w:szCs w:val="18"/>
           <w14:ligatures w14:val="none"/>
         </w:rPr>
-        <w:t>"2026-04-19"</w:t>
+        <w:t>"2026-03-14"</w:t>
       </w:r>
       <w:r>
         <w:rPr>
@@ -11203,17 +11269,6 @@
           <w14:ligatures w14:val="none"/>
         </w:rPr>
         <w:t>,</w:t>
-      </w:r>
-      <w:r>
-        <w:rPr>
-          <w:rFonts w:ascii="Courier New" w:eastAsia="Times New Roman" w:hAnsi="Courier New" w:cs="Courier New"/>
-          <w:color w:val="F8F8F2"/>
-          <w:kern w:val="0"/>
-          <w:sz w:val="18"/>
-          <w:szCs w:val="18"/>
-          <w14:ligatures w14:val="none"/>
-        </w:rPr>
-        <w:t xml:space="preserve"> </w:t>
       </w:r>
     </w:p>
     <w:p>
@@ -11311,7 +11366,7 @@
           <w:szCs w:val="18"/>
           <w14:ligatures w14:val="none"/>
         </w:rPr>
-        <w:t>"10:00"</w:t>
+        <w:t>"5:00 PM"</w:t>
       </w:r>
       <w:r>
         <w:rPr>
@@ -11420,7 +11475,7 @@
           <w:szCs w:val="18"/>
           <w14:ligatures w14:val="none"/>
         </w:rPr>
-        <w:t>"10:30"</w:t>
+        <w:t>"5:30 PM"</w:t>
       </w:r>
       <w:r>
         <w:rPr>
@@ -11484,7 +11539,7 @@
           <w:szCs w:val="18"/>
           <w14:ligatures w14:val="none"/>
         </w:rPr>
-        <w:t>paymentOption</w:t>
+        <w:t>appointmentType</w:t>
       </w:r>
       <w:proofErr w:type="spellEnd"/>
       <w:r>
@@ -11529,31 +11584,7 @@
           <w:szCs w:val="18"/>
           <w14:ligatures w14:val="none"/>
         </w:rPr>
-        <w:t>"</w:t>
-      </w:r>
-      <w:proofErr w:type="spellStart"/>
-      <w:r>
-        <w:rPr>
-          <w:rFonts w:ascii="Courier New" w:eastAsia="Times New Roman" w:hAnsi="Courier New" w:cs="Courier New"/>
-          <w:color w:val="CE9178"/>
-          <w:kern w:val="0"/>
-          <w:sz w:val="18"/>
-          <w:szCs w:val="18"/>
-          <w14:ligatures w14:val="none"/>
-        </w:rPr>
-        <w:t>atClinic</w:t>
-      </w:r>
-      <w:proofErr w:type="spellEnd"/>
-      <w:r>
-        <w:rPr>
-          <w:rFonts w:ascii="Courier New" w:eastAsia="Times New Roman" w:hAnsi="Courier New" w:cs="Courier New"/>
-          <w:color w:val="CE9178"/>
-          <w:kern w:val="0"/>
-          <w:sz w:val="18"/>
-          <w:szCs w:val="18"/>
-          <w14:ligatures w14:val="none"/>
-        </w:rPr>
-        <w:t>"</w:t>
+        <w:t>"video-call"</w:t>
       </w:r>
       <w:r>
         <w:rPr>
@@ -11565,6 +11596,17 @@
           <w14:ligatures w14:val="none"/>
         </w:rPr>
         <w:t>,</w:t>
+      </w:r>
+      <w:r>
+        <w:rPr>
+          <w:rFonts w:ascii="Courier New" w:eastAsia="Times New Roman" w:hAnsi="Courier New" w:cs="Courier New"/>
+          <w:color w:val="F8F8F2"/>
+          <w:kern w:val="0"/>
+          <w:sz w:val="18"/>
+          <w:szCs w:val="18"/>
+          <w14:ligatures w14:val="none"/>
+        </w:rPr>
+        <w:t xml:space="preserve"> </w:t>
       </w:r>
     </w:p>
     <w:p>
@@ -11605,7 +11647,31 @@
           <w:szCs w:val="18"/>
           <w14:ligatures w14:val="none"/>
         </w:rPr>
-        <w:t>"price"</w:t>
+        <w:t>"</w:t>
+      </w:r>
+      <w:proofErr w:type="spellStart"/>
+      <w:r>
+        <w:rPr>
+          <w:rFonts w:ascii="Courier New" w:eastAsia="Times New Roman" w:hAnsi="Courier New" w:cs="Courier New"/>
+          <w:color w:val="9CDCFE"/>
+          <w:kern w:val="0"/>
+          <w:sz w:val="18"/>
+          <w:szCs w:val="18"/>
+          <w14:ligatures w14:val="none"/>
+        </w:rPr>
+        <w:t>paymentOption</w:t>
+      </w:r>
+      <w:proofErr w:type="spellEnd"/>
+      <w:r>
+        <w:rPr>
+          <w:rFonts w:ascii="Courier New" w:eastAsia="Times New Roman" w:hAnsi="Courier New" w:cs="Courier New"/>
+          <w:color w:val="9CDCFE"/>
+          <w:kern w:val="0"/>
+          <w:sz w:val="18"/>
+          <w:szCs w:val="18"/>
+          <w14:ligatures w14:val="none"/>
+        </w:rPr>
+        <w:t>"</w:t>
       </w:r>
       <w:r>
         <w:rPr>
@@ -11632,13 +11698,48 @@
       <w:r>
         <w:rPr>
           <w:rFonts w:ascii="Courier New" w:eastAsia="Times New Roman" w:hAnsi="Courier New" w:cs="Courier New"/>
-          <w:color w:val="B5CEA8"/>
-          <w:kern w:val="0"/>
-          <w:sz w:val="18"/>
-          <w:szCs w:val="18"/>
-          <w14:ligatures w14:val="none"/>
-        </w:rPr>
-        <w:t>200</w:t>
+          <w:color w:val="CE9178"/>
+          <w:kern w:val="0"/>
+          <w:sz w:val="18"/>
+          <w:szCs w:val="18"/>
+          <w14:ligatures w14:val="none"/>
+        </w:rPr>
+        <w:t>"</w:t>
+      </w:r>
+      <w:proofErr w:type="spellStart"/>
+      <w:r>
+        <w:rPr>
+          <w:rFonts w:ascii="Courier New" w:eastAsia="Times New Roman" w:hAnsi="Courier New" w:cs="Courier New"/>
+          <w:color w:val="CE9178"/>
+          <w:kern w:val="0"/>
+          <w:sz w:val="18"/>
+          <w:szCs w:val="18"/>
+          <w14:ligatures w14:val="none"/>
+        </w:rPr>
+        <w:t>prePay</w:t>
+      </w:r>
+      <w:proofErr w:type="spellEnd"/>
+      <w:r>
+        <w:rPr>
+          <w:rFonts w:ascii="Courier New" w:eastAsia="Times New Roman" w:hAnsi="Courier New" w:cs="Courier New"/>
+          <w:color w:val="CE9178"/>
+          <w:kern w:val="0"/>
+          <w:sz w:val="18"/>
+          <w:szCs w:val="18"/>
+          <w14:ligatures w14:val="none"/>
+        </w:rPr>
+        <w:t>"</w:t>
+      </w:r>
+      <w:r>
+        <w:rPr>
+          <w:rFonts w:ascii="Courier New" w:eastAsia="Times New Roman" w:hAnsi="Courier New" w:cs="Courier New"/>
+          <w:color w:val="DCDCDC"/>
+          <w:kern w:val="0"/>
+          <w:sz w:val="18"/>
+          <w:szCs w:val="18"/>
+          <w14:ligatures w14:val="none"/>
+        </w:rPr>
+        <w:t>,</w:t>
       </w:r>
     </w:p>
     <w:p>
@@ -11662,6 +11763,104 @@
       <w:r>
         <w:rPr>
           <w:rFonts w:ascii="Courier New" w:eastAsia="Times New Roman" w:hAnsi="Courier New" w:cs="Courier New"/>
+          <w:color w:val="F8F8F2"/>
+          <w:kern w:val="0"/>
+          <w:sz w:val="18"/>
+          <w:szCs w:val="18"/>
+          <w14:ligatures w14:val="none"/>
+        </w:rPr>
+        <w:t xml:space="preserve">  </w:t>
+      </w:r>
+      <w:r>
+        <w:rPr>
+          <w:rFonts w:ascii="Courier New" w:eastAsia="Times New Roman" w:hAnsi="Courier New" w:cs="Courier New"/>
+          <w:color w:val="9CDCFE"/>
+          <w:kern w:val="0"/>
+          <w:sz w:val="18"/>
+          <w:szCs w:val="18"/>
+          <w14:ligatures w14:val="none"/>
+        </w:rPr>
+        <w:t>"</w:t>
+      </w:r>
+      <w:proofErr w:type="spellStart"/>
+      <w:r>
+        <w:rPr>
+          <w:rFonts w:ascii="Courier New" w:eastAsia="Times New Roman" w:hAnsi="Courier New" w:cs="Courier New"/>
+          <w:color w:val="9CDCFE"/>
+          <w:kern w:val="0"/>
+          <w:sz w:val="18"/>
+          <w:szCs w:val="18"/>
+          <w14:ligatures w14:val="none"/>
+        </w:rPr>
+        <w:t>isFollowUp</w:t>
+      </w:r>
+      <w:proofErr w:type="spellEnd"/>
+      <w:r>
+        <w:rPr>
+          <w:rFonts w:ascii="Courier New" w:eastAsia="Times New Roman" w:hAnsi="Courier New" w:cs="Courier New"/>
+          <w:color w:val="9CDCFE"/>
+          <w:kern w:val="0"/>
+          <w:sz w:val="18"/>
+          <w:szCs w:val="18"/>
+          <w14:ligatures w14:val="none"/>
+        </w:rPr>
+        <w:t>"</w:t>
+      </w:r>
+      <w:r>
+        <w:rPr>
+          <w:rFonts w:ascii="Courier New" w:eastAsia="Times New Roman" w:hAnsi="Courier New" w:cs="Courier New"/>
+          <w:color w:val="DCDCDC"/>
+          <w:kern w:val="0"/>
+          <w:sz w:val="18"/>
+          <w:szCs w:val="18"/>
+          <w14:ligatures w14:val="none"/>
+        </w:rPr>
+        <w:t>:</w:t>
+      </w:r>
+      <w:r>
+        <w:rPr>
+          <w:rFonts w:ascii="Courier New" w:eastAsia="Times New Roman" w:hAnsi="Courier New" w:cs="Courier New"/>
+          <w:color w:val="F8F8F2"/>
+          <w:kern w:val="0"/>
+          <w:sz w:val="18"/>
+          <w:szCs w:val="18"/>
+          <w14:ligatures w14:val="none"/>
+        </w:rPr>
+        <w:t xml:space="preserve"> </w:t>
+      </w:r>
+      <w:r>
+        <w:rPr>
+          <w:rFonts w:ascii="Courier New" w:eastAsia="Times New Roman" w:hAnsi="Courier New" w:cs="Courier New"/>
+          <w:color w:val="CE9178"/>
+          <w:kern w:val="0"/>
+          <w:sz w:val="18"/>
+          <w:szCs w:val="18"/>
+          <w14:ligatures w14:val="none"/>
+        </w:rPr>
+        <w:t>false</w:t>
+      </w:r>
+    </w:p>
+    <w:p>
+      <w:pPr>
+        <w:pStyle w:val="ListParagraph"/>
+        <w:numPr>
+          <w:ilvl w:val="0"/>
+          <w:numId w:val="2"/>
+        </w:numPr>
+        <w:shd w:val="clear" w:color="auto" w:fill="212121"/>
+        <w:spacing w:after="0" w:line="270" w:lineRule="atLeast"/>
+        <w:rPr>
+          <w:rFonts w:ascii="Courier New" w:eastAsia="Times New Roman" w:hAnsi="Courier New" w:cs="Courier New"/>
+          <w:color w:val="F8F8F2"/>
+          <w:kern w:val="0"/>
+          <w:sz w:val="18"/>
+          <w:szCs w:val="18"/>
+          <w14:ligatures w14:val="none"/>
+        </w:rPr>
+      </w:pPr>
+      <w:r>
+        <w:rPr>
+          <w:rFonts w:ascii="Courier New" w:eastAsia="Times New Roman" w:hAnsi="Courier New" w:cs="Courier New"/>
           <w:color w:val="DCDCDC"/>
           <w:kern w:val="0"/>
           <w:sz w:val="18"/>
@@ -11737,6 +11936,7 @@
         </w:numPr>
       </w:pPr>
       <w:r>
+        <w:lastRenderedPageBreak/>
         <w:t>/</w:t>
       </w:r>
       <w:proofErr w:type="spellStart"/>
@@ -11805,13 +12005,7 @@
         </w:numPr>
       </w:pPr>
       <w:r>
-        <w:t xml:space="preserve"> </w:t>
-      </w:r>
-      <w:r>
-        <w:t>** Bearer token &lt;access token &gt; **</w:t>
-      </w:r>
-      <w:r>
-        <w:t xml:space="preserve"> =&gt; patient </w:t>
+        <w:t xml:space="preserve"> ** Bearer token &lt;access token &gt; ** =&gt; patient </w:t>
       </w:r>
     </w:p>
     <w:p>
@@ -12549,6 +12743,7 @@
           <w:rFonts w:hint="cs"/>
           <w:rtl/>
         </w:rPr>
+        <w:lastRenderedPageBreak/>
         <w:t xml:space="preserve">ال </w:t>
       </w:r>
       <w:r>
@@ -12862,7 +13057,6 @@
       </w:pPr>
       <w:proofErr w:type="gramStart"/>
       <w:r>
-        <w:lastRenderedPageBreak/>
         <w:t>Method :</w:t>
       </w:r>
       <w:proofErr w:type="gramEnd"/>
@@ -13509,6 +13703,7 @@
         </w:numPr>
       </w:pPr>
       <w:r>
+        <w:lastRenderedPageBreak/>
         <w:t xml:space="preserve">activate [ </w:t>
       </w:r>
       <w:proofErr w:type="gramStart"/>
@@ -13640,7 +13835,6 @@
         </w:numPr>
       </w:pPr>
       <w:r>
-        <w:lastRenderedPageBreak/>
         <w:t>/</w:t>
       </w:r>
       <w:proofErr w:type="spellStart"/>
@@ -13991,17 +14185,17 @@
   <w:abstractNum w:abstractNumId="3" w15:restartNumberingAfterBreak="0">
     <w:nsid w:val="44E12142"/>
     <w:multiLevelType w:val="hybridMultilevel"/>
-    <w:tmpl w:val="4D02B43C"/>
-    <w:lvl w:ilvl="0" w:tplc="0409000F">
+    <w:tmpl w:val="624C5934"/>
+    <w:lvl w:ilvl="0" w:tplc="A90A9308">
       <w:start w:val="1"/>
       <w:numFmt w:val="decimal"/>
       <w:lvlText w:val="%1."/>
       <w:lvlJc w:val="left"/>
       <w:pPr>
-        <w:ind w:left="720" w:hanging="360"/>
+        <w:ind w:left="810" w:hanging="360"/>
       </w:pPr>
       <w:rPr>
-        <w:rFonts w:hint="default"/>
+        <w:rFonts w:asciiTheme="minorHAnsi" w:eastAsiaTheme="minorHAnsi" w:hAnsiTheme="minorHAnsi" w:cstheme="minorBidi"/>
       </w:rPr>
     </w:lvl>
     <w:lvl w:ilvl="1" w:tplc="04090019" w:tentative="1">
@@ -14010,7 +14204,7 @@
       <w:lvlText w:val="%2."/>
       <w:lvlJc w:val="left"/>
       <w:pPr>
-        <w:ind w:left="1440" w:hanging="360"/>
+        <w:ind w:left="1530" w:hanging="360"/>
       </w:pPr>
     </w:lvl>
     <w:lvl w:ilvl="2" w:tplc="0409001B" w:tentative="1">
@@ -14019,7 +14213,7 @@
       <w:lvlText w:val="%3."/>
       <w:lvlJc w:val="right"/>
       <w:pPr>
-        <w:ind w:left="2160" w:hanging="180"/>
+        <w:ind w:left="2250" w:hanging="180"/>
       </w:pPr>
     </w:lvl>
     <w:lvl w:ilvl="3" w:tplc="0409000F" w:tentative="1">
@@ -14028,7 +14222,7 @@
       <w:lvlText w:val="%4."/>
       <w:lvlJc w:val="left"/>
       <w:pPr>
-        <w:ind w:left="2880" w:hanging="360"/>
+        <w:ind w:left="2970" w:hanging="360"/>
       </w:pPr>
     </w:lvl>
     <w:lvl w:ilvl="4" w:tplc="04090019" w:tentative="1">
@@ -14037,7 +14231,7 @@
       <w:lvlText w:val="%5."/>
       <w:lvlJc w:val="left"/>
       <w:pPr>
-        <w:ind w:left="3600" w:hanging="360"/>
+        <w:ind w:left="3690" w:hanging="360"/>
       </w:pPr>
     </w:lvl>
     <w:lvl w:ilvl="5" w:tplc="0409001B" w:tentative="1">
@@ -14046,7 +14240,7 @@
       <w:lvlText w:val="%6."/>
       <w:lvlJc w:val="right"/>
       <w:pPr>
-        <w:ind w:left="4320" w:hanging="180"/>
+        <w:ind w:left="4410" w:hanging="180"/>
       </w:pPr>
     </w:lvl>
     <w:lvl w:ilvl="6" w:tplc="0409000F" w:tentative="1">
@@ -14055,7 +14249,7 @@
       <w:lvlText w:val="%7."/>
       <w:lvlJc w:val="left"/>
       <w:pPr>
-        <w:ind w:left="5040" w:hanging="360"/>
+        <w:ind w:left="5130" w:hanging="360"/>
       </w:pPr>
     </w:lvl>
     <w:lvl w:ilvl="7" w:tplc="04090019" w:tentative="1">
@@ -14064,7 +14258,7 @@
       <w:lvlText w:val="%8."/>
       <w:lvlJc w:val="left"/>
       <w:pPr>
-        <w:ind w:left="5760" w:hanging="360"/>
+        <w:ind w:left="5850" w:hanging="360"/>
       </w:pPr>
     </w:lvl>
     <w:lvl w:ilvl="8" w:tplc="0409001B" w:tentative="1">
@@ -14073,7 +14267,7 @@
       <w:lvlText w:val="%9."/>
       <w:lvlJc w:val="right"/>
       <w:pPr>
-        <w:ind w:left="6480" w:hanging="180"/>
+        <w:ind w:left="6570" w:hanging="180"/>
       </w:pPr>
     </w:lvl>
   </w:abstractNum>

--- a/Backend/New Microsoft Word Document.docx
+++ b/Backend/New Microsoft Word Document.docx
@@ -1,6 +1,6 @@
 
 <file path=word/document.xml><?xml version="1.0" encoding="utf-8"?>
-<w:document xmlns:wpc="http://schemas.microsoft.com/office/word/2010/wordprocessingCanvas" xmlns:cx="http://schemas.microsoft.com/office/drawing/2014/chartex" xmlns:cx1="http://schemas.microsoft.com/office/drawing/2015/9/8/chartex" xmlns:cx2="http://schemas.microsoft.com/office/drawing/2015/10/21/chartex" xmlns:cx3="http://schemas.microsoft.com/office/drawing/2016/5/9/chartex" xmlns:cx4="http://schemas.microsoft.com/office/drawing/2016/5/10/chartex" xmlns:cx5="http://schemas.microsoft.com/office/drawing/2016/5/11/chartex" xmlns:cx6="http://schemas.microsoft.com/office/drawing/2016/5/12/chartex" xmlns:cx7="http://schemas.microsoft.com/office/drawing/2016/5/13/chartex" xmlns:cx8="http://schemas.microsoft.com/office/drawing/2016/5/14/chartex" xmlns:mc="http://schemas.openxmlformats.org/markup-compatibility/2006" xmlns:aink="http://schemas.microsoft.com/office/drawing/2016/ink" xmlns:am3d="http://schemas.microsoft.com/office/drawing/2017/model3d" xmlns:o="urn:schemas-microsoft-com:office:office" xmlns:oel="http://schemas.microsoft.com/office/2019/extlst" xmlns:r="http://schemas.openxmlformats.org/officeDocument/2006/relationships" xmlns:m="http://schemas.openxmlformats.org/officeDocument/2006/math" xmlns:v="urn:schemas-microsoft-com:vml" xmlns:wp14="http://schemas.microsoft.com/office/word/2010/wordprocessingDrawing" xmlns:wp="http://schemas.openxmlformats.org/drawingml/2006/wordprocessingDrawing" xmlns:w10="urn:schemas-microsoft-com:office:word" xmlns:w="http://schemas.openxmlformats.org/wordprocessingml/2006/main" xmlns:w14="http://schemas.microsoft.com/office/word/2010/wordml" xmlns:w15="http://schemas.microsoft.com/office/word/2012/wordml" xmlns:w16cex="http://schemas.microsoft.com/office/word/2018/wordml/cex" xmlns:w16cid="http://schemas.microsoft.com/office/word/2016/wordml/cid" xmlns:w16="http://schemas.microsoft.com/office/word/2018/wordml" xmlns:w16sdtdh="http://schemas.microsoft.com/office/word/2020/wordml/sdtdatahash" xmlns:w16se="http://schemas.microsoft.com/office/word/2015/wordml/symex" xmlns:wpg="http://schemas.microsoft.com/office/word/2010/wordprocessingGroup" xmlns:wpi="http://schemas.microsoft.com/office/word/2010/wordprocessingInk" xmlns:wne="http://schemas.microsoft.com/office/word/2006/wordml" xmlns:wps="http://schemas.microsoft.com/office/word/2010/wordprocessingShape" mc:Ignorable="w14 w15 w16se w16cid w16 w16cex w16sdtdh wp14">
+<w:document xmlns:wpc="http://schemas.microsoft.com/office/word/2010/wordprocessingCanvas" xmlns:cx="http://schemas.microsoft.com/office/drawing/2014/chartex" xmlns:cx1="http://schemas.microsoft.com/office/drawing/2015/9/8/chartex" xmlns:cx2="http://schemas.microsoft.com/office/drawing/2015/10/21/chartex" xmlns:cx3="http://schemas.microsoft.com/office/drawing/2016/5/9/chartex" xmlns:cx4="http://schemas.microsoft.com/office/drawing/2016/5/10/chartex" xmlns:cx5="http://schemas.microsoft.com/office/drawing/2016/5/11/chartex" xmlns:cx6="http://schemas.microsoft.com/office/drawing/2016/5/12/chartex" xmlns:cx7="http://schemas.microsoft.com/office/drawing/2016/5/13/chartex" xmlns:cx8="http://schemas.microsoft.com/office/drawing/2016/5/14/chartex" xmlns:mc="http://schemas.openxmlformats.org/markup-compatibility/2006" xmlns:aink="http://schemas.microsoft.com/office/drawing/2016/ink" xmlns:am3d="http://schemas.microsoft.com/office/drawing/2017/model3d" xmlns:o="urn:schemas-microsoft-com:office:office" xmlns:oel="http://schemas.microsoft.com/office/2019/extlst" xmlns:r="http://schemas.openxmlformats.org/officeDocument/2006/relationships" xmlns:m="http://schemas.openxmlformats.org/officeDocument/2006/math" xmlns:v="urn:schemas-microsoft-com:vml" xmlns:wp14="http://schemas.microsoft.com/office/word/2010/wordprocessingDrawing" xmlns:wp="http://schemas.openxmlformats.org/drawingml/2006/wordprocessingDrawing" xmlns:w10="urn:schemas-microsoft-com:office:word" xmlns:w="http://schemas.openxmlformats.org/wordprocessingml/2006/main" xmlns:w14="http://schemas.microsoft.com/office/word/2010/wordml" xmlns:w15="http://schemas.microsoft.com/office/word/2012/wordml" xmlns:w16cex="http://schemas.microsoft.com/office/word/2018/wordml/cex" xmlns:w16cid="http://schemas.microsoft.com/office/word/2016/wordml/cid" xmlns:w16="http://schemas.microsoft.com/office/word/2018/wordml" xmlns:w16du="http://schemas.microsoft.com/office/word/2023/wordml/word16du" xmlns:w16sdtdh="http://schemas.microsoft.com/office/word/2020/wordml/sdtdatahash" xmlns:w16sdtfl="http://schemas.microsoft.com/office/word/2024/wordml/sdtformatlock" xmlns:w16se="http://schemas.microsoft.com/office/word/2015/wordml/symex" xmlns:wpg="http://schemas.microsoft.com/office/word/2010/wordprocessingGroup" xmlns:wpi="http://schemas.microsoft.com/office/word/2010/wordprocessingInk" xmlns:wne="http://schemas.microsoft.com/office/word/2006/wordml" xmlns:wps="http://schemas.microsoft.com/office/word/2010/wordprocessingShape" mc:Ignorable="w14 w15 w16se w16cid w16 w16cex w16sdtdh w16sdtfl w16du wp14">
   <w:body>
     <w:p>
       <w:pPr>
@@ -12,21 +12,34 @@
       </w:r>
       <w:proofErr w:type="spellEnd"/>
       <w:r>
-        <w:t xml:space="preserve"> document :</w:t>
-      </w:r>
-      <w:r>
         <w:t xml:space="preserve"> </w:t>
       </w:r>
+      <w:proofErr w:type="gramStart"/>
+      <w:r>
+        <w:t>document :</w:t>
+      </w:r>
+      <w:proofErr w:type="gramEnd"/>
       <w:r>
         <w:t xml:space="preserve"> </w:t>
       </w:r>
+      <w:r>
+        <w:t xml:space="preserve"> </w:t>
+      </w:r>
     </w:p>
     <w:p>
       <w:pPr>
         <w:pStyle w:val="Subtitle"/>
       </w:pPr>
       <w:r>
-        <w:t xml:space="preserve"> Base URL : </w:t>
+        <w:t xml:space="preserve"> Base </w:t>
+      </w:r>
+      <w:proofErr w:type="gramStart"/>
+      <w:r>
+        <w:t>URL :</w:t>
+      </w:r>
+      <w:proofErr w:type="gramEnd"/>
+      <w:r>
+        <w:t xml:space="preserve"> </w:t>
       </w:r>
       <w:r>
         <w:t>https://shefaa-backend.vercel.app</w:t>
@@ -37,8 +50,13 @@
         <w:pStyle w:val="Heading1"/>
       </w:pPr>
       <w:r>
-        <w:t>User end point :</w:t>
-      </w:r>
+        <w:t xml:space="preserve">User end </w:t>
+      </w:r>
+      <w:proofErr w:type="gramStart"/>
+      <w:r>
+        <w:t>point :</w:t>
+      </w:r>
+      <w:proofErr w:type="gramEnd"/>
       <w:r>
         <w:t xml:space="preserve">    </w:t>
       </w:r>
@@ -63,8 +81,13 @@
           <w:numId w:val="2"/>
         </w:numPr>
       </w:pPr>
-      <w:r>
-        <w:t xml:space="preserve">Method : Post </w:t>
+      <w:proofErr w:type="gramStart"/>
+      <w:r>
+        <w:t>Method :</w:t>
+      </w:r>
+      <w:proofErr w:type="gramEnd"/>
+      <w:r>
+        <w:t xml:space="preserve"> Post </w:t>
       </w:r>
     </w:p>
     <w:p>
@@ -274,8 +297,13 @@
           <w:numId w:val="2"/>
         </w:numPr>
       </w:pPr>
-      <w:r>
-        <w:t xml:space="preserve">method : Post </w:t>
+      <w:proofErr w:type="gramStart"/>
+      <w:r>
+        <w:t>method :</w:t>
+      </w:r>
+      <w:proofErr w:type="gramEnd"/>
+      <w:r>
+        <w:t xml:space="preserve"> Post </w:t>
       </w:r>
     </w:p>
     <w:p>
@@ -567,7 +595,11 @@
         </w:rPr>
       </w:pPr>
       <w:r>
-        <w:t xml:space="preserve">User enter the code he got ( </w:t>
+        <w:t xml:space="preserve">User enter the code he got </w:t>
+      </w:r>
+      <w:proofErr w:type="gramStart"/>
+      <w:r>
+        <w:t xml:space="preserve">( </w:t>
       </w:r>
       <w:r>
         <w:rPr>
@@ -575,20 +607,29 @@
           <w:rtl/>
           <w:lang w:bidi="ar-EG"/>
         </w:rPr>
-        <w:t xml:space="preserve">احفظولي الايميل او الفون في </w:t>
-      </w:r>
-      <w:r>
-        <w:rPr>
-          <w:lang w:bidi="ar-EG"/>
-        </w:rPr>
-        <w:t xml:space="preserve">var </w:t>
-      </w:r>
+        <w:t>احفظولي</w:t>
+      </w:r>
+      <w:proofErr w:type="gramEnd"/>
       <w:r>
         <w:rPr>
           <w:rFonts w:hint="cs"/>
           <w:rtl/>
           <w:lang w:bidi="ar-EG"/>
         </w:rPr>
+        <w:t xml:space="preserve"> الايميل او الفون في </w:t>
+      </w:r>
+      <w:r>
+        <w:rPr>
+          <w:lang w:bidi="ar-EG"/>
+        </w:rPr>
+        <w:t xml:space="preserve">var </w:t>
+      </w:r>
+      <w:r>
+        <w:rPr>
+          <w:rFonts w:hint="cs"/>
+          <w:rtl/>
+          <w:lang w:bidi="ar-EG"/>
+        </w:rPr>
         <w:t>عشان يتعرف ان ده بتاعه (</w:t>
       </w:r>
     </w:p>
@@ -627,25 +668,41 @@
         <w:rPr>
           <w:lang w:bidi="ar-EG"/>
         </w:rPr>
-        <w:t>Reset password :</w:t>
-      </w:r>
-    </w:p>
-    <w:p>
-      <w:pPr>
-        <w:pStyle w:val="ListParagraph"/>
-        <w:numPr>
-          <w:ilvl w:val="0"/>
-          <w:numId w:val="2"/>
-        </w:numPr>
-        <w:rPr>
-          <w:lang w:bidi="ar-EG"/>
-        </w:rPr>
-      </w:pPr>
-      <w:r>
-        <w:rPr>
-          <w:lang w:bidi="ar-EG"/>
-        </w:rPr>
-        <w:t>Method : Post</w:t>
+        <w:t xml:space="preserve">Reset </w:t>
+      </w:r>
+      <w:proofErr w:type="gramStart"/>
+      <w:r>
+        <w:rPr>
+          <w:lang w:bidi="ar-EG"/>
+        </w:rPr>
+        <w:t>password :</w:t>
+      </w:r>
+      <w:proofErr w:type="gramEnd"/>
+    </w:p>
+    <w:p>
+      <w:pPr>
+        <w:pStyle w:val="ListParagraph"/>
+        <w:numPr>
+          <w:ilvl w:val="0"/>
+          <w:numId w:val="2"/>
+        </w:numPr>
+        <w:rPr>
+          <w:lang w:bidi="ar-EG"/>
+        </w:rPr>
+      </w:pPr>
+      <w:proofErr w:type="gramStart"/>
+      <w:r>
+        <w:rPr>
+          <w:lang w:bidi="ar-EG"/>
+        </w:rPr>
+        <w:t>Method :</w:t>
+      </w:r>
+      <w:proofErr w:type="gramEnd"/>
+      <w:r>
+        <w:rPr>
+          <w:lang w:bidi="ar-EG"/>
+        </w:rPr>
+        <w:t xml:space="preserve"> Post</w:t>
       </w:r>
     </w:p>
     <w:p>
@@ -1072,6 +1129,7 @@
           <w:lang w:bidi="ar-EG"/>
         </w:rPr>
       </w:pPr>
+      <w:proofErr w:type="gramStart"/>
       <w:r>
         <w:rPr>
           <w:lang w:bidi="ar-EG"/>
@@ -1079,6 +1137,7 @@
         <w:lastRenderedPageBreak/>
         <w:t>Logout :</w:t>
       </w:r>
+      <w:proofErr w:type="gramEnd"/>
     </w:p>
     <w:p>
       <w:pPr>
@@ -1371,29 +1430,39 @@
           <w:lang w:bidi="ar-EG"/>
         </w:rPr>
       </w:pPr>
+      <w:proofErr w:type="gramStart"/>
       <w:r>
         <w:rPr>
           <w:lang w:bidi="ar-EG"/>
         </w:rPr>
         <w:t>Register :</w:t>
       </w:r>
-    </w:p>
-    <w:p>
-      <w:pPr>
-        <w:pStyle w:val="ListParagraph"/>
-        <w:numPr>
-          <w:ilvl w:val="0"/>
-          <w:numId w:val="2"/>
-        </w:numPr>
-        <w:rPr>
-          <w:lang w:bidi="ar-EG"/>
-        </w:rPr>
-      </w:pPr>
-      <w:r>
-        <w:rPr>
-          <w:lang w:bidi="ar-EG"/>
-        </w:rPr>
-        <w:t>Method : post</w:t>
+      <w:proofErr w:type="gramEnd"/>
+    </w:p>
+    <w:p>
+      <w:pPr>
+        <w:pStyle w:val="ListParagraph"/>
+        <w:numPr>
+          <w:ilvl w:val="0"/>
+          <w:numId w:val="2"/>
+        </w:numPr>
+        <w:rPr>
+          <w:lang w:bidi="ar-EG"/>
+        </w:rPr>
+      </w:pPr>
+      <w:proofErr w:type="gramStart"/>
+      <w:r>
+        <w:rPr>
+          <w:lang w:bidi="ar-EG"/>
+        </w:rPr>
+        <w:t>Method :</w:t>
+      </w:r>
+      <w:proofErr w:type="gramEnd"/>
+      <w:r>
+        <w:rPr>
+          <w:lang w:bidi="ar-EG"/>
+        </w:rPr>
+        <w:t xml:space="preserve"> post</w:t>
       </w:r>
     </w:p>
     <w:p>
@@ -1443,8 +1512,16 @@
         <w:rPr>
           <w:lang w:bidi="ar-EG"/>
         </w:rPr>
-        <w:t>For patient :</w:t>
-      </w:r>
+        <w:t xml:space="preserve">For </w:t>
+      </w:r>
+      <w:proofErr w:type="gramStart"/>
+      <w:r>
+        <w:rPr>
+          <w:lang w:bidi="ar-EG"/>
+        </w:rPr>
+        <w:t>patient :</w:t>
+      </w:r>
+      <w:proofErr w:type="gramEnd"/>
     </w:p>
     <w:p>
       <w:pPr>
@@ -2040,12 +2117,14 @@
           <w:lang w:bidi="ar-EG"/>
         </w:rPr>
       </w:pPr>
+      <w:proofErr w:type="gramStart"/>
       <w:r>
         <w:rPr>
           <w:lang w:bidi="ar-EG"/>
         </w:rPr>
         <w:t>Doctor :</w:t>
       </w:r>
+      <w:proofErr w:type="gramEnd"/>
     </w:p>
     <w:p>
       <w:pPr>
@@ -2696,6 +2775,7 @@
         <w:t>“</w:t>
       </w:r>
       <w:proofErr w:type="spellStart"/>
+      <w:proofErr w:type="gramStart"/>
       <w:r>
         <w:rPr>
           <w:rFonts w:ascii="Courier New" w:eastAsia="Times New Roman" w:hAnsi="Courier New" w:cs="Courier New"/>
@@ -2728,7 +2808,19 @@
           <w:szCs w:val="18"/>
           <w14:ligatures w14:val="none"/>
         </w:rPr>
-        <w:t>=&gt; PDF file</w:t>
+        <w:t>=</w:t>
+      </w:r>
+      <w:proofErr w:type="gramEnd"/>
+      <w:r>
+        <w:rPr>
+          <w:rFonts w:ascii="Courier New" w:eastAsia="Times New Roman" w:hAnsi="Courier New" w:cs="Courier New"/>
+          <w:color w:val="F8F8F2"/>
+          <w:kern w:val="0"/>
+          <w:sz w:val="18"/>
+          <w:szCs w:val="18"/>
+          <w14:ligatures w14:val="none"/>
+        </w:rPr>
+        <w:t>&gt; PDF file</w:t>
       </w:r>
     </w:p>
     <w:p>
@@ -2806,8 +2898,16 @@
         <w:rPr>
           <w:lang w:bidi="ar-EG"/>
         </w:rPr>
-        <w:t>3. for pharmacy :</w:t>
-      </w:r>
+        <w:t xml:space="preserve">3. for </w:t>
+      </w:r>
+      <w:proofErr w:type="gramStart"/>
+      <w:r>
+        <w:rPr>
+          <w:lang w:bidi="ar-EG"/>
+        </w:rPr>
+        <w:t>pharmacy :</w:t>
+      </w:r>
+      <w:proofErr w:type="gramEnd"/>
     </w:p>
     <w:p>
       <w:pPr>
@@ -2881,8 +2981,16 @@
         <w:rPr>
           <w:lang w:bidi="ar-EG"/>
         </w:rPr>
-        <w:t>4. for lab :</w:t>
-      </w:r>
+        <w:t xml:space="preserve">4. for </w:t>
+      </w:r>
+      <w:proofErr w:type="gramStart"/>
+      <w:r>
+        <w:rPr>
+          <w:lang w:bidi="ar-EG"/>
+        </w:rPr>
+        <w:t>lab :</w:t>
+      </w:r>
+      <w:proofErr w:type="gramEnd"/>
     </w:p>
     <w:p>
       <w:pPr>
@@ -2987,6 +3095,7 @@
           <w:lang w:bidi="ar-EG"/>
         </w:rPr>
       </w:pPr>
+      <w:proofErr w:type="gramStart"/>
       <w:r>
         <w:rPr>
           <w:lang w:bidi="ar-EG"/>
@@ -2994,23 +3103,32 @@
         <w:lastRenderedPageBreak/>
         <w:t>Login :</w:t>
       </w:r>
-    </w:p>
-    <w:p>
-      <w:pPr>
-        <w:pStyle w:val="ListParagraph"/>
-        <w:numPr>
-          <w:ilvl w:val="0"/>
-          <w:numId w:val="2"/>
-        </w:numPr>
-        <w:rPr>
-          <w:lang w:bidi="ar-EG"/>
-        </w:rPr>
-      </w:pPr>
-      <w:r>
-        <w:rPr>
-          <w:lang w:bidi="ar-EG"/>
-        </w:rPr>
-        <w:t>Method : post</w:t>
+      <w:proofErr w:type="gramEnd"/>
+    </w:p>
+    <w:p>
+      <w:pPr>
+        <w:pStyle w:val="ListParagraph"/>
+        <w:numPr>
+          <w:ilvl w:val="0"/>
+          <w:numId w:val="2"/>
+        </w:numPr>
+        <w:rPr>
+          <w:lang w:bidi="ar-EG"/>
+        </w:rPr>
+      </w:pPr>
+      <w:proofErr w:type="gramStart"/>
+      <w:r>
+        <w:rPr>
+          <w:lang w:bidi="ar-EG"/>
+        </w:rPr>
+        <w:t>Method :</w:t>
+      </w:r>
+      <w:proofErr w:type="gramEnd"/>
+      <w:r>
+        <w:rPr>
+          <w:lang w:bidi="ar-EG"/>
+        </w:rPr>
+        <w:t xml:space="preserve"> post</w:t>
       </w:r>
     </w:p>
     <w:p>
@@ -3301,8 +3419,16 @@
         <w:rPr>
           <w:lang w:bidi="ar-EG"/>
         </w:rPr>
-        <w:t>Sign in using google :</w:t>
-      </w:r>
+        <w:t xml:space="preserve">Sign in using </w:t>
+      </w:r>
+      <w:proofErr w:type="gramStart"/>
+      <w:r>
+        <w:rPr>
+          <w:lang w:bidi="ar-EG"/>
+        </w:rPr>
+        <w:t>google :</w:t>
+      </w:r>
+      <w:proofErr w:type="gramEnd"/>
     </w:p>
     <w:p>
       <w:pPr>
@@ -3686,8 +3812,16 @@
         <w:rPr>
           <w:lang w:bidi="ar-EG"/>
         </w:rPr>
-        <w:t>Patient end point :</w:t>
-      </w:r>
+        <w:t xml:space="preserve">Patient end </w:t>
+      </w:r>
+      <w:proofErr w:type="gramStart"/>
+      <w:r>
+        <w:rPr>
+          <w:lang w:bidi="ar-EG"/>
+        </w:rPr>
+        <w:t>point :</w:t>
+      </w:r>
+      <w:proofErr w:type="gramEnd"/>
     </w:p>
     <w:p>
       <w:pPr>
@@ -3718,25 +3852,41 @@
         <w:rPr>
           <w:lang w:bidi="ar-EG"/>
         </w:rPr>
-        <w:t>Get profile :</w:t>
-      </w:r>
-    </w:p>
-    <w:p>
-      <w:pPr>
-        <w:pStyle w:val="ListParagraph"/>
-        <w:numPr>
-          <w:ilvl w:val="0"/>
-          <w:numId w:val="2"/>
-        </w:numPr>
-        <w:rPr>
-          <w:lang w:bidi="ar-EG"/>
-        </w:rPr>
-      </w:pPr>
-      <w:r>
-        <w:rPr>
-          <w:lang w:bidi="ar-EG"/>
-        </w:rPr>
-        <w:t>Method : get</w:t>
+        <w:t xml:space="preserve">Get </w:t>
+      </w:r>
+      <w:proofErr w:type="gramStart"/>
+      <w:r>
+        <w:rPr>
+          <w:lang w:bidi="ar-EG"/>
+        </w:rPr>
+        <w:t>profile :</w:t>
+      </w:r>
+      <w:proofErr w:type="gramEnd"/>
+    </w:p>
+    <w:p>
+      <w:pPr>
+        <w:pStyle w:val="ListParagraph"/>
+        <w:numPr>
+          <w:ilvl w:val="0"/>
+          <w:numId w:val="2"/>
+        </w:numPr>
+        <w:rPr>
+          <w:lang w:bidi="ar-EG"/>
+        </w:rPr>
+      </w:pPr>
+      <w:proofErr w:type="gramStart"/>
+      <w:r>
+        <w:rPr>
+          <w:lang w:bidi="ar-EG"/>
+        </w:rPr>
+        <w:t>Method :</w:t>
+      </w:r>
+      <w:proofErr w:type="gramEnd"/>
+      <w:r>
+        <w:rPr>
+          <w:lang w:bidi="ar-EG"/>
+        </w:rPr>
+        <w:t xml:space="preserve"> get</w:t>
       </w:r>
     </w:p>
     <w:p>
@@ -3792,7 +3942,14 @@
         <w:rPr>
           <w:lang w:bidi="ar-EG"/>
         </w:rPr>
-        <w:t>basic info</w:t>
+        <w:t xml:space="preserve">basic </w:t>
+      </w:r>
+      <w:proofErr w:type="gramStart"/>
+      <w:r>
+        <w:rPr>
+          <w:lang w:bidi="ar-EG"/>
+        </w:rPr>
+        <w:t>info</w:t>
       </w:r>
       <w:r>
         <w:rPr>
@@ -3800,23 +3957,32 @@
         </w:rPr>
         <w:t xml:space="preserve"> :</w:t>
       </w:r>
-    </w:p>
-    <w:p>
-      <w:pPr>
-        <w:pStyle w:val="ListParagraph"/>
-        <w:numPr>
-          <w:ilvl w:val="0"/>
-          <w:numId w:val="2"/>
-        </w:numPr>
-        <w:rPr>
-          <w:lang w:bidi="ar-EG"/>
-        </w:rPr>
-      </w:pPr>
-      <w:r>
-        <w:rPr>
-          <w:lang w:bidi="ar-EG"/>
-        </w:rPr>
-        <w:t>Method : put</w:t>
+      <w:proofErr w:type="gramEnd"/>
+    </w:p>
+    <w:p>
+      <w:pPr>
+        <w:pStyle w:val="ListParagraph"/>
+        <w:numPr>
+          <w:ilvl w:val="0"/>
+          <w:numId w:val="2"/>
+        </w:numPr>
+        <w:rPr>
+          <w:lang w:bidi="ar-EG"/>
+        </w:rPr>
+      </w:pPr>
+      <w:proofErr w:type="gramStart"/>
+      <w:r>
+        <w:rPr>
+          <w:lang w:bidi="ar-EG"/>
+        </w:rPr>
+        <w:t>Method :</w:t>
+      </w:r>
+      <w:proofErr w:type="gramEnd"/>
+      <w:r>
+        <w:rPr>
+          <w:lang w:bidi="ar-EG"/>
+        </w:rPr>
+        <w:t xml:space="preserve"> put</w:t>
       </w:r>
     </w:p>
     <w:p>
@@ -4298,25 +4464,41 @@
           <w:lang w:bidi="ar-EG"/>
         </w:rPr>
         <w:lastRenderedPageBreak/>
-        <w:t>Get medical history :</w:t>
-      </w:r>
-    </w:p>
-    <w:p>
-      <w:pPr>
-        <w:pStyle w:val="ListParagraph"/>
-        <w:numPr>
-          <w:ilvl w:val="0"/>
-          <w:numId w:val="2"/>
-        </w:numPr>
-        <w:rPr>
-          <w:lang w:bidi="ar-EG"/>
-        </w:rPr>
-      </w:pPr>
-      <w:r>
-        <w:rPr>
-          <w:lang w:bidi="ar-EG"/>
-        </w:rPr>
-        <w:t>Method : get</w:t>
+        <w:t xml:space="preserve">Get medical </w:t>
+      </w:r>
+      <w:proofErr w:type="gramStart"/>
+      <w:r>
+        <w:rPr>
+          <w:lang w:bidi="ar-EG"/>
+        </w:rPr>
+        <w:t>history :</w:t>
+      </w:r>
+      <w:proofErr w:type="gramEnd"/>
+    </w:p>
+    <w:p>
+      <w:pPr>
+        <w:pStyle w:val="ListParagraph"/>
+        <w:numPr>
+          <w:ilvl w:val="0"/>
+          <w:numId w:val="2"/>
+        </w:numPr>
+        <w:rPr>
+          <w:lang w:bidi="ar-EG"/>
+        </w:rPr>
+      </w:pPr>
+      <w:proofErr w:type="gramStart"/>
+      <w:r>
+        <w:rPr>
+          <w:lang w:bidi="ar-EG"/>
+        </w:rPr>
+        <w:t>Method :</w:t>
+      </w:r>
+      <w:proofErr w:type="gramEnd"/>
+      <w:r>
+        <w:rPr>
+          <w:lang w:bidi="ar-EG"/>
+        </w:rPr>
+        <w:t xml:space="preserve"> get</w:t>
       </w:r>
     </w:p>
     <w:p>
@@ -4366,25 +4548,41 @@
         <w:rPr>
           <w:lang w:bidi="ar-EG"/>
         </w:rPr>
-        <w:t>Update medical info :</w:t>
-      </w:r>
-    </w:p>
-    <w:p>
-      <w:pPr>
-        <w:pStyle w:val="ListParagraph"/>
-        <w:numPr>
-          <w:ilvl w:val="0"/>
-          <w:numId w:val="2"/>
-        </w:numPr>
-        <w:rPr>
-          <w:lang w:bidi="ar-EG"/>
-        </w:rPr>
-      </w:pPr>
-      <w:r>
-        <w:rPr>
-          <w:lang w:bidi="ar-EG"/>
-        </w:rPr>
-        <w:t xml:space="preserve">Method : put </w:t>
+        <w:t xml:space="preserve">Update medical </w:t>
+      </w:r>
+      <w:proofErr w:type="gramStart"/>
+      <w:r>
+        <w:rPr>
+          <w:lang w:bidi="ar-EG"/>
+        </w:rPr>
+        <w:t>info :</w:t>
+      </w:r>
+      <w:proofErr w:type="gramEnd"/>
+    </w:p>
+    <w:p>
+      <w:pPr>
+        <w:pStyle w:val="ListParagraph"/>
+        <w:numPr>
+          <w:ilvl w:val="0"/>
+          <w:numId w:val="2"/>
+        </w:numPr>
+        <w:rPr>
+          <w:lang w:bidi="ar-EG"/>
+        </w:rPr>
+      </w:pPr>
+      <w:proofErr w:type="gramStart"/>
+      <w:r>
+        <w:rPr>
+          <w:lang w:bidi="ar-EG"/>
+        </w:rPr>
+        <w:t>Method :</w:t>
+      </w:r>
+      <w:proofErr w:type="gramEnd"/>
+      <w:r>
+        <w:rPr>
+          <w:lang w:bidi="ar-EG"/>
+        </w:rPr>
+        <w:t xml:space="preserve"> put </w:t>
       </w:r>
     </w:p>
     <w:p>
@@ -4430,12 +4628,14 @@
           <w:lang w:bidi="ar-EG"/>
         </w:rPr>
       </w:pPr>
+      <w:proofErr w:type="gramStart"/>
       <w:r>
         <w:rPr>
           <w:lang w:bidi="ar-EG"/>
         </w:rPr>
         <w:t>Ex :</w:t>
       </w:r>
+      <w:proofErr w:type="gramEnd"/>
     </w:p>
     <w:p>
       <w:pPr>
@@ -4889,8 +5089,16 @@
         <w:rPr>
           <w:lang w:bidi="ar-EG"/>
         </w:rPr>
-        <w:t>Doctor end point :</w:t>
-      </w:r>
+        <w:t xml:space="preserve">Doctor end </w:t>
+      </w:r>
+      <w:proofErr w:type="gramStart"/>
+      <w:r>
+        <w:rPr>
+          <w:lang w:bidi="ar-EG"/>
+        </w:rPr>
+        <w:t>point :</w:t>
+      </w:r>
+      <w:proofErr w:type="gramEnd"/>
     </w:p>
     <w:p>
       <w:pPr>
@@ -4920,25 +5128,41 @@
         <w:rPr>
           <w:lang w:bidi="ar-EG"/>
         </w:rPr>
-        <w:t>Get profile :</w:t>
-      </w:r>
-    </w:p>
-    <w:p>
-      <w:pPr>
-        <w:pStyle w:val="ListParagraph"/>
-        <w:numPr>
-          <w:ilvl w:val="0"/>
-          <w:numId w:val="2"/>
-        </w:numPr>
-        <w:rPr>
-          <w:lang w:bidi="ar-EG"/>
-        </w:rPr>
-      </w:pPr>
-      <w:r>
-        <w:rPr>
-          <w:lang w:bidi="ar-EG"/>
-        </w:rPr>
-        <w:t>Method : get</w:t>
+        <w:t xml:space="preserve">Get </w:t>
+      </w:r>
+      <w:proofErr w:type="gramStart"/>
+      <w:r>
+        <w:rPr>
+          <w:lang w:bidi="ar-EG"/>
+        </w:rPr>
+        <w:t>profile :</w:t>
+      </w:r>
+      <w:proofErr w:type="gramEnd"/>
+    </w:p>
+    <w:p>
+      <w:pPr>
+        <w:pStyle w:val="ListParagraph"/>
+        <w:numPr>
+          <w:ilvl w:val="0"/>
+          <w:numId w:val="2"/>
+        </w:numPr>
+        <w:rPr>
+          <w:lang w:bidi="ar-EG"/>
+        </w:rPr>
+      </w:pPr>
+      <w:proofErr w:type="gramStart"/>
+      <w:r>
+        <w:rPr>
+          <w:lang w:bidi="ar-EG"/>
+        </w:rPr>
+        <w:t>Method :</w:t>
+      </w:r>
+      <w:proofErr w:type="gramEnd"/>
+      <w:r>
+        <w:rPr>
+          <w:lang w:bidi="ar-EG"/>
+        </w:rPr>
+        <w:t xml:space="preserve"> get</w:t>
       </w:r>
     </w:p>
     <w:p>
@@ -4988,25 +5212,41 @@
         <w:rPr>
           <w:lang w:bidi="ar-EG"/>
         </w:rPr>
-        <w:t>Update profile :</w:t>
-      </w:r>
-    </w:p>
-    <w:p>
-      <w:pPr>
-        <w:pStyle w:val="ListParagraph"/>
-        <w:numPr>
-          <w:ilvl w:val="0"/>
-          <w:numId w:val="2"/>
-        </w:numPr>
-        <w:rPr>
-          <w:lang w:bidi="ar-EG"/>
-        </w:rPr>
-      </w:pPr>
-      <w:r>
-        <w:rPr>
-          <w:lang w:bidi="ar-EG"/>
-        </w:rPr>
-        <w:t>Method : put</w:t>
+        <w:t xml:space="preserve">Update </w:t>
+      </w:r>
+      <w:proofErr w:type="gramStart"/>
+      <w:r>
+        <w:rPr>
+          <w:lang w:bidi="ar-EG"/>
+        </w:rPr>
+        <w:t>profile :</w:t>
+      </w:r>
+      <w:proofErr w:type="gramEnd"/>
+    </w:p>
+    <w:p>
+      <w:pPr>
+        <w:pStyle w:val="ListParagraph"/>
+        <w:numPr>
+          <w:ilvl w:val="0"/>
+          <w:numId w:val="2"/>
+        </w:numPr>
+        <w:rPr>
+          <w:lang w:bidi="ar-EG"/>
+        </w:rPr>
+      </w:pPr>
+      <w:proofErr w:type="gramStart"/>
+      <w:r>
+        <w:rPr>
+          <w:lang w:bidi="ar-EG"/>
+        </w:rPr>
+        <w:t>Method :</w:t>
+      </w:r>
+      <w:proofErr w:type="gramEnd"/>
+      <w:r>
+        <w:rPr>
+          <w:lang w:bidi="ar-EG"/>
+        </w:rPr>
+        <w:t xml:space="preserve"> put</w:t>
       </w:r>
     </w:p>
     <w:p>
@@ -5395,6 +5635,7 @@
         <w:t>in_clinic</w:t>
       </w:r>
       <w:proofErr w:type="spellEnd"/>
+      <w:proofErr w:type="gramStart"/>
       <w:r>
         <w:rPr>
           <w:rFonts w:ascii="Courier New" w:eastAsia="Times New Roman" w:hAnsi="Courier New" w:cs="Courier New"/>
@@ -5428,6 +5669,7 @@
         </w:rPr>
         <w:t>,</w:t>
       </w:r>
+      <w:proofErr w:type="gramEnd"/>
     </w:p>
     <w:p>
       <w:pPr>
@@ -5537,25 +5779,41 @@
         <w:rPr>
           <w:lang w:bidi="ar-EG"/>
         </w:rPr>
-        <w:t>Add medical record :</w:t>
-      </w:r>
-    </w:p>
-    <w:p>
-      <w:pPr>
-        <w:pStyle w:val="ListParagraph"/>
-        <w:numPr>
-          <w:ilvl w:val="0"/>
-          <w:numId w:val="2"/>
-        </w:numPr>
-        <w:rPr>
-          <w:lang w:bidi="ar-EG"/>
-        </w:rPr>
-      </w:pPr>
-      <w:r>
-        <w:rPr>
-          <w:lang w:bidi="ar-EG"/>
-        </w:rPr>
-        <w:t xml:space="preserve">Method : post </w:t>
+        <w:t xml:space="preserve">Add medical </w:t>
+      </w:r>
+      <w:proofErr w:type="gramStart"/>
+      <w:r>
+        <w:rPr>
+          <w:lang w:bidi="ar-EG"/>
+        </w:rPr>
+        <w:t>record :</w:t>
+      </w:r>
+      <w:proofErr w:type="gramEnd"/>
+    </w:p>
+    <w:p>
+      <w:pPr>
+        <w:pStyle w:val="ListParagraph"/>
+        <w:numPr>
+          <w:ilvl w:val="0"/>
+          <w:numId w:val="2"/>
+        </w:numPr>
+        <w:rPr>
+          <w:lang w:bidi="ar-EG"/>
+        </w:rPr>
+      </w:pPr>
+      <w:proofErr w:type="gramStart"/>
+      <w:r>
+        <w:rPr>
+          <w:lang w:bidi="ar-EG"/>
+        </w:rPr>
+        <w:t>Method :</w:t>
+      </w:r>
+      <w:proofErr w:type="gramEnd"/>
+      <w:r>
+        <w:rPr>
+          <w:lang w:bidi="ar-EG"/>
+        </w:rPr>
+        <w:t xml:space="preserve"> post </w:t>
       </w:r>
     </w:p>
     <w:p>
@@ -7013,8 +7271,16 @@
         <w:rPr>
           <w:lang w:bidi="ar-EG"/>
         </w:rPr>
-        <w:t>Lab end points :</w:t>
-      </w:r>
+        <w:t xml:space="preserve">Lab end </w:t>
+      </w:r>
+      <w:proofErr w:type="gramStart"/>
+      <w:r>
+        <w:rPr>
+          <w:lang w:bidi="ar-EG"/>
+        </w:rPr>
+        <w:t>points :</w:t>
+      </w:r>
+      <w:proofErr w:type="gramEnd"/>
     </w:p>
     <w:p>
       <w:pPr>
@@ -7051,25 +7317,41 @@
         <w:rPr>
           <w:lang w:bidi="ar-EG"/>
         </w:rPr>
-        <w:t>Add test :</w:t>
-      </w:r>
-    </w:p>
-    <w:p>
-      <w:pPr>
-        <w:pStyle w:val="ListParagraph"/>
-        <w:numPr>
-          <w:ilvl w:val="0"/>
-          <w:numId w:val="2"/>
-        </w:numPr>
-        <w:rPr>
-          <w:lang w:bidi="ar-EG"/>
-        </w:rPr>
-      </w:pPr>
-      <w:r>
-        <w:rPr>
-          <w:lang w:bidi="ar-EG"/>
-        </w:rPr>
-        <w:t xml:space="preserve">Method : post </w:t>
+        <w:t xml:space="preserve">Add </w:t>
+      </w:r>
+      <w:proofErr w:type="gramStart"/>
+      <w:r>
+        <w:rPr>
+          <w:lang w:bidi="ar-EG"/>
+        </w:rPr>
+        <w:t>test :</w:t>
+      </w:r>
+      <w:proofErr w:type="gramEnd"/>
+    </w:p>
+    <w:p>
+      <w:pPr>
+        <w:pStyle w:val="ListParagraph"/>
+        <w:numPr>
+          <w:ilvl w:val="0"/>
+          <w:numId w:val="2"/>
+        </w:numPr>
+        <w:rPr>
+          <w:lang w:bidi="ar-EG"/>
+        </w:rPr>
+      </w:pPr>
+      <w:proofErr w:type="gramStart"/>
+      <w:r>
+        <w:rPr>
+          <w:lang w:bidi="ar-EG"/>
+        </w:rPr>
+        <w:t>Method :</w:t>
+      </w:r>
+      <w:proofErr w:type="gramEnd"/>
+      <w:r>
+        <w:rPr>
+          <w:lang w:bidi="ar-EG"/>
+        </w:rPr>
+        <w:t xml:space="preserve"> post </w:t>
       </w:r>
     </w:p>
     <w:p>
@@ -7115,12 +7397,14 @@
           <w:lang w:bidi="ar-EG"/>
         </w:rPr>
       </w:pPr>
+      <w:proofErr w:type="gramStart"/>
       <w:r>
         <w:rPr>
           <w:lang w:bidi="ar-EG"/>
         </w:rPr>
         <w:t>Ex :</w:t>
       </w:r>
+      <w:proofErr w:type="gramEnd"/>
     </w:p>
     <w:p>
       <w:pPr>
@@ -7497,25 +7781,41 @@
         <w:rPr>
           <w:lang w:bidi="ar-EG"/>
         </w:rPr>
-        <w:t>Get lab’s tests :</w:t>
-      </w:r>
-    </w:p>
-    <w:p>
-      <w:pPr>
-        <w:pStyle w:val="ListParagraph"/>
-        <w:numPr>
-          <w:ilvl w:val="0"/>
-          <w:numId w:val="2"/>
-        </w:numPr>
-        <w:rPr>
-          <w:lang w:bidi="ar-EG"/>
-        </w:rPr>
-      </w:pPr>
-      <w:r>
-        <w:rPr>
-          <w:lang w:bidi="ar-EG"/>
-        </w:rPr>
-        <w:t>Method : get</w:t>
+        <w:t xml:space="preserve">Get lab’s </w:t>
+      </w:r>
+      <w:proofErr w:type="gramStart"/>
+      <w:r>
+        <w:rPr>
+          <w:lang w:bidi="ar-EG"/>
+        </w:rPr>
+        <w:t>tests :</w:t>
+      </w:r>
+      <w:proofErr w:type="gramEnd"/>
+    </w:p>
+    <w:p>
+      <w:pPr>
+        <w:pStyle w:val="ListParagraph"/>
+        <w:numPr>
+          <w:ilvl w:val="0"/>
+          <w:numId w:val="2"/>
+        </w:numPr>
+        <w:rPr>
+          <w:lang w:bidi="ar-EG"/>
+        </w:rPr>
+      </w:pPr>
+      <w:proofErr w:type="gramStart"/>
+      <w:r>
+        <w:rPr>
+          <w:lang w:bidi="ar-EG"/>
+        </w:rPr>
+        <w:t>Method :</w:t>
+      </w:r>
+      <w:proofErr w:type="gramEnd"/>
+      <w:r>
+        <w:rPr>
+          <w:lang w:bidi="ar-EG"/>
+        </w:rPr>
+        <w:t xml:space="preserve"> get</w:t>
       </w:r>
     </w:p>
     <w:p>
@@ -7572,25 +7872,41 @@
         <w:rPr>
           <w:lang w:bidi="ar-EG"/>
         </w:rPr>
-        <w:t>Upload result :</w:t>
-      </w:r>
-    </w:p>
-    <w:p>
-      <w:pPr>
-        <w:pStyle w:val="ListParagraph"/>
-        <w:numPr>
-          <w:ilvl w:val="0"/>
-          <w:numId w:val="2"/>
-        </w:numPr>
-        <w:rPr>
-          <w:lang w:bidi="ar-EG"/>
-        </w:rPr>
-      </w:pPr>
-      <w:r>
-        <w:rPr>
-          <w:lang w:bidi="ar-EG"/>
-        </w:rPr>
-        <w:t>Method : post</w:t>
+        <w:t xml:space="preserve">Upload </w:t>
+      </w:r>
+      <w:proofErr w:type="gramStart"/>
+      <w:r>
+        <w:rPr>
+          <w:lang w:bidi="ar-EG"/>
+        </w:rPr>
+        <w:t>result :</w:t>
+      </w:r>
+      <w:proofErr w:type="gramEnd"/>
+    </w:p>
+    <w:p>
+      <w:pPr>
+        <w:pStyle w:val="ListParagraph"/>
+        <w:numPr>
+          <w:ilvl w:val="0"/>
+          <w:numId w:val="2"/>
+        </w:numPr>
+        <w:rPr>
+          <w:lang w:bidi="ar-EG"/>
+        </w:rPr>
+      </w:pPr>
+      <w:proofErr w:type="gramStart"/>
+      <w:r>
+        <w:rPr>
+          <w:lang w:bidi="ar-EG"/>
+        </w:rPr>
+        <w:t>Method :</w:t>
+      </w:r>
+      <w:proofErr w:type="gramEnd"/>
+      <w:r>
+        <w:rPr>
+          <w:lang w:bidi="ar-EG"/>
+        </w:rPr>
+        <w:t xml:space="preserve"> post</w:t>
       </w:r>
     </w:p>
     <w:p>
@@ -7733,25 +8049,41 @@
         <w:rPr>
           <w:lang w:bidi="ar-EG"/>
         </w:rPr>
-        <w:t>Get patient result :</w:t>
-      </w:r>
-    </w:p>
-    <w:p>
-      <w:pPr>
-        <w:pStyle w:val="ListParagraph"/>
-        <w:numPr>
-          <w:ilvl w:val="0"/>
-          <w:numId w:val="2"/>
-        </w:numPr>
-        <w:rPr>
-          <w:lang w:bidi="ar-EG"/>
-        </w:rPr>
-      </w:pPr>
-      <w:r>
-        <w:rPr>
-          <w:lang w:bidi="ar-EG"/>
-        </w:rPr>
-        <w:t xml:space="preserve">Method : get </w:t>
+        <w:t xml:space="preserve">Get patient </w:t>
+      </w:r>
+      <w:proofErr w:type="gramStart"/>
+      <w:r>
+        <w:rPr>
+          <w:lang w:bidi="ar-EG"/>
+        </w:rPr>
+        <w:t>result :</w:t>
+      </w:r>
+      <w:proofErr w:type="gramEnd"/>
+    </w:p>
+    <w:p>
+      <w:pPr>
+        <w:pStyle w:val="ListParagraph"/>
+        <w:numPr>
+          <w:ilvl w:val="0"/>
+          <w:numId w:val="2"/>
+        </w:numPr>
+        <w:rPr>
+          <w:lang w:bidi="ar-EG"/>
+        </w:rPr>
+      </w:pPr>
+      <w:proofErr w:type="gramStart"/>
+      <w:r>
+        <w:rPr>
+          <w:lang w:bidi="ar-EG"/>
+        </w:rPr>
+        <w:t>Method :</w:t>
+      </w:r>
+      <w:proofErr w:type="gramEnd"/>
+      <w:r>
+        <w:rPr>
+          <w:lang w:bidi="ar-EG"/>
+        </w:rPr>
+        <w:t xml:space="preserve"> get </w:t>
       </w:r>
     </w:p>
     <w:p>
@@ -7783,7 +8115,14 @@
         <w:rPr>
           <w:lang w:bidi="ar-EG"/>
         </w:rPr>
-        <w:t>/lab/patient-results/:</w:t>
+        <w:t>/lab/patient-results</w:t>
+      </w:r>
+      <w:proofErr w:type="gramStart"/>
+      <w:r>
+        <w:rPr>
+          <w:lang w:bidi="ar-EG"/>
+        </w:rPr>
+        <w:t>/:</w:t>
       </w:r>
       <w:proofErr w:type="spellStart"/>
       <w:r>
@@ -7793,6 +8132,7 @@
         <w:t>patientId</w:t>
       </w:r>
       <w:proofErr w:type="spellEnd"/>
+      <w:proofErr w:type="gramEnd"/>
     </w:p>
     <w:p>
       <w:pPr>
@@ -7816,19 +8156,29 @@
         </w:numPr>
       </w:pPr>
       <w:r>
-        <w:t>Get stock :</w:t>
-      </w:r>
-    </w:p>
-    <w:p>
-      <w:pPr>
-        <w:pStyle w:val="ListParagraph"/>
-        <w:numPr>
-          <w:ilvl w:val="0"/>
-          <w:numId w:val="2"/>
-        </w:numPr>
-      </w:pPr>
-      <w:r>
-        <w:t>Method : get</w:t>
+        <w:t xml:space="preserve">Get </w:t>
+      </w:r>
+      <w:proofErr w:type="gramStart"/>
+      <w:r>
+        <w:t>stock :</w:t>
+      </w:r>
+      <w:proofErr w:type="gramEnd"/>
+    </w:p>
+    <w:p>
+      <w:pPr>
+        <w:pStyle w:val="ListParagraph"/>
+        <w:numPr>
+          <w:ilvl w:val="0"/>
+          <w:numId w:val="2"/>
+        </w:numPr>
+      </w:pPr>
+      <w:proofErr w:type="gramStart"/>
+      <w:r>
+        <w:t>Method :</w:t>
+      </w:r>
+      <w:proofErr w:type="gramEnd"/>
+      <w:r>
+        <w:t xml:space="preserve"> get</w:t>
       </w:r>
     </w:p>
     <w:p>
@@ -7865,19 +8215,29 @@
         </w:numPr>
       </w:pPr>
       <w:r>
-        <w:t>Add medicine :</w:t>
-      </w:r>
-    </w:p>
-    <w:p>
-      <w:pPr>
-        <w:pStyle w:val="ListParagraph"/>
-        <w:numPr>
-          <w:ilvl w:val="0"/>
-          <w:numId w:val="2"/>
-        </w:numPr>
-      </w:pPr>
-      <w:r>
-        <w:t>Method : post</w:t>
+        <w:t xml:space="preserve">Add </w:t>
+      </w:r>
+      <w:proofErr w:type="gramStart"/>
+      <w:r>
+        <w:t>medicine :</w:t>
+      </w:r>
+      <w:proofErr w:type="gramEnd"/>
+    </w:p>
+    <w:p>
+      <w:pPr>
+        <w:pStyle w:val="ListParagraph"/>
+        <w:numPr>
+          <w:ilvl w:val="0"/>
+          <w:numId w:val="2"/>
+        </w:numPr>
+      </w:pPr>
+      <w:proofErr w:type="gramStart"/>
+      <w:r>
+        <w:t>Method :</w:t>
+      </w:r>
+      <w:proofErr w:type="gramEnd"/>
+      <w:r>
+        <w:t xml:space="preserve"> post</w:t>
       </w:r>
     </w:p>
     <w:p>
@@ -7908,9 +8268,11 @@
           <w:numId w:val="2"/>
         </w:numPr>
       </w:pPr>
+      <w:proofErr w:type="gramStart"/>
       <w:r>
         <w:t>Ex :</w:t>
       </w:r>
+      <w:proofErr w:type="gramEnd"/>
     </w:p>
     <w:p>
       <w:pPr>
@@ -8590,19 +8952,29 @@
         </w:numPr>
       </w:pPr>
       <w:r>
-        <w:t>Update medicine :</w:t>
-      </w:r>
-    </w:p>
-    <w:p>
-      <w:pPr>
-        <w:pStyle w:val="ListParagraph"/>
-        <w:numPr>
-          <w:ilvl w:val="0"/>
-          <w:numId w:val="2"/>
-        </w:numPr>
-      </w:pPr>
-      <w:r>
-        <w:t>Method : put</w:t>
+        <w:t xml:space="preserve">Update </w:t>
+      </w:r>
+      <w:proofErr w:type="gramStart"/>
+      <w:r>
+        <w:t>medicine :</w:t>
+      </w:r>
+      <w:proofErr w:type="gramEnd"/>
+    </w:p>
+    <w:p>
+      <w:pPr>
+        <w:pStyle w:val="ListParagraph"/>
+        <w:numPr>
+          <w:ilvl w:val="0"/>
+          <w:numId w:val="2"/>
+        </w:numPr>
+      </w:pPr>
+      <w:proofErr w:type="gramStart"/>
+      <w:r>
+        <w:t>Method :</w:t>
+      </w:r>
+      <w:proofErr w:type="gramEnd"/>
+      <w:r>
+        <w:t xml:space="preserve"> put</w:t>
       </w:r>
     </w:p>
     <w:p>
@@ -8638,10 +9010,12 @@
           <w:numId w:val="2"/>
         </w:numPr>
       </w:pPr>
+      <w:proofErr w:type="gramStart"/>
       <w:r>
         <w:lastRenderedPageBreak/>
         <w:t>Ex :</w:t>
       </w:r>
+      <w:proofErr w:type="gramEnd"/>
     </w:p>
     <w:p>
       <w:pPr>
@@ -8830,19 +9204,29 @@
         </w:numPr>
       </w:pPr>
       <w:r>
-        <w:t>Delete medicine :</w:t>
-      </w:r>
-    </w:p>
-    <w:p>
-      <w:pPr>
-        <w:pStyle w:val="ListParagraph"/>
-        <w:numPr>
-          <w:ilvl w:val="0"/>
-          <w:numId w:val="2"/>
-        </w:numPr>
-      </w:pPr>
-      <w:r>
-        <w:t>Method : delete</w:t>
+        <w:t xml:space="preserve">Delete </w:t>
+      </w:r>
+      <w:proofErr w:type="gramStart"/>
+      <w:r>
+        <w:t>medicine :</w:t>
+      </w:r>
+      <w:proofErr w:type="gramEnd"/>
+    </w:p>
+    <w:p>
+      <w:pPr>
+        <w:pStyle w:val="ListParagraph"/>
+        <w:numPr>
+          <w:ilvl w:val="0"/>
+          <w:numId w:val="2"/>
+        </w:numPr>
+      </w:pPr>
+      <w:proofErr w:type="gramStart"/>
+      <w:r>
+        <w:t>Method :</w:t>
+      </w:r>
+      <w:proofErr w:type="gramEnd"/>
+      <w:r>
+        <w:t xml:space="preserve"> delete</w:t>
       </w:r>
     </w:p>
     <w:p>
@@ -8891,19 +9275,29 @@
         </w:numPr>
       </w:pPr>
       <w:r>
-        <w:t>Search for medicine :</w:t>
-      </w:r>
-    </w:p>
-    <w:p>
-      <w:pPr>
-        <w:pStyle w:val="ListParagraph"/>
-        <w:numPr>
-          <w:ilvl w:val="0"/>
-          <w:numId w:val="2"/>
-        </w:numPr>
-      </w:pPr>
-      <w:r>
-        <w:t>Method : get</w:t>
+        <w:t xml:space="preserve">Search for </w:t>
+      </w:r>
+      <w:proofErr w:type="gramStart"/>
+      <w:r>
+        <w:t>medicine :</w:t>
+      </w:r>
+      <w:proofErr w:type="gramEnd"/>
+    </w:p>
+    <w:p>
+      <w:pPr>
+        <w:pStyle w:val="ListParagraph"/>
+        <w:numPr>
+          <w:ilvl w:val="0"/>
+          <w:numId w:val="2"/>
+        </w:numPr>
+      </w:pPr>
+      <w:proofErr w:type="gramStart"/>
+      <w:r>
+        <w:t>Method :</w:t>
+      </w:r>
+      <w:proofErr w:type="gramEnd"/>
+      <w:r>
+        <w:t xml:space="preserve"> get</w:t>
       </w:r>
     </w:p>
     <w:p>
@@ -9009,8 +9403,13 @@
           <w:numId w:val="2"/>
         </w:numPr>
       </w:pPr>
-      <w:r>
-        <w:t>method : post</w:t>
+      <w:proofErr w:type="gramStart"/>
+      <w:r>
+        <w:t>method :</w:t>
+      </w:r>
+      <w:proofErr w:type="gramEnd"/>
+      <w:r>
+        <w:t xml:space="preserve"> post</w:t>
       </w:r>
     </w:p>
     <w:p>
@@ -9041,9 +9440,11 @@
           <w:numId w:val="2"/>
         </w:numPr>
       </w:pPr>
+      <w:proofErr w:type="gramStart"/>
       <w:r>
         <w:t>Ex :</w:t>
       </w:r>
+      <w:proofErr w:type="gramEnd"/>
     </w:p>
     <w:p>
       <w:pPr>
@@ -9336,19 +9737,29 @@
         </w:numPr>
       </w:pPr>
       <w:r>
-        <w:t>Add new clinic :</w:t>
-      </w:r>
-    </w:p>
-    <w:p>
-      <w:pPr>
-        <w:pStyle w:val="ListParagraph"/>
-        <w:numPr>
-          <w:ilvl w:val="0"/>
-          <w:numId w:val="2"/>
-        </w:numPr>
-      </w:pPr>
-      <w:r>
-        <w:t xml:space="preserve">Method : post </w:t>
+        <w:t xml:space="preserve">Add new </w:t>
+      </w:r>
+      <w:proofErr w:type="gramStart"/>
+      <w:r>
+        <w:t>clinic :</w:t>
+      </w:r>
+      <w:proofErr w:type="gramEnd"/>
+    </w:p>
+    <w:p>
+      <w:pPr>
+        <w:pStyle w:val="ListParagraph"/>
+        <w:numPr>
+          <w:ilvl w:val="0"/>
+          <w:numId w:val="2"/>
+        </w:numPr>
+      </w:pPr>
+      <w:proofErr w:type="gramStart"/>
+      <w:r>
+        <w:t>Method :</w:t>
+      </w:r>
+      <w:proofErr w:type="gramEnd"/>
+      <w:r>
+        <w:t xml:space="preserve"> post </w:t>
       </w:r>
     </w:p>
     <w:p>
@@ -9363,10 +9774,12 @@
         <w:t>/</w:t>
       </w:r>
       <w:proofErr w:type="spellStart"/>
+      <w:proofErr w:type="gramStart"/>
       <w:r>
         <w:t>api</w:t>
       </w:r>
       <w:proofErr w:type="spellEnd"/>
+      <w:proofErr w:type="gramEnd"/>
       <w:r>
         <w:t>/clinic/</w:t>
       </w:r>
@@ -9742,6 +10155,7 @@
         </w:rPr>
         <w:t xml:space="preserve"> </w:t>
       </w:r>
+      <w:proofErr w:type="gramStart"/>
       <w:r>
         <w:rPr>
           <w:rFonts w:ascii="Courier New" w:eastAsia="Times New Roman" w:hAnsi="Courier New" w:cs="Courier New"/>
@@ -9773,7 +10187,19 @@
           <w:szCs w:val="18"/>
           <w14:ligatures w14:val="none"/>
         </w:rPr>
-        <w:t>"coordinates"</w:t>
+        <w:t>"</w:t>
+      </w:r>
+      <w:proofErr w:type="gramEnd"/>
+      <w:r>
+        <w:rPr>
+          <w:rFonts w:ascii="Courier New" w:eastAsia="Times New Roman" w:hAnsi="Courier New" w:cs="Courier New"/>
+          <w:color w:val="9CDCFE"/>
+          <w:kern w:val="0"/>
+          <w:sz w:val="18"/>
+          <w:szCs w:val="18"/>
+          <w14:ligatures w14:val="none"/>
+        </w:rPr>
+        <w:t>coordinates"</w:t>
       </w:r>
       <w:r>
         <w:rPr>
@@ -9852,6 +10278,7 @@
         </w:rPr>
         <w:t>31.2357</w:t>
       </w:r>
+      <w:proofErr w:type="gramStart"/>
       <w:r>
         <w:rPr>
           <w:rFonts w:ascii="Courier New" w:eastAsia="Times New Roman" w:hAnsi="Courier New" w:cs="Courier New"/>
@@ -9883,7 +10310,19 @@
           <w:szCs w:val="18"/>
           <w14:ligatures w14:val="none"/>
         </w:rPr>
-        <w:t>},</w:t>
+        <w:t>}</w:t>
+      </w:r>
+      <w:proofErr w:type="gramEnd"/>
+      <w:r>
+        <w:rPr>
+          <w:rFonts w:ascii="Courier New" w:eastAsia="Times New Roman" w:hAnsi="Courier New" w:cs="Courier New"/>
+          <w:color w:val="DCDCDC"/>
+          <w:kern w:val="0"/>
+          <w:sz w:val="18"/>
+          <w:szCs w:val="18"/>
+          <w14:ligatures w14:val="none"/>
+        </w:rPr>
+        <w:t>,</w:t>
       </w:r>
     </w:p>
     <w:p>
@@ -10013,6 +10452,7 @@
         </w:rPr>
         <w:t xml:space="preserve">    </w:t>
       </w:r>
+      <w:proofErr w:type="gramStart"/>
       <w:r>
         <w:rPr>
           <w:rFonts w:ascii="Courier New" w:eastAsia="Times New Roman" w:hAnsi="Courier New" w:cs="Courier New"/>
@@ -10044,7 +10484,19 @@
           <w:szCs w:val="18"/>
           <w14:ligatures w14:val="none"/>
         </w:rPr>
-        <w:t>"day"</w:t>
+        <w:t>"</w:t>
+      </w:r>
+      <w:proofErr w:type="gramEnd"/>
+      <w:r>
+        <w:rPr>
+          <w:rFonts w:ascii="Courier New" w:eastAsia="Times New Roman" w:hAnsi="Courier New" w:cs="Courier New"/>
+          <w:color w:val="9CDCFE"/>
+          <w:kern w:val="0"/>
+          <w:sz w:val="18"/>
+          <w:szCs w:val="18"/>
+          <w14:ligatures w14:val="none"/>
+        </w:rPr>
+        <w:t>day"</w:t>
       </w:r>
       <w:r>
         <w:rPr>
@@ -10209,7 +10661,19 @@
           <w:szCs w:val="18"/>
           <w14:ligatures w14:val="none"/>
         </w:rPr>
-        <w:t>"18:00"</w:t>
+        <w:t>"18:00</w:t>
+      </w:r>
+      <w:proofErr w:type="gramStart"/>
+      <w:r>
+        <w:rPr>
+          <w:rFonts w:ascii="Courier New" w:eastAsia="Times New Roman" w:hAnsi="Courier New" w:cs="Courier New"/>
+          <w:color w:val="CE9178"/>
+          <w:kern w:val="0"/>
+          <w:sz w:val="18"/>
+          <w:szCs w:val="18"/>
+          <w14:ligatures w14:val="none"/>
+        </w:rPr>
+        <w:t>"</w:t>
       </w:r>
       <w:r>
         <w:rPr>
@@ -10231,7 +10695,19 @@
           <w:szCs w:val="18"/>
           <w14:ligatures w14:val="none"/>
         </w:rPr>
-        <w:t>},</w:t>
+        <w:t>}</w:t>
+      </w:r>
+      <w:proofErr w:type="gramEnd"/>
+      <w:r>
+        <w:rPr>
+          <w:rFonts w:ascii="Courier New" w:eastAsia="Times New Roman" w:hAnsi="Courier New" w:cs="Courier New"/>
+          <w:color w:val="DCDCDC"/>
+          <w:kern w:val="0"/>
+          <w:sz w:val="18"/>
+          <w:szCs w:val="18"/>
+          <w14:ligatures w14:val="none"/>
+        </w:rPr>
+        <w:t>,</w:t>
       </w:r>
     </w:p>
     <w:p>
@@ -10263,6 +10739,7 @@
         </w:rPr>
         <w:t xml:space="preserve">    </w:t>
       </w:r>
+      <w:proofErr w:type="gramStart"/>
       <w:r>
         <w:rPr>
           <w:rFonts w:ascii="Courier New" w:eastAsia="Times New Roman" w:hAnsi="Courier New" w:cs="Courier New"/>
@@ -10294,7 +10771,19 @@
           <w:szCs w:val="18"/>
           <w14:ligatures w14:val="none"/>
         </w:rPr>
-        <w:t>"day"</w:t>
+        <w:t>"</w:t>
+      </w:r>
+      <w:proofErr w:type="gramEnd"/>
+      <w:r>
+        <w:rPr>
+          <w:rFonts w:ascii="Courier New" w:eastAsia="Times New Roman" w:hAnsi="Courier New" w:cs="Courier New"/>
+          <w:color w:val="9CDCFE"/>
+          <w:kern w:val="0"/>
+          <w:sz w:val="18"/>
+          <w:szCs w:val="18"/>
+          <w14:ligatures w14:val="none"/>
+        </w:rPr>
+        <w:t>day"</w:t>
       </w:r>
       <w:r>
         <w:rPr>
@@ -10459,7 +10948,19 @@
           <w:szCs w:val="18"/>
           <w14:ligatures w14:val="none"/>
         </w:rPr>
-        <w:t>"18:00"</w:t>
+        <w:t>"18:00</w:t>
+      </w:r>
+      <w:proofErr w:type="gramStart"/>
+      <w:r>
+        <w:rPr>
+          <w:rFonts w:ascii="Courier New" w:eastAsia="Times New Roman" w:hAnsi="Courier New" w:cs="Courier New"/>
+          <w:color w:val="CE9178"/>
+          <w:kern w:val="0"/>
+          <w:sz w:val="18"/>
+          <w:szCs w:val="18"/>
+          <w14:ligatures w14:val="none"/>
+        </w:rPr>
+        <w:t>"</w:t>
       </w:r>
       <w:r>
         <w:rPr>
@@ -10483,6 +10984,7 @@
         </w:rPr>
         <w:t>}</w:t>
       </w:r>
+      <w:proofErr w:type="gramEnd"/>
     </w:p>
     <w:p>
       <w:pPr>
@@ -10972,8 +11474,13 @@
         <w:pStyle w:val="Heading1"/>
       </w:pPr>
       <w:r>
-        <w:t>Appointment end points :</w:t>
-      </w:r>
+        <w:t xml:space="preserve">Appointment end </w:t>
+      </w:r>
+      <w:proofErr w:type="gramStart"/>
+      <w:r>
+        <w:t>points :</w:t>
+      </w:r>
+      <w:proofErr w:type="gramEnd"/>
     </w:p>
     <w:p>
       <w:pPr>
@@ -10984,19 +11491,29 @@
         </w:numPr>
       </w:pPr>
       <w:r>
-        <w:t>Search doctor :</w:t>
-      </w:r>
-    </w:p>
-    <w:p>
-      <w:pPr>
-        <w:pStyle w:val="ListParagraph"/>
-        <w:numPr>
-          <w:ilvl w:val="0"/>
-          <w:numId w:val="2"/>
-        </w:numPr>
-      </w:pPr>
-      <w:r>
-        <w:t>Method : get</w:t>
+        <w:t xml:space="preserve">Search </w:t>
+      </w:r>
+      <w:proofErr w:type="gramStart"/>
+      <w:r>
+        <w:t>doctor :</w:t>
+      </w:r>
+      <w:proofErr w:type="gramEnd"/>
+    </w:p>
+    <w:p>
+      <w:pPr>
+        <w:pStyle w:val="ListParagraph"/>
+        <w:numPr>
+          <w:ilvl w:val="0"/>
+          <w:numId w:val="2"/>
+        </w:numPr>
+      </w:pPr>
+      <w:proofErr w:type="gramStart"/>
+      <w:r>
+        <w:t>Method :</w:t>
+      </w:r>
+      <w:proofErr w:type="gramEnd"/>
+      <w:r>
+        <w:t xml:space="preserve"> get</w:t>
       </w:r>
     </w:p>
     <w:p>
@@ -11039,19 +11556,29 @@
         </w:numPr>
       </w:pPr>
       <w:r>
-        <w:t>Book appointment :</w:t>
-      </w:r>
-    </w:p>
-    <w:p>
-      <w:pPr>
-        <w:pStyle w:val="ListParagraph"/>
-        <w:numPr>
-          <w:ilvl w:val="0"/>
-          <w:numId w:val="2"/>
-        </w:numPr>
-      </w:pPr>
-      <w:r>
-        <w:t>Method : post</w:t>
+        <w:t xml:space="preserve">Book </w:t>
+      </w:r>
+      <w:proofErr w:type="gramStart"/>
+      <w:r>
+        <w:t>appointment :</w:t>
+      </w:r>
+      <w:proofErr w:type="gramEnd"/>
+    </w:p>
+    <w:p>
+      <w:pPr>
+        <w:pStyle w:val="ListParagraph"/>
+        <w:numPr>
+          <w:ilvl w:val="0"/>
+          <w:numId w:val="2"/>
+        </w:numPr>
+      </w:pPr>
+      <w:proofErr w:type="gramStart"/>
+      <w:r>
+        <w:t>Method :</w:t>
+      </w:r>
+      <w:proofErr w:type="gramEnd"/>
+      <w:r>
+        <w:t xml:space="preserve"> post</w:t>
       </w:r>
     </w:p>
     <w:p>
@@ -11078,10 +11605,12 @@
         <w:t>/</w:t>
       </w:r>
       <w:proofErr w:type="spellStart"/>
+      <w:proofErr w:type="gramStart"/>
       <w:r>
         <w:t>api</w:t>
       </w:r>
       <w:proofErr w:type="spellEnd"/>
+      <w:proofErr w:type="gramEnd"/>
       <w:r>
         <w:t>/appointments/</w:t>
       </w:r>
@@ -11942,19 +12471,40 @@
         </w:numPr>
       </w:pPr>
       <w:r>
-        <w:t>Get my appointments ( doctor and patient ):</w:t>
-      </w:r>
-    </w:p>
-    <w:p>
-      <w:pPr>
-        <w:pStyle w:val="ListParagraph"/>
-        <w:numPr>
-          <w:ilvl w:val="0"/>
-          <w:numId w:val="2"/>
-        </w:numPr>
-      </w:pPr>
-      <w:r>
-        <w:t xml:space="preserve">Method : get </w:t>
+        <w:t xml:space="preserve">Get my appointments </w:t>
+      </w:r>
+      <w:proofErr w:type="gramStart"/>
+      <w:r>
+        <w:t>( doctor</w:t>
+      </w:r>
+      <w:proofErr w:type="gramEnd"/>
+      <w:r>
+        <w:t xml:space="preserve"> and </w:t>
+      </w:r>
+      <w:proofErr w:type="gramStart"/>
+      <w:r>
+        <w:t>patient )</w:t>
+      </w:r>
+      <w:proofErr w:type="gramEnd"/>
+      <w:r>
+        <w:t>:</w:t>
+      </w:r>
+    </w:p>
+    <w:p>
+      <w:pPr>
+        <w:pStyle w:val="ListParagraph"/>
+        <w:numPr>
+          <w:ilvl w:val="0"/>
+          <w:numId w:val="2"/>
+        </w:numPr>
+      </w:pPr>
+      <w:proofErr w:type="gramStart"/>
+      <w:r>
+        <w:t>Method :</w:t>
+      </w:r>
+      <w:proofErr w:type="gramEnd"/>
+      <w:r>
+        <w:t xml:space="preserve"> get </w:t>
       </w:r>
     </w:p>
     <w:p>
@@ -11994,8 +12544,13 @@
       </w:r>
       <w:proofErr w:type="spellEnd"/>
       <w:r>
-        <w:t>/appointments/my</w:t>
-      </w:r>
+        <w:t>/appointments/</w:t>
+      </w:r>
+      <w:proofErr w:type="gramStart"/>
+      <w:r>
+        <w:t>my</w:t>
+      </w:r>
+      <w:proofErr w:type="gramEnd"/>
     </w:p>
     <w:p>
       <w:pPr>
@@ -12015,19 +12570,29 @@
         </w:numPr>
       </w:pPr>
       <w:r>
-        <w:t>Cancel appointment :</w:t>
-      </w:r>
-    </w:p>
-    <w:p>
-      <w:pPr>
-        <w:pStyle w:val="ListParagraph"/>
-        <w:numPr>
-          <w:ilvl w:val="0"/>
-          <w:numId w:val="2"/>
-        </w:numPr>
-      </w:pPr>
-      <w:r>
-        <w:t xml:space="preserve">Method : delete </w:t>
+        <w:t xml:space="preserve">Cancel </w:t>
+      </w:r>
+      <w:proofErr w:type="gramStart"/>
+      <w:r>
+        <w:t>appointment :</w:t>
+      </w:r>
+      <w:proofErr w:type="gramEnd"/>
+    </w:p>
+    <w:p>
+      <w:pPr>
+        <w:pStyle w:val="ListParagraph"/>
+        <w:numPr>
+          <w:ilvl w:val="0"/>
+          <w:numId w:val="2"/>
+        </w:numPr>
+      </w:pPr>
+      <w:proofErr w:type="gramStart"/>
+      <w:r>
+        <w:t>Method :</w:t>
+      </w:r>
+      <w:proofErr w:type="gramEnd"/>
+      <w:r>
+        <w:t xml:space="preserve"> delete </w:t>
       </w:r>
     </w:p>
     <w:p>
@@ -12054,10 +12619,12 @@
         <w:t>/</w:t>
       </w:r>
       <w:proofErr w:type="spellStart"/>
+      <w:proofErr w:type="gramStart"/>
       <w:r>
         <w:t>api</w:t>
       </w:r>
       <w:proofErr w:type="spellEnd"/>
+      <w:proofErr w:type="gramEnd"/>
       <w:r>
         <w:t>/appointments/</w:t>
       </w:r>
@@ -12089,8 +12656,13 @@
         <w:pStyle w:val="Heading1"/>
       </w:pPr>
       <w:r>
-        <w:t>Reviews end points :</w:t>
-      </w:r>
+        <w:t xml:space="preserve">Reviews end </w:t>
+      </w:r>
+      <w:proofErr w:type="gramStart"/>
+      <w:r>
+        <w:t>points :</w:t>
+      </w:r>
+      <w:proofErr w:type="gramEnd"/>
     </w:p>
     <w:p>
       <w:pPr>
@@ -12104,8 +12676,16 @@
         <w:rPr>
           <w:lang w:bidi="ar-EG"/>
         </w:rPr>
-        <w:t>Add review :</w:t>
-      </w:r>
+        <w:t xml:space="preserve">Add </w:t>
+      </w:r>
+      <w:proofErr w:type="gramStart"/>
+      <w:r>
+        <w:rPr>
+          <w:lang w:bidi="ar-EG"/>
+        </w:rPr>
+        <w:t>review :</w:t>
+      </w:r>
+      <w:proofErr w:type="gramEnd"/>
     </w:p>
     <w:p>
       <w:pPr>
@@ -12127,8 +12707,13 @@
           <w:numId w:val="2"/>
         </w:numPr>
       </w:pPr>
-      <w:r>
-        <w:t xml:space="preserve">Method : post </w:t>
+      <w:proofErr w:type="gramStart"/>
+      <w:r>
+        <w:t>Method :</w:t>
+      </w:r>
+      <w:proofErr w:type="gramEnd"/>
+      <w:r>
+        <w:t xml:space="preserve"> post </w:t>
       </w:r>
     </w:p>
     <w:p>
@@ -12521,22 +13106,32 @@
         </w:numPr>
       </w:pPr>
       <w:r>
-        <w:t>get doctor's reviews</w:t>
+        <w:t xml:space="preserve">get doctor's </w:t>
+      </w:r>
+      <w:proofErr w:type="gramStart"/>
+      <w:r>
+        <w:t>reviews</w:t>
       </w:r>
       <w:r>
         <w:t xml:space="preserve"> :</w:t>
       </w:r>
-    </w:p>
-    <w:p>
-      <w:pPr>
-        <w:pStyle w:val="ListParagraph"/>
-        <w:numPr>
-          <w:ilvl w:val="0"/>
-          <w:numId w:val="2"/>
-        </w:numPr>
-      </w:pPr>
-      <w:r>
-        <w:t>method : get</w:t>
+      <w:proofErr w:type="gramEnd"/>
+    </w:p>
+    <w:p>
+      <w:pPr>
+        <w:pStyle w:val="ListParagraph"/>
+        <w:numPr>
+          <w:ilvl w:val="0"/>
+          <w:numId w:val="2"/>
+        </w:numPr>
+      </w:pPr>
+      <w:proofErr w:type="gramStart"/>
+      <w:r>
+        <w:t>method :</w:t>
+      </w:r>
+      <w:proofErr w:type="gramEnd"/>
+      <w:r>
+        <w:t xml:space="preserve"> get</w:t>
       </w:r>
     </w:p>
     <w:p>
@@ -12583,8 +13178,13 @@
         </w:numPr>
       </w:pPr>
       <w:r>
-        <w:t>Get my reviews :</w:t>
-      </w:r>
+        <w:t xml:space="preserve">Get my </w:t>
+      </w:r>
+      <w:proofErr w:type="gramStart"/>
+      <w:r>
+        <w:t>reviews :</w:t>
+      </w:r>
+      <w:proofErr w:type="gramEnd"/>
     </w:p>
     <w:p>
       <w:pPr>
@@ -12607,8 +13207,13 @@
           <w:numId w:val="2"/>
         </w:numPr>
       </w:pPr>
-      <w:r>
-        <w:t>Method : get</w:t>
+      <w:proofErr w:type="gramStart"/>
+      <w:r>
+        <w:t>Method :</w:t>
+      </w:r>
+      <w:proofErr w:type="gramEnd"/>
+      <w:r>
+        <w:t xml:space="preserve"> get</w:t>
       </w:r>
     </w:p>
     <w:p>
@@ -12660,8 +13265,16 @@
         <w:rPr>
           <w:lang w:bidi="ar-EG"/>
         </w:rPr>
-        <w:t>Update reviews :</w:t>
-      </w:r>
+        <w:t xml:space="preserve">Update </w:t>
+      </w:r>
+      <w:proofErr w:type="gramStart"/>
+      <w:r>
+        <w:rPr>
+          <w:lang w:bidi="ar-EG"/>
+        </w:rPr>
+        <w:t>reviews :</w:t>
+      </w:r>
+      <w:proofErr w:type="gramEnd"/>
     </w:p>
     <w:p>
       <w:pPr>
@@ -12683,8 +13296,13 @@
           <w:numId w:val="2"/>
         </w:numPr>
       </w:pPr>
-      <w:r>
-        <w:t xml:space="preserve">Method : put </w:t>
+      <w:proofErr w:type="gramStart"/>
+      <w:r>
+        <w:t>Method :</w:t>
+      </w:r>
+      <w:proofErr w:type="gramEnd"/>
+      <w:r>
+        <w:t xml:space="preserve"> put </w:t>
       </w:r>
     </w:p>
     <w:p>
@@ -12699,10 +13317,12 @@
         <w:t>/</w:t>
       </w:r>
       <w:proofErr w:type="spellStart"/>
+      <w:proofErr w:type="gramStart"/>
       <w:r>
         <w:t>api</w:t>
       </w:r>
       <w:proofErr w:type="spellEnd"/>
+      <w:proofErr w:type="gramEnd"/>
       <w:r>
         <w:t>/reviews/</w:t>
       </w:r>
@@ -13003,8 +13623,16 @@
         <w:rPr>
           <w:lang w:bidi="ar-EG"/>
         </w:rPr>
-        <w:t>Delete review :</w:t>
-      </w:r>
+        <w:t xml:space="preserve">Delete </w:t>
+      </w:r>
+      <w:proofErr w:type="gramStart"/>
+      <w:r>
+        <w:rPr>
+          <w:lang w:bidi="ar-EG"/>
+        </w:rPr>
+        <w:t>review :</w:t>
+      </w:r>
+      <w:proofErr w:type="gramEnd"/>
     </w:p>
     <w:p>
       <w:pPr>
@@ -13026,8 +13654,13 @@
           <w:numId w:val="2"/>
         </w:numPr>
       </w:pPr>
-      <w:r>
-        <w:t xml:space="preserve">Method : delete  </w:t>
+      <w:proofErr w:type="gramStart"/>
+      <w:r>
+        <w:t>Method :</w:t>
+      </w:r>
+      <w:proofErr w:type="gramEnd"/>
+      <w:r>
+        <w:t xml:space="preserve"> delete  </w:t>
       </w:r>
     </w:p>
     <w:p>
@@ -13042,10 +13675,12 @@
         <w:t>/</w:t>
       </w:r>
       <w:proofErr w:type="spellStart"/>
+      <w:proofErr w:type="gramStart"/>
       <w:r>
         <w:t>api</w:t>
       </w:r>
       <w:proofErr w:type="spellEnd"/>
+      <w:proofErr w:type="gramEnd"/>
       <w:r>
         <w:t>/reviews/</w:t>
       </w:r>
@@ -13091,20 +13726,30 @@
         <w:pStyle w:val="Heading1"/>
       </w:pPr>
       <w:r>
-        <w:t>Admin end points :</w:t>
-      </w:r>
-    </w:p>
-    <w:p>
-      <w:pPr>
-        <w:pStyle w:val="ListParagraph"/>
-        <w:numPr>
-          <w:ilvl w:val="0"/>
-          <w:numId w:val="2"/>
-        </w:numPr>
-      </w:pPr>
-      <w:r>
-        <w:t>First admin login to get access token :</w:t>
-      </w:r>
+        <w:t xml:space="preserve">Admin end </w:t>
+      </w:r>
+      <w:proofErr w:type="gramStart"/>
+      <w:r>
+        <w:t>points :</w:t>
+      </w:r>
+      <w:proofErr w:type="gramEnd"/>
+    </w:p>
+    <w:p>
+      <w:pPr>
+        <w:pStyle w:val="ListParagraph"/>
+        <w:numPr>
+          <w:ilvl w:val="0"/>
+          <w:numId w:val="2"/>
+        </w:numPr>
+      </w:pPr>
+      <w:r>
+        <w:t xml:space="preserve">First admin login to get access </w:t>
+      </w:r>
+      <w:proofErr w:type="gramStart"/>
+      <w:r>
+        <w:t>token :</w:t>
+      </w:r>
+      <w:proofErr w:type="gramEnd"/>
     </w:p>
     <w:p>
       <w:pPr>
@@ -13312,19 +13957,29 @@
         </w:numPr>
       </w:pPr>
       <w:r>
-        <w:t>Get states :</w:t>
-      </w:r>
-    </w:p>
-    <w:p>
-      <w:pPr>
-        <w:pStyle w:val="ListParagraph"/>
-        <w:numPr>
-          <w:ilvl w:val="0"/>
-          <w:numId w:val="2"/>
-        </w:numPr>
-      </w:pPr>
-      <w:r>
-        <w:t>Method : get</w:t>
+        <w:t xml:space="preserve">Get </w:t>
+      </w:r>
+      <w:proofErr w:type="gramStart"/>
+      <w:r>
+        <w:t>states :</w:t>
+      </w:r>
+      <w:proofErr w:type="gramEnd"/>
+    </w:p>
+    <w:p>
+      <w:pPr>
+        <w:pStyle w:val="ListParagraph"/>
+        <w:numPr>
+          <w:ilvl w:val="0"/>
+          <w:numId w:val="2"/>
+        </w:numPr>
+      </w:pPr>
+      <w:proofErr w:type="gramStart"/>
+      <w:r>
+        <w:t>Method :</w:t>
+      </w:r>
+      <w:proofErr w:type="gramEnd"/>
+      <w:r>
+        <w:t xml:space="preserve"> get</w:t>
       </w:r>
     </w:p>
     <w:p>
@@ -13368,22 +14023,32 @@
         </w:numPr>
       </w:pPr>
       <w:r>
-        <w:t>get users</w:t>
+        <w:t xml:space="preserve">get </w:t>
+      </w:r>
+      <w:proofErr w:type="gramStart"/>
+      <w:r>
+        <w:t>users</w:t>
       </w:r>
       <w:r>
         <w:t xml:space="preserve"> :</w:t>
       </w:r>
-    </w:p>
-    <w:p>
-      <w:pPr>
-        <w:pStyle w:val="ListParagraph"/>
-        <w:numPr>
-          <w:ilvl w:val="0"/>
-          <w:numId w:val="2"/>
-        </w:numPr>
-      </w:pPr>
-      <w:r>
-        <w:t>method : get</w:t>
+      <w:proofErr w:type="gramEnd"/>
+    </w:p>
+    <w:p>
+      <w:pPr>
+        <w:pStyle w:val="ListParagraph"/>
+        <w:numPr>
+          <w:ilvl w:val="0"/>
+          <w:numId w:val="2"/>
+        </w:numPr>
+      </w:pPr>
+      <w:proofErr w:type="gramStart"/>
+      <w:r>
+        <w:t>method :</w:t>
+      </w:r>
+      <w:proofErr w:type="gramEnd"/>
+      <w:r>
+        <w:t xml:space="preserve"> get</w:t>
       </w:r>
     </w:p>
     <w:p>
@@ -13427,19 +14092,29 @@
         </w:numPr>
       </w:pPr>
       <w:r>
-        <w:t>Get user by role :</w:t>
-      </w:r>
-    </w:p>
-    <w:p>
-      <w:pPr>
-        <w:pStyle w:val="ListParagraph"/>
-        <w:numPr>
-          <w:ilvl w:val="0"/>
-          <w:numId w:val="2"/>
-        </w:numPr>
-      </w:pPr>
-      <w:r>
-        <w:t>Method : get</w:t>
+        <w:t xml:space="preserve">Get user by </w:t>
+      </w:r>
+      <w:proofErr w:type="gramStart"/>
+      <w:r>
+        <w:t>role :</w:t>
+      </w:r>
+      <w:proofErr w:type="gramEnd"/>
+    </w:p>
+    <w:p>
+      <w:pPr>
+        <w:pStyle w:val="ListParagraph"/>
+        <w:numPr>
+          <w:ilvl w:val="0"/>
+          <w:numId w:val="2"/>
+        </w:numPr>
+      </w:pPr>
+      <w:proofErr w:type="gramStart"/>
+      <w:r>
+        <w:t>Method :</w:t>
+      </w:r>
+      <w:proofErr w:type="gramEnd"/>
+      <w:r>
+        <w:t xml:space="preserve"> get</w:t>
       </w:r>
     </w:p>
     <w:p>
@@ -13459,11 +14134,16 @@
       </w:r>
       <w:proofErr w:type="spellEnd"/>
       <w:r>
-        <w:t>/admin/users/role/</w:t>
+        <w:t>/admin/users/role</w:t>
+      </w:r>
+      <w:proofErr w:type="gramStart"/>
+      <w:r>
+        <w:t>/</w:t>
       </w:r>
       <w:r>
         <w:t>:role</w:t>
       </w:r>
+      <w:proofErr w:type="gramEnd"/>
     </w:p>
     <w:p>
       <w:pPr>
@@ -13475,19 +14155,29 @@
       </w:pPr>
       <w:r>
         <w:lastRenderedPageBreak/>
-        <w:t>Get users pending :</w:t>
-      </w:r>
-    </w:p>
-    <w:p>
-      <w:pPr>
-        <w:pStyle w:val="ListParagraph"/>
-        <w:numPr>
-          <w:ilvl w:val="0"/>
-          <w:numId w:val="2"/>
-        </w:numPr>
-      </w:pPr>
-      <w:r>
-        <w:t xml:space="preserve">Method : get </w:t>
+        <w:t xml:space="preserve">Get users </w:t>
+      </w:r>
+      <w:proofErr w:type="gramStart"/>
+      <w:r>
+        <w:t>pending :</w:t>
+      </w:r>
+      <w:proofErr w:type="gramEnd"/>
+    </w:p>
+    <w:p>
+      <w:pPr>
+        <w:pStyle w:val="ListParagraph"/>
+        <w:numPr>
+          <w:ilvl w:val="0"/>
+          <w:numId w:val="2"/>
+        </w:numPr>
+      </w:pPr>
+      <w:proofErr w:type="gramStart"/>
+      <w:r>
+        <w:t>Method :</w:t>
+      </w:r>
+      <w:proofErr w:type="gramEnd"/>
+      <w:r>
+        <w:t xml:space="preserve"> get </w:t>
       </w:r>
     </w:p>
     <w:p>
@@ -13519,7 +14209,31 @@
         </w:numPr>
       </w:pPr>
       <w:r>
-        <w:t>[ doctor , lab , pharmacy ] profiles which need to activate</w:t>
+        <w:t xml:space="preserve">[ </w:t>
+      </w:r>
+      <w:proofErr w:type="gramStart"/>
+      <w:r>
+        <w:t>doctor ,</w:t>
+      </w:r>
+      <w:proofErr w:type="gramEnd"/>
+      <w:r>
+        <w:t xml:space="preserve"> </w:t>
+      </w:r>
+      <w:proofErr w:type="gramStart"/>
+      <w:r>
+        <w:t>lab ,</w:t>
+      </w:r>
+      <w:proofErr w:type="gramEnd"/>
+      <w:r>
+        <w:t xml:space="preserve"> </w:t>
+      </w:r>
+      <w:proofErr w:type="gramStart"/>
+      <w:r>
+        <w:t>pharmacy ]</w:t>
+      </w:r>
+      <w:proofErr w:type="gramEnd"/>
+      <w:r>
+        <w:t xml:space="preserve"> profiles which need to activate</w:t>
       </w:r>
     </w:p>
     <w:p>
@@ -13531,19 +14245,29 @@
         </w:numPr>
       </w:pPr>
       <w:r>
-        <w:t>Activate user :</w:t>
-      </w:r>
-    </w:p>
-    <w:p>
-      <w:pPr>
-        <w:pStyle w:val="ListParagraph"/>
-        <w:numPr>
-          <w:ilvl w:val="0"/>
-          <w:numId w:val="2"/>
-        </w:numPr>
-      </w:pPr>
-      <w:r>
-        <w:t>Method : patch</w:t>
+        <w:t xml:space="preserve">Activate </w:t>
+      </w:r>
+      <w:proofErr w:type="gramStart"/>
+      <w:r>
+        <w:t>user :</w:t>
+      </w:r>
+      <w:proofErr w:type="gramEnd"/>
+    </w:p>
+    <w:p>
+      <w:pPr>
+        <w:pStyle w:val="ListParagraph"/>
+        <w:numPr>
+          <w:ilvl w:val="0"/>
+          <w:numId w:val="2"/>
+        </w:numPr>
+      </w:pPr>
+      <w:proofErr w:type="gramStart"/>
+      <w:r>
+        <w:t>Method :</w:t>
+      </w:r>
+      <w:proofErr w:type="gramEnd"/>
+      <w:r>
+        <w:t xml:space="preserve"> patch</w:t>
       </w:r>
     </w:p>
     <w:p>
@@ -13595,7 +14319,31 @@
         </w:numPr>
       </w:pPr>
       <w:r>
-        <w:t>activate [ doctor , lab , pharmacy ] profile and automatic send email</w:t>
+        <w:t xml:space="preserve">activate [ </w:t>
+      </w:r>
+      <w:proofErr w:type="gramStart"/>
+      <w:r>
+        <w:t>doctor ,</w:t>
+      </w:r>
+      <w:proofErr w:type="gramEnd"/>
+      <w:r>
+        <w:t xml:space="preserve"> </w:t>
+      </w:r>
+      <w:proofErr w:type="gramStart"/>
+      <w:r>
+        <w:t>lab ,</w:t>
+      </w:r>
+      <w:proofErr w:type="gramEnd"/>
+      <w:r>
+        <w:t xml:space="preserve"> </w:t>
+      </w:r>
+      <w:proofErr w:type="gramStart"/>
+      <w:r>
+        <w:t>pharmacy ]</w:t>
+      </w:r>
+      <w:proofErr w:type="gramEnd"/>
+      <w:r>
+        <w:t xml:space="preserve"> profile and automatic send email</w:t>
       </w:r>
     </w:p>
     <w:p>
@@ -13607,19 +14355,32 @@
         </w:numPr>
       </w:pPr>
       <w:r>
-        <w:t>deactivate user profile :</w:t>
-      </w:r>
-    </w:p>
-    <w:p>
-      <w:pPr>
-        <w:pStyle w:val="ListParagraph"/>
-        <w:numPr>
-          <w:ilvl w:val="0"/>
-          <w:numId w:val="2"/>
-        </w:numPr>
-      </w:pPr>
-      <w:r>
-        <w:t xml:space="preserve"> Method : patch</w:t>
+        <w:t xml:space="preserve">deactivate user </w:t>
+      </w:r>
+      <w:proofErr w:type="gramStart"/>
+      <w:r>
+        <w:t>profile :</w:t>
+      </w:r>
+      <w:proofErr w:type="gramEnd"/>
+    </w:p>
+    <w:p>
+      <w:pPr>
+        <w:pStyle w:val="ListParagraph"/>
+        <w:numPr>
+          <w:ilvl w:val="0"/>
+          <w:numId w:val="2"/>
+        </w:numPr>
+      </w:pPr>
+      <w:r>
+        <w:t xml:space="preserve"> </w:t>
+      </w:r>
+      <w:proofErr w:type="gramStart"/>
+      <w:r>
+        <w:t>Method :</w:t>
+      </w:r>
+      <w:proofErr w:type="gramEnd"/>
+      <w:r>
+        <w:t xml:space="preserve"> patch</w:t>
       </w:r>
     </w:p>
     <w:p>
@@ -13671,19 +14432,29 @@
         </w:numPr>
       </w:pPr>
       <w:r>
-        <w:t>delete user account :</w:t>
-      </w:r>
-    </w:p>
-    <w:p>
-      <w:pPr>
-        <w:pStyle w:val="ListParagraph"/>
-        <w:numPr>
-          <w:ilvl w:val="0"/>
-          <w:numId w:val="2"/>
-        </w:numPr>
-      </w:pPr>
-      <w:r>
-        <w:t>method : delete</w:t>
+        <w:t xml:space="preserve">delete user </w:t>
+      </w:r>
+      <w:proofErr w:type="gramStart"/>
+      <w:r>
+        <w:t>account :</w:t>
+      </w:r>
+      <w:proofErr w:type="gramEnd"/>
+    </w:p>
+    <w:p>
+      <w:pPr>
+        <w:pStyle w:val="ListParagraph"/>
+        <w:numPr>
+          <w:ilvl w:val="0"/>
+          <w:numId w:val="2"/>
+        </w:numPr>
+      </w:pPr>
+      <w:proofErr w:type="gramStart"/>
+      <w:r>
+        <w:t>method :</w:t>
+      </w:r>
+      <w:proofErr w:type="gramEnd"/>
+      <w:r>
+        <w:t xml:space="preserve"> delete</w:t>
       </w:r>
     </w:p>
     <w:p>
@@ -13735,8 +14506,235 @@
     <w:p>
       <w:pPr>
         <w:rPr>
-          <w:lang w:bidi="ar-EG"/>
-        </w:rPr>
+          <w:rFonts w:asciiTheme="majorHAnsi" w:eastAsiaTheme="majorEastAsia" w:hAnsiTheme="majorHAnsi" w:cstheme="majorBidi"/>
+          <w:color w:val="0F4761" w:themeColor="accent1" w:themeShade="BF"/>
+          <w:sz w:val="40"/>
+          <w:szCs w:val="40"/>
+        </w:rPr>
+      </w:pPr>
+    </w:p>
+    <w:p>
+      <w:pPr>
+        <w:rPr>
+          <w:rFonts w:asciiTheme="majorHAnsi" w:eastAsiaTheme="majorEastAsia" w:hAnsiTheme="majorHAnsi" w:cstheme="majorBidi"/>
+          <w:color w:val="0F4761" w:themeColor="accent1" w:themeShade="BF"/>
+          <w:sz w:val="40"/>
+          <w:szCs w:val="40"/>
+        </w:rPr>
+      </w:pPr>
+    </w:p>
+    <w:p>
+      <w:pPr>
+        <w:rPr>
+          <w:rFonts w:asciiTheme="majorHAnsi" w:eastAsiaTheme="majorEastAsia" w:hAnsiTheme="majorHAnsi" w:cstheme="majorBidi"/>
+          <w:color w:val="0F4761" w:themeColor="accent1" w:themeShade="BF"/>
+          <w:sz w:val="40"/>
+          <w:szCs w:val="40"/>
+        </w:rPr>
+      </w:pPr>
+    </w:p>
+    <w:p>
+      <w:pPr>
+        <w:rPr>
+          <w:rFonts w:asciiTheme="majorHAnsi" w:eastAsiaTheme="majorEastAsia" w:hAnsiTheme="majorHAnsi" w:cstheme="majorBidi"/>
+          <w:color w:val="0F4761" w:themeColor="accent1" w:themeShade="BF"/>
+          <w:sz w:val="40"/>
+          <w:szCs w:val="40"/>
+        </w:rPr>
+      </w:pPr>
+    </w:p>
+    <w:p>
+      <w:pPr>
+        <w:rPr>
+          <w:rFonts w:asciiTheme="majorHAnsi" w:eastAsiaTheme="majorEastAsia" w:hAnsiTheme="majorHAnsi" w:cstheme="majorBidi"/>
+          <w:color w:val="0F4761" w:themeColor="accent1" w:themeShade="BF"/>
+          <w:sz w:val="40"/>
+          <w:szCs w:val="40"/>
+        </w:rPr>
+      </w:pPr>
+    </w:p>
+    <w:p>
+      <w:pPr>
+        <w:rPr>
+          <w:rFonts w:asciiTheme="majorHAnsi" w:eastAsiaTheme="majorEastAsia" w:hAnsiTheme="majorHAnsi" w:cstheme="majorBidi"/>
+          <w:color w:val="0F4761" w:themeColor="accent1" w:themeShade="BF"/>
+          <w:sz w:val="40"/>
+          <w:szCs w:val="40"/>
+        </w:rPr>
+      </w:pPr>
+    </w:p>
+    <w:p>
+      <w:pPr>
+        <w:rPr>
+          <w:rFonts w:asciiTheme="majorHAnsi" w:eastAsiaTheme="majorEastAsia" w:hAnsiTheme="majorHAnsi" w:cstheme="majorBidi"/>
+          <w:color w:val="0F4761" w:themeColor="accent1" w:themeShade="BF"/>
+          <w:sz w:val="40"/>
+          <w:szCs w:val="40"/>
+        </w:rPr>
+      </w:pPr>
+    </w:p>
+    <w:p>
+      <w:pPr>
+        <w:rPr>
+          <w:rFonts w:asciiTheme="majorHAnsi" w:eastAsiaTheme="majorEastAsia" w:hAnsiTheme="majorHAnsi" w:cstheme="majorBidi"/>
+          <w:color w:val="0F4761" w:themeColor="accent1" w:themeShade="BF"/>
+          <w:sz w:val="40"/>
+          <w:szCs w:val="40"/>
+        </w:rPr>
+      </w:pPr>
+    </w:p>
+    <w:p>
+      <w:pPr>
+        <w:rPr>
+          <w:rFonts w:asciiTheme="majorHAnsi" w:eastAsiaTheme="majorEastAsia" w:hAnsiTheme="majorHAnsi" w:cstheme="majorBidi"/>
+          <w:color w:val="0F4761" w:themeColor="accent1" w:themeShade="BF"/>
+          <w:sz w:val="40"/>
+          <w:szCs w:val="40"/>
+        </w:rPr>
+      </w:pPr>
+    </w:p>
+    <w:p>
+      <w:pPr>
+        <w:rPr>
+          <w:rFonts w:asciiTheme="majorHAnsi" w:eastAsiaTheme="majorEastAsia" w:hAnsiTheme="majorHAnsi" w:cstheme="majorBidi"/>
+          <w:color w:val="0F4761" w:themeColor="accent1" w:themeShade="BF"/>
+          <w:sz w:val="40"/>
+          <w:szCs w:val="40"/>
+        </w:rPr>
+      </w:pPr>
+      <w:r>
+        <w:rPr>
+          <w:rFonts w:asciiTheme="majorHAnsi" w:eastAsiaTheme="majorEastAsia" w:hAnsiTheme="majorHAnsi" w:cstheme="majorBidi"/>
+          <w:color w:val="0F4761" w:themeColor="accent1" w:themeShade="BF"/>
+          <w:sz w:val="40"/>
+          <w:szCs w:val="40"/>
+        </w:rPr>
+        <w:lastRenderedPageBreak/>
+        <w:t>lab report ai end point</w:t>
+      </w:r>
+      <w:r>
+        <w:rPr>
+          <w:rFonts w:asciiTheme="majorHAnsi" w:eastAsiaTheme="majorEastAsia" w:hAnsiTheme="majorHAnsi" w:cstheme="majorBidi"/>
+          <w:color w:val="0F4761" w:themeColor="accent1" w:themeShade="BF"/>
+          <w:sz w:val="40"/>
+          <w:szCs w:val="40"/>
+        </w:rPr>
+        <w:t>:</w:t>
+      </w:r>
+    </w:p>
+    <w:p>
+      <w:pPr>
+        <w:pStyle w:val="ListParagraph"/>
+        <w:numPr>
+          <w:ilvl w:val="0"/>
+          <w:numId w:val="16"/>
+        </w:numPr>
+      </w:pPr>
+      <w:r>
+        <w:t>upload a pdf or image with any extension of a lab report:</w:t>
+      </w:r>
+    </w:p>
+    <w:p>
+      <w:pPr>
+        <w:pStyle w:val="ListParagraph"/>
+        <w:numPr>
+          <w:ilvl w:val="0"/>
+          <w:numId w:val="17"/>
+        </w:numPr>
+      </w:pPr>
+      <w:proofErr w:type="gramStart"/>
+      <w:r>
+        <w:t>method :</w:t>
+      </w:r>
+      <w:proofErr w:type="gramEnd"/>
+      <w:r>
+        <w:t xml:space="preserve"> post</w:t>
+      </w:r>
+    </w:p>
+    <w:p>
+      <w:pPr>
+        <w:pStyle w:val="ListParagraph"/>
+        <w:numPr>
+          <w:ilvl w:val="0"/>
+          <w:numId w:val="17"/>
+        </w:numPr>
+      </w:pPr>
+      <w:r>
+        <w:t>/</w:t>
+      </w:r>
+      <w:proofErr w:type="spellStart"/>
+      <w:r>
+        <w:t>api</w:t>
+      </w:r>
+      <w:proofErr w:type="spellEnd"/>
+      <w:r>
+        <w:t>/</w:t>
+      </w:r>
+      <w:proofErr w:type="spellStart"/>
+      <w:r>
+        <w:t>labReport</w:t>
+      </w:r>
+      <w:proofErr w:type="spellEnd"/>
+      <w:r>
+        <w:t>/analyze</w:t>
+      </w:r>
+    </w:p>
+    <w:p>
+      <w:pPr>
+        <w:pStyle w:val="ListParagraph"/>
+        <w:numPr>
+          <w:ilvl w:val="0"/>
+          <w:numId w:val="17"/>
+        </w:numPr>
+      </w:pPr>
+      <w:r>
+        <w:t>Response:</w:t>
+      </w:r>
+      <w:r>
+        <w:t xml:space="preserve"> </w:t>
+      </w:r>
+      <w:r>
+        <w:drawing>
+          <wp:inline distT="0" distB="0" distL="0" distR="0" wp14:anchorId="082EA1A5" wp14:editId="70068CE8">
+            <wp:extent cx="5943600" cy="2982595"/>
+            <wp:effectExtent l="0" t="0" r="0" b="8255"/>
+            <wp:docPr id="234136763" name="Picture 1"/>
+            <wp:cNvGraphicFramePr>
+              <a:graphicFrameLocks xmlns:a="http://schemas.openxmlformats.org/drawingml/2006/main" noChangeAspect="1"/>
+            </wp:cNvGraphicFramePr>
+            <a:graphic xmlns:a="http://schemas.openxmlformats.org/drawingml/2006/main">
+              <a:graphicData uri="http://schemas.openxmlformats.org/drawingml/2006/picture">
+                <pic:pic xmlns:pic="http://schemas.openxmlformats.org/drawingml/2006/picture">
+                  <pic:nvPicPr>
+                    <pic:cNvPr id="234136763" name=""/>
+                    <pic:cNvPicPr/>
+                  </pic:nvPicPr>
+                  <pic:blipFill>
+                    <a:blip r:embed="rId12"/>
+                    <a:stretch>
+                      <a:fillRect/>
+                    </a:stretch>
+                  </pic:blipFill>
+                  <pic:spPr>
+                    <a:xfrm>
+                      <a:off x="0" y="0"/>
+                      <a:ext cx="5943600" cy="2982595"/>
+                    </a:xfrm>
+                    <a:prstGeom prst="rect">
+                      <a:avLst/>
+                    </a:prstGeom>
+                  </pic:spPr>
+                </pic:pic>
+              </a:graphicData>
+            </a:graphic>
+          </wp:inline>
+        </w:drawing>
+      </w:r>
+    </w:p>
+    <w:p>
+      <w:pPr>
+        <w:pStyle w:val="ListParagraph"/>
+        <w:ind w:left="1440"/>
       </w:pPr>
     </w:p>
     <w:sectPr>
@@ -13750,8 +14748,121 @@
 </file>
 
 <file path=word/numbering.xml><?xml version="1.0" encoding="utf-8"?>
-<w:numbering xmlns:wpc="http://schemas.microsoft.com/office/word/2010/wordprocessingCanvas" xmlns:cx="http://schemas.microsoft.com/office/drawing/2014/chartex" xmlns:cx1="http://schemas.microsoft.com/office/drawing/2015/9/8/chartex" xmlns:cx2="http://schemas.microsoft.com/office/drawing/2015/10/21/chartex" xmlns:cx3="http://schemas.microsoft.com/office/drawing/2016/5/9/chartex" xmlns:cx4="http://schemas.microsoft.com/office/drawing/2016/5/10/chartex" xmlns:cx5="http://schemas.microsoft.com/office/drawing/2016/5/11/chartex" xmlns:cx6="http://schemas.microsoft.com/office/drawing/2016/5/12/chartex" xmlns:cx7="http://schemas.microsoft.com/office/drawing/2016/5/13/chartex" xmlns:cx8="http://schemas.microsoft.com/office/drawing/2016/5/14/chartex" xmlns:mc="http://schemas.openxmlformats.org/markup-compatibility/2006" xmlns:aink="http://schemas.microsoft.com/office/drawing/2016/ink" xmlns:am3d="http://schemas.microsoft.com/office/drawing/2017/model3d" xmlns:o="urn:schemas-microsoft-com:office:office" xmlns:oel="http://schemas.microsoft.com/office/2019/extlst" xmlns:r="http://schemas.openxmlformats.org/officeDocument/2006/relationships" xmlns:m="http://schemas.openxmlformats.org/officeDocument/2006/math" xmlns:v="urn:schemas-microsoft-com:vml" xmlns:wp14="http://schemas.microsoft.com/office/word/2010/wordprocessingDrawing" xmlns:wp="http://schemas.openxmlformats.org/drawingml/2006/wordprocessingDrawing" xmlns:w10="urn:schemas-microsoft-com:office:word" xmlns:w="http://schemas.openxmlformats.org/wordprocessingml/2006/main" xmlns:w14="http://schemas.microsoft.com/office/word/2010/wordml" xmlns:w15="http://schemas.microsoft.com/office/word/2012/wordml" xmlns:w16cex="http://schemas.microsoft.com/office/word/2018/wordml/cex" xmlns:w16cid="http://schemas.microsoft.com/office/word/2016/wordml/cid" xmlns:w16="http://schemas.microsoft.com/office/word/2018/wordml" xmlns:w16sdtdh="http://schemas.microsoft.com/office/word/2020/wordml/sdtdatahash" xmlns:w16se="http://schemas.microsoft.com/office/word/2015/wordml/symex" xmlns:wpg="http://schemas.microsoft.com/office/word/2010/wordprocessingGroup" xmlns:wpi="http://schemas.microsoft.com/office/word/2010/wordprocessingInk" xmlns:wne="http://schemas.microsoft.com/office/word/2006/wordml" xmlns:wps="http://schemas.microsoft.com/office/word/2010/wordprocessingShape" mc:Ignorable="w14 w15 w16se w16cid w16 w16cex w16sdtdh wp14">
+<w:numbering xmlns:wpc="http://schemas.microsoft.com/office/word/2010/wordprocessingCanvas" xmlns:cx="http://schemas.microsoft.com/office/drawing/2014/chartex" xmlns:cx1="http://schemas.microsoft.com/office/drawing/2015/9/8/chartex" xmlns:cx2="http://schemas.microsoft.com/office/drawing/2015/10/21/chartex" xmlns:cx3="http://schemas.microsoft.com/office/drawing/2016/5/9/chartex" xmlns:cx4="http://schemas.microsoft.com/office/drawing/2016/5/10/chartex" xmlns:cx5="http://schemas.microsoft.com/office/drawing/2016/5/11/chartex" xmlns:cx6="http://schemas.microsoft.com/office/drawing/2016/5/12/chartex" xmlns:cx7="http://schemas.microsoft.com/office/drawing/2016/5/13/chartex" xmlns:cx8="http://schemas.microsoft.com/office/drawing/2016/5/14/chartex" xmlns:mc="http://schemas.openxmlformats.org/markup-compatibility/2006" xmlns:aink="http://schemas.microsoft.com/office/drawing/2016/ink" xmlns:am3d="http://schemas.microsoft.com/office/drawing/2017/model3d" xmlns:o="urn:schemas-microsoft-com:office:office" xmlns:oel="http://schemas.microsoft.com/office/2019/extlst" xmlns:r="http://schemas.openxmlformats.org/officeDocument/2006/relationships" xmlns:m="http://schemas.openxmlformats.org/officeDocument/2006/math" xmlns:v="urn:schemas-microsoft-com:vml" xmlns:wp14="http://schemas.microsoft.com/office/word/2010/wordprocessingDrawing" xmlns:wp="http://schemas.openxmlformats.org/drawingml/2006/wordprocessingDrawing" xmlns:w10="urn:schemas-microsoft-com:office:word" xmlns:w="http://schemas.openxmlformats.org/wordprocessingml/2006/main" xmlns:w14="http://schemas.microsoft.com/office/word/2010/wordml" xmlns:w15="http://schemas.microsoft.com/office/word/2012/wordml" xmlns:w16cex="http://schemas.microsoft.com/office/word/2018/wordml/cex" xmlns:w16cid="http://schemas.microsoft.com/office/word/2016/wordml/cid" xmlns:w16="http://schemas.microsoft.com/office/word/2018/wordml" xmlns:w16du="http://schemas.microsoft.com/office/word/2023/wordml/word16du" xmlns:w16sdtdh="http://schemas.microsoft.com/office/word/2020/wordml/sdtdatahash" xmlns:w16sdtfl="http://schemas.microsoft.com/office/word/2024/wordml/sdtformatlock" xmlns:w16se="http://schemas.microsoft.com/office/word/2015/wordml/symex" xmlns:wpg="http://schemas.microsoft.com/office/word/2010/wordprocessingGroup" xmlns:wpi="http://schemas.microsoft.com/office/word/2010/wordprocessingInk" xmlns:wne="http://schemas.microsoft.com/office/word/2006/wordml" xmlns:wps="http://schemas.microsoft.com/office/word/2010/wordprocessingShape" mc:Ignorable="w14 w15 w16se w16cid w16 w16cex w16sdtdh w16sdtfl w16du wp14">
   <w:abstractNum w:abstractNumId="0" w15:restartNumberingAfterBreak="0">
+    <w:nsid w:val="0A482B1A"/>
+    <w:multiLevelType w:val="hybridMultilevel"/>
+    <w:tmpl w:val="69F8CFFE"/>
+    <w:lvl w:ilvl="0" w:tplc="08090001">
+      <w:start w:val="1"/>
+      <w:numFmt w:val="bullet"/>
+      <w:lvlText w:val=""/>
+      <w:lvlJc w:val="left"/>
+      <w:pPr>
+        <w:ind w:left="1440" w:hanging="360"/>
+      </w:pPr>
+      <w:rPr>
+        <w:rFonts w:ascii="Symbol" w:hAnsi="Symbol" w:hint="default"/>
+      </w:rPr>
+    </w:lvl>
+    <w:lvl w:ilvl="1" w:tplc="08090003" w:tentative="1">
+      <w:start w:val="1"/>
+      <w:numFmt w:val="bullet"/>
+      <w:lvlText w:val="o"/>
+      <w:lvlJc w:val="left"/>
+      <w:pPr>
+        <w:ind w:left="2160" w:hanging="360"/>
+      </w:pPr>
+      <w:rPr>
+        <w:rFonts w:ascii="Courier New" w:hAnsi="Courier New" w:cs="Courier New" w:hint="default"/>
+      </w:rPr>
+    </w:lvl>
+    <w:lvl w:ilvl="2" w:tplc="08090005" w:tentative="1">
+      <w:start w:val="1"/>
+      <w:numFmt w:val="bullet"/>
+      <w:lvlText w:val=""/>
+      <w:lvlJc w:val="left"/>
+      <w:pPr>
+        <w:ind w:left="2880" w:hanging="360"/>
+      </w:pPr>
+      <w:rPr>
+        <w:rFonts w:ascii="Wingdings" w:hAnsi="Wingdings" w:hint="default"/>
+      </w:rPr>
+    </w:lvl>
+    <w:lvl w:ilvl="3" w:tplc="08090001" w:tentative="1">
+      <w:start w:val="1"/>
+      <w:numFmt w:val="bullet"/>
+      <w:lvlText w:val=""/>
+      <w:lvlJc w:val="left"/>
+      <w:pPr>
+        <w:ind w:left="3600" w:hanging="360"/>
+      </w:pPr>
+      <w:rPr>
+        <w:rFonts w:ascii="Symbol" w:hAnsi="Symbol" w:hint="default"/>
+      </w:rPr>
+    </w:lvl>
+    <w:lvl w:ilvl="4" w:tplc="08090003" w:tentative="1">
+      <w:start w:val="1"/>
+      <w:numFmt w:val="bullet"/>
+      <w:lvlText w:val="o"/>
+      <w:lvlJc w:val="left"/>
+      <w:pPr>
+        <w:ind w:left="4320" w:hanging="360"/>
+      </w:pPr>
+      <w:rPr>
+        <w:rFonts w:ascii="Courier New" w:hAnsi="Courier New" w:cs="Courier New" w:hint="default"/>
+      </w:rPr>
+    </w:lvl>
+    <w:lvl w:ilvl="5" w:tplc="08090005" w:tentative="1">
+      <w:start w:val="1"/>
+      <w:numFmt w:val="bullet"/>
+      <w:lvlText w:val=""/>
+      <w:lvlJc w:val="left"/>
+      <w:pPr>
+        <w:ind w:left="5040" w:hanging="360"/>
+      </w:pPr>
+      <w:rPr>
+        <w:rFonts w:ascii="Wingdings" w:hAnsi="Wingdings" w:hint="default"/>
+      </w:rPr>
+    </w:lvl>
+    <w:lvl w:ilvl="6" w:tplc="08090001" w:tentative="1">
+      <w:start w:val="1"/>
+      <w:numFmt w:val="bullet"/>
+      <w:lvlText w:val=""/>
+      <w:lvlJc w:val="left"/>
+      <w:pPr>
+        <w:ind w:left="5760" w:hanging="360"/>
+      </w:pPr>
+      <w:rPr>
+        <w:rFonts w:ascii="Symbol" w:hAnsi="Symbol" w:hint="default"/>
+      </w:rPr>
+    </w:lvl>
+    <w:lvl w:ilvl="7" w:tplc="08090003" w:tentative="1">
+      <w:start w:val="1"/>
+      <w:numFmt w:val="bullet"/>
+      <w:lvlText w:val="o"/>
+      <w:lvlJc w:val="left"/>
+      <w:pPr>
+        <w:ind w:left="6480" w:hanging="360"/>
+      </w:pPr>
+      <w:rPr>
+        <w:rFonts w:ascii="Courier New" w:hAnsi="Courier New" w:cs="Courier New" w:hint="default"/>
+      </w:rPr>
+    </w:lvl>
+    <w:lvl w:ilvl="8" w:tplc="08090005" w:tentative="1">
+      <w:start w:val="1"/>
+      <w:numFmt w:val="bullet"/>
+      <w:lvlText w:val=""/>
+      <w:lvlJc w:val="left"/>
+      <w:pPr>
+        <w:ind w:left="7200" w:hanging="360"/>
+      </w:pPr>
+      <w:rPr>
+        <w:rFonts w:ascii="Wingdings" w:hAnsi="Wingdings" w:hint="default"/>
+      </w:rPr>
+    </w:lvl>
+  </w:abstractNum>
+  <w:abstractNum w:abstractNumId="1" w15:restartNumberingAfterBreak="0">
     <w:nsid w:val="17AB1ECE"/>
     <w:multiLevelType w:val="hybridMultilevel"/>
     <w:tmpl w:val="2904F5B8"/>
@@ -13840,7 +14951,7 @@
       </w:pPr>
     </w:lvl>
   </w:abstractNum>
-  <w:abstractNum w:abstractNumId="1" w15:restartNumberingAfterBreak="0">
+  <w:abstractNum w:abstractNumId="2" w15:restartNumberingAfterBreak="0">
     <w:nsid w:val="19BB60C1"/>
     <w:multiLevelType w:val="hybridMultilevel"/>
     <w:tmpl w:val="7ACA1D62"/>
@@ -13929,7 +15040,96 @@
       </w:pPr>
     </w:lvl>
   </w:abstractNum>
-  <w:abstractNum w:abstractNumId="2" w15:restartNumberingAfterBreak="0">
+  <w:abstractNum w:abstractNumId="3" w15:restartNumberingAfterBreak="0">
+    <w:nsid w:val="34C650A9"/>
+    <w:multiLevelType w:val="hybridMultilevel"/>
+    <w:tmpl w:val="AFE80EAA"/>
+    <w:lvl w:ilvl="0" w:tplc="0809000F">
+      <w:start w:val="1"/>
+      <w:numFmt w:val="decimal"/>
+      <w:lvlText w:val="%1."/>
+      <w:lvlJc w:val="left"/>
+      <w:pPr>
+        <w:ind w:left="720" w:hanging="360"/>
+      </w:pPr>
+      <w:rPr>
+        <w:rFonts w:hint="default"/>
+      </w:rPr>
+    </w:lvl>
+    <w:lvl w:ilvl="1" w:tplc="08090019" w:tentative="1">
+      <w:start w:val="1"/>
+      <w:numFmt w:val="lowerLetter"/>
+      <w:lvlText w:val="%2."/>
+      <w:lvlJc w:val="left"/>
+      <w:pPr>
+        <w:ind w:left="1440" w:hanging="360"/>
+      </w:pPr>
+    </w:lvl>
+    <w:lvl w:ilvl="2" w:tplc="0809001B" w:tentative="1">
+      <w:start w:val="1"/>
+      <w:numFmt w:val="lowerRoman"/>
+      <w:lvlText w:val="%3."/>
+      <w:lvlJc w:val="right"/>
+      <w:pPr>
+        <w:ind w:left="2160" w:hanging="180"/>
+      </w:pPr>
+    </w:lvl>
+    <w:lvl w:ilvl="3" w:tplc="0809000F" w:tentative="1">
+      <w:start w:val="1"/>
+      <w:numFmt w:val="decimal"/>
+      <w:lvlText w:val="%4."/>
+      <w:lvlJc w:val="left"/>
+      <w:pPr>
+        <w:ind w:left="2880" w:hanging="360"/>
+      </w:pPr>
+    </w:lvl>
+    <w:lvl w:ilvl="4" w:tplc="08090019" w:tentative="1">
+      <w:start w:val="1"/>
+      <w:numFmt w:val="lowerLetter"/>
+      <w:lvlText w:val="%5."/>
+      <w:lvlJc w:val="left"/>
+      <w:pPr>
+        <w:ind w:left="3600" w:hanging="360"/>
+      </w:pPr>
+    </w:lvl>
+    <w:lvl w:ilvl="5" w:tplc="0809001B" w:tentative="1">
+      <w:start w:val="1"/>
+      <w:numFmt w:val="lowerRoman"/>
+      <w:lvlText w:val="%6."/>
+      <w:lvlJc w:val="right"/>
+      <w:pPr>
+        <w:ind w:left="4320" w:hanging="180"/>
+      </w:pPr>
+    </w:lvl>
+    <w:lvl w:ilvl="6" w:tplc="0809000F" w:tentative="1">
+      <w:start w:val="1"/>
+      <w:numFmt w:val="decimal"/>
+      <w:lvlText w:val="%7."/>
+      <w:lvlJc w:val="left"/>
+      <w:pPr>
+        <w:ind w:left="5040" w:hanging="360"/>
+      </w:pPr>
+    </w:lvl>
+    <w:lvl w:ilvl="7" w:tplc="08090019" w:tentative="1">
+      <w:start w:val="1"/>
+      <w:numFmt w:val="lowerLetter"/>
+      <w:lvlText w:val="%8."/>
+      <w:lvlJc w:val="left"/>
+      <w:pPr>
+        <w:ind w:left="5760" w:hanging="360"/>
+      </w:pPr>
+    </w:lvl>
+    <w:lvl w:ilvl="8" w:tplc="0809001B" w:tentative="1">
+      <w:start w:val="1"/>
+      <w:numFmt w:val="lowerRoman"/>
+      <w:lvlText w:val="%9."/>
+      <w:lvlJc w:val="right"/>
+      <w:pPr>
+        <w:ind w:left="6480" w:hanging="180"/>
+      </w:pPr>
+    </w:lvl>
+  </w:abstractNum>
+  <w:abstractNum w:abstractNumId="4" w15:restartNumberingAfterBreak="0">
     <w:nsid w:val="3A5D3776"/>
     <w:multiLevelType w:val="hybridMultilevel"/>
     <w:tmpl w:val="E8886E06"/>
@@ -14042,7 +15242,7 @@
       </w:rPr>
     </w:lvl>
   </w:abstractNum>
-  <w:abstractNum w:abstractNumId="3" w15:restartNumberingAfterBreak="0">
+  <w:abstractNum w:abstractNumId="5" w15:restartNumberingAfterBreak="0">
     <w:nsid w:val="44E12142"/>
     <w:multiLevelType w:val="hybridMultilevel"/>
     <w:tmpl w:val="624C5934"/>
@@ -14131,7 +15331,7 @@
       </w:pPr>
     </w:lvl>
   </w:abstractNum>
-  <w:abstractNum w:abstractNumId="4" w15:restartNumberingAfterBreak="0">
+  <w:abstractNum w:abstractNumId="6" w15:restartNumberingAfterBreak="0">
     <w:nsid w:val="45063B38"/>
     <w:multiLevelType w:val="hybridMultilevel"/>
     <w:tmpl w:val="F0661944"/>
@@ -14220,7 +15420,7 @@
       </w:pPr>
     </w:lvl>
   </w:abstractNum>
-  <w:abstractNum w:abstractNumId="5" w15:restartNumberingAfterBreak="0">
+  <w:abstractNum w:abstractNumId="7" w15:restartNumberingAfterBreak="0">
     <w:nsid w:val="47392B2D"/>
     <w:multiLevelType w:val="hybridMultilevel"/>
     <w:tmpl w:val="32D09EF6"/>
@@ -14309,7 +15509,7 @@
       </w:pPr>
     </w:lvl>
   </w:abstractNum>
-  <w:abstractNum w:abstractNumId="6" w15:restartNumberingAfterBreak="0">
+  <w:abstractNum w:abstractNumId="8" w15:restartNumberingAfterBreak="0">
     <w:nsid w:val="475416A7"/>
     <w:multiLevelType w:val="hybridMultilevel"/>
     <w:tmpl w:val="5FA23BCA"/>
@@ -14398,7 +15598,7 @@
       </w:pPr>
     </w:lvl>
   </w:abstractNum>
-  <w:abstractNum w:abstractNumId="7" w15:restartNumberingAfterBreak="0">
+  <w:abstractNum w:abstractNumId="9" w15:restartNumberingAfterBreak="0">
     <w:nsid w:val="50661DDA"/>
     <w:multiLevelType w:val="hybridMultilevel"/>
     <w:tmpl w:val="EFAE9E04"/>
@@ -14487,7 +15687,7 @@
       </w:pPr>
     </w:lvl>
   </w:abstractNum>
-  <w:abstractNum w:abstractNumId="8" w15:restartNumberingAfterBreak="0">
+  <w:abstractNum w:abstractNumId="10" w15:restartNumberingAfterBreak="0">
     <w:nsid w:val="59305D08"/>
     <w:multiLevelType w:val="hybridMultilevel"/>
     <w:tmpl w:val="D0782BC4"/>
@@ -14576,7 +15776,7 @@
       </w:pPr>
     </w:lvl>
   </w:abstractNum>
-  <w:abstractNum w:abstractNumId="9" w15:restartNumberingAfterBreak="0">
+  <w:abstractNum w:abstractNumId="11" w15:restartNumberingAfterBreak="0">
     <w:nsid w:val="5D6064AF"/>
     <w:multiLevelType w:val="hybridMultilevel"/>
     <w:tmpl w:val="0DC8F48E"/>
@@ -14665,7 +15865,7 @@
       </w:pPr>
     </w:lvl>
   </w:abstractNum>
-  <w:abstractNum w:abstractNumId="10" w15:restartNumberingAfterBreak="0">
+  <w:abstractNum w:abstractNumId="12" w15:restartNumberingAfterBreak="0">
     <w:nsid w:val="60BF3BB8"/>
     <w:multiLevelType w:val="hybridMultilevel"/>
     <w:tmpl w:val="1BF60ACC"/>
@@ -14754,7 +15954,7 @@
       </w:pPr>
     </w:lvl>
   </w:abstractNum>
-  <w:abstractNum w:abstractNumId="11" w15:restartNumberingAfterBreak="0">
+  <w:abstractNum w:abstractNumId="13" w15:restartNumberingAfterBreak="0">
     <w:nsid w:val="61B642AB"/>
     <w:multiLevelType w:val="hybridMultilevel"/>
     <w:tmpl w:val="0B2AC314"/>
@@ -14843,7 +16043,7 @@
       </w:pPr>
     </w:lvl>
   </w:abstractNum>
-  <w:abstractNum w:abstractNumId="12" w15:restartNumberingAfterBreak="0">
+  <w:abstractNum w:abstractNumId="14" w15:restartNumberingAfterBreak="0">
     <w:nsid w:val="62B1735A"/>
     <w:multiLevelType w:val="hybridMultilevel"/>
     <w:tmpl w:val="30360AA4"/>
@@ -14932,7 +16132,7 @@
       </w:pPr>
     </w:lvl>
   </w:abstractNum>
-  <w:abstractNum w:abstractNumId="13" w15:restartNumberingAfterBreak="0">
+  <w:abstractNum w:abstractNumId="15" w15:restartNumberingAfterBreak="0">
     <w:nsid w:val="6F9040D5"/>
     <w:multiLevelType w:val="hybridMultilevel"/>
     <w:tmpl w:val="9D56783A"/>
@@ -15021,7 +16221,7 @@
       </w:pPr>
     </w:lvl>
   </w:abstractNum>
-  <w:abstractNum w:abstractNumId="14" w15:restartNumberingAfterBreak="0">
+  <w:abstractNum w:abstractNumId="16" w15:restartNumberingAfterBreak="0">
     <w:nsid w:val="77E85D0D"/>
     <w:multiLevelType w:val="hybridMultilevel"/>
     <w:tmpl w:val="AEFA1EFE"/>
@@ -15111,55 +16311,61 @@
     </w:lvl>
   </w:abstractNum>
   <w:num w:numId="1" w16cid:durableId="588197280">
+    <w:abstractNumId w:val="7"/>
+  </w:num>
+  <w:num w:numId="2" w16cid:durableId="1790591422">
+    <w:abstractNumId w:val="4"/>
+  </w:num>
+  <w:num w:numId="3" w16cid:durableId="410666581">
+    <w:abstractNumId w:val="10"/>
+  </w:num>
+  <w:num w:numId="4" w16cid:durableId="767238557">
+    <w:abstractNumId w:val="9"/>
+  </w:num>
+  <w:num w:numId="5" w16cid:durableId="617293407">
+    <w:abstractNumId w:val="2"/>
+  </w:num>
+  <w:num w:numId="6" w16cid:durableId="1672440464">
+    <w:abstractNumId w:val="11"/>
+  </w:num>
+  <w:num w:numId="7" w16cid:durableId="1463426644">
+    <w:abstractNumId w:val="8"/>
+  </w:num>
+  <w:num w:numId="8" w16cid:durableId="158738731">
+    <w:abstractNumId w:val="12"/>
+  </w:num>
+  <w:num w:numId="9" w16cid:durableId="191308395">
+    <w:abstractNumId w:val="14"/>
+  </w:num>
+  <w:num w:numId="10" w16cid:durableId="1608349114">
     <w:abstractNumId w:val="5"/>
   </w:num>
-  <w:num w:numId="2" w16cid:durableId="1790591422">
-    <w:abstractNumId w:val="2"/>
-  </w:num>
-  <w:num w:numId="3" w16cid:durableId="410666581">
-    <w:abstractNumId w:val="8"/>
-  </w:num>
-  <w:num w:numId="4" w16cid:durableId="767238557">
-    <w:abstractNumId w:val="7"/>
-  </w:num>
-  <w:num w:numId="5" w16cid:durableId="617293407">
+  <w:num w:numId="11" w16cid:durableId="1543059556">
     <w:abstractNumId w:val="1"/>
   </w:num>
-  <w:num w:numId="6" w16cid:durableId="1672440464">
-    <w:abstractNumId w:val="9"/>
+  <w:num w:numId="12" w16cid:durableId="1674455284">
+    <w:abstractNumId w:val="15"/>
   </w:num>
-  <w:num w:numId="7" w16cid:durableId="1463426644">
+  <w:num w:numId="13" w16cid:durableId="1443918333">
+    <w:abstractNumId w:val="16"/>
+  </w:num>
+  <w:num w:numId="14" w16cid:durableId="1312293393">
+    <w:abstractNumId w:val="13"/>
+  </w:num>
+  <w:num w:numId="15" w16cid:durableId="2091539224">
     <w:abstractNumId w:val="6"/>
   </w:num>
-  <w:num w:numId="8" w16cid:durableId="158738731">
-    <w:abstractNumId w:val="10"/>
-  </w:num>
-  <w:num w:numId="9" w16cid:durableId="191308395">
-    <w:abstractNumId w:val="12"/>
-  </w:num>
-  <w:num w:numId="10" w16cid:durableId="1608349114">
+  <w:num w:numId="16" w16cid:durableId="2123764191">
     <w:abstractNumId w:val="3"/>
   </w:num>
-  <w:num w:numId="11" w16cid:durableId="1543059556">
+  <w:num w:numId="17" w16cid:durableId="2049600238">
     <w:abstractNumId w:val="0"/>
-  </w:num>
-  <w:num w:numId="12" w16cid:durableId="1674455284">
-    <w:abstractNumId w:val="13"/>
-  </w:num>
-  <w:num w:numId="13" w16cid:durableId="1443918333">
-    <w:abstractNumId w:val="14"/>
-  </w:num>
-  <w:num w:numId="14" w16cid:durableId="1312293393">
-    <w:abstractNumId w:val="11"/>
-  </w:num>
-  <w:num w:numId="15" w16cid:durableId="2091539224">
-    <w:abstractNumId w:val="4"/>
   </w:num>
 </w:numbering>
 </file>
 
 <file path=word/styles.xml><?xml version="1.0" encoding="utf-8"?>
-<w:styles xmlns:mc="http://schemas.openxmlformats.org/markup-compatibility/2006" xmlns:r="http://schemas.openxmlformats.org/officeDocument/2006/relationships" xmlns:w="http://schemas.openxmlformats.org/wordprocessingml/2006/main" xmlns:w14="http://schemas.microsoft.com/office/word/2010/wordml" xmlns:w15="http://schemas.microsoft.com/office/word/2012/wordml" xmlns:w16cex="http://schemas.microsoft.com/office/word/2018/wordml/cex" xmlns:w16cid="http://schemas.microsoft.com/office/word/2016/wordml/cid" xmlns:w16="http://schemas.microsoft.com/office/word/2018/wordml" xmlns:w16sdtdh="http://schemas.microsoft.com/office/word/2020/wordml/sdtdatahash" xmlns:w16se="http://schemas.microsoft.com/office/word/2015/wordml/symex" mc:Ignorable="w14 w15 w16se w16cid w16 w16cex w16sdtdh">
+<w:styles xmlns:mc="http://schemas.openxmlformats.org/markup-compatibility/2006" xmlns:r="http://schemas.openxmlformats.org/officeDocument/2006/relationships" xmlns:w="http://schemas.openxmlformats.org/wordprocessingml/2006/main" xmlns:w14="http://schemas.microsoft.com/office/word/2010/wordml" xmlns:w15="http://schemas.microsoft.com/office/word/2012/wordml" xmlns:w16cex="http://schemas.microsoft.com/office/word/2018/wordml/cex" xmlns:w16cid="http://schemas.microsoft.com/office/word/2016/wordml/cid" xmlns:w16="http://schemas.microsoft.com/office/word/2018/wordml" xmlns:w16du="http://schemas.microsoft.com/office/word/2023/wordml/word16du" xmlns:w16sdtdh="http://schemas.microsoft.com/office/word/2020/wordml/sdtdatahash" xmlns:w16sdtfl="http://schemas.microsoft.com/office/word/2024/wordml/sdtformatlock" xmlns:w16se="http://schemas.microsoft.com/office/word/2015/wordml/symex" mc:Ignorable="w14 w15 w16se w16cid w16 w16cex w16sdtdh w16sdtfl w16du">
   <w:docDefaults>
     <w:rPrDefault>
       <w:rPr>

--- a/Backend/New Microsoft Word Document.docx
+++ b/Backend/New Microsoft Word Document.docx
@@ -6,22 +6,40 @@
       <w:pPr>
         <w:pStyle w:val="Title"/>
       </w:pPr>
-      <w:r>
-        <w:t>Shefaa document :</w:t>
-      </w:r>
+      <w:proofErr w:type="spellStart"/>
+      <w:r>
+        <w:t>Shefaa</w:t>
+      </w:r>
+      <w:proofErr w:type="spellEnd"/>
       <w:r>
         <w:t xml:space="preserve"> </w:t>
       </w:r>
+      <w:proofErr w:type="gramStart"/>
+      <w:r>
+        <w:t>document :</w:t>
+      </w:r>
+      <w:proofErr w:type="gramEnd"/>
       <w:r>
         <w:t xml:space="preserve"> </w:t>
       </w:r>
+      <w:r>
+        <w:t xml:space="preserve"> </w:t>
+      </w:r>
     </w:p>
     <w:p>
       <w:pPr>
         <w:pStyle w:val="Subtitle"/>
       </w:pPr>
       <w:r>
-        <w:t xml:space="preserve"> Base URL : </w:t>
+        <w:t xml:space="preserve"> Base </w:t>
+      </w:r>
+      <w:proofErr w:type="gramStart"/>
+      <w:r>
+        <w:t>URL :</w:t>
+      </w:r>
+      <w:proofErr w:type="gramEnd"/>
+      <w:r>
+        <w:t xml:space="preserve"> </w:t>
       </w:r>
       <w:r>
         <w:t>https://shefaa-backend.vercel.app</w:t>
@@ -32,8 +50,13 @@
         <w:pStyle w:val="Heading1"/>
       </w:pPr>
       <w:r>
-        <w:t>User end point :</w:t>
-      </w:r>
+        <w:t xml:space="preserve">User end </w:t>
+      </w:r>
+      <w:proofErr w:type="gramStart"/>
+      <w:r>
+        <w:t>point :</w:t>
+      </w:r>
+      <w:proofErr w:type="gramEnd"/>
       <w:r>
         <w:t xml:space="preserve">    </w:t>
       </w:r>
@@ -58,20 +81,33 @@
           <w:numId w:val="2"/>
         </w:numPr>
       </w:pPr>
-      <w:r>
-        <w:t xml:space="preserve">Method : Post </w:t>
-      </w:r>
-    </w:p>
-    <w:p>
-      <w:pPr>
-        <w:pStyle w:val="ListParagraph"/>
-        <w:numPr>
-          <w:ilvl w:val="0"/>
-          <w:numId w:val="2"/>
-        </w:numPr>
-      </w:pPr>
-      <w:r>
-        <w:t>/api/auth/forgot-password</w:t>
+      <w:proofErr w:type="gramStart"/>
+      <w:r>
+        <w:t>Method :</w:t>
+      </w:r>
+      <w:proofErr w:type="gramEnd"/>
+      <w:r>
+        <w:t xml:space="preserve"> Post </w:t>
+      </w:r>
+    </w:p>
+    <w:p>
+      <w:pPr>
+        <w:pStyle w:val="ListParagraph"/>
+        <w:numPr>
+          <w:ilvl w:val="0"/>
+          <w:numId w:val="2"/>
+        </w:numPr>
+      </w:pPr>
+      <w:r>
+        <w:t>/</w:t>
+      </w:r>
+      <w:proofErr w:type="spellStart"/>
+      <w:r>
+        <w:t>api</w:t>
+      </w:r>
+      <w:proofErr w:type="spellEnd"/>
+      <w:r>
+        <w:t>/auth/forgot-password</w:t>
       </w:r>
     </w:p>
     <w:p>
@@ -261,20 +297,33 @@
           <w:numId w:val="2"/>
         </w:numPr>
       </w:pPr>
-      <w:r>
-        <w:t xml:space="preserve">method : Post </w:t>
-      </w:r>
-    </w:p>
-    <w:p>
-      <w:pPr>
-        <w:pStyle w:val="ListParagraph"/>
-        <w:numPr>
-          <w:ilvl w:val="0"/>
-          <w:numId w:val="2"/>
-        </w:numPr>
-      </w:pPr>
-      <w:r>
-        <w:t>/api/auth/verify-reset-code</w:t>
+      <w:proofErr w:type="gramStart"/>
+      <w:r>
+        <w:t>method :</w:t>
+      </w:r>
+      <w:proofErr w:type="gramEnd"/>
+      <w:r>
+        <w:t xml:space="preserve"> Post </w:t>
+      </w:r>
+    </w:p>
+    <w:p>
+      <w:pPr>
+        <w:pStyle w:val="ListParagraph"/>
+        <w:numPr>
+          <w:ilvl w:val="0"/>
+          <w:numId w:val="2"/>
+        </w:numPr>
+      </w:pPr>
+      <w:r>
+        <w:t>/</w:t>
+      </w:r>
+      <w:proofErr w:type="spellStart"/>
+      <w:r>
+        <w:t>api</w:t>
+      </w:r>
+      <w:proofErr w:type="spellEnd"/>
+      <w:r>
+        <w:t>/auth/verify-reset-code</w:t>
       </w:r>
     </w:p>
     <w:p>
@@ -546,7 +595,11 @@
         </w:rPr>
       </w:pPr>
       <w:r>
-        <w:t xml:space="preserve">User enter the code he got ( </w:t>
+        <w:t xml:space="preserve">User enter the code he got </w:t>
+      </w:r>
+      <w:proofErr w:type="gramStart"/>
+      <w:r>
+        <w:t xml:space="preserve">( </w:t>
       </w:r>
       <w:r>
         <w:rPr>
@@ -554,20 +607,29 @@
           <w:rtl/>
           <w:lang w:bidi="ar-EG"/>
         </w:rPr>
-        <w:t xml:space="preserve">احفظولي الايميل او الفون في </w:t>
-      </w:r>
-      <w:r>
-        <w:rPr>
-          <w:lang w:bidi="ar-EG"/>
-        </w:rPr>
-        <w:t xml:space="preserve">var </w:t>
-      </w:r>
+        <w:t>احفظولي</w:t>
+      </w:r>
+      <w:proofErr w:type="gramEnd"/>
       <w:r>
         <w:rPr>
           <w:rFonts w:hint="cs"/>
           <w:rtl/>
           <w:lang w:bidi="ar-EG"/>
         </w:rPr>
+        <w:t xml:space="preserve"> الايميل او الفون في </w:t>
+      </w:r>
+      <w:r>
+        <w:rPr>
+          <w:lang w:bidi="ar-EG"/>
+        </w:rPr>
+        <w:t xml:space="preserve">var </w:t>
+      </w:r>
+      <w:r>
+        <w:rPr>
+          <w:rFonts w:hint="cs"/>
+          <w:rtl/>
+          <w:lang w:bidi="ar-EG"/>
+        </w:rPr>
         <w:t>عشان يتعرف ان ده بتاعه (</w:t>
       </w:r>
     </w:p>
@@ -606,43 +668,73 @@
         <w:rPr>
           <w:lang w:bidi="ar-EG"/>
         </w:rPr>
-        <w:t>Reset password :</w:t>
-      </w:r>
-    </w:p>
-    <w:p>
-      <w:pPr>
-        <w:pStyle w:val="ListParagraph"/>
-        <w:numPr>
-          <w:ilvl w:val="0"/>
-          <w:numId w:val="2"/>
-        </w:numPr>
-        <w:rPr>
-          <w:lang w:bidi="ar-EG"/>
-        </w:rPr>
-      </w:pPr>
-      <w:r>
-        <w:rPr>
-          <w:lang w:bidi="ar-EG"/>
-        </w:rPr>
-        <w:t>Method : Post</w:t>
-      </w:r>
-    </w:p>
-    <w:p>
-      <w:pPr>
-        <w:pStyle w:val="ListParagraph"/>
-        <w:numPr>
-          <w:ilvl w:val="0"/>
-          <w:numId w:val="2"/>
-        </w:numPr>
-        <w:rPr>
-          <w:lang w:bidi="ar-EG"/>
-        </w:rPr>
-      </w:pPr>
-      <w:r>
-        <w:rPr>
-          <w:lang w:bidi="ar-EG"/>
-        </w:rPr>
-        <w:t>/api/auth/reset-password</w:t>
+        <w:t xml:space="preserve">Reset </w:t>
+      </w:r>
+      <w:proofErr w:type="gramStart"/>
+      <w:r>
+        <w:rPr>
+          <w:lang w:bidi="ar-EG"/>
+        </w:rPr>
+        <w:t>password :</w:t>
+      </w:r>
+      <w:proofErr w:type="gramEnd"/>
+    </w:p>
+    <w:p>
+      <w:pPr>
+        <w:pStyle w:val="ListParagraph"/>
+        <w:numPr>
+          <w:ilvl w:val="0"/>
+          <w:numId w:val="2"/>
+        </w:numPr>
+        <w:rPr>
+          <w:lang w:bidi="ar-EG"/>
+        </w:rPr>
+      </w:pPr>
+      <w:proofErr w:type="gramStart"/>
+      <w:r>
+        <w:rPr>
+          <w:lang w:bidi="ar-EG"/>
+        </w:rPr>
+        <w:t>Method :</w:t>
+      </w:r>
+      <w:proofErr w:type="gramEnd"/>
+      <w:r>
+        <w:rPr>
+          <w:lang w:bidi="ar-EG"/>
+        </w:rPr>
+        <w:t xml:space="preserve"> Post</w:t>
+      </w:r>
+    </w:p>
+    <w:p>
+      <w:pPr>
+        <w:pStyle w:val="ListParagraph"/>
+        <w:numPr>
+          <w:ilvl w:val="0"/>
+          <w:numId w:val="2"/>
+        </w:numPr>
+        <w:rPr>
+          <w:lang w:bidi="ar-EG"/>
+        </w:rPr>
+      </w:pPr>
+      <w:r>
+        <w:rPr>
+          <w:lang w:bidi="ar-EG"/>
+        </w:rPr>
+        <w:t>/</w:t>
+      </w:r>
+      <w:proofErr w:type="spellStart"/>
+      <w:r>
+        <w:rPr>
+          <w:lang w:bidi="ar-EG"/>
+        </w:rPr>
+        <w:t>api</w:t>
+      </w:r>
+      <w:proofErr w:type="spellEnd"/>
+      <w:r>
+        <w:rPr>
+          <w:lang w:bidi="ar-EG"/>
+        </w:rPr>
+        <w:t>/auth/reset-password</w:t>
       </w:r>
     </w:p>
     <w:p>
@@ -912,7 +1004,31 @@
           <w:szCs w:val="18"/>
           <w14:ligatures w14:val="none"/>
         </w:rPr>
-        <w:t>"newPassword"</w:t>
+        <w:t>"</w:t>
+      </w:r>
+      <w:proofErr w:type="spellStart"/>
+      <w:r>
+        <w:rPr>
+          <w:rFonts w:ascii="Courier New" w:eastAsia="Times New Roman" w:hAnsi="Courier New" w:cs="Courier New"/>
+          <w:color w:val="9CDCFE"/>
+          <w:kern w:val="0"/>
+          <w:sz w:val="18"/>
+          <w:szCs w:val="18"/>
+          <w14:ligatures w14:val="none"/>
+        </w:rPr>
+        <w:t>newPassword</w:t>
+      </w:r>
+      <w:proofErr w:type="spellEnd"/>
+      <w:r>
+        <w:rPr>
+          <w:rFonts w:ascii="Courier New" w:eastAsia="Times New Roman" w:hAnsi="Courier New" w:cs="Courier New"/>
+          <w:color w:val="9CDCFE"/>
+          <w:kern w:val="0"/>
+          <w:sz w:val="18"/>
+          <w:szCs w:val="18"/>
+          <w14:ligatures w14:val="none"/>
+        </w:rPr>
+        <w:t>"</w:t>
       </w:r>
       <w:r>
         <w:rPr>
@@ -1013,6 +1129,7 @@
           <w:lang w:bidi="ar-EG"/>
         </w:rPr>
       </w:pPr>
+      <w:proofErr w:type="gramStart"/>
       <w:r>
         <w:rPr>
           <w:lang w:bidi="ar-EG"/>
@@ -1020,6 +1137,7 @@
         <w:lastRenderedPageBreak/>
         <w:t>Logout :</w:t>
       </w:r>
+      <w:proofErr w:type="gramEnd"/>
     </w:p>
     <w:p>
       <w:pPr>
@@ -1054,7 +1172,21 @@
         <w:rPr>
           <w:lang w:bidi="ar-EG"/>
         </w:rPr>
-        <w:t>/api/auth/logout</w:t>
+        <w:t>/</w:t>
+      </w:r>
+      <w:proofErr w:type="spellStart"/>
+      <w:r>
+        <w:rPr>
+          <w:lang w:bidi="ar-EG"/>
+        </w:rPr>
+        <w:t>api</w:t>
+      </w:r>
+      <w:proofErr w:type="spellEnd"/>
+      <w:r>
+        <w:rPr>
+          <w:lang w:bidi="ar-EG"/>
+        </w:rPr>
+        <w:t>/auth/logout</w:t>
       </w:r>
     </w:p>
     <w:p>
@@ -1143,7 +1275,31 @@
           <w:szCs w:val="18"/>
           <w14:ligatures w14:val="none"/>
         </w:rPr>
-        <w:t>"refreshToken"</w:t>
+        <w:t>"</w:t>
+      </w:r>
+      <w:proofErr w:type="spellStart"/>
+      <w:r>
+        <w:rPr>
+          <w:rFonts w:ascii="Courier New" w:eastAsia="Times New Roman" w:hAnsi="Courier New" w:cs="Courier New"/>
+          <w:color w:val="9CDCFE"/>
+          <w:kern w:val="0"/>
+          <w:sz w:val="18"/>
+          <w:szCs w:val="18"/>
+          <w14:ligatures w14:val="none"/>
+        </w:rPr>
+        <w:t>refreshToken</w:t>
+      </w:r>
+      <w:proofErr w:type="spellEnd"/>
+      <w:r>
+        <w:rPr>
+          <w:rFonts w:ascii="Courier New" w:eastAsia="Times New Roman" w:hAnsi="Courier New" w:cs="Courier New"/>
+          <w:color w:val="9CDCFE"/>
+          <w:kern w:val="0"/>
+          <w:sz w:val="18"/>
+          <w:szCs w:val="18"/>
+          <w14:ligatures w14:val="none"/>
+        </w:rPr>
+        <w:t>"</w:t>
       </w:r>
       <w:r>
         <w:rPr>
@@ -1274,29 +1430,39 @@
           <w:lang w:bidi="ar-EG"/>
         </w:rPr>
       </w:pPr>
+      <w:proofErr w:type="gramStart"/>
       <w:r>
         <w:rPr>
           <w:lang w:bidi="ar-EG"/>
         </w:rPr>
         <w:t>Register :</w:t>
       </w:r>
-    </w:p>
-    <w:p>
-      <w:pPr>
-        <w:pStyle w:val="ListParagraph"/>
-        <w:numPr>
-          <w:ilvl w:val="0"/>
-          <w:numId w:val="2"/>
-        </w:numPr>
-        <w:rPr>
-          <w:lang w:bidi="ar-EG"/>
-        </w:rPr>
-      </w:pPr>
-      <w:r>
-        <w:rPr>
-          <w:lang w:bidi="ar-EG"/>
-        </w:rPr>
-        <w:t>Method : post</w:t>
+      <w:proofErr w:type="gramEnd"/>
+    </w:p>
+    <w:p>
+      <w:pPr>
+        <w:pStyle w:val="ListParagraph"/>
+        <w:numPr>
+          <w:ilvl w:val="0"/>
+          <w:numId w:val="2"/>
+        </w:numPr>
+        <w:rPr>
+          <w:lang w:bidi="ar-EG"/>
+        </w:rPr>
+      </w:pPr>
+      <w:proofErr w:type="gramStart"/>
+      <w:r>
+        <w:rPr>
+          <w:lang w:bidi="ar-EG"/>
+        </w:rPr>
+        <w:t>Method :</w:t>
+      </w:r>
+      <w:proofErr w:type="gramEnd"/>
+      <w:r>
+        <w:rPr>
+          <w:lang w:bidi="ar-EG"/>
+        </w:rPr>
+        <w:t xml:space="preserve"> post</w:t>
       </w:r>
     </w:p>
     <w:p>
@@ -1316,11 +1482,19 @@
         </w:rPr>
         <w:t>/</w:t>
       </w:r>
-      <w:r>
-        <w:rPr>
-          <w:lang w:bidi="ar-EG"/>
-        </w:rPr>
-        <w:t>api/auth/register</w:t>
+      <w:proofErr w:type="spellStart"/>
+      <w:r>
+        <w:rPr>
+          <w:lang w:bidi="ar-EG"/>
+        </w:rPr>
+        <w:t>api</w:t>
+      </w:r>
+      <w:proofErr w:type="spellEnd"/>
+      <w:r>
+        <w:rPr>
+          <w:lang w:bidi="ar-EG"/>
+        </w:rPr>
+        <w:t>/auth/register</w:t>
       </w:r>
     </w:p>
     <w:p>
@@ -1338,8 +1512,16 @@
         <w:rPr>
           <w:lang w:bidi="ar-EG"/>
         </w:rPr>
-        <w:t>For patient :</w:t>
-      </w:r>
+        <w:t xml:space="preserve">For </w:t>
+      </w:r>
+      <w:proofErr w:type="gramStart"/>
+      <w:r>
+        <w:rPr>
+          <w:lang w:bidi="ar-EG"/>
+        </w:rPr>
+        <w:t>patient :</w:t>
+      </w:r>
+      <w:proofErr w:type="gramEnd"/>
     </w:p>
     <w:p>
       <w:pPr>
@@ -1749,7 +1931,31 @@
           <w:szCs w:val="18"/>
           <w14:ligatures w14:val="none"/>
         </w:rPr>
-        <w:t>"phoneNumber"</w:t>
+        <w:t>"</w:t>
+      </w:r>
+      <w:proofErr w:type="spellStart"/>
+      <w:r>
+        <w:rPr>
+          <w:rFonts w:ascii="Courier New" w:eastAsia="Times New Roman" w:hAnsi="Courier New" w:cs="Courier New"/>
+          <w:color w:val="9CDCFE"/>
+          <w:kern w:val="0"/>
+          <w:sz w:val="18"/>
+          <w:szCs w:val="18"/>
+          <w14:ligatures w14:val="none"/>
+        </w:rPr>
+        <w:t>phoneNumber</w:t>
+      </w:r>
+      <w:proofErr w:type="spellEnd"/>
+      <w:r>
+        <w:rPr>
+          <w:rFonts w:ascii="Courier New" w:eastAsia="Times New Roman" w:hAnsi="Courier New" w:cs="Courier New"/>
+          <w:color w:val="9CDCFE"/>
+          <w:kern w:val="0"/>
+          <w:sz w:val="18"/>
+          <w:szCs w:val="18"/>
+          <w14:ligatures w14:val="none"/>
+        </w:rPr>
+        <w:t>"</w:t>
       </w:r>
       <w:r>
         <w:rPr>
@@ -1911,12 +2117,14 @@
           <w:lang w:bidi="ar-EG"/>
         </w:rPr>
       </w:pPr>
+      <w:proofErr w:type="gramStart"/>
       <w:r>
         <w:rPr>
           <w:lang w:bidi="ar-EG"/>
         </w:rPr>
         <w:t>Doctor :</w:t>
       </w:r>
+      <w:proofErr w:type="gramEnd"/>
     </w:p>
     <w:p>
       <w:pPr>
@@ -2370,7 +2578,31 @@
           <w:szCs w:val="18"/>
           <w14:ligatures w14:val="none"/>
         </w:rPr>
-        <w:t>"phoneNumber"</w:t>
+        <w:t>"</w:t>
+      </w:r>
+      <w:proofErr w:type="spellStart"/>
+      <w:r>
+        <w:rPr>
+          <w:rFonts w:ascii="Courier New" w:eastAsia="Times New Roman" w:hAnsi="Courier New" w:cs="Courier New"/>
+          <w:color w:val="9CDCFE"/>
+          <w:kern w:val="0"/>
+          <w:sz w:val="18"/>
+          <w:szCs w:val="18"/>
+          <w14:ligatures w14:val="none"/>
+        </w:rPr>
+        <w:t>phoneNumber</w:t>
+      </w:r>
+      <w:proofErr w:type="spellEnd"/>
+      <w:r>
+        <w:rPr>
+          <w:rFonts w:ascii="Courier New" w:eastAsia="Times New Roman" w:hAnsi="Courier New" w:cs="Courier New"/>
+          <w:color w:val="9CDCFE"/>
+          <w:kern w:val="0"/>
+          <w:sz w:val="18"/>
+          <w:szCs w:val="18"/>
+          <w14:ligatures w14:val="none"/>
+        </w:rPr>
+        <w:t>"</w:t>
       </w:r>
       <w:r>
         <w:rPr>
@@ -2542,27 +2774,53 @@
         </w:rPr>
         <w:t>“</w:t>
       </w:r>
-      <w:r>
-        <w:rPr>
-          <w:rFonts w:ascii="Courier New" w:eastAsia="Times New Roman" w:hAnsi="Courier New" w:cs="Courier New"/>
-          <w:color w:val="F8F8F2"/>
-          <w:kern w:val="0"/>
-          <w:sz w:val="18"/>
-          <w:szCs w:val="18"/>
-          <w14:ligatures w14:val="none"/>
-        </w:rPr>
-        <w:t>membershipPdf”</w:t>
-      </w:r>
-      <w:r>
-        <w:rPr>
-          <w:rFonts w:ascii="Courier New" w:eastAsia="Times New Roman" w:hAnsi="Courier New" w:cs="Courier New"/>
-          <w:color w:val="F8F8F2"/>
-          <w:kern w:val="0"/>
-          <w:sz w:val="18"/>
-          <w:szCs w:val="18"/>
-          <w14:ligatures w14:val="none"/>
-        </w:rPr>
-        <w:t>=&gt; PDF file</w:t>
+      <w:proofErr w:type="spellStart"/>
+      <w:proofErr w:type="gramStart"/>
+      <w:r>
+        <w:rPr>
+          <w:rFonts w:ascii="Courier New" w:eastAsia="Times New Roman" w:hAnsi="Courier New" w:cs="Courier New"/>
+          <w:color w:val="F8F8F2"/>
+          <w:kern w:val="0"/>
+          <w:sz w:val="18"/>
+          <w:szCs w:val="18"/>
+          <w14:ligatures w14:val="none"/>
+        </w:rPr>
+        <w:t>membershipPdf</w:t>
+      </w:r>
+      <w:proofErr w:type="spellEnd"/>
+      <w:r>
+        <w:rPr>
+          <w:rFonts w:ascii="Courier New" w:eastAsia="Times New Roman" w:hAnsi="Courier New" w:cs="Courier New"/>
+          <w:color w:val="F8F8F2"/>
+          <w:kern w:val="0"/>
+          <w:sz w:val="18"/>
+          <w:szCs w:val="18"/>
+          <w14:ligatures w14:val="none"/>
+        </w:rPr>
+        <w:t>”</w:t>
+      </w:r>
+      <w:r>
+        <w:rPr>
+          <w:rFonts w:ascii="Courier New" w:eastAsia="Times New Roman" w:hAnsi="Courier New" w:cs="Courier New"/>
+          <w:color w:val="F8F8F2"/>
+          <w:kern w:val="0"/>
+          <w:sz w:val="18"/>
+          <w:szCs w:val="18"/>
+          <w14:ligatures w14:val="none"/>
+        </w:rPr>
+        <w:t>=</w:t>
+      </w:r>
+      <w:proofErr w:type="gramEnd"/>
+      <w:r>
+        <w:rPr>
+          <w:rFonts w:ascii="Courier New" w:eastAsia="Times New Roman" w:hAnsi="Courier New" w:cs="Courier New"/>
+          <w:color w:val="F8F8F2"/>
+          <w:kern w:val="0"/>
+          <w:sz w:val="18"/>
+          <w:szCs w:val="18"/>
+          <w14:ligatures w14:val="none"/>
+        </w:rPr>
+        <w:t>&gt; PDF file</w:t>
       </w:r>
     </w:p>
     <w:p>
@@ -2640,8 +2898,16 @@
         <w:rPr>
           <w:lang w:bidi="ar-EG"/>
         </w:rPr>
-        <w:t>3. for pharmacy :</w:t>
-      </w:r>
+        <w:t xml:space="preserve">3. for </w:t>
+      </w:r>
+      <w:proofErr w:type="gramStart"/>
+      <w:r>
+        <w:rPr>
+          <w:lang w:bidi="ar-EG"/>
+        </w:rPr>
+        <w:t>pharmacy :</w:t>
+      </w:r>
+      <w:proofErr w:type="gramEnd"/>
     </w:p>
     <w:p>
       <w:pPr>
@@ -2715,8 +2981,16 @@
         <w:rPr>
           <w:lang w:bidi="ar-EG"/>
         </w:rPr>
-        <w:t>4. for lab :</w:t>
-      </w:r>
+        <w:t xml:space="preserve">4. for </w:t>
+      </w:r>
+      <w:proofErr w:type="gramStart"/>
+      <w:r>
+        <w:rPr>
+          <w:lang w:bidi="ar-EG"/>
+        </w:rPr>
+        <w:t>lab :</w:t>
+      </w:r>
+      <w:proofErr w:type="gramEnd"/>
     </w:p>
     <w:p>
       <w:pPr>
@@ -2821,6 +3095,7 @@
           <w:lang w:bidi="ar-EG"/>
         </w:rPr>
       </w:pPr>
+      <w:proofErr w:type="gramStart"/>
       <w:r>
         <w:rPr>
           <w:lang w:bidi="ar-EG"/>
@@ -2828,41 +3103,64 @@
         <w:lastRenderedPageBreak/>
         <w:t>Login :</w:t>
       </w:r>
-    </w:p>
-    <w:p>
-      <w:pPr>
-        <w:pStyle w:val="ListParagraph"/>
-        <w:numPr>
-          <w:ilvl w:val="0"/>
-          <w:numId w:val="2"/>
-        </w:numPr>
-        <w:rPr>
-          <w:lang w:bidi="ar-EG"/>
-        </w:rPr>
-      </w:pPr>
-      <w:r>
-        <w:rPr>
-          <w:lang w:bidi="ar-EG"/>
-        </w:rPr>
-        <w:t>Method : post</w:t>
-      </w:r>
-    </w:p>
-    <w:p>
-      <w:pPr>
-        <w:pStyle w:val="ListParagraph"/>
-        <w:numPr>
-          <w:ilvl w:val="0"/>
-          <w:numId w:val="2"/>
-        </w:numPr>
-        <w:rPr>
-          <w:lang w:bidi="ar-EG"/>
-        </w:rPr>
-      </w:pPr>
-      <w:r>
-        <w:rPr>
-          <w:lang w:bidi="ar-EG"/>
-        </w:rPr>
-        <w:t>/api/auth/login</w:t>
+      <w:proofErr w:type="gramEnd"/>
+    </w:p>
+    <w:p>
+      <w:pPr>
+        <w:pStyle w:val="ListParagraph"/>
+        <w:numPr>
+          <w:ilvl w:val="0"/>
+          <w:numId w:val="2"/>
+        </w:numPr>
+        <w:rPr>
+          <w:lang w:bidi="ar-EG"/>
+        </w:rPr>
+      </w:pPr>
+      <w:proofErr w:type="gramStart"/>
+      <w:r>
+        <w:rPr>
+          <w:lang w:bidi="ar-EG"/>
+        </w:rPr>
+        <w:t>Method :</w:t>
+      </w:r>
+      <w:proofErr w:type="gramEnd"/>
+      <w:r>
+        <w:rPr>
+          <w:lang w:bidi="ar-EG"/>
+        </w:rPr>
+        <w:t xml:space="preserve"> post</w:t>
+      </w:r>
+    </w:p>
+    <w:p>
+      <w:pPr>
+        <w:pStyle w:val="ListParagraph"/>
+        <w:numPr>
+          <w:ilvl w:val="0"/>
+          <w:numId w:val="2"/>
+        </w:numPr>
+        <w:rPr>
+          <w:lang w:bidi="ar-EG"/>
+        </w:rPr>
+      </w:pPr>
+      <w:r>
+        <w:rPr>
+          <w:lang w:bidi="ar-EG"/>
+        </w:rPr>
+        <w:t>/</w:t>
+      </w:r>
+      <w:proofErr w:type="spellStart"/>
+      <w:r>
+        <w:rPr>
+          <w:lang w:bidi="ar-EG"/>
+        </w:rPr>
+        <w:t>api</w:t>
+      </w:r>
+      <w:proofErr w:type="spellEnd"/>
+      <w:r>
+        <w:rPr>
+          <w:lang w:bidi="ar-EG"/>
+        </w:rPr>
+        <w:t>/auth/login</w:t>
       </w:r>
       <w:r>
         <w:rPr>
@@ -3121,8 +3419,16 @@
         <w:rPr>
           <w:lang w:bidi="ar-EG"/>
         </w:rPr>
-        <w:t>Sign in using google :</w:t>
-      </w:r>
+        <w:t xml:space="preserve">Sign in using </w:t>
+      </w:r>
+      <w:proofErr w:type="gramStart"/>
+      <w:r>
+        <w:rPr>
+          <w:lang w:bidi="ar-EG"/>
+        </w:rPr>
+        <w:t>google :</w:t>
+      </w:r>
+      <w:proofErr w:type="gramEnd"/>
     </w:p>
     <w:p>
       <w:pPr>
@@ -3211,11 +3517,19 @@
         </w:rPr>
         <w:t xml:space="preserve">بعدين خدوا ال </w:t>
       </w:r>
-      <w:r>
-        <w:rPr>
-          <w:lang w:bidi="ar-EG"/>
-        </w:rPr>
-        <w:t xml:space="preserve">url =&gt; </w:t>
+      <w:proofErr w:type="spellStart"/>
+      <w:r>
+        <w:rPr>
+          <w:lang w:bidi="ar-EG"/>
+        </w:rPr>
+        <w:t>url</w:t>
+      </w:r>
+      <w:proofErr w:type="spellEnd"/>
+      <w:r>
+        <w:rPr>
+          <w:lang w:bidi="ar-EG"/>
+        </w:rPr>
+        <w:t xml:space="preserve"> =&gt; </w:t>
       </w:r>
       <w:hyperlink r:id="rId7" w:history="1">
         <w:r>
@@ -3498,8 +3812,16 @@
         <w:rPr>
           <w:lang w:bidi="ar-EG"/>
         </w:rPr>
-        <w:t>Patient end point :</w:t>
-      </w:r>
+        <w:t xml:space="preserve">Patient end </w:t>
+      </w:r>
+      <w:proofErr w:type="gramStart"/>
+      <w:r>
+        <w:rPr>
+          <w:lang w:bidi="ar-EG"/>
+        </w:rPr>
+        <w:t>point :</w:t>
+      </w:r>
+      <w:proofErr w:type="gramEnd"/>
     </w:p>
     <w:p>
       <w:pPr>
@@ -3530,25 +3852,41 @@
         <w:rPr>
           <w:lang w:bidi="ar-EG"/>
         </w:rPr>
-        <w:t>Get profile :</w:t>
-      </w:r>
-    </w:p>
-    <w:p>
-      <w:pPr>
-        <w:pStyle w:val="ListParagraph"/>
-        <w:numPr>
-          <w:ilvl w:val="0"/>
-          <w:numId w:val="2"/>
-        </w:numPr>
-        <w:rPr>
-          <w:lang w:bidi="ar-EG"/>
-        </w:rPr>
-      </w:pPr>
-      <w:r>
-        <w:rPr>
-          <w:lang w:bidi="ar-EG"/>
-        </w:rPr>
-        <w:t>Method : get</w:t>
+        <w:t xml:space="preserve">Get </w:t>
+      </w:r>
+      <w:proofErr w:type="gramStart"/>
+      <w:r>
+        <w:rPr>
+          <w:lang w:bidi="ar-EG"/>
+        </w:rPr>
+        <w:t>profile :</w:t>
+      </w:r>
+      <w:proofErr w:type="gramEnd"/>
+    </w:p>
+    <w:p>
+      <w:pPr>
+        <w:pStyle w:val="ListParagraph"/>
+        <w:numPr>
+          <w:ilvl w:val="0"/>
+          <w:numId w:val="2"/>
+        </w:numPr>
+        <w:rPr>
+          <w:lang w:bidi="ar-EG"/>
+        </w:rPr>
+      </w:pPr>
+      <w:proofErr w:type="gramStart"/>
+      <w:r>
+        <w:rPr>
+          <w:lang w:bidi="ar-EG"/>
+        </w:rPr>
+        <w:t>Method :</w:t>
+      </w:r>
+      <w:proofErr w:type="gramEnd"/>
+      <w:r>
+        <w:rPr>
+          <w:lang w:bidi="ar-EG"/>
+        </w:rPr>
+        <w:t xml:space="preserve"> get</w:t>
       </w:r>
     </w:p>
     <w:p>
@@ -3568,11 +3906,19 @@
         </w:rPr>
         <w:t>/</w:t>
       </w:r>
-      <w:r>
-        <w:rPr>
-          <w:lang w:bidi="ar-EG"/>
-        </w:rPr>
-        <w:t>api/patient/profile</w:t>
+      <w:proofErr w:type="spellStart"/>
+      <w:r>
+        <w:rPr>
+          <w:lang w:bidi="ar-EG"/>
+        </w:rPr>
+        <w:t>api</w:t>
+      </w:r>
+      <w:proofErr w:type="spellEnd"/>
+      <w:r>
+        <w:rPr>
+          <w:lang w:bidi="ar-EG"/>
+        </w:rPr>
+        <w:t>/patient/profile</w:t>
       </w:r>
     </w:p>
     <w:p>
@@ -3596,7 +3942,14 @@
         <w:rPr>
           <w:lang w:bidi="ar-EG"/>
         </w:rPr>
-        <w:t>basic info</w:t>
+        <w:t xml:space="preserve">basic </w:t>
+      </w:r>
+      <w:proofErr w:type="gramStart"/>
+      <w:r>
+        <w:rPr>
+          <w:lang w:bidi="ar-EG"/>
+        </w:rPr>
+        <w:t>info</w:t>
       </w:r>
       <w:r>
         <w:rPr>
@@ -3604,41 +3957,64 @@
         </w:rPr>
         <w:t xml:space="preserve"> :</w:t>
       </w:r>
-    </w:p>
-    <w:p>
-      <w:pPr>
-        <w:pStyle w:val="ListParagraph"/>
-        <w:numPr>
-          <w:ilvl w:val="0"/>
-          <w:numId w:val="2"/>
-        </w:numPr>
-        <w:rPr>
-          <w:lang w:bidi="ar-EG"/>
-        </w:rPr>
-      </w:pPr>
-      <w:r>
-        <w:rPr>
-          <w:lang w:bidi="ar-EG"/>
-        </w:rPr>
-        <w:t>Method : put</w:t>
-      </w:r>
-    </w:p>
-    <w:p>
-      <w:pPr>
-        <w:pStyle w:val="ListParagraph"/>
-        <w:numPr>
-          <w:ilvl w:val="0"/>
-          <w:numId w:val="2"/>
-        </w:numPr>
-        <w:rPr>
-          <w:lang w:bidi="ar-EG"/>
-        </w:rPr>
-      </w:pPr>
-      <w:r>
-        <w:rPr>
-          <w:lang w:bidi="ar-EG"/>
-        </w:rPr>
-        <w:t>/api/patient/profile/basic-info</w:t>
+      <w:proofErr w:type="gramEnd"/>
+    </w:p>
+    <w:p>
+      <w:pPr>
+        <w:pStyle w:val="ListParagraph"/>
+        <w:numPr>
+          <w:ilvl w:val="0"/>
+          <w:numId w:val="2"/>
+        </w:numPr>
+        <w:rPr>
+          <w:lang w:bidi="ar-EG"/>
+        </w:rPr>
+      </w:pPr>
+      <w:proofErr w:type="gramStart"/>
+      <w:r>
+        <w:rPr>
+          <w:lang w:bidi="ar-EG"/>
+        </w:rPr>
+        <w:t>Method :</w:t>
+      </w:r>
+      <w:proofErr w:type="gramEnd"/>
+      <w:r>
+        <w:rPr>
+          <w:lang w:bidi="ar-EG"/>
+        </w:rPr>
+        <w:t xml:space="preserve"> put</w:t>
+      </w:r>
+    </w:p>
+    <w:p>
+      <w:pPr>
+        <w:pStyle w:val="ListParagraph"/>
+        <w:numPr>
+          <w:ilvl w:val="0"/>
+          <w:numId w:val="2"/>
+        </w:numPr>
+        <w:rPr>
+          <w:lang w:bidi="ar-EG"/>
+        </w:rPr>
+      </w:pPr>
+      <w:r>
+        <w:rPr>
+          <w:lang w:bidi="ar-EG"/>
+        </w:rPr>
+        <w:t>/</w:t>
+      </w:r>
+      <w:proofErr w:type="spellStart"/>
+      <w:r>
+        <w:rPr>
+          <w:lang w:bidi="ar-EG"/>
+        </w:rPr>
+        <w:t>api</w:t>
+      </w:r>
+      <w:proofErr w:type="spellEnd"/>
+      <w:r>
+        <w:rPr>
+          <w:lang w:bidi="ar-EG"/>
+        </w:rPr>
+        <w:t>/patient/profile/basic-info</w:t>
       </w:r>
     </w:p>
     <w:p>
@@ -4088,43 +4464,73 @@
           <w:lang w:bidi="ar-EG"/>
         </w:rPr>
         <w:lastRenderedPageBreak/>
-        <w:t>Get medical history :</w:t>
-      </w:r>
-    </w:p>
-    <w:p>
-      <w:pPr>
-        <w:pStyle w:val="ListParagraph"/>
-        <w:numPr>
-          <w:ilvl w:val="0"/>
-          <w:numId w:val="2"/>
-        </w:numPr>
-        <w:rPr>
-          <w:lang w:bidi="ar-EG"/>
-        </w:rPr>
-      </w:pPr>
-      <w:r>
-        <w:rPr>
-          <w:lang w:bidi="ar-EG"/>
-        </w:rPr>
-        <w:t>Method : get</w:t>
-      </w:r>
-    </w:p>
-    <w:p>
-      <w:pPr>
-        <w:pStyle w:val="ListParagraph"/>
-        <w:numPr>
-          <w:ilvl w:val="0"/>
-          <w:numId w:val="2"/>
-        </w:numPr>
-        <w:rPr>
-          <w:lang w:bidi="ar-EG"/>
-        </w:rPr>
-      </w:pPr>
-      <w:r>
-        <w:rPr>
-          <w:lang w:bidi="ar-EG"/>
-        </w:rPr>
-        <w:t>/api/patient/medical-history</w:t>
+        <w:t xml:space="preserve">Get medical </w:t>
+      </w:r>
+      <w:proofErr w:type="gramStart"/>
+      <w:r>
+        <w:rPr>
+          <w:lang w:bidi="ar-EG"/>
+        </w:rPr>
+        <w:t>history :</w:t>
+      </w:r>
+      <w:proofErr w:type="gramEnd"/>
+    </w:p>
+    <w:p>
+      <w:pPr>
+        <w:pStyle w:val="ListParagraph"/>
+        <w:numPr>
+          <w:ilvl w:val="0"/>
+          <w:numId w:val="2"/>
+        </w:numPr>
+        <w:rPr>
+          <w:lang w:bidi="ar-EG"/>
+        </w:rPr>
+      </w:pPr>
+      <w:proofErr w:type="gramStart"/>
+      <w:r>
+        <w:rPr>
+          <w:lang w:bidi="ar-EG"/>
+        </w:rPr>
+        <w:t>Method :</w:t>
+      </w:r>
+      <w:proofErr w:type="gramEnd"/>
+      <w:r>
+        <w:rPr>
+          <w:lang w:bidi="ar-EG"/>
+        </w:rPr>
+        <w:t xml:space="preserve"> get</w:t>
+      </w:r>
+    </w:p>
+    <w:p>
+      <w:pPr>
+        <w:pStyle w:val="ListParagraph"/>
+        <w:numPr>
+          <w:ilvl w:val="0"/>
+          <w:numId w:val="2"/>
+        </w:numPr>
+        <w:rPr>
+          <w:lang w:bidi="ar-EG"/>
+        </w:rPr>
+      </w:pPr>
+      <w:r>
+        <w:rPr>
+          <w:lang w:bidi="ar-EG"/>
+        </w:rPr>
+        <w:t>/</w:t>
+      </w:r>
+      <w:proofErr w:type="spellStart"/>
+      <w:r>
+        <w:rPr>
+          <w:lang w:bidi="ar-EG"/>
+        </w:rPr>
+        <w:t>api</w:t>
+      </w:r>
+      <w:proofErr w:type="spellEnd"/>
+      <w:r>
+        <w:rPr>
+          <w:lang w:bidi="ar-EG"/>
+        </w:rPr>
+        <w:t>/patient/medical-history</w:t>
       </w:r>
     </w:p>
     <w:p>
@@ -4142,62 +4548,94 @@
         <w:rPr>
           <w:lang w:bidi="ar-EG"/>
         </w:rPr>
-        <w:t>Update medical info :</w:t>
-      </w:r>
-    </w:p>
-    <w:p>
-      <w:pPr>
-        <w:pStyle w:val="ListParagraph"/>
-        <w:numPr>
-          <w:ilvl w:val="0"/>
-          <w:numId w:val="2"/>
-        </w:numPr>
-        <w:rPr>
-          <w:lang w:bidi="ar-EG"/>
-        </w:rPr>
-      </w:pPr>
-      <w:r>
-        <w:rPr>
-          <w:lang w:bidi="ar-EG"/>
-        </w:rPr>
-        <w:t xml:space="preserve">Method : put </w:t>
-      </w:r>
-    </w:p>
-    <w:p>
-      <w:pPr>
-        <w:pStyle w:val="ListParagraph"/>
-        <w:numPr>
-          <w:ilvl w:val="0"/>
-          <w:numId w:val="2"/>
-        </w:numPr>
-        <w:rPr>
-          <w:lang w:bidi="ar-EG"/>
-        </w:rPr>
-      </w:pPr>
-      <w:r>
-        <w:rPr>
-          <w:lang w:bidi="ar-EG"/>
-        </w:rPr>
-        <w:t>/api/patient/profile/medical-info</w:t>
-      </w:r>
-    </w:p>
-    <w:p>
-      <w:pPr>
-        <w:pStyle w:val="ListParagraph"/>
-        <w:numPr>
-          <w:ilvl w:val="0"/>
-          <w:numId w:val="2"/>
-        </w:numPr>
-        <w:rPr>
-          <w:lang w:bidi="ar-EG"/>
-        </w:rPr>
-      </w:pPr>
+        <w:t xml:space="preserve">Update medical </w:t>
+      </w:r>
+      <w:proofErr w:type="gramStart"/>
+      <w:r>
+        <w:rPr>
+          <w:lang w:bidi="ar-EG"/>
+        </w:rPr>
+        <w:t>info :</w:t>
+      </w:r>
+      <w:proofErr w:type="gramEnd"/>
+    </w:p>
+    <w:p>
+      <w:pPr>
+        <w:pStyle w:val="ListParagraph"/>
+        <w:numPr>
+          <w:ilvl w:val="0"/>
+          <w:numId w:val="2"/>
+        </w:numPr>
+        <w:rPr>
+          <w:lang w:bidi="ar-EG"/>
+        </w:rPr>
+      </w:pPr>
+      <w:proofErr w:type="gramStart"/>
+      <w:r>
+        <w:rPr>
+          <w:lang w:bidi="ar-EG"/>
+        </w:rPr>
+        <w:t>Method :</w:t>
+      </w:r>
+      <w:proofErr w:type="gramEnd"/>
+      <w:r>
+        <w:rPr>
+          <w:lang w:bidi="ar-EG"/>
+        </w:rPr>
+        <w:t xml:space="preserve"> put </w:t>
+      </w:r>
+    </w:p>
+    <w:p>
+      <w:pPr>
+        <w:pStyle w:val="ListParagraph"/>
+        <w:numPr>
+          <w:ilvl w:val="0"/>
+          <w:numId w:val="2"/>
+        </w:numPr>
+        <w:rPr>
+          <w:lang w:bidi="ar-EG"/>
+        </w:rPr>
+      </w:pPr>
+      <w:r>
+        <w:rPr>
+          <w:lang w:bidi="ar-EG"/>
+        </w:rPr>
+        <w:t>/</w:t>
+      </w:r>
+      <w:proofErr w:type="spellStart"/>
+      <w:r>
+        <w:rPr>
+          <w:lang w:bidi="ar-EG"/>
+        </w:rPr>
+        <w:t>api</w:t>
+      </w:r>
+      <w:proofErr w:type="spellEnd"/>
+      <w:r>
+        <w:rPr>
+          <w:lang w:bidi="ar-EG"/>
+        </w:rPr>
+        <w:t>/patient/profile/medical-info</w:t>
+      </w:r>
+    </w:p>
+    <w:p>
+      <w:pPr>
+        <w:pStyle w:val="ListParagraph"/>
+        <w:numPr>
+          <w:ilvl w:val="0"/>
+          <w:numId w:val="2"/>
+        </w:numPr>
+        <w:rPr>
+          <w:lang w:bidi="ar-EG"/>
+        </w:rPr>
+      </w:pPr>
+      <w:proofErr w:type="gramStart"/>
       <w:r>
         <w:rPr>
           <w:lang w:bidi="ar-EG"/>
         </w:rPr>
         <w:t>Ex :</w:t>
       </w:r>
+      <w:proofErr w:type="gramEnd"/>
     </w:p>
     <w:p>
       <w:pPr>
@@ -4267,7 +4705,31 @@
           <w:szCs w:val="18"/>
           <w14:ligatures w14:val="none"/>
         </w:rPr>
-        <w:t>"bloodType"</w:t>
+        <w:t>"</w:t>
+      </w:r>
+      <w:proofErr w:type="spellStart"/>
+      <w:r>
+        <w:rPr>
+          <w:rFonts w:ascii="Courier New" w:eastAsia="Times New Roman" w:hAnsi="Courier New" w:cs="Courier New"/>
+          <w:color w:val="9CDCFE"/>
+          <w:kern w:val="0"/>
+          <w:sz w:val="18"/>
+          <w:szCs w:val="18"/>
+          <w14:ligatures w14:val="none"/>
+        </w:rPr>
+        <w:t>bloodType</w:t>
+      </w:r>
+      <w:proofErr w:type="spellEnd"/>
+      <w:r>
+        <w:rPr>
+          <w:rFonts w:ascii="Courier New" w:eastAsia="Times New Roman" w:hAnsi="Courier New" w:cs="Courier New"/>
+          <w:color w:val="9CDCFE"/>
+          <w:kern w:val="0"/>
+          <w:sz w:val="18"/>
+          <w:szCs w:val="18"/>
+          <w14:ligatures w14:val="none"/>
+        </w:rPr>
+        <w:t>"</w:t>
       </w:r>
       <w:r>
         <w:rPr>
@@ -4481,7 +4943,31 @@
           <w:szCs w:val="18"/>
           <w14:ligatures w14:val="none"/>
         </w:rPr>
-        <w:t>"chronicConditions"</w:t>
+        <w:t>"</w:t>
+      </w:r>
+      <w:proofErr w:type="spellStart"/>
+      <w:r>
+        <w:rPr>
+          <w:rFonts w:ascii="Courier New" w:eastAsia="Times New Roman" w:hAnsi="Courier New" w:cs="Courier New"/>
+          <w:color w:val="9CDCFE"/>
+          <w:kern w:val="0"/>
+          <w:sz w:val="18"/>
+          <w:szCs w:val="18"/>
+          <w14:ligatures w14:val="none"/>
+        </w:rPr>
+        <w:t>chronicConditions</w:t>
+      </w:r>
+      <w:proofErr w:type="spellEnd"/>
+      <w:r>
+        <w:rPr>
+          <w:rFonts w:ascii="Courier New" w:eastAsia="Times New Roman" w:hAnsi="Courier New" w:cs="Courier New"/>
+          <w:color w:val="9CDCFE"/>
+          <w:kern w:val="0"/>
+          <w:sz w:val="18"/>
+          <w:szCs w:val="18"/>
+          <w14:ligatures w14:val="none"/>
+        </w:rPr>
+        <w:t>"</w:t>
       </w:r>
       <w:r>
         <w:rPr>
@@ -4593,62 +5079,94 @@
         <w:rPr>
           <w:lang w:bidi="ar-EG"/>
         </w:rPr>
-        <w:t>Add medication :</w:t>
-      </w:r>
-    </w:p>
-    <w:p>
-      <w:pPr>
-        <w:pStyle w:val="ListParagraph"/>
-        <w:numPr>
-          <w:ilvl w:val="0"/>
-          <w:numId w:val="2"/>
-        </w:numPr>
-        <w:rPr>
-          <w:lang w:bidi="ar-EG"/>
-        </w:rPr>
-      </w:pPr>
-      <w:r>
-        <w:rPr>
-          <w:lang w:bidi="ar-EG"/>
-        </w:rPr>
-        <w:t>Method : post</w:t>
-      </w:r>
-    </w:p>
-    <w:p>
-      <w:pPr>
-        <w:pStyle w:val="ListParagraph"/>
-        <w:numPr>
-          <w:ilvl w:val="0"/>
-          <w:numId w:val="2"/>
-        </w:numPr>
-        <w:rPr>
-          <w:lang w:bidi="ar-EG"/>
-        </w:rPr>
-      </w:pPr>
-      <w:r>
-        <w:rPr>
-          <w:lang w:bidi="ar-EG"/>
-        </w:rPr>
-        <w:t>/api/patient/medications</w:t>
-      </w:r>
-    </w:p>
-    <w:p>
-      <w:pPr>
-        <w:pStyle w:val="ListParagraph"/>
-        <w:numPr>
-          <w:ilvl w:val="0"/>
-          <w:numId w:val="2"/>
-        </w:numPr>
-        <w:rPr>
-          <w:lang w:bidi="ar-EG"/>
-        </w:rPr>
-      </w:pPr>
+        <w:t xml:space="preserve">Add </w:t>
+      </w:r>
+      <w:proofErr w:type="gramStart"/>
+      <w:r>
+        <w:rPr>
+          <w:lang w:bidi="ar-EG"/>
+        </w:rPr>
+        <w:t>medication :</w:t>
+      </w:r>
+      <w:proofErr w:type="gramEnd"/>
+    </w:p>
+    <w:p>
+      <w:pPr>
+        <w:pStyle w:val="ListParagraph"/>
+        <w:numPr>
+          <w:ilvl w:val="0"/>
+          <w:numId w:val="2"/>
+        </w:numPr>
+        <w:rPr>
+          <w:lang w:bidi="ar-EG"/>
+        </w:rPr>
+      </w:pPr>
+      <w:proofErr w:type="gramStart"/>
+      <w:r>
+        <w:rPr>
+          <w:lang w:bidi="ar-EG"/>
+        </w:rPr>
+        <w:t>Method :</w:t>
+      </w:r>
+      <w:proofErr w:type="gramEnd"/>
+      <w:r>
+        <w:rPr>
+          <w:lang w:bidi="ar-EG"/>
+        </w:rPr>
+        <w:t xml:space="preserve"> post</w:t>
+      </w:r>
+    </w:p>
+    <w:p>
+      <w:pPr>
+        <w:pStyle w:val="ListParagraph"/>
+        <w:numPr>
+          <w:ilvl w:val="0"/>
+          <w:numId w:val="2"/>
+        </w:numPr>
+        <w:rPr>
+          <w:lang w:bidi="ar-EG"/>
+        </w:rPr>
+      </w:pPr>
+      <w:r>
+        <w:rPr>
+          <w:lang w:bidi="ar-EG"/>
+        </w:rPr>
+        <w:t>/</w:t>
+      </w:r>
+      <w:proofErr w:type="spellStart"/>
+      <w:r>
+        <w:rPr>
+          <w:lang w:bidi="ar-EG"/>
+        </w:rPr>
+        <w:t>api</w:t>
+      </w:r>
+      <w:proofErr w:type="spellEnd"/>
+      <w:r>
+        <w:rPr>
+          <w:lang w:bidi="ar-EG"/>
+        </w:rPr>
+        <w:t>/patient/medications</w:t>
+      </w:r>
+    </w:p>
+    <w:p>
+      <w:pPr>
+        <w:pStyle w:val="ListParagraph"/>
+        <w:numPr>
+          <w:ilvl w:val="0"/>
+          <w:numId w:val="2"/>
+        </w:numPr>
+        <w:rPr>
+          <w:lang w:bidi="ar-EG"/>
+        </w:rPr>
+      </w:pPr>
+      <w:proofErr w:type="gramStart"/>
       <w:r>
         <w:rPr>
           <w:lang w:bidi="ar-EG"/>
         </w:rPr>
         <w:t>Ex :</w:t>
       </w:r>
+      <w:proofErr w:type="gramEnd"/>
     </w:p>
     <w:p>
       <w:pPr>
@@ -4751,7 +5269,31 @@
           <w:szCs w:val="18"/>
           <w14:ligatures w14:val="none"/>
         </w:rPr>
-        <w:t>"panadol"</w:t>
+        <w:t>"</w:t>
+      </w:r>
+      <w:proofErr w:type="spellStart"/>
+      <w:r>
+        <w:rPr>
+          <w:rFonts w:ascii="Courier New" w:eastAsia="Times New Roman" w:hAnsi="Courier New" w:cs="Courier New"/>
+          <w:color w:val="CE9178"/>
+          <w:kern w:val="0"/>
+          <w:sz w:val="18"/>
+          <w:szCs w:val="18"/>
+          <w14:ligatures w14:val="none"/>
+        </w:rPr>
+        <w:t>panadol</w:t>
+      </w:r>
+      <w:proofErr w:type="spellEnd"/>
+      <w:r>
+        <w:rPr>
+          <w:rFonts w:ascii="Courier New" w:eastAsia="Times New Roman" w:hAnsi="Courier New" w:cs="Courier New"/>
+          <w:color w:val="CE9178"/>
+          <w:kern w:val="0"/>
+          <w:sz w:val="18"/>
+          <w:szCs w:val="18"/>
+          <w14:ligatures w14:val="none"/>
+        </w:rPr>
+        <w:t>"</w:t>
       </w:r>
       <w:r>
         <w:rPr>
@@ -4973,7 +5515,31 @@
           <w:szCs w:val="18"/>
           <w14:ligatures w14:val="none"/>
         </w:rPr>
-        <w:t>"timesPerDay"</w:t>
+        <w:t>"</w:t>
+      </w:r>
+      <w:proofErr w:type="spellStart"/>
+      <w:r>
+        <w:rPr>
+          <w:rFonts w:ascii="Courier New" w:eastAsia="Times New Roman" w:hAnsi="Courier New" w:cs="Courier New"/>
+          <w:color w:val="9CDCFE"/>
+          <w:kern w:val="0"/>
+          <w:sz w:val="18"/>
+          <w:szCs w:val="18"/>
+          <w14:ligatures w14:val="none"/>
+        </w:rPr>
+        <w:t>timesPerDay</w:t>
+      </w:r>
+      <w:proofErr w:type="spellEnd"/>
+      <w:r>
+        <w:rPr>
+          <w:rFonts w:ascii="Courier New" w:eastAsia="Times New Roman" w:hAnsi="Courier New" w:cs="Courier New"/>
+          <w:color w:val="9CDCFE"/>
+          <w:kern w:val="0"/>
+          <w:sz w:val="18"/>
+          <w:szCs w:val="18"/>
+          <w14:ligatures w14:val="none"/>
+        </w:rPr>
+        <w:t>"</w:t>
       </w:r>
       <w:r>
         <w:rPr>
@@ -5176,7 +5742,31 @@
           <w:szCs w:val="18"/>
           <w14:ligatures w14:val="none"/>
         </w:rPr>
-        <w:t>"startDate"</w:t>
+        <w:t>"</w:t>
+      </w:r>
+      <w:proofErr w:type="spellStart"/>
+      <w:r>
+        <w:rPr>
+          <w:rFonts w:ascii="Courier New" w:eastAsia="Times New Roman" w:hAnsi="Courier New" w:cs="Courier New"/>
+          <w:color w:val="9CDCFE"/>
+          <w:kern w:val="0"/>
+          <w:sz w:val="18"/>
+          <w:szCs w:val="18"/>
+          <w14:ligatures w14:val="none"/>
+        </w:rPr>
+        <w:t>startDate</w:t>
+      </w:r>
+      <w:proofErr w:type="spellEnd"/>
+      <w:r>
+        <w:rPr>
+          <w:rFonts w:ascii="Courier New" w:eastAsia="Times New Roman" w:hAnsi="Courier New" w:cs="Courier New"/>
+          <w:color w:val="9CDCFE"/>
+          <w:kern w:val="0"/>
+          <w:sz w:val="18"/>
+          <w:szCs w:val="18"/>
+          <w14:ligatures w14:val="none"/>
+        </w:rPr>
+        <w:t>"</w:t>
       </w:r>
       <w:r>
         <w:rPr>
@@ -5380,6 +5970,7 @@
       </w:r>
       <w:r>
         <w:rPr>
+          <w:noProof/>
           <w:lang w:bidi="ar-EG"/>
         </w:rPr>
         <w:drawing>
@@ -5431,7 +6022,6 @@
     <w:p>
       <w:pPr>
         <w:rPr>
-          <w:rFonts w:hint="cs"/>
           <w:lang w:bidi="ar-EG"/>
         </w:rPr>
       </w:pPr>
@@ -5451,43 +6041,73 @@
         <w:rPr>
           <w:lang w:bidi="ar-EG"/>
         </w:rPr>
-        <w:t>Get notification :</w:t>
-      </w:r>
-    </w:p>
-    <w:p>
-      <w:pPr>
-        <w:pStyle w:val="ListParagraph"/>
-        <w:numPr>
-          <w:ilvl w:val="0"/>
-          <w:numId w:val="2"/>
-        </w:numPr>
-        <w:rPr>
-          <w:lang w:bidi="ar-EG"/>
-        </w:rPr>
-      </w:pPr>
-      <w:r>
-        <w:rPr>
-          <w:lang w:bidi="ar-EG"/>
-        </w:rPr>
-        <w:t xml:space="preserve">Method : get </w:t>
-      </w:r>
-    </w:p>
-    <w:p>
-      <w:pPr>
-        <w:pStyle w:val="ListParagraph"/>
-        <w:numPr>
-          <w:ilvl w:val="0"/>
-          <w:numId w:val="2"/>
-        </w:numPr>
-        <w:rPr>
-          <w:lang w:bidi="ar-EG"/>
-        </w:rPr>
-      </w:pPr>
-      <w:r>
-        <w:rPr>
-          <w:lang w:bidi="ar-EG"/>
-        </w:rPr>
-        <w:t>/api/patient/notifications</w:t>
+        <w:t xml:space="preserve">Get </w:t>
+      </w:r>
+      <w:proofErr w:type="gramStart"/>
+      <w:r>
+        <w:rPr>
+          <w:lang w:bidi="ar-EG"/>
+        </w:rPr>
+        <w:t>notification :</w:t>
+      </w:r>
+      <w:proofErr w:type="gramEnd"/>
+    </w:p>
+    <w:p>
+      <w:pPr>
+        <w:pStyle w:val="ListParagraph"/>
+        <w:numPr>
+          <w:ilvl w:val="0"/>
+          <w:numId w:val="2"/>
+        </w:numPr>
+        <w:rPr>
+          <w:lang w:bidi="ar-EG"/>
+        </w:rPr>
+      </w:pPr>
+      <w:proofErr w:type="gramStart"/>
+      <w:r>
+        <w:rPr>
+          <w:lang w:bidi="ar-EG"/>
+        </w:rPr>
+        <w:t>Method :</w:t>
+      </w:r>
+      <w:proofErr w:type="gramEnd"/>
+      <w:r>
+        <w:rPr>
+          <w:lang w:bidi="ar-EG"/>
+        </w:rPr>
+        <w:t xml:space="preserve"> get </w:t>
+      </w:r>
+    </w:p>
+    <w:p>
+      <w:pPr>
+        <w:pStyle w:val="ListParagraph"/>
+        <w:numPr>
+          <w:ilvl w:val="0"/>
+          <w:numId w:val="2"/>
+        </w:numPr>
+        <w:rPr>
+          <w:lang w:bidi="ar-EG"/>
+        </w:rPr>
+      </w:pPr>
+      <w:r>
+        <w:rPr>
+          <w:lang w:bidi="ar-EG"/>
+        </w:rPr>
+        <w:t>/</w:t>
+      </w:r>
+      <w:proofErr w:type="spellStart"/>
+      <w:r>
+        <w:rPr>
+          <w:lang w:bidi="ar-EG"/>
+        </w:rPr>
+        <w:t>api</w:t>
+      </w:r>
+      <w:proofErr w:type="spellEnd"/>
+      <w:r>
+        <w:rPr>
+          <w:lang w:bidi="ar-EG"/>
+        </w:rPr>
+        <w:t>/patient/notifications</w:t>
       </w:r>
     </w:p>
     <w:p>
@@ -5498,8 +6118,18 @@
           <w:lang w:bidi="ar-EG"/>
         </w:rPr>
       </w:pPr>
-      <w:r>
-        <w:rPr>
+    </w:p>
+    <w:p>
+      <w:pPr>
+        <w:pStyle w:val="ListParagraph"/>
+        <w:ind w:left="1080"/>
+        <w:rPr>
+          <w:lang w:bidi="ar-EG"/>
+        </w:rPr>
+      </w:pPr>
+      <w:r>
+        <w:rPr>
+          <w:noProof/>
           <w:lang w:bidi="ar-EG"/>
         </w:rPr>
         <w:drawing>
@@ -5541,6 +6171,488 @@
     </w:p>
     <w:p>
       <w:pPr>
+        <w:pStyle w:val="ListParagraph"/>
+        <w:ind w:left="1080"/>
+        <w:rPr>
+          <w:lang w:bidi="ar-EG"/>
+        </w:rPr>
+      </w:pPr>
+    </w:p>
+    <w:p>
+      <w:pPr>
+        <w:pStyle w:val="ListParagraph"/>
+        <w:numPr>
+          <w:ilvl w:val="0"/>
+          <w:numId w:val="7"/>
+        </w:numPr>
+        <w:rPr>
+          <w:lang w:bidi="ar-EG"/>
+        </w:rPr>
+      </w:pPr>
+      <w:r>
+        <w:rPr>
+          <w:lang w:bidi="ar-EG"/>
+        </w:rPr>
+        <w:t xml:space="preserve">Get </w:t>
+      </w:r>
+      <w:proofErr w:type="gramStart"/>
+      <w:r>
+        <w:rPr>
+          <w:lang w:bidi="ar-EG"/>
+        </w:rPr>
+        <w:t>medication :</w:t>
+      </w:r>
+      <w:proofErr w:type="gramEnd"/>
+    </w:p>
+    <w:p>
+      <w:pPr>
+        <w:pStyle w:val="ListParagraph"/>
+        <w:numPr>
+          <w:ilvl w:val="0"/>
+          <w:numId w:val="2"/>
+        </w:numPr>
+        <w:rPr>
+          <w:lang w:bidi="ar-EG"/>
+        </w:rPr>
+      </w:pPr>
+      <w:proofErr w:type="gramStart"/>
+      <w:r>
+        <w:rPr>
+          <w:lang w:bidi="ar-EG"/>
+        </w:rPr>
+        <w:t>Method :</w:t>
+      </w:r>
+      <w:proofErr w:type="gramEnd"/>
+      <w:r>
+        <w:rPr>
+          <w:lang w:bidi="ar-EG"/>
+        </w:rPr>
+        <w:t xml:space="preserve"> get</w:t>
+      </w:r>
+    </w:p>
+    <w:p>
+      <w:pPr>
+        <w:pStyle w:val="ListParagraph"/>
+        <w:numPr>
+          <w:ilvl w:val="0"/>
+          <w:numId w:val="2"/>
+        </w:numPr>
+        <w:rPr>
+          <w:lang w:bidi="ar-EG"/>
+        </w:rPr>
+      </w:pPr>
+      <w:r>
+        <w:rPr>
+          <w:lang w:bidi="ar-EG"/>
+        </w:rPr>
+        <w:t>/</w:t>
+      </w:r>
+      <w:proofErr w:type="spellStart"/>
+      <w:r>
+        <w:rPr>
+          <w:lang w:bidi="ar-EG"/>
+        </w:rPr>
+        <w:t>api</w:t>
+      </w:r>
+      <w:proofErr w:type="spellEnd"/>
+      <w:r>
+        <w:rPr>
+          <w:lang w:bidi="ar-EG"/>
+        </w:rPr>
+        <w:t>/patient/medications/</w:t>
+      </w:r>
+    </w:p>
+    <w:p>
+      <w:pPr>
+        <w:pStyle w:val="ListParagraph"/>
+        <w:numPr>
+          <w:ilvl w:val="0"/>
+          <w:numId w:val="2"/>
+        </w:numPr>
+        <w:rPr>
+          <w:lang w:bidi="ar-EG"/>
+        </w:rPr>
+      </w:pPr>
+      <w:r>
+        <w:rPr>
+          <w:lang w:bidi="ar-EG"/>
+        </w:rPr>
+        <w:t xml:space="preserve">In medication part at UI </w:t>
+      </w:r>
+    </w:p>
+    <w:p>
+      <w:pPr>
+        <w:pStyle w:val="ListParagraph"/>
+        <w:numPr>
+          <w:ilvl w:val="0"/>
+          <w:numId w:val="7"/>
+        </w:numPr>
+        <w:rPr>
+          <w:lang w:bidi="ar-EG"/>
+        </w:rPr>
+      </w:pPr>
+      <w:r>
+        <w:rPr>
+          <w:lang w:bidi="ar-EG"/>
+        </w:rPr>
+        <w:t xml:space="preserve">Confirm </w:t>
+      </w:r>
+      <w:proofErr w:type="gramStart"/>
+      <w:r>
+        <w:rPr>
+          <w:lang w:bidi="ar-EG"/>
+        </w:rPr>
+        <w:t>medication :</w:t>
+      </w:r>
+      <w:proofErr w:type="gramEnd"/>
+    </w:p>
+    <w:p>
+      <w:pPr>
+        <w:pStyle w:val="ListParagraph"/>
+        <w:numPr>
+          <w:ilvl w:val="0"/>
+          <w:numId w:val="2"/>
+        </w:numPr>
+        <w:rPr>
+          <w:lang w:bidi="ar-EG"/>
+        </w:rPr>
+      </w:pPr>
+      <w:proofErr w:type="gramStart"/>
+      <w:r>
+        <w:rPr>
+          <w:lang w:bidi="ar-EG"/>
+        </w:rPr>
+        <w:t>Method :</w:t>
+      </w:r>
+      <w:proofErr w:type="gramEnd"/>
+      <w:r>
+        <w:rPr>
+          <w:lang w:bidi="ar-EG"/>
+        </w:rPr>
+        <w:t xml:space="preserve"> post</w:t>
+      </w:r>
+    </w:p>
+    <w:p>
+      <w:pPr>
+        <w:pStyle w:val="ListParagraph"/>
+        <w:numPr>
+          <w:ilvl w:val="0"/>
+          <w:numId w:val="2"/>
+        </w:numPr>
+        <w:rPr>
+          <w:lang w:bidi="ar-EG"/>
+        </w:rPr>
+      </w:pPr>
+      <w:r>
+        <w:rPr>
+          <w:lang w:bidi="ar-EG"/>
+        </w:rPr>
+        <w:t>/</w:t>
+      </w:r>
+      <w:proofErr w:type="spellStart"/>
+      <w:r>
+        <w:rPr>
+          <w:lang w:bidi="ar-EG"/>
+        </w:rPr>
+        <w:t>api</w:t>
+      </w:r>
+      <w:proofErr w:type="spellEnd"/>
+      <w:r>
+        <w:rPr>
+          <w:lang w:bidi="ar-EG"/>
+        </w:rPr>
+        <w:t>/patient/medications</w:t>
+      </w:r>
+      <w:proofErr w:type="gramStart"/>
+      <w:r>
+        <w:rPr>
+          <w:lang w:bidi="ar-EG"/>
+        </w:rPr>
+        <w:t>/</w:t>
+      </w:r>
+      <w:r>
+        <w:rPr>
+          <w:lang w:bidi="ar-EG"/>
+        </w:rPr>
+        <w:t>:</w:t>
+      </w:r>
+      <w:proofErr w:type="spellStart"/>
+      <w:r>
+        <w:rPr>
+          <w:lang w:bidi="ar-EG"/>
+        </w:rPr>
+        <w:t>medID</w:t>
+      </w:r>
+      <w:proofErr w:type="spellEnd"/>
+      <w:proofErr w:type="gramEnd"/>
+      <w:r>
+        <w:rPr>
+          <w:lang w:bidi="ar-EG"/>
+        </w:rPr>
+        <w:t>/confirm</w:t>
+      </w:r>
+    </w:p>
+    <w:p>
+      <w:pPr>
+        <w:pStyle w:val="ListParagraph"/>
+        <w:numPr>
+          <w:ilvl w:val="0"/>
+          <w:numId w:val="2"/>
+        </w:numPr>
+        <w:rPr>
+          <w:lang w:bidi="ar-EG"/>
+        </w:rPr>
+      </w:pPr>
+      <w:r>
+        <w:rPr>
+          <w:rFonts w:hint="cs"/>
+          <w:rtl/>
+          <w:lang w:bidi="ar-EG"/>
+        </w:rPr>
+        <w:t xml:space="preserve">عشان كل ما يضغط علي </w:t>
+      </w:r>
+      <w:r>
+        <w:rPr>
+          <w:lang w:bidi="ar-EG"/>
+        </w:rPr>
+        <w:t xml:space="preserve">confirm </w:t>
+      </w:r>
+      <w:r>
+        <w:rPr>
+          <w:rFonts w:hint="cs"/>
+          <w:rtl/>
+          <w:lang w:bidi="ar-EG"/>
+        </w:rPr>
+        <w:t xml:space="preserve">يتحسبله ال </w:t>
+      </w:r>
+      <w:proofErr w:type="spellStart"/>
+      <w:r>
+        <w:rPr>
+          <w:lang w:bidi="ar-EG"/>
+        </w:rPr>
+        <w:t>adherenceRate</w:t>
+      </w:r>
+      <w:proofErr w:type="spellEnd"/>
+    </w:p>
+    <w:p>
+      <w:pPr>
+        <w:pStyle w:val="ListParagraph"/>
+        <w:ind w:left="1080"/>
+        <w:rPr>
+          <w:lang w:bidi="ar-EG"/>
+        </w:rPr>
+      </w:pPr>
+    </w:p>
+    <w:p>
+      <w:pPr>
+        <w:pStyle w:val="ListParagraph"/>
+        <w:numPr>
+          <w:ilvl w:val="0"/>
+          <w:numId w:val="7"/>
+        </w:numPr>
+        <w:rPr>
+          <w:lang w:bidi="ar-EG"/>
+        </w:rPr>
+      </w:pPr>
+      <w:r>
+        <w:rPr>
+          <w:lang w:bidi="ar-EG"/>
+        </w:rPr>
+        <w:t xml:space="preserve">Notification </w:t>
+      </w:r>
+      <w:proofErr w:type="spellStart"/>
+      <w:proofErr w:type="gramStart"/>
+      <w:r>
+        <w:rPr>
+          <w:lang w:bidi="ar-EG"/>
+        </w:rPr>
+        <w:t>isRead</w:t>
+      </w:r>
+      <w:proofErr w:type="spellEnd"/>
+      <w:r>
+        <w:rPr>
+          <w:lang w:bidi="ar-EG"/>
+        </w:rPr>
+        <w:t xml:space="preserve"> :</w:t>
+      </w:r>
+      <w:proofErr w:type="gramEnd"/>
+    </w:p>
+    <w:p>
+      <w:pPr>
+        <w:pStyle w:val="ListParagraph"/>
+        <w:numPr>
+          <w:ilvl w:val="0"/>
+          <w:numId w:val="2"/>
+        </w:numPr>
+        <w:rPr>
+          <w:lang w:bidi="ar-EG"/>
+        </w:rPr>
+      </w:pPr>
+      <w:proofErr w:type="gramStart"/>
+      <w:r>
+        <w:rPr>
+          <w:lang w:bidi="ar-EG"/>
+        </w:rPr>
+        <w:t>Method :</w:t>
+      </w:r>
+      <w:proofErr w:type="gramEnd"/>
+      <w:r>
+        <w:rPr>
+          <w:lang w:bidi="ar-EG"/>
+        </w:rPr>
+        <w:t xml:space="preserve"> patch</w:t>
+      </w:r>
+    </w:p>
+    <w:p>
+      <w:pPr>
+        <w:pStyle w:val="ListParagraph"/>
+        <w:numPr>
+          <w:ilvl w:val="0"/>
+          <w:numId w:val="2"/>
+        </w:numPr>
+        <w:rPr>
+          <w:lang w:bidi="ar-EG"/>
+        </w:rPr>
+      </w:pPr>
+      <w:r>
+        <w:rPr>
+          <w:lang w:bidi="ar-EG"/>
+        </w:rPr>
+        <w:t>/</w:t>
+      </w:r>
+      <w:proofErr w:type="spellStart"/>
+      <w:r>
+        <w:rPr>
+          <w:lang w:bidi="ar-EG"/>
+        </w:rPr>
+        <w:t>api</w:t>
+      </w:r>
+      <w:proofErr w:type="spellEnd"/>
+      <w:r>
+        <w:rPr>
+          <w:lang w:bidi="ar-EG"/>
+        </w:rPr>
+        <w:t>/patient/notifications</w:t>
+      </w:r>
+      <w:proofErr w:type="gramStart"/>
+      <w:r>
+        <w:rPr>
+          <w:lang w:bidi="ar-EG"/>
+        </w:rPr>
+        <w:t>/:</w:t>
+      </w:r>
+      <w:proofErr w:type="spellStart"/>
+      <w:r>
+        <w:rPr>
+          <w:lang w:bidi="ar-EG"/>
+        </w:rPr>
+        <w:t>notificationID</w:t>
+      </w:r>
+      <w:proofErr w:type="spellEnd"/>
+      <w:proofErr w:type="gramEnd"/>
+      <w:r>
+        <w:rPr>
+          <w:lang w:bidi="ar-EG"/>
+        </w:rPr>
+        <w:t>/read</w:t>
+      </w:r>
+    </w:p>
+    <w:p>
+      <w:pPr>
+        <w:pStyle w:val="ListParagraph"/>
+        <w:numPr>
+          <w:ilvl w:val="0"/>
+          <w:numId w:val="7"/>
+        </w:numPr>
+        <w:rPr>
+          <w:lang w:bidi="ar-EG"/>
+        </w:rPr>
+      </w:pPr>
+      <w:r>
+        <w:rPr>
+          <w:lang w:bidi="ar-EG"/>
+        </w:rPr>
+        <w:lastRenderedPageBreak/>
+        <w:t xml:space="preserve">Appointment </w:t>
+      </w:r>
+      <w:proofErr w:type="gramStart"/>
+      <w:r>
+        <w:rPr>
+          <w:lang w:bidi="ar-EG"/>
+        </w:rPr>
+        <w:t>upcoming :</w:t>
+      </w:r>
+      <w:proofErr w:type="gramEnd"/>
+    </w:p>
+    <w:p>
+      <w:pPr>
+        <w:pStyle w:val="ListParagraph"/>
+        <w:numPr>
+          <w:ilvl w:val="0"/>
+          <w:numId w:val="2"/>
+        </w:numPr>
+        <w:rPr>
+          <w:lang w:bidi="ar-EG"/>
+        </w:rPr>
+      </w:pPr>
+      <w:proofErr w:type="gramStart"/>
+      <w:r>
+        <w:rPr>
+          <w:lang w:bidi="ar-EG"/>
+        </w:rPr>
+        <w:t>Method :</w:t>
+      </w:r>
+      <w:proofErr w:type="gramEnd"/>
+      <w:r>
+        <w:rPr>
+          <w:lang w:bidi="ar-EG"/>
+        </w:rPr>
+        <w:t xml:space="preserve"> get</w:t>
+      </w:r>
+    </w:p>
+    <w:p>
+      <w:pPr>
+        <w:pStyle w:val="ListParagraph"/>
+        <w:numPr>
+          <w:ilvl w:val="0"/>
+          <w:numId w:val="2"/>
+        </w:numPr>
+        <w:rPr>
+          <w:lang w:bidi="ar-EG"/>
+        </w:rPr>
+      </w:pPr>
+      <w:r>
+        <w:rPr>
+          <w:lang w:bidi="ar-EG"/>
+        </w:rPr>
+        <w:t>/</w:t>
+      </w:r>
+      <w:proofErr w:type="spellStart"/>
+      <w:r>
+        <w:rPr>
+          <w:lang w:bidi="ar-EG"/>
+        </w:rPr>
+        <w:t>api</w:t>
+      </w:r>
+      <w:proofErr w:type="spellEnd"/>
+      <w:r>
+        <w:rPr>
+          <w:lang w:bidi="ar-EG"/>
+        </w:rPr>
+        <w:t>/patient/appointments/upcoming</w:t>
+      </w:r>
+    </w:p>
+    <w:p>
+      <w:pPr>
+        <w:pStyle w:val="ListParagraph"/>
+        <w:ind w:left="1080"/>
+        <w:rPr>
+          <w:lang w:bidi="ar-EG"/>
+        </w:rPr>
+      </w:pPr>
+    </w:p>
+    <w:p>
+      <w:pPr>
         <w:pStyle w:val="Heading1"/>
         <w:rPr>
           <w:lang w:bidi="ar-EG"/>
@@ -5550,8 +6662,16 @@
         <w:rPr>
           <w:lang w:bidi="ar-EG"/>
         </w:rPr>
-        <w:t>Doctor end point :</w:t>
-      </w:r>
+        <w:t xml:space="preserve">Doctor end </w:t>
+      </w:r>
+      <w:proofErr w:type="gramStart"/>
+      <w:r>
+        <w:rPr>
+          <w:lang w:bidi="ar-EG"/>
+        </w:rPr>
+        <w:t>point :</w:t>
+      </w:r>
+      <w:proofErr w:type="gramEnd"/>
     </w:p>
     <w:p>
       <w:pPr>
@@ -5581,43 +6701,73 @@
         <w:rPr>
           <w:lang w:bidi="ar-EG"/>
         </w:rPr>
-        <w:t>Get profile :</w:t>
-      </w:r>
-    </w:p>
-    <w:p>
-      <w:pPr>
-        <w:pStyle w:val="ListParagraph"/>
-        <w:numPr>
-          <w:ilvl w:val="0"/>
-          <w:numId w:val="2"/>
-        </w:numPr>
-        <w:rPr>
-          <w:lang w:bidi="ar-EG"/>
-        </w:rPr>
-      </w:pPr>
-      <w:r>
-        <w:rPr>
-          <w:lang w:bidi="ar-EG"/>
-        </w:rPr>
-        <w:t>Method : get</w:t>
-      </w:r>
-    </w:p>
-    <w:p>
-      <w:pPr>
-        <w:pStyle w:val="ListParagraph"/>
-        <w:numPr>
-          <w:ilvl w:val="0"/>
-          <w:numId w:val="2"/>
-        </w:numPr>
-        <w:rPr>
-          <w:lang w:bidi="ar-EG"/>
-        </w:rPr>
-      </w:pPr>
-      <w:r>
-        <w:rPr>
-          <w:lang w:bidi="ar-EG"/>
-        </w:rPr>
-        <w:t>/api/doctor/profile</w:t>
+        <w:t xml:space="preserve">Get </w:t>
+      </w:r>
+      <w:proofErr w:type="gramStart"/>
+      <w:r>
+        <w:rPr>
+          <w:lang w:bidi="ar-EG"/>
+        </w:rPr>
+        <w:t>profile :</w:t>
+      </w:r>
+      <w:proofErr w:type="gramEnd"/>
+    </w:p>
+    <w:p>
+      <w:pPr>
+        <w:pStyle w:val="ListParagraph"/>
+        <w:numPr>
+          <w:ilvl w:val="0"/>
+          <w:numId w:val="2"/>
+        </w:numPr>
+        <w:rPr>
+          <w:lang w:bidi="ar-EG"/>
+        </w:rPr>
+      </w:pPr>
+      <w:proofErr w:type="gramStart"/>
+      <w:r>
+        <w:rPr>
+          <w:lang w:bidi="ar-EG"/>
+        </w:rPr>
+        <w:t>Method :</w:t>
+      </w:r>
+      <w:proofErr w:type="gramEnd"/>
+      <w:r>
+        <w:rPr>
+          <w:lang w:bidi="ar-EG"/>
+        </w:rPr>
+        <w:t xml:space="preserve"> get</w:t>
+      </w:r>
+    </w:p>
+    <w:p>
+      <w:pPr>
+        <w:pStyle w:val="ListParagraph"/>
+        <w:numPr>
+          <w:ilvl w:val="0"/>
+          <w:numId w:val="2"/>
+        </w:numPr>
+        <w:rPr>
+          <w:lang w:bidi="ar-EG"/>
+        </w:rPr>
+      </w:pPr>
+      <w:r>
+        <w:rPr>
+          <w:lang w:bidi="ar-EG"/>
+        </w:rPr>
+        <w:t>/</w:t>
+      </w:r>
+      <w:proofErr w:type="spellStart"/>
+      <w:r>
+        <w:rPr>
+          <w:lang w:bidi="ar-EG"/>
+        </w:rPr>
+        <w:t>api</w:t>
+      </w:r>
+      <w:proofErr w:type="spellEnd"/>
+      <w:r>
+        <w:rPr>
+          <w:lang w:bidi="ar-EG"/>
+        </w:rPr>
+        <w:t>/doctor/profile</w:t>
       </w:r>
     </w:p>
     <w:p>
@@ -5635,43 +6785,73 @@
         <w:rPr>
           <w:lang w:bidi="ar-EG"/>
         </w:rPr>
-        <w:t>Update profile :</w:t>
-      </w:r>
-    </w:p>
-    <w:p>
-      <w:pPr>
-        <w:pStyle w:val="ListParagraph"/>
-        <w:numPr>
-          <w:ilvl w:val="0"/>
-          <w:numId w:val="2"/>
-        </w:numPr>
-        <w:rPr>
-          <w:lang w:bidi="ar-EG"/>
-        </w:rPr>
-      </w:pPr>
-      <w:r>
-        <w:rPr>
-          <w:lang w:bidi="ar-EG"/>
-        </w:rPr>
-        <w:t>Method : put</w:t>
-      </w:r>
-    </w:p>
-    <w:p>
-      <w:pPr>
-        <w:pStyle w:val="ListParagraph"/>
-        <w:numPr>
-          <w:ilvl w:val="0"/>
-          <w:numId w:val="2"/>
-        </w:numPr>
-        <w:rPr>
-          <w:lang w:bidi="ar-EG"/>
-        </w:rPr>
-      </w:pPr>
-      <w:r>
-        <w:rPr>
-          <w:lang w:bidi="ar-EG"/>
-        </w:rPr>
-        <w:t>/api/doctor/profile</w:t>
+        <w:t xml:space="preserve">Update </w:t>
+      </w:r>
+      <w:proofErr w:type="gramStart"/>
+      <w:r>
+        <w:rPr>
+          <w:lang w:bidi="ar-EG"/>
+        </w:rPr>
+        <w:t>profile :</w:t>
+      </w:r>
+      <w:proofErr w:type="gramEnd"/>
+    </w:p>
+    <w:p>
+      <w:pPr>
+        <w:pStyle w:val="ListParagraph"/>
+        <w:numPr>
+          <w:ilvl w:val="0"/>
+          <w:numId w:val="2"/>
+        </w:numPr>
+        <w:rPr>
+          <w:lang w:bidi="ar-EG"/>
+        </w:rPr>
+      </w:pPr>
+      <w:proofErr w:type="gramStart"/>
+      <w:r>
+        <w:rPr>
+          <w:lang w:bidi="ar-EG"/>
+        </w:rPr>
+        <w:t>Method :</w:t>
+      </w:r>
+      <w:proofErr w:type="gramEnd"/>
+      <w:r>
+        <w:rPr>
+          <w:lang w:bidi="ar-EG"/>
+        </w:rPr>
+        <w:t xml:space="preserve"> put</w:t>
+      </w:r>
+    </w:p>
+    <w:p>
+      <w:pPr>
+        <w:pStyle w:val="ListParagraph"/>
+        <w:numPr>
+          <w:ilvl w:val="0"/>
+          <w:numId w:val="2"/>
+        </w:numPr>
+        <w:rPr>
+          <w:lang w:bidi="ar-EG"/>
+        </w:rPr>
+      </w:pPr>
+      <w:r>
+        <w:rPr>
+          <w:lang w:bidi="ar-EG"/>
+        </w:rPr>
+        <w:t>/</w:t>
+      </w:r>
+      <w:proofErr w:type="spellStart"/>
+      <w:r>
+        <w:rPr>
+          <w:lang w:bidi="ar-EG"/>
+        </w:rPr>
+        <w:t>api</w:t>
+      </w:r>
+      <w:proofErr w:type="spellEnd"/>
+      <w:r>
+        <w:rPr>
+          <w:lang w:bidi="ar-EG"/>
+        </w:rPr>
+        <w:t>/doctor/profile</w:t>
       </w:r>
     </w:p>
     <w:p>
@@ -5760,7 +6940,19 @@
           <w:szCs w:val="18"/>
           <w14:ligatures w14:val="none"/>
         </w:rPr>
-        <w:t>"specialization"</w:t>
+        <w:t>"</w:t>
+      </w:r>
+      <w:proofErr w:type="spellStart"/>
+      <w:r>
+        <w:rPr>
+          <w:rFonts w:ascii="Courier New" w:eastAsia="Times New Roman" w:hAnsi="Courier New" w:cs="Courier New"/>
+          <w:color w:val="9CDCFE"/>
+          <w:kern w:val="0"/>
+          <w:sz w:val="18"/>
+          <w:szCs w:val="18"/>
+          <w14:ligatures w14:val="none"/>
+        </w:rPr>
+        <w:t>specialization"</w:t>
       </w:r>
       <w:r>
         <w:rPr>
@@ -5782,7 +6974,19 @@
           <w:szCs w:val="18"/>
           <w14:ligatures w14:val="none"/>
         </w:rPr>
-        <w:t>"Cardiology"</w:t>
+        <w:t>"Cardiology</w:t>
+      </w:r>
+      <w:proofErr w:type="spellEnd"/>
+      <w:r>
+        <w:rPr>
+          <w:rFonts w:ascii="Courier New" w:eastAsia="Times New Roman" w:hAnsi="Courier New" w:cs="Courier New"/>
+          <w:color w:val="CE9178"/>
+          <w:kern w:val="0"/>
+          <w:sz w:val="18"/>
+          <w:szCs w:val="18"/>
+          <w14:ligatures w14:val="none"/>
+        </w:rPr>
+        <w:t>"</w:t>
       </w:r>
       <w:r>
         <w:rPr>
@@ -5834,7 +7038,31 @@
           <w:szCs w:val="18"/>
           <w14:ligatures w14:val="none"/>
         </w:rPr>
-        <w:t>"yearsOfExperience"</w:t>
+        <w:t>"</w:t>
+      </w:r>
+      <w:proofErr w:type="spellStart"/>
+      <w:r>
+        <w:rPr>
+          <w:rFonts w:ascii="Courier New" w:eastAsia="Times New Roman" w:hAnsi="Courier New" w:cs="Courier New"/>
+          <w:color w:val="9CDCFE"/>
+          <w:kern w:val="0"/>
+          <w:sz w:val="18"/>
+          <w:szCs w:val="18"/>
+          <w14:ligatures w14:val="none"/>
+        </w:rPr>
+        <w:t>yearsOfExperience</w:t>
+      </w:r>
+      <w:proofErr w:type="spellEnd"/>
+      <w:r>
+        <w:rPr>
+          <w:rFonts w:ascii="Courier New" w:eastAsia="Times New Roman" w:hAnsi="Courier New" w:cs="Courier New"/>
+          <w:color w:val="9CDCFE"/>
+          <w:kern w:val="0"/>
+          <w:sz w:val="18"/>
+          <w:szCs w:val="18"/>
+          <w14:ligatures w14:val="none"/>
+        </w:rPr>
+        <w:t>"</w:t>
       </w:r>
       <w:r>
         <w:rPr>
@@ -5908,8 +7136,31 @@
           <w:szCs w:val="18"/>
           <w14:ligatures w14:val="none"/>
         </w:rPr>
-        <w:lastRenderedPageBreak/>
-        <w:t>"paymentOption"</w:t>
+        <w:t>"</w:t>
+      </w:r>
+      <w:proofErr w:type="spellStart"/>
+      <w:r>
+        <w:rPr>
+          <w:rFonts w:ascii="Courier New" w:eastAsia="Times New Roman" w:hAnsi="Courier New" w:cs="Courier New"/>
+          <w:color w:val="9CDCFE"/>
+          <w:kern w:val="0"/>
+          <w:sz w:val="18"/>
+          <w:szCs w:val="18"/>
+          <w14:ligatures w14:val="none"/>
+        </w:rPr>
+        <w:t>paymentOption</w:t>
+      </w:r>
+      <w:proofErr w:type="spellEnd"/>
+      <w:r>
+        <w:rPr>
+          <w:rFonts w:ascii="Courier New" w:eastAsia="Times New Roman" w:hAnsi="Courier New" w:cs="Courier New"/>
+          <w:color w:val="9CDCFE"/>
+          <w:kern w:val="0"/>
+          <w:sz w:val="18"/>
+          <w:szCs w:val="18"/>
+          <w14:ligatures w14:val="none"/>
+        </w:rPr>
+        <w:t>"</w:t>
       </w:r>
       <w:r>
         <w:rPr>
@@ -5942,7 +7193,32 @@
           <w:szCs w:val="18"/>
           <w14:ligatures w14:val="none"/>
         </w:rPr>
-        <w:t>"in_clinic"</w:t>
+        <w:t>"</w:t>
+      </w:r>
+      <w:proofErr w:type="spellStart"/>
+      <w:r>
+        <w:rPr>
+          <w:rFonts w:ascii="Courier New" w:eastAsia="Times New Roman" w:hAnsi="Courier New" w:cs="Courier New"/>
+          <w:color w:val="CE9178"/>
+          <w:kern w:val="0"/>
+          <w:sz w:val="18"/>
+          <w:szCs w:val="18"/>
+          <w14:ligatures w14:val="none"/>
+        </w:rPr>
+        <w:t>in_clinic</w:t>
+      </w:r>
+      <w:proofErr w:type="spellEnd"/>
+      <w:proofErr w:type="gramStart"/>
+      <w:r>
+        <w:rPr>
+          <w:rFonts w:ascii="Courier New" w:eastAsia="Times New Roman" w:hAnsi="Courier New" w:cs="Courier New"/>
+          <w:color w:val="CE9178"/>
+          <w:kern w:val="0"/>
+          <w:sz w:val="18"/>
+          <w:szCs w:val="18"/>
+          <w14:ligatures w14:val="none"/>
+        </w:rPr>
+        <w:t>"</w:t>
       </w:r>
       <w:r>
         <w:rPr>
@@ -5966,6 +7242,7 @@
         </w:rPr>
         <w:t>,</w:t>
       </w:r>
+      <w:proofErr w:type="gramEnd"/>
     </w:p>
     <w:p>
       <w:pPr>
@@ -6075,43 +7352,73 @@
         <w:rPr>
           <w:lang w:bidi="ar-EG"/>
         </w:rPr>
-        <w:t>Add medical record :</w:t>
-      </w:r>
-    </w:p>
-    <w:p>
-      <w:pPr>
-        <w:pStyle w:val="ListParagraph"/>
-        <w:numPr>
-          <w:ilvl w:val="0"/>
-          <w:numId w:val="2"/>
-        </w:numPr>
-        <w:rPr>
-          <w:lang w:bidi="ar-EG"/>
-        </w:rPr>
-      </w:pPr>
-      <w:r>
-        <w:rPr>
-          <w:lang w:bidi="ar-EG"/>
-        </w:rPr>
-        <w:t xml:space="preserve">Method : post </w:t>
-      </w:r>
-    </w:p>
-    <w:p>
-      <w:pPr>
-        <w:pStyle w:val="ListParagraph"/>
-        <w:numPr>
-          <w:ilvl w:val="0"/>
-          <w:numId w:val="2"/>
-        </w:numPr>
-        <w:rPr>
-          <w:lang w:bidi="ar-EG"/>
-        </w:rPr>
-      </w:pPr>
-      <w:r>
-        <w:rPr>
-          <w:lang w:bidi="ar-EG"/>
-        </w:rPr>
-        <w:t>/api/doctor/add-medical-record</w:t>
+        <w:t xml:space="preserve">Add medical </w:t>
+      </w:r>
+      <w:proofErr w:type="gramStart"/>
+      <w:r>
+        <w:rPr>
+          <w:lang w:bidi="ar-EG"/>
+        </w:rPr>
+        <w:t>record :</w:t>
+      </w:r>
+      <w:proofErr w:type="gramEnd"/>
+    </w:p>
+    <w:p>
+      <w:pPr>
+        <w:pStyle w:val="ListParagraph"/>
+        <w:numPr>
+          <w:ilvl w:val="0"/>
+          <w:numId w:val="2"/>
+        </w:numPr>
+        <w:rPr>
+          <w:lang w:bidi="ar-EG"/>
+        </w:rPr>
+      </w:pPr>
+      <w:proofErr w:type="gramStart"/>
+      <w:r>
+        <w:rPr>
+          <w:lang w:bidi="ar-EG"/>
+        </w:rPr>
+        <w:t>Method :</w:t>
+      </w:r>
+      <w:proofErr w:type="gramEnd"/>
+      <w:r>
+        <w:rPr>
+          <w:lang w:bidi="ar-EG"/>
+        </w:rPr>
+        <w:t xml:space="preserve"> post </w:t>
+      </w:r>
+    </w:p>
+    <w:p>
+      <w:pPr>
+        <w:pStyle w:val="ListParagraph"/>
+        <w:numPr>
+          <w:ilvl w:val="0"/>
+          <w:numId w:val="2"/>
+        </w:numPr>
+        <w:rPr>
+          <w:lang w:bidi="ar-EG"/>
+        </w:rPr>
+      </w:pPr>
+      <w:r>
+        <w:rPr>
+          <w:lang w:bidi="ar-EG"/>
+        </w:rPr>
+        <w:t>/</w:t>
+      </w:r>
+      <w:proofErr w:type="spellStart"/>
+      <w:r>
+        <w:rPr>
+          <w:lang w:bidi="ar-EG"/>
+        </w:rPr>
+        <w:t>api</w:t>
+      </w:r>
+      <w:proofErr w:type="spellEnd"/>
+      <w:r>
+        <w:rPr>
+          <w:lang w:bidi="ar-EG"/>
+        </w:rPr>
+        <w:t>/doctor/add-medical-record</w:t>
       </w:r>
     </w:p>
     <w:p>
@@ -6200,7 +7507,31 @@
           <w:szCs w:val="18"/>
           <w14:ligatures w14:val="none"/>
         </w:rPr>
-        <w:t>"patientId"</w:t>
+        <w:t>"</w:t>
+      </w:r>
+      <w:proofErr w:type="spellStart"/>
+      <w:r>
+        <w:rPr>
+          <w:rFonts w:ascii="Courier New" w:eastAsia="Times New Roman" w:hAnsi="Courier New" w:cs="Courier New"/>
+          <w:color w:val="9CDCFE"/>
+          <w:kern w:val="0"/>
+          <w:sz w:val="18"/>
+          <w:szCs w:val="18"/>
+          <w14:ligatures w14:val="none"/>
+        </w:rPr>
+        <w:t>patientId</w:t>
+      </w:r>
+      <w:proofErr w:type="spellEnd"/>
+      <w:r>
+        <w:rPr>
+          <w:rFonts w:ascii="Courier New" w:eastAsia="Times New Roman" w:hAnsi="Courier New" w:cs="Courier New"/>
+          <w:color w:val="9CDCFE"/>
+          <w:kern w:val="0"/>
+          <w:sz w:val="18"/>
+          <w:szCs w:val="18"/>
+          <w14:ligatures w14:val="none"/>
+        </w:rPr>
+        <w:t>"</w:t>
       </w:r>
       <w:r>
         <w:rPr>
@@ -7266,6 +8597,7 @@
           <w:szCs w:val="18"/>
           <w14:ligatures w14:val="none"/>
         </w:rPr>
+        <w:lastRenderedPageBreak/>
         <w:t xml:space="preserve">    </w:t>
       </w:r>
       <w:r>
@@ -7403,7 +8735,31 @@
           <w:szCs w:val="18"/>
           <w14:ligatures w14:val="none"/>
         </w:rPr>
-        <w:t>"nextVisitDate"</w:t>
+        <w:t>"</w:t>
+      </w:r>
+      <w:proofErr w:type="spellStart"/>
+      <w:r>
+        <w:rPr>
+          <w:rFonts w:ascii="Courier New" w:eastAsia="Times New Roman" w:hAnsi="Courier New" w:cs="Courier New"/>
+          <w:color w:val="9CDCFE"/>
+          <w:kern w:val="0"/>
+          <w:sz w:val="18"/>
+          <w:szCs w:val="18"/>
+          <w14:ligatures w14:val="none"/>
+        </w:rPr>
+        <w:t>nextVisitDate</w:t>
+      </w:r>
+      <w:proofErr w:type="spellEnd"/>
+      <w:r>
+        <w:rPr>
+          <w:rFonts w:ascii="Courier New" w:eastAsia="Times New Roman" w:hAnsi="Courier New" w:cs="Courier New"/>
+          <w:color w:val="9CDCFE"/>
+          <w:kern w:val="0"/>
+          <w:sz w:val="18"/>
+          <w:szCs w:val="18"/>
+          <w14:ligatures w14:val="none"/>
+        </w:rPr>
+        <w:t>"</w:t>
       </w:r>
       <w:r>
         <w:rPr>
@@ -7488,8 +8844,16 @@
         <w:rPr>
           <w:lang w:bidi="ar-EG"/>
         </w:rPr>
-        <w:t>Lab end points :</w:t>
-      </w:r>
+        <w:t xml:space="preserve">Lab end </w:t>
+      </w:r>
+      <w:proofErr w:type="gramStart"/>
+      <w:r>
+        <w:rPr>
+          <w:lang w:bidi="ar-EG"/>
+        </w:rPr>
+        <w:t>points :</w:t>
+      </w:r>
+      <w:proofErr w:type="gramEnd"/>
     </w:p>
     <w:p>
       <w:pPr>
@@ -7526,62 +8890,94 @@
         <w:rPr>
           <w:lang w:bidi="ar-EG"/>
         </w:rPr>
-        <w:t>Add test :</w:t>
-      </w:r>
-    </w:p>
-    <w:p>
-      <w:pPr>
-        <w:pStyle w:val="ListParagraph"/>
-        <w:numPr>
-          <w:ilvl w:val="0"/>
-          <w:numId w:val="2"/>
-        </w:numPr>
-        <w:rPr>
-          <w:lang w:bidi="ar-EG"/>
-        </w:rPr>
-      </w:pPr>
-      <w:r>
-        <w:rPr>
-          <w:lang w:bidi="ar-EG"/>
-        </w:rPr>
-        <w:t xml:space="preserve">Method : post </w:t>
-      </w:r>
-    </w:p>
-    <w:p>
-      <w:pPr>
-        <w:pStyle w:val="ListParagraph"/>
-        <w:numPr>
-          <w:ilvl w:val="0"/>
-          <w:numId w:val="2"/>
-        </w:numPr>
-        <w:rPr>
-          <w:lang w:bidi="ar-EG"/>
-        </w:rPr>
-      </w:pPr>
-      <w:r>
-        <w:rPr>
-          <w:lang w:bidi="ar-EG"/>
-        </w:rPr>
-        <w:t>/api/lab/add-test</w:t>
-      </w:r>
-    </w:p>
-    <w:p>
-      <w:pPr>
-        <w:pStyle w:val="ListParagraph"/>
-        <w:numPr>
-          <w:ilvl w:val="0"/>
-          <w:numId w:val="2"/>
-        </w:numPr>
-        <w:rPr>
-          <w:lang w:bidi="ar-EG"/>
-        </w:rPr>
-      </w:pPr>
+        <w:t xml:space="preserve">Add </w:t>
+      </w:r>
+      <w:proofErr w:type="gramStart"/>
+      <w:r>
+        <w:rPr>
+          <w:lang w:bidi="ar-EG"/>
+        </w:rPr>
+        <w:t>test :</w:t>
+      </w:r>
+      <w:proofErr w:type="gramEnd"/>
+    </w:p>
+    <w:p>
+      <w:pPr>
+        <w:pStyle w:val="ListParagraph"/>
+        <w:numPr>
+          <w:ilvl w:val="0"/>
+          <w:numId w:val="2"/>
+        </w:numPr>
+        <w:rPr>
+          <w:lang w:bidi="ar-EG"/>
+        </w:rPr>
+      </w:pPr>
+      <w:proofErr w:type="gramStart"/>
+      <w:r>
+        <w:rPr>
+          <w:lang w:bidi="ar-EG"/>
+        </w:rPr>
+        <w:t>Method :</w:t>
+      </w:r>
+      <w:proofErr w:type="gramEnd"/>
+      <w:r>
+        <w:rPr>
+          <w:lang w:bidi="ar-EG"/>
+        </w:rPr>
+        <w:t xml:space="preserve"> post </w:t>
+      </w:r>
+    </w:p>
+    <w:p>
+      <w:pPr>
+        <w:pStyle w:val="ListParagraph"/>
+        <w:numPr>
+          <w:ilvl w:val="0"/>
+          <w:numId w:val="2"/>
+        </w:numPr>
+        <w:rPr>
+          <w:lang w:bidi="ar-EG"/>
+        </w:rPr>
+      </w:pPr>
+      <w:r>
+        <w:rPr>
+          <w:lang w:bidi="ar-EG"/>
+        </w:rPr>
+        <w:t>/</w:t>
+      </w:r>
+      <w:proofErr w:type="spellStart"/>
+      <w:r>
+        <w:rPr>
+          <w:lang w:bidi="ar-EG"/>
+        </w:rPr>
+        <w:t>api</w:t>
+      </w:r>
+      <w:proofErr w:type="spellEnd"/>
+      <w:r>
+        <w:rPr>
+          <w:lang w:bidi="ar-EG"/>
+        </w:rPr>
+        <w:t>/lab/add-test</w:t>
+      </w:r>
+    </w:p>
+    <w:p>
+      <w:pPr>
+        <w:pStyle w:val="ListParagraph"/>
+        <w:numPr>
+          <w:ilvl w:val="0"/>
+          <w:numId w:val="2"/>
+        </w:numPr>
+        <w:rPr>
+          <w:lang w:bidi="ar-EG"/>
+        </w:rPr>
+      </w:pPr>
+      <w:proofErr w:type="gramStart"/>
       <w:r>
         <w:rPr>
           <w:lang w:bidi="ar-EG"/>
         </w:rPr>
         <w:t>Ex :</w:t>
       </w:r>
+      <w:proofErr w:type="gramEnd"/>
     </w:p>
     <w:p>
       <w:pPr>
@@ -7651,7 +9047,31 @@
           <w:szCs w:val="18"/>
           <w14:ligatures w14:val="none"/>
         </w:rPr>
-        <w:t>"testName"</w:t>
+        <w:t>"</w:t>
+      </w:r>
+      <w:proofErr w:type="spellStart"/>
+      <w:r>
+        <w:rPr>
+          <w:rFonts w:ascii="Courier New" w:eastAsia="Times New Roman" w:hAnsi="Courier New" w:cs="Courier New"/>
+          <w:color w:val="9CDCFE"/>
+          <w:kern w:val="0"/>
+          <w:sz w:val="18"/>
+          <w:szCs w:val="18"/>
+          <w14:ligatures w14:val="none"/>
+        </w:rPr>
+        <w:t>testName</w:t>
+      </w:r>
+      <w:proofErr w:type="spellEnd"/>
+      <w:r>
+        <w:rPr>
+          <w:rFonts w:ascii="Courier New" w:eastAsia="Times New Roman" w:hAnsi="Courier New" w:cs="Courier New"/>
+          <w:color w:val="9CDCFE"/>
+          <w:kern w:val="0"/>
+          <w:sz w:val="18"/>
+          <w:szCs w:val="18"/>
+          <w14:ligatures w14:val="none"/>
+        </w:rPr>
+        <w:t>"</w:t>
       </w:r>
       <w:r>
         <w:rPr>
@@ -7821,7 +9241,31 @@
           <w:szCs w:val="18"/>
           <w14:ligatures w14:val="none"/>
         </w:rPr>
-        <w:t>"estimatedTime"</w:t>
+        <w:t>"</w:t>
+      </w:r>
+      <w:proofErr w:type="spellStart"/>
+      <w:r>
+        <w:rPr>
+          <w:rFonts w:ascii="Courier New" w:eastAsia="Times New Roman" w:hAnsi="Courier New" w:cs="Courier New"/>
+          <w:color w:val="9CDCFE"/>
+          <w:kern w:val="0"/>
+          <w:sz w:val="18"/>
+          <w:szCs w:val="18"/>
+          <w14:ligatures w14:val="none"/>
+        </w:rPr>
+        <w:t>estimatedTime</w:t>
+      </w:r>
+      <w:proofErr w:type="spellEnd"/>
+      <w:r>
+        <w:rPr>
+          <w:rFonts w:ascii="Courier New" w:eastAsia="Times New Roman" w:hAnsi="Courier New" w:cs="Courier New"/>
+          <w:color w:val="9CDCFE"/>
+          <w:kern w:val="0"/>
+          <w:sz w:val="18"/>
+          <w:szCs w:val="18"/>
+          <w14:ligatures w14:val="none"/>
+        </w:rPr>
+        <w:t>"</w:t>
       </w:r>
       <w:r>
         <w:rPr>
@@ -7884,7 +9328,6 @@
           <w:szCs w:val="18"/>
           <w14:ligatures w14:val="none"/>
         </w:rPr>
-        <w:lastRenderedPageBreak/>
         <w:t>}</w:t>
       </w:r>
     </w:p>
@@ -7911,43 +9354,73 @@
         <w:rPr>
           <w:lang w:bidi="ar-EG"/>
         </w:rPr>
-        <w:t>Get lab’s tests :</w:t>
-      </w:r>
-    </w:p>
-    <w:p>
-      <w:pPr>
-        <w:pStyle w:val="ListParagraph"/>
-        <w:numPr>
-          <w:ilvl w:val="0"/>
-          <w:numId w:val="2"/>
-        </w:numPr>
-        <w:rPr>
-          <w:lang w:bidi="ar-EG"/>
-        </w:rPr>
-      </w:pPr>
-      <w:r>
-        <w:rPr>
-          <w:lang w:bidi="ar-EG"/>
-        </w:rPr>
-        <w:t>Method : get</w:t>
-      </w:r>
-    </w:p>
-    <w:p>
-      <w:pPr>
-        <w:pStyle w:val="ListParagraph"/>
-        <w:numPr>
-          <w:ilvl w:val="0"/>
-          <w:numId w:val="2"/>
-        </w:numPr>
-        <w:rPr>
-          <w:lang w:bidi="ar-EG"/>
-        </w:rPr>
-      </w:pPr>
-      <w:r>
-        <w:rPr>
-          <w:lang w:bidi="ar-EG"/>
-        </w:rPr>
-        <w:t>/api/lab/my-tests</w:t>
+        <w:t xml:space="preserve">Get lab’s </w:t>
+      </w:r>
+      <w:proofErr w:type="gramStart"/>
+      <w:r>
+        <w:rPr>
+          <w:lang w:bidi="ar-EG"/>
+        </w:rPr>
+        <w:t>tests :</w:t>
+      </w:r>
+      <w:proofErr w:type="gramEnd"/>
+    </w:p>
+    <w:p>
+      <w:pPr>
+        <w:pStyle w:val="ListParagraph"/>
+        <w:numPr>
+          <w:ilvl w:val="0"/>
+          <w:numId w:val="2"/>
+        </w:numPr>
+        <w:rPr>
+          <w:lang w:bidi="ar-EG"/>
+        </w:rPr>
+      </w:pPr>
+      <w:proofErr w:type="gramStart"/>
+      <w:r>
+        <w:rPr>
+          <w:lang w:bidi="ar-EG"/>
+        </w:rPr>
+        <w:t>Method :</w:t>
+      </w:r>
+      <w:proofErr w:type="gramEnd"/>
+      <w:r>
+        <w:rPr>
+          <w:lang w:bidi="ar-EG"/>
+        </w:rPr>
+        <w:t xml:space="preserve"> get</w:t>
+      </w:r>
+    </w:p>
+    <w:p>
+      <w:pPr>
+        <w:pStyle w:val="ListParagraph"/>
+        <w:numPr>
+          <w:ilvl w:val="0"/>
+          <w:numId w:val="2"/>
+        </w:numPr>
+        <w:rPr>
+          <w:lang w:bidi="ar-EG"/>
+        </w:rPr>
+      </w:pPr>
+      <w:r>
+        <w:rPr>
+          <w:lang w:bidi="ar-EG"/>
+        </w:rPr>
+        <w:t>/</w:t>
+      </w:r>
+      <w:proofErr w:type="spellStart"/>
+      <w:r>
+        <w:rPr>
+          <w:lang w:bidi="ar-EG"/>
+        </w:rPr>
+        <w:t>api</w:t>
+      </w:r>
+      <w:proofErr w:type="spellEnd"/>
+      <w:r>
+        <w:rPr>
+          <w:lang w:bidi="ar-EG"/>
+        </w:rPr>
+        <w:t>/lab/my-tests</w:t>
       </w:r>
     </w:p>
     <w:p>
@@ -7972,43 +9445,73 @@
         <w:rPr>
           <w:lang w:bidi="ar-EG"/>
         </w:rPr>
-        <w:t>Upload result :</w:t>
-      </w:r>
-    </w:p>
-    <w:p>
-      <w:pPr>
-        <w:pStyle w:val="ListParagraph"/>
-        <w:numPr>
-          <w:ilvl w:val="0"/>
-          <w:numId w:val="2"/>
-        </w:numPr>
-        <w:rPr>
-          <w:lang w:bidi="ar-EG"/>
-        </w:rPr>
-      </w:pPr>
-      <w:r>
-        <w:rPr>
-          <w:lang w:bidi="ar-EG"/>
-        </w:rPr>
-        <w:t>Method : post</w:t>
-      </w:r>
-    </w:p>
-    <w:p>
-      <w:pPr>
-        <w:pStyle w:val="ListParagraph"/>
-        <w:numPr>
-          <w:ilvl w:val="0"/>
-          <w:numId w:val="2"/>
-        </w:numPr>
-        <w:rPr>
-          <w:lang w:bidi="ar-EG"/>
-        </w:rPr>
-      </w:pPr>
-      <w:r>
-        <w:rPr>
-          <w:lang w:bidi="ar-EG"/>
-        </w:rPr>
-        <w:t>/api/lab/upload-result</w:t>
+        <w:t xml:space="preserve">Upload </w:t>
+      </w:r>
+      <w:proofErr w:type="gramStart"/>
+      <w:r>
+        <w:rPr>
+          <w:lang w:bidi="ar-EG"/>
+        </w:rPr>
+        <w:t>result :</w:t>
+      </w:r>
+      <w:proofErr w:type="gramEnd"/>
+    </w:p>
+    <w:p>
+      <w:pPr>
+        <w:pStyle w:val="ListParagraph"/>
+        <w:numPr>
+          <w:ilvl w:val="0"/>
+          <w:numId w:val="2"/>
+        </w:numPr>
+        <w:rPr>
+          <w:lang w:bidi="ar-EG"/>
+        </w:rPr>
+      </w:pPr>
+      <w:proofErr w:type="gramStart"/>
+      <w:r>
+        <w:rPr>
+          <w:lang w:bidi="ar-EG"/>
+        </w:rPr>
+        <w:t>Method :</w:t>
+      </w:r>
+      <w:proofErr w:type="gramEnd"/>
+      <w:r>
+        <w:rPr>
+          <w:lang w:bidi="ar-EG"/>
+        </w:rPr>
+        <w:t xml:space="preserve"> post</w:t>
+      </w:r>
+    </w:p>
+    <w:p>
+      <w:pPr>
+        <w:pStyle w:val="ListParagraph"/>
+        <w:numPr>
+          <w:ilvl w:val="0"/>
+          <w:numId w:val="2"/>
+        </w:numPr>
+        <w:rPr>
+          <w:lang w:bidi="ar-EG"/>
+        </w:rPr>
+      </w:pPr>
+      <w:r>
+        <w:rPr>
+          <w:lang w:bidi="ar-EG"/>
+        </w:rPr>
+        <w:t>/</w:t>
+      </w:r>
+      <w:proofErr w:type="spellStart"/>
+      <w:r>
+        <w:rPr>
+          <w:lang w:bidi="ar-EG"/>
+        </w:rPr>
+        <w:t>api</w:t>
+      </w:r>
+      <w:proofErr w:type="spellEnd"/>
+      <w:r>
+        <w:rPr>
+          <w:lang w:bidi="ar-EG"/>
+        </w:rPr>
+        <w:t>/lab/upload-result</w:t>
       </w:r>
     </w:p>
     <w:p>
@@ -8118,44 +9621,91 @@
         <w:rPr>
           <w:lang w:bidi="ar-EG"/>
         </w:rPr>
-        <w:t>Get patient result :</w:t>
-      </w:r>
-    </w:p>
-    <w:p>
-      <w:pPr>
-        <w:pStyle w:val="ListParagraph"/>
-        <w:numPr>
-          <w:ilvl w:val="0"/>
-          <w:numId w:val="2"/>
-        </w:numPr>
-        <w:rPr>
-          <w:lang w:bidi="ar-EG"/>
-        </w:rPr>
-      </w:pPr>
-      <w:r>
-        <w:rPr>
-          <w:lang w:bidi="ar-EG"/>
-        </w:rPr>
-        <w:t xml:space="preserve">Method : get </w:t>
-      </w:r>
-    </w:p>
-    <w:p>
-      <w:pPr>
-        <w:pStyle w:val="ListParagraph"/>
-        <w:numPr>
-          <w:ilvl w:val="0"/>
-          <w:numId w:val="2"/>
-        </w:numPr>
-        <w:rPr>
-          <w:lang w:bidi="ar-EG"/>
-        </w:rPr>
-      </w:pPr>
-      <w:r>
-        <w:rPr>
-          <w:lang w:bidi="ar-EG"/>
-        </w:rPr>
-        <w:t>/api/lab/patient-results/:patientId</w:t>
-      </w:r>
+        <w:lastRenderedPageBreak/>
+        <w:t xml:space="preserve">Get patient </w:t>
+      </w:r>
+      <w:proofErr w:type="gramStart"/>
+      <w:r>
+        <w:rPr>
+          <w:lang w:bidi="ar-EG"/>
+        </w:rPr>
+        <w:t>result :</w:t>
+      </w:r>
+      <w:proofErr w:type="gramEnd"/>
+    </w:p>
+    <w:p>
+      <w:pPr>
+        <w:pStyle w:val="ListParagraph"/>
+        <w:numPr>
+          <w:ilvl w:val="0"/>
+          <w:numId w:val="2"/>
+        </w:numPr>
+        <w:rPr>
+          <w:lang w:bidi="ar-EG"/>
+        </w:rPr>
+      </w:pPr>
+      <w:proofErr w:type="gramStart"/>
+      <w:r>
+        <w:rPr>
+          <w:lang w:bidi="ar-EG"/>
+        </w:rPr>
+        <w:t>Method :</w:t>
+      </w:r>
+      <w:proofErr w:type="gramEnd"/>
+      <w:r>
+        <w:rPr>
+          <w:lang w:bidi="ar-EG"/>
+        </w:rPr>
+        <w:t xml:space="preserve"> get </w:t>
+      </w:r>
+    </w:p>
+    <w:p>
+      <w:pPr>
+        <w:pStyle w:val="ListParagraph"/>
+        <w:numPr>
+          <w:ilvl w:val="0"/>
+          <w:numId w:val="2"/>
+        </w:numPr>
+        <w:rPr>
+          <w:lang w:bidi="ar-EG"/>
+        </w:rPr>
+      </w:pPr>
+      <w:r>
+        <w:rPr>
+          <w:lang w:bidi="ar-EG"/>
+        </w:rPr>
+        <w:t>/</w:t>
+      </w:r>
+      <w:proofErr w:type="spellStart"/>
+      <w:r>
+        <w:rPr>
+          <w:lang w:bidi="ar-EG"/>
+        </w:rPr>
+        <w:t>api</w:t>
+      </w:r>
+      <w:proofErr w:type="spellEnd"/>
+      <w:r>
+        <w:rPr>
+          <w:lang w:bidi="ar-EG"/>
+        </w:rPr>
+        <w:t>/lab/patient-results</w:t>
+      </w:r>
+      <w:proofErr w:type="gramStart"/>
+      <w:r>
+        <w:rPr>
+          <w:lang w:bidi="ar-EG"/>
+        </w:rPr>
+        <w:t>/:</w:t>
+      </w:r>
+      <w:proofErr w:type="spellStart"/>
+      <w:r>
+        <w:rPr>
+          <w:lang w:bidi="ar-EG"/>
+        </w:rPr>
+        <w:t>patientId</w:t>
+      </w:r>
+      <w:proofErr w:type="spellEnd"/>
+      <w:proofErr w:type="gramEnd"/>
     </w:p>
     <w:p>
       <w:pPr>
@@ -8179,31 +9729,49 @@
         </w:numPr>
       </w:pPr>
       <w:r>
-        <w:t>Get stock :</w:t>
-      </w:r>
-    </w:p>
-    <w:p>
-      <w:pPr>
-        <w:pStyle w:val="ListParagraph"/>
-        <w:numPr>
-          <w:ilvl w:val="0"/>
-          <w:numId w:val="2"/>
-        </w:numPr>
-      </w:pPr>
-      <w:r>
-        <w:t>Method : get</w:t>
-      </w:r>
-    </w:p>
-    <w:p>
-      <w:pPr>
-        <w:pStyle w:val="ListParagraph"/>
-        <w:numPr>
-          <w:ilvl w:val="0"/>
-          <w:numId w:val="2"/>
-        </w:numPr>
-      </w:pPr>
-      <w:r>
-        <w:t>/api/pharmacy/stock</w:t>
+        <w:t xml:space="preserve">Get </w:t>
+      </w:r>
+      <w:proofErr w:type="gramStart"/>
+      <w:r>
+        <w:t>stock :</w:t>
+      </w:r>
+      <w:proofErr w:type="gramEnd"/>
+    </w:p>
+    <w:p>
+      <w:pPr>
+        <w:pStyle w:val="ListParagraph"/>
+        <w:numPr>
+          <w:ilvl w:val="0"/>
+          <w:numId w:val="2"/>
+        </w:numPr>
+      </w:pPr>
+      <w:proofErr w:type="gramStart"/>
+      <w:r>
+        <w:t>Method :</w:t>
+      </w:r>
+      <w:proofErr w:type="gramEnd"/>
+      <w:r>
+        <w:t xml:space="preserve"> get</w:t>
+      </w:r>
+    </w:p>
+    <w:p>
+      <w:pPr>
+        <w:pStyle w:val="ListParagraph"/>
+        <w:numPr>
+          <w:ilvl w:val="0"/>
+          <w:numId w:val="2"/>
+        </w:numPr>
+      </w:pPr>
+      <w:r>
+        <w:t>/</w:t>
+      </w:r>
+      <w:proofErr w:type="spellStart"/>
+      <w:r>
+        <w:t>api</w:t>
+      </w:r>
+      <w:proofErr w:type="spellEnd"/>
+      <w:r>
+        <w:t>/pharmacy/stock</w:t>
       </w:r>
     </w:p>
     <w:p>
@@ -8220,44 +9788,64 @@
         </w:numPr>
       </w:pPr>
       <w:r>
-        <w:t>Add medicine :</w:t>
-      </w:r>
-    </w:p>
-    <w:p>
-      <w:pPr>
-        <w:pStyle w:val="ListParagraph"/>
-        <w:numPr>
-          <w:ilvl w:val="0"/>
-          <w:numId w:val="2"/>
-        </w:numPr>
-      </w:pPr>
-      <w:r>
-        <w:t>Method : post</w:t>
-      </w:r>
-    </w:p>
-    <w:p>
-      <w:pPr>
-        <w:pStyle w:val="ListParagraph"/>
-        <w:numPr>
-          <w:ilvl w:val="0"/>
-          <w:numId w:val="2"/>
-        </w:numPr>
-      </w:pPr>
-      <w:r>
-        <w:t>/api/pharmacy/add-medicine</w:t>
-      </w:r>
-    </w:p>
-    <w:p>
-      <w:pPr>
-        <w:pStyle w:val="ListParagraph"/>
-        <w:numPr>
-          <w:ilvl w:val="0"/>
-          <w:numId w:val="2"/>
-        </w:numPr>
-      </w:pPr>
+        <w:t xml:space="preserve">Add </w:t>
+      </w:r>
+      <w:proofErr w:type="gramStart"/>
+      <w:r>
+        <w:t>medicine :</w:t>
+      </w:r>
+      <w:proofErr w:type="gramEnd"/>
+    </w:p>
+    <w:p>
+      <w:pPr>
+        <w:pStyle w:val="ListParagraph"/>
+        <w:numPr>
+          <w:ilvl w:val="0"/>
+          <w:numId w:val="2"/>
+        </w:numPr>
+      </w:pPr>
+      <w:proofErr w:type="gramStart"/>
+      <w:r>
+        <w:t>Method :</w:t>
+      </w:r>
+      <w:proofErr w:type="gramEnd"/>
+      <w:r>
+        <w:t xml:space="preserve"> post</w:t>
+      </w:r>
+    </w:p>
+    <w:p>
+      <w:pPr>
+        <w:pStyle w:val="ListParagraph"/>
+        <w:numPr>
+          <w:ilvl w:val="0"/>
+          <w:numId w:val="2"/>
+        </w:numPr>
+      </w:pPr>
+      <w:r>
+        <w:t>/</w:t>
+      </w:r>
+      <w:proofErr w:type="spellStart"/>
+      <w:r>
+        <w:t>api</w:t>
+      </w:r>
+      <w:proofErr w:type="spellEnd"/>
+      <w:r>
+        <w:t>/pharmacy/add-medicine</w:t>
+      </w:r>
+    </w:p>
+    <w:p>
+      <w:pPr>
+        <w:pStyle w:val="ListParagraph"/>
+        <w:numPr>
+          <w:ilvl w:val="0"/>
+          <w:numId w:val="2"/>
+        </w:numPr>
+      </w:pPr>
+      <w:proofErr w:type="gramStart"/>
       <w:r>
         <w:t>Ex :</w:t>
       </w:r>
+      <w:proofErr w:type="gramEnd"/>
     </w:p>
     <w:p>
       <w:pPr>
@@ -8327,7 +9915,31 @@
           <w:szCs w:val="18"/>
           <w14:ligatures w14:val="none"/>
         </w:rPr>
-        <w:t>"medicineName"</w:t>
+        <w:t>"</w:t>
+      </w:r>
+      <w:proofErr w:type="spellStart"/>
+      <w:r>
+        <w:rPr>
+          <w:rFonts w:ascii="Courier New" w:eastAsia="Times New Roman" w:hAnsi="Courier New" w:cs="Courier New"/>
+          <w:color w:val="9CDCFE"/>
+          <w:kern w:val="0"/>
+          <w:sz w:val="18"/>
+          <w:szCs w:val="18"/>
+          <w14:ligatures w14:val="none"/>
+        </w:rPr>
+        <w:t>medicineName</w:t>
+      </w:r>
+      <w:proofErr w:type="spellEnd"/>
+      <w:r>
+        <w:rPr>
+          <w:rFonts w:ascii="Courier New" w:eastAsia="Times New Roman" w:hAnsi="Courier New" w:cs="Courier New"/>
+          <w:color w:val="9CDCFE"/>
+          <w:kern w:val="0"/>
+          <w:sz w:val="18"/>
+          <w:szCs w:val="18"/>
+          <w14:ligatures w14:val="none"/>
+        </w:rPr>
+        <w:t>"</w:t>
       </w:r>
       <w:r>
         <w:rPr>
@@ -8424,7 +10036,6 @@
           <w:szCs w:val="18"/>
           <w14:ligatures w14:val="none"/>
         </w:rPr>
-        <w:lastRenderedPageBreak/>
         <w:t xml:space="preserve">  </w:t>
       </w:r>
       <w:r>
@@ -8606,7 +10217,31 @@
           <w:szCs w:val="18"/>
           <w14:ligatures w14:val="none"/>
         </w:rPr>
-        <w:t>"expirationDate"</w:t>
+        <w:t>"</w:t>
+      </w:r>
+      <w:proofErr w:type="spellStart"/>
+      <w:r>
+        <w:rPr>
+          <w:rFonts w:ascii="Courier New" w:eastAsia="Times New Roman" w:hAnsi="Courier New" w:cs="Courier New"/>
+          <w:color w:val="9CDCFE"/>
+          <w:kern w:val="0"/>
+          <w:sz w:val="18"/>
+          <w:szCs w:val="18"/>
+          <w14:ligatures w14:val="none"/>
+        </w:rPr>
+        <w:t>expirationDate</w:t>
+      </w:r>
+      <w:proofErr w:type="spellEnd"/>
+      <w:r>
+        <w:rPr>
+          <w:rFonts w:ascii="Courier New" w:eastAsia="Times New Roman" w:hAnsi="Courier New" w:cs="Courier New"/>
+          <w:color w:val="9CDCFE"/>
+          <w:kern w:val="0"/>
+          <w:sz w:val="18"/>
+          <w:szCs w:val="18"/>
+          <w14:ligatures w14:val="none"/>
+        </w:rPr>
+        <w:t>"</w:t>
       </w:r>
       <w:r>
         <w:rPr>
@@ -8890,47 +10525,69 @@
         </w:numPr>
       </w:pPr>
       <w:r>
-        <w:t>Update medicine :</w:t>
-      </w:r>
-    </w:p>
-    <w:p>
-      <w:pPr>
-        <w:pStyle w:val="ListParagraph"/>
-        <w:numPr>
-          <w:ilvl w:val="0"/>
-          <w:numId w:val="2"/>
-        </w:numPr>
-      </w:pPr>
-      <w:r>
-        <w:t>Method : put</w:t>
-      </w:r>
-    </w:p>
-    <w:p>
-      <w:pPr>
-        <w:pStyle w:val="ListParagraph"/>
-        <w:numPr>
-          <w:ilvl w:val="0"/>
-          <w:numId w:val="2"/>
-        </w:numPr>
-      </w:pPr>
-      <w:r>
-        <w:t>/api/pharmacy/update-medicine/</w:t>
-      </w:r>
+        <w:t xml:space="preserve">Update </w:t>
+      </w:r>
+      <w:proofErr w:type="gramStart"/>
+      <w:r>
+        <w:t>medicine :</w:t>
+      </w:r>
+      <w:proofErr w:type="gramEnd"/>
+    </w:p>
+    <w:p>
+      <w:pPr>
+        <w:pStyle w:val="ListParagraph"/>
+        <w:numPr>
+          <w:ilvl w:val="0"/>
+          <w:numId w:val="2"/>
+        </w:numPr>
+      </w:pPr>
+      <w:proofErr w:type="gramStart"/>
+      <w:r>
+        <w:t>Method :</w:t>
+      </w:r>
+      <w:proofErr w:type="gramEnd"/>
+      <w:r>
+        <w:t xml:space="preserve"> put</w:t>
+      </w:r>
+    </w:p>
+    <w:p>
+      <w:pPr>
+        <w:pStyle w:val="ListParagraph"/>
+        <w:numPr>
+          <w:ilvl w:val="0"/>
+          <w:numId w:val="2"/>
+        </w:numPr>
+      </w:pPr>
+      <w:r>
+        <w:t>/</w:t>
+      </w:r>
+      <w:proofErr w:type="spellStart"/>
+      <w:r>
+        <w:t>api</w:t>
+      </w:r>
+      <w:proofErr w:type="spellEnd"/>
+      <w:r>
+        <w:t>/pharmacy/update-medicine/</w:t>
+      </w:r>
+      <w:proofErr w:type="spellStart"/>
       <w:r>
         <w:t>medicineId</w:t>
       </w:r>
-    </w:p>
-    <w:p>
-      <w:pPr>
-        <w:pStyle w:val="ListParagraph"/>
-        <w:numPr>
-          <w:ilvl w:val="0"/>
-          <w:numId w:val="2"/>
-        </w:numPr>
-      </w:pPr>
+      <w:proofErr w:type="spellEnd"/>
+    </w:p>
+    <w:p>
+      <w:pPr>
+        <w:pStyle w:val="ListParagraph"/>
+        <w:numPr>
+          <w:ilvl w:val="0"/>
+          <w:numId w:val="2"/>
+        </w:numPr>
+      </w:pPr>
+      <w:proofErr w:type="gramStart"/>
       <w:r>
         <w:t>Ex :</w:t>
       </w:r>
+      <w:proofErr w:type="gramEnd"/>
     </w:p>
     <w:p>
       <w:pPr>
@@ -9119,35 +10776,55 @@
         </w:numPr>
       </w:pPr>
       <w:r>
-        <w:t>Delete medicine :</w:t>
-      </w:r>
-    </w:p>
-    <w:p>
-      <w:pPr>
-        <w:pStyle w:val="ListParagraph"/>
-        <w:numPr>
-          <w:ilvl w:val="0"/>
-          <w:numId w:val="2"/>
-        </w:numPr>
-      </w:pPr>
-      <w:r>
-        <w:t>Method : delete</w:t>
-      </w:r>
-    </w:p>
-    <w:p>
-      <w:pPr>
-        <w:pStyle w:val="ListParagraph"/>
-        <w:numPr>
-          <w:ilvl w:val="0"/>
-          <w:numId w:val="2"/>
-        </w:numPr>
-      </w:pPr>
-      <w:r>
-        <w:t>/api/pharmacy/delete-medicine/</w:t>
-      </w:r>
+        <w:t xml:space="preserve">Delete </w:t>
+      </w:r>
+      <w:proofErr w:type="gramStart"/>
+      <w:r>
+        <w:t>medicine :</w:t>
+      </w:r>
+      <w:proofErr w:type="gramEnd"/>
+    </w:p>
+    <w:p>
+      <w:pPr>
+        <w:pStyle w:val="ListParagraph"/>
+        <w:numPr>
+          <w:ilvl w:val="0"/>
+          <w:numId w:val="2"/>
+        </w:numPr>
+      </w:pPr>
+      <w:proofErr w:type="gramStart"/>
+      <w:r>
+        <w:t>Method :</w:t>
+      </w:r>
+      <w:proofErr w:type="gramEnd"/>
+      <w:r>
+        <w:t xml:space="preserve"> delete</w:t>
+      </w:r>
+    </w:p>
+    <w:p>
+      <w:pPr>
+        <w:pStyle w:val="ListParagraph"/>
+        <w:numPr>
+          <w:ilvl w:val="0"/>
+          <w:numId w:val="2"/>
+        </w:numPr>
+      </w:pPr>
+      <w:r>
+        <w:t>/</w:t>
+      </w:r>
+      <w:proofErr w:type="spellStart"/>
+      <w:r>
+        <w:t>api</w:t>
+      </w:r>
+      <w:proofErr w:type="spellEnd"/>
+      <w:r>
+        <w:t>/pharmacy/delete-medicine/</w:t>
+      </w:r>
+      <w:proofErr w:type="spellStart"/>
       <w:r>
         <w:t>medicineId</w:t>
       </w:r>
+      <w:proofErr w:type="spellEnd"/>
     </w:p>
     <w:p>
       <w:pPr>
@@ -9170,31 +10847,57 @@
         </w:numPr>
       </w:pPr>
       <w:r>
-        <w:t>Search for medicine :</w:t>
-      </w:r>
-    </w:p>
-    <w:p>
-      <w:pPr>
-        <w:pStyle w:val="ListParagraph"/>
-        <w:numPr>
-          <w:ilvl w:val="0"/>
-          <w:numId w:val="2"/>
-        </w:numPr>
-      </w:pPr>
-      <w:r>
-        <w:t>Method : get</w:t>
-      </w:r>
-    </w:p>
-    <w:p>
-      <w:pPr>
-        <w:pStyle w:val="ListParagraph"/>
-        <w:numPr>
-          <w:ilvl w:val="0"/>
-          <w:numId w:val="2"/>
-        </w:numPr>
-      </w:pPr>
-      <w:r>
-        <w:t>/api/pharmacy/search?name=</w:t>
+        <w:t xml:space="preserve">Search for </w:t>
+      </w:r>
+      <w:proofErr w:type="gramStart"/>
+      <w:r>
+        <w:t>medicine :</w:t>
+      </w:r>
+      <w:proofErr w:type="gramEnd"/>
+    </w:p>
+    <w:p>
+      <w:pPr>
+        <w:pStyle w:val="ListParagraph"/>
+        <w:numPr>
+          <w:ilvl w:val="0"/>
+          <w:numId w:val="2"/>
+        </w:numPr>
+      </w:pPr>
+      <w:proofErr w:type="gramStart"/>
+      <w:r>
+        <w:t>Method :</w:t>
+      </w:r>
+      <w:proofErr w:type="gramEnd"/>
+      <w:r>
+        <w:t xml:space="preserve"> get</w:t>
+      </w:r>
+    </w:p>
+    <w:p>
+      <w:pPr>
+        <w:pStyle w:val="ListParagraph"/>
+        <w:numPr>
+          <w:ilvl w:val="0"/>
+          <w:numId w:val="2"/>
+        </w:numPr>
+      </w:pPr>
+      <w:r>
+        <w:t>/</w:t>
+      </w:r>
+      <w:proofErr w:type="spellStart"/>
+      <w:r>
+        <w:t>api</w:t>
+      </w:r>
+      <w:proofErr w:type="spellEnd"/>
+      <w:r>
+        <w:t>/pharmacy/</w:t>
+      </w:r>
+      <w:proofErr w:type="spellStart"/>
+      <w:r>
+        <w:t>search?name</w:t>
+      </w:r>
+      <w:proofErr w:type="spellEnd"/>
+      <w:r>
+        <w:t>=</w:t>
       </w:r>
       <w:r>
         <w:t>XXX</w:t>
@@ -9212,7 +10915,6 @@
         <w:rPr>
           <w:noProof/>
         </w:rPr>
-        <w:lastRenderedPageBreak/>
         <w:drawing>
           <wp:inline distT="0" distB="0" distL="0" distR="0" wp14:anchorId="34D33DC0" wp14:editId="6C4C8163">
             <wp:extent cx="5943600" cy="3317875"/>
@@ -9273,33 +10975,48 @@
           <w:numId w:val="2"/>
         </w:numPr>
       </w:pPr>
-      <w:r>
-        <w:t>method : post</w:t>
-      </w:r>
-    </w:p>
-    <w:p>
-      <w:pPr>
-        <w:pStyle w:val="ListParagraph"/>
-        <w:numPr>
-          <w:ilvl w:val="0"/>
-          <w:numId w:val="2"/>
-        </w:numPr>
-      </w:pPr>
-      <w:r>
-        <w:t>/api/pharmacy/dispense</w:t>
-      </w:r>
-    </w:p>
-    <w:p>
-      <w:pPr>
-        <w:pStyle w:val="ListParagraph"/>
-        <w:numPr>
-          <w:ilvl w:val="0"/>
-          <w:numId w:val="2"/>
-        </w:numPr>
-      </w:pPr>
+      <w:proofErr w:type="gramStart"/>
+      <w:r>
+        <w:t>method :</w:t>
+      </w:r>
+      <w:proofErr w:type="gramEnd"/>
+      <w:r>
+        <w:t xml:space="preserve"> post</w:t>
+      </w:r>
+    </w:p>
+    <w:p>
+      <w:pPr>
+        <w:pStyle w:val="ListParagraph"/>
+        <w:numPr>
+          <w:ilvl w:val="0"/>
+          <w:numId w:val="2"/>
+        </w:numPr>
+      </w:pPr>
+      <w:r>
+        <w:t>/</w:t>
+      </w:r>
+      <w:proofErr w:type="spellStart"/>
+      <w:r>
+        <w:t>api</w:t>
+      </w:r>
+      <w:proofErr w:type="spellEnd"/>
+      <w:r>
+        <w:t>/pharmacy/dispense</w:t>
+      </w:r>
+    </w:p>
+    <w:p>
+      <w:pPr>
+        <w:pStyle w:val="ListParagraph"/>
+        <w:numPr>
+          <w:ilvl w:val="0"/>
+          <w:numId w:val="2"/>
+        </w:numPr>
+      </w:pPr>
+      <w:proofErr w:type="gramStart"/>
       <w:r>
         <w:t>Ex :</w:t>
       </w:r>
+      <w:proofErr w:type="gramEnd"/>
     </w:p>
     <w:p>
       <w:pPr>
@@ -9369,7 +11086,31 @@
           <w:szCs w:val="18"/>
           <w14:ligatures w14:val="none"/>
         </w:rPr>
-        <w:t>"stockId"</w:t>
+        <w:t>"</w:t>
+      </w:r>
+      <w:proofErr w:type="spellStart"/>
+      <w:r>
+        <w:rPr>
+          <w:rFonts w:ascii="Courier New" w:eastAsia="Times New Roman" w:hAnsi="Courier New" w:cs="Courier New"/>
+          <w:color w:val="9CDCFE"/>
+          <w:kern w:val="0"/>
+          <w:sz w:val="18"/>
+          <w:szCs w:val="18"/>
+          <w14:ligatures w14:val="none"/>
+        </w:rPr>
+        <w:t>stockId</w:t>
+      </w:r>
+      <w:proofErr w:type="spellEnd"/>
+      <w:r>
+        <w:rPr>
+          <w:rFonts w:ascii="Courier New" w:eastAsia="Times New Roman" w:hAnsi="Courier New" w:cs="Courier New"/>
+          <w:color w:val="9CDCFE"/>
+          <w:kern w:val="0"/>
+          <w:sz w:val="18"/>
+          <w:szCs w:val="18"/>
+          <w14:ligatures w14:val="none"/>
+        </w:rPr>
+        <w:t>"</w:t>
       </w:r>
       <w:r>
         <w:rPr>
@@ -9454,7 +11195,31 @@
           <w:szCs w:val="18"/>
           <w14:ligatures w14:val="none"/>
         </w:rPr>
-        <w:t>"quantityToDispense"</w:t>
+        <w:t>"</w:t>
+      </w:r>
+      <w:proofErr w:type="spellStart"/>
+      <w:r>
+        <w:rPr>
+          <w:rFonts w:ascii="Courier New" w:eastAsia="Times New Roman" w:hAnsi="Courier New" w:cs="Courier New"/>
+          <w:color w:val="9CDCFE"/>
+          <w:kern w:val="0"/>
+          <w:sz w:val="18"/>
+          <w:szCs w:val="18"/>
+          <w14:ligatures w14:val="none"/>
+        </w:rPr>
+        <w:t>quantityToDispense</w:t>
+      </w:r>
+      <w:proofErr w:type="spellEnd"/>
+      <w:r>
+        <w:rPr>
+          <w:rFonts w:ascii="Courier New" w:eastAsia="Times New Roman" w:hAnsi="Courier New" w:cs="Courier New"/>
+          <w:color w:val="9CDCFE"/>
+          <w:kern w:val="0"/>
+          <w:sz w:val="18"/>
+          <w:szCs w:val="18"/>
+          <w14:ligatures w14:val="none"/>
+        </w:rPr>
+        <w:t>"</w:t>
       </w:r>
       <w:r>
         <w:rPr>
@@ -9543,19 +11308,29 @@
         </w:numPr>
       </w:pPr>
       <w:r>
-        <w:t>Add new clinic :</w:t>
-      </w:r>
-    </w:p>
-    <w:p>
-      <w:pPr>
-        <w:pStyle w:val="ListParagraph"/>
-        <w:numPr>
-          <w:ilvl w:val="0"/>
-          <w:numId w:val="2"/>
-        </w:numPr>
-      </w:pPr>
-      <w:r>
-        <w:t xml:space="preserve">Method : post </w:t>
+        <w:t xml:space="preserve">Add new </w:t>
+      </w:r>
+      <w:proofErr w:type="gramStart"/>
+      <w:r>
+        <w:t>clinic :</w:t>
+      </w:r>
+      <w:proofErr w:type="gramEnd"/>
+    </w:p>
+    <w:p>
+      <w:pPr>
+        <w:pStyle w:val="ListParagraph"/>
+        <w:numPr>
+          <w:ilvl w:val="0"/>
+          <w:numId w:val="2"/>
+        </w:numPr>
+      </w:pPr>
+      <w:proofErr w:type="gramStart"/>
+      <w:r>
+        <w:t>Method :</w:t>
+      </w:r>
+      <w:proofErr w:type="gramEnd"/>
+      <w:r>
+        <w:t xml:space="preserve"> post </w:t>
       </w:r>
     </w:p>
     <w:p>
@@ -9569,8 +11344,15 @@
       <w:r>
         <w:t>/</w:t>
       </w:r>
-      <w:r>
-        <w:t>api/clinic/</w:t>
+      <w:proofErr w:type="spellStart"/>
+      <w:proofErr w:type="gramStart"/>
+      <w:r>
+        <w:t>api</w:t>
+      </w:r>
+      <w:proofErr w:type="spellEnd"/>
+      <w:proofErr w:type="gramEnd"/>
+      <w:r>
+        <w:t>/clinic/</w:t>
       </w:r>
     </w:p>
     <w:p>
@@ -9739,6 +11521,7 @@
           <w:szCs w:val="18"/>
           <w14:ligatures w14:val="none"/>
         </w:rPr>
+        <w:lastRenderedPageBreak/>
         <w:t xml:space="preserve">  </w:t>
       </w:r>
       <w:r>
@@ -9944,6 +11727,7 @@
         </w:rPr>
         <w:t xml:space="preserve"> </w:t>
       </w:r>
+      <w:proofErr w:type="gramStart"/>
       <w:r>
         <w:rPr>
           <w:rFonts w:ascii="Courier New" w:eastAsia="Times New Roman" w:hAnsi="Courier New" w:cs="Courier New"/>
@@ -9975,7 +11759,19 @@
           <w:szCs w:val="18"/>
           <w14:ligatures w14:val="none"/>
         </w:rPr>
-        <w:t>"coordinates"</w:t>
+        <w:t>"</w:t>
+      </w:r>
+      <w:proofErr w:type="gramEnd"/>
+      <w:r>
+        <w:rPr>
+          <w:rFonts w:ascii="Courier New" w:eastAsia="Times New Roman" w:hAnsi="Courier New" w:cs="Courier New"/>
+          <w:color w:val="9CDCFE"/>
+          <w:kern w:val="0"/>
+          <w:sz w:val="18"/>
+          <w:szCs w:val="18"/>
+          <w14:ligatures w14:val="none"/>
+        </w:rPr>
+        <w:t>coordinates"</w:t>
       </w:r>
       <w:r>
         <w:rPr>
@@ -10126,7 +11922,31 @@
           <w:szCs w:val="18"/>
           <w14:ligatures w14:val="none"/>
         </w:rPr>
-        <w:t>"daysOfWeek"</w:t>
+        <w:t>"</w:t>
+      </w:r>
+      <w:proofErr w:type="spellStart"/>
+      <w:r>
+        <w:rPr>
+          <w:rFonts w:ascii="Courier New" w:eastAsia="Times New Roman" w:hAnsi="Courier New" w:cs="Courier New"/>
+          <w:color w:val="9CDCFE"/>
+          <w:kern w:val="0"/>
+          <w:sz w:val="18"/>
+          <w:szCs w:val="18"/>
+          <w14:ligatures w14:val="none"/>
+        </w:rPr>
+        <w:t>daysOfWeek</w:t>
+      </w:r>
+      <w:proofErr w:type="spellEnd"/>
+      <w:r>
+        <w:rPr>
+          <w:rFonts w:ascii="Courier New" w:eastAsia="Times New Roman" w:hAnsi="Courier New" w:cs="Courier New"/>
+          <w:color w:val="9CDCFE"/>
+          <w:kern w:val="0"/>
+          <w:sz w:val="18"/>
+          <w:szCs w:val="18"/>
+          <w14:ligatures w14:val="none"/>
+        </w:rPr>
+        <w:t>"</w:t>
       </w:r>
       <w:r>
         <w:rPr>
@@ -10191,6 +12011,7 @@
         </w:rPr>
         <w:t xml:space="preserve">    </w:t>
       </w:r>
+      <w:proofErr w:type="gramStart"/>
       <w:r>
         <w:rPr>
           <w:rFonts w:ascii="Courier New" w:eastAsia="Times New Roman" w:hAnsi="Courier New" w:cs="Courier New"/>
@@ -10222,7 +12043,19 @@
           <w:szCs w:val="18"/>
           <w14:ligatures w14:val="none"/>
         </w:rPr>
-        <w:t>"day"</w:t>
+        <w:t>"</w:t>
+      </w:r>
+      <w:proofErr w:type="gramEnd"/>
+      <w:r>
+        <w:rPr>
+          <w:rFonts w:ascii="Courier New" w:eastAsia="Times New Roman" w:hAnsi="Courier New" w:cs="Courier New"/>
+          <w:color w:val="9CDCFE"/>
+          <w:kern w:val="0"/>
+          <w:sz w:val="18"/>
+          <w:szCs w:val="18"/>
+          <w14:ligatures w14:val="none"/>
+        </w:rPr>
+        <w:t>day"</w:t>
       </w:r>
       <w:r>
         <w:rPr>
@@ -10439,9 +12272,9 @@
           <w:szCs w:val="18"/>
           <w14:ligatures w14:val="none"/>
         </w:rPr>
-        <w:lastRenderedPageBreak/>
         <w:t xml:space="preserve">    </w:t>
       </w:r>
+      <w:proofErr w:type="gramStart"/>
       <w:r>
         <w:rPr>
           <w:rFonts w:ascii="Courier New" w:eastAsia="Times New Roman" w:hAnsi="Courier New" w:cs="Courier New"/>
@@ -10473,7 +12306,19 @@
           <w:szCs w:val="18"/>
           <w14:ligatures w14:val="none"/>
         </w:rPr>
-        <w:t>"day"</w:t>
+        <w:t>"</w:t>
+      </w:r>
+      <w:proofErr w:type="gramEnd"/>
+      <w:r>
+        <w:rPr>
+          <w:rFonts w:ascii="Courier New" w:eastAsia="Times New Roman" w:hAnsi="Courier New" w:cs="Courier New"/>
+          <w:color w:val="9CDCFE"/>
+          <w:kern w:val="0"/>
+          <w:sz w:val="18"/>
+          <w:szCs w:val="18"/>
+          <w14:ligatures w14:val="none"/>
+        </w:rPr>
+        <w:t>day"</w:t>
       </w:r>
       <w:r>
         <w:rPr>
@@ -10742,7 +12587,31 @@
           <w:szCs w:val="18"/>
           <w14:ligatures w14:val="none"/>
         </w:rPr>
-        <w:t>"dailyCapacity"</w:t>
+        <w:t>"</w:t>
+      </w:r>
+      <w:proofErr w:type="spellStart"/>
+      <w:r>
+        <w:rPr>
+          <w:rFonts w:ascii="Courier New" w:eastAsia="Times New Roman" w:hAnsi="Courier New" w:cs="Courier New"/>
+          <w:color w:val="9CDCFE"/>
+          <w:kern w:val="0"/>
+          <w:sz w:val="18"/>
+          <w:szCs w:val="18"/>
+          <w14:ligatures w14:val="none"/>
+        </w:rPr>
+        <w:t>dailyCapacity</w:t>
+      </w:r>
+      <w:proofErr w:type="spellEnd"/>
+      <w:r>
+        <w:rPr>
+          <w:rFonts w:ascii="Courier New" w:eastAsia="Times New Roman" w:hAnsi="Courier New" w:cs="Courier New"/>
+          <w:color w:val="9CDCFE"/>
+          <w:kern w:val="0"/>
+          <w:sz w:val="18"/>
+          <w:szCs w:val="18"/>
+          <w14:ligatures w14:val="none"/>
+        </w:rPr>
+        <w:t>"</w:t>
       </w:r>
       <w:r>
         <w:rPr>
@@ -10827,7 +12696,31 @@
           <w:szCs w:val="18"/>
           <w14:ligatures w14:val="none"/>
         </w:rPr>
-        <w:t>"slotDuration"</w:t>
+        <w:t>"</w:t>
+      </w:r>
+      <w:proofErr w:type="spellStart"/>
+      <w:r>
+        <w:rPr>
+          <w:rFonts w:ascii="Courier New" w:eastAsia="Times New Roman" w:hAnsi="Courier New" w:cs="Courier New"/>
+          <w:color w:val="9CDCFE"/>
+          <w:kern w:val="0"/>
+          <w:sz w:val="18"/>
+          <w:szCs w:val="18"/>
+          <w14:ligatures w14:val="none"/>
+        </w:rPr>
+        <w:t>slotDuration</w:t>
+      </w:r>
+      <w:proofErr w:type="spellEnd"/>
+      <w:r>
+        <w:rPr>
+          <w:rFonts w:ascii="Courier New" w:eastAsia="Times New Roman" w:hAnsi="Courier New" w:cs="Courier New"/>
+          <w:color w:val="9CDCFE"/>
+          <w:kern w:val="0"/>
+          <w:sz w:val="18"/>
+          <w:szCs w:val="18"/>
+          <w14:ligatures w14:val="none"/>
+        </w:rPr>
+        <w:t>"</w:t>
       </w:r>
       <w:r>
         <w:rPr>
@@ -10912,7 +12805,31 @@
           <w:szCs w:val="18"/>
           <w14:ligatures w14:val="none"/>
         </w:rPr>
-        <w:t>"capacityPerSlot"</w:t>
+        <w:t>"</w:t>
+      </w:r>
+      <w:proofErr w:type="spellStart"/>
+      <w:r>
+        <w:rPr>
+          <w:rFonts w:ascii="Courier New" w:eastAsia="Times New Roman" w:hAnsi="Courier New" w:cs="Courier New"/>
+          <w:color w:val="9CDCFE"/>
+          <w:kern w:val="0"/>
+          <w:sz w:val="18"/>
+          <w:szCs w:val="18"/>
+          <w14:ligatures w14:val="none"/>
+        </w:rPr>
+        <w:t>capacityPerSlot</w:t>
+      </w:r>
+      <w:proofErr w:type="spellEnd"/>
+      <w:r>
+        <w:rPr>
+          <w:rFonts w:ascii="Courier New" w:eastAsia="Times New Roman" w:hAnsi="Courier New" w:cs="Courier New"/>
+          <w:color w:val="9CDCFE"/>
+          <w:kern w:val="0"/>
+          <w:sz w:val="18"/>
+          <w:szCs w:val="18"/>
+          <w14:ligatures w14:val="none"/>
+        </w:rPr>
+        <w:t>"</w:t>
       </w:r>
       <w:r>
         <w:rPr>
@@ -11079,8 +12996,13 @@
         <w:pStyle w:val="Heading1"/>
       </w:pPr>
       <w:r>
-        <w:t>Appointment end points :</w:t>
-      </w:r>
+        <w:t xml:space="preserve">Appointment end </w:t>
+      </w:r>
+      <w:proofErr w:type="gramStart"/>
+      <w:r>
+        <w:t>points :</w:t>
+      </w:r>
+      <w:proofErr w:type="gramEnd"/>
     </w:p>
     <w:p>
       <w:pPr>
@@ -11091,19 +13013,29 @@
         </w:numPr>
       </w:pPr>
       <w:r>
-        <w:t>Search doctor :</w:t>
-      </w:r>
-    </w:p>
-    <w:p>
-      <w:pPr>
-        <w:pStyle w:val="ListParagraph"/>
-        <w:numPr>
-          <w:ilvl w:val="0"/>
-          <w:numId w:val="2"/>
-        </w:numPr>
-      </w:pPr>
-      <w:r>
-        <w:t>Method : get</w:t>
+        <w:t xml:space="preserve">Search </w:t>
+      </w:r>
+      <w:proofErr w:type="gramStart"/>
+      <w:r>
+        <w:t>doctor :</w:t>
+      </w:r>
+      <w:proofErr w:type="gramEnd"/>
+    </w:p>
+    <w:p>
+      <w:pPr>
+        <w:pStyle w:val="ListParagraph"/>
+        <w:numPr>
+          <w:ilvl w:val="0"/>
+          <w:numId w:val="2"/>
+        </w:numPr>
+      </w:pPr>
+      <w:proofErr w:type="gramStart"/>
+      <w:r>
+        <w:t>Method :</w:t>
+      </w:r>
+      <w:proofErr w:type="gramEnd"/>
+      <w:r>
+        <w:t xml:space="preserve"> get</w:t>
       </w:r>
     </w:p>
     <w:p>
@@ -11146,19 +13078,29 @@
         </w:numPr>
       </w:pPr>
       <w:r>
-        <w:t>Book appointment :</w:t>
-      </w:r>
-    </w:p>
-    <w:p>
-      <w:pPr>
-        <w:pStyle w:val="ListParagraph"/>
-        <w:numPr>
-          <w:ilvl w:val="0"/>
-          <w:numId w:val="2"/>
-        </w:numPr>
-      </w:pPr>
-      <w:r>
-        <w:t>Method : post</w:t>
+        <w:t xml:space="preserve">Book </w:t>
+      </w:r>
+      <w:proofErr w:type="gramStart"/>
+      <w:r>
+        <w:t>appointment :</w:t>
+      </w:r>
+      <w:proofErr w:type="gramEnd"/>
+    </w:p>
+    <w:p>
+      <w:pPr>
+        <w:pStyle w:val="ListParagraph"/>
+        <w:numPr>
+          <w:ilvl w:val="0"/>
+          <w:numId w:val="2"/>
+        </w:numPr>
+      </w:pPr>
+      <w:proofErr w:type="gramStart"/>
+      <w:r>
+        <w:t>Method :</w:t>
+      </w:r>
+      <w:proofErr w:type="gramEnd"/>
+      <w:r>
+        <w:t xml:space="preserve"> post</w:t>
       </w:r>
     </w:p>
     <w:p>
@@ -11182,7 +13124,17 @@
         </w:numPr>
       </w:pPr>
       <w:r>
-        <w:t>/api/appointments/</w:t>
+        <w:t>/</w:t>
+      </w:r>
+      <w:proofErr w:type="spellStart"/>
+      <w:proofErr w:type="gramStart"/>
+      <w:r>
+        <w:t>api</w:t>
+      </w:r>
+      <w:proofErr w:type="spellEnd"/>
+      <w:proofErr w:type="gramEnd"/>
+      <w:r>
+        <w:t>/appointments/</w:t>
       </w:r>
     </w:p>
     <w:p>
@@ -11265,7 +13217,31 @@
           <w:szCs w:val="18"/>
           <w14:ligatures w14:val="none"/>
         </w:rPr>
-        <w:t>"clinicId"</w:t>
+        <w:t>"</w:t>
+      </w:r>
+      <w:proofErr w:type="spellStart"/>
+      <w:r>
+        <w:rPr>
+          <w:rFonts w:ascii="Courier New" w:eastAsia="Times New Roman" w:hAnsi="Courier New" w:cs="Courier New"/>
+          <w:color w:val="9CDCFE"/>
+          <w:kern w:val="0"/>
+          <w:sz w:val="18"/>
+          <w:szCs w:val="18"/>
+          <w14:ligatures w14:val="none"/>
+        </w:rPr>
+        <w:t>clinicId</w:t>
+      </w:r>
+      <w:proofErr w:type="spellEnd"/>
+      <w:r>
+        <w:rPr>
+          <w:rFonts w:ascii="Courier New" w:eastAsia="Times New Roman" w:hAnsi="Courier New" w:cs="Courier New"/>
+          <w:color w:val="9CDCFE"/>
+          <w:kern w:val="0"/>
+          <w:sz w:val="18"/>
+          <w:szCs w:val="18"/>
+          <w14:ligatures w14:val="none"/>
+        </w:rPr>
+        <w:t>"</w:t>
       </w:r>
       <w:r>
         <w:rPr>
@@ -11446,7 +13422,31 @@
           <w:szCs w:val="18"/>
           <w14:ligatures w14:val="none"/>
         </w:rPr>
-        <w:t>"startTime"</w:t>
+        <w:t>"</w:t>
+      </w:r>
+      <w:proofErr w:type="spellStart"/>
+      <w:r>
+        <w:rPr>
+          <w:rFonts w:ascii="Courier New" w:eastAsia="Times New Roman" w:hAnsi="Courier New" w:cs="Courier New"/>
+          <w:color w:val="9CDCFE"/>
+          <w:kern w:val="0"/>
+          <w:sz w:val="18"/>
+          <w:szCs w:val="18"/>
+          <w14:ligatures w14:val="none"/>
+        </w:rPr>
+        <w:t>startTime</w:t>
+      </w:r>
+      <w:proofErr w:type="spellEnd"/>
+      <w:r>
+        <w:rPr>
+          <w:rFonts w:ascii="Courier New" w:eastAsia="Times New Roman" w:hAnsi="Courier New" w:cs="Courier New"/>
+          <w:color w:val="9CDCFE"/>
+          <w:kern w:val="0"/>
+          <w:sz w:val="18"/>
+          <w:szCs w:val="18"/>
+          <w14:ligatures w14:val="none"/>
+        </w:rPr>
+        <w:t>"</w:t>
       </w:r>
       <w:r>
         <w:rPr>
@@ -11531,7 +13531,31 @@
           <w:szCs w:val="18"/>
           <w14:ligatures w14:val="none"/>
         </w:rPr>
-        <w:t>"endTime"</w:t>
+        <w:t>"</w:t>
+      </w:r>
+      <w:proofErr w:type="spellStart"/>
+      <w:r>
+        <w:rPr>
+          <w:rFonts w:ascii="Courier New" w:eastAsia="Times New Roman" w:hAnsi="Courier New" w:cs="Courier New"/>
+          <w:color w:val="9CDCFE"/>
+          <w:kern w:val="0"/>
+          <w:sz w:val="18"/>
+          <w:szCs w:val="18"/>
+          <w14:ligatures w14:val="none"/>
+        </w:rPr>
+        <w:t>endTime</w:t>
+      </w:r>
+      <w:proofErr w:type="spellEnd"/>
+      <w:r>
+        <w:rPr>
+          <w:rFonts w:ascii="Courier New" w:eastAsia="Times New Roman" w:hAnsi="Courier New" w:cs="Courier New"/>
+          <w:color w:val="9CDCFE"/>
+          <w:kern w:val="0"/>
+          <w:sz w:val="18"/>
+          <w:szCs w:val="18"/>
+          <w14:ligatures w14:val="none"/>
+        </w:rPr>
+        <w:t>"</w:t>
       </w:r>
       <w:r>
         <w:rPr>
@@ -11616,7 +13640,31 @@
           <w:szCs w:val="18"/>
           <w14:ligatures w14:val="none"/>
         </w:rPr>
-        <w:t>"appointmentType"</w:t>
+        <w:t>"</w:t>
+      </w:r>
+      <w:proofErr w:type="spellStart"/>
+      <w:r>
+        <w:rPr>
+          <w:rFonts w:ascii="Courier New" w:eastAsia="Times New Roman" w:hAnsi="Courier New" w:cs="Courier New"/>
+          <w:color w:val="9CDCFE"/>
+          <w:kern w:val="0"/>
+          <w:sz w:val="18"/>
+          <w:szCs w:val="18"/>
+          <w14:ligatures w14:val="none"/>
+        </w:rPr>
+        <w:t>appointmentType</w:t>
+      </w:r>
+      <w:proofErr w:type="spellEnd"/>
+      <w:r>
+        <w:rPr>
+          <w:rFonts w:ascii="Courier New" w:eastAsia="Times New Roman" w:hAnsi="Courier New" w:cs="Courier New"/>
+          <w:color w:val="9CDCFE"/>
+          <w:kern w:val="0"/>
+          <w:sz w:val="18"/>
+          <w:szCs w:val="18"/>
+          <w14:ligatures w14:val="none"/>
+        </w:rPr>
+        <w:t>"</w:t>
       </w:r>
       <w:r>
         <w:rPr>
@@ -11712,7 +13760,31 @@
           <w:szCs w:val="18"/>
           <w14:ligatures w14:val="none"/>
         </w:rPr>
-        <w:t>"paymentOption"</w:t>
+        <w:t>"</w:t>
+      </w:r>
+      <w:proofErr w:type="spellStart"/>
+      <w:r>
+        <w:rPr>
+          <w:rFonts w:ascii="Courier New" w:eastAsia="Times New Roman" w:hAnsi="Courier New" w:cs="Courier New"/>
+          <w:color w:val="9CDCFE"/>
+          <w:kern w:val="0"/>
+          <w:sz w:val="18"/>
+          <w:szCs w:val="18"/>
+          <w14:ligatures w14:val="none"/>
+        </w:rPr>
+        <w:t>paymentOption</w:t>
+      </w:r>
+      <w:proofErr w:type="spellEnd"/>
+      <w:r>
+        <w:rPr>
+          <w:rFonts w:ascii="Courier New" w:eastAsia="Times New Roman" w:hAnsi="Courier New" w:cs="Courier New"/>
+          <w:color w:val="9CDCFE"/>
+          <w:kern w:val="0"/>
+          <w:sz w:val="18"/>
+          <w:szCs w:val="18"/>
+          <w14:ligatures w14:val="none"/>
+        </w:rPr>
+        <w:t>"</w:t>
       </w:r>
       <w:r>
         <w:rPr>
@@ -11745,7 +13817,31 @@
           <w:szCs w:val="18"/>
           <w14:ligatures w14:val="none"/>
         </w:rPr>
-        <w:t>"prePay"</w:t>
+        <w:t>"</w:t>
+      </w:r>
+      <w:proofErr w:type="spellStart"/>
+      <w:r>
+        <w:rPr>
+          <w:rFonts w:ascii="Courier New" w:eastAsia="Times New Roman" w:hAnsi="Courier New" w:cs="Courier New"/>
+          <w:color w:val="CE9178"/>
+          <w:kern w:val="0"/>
+          <w:sz w:val="18"/>
+          <w:szCs w:val="18"/>
+          <w14:ligatures w14:val="none"/>
+        </w:rPr>
+        <w:t>prePay</w:t>
+      </w:r>
+      <w:proofErr w:type="spellEnd"/>
+      <w:r>
+        <w:rPr>
+          <w:rFonts w:ascii="Courier New" w:eastAsia="Times New Roman" w:hAnsi="Courier New" w:cs="Courier New"/>
+          <w:color w:val="CE9178"/>
+          <w:kern w:val="0"/>
+          <w:sz w:val="18"/>
+          <w:szCs w:val="18"/>
+          <w14:ligatures w14:val="none"/>
+        </w:rPr>
+        <w:t>"</w:t>
       </w:r>
       <w:r>
         <w:rPr>
@@ -11797,7 +13893,31 @@
           <w:szCs w:val="18"/>
           <w14:ligatures w14:val="none"/>
         </w:rPr>
-        <w:t>"isFollowUp"</w:t>
+        <w:t>"</w:t>
+      </w:r>
+      <w:proofErr w:type="spellStart"/>
+      <w:r>
+        <w:rPr>
+          <w:rFonts w:ascii="Courier New" w:eastAsia="Times New Roman" w:hAnsi="Courier New" w:cs="Courier New"/>
+          <w:color w:val="9CDCFE"/>
+          <w:kern w:val="0"/>
+          <w:sz w:val="18"/>
+          <w:szCs w:val="18"/>
+          <w14:ligatures w14:val="none"/>
+        </w:rPr>
+        <w:t>isFollowUp</w:t>
+      </w:r>
+      <w:proofErr w:type="spellEnd"/>
+      <w:r>
+        <w:rPr>
+          <w:rFonts w:ascii="Courier New" w:eastAsia="Times New Roman" w:hAnsi="Courier New" w:cs="Courier New"/>
+          <w:color w:val="9CDCFE"/>
+          <w:kern w:val="0"/>
+          <w:sz w:val="18"/>
+          <w:szCs w:val="18"/>
+          <w14:ligatures w14:val="none"/>
+        </w:rPr>
+        <w:t>"</w:t>
       </w:r>
       <w:r>
         <w:rPr>
@@ -11872,19 +13992,32 @@
         </w:numPr>
       </w:pPr>
       <w:r>
-        <w:t>Get my appointments ( doctor and patient ):</w:t>
-      </w:r>
-    </w:p>
-    <w:p>
-      <w:pPr>
-        <w:pStyle w:val="ListParagraph"/>
-        <w:numPr>
-          <w:ilvl w:val="0"/>
-          <w:numId w:val="2"/>
-        </w:numPr>
-      </w:pPr>
-      <w:r>
-        <w:t xml:space="preserve">Method : get </w:t>
+        <w:t xml:space="preserve">Get my appointments </w:t>
+      </w:r>
+      <w:proofErr w:type="gramStart"/>
+      <w:r>
+        <w:t>( doctor</w:t>
+      </w:r>
+      <w:proofErr w:type="gramEnd"/>
+      <w:r>
+        <w:t xml:space="preserve"> and patient ):</w:t>
+      </w:r>
+    </w:p>
+    <w:p>
+      <w:pPr>
+        <w:pStyle w:val="ListParagraph"/>
+        <w:numPr>
+          <w:ilvl w:val="0"/>
+          <w:numId w:val="2"/>
+        </w:numPr>
+      </w:pPr>
+      <w:proofErr w:type="gramStart"/>
+      <w:r>
+        <w:t>Method :</w:t>
+      </w:r>
+      <w:proofErr w:type="gramEnd"/>
+      <w:r>
+        <w:t xml:space="preserve"> get </w:t>
       </w:r>
     </w:p>
     <w:p>
@@ -11916,8 +14049,22 @@
         </w:numPr>
       </w:pPr>
       <w:r>
-        <w:t>/api/appointments/my</w:t>
-      </w:r>
+        <w:lastRenderedPageBreak/>
+        <w:t>/</w:t>
+      </w:r>
+      <w:proofErr w:type="spellStart"/>
+      <w:r>
+        <w:t>api</w:t>
+      </w:r>
+      <w:proofErr w:type="spellEnd"/>
+      <w:r>
+        <w:t>/appointments/</w:t>
+      </w:r>
+      <w:proofErr w:type="gramStart"/>
+      <w:r>
+        <w:t>my</w:t>
+      </w:r>
+      <w:proofErr w:type="gramEnd"/>
     </w:p>
     <w:p>
       <w:pPr>
@@ -11937,31 +14084,40 @@
         </w:numPr>
       </w:pPr>
       <w:r>
-        <w:t>Cancel appointment :</w:t>
-      </w:r>
-    </w:p>
-    <w:p>
-      <w:pPr>
-        <w:pStyle w:val="ListParagraph"/>
-        <w:numPr>
-          <w:ilvl w:val="0"/>
-          <w:numId w:val="2"/>
-        </w:numPr>
-      </w:pPr>
-      <w:r>
-        <w:t xml:space="preserve">Method : delete </w:t>
-      </w:r>
-    </w:p>
-    <w:p>
-      <w:pPr>
-        <w:pStyle w:val="ListParagraph"/>
-        <w:numPr>
-          <w:ilvl w:val="0"/>
-          <w:numId w:val="2"/>
-        </w:numPr>
-      </w:pPr>
-      <w:r>
-        <w:lastRenderedPageBreak/>
+        <w:t xml:space="preserve">Cancel </w:t>
+      </w:r>
+      <w:proofErr w:type="gramStart"/>
+      <w:r>
+        <w:t>appointment :</w:t>
+      </w:r>
+      <w:proofErr w:type="gramEnd"/>
+    </w:p>
+    <w:p>
+      <w:pPr>
+        <w:pStyle w:val="ListParagraph"/>
+        <w:numPr>
+          <w:ilvl w:val="0"/>
+          <w:numId w:val="2"/>
+        </w:numPr>
+      </w:pPr>
+      <w:proofErr w:type="gramStart"/>
+      <w:r>
+        <w:t>Method :</w:t>
+      </w:r>
+      <w:proofErr w:type="gramEnd"/>
+      <w:r>
+        <w:t xml:space="preserve"> delete </w:t>
+      </w:r>
+    </w:p>
+    <w:p>
+      <w:pPr>
+        <w:pStyle w:val="ListParagraph"/>
+        <w:numPr>
+          <w:ilvl w:val="0"/>
+          <w:numId w:val="2"/>
+        </w:numPr>
+      </w:pPr>
+      <w:r>
         <w:t xml:space="preserve"> ** Bearer token &lt;access token &gt; ** =&gt; patient </w:t>
       </w:r>
     </w:p>
@@ -11974,7 +14130,17 @@
         </w:numPr>
       </w:pPr>
       <w:r>
-        <w:t>/api/appointments/</w:t>
+        <w:t>/</w:t>
+      </w:r>
+      <w:proofErr w:type="spellStart"/>
+      <w:proofErr w:type="gramStart"/>
+      <w:r>
+        <w:t>api</w:t>
+      </w:r>
+      <w:proofErr w:type="spellEnd"/>
+      <w:proofErr w:type="gramEnd"/>
+      <w:r>
+        <w:t>/appointments/</w:t>
       </w:r>
       <w:r>
         <w:t xml:space="preserve">:id </w:t>
@@ -12004,8 +14170,13 @@
         <w:pStyle w:val="Heading1"/>
       </w:pPr>
       <w:r>
-        <w:t>Reviews end points :</w:t>
-      </w:r>
+        <w:t xml:space="preserve">Reviews end </w:t>
+      </w:r>
+      <w:proofErr w:type="gramStart"/>
+      <w:r>
+        <w:t>points :</w:t>
+      </w:r>
+      <w:proofErr w:type="gramEnd"/>
     </w:p>
     <w:p>
       <w:pPr>
@@ -12019,8 +14190,16 @@
         <w:rPr>
           <w:lang w:bidi="ar-EG"/>
         </w:rPr>
-        <w:t>Add review :</w:t>
-      </w:r>
+        <w:t xml:space="preserve">Add </w:t>
+      </w:r>
+      <w:proofErr w:type="gramStart"/>
+      <w:r>
+        <w:rPr>
+          <w:lang w:bidi="ar-EG"/>
+        </w:rPr>
+        <w:t>review :</w:t>
+      </w:r>
+      <w:proofErr w:type="gramEnd"/>
     </w:p>
     <w:p>
       <w:pPr>
@@ -12042,20 +14221,33 @@
           <w:numId w:val="2"/>
         </w:numPr>
       </w:pPr>
-      <w:r>
-        <w:t xml:space="preserve">Method : post </w:t>
-      </w:r>
-    </w:p>
-    <w:p>
-      <w:pPr>
-        <w:pStyle w:val="ListParagraph"/>
-        <w:numPr>
-          <w:ilvl w:val="0"/>
-          <w:numId w:val="2"/>
-        </w:numPr>
-      </w:pPr>
-      <w:r>
-        <w:t>/api/reviews</w:t>
+      <w:proofErr w:type="gramStart"/>
+      <w:r>
+        <w:t>Method :</w:t>
+      </w:r>
+      <w:proofErr w:type="gramEnd"/>
+      <w:r>
+        <w:t xml:space="preserve"> post </w:t>
+      </w:r>
+    </w:p>
+    <w:p>
+      <w:pPr>
+        <w:pStyle w:val="ListParagraph"/>
+        <w:numPr>
+          <w:ilvl w:val="0"/>
+          <w:numId w:val="2"/>
+        </w:numPr>
+      </w:pPr>
+      <w:r>
+        <w:t>/</w:t>
+      </w:r>
+      <w:proofErr w:type="spellStart"/>
+      <w:r>
+        <w:t>api</w:t>
+      </w:r>
+      <w:proofErr w:type="spellEnd"/>
+      <w:r>
+        <w:t>/reviews</w:t>
       </w:r>
     </w:p>
     <w:p>
@@ -12154,7 +14346,31 @@
           <w:szCs w:val="18"/>
           <w14:ligatures w14:val="none"/>
         </w:rPr>
-        <w:t>"doctorId"</w:t>
+        <w:t>"</w:t>
+      </w:r>
+      <w:proofErr w:type="spellStart"/>
+      <w:r>
+        <w:rPr>
+          <w:rFonts w:ascii="Courier New" w:eastAsia="Times New Roman" w:hAnsi="Courier New" w:cs="Courier New"/>
+          <w:color w:val="9CDCFE"/>
+          <w:kern w:val="0"/>
+          <w:sz w:val="18"/>
+          <w:szCs w:val="18"/>
+          <w14:ligatures w14:val="none"/>
+        </w:rPr>
+        <w:t>doctorId</w:t>
+      </w:r>
+      <w:proofErr w:type="spellEnd"/>
+      <w:r>
+        <w:rPr>
+          <w:rFonts w:ascii="Courier New" w:eastAsia="Times New Roman" w:hAnsi="Courier New" w:cs="Courier New"/>
+          <w:color w:val="9CDCFE"/>
+          <w:kern w:val="0"/>
+          <w:sz w:val="18"/>
+          <w:szCs w:val="18"/>
+          <w14:ligatures w14:val="none"/>
+        </w:rPr>
+        <w:t>"</w:t>
       </w:r>
       <w:r>
         <w:rPr>
@@ -12404,34 +14620,52 @@
         </w:numPr>
       </w:pPr>
       <w:r>
-        <w:t>get doctor's reviews</w:t>
+        <w:t xml:space="preserve">get doctor's </w:t>
+      </w:r>
+      <w:proofErr w:type="gramStart"/>
+      <w:r>
+        <w:t>reviews</w:t>
       </w:r>
       <w:r>
         <w:t xml:space="preserve"> :</w:t>
       </w:r>
-    </w:p>
-    <w:p>
-      <w:pPr>
-        <w:pStyle w:val="ListParagraph"/>
-        <w:numPr>
-          <w:ilvl w:val="0"/>
-          <w:numId w:val="2"/>
-        </w:numPr>
-      </w:pPr>
-      <w:r>
-        <w:t>method : get</w:t>
-      </w:r>
-    </w:p>
-    <w:p>
-      <w:pPr>
-        <w:pStyle w:val="ListParagraph"/>
-        <w:numPr>
-          <w:ilvl w:val="0"/>
-          <w:numId w:val="2"/>
-        </w:numPr>
-      </w:pPr>
-      <w:r>
-        <w:t>/api/reviews/doctor/</w:t>
+      <w:proofErr w:type="gramEnd"/>
+    </w:p>
+    <w:p>
+      <w:pPr>
+        <w:pStyle w:val="ListParagraph"/>
+        <w:numPr>
+          <w:ilvl w:val="0"/>
+          <w:numId w:val="2"/>
+        </w:numPr>
+      </w:pPr>
+      <w:proofErr w:type="gramStart"/>
+      <w:r>
+        <w:t>method :</w:t>
+      </w:r>
+      <w:proofErr w:type="gramEnd"/>
+      <w:r>
+        <w:t xml:space="preserve"> get</w:t>
+      </w:r>
+    </w:p>
+    <w:p>
+      <w:pPr>
+        <w:pStyle w:val="ListParagraph"/>
+        <w:numPr>
+          <w:ilvl w:val="0"/>
+          <w:numId w:val="2"/>
+        </w:numPr>
+      </w:pPr>
+      <w:r>
+        <w:t>/</w:t>
+      </w:r>
+      <w:proofErr w:type="spellStart"/>
+      <w:r>
+        <w:t>api</w:t>
+      </w:r>
+      <w:proofErr w:type="spellEnd"/>
+      <w:r>
+        <w:t>/reviews/doctor/</w:t>
       </w:r>
       <w:r>
         <w:t xml:space="preserve">:id </w:t>
@@ -12458,8 +14692,13 @@
         </w:numPr>
       </w:pPr>
       <w:r>
-        <w:t>Get my reviews :</w:t>
-      </w:r>
+        <w:t xml:space="preserve">Get my </w:t>
+      </w:r>
+      <w:proofErr w:type="gramStart"/>
+      <w:r>
+        <w:t>reviews :</w:t>
+      </w:r>
+      <w:proofErr w:type="gramEnd"/>
     </w:p>
     <w:p>
       <w:pPr>
@@ -12481,20 +14720,33 @@
           <w:numId w:val="2"/>
         </w:numPr>
       </w:pPr>
-      <w:r>
-        <w:t>Method : get</w:t>
-      </w:r>
-    </w:p>
-    <w:p>
-      <w:pPr>
-        <w:pStyle w:val="ListParagraph"/>
-        <w:numPr>
-          <w:ilvl w:val="0"/>
-          <w:numId w:val="2"/>
-        </w:numPr>
-      </w:pPr>
-      <w:r>
-        <w:t>/api/reviews/me</w:t>
+      <w:proofErr w:type="gramStart"/>
+      <w:r>
+        <w:t>Method :</w:t>
+      </w:r>
+      <w:proofErr w:type="gramEnd"/>
+      <w:r>
+        <w:t xml:space="preserve"> get</w:t>
+      </w:r>
+    </w:p>
+    <w:p>
+      <w:pPr>
+        <w:pStyle w:val="ListParagraph"/>
+        <w:numPr>
+          <w:ilvl w:val="0"/>
+          <w:numId w:val="2"/>
+        </w:numPr>
+      </w:pPr>
+      <w:r>
+        <w:t>/</w:t>
+      </w:r>
+      <w:proofErr w:type="spellStart"/>
+      <w:r>
+        <w:t>api</w:t>
+      </w:r>
+      <w:proofErr w:type="spellEnd"/>
+      <w:r>
+        <w:t>/reviews/me</w:t>
       </w:r>
     </w:p>
     <w:p>
@@ -12526,8 +14778,16 @@
         <w:rPr>
           <w:lang w:bidi="ar-EG"/>
         </w:rPr>
-        <w:t>Update reviews :</w:t>
-      </w:r>
+        <w:t xml:space="preserve">Update </w:t>
+      </w:r>
+      <w:proofErr w:type="gramStart"/>
+      <w:r>
+        <w:rPr>
+          <w:lang w:bidi="ar-EG"/>
+        </w:rPr>
+        <w:t>reviews :</w:t>
+      </w:r>
+      <w:proofErr w:type="gramEnd"/>
     </w:p>
     <w:p>
       <w:pPr>
@@ -12549,20 +14809,35 @@
           <w:numId w:val="2"/>
         </w:numPr>
       </w:pPr>
-      <w:r>
-        <w:t xml:space="preserve">Method : put </w:t>
-      </w:r>
-    </w:p>
-    <w:p>
-      <w:pPr>
-        <w:pStyle w:val="ListParagraph"/>
-        <w:numPr>
-          <w:ilvl w:val="0"/>
-          <w:numId w:val="2"/>
-        </w:numPr>
-      </w:pPr>
-      <w:r>
-        <w:t>/api/reviews/</w:t>
+      <w:proofErr w:type="gramStart"/>
+      <w:r>
+        <w:t>Method :</w:t>
+      </w:r>
+      <w:proofErr w:type="gramEnd"/>
+      <w:r>
+        <w:t xml:space="preserve"> put </w:t>
+      </w:r>
+    </w:p>
+    <w:p>
+      <w:pPr>
+        <w:pStyle w:val="ListParagraph"/>
+        <w:numPr>
+          <w:ilvl w:val="0"/>
+          <w:numId w:val="2"/>
+        </w:numPr>
+      </w:pPr>
+      <w:r>
+        <w:t>/</w:t>
+      </w:r>
+      <w:proofErr w:type="spellStart"/>
+      <w:proofErr w:type="gramStart"/>
+      <w:r>
+        <w:t>api</w:t>
+      </w:r>
+      <w:proofErr w:type="spellEnd"/>
+      <w:proofErr w:type="gramEnd"/>
+      <w:r>
+        <w:t>/reviews/</w:t>
       </w:r>
       <w:r>
         <w:t>:id</w:t>
@@ -12581,6 +14856,7 @@
           <w:rFonts w:hint="cs"/>
           <w:rtl/>
         </w:rPr>
+        <w:lastRenderedPageBreak/>
         <w:t xml:space="preserve">ال </w:t>
       </w:r>
       <w:r>
@@ -12749,7 +15025,6 @@
           <w:szCs w:val="18"/>
           <w14:ligatures w14:val="none"/>
         </w:rPr>
-        <w:lastRenderedPageBreak/>
         <w:t xml:space="preserve">    </w:t>
       </w:r>
       <w:r>
@@ -12862,8 +15137,16 @@
         <w:rPr>
           <w:lang w:bidi="ar-EG"/>
         </w:rPr>
-        <w:t>Delete review :</w:t>
-      </w:r>
+        <w:t xml:space="preserve">Delete </w:t>
+      </w:r>
+      <w:proofErr w:type="gramStart"/>
+      <w:r>
+        <w:rPr>
+          <w:lang w:bidi="ar-EG"/>
+        </w:rPr>
+        <w:t>review :</w:t>
+      </w:r>
+      <w:proofErr w:type="gramEnd"/>
     </w:p>
     <w:p>
       <w:pPr>
@@ -12885,20 +15168,35 @@
           <w:numId w:val="2"/>
         </w:numPr>
       </w:pPr>
-      <w:r>
-        <w:t xml:space="preserve">Method : delete  </w:t>
-      </w:r>
-    </w:p>
-    <w:p>
-      <w:pPr>
-        <w:pStyle w:val="ListParagraph"/>
-        <w:numPr>
-          <w:ilvl w:val="0"/>
-          <w:numId w:val="2"/>
-        </w:numPr>
-      </w:pPr>
-      <w:r>
-        <w:t>/api/reviews/</w:t>
+      <w:proofErr w:type="gramStart"/>
+      <w:r>
+        <w:t>Method :</w:t>
+      </w:r>
+      <w:proofErr w:type="gramEnd"/>
+      <w:r>
+        <w:t xml:space="preserve"> delete  </w:t>
+      </w:r>
+    </w:p>
+    <w:p>
+      <w:pPr>
+        <w:pStyle w:val="ListParagraph"/>
+        <w:numPr>
+          <w:ilvl w:val="0"/>
+          <w:numId w:val="2"/>
+        </w:numPr>
+      </w:pPr>
+      <w:r>
+        <w:t>/</w:t>
+      </w:r>
+      <w:proofErr w:type="spellStart"/>
+      <w:proofErr w:type="gramStart"/>
+      <w:r>
+        <w:t>api</w:t>
+      </w:r>
+      <w:proofErr w:type="spellEnd"/>
+      <w:proofErr w:type="gramEnd"/>
+      <w:r>
+        <w:t>/reviews/</w:t>
       </w:r>
       <w:r>
         <w:t>:id</w:t>
@@ -12942,20 +15240,30 @@
         <w:pStyle w:val="Heading1"/>
       </w:pPr>
       <w:r>
-        <w:t>Admin end points :</w:t>
-      </w:r>
-    </w:p>
-    <w:p>
-      <w:pPr>
-        <w:pStyle w:val="ListParagraph"/>
-        <w:numPr>
-          <w:ilvl w:val="0"/>
-          <w:numId w:val="2"/>
-        </w:numPr>
-      </w:pPr>
-      <w:r>
-        <w:t>First admin login to get access token :</w:t>
-      </w:r>
+        <w:t xml:space="preserve">Admin end </w:t>
+      </w:r>
+      <w:proofErr w:type="gramStart"/>
+      <w:r>
+        <w:t>points :</w:t>
+      </w:r>
+      <w:proofErr w:type="gramEnd"/>
+    </w:p>
+    <w:p>
+      <w:pPr>
+        <w:pStyle w:val="ListParagraph"/>
+        <w:numPr>
+          <w:ilvl w:val="0"/>
+          <w:numId w:val="2"/>
+        </w:numPr>
+      </w:pPr>
+      <w:r>
+        <w:t xml:space="preserve">First admin login to get access </w:t>
+      </w:r>
+      <w:proofErr w:type="gramStart"/>
+      <w:r>
+        <w:t>token :</w:t>
+      </w:r>
+      <w:proofErr w:type="gramEnd"/>
     </w:p>
     <w:p>
       <w:pPr>
@@ -13163,31 +15471,49 @@
         </w:numPr>
       </w:pPr>
       <w:r>
-        <w:t>Get states :</w:t>
-      </w:r>
-    </w:p>
-    <w:p>
-      <w:pPr>
-        <w:pStyle w:val="ListParagraph"/>
-        <w:numPr>
-          <w:ilvl w:val="0"/>
-          <w:numId w:val="2"/>
-        </w:numPr>
-      </w:pPr>
-      <w:r>
-        <w:t>Method : get</w:t>
-      </w:r>
-    </w:p>
-    <w:p>
-      <w:pPr>
-        <w:pStyle w:val="ListParagraph"/>
-        <w:numPr>
-          <w:ilvl w:val="0"/>
-          <w:numId w:val="2"/>
-        </w:numPr>
-      </w:pPr>
-      <w:r>
-        <w:t>/api/admin/stats</w:t>
+        <w:t xml:space="preserve">Get </w:t>
+      </w:r>
+      <w:proofErr w:type="gramStart"/>
+      <w:r>
+        <w:t>states :</w:t>
+      </w:r>
+      <w:proofErr w:type="gramEnd"/>
+    </w:p>
+    <w:p>
+      <w:pPr>
+        <w:pStyle w:val="ListParagraph"/>
+        <w:numPr>
+          <w:ilvl w:val="0"/>
+          <w:numId w:val="2"/>
+        </w:numPr>
+      </w:pPr>
+      <w:proofErr w:type="gramStart"/>
+      <w:r>
+        <w:t>Method :</w:t>
+      </w:r>
+      <w:proofErr w:type="gramEnd"/>
+      <w:r>
+        <w:t xml:space="preserve"> get</w:t>
+      </w:r>
+    </w:p>
+    <w:p>
+      <w:pPr>
+        <w:pStyle w:val="ListParagraph"/>
+        <w:numPr>
+          <w:ilvl w:val="0"/>
+          <w:numId w:val="2"/>
+        </w:numPr>
+      </w:pPr>
+      <w:r>
+        <w:t>/</w:t>
+      </w:r>
+      <w:proofErr w:type="spellStart"/>
+      <w:r>
+        <w:t>api</w:t>
+      </w:r>
+      <w:proofErr w:type="spellEnd"/>
+      <w:r>
+        <w:t>/admin/stats</w:t>
       </w:r>
     </w:p>
     <w:p>
@@ -13211,34 +15537,52 @@
         </w:numPr>
       </w:pPr>
       <w:r>
-        <w:t>get users</w:t>
+        <w:t xml:space="preserve">get </w:t>
+      </w:r>
+      <w:proofErr w:type="gramStart"/>
+      <w:r>
+        <w:t>users</w:t>
       </w:r>
       <w:r>
         <w:t xml:space="preserve"> :</w:t>
       </w:r>
-    </w:p>
-    <w:p>
-      <w:pPr>
-        <w:pStyle w:val="ListParagraph"/>
-        <w:numPr>
-          <w:ilvl w:val="0"/>
-          <w:numId w:val="2"/>
-        </w:numPr>
-      </w:pPr>
-      <w:r>
-        <w:t>method : get</w:t>
-      </w:r>
-    </w:p>
-    <w:p>
-      <w:pPr>
-        <w:pStyle w:val="ListParagraph"/>
-        <w:numPr>
-          <w:ilvl w:val="0"/>
-          <w:numId w:val="2"/>
-        </w:numPr>
-      </w:pPr>
-      <w:r>
-        <w:t>/api/admin/users</w:t>
+      <w:proofErr w:type="gramEnd"/>
+    </w:p>
+    <w:p>
+      <w:pPr>
+        <w:pStyle w:val="ListParagraph"/>
+        <w:numPr>
+          <w:ilvl w:val="0"/>
+          <w:numId w:val="2"/>
+        </w:numPr>
+      </w:pPr>
+      <w:proofErr w:type="gramStart"/>
+      <w:r>
+        <w:t>method :</w:t>
+      </w:r>
+      <w:proofErr w:type="gramEnd"/>
+      <w:r>
+        <w:t xml:space="preserve"> get</w:t>
+      </w:r>
+    </w:p>
+    <w:p>
+      <w:pPr>
+        <w:pStyle w:val="ListParagraph"/>
+        <w:numPr>
+          <w:ilvl w:val="0"/>
+          <w:numId w:val="2"/>
+        </w:numPr>
+      </w:pPr>
+      <w:r>
+        <w:t>/</w:t>
+      </w:r>
+      <w:proofErr w:type="spellStart"/>
+      <w:r>
+        <w:t>api</w:t>
+      </w:r>
+      <w:proofErr w:type="spellEnd"/>
+      <w:r>
+        <w:t>/admin/users</w:t>
       </w:r>
     </w:p>
     <w:p>
@@ -13262,35 +15606,58 @@
         </w:numPr>
       </w:pPr>
       <w:r>
-        <w:t>Get user by role :</w:t>
-      </w:r>
-    </w:p>
-    <w:p>
-      <w:pPr>
-        <w:pStyle w:val="ListParagraph"/>
-        <w:numPr>
-          <w:ilvl w:val="0"/>
-          <w:numId w:val="2"/>
-        </w:numPr>
-      </w:pPr>
-      <w:r>
-        <w:t>Method : get</w:t>
-      </w:r>
-    </w:p>
-    <w:p>
-      <w:pPr>
-        <w:pStyle w:val="ListParagraph"/>
-        <w:numPr>
-          <w:ilvl w:val="0"/>
-          <w:numId w:val="2"/>
-        </w:numPr>
-      </w:pPr>
-      <w:r>
-        <w:t>/api/admin/users/role/</w:t>
+        <w:t xml:space="preserve">Get user by </w:t>
+      </w:r>
+      <w:proofErr w:type="gramStart"/>
+      <w:r>
+        <w:t>role :</w:t>
+      </w:r>
+      <w:proofErr w:type="gramEnd"/>
+    </w:p>
+    <w:p>
+      <w:pPr>
+        <w:pStyle w:val="ListParagraph"/>
+        <w:numPr>
+          <w:ilvl w:val="0"/>
+          <w:numId w:val="2"/>
+        </w:numPr>
+      </w:pPr>
+      <w:proofErr w:type="gramStart"/>
+      <w:r>
+        <w:t>Method :</w:t>
+      </w:r>
+      <w:proofErr w:type="gramEnd"/>
+      <w:r>
+        <w:t xml:space="preserve"> get</w:t>
+      </w:r>
+    </w:p>
+    <w:p>
+      <w:pPr>
+        <w:pStyle w:val="ListParagraph"/>
+        <w:numPr>
+          <w:ilvl w:val="0"/>
+          <w:numId w:val="2"/>
+        </w:numPr>
+      </w:pPr>
+      <w:r>
+        <w:t>/</w:t>
+      </w:r>
+      <w:proofErr w:type="spellStart"/>
+      <w:r>
+        <w:t>api</w:t>
+      </w:r>
+      <w:proofErr w:type="spellEnd"/>
+      <w:r>
+        <w:t>/admin/users/role</w:t>
+      </w:r>
+      <w:proofErr w:type="gramStart"/>
+      <w:r>
+        <w:t>/</w:t>
       </w:r>
       <w:r>
         <w:t>:role</w:t>
       </w:r>
+      <w:proofErr w:type="gramEnd"/>
     </w:p>
     <w:p>
       <w:pPr>
@@ -13301,43 +15668,69 @@
         </w:numPr>
       </w:pPr>
       <w:r>
-        <w:t>Get users pending :</w:t>
-      </w:r>
-    </w:p>
-    <w:p>
-      <w:pPr>
-        <w:pStyle w:val="ListParagraph"/>
-        <w:numPr>
-          <w:ilvl w:val="0"/>
-          <w:numId w:val="2"/>
-        </w:numPr>
-      </w:pPr>
-      <w:r>
-        <w:t xml:space="preserve">Method : get </w:t>
-      </w:r>
-    </w:p>
-    <w:p>
-      <w:pPr>
-        <w:pStyle w:val="ListParagraph"/>
-        <w:numPr>
-          <w:ilvl w:val="0"/>
-          <w:numId w:val="2"/>
-        </w:numPr>
-      </w:pPr>
-      <w:r>
-        <w:t>/api/admin/users/pending</w:t>
-      </w:r>
-    </w:p>
-    <w:p>
-      <w:pPr>
-        <w:pStyle w:val="ListParagraph"/>
-        <w:numPr>
-          <w:ilvl w:val="0"/>
-          <w:numId w:val="2"/>
-        </w:numPr>
-      </w:pPr>
-      <w:r>
-        <w:t>[ doctor , lab , pharmacy ] profiles which need to activate</w:t>
+        <w:t xml:space="preserve">Get users </w:t>
+      </w:r>
+      <w:proofErr w:type="gramStart"/>
+      <w:r>
+        <w:t>pending :</w:t>
+      </w:r>
+      <w:proofErr w:type="gramEnd"/>
+    </w:p>
+    <w:p>
+      <w:pPr>
+        <w:pStyle w:val="ListParagraph"/>
+        <w:numPr>
+          <w:ilvl w:val="0"/>
+          <w:numId w:val="2"/>
+        </w:numPr>
+      </w:pPr>
+      <w:proofErr w:type="gramStart"/>
+      <w:r>
+        <w:t>Method :</w:t>
+      </w:r>
+      <w:proofErr w:type="gramEnd"/>
+      <w:r>
+        <w:t xml:space="preserve"> get </w:t>
+      </w:r>
+    </w:p>
+    <w:p>
+      <w:pPr>
+        <w:pStyle w:val="ListParagraph"/>
+        <w:numPr>
+          <w:ilvl w:val="0"/>
+          <w:numId w:val="2"/>
+        </w:numPr>
+      </w:pPr>
+      <w:r>
+        <w:t>/</w:t>
+      </w:r>
+      <w:proofErr w:type="spellStart"/>
+      <w:r>
+        <w:t>api</w:t>
+      </w:r>
+      <w:proofErr w:type="spellEnd"/>
+      <w:r>
+        <w:t>/admin/users/pending</w:t>
+      </w:r>
+    </w:p>
+    <w:p>
+      <w:pPr>
+        <w:pStyle w:val="ListParagraph"/>
+        <w:numPr>
+          <w:ilvl w:val="0"/>
+          <w:numId w:val="2"/>
+        </w:numPr>
+      </w:pPr>
+      <w:r>
+        <w:t xml:space="preserve">[ </w:t>
+      </w:r>
+      <w:proofErr w:type="gramStart"/>
+      <w:r>
+        <w:t>doctor ,</w:t>
+      </w:r>
+      <w:proofErr w:type="gramEnd"/>
+      <w:r>
+        <w:t xml:space="preserve"> lab , pharmacy ] profiles which need to activate</w:t>
       </w:r>
     </w:p>
     <w:p>
@@ -13349,31 +15742,49 @@
         </w:numPr>
       </w:pPr>
       <w:r>
-        <w:t>Activate user :</w:t>
-      </w:r>
-    </w:p>
-    <w:p>
-      <w:pPr>
-        <w:pStyle w:val="ListParagraph"/>
-        <w:numPr>
-          <w:ilvl w:val="0"/>
-          <w:numId w:val="2"/>
-        </w:numPr>
-      </w:pPr>
-      <w:r>
-        <w:t>Method : patch</w:t>
-      </w:r>
-    </w:p>
-    <w:p>
-      <w:pPr>
-        <w:pStyle w:val="ListParagraph"/>
-        <w:numPr>
-          <w:ilvl w:val="0"/>
-          <w:numId w:val="2"/>
-        </w:numPr>
-      </w:pPr>
-      <w:r>
-        <w:t>/api/admin/users/activate/</w:t>
+        <w:t xml:space="preserve">Activate </w:t>
+      </w:r>
+      <w:proofErr w:type="gramStart"/>
+      <w:r>
+        <w:t>user :</w:t>
+      </w:r>
+      <w:proofErr w:type="gramEnd"/>
+    </w:p>
+    <w:p>
+      <w:pPr>
+        <w:pStyle w:val="ListParagraph"/>
+        <w:numPr>
+          <w:ilvl w:val="0"/>
+          <w:numId w:val="2"/>
+        </w:numPr>
+      </w:pPr>
+      <w:proofErr w:type="gramStart"/>
+      <w:r>
+        <w:t>Method :</w:t>
+      </w:r>
+      <w:proofErr w:type="gramEnd"/>
+      <w:r>
+        <w:t xml:space="preserve"> patch</w:t>
+      </w:r>
+    </w:p>
+    <w:p>
+      <w:pPr>
+        <w:pStyle w:val="ListParagraph"/>
+        <w:numPr>
+          <w:ilvl w:val="0"/>
+          <w:numId w:val="2"/>
+        </w:numPr>
+      </w:pPr>
+      <w:r>
+        <w:t>/</w:t>
+      </w:r>
+      <w:proofErr w:type="spellStart"/>
+      <w:r>
+        <w:t>api</w:t>
+      </w:r>
+      <w:proofErr w:type="spellEnd"/>
+      <w:r>
+        <w:t>/admin/users/activate/</w:t>
       </w:r>
       <w:r>
         <w:t>:id</w:t>
@@ -13387,20 +15798,34 @@
           <w:numId w:val="2"/>
         </w:numPr>
       </w:pPr>
-      <w:r>
-        <w:t xml:space="preserve">userId =&gt; in users database </w:t>
-      </w:r>
-    </w:p>
-    <w:p>
-      <w:pPr>
-        <w:pStyle w:val="ListParagraph"/>
-        <w:numPr>
-          <w:ilvl w:val="0"/>
-          <w:numId w:val="2"/>
-        </w:numPr>
-      </w:pPr>
-      <w:r>
-        <w:t>activate [ doctor , lab , pharmacy ] profile and automatic send email</w:t>
+      <w:proofErr w:type="spellStart"/>
+      <w:r>
+        <w:t>userId</w:t>
+      </w:r>
+      <w:proofErr w:type="spellEnd"/>
+      <w:r>
+        <w:t xml:space="preserve"> =&gt; in users database </w:t>
+      </w:r>
+    </w:p>
+    <w:p>
+      <w:pPr>
+        <w:pStyle w:val="ListParagraph"/>
+        <w:numPr>
+          <w:ilvl w:val="0"/>
+          <w:numId w:val="2"/>
+        </w:numPr>
+      </w:pPr>
+      <w:r>
+        <w:lastRenderedPageBreak/>
+        <w:t xml:space="preserve">activate [ </w:t>
+      </w:r>
+      <w:proofErr w:type="gramStart"/>
+      <w:r>
+        <w:t>doctor ,</w:t>
+      </w:r>
+      <w:proofErr w:type="gramEnd"/>
+      <w:r>
+        <w:t xml:space="preserve"> lab , pharmacy ] profile and automatic send email</w:t>
       </w:r>
     </w:p>
     <w:p>
@@ -13412,32 +15837,52 @@
         </w:numPr>
       </w:pPr>
       <w:r>
-        <w:t>deactivate user profile :</w:t>
-      </w:r>
-    </w:p>
-    <w:p>
-      <w:pPr>
-        <w:pStyle w:val="ListParagraph"/>
-        <w:numPr>
-          <w:ilvl w:val="0"/>
-          <w:numId w:val="2"/>
-        </w:numPr>
-      </w:pPr>
-      <w:r>
-        <w:t xml:space="preserve"> Method : patch</w:t>
-      </w:r>
-    </w:p>
-    <w:p>
-      <w:pPr>
-        <w:pStyle w:val="ListParagraph"/>
-        <w:numPr>
-          <w:ilvl w:val="0"/>
-          <w:numId w:val="2"/>
-        </w:numPr>
-      </w:pPr>
-      <w:r>
-        <w:lastRenderedPageBreak/>
-        <w:t>/api/admin/users/deactivate/</w:t>
+        <w:t xml:space="preserve">deactivate user </w:t>
+      </w:r>
+      <w:proofErr w:type="gramStart"/>
+      <w:r>
+        <w:t>profile :</w:t>
+      </w:r>
+      <w:proofErr w:type="gramEnd"/>
+    </w:p>
+    <w:p>
+      <w:pPr>
+        <w:pStyle w:val="ListParagraph"/>
+        <w:numPr>
+          <w:ilvl w:val="0"/>
+          <w:numId w:val="2"/>
+        </w:numPr>
+      </w:pPr>
+      <w:r>
+        <w:t xml:space="preserve"> </w:t>
+      </w:r>
+      <w:proofErr w:type="gramStart"/>
+      <w:r>
+        <w:t>Method :</w:t>
+      </w:r>
+      <w:proofErr w:type="gramEnd"/>
+      <w:r>
+        <w:t xml:space="preserve"> patch</w:t>
+      </w:r>
+    </w:p>
+    <w:p>
+      <w:pPr>
+        <w:pStyle w:val="ListParagraph"/>
+        <w:numPr>
+          <w:ilvl w:val="0"/>
+          <w:numId w:val="2"/>
+        </w:numPr>
+      </w:pPr>
+      <w:r>
+        <w:t>/</w:t>
+      </w:r>
+      <w:proofErr w:type="spellStart"/>
+      <w:r>
+        <w:t>api</w:t>
+      </w:r>
+      <w:proofErr w:type="spellEnd"/>
+      <w:r>
+        <w:t>/admin/users/deactivate/</w:t>
       </w:r>
       <w:r>
         <w:t>:id</w:t>
@@ -13451,8 +15896,13 @@
           <w:numId w:val="2"/>
         </w:numPr>
       </w:pPr>
-      <w:r>
-        <w:t xml:space="preserve">userId =&gt; in users database </w:t>
+      <w:proofErr w:type="spellStart"/>
+      <w:r>
+        <w:t>userId</w:t>
+      </w:r>
+      <w:proofErr w:type="spellEnd"/>
+      <w:r>
+        <w:t xml:space="preserve"> =&gt; in users database </w:t>
       </w:r>
     </w:p>
     <w:p>
@@ -13464,31 +15914,49 @@
         </w:numPr>
       </w:pPr>
       <w:r>
-        <w:t>delete user account :</w:t>
-      </w:r>
-    </w:p>
-    <w:p>
-      <w:pPr>
-        <w:pStyle w:val="ListParagraph"/>
-        <w:numPr>
-          <w:ilvl w:val="0"/>
-          <w:numId w:val="2"/>
-        </w:numPr>
-      </w:pPr>
-      <w:r>
-        <w:t>method : delete</w:t>
-      </w:r>
-    </w:p>
-    <w:p>
-      <w:pPr>
-        <w:pStyle w:val="ListParagraph"/>
-        <w:numPr>
-          <w:ilvl w:val="0"/>
-          <w:numId w:val="2"/>
-        </w:numPr>
-      </w:pPr>
-      <w:r>
-        <w:t>/api/admin/users/</w:t>
+        <w:t xml:space="preserve">delete user </w:t>
+      </w:r>
+      <w:proofErr w:type="gramStart"/>
+      <w:r>
+        <w:t>account :</w:t>
+      </w:r>
+      <w:proofErr w:type="gramEnd"/>
+    </w:p>
+    <w:p>
+      <w:pPr>
+        <w:pStyle w:val="ListParagraph"/>
+        <w:numPr>
+          <w:ilvl w:val="0"/>
+          <w:numId w:val="2"/>
+        </w:numPr>
+      </w:pPr>
+      <w:proofErr w:type="gramStart"/>
+      <w:r>
+        <w:t>method :</w:t>
+      </w:r>
+      <w:proofErr w:type="gramEnd"/>
+      <w:r>
+        <w:t xml:space="preserve"> delete</w:t>
+      </w:r>
+    </w:p>
+    <w:p>
+      <w:pPr>
+        <w:pStyle w:val="ListParagraph"/>
+        <w:numPr>
+          <w:ilvl w:val="0"/>
+          <w:numId w:val="2"/>
+        </w:numPr>
+      </w:pPr>
+      <w:r>
+        <w:t>/</w:t>
+      </w:r>
+      <w:proofErr w:type="spellStart"/>
+      <w:r>
+        <w:t>api</w:t>
+      </w:r>
+      <w:proofErr w:type="spellEnd"/>
+      <w:r>
+        <w:t>/admin/users/</w:t>
       </w:r>
       <w:r>
         <w:t>:id</w:t>
@@ -13502,8 +15970,13 @@
           <w:numId w:val="2"/>
         </w:numPr>
       </w:pPr>
-      <w:r>
-        <w:t xml:space="preserve">userId =&gt; in users database </w:t>
+      <w:proofErr w:type="spellStart"/>
+      <w:r>
+        <w:t>userId</w:t>
+      </w:r>
+      <w:proofErr w:type="spellEnd"/>
+      <w:r>
+        <w:t xml:space="preserve"> =&gt; in users database </w:t>
       </w:r>
     </w:p>
     <w:p>
@@ -13650,8 +16123,13 @@
           <w:numId w:val="17"/>
         </w:numPr>
       </w:pPr>
-      <w:r>
-        <w:t>method : post</w:t>
+      <w:proofErr w:type="gramStart"/>
+      <w:r>
+        <w:t>method :</w:t>
+      </w:r>
+      <w:proofErr w:type="gramEnd"/>
+      <w:r>
+        <w:t xml:space="preserve"> post</w:t>
       </w:r>
     </w:p>
     <w:p>
@@ -13663,7 +16141,23 @@
         </w:numPr>
       </w:pPr>
       <w:r>
-        <w:t>/api/labReport/analyze</w:t>
+        <w:t>/</w:t>
+      </w:r>
+      <w:proofErr w:type="spellStart"/>
+      <w:r>
+        <w:t>api</w:t>
+      </w:r>
+      <w:proofErr w:type="spellEnd"/>
+      <w:r>
+        <w:t>/</w:t>
+      </w:r>
+      <w:proofErr w:type="spellStart"/>
+      <w:r>
+        <w:t>labReport</w:t>
+      </w:r>
+      <w:proofErr w:type="spellEnd"/>
+      <w:r>
+        <w:t>/analyze</w:t>
       </w:r>
     </w:p>
     <w:p>

--- a/Backend/New Microsoft Word Document.docx
+++ b/Backend/New Microsoft Word Document.docx
@@ -6627,2913 +6627,224 @@
     </w:p>
     <w:p>
       <w:pPr>
+        <w:rPr>
+          <w:lang w:bidi="ar-EG"/>
+        </w:rPr>
+      </w:pPr>
+    </w:p>
+    <w:p>
+      <w:pPr>
+        <w:rPr>
+          <w:lang w:bidi="ar-EG"/>
+        </w:rPr>
+      </w:pPr>
+    </w:p>
+    <w:p>
+      <w:pPr>
+        <w:rPr>
+          <w:lang w:bidi="ar-EG"/>
+        </w:rPr>
+      </w:pPr>
+    </w:p>
+    <w:p>
+      <w:pPr>
+        <w:rPr>
+          <w:lang w:bidi="ar-EG"/>
+        </w:rPr>
+      </w:pPr>
+    </w:p>
+    <w:p>
+      <w:pPr>
+        <w:rPr>
+          <w:lang w:bidi="ar-EG"/>
+        </w:rPr>
+      </w:pPr>
+    </w:p>
+    <w:p>
+      <w:pPr>
+        <w:rPr>
+          <w:lang w:bidi="ar-EG"/>
+        </w:rPr>
+      </w:pPr>
+    </w:p>
+    <w:p>
+      <w:pPr>
+        <w:rPr>
+          <w:lang w:bidi="ar-EG"/>
+        </w:rPr>
+      </w:pPr>
+    </w:p>
+    <w:p>
+      <w:pPr>
+        <w:rPr>
+          <w:lang w:bidi="ar-EG"/>
+        </w:rPr>
+      </w:pPr>
+    </w:p>
+    <w:p>
+      <w:pPr>
+        <w:rPr>
+          <w:lang w:bidi="ar-EG"/>
+        </w:rPr>
+      </w:pPr>
+    </w:p>
+    <w:p>
+      <w:pPr>
+        <w:rPr>
+          <w:lang w:bidi="ar-EG"/>
+        </w:rPr>
+      </w:pPr>
+    </w:p>
+    <w:p>
+      <w:pPr>
+        <w:rPr>
+          <w:lang w:bidi="ar-EG"/>
+        </w:rPr>
+      </w:pPr>
+    </w:p>
+    <w:p>
+      <w:pPr>
+        <w:rPr>
+          <w:lang w:bidi="ar-EG"/>
+        </w:rPr>
+      </w:pPr>
+    </w:p>
+    <w:p>
+      <w:pPr>
+        <w:rPr>
+          <w:lang w:bidi="ar-EG"/>
+        </w:rPr>
+      </w:pPr>
+    </w:p>
+    <w:p>
+      <w:pPr>
+        <w:rPr>
+          <w:lang w:bidi="ar-EG"/>
+        </w:rPr>
+      </w:pPr>
+    </w:p>
+    <w:p>
+      <w:pPr>
+        <w:pStyle w:val="ListParagraph"/>
+        <w:numPr>
+          <w:ilvl w:val="0"/>
+          <w:numId w:val="7"/>
+        </w:numPr>
+        <w:rPr>
+          <w:lang w:bidi="ar-EG"/>
+        </w:rPr>
+      </w:pPr>
+      <w:r>
+        <w:rPr>
+          <w:lang w:bidi="ar-EG"/>
+        </w:rPr>
+        <w:lastRenderedPageBreak/>
+        <w:t xml:space="preserve">Get my </w:t>
+      </w:r>
+      <w:proofErr w:type="gramStart"/>
+      <w:r>
+        <w:rPr>
+          <w:lang w:bidi="ar-EG"/>
+        </w:rPr>
+        <w:t>medications :</w:t>
+      </w:r>
+      <w:proofErr w:type="gramEnd"/>
+    </w:p>
+    <w:p>
+      <w:pPr>
+        <w:pStyle w:val="ListParagraph"/>
+        <w:numPr>
+          <w:ilvl w:val="0"/>
+          <w:numId w:val="2"/>
+        </w:numPr>
+        <w:rPr>
+          <w:lang w:bidi="ar-EG"/>
+        </w:rPr>
+      </w:pPr>
+      <w:proofErr w:type="gramStart"/>
+      <w:r>
+        <w:rPr>
+          <w:lang w:bidi="ar-EG"/>
+        </w:rPr>
+        <w:t>Method :</w:t>
+      </w:r>
+      <w:proofErr w:type="gramEnd"/>
+      <w:r>
+        <w:rPr>
+          <w:lang w:bidi="ar-EG"/>
+        </w:rPr>
+        <w:t xml:space="preserve"> get</w:t>
+      </w:r>
+    </w:p>
+    <w:p>
+      <w:pPr>
+        <w:pStyle w:val="ListParagraph"/>
+        <w:numPr>
+          <w:ilvl w:val="0"/>
+          <w:numId w:val="2"/>
+        </w:numPr>
+        <w:rPr>
+          <w:lang w:bidi="ar-EG"/>
+        </w:rPr>
+      </w:pPr>
+      <w:r>
+        <w:rPr>
+          <w:lang w:bidi="ar-EG"/>
+        </w:rPr>
+        <w:t>/</w:t>
+      </w:r>
+      <w:proofErr w:type="spellStart"/>
+      <w:r>
+        <w:rPr>
+          <w:lang w:bidi="ar-EG"/>
+        </w:rPr>
+        <w:t>api</w:t>
+      </w:r>
+      <w:proofErr w:type="spellEnd"/>
+      <w:r>
+        <w:rPr>
+          <w:lang w:bidi="ar-EG"/>
+        </w:rPr>
+        <w:t>/patient/my-medications</w:t>
+      </w:r>
+    </w:p>
+    <w:p>
+      <w:pPr>
+        <w:pStyle w:val="ListParagraph"/>
+        <w:numPr>
+          <w:ilvl w:val="0"/>
+          <w:numId w:val="2"/>
+        </w:numPr>
+        <w:rPr>
+          <w:lang w:bidi="ar-EG"/>
+        </w:rPr>
+      </w:pPr>
+      <w:proofErr w:type="gramStart"/>
+      <w:r>
+        <w:rPr>
+          <w:lang w:bidi="ar-EG"/>
+        </w:rPr>
+        <w:t>Res :</w:t>
+      </w:r>
+      <w:proofErr w:type="gramEnd"/>
+    </w:p>
+    <w:p>
+      <w:pPr>
         <w:pStyle w:val="ListParagraph"/>
         <w:ind w:left="1080"/>
         <w:rPr>
           <w:lang w:bidi="ar-EG"/>
         </w:rPr>
       </w:pPr>
-    </w:p>
-    <w:p>
-      <w:pPr>
-        <w:pStyle w:val="Heading1"/>
-        <w:rPr>
-          <w:lang w:bidi="ar-EG"/>
-        </w:rPr>
-      </w:pPr>
-      <w:r>
-        <w:rPr>
-          <w:lang w:bidi="ar-EG"/>
-        </w:rPr>
-        <w:t xml:space="preserve">Doctor end </w:t>
-      </w:r>
-      <w:proofErr w:type="gramStart"/>
-      <w:r>
-        <w:rPr>
-          <w:lang w:bidi="ar-EG"/>
-        </w:rPr>
-        <w:t>point :</w:t>
-      </w:r>
-      <w:proofErr w:type="gramEnd"/>
-    </w:p>
-    <w:p>
-      <w:pPr>
-        <w:rPr>
-          <w:lang w:bidi="ar-EG"/>
-        </w:rPr>
-      </w:pPr>
-      <w:r>
-        <w:rPr>
-          <w:lang w:bidi="ar-EG"/>
-        </w:rPr>
-        <w:t>** Bearer token &lt; access token &gt; **</w:t>
-      </w:r>
-    </w:p>
-    <w:p>
-      <w:pPr>
-        <w:pStyle w:val="ListParagraph"/>
-        <w:numPr>
-          <w:ilvl w:val="0"/>
-          <w:numId w:val="8"/>
-        </w:numPr>
-        <w:rPr>
-          <w:lang w:bidi="ar-EG"/>
-        </w:rPr>
-      </w:pPr>
-      <w:r>
-        <w:rPr>
-          <w:lang w:bidi="ar-EG"/>
-        </w:rPr>
-        <w:t xml:space="preserve">Get </w:t>
-      </w:r>
-      <w:proofErr w:type="gramStart"/>
-      <w:r>
-        <w:rPr>
-          <w:lang w:bidi="ar-EG"/>
-        </w:rPr>
-        <w:t>profile :</w:t>
-      </w:r>
-      <w:proofErr w:type="gramEnd"/>
-    </w:p>
-    <w:p>
-      <w:pPr>
-        <w:pStyle w:val="ListParagraph"/>
-        <w:numPr>
-          <w:ilvl w:val="0"/>
-          <w:numId w:val="2"/>
-        </w:numPr>
-        <w:rPr>
-          <w:lang w:bidi="ar-EG"/>
-        </w:rPr>
-      </w:pPr>
-      <w:proofErr w:type="gramStart"/>
-      <w:r>
-        <w:rPr>
-          <w:lang w:bidi="ar-EG"/>
-        </w:rPr>
-        <w:t>Method :</w:t>
-      </w:r>
-      <w:proofErr w:type="gramEnd"/>
-      <w:r>
-        <w:rPr>
-          <w:lang w:bidi="ar-EG"/>
-        </w:rPr>
-        <w:t xml:space="preserve"> get</w:t>
-      </w:r>
-    </w:p>
-    <w:p>
-      <w:pPr>
-        <w:pStyle w:val="ListParagraph"/>
-        <w:numPr>
-          <w:ilvl w:val="0"/>
-          <w:numId w:val="2"/>
-        </w:numPr>
-        <w:rPr>
-          <w:lang w:bidi="ar-EG"/>
-        </w:rPr>
-      </w:pPr>
-      <w:r>
-        <w:rPr>
-          <w:lang w:bidi="ar-EG"/>
-        </w:rPr>
-        <w:t>/</w:t>
-      </w:r>
-      <w:proofErr w:type="spellStart"/>
-      <w:r>
-        <w:rPr>
-          <w:lang w:bidi="ar-EG"/>
-        </w:rPr>
-        <w:t>api</w:t>
-      </w:r>
-      <w:proofErr w:type="spellEnd"/>
-      <w:r>
-        <w:rPr>
-          <w:lang w:bidi="ar-EG"/>
-        </w:rPr>
-        <w:t>/doctor/profile</w:t>
-      </w:r>
-    </w:p>
-    <w:p>
-      <w:pPr>
-        <w:pStyle w:val="ListParagraph"/>
-        <w:numPr>
-          <w:ilvl w:val="0"/>
-          <w:numId w:val="8"/>
-        </w:numPr>
-        <w:rPr>
-          <w:lang w:bidi="ar-EG"/>
-        </w:rPr>
-      </w:pPr>
-      <w:r>
-        <w:rPr>
-          <w:lang w:bidi="ar-EG"/>
-        </w:rPr>
-        <w:t xml:space="preserve">Update </w:t>
-      </w:r>
-      <w:proofErr w:type="gramStart"/>
-      <w:r>
-        <w:rPr>
-          <w:lang w:bidi="ar-EG"/>
-        </w:rPr>
-        <w:t>profile :</w:t>
-      </w:r>
-      <w:proofErr w:type="gramEnd"/>
-    </w:p>
-    <w:p>
-      <w:pPr>
-        <w:pStyle w:val="ListParagraph"/>
-        <w:numPr>
-          <w:ilvl w:val="0"/>
-          <w:numId w:val="2"/>
-        </w:numPr>
-        <w:rPr>
-          <w:lang w:bidi="ar-EG"/>
-        </w:rPr>
-      </w:pPr>
-      <w:proofErr w:type="gramStart"/>
-      <w:r>
-        <w:rPr>
-          <w:lang w:bidi="ar-EG"/>
-        </w:rPr>
-        <w:t>Method :</w:t>
-      </w:r>
-      <w:proofErr w:type="gramEnd"/>
-      <w:r>
-        <w:rPr>
-          <w:lang w:bidi="ar-EG"/>
-        </w:rPr>
-        <w:t xml:space="preserve"> put</w:t>
-      </w:r>
-    </w:p>
-    <w:p>
-      <w:pPr>
-        <w:pStyle w:val="ListParagraph"/>
-        <w:numPr>
-          <w:ilvl w:val="0"/>
-          <w:numId w:val="2"/>
-        </w:numPr>
-        <w:rPr>
-          <w:lang w:bidi="ar-EG"/>
-        </w:rPr>
-      </w:pPr>
-      <w:r>
-        <w:rPr>
-          <w:lang w:bidi="ar-EG"/>
-        </w:rPr>
-        <w:t>/</w:t>
-      </w:r>
-      <w:proofErr w:type="spellStart"/>
-      <w:r>
-        <w:rPr>
-          <w:lang w:bidi="ar-EG"/>
-        </w:rPr>
-        <w:t>api</w:t>
-      </w:r>
-      <w:proofErr w:type="spellEnd"/>
-      <w:r>
-        <w:rPr>
-          <w:lang w:bidi="ar-EG"/>
-        </w:rPr>
-        <w:t>/doctor/profile</w:t>
-      </w:r>
-    </w:p>
-    <w:p>
-      <w:pPr>
-        <w:pStyle w:val="ListParagraph"/>
-        <w:numPr>
-          <w:ilvl w:val="0"/>
-          <w:numId w:val="2"/>
-        </w:numPr>
-        <w:rPr>
-          <w:lang w:bidi="ar-EG"/>
-        </w:rPr>
-      </w:pPr>
-      <w:r>
-        <w:rPr>
-          <w:lang w:bidi="ar-EG"/>
-        </w:rPr>
-        <w:t xml:space="preserve">Ex: </w:t>
-      </w:r>
-    </w:p>
-    <w:p>
-      <w:pPr>
-        <w:pStyle w:val="ListParagraph"/>
-        <w:numPr>
-          <w:ilvl w:val="0"/>
-          <w:numId w:val="2"/>
-        </w:numPr>
-        <w:shd w:val="clear" w:color="auto" w:fill="212121"/>
-        <w:spacing w:after="0" w:line="270" w:lineRule="atLeast"/>
-        <w:rPr>
-          <w:rFonts w:ascii="Courier New" w:eastAsia="Times New Roman" w:hAnsi="Courier New" w:cs="Courier New"/>
-          <w:color w:val="F8F8F2"/>
-          <w:kern w:val="0"/>
-          <w:sz w:val="18"/>
-          <w:szCs w:val="18"/>
-          <w14:ligatures w14:val="none"/>
-        </w:rPr>
-      </w:pPr>
-      <w:r>
-        <w:rPr>
-          <w:rFonts w:ascii="Courier New" w:eastAsia="Times New Roman" w:hAnsi="Courier New" w:cs="Courier New"/>
-          <w:color w:val="DCDCDC"/>
-          <w:kern w:val="0"/>
-          <w:sz w:val="18"/>
-          <w:szCs w:val="18"/>
-          <w14:ligatures w14:val="none"/>
-        </w:rPr>
-        <w:t>{</w:t>
-      </w:r>
-    </w:p>
-    <w:p>
-      <w:pPr>
-        <w:pStyle w:val="ListParagraph"/>
-        <w:numPr>
-          <w:ilvl w:val="0"/>
-          <w:numId w:val="2"/>
-        </w:numPr>
-        <w:shd w:val="clear" w:color="auto" w:fill="212121"/>
-        <w:spacing w:after="0" w:line="270" w:lineRule="atLeast"/>
-        <w:rPr>
-          <w:rFonts w:ascii="Courier New" w:eastAsia="Times New Roman" w:hAnsi="Courier New" w:cs="Courier New"/>
-          <w:color w:val="F8F8F2"/>
-          <w:kern w:val="0"/>
-          <w:sz w:val="18"/>
-          <w:szCs w:val="18"/>
-          <w14:ligatures w14:val="none"/>
-        </w:rPr>
-      </w:pPr>
-      <w:r>
-        <w:rPr>
-          <w:rFonts w:ascii="Courier New" w:eastAsia="Times New Roman" w:hAnsi="Courier New" w:cs="Courier New"/>
-          <w:color w:val="F8F8F2"/>
-          <w:kern w:val="0"/>
-          <w:sz w:val="18"/>
-          <w:szCs w:val="18"/>
-          <w14:ligatures w14:val="none"/>
-        </w:rPr>
-        <w:t xml:space="preserve">    </w:t>
-      </w:r>
-      <w:r>
-        <w:rPr>
-          <w:rFonts w:ascii="Courier New" w:eastAsia="Times New Roman" w:hAnsi="Courier New" w:cs="Courier New"/>
-          <w:color w:val="9CDCFE"/>
-          <w:kern w:val="0"/>
-          <w:sz w:val="18"/>
-          <w:szCs w:val="18"/>
-          <w14:ligatures w14:val="none"/>
-        </w:rPr>
-        <w:t>"</w:t>
-      </w:r>
-      <w:proofErr w:type="spellStart"/>
-      <w:r>
-        <w:rPr>
-          <w:rFonts w:ascii="Courier New" w:eastAsia="Times New Roman" w:hAnsi="Courier New" w:cs="Courier New"/>
-          <w:color w:val="9CDCFE"/>
-          <w:kern w:val="0"/>
-          <w:sz w:val="18"/>
-          <w:szCs w:val="18"/>
-          <w14:ligatures w14:val="none"/>
-        </w:rPr>
-        <w:t>specialization"</w:t>
-      </w:r>
-      <w:r>
-        <w:rPr>
-          <w:rFonts w:ascii="Courier New" w:eastAsia="Times New Roman" w:hAnsi="Courier New" w:cs="Courier New"/>
-          <w:color w:val="DCDCDC"/>
-          <w:kern w:val="0"/>
-          <w:sz w:val="18"/>
-          <w:szCs w:val="18"/>
-          <w14:ligatures w14:val="none"/>
-        </w:rPr>
-        <w:t>:</w:t>
-      </w:r>
-      <w:r>
-        <w:rPr>
-          <w:rFonts w:ascii="Courier New" w:eastAsia="Times New Roman" w:hAnsi="Courier New" w:cs="Courier New"/>
-          <w:color w:val="CE9178"/>
-          <w:kern w:val="0"/>
-          <w:sz w:val="18"/>
-          <w:szCs w:val="18"/>
-          <w14:ligatures w14:val="none"/>
-        </w:rPr>
-        <w:t>"Cardiology</w:t>
-      </w:r>
-      <w:proofErr w:type="spellEnd"/>
-      <w:r>
-        <w:rPr>
-          <w:rFonts w:ascii="Courier New" w:eastAsia="Times New Roman" w:hAnsi="Courier New" w:cs="Courier New"/>
-          <w:color w:val="CE9178"/>
-          <w:kern w:val="0"/>
-          <w:sz w:val="18"/>
-          <w:szCs w:val="18"/>
-          <w14:ligatures w14:val="none"/>
-        </w:rPr>
-        <w:t>"</w:t>
-      </w:r>
-      <w:r>
-        <w:rPr>
-          <w:rFonts w:ascii="Courier New" w:eastAsia="Times New Roman" w:hAnsi="Courier New" w:cs="Courier New"/>
-          <w:color w:val="DCDCDC"/>
-          <w:kern w:val="0"/>
-          <w:sz w:val="18"/>
-          <w:szCs w:val="18"/>
-          <w14:ligatures w14:val="none"/>
-        </w:rPr>
-        <w:t>,</w:t>
-      </w:r>
-    </w:p>
-    <w:p>
-      <w:pPr>
-        <w:pStyle w:val="ListParagraph"/>
-        <w:numPr>
-          <w:ilvl w:val="0"/>
-          <w:numId w:val="2"/>
-        </w:numPr>
-        <w:shd w:val="clear" w:color="auto" w:fill="212121"/>
-        <w:spacing w:after="0" w:line="270" w:lineRule="atLeast"/>
-        <w:rPr>
-          <w:rFonts w:ascii="Courier New" w:eastAsia="Times New Roman" w:hAnsi="Courier New" w:cs="Courier New"/>
-          <w:color w:val="F8F8F2"/>
-          <w:kern w:val="0"/>
-          <w:sz w:val="18"/>
-          <w:szCs w:val="18"/>
-          <w14:ligatures w14:val="none"/>
-        </w:rPr>
-      </w:pPr>
-      <w:r>
-        <w:rPr>
-          <w:rFonts w:ascii="Courier New" w:eastAsia="Times New Roman" w:hAnsi="Courier New" w:cs="Courier New"/>
-          <w:color w:val="F8F8F2"/>
-          <w:kern w:val="0"/>
-          <w:sz w:val="18"/>
-          <w:szCs w:val="18"/>
-          <w14:ligatures w14:val="none"/>
-        </w:rPr>
-        <w:t xml:space="preserve">    </w:t>
-      </w:r>
-      <w:r>
-        <w:rPr>
-          <w:rFonts w:ascii="Courier New" w:eastAsia="Times New Roman" w:hAnsi="Courier New" w:cs="Courier New"/>
-          <w:color w:val="9CDCFE"/>
-          <w:kern w:val="0"/>
-          <w:sz w:val="18"/>
-          <w:szCs w:val="18"/>
-          <w14:ligatures w14:val="none"/>
-        </w:rPr>
-        <w:t>"</w:t>
-      </w:r>
-      <w:proofErr w:type="spellStart"/>
-      <w:r>
-        <w:rPr>
-          <w:rFonts w:ascii="Courier New" w:eastAsia="Times New Roman" w:hAnsi="Courier New" w:cs="Courier New"/>
-          <w:color w:val="9CDCFE"/>
-          <w:kern w:val="0"/>
-          <w:sz w:val="18"/>
-          <w:szCs w:val="18"/>
-          <w14:ligatures w14:val="none"/>
-        </w:rPr>
-        <w:t>yearsOfExperience</w:t>
-      </w:r>
-      <w:proofErr w:type="spellEnd"/>
-      <w:r>
-        <w:rPr>
-          <w:rFonts w:ascii="Courier New" w:eastAsia="Times New Roman" w:hAnsi="Courier New" w:cs="Courier New"/>
-          <w:color w:val="9CDCFE"/>
-          <w:kern w:val="0"/>
-          <w:sz w:val="18"/>
-          <w:szCs w:val="18"/>
-          <w14:ligatures w14:val="none"/>
-        </w:rPr>
-        <w:t>"</w:t>
-      </w:r>
-      <w:r>
-        <w:rPr>
-          <w:rFonts w:ascii="Courier New" w:eastAsia="Times New Roman" w:hAnsi="Courier New" w:cs="Courier New"/>
-          <w:color w:val="DCDCDC"/>
-          <w:kern w:val="0"/>
-          <w:sz w:val="18"/>
-          <w:szCs w:val="18"/>
-          <w14:ligatures w14:val="none"/>
-        </w:rPr>
-        <w:t>:</w:t>
-      </w:r>
-      <w:r>
-        <w:rPr>
-          <w:rFonts w:ascii="Courier New" w:eastAsia="Times New Roman" w:hAnsi="Courier New" w:cs="Courier New"/>
-          <w:color w:val="F8F8F2"/>
-          <w:kern w:val="0"/>
-          <w:sz w:val="18"/>
-          <w:szCs w:val="18"/>
-          <w14:ligatures w14:val="none"/>
-        </w:rPr>
-        <w:t xml:space="preserve"> </w:t>
-      </w:r>
-      <w:r>
-        <w:rPr>
-          <w:rFonts w:ascii="Courier New" w:eastAsia="Times New Roman" w:hAnsi="Courier New" w:cs="Courier New"/>
-          <w:color w:val="CE9178"/>
-          <w:kern w:val="0"/>
-          <w:sz w:val="18"/>
-          <w:szCs w:val="18"/>
-          <w14:ligatures w14:val="none"/>
-        </w:rPr>
-        <w:t>"10"</w:t>
-      </w:r>
-      <w:r>
-        <w:rPr>
-          <w:rFonts w:ascii="Courier New" w:eastAsia="Times New Roman" w:hAnsi="Courier New" w:cs="Courier New"/>
-          <w:color w:val="DCDCDC"/>
-          <w:kern w:val="0"/>
-          <w:sz w:val="18"/>
-          <w:szCs w:val="18"/>
-          <w14:ligatures w14:val="none"/>
-        </w:rPr>
-        <w:t>,</w:t>
-      </w:r>
-    </w:p>
-    <w:p>
-      <w:pPr>
-        <w:pStyle w:val="ListParagraph"/>
-        <w:numPr>
-          <w:ilvl w:val="0"/>
-          <w:numId w:val="2"/>
-        </w:numPr>
-        <w:shd w:val="clear" w:color="auto" w:fill="212121"/>
-        <w:spacing w:after="0" w:line="270" w:lineRule="atLeast"/>
-        <w:rPr>
-          <w:rFonts w:ascii="Courier New" w:eastAsia="Times New Roman" w:hAnsi="Courier New" w:cs="Courier New"/>
-          <w:color w:val="F8F8F2"/>
-          <w:kern w:val="0"/>
-          <w:sz w:val="18"/>
-          <w:szCs w:val="18"/>
-          <w14:ligatures w14:val="none"/>
-        </w:rPr>
-      </w:pPr>
-      <w:r>
-        <w:rPr>
-          <w:rFonts w:ascii="Courier New" w:eastAsia="Times New Roman" w:hAnsi="Courier New" w:cs="Courier New"/>
-          <w:color w:val="9CDCFE"/>
-          <w:kern w:val="0"/>
-          <w:sz w:val="18"/>
-          <w:szCs w:val="18"/>
-          <w14:ligatures w14:val="none"/>
-        </w:rPr>
-        <w:t>"</w:t>
-      </w:r>
-      <w:proofErr w:type="spellStart"/>
-      <w:r>
-        <w:rPr>
-          <w:rFonts w:ascii="Courier New" w:eastAsia="Times New Roman" w:hAnsi="Courier New" w:cs="Courier New"/>
-          <w:color w:val="9CDCFE"/>
-          <w:kern w:val="0"/>
-          <w:sz w:val="18"/>
-          <w:szCs w:val="18"/>
-          <w14:ligatures w14:val="none"/>
-        </w:rPr>
-        <w:t>paymentOption</w:t>
-      </w:r>
-      <w:proofErr w:type="spellEnd"/>
-      <w:r>
-        <w:rPr>
-          <w:rFonts w:ascii="Courier New" w:eastAsia="Times New Roman" w:hAnsi="Courier New" w:cs="Courier New"/>
-          <w:color w:val="9CDCFE"/>
-          <w:kern w:val="0"/>
-          <w:sz w:val="18"/>
-          <w:szCs w:val="18"/>
-          <w14:ligatures w14:val="none"/>
-        </w:rPr>
-        <w:t>"</w:t>
-      </w:r>
-      <w:r>
-        <w:rPr>
-          <w:rFonts w:ascii="Courier New" w:eastAsia="Times New Roman" w:hAnsi="Courier New" w:cs="Courier New"/>
-          <w:color w:val="DCDCDC"/>
-          <w:kern w:val="0"/>
-          <w:sz w:val="18"/>
-          <w:szCs w:val="18"/>
-          <w14:ligatures w14:val="none"/>
-        </w:rPr>
-        <w:t>:</w:t>
-      </w:r>
-      <w:r>
-        <w:rPr>
-          <w:rFonts w:ascii="Courier New" w:eastAsia="Times New Roman" w:hAnsi="Courier New" w:cs="Courier New"/>
-          <w:color w:val="F8F8F2"/>
-          <w:kern w:val="0"/>
-          <w:sz w:val="18"/>
-          <w:szCs w:val="18"/>
-          <w14:ligatures w14:val="none"/>
-        </w:rPr>
-        <w:t xml:space="preserve"> </w:t>
-      </w:r>
-      <w:r>
-        <w:rPr>
-          <w:rFonts w:ascii="Courier New" w:eastAsia="Times New Roman" w:hAnsi="Courier New" w:cs="Courier New"/>
-          <w:color w:val="CE9178"/>
-          <w:kern w:val="0"/>
-          <w:sz w:val="18"/>
-          <w:szCs w:val="18"/>
-          <w14:ligatures w14:val="none"/>
-        </w:rPr>
-        <w:t>"</w:t>
-      </w:r>
-      <w:proofErr w:type="spellStart"/>
-      <w:r>
-        <w:rPr>
-          <w:rFonts w:ascii="Courier New" w:eastAsia="Times New Roman" w:hAnsi="Courier New" w:cs="Courier New"/>
-          <w:color w:val="CE9178"/>
-          <w:kern w:val="0"/>
-          <w:sz w:val="18"/>
-          <w:szCs w:val="18"/>
-          <w14:ligatures w14:val="none"/>
-        </w:rPr>
-        <w:t>in_clinic</w:t>
-      </w:r>
-      <w:proofErr w:type="spellEnd"/>
-      <w:proofErr w:type="gramStart"/>
-      <w:r>
-        <w:rPr>
-          <w:rFonts w:ascii="Courier New" w:eastAsia="Times New Roman" w:hAnsi="Courier New" w:cs="Courier New"/>
-          <w:color w:val="CE9178"/>
-          <w:kern w:val="0"/>
-          <w:sz w:val="18"/>
-          <w:szCs w:val="18"/>
-          <w14:ligatures w14:val="none"/>
-        </w:rPr>
-        <w:t>"</w:t>
-      </w:r>
-      <w:r>
-        <w:rPr>
-          <w:rFonts w:ascii="Courier New" w:eastAsia="Times New Roman" w:hAnsi="Courier New" w:cs="Courier New"/>
-          <w:color w:val="F8F8F2"/>
-          <w:kern w:val="0"/>
-          <w:sz w:val="18"/>
-          <w:szCs w:val="18"/>
-          <w14:ligatures w14:val="none"/>
-        </w:rPr>
-        <w:t xml:space="preserve"> </w:t>
-      </w:r>
-      <w:r>
-        <w:rPr>
-          <w:rFonts w:ascii="Courier New" w:eastAsia="Times New Roman" w:hAnsi="Courier New" w:cs="Courier New"/>
-          <w:color w:val="DCDCDC"/>
-          <w:kern w:val="0"/>
-          <w:sz w:val="18"/>
-          <w:szCs w:val="18"/>
-          <w14:ligatures w14:val="none"/>
-        </w:rPr>
-        <w:t>,</w:t>
-      </w:r>
-      <w:proofErr w:type="gramEnd"/>
-    </w:p>
-    <w:p>
-      <w:pPr>
-        <w:pStyle w:val="ListParagraph"/>
-        <w:numPr>
-          <w:ilvl w:val="0"/>
-          <w:numId w:val="2"/>
-        </w:numPr>
-        <w:shd w:val="clear" w:color="auto" w:fill="212121"/>
-        <w:spacing w:after="0" w:line="270" w:lineRule="atLeast"/>
-        <w:rPr>
-          <w:rFonts w:ascii="Courier New" w:eastAsia="Times New Roman" w:hAnsi="Courier New" w:cs="Courier New"/>
-          <w:color w:val="F8F8F2"/>
-          <w:kern w:val="0"/>
-          <w:sz w:val="18"/>
-          <w:szCs w:val="18"/>
-          <w14:ligatures w14:val="none"/>
-        </w:rPr>
-      </w:pPr>
-      <w:r>
-        <w:rPr>
-          <w:rFonts w:ascii="Courier New" w:eastAsia="Times New Roman" w:hAnsi="Courier New" w:cs="Courier New"/>
-          <w:color w:val="9CDCFE"/>
-          <w:kern w:val="0"/>
-          <w:sz w:val="18"/>
-          <w:szCs w:val="18"/>
-          <w14:ligatures w14:val="none"/>
-        </w:rPr>
-        <w:t>"about"</w:t>
-      </w:r>
-      <w:r>
-        <w:rPr>
-          <w:rFonts w:ascii="Courier New" w:eastAsia="Times New Roman" w:hAnsi="Courier New" w:cs="Courier New"/>
-          <w:color w:val="DCDCDC"/>
-          <w:kern w:val="0"/>
-          <w:sz w:val="18"/>
-          <w:szCs w:val="18"/>
-          <w14:ligatures w14:val="none"/>
-        </w:rPr>
-        <w:t>:</w:t>
-      </w:r>
-      <w:r>
-        <w:rPr>
-          <w:rFonts w:ascii="Courier New" w:eastAsia="Times New Roman" w:hAnsi="Courier New" w:cs="Courier New"/>
-          <w:color w:val="F8F8F2"/>
-          <w:kern w:val="0"/>
-          <w:sz w:val="18"/>
-          <w:szCs w:val="18"/>
-          <w14:ligatures w14:val="none"/>
-        </w:rPr>
-        <w:t xml:space="preserve"> </w:t>
-      </w:r>
-      <w:r>
-        <w:rPr>
-          <w:rFonts w:ascii="Courier New" w:eastAsia="Times New Roman" w:hAnsi="Courier New" w:cs="Courier New"/>
-          <w:color w:val="CE9178"/>
-          <w:kern w:val="0"/>
-          <w:sz w:val="18"/>
-          <w:szCs w:val="18"/>
-          <w14:ligatures w14:val="none"/>
-        </w:rPr>
-        <w:t>"Heart specialist"</w:t>
-      </w:r>
-    </w:p>
-    <w:p>
-      <w:pPr>
-        <w:pStyle w:val="ListParagraph"/>
-        <w:numPr>
-          <w:ilvl w:val="0"/>
-          <w:numId w:val="2"/>
-        </w:numPr>
-        <w:shd w:val="clear" w:color="auto" w:fill="212121"/>
-        <w:spacing w:after="0" w:line="270" w:lineRule="atLeast"/>
-        <w:rPr>
-          <w:rFonts w:ascii="Courier New" w:eastAsia="Times New Roman" w:hAnsi="Courier New" w:cs="Courier New"/>
-          <w:color w:val="F8F8F2"/>
-          <w:kern w:val="0"/>
-          <w:sz w:val="18"/>
-          <w:szCs w:val="18"/>
-          <w14:ligatures w14:val="none"/>
-        </w:rPr>
-      </w:pPr>
-      <w:r>
-        <w:rPr>
-          <w:rFonts w:ascii="Courier New" w:eastAsia="Times New Roman" w:hAnsi="Courier New" w:cs="Courier New"/>
-          <w:color w:val="DCDCDC"/>
-          <w:kern w:val="0"/>
-          <w:sz w:val="18"/>
-          <w:szCs w:val="18"/>
-          <w14:ligatures w14:val="none"/>
-        </w:rPr>
-        <w:t>}</w:t>
-      </w:r>
-    </w:p>
-    <w:p>
-      <w:pPr>
-        <w:pStyle w:val="ListParagraph"/>
-        <w:numPr>
-          <w:ilvl w:val="0"/>
-          <w:numId w:val="8"/>
-        </w:numPr>
-        <w:rPr>
-          <w:lang w:bidi="ar-EG"/>
-        </w:rPr>
-      </w:pPr>
-      <w:r>
-        <w:rPr>
-          <w:lang w:bidi="ar-EG"/>
-        </w:rPr>
-        <w:t xml:space="preserve">Add medical </w:t>
-      </w:r>
-      <w:proofErr w:type="gramStart"/>
-      <w:r>
-        <w:rPr>
-          <w:lang w:bidi="ar-EG"/>
-        </w:rPr>
-        <w:t>record :</w:t>
-      </w:r>
-      <w:proofErr w:type="gramEnd"/>
-    </w:p>
-    <w:p>
-      <w:pPr>
-        <w:pStyle w:val="ListParagraph"/>
-        <w:numPr>
-          <w:ilvl w:val="0"/>
-          <w:numId w:val="2"/>
-        </w:numPr>
-        <w:rPr>
-          <w:lang w:bidi="ar-EG"/>
-        </w:rPr>
-      </w:pPr>
-      <w:proofErr w:type="gramStart"/>
-      <w:r>
-        <w:rPr>
-          <w:lang w:bidi="ar-EG"/>
-        </w:rPr>
-        <w:t>Method :</w:t>
-      </w:r>
-      <w:proofErr w:type="gramEnd"/>
-      <w:r>
-        <w:rPr>
-          <w:lang w:bidi="ar-EG"/>
-        </w:rPr>
-        <w:t xml:space="preserve"> post </w:t>
-      </w:r>
-    </w:p>
-    <w:p>
-      <w:pPr>
-        <w:pStyle w:val="ListParagraph"/>
-        <w:numPr>
-          <w:ilvl w:val="0"/>
-          <w:numId w:val="2"/>
-        </w:numPr>
-        <w:rPr>
-          <w:lang w:bidi="ar-EG"/>
-        </w:rPr>
-      </w:pPr>
-      <w:r>
-        <w:rPr>
-          <w:lang w:bidi="ar-EG"/>
-        </w:rPr>
-        <w:t>/</w:t>
-      </w:r>
-      <w:proofErr w:type="spellStart"/>
-      <w:r>
-        <w:rPr>
-          <w:lang w:bidi="ar-EG"/>
-        </w:rPr>
-        <w:t>api</w:t>
-      </w:r>
-      <w:proofErr w:type="spellEnd"/>
-      <w:r>
-        <w:rPr>
-          <w:lang w:bidi="ar-EG"/>
-        </w:rPr>
-        <w:t>/doctor/add-medical-record</w:t>
-      </w:r>
-    </w:p>
-    <w:p>
-      <w:pPr>
-        <w:pStyle w:val="ListParagraph"/>
-        <w:numPr>
-          <w:ilvl w:val="0"/>
-          <w:numId w:val="2"/>
-        </w:numPr>
-        <w:rPr>
-          <w:lang w:bidi="ar-EG"/>
-        </w:rPr>
-      </w:pPr>
-      <w:r>
-        <w:rPr>
-          <w:lang w:bidi="ar-EG"/>
-        </w:rPr>
-        <w:t>Ex:</w:t>
-      </w:r>
-    </w:p>
-    <w:p>
-      <w:pPr>
-        <w:pStyle w:val="ListParagraph"/>
-        <w:numPr>
-          <w:ilvl w:val="0"/>
-          <w:numId w:val="2"/>
-        </w:numPr>
-        <w:shd w:val="clear" w:color="auto" w:fill="212121"/>
-        <w:spacing w:after="0" w:line="270" w:lineRule="atLeast"/>
-        <w:rPr>
-          <w:rFonts w:ascii="Courier New" w:eastAsia="Times New Roman" w:hAnsi="Courier New" w:cs="Courier New"/>
-          <w:color w:val="F8F8F2"/>
-          <w:kern w:val="0"/>
-          <w:sz w:val="18"/>
-          <w:szCs w:val="18"/>
-          <w14:ligatures w14:val="none"/>
-        </w:rPr>
-      </w:pPr>
-      <w:r>
-        <w:rPr>
-          <w:rFonts w:ascii="Courier New" w:eastAsia="Times New Roman" w:hAnsi="Courier New" w:cs="Courier New"/>
-          <w:color w:val="DCDCDC"/>
-          <w:kern w:val="0"/>
-          <w:sz w:val="18"/>
-          <w:szCs w:val="18"/>
-          <w14:ligatures w14:val="none"/>
-        </w:rPr>
-        <w:lastRenderedPageBreak/>
-        <w:t>{</w:t>
-      </w:r>
-    </w:p>
-    <w:p>
-      <w:pPr>
-        <w:pStyle w:val="ListParagraph"/>
-        <w:numPr>
-          <w:ilvl w:val="0"/>
-          <w:numId w:val="2"/>
-        </w:numPr>
-        <w:shd w:val="clear" w:color="auto" w:fill="212121"/>
-        <w:spacing w:after="0" w:line="270" w:lineRule="atLeast"/>
-        <w:rPr>
-          <w:rFonts w:ascii="Courier New" w:eastAsia="Times New Roman" w:hAnsi="Courier New" w:cs="Courier New"/>
-          <w:color w:val="F8F8F2"/>
-          <w:kern w:val="0"/>
-          <w:sz w:val="18"/>
-          <w:szCs w:val="18"/>
-          <w14:ligatures w14:val="none"/>
-        </w:rPr>
-      </w:pPr>
-      <w:r>
-        <w:rPr>
-          <w:rFonts w:ascii="Courier New" w:eastAsia="Times New Roman" w:hAnsi="Courier New" w:cs="Courier New"/>
-          <w:color w:val="F8F8F2"/>
-          <w:kern w:val="0"/>
-          <w:sz w:val="18"/>
-          <w:szCs w:val="18"/>
-          <w14:ligatures w14:val="none"/>
-        </w:rPr>
-        <w:t xml:space="preserve">    </w:t>
-      </w:r>
-      <w:r>
-        <w:rPr>
-          <w:rFonts w:ascii="Courier New" w:eastAsia="Times New Roman" w:hAnsi="Courier New" w:cs="Courier New"/>
-          <w:color w:val="9CDCFE"/>
-          <w:kern w:val="0"/>
-          <w:sz w:val="18"/>
-          <w:szCs w:val="18"/>
-          <w14:ligatures w14:val="none"/>
-        </w:rPr>
-        <w:t>"</w:t>
-      </w:r>
-      <w:proofErr w:type="spellStart"/>
-      <w:r>
-        <w:rPr>
-          <w:rFonts w:ascii="Courier New" w:eastAsia="Times New Roman" w:hAnsi="Courier New" w:cs="Courier New"/>
-          <w:color w:val="9CDCFE"/>
-          <w:kern w:val="0"/>
-          <w:sz w:val="18"/>
-          <w:szCs w:val="18"/>
-          <w14:ligatures w14:val="none"/>
-        </w:rPr>
-        <w:t>patientId</w:t>
-      </w:r>
-      <w:proofErr w:type="spellEnd"/>
-      <w:r>
-        <w:rPr>
-          <w:rFonts w:ascii="Courier New" w:eastAsia="Times New Roman" w:hAnsi="Courier New" w:cs="Courier New"/>
-          <w:color w:val="9CDCFE"/>
-          <w:kern w:val="0"/>
-          <w:sz w:val="18"/>
-          <w:szCs w:val="18"/>
-          <w14:ligatures w14:val="none"/>
-        </w:rPr>
-        <w:t>"</w:t>
-      </w:r>
-      <w:r>
-        <w:rPr>
-          <w:rFonts w:ascii="Courier New" w:eastAsia="Times New Roman" w:hAnsi="Courier New" w:cs="Courier New"/>
-          <w:color w:val="DCDCDC"/>
-          <w:kern w:val="0"/>
-          <w:sz w:val="18"/>
-          <w:szCs w:val="18"/>
-          <w14:ligatures w14:val="none"/>
-        </w:rPr>
-        <w:t>:</w:t>
-      </w:r>
-      <w:r>
-        <w:rPr>
-          <w:rFonts w:ascii="Courier New" w:eastAsia="Times New Roman" w:hAnsi="Courier New" w:cs="Courier New"/>
-          <w:color w:val="F8F8F2"/>
-          <w:kern w:val="0"/>
-          <w:sz w:val="18"/>
-          <w:szCs w:val="18"/>
-          <w14:ligatures w14:val="none"/>
-        </w:rPr>
-        <w:t xml:space="preserve"> </w:t>
-      </w:r>
-      <w:r>
-        <w:rPr>
-          <w:rFonts w:ascii="Courier New" w:eastAsia="Times New Roman" w:hAnsi="Courier New" w:cs="Courier New"/>
-          <w:color w:val="CE9178"/>
-          <w:kern w:val="0"/>
-          <w:sz w:val="18"/>
-          <w:szCs w:val="18"/>
-          <w14:ligatures w14:val="none"/>
-        </w:rPr>
-        <w:t>"69875519d4c27be0fe6fbe42"</w:t>
-      </w:r>
-      <w:r>
-        <w:rPr>
-          <w:rFonts w:ascii="Courier New" w:eastAsia="Times New Roman" w:hAnsi="Courier New" w:cs="Courier New"/>
-          <w:color w:val="DCDCDC"/>
-          <w:kern w:val="0"/>
-          <w:sz w:val="18"/>
-          <w:szCs w:val="18"/>
-          <w14:ligatures w14:val="none"/>
-        </w:rPr>
-        <w:t>,</w:t>
-      </w:r>
-      <w:r>
-        <w:rPr>
-          <w:rFonts w:ascii="Courier New" w:eastAsia="Times New Roman" w:hAnsi="Courier New" w:cs="Courier New"/>
-          <w:color w:val="F8F8F2"/>
-          <w:kern w:val="0"/>
-          <w:sz w:val="18"/>
-          <w:szCs w:val="18"/>
-          <w14:ligatures w14:val="none"/>
-        </w:rPr>
-        <w:t xml:space="preserve"> </w:t>
-      </w:r>
-    </w:p>
-    <w:p>
-      <w:pPr>
-        <w:pStyle w:val="ListParagraph"/>
-        <w:numPr>
-          <w:ilvl w:val="0"/>
-          <w:numId w:val="2"/>
-        </w:numPr>
-        <w:shd w:val="clear" w:color="auto" w:fill="212121"/>
-        <w:spacing w:after="0" w:line="270" w:lineRule="atLeast"/>
-        <w:rPr>
-          <w:rFonts w:ascii="Courier New" w:eastAsia="Times New Roman" w:hAnsi="Courier New" w:cs="Courier New"/>
-          <w:color w:val="F8F8F2"/>
-          <w:kern w:val="0"/>
-          <w:sz w:val="18"/>
-          <w:szCs w:val="18"/>
-          <w14:ligatures w14:val="none"/>
-        </w:rPr>
-      </w:pPr>
-      <w:r>
-        <w:rPr>
-          <w:rFonts w:ascii="Courier New" w:eastAsia="Times New Roman" w:hAnsi="Courier New" w:cs="Courier New"/>
-          <w:color w:val="F8F8F2"/>
-          <w:kern w:val="0"/>
-          <w:sz w:val="18"/>
-          <w:szCs w:val="18"/>
-          <w14:ligatures w14:val="none"/>
-        </w:rPr>
-        <w:t xml:space="preserve">    </w:t>
-      </w:r>
-      <w:r>
-        <w:rPr>
-          <w:rFonts w:ascii="Courier New" w:eastAsia="Times New Roman" w:hAnsi="Courier New" w:cs="Courier New"/>
-          <w:color w:val="9CDCFE"/>
-          <w:kern w:val="0"/>
-          <w:sz w:val="18"/>
-          <w:szCs w:val="18"/>
-          <w14:ligatures w14:val="none"/>
-        </w:rPr>
-        <w:t>"diagnosis"</w:t>
-      </w:r>
-      <w:r>
-        <w:rPr>
-          <w:rFonts w:ascii="Courier New" w:eastAsia="Times New Roman" w:hAnsi="Courier New" w:cs="Courier New"/>
-          <w:color w:val="DCDCDC"/>
-          <w:kern w:val="0"/>
-          <w:sz w:val="18"/>
-          <w:szCs w:val="18"/>
-          <w14:ligatures w14:val="none"/>
-        </w:rPr>
-        <w:t>:</w:t>
-      </w:r>
-      <w:r>
-        <w:rPr>
-          <w:rFonts w:ascii="Courier New" w:eastAsia="Times New Roman" w:hAnsi="Courier New" w:cs="Courier New"/>
-          <w:color w:val="F8F8F2"/>
-          <w:kern w:val="0"/>
-          <w:sz w:val="18"/>
-          <w:szCs w:val="18"/>
-          <w14:ligatures w14:val="none"/>
-        </w:rPr>
-        <w:t xml:space="preserve"> </w:t>
-      </w:r>
-      <w:r>
-        <w:rPr>
-          <w:rFonts w:ascii="Courier New" w:eastAsia="Times New Roman" w:hAnsi="Courier New" w:cs="Courier New"/>
-          <w:color w:val="CE9178"/>
-          <w:kern w:val="0"/>
-          <w:sz w:val="18"/>
-          <w:szCs w:val="18"/>
-          <w14:ligatures w14:val="none"/>
-        </w:rPr>
-        <w:t>"Severe Bacterial Tonsillitis"</w:t>
-      </w:r>
-      <w:r>
-        <w:rPr>
-          <w:rFonts w:ascii="Courier New" w:eastAsia="Times New Roman" w:hAnsi="Courier New" w:cs="Courier New"/>
-          <w:color w:val="DCDCDC"/>
-          <w:kern w:val="0"/>
-          <w:sz w:val="18"/>
-          <w:szCs w:val="18"/>
-          <w14:ligatures w14:val="none"/>
-        </w:rPr>
-        <w:t>,</w:t>
-      </w:r>
-    </w:p>
-    <w:p>
-      <w:pPr>
-        <w:pStyle w:val="ListParagraph"/>
-        <w:numPr>
-          <w:ilvl w:val="0"/>
-          <w:numId w:val="2"/>
-        </w:numPr>
-        <w:shd w:val="clear" w:color="auto" w:fill="212121"/>
-        <w:spacing w:after="0" w:line="270" w:lineRule="atLeast"/>
-        <w:rPr>
-          <w:rFonts w:ascii="Courier New" w:eastAsia="Times New Roman" w:hAnsi="Courier New" w:cs="Courier New"/>
-          <w:color w:val="F8F8F2"/>
-          <w:kern w:val="0"/>
-          <w:sz w:val="18"/>
-          <w:szCs w:val="18"/>
-          <w14:ligatures w14:val="none"/>
-        </w:rPr>
-      </w:pPr>
-      <w:r>
-        <w:rPr>
-          <w:rFonts w:ascii="Courier New" w:eastAsia="Times New Roman" w:hAnsi="Courier New" w:cs="Courier New"/>
-          <w:color w:val="F8F8F2"/>
-          <w:kern w:val="0"/>
-          <w:sz w:val="18"/>
-          <w:szCs w:val="18"/>
-          <w14:ligatures w14:val="none"/>
-        </w:rPr>
-        <w:t xml:space="preserve">    </w:t>
-      </w:r>
-      <w:r>
-        <w:rPr>
-          <w:rFonts w:ascii="Courier New" w:eastAsia="Times New Roman" w:hAnsi="Courier New" w:cs="Courier New"/>
-          <w:color w:val="9CDCFE"/>
-          <w:kern w:val="0"/>
-          <w:sz w:val="18"/>
-          <w:szCs w:val="18"/>
-          <w14:ligatures w14:val="none"/>
-        </w:rPr>
-        <w:t>"prescription"</w:t>
-      </w:r>
-      <w:r>
-        <w:rPr>
-          <w:rFonts w:ascii="Courier New" w:eastAsia="Times New Roman" w:hAnsi="Courier New" w:cs="Courier New"/>
-          <w:color w:val="DCDCDC"/>
-          <w:kern w:val="0"/>
-          <w:sz w:val="18"/>
-          <w:szCs w:val="18"/>
-          <w14:ligatures w14:val="none"/>
-        </w:rPr>
-        <w:t>:</w:t>
-      </w:r>
-      <w:r>
-        <w:rPr>
-          <w:rFonts w:ascii="Courier New" w:eastAsia="Times New Roman" w:hAnsi="Courier New" w:cs="Courier New"/>
-          <w:color w:val="F8F8F2"/>
-          <w:kern w:val="0"/>
-          <w:sz w:val="18"/>
-          <w:szCs w:val="18"/>
-          <w14:ligatures w14:val="none"/>
-        </w:rPr>
-        <w:t xml:space="preserve"> </w:t>
-      </w:r>
-      <w:r>
-        <w:rPr>
-          <w:rFonts w:ascii="Courier New" w:eastAsia="Times New Roman" w:hAnsi="Courier New" w:cs="Courier New"/>
-          <w:color w:val="DCDCDC"/>
-          <w:kern w:val="0"/>
-          <w:sz w:val="18"/>
-          <w:szCs w:val="18"/>
-          <w14:ligatures w14:val="none"/>
-        </w:rPr>
-        <w:t>[</w:t>
-      </w:r>
-    </w:p>
-    <w:p>
-      <w:pPr>
-        <w:pStyle w:val="ListParagraph"/>
-        <w:numPr>
-          <w:ilvl w:val="0"/>
-          <w:numId w:val="2"/>
-        </w:numPr>
-        <w:shd w:val="clear" w:color="auto" w:fill="212121"/>
-        <w:spacing w:after="0" w:line="270" w:lineRule="atLeast"/>
-        <w:rPr>
-          <w:rFonts w:ascii="Courier New" w:eastAsia="Times New Roman" w:hAnsi="Courier New" w:cs="Courier New"/>
-          <w:color w:val="F8F8F2"/>
-          <w:kern w:val="0"/>
-          <w:sz w:val="18"/>
-          <w:szCs w:val="18"/>
-          <w14:ligatures w14:val="none"/>
-        </w:rPr>
-      </w:pPr>
-      <w:r>
-        <w:rPr>
-          <w:rFonts w:ascii="Courier New" w:eastAsia="Times New Roman" w:hAnsi="Courier New" w:cs="Courier New"/>
-          <w:color w:val="F8F8F2"/>
-          <w:kern w:val="0"/>
-          <w:sz w:val="18"/>
-          <w:szCs w:val="18"/>
-          <w14:ligatures w14:val="none"/>
-        </w:rPr>
-        <w:t xml:space="preserve">        </w:t>
-      </w:r>
-      <w:r>
-        <w:rPr>
-          <w:rFonts w:ascii="Courier New" w:eastAsia="Times New Roman" w:hAnsi="Courier New" w:cs="Courier New"/>
-          <w:color w:val="DCDCDC"/>
-          <w:kern w:val="0"/>
-          <w:sz w:val="18"/>
-          <w:szCs w:val="18"/>
-          <w14:ligatures w14:val="none"/>
-        </w:rPr>
-        <w:t>{</w:t>
-      </w:r>
-    </w:p>
-    <w:p>
-      <w:pPr>
-        <w:pStyle w:val="ListParagraph"/>
-        <w:numPr>
-          <w:ilvl w:val="0"/>
-          <w:numId w:val="2"/>
-        </w:numPr>
-        <w:shd w:val="clear" w:color="auto" w:fill="212121"/>
-        <w:spacing w:after="0" w:line="270" w:lineRule="atLeast"/>
-        <w:rPr>
-          <w:rFonts w:ascii="Courier New" w:eastAsia="Times New Roman" w:hAnsi="Courier New" w:cs="Courier New"/>
-          <w:color w:val="F8F8F2"/>
-          <w:kern w:val="0"/>
-          <w:sz w:val="18"/>
-          <w:szCs w:val="18"/>
-          <w14:ligatures w14:val="none"/>
-        </w:rPr>
-      </w:pPr>
-      <w:r>
-        <w:rPr>
-          <w:rFonts w:ascii="Courier New" w:eastAsia="Times New Roman" w:hAnsi="Courier New" w:cs="Courier New"/>
-          <w:color w:val="F8F8F2"/>
-          <w:kern w:val="0"/>
-          <w:sz w:val="18"/>
-          <w:szCs w:val="18"/>
-          <w14:ligatures w14:val="none"/>
-        </w:rPr>
-        <w:t xml:space="preserve">            </w:t>
-      </w:r>
-      <w:r>
-        <w:rPr>
-          <w:rFonts w:ascii="Courier New" w:eastAsia="Times New Roman" w:hAnsi="Courier New" w:cs="Courier New"/>
-          <w:color w:val="9CDCFE"/>
-          <w:kern w:val="0"/>
-          <w:sz w:val="18"/>
-          <w:szCs w:val="18"/>
-          <w14:ligatures w14:val="none"/>
-        </w:rPr>
-        <w:t>"name"</w:t>
-      </w:r>
-      <w:r>
-        <w:rPr>
-          <w:rFonts w:ascii="Courier New" w:eastAsia="Times New Roman" w:hAnsi="Courier New" w:cs="Courier New"/>
-          <w:color w:val="DCDCDC"/>
-          <w:kern w:val="0"/>
-          <w:sz w:val="18"/>
-          <w:szCs w:val="18"/>
-          <w14:ligatures w14:val="none"/>
-        </w:rPr>
-        <w:t>:</w:t>
-      </w:r>
-      <w:r>
-        <w:rPr>
-          <w:rFonts w:ascii="Courier New" w:eastAsia="Times New Roman" w:hAnsi="Courier New" w:cs="Courier New"/>
-          <w:color w:val="F8F8F2"/>
-          <w:kern w:val="0"/>
-          <w:sz w:val="18"/>
-          <w:szCs w:val="18"/>
-          <w14:ligatures w14:val="none"/>
-        </w:rPr>
-        <w:t xml:space="preserve"> </w:t>
-      </w:r>
-      <w:r>
-        <w:rPr>
-          <w:rFonts w:ascii="Courier New" w:eastAsia="Times New Roman" w:hAnsi="Courier New" w:cs="Courier New"/>
-          <w:color w:val="CE9178"/>
-          <w:kern w:val="0"/>
-          <w:sz w:val="18"/>
-          <w:szCs w:val="18"/>
-          <w14:ligatures w14:val="none"/>
-        </w:rPr>
-        <w:t>"Augmentin 1g"</w:t>
-      </w:r>
-      <w:r>
-        <w:rPr>
-          <w:rFonts w:ascii="Courier New" w:eastAsia="Times New Roman" w:hAnsi="Courier New" w:cs="Courier New"/>
-          <w:color w:val="DCDCDC"/>
-          <w:kern w:val="0"/>
-          <w:sz w:val="18"/>
-          <w:szCs w:val="18"/>
-          <w14:ligatures w14:val="none"/>
-        </w:rPr>
-        <w:t>,</w:t>
-      </w:r>
-    </w:p>
-    <w:p>
-      <w:pPr>
-        <w:pStyle w:val="ListParagraph"/>
-        <w:numPr>
-          <w:ilvl w:val="0"/>
-          <w:numId w:val="2"/>
-        </w:numPr>
-        <w:shd w:val="clear" w:color="auto" w:fill="212121"/>
-        <w:spacing w:after="0" w:line="270" w:lineRule="atLeast"/>
-        <w:rPr>
-          <w:rFonts w:ascii="Courier New" w:eastAsia="Times New Roman" w:hAnsi="Courier New" w:cs="Courier New"/>
-          <w:color w:val="F8F8F2"/>
-          <w:kern w:val="0"/>
-          <w:sz w:val="18"/>
-          <w:szCs w:val="18"/>
-          <w14:ligatures w14:val="none"/>
-        </w:rPr>
-      </w:pPr>
-      <w:r>
-        <w:rPr>
-          <w:rFonts w:ascii="Courier New" w:eastAsia="Times New Roman" w:hAnsi="Courier New" w:cs="Courier New"/>
-          <w:color w:val="F8F8F2"/>
-          <w:kern w:val="0"/>
-          <w:sz w:val="18"/>
-          <w:szCs w:val="18"/>
-          <w14:ligatures w14:val="none"/>
-        </w:rPr>
-        <w:t xml:space="preserve">            </w:t>
-      </w:r>
-      <w:r>
-        <w:rPr>
-          <w:rFonts w:ascii="Courier New" w:eastAsia="Times New Roman" w:hAnsi="Courier New" w:cs="Courier New"/>
-          <w:color w:val="9CDCFE"/>
-          <w:kern w:val="0"/>
-          <w:sz w:val="18"/>
-          <w:szCs w:val="18"/>
-          <w14:ligatures w14:val="none"/>
-        </w:rPr>
-        <w:t>"dosage"</w:t>
-      </w:r>
-      <w:r>
-        <w:rPr>
-          <w:rFonts w:ascii="Courier New" w:eastAsia="Times New Roman" w:hAnsi="Courier New" w:cs="Courier New"/>
-          <w:color w:val="DCDCDC"/>
-          <w:kern w:val="0"/>
-          <w:sz w:val="18"/>
-          <w:szCs w:val="18"/>
-          <w14:ligatures w14:val="none"/>
-        </w:rPr>
-        <w:t>:</w:t>
-      </w:r>
-      <w:r>
-        <w:rPr>
-          <w:rFonts w:ascii="Courier New" w:eastAsia="Times New Roman" w:hAnsi="Courier New" w:cs="Courier New"/>
-          <w:color w:val="F8F8F2"/>
-          <w:kern w:val="0"/>
-          <w:sz w:val="18"/>
-          <w:szCs w:val="18"/>
-          <w14:ligatures w14:val="none"/>
-        </w:rPr>
-        <w:t xml:space="preserve"> </w:t>
-      </w:r>
-      <w:r>
-        <w:rPr>
-          <w:rFonts w:ascii="Courier New" w:eastAsia="Times New Roman" w:hAnsi="Courier New" w:cs="Courier New"/>
-          <w:color w:val="CE9178"/>
-          <w:kern w:val="0"/>
-          <w:sz w:val="18"/>
-          <w:szCs w:val="18"/>
-          <w14:ligatures w14:val="none"/>
-        </w:rPr>
-        <w:t>"1 tablet"</w:t>
-      </w:r>
-      <w:r>
-        <w:rPr>
-          <w:rFonts w:ascii="Courier New" w:eastAsia="Times New Roman" w:hAnsi="Courier New" w:cs="Courier New"/>
-          <w:color w:val="DCDCDC"/>
-          <w:kern w:val="0"/>
-          <w:sz w:val="18"/>
-          <w:szCs w:val="18"/>
-          <w14:ligatures w14:val="none"/>
-        </w:rPr>
-        <w:t>,</w:t>
-      </w:r>
-    </w:p>
-    <w:p>
-      <w:pPr>
-        <w:pStyle w:val="ListParagraph"/>
-        <w:numPr>
-          <w:ilvl w:val="0"/>
-          <w:numId w:val="2"/>
-        </w:numPr>
-        <w:shd w:val="clear" w:color="auto" w:fill="212121"/>
-        <w:spacing w:after="0" w:line="270" w:lineRule="atLeast"/>
-        <w:rPr>
-          <w:rFonts w:ascii="Courier New" w:eastAsia="Times New Roman" w:hAnsi="Courier New" w:cs="Courier New"/>
-          <w:color w:val="F8F8F2"/>
-          <w:kern w:val="0"/>
-          <w:sz w:val="18"/>
-          <w:szCs w:val="18"/>
-          <w14:ligatures w14:val="none"/>
-        </w:rPr>
-      </w:pPr>
-      <w:r>
-        <w:rPr>
-          <w:rFonts w:ascii="Courier New" w:eastAsia="Times New Roman" w:hAnsi="Courier New" w:cs="Courier New"/>
-          <w:color w:val="F8F8F2"/>
-          <w:kern w:val="0"/>
-          <w:sz w:val="18"/>
-          <w:szCs w:val="18"/>
-          <w14:ligatures w14:val="none"/>
-        </w:rPr>
-        <w:t xml:space="preserve">            </w:t>
-      </w:r>
-      <w:r>
-        <w:rPr>
-          <w:rFonts w:ascii="Courier New" w:eastAsia="Times New Roman" w:hAnsi="Courier New" w:cs="Courier New"/>
-          <w:color w:val="9CDCFE"/>
-          <w:kern w:val="0"/>
-          <w:sz w:val="18"/>
-          <w:szCs w:val="18"/>
-          <w14:ligatures w14:val="none"/>
-        </w:rPr>
-        <w:t>"frequency"</w:t>
-      </w:r>
-      <w:r>
-        <w:rPr>
-          <w:rFonts w:ascii="Courier New" w:eastAsia="Times New Roman" w:hAnsi="Courier New" w:cs="Courier New"/>
-          <w:color w:val="DCDCDC"/>
-          <w:kern w:val="0"/>
-          <w:sz w:val="18"/>
-          <w:szCs w:val="18"/>
-          <w14:ligatures w14:val="none"/>
-        </w:rPr>
-        <w:t>:</w:t>
-      </w:r>
-      <w:r>
-        <w:rPr>
-          <w:rFonts w:ascii="Courier New" w:eastAsia="Times New Roman" w:hAnsi="Courier New" w:cs="Courier New"/>
-          <w:color w:val="F8F8F2"/>
-          <w:kern w:val="0"/>
-          <w:sz w:val="18"/>
-          <w:szCs w:val="18"/>
-          <w14:ligatures w14:val="none"/>
-        </w:rPr>
-        <w:t xml:space="preserve"> </w:t>
-      </w:r>
-      <w:r>
-        <w:rPr>
-          <w:rFonts w:ascii="Courier New" w:eastAsia="Times New Roman" w:hAnsi="Courier New" w:cs="Courier New"/>
-          <w:color w:val="CE9178"/>
-          <w:kern w:val="0"/>
-          <w:sz w:val="18"/>
-          <w:szCs w:val="18"/>
-          <w14:ligatures w14:val="none"/>
-        </w:rPr>
-        <w:t>"Every 12 hours"</w:t>
-      </w:r>
-      <w:r>
-        <w:rPr>
-          <w:rFonts w:ascii="Courier New" w:eastAsia="Times New Roman" w:hAnsi="Courier New" w:cs="Courier New"/>
-          <w:color w:val="DCDCDC"/>
-          <w:kern w:val="0"/>
-          <w:sz w:val="18"/>
-          <w:szCs w:val="18"/>
-          <w14:ligatures w14:val="none"/>
-        </w:rPr>
-        <w:t>,</w:t>
-      </w:r>
-    </w:p>
-    <w:p>
-      <w:pPr>
-        <w:pStyle w:val="ListParagraph"/>
-        <w:numPr>
-          <w:ilvl w:val="0"/>
-          <w:numId w:val="2"/>
-        </w:numPr>
-        <w:shd w:val="clear" w:color="auto" w:fill="212121"/>
-        <w:spacing w:after="0" w:line="270" w:lineRule="atLeast"/>
-        <w:rPr>
-          <w:rFonts w:ascii="Courier New" w:eastAsia="Times New Roman" w:hAnsi="Courier New" w:cs="Courier New"/>
-          <w:color w:val="F8F8F2"/>
-          <w:kern w:val="0"/>
-          <w:sz w:val="18"/>
-          <w:szCs w:val="18"/>
-          <w14:ligatures w14:val="none"/>
-        </w:rPr>
-      </w:pPr>
-      <w:r>
-        <w:rPr>
-          <w:rFonts w:ascii="Courier New" w:eastAsia="Times New Roman" w:hAnsi="Courier New" w:cs="Courier New"/>
-          <w:color w:val="F8F8F2"/>
-          <w:kern w:val="0"/>
-          <w:sz w:val="18"/>
-          <w:szCs w:val="18"/>
-          <w14:ligatures w14:val="none"/>
-        </w:rPr>
-        <w:t xml:space="preserve">            </w:t>
-      </w:r>
-      <w:r>
-        <w:rPr>
-          <w:rFonts w:ascii="Courier New" w:eastAsia="Times New Roman" w:hAnsi="Courier New" w:cs="Courier New"/>
-          <w:color w:val="9CDCFE"/>
-          <w:kern w:val="0"/>
-          <w:sz w:val="18"/>
-          <w:szCs w:val="18"/>
-          <w14:ligatures w14:val="none"/>
-        </w:rPr>
-        <w:t>"duration"</w:t>
-      </w:r>
-      <w:r>
-        <w:rPr>
-          <w:rFonts w:ascii="Courier New" w:eastAsia="Times New Roman" w:hAnsi="Courier New" w:cs="Courier New"/>
-          <w:color w:val="DCDCDC"/>
-          <w:kern w:val="0"/>
-          <w:sz w:val="18"/>
-          <w:szCs w:val="18"/>
-          <w14:ligatures w14:val="none"/>
-        </w:rPr>
-        <w:t>:</w:t>
-      </w:r>
-      <w:r>
-        <w:rPr>
-          <w:rFonts w:ascii="Courier New" w:eastAsia="Times New Roman" w:hAnsi="Courier New" w:cs="Courier New"/>
-          <w:color w:val="F8F8F2"/>
-          <w:kern w:val="0"/>
-          <w:sz w:val="18"/>
-          <w:szCs w:val="18"/>
-          <w14:ligatures w14:val="none"/>
-        </w:rPr>
-        <w:t xml:space="preserve"> </w:t>
-      </w:r>
-      <w:r>
-        <w:rPr>
-          <w:rFonts w:ascii="Courier New" w:eastAsia="Times New Roman" w:hAnsi="Courier New" w:cs="Courier New"/>
-          <w:color w:val="CE9178"/>
-          <w:kern w:val="0"/>
-          <w:sz w:val="18"/>
-          <w:szCs w:val="18"/>
-          <w14:ligatures w14:val="none"/>
-        </w:rPr>
-        <w:t>"7 days"</w:t>
-      </w:r>
-    </w:p>
-    <w:p>
-      <w:pPr>
-        <w:pStyle w:val="ListParagraph"/>
-        <w:numPr>
-          <w:ilvl w:val="0"/>
-          <w:numId w:val="2"/>
-        </w:numPr>
-        <w:shd w:val="clear" w:color="auto" w:fill="212121"/>
-        <w:spacing w:after="0" w:line="270" w:lineRule="atLeast"/>
-        <w:rPr>
-          <w:rFonts w:ascii="Courier New" w:eastAsia="Times New Roman" w:hAnsi="Courier New" w:cs="Courier New"/>
-          <w:color w:val="F8F8F2"/>
-          <w:kern w:val="0"/>
-          <w:sz w:val="18"/>
-          <w:szCs w:val="18"/>
-          <w14:ligatures w14:val="none"/>
-        </w:rPr>
-      </w:pPr>
-      <w:r>
-        <w:rPr>
-          <w:rFonts w:ascii="Courier New" w:eastAsia="Times New Roman" w:hAnsi="Courier New" w:cs="Courier New"/>
-          <w:color w:val="F8F8F2"/>
-          <w:kern w:val="0"/>
-          <w:sz w:val="18"/>
-          <w:szCs w:val="18"/>
-          <w14:ligatures w14:val="none"/>
-        </w:rPr>
-        <w:t xml:space="preserve">        </w:t>
-      </w:r>
-      <w:r>
-        <w:rPr>
-          <w:rFonts w:ascii="Courier New" w:eastAsia="Times New Roman" w:hAnsi="Courier New" w:cs="Courier New"/>
-          <w:color w:val="DCDCDC"/>
-          <w:kern w:val="0"/>
-          <w:sz w:val="18"/>
-          <w:szCs w:val="18"/>
-          <w14:ligatures w14:val="none"/>
-        </w:rPr>
-        <w:t>},</w:t>
-      </w:r>
-    </w:p>
-    <w:p>
-      <w:pPr>
-        <w:pStyle w:val="ListParagraph"/>
-        <w:numPr>
-          <w:ilvl w:val="0"/>
-          <w:numId w:val="2"/>
-        </w:numPr>
-        <w:shd w:val="clear" w:color="auto" w:fill="212121"/>
-        <w:spacing w:after="0" w:line="270" w:lineRule="atLeast"/>
-        <w:rPr>
-          <w:rFonts w:ascii="Courier New" w:eastAsia="Times New Roman" w:hAnsi="Courier New" w:cs="Courier New"/>
-          <w:color w:val="F8F8F2"/>
-          <w:kern w:val="0"/>
-          <w:sz w:val="18"/>
-          <w:szCs w:val="18"/>
-          <w14:ligatures w14:val="none"/>
-        </w:rPr>
-      </w:pPr>
-      <w:r>
-        <w:rPr>
-          <w:rFonts w:ascii="Courier New" w:eastAsia="Times New Roman" w:hAnsi="Courier New" w:cs="Courier New"/>
-          <w:color w:val="F8F8F2"/>
-          <w:kern w:val="0"/>
-          <w:sz w:val="18"/>
-          <w:szCs w:val="18"/>
-          <w14:ligatures w14:val="none"/>
-        </w:rPr>
-        <w:t xml:space="preserve">        </w:t>
-      </w:r>
-      <w:r>
-        <w:rPr>
-          <w:rFonts w:ascii="Courier New" w:eastAsia="Times New Roman" w:hAnsi="Courier New" w:cs="Courier New"/>
-          <w:color w:val="DCDCDC"/>
-          <w:kern w:val="0"/>
-          <w:sz w:val="18"/>
-          <w:szCs w:val="18"/>
-          <w14:ligatures w14:val="none"/>
-        </w:rPr>
-        <w:t>{</w:t>
-      </w:r>
-    </w:p>
-    <w:p>
-      <w:pPr>
-        <w:pStyle w:val="ListParagraph"/>
-        <w:numPr>
-          <w:ilvl w:val="0"/>
-          <w:numId w:val="2"/>
-        </w:numPr>
-        <w:shd w:val="clear" w:color="auto" w:fill="212121"/>
-        <w:spacing w:after="0" w:line="270" w:lineRule="atLeast"/>
-        <w:rPr>
-          <w:rFonts w:ascii="Courier New" w:eastAsia="Times New Roman" w:hAnsi="Courier New" w:cs="Courier New"/>
-          <w:color w:val="F8F8F2"/>
-          <w:kern w:val="0"/>
-          <w:sz w:val="18"/>
-          <w:szCs w:val="18"/>
-          <w14:ligatures w14:val="none"/>
-        </w:rPr>
-      </w:pPr>
-      <w:r>
-        <w:rPr>
-          <w:rFonts w:ascii="Courier New" w:eastAsia="Times New Roman" w:hAnsi="Courier New" w:cs="Courier New"/>
-          <w:color w:val="F8F8F2"/>
-          <w:kern w:val="0"/>
-          <w:sz w:val="18"/>
-          <w:szCs w:val="18"/>
-          <w14:ligatures w14:val="none"/>
-        </w:rPr>
-        <w:t xml:space="preserve">            </w:t>
-      </w:r>
-      <w:r>
-        <w:rPr>
-          <w:rFonts w:ascii="Courier New" w:eastAsia="Times New Roman" w:hAnsi="Courier New" w:cs="Courier New"/>
-          <w:color w:val="9CDCFE"/>
-          <w:kern w:val="0"/>
-          <w:sz w:val="18"/>
-          <w:szCs w:val="18"/>
-          <w14:ligatures w14:val="none"/>
-        </w:rPr>
-        <w:t>"name"</w:t>
-      </w:r>
-      <w:r>
-        <w:rPr>
-          <w:rFonts w:ascii="Courier New" w:eastAsia="Times New Roman" w:hAnsi="Courier New" w:cs="Courier New"/>
-          <w:color w:val="DCDCDC"/>
-          <w:kern w:val="0"/>
-          <w:sz w:val="18"/>
-          <w:szCs w:val="18"/>
-          <w14:ligatures w14:val="none"/>
-        </w:rPr>
-        <w:t>:</w:t>
-      </w:r>
-      <w:r>
-        <w:rPr>
-          <w:rFonts w:ascii="Courier New" w:eastAsia="Times New Roman" w:hAnsi="Courier New" w:cs="Courier New"/>
-          <w:color w:val="F8F8F2"/>
-          <w:kern w:val="0"/>
-          <w:sz w:val="18"/>
-          <w:szCs w:val="18"/>
-          <w14:ligatures w14:val="none"/>
-        </w:rPr>
-        <w:t xml:space="preserve"> </w:t>
-      </w:r>
-      <w:r>
-        <w:rPr>
-          <w:rFonts w:ascii="Courier New" w:eastAsia="Times New Roman" w:hAnsi="Courier New" w:cs="Courier New"/>
-          <w:color w:val="CE9178"/>
-          <w:kern w:val="0"/>
-          <w:sz w:val="18"/>
-          <w:szCs w:val="18"/>
-          <w14:ligatures w14:val="none"/>
-        </w:rPr>
-        <w:t>"Panadol Advance"</w:t>
-      </w:r>
-      <w:r>
-        <w:rPr>
-          <w:rFonts w:ascii="Courier New" w:eastAsia="Times New Roman" w:hAnsi="Courier New" w:cs="Courier New"/>
-          <w:color w:val="DCDCDC"/>
-          <w:kern w:val="0"/>
-          <w:sz w:val="18"/>
-          <w:szCs w:val="18"/>
-          <w14:ligatures w14:val="none"/>
-        </w:rPr>
-        <w:t>,</w:t>
-      </w:r>
-    </w:p>
-    <w:p>
-      <w:pPr>
-        <w:pStyle w:val="ListParagraph"/>
-        <w:numPr>
-          <w:ilvl w:val="0"/>
-          <w:numId w:val="2"/>
-        </w:numPr>
-        <w:shd w:val="clear" w:color="auto" w:fill="212121"/>
-        <w:spacing w:after="0" w:line="270" w:lineRule="atLeast"/>
-        <w:rPr>
-          <w:rFonts w:ascii="Courier New" w:eastAsia="Times New Roman" w:hAnsi="Courier New" w:cs="Courier New"/>
-          <w:color w:val="F8F8F2"/>
-          <w:kern w:val="0"/>
-          <w:sz w:val="18"/>
-          <w:szCs w:val="18"/>
-          <w14:ligatures w14:val="none"/>
-        </w:rPr>
-      </w:pPr>
-      <w:r>
-        <w:rPr>
-          <w:rFonts w:ascii="Courier New" w:eastAsia="Times New Roman" w:hAnsi="Courier New" w:cs="Courier New"/>
-          <w:color w:val="F8F8F2"/>
-          <w:kern w:val="0"/>
-          <w:sz w:val="18"/>
-          <w:szCs w:val="18"/>
-          <w14:ligatures w14:val="none"/>
-        </w:rPr>
-        <w:t xml:space="preserve">            </w:t>
-      </w:r>
-      <w:r>
-        <w:rPr>
-          <w:rFonts w:ascii="Courier New" w:eastAsia="Times New Roman" w:hAnsi="Courier New" w:cs="Courier New"/>
-          <w:color w:val="9CDCFE"/>
-          <w:kern w:val="0"/>
-          <w:sz w:val="18"/>
-          <w:szCs w:val="18"/>
-          <w14:ligatures w14:val="none"/>
-        </w:rPr>
-        <w:t>"dosage"</w:t>
-      </w:r>
-      <w:r>
-        <w:rPr>
-          <w:rFonts w:ascii="Courier New" w:eastAsia="Times New Roman" w:hAnsi="Courier New" w:cs="Courier New"/>
-          <w:color w:val="DCDCDC"/>
-          <w:kern w:val="0"/>
-          <w:sz w:val="18"/>
-          <w:szCs w:val="18"/>
-          <w14:ligatures w14:val="none"/>
-        </w:rPr>
-        <w:t>:</w:t>
-      </w:r>
-      <w:r>
-        <w:rPr>
-          <w:rFonts w:ascii="Courier New" w:eastAsia="Times New Roman" w:hAnsi="Courier New" w:cs="Courier New"/>
-          <w:color w:val="F8F8F2"/>
-          <w:kern w:val="0"/>
-          <w:sz w:val="18"/>
-          <w:szCs w:val="18"/>
-          <w14:ligatures w14:val="none"/>
-        </w:rPr>
-        <w:t xml:space="preserve"> </w:t>
-      </w:r>
-      <w:r>
-        <w:rPr>
-          <w:rFonts w:ascii="Courier New" w:eastAsia="Times New Roman" w:hAnsi="Courier New" w:cs="Courier New"/>
-          <w:color w:val="CE9178"/>
-          <w:kern w:val="0"/>
-          <w:sz w:val="18"/>
-          <w:szCs w:val="18"/>
-          <w14:ligatures w14:val="none"/>
-        </w:rPr>
-        <w:t>"2 tablets"</w:t>
-      </w:r>
-      <w:r>
-        <w:rPr>
-          <w:rFonts w:ascii="Courier New" w:eastAsia="Times New Roman" w:hAnsi="Courier New" w:cs="Courier New"/>
-          <w:color w:val="DCDCDC"/>
-          <w:kern w:val="0"/>
-          <w:sz w:val="18"/>
-          <w:szCs w:val="18"/>
-          <w14:ligatures w14:val="none"/>
-        </w:rPr>
-        <w:t>,</w:t>
-      </w:r>
-    </w:p>
-    <w:p>
-      <w:pPr>
-        <w:pStyle w:val="ListParagraph"/>
-        <w:numPr>
-          <w:ilvl w:val="0"/>
-          <w:numId w:val="2"/>
-        </w:numPr>
-        <w:shd w:val="clear" w:color="auto" w:fill="212121"/>
-        <w:spacing w:after="0" w:line="270" w:lineRule="atLeast"/>
-        <w:rPr>
-          <w:rFonts w:ascii="Courier New" w:eastAsia="Times New Roman" w:hAnsi="Courier New" w:cs="Courier New"/>
-          <w:color w:val="F8F8F2"/>
-          <w:kern w:val="0"/>
-          <w:sz w:val="18"/>
-          <w:szCs w:val="18"/>
-          <w14:ligatures w14:val="none"/>
-        </w:rPr>
-      </w:pPr>
-      <w:r>
-        <w:rPr>
-          <w:rFonts w:ascii="Courier New" w:eastAsia="Times New Roman" w:hAnsi="Courier New" w:cs="Courier New"/>
-          <w:color w:val="F8F8F2"/>
-          <w:kern w:val="0"/>
-          <w:sz w:val="18"/>
-          <w:szCs w:val="18"/>
-          <w14:ligatures w14:val="none"/>
-        </w:rPr>
-        <w:t xml:space="preserve">            </w:t>
-      </w:r>
-      <w:r>
-        <w:rPr>
-          <w:rFonts w:ascii="Courier New" w:eastAsia="Times New Roman" w:hAnsi="Courier New" w:cs="Courier New"/>
-          <w:color w:val="9CDCFE"/>
-          <w:kern w:val="0"/>
-          <w:sz w:val="18"/>
-          <w:szCs w:val="18"/>
-          <w14:ligatures w14:val="none"/>
-        </w:rPr>
-        <w:t>"frequency"</w:t>
-      </w:r>
-      <w:r>
-        <w:rPr>
-          <w:rFonts w:ascii="Courier New" w:eastAsia="Times New Roman" w:hAnsi="Courier New" w:cs="Courier New"/>
-          <w:color w:val="DCDCDC"/>
-          <w:kern w:val="0"/>
-          <w:sz w:val="18"/>
-          <w:szCs w:val="18"/>
-          <w14:ligatures w14:val="none"/>
-        </w:rPr>
-        <w:t>:</w:t>
-      </w:r>
-      <w:r>
-        <w:rPr>
-          <w:rFonts w:ascii="Courier New" w:eastAsia="Times New Roman" w:hAnsi="Courier New" w:cs="Courier New"/>
-          <w:color w:val="F8F8F2"/>
-          <w:kern w:val="0"/>
-          <w:sz w:val="18"/>
-          <w:szCs w:val="18"/>
-          <w14:ligatures w14:val="none"/>
-        </w:rPr>
-        <w:t xml:space="preserve"> </w:t>
-      </w:r>
-      <w:r>
-        <w:rPr>
-          <w:rFonts w:ascii="Courier New" w:eastAsia="Times New Roman" w:hAnsi="Courier New" w:cs="Courier New"/>
-          <w:color w:val="CE9178"/>
-          <w:kern w:val="0"/>
-          <w:sz w:val="18"/>
-          <w:szCs w:val="18"/>
-          <w14:ligatures w14:val="none"/>
-        </w:rPr>
-        <w:t>"When needed"</w:t>
-      </w:r>
-      <w:r>
-        <w:rPr>
-          <w:rFonts w:ascii="Courier New" w:eastAsia="Times New Roman" w:hAnsi="Courier New" w:cs="Courier New"/>
-          <w:color w:val="DCDCDC"/>
-          <w:kern w:val="0"/>
-          <w:sz w:val="18"/>
-          <w:szCs w:val="18"/>
-          <w14:ligatures w14:val="none"/>
-        </w:rPr>
-        <w:t>,</w:t>
-      </w:r>
-    </w:p>
-    <w:p>
-      <w:pPr>
-        <w:pStyle w:val="ListParagraph"/>
-        <w:numPr>
-          <w:ilvl w:val="0"/>
-          <w:numId w:val="2"/>
-        </w:numPr>
-        <w:shd w:val="clear" w:color="auto" w:fill="212121"/>
-        <w:spacing w:after="0" w:line="270" w:lineRule="atLeast"/>
-        <w:rPr>
-          <w:rFonts w:ascii="Courier New" w:eastAsia="Times New Roman" w:hAnsi="Courier New" w:cs="Courier New"/>
-          <w:color w:val="F8F8F2"/>
-          <w:kern w:val="0"/>
-          <w:sz w:val="18"/>
-          <w:szCs w:val="18"/>
-          <w14:ligatures w14:val="none"/>
-        </w:rPr>
-      </w:pPr>
-      <w:r>
-        <w:rPr>
-          <w:rFonts w:ascii="Courier New" w:eastAsia="Times New Roman" w:hAnsi="Courier New" w:cs="Courier New"/>
-          <w:color w:val="F8F8F2"/>
-          <w:kern w:val="0"/>
-          <w:sz w:val="18"/>
-          <w:szCs w:val="18"/>
-          <w14:ligatures w14:val="none"/>
-        </w:rPr>
-        <w:t xml:space="preserve">            </w:t>
-      </w:r>
-      <w:r>
-        <w:rPr>
-          <w:rFonts w:ascii="Courier New" w:eastAsia="Times New Roman" w:hAnsi="Courier New" w:cs="Courier New"/>
-          <w:color w:val="9CDCFE"/>
-          <w:kern w:val="0"/>
-          <w:sz w:val="18"/>
-          <w:szCs w:val="18"/>
-          <w14:ligatures w14:val="none"/>
-        </w:rPr>
-        <w:t>"duration"</w:t>
-      </w:r>
-      <w:r>
-        <w:rPr>
-          <w:rFonts w:ascii="Courier New" w:eastAsia="Times New Roman" w:hAnsi="Courier New" w:cs="Courier New"/>
-          <w:color w:val="DCDCDC"/>
-          <w:kern w:val="0"/>
-          <w:sz w:val="18"/>
-          <w:szCs w:val="18"/>
-          <w14:ligatures w14:val="none"/>
-        </w:rPr>
-        <w:t>:</w:t>
-      </w:r>
-      <w:r>
-        <w:rPr>
-          <w:rFonts w:ascii="Courier New" w:eastAsia="Times New Roman" w:hAnsi="Courier New" w:cs="Courier New"/>
-          <w:color w:val="F8F8F2"/>
-          <w:kern w:val="0"/>
-          <w:sz w:val="18"/>
-          <w:szCs w:val="18"/>
-          <w14:ligatures w14:val="none"/>
-        </w:rPr>
-        <w:t xml:space="preserve"> </w:t>
-      </w:r>
-      <w:r>
-        <w:rPr>
-          <w:rFonts w:ascii="Courier New" w:eastAsia="Times New Roman" w:hAnsi="Courier New" w:cs="Courier New"/>
-          <w:color w:val="CE9178"/>
-          <w:kern w:val="0"/>
-          <w:sz w:val="18"/>
-          <w:szCs w:val="18"/>
-          <w14:ligatures w14:val="none"/>
-        </w:rPr>
-        <w:t>"3 days"</w:t>
-      </w:r>
-    </w:p>
-    <w:p>
-      <w:pPr>
-        <w:pStyle w:val="ListParagraph"/>
-        <w:numPr>
-          <w:ilvl w:val="0"/>
-          <w:numId w:val="2"/>
-        </w:numPr>
-        <w:shd w:val="clear" w:color="auto" w:fill="212121"/>
-        <w:spacing w:after="0" w:line="270" w:lineRule="atLeast"/>
-        <w:rPr>
-          <w:rFonts w:ascii="Courier New" w:eastAsia="Times New Roman" w:hAnsi="Courier New" w:cs="Courier New"/>
-          <w:color w:val="F8F8F2"/>
-          <w:kern w:val="0"/>
-          <w:sz w:val="18"/>
-          <w:szCs w:val="18"/>
-          <w14:ligatures w14:val="none"/>
-        </w:rPr>
-      </w:pPr>
-      <w:r>
-        <w:rPr>
-          <w:rFonts w:ascii="Courier New" w:eastAsia="Times New Roman" w:hAnsi="Courier New" w:cs="Courier New"/>
-          <w:color w:val="F8F8F2"/>
-          <w:kern w:val="0"/>
-          <w:sz w:val="18"/>
-          <w:szCs w:val="18"/>
-          <w14:ligatures w14:val="none"/>
-        </w:rPr>
-        <w:t xml:space="preserve">        </w:t>
-      </w:r>
-      <w:r>
-        <w:rPr>
-          <w:rFonts w:ascii="Courier New" w:eastAsia="Times New Roman" w:hAnsi="Courier New" w:cs="Courier New"/>
-          <w:color w:val="DCDCDC"/>
-          <w:kern w:val="0"/>
-          <w:sz w:val="18"/>
-          <w:szCs w:val="18"/>
-          <w14:ligatures w14:val="none"/>
-        </w:rPr>
-        <w:t>}</w:t>
-      </w:r>
-    </w:p>
-    <w:p>
-      <w:pPr>
-        <w:pStyle w:val="ListParagraph"/>
-        <w:numPr>
-          <w:ilvl w:val="0"/>
-          <w:numId w:val="2"/>
-        </w:numPr>
-        <w:shd w:val="clear" w:color="auto" w:fill="212121"/>
-        <w:spacing w:after="0" w:line="270" w:lineRule="atLeast"/>
-        <w:rPr>
-          <w:rFonts w:ascii="Courier New" w:eastAsia="Times New Roman" w:hAnsi="Courier New" w:cs="Courier New"/>
-          <w:color w:val="F8F8F2"/>
-          <w:kern w:val="0"/>
-          <w:sz w:val="18"/>
-          <w:szCs w:val="18"/>
-          <w14:ligatures w14:val="none"/>
-        </w:rPr>
-      </w:pPr>
-      <w:r>
-        <w:rPr>
-          <w:rFonts w:ascii="Courier New" w:eastAsia="Times New Roman" w:hAnsi="Courier New" w:cs="Courier New"/>
-          <w:color w:val="F8F8F2"/>
-          <w:kern w:val="0"/>
-          <w:sz w:val="18"/>
-          <w:szCs w:val="18"/>
-          <w14:ligatures w14:val="none"/>
-        </w:rPr>
-        <w:t xml:space="preserve">    </w:t>
-      </w:r>
-      <w:r>
-        <w:rPr>
-          <w:rFonts w:ascii="Courier New" w:eastAsia="Times New Roman" w:hAnsi="Courier New" w:cs="Courier New"/>
-          <w:color w:val="DCDCDC"/>
-          <w:kern w:val="0"/>
-          <w:sz w:val="18"/>
-          <w:szCs w:val="18"/>
-          <w14:ligatures w14:val="none"/>
-        </w:rPr>
-        <w:t>],</w:t>
-      </w:r>
-    </w:p>
-    <w:p>
-      <w:pPr>
-        <w:pStyle w:val="ListParagraph"/>
-        <w:numPr>
-          <w:ilvl w:val="0"/>
-          <w:numId w:val="2"/>
-        </w:numPr>
-        <w:shd w:val="clear" w:color="auto" w:fill="212121"/>
-        <w:spacing w:after="0" w:line="270" w:lineRule="atLeast"/>
-        <w:rPr>
-          <w:rFonts w:ascii="Courier New" w:eastAsia="Times New Roman" w:hAnsi="Courier New" w:cs="Courier New"/>
-          <w:color w:val="F8F8F2"/>
-          <w:kern w:val="0"/>
-          <w:sz w:val="18"/>
-          <w:szCs w:val="18"/>
-          <w14:ligatures w14:val="none"/>
-        </w:rPr>
-      </w:pPr>
-      <w:r>
-        <w:rPr>
-          <w:rFonts w:ascii="Courier New" w:eastAsia="Times New Roman" w:hAnsi="Courier New" w:cs="Courier New"/>
-          <w:color w:val="F8F8F2"/>
-          <w:kern w:val="0"/>
-          <w:sz w:val="18"/>
-          <w:szCs w:val="18"/>
-          <w14:ligatures w14:val="none"/>
-        </w:rPr>
-        <w:t xml:space="preserve">    </w:t>
-      </w:r>
-      <w:r>
-        <w:rPr>
-          <w:rFonts w:ascii="Courier New" w:eastAsia="Times New Roman" w:hAnsi="Courier New" w:cs="Courier New"/>
-          <w:color w:val="9CDCFE"/>
-          <w:kern w:val="0"/>
-          <w:sz w:val="18"/>
-          <w:szCs w:val="18"/>
-          <w14:ligatures w14:val="none"/>
-        </w:rPr>
-        <w:t>"notes"</w:t>
-      </w:r>
-      <w:r>
-        <w:rPr>
-          <w:rFonts w:ascii="Courier New" w:eastAsia="Times New Roman" w:hAnsi="Courier New" w:cs="Courier New"/>
-          <w:color w:val="DCDCDC"/>
-          <w:kern w:val="0"/>
-          <w:sz w:val="18"/>
-          <w:szCs w:val="18"/>
-          <w14:ligatures w14:val="none"/>
-        </w:rPr>
-        <w:t>:</w:t>
-      </w:r>
-      <w:r>
-        <w:rPr>
-          <w:rFonts w:ascii="Courier New" w:eastAsia="Times New Roman" w:hAnsi="Courier New" w:cs="Courier New"/>
-          <w:color w:val="F8F8F2"/>
-          <w:kern w:val="0"/>
-          <w:sz w:val="18"/>
-          <w:szCs w:val="18"/>
-          <w14:ligatures w14:val="none"/>
-        </w:rPr>
-        <w:t xml:space="preserve"> </w:t>
-      </w:r>
-      <w:r>
-        <w:rPr>
-          <w:rFonts w:ascii="Courier New" w:eastAsia="Times New Roman" w:hAnsi="Courier New" w:cs="Courier New"/>
-          <w:color w:val="CE9178"/>
-          <w:kern w:val="0"/>
-          <w:sz w:val="18"/>
-          <w:szCs w:val="18"/>
-          <w14:ligatures w14:val="none"/>
-        </w:rPr>
-        <w:t>"Patient should rest for 3 days."</w:t>
-      </w:r>
-      <w:r>
-        <w:rPr>
-          <w:rFonts w:ascii="Courier New" w:eastAsia="Times New Roman" w:hAnsi="Courier New" w:cs="Courier New"/>
-          <w:color w:val="DCDCDC"/>
-          <w:kern w:val="0"/>
-          <w:sz w:val="18"/>
-          <w:szCs w:val="18"/>
-          <w14:ligatures w14:val="none"/>
-        </w:rPr>
-        <w:t>,</w:t>
-      </w:r>
-    </w:p>
-    <w:p>
-      <w:pPr>
-        <w:pStyle w:val="ListParagraph"/>
-        <w:numPr>
-          <w:ilvl w:val="0"/>
-          <w:numId w:val="2"/>
-        </w:numPr>
-        <w:shd w:val="clear" w:color="auto" w:fill="212121"/>
-        <w:spacing w:after="0" w:line="270" w:lineRule="atLeast"/>
-        <w:rPr>
-          <w:rFonts w:ascii="Courier New" w:eastAsia="Times New Roman" w:hAnsi="Courier New" w:cs="Courier New"/>
-          <w:color w:val="F8F8F2"/>
-          <w:kern w:val="0"/>
-          <w:sz w:val="18"/>
-          <w:szCs w:val="18"/>
-          <w14:ligatures w14:val="none"/>
-        </w:rPr>
-      </w:pPr>
-      <w:r>
-        <w:rPr>
-          <w:rFonts w:ascii="Courier New" w:eastAsia="Times New Roman" w:hAnsi="Courier New" w:cs="Courier New"/>
-          <w:color w:val="F8F8F2"/>
-          <w:kern w:val="0"/>
-          <w:sz w:val="18"/>
-          <w:szCs w:val="18"/>
-          <w14:ligatures w14:val="none"/>
-        </w:rPr>
-        <w:t xml:space="preserve">    </w:t>
-      </w:r>
-      <w:r>
-        <w:rPr>
-          <w:rFonts w:ascii="Courier New" w:eastAsia="Times New Roman" w:hAnsi="Courier New" w:cs="Courier New"/>
-          <w:color w:val="9CDCFE"/>
-          <w:kern w:val="0"/>
-          <w:sz w:val="18"/>
-          <w:szCs w:val="18"/>
-          <w14:ligatures w14:val="none"/>
-        </w:rPr>
-        <w:t>"</w:t>
-      </w:r>
-      <w:proofErr w:type="spellStart"/>
-      <w:r>
-        <w:rPr>
-          <w:rFonts w:ascii="Courier New" w:eastAsia="Times New Roman" w:hAnsi="Courier New" w:cs="Courier New"/>
-          <w:color w:val="9CDCFE"/>
-          <w:kern w:val="0"/>
-          <w:sz w:val="18"/>
-          <w:szCs w:val="18"/>
-          <w14:ligatures w14:val="none"/>
-        </w:rPr>
-        <w:t>nextVisitDate</w:t>
-      </w:r>
-      <w:proofErr w:type="spellEnd"/>
-      <w:r>
-        <w:rPr>
-          <w:rFonts w:ascii="Courier New" w:eastAsia="Times New Roman" w:hAnsi="Courier New" w:cs="Courier New"/>
-          <w:color w:val="9CDCFE"/>
-          <w:kern w:val="0"/>
-          <w:sz w:val="18"/>
-          <w:szCs w:val="18"/>
-          <w14:ligatures w14:val="none"/>
-        </w:rPr>
-        <w:t>"</w:t>
-      </w:r>
-      <w:r>
-        <w:rPr>
-          <w:rFonts w:ascii="Courier New" w:eastAsia="Times New Roman" w:hAnsi="Courier New" w:cs="Courier New"/>
-          <w:color w:val="DCDCDC"/>
-          <w:kern w:val="0"/>
-          <w:sz w:val="18"/>
-          <w:szCs w:val="18"/>
-          <w14:ligatures w14:val="none"/>
-        </w:rPr>
-        <w:t>:</w:t>
-      </w:r>
-      <w:r>
-        <w:rPr>
-          <w:rFonts w:ascii="Courier New" w:eastAsia="Times New Roman" w:hAnsi="Courier New" w:cs="Courier New"/>
-          <w:color w:val="F8F8F2"/>
-          <w:kern w:val="0"/>
-          <w:sz w:val="18"/>
-          <w:szCs w:val="18"/>
-          <w14:ligatures w14:val="none"/>
-        </w:rPr>
-        <w:t xml:space="preserve"> </w:t>
-      </w:r>
-      <w:r>
-        <w:rPr>
-          <w:rFonts w:ascii="Courier New" w:eastAsia="Times New Roman" w:hAnsi="Courier New" w:cs="Courier New"/>
-          <w:color w:val="CE9178"/>
-          <w:kern w:val="0"/>
-          <w:sz w:val="18"/>
-          <w:szCs w:val="18"/>
-          <w14:ligatures w14:val="none"/>
-        </w:rPr>
-        <w:t>"2026-02-15"</w:t>
-      </w:r>
-      <w:r>
-        <w:rPr>
-          <w:rFonts w:ascii="Courier New" w:eastAsia="Times New Roman" w:hAnsi="Courier New" w:cs="Courier New"/>
-          <w:color w:val="DCDCDC"/>
-          <w:kern w:val="0"/>
-          <w:sz w:val="18"/>
-          <w:szCs w:val="18"/>
-          <w14:ligatures w14:val="none"/>
-        </w:rPr>
-        <w:t>}</w:t>
-      </w:r>
-    </w:p>
-    <w:p>
-      <w:pPr>
-        <w:pStyle w:val="ListParagraph"/>
-        <w:rPr>
-          <w:rtl/>
-          <w:lang w:bidi="ar-EG"/>
-        </w:rPr>
-      </w:pPr>
-    </w:p>
-    <w:p>
-      <w:pPr>
-        <w:pStyle w:val="ListParagraph"/>
-        <w:rPr>
-          <w:rtl/>
-          <w:lang w:bidi="ar-EG"/>
-        </w:rPr>
-      </w:pPr>
-    </w:p>
-    <w:p>
-      <w:pPr>
-        <w:pStyle w:val="ListParagraph"/>
-        <w:rPr>
-          <w:rtl/>
-          <w:lang w:bidi="ar-EG"/>
-        </w:rPr>
-      </w:pPr>
-    </w:p>
-    <w:p>
-      <w:pPr>
-        <w:pStyle w:val="Heading1"/>
-        <w:rPr>
-          <w:lang w:bidi="ar-EG"/>
-        </w:rPr>
-      </w:pPr>
-      <w:r>
-        <w:rPr>
-          <w:lang w:bidi="ar-EG"/>
-        </w:rPr>
-        <w:t xml:space="preserve">Lab end </w:t>
-      </w:r>
-      <w:proofErr w:type="gramStart"/>
-      <w:r>
-        <w:rPr>
-          <w:lang w:bidi="ar-EG"/>
-        </w:rPr>
-        <w:t>points :</w:t>
-      </w:r>
-      <w:proofErr w:type="gramEnd"/>
-    </w:p>
-    <w:p>
-      <w:pPr>
-        <w:rPr>
-          <w:lang w:bidi="ar-EG"/>
-        </w:rPr>
-      </w:pPr>
-    </w:p>
-    <w:p>
-      <w:pPr>
-        <w:rPr>
-          <w:lang w:bidi="ar-EG"/>
-        </w:rPr>
-      </w:pPr>
-      <w:r>
-        <w:rPr>
-          <w:lang w:bidi="ar-EG"/>
-        </w:rPr>
-        <w:t>**Bearer token &lt;access token&gt;</w:t>
-      </w:r>
-    </w:p>
-    <w:p>
-      <w:pPr>
-        <w:pStyle w:val="ListParagraph"/>
-        <w:numPr>
-          <w:ilvl w:val="0"/>
-          <w:numId w:val="15"/>
-        </w:numPr>
-        <w:rPr>
-          <w:lang w:bidi="ar-EG"/>
-        </w:rPr>
-      </w:pPr>
-      <w:r>
-        <w:rPr>
-          <w:lang w:bidi="ar-EG"/>
-        </w:rPr>
-        <w:t xml:space="preserve">Add </w:t>
-      </w:r>
-      <w:proofErr w:type="gramStart"/>
-      <w:r>
-        <w:rPr>
-          <w:lang w:bidi="ar-EG"/>
-        </w:rPr>
-        <w:t>test :</w:t>
-      </w:r>
-      <w:proofErr w:type="gramEnd"/>
-    </w:p>
-    <w:p>
-      <w:pPr>
-        <w:pStyle w:val="ListParagraph"/>
-        <w:numPr>
-          <w:ilvl w:val="0"/>
-          <w:numId w:val="2"/>
-        </w:numPr>
-        <w:rPr>
-          <w:lang w:bidi="ar-EG"/>
-        </w:rPr>
-      </w:pPr>
-      <w:proofErr w:type="gramStart"/>
-      <w:r>
-        <w:rPr>
-          <w:lang w:bidi="ar-EG"/>
-        </w:rPr>
-        <w:t>Method :</w:t>
-      </w:r>
-      <w:proofErr w:type="gramEnd"/>
-      <w:r>
-        <w:rPr>
-          <w:lang w:bidi="ar-EG"/>
-        </w:rPr>
-        <w:t xml:space="preserve"> post </w:t>
-      </w:r>
-    </w:p>
-    <w:p>
-      <w:pPr>
-        <w:pStyle w:val="ListParagraph"/>
-        <w:numPr>
-          <w:ilvl w:val="0"/>
-          <w:numId w:val="2"/>
-        </w:numPr>
-        <w:rPr>
-          <w:lang w:bidi="ar-EG"/>
-        </w:rPr>
-      </w:pPr>
-      <w:r>
-        <w:rPr>
-          <w:lang w:bidi="ar-EG"/>
-        </w:rPr>
-        <w:t>/</w:t>
-      </w:r>
-      <w:proofErr w:type="spellStart"/>
-      <w:r>
-        <w:rPr>
-          <w:lang w:bidi="ar-EG"/>
-        </w:rPr>
-        <w:t>api</w:t>
-      </w:r>
-      <w:proofErr w:type="spellEnd"/>
-      <w:r>
-        <w:rPr>
-          <w:lang w:bidi="ar-EG"/>
-        </w:rPr>
-        <w:t>/lab/add-test</w:t>
-      </w:r>
-    </w:p>
-    <w:p>
-      <w:pPr>
-        <w:pStyle w:val="ListParagraph"/>
-        <w:numPr>
-          <w:ilvl w:val="0"/>
-          <w:numId w:val="2"/>
-        </w:numPr>
-        <w:rPr>
-          <w:lang w:bidi="ar-EG"/>
-        </w:rPr>
-      </w:pPr>
-      <w:proofErr w:type="gramStart"/>
-      <w:r>
-        <w:rPr>
-          <w:lang w:bidi="ar-EG"/>
-        </w:rPr>
-        <w:t>Ex :</w:t>
-      </w:r>
-      <w:proofErr w:type="gramEnd"/>
-    </w:p>
-    <w:p>
-      <w:pPr>
-        <w:pStyle w:val="ListParagraph"/>
-        <w:numPr>
-          <w:ilvl w:val="0"/>
-          <w:numId w:val="2"/>
-        </w:numPr>
-        <w:shd w:val="clear" w:color="auto" w:fill="212121"/>
-        <w:spacing w:after="0" w:line="270" w:lineRule="atLeast"/>
-        <w:rPr>
-          <w:rFonts w:ascii="Courier New" w:eastAsia="Times New Roman" w:hAnsi="Courier New" w:cs="Courier New"/>
-          <w:color w:val="F8F8F2"/>
-          <w:kern w:val="0"/>
-          <w:sz w:val="18"/>
-          <w:szCs w:val="18"/>
-          <w14:ligatures w14:val="none"/>
-        </w:rPr>
-      </w:pPr>
-      <w:r>
-        <w:rPr>
-          <w:rFonts w:ascii="Courier New" w:eastAsia="Times New Roman" w:hAnsi="Courier New" w:cs="Courier New"/>
-          <w:color w:val="DCDCDC"/>
-          <w:kern w:val="0"/>
-          <w:sz w:val="18"/>
-          <w:szCs w:val="18"/>
-          <w14:ligatures w14:val="none"/>
-        </w:rPr>
-        <w:t>{</w:t>
-      </w:r>
-    </w:p>
-    <w:p>
-      <w:pPr>
-        <w:pStyle w:val="ListParagraph"/>
-        <w:numPr>
-          <w:ilvl w:val="0"/>
-          <w:numId w:val="2"/>
-        </w:numPr>
-        <w:shd w:val="clear" w:color="auto" w:fill="212121"/>
-        <w:spacing w:after="0" w:line="270" w:lineRule="atLeast"/>
-        <w:rPr>
-          <w:rFonts w:ascii="Courier New" w:eastAsia="Times New Roman" w:hAnsi="Courier New" w:cs="Courier New"/>
-          <w:color w:val="F8F8F2"/>
-          <w:kern w:val="0"/>
-          <w:sz w:val="18"/>
-          <w:szCs w:val="18"/>
-          <w14:ligatures w14:val="none"/>
-        </w:rPr>
-      </w:pPr>
-      <w:r>
-        <w:rPr>
-          <w:rFonts w:ascii="Courier New" w:eastAsia="Times New Roman" w:hAnsi="Courier New" w:cs="Courier New"/>
-          <w:color w:val="F8F8F2"/>
-          <w:kern w:val="0"/>
-          <w:sz w:val="18"/>
-          <w:szCs w:val="18"/>
-          <w14:ligatures w14:val="none"/>
-        </w:rPr>
-        <w:t xml:space="preserve">  </w:t>
-      </w:r>
-      <w:r>
-        <w:rPr>
-          <w:rFonts w:ascii="Courier New" w:eastAsia="Times New Roman" w:hAnsi="Courier New" w:cs="Courier New"/>
-          <w:color w:val="9CDCFE"/>
-          <w:kern w:val="0"/>
-          <w:sz w:val="18"/>
-          <w:szCs w:val="18"/>
-          <w14:ligatures w14:val="none"/>
-        </w:rPr>
-        <w:t>"</w:t>
-      </w:r>
-      <w:proofErr w:type="spellStart"/>
-      <w:r>
-        <w:rPr>
-          <w:rFonts w:ascii="Courier New" w:eastAsia="Times New Roman" w:hAnsi="Courier New" w:cs="Courier New"/>
-          <w:color w:val="9CDCFE"/>
-          <w:kern w:val="0"/>
-          <w:sz w:val="18"/>
-          <w:szCs w:val="18"/>
-          <w14:ligatures w14:val="none"/>
-        </w:rPr>
-        <w:t>testName</w:t>
-      </w:r>
-      <w:proofErr w:type="spellEnd"/>
-      <w:r>
-        <w:rPr>
-          <w:rFonts w:ascii="Courier New" w:eastAsia="Times New Roman" w:hAnsi="Courier New" w:cs="Courier New"/>
-          <w:color w:val="9CDCFE"/>
-          <w:kern w:val="0"/>
-          <w:sz w:val="18"/>
-          <w:szCs w:val="18"/>
-          <w14:ligatures w14:val="none"/>
-        </w:rPr>
-        <w:t>"</w:t>
-      </w:r>
-      <w:r>
-        <w:rPr>
-          <w:rFonts w:ascii="Courier New" w:eastAsia="Times New Roman" w:hAnsi="Courier New" w:cs="Courier New"/>
-          <w:color w:val="DCDCDC"/>
-          <w:kern w:val="0"/>
-          <w:sz w:val="18"/>
-          <w:szCs w:val="18"/>
-          <w14:ligatures w14:val="none"/>
-        </w:rPr>
-        <w:t>:</w:t>
-      </w:r>
-      <w:r>
-        <w:rPr>
-          <w:rFonts w:ascii="Courier New" w:eastAsia="Times New Roman" w:hAnsi="Courier New" w:cs="Courier New"/>
-          <w:color w:val="F8F8F2"/>
-          <w:kern w:val="0"/>
-          <w:sz w:val="18"/>
-          <w:szCs w:val="18"/>
-          <w14:ligatures w14:val="none"/>
-        </w:rPr>
-        <w:t xml:space="preserve"> </w:t>
-      </w:r>
-      <w:r>
-        <w:rPr>
-          <w:rFonts w:ascii="Courier New" w:eastAsia="Times New Roman" w:hAnsi="Courier New" w:cs="Courier New"/>
-          <w:color w:val="CE9178"/>
-          <w:kern w:val="0"/>
-          <w:sz w:val="18"/>
-          <w:szCs w:val="18"/>
-          <w14:ligatures w14:val="none"/>
-        </w:rPr>
-        <w:t>"Complete Blood Count (CBC)"</w:t>
-      </w:r>
-      <w:r>
-        <w:rPr>
-          <w:rFonts w:ascii="Courier New" w:eastAsia="Times New Roman" w:hAnsi="Courier New" w:cs="Courier New"/>
-          <w:color w:val="DCDCDC"/>
-          <w:kern w:val="0"/>
-          <w:sz w:val="18"/>
-          <w:szCs w:val="18"/>
-          <w14:ligatures w14:val="none"/>
-        </w:rPr>
-        <w:t>,</w:t>
-      </w:r>
-    </w:p>
-    <w:p>
-      <w:pPr>
-        <w:pStyle w:val="ListParagraph"/>
-        <w:numPr>
-          <w:ilvl w:val="0"/>
-          <w:numId w:val="2"/>
-        </w:numPr>
-        <w:shd w:val="clear" w:color="auto" w:fill="212121"/>
-        <w:spacing w:after="0" w:line="270" w:lineRule="atLeast"/>
-        <w:rPr>
-          <w:rFonts w:ascii="Courier New" w:eastAsia="Times New Roman" w:hAnsi="Courier New" w:cs="Courier New"/>
-          <w:color w:val="F8F8F2"/>
-          <w:kern w:val="0"/>
-          <w:sz w:val="18"/>
-          <w:szCs w:val="18"/>
-          <w14:ligatures w14:val="none"/>
-        </w:rPr>
-      </w:pPr>
-      <w:r>
-        <w:rPr>
-          <w:rFonts w:ascii="Courier New" w:eastAsia="Times New Roman" w:hAnsi="Courier New" w:cs="Courier New"/>
-          <w:color w:val="F8F8F2"/>
-          <w:kern w:val="0"/>
-          <w:sz w:val="18"/>
-          <w:szCs w:val="18"/>
-          <w14:ligatures w14:val="none"/>
-        </w:rPr>
-        <w:t xml:space="preserve">  </w:t>
-      </w:r>
-      <w:r>
-        <w:rPr>
-          <w:rFonts w:ascii="Courier New" w:eastAsia="Times New Roman" w:hAnsi="Courier New" w:cs="Courier New"/>
-          <w:color w:val="9CDCFE"/>
-          <w:kern w:val="0"/>
-          <w:sz w:val="18"/>
-          <w:szCs w:val="18"/>
-          <w14:ligatures w14:val="none"/>
-        </w:rPr>
-        <w:t>"price"</w:t>
-      </w:r>
-      <w:r>
-        <w:rPr>
-          <w:rFonts w:ascii="Courier New" w:eastAsia="Times New Roman" w:hAnsi="Courier New" w:cs="Courier New"/>
-          <w:color w:val="DCDCDC"/>
-          <w:kern w:val="0"/>
-          <w:sz w:val="18"/>
-          <w:szCs w:val="18"/>
-          <w14:ligatures w14:val="none"/>
-        </w:rPr>
-        <w:t>:</w:t>
-      </w:r>
-      <w:r>
-        <w:rPr>
-          <w:rFonts w:ascii="Courier New" w:eastAsia="Times New Roman" w:hAnsi="Courier New" w:cs="Courier New"/>
-          <w:color w:val="F8F8F2"/>
-          <w:kern w:val="0"/>
-          <w:sz w:val="18"/>
-          <w:szCs w:val="18"/>
-          <w14:ligatures w14:val="none"/>
-        </w:rPr>
-        <w:t xml:space="preserve"> </w:t>
-      </w:r>
-      <w:r>
-        <w:rPr>
-          <w:rFonts w:ascii="Courier New" w:eastAsia="Times New Roman" w:hAnsi="Courier New" w:cs="Courier New"/>
-          <w:color w:val="B5CEA8"/>
-          <w:kern w:val="0"/>
-          <w:sz w:val="18"/>
-          <w:szCs w:val="18"/>
-          <w14:ligatures w14:val="none"/>
-        </w:rPr>
-        <w:t>200</w:t>
-      </w:r>
-      <w:r>
-        <w:rPr>
-          <w:rFonts w:ascii="Courier New" w:eastAsia="Times New Roman" w:hAnsi="Courier New" w:cs="Courier New"/>
-          <w:color w:val="DCDCDC"/>
-          <w:kern w:val="0"/>
-          <w:sz w:val="18"/>
-          <w:szCs w:val="18"/>
-          <w14:ligatures w14:val="none"/>
-        </w:rPr>
-        <w:t>,</w:t>
-      </w:r>
-    </w:p>
-    <w:p>
-      <w:pPr>
-        <w:pStyle w:val="ListParagraph"/>
-        <w:numPr>
-          <w:ilvl w:val="0"/>
-          <w:numId w:val="2"/>
-        </w:numPr>
-        <w:shd w:val="clear" w:color="auto" w:fill="212121"/>
-        <w:spacing w:after="0" w:line="270" w:lineRule="atLeast"/>
-        <w:rPr>
-          <w:rFonts w:ascii="Courier New" w:eastAsia="Times New Roman" w:hAnsi="Courier New" w:cs="Courier New"/>
-          <w:color w:val="F8F8F2"/>
-          <w:kern w:val="0"/>
-          <w:sz w:val="18"/>
-          <w:szCs w:val="18"/>
-          <w14:ligatures w14:val="none"/>
-        </w:rPr>
-      </w:pPr>
-      <w:r>
-        <w:rPr>
-          <w:rFonts w:ascii="Courier New" w:eastAsia="Times New Roman" w:hAnsi="Courier New" w:cs="Courier New"/>
-          <w:color w:val="F8F8F2"/>
-          <w:kern w:val="0"/>
-          <w:sz w:val="18"/>
-          <w:szCs w:val="18"/>
-          <w14:ligatures w14:val="none"/>
-        </w:rPr>
-        <w:t xml:space="preserve">  </w:t>
-      </w:r>
-      <w:r>
-        <w:rPr>
-          <w:rFonts w:ascii="Courier New" w:eastAsia="Times New Roman" w:hAnsi="Courier New" w:cs="Courier New"/>
-          <w:color w:val="9CDCFE"/>
-          <w:kern w:val="0"/>
-          <w:sz w:val="18"/>
-          <w:szCs w:val="18"/>
-          <w14:ligatures w14:val="none"/>
-        </w:rPr>
-        <w:t>"</w:t>
-      </w:r>
-      <w:proofErr w:type="spellStart"/>
-      <w:r>
-        <w:rPr>
-          <w:rFonts w:ascii="Courier New" w:eastAsia="Times New Roman" w:hAnsi="Courier New" w:cs="Courier New"/>
-          <w:color w:val="9CDCFE"/>
-          <w:kern w:val="0"/>
-          <w:sz w:val="18"/>
-          <w:szCs w:val="18"/>
-          <w14:ligatures w14:val="none"/>
-        </w:rPr>
-        <w:t>estimatedTime</w:t>
-      </w:r>
-      <w:proofErr w:type="spellEnd"/>
-      <w:r>
-        <w:rPr>
-          <w:rFonts w:ascii="Courier New" w:eastAsia="Times New Roman" w:hAnsi="Courier New" w:cs="Courier New"/>
-          <w:color w:val="9CDCFE"/>
-          <w:kern w:val="0"/>
-          <w:sz w:val="18"/>
-          <w:szCs w:val="18"/>
-          <w14:ligatures w14:val="none"/>
-        </w:rPr>
-        <w:t>"</w:t>
-      </w:r>
-      <w:r>
-        <w:rPr>
-          <w:rFonts w:ascii="Courier New" w:eastAsia="Times New Roman" w:hAnsi="Courier New" w:cs="Courier New"/>
-          <w:color w:val="DCDCDC"/>
-          <w:kern w:val="0"/>
-          <w:sz w:val="18"/>
-          <w:szCs w:val="18"/>
-          <w14:ligatures w14:val="none"/>
-        </w:rPr>
-        <w:t>:</w:t>
-      </w:r>
-      <w:r>
-        <w:rPr>
-          <w:rFonts w:ascii="Courier New" w:eastAsia="Times New Roman" w:hAnsi="Courier New" w:cs="Courier New"/>
-          <w:color w:val="F8F8F2"/>
-          <w:kern w:val="0"/>
-          <w:sz w:val="18"/>
-          <w:szCs w:val="18"/>
-          <w14:ligatures w14:val="none"/>
-        </w:rPr>
-        <w:t xml:space="preserve"> </w:t>
-      </w:r>
-      <w:r>
-        <w:rPr>
-          <w:rFonts w:ascii="Courier New" w:eastAsia="Times New Roman" w:hAnsi="Courier New" w:cs="Courier New"/>
-          <w:color w:val="CE9178"/>
-          <w:kern w:val="0"/>
-          <w:sz w:val="18"/>
-          <w:szCs w:val="18"/>
-          <w14:ligatures w14:val="none"/>
-        </w:rPr>
-        <w:t>"24 hours"</w:t>
-      </w:r>
-    </w:p>
-    <w:p>
-      <w:pPr>
-        <w:pStyle w:val="ListParagraph"/>
-        <w:numPr>
-          <w:ilvl w:val="0"/>
-          <w:numId w:val="2"/>
-        </w:numPr>
-        <w:shd w:val="clear" w:color="auto" w:fill="212121"/>
-        <w:spacing w:after="0" w:line="270" w:lineRule="atLeast"/>
-        <w:rPr>
-          <w:rFonts w:ascii="Courier New" w:eastAsia="Times New Roman" w:hAnsi="Courier New" w:cs="Courier New"/>
-          <w:color w:val="F8F8F2"/>
-          <w:kern w:val="0"/>
-          <w:sz w:val="18"/>
-          <w:szCs w:val="18"/>
-          <w14:ligatures w14:val="none"/>
-        </w:rPr>
-      </w:pPr>
-      <w:r>
-        <w:rPr>
-          <w:rFonts w:ascii="Courier New" w:eastAsia="Times New Roman" w:hAnsi="Courier New" w:cs="Courier New"/>
-          <w:color w:val="DCDCDC"/>
-          <w:kern w:val="0"/>
-          <w:sz w:val="18"/>
-          <w:szCs w:val="18"/>
-          <w14:ligatures w14:val="none"/>
-        </w:rPr>
-        <w:t>}</w:t>
-      </w:r>
-    </w:p>
-    <w:p>
-      <w:pPr>
-        <w:ind w:left="720"/>
-        <w:rPr>
-          <w:lang w:bidi="ar-EG"/>
-        </w:rPr>
-      </w:pPr>
-    </w:p>
-    <w:p>
-      <w:pPr>
-        <w:pStyle w:val="ListParagraph"/>
-        <w:numPr>
-          <w:ilvl w:val="0"/>
-          <w:numId w:val="15"/>
-        </w:numPr>
-        <w:rPr>
-          <w:lang w:bidi="ar-EG"/>
-        </w:rPr>
-      </w:pPr>
-      <w:r>
-        <w:rPr>
-          <w:lang w:bidi="ar-EG"/>
-        </w:rPr>
-        <w:t xml:space="preserve">Get lab’s </w:t>
-      </w:r>
-      <w:proofErr w:type="gramStart"/>
-      <w:r>
-        <w:rPr>
-          <w:lang w:bidi="ar-EG"/>
-        </w:rPr>
-        <w:t>tests :</w:t>
-      </w:r>
-      <w:proofErr w:type="gramEnd"/>
-    </w:p>
-    <w:p>
-      <w:pPr>
-        <w:pStyle w:val="ListParagraph"/>
-        <w:numPr>
-          <w:ilvl w:val="0"/>
-          <w:numId w:val="2"/>
-        </w:numPr>
-        <w:rPr>
-          <w:lang w:bidi="ar-EG"/>
-        </w:rPr>
-      </w:pPr>
-      <w:proofErr w:type="gramStart"/>
-      <w:r>
-        <w:rPr>
-          <w:lang w:bidi="ar-EG"/>
-        </w:rPr>
-        <w:t>Method :</w:t>
-      </w:r>
-      <w:proofErr w:type="gramEnd"/>
-      <w:r>
-        <w:rPr>
-          <w:lang w:bidi="ar-EG"/>
-        </w:rPr>
-        <w:t xml:space="preserve"> get</w:t>
-      </w:r>
-    </w:p>
-    <w:p>
-      <w:pPr>
-        <w:pStyle w:val="ListParagraph"/>
-        <w:numPr>
-          <w:ilvl w:val="0"/>
-          <w:numId w:val="2"/>
-        </w:numPr>
-        <w:rPr>
-          <w:lang w:bidi="ar-EG"/>
-        </w:rPr>
-      </w:pPr>
-      <w:r>
-        <w:rPr>
-          <w:lang w:bidi="ar-EG"/>
-        </w:rPr>
-        <w:t>/</w:t>
-      </w:r>
-      <w:proofErr w:type="spellStart"/>
-      <w:r>
-        <w:rPr>
-          <w:lang w:bidi="ar-EG"/>
-        </w:rPr>
-        <w:t>api</w:t>
-      </w:r>
-      <w:proofErr w:type="spellEnd"/>
-      <w:r>
-        <w:rPr>
-          <w:lang w:bidi="ar-EG"/>
-        </w:rPr>
-        <w:t>/lab/my-tests</w:t>
-      </w:r>
-    </w:p>
-    <w:p>
-      <w:pPr>
-        <w:rPr>
-          <w:lang w:bidi="ar-EG"/>
-        </w:rPr>
-      </w:pPr>
-    </w:p>
-    <w:p>
-      <w:pPr>
-        <w:pStyle w:val="ListParagraph"/>
-        <w:numPr>
-          <w:ilvl w:val="0"/>
-          <w:numId w:val="15"/>
-        </w:numPr>
-        <w:rPr>
-          <w:lang w:bidi="ar-EG"/>
-        </w:rPr>
-      </w:pPr>
-      <w:r>
-        <w:rPr>
-          <w:lang w:bidi="ar-EG"/>
-        </w:rPr>
-        <w:lastRenderedPageBreak/>
-        <w:t xml:space="preserve">Upload </w:t>
-      </w:r>
-      <w:proofErr w:type="gramStart"/>
-      <w:r>
-        <w:rPr>
-          <w:lang w:bidi="ar-EG"/>
-        </w:rPr>
-        <w:t>result :</w:t>
-      </w:r>
-      <w:proofErr w:type="gramEnd"/>
-    </w:p>
-    <w:p>
-      <w:pPr>
-        <w:pStyle w:val="ListParagraph"/>
-        <w:numPr>
-          <w:ilvl w:val="0"/>
-          <w:numId w:val="2"/>
-        </w:numPr>
-        <w:rPr>
-          <w:lang w:bidi="ar-EG"/>
-        </w:rPr>
-      </w:pPr>
-      <w:proofErr w:type="gramStart"/>
-      <w:r>
-        <w:rPr>
-          <w:lang w:bidi="ar-EG"/>
-        </w:rPr>
-        <w:t>Method :</w:t>
-      </w:r>
-      <w:proofErr w:type="gramEnd"/>
-      <w:r>
-        <w:rPr>
-          <w:lang w:bidi="ar-EG"/>
-        </w:rPr>
-        <w:t xml:space="preserve"> post</w:t>
-      </w:r>
-    </w:p>
-    <w:p>
-      <w:pPr>
-        <w:pStyle w:val="ListParagraph"/>
-        <w:numPr>
-          <w:ilvl w:val="0"/>
-          <w:numId w:val="2"/>
-        </w:numPr>
-        <w:rPr>
-          <w:lang w:bidi="ar-EG"/>
-        </w:rPr>
-      </w:pPr>
-      <w:r>
-        <w:rPr>
-          <w:lang w:bidi="ar-EG"/>
-        </w:rPr>
-        <w:t>/</w:t>
-      </w:r>
-      <w:proofErr w:type="spellStart"/>
-      <w:r>
-        <w:rPr>
-          <w:lang w:bidi="ar-EG"/>
-        </w:rPr>
-        <w:t>api</w:t>
-      </w:r>
-      <w:proofErr w:type="spellEnd"/>
-      <w:r>
-        <w:rPr>
-          <w:lang w:bidi="ar-EG"/>
-        </w:rPr>
-        <w:t>/lab/upload-result</w:t>
-      </w:r>
-    </w:p>
-    <w:p>
-      <w:pPr>
-        <w:pStyle w:val="ListParagraph"/>
-        <w:numPr>
-          <w:ilvl w:val="0"/>
-          <w:numId w:val="2"/>
-        </w:numPr>
-        <w:rPr>
-          <w:lang w:bidi="ar-EG"/>
-        </w:rPr>
-      </w:pPr>
-      <w:r>
-        <w:rPr>
-          <w:lang w:bidi="ar-EG"/>
-        </w:rPr>
-        <w:t>Ex:</w:t>
-      </w:r>
-    </w:p>
-    <w:p>
-      <w:pPr>
-        <w:pStyle w:val="ListParagraph"/>
-        <w:ind w:left="1080"/>
-        <w:rPr>
-          <w:lang w:bidi="ar-EG"/>
-        </w:rPr>
-      </w:pPr>
-      <w:r>
-        <w:rPr>
-          <w:noProof/>
+      <w:r>
+        <w:rPr>
           <w:lang w:bidi="ar-EG"/>
         </w:rPr>
         <w:drawing>
-          <wp:inline distT="0" distB="0" distL="0" distR="0" wp14:anchorId="5B2E7BA8" wp14:editId="36C670C6">
-            <wp:extent cx="5943600" cy="1304290"/>
-            <wp:effectExtent l="0" t="0" r="0" b="0"/>
-            <wp:docPr id="4" name="Picture 4"/>
+          <wp:inline distT="0" distB="0" distL="0" distR="0" wp14:anchorId="5BAEA61B" wp14:editId="4ACCE9D8">
+            <wp:extent cx="5943600" cy="3839210"/>
+            <wp:effectExtent l="0" t="0" r="0" b="8890"/>
+            <wp:docPr id="5" name="Picture 5"/>
             <wp:cNvGraphicFramePr>
               <a:graphicFrameLocks xmlns:a="http://schemas.openxmlformats.org/drawingml/2006/main" noChangeAspect="1"/>
             </wp:cNvGraphicFramePr>
@@ -9553,7 +6864,7 @@
                   <pic:spPr>
                     <a:xfrm>
                       <a:off x="0" y="0"/>
-                      <a:ext cx="5943600" cy="1304290"/>
+                      <a:ext cx="5943600" cy="3839210"/>
                     </a:xfrm>
                     <a:prstGeom prst="rect">
                       <a:avLst/>
@@ -9569,69 +6880,107 @@
     <w:p>
       <w:pPr>
         <w:pStyle w:val="ListParagraph"/>
-        <w:ind w:left="1440"/>
-        <w:rPr>
-          <w:lang w:bidi="ar-EG"/>
-        </w:rPr>
-      </w:pPr>
-      <w:r>
-        <w:rPr>
-          <w:lang w:bidi="ar-EG"/>
-        </w:rPr>
-        <w:t>Content type =&gt; multipart / form data</w:t>
-      </w:r>
-    </w:p>
-    <w:p>
-      <w:pPr>
-        <w:pStyle w:val="ListParagraph"/>
-        <w:ind w:left="1440"/>
-        <w:rPr>
-          <w:lang w:bidi="ar-EG"/>
-        </w:rPr>
-      </w:pPr>
-    </w:p>
-    <w:p>
-      <w:pPr>
-        <w:pStyle w:val="ListParagraph"/>
-        <w:numPr>
-          <w:ilvl w:val="0"/>
-          <w:numId w:val="15"/>
-        </w:numPr>
-        <w:rPr>
-          <w:lang w:bidi="ar-EG"/>
-        </w:rPr>
-      </w:pPr>
-      <w:r>
-        <w:rPr>
-          <w:lang w:bidi="ar-EG"/>
-        </w:rPr>
-        <w:t xml:space="preserve">Get patient </w:t>
+        <w:ind w:left="1080"/>
+        <w:rPr>
+          <w:lang w:bidi="ar-EG"/>
+        </w:rPr>
+      </w:pPr>
+    </w:p>
+    <w:p>
+      <w:pPr>
+        <w:pStyle w:val="ListParagraph"/>
+        <w:ind w:left="1080"/>
+        <w:rPr>
+          <w:lang w:bidi="ar-EG"/>
+        </w:rPr>
+      </w:pPr>
+    </w:p>
+    <w:p>
+      <w:pPr>
+        <w:pStyle w:val="ListParagraph"/>
+        <w:ind w:left="1080"/>
+        <w:rPr>
+          <w:lang w:bidi="ar-EG"/>
+        </w:rPr>
+      </w:pPr>
+    </w:p>
+    <w:p>
+      <w:pPr>
+        <w:pStyle w:val="Heading1"/>
+        <w:rPr>
+          <w:lang w:bidi="ar-EG"/>
+        </w:rPr>
+      </w:pPr>
+      <w:r>
+        <w:rPr>
+          <w:lang w:bidi="ar-EG"/>
+        </w:rPr>
+        <w:t xml:space="preserve">Doctor end </w:t>
       </w:r>
       <w:proofErr w:type="gramStart"/>
       <w:r>
         <w:rPr>
           <w:lang w:bidi="ar-EG"/>
         </w:rPr>
-        <w:t>result :</w:t>
+        <w:t>point :</w:t>
       </w:r>
       <w:proofErr w:type="gramEnd"/>
     </w:p>
     <w:p>
       <w:pPr>
-        <w:pStyle w:val="ListParagraph"/>
-        <w:numPr>
-          <w:ilvl w:val="0"/>
-          <w:numId w:val="2"/>
-        </w:numPr>
-        <w:rPr>
-          <w:lang w:bidi="ar-EG"/>
-        </w:rPr>
-      </w:pPr>
+        <w:rPr>
+          <w:lang w:bidi="ar-EG"/>
+        </w:rPr>
+      </w:pPr>
+      <w:r>
+        <w:rPr>
+          <w:lang w:bidi="ar-EG"/>
+        </w:rPr>
+        <w:t>** Bearer token &lt; access token &gt; **</w:t>
+      </w:r>
+    </w:p>
+    <w:p>
+      <w:pPr>
+        <w:pStyle w:val="ListParagraph"/>
+        <w:numPr>
+          <w:ilvl w:val="0"/>
+          <w:numId w:val="8"/>
+        </w:numPr>
+        <w:rPr>
+          <w:lang w:bidi="ar-EG"/>
+        </w:rPr>
+      </w:pPr>
+      <w:r>
+        <w:rPr>
+          <w:lang w:bidi="ar-EG"/>
+        </w:rPr>
+        <w:t xml:space="preserve">Get </w:t>
+      </w:r>
       <w:proofErr w:type="gramStart"/>
       <w:r>
         <w:rPr>
           <w:lang w:bidi="ar-EG"/>
         </w:rPr>
+        <w:t>profile :</w:t>
+      </w:r>
+      <w:proofErr w:type="gramEnd"/>
+    </w:p>
+    <w:p>
+      <w:pPr>
+        <w:pStyle w:val="ListParagraph"/>
+        <w:numPr>
+          <w:ilvl w:val="0"/>
+          <w:numId w:val="2"/>
+        </w:numPr>
+        <w:rPr>
+          <w:lang w:bidi="ar-EG"/>
+        </w:rPr>
+      </w:pPr>
+      <w:proofErr w:type="gramStart"/>
+      <w:r>
+        <w:rPr>
+          <w:lang w:bidi="ar-EG"/>
+        </w:rPr>
         <w:t>Method :</w:t>
       </w:r>
       <w:proofErr w:type="gramEnd"/>
@@ -9639,7 +6988,7 @@
         <w:rPr>
           <w:lang w:bidi="ar-EG"/>
         </w:rPr>
-        <w:t xml:space="preserve"> get </w:t>
+        <w:t xml:space="preserve"> get</w:t>
       </w:r>
     </w:p>
     <w:p>
@@ -9671,164 +7020,110 @@
         <w:rPr>
           <w:lang w:bidi="ar-EG"/>
         </w:rPr>
-        <w:t>/lab/patient-results</w:t>
+        <w:t>/doctor/profile</w:t>
+      </w:r>
+    </w:p>
+    <w:p>
+      <w:pPr>
+        <w:pStyle w:val="ListParagraph"/>
+        <w:numPr>
+          <w:ilvl w:val="0"/>
+          <w:numId w:val="8"/>
+        </w:numPr>
+        <w:rPr>
+          <w:lang w:bidi="ar-EG"/>
+        </w:rPr>
+      </w:pPr>
+      <w:r>
+        <w:rPr>
+          <w:lang w:bidi="ar-EG"/>
+        </w:rPr>
+        <w:t xml:space="preserve">Update </w:t>
       </w:r>
       <w:proofErr w:type="gramStart"/>
       <w:r>
         <w:rPr>
           <w:lang w:bidi="ar-EG"/>
         </w:rPr>
-        <w:t>/:</w:t>
+        <w:t>profile :</w:t>
+      </w:r>
+      <w:proofErr w:type="gramEnd"/>
+    </w:p>
+    <w:p>
+      <w:pPr>
+        <w:pStyle w:val="ListParagraph"/>
+        <w:numPr>
+          <w:ilvl w:val="0"/>
+          <w:numId w:val="2"/>
+        </w:numPr>
+        <w:rPr>
+          <w:lang w:bidi="ar-EG"/>
+        </w:rPr>
+      </w:pPr>
+      <w:proofErr w:type="gramStart"/>
+      <w:r>
+        <w:rPr>
+          <w:lang w:bidi="ar-EG"/>
+        </w:rPr>
+        <w:t>Method :</w:t>
+      </w:r>
+      <w:proofErr w:type="gramEnd"/>
+      <w:r>
+        <w:rPr>
+          <w:lang w:bidi="ar-EG"/>
+        </w:rPr>
+        <w:t xml:space="preserve"> put</w:t>
+      </w:r>
+    </w:p>
+    <w:p>
+      <w:pPr>
+        <w:pStyle w:val="ListParagraph"/>
+        <w:numPr>
+          <w:ilvl w:val="0"/>
+          <w:numId w:val="2"/>
+        </w:numPr>
+        <w:rPr>
+          <w:lang w:bidi="ar-EG"/>
+        </w:rPr>
+      </w:pPr>
+      <w:r>
+        <w:rPr>
+          <w:lang w:bidi="ar-EG"/>
+        </w:rPr>
+        <w:t>/</w:t>
       </w:r>
       <w:proofErr w:type="spellStart"/>
       <w:r>
         <w:rPr>
           <w:lang w:bidi="ar-EG"/>
         </w:rPr>
-        <w:t>patientId</w:t>
+        <w:t>api</w:t>
       </w:r>
       <w:proofErr w:type="spellEnd"/>
-      <w:proofErr w:type="gramEnd"/>
-    </w:p>
-    <w:p>
-      <w:pPr>
-        <w:pStyle w:val="Heading1"/>
-      </w:pPr>
-      <w:r>
-        <w:t>Pharmacy end point:</w:t>
-      </w:r>
-    </w:p>
-    <w:p>
-      <w:r>
-        <w:t xml:space="preserve"> **Bearer token &lt;access token&gt;**</w:t>
-      </w:r>
-    </w:p>
-    <w:p>
-      <w:pPr>
-        <w:pStyle w:val="ListParagraph"/>
-        <w:numPr>
-          <w:ilvl w:val="0"/>
-          <w:numId w:val="14"/>
-        </w:numPr>
-      </w:pPr>
-      <w:r>
-        <w:t xml:space="preserve">Get </w:t>
-      </w:r>
-      <w:proofErr w:type="gramStart"/>
-      <w:r>
-        <w:t>stock :</w:t>
-      </w:r>
-      <w:proofErr w:type="gramEnd"/>
-    </w:p>
-    <w:p>
-      <w:pPr>
-        <w:pStyle w:val="ListParagraph"/>
-        <w:numPr>
-          <w:ilvl w:val="0"/>
-          <w:numId w:val="2"/>
-        </w:numPr>
-      </w:pPr>
-      <w:proofErr w:type="gramStart"/>
-      <w:r>
-        <w:t>Method :</w:t>
-      </w:r>
-      <w:proofErr w:type="gramEnd"/>
-      <w:r>
-        <w:t xml:space="preserve"> get</w:t>
-      </w:r>
-    </w:p>
-    <w:p>
-      <w:pPr>
-        <w:pStyle w:val="ListParagraph"/>
-        <w:numPr>
-          <w:ilvl w:val="0"/>
-          <w:numId w:val="2"/>
-        </w:numPr>
-      </w:pPr>
-      <w:r>
-        <w:t>/</w:t>
-      </w:r>
-      <w:proofErr w:type="spellStart"/>
-      <w:r>
-        <w:t>api</w:t>
-      </w:r>
-      <w:proofErr w:type="spellEnd"/>
-      <w:r>
-        <w:t>/pharmacy/stock</w:t>
-      </w:r>
-    </w:p>
-    <w:p>
-      <w:pPr>
-        <w:ind w:left="720"/>
-      </w:pPr>
-    </w:p>
-    <w:p>
-      <w:pPr>
-        <w:pStyle w:val="ListParagraph"/>
-        <w:numPr>
-          <w:ilvl w:val="0"/>
-          <w:numId w:val="14"/>
-        </w:numPr>
-      </w:pPr>
-      <w:r>
-        <w:t xml:space="preserve">Add </w:t>
-      </w:r>
-      <w:proofErr w:type="gramStart"/>
-      <w:r>
-        <w:t>medicine :</w:t>
-      </w:r>
-      <w:proofErr w:type="gramEnd"/>
-    </w:p>
-    <w:p>
-      <w:pPr>
-        <w:pStyle w:val="ListParagraph"/>
-        <w:numPr>
-          <w:ilvl w:val="0"/>
-          <w:numId w:val="2"/>
-        </w:numPr>
-      </w:pPr>
-      <w:proofErr w:type="gramStart"/>
-      <w:r>
-        <w:t>Method :</w:t>
-      </w:r>
-      <w:proofErr w:type="gramEnd"/>
-      <w:r>
-        <w:t xml:space="preserve"> post</w:t>
-      </w:r>
-    </w:p>
-    <w:p>
-      <w:pPr>
-        <w:pStyle w:val="ListParagraph"/>
-        <w:numPr>
-          <w:ilvl w:val="0"/>
-          <w:numId w:val="2"/>
-        </w:numPr>
-      </w:pPr>
-      <w:r>
-        <w:t>/</w:t>
-      </w:r>
-      <w:proofErr w:type="spellStart"/>
-      <w:r>
-        <w:t>api</w:t>
-      </w:r>
-      <w:proofErr w:type="spellEnd"/>
-      <w:r>
-        <w:t>/pharmacy/add-medicine</w:t>
-      </w:r>
-    </w:p>
-    <w:p>
-      <w:pPr>
-        <w:pStyle w:val="ListParagraph"/>
-        <w:numPr>
-          <w:ilvl w:val="0"/>
-          <w:numId w:val="2"/>
-        </w:numPr>
-      </w:pPr>
-      <w:proofErr w:type="gramStart"/>
-      <w:r>
-        <w:t>Ex :</w:t>
-      </w:r>
-      <w:proofErr w:type="gramEnd"/>
+      <w:r>
+        <w:rPr>
+          <w:lang w:bidi="ar-EG"/>
+        </w:rPr>
+        <w:t>/doctor/profile</w:t>
+      </w:r>
+    </w:p>
+    <w:p>
+      <w:pPr>
+        <w:pStyle w:val="ListParagraph"/>
+        <w:numPr>
+          <w:ilvl w:val="0"/>
+          <w:numId w:val="2"/>
+        </w:numPr>
+        <w:rPr>
+          <w:lang w:bidi="ar-EG"/>
+        </w:rPr>
+      </w:pPr>
+      <w:r>
+        <w:rPr>
+          <w:lang w:bidi="ar-EG"/>
+        </w:rPr>
+        <w:t xml:space="preserve">Ex: </w:t>
+      </w:r>
     </w:p>
     <w:p>
       <w:pPr>
@@ -9887,7 +7182,8 @@
           <w:szCs w:val="18"/>
           <w14:ligatures w14:val="none"/>
         </w:rPr>
-        <w:t xml:space="preserve">  </w:t>
+        <w:lastRenderedPageBreak/>
+        <w:t xml:space="preserve">    </w:t>
       </w:r>
       <w:r>
         <w:rPr>
@@ -9910,65 +7206,31 @@
           <w:szCs w:val="18"/>
           <w14:ligatures w14:val="none"/>
         </w:rPr>
-        <w:t>medicineName</w:t>
+        <w:t>specialization"</w:t>
+      </w:r>
+      <w:r>
+        <w:rPr>
+          <w:rFonts w:ascii="Courier New" w:eastAsia="Times New Roman" w:hAnsi="Courier New" w:cs="Courier New"/>
+          <w:color w:val="DCDCDC"/>
+          <w:kern w:val="0"/>
+          <w:sz w:val="18"/>
+          <w:szCs w:val="18"/>
+          <w14:ligatures w14:val="none"/>
+        </w:rPr>
+        <w:t>:</w:t>
+      </w:r>
+      <w:r>
+        <w:rPr>
+          <w:rFonts w:ascii="Courier New" w:eastAsia="Times New Roman" w:hAnsi="Courier New" w:cs="Courier New"/>
+          <w:color w:val="CE9178"/>
+          <w:kern w:val="0"/>
+          <w:sz w:val="18"/>
+          <w:szCs w:val="18"/>
+          <w14:ligatures w14:val="none"/>
+        </w:rPr>
+        <w:t>"Cardiology</w:t>
       </w:r>
       <w:proofErr w:type="spellEnd"/>
-      <w:r>
-        <w:rPr>
-          <w:rFonts w:ascii="Courier New" w:eastAsia="Times New Roman" w:hAnsi="Courier New" w:cs="Courier New"/>
-          <w:color w:val="9CDCFE"/>
-          <w:kern w:val="0"/>
-          <w:sz w:val="18"/>
-          <w:szCs w:val="18"/>
-          <w14:ligatures w14:val="none"/>
-        </w:rPr>
-        <w:t>"</w:t>
-      </w:r>
-      <w:r>
-        <w:rPr>
-          <w:rFonts w:ascii="Courier New" w:eastAsia="Times New Roman" w:hAnsi="Courier New" w:cs="Courier New"/>
-          <w:color w:val="DCDCDC"/>
-          <w:kern w:val="0"/>
-          <w:sz w:val="18"/>
-          <w:szCs w:val="18"/>
-          <w14:ligatures w14:val="none"/>
-        </w:rPr>
-        <w:t>:</w:t>
-      </w:r>
-      <w:r>
-        <w:rPr>
-          <w:rFonts w:ascii="Courier New" w:eastAsia="Times New Roman" w:hAnsi="Courier New" w:cs="Courier New"/>
-          <w:color w:val="F8F8F2"/>
-          <w:kern w:val="0"/>
-          <w:sz w:val="18"/>
-          <w:szCs w:val="18"/>
-          <w14:ligatures w14:val="none"/>
-        </w:rPr>
-        <w:t xml:space="preserve"> </w:t>
-      </w:r>
-      <w:r>
-        <w:rPr>
-          <w:rFonts w:ascii="Courier New" w:eastAsia="Times New Roman" w:hAnsi="Courier New" w:cs="Courier New"/>
-          <w:color w:val="CE9178"/>
-          <w:kern w:val="0"/>
-          <w:sz w:val="18"/>
-          <w:szCs w:val="18"/>
-          <w14:ligatures w14:val="none"/>
-        </w:rPr>
-        <w:t>"</w:t>
-      </w:r>
-      <w:r>
-        <w:rPr>
-          <w:rFonts w:ascii="Courier New" w:eastAsia="Times New Roman" w:hAnsi="Courier New" w:cs="Courier New"/>
-          <w:color w:val="CE9178"/>
-          <w:kern w:val="0"/>
-          <w:sz w:val="18"/>
-          <w:szCs w:val="18"/>
-          <w:rtl/>
-          <w14:ligatures w14:val="none"/>
-        </w:rPr>
-        <w:t>ميوفين</w:t>
-      </w:r>
       <w:r>
         <w:rPr>
           <w:rFonts w:ascii="Courier New" w:eastAsia="Times New Roman" w:hAnsi="Courier New" w:cs="Courier New"/>
@@ -10019,7 +7281,7 @@
           <w:szCs w:val="18"/>
           <w14:ligatures w14:val="none"/>
         </w:rPr>
-        <w:t xml:space="preserve">  </w:t>
+        <w:t xml:space="preserve">    </w:t>
       </w:r>
       <w:r>
         <w:rPr>
@@ -10030,7 +7292,31 @@
           <w:szCs w:val="18"/>
           <w14:ligatures w14:val="none"/>
         </w:rPr>
-        <w:t>"quantity"</w:t>
+        <w:t>"</w:t>
+      </w:r>
+      <w:proofErr w:type="spellStart"/>
+      <w:r>
+        <w:rPr>
+          <w:rFonts w:ascii="Courier New" w:eastAsia="Times New Roman" w:hAnsi="Courier New" w:cs="Courier New"/>
+          <w:color w:val="9CDCFE"/>
+          <w:kern w:val="0"/>
+          <w:sz w:val="18"/>
+          <w:szCs w:val="18"/>
+          <w14:ligatures w14:val="none"/>
+        </w:rPr>
+        <w:t>yearsOfExperience</w:t>
+      </w:r>
+      <w:proofErr w:type="spellEnd"/>
+      <w:r>
+        <w:rPr>
+          <w:rFonts w:ascii="Courier New" w:eastAsia="Times New Roman" w:hAnsi="Courier New" w:cs="Courier New"/>
+          <w:color w:val="9CDCFE"/>
+          <w:kern w:val="0"/>
+          <w:sz w:val="18"/>
+          <w:szCs w:val="18"/>
+          <w14:ligatures w14:val="none"/>
+        </w:rPr>
+        <w:t>"</w:t>
       </w:r>
       <w:r>
         <w:rPr>
@@ -10057,13 +7343,13 @@
       <w:r>
         <w:rPr>
           <w:rFonts w:ascii="Courier New" w:eastAsia="Times New Roman" w:hAnsi="Courier New" w:cs="Courier New"/>
-          <w:color w:val="B5CEA8"/>
-          <w:kern w:val="0"/>
-          <w:sz w:val="18"/>
-          <w:szCs w:val="18"/>
-          <w14:ligatures w14:val="none"/>
-        </w:rPr>
-        <w:t>100</w:t>
+          <w:color w:val="CE9178"/>
+          <w:kern w:val="0"/>
+          <w:sz w:val="18"/>
+          <w:szCs w:val="18"/>
+          <w14:ligatures w14:val="none"/>
+        </w:rPr>
+        <w:t>"10"</w:t>
       </w:r>
       <w:r>
         <w:rPr>
@@ -10098,24 +7384,37 @@
       <w:r>
         <w:rPr>
           <w:rFonts w:ascii="Courier New" w:eastAsia="Times New Roman" w:hAnsi="Courier New" w:cs="Courier New"/>
-          <w:color w:val="F8F8F2"/>
-          <w:kern w:val="0"/>
-          <w:sz w:val="18"/>
-          <w:szCs w:val="18"/>
-          <w14:ligatures w14:val="none"/>
-        </w:rPr>
-        <w:t xml:space="preserve">  </w:t>
-      </w:r>
-      <w:r>
-        <w:rPr>
-          <w:rFonts w:ascii="Courier New" w:eastAsia="Times New Roman" w:hAnsi="Courier New" w:cs="Courier New"/>
           <w:color w:val="9CDCFE"/>
           <w:kern w:val="0"/>
           <w:sz w:val="18"/>
           <w:szCs w:val="18"/>
           <w14:ligatures w14:val="none"/>
         </w:rPr>
-        <w:t>"price"</w:t>
+        <w:t>"</w:t>
+      </w:r>
+      <w:proofErr w:type="spellStart"/>
+      <w:r>
+        <w:rPr>
+          <w:rFonts w:ascii="Courier New" w:eastAsia="Times New Roman" w:hAnsi="Courier New" w:cs="Courier New"/>
+          <w:color w:val="9CDCFE"/>
+          <w:kern w:val="0"/>
+          <w:sz w:val="18"/>
+          <w:szCs w:val="18"/>
+          <w14:ligatures w14:val="none"/>
+        </w:rPr>
+        <w:t>paymentOption</w:t>
+      </w:r>
+      <w:proofErr w:type="spellEnd"/>
+      <w:r>
+        <w:rPr>
+          <w:rFonts w:ascii="Courier New" w:eastAsia="Times New Roman" w:hAnsi="Courier New" w:cs="Courier New"/>
+          <w:color w:val="9CDCFE"/>
+          <w:kern w:val="0"/>
+          <w:sz w:val="18"/>
+          <w:szCs w:val="18"/>
+          <w14:ligatures w14:val="none"/>
+        </w:rPr>
+        <w:t>"</w:t>
       </w:r>
       <w:r>
         <w:rPr>
@@ -10142,13 +7441,49 @@
       <w:r>
         <w:rPr>
           <w:rFonts w:ascii="Courier New" w:eastAsia="Times New Roman" w:hAnsi="Courier New" w:cs="Courier New"/>
-          <w:color w:val="B5CEA8"/>
-          <w:kern w:val="0"/>
-          <w:sz w:val="18"/>
-          <w:szCs w:val="18"/>
-          <w14:ligatures w14:val="none"/>
-        </w:rPr>
-        <w:t>100</w:t>
+          <w:color w:val="CE9178"/>
+          <w:kern w:val="0"/>
+          <w:sz w:val="18"/>
+          <w:szCs w:val="18"/>
+          <w14:ligatures w14:val="none"/>
+        </w:rPr>
+        <w:t>"</w:t>
+      </w:r>
+      <w:proofErr w:type="spellStart"/>
+      <w:r>
+        <w:rPr>
+          <w:rFonts w:ascii="Courier New" w:eastAsia="Times New Roman" w:hAnsi="Courier New" w:cs="Courier New"/>
+          <w:color w:val="CE9178"/>
+          <w:kern w:val="0"/>
+          <w:sz w:val="18"/>
+          <w:szCs w:val="18"/>
+          <w14:ligatures w14:val="none"/>
+        </w:rPr>
+        <w:t>in_clinic</w:t>
+      </w:r>
+      <w:proofErr w:type="spellEnd"/>
+      <w:proofErr w:type="gramStart"/>
+      <w:r>
+        <w:rPr>
+          <w:rFonts w:ascii="Courier New" w:eastAsia="Times New Roman" w:hAnsi="Courier New" w:cs="Courier New"/>
+          <w:color w:val="CE9178"/>
+          <w:kern w:val="0"/>
+          <w:sz w:val="18"/>
+          <w:szCs w:val="18"/>
+          <w14:ligatures w14:val="none"/>
+        </w:rPr>
+        <w:t>"</w:t>
+      </w:r>
+      <w:r>
+        <w:rPr>
+          <w:rFonts w:ascii="Courier New" w:eastAsia="Times New Roman" w:hAnsi="Courier New" w:cs="Courier New"/>
+          <w:color w:val="F8F8F2"/>
+          <w:kern w:val="0"/>
+          <w:sz w:val="18"/>
+          <w:szCs w:val="18"/>
+          <w14:ligatures w14:val="none"/>
+        </w:rPr>
+        <w:t xml:space="preserve"> </w:t>
       </w:r>
       <w:r>
         <w:rPr>
@@ -10161,6 +7496,7 @@
         </w:rPr>
         <w:t>,</w:t>
       </w:r>
+      <w:proofErr w:type="gramEnd"/>
     </w:p>
     <w:p>
       <w:pPr>
@@ -10183,48 +7519,13 @@
       <w:r>
         <w:rPr>
           <w:rFonts w:ascii="Courier New" w:eastAsia="Times New Roman" w:hAnsi="Courier New" w:cs="Courier New"/>
-          <w:color w:val="F8F8F2"/>
-          <w:kern w:val="0"/>
-          <w:sz w:val="18"/>
-          <w:szCs w:val="18"/>
-          <w14:ligatures w14:val="none"/>
-        </w:rPr>
-        <w:t xml:space="preserve">  </w:t>
-      </w:r>
-      <w:r>
-        <w:rPr>
-          <w:rFonts w:ascii="Courier New" w:eastAsia="Times New Roman" w:hAnsi="Courier New" w:cs="Courier New"/>
           <w:color w:val="9CDCFE"/>
           <w:kern w:val="0"/>
           <w:sz w:val="18"/>
           <w:szCs w:val="18"/>
           <w14:ligatures w14:val="none"/>
         </w:rPr>
-        <w:t>"</w:t>
-      </w:r>
-      <w:proofErr w:type="spellStart"/>
-      <w:r>
-        <w:rPr>
-          <w:rFonts w:ascii="Courier New" w:eastAsia="Times New Roman" w:hAnsi="Courier New" w:cs="Courier New"/>
-          <w:color w:val="9CDCFE"/>
-          <w:kern w:val="0"/>
-          <w:sz w:val="18"/>
-          <w:szCs w:val="18"/>
-          <w14:ligatures w14:val="none"/>
-        </w:rPr>
-        <w:t>expirationDate</w:t>
-      </w:r>
-      <w:proofErr w:type="spellEnd"/>
-      <w:r>
-        <w:rPr>
-          <w:rFonts w:ascii="Courier New" w:eastAsia="Times New Roman" w:hAnsi="Courier New" w:cs="Courier New"/>
-          <w:color w:val="9CDCFE"/>
-          <w:kern w:val="0"/>
-          <w:sz w:val="18"/>
-          <w:szCs w:val="18"/>
-          <w14:ligatures w14:val="none"/>
-        </w:rPr>
-        <w:t>"</w:t>
+        <w:t>"about"</w:t>
       </w:r>
       <w:r>
         <w:rPr>
@@ -10257,18 +7558,7 @@
           <w:szCs w:val="18"/>
           <w14:ligatures w14:val="none"/>
         </w:rPr>
-        <w:t>"2026-12-01"</w:t>
-      </w:r>
-      <w:r>
-        <w:rPr>
-          <w:rFonts w:ascii="Courier New" w:eastAsia="Times New Roman" w:hAnsi="Courier New" w:cs="Courier New"/>
-          <w:color w:val="DCDCDC"/>
-          <w:kern w:val="0"/>
-          <w:sz w:val="18"/>
-          <w:szCs w:val="18"/>
-          <w14:ligatures w14:val="none"/>
-        </w:rPr>
-        <w:t>,</w:t>
+        <w:t>"Heart specialist"</w:t>
       </w:r>
     </w:p>
     <w:p>
@@ -10292,79 +7582,115 @@
       <w:r>
         <w:rPr>
           <w:rFonts w:ascii="Courier New" w:eastAsia="Times New Roman" w:hAnsi="Courier New" w:cs="Courier New"/>
-          <w:color w:val="F8F8F2"/>
-          <w:kern w:val="0"/>
-          <w:sz w:val="18"/>
-          <w:szCs w:val="18"/>
-          <w14:ligatures w14:val="none"/>
-        </w:rPr>
-        <w:t xml:space="preserve">  </w:t>
-      </w:r>
-      <w:r>
-        <w:rPr>
-          <w:rFonts w:ascii="Courier New" w:eastAsia="Times New Roman" w:hAnsi="Courier New" w:cs="Courier New"/>
-          <w:color w:val="9CDCFE"/>
-          <w:kern w:val="0"/>
-          <w:sz w:val="18"/>
-          <w:szCs w:val="18"/>
-          <w14:ligatures w14:val="none"/>
-        </w:rPr>
-        <w:t>"category"</w:t>
-      </w:r>
-      <w:r>
-        <w:rPr>
-          <w:rFonts w:ascii="Courier New" w:eastAsia="Times New Roman" w:hAnsi="Courier New" w:cs="Courier New"/>
-          <w:color w:val="DCDCDC"/>
-          <w:kern w:val="0"/>
-          <w:sz w:val="18"/>
-          <w:szCs w:val="18"/>
-          <w14:ligatures w14:val="none"/>
-        </w:rPr>
-        <w:t>:</w:t>
-      </w:r>
-      <w:r>
-        <w:rPr>
-          <w:rFonts w:ascii="Courier New" w:eastAsia="Times New Roman" w:hAnsi="Courier New" w:cs="Courier New"/>
-          <w:color w:val="F8F8F2"/>
-          <w:kern w:val="0"/>
-          <w:sz w:val="18"/>
-          <w:szCs w:val="18"/>
-          <w14:ligatures w14:val="none"/>
-        </w:rPr>
-        <w:t xml:space="preserve"> </w:t>
-      </w:r>
-      <w:r>
-        <w:rPr>
-          <w:rFonts w:ascii="Courier New" w:eastAsia="Times New Roman" w:hAnsi="Courier New" w:cs="Courier New"/>
-          <w:color w:val="CE9178"/>
-          <w:kern w:val="0"/>
-          <w:sz w:val="18"/>
-          <w:szCs w:val="18"/>
-          <w14:ligatures w14:val="none"/>
-        </w:rPr>
-        <w:t>"Other"</w:t>
-      </w:r>
-      <w:r>
-        <w:rPr>
-          <w:rFonts w:ascii="Courier New" w:eastAsia="Times New Roman" w:hAnsi="Courier New" w:cs="Courier New"/>
-          <w:color w:val="DCDCDC"/>
-          <w:kern w:val="0"/>
-          <w:sz w:val="18"/>
-          <w:szCs w:val="18"/>
-          <w14:ligatures w14:val="none"/>
-        </w:rPr>
-        <w:t>,</w:t>
-      </w:r>
-      <w:r>
-        <w:rPr>
-          <w:rFonts w:ascii="Courier New" w:eastAsia="Times New Roman" w:hAnsi="Courier New" w:cs="Courier New"/>
-          <w:color w:val="F8F8F2"/>
-          <w:kern w:val="0"/>
-          <w:sz w:val="18"/>
-          <w:szCs w:val="18"/>
-          <w14:ligatures w14:val="none"/>
-        </w:rPr>
-        <w:t xml:space="preserve"> </w:t>
+          <w:color w:val="DCDCDC"/>
+          <w:kern w:val="0"/>
+          <w:sz w:val="18"/>
+          <w:szCs w:val="18"/>
+          <w14:ligatures w14:val="none"/>
+        </w:rPr>
+        <w:t>}</w:t>
+      </w:r>
+    </w:p>
+    <w:p>
+      <w:pPr>
+        <w:pStyle w:val="ListParagraph"/>
+        <w:numPr>
+          <w:ilvl w:val="0"/>
+          <w:numId w:val="8"/>
+        </w:numPr>
+        <w:rPr>
+          <w:lang w:bidi="ar-EG"/>
+        </w:rPr>
+      </w:pPr>
+      <w:r>
+        <w:rPr>
+          <w:lang w:bidi="ar-EG"/>
+        </w:rPr>
+        <w:t xml:space="preserve">Add medical </w:t>
+      </w:r>
+      <w:proofErr w:type="gramStart"/>
+      <w:r>
+        <w:rPr>
+          <w:lang w:bidi="ar-EG"/>
+        </w:rPr>
+        <w:t>record :</w:t>
+      </w:r>
+      <w:proofErr w:type="gramEnd"/>
+    </w:p>
+    <w:p>
+      <w:pPr>
+        <w:pStyle w:val="ListParagraph"/>
+        <w:numPr>
+          <w:ilvl w:val="0"/>
+          <w:numId w:val="2"/>
+        </w:numPr>
+        <w:rPr>
+          <w:lang w:bidi="ar-EG"/>
+        </w:rPr>
+      </w:pPr>
+      <w:proofErr w:type="gramStart"/>
+      <w:r>
+        <w:rPr>
+          <w:lang w:bidi="ar-EG"/>
+        </w:rPr>
+        <w:t>Method :</w:t>
+      </w:r>
+      <w:proofErr w:type="gramEnd"/>
+      <w:r>
+        <w:rPr>
+          <w:lang w:bidi="ar-EG"/>
+        </w:rPr>
+        <w:t xml:space="preserve"> post </w:t>
+      </w:r>
+    </w:p>
+    <w:p>
+      <w:pPr>
+        <w:pStyle w:val="ListParagraph"/>
+        <w:numPr>
+          <w:ilvl w:val="0"/>
+          <w:numId w:val="2"/>
+        </w:numPr>
+        <w:rPr>
+          <w:lang w:bidi="ar-EG"/>
+        </w:rPr>
+      </w:pPr>
+      <w:r>
+        <w:rPr>
+          <w:lang w:bidi="ar-EG"/>
+        </w:rPr>
+        <w:t>/</w:t>
+      </w:r>
+      <w:proofErr w:type="spellStart"/>
+      <w:r>
+        <w:rPr>
+          <w:lang w:bidi="ar-EG"/>
+        </w:rPr>
+        <w:t>api</w:t>
+      </w:r>
+      <w:proofErr w:type="spellEnd"/>
+      <w:r>
+        <w:rPr>
+          <w:lang w:bidi="ar-EG"/>
+        </w:rPr>
+        <w:t>/doctor/add-medical-record</w:t>
+      </w:r>
+    </w:p>
+    <w:p>
+      <w:pPr>
+        <w:pStyle w:val="ListParagraph"/>
+        <w:numPr>
+          <w:ilvl w:val="0"/>
+          <w:numId w:val="2"/>
+        </w:numPr>
+        <w:rPr>
+          <w:lang w:bidi="ar-EG"/>
+        </w:rPr>
+      </w:pPr>
+      <w:r>
+        <w:rPr>
+          <w:lang w:bidi="ar-EG"/>
+        </w:rPr>
+        <w:t>Ex:</w:t>
       </w:r>
     </w:p>
     <w:p>
@@ -10388,80 +7714,13 @@
       <w:r>
         <w:rPr>
           <w:rFonts w:ascii="Courier New" w:eastAsia="Times New Roman" w:hAnsi="Courier New" w:cs="Courier New"/>
-          <w:color w:val="F8F8F2"/>
-          <w:kern w:val="0"/>
-          <w:sz w:val="18"/>
-          <w:szCs w:val="18"/>
-          <w14:ligatures w14:val="none"/>
-        </w:rPr>
-        <w:t xml:space="preserve">  </w:t>
-      </w:r>
-      <w:r>
-        <w:rPr>
-          <w:rFonts w:ascii="Courier New" w:eastAsia="Times New Roman" w:hAnsi="Courier New" w:cs="Courier New"/>
-          <w:color w:val="9CDCFE"/>
-          <w:kern w:val="0"/>
-          <w:sz w:val="18"/>
-          <w:szCs w:val="18"/>
-          <w14:ligatures w14:val="none"/>
-        </w:rPr>
-        <w:t>"description"</w:t>
-      </w:r>
-      <w:r>
-        <w:rPr>
-          <w:rFonts w:ascii="Courier New" w:eastAsia="Times New Roman" w:hAnsi="Courier New" w:cs="Courier New"/>
-          <w:color w:val="DCDCDC"/>
-          <w:kern w:val="0"/>
-          <w:sz w:val="18"/>
-          <w:szCs w:val="18"/>
-          <w14:ligatures w14:val="none"/>
-        </w:rPr>
-        <w:t>:</w:t>
-      </w:r>
-      <w:r>
-        <w:rPr>
-          <w:rFonts w:ascii="Courier New" w:eastAsia="Times New Roman" w:hAnsi="Courier New" w:cs="Courier New"/>
-          <w:color w:val="F8F8F2"/>
-          <w:kern w:val="0"/>
-          <w:sz w:val="18"/>
-          <w:szCs w:val="18"/>
-          <w14:ligatures w14:val="none"/>
-        </w:rPr>
-        <w:t xml:space="preserve"> </w:t>
-      </w:r>
-      <w:r>
-        <w:rPr>
-          <w:rFonts w:ascii="Courier New" w:eastAsia="Times New Roman" w:hAnsi="Courier New" w:cs="Courier New"/>
-          <w:color w:val="CE9178"/>
-          <w:kern w:val="0"/>
-          <w:sz w:val="18"/>
-          <w:szCs w:val="18"/>
-          <w14:ligatures w14:val="none"/>
-        </w:rPr>
-        <w:t xml:space="preserve">" </w:t>
-      </w:r>
-      <w:r>
-        <w:rPr>
-          <w:rFonts w:ascii="Courier New" w:eastAsia="Times New Roman" w:hAnsi="Courier New" w:cs="Courier New"/>
-          <w:color w:val="CE9178"/>
-          <w:kern w:val="0"/>
-          <w:sz w:val="18"/>
-          <w:szCs w:val="18"/>
-          <w:rtl/>
-          <w14:ligatures w14:val="none"/>
-        </w:rPr>
-        <w:t>باسط عضلات</w:t>
-      </w:r>
-      <w:r>
-        <w:rPr>
-          <w:rFonts w:ascii="Courier New" w:eastAsia="Times New Roman" w:hAnsi="Courier New" w:cs="Courier New"/>
-          <w:color w:val="CE9178"/>
-          <w:kern w:val="0"/>
-          <w:sz w:val="18"/>
-          <w:szCs w:val="18"/>
-          <w14:ligatures w14:val="none"/>
-        </w:rPr>
-        <w:t>"</w:t>
+          <w:color w:val="DCDCDC"/>
+          <w:kern w:val="0"/>
+          <w:sz w:val="18"/>
+          <w:szCs w:val="18"/>
+          <w14:ligatures w14:val="none"/>
+        </w:rPr>
+        <w:t>{</w:t>
       </w:r>
     </w:p>
     <w:p>
@@ -10485,93 +7744,104 @@
       <w:r>
         <w:rPr>
           <w:rFonts w:ascii="Courier New" w:eastAsia="Times New Roman" w:hAnsi="Courier New" w:cs="Courier New"/>
-          <w:color w:val="DCDCDC"/>
-          <w:kern w:val="0"/>
-          <w:sz w:val="18"/>
-          <w:szCs w:val="18"/>
-          <w14:ligatures w14:val="none"/>
-        </w:rPr>
-        <w:t>}</w:t>
-      </w:r>
-    </w:p>
-    <w:p>
-      <w:pPr>
-        <w:ind w:left="720"/>
-      </w:pPr>
-    </w:p>
-    <w:p>
-      <w:pPr>
-        <w:pStyle w:val="ListParagraph"/>
-        <w:numPr>
-          <w:ilvl w:val="0"/>
-          <w:numId w:val="14"/>
-        </w:numPr>
-      </w:pPr>
-      <w:r>
-        <w:t xml:space="preserve">Update </w:t>
-      </w:r>
-      <w:proofErr w:type="gramStart"/>
-      <w:r>
-        <w:t>medicine :</w:t>
-      </w:r>
-      <w:proofErr w:type="gramEnd"/>
-    </w:p>
-    <w:p>
-      <w:pPr>
-        <w:pStyle w:val="ListParagraph"/>
-        <w:numPr>
-          <w:ilvl w:val="0"/>
-          <w:numId w:val="2"/>
-        </w:numPr>
-      </w:pPr>
-      <w:proofErr w:type="gramStart"/>
-      <w:r>
-        <w:lastRenderedPageBreak/>
-        <w:t>Method :</w:t>
-      </w:r>
-      <w:proofErr w:type="gramEnd"/>
-      <w:r>
-        <w:t xml:space="preserve"> put</w:t>
-      </w:r>
-    </w:p>
-    <w:p>
-      <w:pPr>
-        <w:pStyle w:val="ListParagraph"/>
-        <w:numPr>
-          <w:ilvl w:val="0"/>
-          <w:numId w:val="2"/>
-        </w:numPr>
-      </w:pPr>
-      <w:r>
-        <w:t>/</w:t>
+          <w:color w:val="F8F8F2"/>
+          <w:kern w:val="0"/>
+          <w:sz w:val="18"/>
+          <w:szCs w:val="18"/>
+          <w14:ligatures w14:val="none"/>
+        </w:rPr>
+        <w:t xml:space="preserve">    </w:t>
+      </w:r>
+      <w:r>
+        <w:rPr>
+          <w:rFonts w:ascii="Courier New" w:eastAsia="Times New Roman" w:hAnsi="Courier New" w:cs="Courier New"/>
+          <w:color w:val="9CDCFE"/>
+          <w:kern w:val="0"/>
+          <w:sz w:val="18"/>
+          <w:szCs w:val="18"/>
+          <w14:ligatures w14:val="none"/>
+        </w:rPr>
+        <w:t>"</w:t>
       </w:r>
       <w:proofErr w:type="spellStart"/>
       <w:r>
-        <w:t>api</w:t>
+        <w:rPr>
+          <w:rFonts w:ascii="Courier New" w:eastAsia="Times New Roman" w:hAnsi="Courier New" w:cs="Courier New"/>
+          <w:color w:val="9CDCFE"/>
+          <w:kern w:val="0"/>
+          <w:sz w:val="18"/>
+          <w:szCs w:val="18"/>
+          <w14:ligatures w14:val="none"/>
+        </w:rPr>
+        <w:t>patientId</w:t>
       </w:r>
       <w:proofErr w:type="spellEnd"/>
       <w:r>
-        <w:t>/pharmacy/update-medicine/</w:t>
-      </w:r>
-      <w:proofErr w:type="spellStart"/>
-      <w:r>
-        <w:t>medicineId</w:t>
-      </w:r>
-      <w:proofErr w:type="spellEnd"/>
-    </w:p>
-    <w:p>
-      <w:pPr>
-        <w:pStyle w:val="ListParagraph"/>
-        <w:numPr>
-          <w:ilvl w:val="0"/>
-          <w:numId w:val="2"/>
-        </w:numPr>
-      </w:pPr>
-      <w:proofErr w:type="gramStart"/>
-      <w:r>
-        <w:t>Ex :</w:t>
-      </w:r>
-      <w:proofErr w:type="gramEnd"/>
+        <w:rPr>
+          <w:rFonts w:ascii="Courier New" w:eastAsia="Times New Roman" w:hAnsi="Courier New" w:cs="Courier New"/>
+          <w:color w:val="9CDCFE"/>
+          <w:kern w:val="0"/>
+          <w:sz w:val="18"/>
+          <w:szCs w:val="18"/>
+          <w14:ligatures w14:val="none"/>
+        </w:rPr>
+        <w:t>"</w:t>
+      </w:r>
+      <w:r>
+        <w:rPr>
+          <w:rFonts w:ascii="Courier New" w:eastAsia="Times New Roman" w:hAnsi="Courier New" w:cs="Courier New"/>
+          <w:color w:val="DCDCDC"/>
+          <w:kern w:val="0"/>
+          <w:sz w:val="18"/>
+          <w:szCs w:val="18"/>
+          <w14:ligatures w14:val="none"/>
+        </w:rPr>
+        <w:t>:</w:t>
+      </w:r>
+      <w:r>
+        <w:rPr>
+          <w:rFonts w:ascii="Courier New" w:eastAsia="Times New Roman" w:hAnsi="Courier New" w:cs="Courier New"/>
+          <w:color w:val="F8F8F2"/>
+          <w:kern w:val="0"/>
+          <w:sz w:val="18"/>
+          <w:szCs w:val="18"/>
+          <w14:ligatures w14:val="none"/>
+        </w:rPr>
+        <w:t xml:space="preserve"> </w:t>
+      </w:r>
+      <w:r>
+        <w:rPr>
+          <w:rFonts w:ascii="Courier New" w:eastAsia="Times New Roman" w:hAnsi="Courier New" w:cs="Courier New"/>
+          <w:color w:val="CE9178"/>
+          <w:kern w:val="0"/>
+          <w:sz w:val="18"/>
+          <w:szCs w:val="18"/>
+          <w14:ligatures w14:val="none"/>
+        </w:rPr>
+        <w:t>"69875519d4c27be0fe6fbe42"</w:t>
+      </w:r>
+      <w:r>
+        <w:rPr>
+          <w:rFonts w:ascii="Courier New" w:eastAsia="Times New Roman" w:hAnsi="Courier New" w:cs="Courier New"/>
+          <w:color w:val="DCDCDC"/>
+          <w:kern w:val="0"/>
+          <w:sz w:val="18"/>
+          <w:szCs w:val="18"/>
+          <w14:ligatures w14:val="none"/>
+        </w:rPr>
+        <w:t>,</w:t>
+      </w:r>
+      <w:r>
+        <w:rPr>
+          <w:rFonts w:ascii="Courier New" w:eastAsia="Times New Roman" w:hAnsi="Courier New" w:cs="Courier New"/>
+          <w:color w:val="F8F8F2"/>
+          <w:kern w:val="0"/>
+          <w:sz w:val="18"/>
+          <w:szCs w:val="18"/>
+          <w14:ligatures w14:val="none"/>
+        </w:rPr>
+        <w:t xml:space="preserve"> </w:t>
+      </w:r>
     </w:p>
     <w:p>
       <w:pPr>
@@ -10594,13 +7864,68 @@
       <w:r>
         <w:rPr>
           <w:rFonts w:ascii="Courier New" w:eastAsia="Times New Roman" w:hAnsi="Courier New" w:cs="Courier New"/>
-          <w:color w:val="DCDCDC"/>
-          <w:kern w:val="0"/>
-          <w:sz w:val="18"/>
-          <w:szCs w:val="18"/>
-          <w14:ligatures w14:val="none"/>
-        </w:rPr>
-        <w:t>{</w:t>
+          <w:color w:val="F8F8F2"/>
+          <w:kern w:val="0"/>
+          <w:sz w:val="18"/>
+          <w:szCs w:val="18"/>
+          <w14:ligatures w14:val="none"/>
+        </w:rPr>
+        <w:t xml:space="preserve">    </w:t>
+      </w:r>
+      <w:r>
+        <w:rPr>
+          <w:rFonts w:ascii="Courier New" w:eastAsia="Times New Roman" w:hAnsi="Courier New" w:cs="Courier New"/>
+          <w:color w:val="9CDCFE"/>
+          <w:kern w:val="0"/>
+          <w:sz w:val="18"/>
+          <w:szCs w:val="18"/>
+          <w14:ligatures w14:val="none"/>
+        </w:rPr>
+        <w:t>"diagnosis"</w:t>
+      </w:r>
+      <w:r>
+        <w:rPr>
+          <w:rFonts w:ascii="Courier New" w:eastAsia="Times New Roman" w:hAnsi="Courier New" w:cs="Courier New"/>
+          <w:color w:val="DCDCDC"/>
+          <w:kern w:val="0"/>
+          <w:sz w:val="18"/>
+          <w:szCs w:val="18"/>
+          <w14:ligatures w14:val="none"/>
+        </w:rPr>
+        <w:t>:</w:t>
+      </w:r>
+      <w:r>
+        <w:rPr>
+          <w:rFonts w:ascii="Courier New" w:eastAsia="Times New Roman" w:hAnsi="Courier New" w:cs="Courier New"/>
+          <w:color w:val="F8F8F2"/>
+          <w:kern w:val="0"/>
+          <w:sz w:val="18"/>
+          <w:szCs w:val="18"/>
+          <w14:ligatures w14:val="none"/>
+        </w:rPr>
+        <w:t xml:space="preserve"> </w:t>
+      </w:r>
+      <w:r>
+        <w:rPr>
+          <w:rFonts w:ascii="Courier New" w:eastAsia="Times New Roman" w:hAnsi="Courier New" w:cs="Courier New"/>
+          <w:color w:val="CE9178"/>
+          <w:kern w:val="0"/>
+          <w:sz w:val="18"/>
+          <w:szCs w:val="18"/>
+          <w14:ligatures w14:val="none"/>
+        </w:rPr>
+        <w:t>"Severe Bacterial Tonsillitis"</w:t>
+      </w:r>
+      <w:r>
+        <w:rPr>
+          <w:rFonts w:ascii="Courier New" w:eastAsia="Times New Roman" w:hAnsi="Courier New" w:cs="Courier New"/>
+          <w:color w:val="DCDCDC"/>
+          <w:kern w:val="0"/>
+          <w:sz w:val="18"/>
+          <w:szCs w:val="18"/>
+          <w14:ligatures w14:val="none"/>
+        </w:rPr>
+        <w:t>,</w:t>
       </w:r>
     </w:p>
     <w:p>
@@ -10621,6 +7946,61 @@
           <w14:ligatures w14:val="none"/>
         </w:rPr>
       </w:pPr>
+      <w:r>
+        <w:rPr>
+          <w:rFonts w:ascii="Courier New" w:eastAsia="Times New Roman" w:hAnsi="Courier New" w:cs="Courier New"/>
+          <w:color w:val="F8F8F2"/>
+          <w:kern w:val="0"/>
+          <w:sz w:val="18"/>
+          <w:szCs w:val="18"/>
+          <w14:ligatures w14:val="none"/>
+        </w:rPr>
+        <w:t xml:space="preserve">    </w:t>
+      </w:r>
+      <w:r>
+        <w:rPr>
+          <w:rFonts w:ascii="Courier New" w:eastAsia="Times New Roman" w:hAnsi="Courier New" w:cs="Courier New"/>
+          <w:color w:val="9CDCFE"/>
+          <w:kern w:val="0"/>
+          <w:sz w:val="18"/>
+          <w:szCs w:val="18"/>
+          <w14:ligatures w14:val="none"/>
+        </w:rPr>
+        <w:t>"prescription"</w:t>
+      </w:r>
+      <w:r>
+        <w:rPr>
+          <w:rFonts w:ascii="Courier New" w:eastAsia="Times New Roman" w:hAnsi="Courier New" w:cs="Courier New"/>
+          <w:color w:val="DCDCDC"/>
+          <w:kern w:val="0"/>
+          <w:sz w:val="18"/>
+          <w:szCs w:val="18"/>
+          <w14:ligatures w14:val="none"/>
+        </w:rPr>
+        <w:t>:</w:t>
+      </w:r>
+      <w:r>
+        <w:rPr>
+          <w:rFonts w:ascii="Courier New" w:eastAsia="Times New Roman" w:hAnsi="Courier New" w:cs="Courier New"/>
+          <w:color w:val="F8F8F2"/>
+          <w:kern w:val="0"/>
+          <w:sz w:val="18"/>
+          <w:szCs w:val="18"/>
+          <w14:ligatures w14:val="none"/>
+        </w:rPr>
+        <w:t xml:space="preserve"> </w:t>
+      </w:r>
+      <w:r>
+        <w:rPr>
+          <w:rFonts w:ascii="Courier New" w:eastAsia="Times New Roman" w:hAnsi="Courier New" w:cs="Courier New"/>
+          <w:color w:val="DCDCDC"/>
+          <w:kern w:val="0"/>
+          <w:sz w:val="18"/>
+          <w:szCs w:val="18"/>
+          <w14:ligatures w14:val="none"/>
+        </w:rPr>
+        <w:t>[</w:t>
+      </w:r>
     </w:p>
     <w:p>
       <w:pPr>
@@ -10649,51 +8029,18 @@
           <w:szCs w:val="18"/>
           <w14:ligatures w14:val="none"/>
         </w:rPr>
-        <w:t xml:space="preserve">  </w:t>
-      </w:r>
-      <w:r>
-        <w:rPr>
-          <w:rFonts w:ascii="Courier New" w:eastAsia="Times New Roman" w:hAnsi="Courier New" w:cs="Courier New"/>
-          <w:color w:val="9CDCFE"/>
-          <w:kern w:val="0"/>
-          <w:sz w:val="18"/>
-          <w:szCs w:val="18"/>
-          <w14:ligatures w14:val="none"/>
-        </w:rPr>
-        <w:t>"quantity"</w:t>
-      </w:r>
-      <w:r>
-        <w:rPr>
-          <w:rFonts w:ascii="Courier New" w:eastAsia="Times New Roman" w:hAnsi="Courier New" w:cs="Courier New"/>
-          <w:color w:val="DCDCDC"/>
-          <w:kern w:val="0"/>
-          <w:sz w:val="18"/>
-          <w:szCs w:val="18"/>
-          <w14:ligatures w14:val="none"/>
-        </w:rPr>
-        <w:t>:</w:t>
-      </w:r>
-      <w:r>
-        <w:rPr>
-          <w:rFonts w:ascii="Courier New" w:eastAsia="Times New Roman" w:hAnsi="Courier New" w:cs="Courier New"/>
-          <w:color w:val="F8F8F2"/>
-          <w:kern w:val="0"/>
-          <w:sz w:val="18"/>
-          <w:szCs w:val="18"/>
-          <w14:ligatures w14:val="none"/>
-        </w:rPr>
-        <w:t xml:space="preserve"> </w:t>
-      </w:r>
-      <w:r>
-        <w:rPr>
-          <w:rFonts w:ascii="Courier New" w:eastAsia="Times New Roman" w:hAnsi="Courier New" w:cs="Courier New"/>
-          <w:color w:val="B5CEA8"/>
-          <w:kern w:val="0"/>
-          <w:sz w:val="18"/>
-          <w:szCs w:val="18"/>
-          <w14:ligatures w14:val="none"/>
-        </w:rPr>
-        <w:t>250</w:t>
+        <w:t xml:space="preserve">        </w:t>
+      </w:r>
+      <w:r>
+        <w:rPr>
+          <w:rFonts w:ascii="Courier New" w:eastAsia="Times New Roman" w:hAnsi="Courier New" w:cs="Courier New"/>
+          <w:color w:val="DCDCDC"/>
+          <w:kern w:val="0"/>
+          <w:sz w:val="18"/>
+          <w:szCs w:val="18"/>
+          <w14:ligatures w14:val="none"/>
+        </w:rPr>
+        <w:t>{</w:t>
       </w:r>
     </w:p>
     <w:p>
@@ -10714,6 +8061,72 @@
           <w14:ligatures w14:val="none"/>
         </w:rPr>
       </w:pPr>
+      <w:r>
+        <w:rPr>
+          <w:rFonts w:ascii="Courier New" w:eastAsia="Times New Roman" w:hAnsi="Courier New" w:cs="Courier New"/>
+          <w:color w:val="F8F8F2"/>
+          <w:kern w:val="0"/>
+          <w:sz w:val="18"/>
+          <w:szCs w:val="18"/>
+          <w14:ligatures w14:val="none"/>
+        </w:rPr>
+        <w:t xml:space="preserve">            </w:t>
+      </w:r>
+      <w:r>
+        <w:rPr>
+          <w:rFonts w:ascii="Courier New" w:eastAsia="Times New Roman" w:hAnsi="Courier New" w:cs="Courier New"/>
+          <w:color w:val="9CDCFE"/>
+          <w:kern w:val="0"/>
+          <w:sz w:val="18"/>
+          <w:szCs w:val="18"/>
+          <w14:ligatures w14:val="none"/>
+        </w:rPr>
+        <w:t>"name"</w:t>
+      </w:r>
+      <w:r>
+        <w:rPr>
+          <w:rFonts w:ascii="Courier New" w:eastAsia="Times New Roman" w:hAnsi="Courier New" w:cs="Courier New"/>
+          <w:color w:val="DCDCDC"/>
+          <w:kern w:val="0"/>
+          <w:sz w:val="18"/>
+          <w:szCs w:val="18"/>
+          <w14:ligatures w14:val="none"/>
+        </w:rPr>
+        <w:t>:</w:t>
+      </w:r>
+      <w:r>
+        <w:rPr>
+          <w:rFonts w:ascii="Courier New" w:eastAsia="Times New Roman" w:hAnsi="Courier New" w:cs="Courier New"/>
+          <w:color w:val="F8F8F2"/>
+          <w:kern w:val="0"/>
+          <w:sz w:val="18"/>
+          <w:szCs w:val="18"/>
+          <w14:ligatures w14:val="none"/>
+        </w:rPr>
+        <w:t xml:space="preserve"> </w:t>
+      </w:r>
+      <w:r>
+        <w:rPr>
+          <w:rFonts w:ascii="Courier New" w:eastAsia="Times New Roman" w:hAnsi="Courier New" w:cs="Courier New"/>
+          <w:color w:val="CE9178"/>
+          <w:kern w:val="0"/>
+          <w:sz w:val="18"/>
+          <w:szCs w:val="18"/>
+          <w14:ligatures w14:val="none"/>
+        </w:rPr>
+        <w:t>"Augmentin 1g"</w:t>
+      </w:r>
+      <w:r>
+        <w:rPr>
+          <w:rFonts w:ascii="Courier New" w:eastAsia="Times New Roman" w:hAnsi="Courier New" w:cs="Courier New"/>
+          <w:color w:val="DCDCDC"/>
+          <w:kern w:val="0"/>
+          <w:sz w:val="18"/>
+          <w:szCs w:val="18"/>
+          <w14:ligatures w14:val="none"/>
+        </w:rPr>
+        <w:t>,</w:t>
+      </w:r>
     </w:p>
     <w:p>
       <w:pPr>
@@ -10736,6 +8149,672 @@
       <w:r>
         <w:rPr>
           <w:rFonts w:ascii="Courier New" w:eastAsia="Times New Roman" w:hAnsi="Courier New" w:cs="Courier New"/>
+          <w:color w:val="F8F8F2"/>
+          <w:kern w:val="0"/>
+          <w:sz w:val="18"/>
+          <w:szCs w:val="18"/>
+          <w14:ligatures w14:val="none"/>
+        </w:rPr>
+        <w:t xml:space="preserve">            </w:t>
+      </w:r>
+      <w:r>
+        <w:rPr>
+          <w:rFonts w:ascii="Courier New" w:eastAsia="Times New Roman" w:hAnsi="Courier New" w:cs="Courier New"/>
+          <w:color w:val="9CDCFE"/>
+          <w:kern w:val="0"/>
+          <w:sz w:val="18"/>
+          <w:szCs w:val="18"/>
+          <w14:ligatures w14:val="none"/>
+        </w:rPr>
+        <w:t>"dosage"</w:t>
+      </w:r>
+      <w:r>
+        <w:rPr>
+          <w:rFonts w:ascii="Courier New" w:eastAsia="Times New Roman" w:hAnsi="Courier New" w:cs="Courier New"/>
+          <w:color w:val="DCDCDC"/>
+          <w:kern w:val="0"/>
+          <w:sz w:val="18"/>
+          <w:szCs w:val="18"/>
+          <w14:ligatures w14:val="none"/>
+        </w:rPr>
+        <w:t>:</w:t>
+      </w:r>
+      <w:r>
+        <w:rPr>
+          <w:rFonts w:ascii="Courier New" w:eastAsia="Times New Roman" w:hAnsi="Courier New" w:cs="Courier New"/>
+          <w:color w:val="F8F8F2"/>
+          <w:kern w:val="0"/>
+          <w:sz w:val="18"/>
+          <w:szCs w:val="18"/>
+          <w14:ligatures w14:val="none"/>
+        </w:rPr>
+        <w:t xml:space="preserve"> </w:t>
+      </w:r>
+      <w:r>
+        <w:rPr>
+          <w:rFonts w:ascii="Courier New" w:eastAsia="Times New Roman" w:hAnsi="Courier New" w:cs="Courier New"/>
+          <w:color w:val="CE9178"/>
+          <w:kern w:val="0"/>
+          <w:sz w:val="18"/>
+          <w:szCs w:val="18"/>
+          <w14:ligatures w14:val="none"/>
+        </w:rPr>
+        <w:t>"1 tablet"</w:t>
+      </w:r>
+      <w:r>
+        <w:rPr>
+          <w:rFonts w:ascii="Courier New" w:eastAsia="Times New Roman" w:hAnsi="Courier New" w:cs="Courier New"/>
+          <w:color w:val="DCDCDC"/>
+          <w:kern w:val="0"/>
+          <w:sz w:val="18"/>
+          <w:szCs w:val="18"/>
+          <w14:ligatures w14:val="none"/>
+        </w:rPr>
+        <w:t>,</w:t>
+      </w:r>
+    </w:p>
+    <w:p>
+      <w:pPr>
+        <w:pStyle w:val="ListParagraph"/>
+        <w:numPr>
+          <w:ilvl w:val="0"/>
+          <w:numId w:val="2"/>
+        </w:numPr>
+        <w:shd w:val="clear" w:color="auto" w:fill="212121"/>
+        <w:spacing w:after="0" w:line="270" w:lineRule="atLeast"/>
+        <w:rPr>
+          <w:rFonts w:ascii="Courier New" w:eastAsia="Times New Roman" w:hAnsi="Courier New" w:cs="Courier New"/>
+          <w:color w:val="F8F8F2"/>
+          <w:kern w:val="0"/>
+          <w:sz w:val="18"/>
+          <w:szCs w:val="18"/>
+          <w14:ligatures w14:val="none"/>
+        </w:rPr>
+      </w:pPr>
+      <w:r>
+        <w:rPr>
+          <w:rFonts w:ascii="Courier New" w:eastAsia="Times New Roman" w:hAnsi="Courier New" w:cs="Courier New"/>
+          <w:color w:val="F8F8F2"/>
+          <w:kern w:val="0"/>
+          <w:sz w:val="18"/>
+          <w:szCs w:val="18"/>
+          <w14:ligatures w14:val="none"/>
+        </w:rPr>
+        <w:t xml:space="preserve">            </w:t>
+      </w:r>
+      <w:r>
+        <w:rPr>
+          <w:rFonts w:ascii="Courier New" w:eastAsia="Times New Roman" w:hAnsi="Courier New" w:cs="Courier New"/>
+          <w:color w:val="9CDCFE"/>
+          <w:kern w:val="0"/>
+          <w:sz w:val="18"/>
+          <w:szCs w:val="18"/>
+          <w14:ligatures w14:val="none"/>
+        </w:rPr>
+        <w:t>"frequency"</w:t>
+      </w:r>
+      <w:r>
+        <w:rPr>
+          <w:rFonts w:ascii="Courier New" w:eastAsia="Times New Roman" w:hAnsi="Courier New" w:cs="Courier New"/>
+          <w:color w:val="DCDCDC"/>
+          <w:kern w:val="0"/>
+          <w:sz w:val="18"/>
+          <w:szCs w:val="18"/>
+          <w14:ligatures w14:val="none"/>
+        </w:rPr>
+        <w:t>:</w:t>
+      </w:r>
+      <w:r>
+        <w:rPr>
+          <w:rFonts w:ascii="Courier New" w:eastAsia="Times New Roman" w:hAnsi="Courier New" w:cs="Courier New"/>
+          <w:color w:val="F8F8F2"/>
+          <w:kern w:val="0"/>
+          <w:sz w:val="18"/>
+          <w:szCs w:val="18"/>
+          <w14:ligatures w14:val="none"/>
+        </w:rPr>
+        <w:t xml:space="preserve"> </w:t>
+      </w:r>
+      <w:r>
+        <w:rPr>
+          <w:rFonts w:ascii="Courier New" w:eastAsia="Times New Roman" w:hAnsi="Courier New" w:cs="Courier New"/>
+          <w:color w:val="CE9178"/>
+          <w:kern w:val="0"/>
+          <w:sz w:val="18"/>
+          <w:szCs w:val="18"/>
+          <w14:ligatures w14:val="none"/>
+        </w:rPr>
+        <w:t>"Every 12 hours"</w:t>
+      </w:r>
+      <w:r>
+        <w:rPr>
+          <w:rFonts w:ascii="Courier New" w:eastAsia="Times New Roman" w:hAnsi="Courier New" w:cs="Courier New"/>
+          <w:color w:val="DCDCDC"/>
+          <w:kern w:val="0"/>
+          <w:sz w:val="18"/>
+          <w:szCs w:val="18"/>
+          <w14:ligatures w14:val="none"/>
+        </w:rPr>
+        <w:t>,</w:t>
+      </w:r>
+    </w:p>
+    <w:p>
+      <w:pPr>
+        <w:pStyle w:val="ListParagraph"/>
+        <w:numPr>
+          <w:ilvl w:val="0"/>
+          <w:numId w:val="2"/>
+        </w:numPr>
+        <w:shd w:val="clear" w:color="auto" w:fill="212121"/>
+        <w:spacing w:after="0" w:line="270" w:lineRule="atLeast"/>
+        <w:rPr>
+          <w:rFonts w:ascii="Courier New" w:eastAsia="Times New Roman" w:hAnsi="Courier New" w:cs="Courier New"/>
+          <w:color w:val="F8F8F2"/>
+          <w:kern w:val="0"/>
+          <w:sz w:val="18"/>
+          <w:szCs w:val="18"/>
+          <w14:ligatures w14:val="none"/>
+        </w:rPr>
+      </w:pPr>
+      <w:r>
+        <w:rPr>
+          <w:rFonts w:ascii="Courier New" w:eastAsia="Times New Roman" w:hAnsi="Courier New" w:cs="Courier New"/>
+          <w:color w:val="F8F8F2"/>
+          <w:kern w:val="0"/>
+          <w:sz w:val="18"/>
+          <w:szCs w:val="18"/>
+          <w14:ligatures w14:val="none"/>
+        </w:rPr>
+        <w:t xml:space="preserve">            </w:t>
+      </w:r>
+      <w:r>
+        <w:rPr>
+          <w:rFonts w:ascii="Courier New" w:eastAsia="Times New Roman" w:hAnsi="Courier New" w:cs="Courier New"/>
+          <w:color w:val="9CDCFE"/>
+          <w:kern w:val="0"/>
+          <w:sz w:val="18"/>
+          <w:szCs w:val="18"/>
+          <w14:ligatures w14:val="none"/>
+        </w:rPr>
+        <w:t>"duration"</w:t>
+      </w:r>
+      <w:r>
+        <w:rPr>
+          <w:rFonts w:ascii="Courier New" w:eastAsia="Times New Roman" w:hAnsi="Courier New" w:cs="Courier New"/>
+          <w:color w:val="DCDCDC"/>
+          <w:kern w:val="0"/>
+          <w:sz w:val="18"/>
+          <w:szCs w:val="18"/>
+          <w14:ligatures w14:val="none"/>
+        </w:rPr>
+        <w:t>:</w:t>
+      </w:r>
+      <w:r>
+        <w:rPr>
+          <w:rFonts w:ascii="Courier New" w:eastAsia="Times New Roman" w:hAnsi="Courier New" w:cs="Courier New"/>
+          <w:color w:val="F8F8F2"/>
+          <w:kern w:val="0"/>
+          <w:sz w:val="18"/>
+          <w:szCs w:val="18"/>
+          <w14:ligatures w14:val="none"/>
+        </w:rPr>
+        <w:t xml:space="preserve"> </w:t>
+      </w:r>
+      <w:r>
+        <w:rPr>
+          <w:rFonts w:ascii="Courier New" w:eastAsia="Times New Roman" w:hAnsi="Courier New" w:cs="Courier New"/>
+          <w:color w:val="CE9178"/>
+          <w:kern w:val="0"/>
+          <w:sz w:val="18"/>
+          <w:szCs w:val="18"/>
+          <w14:ligatures w14:val="none"/>
+        </w:rPr>
+        <w:t>"7 days"</w:t>
+      </w:r>
+    </w:p>
+    <w:p>
+      <w:pPr>
+        <w:pStyle w:val="ListParagraph"/>
+        <w:numPr>
+          <w:ilvl w:val="0"/>
+          <w:numId w:val="2"/>
+        </w:numPr>
+        <w:shd w:val="clear" w:color="auto" w:fill="212121"/>
+        <w:spacing w:after="0" w:line="270" w:lineRule="atLeast"/>
+        <w:rPr>
+          <w:rFonts w:ascii="Courier New" w:eastAsia="Times New Roman" w:hAnsi="Courier New" w:cs="Courier New"/>
+          <w:color w:val="F8F8F2"/>
+          <w:kern w:val="0"/>
+          <w:sz w:val="18"/>
+          <w:szCs w:val="18"/>
+          <w14:ligatures w14:val="none"/>
+        </w:rPr>
+      </w:pPr>
+      <w:r>
+        <w:rPr>
+          <w:rFonts w:ascii="Courier New" w:eastAsia="Times New Roman" w:hAnsi="Courier New" w:cs="Courier New"/>
+          <w:color w:val="F8F8F2"/>
+          <w:kern w:val="0"/>
+          <w:sz w:val="18"/>
+          <w:szCs w:val="18"/>
+          <w14:ligatures w14:val="none"/>
+        </w:rPr>
+        <w:t xml:space="preserve">        </w:t>
+      </w:r>
+      <w:r>
+        <w:rPr>
+          <w:rFonts w:ascii="Courier New" w:eastAsia="Times New Roman" w:hAnsi="Courier New" w:cs="Courier New"/>
+          <w:color w:val="DCDCDC"/>
+          <w:kern w:val="0"/>
+          <w:sz w:val="18"/>
+          <w:szCs w:val="18"/>
+          <w14:ligatures w14:val="none"/>
+        </w:rPr>
+        <w:t>},</w:t>
+      </w:r>
+    </w:p>
+    <w:p>
+      <w:pPr>
+        <w:pStyle w:val="ListParagraph"/>
+        <w:numPr>
+          <w:ilvl w:val="0"/>
+          <w:numId w:val="2"/>
+        </w:numPr>
+        <w:shd w:val="clear" w:color="auto" w:fill="212121"/>
+        <w:spacing w:after="0" w:line="270" w:lineRule="atLeast"/>
+        <w:rPr>
+          <w:rFonts w:ascii="Courier New" w:eastAsia="Times New Roman" w:hAnsi="Courier New" w:cs="Courier New"/>
+          <w:color w:val="F8F8F2"/>
+          <w:kern w:val="0"/>
+          <w:sz w:val="18"/>
+          <w:szCs w:val="18"/>
+          <w14:ligatures w14:val="none"/>
+        </w:rPr>
+      </w:pPr>
+      <w:r>
+        <w:rPr>
+          <w:rFonts w:ascii="Courier New" w:eastAsia="Times New Roman" w:hAnsi="Courier New" w:cs="Courier New"/>
+          <w:color w:val="F8F8F2"/>
+          <w:kern w:val="0"/>
+          <w:sz w:val="18"/>
+          <w:szCs w:val="18"/>
+          <w14:ligatures w14:val="none"/>
+        </w:rPr>
+        <w:t xml:space="preserve">        </w:t>
+      </w:r>
+      <w:r>
+        <w:rPr>
+          <w:rFonts w:ascii="Courier New" w:eastAsia="Times New Roman" w:hAnsi="Courier New" w:cs="Courier New"/>
+          <w:color w:val="DCDCDC"/>
+          <w:kern w:val="0"/>
+          <w:sz w:val="18"/>
+          <w:szCs w:val="18"/>
+          <w14:ligatures w14:val="none"/>
+        </w:rPr>
+        <w:t>{</w:t>
+      </w:r>
+    </w:p>
+    <w:p>
+      <w:pPr>
+        <w:pStyle w:val="ListParagraph"/>
+        <w:numPr>
+          <w:ilvl w:val="0"/>
+          <w:numId w:val="2"/>
+        </w:numPr>
+        <w:shd w:val="clear" w:color="auto" w:fill="212121"/>
+        <w:spacing w:after="0" w:line="270" w:lineRule="atLeast"/>
+        <w:rPr>
+          <w:rFonts w:ascii="Courier New" w:eastAsia="Times New Roman" w:hAnsi="Courier New" w:cs="Courier New"/>
+          <w:color w:val="F8F8F2"/>
+          <w:kern w:val="0"/>
+          <w:sz w:val="18"/>
+          <w:szCs w:val="18"/>
+          <w14:ligatures w14:val="none"/>
+        </w:rPr>
+      </w:pPr>
+      <w:r>
+        <w:rPr>
+          <w:rFonts w:ascii="Courier New" w:eastAsia="Times New Roman" w:hAnsi="Courier New" w:cs="Courier New"/>
+          <w:color w:val="F8F8F2"/>
+          <w:kern w:val="0"/>
+          <w:sz w:val="18"/>
+          <w:szCs w:val="18"/>
+          <w14:ligatures w14:val="none"/>
+        </w:rPr>
+        <w:t xml:space="preserve">            </w:t>
+      </w:r>
+      <w:r>
+        <w:rPr>
+          <w:rFonts w:ascii="Courier New" w:eastAsia="Times New Roman" w:hAnsi="Courier New" w:cs="Courier New"/>
+          <w:color w:val="9CDCFE"/>
+          <w:kern w:val="0"/>
+          <w:sz w:val="18"/>
+          <w:szCs w:val="18"/>
+          <w14:ligatures w14:val="none"/>
+        </w:rPr>
+        <w:t>"name"</w:t>
+      </w:r>
+      <w:r>
+        <w:rPr>
+          <w:rFonts w:ascii="Courier New" w:eastAsia="Times New Roman" w:hAnsi="Courier New" w:cs="Courier New"/>
+          <w:color w:val="DCDCDC"/>
+          <w:kern w:val="0"/>
+          <w:sz w:val="18"/>
+          <w:szCs w:val="18"/>
+          <w14:ligatures w14:val="none"/>
+        </w:rPr>
+        <w:t>:</w:t>
+      </w:r>
+      <w:r>
+        <w:rPr>
+          <w:rFonts w:ascii="Courier New" w:eastAsia="Times New Roman" w:hAnsi="Courier New" w:cs="Courier New"/>
+          <w:color w:val="F8F8F2"/>
+          <w:kern w:val="0"/>
+          <w:sz w:val="18"/>
+          <w:szCs w:val="18"/>
+          <w14:ligatures w14:val="none"/>
+        </w:rPr>
+        <w:t xml:space="preserve"> </w:t>
+      </w:r>
+      <w:r>
+        <w:rPr>
+          <w:rFonts w:ascii="Courier New" w:eastAsia="Times New Roman" w:hAnsi="Courier New" w:cs="Courier New"/>
+          <w:color w:val="CE9178"/>
+          <w:kern w:val="0"/>
+          <w:sz w:val="18"/>
+          <w:szCs w:val="18"/>
+          <w14:ligatures w14:val="none"/>
+        </w:rPr>
+        <w:t>"Panadol Advance"</w:t>
+      </w:r>
+      <w:r>
+        <w:rPr>
+          <w:rFonts w:ascii="Courier New" w:eastAsia="Times New Roman" w:hAnsi="Courier New" w:cs="Courier New"/>
+          <w:color w:val="DCDCDC"/>
+          <w:kern w:val="0"/>
+          <w:sz w:val="18"/>
+          <w:szCs w:val="18"/>
+          <w14:ligatures w14:val="none"/>
+        </w:rPr>
+        <w:t>,</w:t>
+      </w:r>
+    </w:p>
+    <w:p>
+      <w:pPr>
+        <w:pStyle w:val="ListParagraph"/>
+        <w:numPr>
+          <w:ilvl w:val="0"/>
+          <w:numId w:val="2"/>
+        </w:numPr>
+        <w:shd w:val="clear" w:color="auto" w:fill="212121"/>
+        <w:spacing w:after="0" w:line="270" w:lineRule="atLeast"/>
+        <w:rPr>
+          <w:rFonts w:ascii="Courier New" w:eastAsia="Times New Roman" w:hAnsi="Courier New" w:cs="Courier New"/>
+          <w:color w:val="F8F8F2"/>
+          <w:kern w:val="0"/>
+          <w:sz w:val="18"/>
+          <w:szCs w:val="18"/>
+          <w14:ligatures w14:val="none"/>
+        </w:rPr>
+      </w:pPr>
+      <w:r>
+        <w:rPr>
+          <w:rFonts w:ascii="Courier New" w:eastAsia="Times New Roman" w:hAnsi="Courier New" w:cs="Courier New"/>
+          <w:color w:val="F8F8F2"/>
+          <w:kern w:val="0"/>
+          <w:sz w:val="18"/>
+          <w:szCs w:val="18"/>
+          <w14:ligatures w14:val="none"/>
+        </w:rPr>
+        <w:t xml:space="preserve">            </w:t>
+      </w:r>
+      <w:r>
+        <w:rPr>
+          <w:rFonts w:ascii="Courier New" w:eastAsia="Times New Roman" w:hAnsi="Courier New" w:cs="Courier New"/>
+          <w:color w:val="9CDCFE"/>
+          <w:kern w:val="0"/>
+          <w:sz w:val="18"/>
+          <w:szCs w:val="18"/>
+          <w14:ligatures w14:val="none"/>
+        </w:rPr>
+        <w:t>"dosage"</w:t>
+      </w:r>
+      <w:r>
+        <w:rPr>
+          <w:rFonts w:ascii="Courier New" w:eastAsia="Times New Roman" w:hAnsi="Courier New" w:cs="Courier New"/>
+          <w:color w:val="DCDCDC"/>
+          <w:kern w:val="0"/>
+          <w:sz w:val="18"/>
+          <w:szCs w:val="18"/>
+          <w14:ligatures w14:val="none"/>
+        </w:rPr>
+        <w:t>:</w:t>
+      </w:r>
+      <w:r>
+        <w:rPr>
+          <w:rFonts w:ascii="Courier New" w:eastAsia="Times New Roman" w:hAnsi="Courier New" w:cs="Courier New"/>
+          <w:color w:val="F8F8F2"/>
+          <w:kern w:val="0"/>
+          <w:sz w:val="18"/>
+          <w:szCs w:val="18"/>
+          <w14:ligatures w14:val="none"/>
+        </w:rPr>
+        <w:t xml:space="preserve"> </w:t>
+      </w:r>
+      <w:r>
+        <w:rPr>
+          <w:rFonts w:ascii="Courier New" w:eastAsia="Times New Roman" w:hAnsi="Courier New" w:cs="Courier New"/>
+          <w:color w:val="CE9178"/>
+          <w:kern w:val="0"/>
+          <w:sz w:val="18"/>
+          <w:szCs w:val="18"/>
+          <w14:ligatures w14:val="none"/>
+        </w:rPr>
+        <w:t>"2 tablets"</w:t>
+      </w:r>
+      <w:r>
+        <w:rPr>
+          <w:rFonts w:ascii="Courier New" w:eastAsia="Times New Roman" w:hAnsi="Courier New" w:cs="Courier New"/>
+          <w:color w:val="DCDCDC"/>
+          <w:kern w:val="0"/>
+          <w:sz w:val="18"/>
+          <w:szCs w:val="18"/>
+          <w14:ligatures w14:val="none"/>
+        </w:rPr>
+        <w:t>,</w:t>
+      </w:r>
+    </w:p>
+    <w:p>
+      <w:pPr>
+        <w:pStyle w:val="ListParagraph"/>
+        <w:numPr>
+          <w:ilvl w:val="0"/>
+          <w:numId w:val="2"/>
+        </w:numPr>
+        <w:shd w:val="clear" w:color="auto" w:fill="212121"/>
+        <w:spacing w:after="0" w:line="270" w:lineRule="atLeast"/>
+        <w:rPr>
+          <w:rFonts w:ascii="Courier New" w:eastAsia="Times New Roman" w:hAnsi="Courier New" w:cs="Courier New"/>
+          <w:color w:val="F8F8F2"/>
+          <w:kern w:val="0"/>
+          <w:sz w:val="18"/>
+          <w:szCs w:val="18"/>
+          <w14:ligatures w14:val="none"/>
+        </w:rPr>
+      </w:pPr>
+      <w:r>
+        <w:rPr>
+          <w:rFonts w:ascii="Courier New" w:eastAsia="Times New Roman" w:hAnsi="Courier New" w:cs="Courier New"/>
+          <w:color w:val="F8F8F2"/>
+          <w:kern w:val="0"/>
+          <w:sz w:val="18"/>
+          <w:szCs w:val="18"/>
+          <w14:ligatures w14:val="none"/>
+        </w:rPr>
+        <w:t xml:space="preserve">            </w:t>
+      </w:r>
+      <w:r>
+        <w:rPr>
+          <w:rFonts w:ascii="Courier New" w:eastAsia="Times New Roman" w:hAnsi="Courier New" w:cs="Courier New"/>
+          <w:color w:val="9CDCFE"/>
+          <w:kern w:val="0"/>
+          <w:sz w:val="18"/>
+          <w:szCs w:val="18"/>
+          <w14:ligatures w14:val="none"/>
+        </w:rPr>
+        <w:t>"frequency"</w:t>
+      </w:r>
+      <w:r>
+        <w:rPr>
+          <w:rFonts w:ascii="Courier New" w:eastAsia="Times New Roman" w:hAnsi="Courier New" w:cs="Courier New"/>
+          <w:color w:val="DCDCDC"/>
+          <w:kern w:val="0"/>
+          <w:sz w:val="18"/>
+          <w:szCs w:val="18"/>
+          <w14:ligatures w14:val="none"/>
+        </w:rPr>
+        <w:t>:</w:t>
+      </w:r>
+      <w:r>
+        <w:rPr>
+          <w:rFonts w:ascii="Courier New" w:eastAsia="Times New Roman" w:hAnsi="Courier New" w:cs="Courier New"/>
+          <w:color w:val="F8F8F2"/>
+          <w:kern w:val="0"/>
+          <w:sz w:val="18"/>
+          <w:szCs w:val="18"/>
+          <w14:ligatures w14:val="none"/>
+        </w:rPr>
+        <w:t xml:space="preserve"> </w:t>
+      </w:r>
+      <w:r>
+        <w:rPr>
+          <w:rFonts w:ascii="Courier New" w:eastAsia="Times New Roman" w:hAnsi="Courier New" w:cs="Courier New"/>
+          <w:color w:val="CE9178"/>
+          <w:kern w:val="0"/>
+          <w:sz w:val="18"/>
+          <w:szCs w:val="18"/>
+          <w14:ligatures w14:val="none"/>
+        </w:rPr>
+        <w:t>"When needed"</w:t>
+      </w:r>
+      <w:r>
+        <w:rPr>
+          <w:rFonts w:ascii="Courier New" w:eastAsia="Times New Roman" w:hAnsi="Courier New" w:cs="Courier New"/>
+          <w:color w:val="DCDCDC"/>
+          <w:kern w:val="0"/>
+          <w:sz w:val="18"/>
+          <w:szCs w:val="18"/>
+          <w14:ligatures w14:val="none"/>
+        </w:rPr>
+        <w:t>,</w:t>
+      </w:r>
+    </w:p>
+    <w:p>
+      <w:pPr>
+        <w:pStyle w:val="ListParagraph"/>
+        <w:numPr>
+          <w:ilvl w:val="0"/>
+          <w:numId w:val="2"/>
+        </w:numPr>
+        <w:shd w:val="clear" w:color="auto" w:fill="212121"/>
+        <w:spacing w:after="0" w:line="270" w:lineRule="atLeast"/>
+        <w:rPr>
+          <w:rFonts w:ascii="Courier New" w:eastAsia="Times New Roman" w:hAnsi="Courier New" w:cs="Courier New"/>
+          <w:color w:val="F8F8F2"/>
+          <w:kern w:val="0"/>
+          <w:sz w:val="18"/>
+          <w:szCs w:val="18"/>
+          <w14:ligatures w14:val="none"/>
+        </w:rPr>
+      </w:pPr>
+      <w:r>
+        <w:rPr>
+          <w:rFonts w:ascii="Courier New" w:eastAsia="Times New Roman" w:hAnsi="Courier New" w:cs="Courier New"/>
+          <w:color w:val="F8F8F2"/>
+          <w:kern w:val="0"/>
+          <w:sz w:val="18"/>
+          <w:szCs w:val="18"/>
+          <w14:ligatures w14:val="none"/>
+        </w:rPr>
+        <w:t xml:space="preserve">            </w:t>
+      </w:r>
+      <w:r>
+        <w:rPr>
+          <w:rFonts w:ascii="Courier New" w:eastAsia="Times New Roman" w:hAnsi="Courier New" w:cs="Courier New"/>
+          <w:color w:val="9CDCFE"/>
+          <w:kern w:val="0"/>
+          <w:sz w:val="18"/>
+          <w:szCs w:val="18"/>
+          <w14:ligatures w14:val="none"/>
+        </w:rPr>
+        <w:t>"duration"</w:t>
+      </w:r>
+      <w:r>
+        <w:rPr>
+          <w:rFonts w:ascii="Courier New" w:eastAsia="Times New Roman" w:hAnsi="Courier New" w:cs="Courier New"/>
+          <w:color w:val="DCDCDC"/>
+          <w:kern w:val="0"/>
+          <w:sz w:val="18"/>
+          <w:szCs w:val="18"/>
+          <w14:ligatures w14:val="none"/>
+        </w:rPr>
+        <w:t>:</w:t>
+      </w:r>
+      <w:r>
+        <w:rPr>
+          <w:rFonts w:ascii="Courier New" w:eastAsia="Times New Roman" w:hAnsi="Courier New" w:cs="Courier New"/>
+          <w:color w:val="F8F8F2"/>
+          <w:kern w:val="0"/>
+          <w:sz w:val="18"/>
+          <w:szCs w:val="18"/>
+          <w14:ligatures w14:val="none"/>
+        </w:rPr>
+        <w:t xml:space="preserve"> </w:t>
+      </w:r>
+      <w:r>
+        <w:rPr>
+          <w:rFonts w:ascii="Courier New" w:eastAsia="Times New Roman" w:hAnsi="Courier New" w:cs="Courier New"/>
+          <w:color w:val="CE9178"/>
+          <w:kern w:val="0"/>
+          <w:sz w:val="18"/>
+          <w:szCs w:val="18"/>
+          <w14:ligatures w14:val="none"/>
+        </w:rPr>
+        <w:t>"3 days"</w:t>
+      </w:r>
+    </w:p>
+    <w:p>
+      <w:pPr>
+        <w:pStyle w:val="ListParagraph"/>
+        <w:numPr>
+          <w:ilvl w:val="0"/>
+          <w:numId w:val="2"/>
+        </w:numPr>
+        <w:shd w:val="clear" w:color="auto" w:fill="212121"/>
+        <w:spacing w:after="0" w:line="270" w:lineRule="atLeast"/>
+        <w:rPr>
+          <w:rFonts w:ascii="Courier New" w:eastAsia="Times New Roman" w:hAnsi="Courier New" w:cs="Courier New"/>
+          <w:color w:val="F8F8F2"/>
+          <w:kern w:val="0"/>
+          <w:sz w:val="18"/>
+          <w:szCs w:val="18"/>
+          <w14:ligatures w14:val="none"/>
+        </w:rPr>
+      </w:pPr>
+      <w:r>
+        <w:rPr>
+          <w:rFonts w:ascii="Courier New" w:eastAsia="Times New Roman" w:hAnsi="Courier New" w:cs="Courier New"/>
+          <w:color w:val="F8F8F2"/>
+          <w:kern w:val="0"/>
+          <w:sz w:val="18"/>
+          <w:szCs w:val="18"/>
+          <w14:ligatures w14:val="none"/>
+        </w:rPr>
+        <w:t xml:space="preserve">        </w:t>
+      </w:r>
+      <w:r>
+        <w:rPr>
+          <w:rFonts w:ascii="Courier New" w:eastAsia="Times New Roman" w:hAnsi="Courier New" w:cs="Courier New"/>
           <w:color w:val="DCDCDC"/>
           <w:kern w:val="0"/>
           <w:sz w:val="18"/>
@@ -10748,162 +8827,983 @@
     <w:p>
       <w:pPr>
         <w:pStyle w:val="ListParagraph"/>
+        <w:numPr>
+          <w:ilvl w:val="0"/>
+          <w:numId w:val="2"/>
+        </w:numPr>
+        <w:shd w:val="clear" w:color="auto" w:fill="212121"/>
+        <w:spacing w:after="0" w:line="270" w:lineRule="atLeast"/>
+        <w:rPr>
+          <w:rFonts w:ascii="Courier New" w:eastAsia="Times New Roman" w:hAnsi="Courier New" w:cs="Courier New"/>
+          <w:color w:val="F8F8F2"/>
+          <w:kern w:val="0"/>
+          <w:sz w:val="18"/>
+          <w:szCs w:val="18"/>
+          <w14:ligatures w14:val="none"/>
+        </w:rPr>
+      </w:pPr>
+      <w:r>
+        <w:rPr>
+          <w:rFonts w:ascii="Courier New" w:eastAsia="Times New Roman" w:hAnsi="Courier New" w:cs="Courier New"/>
+          <w:color w:val="F8F8F2"/>
+          <w:kern w:val="0"/>
+          <w:sz w:val="18"/>
+          <w:szCs w:val="18"/>
+          <w14:ligatures w14:val="none"/>
+        </w:rPr>
+        <w:t xml:space="preserve">    </w:t>
+      </w:r>
+      <w:r>
+        <w:rPr>
+          <w:rFonts w:ascii="Courier New" w:eastAsia="Times New Roman" w:hAnsi="Courier New" w:cs="Courier New"/>
+          <w:color w:val="DCDCDC"/>
+          <w:kern w:val="0"/>
+          <w:sz w:val="18"/>
+          <w:szCs w:val="18"/>
+          <w14:ligatures w14:val="none"/>
+        </w:rPr>
+        <w:t>],</w:t>
+      </w:r>
+    </w:p>
+    <w:p>
+      <w:pPr>
+        <w:pStyle w:val="ListParagraph"/>
+        <w:numPr>
+          <w:ilvl w:val="0"/>
+          <w:numId w:val="2"/>
+        </w:numPr>
+        <w:shd w:val="clear" w:color="auto" w:fill="212121"/>
+        <w:spacing w:after="0" w:line="270" w:lineRule="atLeast"/>
+        <w:rPr>
+          <w:rFonts w:ascii="Courier New" w:eastAsia="Times New Roman" w:hAnsi="Courier New" w:cs="Courier New"/>
+          <w:color w:val="F8F8F2"/>
+          <w:kern w:val="0"/>
+          <w:sz w:val="18"/>
+          <w:szCs w:val="18"/>
+          <w14:ligatures w14:val="none"/>
+        </w:rPr>
+      </w:pPr>
+      <w:r>
+        <w:rPr>
+          <w:rFonts w:ascii="Courier New" w:eastAsia="Times New Roman" w:hAnsi="Courier New" w:cs="Courier New"/>
+          <w:color w:val="F8F8F2"/>
+          <w:kern w:val="0"/>
+          <w:sz w:val="18"/>
+          <w:szCs w:val="18"/>
+          <w14:ligatures w14:val="none"/>
+        </w:rPr>
+        <w:t xml:space="preserve">    </w:t>
+      </w:r>
+      <w:r>
+        <w:rPr>
+          <w:rFonts w:ascii="Courier New" w:eastAsia="Times New Roman" w:hAnsi="Courier New" w:cs="Courier New"/>
+          <w:color w:val="9CDCFE"/>
+          <w:kern w:val="0"/>
+          <w:sz w:val="18"/>
+          <w:szCs w:val="18"/>
+          <w14:ligatures w14:val="none"/>
+        </w:rPr>
+        <w:t>"notes"</w:t>
+      </w:r>
+      <w:r>
+        <w:rPr>
+          <w:rFonts w:ascii="Courier New" w:eastAsia="Times New Roman" w:hAnsi="Courier New" w:cs="Courier New"/>
+          <w:color w:val="DCDCDC"/>
+          <w:kern w:val="0"/>
+          <w:sz w:val="18"/>
+          <w:szCs w:val="18"/>
+          <w14:ligatures w14:val="none"/>
+        </w:rPr>
+        <w:t>:</w:t>
+      </w:r>
+      <w:r>
+        <w:rPr>
+          <w:rFonts w:ascii="Courier New" w:eastAsia="Times New Roman" w:hAnsi="Courier New" w:cs="Courier New"/>
+          <w:color w:val="F8F8F2"/>
+          <w:kern w:val="0"/>
+          <w:sz w:val="18"/>
+          <w:szCs w:val="18"/>
+          <w14:ligatures w14:val="none"/>
+        </w:rPr>
+        <w:t xml:space="preserve"> </w:t>
+      </w:r>
+      <w:r>
+        <w:rPr>
+          <w:rFonts w:ascii="Courier New" w:eastAsia="Times New Roman" w:hAnsi="Courier New" w:cs="Courier New"/>
+          <w:color w:val="CE9178"/>
+          <w:kern w:val="0"/>
+          <w:sz w:val="18"/>
+          <w:szCs w:val="18"/>
+          <w14:ligatures w14:val="none"/>
+        </w:rPr>
+        <w:t>"Patient should rest for 3 days."</w:t>
+      </w:r>
+      <w:r>
+        <w:rPr>
+          <w:rFonts w:ascii="Courier New" w:eastAsia="Times New Roman" w:hAnsi="Courier New" w:cs="Courier New"/>
+          <w:color w:val="DCDCDC"/>
+          <w:kern w:val="0"/>
+          <w:sz w:val="18"/>
+          <w:szCs w:val="18"/>
+          <w14:ligatures w14:val="none"/>
+        </w:rPr>
+        <w:t>,</w:t>
+      </w:r>
+    </w:p>
+    <w:p>
+      <w:pPr>
+        <w:pStyle w:val="ListParagraph"/>
+        <w:numPr>
+          <w:ilvl w:val="0"/>
+          <w:numId w:val="2"/>
+        </w:numPr>
+        <w:shd w:val="clear" w:color="auto" w:fill="212121"/>
+        <w:spacing w:after="0" w:line="270" w:lineRule="atLeast"/>
+        <w:rPr>
+          <w:rFonts w:ascii="Courier New" w:eastAsia="Times New Roman" w:hAnsi="Courier New" w:cs="Courier New"/>
+          <w:color w:val="F8F8F2"/>
+          <w:kern w:val="0"/>
+          <w:sz w:val="18"/>
+          <w:szCs w:val="18"/>
+          <w14:ligatures w14:val="none"/>
+        </w:rPr>
+      </w:pPr>
+      <w:r>
+        <w:rPr>
+          <w:rFonts w:ascii="Courier New" w:eastAsia="Times New Roman" w:hAnsi="Courier New" w:cs="Courier New"/>
+          <w:color w:val="F8F8F2"/>
+          <w:kern w:val="0"/>
+          <w:sz w:val="18"/>
+          <w:szCs w:val="18"/>
+          <w14:ligatures w14:val="none"/>
+        </w:rPr>
+        <w:t xml:space="preserve">    </w:t>
+      </w:r>
+      <w:r>
+        <w:rPr>
+          <w:rFonts w:ascii="Courier New" w:eastAsia="Times New Roman" w:hAnsi="Courier New" w:cs="Courier New"/>
+          <w:color w:val="9CDCFE"/>
+          <w:kern w:val="0"/>
+          <w:sz w:val="18"/>
+          <w:szCs w:val="18"/>
+          <w14:ligatures w14:val="none"/>
+        </w:rPr>
+        <w:t>"</w:t>
+      </w:r>
+      <w:proofErr w:type="spellStart"/>
+      <w:r>
+        <w:rPr>
+          <w:rFonts w:ascii="Courier New" w:eastAsia="Times New Roman" w:hAnsi="Courier New" w:cs="Courier New"/>
+          <w:color w:val="9CDCFE"/>
+          <w:kern w:val="0"/>
+          <w:sz w:val="18"/>
+          <w:szCs w:val="18"/>
+          <w14:ligatures w14:val="none"/>
+        </w:rPr>
+        <w:t>nextVisitDate</w:t>
+      </w:r>
+      <w:proofErr w:type="spellEnd"/>
+      <w:r>
+        <w:rPr>
+          <w:rFonts w:ascii="Courier New" w:eastAsia="Times New Roman" w:hAnsi="Courier New" w:cs="Courier New"/>
+          <w:color w:val="9CDCFE"/>
+          <w:kern w:val="0"/>
+          <w:sz w:val="18"/>
+          <w:szCs w:val="18"/>
+          <w14:ligatures w14:val="none"/>
+        </w:rPr>
+        <w:t>"</w:t>
+      </w:r>
+      <w:r>
+        <w:rPr>
+          <w:rFonts w:ascii="Courier New" w:eastAsia="Times New Roman" w:hAnsi="Courier New" w:cs="Courier New"/>
+          <w:color w:val="DCDCDC"/>
+          <w:kern w:val="0"/>
+          <w:sz w:val="18"/>
+          <w:szCs w:val="18"/>
+          <w14:ligatures w14:val="none"/>
+        </w:rPr>
+        <w:t>:</w:t>
+      </w:r>
+      <w:r>
+        <w:rPr>
+          <w:rFonts w:ascii="Courier New" w:eastAsia="Times New Roman" w:hAnsi="Courier New" w:cs="Courier New"/>
+          <w:color w:val="F8F8F2"/>
+          <w:kern w:val="0"/>
+          <w:sz w:val="18"/>
+          <w:szCs w:val="18"/>
+          <w14:ligatures w14:val="none"/>
+        </w:rPr>
+        <w:t xml:space="preserve"> </w:t>
+      </w:r>
+      <w:r>
+        <w:rPr>
+          <w:rFonts w:ascii="Courier New" w:eastAsia="Times New Roman" w:hAnsi="Courier New" w:cs="Courier New"/>
+          <w:color w:val="CE9178"/>
+          <w:kern w:val="0"/>
+          <w:sz w:val="18"/>
+          <w:szCs w:val="18"/>
+          <w14:ligatures w14:val="none"/>
+        </w:rPr>
+        <w:t>"2026-02-15"</w:t>
+      </w:r>
+      <w:r>
+        <w:rPr>
+          <w:rFonts w:ascii="Courier New" w:eastAsia="Times New Roman" w:hAnsi="Courier New" w:cs="Courier New"/>
+          <w:color w:val="DCDCDC"/>
+          <w:kern w:val="0"/>
+          <w:sz w:val="18"/>
+          <w:szCs w:val="18"/>
+          <w14:ligatures w14:val="none"/>
+        </w:rPr>
+        <w:t>}</w:t>
+      </w:r>
+    </w:p>
+    <w:p>
+      <w:pPr>
+        <w:pStyle w:val="ListParagraph"/>
+        <w:rPr>
+          <w:rtl/>
+          <w:lang w:bidi="ar-EG"/>
+        </w:rPr>
+      </w:pPr>
+    </w:p>
+    <w:p>
+      <w:pPr>
+        <w:pStyle w:val="ListParagraph"/>
+        <w:rPr>
+          <w:rtl/>
+          <w:lang w:bidi="ar-EG"/>
+        </w:rPr>
+      </w:pPr>
+    </w:p>
+    <w:p>
+      <w:pPr>
+        <w:pStyle w:val="ListParagraph"/>
+        <w:rPr>
+          <w:rtl/>
+          <w:lang w:bidi="ar-EG"/>
+        </w:rPr>
+      </w:pPr>
+    </w:p>
+    <w:p>
+      <w:pPr>
+        <w:pStyle w:val="Heading1"/>
+        <w:rPr>
+          <w:lang w:bidi="ar-EG"/>
+        </w:rPr>
+      </w:pPr>
+      <w:r>
+        <w:rPr>
+          <w:lang w:bidi="ar-EG"/>
+        </w:rPr>
+        <w:t xml:space="preserve">Lab end </w:t>
+      </w:r>
+      <w:proofErr w:type="gramStart"/>
+      <w:r>
+        <w:rPr>
+          <w:lang w:bidi="ar-EG"/>
+        </w:rPr>
+        <w:t>points :</w:t>
+      </w:r>
+      <w:proofErr w:type="gramEnd"/>
+    </w:p>
+    <w:p>
+      <w:pPr>
+        <w:rPr>
+          <w:lang w:bidi="ar-EG"/>
+        </w:rPr>
+      </w:pPr>
+    </w:p>
+    <w:p>
+      <w:pPr>
+        <w:rPr>
+          <w:lang w:bidi="ar-EG"/>
+        </w:rPr>
+      </w:pPr>
+      <w:r>
+        <w:rPr>
+          <w:lang w:bidi="ar-EG"/>
+        </w:rPr>
+        <w:t>**Bearer token &lt;access token&gt;</w:t>
+      </w:r>
+    </w:p>
+    <w:p>
+      <w:pPr>
+        <w:pStyle w:val="ListParagraph"/>
+        <w:numPr>
+          <w:ilvl w:val="0"/>
+          <w:numId w:val="15"/>
+        </w:numPr>
+        <w:rPr>
+          <w:lang w:bidi="ar-EG"/>
+        </w:rPr>
+      </w:pPr>
+      <w:r>
+        <w:rPr>
+          <w:lang w:bidi="ar-EG"/>
+        </w:rPr>
+        <w:t xml:space="preserve">Add </w:t>
+      </w:r>
+      <w:proofErr w:type="gramStart"/>
+      <w:r>
+        <w:rPr>
+          <w:lang w:bidi="ar-EG"/>
+        </w:rPr>
+        <w:t>test :</w:t>
+      </w:r>
+      <w:proofErr w:type="gramEnd"/>
+    </w:p>
+    <w:p>
+      <w:pPr>
+        <w:pStyle w:val="ListParagraph"/>
+        <w:numPr>
+          <w:ilvl w:val="0"/>
+          <w:numId w:val="2"/>
+        </w:numPr>
+        <w:rPr>
+          <w:lang w:bidi="ar-EG"/>
+        </w:rPr>
+      </w:pPr>
+      <w:proofErr w:type="gramStart"/>
+      <w:r>
+        <w:rPr>
+          <w:lang w:bidi="ar-EG"/>
+        </w:rPr>
+        <w:t>Method :</w:t>
+      </w:r>
+      <w:proofErr w:type="gramEnd"/>
+      <w:r>
+        <w:rPr>
+          <w:lang w:bidi="ar-EG"/>
+        </w:rPr>
+        <w:t xml:space="preserve"> post </w:t>
+      </w:r>
+    </w:p>
+    <w:p>
+      <w:pPr>
+        <w:pStyle w:val="ListParagraph"/>
+        <w:numPr>
+          <w:ilvl w:val="0"/>
+          <w:numId w:val="2"/>
+        </w:numPr>
+        <w:rPr>
+          <w:lang w:bidi="ar-EG"/>
+        </w:rPr>
+      </w:pPr>
+      <w:r>
+        <w:rPr>
+          <w:lang w:bidi="ar-EG"/>
+        </w:rPr>
+        <w:t>/</w:t>
+      </w:r>
+      <w:proofErr w:type="spellStart"/>
+      <w:r>
+        <w:rPr>
+          <w:lang w:bidi="ar-EG"/>
+        </w:rPr>
+        <w:t>api</w:t>
+      </w:r>
+      <w:proofErr w:type="spellEnd"/>
+      <w:r>
+        <w:rPr>
+          <w:lang w:bidi="ar-EG"/>
+        </w:rPr>
+        <w:t>/lab/add-test</w:t>
+      </w:r>
+    </w:p>
+    <w:p>
+      <w:pPr>
+        <w:pStyle w:val="ListParagraph"/>
+        <w:numPr>
+          <w:ilvl w:val="0"/>
+          <w:numId w:val="2"/>
+        </w:numPr>
+        <w:rPr>
+          <w:lang w:bidi="ar-EG"/>
+        </w:rPr>
+      </w:pPr>
+      <w:proofErr w:type="gramStart"/>
+      <w:r>
+        <w:rPr>
+          <w:lang w:bidi="ar-EG"/>
+        </w:rPr>
+        <w:t>Ex :</w:t>
+      </w:r>
+      <w:proofErr w:type="gramEnd"/>
+    </w:p>
+    <w:p>
+      <w:pPr>
+        <w:pStyle w:val="ListParagraph"/>
+        <w:numPr>
+          <w:ilvl w:val="0"/>
+          <w:numId w:val="2"/>
+        </w:numPr>
+        <w:shd w:val="clear" w:color="auto" w:fill="212121"/>
+        <w:spacing w:after="0" w:line="270" w:lineRule="atLeast"/>
+        <w:rPr>
+          <w:rFonts w:ascii="Courier New" w:eastAsia="Times New Roman" w:hAnsi="Courier New" w:cs="Courier New"/>
+          <w:color w:val="F8F8F2"/>
+          <w:kern w:val="0"/>
+          <w:sz w:val="18"/>
+          <w:szCs w:val="18"/>
+          <w14:ligatures w14:val="none"/>
+        </w:rPr>
+      </w:pPr>
+      <w:r>
+        <w:rPr>
+          <w:rFonts w:ascii="Courier New" w:eastAsia="Times New Roman" w:hAnsi="Courier New" w:cs="Courier New"/>
+          <w:color w:val="DCDCDC"/>
+          <w:kern w:val="0"/>
+          <w:sz w:val="18"/>
+          <w:szCs w:val="18"/>
+          <w14:ligatures w14:val="none"/>
+        </w:rPr>
+        <w:t>{</w:t>
+      </w:r>
+    </w:p>
+    <w:p>
+      <w:pPr>
+        <w:pStyle w:val="ListParagraph"/>
+        <w:numPr>
+          <w:ilvl w:val="0"/>
+          <w:numId w:val="2"/>
+        </w:numPr>
+        <w:shd w:val="clear" w:color="auto" w:fill="212121"/>
+        <w:spacing w:after="0" w:line="270" w:lineRule="atLeast"/>
+        <w:rPr>
+          <w:rFonts w:ascii="Courier New" w:eastAsia="Times New Roman" w:hAnsi="Courier New" w:cs="Courier New"/>
+          <w:color w:val="F8F8F2"/>
+          <w:kern w:val="0"/>
+          <w:sz w:val="18"/>
+          <w:szCs w:val="18"/>
+          <w14:ligatures w14:val="none"/>
+        </w:rPr>
+      </w:pPr>
+      <w:r>
+        <w:rPr>
+          <w:rFonts w:ascii="Courier New" w:eastAsia="Times New Roman" w:hAnsi="Courier New" w:cs="Courier New"/>
+          <w:color w:val="F8F8F2"/>
+          <w:kern w:val="0"/>
+          <w:sz w:val="18"/>
+          <w:szCs w:val="18"/>
+          <w14:ligatures w14:val="none"/>
+        </w:rPr>
+        <w:t xml:space="preserve">  </w:t>
+      </w:r>
+      <w:r>
+        <w:rPr>
+          <w:rFonts w:ascii="Courier New" w:eastAsia="Times New Roman" w:hAnsi="Courier New" w:cs="Courier New"/>
+          <w:color w:val="9CDCFE"/>
+          <w:kern w:val="0"/>
+          <w:sz w:val="18"/>
+          <w:szCs w:val="18"/>
+          <w14:ligatures w14:val="none"/>
+        </w:rPr>
+        <w:t>"</w:t>
+      </w:r>
+      <w:proofErr w:type="spellStart"/>
+      <w:r>
+        <w:rPr>
+          <w:rFonts w:ascii="Courier New" w:eastAsia="Times New Roman" w:hAnsi="Courier New" w:cs="Courier New"/>
+          <w:color w:val="9CDCFE"/>
+          <w:kern w:val="0"/>
+          <w:sz w:val="18"/>
+          <w:szCs w:val="18"/>
+          <w14:ligatures w14:val="none"/>
+        </w:rPr>
+        <w:t>testName</w:t>
+      </w:r>
+      <w:proofErr w:type="spellEnd"/>
+      <w:r>
+        <w:rPr>
+          <w:rFonts w:ascii="Courier New" w:eastAsia="Times New Roman" w:hAnsi="Courier New" w:cs="Courier New"/>
+          <w:color w:val="9CDCFE"/>
+          <w:kern w:val="0"/>
+          <w:sz w:val="18"/>
+          <w:szCs w:val="18"/>
+          <w14:ligatures w14:val="none"/>
+        </w:rPr>
+        <w:t>"</w:t>
+      </w:r>
+      <w:r>
+        <w:rPr>
+          <w:rFonts w:ascii="Courier New" w:eastAsia="Times New Roman" w:hAnsi="Courier New" w:cs="Courier New"/>
+          <w:color w:val="DCDCDC"/>
+          <w:kern w:val="0"/>
+          <w:sz w:val="18"/>
+          <w:szCs w:val="18"/>
+          <w14:ligatures w14:val="none"/>
+        </w:rPr>
+        <w:t>:</w:t>
+      </w:r>
+      <w:r>
+        <w:rPr>
+          <w:rFonts w:ascii="Courier New" w:eastAsia="Times New Roman" w:hAnsi="Courier New" w:cs="Courier New"/>
+          <w:color w:val="F8F8F2"/>
+          <w:kern w:val="0"/>
+          <w:sz w:val="18"/>
+          <w:szCs w:val="18"/>
+          <w14:ligatures w14:val="none"/>
+        </w:rPr>
+        <w:t xml:space="preserve"> </w:t>
+      </w:r>
+      <w:r>
+        <w:rPr>
+          <w:rFonts w:ascii="Courier New" w:eastAsia="Times New Roman" w:hAnsi="Courier New" w:cs="Courier New"/>
+          <w:color w:val="CE9178"/>
+          <w:kern w:val="0"/>
+          <w:sz w:val="18"/>
+          <w:szCs w:val="18"/>
+          <w14:ligatures w14:val="none"/>
+        </w:rPr>
+        <w:t>"Complete Blood Count (CBC)"</w:t>
+      </w:r>
+      <w:r>
+        <w:rPr>
+          <w:rFonts w:ascii="Courier New" w:eastAsia="Times New Roman" w:hAnsi="Courier New" w:cs="Courier New"/>
+          <w:color w:val="DCDCDC"/>
+          <w:kern w:val="0"/>
+          <w:sz w:val="18"/>
+          <w:szCs w:val="18"/>
+          <w14:ligatures w14:val="none"/>
+        </w:rPr>
+        <w:t>,</w:t>
+      </w:r>
+    </w:p>
+    <w:p>
+      <w:pPr>
+        <w:pStyle w:val="ListParagraph"/>
+        <w:numPr>
+          <w:ilvl w:val="0"/>
+          <w:numId w:val="2"/>
+        </w:numPr>
+        <w:shd w:val="clear" w:color="auto" w:fill="212121"/>
+        <w:spacing w:after="0" w:line="270" w:lineRule="atLeast"/>
+        <w:rPr>
+          <w:rFonts w:ascii="Courier New" w:eastAsia="Times New Roman" w:hAnsi="Courier New" w:cs="Courier New"/>
+          <w:color w:val="F8F8F2"/>
+          <w:kern w:val="0"/>
+          <w:sz w:val="18"/>
+          <w:szCs w:val="18"/>
+          <w14:ligatures w14:val="none"/>
+        </w:rPr>
+      </w:pPr>
+      <w:r>
+        <w:rPr>
+          <w:rFonts w:ascii="Courier New" w:eastAsia="Times New Roman" w:hAnsi="Courier New" w:cs="Courier New"/>
+          <w:color w:val="F8F8F2"/>
+          <w:kern w:val="0"/>
+          <w:sz w:val="18"/>
+          <w:szCs w:val="18"/>
+          <w14:ligatures w14:val="none"/>
+        </w:rPr>
+        <w:lastRenderedPageBreak/>
+        <w:t xml:space="preserve">  </w:t>
+      </w:r>
+      <w:r>
+        <w:rPr>
+          <w:rFonts w:ascii="Courier New" w:eastAsia="Times New Roman" w:hAnsi="Courier New" w:cs="Courier New"/>
+          <w:color w:val="9CDCFE"/>
+          <w:kern w:val="0"/>
+          <w:sz w:val="18"/>
+          <w:szCs w:val="18"/>
+          <w14:ligatures w14:val="none"/>
+        </w:rPr>
+        <w:t>"price"</w:t>
+      </w:r>
+      <w:r>
+        <w:rPr>
+          <w:rFonts w:ascii="Courier New" w:eastAsia="Times New Roman" w:hAnsi="Courier New" w:cs="Courier New"/>
+          <w:color w:val="DCDCDC"/>
+          <w:kern w:val="0"/>
+          <w:sz w:val="18"/>
+          <w:szCs w:val="18"/>
+          <w14:ligatures w14:val="none"/>
+        </w:rPr>
+        <w:t>:</w:t>
+      </w:r>
+      <w:r>
+        <w:rPr>
+          <w:rFonts w:ascii="Courier New" w:eastAsia="Times New Roman" w:hAnsi="Courier New" w:cs="Courier New"/>
+          <w:color w:val="F8F8F2"/>
+          <w:kern w:val="0"/>
+          <w:sz w:val="18"/>
+          <w:szCs w:val="18"/>
+          <w14:ligatures w14:val="none"/>
+        </w:rPr>
+        <w:t xml:space="preserve"> </w:t>
+      </w:r>
+      <w:r>
+        <w:rPr>
+          <w:rFonts w:ascii="Courier New" w:eastAsia="Times New Roman" w:hAnsi="Courier New" w:cs="Courier New"/>
+          <w:color w:val="B5CEA8"/>
+          <w:kern w:val="0"/>
+          <w:sz w:val="18"/>
+          <w:szCs w:val="18"/>
+          <w14:ligatures w14:val="none"/>
+        </w:rPr>
+        <w:t>200</w:t>
+      </w:r>
+      <w:r>
+        <w:rPr>
+          <w:rFonts w:ascii="Courier New" w:eastAsia="Times New Roman" w:hAnsi="Courier New" w:cs="Courier New"/>
+          <w:color w:val="DCDCDC"/>
+          <w:kern w:val="0"/>
+          <w:sz w:val="18"/>
+          <w:szCs w:val="18"/>
+          <w14:ligatures w14:val="none"/>
+        </w:rPr>
+        <w:t>,</w:t>
+      </w:r>
+    </w:p>
+    <w:p>
+      <w:pPr>
+        <w:pStyle w:val="ListParagraph"/>
+        <w:numPr>
+          <w:ilvl w:val="0"/>
+          <w:numId w:val="2"/>
+        </w:numPr>
+        <w:shd w:val="clear" w:color="auto" w:fill="212121"/>
+        <w:spacing w:after="0" w:line="270" w:lineRule="atLeast"/>
+        <w:rPr>
+          <w:rFonts w:ascii="Courier New" w:eastAsia="Times New Roman" w:hAnsi="Courier New" w:cs="Courier New"/>
+          <w:color w:val="F8F8F2"/>
+          <w:kern w:val="0"/>
+          <w:sz w:val="18"/>
+          <w:szCs w:val="18"/>
+          <w14:ligatures w14:val="none"/>
+        </w:rPr>
+      </w:pPr>
+      <w:r>
+        <w:rPr>
+          <w:rFonts w:ascii="Courier New" w:eastAsia="Times New Roman" w:hAnsi="Courier New" w:cs="Courier New"/>
+          <w:color w:val="F8F8F2"/>
+          <w:kern w:val="0"/>
+          <w:sz w:val="18"/>
+          <w:szCs w:val="18"/>
+          <w14:ligatures w14:val="none"/>
+        </w:rPr>
+        <w:t xml:space="preserve">  </w:t>
+      </w:r>
+      <w:r>
+        <w:rPr>
+          <w:rFonts w:ascii="Courier New" w:eastAsia="Times New Roman" w:hAnsi="Courier New" w:cs="Courier New"/>
+          <w:color w:val="9CDCFE"/>
+          <w:kern w:val="0"/>
+          <w:sz w:val="18"/>
+          <w:szCs w:val="18"/>
+          <w14:ligatures w14:val="none"/>
+        </w:rPr>
+        <w:t>"</w:t>
+      </w:r>
+      <w:proofErr w:type="spellStart"/>
+      <w:r>
+        <w:rPr>
+          <w:rFonts w:ascii="Courier New" w:eastAsia="Times New Roman" w:hAnsi="Courier New" w:cs="Courier New"/>
+          <w:color w:val="9CDCFE"/>
+          <w:kern w:val="0"/>
+          <w:sz w:val="18"/>
+          <w:szCs w:val="18"/>
+          <w14:ligatures w14:val="none"/>
+        </w:rPr>
+        <w:t>estimatedTime</w:t>
+      </w:r>
+      <w:proofErr w:type="spellEnd"/>
+      <w:r>
+        <w:rPr>
+          <w:rFonts w:ascii="Courier New" w:eastAsia="Times New Roman" w:hAnsi="Courier New" w:cs="Courier New"/>
+          <w:color w:val="9CDCFE"/>
+          <w:kern w:val="0"/>
+          <w:sz w:val="18"/>
+          <w:szCs w:val="18"/>
+          <w14:ligatures w14:val="none"/>
+        </w:rPr>
+        <w:t>"</w:t>
+      </w:r>
+      <w:r>
+        <w:rPr>
+          <w:rFonts w:ascii="Courier New" w:eastAsia="Times New Roman" w:hAnsi="Courier New" w:cs="Courier New"/>
+          <w:color w:val="DCDCDC"/>
+          <w:kern w:val="0"/>
+          <w:sz w:val="18"/>
+          <w:szCs w:val="18"/>
+          <w14:ligatures w14:val="none"/>
+        </w:rPr>
+        <w:t>:</w:t>
+      </w:r>
+      <w:r>
+        <w:rPr>
+          <w:rFonts w:ascii="Courier New" w:eastAsia="Times New Roman" w:hAnsi="Courier New" w:cs="Courier New"/>
+          <w:color w:val="F8F8F2"/>
+          <w:kern w:val="0"/>
+          <w:sz w:val="18"/>
+          <w:szCs w:val="18"/>
+          <w14:ligatures w14:val="none"/>
+        </w:rPr>
+        <w:t xml:space="preserve"> </w:t>
+      </w:r>
+      <w:r>
+        <w:rPr>
+          <w:rFonts w:ascii="Courier New" w:eastAsia="Times New Roman" w:hAnsi="Courier New" w:cs="Courier New"/>
+          <w:color w:val="CE9178"/>
+          <w:kern w:val="0"/>
+          <w:sz w:val="18"/>
+          <w:szCs w:val="18"/>
+          <w14:ligatures w14:val="none"/>
+        </w:rPr>
+        <w:t>"24 hours"</w:t>
+      </w:r>
+    </w:p>
+    <w:p>
+      <w:pPr>
+        <w:pStyle w:val="ListParagraph"/>
+        <w:numPr>
+          <w:ilvl w:val="0"/>
+          <w:numId w:val="2"/>
+        </w:numPr>
+        <w:shd w:val="clear" w:color="auto" w:fill="212121"/>
+        <w:spacing w:after="0" w:line="270" w:lineRule="atLeast"/>
+        <w:rPr>
+          <w:rFonts w:ascii="Courier New" w:eastAsia="Times New Roman" w:hAnsi="Courier New" w:cs="Courier New"/>
+          <w:color w:val="F8F8F2"/>
+          <w:kern w:val="0"/>
+          <w:sz w:val="18"/>
+          <w:szCs w:val="18"/>
+          <w14:ligatures w14:val="none"/>
+        </w:rPr>
+      </w:pPr>
+      <w:r>
+        <w:rPr>
+          <w:rFonts w:ascii="Courier New" w:eastAsia="Times New Roman" w:hAnsi="Courier New" w:cs="Courier New"/>
+          <w:color w:val="DCDCDC"/>
+          <w:kern w:val="0"/>
+          <w:sz w:val="18"/>
+          <w:szCs w:val="18"/>
+          <w14:ligatures w14:val="none"/>
+        </w:rPr>
+        <w:t>}</w:t>
+      </w:r>
+    </w:p>
+    <w:p>
+      <w:pPr>
+        <w:ind w:left="720"/>
+        <w:rPr>
+          <w:lang w:bidi="ar-EG"/>
+        </w:rPr>
+      </w:pPr>
+    </w:p>
+    <w:p>
+      <w:pPr>
+        <w:pStyle w:val="ListParagraph"/>
+        <w:numPr>
+          <w:ilvl w:val="0"/>
+          <w:numId w:val="15"/>
+        </w:numPr>
+        <w:rPr>
+          <w:lang w:bidi="ar-EG"/>
+        </w:rPr>
+      </w:pPr>
+      <w:r>
+        <w:rPr>
+          <w:lang w:bidi="ar-EG"/>
+        </w:rPr>
+        <w:t xml:space="preserve">Get lab’s </w:t>
+      </w:r>
+      <w:proofErr w:type="gramStart"/>
+      <w:r>
+        <w:rPr>
+          <w:lang w:bidi="ar-EG"/>
+        </w:rPr>
+        <w:t>tests :</w:t>
+      </w:r>
+      <w:proofErr w:type="gramEnd"/>
+    </w:p>
+    <w:p>
+      <w:pPr>
+        <w:pStyle w:val="ListParagraph"/>
+        <w:numPr>
+          <w:ilvl w:val="0"/>
+          <w:numId w:val="2"/>
+        </w:numPr>
+        <w:rPr>
+          <w:lang w:bidi="ar-EG"/>
+        </w:rPr>
+      </w:pPr>
+      <w:proofErr w:type="gramStart"/>
+      <w:r>
+        <w:rPr>
+          <w:lang w:bidi="ar-EG"/>
+        </w:rPr>
+        <w:t>Method :</w:t>
+      </w:r>
+      <w:proofErr w:type="gramEnd"/>
+      <w:r>
+        <w:rPr>
+          <w:lang w:bidi="ar-EG"/>
+        </w:rPr>
+        <w:t xml:space="preserve"> get</w:t>
+      </w:r>
+    </w:p>
+    <w:p>
+      <w:pPr>
+        <w:pStyle w:val="ListParagraph"/>
+        <w:numPr>
+          <w:ilvl w:val="0"/>
+          <w:numId w:val="2"/>
+        </w:numPr>
+        <w:rPr>
+          <w:lang w:bidi="ar-EG"/>
+        </w:rPr>
+      </w:pPr>
+      <w:r>
+        <w:rPr>
+          <w:lang w:bidi="ar-EG"/>
+        </w:rPr>
+        <w:t>/</w:t>
+      </w:r>
+      <w:proofErr w:type="spellStart"/>
+      <w:r>
+        <w:rPr>
+          <w:lang w:bidi="ar-EG"/>
+        </w:rPr>
+        <w:t>api</w:t>
+      </w:r>
+      <w:proofErr w:type="spellEnd"/>
+      <w:r>
+        <w:rPr>
+          <w:lang w:bidi="ar-EG"/>
+        </w:rPr>
+        <w:t>/lab/my-tests</w:t>
+      </w:r>
+    </w:p>
+    <w:p>
+      <w:pPr>
+        <w:rPr>
+          <w:lang w:bidi="ar-EG"/>
+        </w:rPr>
+      </w:pPr>
+    </w:p>
+    <w:p>
+      <w:pPr>
+        <w:pStyle w:val="ListParagraph"/>
+        <w:numPr>
+          <w:ilvl w:val="0"/>
+          <w:numId w:val="15"/>
+        </w:numPr>
+        <w:rPr>
+          <w:lang w:bidi="ar-EG"/>
+        </w:rPr>
+      </w:pPr>
+      <w:r>
+        <w:rPr>
+          <w:lang w:bidi="ar-EG"/>
+        </w:rPr>
+        <w:t xml:space="preserve">Upload </w:t>
+      </w:r>
+      <w:proofErr w:type="gramStart"/>
+      <w:r>
+        <w:rPr>
+          <w:lang w:bidi="ar-EG"/>
+        </w:rPr>
+        <w:t>result :</w:t>
+      </w:r>
+      <w:proofErr w:type="gramEnd"/>
+    </w:p>
+    <w:p>
+      <w:pPr>
+        <w:pStyle w:val="ListParagraph"/>
+        <w:numPr>
+          <w:ilvl w:val="0"/>
+          <w:numId w:val="2"/>
+        </w:numPr>
+        <w:rPr>
+          <w:lang w:bidi="ar-EG"/>
+        </w:rPr>
+      </w:pPr>
+      <w:proofErr w:type="gramStart"/>
+      <w:r>
+        <w:rPr>
+          <w:lang w:bidi="ar-EG"/>
+        </w:rPr>
+        <w:t>Method :</w:t>
+      </w:r>
+      <w:proofErr w:type="gramEnd"/>
+      <w:r>
+        <w:rPr>
+          <w:lang w:bidi="ar-EG"/>
+        </w:rPr>
+        <w:t xml:space="preserve"> post</w:t>
+      </w:r>
+    </w:p>
+    <w:p>
+      <w:pPr>
+        <w:pStyle w:val="ListParagraph"/>
+        <w:numPr>
+          <w:ilvl w:val="0"/>
+          <w:numId w:val="2"/>
+        </w:numPr>
+        <w:rPr>
+          <w:lang w:bidi="ar-EG"/>
+        </w:rPr>
+      </w:pPr>
+      <w:r>
+        <w:rPr>
+          <w:lang w:bidi="ar-EG"/>
+        </w:rPr>
+        <w:t>/</w:t>
+      </w:r>
+      <w:proofErr w:type="spellStart"/>
+      <w:r>
+        <w:rPr>
+          <w:lang w:bidi="ar-EG"/>
+        </w:rPr>
+        <w:t>api</w:t>
+      </w:r>
+      <w:proofErr w:type="spellEnd"/>
+      <w:r>
+        <w:rPr>
+          <w:lang w:bidi="ar-EG"/>
+        </w:rPr>
+        <w:t>/lab/upload-result</w:t>
+      </w:r>
+    </w:p>
+    <w:p>
+      <w:pPr>
+        <w:pStyle w:val="ListParagraph"/>
+        <w:numPr>
+          <w:ilvl w:val="0"/>
+          <w:numId w:val="2"/>
+        </w:numPr>
+        <w:rPr>
+          <w:lang w:bidi="ar-EG"/>
+        </w:rPr>
+      </w:pPr>
+      <w:r>
+        <w:rPr>
+          <w:lang w:bidi="ar-EG"/>
+        </w:rPr>
+        <w:t>Ex:</w:t>
+      </w:r>
+    </w:p>
+    <w:p>
+      <w:pPr>
+        <w:pStyle w:val="ListParagraph"/>
         <w:ind w:left="1080"/>
-      </w:pPr>
-    </w:p>
-    <w:p>
-      <w:pPr>
-        <w:pStyle w:val="ListParagraph"/>
-        <w:numPr>
-          <w:ilvl w:val="0"/>
-          <w:numId w:val="14"/>
-        </w:numPr>
-      </w:pPr>
-      <w:r>
-        <w:t xml:space="preserve">Delete </w:t>
-      </w:r>
-      <w:proofErr w:type="gramStart"/>
-      <w:r>
-        <w:t>medicine :</w:t>
-      </w:r>
-      <w:proofErr w:type="gramEnd"/>
-    </w:p>
-    <w:p>
-      <w:pPr>
-        <w:pStyle w:val="ListParagraph"/>
-        <w:numPr>
-          <w:ilvl w:val="0"/>
-          <w:numId w:val="2"/>
-        </w:numPr>
-      </w:pPr>
-      <w:proofErr w:type="gramStart"/>
-      <w:r>
-        <w:t>Method :</w:t>
-      </w:r>
-      <w:proofErr w:type="gramEnd"/>
-      <w:r>
-        <w:t xml:space="preserve"> delete</w:t>
-      </w:r>
-    </w:p>
-    <w:p>
-      <w:pPr>
-        <w:pStyle w:val="ListParagraph"/>
-        <w:numPr>
-          <w:ilvl w:val="0"/>
-          <w:numId w:val="2"/>
-        </w:numPr>
-      </w:pPr>
-      <w:r>
-        <w:t>/</w:t>
-      </w:r>
-      <w:proofErr w:type="spellStart"/>
-      <w:r>
-        <w:t>api</w:t>
-      </w:r>
-      <w:proofErr w:type="spellEnd"/>
-      <w:r>
-        <w:t>/pharmacy/delete-medicine/</w:t>
-      </w:r>
-      <w:proofErr w:type="spellStart"/>
-      <w:r>
-        <w:t>medicineId</w:t>
-      </w:r>
-      <w:proofErr w:type="spellEnd"/>
-    </w:p>
-    <w:p>
-      <w:pPr>
-        <w:pStyle w:val="ListParagraph"/>
-        <w:ind w:left="1080"/>
-      </w:pPr>
-    </w:p>
-    <w:p>
-      <w:pPr>
-        <w:pStyle w:val="ListParagraph"/>
-        <w:ind w:left="1080"/>
-      </w:pPr>
-    </w:p>
-    <w:p>
-      <w:pPr>
-        <w:pStyle w:val="ListParagraph"/>
-        <w:numPr>
-          <w:ilvl w:val="0"/>
-          <w:numId w:val="14"/>
-        </w:numPr>
-      </w:pPr>
-      <w:r>
-        <w:t xml:space="preserve">Search for </w:t>
-      </w:r>
-      <w:proofErr w:type="gramStart"/>
-      <w:r>
-        <w:t>medicine :</w:t>
-      </w:r>
-      <w:proofErr w:type="gramEnd"/>
-    </w:p>
-    <w:p>
-      <w:pPr>
-        <w:pStyle w:val="ListParagraph"/>
-        <w:numPr>
-          <w:ilvl w:val="0"/>
-          <w:numId w:val="2"/>
-        </w:numPr>
-      </w:pPr>
-      <w:proofErr w:type="gramStart"/>
-      <w:r>
-        <w:t>Method :</w:t>
-      </w:r>
-      <w:proofErr w:type="gramEnd"/>
-      <w:r>
-        <w:t xml:space="preserve"> get</w:t>
-      </w:r>
-    </w:p>
-    <w:p>
-      <w:pPr>
-        <w:pStyle w:val="ListParagraph"/>
-        <w:numPr>
-          <w:ilvl w:val="0"/>
-          <w:numId w:val="2"/>
-        </w:numPr>
-      </w:pPr>
-      <w:r>
-        <w:t>/</w:t>
-      </w:r>
-      <w:proofErr w:type="spellStart"/>
-      <w:r>
-        <w:t>api</w:t>
-      </w:r>
-      <w:proofErr w:type="spellEnd"/>
-      <w:r>
-        <w:t>/pharmacy/</w:t>
-      </w:r>
-      <w:proofErr w:type="spellStart"/>
-      <w:r>
-        <w:t>search?name</w:t>
-      </w:r>
-      <w:proofErr w:type="spellEnd"/>
-      <w:r>
-        <w:t>=</w:t>
-      </w:r>
-      <w:r>
-        <w:t>XXX</w:t>
-      </w:r>
-    </w:p>
-    <w:p>
-      <w:pPr>
-        <w:pStyle w:val="ListParagraph"/>
-        <w:numPr>
-          <w:ilvl w:val="0"/>
-          <w:numId w:val="2"/>
-        </w:numPr>
+        <w:rPr>
+          <w:lang w:bidi="ar-EG"/>
+        </w:rPr>
       </w:pPr>
       <w:r>
         <w:rPr>
           <w:noProof/>
+          <w:lang w:bidi="ar-EG"/>
         </w:rPr>
         <w:drawing>
-          <wp:inline distT="0" distB="0" distL="0" distR="0" wp14:anchorId="34D33DC0" wp14:editId="6C4C8163">
-            <wp:extent cx="5943600" cy="3317875"/>
+          <wp:inline distT="0" distB="0" distL="0" distR="0" wp14:anchorId="5B2E7BA8" wp14:editId="36C670C6">
+            <wp:extent cx="5943600" cy="1304290"/>
             <wp:effectExtent l="0" t="0" r="0" b="0"/>
-            <wp:docPr id="3" name="Picture 3"/>
+            <wp:docPr id="4" name="Picture 4"/>
             <wp:cNvGraphicFramePr>
               <a:graphicFrameLocks xmlns:a="http://schemas.openxmlformats.org/drawingml/2006/main" noChangeAspect="1"/>
             </wp:cNvGraphicFramePr>
@@ -10923,6 +9823,1377 @@
                   <pic:spPr>
                     <a:xfrm>
                       <a:off x="0" y="0"/>
+                      <a:ext cx="5943600" cy="1304290"/>
+                    </a:xfrm>
+                    <a:prstGeom prst="rect">
+                      <a:avLst/>
+                    </a:prstGeom>
+                  </pic:spPr>
+                </pic:pic>
+              </a:graphicData>
+            </a:graphic>
+          </wp:inline>
+        </w:drawing>
+      </w:r>
+    </w:p>
+    <w:p>
+      <w:pPr>
+        <w:pStyle w:val="ListParagraph"/>
+        <w:ind w:left="1440"/>
+        <w:rPr>
+          <w:lang w:bidi="ar-EG"/>
+        </w:rPr>
+      </w:pPr>
+      <w:r>
+        <w:rPr>
+          <w:lang w:bidi="ar-EG"/>
+        </w:rPr>
+        <w:t>Content type =&gt; multipart / form data</w:t>
+      </w:r>
+    </w:p>
+    <w:p>
+      <w:pPr>
+        <w:pStyle w:val="ListParagraph"/>
+        <w:ind w:left="1440"/>
+        <w:rPr>
+          <w:lang w:bidi="ar-EG"/>
+        </w:rPr>
+      </w:pPr>
+    </w:p>
+    <w:p>
+      <w:pPr>
+        <w:pStyle w:val="ListParagraph"/>
+        <w:numPr>
+          <w:ilvl w:val="0"/>
+          <w:numId w:val="15"/>
+        </w:numPr>
+        <w:rPr>
+          <w:lang w:bidi="ar-EG"/>
+        </w:rPr>
+      </w:pPr>
+      <w:r>
+        <w:rPr>
+          <w:lang w:bidi="ar-EG"/>
+        </w:rPr>
+        <w:t xml:space="preserve">Get patient </w:t>
+      </w:r>
+      <w:proofErr w:type="gramStart"/>
+      <w:r>
+        <w:rPr>
+          <w:lang w:bidi="ar-EG"/>
+        </w:rPr>
+        <w:t>result :</w:t>
+      </w:r>
+      <w:proofErr w:type="gramEnd"/>
+    </w:p>
+    <w:p>
+      <w:pPr>
+        <w:pStyle w:val="ListParagraph"/>
+        <w:numPr>
+          <w:ilvl w:val="0"/>
+          <w:numId w:val="2"/>
+        </w:numPr>
+        <w:rPr>
+          <w:lang w:bidi="ar-EG"/>
+        </w:rPr>
+      </w:pPr>
+      <w:proofErr w:type="gramStart"/>
+      <w:r>
+        <w:rPr>
+          <w:lang w:bidi="ar-EG"/>
+        </w:rPr>
+        <w:t>Method :</w:t>
+      </w:r>
+      <w:proofErr w:type="gramEnd"/>
+      <w:r>
+        <w:rPr>
+          <w:lang w:bidi="ar-EG"/>
+        </w:rPr>
+        <w:t xml:space="preserve"> get </w:t>
+      </w:r>
+    </w:p>
+    <w:p>
+      <w:pPr>
+        <w:pStyle w:val="ListParagraph"/>
+        <w:numPr>
+          <w:ilvl w:val="0"/>
+          <w:numId w:val="2"/>
+        </w:numPr>
+        <w:rPr>
+          <w:lang w:bidi="ar-EG"/>
+        </w:rPr>
+      </w:pPr>
+      <w:r>
+        <w:rPr>
+          <w:lang w:bidi="ar-EG"/>
+        </w:rPr>
+        <w:t>/</w:t>
+      </w:r>
+      <w:proofErr w:type="spellStart"/>
+      <w:r>
+        <w:rPr>
+          <w:lang w:bidi="ar-EG"/>
+        </w:rPr>
+        <w:t>api</w:t>
+      </w:r>
+      <w:proofErr w:type="spellEnd"/>
+      <w:r>
+        <w:rPr>
+          <w:lang w:bidi="ar-EG"/>
+        </w:rPr>
+        <w:t>/lab/patient-results</w:t>
+      </w:r>
+      <w:proofErr w:type="gramStart"/>
+      <w:r>
+        <w:rPr>
+          <w:lang w:bidi="ar-EG"/>
+        </w:rPr>
+        <w:t>/:</w:t>
+      </w:r>
+      <w:proofErr w:type="spellStart"/>
+      <w:r>
+        <w:rPr>
+          <w:lang w:bidi="ar-EG"/>
+        </w:rPr>
+        <w:t>patientId</w:t>
+      </w:r>
+      <w:proofErr w:type="spellEnd"/>
+      <w:proofErr w:type="gramEnd"/>
+    </w:p>
+    <w:p>
+      <w:pPr>
+        <w:pStyle w:val="Heading1"/>
+      </w:pPr>
+      <w:r>
+        <w:t>Pharmacy end point:</w:t>
+      </w:r>
+    </w:p>
+    <w:p>
+      <w:r>
+        <w:t xml:space="preserve"> **Bearer token &lt;access token&gt;**</w:t>
+      </w:r>
+    </w:p>
+    <w:p>
+      <w:pPr>
+        <w:pStyle w:val="ListParagraph"/>
+        <w:numPr>
+          <w:ilvl w:val="0"/>
+          <w:numId w:val="14"/>
+        </w:numPr>
+      </w:pPr>
+      <w:r>
+        <w:t xml:space="preserve">Get </w:t>
+      </w:r>
+      <w:proofErr w:type="gramStart"/>
+      <w:r>
+        <w:t>stock :</w:t>
+      </w:r>
+      <w:proofErr w:type="gramEnd"/>
+    </w:p>
+    <w:p>
+      <w:pPr>
+        <w:pStyle w:val="ListParagraph"/>
+        <w:numPr>
+          <w:ilvl w:val="0"/>
+          <w:numId w:val="2"/>
+        </w:numPr>
+      </w:pPr>
+      <w:proofErr w:type="gramStart"/>
+      <w:r>
+        <w:t>Method :</w:t>
+      </w:r>
+      <w:proofErr w:type="gramEnd"/>
+      <w:r>
+        <w:t xml:space="preserve"> get</w:t>
+      </w:r>
+    </w:p>
+    <w:p>
+      <w:pPr>
+        <w:pStyle w:val="ListParagraph"/>
+        <w:numPr>
+          <w:ilvl w:val="0"/>
+          <w:numId w:val="2"/>
+        </w:numPr>
+      </w:pPr>
+      <w:r>
+        <w:t>/</w:t>
+      </w:r>
+      <w:proofErr w:type="spellStart"/>
+      <w:r>
+        <w:t>api</w:t>
+      </w:r>
+      <w:proofErr w:type="spellEnd"/>
+      <w:r>
+        <w:t>/pharmacy/stock</w:t>
+      </w:r>
+    </w:p>
+    <w:p>
+      <w:pPr>
+        <w:ind w:left="720"/>
+      </w:pPr>
+    </w:p>
+    <w:p>
+      <w:pPr>
+        <w:pStyle w:val="ListParagraph"/>
+        <w:numPr>
+          <w:ilvl w:val="0"/>
+          <w:numId w:val="14"/>
+        </w:numPr>
+      </w:pPr>
+      <w:r>
+        <w:t xml:space="preserve">Add </w:t>
+      </w:r>
+      <w:proofErr w:type="gramStart"/>
+      <w:r>
+        <w:t>medicine :</w:t>
+      </w:r>
+      <w:proofErr w:type="gramEnd"/>
+    </w:p>
+    <w:p>
+      <w:pPr>
+        <w:pStyle w:val="ListParagraph"/>
+        <w:numPr>
+          <w:ilvl w:val="0"/>
+          <w:numId w:val="2"/>
+        </w:numPr>
+      </w:pPr>
+      <w:proofErr w:type="gramStart"/>
+      <w:r>
+        <w:t>Method :</w:t>
+      </w:r>
+      <w:proofErr w:type="gramEnd"/>
+      <w:r>
+        <w:t xml:space="preserve"> post</w:t>
+      </w:r>
+    </w:p>
+    <w:p>
+      <w:pPr>
+        <w:pStyle w:val="ListParagraph"/>
+        <w:numPr>
+          <w:ilvl w:val="0"/>
+          <w:numId w:val="2"/>
+        </w:numPr>
+      </w:pPr>
+      <w:r>
+        <w:t>/</w:t>
+      </w:r>
+      <w:proofErr w:type="spellStart"/>
+      <w:r>
+        <w:t>api</w:t>
+      </w:r>
+      <w:proofErr w:type="spellEnd"/>
+      <w:r>
+        <w:t>/pharmacy/add-medicine</w:t>
+      </w:r>
+    </w:p>
+    <w:p>
+      <w:pPr>
+        <w:pStyle w:val="ListParagraph"/>
+        <w:numPr>
+          <w:ilvl w:val="0"/>
+          <w:numId w:val="2"/>
+        </w:numPr>
+      </w:pPr>
+      <w:proofErr w:type="gramStart"/>
+      <w:r>
+        <w:t>Ex :</w:t>
+      </w:r>
+      <w:proofErr w:type="gramEnd"/>
+    </w:p>
+    <w:p>
+      <w:pPr>
+        <w:pStyle w:val="ListParagraph"/>
+        <w:numPr>
+          <w:ilvl w:val="0"/>
+          <w:numId w:val="2"/>
+        </w:numPr>
+        <w:shd w:val="clear" w:color="auto" w:fill="212121"/>
+        <w:spacing w:after="0" w:line="270" w:lineRule="atLeast"/>
+        <w:rPr>
+          <w:rFonts w:ascii="Courier New" w:eastAsia="Times New Roman" w:hAnsi="Courier New" w:cs="Courier New"/>
+          <w:color w:val="F8F8F2"/>
+          <w:kern w:val="0"/>
+          <w:sz w:val="18"/>
+          <w:szCs w:val="18"/>
+          <w14:ligatures w14:val="none"/>
+        </w:rPr>
+      </w:pPr>
+      <w:r>
+        <w:rPr>
+          <w:rFonts w:ascii="Courier New" w:eastAsia="Times New Roman" w:hAnsi="Courier New" w:cs="Courier New"/>
+          <w:color w:val="DCDCDC"/>
+          <w:kern w:val="0"/>
+          <w:sz w:val="18"/>
+          <w:szCs w:val="18"/>
+          <w14:ligatures w14:val="none"/>
+        </w:rPr>
+        <w:lastRenderedPageBreak/>
+        <w:t>{</w:t>
+      </w:r>
+    </w:p>
+    <w:p>
+      <w:pPr>
+        <w:pStyle w:val="ListParagraph"/>
+        <w:numPr>
+          <w:ilvl w:val="0"/>
+          <w:numId w:val="2"/>
+        </w:numPr>
+        <w:shd w:val="clear" w:color="auto" w:fill="212121"/>
+        <w:spacing w:after="0" w:line="270" w:lineRule="atLeast"/>
+        <w:rPr>
+          <w:rFonts w:ascii="Courier New" w:eastAsia="Times New Roman" w:hAnsi="Courier New" w:cs="Courier New"/>
+          <w:color w:val="F8F8F2"/>
+          <w:kern w:val="0"/>
+          <w:sz w:val="18"/>
+          <w:szCs w:val="18"/>
+          <w14:ligatures w14:val="none"/>
+        </w:rPr>
+      </w:pPr>
+      <w:r>
+        <w:rPr>
+          <w:rFonts w:ascii="Courier New" w:eastAsia="Times New Roman" w:hAnsi="Courier New" w:cs="Courier New"/>
+          <w:color w:val="F8F8F2"/>
+          <w:kern w:val="0"/>
+          <w:sz w:val="18"/>
+          <w:szCs w:val="18"/>
+          <w14:ligatures w14:val="none"/>
+        </w:rPr>
+        <w:t xml:space="preserve">  </w:t>
+      </w:r>
+      <w:r>
+        <w:rPr>
+          <w:rFonts w:ascii="Courier New" w:eastAsia="Times New Roman" w:hAnsi="Courier New" w:cs="Courier New"/>
+          <w:color w:val="9CDCFE"/>
+          <w:kern w:val="0"/>
+          <w:sz w:val="18"/>
+          <w:szCs w:val="18"/>
+          <w14:ligatures w14:val="none"/>
+        </w:rPr>
+        <w:t>"</w:t>
+      </w:r>
+      <w:proofErr w:type="spellStart"/>
+      <w:r>
+        <w:rPr>
+          <w:rFonts w:ascii="Courier New" w:eastAsia="Times New Roman" w:hAnsi="Courier New" w:cs="Courier New"/>
+          <w:color w:val="9CDCFE"/>
+          <w:kern w:val="0"/>
+          <w:sz w:val="18"/>
+          <w:szCs w:val="18"/>
+          <w14:ligatures w14:val="none"/>
+        </w:rPr>
+        <w:t>medicineName</w:t>
+      </w:r>
+      <w:proofErr w:type="spellEnd"/>
+      <w:r>
+        <w:rPr>
+          <w:rFonts w:ascii="Courier New" w:eastAsia="Times New Roman" w:hAnsi="Courier New" w:cs="Courier New"/>
+          <w:color w:val="9CDCFE"/>
+          <w:kern w:val="0"/>
+          <w:sz w:val="18"/>
+          <w:szCs w:val="18"/>
+          <w14:ligatures w14:val="none"/>
+        </w:rPr>
+        <w:t>"</w:t>
+      </w:r>
+      <w:r>
+        <w:rPr>
+          <w:rFonts w:ascii="Courier New" w:eastAsia="Times New Roman" w:hAnsi="Courier New" w:cs="Courier New"/>
+          <w:color w:val="DCDCDC"/>
+          <w:kern w:val="0"/>
+          <w:sz w:val="18"/>
+          <w:szCs w:val="18"/>
+          <w14:ligatures w14:val="none"/>
+        </w:rPr>
+        <w:t>:</w:t>
+      </w:r>
+      <w:r>
+        <w:rPr>
+          <w:rFonts w:ascii="Courier New" w:eastAsia="Times New Roman" w:hAnsi="Courier New" w:cs="Courier New"/>
+          <w:color w:val="F8F8F2"/>
+          <w:kern w:val="0"/>
+          <w:sz w:val="18"/>
+          <w:szCs w:val="18"/>
+          <w14:ligatures w14:val="none"/>
+        </w:rPr>
+        <w:t xml:space="preserve"> </w:t>
+      </w:r>
+      <w:r>
+        <w:rPr>
+          <w:rFonts w:ascii="Courier New" w:eastAsia="Times New Roman" w:hAnsi="Courier New" w:cs="Courier New"/>
+          <w:color w:val="CE9178"/>
+          <w:kern w:val="0"/>
+          <w:sz w:val="18"/>
+          <w:szCs w:val="18"/>
+          <w14:ligatures w14:val="none"/>
+        </w:rPr>
+        <w:t>"</w:t>
+      </w:r>
+      <w:r>
+        <w:rPr>
+          <w:rFonts w:ascii="Courier New" w:eastAsia="Times New Roman" w:hAnsi="Courier New" w:cs="Courier New"/>
+          <w:color w:val="CE9178"/>
+          <w:kern w:val="0"/>
+          <w:sz w:val="18"/>
+          <w:szCs w:val="18"/>
+          <w:rtl/>
+          <w14:ligatures w14:val="none"/>
+        </w:rPr>
+        <w:t>ميوفين</w:t>
+      </w:r>
+      <w:r>
+        <w:rPr>
+          <w:rFonts w:ascii="Courier New" w:eastAsia="Times New Roman" w:hAnsi="Courier New" w:cs="Courier New"/>
+          <w:color w:val="CE9178"/>
+          <w:kern w:val="0"/>
+          <w:sz w:val="18"/>
+          <w:szCs w:val="18"/>
+          <w14:ligatures w14:val="none"/>
+        </w:rPr>
+        <w:t>"</w:t>
+      </w:r>
+      <w:r>
+        <w:rPr>
+          <w:rFonts w:ascii="Courier New" w:eastAsia="Times New Roman" w:hAnsi="Courier New" w:cs="Courier New"/>
+          <w:color w:val="DCDCDC"/>
+          <w:kern w:val="0"/>
+          <w:sz w:val="18"/>
+          <w:szCs w:val="18"/>
+          <w14:ligatures w14:val="none"/>
+        </w:rPr>
+        <w:t>,</w:t>
+      </w:r>
+    </w:p>
+    <w:p>
+      <w:pPr>
+        <w:pStyle w:val="ListParagraph"/>
+        <w:numPr>
+          <w:ilvl w:val="0"/>
+          <w:numId w:val="2"/>
+        </w:numPr>
+        <w:shd w:val="clear" w:color="auto" w:fill="212121"/>
+        <w:spacing w:after="0" w:line="270" w:lineRule="atLeast"/>
+        <w:rPr>
+          <w:rFonts w:ascii="Courier New" w:eastAsia="Times New Roman" w:hAnsi="Courier New" w:cs="Courier New"/>
+          <w:color w:val="F8F8F2"/>
+          <w:kern w:val="0"/>
+          <w:sz w:val="18"/>
+          <w:szCs w:val="18"/>
+          <w14:ligatures w14:val="none"/>
+        </w:rPr>
+      </w:pPr>
+      <w:r>
+        <w:rPr>
+          <w:rFonts w:ascii="Courier New" w:eastAsia="Times New Roman" w:hAnsi="Courier New" w:cs="Courier New"/>
+          <w:color w:val="F8F8F2"/>
+          <w:kern w:val="0"/>
+          <w:sz w:val="18"/>
+          <w:szCs w:val="18"/>
+          <w14:ligatures w14:val="none"/>
+        </w:rPr>
+        <w:t xml:space="preserve">  </w:t>
+      </w:r>
+      <w:r>
+        <w:rPr>
+          <w:rFonts w:ascii="Courier New" w:eastAsia="Times New Roman" w:hAnsi="Courier New" w:cs="Courier New"/>
+          <w:color w:val="9CDCFE"/>
+          <w:kern w:val="0"/>
+          <w:sz w:val="18"/>
+          <w:szCs w:val="18"/>
+          <w14:ligatures w14:val="none"/>
+        </w:rPr>
+        <w:t>"quantity"</w:t>
+      </w:r>
+      <w:r>
+        <w:rPr>
+          <w:rFonts w:ascii="Courier New" w:eastAsia="Times New Roman" w:hAnsi="Courier New" w:cs="Courier New"/>
+          <w:color w:val="DCDCDC"/>
+          <w:kern w:val="0"/>
+          <w:sz w:val="18"/>
+          <w:szCs w:val="18"/>
+          <w14:ligatures w14:val="none"/>
+        </w:rPr>
+        <w:t>:</w:t>
+      </w:r>
+      <w:r>
+        <w:rPr>
+          <w:rFonts w:ascii="Courier New" w:eastAsia="Times New Roman" w:hAnsi="Courier New" w:cs="Courier New"/>
+          <w:color w:val="F8F8F2"/>
+          <w:kern w:val="0"/>
+          <w:sz w:val="18"/>
+          <w:szCs w:val="18"/>
+          <w14:ligatures w14:val="none"/>
+        </w:rPr>
+        <w:t xml:space="preserve"> </w:t>
+      </w:r>
+      <w:r>
+        <w:rPr>
+          <w:rFonts w:ascii="Courier New" w:eastAsia="Times New Roman" w:hAnsi="Courier New" w:cs="Courier New"/>
+          <w:color w:val="B5CEA8"/>
+          <w:kern w:val="0"/>
+          <w:sz w:val="18"/>
+          <w:szCs w:val="18"/>
+          <w14:ligatures w14:val="none"/>
+        </w:rPr>
+        <w:t>100</w:t>
+      </w:r>
+      <w:r>
+        <w:rPr>
+          <w:rFonts w:ascii="Courier New" w:eastAsia="Times New Roman" w:hAnsi="Courier New" w:cs="Courier New"/>
+          <w:color w:val="DCDCDC"/>
+          <w:kern w:val="0"/>
+          <w:sz w:val="18"/>
+          <w:szCs w:val="18"/>
+          <w14:ligatures w14:val="none"/>
+        </w:rPr>
+        <w:t>,</w:t>
+      </w:r>
+    </w:p>
+    <w:p>
+      <w:pPr>
+        <w:pStyle w:val="ListParagraph"/>
+        <w:numPr>
+          <w:ilvl w:val="0"/>
+          <w:numId w:val="2"/>
+        </w:numPr>
+        <w:shd w:val="clear" w:color="auto" w:fill="212121"/>
+        <w:spacing w:after="0" w:line="270" w:lineRule="atLeast"/>
+        <w:rPr>
+          <w:rFonts w:ascii="Courier New" w:eastAsia="Times New Roman" w:hAnsi="Courier New" w:cs="Courier New"/>
+          <w:color w:val="F8F8F2"/>
+          <w:kern w:val="0"/>
+          <w:sz w:val="18"/>
+          <w:szCs w:val="18"/>
+          <w14:ligatures w14:val="none"/>
+        </w:rPr>
+      </w:pPr>
+      <w:r>
+        <w:rPr>
+          <w:rFonts w:ascii="Courier New" w:eastAsia="Times New Roman" w:hAnsi="Courier New" w:cs="Courier New"/>
+          <w:color w:val="F8F8F2"/>
+          <w:kern w:val="0"/>
+          <w:sz w:val="18"/>
+          <w:szCs w:val="18"/>
+          <w14:ligatures w14:val="none"/>
+        </w:rPr>
+        <w:t xml:space="preserve">  </w:t>
+      </w:r>
+      <w:r>
+        <w:rPr>
+          <w:rFonts w:ascii="Courier New" w:eastAsia="Times New Roman" w:hAnsi="Courier New" w:cs="Courier New"/>
+          <w:color w:val="9CDCFE"/>
+          <w:kern w:val="0"/>
+          <w:sz w:val="18"/>
+          <w:szCs w:val="18"/>
+          <w14:ligatures w14:val="none"/>
+        </w:rPr>
+        <w:t>"price"</w:t>
+      </w:r>
+      <w:r>
+        <w:rPr>
+          <w:rFonts w:ascii="Courier New" w:eastAsia="Times New Roman" w:hAnsi="Courier New" w:cs="Courier New"/>
+          <w:color w:val="DCDCDC"/>
+          <w:kern w:val="0"/>
+          <w:sz w:val="18"/>
+          <w:szCs w:val="18"/>
+          <w14:ligatures w14:val="none"/>
+        </w:rPr>
+        <w:t>:</w:t>
+      </w:r>
+      <w:r>
+        <w:rPr>
+          <w:rFonts w:ascii="Courier New" w:eastAsia="Times New Roman" w:hAnsi="Courier New" w:cs="Courier New"/>
+          <w:color w:val="F8F8F2"/>
+          <w:kern w:val="0"/>
+          <w:sz w:val="18"/>
+          <w:szCs w:val="18"/>
+          <w14:ligatures w14:val="none"/>
+        </w:rPr>
+        <w:t xml:space="preserve"> </w:t>
+      </w:r>
+      <w:r>
+        <w:rPr>
+          <w:rFonts w:ascii="Courier New" w:eastAsia="Times New Roman" w:hAnsi="Courier New" w:cs="Courier New"/>
+          <w:color w:val="B5CEA8"/>
+          <w:kern w:val="0"/>
+          <w:sz w:val="18"/>
+          <w:szCs w:val="18"/>
+          <w14:ligatures w14:val="none"/>
+        </w:rPr>
+        <w:t>100</w:t>
+      </w:r>
+      <w:r>
+        <w:rPr>
+          <w:rFonts w:ascii="Courier New" w:eastAsia="Times New Roman" w:hAnsi="Courier New" w:cs="Courier New"/>
+          <w:color w:val="DCDCDC"/>
+          <w:kern w:val="0"/>
+          <w:sz w:val="18"/>
+          <w:szCs w:val="18"/>
+          <w14:ligatures w14:val="none"/>
+        </w:rPr>
+        <w:t>,</w:t>
+      </w:r>
+    </w:p>
+    <w:p>
+      <w:pPr>
+        <w:pStyle w:val="ListParagraph"/>
+        <w:numPr>
+          <w:ilvl w:val="0"/>
+          <w:numId w:val="2"/>
+        </w:numPr>
+        <w:shd w:val="clear" w:color="auto" w:fill="212121"/>
+        <w:spacing w:after="0" w:line="270" w:lineRule="atLeast"/>
+        <w:rPr>
+          <w:rFonts w:ascii="Courier New" w:eastAsia="Times New Roman" w:hAnsi="Courier New" w:cs="Courier New"/>
+          <w:color w:val="F8F8F2"/>
+          <w:kern w:val="0"/>
+          <w:sz w:val="18"/>
+          <w:szCs w:val="18"/>
+          <w14:ligatures w14:val="none"/>
+        </w:rPr>
+      </w:pPr>
+      <w:r>
+        <w:rPr>
+          <w:rFonts w:ascii="Courier New" w:eastAsia="Times New Roman" w:hAnsi="Courier New" w:cs="Courier New"/>
+          <w:color w:val="F8F8F2"/>
+          <w:kern w:val="0"/>
+          <w:sz w:val="18"/>
+          <w:szCs w:val="18"/>
+          <w14:ligatures w14:val="none"/>
+        </w:rPr>
+        <w:t xml:space="preserve">  </w:t>
+      </w:r>
+      <w:r>
+        <w:rPr>
+          <w:rFonts w:ascii="Courier New" w:eastAsia="Times New Roman" w:hAnsi="Courier New" w:cs="Courier New"/>
+          <w:color w:val="9CDCFE"/>
+          <w:kern w:val="0"/>
+          <w:sz w:val="18"/>
+          <w:szCs w:val="18"/>
+          <w14:ligatures w14:val="none"/>
+        </w:rPr>
+        <w:t>"</w:t>
+      </w:r>
+      <w:proofErr w:type="spellStart"/>
+      <w:r>
+        <w:rPr>
+          <w:rFonts w:ascii="Courier New" w:eastAsia="Times New Roman" w:hAnsi="Courier New" w:cs="Courier New"/>
+          <w:color w:val="9CDCFE"/>
+          <w:kern w:val="0"/>
+          <w:sz w:val="18"/>
+          <w:szCs w:val="18"/>
+          <w14:ligatures w14:val="none"/>
+        </w:rPr>
+        <w:t>expirationDate</w:t>
+      </w:r>
+      <w:proofErr w:type="spellEnd"/>
+      <w:r>
+        <w:rPr>
+          <w:rFonts w:ascii="Courier New" w:eastAsia="Times New Roman" w:hAnsi="Courier New" w:cs="Courier New"/>
+          <w:color w:val="9CDCFE"/>
+          <w:kern w:val="0"/>
+          <w:sz w:val="18"/>
+          <w:szCs w:val="18"/>
+          <w14:ligatures w14:val="none"/>
+        </w:rPr>
+        <w:t>"</w:t>
+      </w:r>
+      <w:r>
+        <w:rPr>
+          <w:rFonts w:ascii="Courier New" w:eastAsia="Times New Roman" w:hAnsi="Courier New" w:cs="Courier New"/>
+          <w:color w:val="DCDCDC"/>
+          <w:kern w:val="0"/>
+          <w:sz w:val="18"/>
+          <w:szCs w:val="18"/>
+          <w14:ligatures w14:val="none"/>
+        </w:rPr>
+        <w:t>:</w:t>
+      </w:r>
+      <w:r>
+        <w:rPr>
+          <w:rFonts w:ascii="Courier New" w:eastAsia="Times New Roman" w:hAnsi="Courier New" w:cs="Courier New"/>
+          <w:color w:val="F8F8F2"/>
+          <w:kern w:val="0"/>
+          <w:sz w:val="18"/>
+          <w:szCs w:val="18"/>
+          <w14:ligatures w14:val="none"/>
+        </w:rPr>
+        <w:t xml:space="preserve"> </w:t>
+      </w:r>
+      <w:r>
+        <w:rPr>
+          <w:rFonts w:ascii="Courier New" w:eastAsia="Times New Roman" w:hAnsi="Courier New" w:cs="Courier New"/>
+          <w:color w:val="CE9178"/>
+          <w:kern w:val="0"/>
+          <w:sz w:val="18"/>
+          <w:szCs w:val="18"/>
+          <w14:ligatures w14:val="none"/>
+        </w:rPr>
+        <w:t>"2026-12-01"</w:t>
+      </w:r>
+      <w:r>
+        <w:rPr>
+          <w:rFonts w:ascii="Courier New" w:eastAsia="Times New Roman" w:hAnsi="Courier New" w:cs="Courier New"/>
+          <w:color w:val="DCDCDC"/>
+          <w:kern w:val="0"/>
+          <w:sz w:val="18"/>
+          <w:szCs w:val="18"/>
+          <w14:ligatures w14:val="none"/>
+        </w:rPr>
+        <w:t>,</w:t>
+      </w:r>
+    </w:p>
+    <w:p>
+      <w:pPr>
+        <w:pStyle w:val="ListParagraph"/>
+        <w:numPr>
+          <w:ilvl w:val="0"/>
+          <w:numId w:val="2"/>
+        </w:numPr>
+        <w:shd w:val="clear" w:color="auto" w:fill="212121"/>
+        <w:spacing w:after="0" w:line="270" w:lineRule="atLeast"/>
+        <w:rPr>
+          <w:rFonts w:ascii="Courier New" w:eastAsia="Times New Roman" w:hAnsi="Courier New" w:cs="Courier New"/>
+          <w:color w:val="F8F8F2"/>
+          <w:kern w:val="0"/>
+          <w:sz w:val="18"/>
+          <w:szCs w:val="18"/>
+          <w14:ligatures w14:val="none"/>
+        </w:rPr>
+      </w:pPr>
+      <w:r>
+        <w:rPr>
+          <w:rFonts w:ascii="Courier New" w:eastAsia="Times New Roman" w:hAnsi="Courier New" w:cs="Courier New"/>
+          <w:color w:val="F8F8F2"/>
+          <w:kern w:val="0"/>
+          <w:sz w:val="18"/>
+          <w:szCs w:val="18"/>
+          <w14:ligatures w14:val="none"/>
+        </w:rPr>
+        <w:t xml:space="preserve">  </w:t>
+      </w:r>
+      <w:r>
+        <w:rPr>
+          <w:rFonts w:ascii="Courier New" w:eastAsia="Times New Roman" w:hAnsi="Courier New" w:cs="Courier New"/>
+          <w:color w:val="9CDCFE"/>
+          <w:kern w:val="0"/>
+          <w:sz w:val="18"/>
+          <w:szCs w:val="18"/>
+          <w14:ligatures w14:val="none"/>
+        </w:rPr>
+        <w:t>"category"</w:t>
+      </w:r>
+      <w:r>
+        <w:rPr>
+          <w:rFonts w:ascii="Courier New" w:eastAsia="Times New Roman" w:hAnsi="Courier New" w:cs="Courier New"/>
+          <w:color w:val="DCDCDC"/>
+          <w:kern w:val="0"/>
+          <w:sz w:val="18"/>
+          <w:szCs w:val="18"/>
+          <w14:ligatures w14:val="none"/>
+        </w:rPr>
+        <w:t>:</w:t>
+      </w:r>
+      <w:r>
+        <w:rPr>
+          <w:rFonts w:ascii="Courier New" w:eastAsia="Times New Roman" w:hAnsi="Courier New" w:cs="Courier New"/>
+          <w:color w:val="F8F8F2"/>
+          <w:kern w:val="0"/>
+          <w:sz w:val="18"/>
+          <w:szCs w:val="18"/>
+          <w14:ligatures w14:val="none"/>
+        </w:rPr>
+        <w:t xml:space="preserve"> </w:t>
+      </w:r>
+      <w:r>
+        <w:rPr>
+          <w:rFonts w:ascii="Courier New" w:eastAsia="Times New Roman" w:hAnsi="Courier New" w:cs="Courier New"/>
+          <w:color w:val="CE9178"/>
+          <w:kern w:val="0"/>
+          <w:sz w:val="18"/>
+          <w:szCs w:val="18"/>
+          <w14:ligatures w14:val="none"/>
+        </w:rPr>
+        <w:t>"Other"</w:t>
+      </w:r>
+      <w:r>
+        <w:rPr>
+          <w:rFonts w:ascii="Courier New" w:eastAsia="Times New Roman" w:hAnsi="Courier New" w:cs="Courier New"/>
+          <w:color w:val="DCDCDC"/>
+          <w:kern w:val="0"/>
+          <w:sz w:val="18"/>
+          <w:szCs w:val="18"/>
+          <w14:ligatures w14:val="none"/>
+        </w:rPr>
+        <w:t>,</w:t>
+      </w:r>
+      <w:r>
+        <w:rPr>
+          <w:rFonts w:ascii="Courier New" w:eastAsia="Times New Roman" w:hAnsi="Courier New" w:cs="Courier New"/>
+          <w:color w:val="F8F8F2"/>
+          <w:kern w:val="0"/>
+          <w:sz w:val="18"/>
+          <w:szCs w:val="18"/>
+          <w14:ligatures w14:val="none"/>
+        </w:rPr>
+        <w:t xml:space="preserve"> </w:t>
+      </w:r>
+    </w:p>
+    <w:p>
+      <w:pPr>
+        <w:pStyle w:val="ListParagraph"/>
+        <w:numPr>
+          <w:ilvl w:val="0"/>
+          <w:numId w:val="2"/>
+        </w:numPr>
+        <w:shd w:val="clear" w:color="auto" w:fill="212121"/>
+        <w:spacing w:after="0" w:line="270" w:lineRule="atLeast"/>
+        <w:rPr>
+          <w:rFonts w:ascii="Courier New" w:eastAsia="Times New Roman" w:hAnsi="Courier New" w:cs="Courier New"/>
+          <w:color w:val="F8F8F2"/>
+          <w:kern w:val="0"/>
+          <w:sz w:val="18"/>
+          <w:szCs w:val="18"/>
+          <w14:ligatures w14:val="none"/>
+        </w:rPr>
+      </w:pPr>
+      <w:r>
+        <w:rPr>
+          <w:rFonts w:ascii="Courier New" w:eastAsia="Times New Roman" w:hAnsi="Courier New" w:cs="Courier New"/>
+          <w:color w:val="F8F8F2"/>
+          <w:kern w:val="0"/>
+          <w:sz w:val="18"/>
+          <w:szCs w:val="18"/>
+          <w14:ligatures w14:val="none"/>
+        </w:rPr>
+        <w:t xml:space="preserve">  </w:t>
+      </w:r>
+      <w:r>
+        <w:rPr>
+          <w:rFonts w:ascii="Courier New" w:eastAsia="Times New Roman" w:hAnsi="Courier New" w:cs="Courier New"/>
+          <w:color w:val="9CDCFE"/>
+          <w:kern w:val="0"/>
+          <w:sz w:val="18"/>
+          <w:szCs w:val="18"/>
+          <w14:ligatures w14:val="none"/>
+        </w:rPr>
+        <w:t>"description"</w:t>
+      </w:r>
+      <w:r>
+        <w:rPr>
+          <w:rFonts w:ascii="Courier New" w:eastAsia="Times New Roman" w:hAnsi="Courier New" w:cs="Courier New"/>
+          <w:color w:val="DCDCDC"/>
+          <w:kern w:val="0"/>
+          <w:sz w:val="18"/>
+          <w:szCs w:val="18"/>
+          <w14:ligatures w14:val="none"/>
+        </w:rPr>
+        <w:t>:</w:t>
+      </w:r>
+      <w:r>
+        <w:rPr>
+          <w:rFonts w:ascii="Courier New" w:eastAsia="Times New Roman" w:hAnsi="Courier New" w:cs="Courier New"/>
+          <w:color w:val="F8F8F2"/>
+          <w:kern w:val="0"/>
+          <w:sz w:val="18"/>
+          <w:szCs w:val="18"/>
+          <w14:ligatures w14:val="none"/>
+        </w:rPr>
+        <w:t xml:space="preserve"> </w:t>
+      </w:r>
+      <w:r>
+        <w:rPr>
+          <w:rFonts w:ascii="Courier New" w:eastAsia="Times New Roman" w:hAnsi="Courier New" w:cs="Courier New"/>
+          <w:color w:val="CE9178"/>
+          <w:kern w:val="0"/>
+          <w:sz w:val="18"/>
+          <w:szCs w:val="18"/>
+          <w14:ligatures w14:val="none"/>
+        </w:rPr>
+        <w:t xml:space="preserve">" </w:t>
+      </w:r>
+      <w:r>
+        <w:rPr>
+          <w:rFonts w:ascii="Courier New" w:eastAsia="Times New Roman" w:hAnsi="Courier New" w:cs="Courier New"/>
+          <w:color w:val="CE9178"/>
+          <w:kern w:val="0"/>
+          <w:sz w:val="18"/>
+          <w:szCs w:val="18"/>
+          <w:rtl/>
+          <w14:ligatures w14:val="none"/>
+        </w:rPr>
+        <w:t>باسط عضلات</w:t>
+      </w:r>
+      <w:r>
+        <w:rPr>
+          <w:rFonts w:ascii="Courier New" w:eastAsia="Times New Roman" w:hAnsi="Courier New" w:cs="Courier New"/>
+          <w:color w:val="CE9178"/>
+          <w:kern w:val="0"/>
+          <w:sz w:val="18"/>
+          <w:szCs w:val="18"/>
+          <w14:ligatures w14:val="none"/>
+        </w:rPr>
+        <w:t>"</w:t>
+      </w:r>
+    </w:p>
+    <w:p>
+      <w:pPr>
+        <w:pStyle w:val="ListParagraph"/>
+        <w:numPr>
+          <w:ilvl w:val="0"/>
+          <w:numId w:val="2"/>
+        </w:numPr>
+        <w:shd w:val="clear" w:color="auto" w:fill="212121"/>
+        <w:spacing w:after="0" w:line="270" w:lineRule="atLeast"/>
+        <w:rPr>
+          <w:rFonts w:ascii="Courier New" w:eastAsia="Times New Roman" w:hAnsi="Courier New" w:cs="Courier New"/>
+          <w:color w:val="F8F8F2"/>
+          <w:kern w:val="0"/>
+          <w:sz w:val="18"/>
+          <w:szCs w:val="18"/>
+          <w14:ligatures w14:val="none"/>
+        </w:rPr>
+      </w:pPr>
+      <w:r>
+        <w:rPr>
+          <w:rFonts w:ascii="Courier New" w:eastAsia="Times New Roman" w:hAnsi="Courier New" w:cs="Courier New"/>
+          <w:color w:val="DCDCDC"/>
+          <w:kern w:val="0"/>
+          <w:sz w:val="18"/>
+          <w:szCs w:val="18"/>
+          <w14:ligatures w14:val="none"/>
+        </w:rPr>
+        <w:t>}</w:t>
+      </w:r>
+    </w:p>
+    <w:p>
+      <w:pPr>
+        <w:ind w:left="720"/>
+      </w:pPr>
+    </w:p>
+    <w:p>
+      <w:pPr>
+        <w:pStyle w:val="ListParagraph"/>
+        <w:numPr>
+          <w:ilvl w:val="0"/>
+          <w:numId w:val="14"/>
+        </w:numPr>
+      </w:pPr>
+      <w:r>
+        <w:t xml:space="preserve">Update </w:t>
+      </w:r>
+      <w:proofErr w:type="gramStart"/>
+      <w:r>
+        <w:t>medicine :</w:t>
+      </w:r>
+      <w:proofErr w:type="gramEnd"/>
+    </w:p>
+    <w:p>
+      <w:pPr>
+        <w:pStyle w:val="ListParagraph"/>
+        <w:numPr>
+          <w:ilvl w:val="0"/>
+          <w:numId w:val="2"/>
+        </w:numPr>
+      </w:pPr>
+      <w:proofErr w:type="gramStart"/>
+      <w:r>
+        <w:t>Method :</w:t>
+      </w:r>
+      <w:proofErr w:type="gramEnd"/>
+      <w:r>
+        <w:t xml:space="preserve"> put</w:t>
+      </w:r>
+    </w:p>
+    <w:p>
+      <w:pPr>
+        <w:pStyle w:val="ListParagraph"/>
+        <w:numPr>
+          <w:ilvl w:val="0"/>
+          <w:numId w:val="2"/>
+        </w:numPr>
+      </w:pPr>
+      <w:r>
+        <w:t>/</w:t>
+      </w:r>
+      <w:proofErr w:type="spellStart"/>
+      <w:r>
+        <w:t>api</w:t>
+      </w:r>
+      <w:proofErr w:type="spellEnd"/>
+      <w:r>
+        <w:t>/pharmacy/update-medicine/</w:t>
+      </w:r>
+      <w:proofErr w:type="spellStart"/>
+      <w:r>
+        <w:t>medicineId</w:t>
+      </w:r>
+      <w:proofErr w:type="spellEnd"/>
+    </w:p>
+    <w:p>
+      <w:pPr>
+        <w:pStyle w:val="ListParagraph"/>
+        <w:numPr>
+          <w:ilvl w:val="0"/>
+          <w:numId w:val="2"/>
+        </w:numPr>
+      </w:pPr>
+      <w:proofErr w:type="gramStart"/>
+      <w:r>
+        <w:t>Ex :</w:t>
+      </w:r>
+      <w:proofErr w:type="gramEnd"/>
+    </w:p>
+    <w:p>
+      <w:pPr>
+        <w:pStyle w:val="ListParagraph"/>
+        <w:numPr>
+          <w:ilvl w:val="0"/>
+          <w:numId w:val="2"/>
+        </w:numPr>
+        <w:shd w:val="clear" w:color="auto" w:fill="212121"/>
+        <w:spacing w:after="0" w:line="270" w:lineRule="atLeast"/>
+        <w:rPr>
+          <w:rFonts w:ascii="Courier New" w:eastAsia="Times New Roman" w:hAnsi="Courier New" w:cs="Courier New"/>
+          <w:color w:val="F8F8F2"/>
+          <w:kern w:val="0"/>
+          <w:sz w:val="18"/>
+          <w:szCs w:val="18"/>
+          <w14:ligatures w14:val="none"/>
+        </w:rPr>
+      </w:pPr>
+      <w:r>
+        <w:rPr>
+          <w:rFonts w:ascii="Courier New" w:eastAsia="Times New Roman" w:hAnsi="Courier New" w:cs="Courier New"/>
+          <w:color w:val="DCDCDC"/>
+          <w:kern w:val="0"/>
+          <w:sz w:val="18"/>
+          <w:szCs w:val="18"/>
+          <w14:ligatures w14:val="none"/>
+        </w:rPr>
+        <w:t>{</w:t>
+      </w:r>
+    </w:p>
+    <w:p>
+      <w:pPr>
+        <w:pStyle w:val="ListParagraph"/>
+        <w:numPr>
+          <w:ilvl w:val="0"/>
+          <w:numId w:val="2"/>
+        </w:numPr>
+        <w:shd w:val="clear" w:color="auto" w:fill="212121"/>
+        <w:spacing w:after="0" w:line="270" w:lineRule="atLeast"/>
+        <w:rPr>
+          <w:rFonts w:ascii="Courier New" w:eastAsia="Times New Roman" w:hAnsi="Courier New" w:cs="Courier New"/>
+          <w:color w:val="F8F8F2"/>
+          <w:kern w:val="0"/>
+          <w:sz w:val="18"/>
+          <w:szCs w:val="18"/>
+          <w14:ligatures w14:val="none"/>
+        </w:rPr>
+      </w:pPr>
+    </w:p>
+    <w:p>
+      <w:pPr>
+        <w:pStyle w:val="ListParagraph"/>
+        <w:numPr>
+          <w:ilvl w:val="0"/>
+          <w:numId w:val="2"/>
+        </w:numPr>
+        <w:shd w:val="clear" w:color="auto" w:fill="212121"/>
+        <w:spacing w:after="0" w:line="270" w:lineRule="atLeast"/>
+        <w:rPr>
+          <w:rFonts w:ascii="Courier New" w:eastAsia="Times New Roman" w:hAnsi="Courier New" w:cs="Courier New"/>
+          <w:color w:val="F8F8F2"/>
+          <w:kern w:val="0"/>
+          <w:sz w:val="18"/>
+          <w:szCs w:val="18"/>
+          <w14:ligatures w14:val="none"/>
+        </w:rPr>
+      </w:pPr>
+      <w:r>
+        <w:rPr>
+          <w:rFonts w:ascii="Courier New" w:eastAsia="Times New Roman" w:hAnsi="Courier New" w:cs="Courier New"/>
+          <w:color w:val="F8F8F2"/>
+          <w:kern w:val="0"/>
+          <w:sz w:val="18"/>
+          <w:szCs w:val="18"/>
+          <w14:ligatures w14:val="none"/>
+        </w:rPr>
+        <w:t xml:space="preserve">  </w:t>
+      </w:r>
+      <w:r>
+        <w:rPr>
+          <w:rFonts w:ascii="Courier New" w:eastAsia="Times New Roman" w:hAnsi="Courier New" w:cs="Courier New"/>
+          <w:color w:val="9CDCFE"/>
+          <w:kern w:val="0"/>
+          <w:sz w:val="18"/>
+          <w:szCs w:val="18"/>
+          <w14:ligatures w14:val="none"/>
+        </w:rPr>
+        <w:t>"quantity"</w:t>
+      </w:r>
+      <w:r>
+        <w:rPr>
+          <w:rFonts w:ascii="Courier New" w:eastAsia="Times New Roman" w:hAnsi="Courier New" w:cs="Courier New"/>
+          <w:color w:val="DCDCDC"/>
+          <w:kern w:val="0"/>
+          <w:sz w:val="18"/>
+          <w:szCs w:val="18"/>
+          <w14:ligatures w14:val="none"/>
+        </w:rPr>
+        <w:t>:</w:t>
+      </w:r>
+      <w:r>
+        <w:rPr>
+          <w:rFonts w:ascii="Courier New" w:eastAsia="Times New Roman" w:hAnsi="Courier New" w:cs="Courier New"/>
+          <w:color w:val="F8F8F2"/>
+          <w:kern w:val="0"/>
+          <w:sz w:val="18"/>
+          <w:szCs w:val="18"/>
+          <w14:ligatures w14:val="none"/>
+        </w:rPr>
+        <w:t xml:space="preserve"> </w:t>
+      </w:r>
+      <w:r>
+        <w:rPr>
+          <w:rFonts w:ascii="Courier New" w:eastAsia="Times New Roman" w:hAnsi="Courier New" w:cs="Courier New"/>
+          <w:color w:val="B5CEA8"/>
+          <w:kern w:val="0"/>
+          <w:sz w:val="18"/>
+          <w:szCs w:val="18"/>
+          <w14:ligatures w14:val="none"/>
+        </w:rPr>
+        <w:t>250</w:t>
+      </w:r>
+    </w:p>
+    <w:p>
+      <w:pPr>
+        <w:pStyle w:val="ListParagraph"/>
+        <w:numPr>
+          <w:ilvl w:val="0"/>
+          <w:numId w:val="2"/>
+        </w:numPr>
+        <w:shd w:val="clear" w:color="auto" w:fill="212121"/>
+        <w:spacing w:after="0" w:line="270" w:lineRule="atLeast"/>
+        <w:rPr>
+          <w:rFonts w:ascii="Courier New" w:eastAsia="Times New Roman" w:hAnsi="Courier New" w:cs="Courier New"/>
+          <w:color w:val="F8F8F2"/>
+          <w:kern w:val="0"/>
+          <w:sz w:val="18"/>
+          <w:szCs w:val="18"/>
+          <w14:ligatures w14:val="none"/>
+        </w:rPr>
+      </w:pPr>
+    </w:p>
+    <w:p>
+      <w:pPr>
+        <w:pStyle w:val="ListParagraph"/>
+        <w:numPr>
+          <w:ilvl w:val="0"/>
+          <w:numId w:val="2"/>
+        </w:numPr>
+        <w:shd w:val="clear" w:color="auto" w:fill="212121"/>
+        <w:spacing w:after="0" w:line="270" w:lineRule="atLeast"/>
+        <w:rPr>
+          <w:rFonts w:ascii="Courier New" w:eastAsia="Times New Roman" w:hAnsi="Courier New" w:cs="Courier New"/>
+          <w:color w:val="F8F8F2"/>
+          <w:kern w:val="0"/>
+          <w:sz w:val="18"/>
+          <w:szCs w:val="18"/>
+          <w14:ligatures w14:val="none"/>
+        </w:rPr>
+      </w:pPr>
+      <w:r>
+        <w:rPr>
+          <w:rFonts w:ascii="Courier New" w:eastAsia="Times New Roman" w:hAnsi="Courier New" w:cs="Courier New"/>
+          <w:color w:val="DCDCDC"/>
+          <w:kern w:val="0"/>
+          <w:sz w:val="18"/>
+          <w:szCs w:val="18"/>
+          <w14:ligatures w14:val="none"/>
+        </w:rPr>
+        <w:t>}</w:t>
+      </w:r>
+    </w:p>
+    <w:p>
+      <w:pPr>
+        <w:pStyle w:val="ListParagraph"/>
+        <w:ind w:left="1080"/>
+      </w:pPr>
+    </w:p>
+    <w:p>
+      <w:pPr>
+        <w:pStyle w:val="ListParagraph"/>
+        <w:numPr>
+          <w:ilvl w:val="0"/>
+          <w:numId w:val="14"/>
+        </w:numPr>
+      </w:pPr>
+      <w:r>
+        <w:t xml:space="preserve">Delete </w:t>
+      </w:r>
+      <w:proofErr w:type="gramStart"/>
+      <w:r>
+        <w:t>medicine :</w:t>
+      </w:r>
+      <w:proofErr w:type="gramEnd"/>
+    </w:p>
+    <w:p>
+      <w:pPr>
+        <w:pStyle w:val="ListParagraph"/>
+        <w:numPr>
+          <w:ilvl w:val="0"/>
+          <w:numId w:val="2"/>
+        </w:numPr>
+      </w:pPr>
+      <w:proofErr w:type="gramStart"/>
+      <w:r>
+        <w:t>Method :</w:t>
+      </w:r>
+      <w:proofErr w:type="gramEnd"/>
+      <w:r>
+        <w:t xml:space="preserve"> delete</w:t>
+      </w:r>
+    </w:p>
+    <w:p>
+      <w:pPr>
+        <w:pStyle w:val="ListParagraph"/>
+        <w:numPr>
+          <w:ilvl w:val="0"/>
+          <w:numId w:val="2"/>
+        </w:numPr>
+      </w:pPr>
+      <w:r>
+        <w:t>/</w:t>
+      </w:r>
+      <w:proofErr w:type="spellStart"/>
+      <w:r>
+        <w:t>api</w:t>
+      </w:r>
+      <w:proofErr w:type="spellEnd"/>
+      <w:r>
+        <w:t>/pharmacy/delete-medicine/</w:t>
+      </w:r>
+      <w:proofErr w:type="spellStart"/>
+      <w:r>
+        <w:t>medicineId</w:t>
+      </w:r>
+      <w:proofErr w:type="spellEnd"/>
+    </w:p>
+    <w:p>
+      <w:pPr>
+        <w:pStyle w:val="ListParagraph"/>
+        <w:ind w:left="1080"/>
+      </w:pPr>
+    </w:p>
+    <w:p>
+      <w:pPr>
+        <w:pStyle w:val="ListParagraph"/>
+        <w:ind w:left="1080"/>
+      </w:pPr>
+    </w:p>
+    <w:p>
+      <w:pPr>
+        <w:pStyle w:val="ListParagraph"/>
+        <w:numPr>
+          <w:ilvl w:val="0"/>
+          <w:numId w:val="14"/>
+        </w:numPr>
+      </w:pPr>
+      <w:r>
+        <w:t xml:space="preserve">Search for </w:t>
+      </w:r>
+      <w:proofErr w:type="gramStart"/>
+      <w:r>
+        <w:t>medicine :</w:t>
+      </w:r>
+      <w:proofErr w:type="gramEnd"/>
+    </w:p>
+    <w:p>
+      <w:pPr>
+        <w:pStyle w:val="ListParagraph"/>
+        <w:numPr>
+          <w:ilvl w:val="0"/>
+          <w:numId w:val="2"/>
+        </w:numPr>
+      </w:pPr>
+      <w:proofErr w:type="gramStart"/>
+      <w:r>
+        <w:t>Method :</w:t>
+      </w:r>
+      <w:proofErr w:type="gramEnd"/>
+      <w:r>
+        <w:t xml:space="preserve"> get</w:t>
+      </w:r>
+    </w:p>
+    <w:p>
+      <w:pPr>
+        <w:pStyle w:val="ListParagraph"/>
+        <w:numPr>
+          <w:ilvl w:val="0"/>
+          <w:numId w:val="2"/>
+        </w:numPr>
+      </w:pPr>
+      <w:r>
+        <w:t>/</w:t>
+      </w:r>
+      <w:proofErr w:type="spellStart"/>
+      <w:r>
+        <w:t>api</w:t>
+      </w:r>
+      <w:proofErr w:type="spellEnd"/>
+      <w:r>
+        <w:t>/pharmacy/</w:t>
+      </w:r>
+      <w:proofErr w:type="spellStart"/>
+      <w:r>
+        <w:t>search?name</w:t>
+      </w:r>
+      <w:proofErr w:type="spellEnd"/>
+      <w:r>
+        <w:t>=</w:t>
+      </w:r>
+      <w:r>
+        <w:t>XXX</w:t>
+      </w:r>
+    </w:p>
+    <w:p>
+      <w:pPr>
+        <w:pStyle w:val="ListParagraph"/>
+        <w:numPr>
+          <w:ilvl w:val="0"/>
+          <w:numId w:val="2"/>
+        </w:numPr>
+      </w:pPr>
+      <w:r>
+        <w:rPr>
+          <w:noProof/>
+        </w:rPr>
+        <w:lastRenderedPageBreak/>
+        <w:drawing>
+          <wp:inline distT="0" distB="0" distL="0" distR="0" wp14:anchorId="34D33DC0" wp14:editId="6C4C8163">
+            <wp:extent cx="5943600" cy="3317875"/>
+            <wp:effectExtent l="0" t="0" r="0" b="0"/>
+            <wp:docPr id="3" name="Picture 3"/>
+            <wp:cNvGraphicFramePr>
+              <a:graphicFrameLocks xmlns:a="http://schemas.openxmlformats.org/drawingml/2006/main" noChangeAspect="1"/>
+            </wp:cNvGraphicFramePr>
+            <a:graphic xmlns:a="http://schemas.openxmlformats.org/drawingml/2006/main">
+              <a:graphicData uri="http://schemas.openxmlformats.org/drawingml/2006/picture">
+                <pic:pic xmlns:pic="http://schemas.openxmlformats.org/drawingml/2006/picture">
+                  <pic:nvPicPr>
+                    <pic:cNvPr id="1" name=""/>
+                    <pic:cNvPicPr/>
+                  </pic:nvPicPr>
+                  <pic:blipFill>
+                    <a:blip r:embed="rId11"/>
+                    <a:stretch>
+                      <a:fillRect/>
+                    </a:stretch>
+                  </pic:blipFill>
+                  <pic:spPr>
+                    <a:xfrm>
+                      <a:off x="0" y="0"/>
                       <a:ext cx="5943600" cy="3317875"/>
                     </a:xfrm>
                     <a:prstGeom prst="rect">
@@ -11168,7 +11439,6 @@
           <w:szCs w:val="18"/>
           <w14:ligatures w14:val="none"/>
         </w:rPr>
-        <w:lastRenderedPageBreak/>
         <w:t xml:space="preserve">  </w:t>
       </w:r>
       <w:r>
@@ -12256,6 +12526,7 @@
           <w:szCs w:val="18"/>
           <w14:ligatures w14:val="none"/>
         </w:rPr>
+        <w:lastRenderedPageBreak/>
         <w:t xml:space="preserve">    </w:t>
       </w:r>
       <w:proofErr w:type="gramStart"/>
@@ -13130,7 +13401,6 @@
         </w:numPr>
       </w:pPr>
       <w:r>
-        <w:lastRenderedPageBreak/>
         <w:t>Ex:</w:t>
       </w:r>
     </w:p>
@@ -14102,6 +14372,7 @@
         </w:numPr>
       </w:pPr>
       <w:r>
+        <w:lastRenderedPageBreak/>
         <w:t xml:space="preserve"> ** Bearer token &lt;access token &gt; ** =&gt; patient </w:t>
       </w:r>
     </w:p>
@@ -14641,7 +14912,6 @@
         </w:numPr>
       </w:pPr>
       <w:r>
-        <w:lastRenderedPageBreak/>
         <w:t>/</w:t>
       </w:r>
       <w:proofErr w:type="spellStart"/>
@@ -15009,6 +15279,7 @@
           <w:szCs w:val="18"/>
           <w14:ligatures w14:val="none"/>
         </w:rPr>
+        <w:lastRenderedPageBreak/>
         <w:t xml:space="preserve">    </w:t>
       </w:r>
       <w:r>
@@ -15590,274 +15861,274 @@
         </w:numPr>
       </w:pPr>
       <w:r>
+        <w:t xml:space="preserve">Get user by </w:t>
+      </w:r>
+      <w:proofErr w:type="gramStart"/>
+      <w:r>
+        <w:t>role :</w:t>
+      </w:r>
+      <w:proofErr w:type="gramEnd"/>
+    </w:p>
+    <w:p>
+      <w:pPr>
+        <w:pStyle w:val="ListParagraph"/>
+        <w:numPr>
+          <w:ilvl w:val="0"/>
+          <w:numId w:val="2"/>
+        </w:numPr>
+      </w:pPr>
+      <w:proofErr w:type="gramStart"/>
+      <w:r>
+        <w:t>Method :</w:t>
+      </w:r>
+      <w:proofErr w:type="gramEnd"/>
+      <w:r>
+        <w:t xml:space="preserve"> get</w:t>
+      </w:r>
+    </w:p>
+    <w:p>
+      <w:pPr>
+        <w:pStyle w:val="ListParagraph"/>
+        <w:numPr>
+          <w:ilvl w:val="0"/>
+          <w:numId w:val="2"/>
+        </w:numPr>
+      </w:pPr>
+      <w:r>
+        <w:t>/</w:t>
+      </w:r>
+      <w:proofErr w:type="spellStart"/>
+      <w:r>
+        <w:t>api</w:t>
+      </w:r>
+      <w:proofErr w:type="spellEnd"/>
+      <w:r>
+        <w:t>/admin/users/role</w:t>
+      </w:r>
+      <w:proofErr w:type="gramStart"/>
+      <w:r>
+        <w:t>/</w:t>
+      </w:r>
+      <w:r>
+        <w:t>:role</w:t>
+      </w:r>
+      <w:proofErr w:type="gramEnd"/>
+    </w:p>
+    <w:p>
+      <w:pPr>
+        <w:pStyle w:val="ListParagraph"/>
+        <w:numPr>
+          <w:ilvl w:val="0"/>
+          <w:numId w:val="12"/>
+        </w:numPr>
+      </w:pPr>
+      <w:r>
+        <w:t xml:space="preserve">Get users </w:t>
+      </w:r>
+      <w:proofErr w:type="gramStart"/>
+      <w:r>
+        <w:t>pending :</w:t>
+      </w:r>
+      <w:proofErr w:type="gramEnd"/>
+    </w:p>
+    <w:p>
+      <w:pPr>
+        <w:pStyle w:val="ListParagraph"/>
+        <w:numPr>
+          <w:ilvl w:val="0"/>
+          <w:numId w:val="2"/>
+        </w:numPr>
+      </w:pPr>
+      <w:proofErr w:type="gramStart"/>
+      <w:r>
+        <w:t>Method :</w:t>
+      </w:r>
+      <w:proofErr w:type="gramEnd"/>
+      <w:r>
+        <w:t xml:space="preserve"> get </w:t>
+      </w:r>
+    </w:p>
+    <w:p>
+      <w:pPr>
+        <w:pStyle w:val="ListParagraph"/>
+        <w:numPr>
+          <w:ilvl w:val="0"/>
+          <w:numId w:val="2"/>
+        </w:numPr>
+      </w:pPr>
+      <w:r>
+        <w:t>/</w:t>
+      </w:r>
+      <w:proofErr w:type="spellStart"/>
+      <w:r>
+        <w:t>api</w:t>
+      </w:r>
+      <w:proofErr w:type="spellEnd"/>
+      <w:r>
+        <w:t>/admin/users/pending</w:t>
+      </w:r>
+    </w:p>
+    <w:p>
+      <w:pPr>
+        <w:pStyle w:val="ListParagraph"/>
+        <w:numPr>
+          <w:ilvl w:val="0"/>
+          <w:numId w:val="2"/>
+        </w:numPr>
+      </w:pPr>
+      <w:r>
+        <w:t xml:space="preserve">[ </w:t>
+      </w:r>
+      <w:proofErr w:type="gramStart"/>
+      <w:r>
+        <w:t>doctor ,</w:t>
+      </w:r>
+      <w:proofErr w:type="gramEnd"/>
+      <w:r>
+        <w:t xml:space="preserve"> lab , pharmacy ] profiles which need to activate</w:t>
+      </w:r>
+    </w:p>
+    <w:p>
+      <w:pPr>
+        <w:pStyle w:val="ListParagraph"/>
+        <w:numPr>
+          <w:ilvl w:val="0"/>
+          <w:numId w:val="12"/>
+        </w:numPr>
+      </w:pPr>
+      <w:r>
+        <w:t xml:space="preserve">Activate </w:t>
+      </w:r>
+      <w:proofErr w:type="gramStart"/>
+      <w:r>
+        <w:t>user :</w:t>
+      </w:r>
+      <w:proofErr w:type="gramEnd"/>
+    </w:p>
+    <w:p>
+      <w:pPr>
+        <w:pStyle w:val="ListParagraph"/>
+        <w:numPr>
+          <w:ilvl w:val="0"/>
+          <w:numId w:val="2"/>
+        </w:numPr>
+      </w:pPr>
+      <w:proofErr w:type="gramStart"/>
+      <w:r>
+        <w:t>Method :</w:t>
+      </w:r>
+      <w:proofErr w:type="gramEnd"/>
+      <w:r>
+        <w:t xml:space="preserve"> patch</w:t>
+      </w:r>
+    </w:p>
+    <w:p>
+      <w:pPr>
+        <w:pStyle w:val="ListParagraph"/>
+        <w:numPr>
+          <w:ilvl w:val="0"/>
+          <w:numId w:val="2"/>
+        </w:numPr>
+      </w:pPr>
+      <w:r>
+        <w:t>/</w:t>
+      </w:r>
+      <w:proofErr w:type="spellStart"/>
+      <w:r>
+        <w:t>api</w:t>
+      </w:r>
+      <w:proofErr w:type="spellEnd"/>
+      <w:r>
+        <w:t>/admin/users/activate/</w:t>
+      </w:r>
+      <w:r>
+        <w:t>:id</w:t>
+      </w:r>
+    </w:p>
+    <w:p>
+      <w:pPr>
+        <w:pStyle w:val="ListParagraph"/>
+        <w:numPr>
+          <w:ilvl w:val="0"/>
+          <w:numId w:val="2"/>
+        </w:numPr>
+      </w:pPr>
+      <w:proofErr w:type="spellStart"/>
+      <w:r>
+        <w:t>userId</w:t>
+      </w:r>
+      <w:proofErr w:type="spellEnd"/>
+      <w:r>
+        <w:t xml:space="preserve"> =&gt; in users database </w:t>
+      </w:r>
+    </w:p>
+    <w:p>
+      <w:pPr>
+        <w:pStyle w:val="ListParagraph"/>
+        <w:numPr>
+          <w:ilvl w:val="0"/>
+          <w:numId w:val="2"/>
+        </w:numPr>
+      </w:pPr>
+      <w:r>
+        <w:t xml:space="preserve">activate [ </w:t>
+      </w:r>
+      <w:proofErr w:type="gramStart"/>
+      <w:r>
+        <w:t>doctor ,</w:t>
+      </w:r>
+      <w:proofErr w:type="gramEnd"/>
+      <w:r>
+        <w:t xml:space="preserve"> lab , pharmacy ] profile and automatic send email</w:t>
+      </w:r>
+    </w:p>
+    <w:p>
+      <w:pPr>
+        <w:pStyle w:val="ListParagraph"/>
+        <w:numPr>
+          <w:ilvl w:val="0"/>
+          <w:numId w:val="12"/>
+        </w:numPr>
+      </w:pPr>
+      <w:r>
+        <w:t xml:space="preserve">deactivate user </w:t>
+      </w:r>
+      <w:proofErr w:type="gramStart"/>
+      <w:r>
+        <w:t>profile :</w:t>
+      </w:r>
+      <w:proofErr w:type="gramEnd"/>
+    </w:p>
+    <w:p>
+      <w:pPr>
+        <w:pStyle w:val="ListParagraph"/>
+        <w:numPr>
+          <w:ilvl w:val="0"/>
+          <w:numId w:val="2"/>
+        </w:numPr>
+      </w:pPr>
+      <w:r>
+        <w:t xml:space="preserve"> </w:t>
+      </w:r>
+      <w:proofErr w:type="gramStart"/>
+      <w:r>
+        <w:t>Method :</w:t>
+      </w:r>
+      <w:proofErr w:type="gramEnd"/>
+      <w:r>
+        <w:t xml:space="preserve"> patch</w:t>
+      </w:r>
+    </w:p>
+    <w:p>
+      <w:pPr>
+        <w:pStyle w:val="ListParagraph"/>
+        <w:numPr>
+          <w:ilvl w:val="0"/>
+          <w:numId w:val="2"/>
+        </w:numPr>
+      </w:pPr>
+      <w:r>
         <w:lastRenderedPageBreak/>
-        <w:t xml:space="preserve">Get user by </w:t>
-      </w:r>
-      <w:proofErr w:type="gramStart"/>
-      <w:r>
-        <w:t>role :</w:t>
-      </w:r>
-      <w:proofErr w:type="gramEnd"/>
-    </w:p>
-    <w:p>
-      <w:pPr>
-        <w:pStyle w:val="ListParagraph"/>
-        <w:numPr>
-          <w:ilvl w:val="0"/>
-          <w:numId w:val="2"/>
-        </w:numPr>
-      </w:pPr>
-      <w:proofErr w:type="gramStart"/>
-      <w:r>
-        <w:t>Method :</w:t>
-      </w:r>
-      <w:proofErr w:type="gramEnd"/>
-      <w:r>
-        <w:t xml:space="preserve"> get</w:t>
-      </w:r>
-    </w:p>
-    <w:p>
-      <w:pPr>
-        <w:pStyle w:val="ListParagraph"/>
-        <w:numPr>
-          <w:ilvl w:val="0"/>
-          <w:numId w:val="2"/>
-        </w:numPr>
-      </w:pPr>
-      <w:r>
-        <w:t>/</w:t>
-      </w:r>
-      <w:proofErr w:type="spellStart"/>
-      <w:r>
-        <w:t>api</w:t>
-      </w:r>
-      <w:proofErr w:type="spellEnd"/>
-      <w:r>
-        <w:t>/admin/users/role</w:t>
-      </w:r>
-      <w:proofErr w:type="gramStart"/>
-      <w:r>
-        <w:t>/</w:t>
-      </w:r>
-      <w:r>
-        <w:t>:role</w:t>
-      </w:r>
-      <w:proofErr w:type="gramEnd"/>
-    </w:p>
-    <w:p>
-      <w:pPr>
-        <w:pStyle w:val="ListParagraph"/>
-        <w:numPr>
-          <w:ilvl w:val="0"/>
-          <w:numId w:val="12"/>
-        </w:numPr>
-      </w:pPr>
-      <w:r>
-        <w:t xml:space="preserve">Get users </w:t>
-      </w:r>
-      <w:proofErr w:type="gramStart"/>
-      <w:r>
-        <w:t>pending :</w:t>
-      </w:r>
-      <w:proofErr w:type="gramEnd"/>
-    </w:p>
-    <w:p>
-      <w:pPr>
-        <w:pStyle w:val="ListParagraph"/>
-        <w:numPr>
-          <w:ilvl w:val="0"/>
-          <w:numId w:val="2"/>
-        </w:numPr>
-      </w:pPr>
-      <w:proofErr w:type="gramStart"/>
-      <w:r>
-        <w:t>Method :</w:t>
-      </w:r>
-      <w:proofErr w:type="gramEnd"/>
-      <w:r>
-        <w:t xml:space="preserve"> get </w:t>
-      </w:r>
-    </w:p>
-    <w:p>
-      <w:pPr>
-        <w:pStyle w:val="ListParagraph"/>
-        <w:numPr>
-          <w:ilvl w:val="0"/>
-          <w:numId w:val="2"/>
-        </w:numPr>
-      </w:pPr>
-      <w:r>
-        <w:t>/</w:t>
-      </w:r>
-      <w:proofErr w:type="spellStart"/>
-      <w:r>
-        <w:t>api</w:t>
-      </w:r>
-      <w:proofErr w:type="spellEnd"/>
-      <w:r>
-        <w:t>/admin/users/pending</w:t>
-      </w:r>
-    </w:p>
-    <w:p>
-      <w:pPr>
-        <w:pStyle w:val="ListParagraph"/>
-        <w:numPr>
-          <w:ilvl w:val="0"/>
-          <w:numId w:val="2"/>
-        </w:numPr>
-      </w:pPr>
-      <w:r>
-        <w:t xml:space="preserve">[ </w:t>
-      </w:r>
-      <w:proofErr w:type="gramStart"/>
-      <w:r>
-        <w:t>doctor ,</w:t>
-      </w:r>
-      <w:proofErr w:type="gramEnd"/>
-      <w:r>
-        <w:t xml:space="preserve"> lab , pharmacy ] profiles which need to activate</w:t>
-      </w:r>
-    </w:p>
-    <w:p>
-      <w:pPr>
-        <w:pStyle w:val="ListParagraph"/>
-        <w:numPr>
-          <w:ilvl w:val="0"/>
-          <w:numId w:val="12"/>
-        </w:numPr>
-      </w:pPr>
-      <w:r>
-        <w:t xml:space="preserve">Activate </w:t>
-      </w:r>
-      <w:proofErr w:type="gramStart"/>
-      <w:r>
-        <w:t>user :</w:t>
-      </w:r>
-      <w:proofErr w:type="gramEnd"/>
-    </w:p>
-    <w:p>
-      <w:pPr>
-        <w:pStyle w:val="ListParagraph"/>
-        <w:numPr>
-          <w:ilvl w:val="0"/>
-          <w:numId w:val="2"/>
-        </w:numPr>
-      </w:pPr>
-      <w:proofErr w:type="gramStart"/>
-      <w:r>
-        <w:t>Method :</w:t>
-      </w:r>
-      <w:proofErr w:type="gramEnd"/>
-      <w:r>
-        <w:t xml:space="preserve"> patch</w:t>
-      </w:r>
-    </w:p>
-    <w:p>
-      <w:pPr>
-        <w:pStyle w:val="ListParagraph"/>
-        <w:numPr>
-          <w:ilvl w:val="0"/>
-          <w:numId w:val="2"/>
-        </w:numPr>
-      </w:pPr>
-      <w:r>
-        <w:t>/</w:t>
-      </w:r>
-      <w:proofErr w:type="spellStart"/>
-      <w:r>
-        <w:t>api</w:t>
-      </w:r>
-      <w:proofErr w:type="spellEnd"/>
-      <w:r>
-        <w:t>/admin/users/activate/</w:t>
-      </w:r>
-      <w:r>
-        <w:t>:id</w:t>
-      </w:r>
-    </w:p>
-    <w:p>
-      <w:pPr>
-        <w:pStyle w:val="ListParagraph"/>
-        <w:numPr>
-          <w:ilvl w:val="0"/>
-          <w:numId w:val="2"/>
-        </w:numPr>
-      </w:pPr>
-      <w:proofErr w:type="spellStart"/>
-      <w:r>
-        <w:t>userId</w:t>
-      </w:r>
-      <w:proofErr w:type="spellEnd"/>
-      <w:r>
-        <w:t xml:space="preserve"> =&gt; in users database </w:t>
-      </w:r>
-    </w:p>
-    <w:p>
-      <w:pPr>
-        <w:pStyle w:val="ListParagraph"/>
-        <w:numPr>
-          <w:ilvl w:val="0"/>
-          <w:numId w:val="2"/>
-        </w:numPr>
-      </w:pPr>
-      <w:r>
-        <w:t xml:space="preserve">activate [ </w:t>
-      </w:r>
-      <w:proofErr w:type="gramStart"/>
-      <w:r>
-        <w:t>doctor ,</w:t>
-      </w:r>
-      <w:proofErr w:type="gramEnd"/>
-      <w:r>
-        <w:t xml:space="preserve"> lab , pharmacy ] profile and automatic send email</w:t>
-      </w:r>
-    </w:p>
-    <w:p>
-      <w:pPr>
-        <w:pStyle w:val="ListParagraph"/>
-        <w:numPr>
-          <w:ilvl w:val="0"/>
-          <w:numId w:val="12"/>
-        </w:numPr>
-      </w:pPr>
-      <w:r>
-        <w:t xml:space="preserve">deactivate user </w:t>
-      </w:r>
-      <w:proofErr w:type="gramStart"/>
-      <w:r>
-        <w:t>profile :</w:t>
-      </w:r>
-      <w:proofErr w:type="gramEnd"/>
-    </w:p>
-    <w:p>
-      <w:pPr>
-        <w:pStyle w:val="ListParagraph"/>
-        <w:numPr>
-          <w:ilvl w:val="0"/>
-          <w:numId w:val="2"/>
-        </w:numPr>
-      </w:pPr>
-      <w:r>
-        <w:t xml:space="preserve"> </w:t>
-      </w:r>
-      <w:proofErr w:type="gramStart"/>
-      <w:r>
-        <w:t>Method :</w:t>
-      </w:r>
-      <w:proofErr w:type="gramEnd"/>
-      <w:r>
-        <w:t xml:space="preserve"> patch</w:t>
-      </w:r>
-    </w:p>
-    <w:p>
-      <w:pPr>
-        <w:pStyle w:val="ListParagraph"/>
-        <w:numPr>
-          <w:ilvl w:val="0"/>
-          <w:numId w:val="2"/>
-        </w:numPr>
-      </w:pPr>
-      <w:r>
         <w:t>/</w:t>
       </w:r>
       <w:proofErr w:type="spellStart"/>
@@ -16153,6 +16424,7 @@
         </w:numPr>
       </w:pPr>
       <w:r>
+        <w:lastRenderedPageBreak/>
         <w:t>Response:</w:t>
       </w:r>
       <w:r>
@@ -16178,7 +16450,7 @@
                     <pic:cNvPicPr/>
                   </pic:nvPicPr>
                   <pic:blipFill>
-                    <a:blip r:embed="rId11"/>
+                    <a:blip r:embed="rId12"/>
                     <a:stretch>
                       <a:fillRect/>
                     </a:stretch>

--- a/Backend/New Microsoft Word Document.docx
+++ b/Backend/New Microsoft Word Document.docx
@@ -5252,7 +5252,7 @@
           <w:szCs w:val="18"/>
           <w14:ligatures w14:val="none"/>
         </w:rPr>
-        <w:t>"</w:t>
+        <w:t xml:space="preserve">"Panadol </w:t>
       </w:r>
       <w:proofErr w:type="spellStart"/>
       <w:r>
@@ -5264,7 +5264,7 @@
           <w:szCs w:val="18"/>
           <w14:ligatures w14:val="none"/>
         </w:rPr>
-        <w:t>panadol</w:t>
+        <w:t>Advanve</w:t>
       </w:r>
       <w:proofErr w:type="spellEnd"/>
       <w:r>
@@ -5555,7 +5555,7 @@
           <w:szCs w:val="18"/>
           <w14:ligatures w14:val="none"/>
         </w:rPr>
-        <w:t>1</w:t>
+        <w:t>2</w:t>
       </w:r>
       <w:r>
         <w:rPr>
@@ -5645,6 +5645,28 @@
       <w:r>
         <w:rPr>
           <w:rFonts w:ascii="Courier New" w:eastAsia="Times New Roman" w:hAnsi="Courier New" w:cs="Courier New"/>
+          <w:color w:val="CE9178"/>
+          <w:kern w:val="0"/>
+          <w:sz w:val="18"/>
+          <w:szCs w:val="18"/>
+          <w14:ligatures w14:val="none"/>
+        </w:rPr>
+        <w:t>"08:00 AM"</w:t>
+      </w:r>
+      <w:r>
+        <w:rPr>
+          <w:rFonts w:ascii="Courier New" w:eastAsia="Times New Roman" w:hAnsi="Courier New" w:cs="Courier New"/>
+          <w:color w:val="DCDCDC"/>
+          <w:kern w:val="0"/>
+          <w:sz w:val="18"/>
+          <w:szCs w:val="18"/>
+          <w14:ligatures w14:val="none"/>
+        </w:rPr>
+        <w:t>,</w:t>
+      </w:r>
+      <w:r>
+        <w:rPr>
+          <w:rFonts w:ascii="Courier New" w:eastAsia="Times New Roman" w:hAnsi="Courier New" w:cs="Courier New"/>
           <w:color w:val="F8F8F2"/>
           <w:kern w:val="0"/>
           <w:sz w:val="18"/>
@@ -5662,7 +5684,7 @@
           <w:szCs w:val="18"/>
           <w14:ligatures w14:val="none"/>
         </w:rPr>
-        <w:t>"02:51 PM"</w:t>
+        <w:t>"08:00 PM"</w:t>
       </w:r>
       <w:r>
         <w:rPr>
@@ -5674,17 +5696,6 @@
           <w14:ligatures w14:val="none"/>
         </w:rPr>
         <w:t>],</w:t>
-      </w:r>
-      <w:r>
-        <w:rPr>
-          <w:rFonts w:ascii="Courier New" w:eastAsia="Times New Roman" w:hAnsi="Courier New" w:cs="Courier New"/>
-          <w:color w:val="F8F8F2"/>
-          <w:kern w:val="0"/>
-          <w:sz w:val="18"/>
-          <w:szCs w:val="18"/>
-          <w14:ligatures w14:val="none"/>
-        </w:rPr>
-        <w:t xml:space="preserve"> </w:t>
       </w:r>
     </w:p>
     <w:p>
@@ -5782,7 +5793,7 @@
           <w:szCs w:val="18"/>
           <w14:ligatures w14:val="none"/>
         </w:rPr>
-        <w:t>"2026-04-24"</w:t>
+        <w:t>"2026-04-28"</w:t>
       </w:r>
       <w:r>
         <w:rPr>
@@ -5795,6 +5806,139 @@
         </w:rPr>
         <w:t>,</w:t>
       </w:r>
+    </w:p>
+    <w:p>
+      <w:pPr>
+        <w:pStyle w:val="ListParagraph"/>
+        <w:numPr>
+          <w:ilvl w:val="0"/>
+          <w:numId w:val="2"/>
+        </w:numPr>
+        <w:shd w:val="clear" w:color="auto" w:fill="212121"/>
+        <w:spacing w:after="0" w:line="270" w:lineRule="atLeast"/>
+        <w:rPr>
+          <w:rFonts w:ascii="Courier New" w:eastAsia="Times New Roman" w:hAnsi="Courier New" w:cs="Courier New"/>
+          <w:color w:val="F8F8F2"/>
+          <w:kern w:val="0"/>
+          <w:sz w:val="18"/>
+          <w:szCs w:val="18"/>
+          <w14:ligatures w14:val="none"/>
+        </w:rPr>
+      </w:pPr>
+      <w:r>
+        <w:rPr>
+          <w:rFonts w:ascii="Courier New" w:eastAsia="Times New Roman" w:hAnsi="Courier New" w:cs="Courier New"/>
+          <w:color w:val="F8F8F2"/>
+          <w:kern w:val="0"/>
+          <w:sz w:val="18"/>
+          <w:szCs w:val="18"/>
+          <w14:ligatures w14:val="none"/>
+        </w:rPr>
+        <w:t xml:space="preserve">  </w:t>
+      </w:r>
+      <w:r>
+        <w:rPr>
+          <w:rFonts w:ascii="Courier New" w:eastAsia="Times New Roman" w:hAnsi="Courier New" w:cs="Courier New"/>
+          <w:color w:val="9CDCFE"/>
+          <w:kern w:val="0"/>
+          <w:sz w:val="18"/>
+          <w:szCs w:val="18"/>
+          <w14:ligatures w14:val="none"/>
+        </w:rPr>
+        <w:t>"</w:t>
+      </w:r>
+      <w:proofErr w:type="spellStart"/>
+      <w:r>
+        <w:rPr>
+          <w:rFonts w:ascii="Courier New" w:eastAsia="Times New Roman" w:hAnsi="Courier New" w:cs="Courier New"/>
+          <w:color w:val="9CDCFE"/>
+          <w:kern w:val="0"/>
+          <w:sz w:val="18"/>
+          <w:szCs w:val="18"/>
+          <w14:ligatures w14:val="none"/>
+        </w:rPr>
+        <w:t>endDate</w:t>
+      </w:r>
+      <w:proofErr w:type="spellEnd"/>
+      <w:r>
+        <w:rPr>
+          <w:rFonts w:ascii="Courier New" w:eastAsia="Times New Roman" w:hAnsi="Courier New" w:cs="Courier New"/>
+          <w:color w:val="9CDCFE"/>
+          <w:kern w:val="0"/>
+          <w:sz w:val="18"/>
+          <w:szCs w:val="18"/>
+          <w14:ligatures w14:val="none"/>
+        </w:rPr>
+        <w:t>"</w:t>
+      </w:r>
+      <w:r>
+        <w:rPr>
+          <w:rFonts w:ascii="Courier New" w:eastAsia="Times New Roman" w:hAnsi="Courier New" w:cs="Courier New"/>
+          <w:color w:val="DCDCDC"/>
+          <w:kern w:val="0"/>
+          <w:sz w:val="18"/>
+          <w:szCs w:val="18"/>
+          <w14:ligatures w14:val="none"/>
+        </w:rPr>
+        <w:t>:</w:t>
+      </w:r>
+      <w:r>
+        <w:rPr>
+          <w:rFonts w:ascii="Courier New" w:eastAsia="Times New Roman" w:hAnsi="Courier New" w:cs="Courier New"/>
+          <w:color w:val="F8F8F2"/>
+          <w:kern w:val="0"/>
+          <w:sz w:val="18"/>
+          <w:szCs w:val="18"/>
+          <w14:ligatures w14:val="none"/>
+        </w:rPr>
+        <w:t xml:space="preserve"> </w:t>
+      </w:r>
+      <w:r>
+        <w:rPr>
+          <w:rFonts w:ascii="Courier New" w:eastAsia="Times New Roman" w:hAnsi="Courier New" w:cs="Courier New"/>
+          <w:color w:val="CE9178"/>
+          <w:kern w:val="0"/>
+          <w:sz w:val="18"/>
+          <w:szCs w:val="18"/>
+          <w14:ligatures w14:val="none"/>
+        </w:rPr>
+        <w:t>"2026-05-1</w:t>
+      </w:r>
+      <w:proofErr w:type="gramStart"/>
+      <w:r>
+        <w:rPr>
+          <w:rFonts w:ascii="Courier New" w:eastAsia="Times New Roman" w:hAnsi="Courier New" w:cs="Courier New"/>
+          <w:color w:val="CE9178"/>
+          <w:kern w:val="0"/>
+          <w:sz w:val="18"/>
+          <w:szCs w:val="18"/>
+          <w14:ligatures w14:val="none"/>
+        </w:rPr>
+        <w:t>"</w:t>
+      </w:r>
+      <w:r>
+        <w:rPr>
+          <w:rFonts w:ascii="Courier New" w:eastAsia="Times New Roman" w:hAnsi="Courier New" w:cs="Courier New"/>
+          <w:color w:val="F8F8F2"/>
+          <w:kern w:val="0"/>
+          <w:sz w:val="18"/>
+          <w:szCs w:val="18"/>
+          <w14:ligatures w14:val="none"/>
+        </w:rPr>
+        <w:t xml:space="preserve"> </w:t>
+      </w:r>
+      <w:r>
+        <w:rPr>
+          <w:rFonts w:ascii="Courier New" w:eastAsia="Times New Roman" w:hAnsi="Courier New" w:cs="Courier New"/>
+          <w:color w:val="DCDCDC"/>
+          <w:kern w:val="0"/>
+          <w:sz w:val="18"/>
+          <w:szCs w:val="18"/>
+          <w14:ligatures w14:val="none"/>
+        </w:rPr>
+        <w:t>,</w:t>
+      </w:r>
+      <w:proofErr w:type="gramEnd"/>
     </w:p>
     <w:p>
       <w:pPr>

--- a/Backend/New Microsoft Word Document.docx
+++ b/Backend/New Microsoft Word Document.docx
@@ -6,40 +6,22 @@
       <w:pPr>
         <w:pStyle w:val="Title"/>
       </w:pPr>
-      <w:proofErr w:type="spellStart"/>
-      <w:r>
-        <w:t>Shefaa</w:t>
-      </w:r>
-      <w:proofErr w:type="spellEnd"/>
+      <w:r>
+        <w:t>Shefaa document :</w:t>
+      </w:r>
       <w:r>
         <w:t xml:space="preserve"> </w:t>
       </w:r>
-      <w:proofErr w:type="gramStart"/>
-      <w:r>
-        <w:t>document :</w:t>
-      </w:r>
-      <w:proofErr w:type="gramEnd"/>
       <w:r>
         <w:t xml:space="preserve"> </w:t>
       </w:r>
-      <w:r>
-        <w:t xml:space="preserve"> </w:t>
-      </w:r>
     </w:p>
     <w:p>
       <w:pPr>
         <w:pStyle w:val="Subtitle"/>
       </w:pPr>
       <w:r>
-        <w:t xml:space="preserve"> Base </w:t>
-      </w:r>
-      <w:proofErr w:type="gramStart"/>
-      <w:r>
-        <w:t>URL :</w:t>
-      </w:r>
-      <w:proofErr w:type="gramEnd"/>
-      <w:r>
-        <w:t xml:space="preserve"> </w:t>
+        <w:t xml:space="preserve"> Base URL : </w:t>
       </w:r>
       <w:r>
         <w:t>https://shefaa-backend.vercel.app</w:t>
@@ -50,13 +32,8 @@
         <w:pStyle w:val="Heading1"/>
       </w:pPr>
       <w:r>
-        <w:t xml:space="preserve">User end </w:t>
-      </w:r>
-      <w:proofErr w:type="gramStart"/>
-      <w:r>
-        <w:t>point :</w:t>
-      </w:r>
-      <w:proofErr w:type="gramEnd"/>
+        <w:t>User end point :</w:t>
+      </w:r>
       <w:r>
         <w:t xml:space="preserve">    </w:t>
       </w:r>
@@ -81,33 +58,20 @@
           <w:numId w:val="2"/>
         </w:numPr>
       </w:pPr>
-      <w:proofErr w:type="gramStart"/>
-      <w:r>
-        <w:t>Method :</w:t>
-      </w:r>
-      <w:proofErr w:type="gramEnd"/>
-      <w:r>
-        <w:t xml:space="preserve"> Post </w:t>
-      </w:r>
-    </w:p>
-    <w:p>
-      <w:pPr>
-        <w:pStyle w:val="ListParagraph"/>
-        <w:numPr>
-          <w:ilvl w:val="0"/>
-          <w:numId w:val="2"/>
-        </w:numPr>
-      </w:pPr>
-      <w:r>
-        <w:t>/</w:t>
-      </w:r>
-      <w:proofErr w:type="spellStart"/>
-      <w:r>
-        <w:t>api</w:t>
-      </w:r>
-      <w:proofErr w:type="spellEnd"/>
-      <w:r>
-        <w:t>/auth/forgot-password</w:t>
+      <w:r>
+        <w:t xml:space="preserve">Method : Post </w:t>
+      </w:r>
+    </w:p>
+    <w:p>
+      <w:pPr>
+        <w:pStyle w:val="ListParagraph"/>
+        <w:numPr>
+          <w:ilvl w:val="0"/>
+          <w:numId w:val="2"/>
+        </w:numPr>
+      </w:pPr>
+      <w:r>
+        <w:t>/api/auth/forgot-password</w:t>
       </w:r>
     </w:p>
     <w:p>
@@ -297,33 +261,20 @@
           <w:numId w:val="2"/>
         </w:numPr>
       </w:pPr>
-      <w:proofErr w:type="gramStart"/>
-      <w:r>
-        <w:t>method :</w:t>
-      </w:r>
-      <w:proofErr w:type="gramEnd"/>
-      <w:r>
-        <w:t xml:space="preserve"> Post </w:t>
-      </w:r>
-    </w:p>
-    <w:p>
-      <w:pPr>
-        <w:pStyle w:val="ListParagraph"/>
-        <w:numPr>
-          <w:ilvl w:val="0"/>
-          <w:numId w:val="2"/>
-        </w:numPr>
-      </w:pPr>
-      <w:r>
-        <w:t>/</w:t>
-      </w:r>
-      <w:proofErr w:type="spellStart"/>
-      <w:r>
-        <w:t>api</w:t>
-      </w:r>
-      <w:proofErr w:type="spellEnd"/>
-      <w:r>
-        <w:t>/auth/verify-reset-code</w:t>
+      <w:r>
+        <w:t xml:space="preserve">method : Post </w:t>
+      </w:r>
+    </w:p>
+    <w:p>
+      <w:pPr>
+        <w:pStyle w:val="ListParagraph"/>
+        <w:numPr>
+          <w:ilvl w:val="0"/>
+          <w:numId w:val="2"/>
+        </w:numPr>
+      </w:pPr>
+      <w:r>
+        <w:t>/api/auth/verify-reset-code</w:t>
       </w:r>
     </w:p>
     <w:p>
@@ -595,11 +546,7 @@
         </w:rPr>
       </w:pPr>
       <w:r>
-        <w:t xml:space="preserve">User enter the code he got </w:t>
-      </w:r>
-      <w:proofErr w:type="gramStart"/>
-      <w:r>
-        <w:t xml:space="preserve">( </w:t>
+        <w:t xml:space="preserve">User enter the code he got ( </w:t>
       </w:r>
       <w:r>
         <w:rPr>
@@ -607,31 +554,32 @@
           <w:rtl/>
           <w:lang w:bidi="ar-EG"/>
         </w:rPr>
-        <w:t>احفظولي</w:t>
-      </w:r>
-      <w:proofErr w:type="gramEnd"/>
+        <w:t xml:space="preserve">احفظولي الايميل او الفون في </w:t>
+      </w:r>
+      <w:r>
+        <w:rPr>
+          <w:lang w:bidi="ar-EG"/>
+        </w:rPr>
+        <w:t xml:space="preserve">var </w:t>
+      </w:r>
       <w:r>
         <w:rPr>
           <w:rFonts w:hint="cs"/>
           <w:rtl/>
           <w:lang w:bidi="ar-EG"/>
         </w:rPr>
-        <w:t xml:space="preserve"> الايميل او الفون في </w:t>
-      </w:r>
-      <w:r>
-        <w:rPr>
-          <w:lang w:bidi="ar-EG"/>
-        </w:rPr>
-        <w:t xml:space="preserve">var </w:t>
-      </w:r>
-      <w:r>
-        <w:rPr>
-          <w:rFonts w:hint="cs"/>
+        <w:t>عشان يتعرف ان ده بتاعه (</w:t>
+      </w:r>
+    </w:p>
+    <w:p>
+      <w:pPr>
+        <w:pStyle w:val="ListParagraph"/>
+        <w:ind w:left="1080"/>
+        <w:rPr>
           <w:rtl/>
           <w:lang w:bidi="ar-EG"/>
         </w:rPr>
-        <w:t>عشان يتعرف ان ده بتاعه (</w:t>
-      </w:r>
+      </w:pPr>
     </w:p>
     <w:p>
       <w:pPr>
@@ -646,16 +594,6 @@
     <w:p>
       <w:pPr>
         <w:pStyle w:val="ListParagraph"/>
-        <w:ind w:left="1080"/>
-        <w:rPr>
-          <w:rtl/>
-          <w:lang w:bidi="ar-EG"/>
-        </w:rPr>
-      </w:pPr>
-    </w:p>
-    <w:p>
-      <w:pPr>
-        <w:pStyle w:val="ListParagraph"/>
         <w:numPr>
           <w:ilvl w:val="0"/>
           <w:numId w:val="1"/>
@@ -668,73 +606,43 @@
         <w:rPr>
           <w:lang w:bidi="ar-EG"/>
         </w:rPr>
-        <w:t xml:space="preserve">Reset </w:t>
-      </w:r>
-      <w:proofErr w:type="gramStart"/>
-      <w:r>
-        <w:rPr>
-          <w:lang w:bidi="ar-EG"/>
-        </w:rPr>
-        <w:t>password :</w:t>
-      </w:r>
-      <w:proofErr w:type="gramEnd"/>
-    </w:p>
-    <w:p>
-      <w:pPr>
-        <w:pStyle w:val="ListParagraph"/>
-        <w:numPr>
-          <w:ilvl w:val="0"/>
-          <w:numId w:val="2"/>
-        </w:numPr>
-        <w:rPr>
-          <w:lang w:bidi="ar-EG"/>
-        </w:rPr>
-      </w:pPr>
-      <w:proofErr w:type="gramStart"/>
-      <w:r>
-        <w:rPr>
-          <w:lang w:bidi="ar-EG"/>
-        </w:rPr>
-        <w:t>Method :</w:t>
-      </w:r>
-      <w:proofErr w:type="gramEnd"/>
-      <w:r>
-        <w:rPr>
-          <w:lang w:bidi="ar-EG"/>
-        </w:rPr>
-        <w:t xml:space="preserve"> Post</w:t>
-      </w:r>
-    </w:p>
-    <w:p>
-      <w:pPr>
-        <w:pStyle w:val="ListParagraph"/>
-        <w:numPr>
-          <w:ilvl w:val="0"/>
-          <w:numId w:val="2"/>
-        </w:numPr>
-        <w:rPr>
-          <w:lang w:bidi="ar-EG"/>
-        </w:rPr>
-      </w:pPr>
-      <w:r>
-        <w:rPr>
-          <w:lang w:bidi="ar-EG"/>
-        </w:rPr>
-        <w:t>/</w:t>
-      </w:r>
-      <w:proofErr w:type="spellStart"/>
-      <w:r>
-        <w:rPr>
-          <w:lang w:bidi="ar-EG"/>
-        </w:rPr>
-        <w:t>api</w:t>
-      </w:r>
-      <w:proofErr w:type="spellEnd"/>
-      <w:r>
-        <w:rPr>
-          <w:lang w:bidi="ar-EG"/>
-        </w:rPr>
-        <w:t>/auth/reset-password</w:t>
+        <w:t>Reset password :</w:t>
+      </w:r>
+    </w:p>
+    <w:p>
+      <w:pPr>
+        <w:pStyle w:val="ListParagraph"/>
+        <w:numPr>
+          <w:ilvl w:val="0"/>
+          <w:numId w:val="2"/>
+        </w:numPr>
+        <w:rPr>
+          <w:lang w:bidi="ar-EG"/>
+        </w:rPr>
+      </w:pPr>
+      <w:r>
+        <w:rPr>
+          <w:lang w:bidi="ar-EG"/>
+        </w:rPr>
+        <w:t>Method : Post</w:t>
+      </w:r>
+    </w:p>
+    <w:p>
+      <w:pPr>
+        <w:pStyle w:val="ListParagraph"/>
+        <w:numPr>
+          <w:ilvl w:val="0"/>
+          <w:numId w:val="2"/>
+        </w:numPr>
+        <w:rPr>
+          <w:lang w:bidi="ar-EG"/>
+        </w:rPr>
+      </w:pPr>
+      <w:r>
+        <w:rPr>
+          <w:lang w:bidi="ar-EG"/>
+        </w:rPr>
+        <w:t>/api/auth/reset-password</w:t>
       </w:r>
     </w:p>
     <w:p>
@@ -1004,31 +912,7 @@
           <w:szCs w:val="18"/>
           <w14:ligatures w14:val="none"/>
         </w:rPr>
-        <w:t>"</w:t>
-      </w:r>
-      <w:proofErr w:type="spellStart"/>
-      <w:r>
-        <w:rPr>
-          <w:rFonts w:ascii="Courier New" w:eastAsia="Times New Roman" w:hAnsi="Courier New" w:cs="Courier New"/>
-          <w:color w:val="9CDCFE"/>
-          <w:kern w:val="0"/>
-          <w:sz w:val="18"/>
-          <w:szCs w:val="18"/>
-          <w14:ligatures w14:val="none"/>
-        </w:rPr>
-        <w:t>newPassword</w:t>
-      </w:r>
-      <w:proofErr w:type="spellEnd"/>
-      <w:r>
-        <w:rPr>
-          <w:rFonts w:ascii="Courier New" w:eastAsia="Times New Roman" w:hAnsi="Courier New" w:cs="Courier New"/>
-          <w:color w:val="9CDCFE"/>
-          <w:kern w:val="0"/>
-          <w:sz w:val="18"/>
-          <w:szCs w:val="18"/>
-          <w14:ligatures w14:val="none"/>
-        </w:rPr>
-        <w:t>"</w:t>
+        <w:t>"newPassword"</w:t>
       </w:r>
       <w:r>
         <w:rPr>
@@ -1129,7 +1013,6 @@
           <w:lang w:bidi="ar-EG"/>
         </w:rPr>
       </w:pPr>
-      <w:proofErr w:type="gramStart"/>
       <w:r>
         <w:rPr>
           <w:lang w:bidi="ar-EG"/>
@@ -1137,7 +1020,6 @@
         <w:lastRenderedPageBreak/>
         <w:t>Logout :</w:t>
       </w:r>
-      <w:proofErr w:type="gramEnd"/>
     </w:p>
     <w:p>
       <w:pPr>
@@ -1172,21 +1054,7 @@
         <w:rPr>
           <w:lang w:bidi="ar-EG"/>
         </w:rPr>
-        <w:t>/</w:t>
-      </w:r>
-      <w:proofErr w:type="spellStart"/>
-      <w:r>
-        <w:rPr>
-          <w:lang w:bidi="ar-EG"/>
-        </w:rPr>
-        <w:t>api</w:t>
-      </w:r>
-      <w:proofErr w:type="spellEnd"/>
-      <w:r>
-        <w:rPr>
-          <w:lang w:bidi="ar-EG"/>
-        </w:rPr>
-        <w:t>/auth/logout</w:t>
+        <w:t>/api/auth/logout</w:t>
       </w:r>
     </w:p>
     <w:p>
@@ -1275,31 +1143,7 @@
           <w:szCs w:val="18"/>
           <w14:ligatures w14:val="none"/>
         </w:rPr>
-        <w:t>"</w:t>
-      </w:r>
-      <w:proofErr w:type="spellStart"/>
-      <w:r>
-        <w:rPr>
-          <w:rFonts w:ascii="Courier New" w:eastAsia="Times New Roman" w:hAnsi="Courier New" w:cs="Courier New"/>
-          <w:color w:val="9CDCFE"/>
-          <w:kern w:val="0"/>
-          <w:sz w:val="18"/>
-          <w:szCs w:val="18"/>
-          <w14:ligatures w14:val="none"/>
-        </w:rPr>
-        <w:t>refreshToken</w:t>
-      </w:r>
-      <w:proofErr w:type="spellEnd"/>
-      <w:r>
-        <w:rPr>
-          <w:rFonts w:ascii="Courier New" w:eastAsia="Times New Roman" w:hAnsi="Courier New" w:cs="Courier New"/>
-          <w:color w:val="9CDCFE"/>
-          <w:kern w:val="0"/>
-          <w:sz w:val="18"/>
-          <w:szCs w:val="18"/>
-          <w14:ligatures w14:val="none"/>
-        </w:rPr>
-        <w:t>"</w:t>
+        <w:t>"refreshToken"</w:t>
       </w:r>
       <w:r>
         <w:rPr>
@@ -1430,39 +1274,29 @@
           <w:lang w:bidi="ar-EG"/>
         </w:rPr>
       </w:pPr>
-      <w:proofErr w:type="gramStart"/>
       <w:r>
         <w:rPr>
           <w:lang w:bidi="ar-EG"/>
         </w:rPr>
         <w:t>Register :</w:t>
       </w:r>
-      <w:proofErr w:type="gramEnd"/>
-    </w:p>
-    <w:p>
-      <w:pPr>
-        <w:pStyle w:val="ListParagraph"/>
-        <w:numPr>
-          <w:ilvl w:val="0"/>
-          <w:numId w:val="2"/>
-        </w:numPr>
-        <w:rPr>
-          <w:lang w:bidi="ar-EG"/>
-        </w:rPr>
-      </w:pPr>
-      <w:proofErr w:type="gramStart"/>
-      <w:r>
-        <w:rPr>
-          <w:lang w:bidi="ar-EG"/>
-        </w:rPr>
-        <w:t>Method :</w:t>
-      </w:r>
-      <w:proofErr w:type="gramEnd"/>
-      <w:r>
-        <w:rPr>
-          <w:lang w:bidi="ar-EG"/>
-        </w:rPr>
-        <w:t xml:space="preserve"> post</w:t>
+    </w:p>
+    <w:p>
+      <w:pPr>
+        <w:pStyle w:val="ListParagraph"/>
+        <w:numPr>
+          <w:ilvl w:val="0"/>
+          <w:numId w:val="2"/>
+        </w:numPr>
+        <w:rPr>
+          <w:lang w:bidi="ar-EG"/>
+        </w:rPr>
+      </w:pPr>
+      <w:r>
+        <w:rPr>
+          <w:lang w:bidi="ar-EG"/>
+        </w:rPr>
+        <w:t>Method : post</w:t>
       </w:r>
     </w:p>
     <w:p>
@@ -1482,19 +1316,11 @@
         </w:rPr>
         <w:t>/</w:t>
       </w:r>
-      <w:proofErr w:type="spellStart"/>
-      <w:r>
-        <w:rPr>
-          <w:lang w:bidi="ar-EG"/>
-        </w:rPr>
-        <w:t>api</w:t>
-      </w:r>
-      <w:proofErr w:type="spellEnd"/>
-      <w:r>
-        <w:rPr>
-          <w:lang w:bidi="ar-EG"/>
-        </w:rPr>
-        <w:t>/auth/register</w:t>
+      <w:r>
+        <w:rPr>
+          <w:lang w:bidi="ar-EG"/>
+        </w:rPr>
+        <w:t>api/auth/register</w:t>
       </w:r>
     </w:p>
     <w:p>
@@ -1512,16 +1338,8 @@
         <w:rPr>
           <w:lang w:bidi="ar-EG"/>
         </w:rPr>
-        <w:t xml:space="preserve">For </w:t>
-      </w:r>
-      <w:proofErr w:type="gramStart"/>
-      <w:r>
-        <w:rPr>
-          <w:lang w:bidi="ar-EG"/>
-        </w:rPr>
-        <w:t>patient :</w:t>
-      </w:r>
-      <w:proofErr w:type="gramEnd"/>
+        <w:t>For patient :</w:t>
+      </w:r>
     </w:p>
     <w:p>
       <w:pPr>
@@ -1931,31 +1749,7 @@
           <w:szCs w:val="18"/>
           <w14:ligatures w14:val="none"/>
         </w:rPr>
-        <w:t>"</w:t>
-      </w:r>
-      <w:proofErr w:type="spellStart"/>
-      <w:r>
-        <w:rPr>
-          <w:rFonts w:ascii="Courier New" w:eastAsia="Times New Roman" w:hAnsi="Courier New" w:cs="Courier New"/>
-          <w:color w:val="9CDCFE"/>
-          <w:kern w:val="0"/>
-          <w:sz w:val="18"/>
-          <w:szCs w:val="18"/>
-          <w14:ligatures w14:val="none"/>
-        </w:rPr>
-        <w:t>phoneNumber</w:t>
-      </w:r>
-      <w:proofErr w:type="spellEnd"/>
-      <w:r>
-        <w:rPr>
-          <w:rFonts w:ascii="Courier New" w:eastAsia="Times New Roman" w:hAnsi="Courier New" w:cs="Courier New"/>
-          <w:color w:val="9CDCFE"/>
-          <w:kern w:val="0"/>
-          <w:sz w:val="18"/>
-          <w:szCs w:val="18"/>
-          <w14:ligatures w14:val="none"/>
-        </w:rPr>
-        <w:t>"</w:t>
+        <w:t>"phoneNumber"</w:t>
       </w:r>
       <w:r>
         <w:rPr>
@@ -2117,14 +1911,12 @@
           <w:lang w:bidi="ar-EG"/>
         </w:rPr>
       </w:pPr>
-      <w:proofErr w:type="gramStart"/>
       <w:r>
         <w:rPr>
           <w:lang w:bidi="ar-EG"/>
         </w:rPr>
         <w:t>Doctor :</w:t>
       </w:r>
-      <w:proofErr w:type="gramEnd"/>
     </w:p>
     <w:p>
       <w:pPr>
@@ -2578,31 +2370,7 @@
           <w:szCs w:val="18"/>
           <w14:ligatures w14:val="none"/>
         </w:rPr>
-        <w:t>"</w:t>
-      </w:r>
-      <w:proofErr w:type="spellStart"/>
-      <w:r>
-        <w:rPr>
-          <w:rFonts w:ascii="Courier New" w:eastAsia="Times New Roman" w:hAnsi="Courier New" w:cs="Courier New"/>
-          <w:color w:val="9CDCFE"/>
-          <w:kern w:val="0"/>
-          <w:sz w:val="18"/>
-          <w:szCs w:val="18"/>
-          <w14:ligatures w14:val="none"/>
-        </w:rPr>
-        <w:t>phoneNumber</w:t>
-      </w:r>
-      <w:proofErr w:type="spellEnd"/>
-      <w:r>
-        <w:rPr>
-          <w:rFonts w:ascii="Courier New" w:eastAsia="Times New Roman" w:hAnsi="Courier New" w:cs="Courier New"/>
-          <w:color w:val="9CDCFE"/>
-          <w:kern w:val="0"/>
-          <w:sz w:val="18"/>
-          <w:szCs w:val="18"/>
-          <w14:ligatures w14:val="none"/>
-        </w:rPr>
-        <w:t>"</w:t>
+        <w:t>"phoneNumber"</w:t>
       </w:r>
       <w:r>
         <w:rPr>
@@ -2774,53 +2542,27 @@
         </w:rPr>
         <w:t>“</w:t>
       </w:r>
-      <w:proofErr w:type="spellStart"/>
-      <w:proofErr w:type="gramStart"/>
-      <w:r>
-        <w:rPr>
-          <w:rFonts w:ascii="Courier New" w:eastAsia="Times New Roman" w:hAnsi="Courier New" w:cs="Courier New"/>
-          <w:color w:val="F8F8F2"/>
-          <w:kern w:val="0"/>
-          <w:sz w:val="18"/>
-          <w:szCs w:val="18"/>
-          <w14:ligatures w14:val="none"/>
-        </w:rPr>
-        <w:t>membershipPdf</w:t>
-      </w:r>
-      <w:proofErr w:type="spellEnd"/>
-      <w:r>
-        <w:rPr>
-          <w:rFonts w:ascii="Courier New" w:eastAsia="Times New Roman" w:hAnsi="Courier New" w:cs="Courier New"/>
-          <w:color w:val="F8F8F2"/>
-          <w:kern w:val="0"/>
-          <w:sz w:val="18"/>
-          <w:szCs w:val="18"/>
-          <w14:ligatures w14:val="none"/>
-        </w:rPr>
-        <w:t>”</w:t>
-      </w:r>
-      <w:r>
-        <w:rPr>
-          <w:rFonts w:ascii="Courier New" w:eastAsia="Times New Roman" w:hAnsi="Courier New" w:cs="Courier New"/>
-          <w:color w:val="F8F8F2"/>
-          <w:kern w:val="0"/>
-          <w:sz w:val="18"/>
-          <w:szCs w:val="18"/>
-          <w14:ligatures w14:val="none"/>
-        </w:rPr>
-        <w:t>=</w:t>
-      </w:r>
-      <w:proofErr w:type="gramEnd"/>
-      <w:r>
-        <w:rPr>
-          <w:rFonts w:ascii="Courier New" w:eastAsia="Times New Roman" w:hAnsi="Courier New" w:cs="Courier New"/>
-          <w:color w:val="F8F8F2"/>
-          <w:kern w:val="0"/>
-          <w:sz w:val="18"/>
-          <w:szCs w:val="18"/>
-          <w14:ligatures w14:val="none"/>
-        </w:rPr>
-        <w:t>&gt; PDF file</w:t>
+      <w:r>
+        <w:rPr>
+          <w:rFonts w:ascii="Courier New" w:eastAsia="Times New Roman" w:hAnsi="Courier New" w:cs="Courier New"/>
+          <w:color w:val="F8F8F2"/>
+          <w:kern w:val="0"/>
+          <w:sz w:val="18"/>
+          <w:szCs w:val="18"/>
+          <w14:ligatures w14:val="none"/>
+        </w:rPr>
+        <w:t>membershipPdf”</w:t>
+      </w:r>
+      <w:r>
+        <w:rPr>
+          <w:rFonts w:ascii="Courier New" w:eastAsia="Times New Roman" w:hAnsi="Courier New" w:cs="Courier New"/>
+          <w:color w:val="F8F8F2"/>
+          <w:kern w:val="0"/>
+          <w:sz w:val="18"/>
+          <w:szCs w:val="18"/>
+          <w14:ligatures w14:val="none"/>
+        </w:rPr>
+        <w:t>=&gt; PDF file</w:t>
       </w:r>
     </w:p>
     <w:p>
@@ -2898,16 +2640,8 @@
         <w:rPr>
           <w:lang w:bidi="ar-EG"/>
         </w:rPr>
-        <w:t xml:space="preserve">3. for </w:t>
-      </w:r>
-      <w:proofErr w:type="gramStart"/>
-      <w:r>
-        <w:rPr>
-          <w:lang w:bidi="ar-EG"/>
-        </w:rPr>
-        <w:t>pharmacy :</w:t>
-      </w:r>
-      <w:proofErr w:type="gramEnd"/>
+        <w:t>3. for pharmacy :</w:t>
+      </w:r>
     </w:p>
     <w:p>
       <w:pPr>
@@ -2981,16 +2715,8 @@
         <w:rPr>
           <w:lang w:bidi="ar-EG"/>
         </w:rPr>
-        <w:t xml:space="preserve">4. for </w:t>
-      </w:r>
-      <w:proofErr w:type="gramStart"/>
-      <w:r>
-        <w:rPr>
-          <w:lang w:bidi="ar-EG"/>
-        </w:rPr>
-        <w:t>lab :</w:t>
-      </w:r>
-      <w:proofErr w:type="gramEnd"/>
+        <w:t>4. for lab :</w:t>
+      </w:r>
     </w:p>
     <w:p>
       <w:pPr>
@@ -3095,7 +2821,6 @@
           <w:lang w:bidi="ar-EG"/>
         </w:rPr>
       </w:pPr>
-      <w:proofErr w:type="gramStart"/>
       <w:r>
         <w:rPr>
           <w:lang w:bidi="ar-EG"/>
@@ -3103,64 +2828,41 @@
         <w:lastRenderedPageBreak/>
         <w:t>Login :</w:t>
       </w:r>
-      <w:proofErr w:type="gramEnd"/>
-    </w:p>
-    <w:p>
-      <w:pPr>
-        <w:pStyle w:val="ListParagraph"/>
-        <w:numPr>
-          <w:ilvl w:val="0"/>
-          <w:numId w:val="2"/>
-        </w:numPr>
-        <w:rPr>
-          <w:lang w:bidi="ar-EG"/>
-        </w:rPr>
-      </w:pPr>
-      <w:proofErr w:type="gramStart"/>
-      <w:r>
-        <w:rPr>
-          <w:lang w:bidi="ar-EG"/>
-        </w:rPr>
-        <w:t>Method :</w:t>
-      </w:r>
-      <w:proofErr w:type="gramEnd"/>
-      <w:r>
-        <w:rPr>
-          <w:lang w:bidi="ar-EG"/>
-        </w:rPr>
-        <w:t xml:space="preserve"> post</w:t>
-      </w:r>
-    </w:p>
-    <w:p>
-      <w:pPr>
-        <w:pStyle w:val="ListParagraph"/>
-        <w:numPr>
-          <w:ilvl w:val="0"/>
-          <w:numId w:val="2"/>
-        </w:numPr>
-        <w:rPr>
-          <w:lang w:bidi="ar-EG"/>
-        </w:rPr>
-      </w:pPr>
-      <w:r>
-        <w:rPr>
-          <w:lang w:bidi="ar-EG"/>
-        </w:rPr>
-        <w:t>/</w:t>
-      </w:r>
-      <w:proofErr w:type="spellStart"/>
-      <w:r>
-        <w:rPr>
-          <w:lang w:bidi="ar-EG"/>
-        </w:rPr>
-        <w:t>api</w:t>
-      </w:r>
-      <w:proofErr w:type="spellEnd"/>
-      <w:r>
-        <w:rPr>
-          <w:lang w:bidi="ar-EG"/>
-        </w:rPr>
-        <w:t>/auth/login</w:t>
+    </w:p>
+    <w:p>
+      <w:pPr>
+        <w:pStyle w:val="ListParagraph"/>
+        <w:numPr>
+          <w:ilvl w:val="0"/>
+          <w:numId w:val="2"/>
+        </w:numPr>
+        <w:rPr>
+          <w:lang w:bidi="ar-EG"/>
+        </w:rPr>
+      </w:pPr>
+      <w:r>
+        <w:rPr>
+          <w:lang w:bidi="ar-EG"/>
+        </w:rPr>
+        <w:t>Method : post</w:t>
+      </w:r>
+    </w:p>
+    <w:p>
+      <w:pPr>
+        <w:pStyle w:val="ListParagraph"/>
+        <w:numPr>
+          <w:ilvl w:val="0"/>
+          <w:numId w:val="2"/>
+        </w:numPr>
+        <w:rPr>
+          <w:lang w:bidi="ar-EG"/>
+        </w:rPr>
+      </w:pPr>
+      <w:r>
+        <w:rPr>
+          <w:lang w:bidi="ar-EG"/>
+        </w:rPr>
+        <w:t>/api/auth/login</w:t>
       </w:r>
       <w:r>
         <w:rPr>
@@ -3419,73 +3121,43 @@
         <w:rPr>
           <w:lang w:bidi="ar-EG"/>
         </w:rPr>
-        <w:t xml:space="preserve">Sign in using </w:t>
-      </w:r>
-      <w:proofErr w:type="gramStart"/>
-      <w:r>
-        <w:rPr>
-          <w:lang w:bidi="ar-EG"/>
-        </w:rPr>
-        <w:t>google :</w:t>
-      </w:r>
-      <w:proofErr w:type="gramEnd"/>
-    </w:p>
-    <w:p>
-      <w:pPr>
-        <w:pStyle w:val="ListParagraph"/>
-        <w:numPr>
-          <w:ilvl w:val="0"/>
-          <w:numId w:val="2"/>
-        </w:numPr>
-        <w:rPr>
-          <w:lang w:bidi="ar-EG"/>
-        </w:rPr>
-      </w:pPr>
-      <w:proofErr w:type="gramStart"/>
-      <w:r>
-        <w:rPr>
-          <w:lang w:bidi="ar-EG"/>
-        </w:rPr>
-        <w:t>Method :</w:t>
-      </w:r>
-      <w:proofErr w:type="gramEnd"/>
-      <w:r>
-        <w:rPr>
-          <w:lang w:bidi="ar-EG"/>
-        </w:rPr>
-        <w:t xml:space="preserve"> post</w:t>
-      </w:r>
-    </w:p>
-    <w:p>
-      <w:pPr>
-        <w:pStyle w:val="ListParagraph"/>
-        <w:numPr>
-          <w:ilvl w:val="0"/>
-          <w:numId w:val="2"/>
-        </w:numPr>
-        <w:rPr>
-          <w:lang w:bidi="ar-EG"/>
-        </w:rPr>
-      </w:pPr>
-      <w:r>
-        <w:rPr>
-          <w:lang w:bidi="ar-EG"/>
-        </w:rPr>
-        <w:t>/</w:t>
-      </w:r>
-      <w:proofErr w:type="spellStart"/>
-      <w:r>
-        <w:rPr>
-          <w:lang w:bidi="ar-EG"/>
-        </w:rPr>
-        <w:t>api</w:t>
-      </w:r>
-      <w:proofErr w:type="spellEnd"/>
-      <w:r>
-        <w:rPr>
-          <w:lang w:bidi="ar-EG"/>
-        </w:rPr>
-        <w:t>/auth/google/mobile</w:t>
+        <w:t>Sign in using google :</w:t>
+      </w:r>
+    </w:p>
+    <w:p>
+      <w:pPr>
+        <w:pStyle w:val="ListParagraph"/>
+        <w:numPr>
+          <w:ilvl w:val="0"/>
+          <w:numId w:val="2"/>
+        </w:numPr>
+        <w:rPr>
+          <w:lang w:bidi="ar-EG"/>
+        </w:rPr>
+      </w:pPr>
+      <w:r>
+        <w:rPr>
+          <w:lang w:bidi="ar-EG"/>
+        </w:rPr>
+        <w:t>Method : post</w:t>
+      </w:r>
+    </w:p>
+    <w:p>
+      <w:pPr>
+        <w:pStyle w:val="ListParagraph"/>
+        <w:numPr>
+          <w:ilvl w:val="0"/>
+          <w:numId w:val="2"/>
+        </w:numPr>
+        <w:rPr>
+          <w:lang w:bidi="ar-EG"/>
+        </w:rPr>
+      </w:pPr>
+      <w:r>
+        <w:rPr>
+          <w:lang w:bidi="ar-EG"/>
+        </w:rPr>
+        <w:t>/api/auth/google/mobile</w:t>
       </w:r>
     </w:p>
     <w:p>
@@ -3511,21 +3183,7 @@
         <w:rPr>
           <w:lang w:bidi="ar-EG"/>
         </w:rPr>
-        <w:t xml:space="preserve"> </w:t>
-      </w:r>
-      <w:proofErr w:type="spellStart"/>
-      <w:r>
-        <w:rPr>
-          <w:lang w:bidi="ar-EG"/>
-        </w:rPr>
-        <w:t>idToken</w:t>
-      </w:r>
-      <w:proofErr w:type="spellEnd"/>
-      <w:r>
-        <w:rPr>
-          <w:lang w:bidi="ar-EG"/>
-        </w:rPr>
-        <w:t xml:space="preserve"> </w:t>
+        <w:t xml:space="preserve"> idToken </w:t>
       </w:r>
       <w:r>
         <w:rPr>
@@ -3610,31 +3268,7 @@
           <w:szCs w:val="18"/>
           <w14:ligatures w14:val="none"/>
         </w:rPr>
-        <w:t>"</w:t>
-      </w:r>
-      <w:proofErr w:type="spellStart"/>
-      <w:r>
-        <w:rPr>
-          <w:rFonts w:ascii="Courier New" w:eastAsia="Times New Roman" w:hAnsi="Courier New" w:cs="Courier New"/>
-          <w:color w:val="9CDCFE"/>
-          <w:kern w:val="0"/>
-          <w:sz w:val="18"/>
-          <w:szCs w:val="18"/>
-          <w14:ligatures w14:val="none"/>
-        </w:rPr>
-        <w:t>idToken</w:t>
-      </w:r>
-      <w:proofErr w:type="spellEnd"/>
-      <w:r>
-        <w:rPr>
-          <w:rFonts w:ascii="Courier New" w:eastAsia="Times New Roman" w:hAnsi="Courier New" w:cs="Courier New"/>
-          <w:color w:val="9CDCFE"/>
-          <w:kern w:val="0"/>
-          <w:sz w:val="18"/>
-          <w:szCs w:val="18"/>
-          <w14:ligatures w14:val="none"/>
-        </w:rPr>
-        <w:t>"</w:t>
+        <w:t>"idToken"</w:t>
       </w:r>
       <w:r>
         <w:rPr>
@@ -3795,16 +3429,8 @@
         <w:rPr>
           <w:lang w:bidi="ar-EG"/>
         </w:rPr>
-        <w:t xml:space="preserve">Patient end </w:t>
-      </w:r>
-      <w:proofErr w:type="gramStart"/>
-      <w:r>
-        <w:rPr>
-          <w:lang w:bidi="ar-EG"/>
-        </w:rPr>
-        <w:t>point :</w:t>
-      </w:r>
-      <w:proofErr w:type="gramEnd"/>
+        <w:t>Patient end point :</w:t>
+      </w:r>
     </w:p>
     <w:p>
       <w:pPr>
@@ -3835,41 +3461,25 @@
         <w:rPr>
           <w:lang w:bidi="ar-EG"/>
         </w:rPr>
-        <w:t xml:space="preserve">Get </w:t>
-      </w:r>
-      <w:proofErr w:type="gramStart"/>
-      <w:r>
-        <w:rPr>
-          <w:lang w:bidi="ar-EG"/>
-        </w:rPr>
-        <w:t>profile :</w:t>
-      </w:r>
-      <w:proofErr w:type="gramEnd"/>
-    </w:p>
-    <w:p>
-      <w:pPr>
-        <w:pStyle w:val="ListParagraph"/>
-        <w:numPr>
-          <w:ilvl w:val="0"/>
-          <w:numId w:val="2"/>
-        </w:numPr>
-        <w:rPr>
-          <w:lang w:bidi="ar-EG"/>
-        </w:rPr>
-      </w:pPr>
-      <w:proofErr w:type="gramStart"/>
-      <w:r>
-        <w:rPr>
-          <w:lang w:bidi="ar-EG"/>
-        </w:rPr>
-        <w:t>Method :</w:t>
-      </w:r>
-      <w:proofErr w:type="gramEnd"/>
-      <w:r>
-        <w:rPr>
-          <w:lang w:bidi="ar-EG"/>
-        </w:rPr>
-        <w:t xml:space="preserve"> get</w:t>
+        <w:t>Get profile :</w:t>
+      </w:r>
+    </w:p>
+    <w:p>
+      <w:pPr>
+        <w:pStyle w:val="ListParagraph"/>
+        <w:numPr>
+          <w:ilvl w:val="0"/>
+          <w:numId w:val="2"/>
+        </w:numPr>
+        <w:rPr>
+          <w:lang w:bidi="ar-EG"/>
+        </w:rPr>
+      </w:pPr>
+      <w:r>
+        <w:rPr>
+          <w:lang w:bidi="ar-EG"/>
+        </w:rPr>
+        <w:t>Method : get</w:t>
       </w:r>
     </w:p>
     <w:p>
@@ -3889,19 +3499,11 @@
         </w:rPr>
         <w:t>/</w:t>
       </w:r>
-      <w:proofErr w:type="spellStart"/>
-      <w:r>
-        <w:rPr>
-          <w:lang w:bidi="ar-EG"/>
-        </w:rPr>
-        <w:t>api</w:t>
-      </w:r>
-      <w:proofErr w:type="spellEnd"/>
-      <w:r>
-        <w:rPr>
-          <w:lang w:bidi="ar-EG"/>
-        </w:rPr>
-        <w:t>/patient/profile</w:t>
+      <w:r>
+        <w:rPr>
+          <w:lang w:bidi="ar-EG"/>
+        </w:rPr>
+        <w:t>api/patient/profile</w:t>
       </w:r>
     </w:p>
     <w:p>
@@ -3925,14 +3527,7 @@
         <w:rPr>
           <w:lang w:bidi="ar-EG"/>
         </w:rPr>
-        <w:t xml:space="preserve">basic </w:t>
-      </w:r>
-      <w:proofErr w:type="gramStart"/>
-      <w:r>
-        <w:rPr>
-          <w:lang w:bidi="ar-EG"/>
-        </w:rPr>
-        <w:t>info</w:t>
+        <w:t>basic info</w:t>
       </w:r>
       <w:r>
         <w:rPr>
@@ -3940,65 +3535,42 @@
         </w:rPr>
         <w:t xml:space="preserve"> :</w:t>
       </w:r>
-      <w:proofErr w:type="gramEnd"/>
-    </w:p>
-    <w:p>
-      <w:pPr>
-        <w:pStyle w:val="ListParagraph"/>
-        <w:numPr>
-          <w:ilvl w:val="0"/>
-          <w:numId w:val="2"/>
-        </w:numPr>
-        <w:rPr>
-          <w:lang w:bidi="ar-EG"/>
-        </w:rPr>
-      </w:pPr>
-      <w:proofErr w:type="gramStart"/>
+    </w:p>
+    <w:p>
+      <w:pPr>
+        <w:pStyle w:val="ListParagraph"/>
+        <w:numPr>
+          <w:ilvl w:val="0"/>
+          <w:numId w:val="2"/>
+        </w:numPr>
+        <w:rPr>
+          <w:lang w:bidi="ar-EG"/>
+        </w:rPr>
+      </w:pPr>
       <w:r>
         <w:rPr>
           <w:lang w:bidi="ar-EG"/>
         </w:rPr>
         <w:lastRenderedPageBreak/>
-        <w:t>Method :</w:t>
-      </w:r>
-      <w:proofErr w:type="gramEnd"/>
-      <w:r>
-        <w:rPr>
-          <w:lang w:bidi="ar-EG"/>
-        </w:rPr>
-        <w:t xml:space="preserve"> put</w:t>
-      </w:r>
-    </w:p>
-    <w:p>
-      <w:pPr>
-        <w:pStyle w:val="ListParagraph"/>
-        <w:numPr>
-          <w:ilvl w:val="0"/>
-          <w:numId w:val="2"/>
-        </w:numPr>
-        <w:rPr>
-          <w:lang w:bidi="ar-EG"/>
-        </w:rPr>
-      </w:pPr>
-      <w:r>
-        <w:rPr>
-          <w:lang w:bidi="ar-EG"/>
-        </w:rPr>
-        <w:t>/</w:t>
-      </w:r>
-      <w:proofErr w:type="spellStart"/>
-      <w:r>
-        <w:rPr>
-          <w:lang w:bidi="ar-EG"/>
-        </w:rPr>
-        <w:t>api</w:t>
-      </w:r>
-      <w:proofErr w:type="spellEnd"/>
-      <w:r>
-        <w:rPr>
-          <w:lang w:bidi="ar-EG"/>
-        </w:rPr>
-        <w:t>/patient/profile/basic-info</w:t>
+        <w:t>Method : put</w:t>
+      </w:r>
+    </w:p>
+    <w:p>
+      <w:pPr>
+        <w:pStyle w:val="ListParagraph"/>
+        <w:numPr>
+          <w:ilvl w:val="0"/>
+          <w:numId w:val="2"/>
+        </w:numPr>
+        <w:rPr>
+          <w:lang w:bidi="ar-EG"/>
+        </w:rPr>
+      </w:pPr>
+      <w:r>
+        <w:rPr>
+          <w:lang w:bidi="ar-EG"/>
+        </w:rPr>
+        <w:t>/api/patient/profile/basic-info</w:t>
       </w:r>
     </w:p>
     <w:p>
@@ -4070,24 +3642,46 @@
       <w:r>
         <w:rPr>
           <w:rFonts w:ascii="Courier New" w:eastAsia="Times New Roman" w:hAnsi="Courier New" w:cs="Courier New"/>
-          <w:color w:val="F8F8F2"/>
-          <w:kern w:val="0"/>
-          <w:sz w:val="18"/>
-          <w:szCs w:val="18"/>
-          <w14:ligatures w14:val="none"/>
-        </w:rPr>
-        <w:t xml:space="preserve">  </w:t>
-      </w:r>
-      <w:r>
-        <w:rPr>
-          <w:rFonts w:ascii="Courier New" w:eastAsia="Times New Roman" w:hAnsi="Courier New" w:cs="Courier New"/>
           <w:color w:val="9CDCFE"/>
           <w:kern w:val="0"/>
           <w:sz w:val="18"/>
           <w:szCs w:val="18"/>
           <w14:ligatures w14:val="none"/>
         </w:rPr>
-        <w:t>"age"</w:t>
+        <w:t xml:space="preserve"> </w:t>
+      </w:r>
+      <w:r>
+        <w:rPr>
+          <w:rFonts w:ascii="Courier New" w:eastAsia="Times New Roman" w:hAnsi="Courier New" w:cs="Courier New"/>
+          <w:color w:val="9CDCFE"/>
+          <w:kern w:val="0"/>
+          <w:sz w:val="18"/>
+          <w:szCs w:val="18"/>
+          <w14:ligatures w14:val="none"/>
+        </w:rPr>
+        <w:t>"</w:t>
+      </w:r>
+      <w:r>
+        <w:rPr>
+          <w:rFonts w:ascii="Courier New" w:eastAsia="Times New Roman" w:hAnsi="Courier New" w:cs="Courier New"/>
+          <w:color w:val="9CDCFE"/>
+          <w:kern w:val="0"/>
+          <w:sz w:val="18"/>
+          <w:szCs w:val="18"/>
+          <w14:ligatures w14:val="none"/>
+        </w:rPr>
+        <w:t>name</w:t>
+      </w:r>
+      <w:r>
+        <w:rPr>
+          <w:rFonts w:ascii="Courier New" w:eastAsia="Times New Roman" w:hAnsi="Courier New" w:cs="Courier New"/>
+          <w:color w:val="9CDCFE"/>
+          <w:kern w:val="0"/>
+          <w:sz w:val="18"/>
+          <w:szCs w:val="18"/>
+          <w14:ligatures w14:val="none"/>
+        </w:rPr>
+        <w:t>"</w:t>
       </w:r>
       <w:r>
         <w:rPr>
@@ -4114,13 +3708,35 @@
       <w:r>
         <w:rPr>
           <w:rFonts w:ascii="Courier New" w:eastAsia="Times New Roman" w:hAnsi="Courier New" w:cs="Courier New"/>
-          <w:color w:val="B5CEA8"/>
-          <w:kern w:val="0"/>
-          <w:sz w:val="18"/>
-          <w:szCs w:val="18"/>
-          <w14:ligatures w14:val="none"/>
-        </w:rPr>
-        <w:t>25</w:t>
+          <w:color w:val="CE9178"/>
+          <w:kern w:val="0"/>
+          <w:sz w:val="18"/>
+          <w:szCs w:val="18"/>
+          <w14:ligatures w14:val="none"/>
+        </w:rPr>
+        <w:t>"</w:t>
+      </w:r>
+      <w:r>
+        <w:rPr>
+          <w:rFonts w:ascii="Courier New" w:eastAsia="Times New Roman" w:hAnsi="Courier New" w:cs="Courier New"/>
+          <w:color w:val="CE9178"/>
+          <w:kern w:val="0"/>
+          <w:sz w:val="18"/>
+          <w:szCs w:val="18"/>
+          <w14:ligatures w14:val="none"/>
+        </w:rPr>
+        <w:t>ali</w:t>
+      </w:r>
+      <w:r>
+        <w:rPr>
+          <w:rFonts w:ascii="Courier New" w:eastAsia="Times New Roman" w:hAnsi="Courier New" w:cs="Courier New"/>
+          <w:color w:val="CE9178"/>
+          <w:kern w:val="0"/>
+          <w:sz w:val="18"/>
+          <w:szCs w:val="18"/>
+          <w14:ligatures w14:val="none"/>
+        </w:rPr>
+        <w:t>"</w:t>
       </w:r>
       <w:r>
         <w:rPr>
@@ -4172,7 +3788,7 @@
           <w:szCs w:val="18"/>
           <w14:ligatures w14:val="none"/>
         </w:rPr>
-        <w:t>"gender"</w:t>
+        <w:t>"age"</w:t>
       </w:r>
       <w:r>
         <w:rPr>
@@ -4199,13 +3815,13 @@
       <w:r>
         <w:rPr>
           <w:rFonts w:ascii="Courier New" w:eastAsia="Times New Roman" w:hAnsi="Courier New" w:cs="Courier New"/>
-          <w:color w:val="CE9178"/>
-          <w:kern w:val="0"/>
-          <w:sz w:val="18"/>
-          <w:szCs w:val="18"/>
-          <w14:ligatures w14:val="none"/>
-        </w:rPr>
-        <w:t>"male"</w:t>
+          <w:color w:val="B5CEA8"/>
+          <w:kern w:val="0"/>
+          <w:sz w:val="18"/>
+          <w:szCs w:val="18"/>
+          <w14:ligatures w14:val="none"/>
+        </w:rPr>
+        <w:t>25</w:t>
       </w:r>
       <w:r>
         <w:rPr>
@@ -4257,7 +3873,7 @@
           <w:szCs w:val="18"/>
           <w14:ligatures w14:val="none"/>
         </w:rPr>
-        <w:t>"height"</w:t>
+        <w:t>"gender"</w:t>
       </w:r>
       <w:r>
         <w:rPr>
@@ -4284,13 +3900,13 @@
       <w:r>
         <w:rPr>
           <w:rFonts w:ascii="Courier New" w:eastAsia="Times New Roman" w:hAnsi="Courier New" w:cs="Courier New"/>
-          <w:color w:val="B5CEA8"/>
-          <w:kern w:val="0"/>
-          <w:sz w:val="18"/>
-          <w:szCs w:val="18"/>
-          <w14:ligatures w14:val="none"/>
-        </w:rPr>
-        <w:t>180</w:t>
+          <w:color w:val="CE9178"/>
+          <w:kern w:val="0"/>
+          <w:sz w:val="18"/>
+          <w:szCs w:val="18"/>
+          <w14:ligatures w14:val="none"/>
+        </w:rPr>
+        <w:t>"male"</w:t>
       </w:r>
       <w:r>
         <w:rPr>
@@ -4342,7 +3958,7 @@
           <w:szCs w:val="18"/>
           <w14:ligatures w14:val="none"/>
         </w:rPr>
-        <w:t>"weight"</w:t>
+        <w:t>"height"</w:t>
       </w:r>
       <w:r>
         <w:rPr>
@@ -4375,7 +3991,18 @@
           <w:szCs w:val="18"/>
           <w14:ligatures w14:val="none"/>
         </w:rPr>
-        <w:t>85</w:t>
+        <w:t>180</w:t>
+      </w:r>
+      <w:r>
+        <w:rPr>
+          <w:rFonts w:ascii="Courier New" w:eastAsia="Times New Roman" w:hAnsi="Courier New" w:cs="Courier New"/>
+          <w:color w:val="DCDCDC"/>
+          <w:kern w:val="0"/>
+          <w:sz w:val="18"/>
+          <w:szCs w:val="18"/>
+          <w14:ligatures w14:val="none"/>
+        </w:rPr>
+        <w:t>,</w:t>
       </w:r>
     </w:p>
     <w:p>
@@ -4399,226 +4026,58 @@
       <w:r>
         <w:rPr>
           <w:rFonts w:ascii="Courier New" w:eastAsia="Times New Roman" w:hAnsi="Courier New" w:cs="Courier New"/>
-          <w:color w:val="DCDCDC"/>
-          <w:kern w:val="0"/>
-          <w:sz w:val="18"/>
-          <w:szCs w:val="18"/>
-          <w14:ligatures w14:val="none"/>
-        </w:rPr>
-        <w:t>}</w:t>
-      </w:r>
-    </w:p>
-    <w:p>
-      <w:pPr>
-        <w:pStyle w:val="ListParagraph"/>
-        <w:ind w:left="1080"/>
-        <w:rPr>
-          <w:lang w:bidi="ar-EG"/>
-        </w:rPr>
-      </w:pPr>
-    </w:p>
-    <w:p>
-      <w:pPr>
-        <w:pStyle w:val="ListParagraph"/>
-        <w:ind w:left="1080"/>
-        <w:rPr>
-          <w:lang w:bidi="ar-EG"/>
-        </w:rPr>
-      </w:pPr>
-      <w:r>
-        <w:rPr>
-          <w:lang w:bidi="ar-EG"/>
-        </w:rPr>
-        <w:t xml:space="preserve">Patient can edit his info </w:t>
-      </w:r>
-    </w:p>
-    <w:p>
-      <w:pPr>
-        <w:pStyle w:val="ListParagraph"/>
-        <w:numPr>
-          <w:ilvl w:val="0"/>
-          <w:numId w:val="7"/>
-        </w:numPr>
-        <w:rPr>
-          <w:lang w:bidi="ar-EG"/>
-        </w:rPr>
-      </w:pPr>
-      <w:r>
-        <w:rPr>
-          <w:lang w:bidi="ar-EG"/>
-        </w:rPr>
-        <w:t xml:space="preserve">Get medical </w:t>
-      </w:r>
-      <w:proofErr w:type="gramStart"/>
-      <w:r>
-        <w:rPr>
-          <w:lang w:bidi="ar-EG"/>
-        </w:rPr>
-        <w:t>history :</w:t>
-      </w:r>
-      <w:proofErr w:type="gramEnd"/>
-    </w:p>
-    <w:p>
-      <w:pPr>
-        <w:pStyle w:val="ListParagraph"/>
-        <w:numPr>
-          <w:ilvl w:val="0"/>
-          <w:numId w:val="2"/>
-        </w:numPr>
-        <w:rPr>
-          <w:lang w:bidi="ar-EG"/>
-        </w:rPr>
-      </w:pPr>
-      <w:proofErr w:type="gramStart"/>
-      <w:r>
-        <w:rPr>
-          <w:lang w:bidi="ar-EG"/>
-        </w:rPr>
-        <w:t>Method :</w:t>
-      </w:r>
-      <w:proofErr w:type="gramEnd"/>
-      <w:r>
-        <w:rPr>
-          <w:lang w:bidi="ar-EG"/>
-        </w:rPr>
-        <w:t xml:space="preserve"> get</w:t>
-      </w:r>
-    </w:p>
-    <w:p>
-      <w:pPr>
-        <w:pStyle w:val="ListParagraph"/>
-        <w:numPr>
-          <w:ilvl w:val="0"/>
-          <w:numId w:val="2"/>
-        </w:numPr>
-        <w:rPr>
-          <w:lang w:bidi="ar-EG"/>
-        </w:rPr>
-      </w:pPr>
-      <w:r>
-        <w:rPr>
-          <w:lang w:bidi="ar-EG"/>
-        </w:rPr>
-        <w:t>/</w:t>
-      </w:r>
-      <w:proofErr w:type="spellStart"/>
-      <w:r>
-        <w:rPr>
-          <w:lang w:bidi="ar-EG"/>
-        </w:rPr>
-        <w:t>api</w:t>
-      </w:r>
-      <w:proofErr w:type="spellEnd"/>
-      <w:r>
-        <w:rPr>
-          <w:lang w:bidi="ar-EG"/>
-        </w:rPr>
-        <w:t>/patient/medical-history</w:t>
-      </w:r>
-    </w:p>
-    <w:p>
-      <w:pPr>
-        <w:pStyle w:val="ListParagraph"/>
-        <w:numPr>
-          <w:ilvl w:val="0"/>
-          <w:numId w:val="7"/>
-        </w:numPr>
-        <w:rPr>
-          <w:lang w:bidi="ar-EG"/>
-        </w:rPr>
-      </w:pPr>
-      <w:r>
-        <w:rPr>
-          <w:lang w:bidi="ar-EG"/>
-        </w:rPr>
-        <w:t xml:space="preserve">Update medical </w:t>
-      </w:r>
-      <w:proofErr w:type="gramStart"/>
-      <w:r>
-        <w:rPr>
-          <w:lang w:bidi="ar-EG"/>
-        </w:rPr>
-        <w:t>info :</w:t>
-      </w:r>
-      <w:proofErr w:type="gramEnd"/>
-    </w:p>
-    <w:p>
-      <w:pPr>
-        <w:pStyle w:val="ListParagraph"/>
-        <w:numPr>
-          <w:ilvl w:val="0"/>
-          <w:numId w:val="2"/>
-        </w:numPr>
-        <w:rPr>
-          <w:lang w:bidi="ar-EG"/>
-        </w:rPr>
-      </w:pPr>
-      <w:proofErr w:type="gramStart"/>
-      <w:r>
-        <w:rPr>
-          <w:lang w:bidi="ar-EG"/>
-        </w:rPr>
-        <w:t>Method :</w:t>
-      </w:r>
-      <w:proofErr w:type="gramEnd"/>
-      <w:r>
-        <w:rPr>
-          <w:lang w:bidi="ar-EG"/>
-        </w:rPr>
-        <w:t xml:space="preserve"> put </w:t>
-      </w:r>
-    </w:p>
-    <w:p>
-      <w:pPr>
-        <w:pStyle w:val="ListParagraph"/>
-        <w:numPr>
-          <w:ilvl w:val="0"/>
-          <w:numId w:val="2"/>
-        </w:numPr>
-        <w:rPr>
-          <w:lang w:bidi="ar-EG"/>
-        </w:rPr>
-      </w:pPr>
-      <w:r>
-        <w:rPr>
-          <w:lang w:bidi="ar-EG"/>
-        </w:rPr>
-        <w:t>/</w:t>
-      </w:r>
-      <w:proofErr w:type="spellStart"/>
-      <w:r>
-        <w:rPr>
-          <w:lang w:bidi="ar-EG"/>
-        </w:rPr>
-        <w:t>api</w:t>
-      </w:r>
-      <w:proofErr w:type="spellEnd"/>
-      <w:r>
-        <w:rPr>
-          <w:lang w:bidi="ar-EG"/>
-        </w:rPr>
-        <w:t>/patient/profile/medical-info</w:t>
-      </w:r>
-    </w:p>
-    <w:p>
-      <w:pPr>
-        <w:pStyle w:val="ListParagraph"/>
-        <w:numPr>
-          <w:ilvl w:val="0"/>
-          <w:numId w:val="2"/>
-        </w:numPr>
-        <w:rPr>
-          <w:lang w:bidi="ar-EG"/>
-        </w:rPr>
-      </w:pPr>
-      <w:proofErr w:type="gramStart"/>
-      <w:r>
-        <w:rPr>
-          <w:lang w:bidi="ar-EG"/>
-        </w:rPr>
-        <w:t>Ex :</w:t>
-      </w:r>
-      <w:proofErr w:type="gramEnd"/>
+          <w:color w:val="F8F8F2"/>
+          <w:kern w:val="0"/>
+          <w:sz w:val="18"/>
+          <w:szCs w:val="18"/>
+          <w14:ligatures w14:val="none"/>
+        </w:rPr>
+        <w:t xml:space="preserve">  </w:t>
+      </w:r>
+      <w:r>
+        <w:rPr>
+          <w:rFonts w:ascii="Courier New" w:eastAsia="Times New Roman" w:hAnsi="Courier New" w:cs="Courier New"/>
+          <w:color w:val="9CDCFE"/>
+          <w:kern w:val="0"/>
+          <w:sz w:val="18"/>
+          <w:szCs w:val="18"/>
+          <w14:ligatures w14:val="none"/>
+        </w:rPr>
+        <w:t>"weight"</w:t>
+      </w:r>
+      <w:r>
+        <w:rPr>
+          <w:rFonts w:ascii="Courier New" w:eastAsia="Times New Roman" w:hAnsi="Courier New" w:cs="Courier New"/>
+          <w:color w:val="DCDCDC"/>
+          <w:kern w:val="0"/>
+          <w:sz w:val="18"/>
+          <w:szCs w:val="18"/>
+          <w14:ligatures w14:val="none"/>
+        </w:rPr>
+        <w:t>:</w:t>
+      </w:r>
+      <w:r>
+        <w:rPr>
+          <w:rFonts w:ascii="Courier New" w:eastAsia="Times New Roman" w:hAnsi="Courier New" w:cs="Courier New"/>
+          <w:color w:val="F8F8F2"/>
+          <w:kern w:val="0"/>
+          <w:sz w:val="18"/>
+          <w:szCs w:val="18"/>
+          <w14:ligatures w14:val="none"/>
+        </w:rPr>
+        <w:t xml:space="preserve"> </w:t>
+      </w:r>
+      <w:r>
+        <w:rPr>
+          <w:rFonts w:ascii="Courier New" w:eastAsia="Times New Roman" w:hAnsi="Courier New" w:cs="Courier New"/>
+          <w:color w:val="B5CEA8"/>
+          <w:kern w:val="0"/>
+          <w:sz w:val="18"/>
+          <w:szCs w:val="18"/>
+          <w14:ligatures w14:val="none"/>
+        </w:rPr>
+        <w:t>85</w:t>
+      </w:r>
     </w:p>
     <w:p>
       <w:pPr>
@@ -4647,7 +4106,157 @@
           <w:szCs w:val="18"/>
           <w14:ligatures w14:val="none"/>
         </w:rPr>
-        <w:t>{</w:t>
+        <w:t>}</w:t>
+      </w:r>
+    </w:p>
+    <w:p>
+      <w:pPr>
+        <w:pStyle w:val="ListParagraph"/>
+        <w:ind w:left="1080"/>
+        <w:rPr>
+          <w:lang w:bidi="ar-EG"/>
+        </w:rPr>
+      </w:pPr>
+    </w:p>
+    <w:p>
+      <w:pPr>
+        <w:pStyle w:val="ListParagraph"/>
+        <w:ind w:left="1080"/>
+        <w:rPr>
+          <w:lang w:bidi="ar-EG"/>
+        </w:rPr>
+      </w:pPr>
+      <w:r>
+        <w:rPr>
+          <w:lang w:bidi="ar-EG"/>
+        </w:rPr>
+        <w:t xml:space="preserve">Patient can edit his info </w:t>
+      </w:r>
+    </w:p>
+    <w:p>
+      <w:pPr>
+        <w:pStyle w:val="ListParagraph"/>
+        <w:numPr>
+          <w:ilvl w:val="0"/>
+          <w:numId w:val="7"/>
+        </w:numPr>
+        <w:rPr>
+          <w:lang w:bidi="ar-EG"/>
+        </w:rPr>
+      </w:pPr>
+      <w:r>
+        <w:rPr>
+          <w:lang w:bidi="ar-EG"/>
+        </w:rPr>
+        <w:t>Get medical history :</w:t>
+      </w:r>
+    </w:p>
+    <w:p>
+      <w:pPr>
+        <w:pStyle w:val="ListParagraph"/>
+        <w:numPr>
+          <w:ilvl w:val="0"/>
+          <w:numId w:val="2"/>
+        </w:numPr>
+        <w:rPr>
+          <w:lang w:bidi="ar-EG"/>
+        </w:rPr>
+      </w:pPr>
+      <w:r>
+        <w:rPr>
+          <w:lang w:bidi="ar-EG"/>
+        </w:rPr>
+        <w:t>Method : get</w:t>
+      </w:r>
+    </w:p>
+    <w:p>
+      <w:pPr>
+        <w:pStyle w:val="ListParagraph"/>
+        <w:numPr>
+          <w:ilvl w:val="0"/>
+          <w:numId w:val="2"/>
+        </w:numPr>
+        <w:rPr>
+          <w:lang w:bidi="ar-EG"/>
+        </w:rPr>
+      </w:pPr>
+      <w:r>
+        <w:rPr>
+          <w:lang w:bidi="ar-EG"/>
+        </w:rPr>
+        <w:t>/api/patient/medical-history</w:t>
+      </w:r>
+    </w:p>
+    <w:p>
+      <w:pPr>
+        <w:pStyle w:val="ListParagraph"/>
+        <w:numPr>
+          <w:ilvl w:val="0"/>
+          <w:numId w:val="7"/>
+        </w:numPr>
+        <w:rPr>
+          <w:lang w:bidi="ar-EG"/>
+        </w:rPr>
+      </w:pPr>
+      <w:r>
+        <w:rPr>
+          <w:lang w:bidi="ar-EG"/>
+        </w:rPr>
+        <w:t>Update medical info :</w:t>
+      </w:r>
+    </w:p>
+    <w:p>
+      <w:pPr>
+        <w:pStyle w:val="ListParagraph"/>
+        <w:numPr>
+          <w:ilvl w:val="0"/>
+          <w:numId w:val="2"/>
+        </w:numPr>
+        <w:rPr>
+          <w:lang w:bidi="ar-EG"/>
+        </w:rPr>
+      </w:pPr>
+      <w:r>
+        <w:rPr>
+          <w:lang w:bidi="ar-EG"/>
+        </w:rPr>
+        <w:t xml:space="preserve">Method : put </w:t>
+      </w:r>
+    </w:p>
+    <w:p>
+      <w:pPr>
+        <w:pStyle w:val="ListParagraph"/>
+        <w:numPr>
+          <w:ilvl w:val="0"/>
+          <w:numId w:val="2"/>
+        </w:numPr>
+        <w:rPr>
+          <w:lang w:bidi="ar-EG"/>
+        </w:rPr>
+      </w:pPr>
+      <w:r>
+        <w:rPr>
+          <w:lang w:bidi="ar-EG"/>
+        </w:rPr>
+        <w:t>/api/patient/profile/medical-info</w:t>
+      </w:r>
+    </w:p>
+    <w:p>
+      <w:pPr>
+        <w:pStyle w:val="ListParagraph"/>
+        <w:numPr>
+          <w:ilvl w:val="0"/>
+          <w:numId w:val="2"/>
+        </w:numPr>
+        <w:rPr>
+          <w:lang w:bidi="ar-EG"/>
+        </w:rPr>
+      </w:pPr>
+      <w:r>
+        <w:rPr>
+          <w:lang w:bidi="ar-EG"/>
+        </w:rPr>
+        <w:t>Ex :</w:t>
       </w:r>
     </w:p>
     <w:p>
@@ -4671,92 +4280,13 @@
       <w:r>
         <w:rPr>
           <w:rFonts w:ascii="Courier New" w:eastAsia="Times New Roman" w:hAnsi="Courier New" w:cs="Courier New"/>
-          <w:color w:val="F8F8F2"/>
-          <w:kern w:val="0"/>
-          <w:sz w:val="18"/>
-          <w:szCs w:val="18"/>
-          <w14:ligatures w14:val="none"/>
-        </w:rPr>
-        <w:t xml:space="preserve">    </w:t>
-      </w:r>
-      <w:r>
-        <w:rPr>
-          <w:rFonts w:ascii="Courier New" w:eastAsia="Times New Roman" w:hAnsi="Courier New" w:cs="Courier New"/>
-          <w:color w:val="9CDCFE"/>
-          <w:kern w:val="0"/>
-          <w:sz w:val="18"/>
-          <w:szCs w:val="18"/>
-          <w14:ligatures w14:val="none"/>
-        </w:rPr>
-        <w:t>"</w:t>
-      </w:r>
-      <w:proofErr w:type="spellStart"/>
-      <w:r>
-        <w:rPr>
-          <w:rFonts w:ascii="Courier New" w:eastAsia="Times New Roman" w:hAnsi="Courier New" w:cs="Courier New"/>
-          <w:color w:val="9CDCFE"/>
-          <w:kern w:val="0"/>
-          <w:sz w:val="18"/>
-          <w:szCs w:val="18"/>
-          <w14:ligatures w14:val="none"/>
-        </w:rPr>
-        <w:t>bloodType</w:t>
-      </w:r>
-      <w:proofErr w:type="spellEnd"/>
-      <w:r>
-        <w:rPr>
-          <w:rFonts w:ascii="Courier New" w:eastAsia="Times New Roman" w:hAnsi="Courier New" w:cs="Courier New"/>
-          <w:color w:val="9CDCFE"/>
-          <w:kern w:val="0"/>
-          <w:sz w:val="18"/>
-          <w:szCs w:val="18"/>
-          <w14:ligatures w14:val="none"/>
-        </w:rPr>
-        <w:t>"</w:t>
-      </w:r>
-      <w:r>
-        <w:rPr>
-          <w:rFonts w:ascii="Courier New" w:eastAsia="Times New Roman" w:hAnsi="Courier New" w:cs="Courier New"/>
-          <w:color w:val="DCDCDC"/>
-          <w:kern w:val="0"/>
-          <w:sz w:val="18"/>
-          <w:szCs w:val="18"/>
-          <w14:ligatures w14:val="none"/>
-        </w:rPr>
-        <w:t>:</w:t>
-      </w:r>
-      <w:r>
-        <w:rPr>
-          <w:rFonts w:ascii="Courier New" w:eastAsia="Times New Roman" w:hAnsi="Courier New" w:cs="Courier New"/>
-          <w:color w:val="F8F8F2"/>
-          <w:kern w:val="0"/>
-          <w:sz w:val="18"/>
-          <w:szCs w:val="18"/>
-          <w14:ligatures w14:val="none"/>
-        </w:rPr>
-        <w:t xml:space="preserve"> </w:t>
-      </w:r>
-      <w:r>
-        <w:rPr>
-          <w:rFonts w:ascii="Courier New" w:eastAsia="Times New Roman" w:hAnsi="Courier New" w:cs="Courier New"/>
-          <w:color w:val="CE9178"/>
-          <w:kern w:val="0"/>
-          <w:sz w:val="18"/>
-          <w:szCs w:val="18"/>
-          <w14:ligatures w14:val="none"/>
-        </w:rPr>
-        <w:t>"A+"</w:t>
-      </w:r>
-      <w:r>
-        <w:rPr>
-          <w:rFonts w:ascii="Courier New" w:eastAsia="Times New Roman" w:hAnsi="Courier New" w:cs="Courier New"/>
-          <w:color w:val="DCDCDC"/>
-          <w:kern w:val="0"/>
-          <w:sz w:val="18"/>
-          <w:szCs w:val="18"/>
-          <w14:ligatures w14:val="none"/>
-        </w:rPr>
-        <w:t>,</w:t>
+          <w:color w:val="DCDCDC"/>
+          <w:kern w:val="0"/>
+          <w:sz w:val="18"/>
+          <w:szCs w:val="18"/>
+          <w14:ligatures w14:val="none"/>
+        </w:rPr>
+        <w:t>{</w:t>
       </w:r>
     </w:p>
     <w:p>
@@ -4786,7 +4316,7 @@
           <w:szCs w:val="18"/>
           <w14:ligatures w14:val="none"/>
         </w:rPr>
-        <w:t xml:space="preserve">  </w:t>
+        <w:t xml:space="preserve">    </w:t>
       </w:r>
       <w:r>
         <w:rPr>
@@ -4797,7 +4327,7 @@
           <w:szCs w:val="18"/>
           <w14:ligatures w14:val="none"/>
         </w:rPr>
-        <w:t>"allergies"</w:t>
+        <w:t>"bloodType"</w:t>
       </w:r>
       <w:r>
         <w:rPr>
@@ -4824,24 +4354,13 @@
       <w:r>
         <w:rPr>
           <w:rFonts w:ascii="Courier New" w:eastAsia="Times New Roman" w:hAnsi="Courier New" w:cs="Courier New"/>
-          <w:color w:val="DCDCDC"/>
-          <w:kern w:val="0"/>
-          <w:sz w:val="18"/>
-          <w:szCs w:val="18"/>
-          <w14:ligatures w14:val="none"/>
-        </w:rPr>
-        <w:t>[</w:t>
-      </w:r>
-      <w:r>
-        <w:rPr>
-          <w:rFonts w:ascii="Courier New" w:eastAsia="Times New Roman" w:hAnsi="Courier New" w:cs="Courier New"/>
           <w:color w:val="CE9178"/>
           <w:kern w:val="0"/>
           <w:sz w:val="18"/>
           <w:szCs w:val="18"/>
           <w14:ligatures w14:val="none"/>
         </w:rPr>
-        <w:t>"Penicillin"</w:t>
+        <w:t>"A+"</w:t>
       </w:r>
       <w:r>
         <w:rPr>
@@ -4853,39 +4372,6 @@
           <w14:ligatures w14:val="none"/>
         </w:rPr>
         <w:t>,</w:t>
-      </w:r>
-      <w:r>
-        <w:rPr>
-          <w:rFonts w:ascii="Courier New" w:eastAsia="Times New Roman" w:hAnsi="Courier New" w:cs="Courier New"/>
-          <w:color w:val="F8F8F2"/>
-          <w:kern w:val="0"/>
-          <w:sz w:val="18"/>
-          <w:szCs w:val="18"/>
-          <w14:ligatures w14:val="none"/>
-        </w:rPr>
-        <w:t xml:space="preserve"> </w:t>
-      </w:r>
-      <w:r>
-        <w:rPr>
-          <w:rFonts w:ascii="Courier New" w:eastAsia="Times New Roman" w:hAnsi="Courier New" w:cs="Courier New"/>
-          <w:color w:val="CE9178"/>
-          <w:kern w:val="0"/>
-          <w:sz w:val="18"/>
-          <w:szCs w:val="18"/>
-          <w14:ligatures w14:val="none"/>
-        </w:rPr>
-        <w:t>"Dust"</w:t>
-      </w:r>
-      <w:r>
-        <w:rPr>
-          <w:rFonts w:ascii="Courier New" w:eastAsia="Times New Roman" w:hAnsi="Courier New" w:cs="Courier New"/>
-          <w:color w:val="DCDCDC"/>
-          <w:kern w:val="0"/>
-          <w:sz w:val="18"/>
-          <w:szCs w:val="18"/>
-          <w14:ligatures w14:val="none"/>
-        </w:rPr>
-        <w:t>],</w:t>
       </w:r>
     </w:p>
     <w:p>
@@ -4926,31 +4412,7 @@
           <w:szCs w:val="18"/>
           <w14:ligatures w14:val="none"/>
         </w:rPr>
-        <w:t>"</w:t>
-      </w:r>
-      <w:proofErr w:type="spellStart"/>
-      <w:r>
-        <w:rPr>
-          <w:rFonts w:ascii="Courier New" w:eastAsia="Times New Roman" w:hAnsi="Courier New" w:cs="Courier New"/>
-          <w:color w:val="9CDCFE"/>
-          <w:kern w:val="0"/>
-          <w:sz w:val="18"/>
-          <w:szCs w:val="18"/>
-          <w14:ligatures w14:val="none"/>
-        </w:rPr>
-        <w:t>chronicConditions</w:t>
-      </w:r>
-      <w:proofErr w:type="spellEnd"/>
-      <w:r>
-        <w:rPr>
-          <w:rFonts w:ascii="Courier New" w:eastAsia="Times New Roman" w:hAnsi="Courier New" w:cs="Courier New"/>
-          <w:color w:val="9CDCFE"/>
-          <w:kern w:val="0"/>
-          <w:sz w:val="18"/>
-          <w:szCs w:val="18"/>
-          <w14:ligatures w14:val="none"/>
-        </w:rPr>
-        <w:t>"</w:t>
+        <w:t>"allergies"</w:t>
       </w:r>
       <w:r>
         <w:rPr>
@@ -4994,18 +4456,51 @@
           <w:szCs w:val="18"/>
           <w14:ligatures w14:val="none"/>
         </w:rPr>
-        <w:t>"None"</w:t>
-      </w:r>
-      <w:r>
-        <w:rPr>
-          <w:rFonts w:ascii="Courier New" w:eastAsia="Times New Roman" w:hAnsi="Courier New" w:cs="Courier New"/>
-          <w:color w:val="DCDCDC"/>
-          <w:kern w:val="0"/>
-          <w:sz w:val="18"/>
-          <w:szCs w:val="18"/>
-          <w14:ligatures w14:val="none"/>
-        </w:rPr>
-        <w:t>]</w:t>
+        <w:t>"Penicillin"</w:t>
+      </w:r>
+      <w:r>
+        <w:rPr>
+          <w:rFonts w:ascii="Courier New" w:eastAsia="Times New Roman" w:hAnsi="Courier New" w:cs="Courier New"/>
+          <w:color w:val="DCDCDC"/>
+          <w:kern w:val="0"/>
+          <w:sz w:val="18"/>
+          <w:szCs w:val="18"/>
+          <w14:ligatures w14:val="none"/>
+        </w:rPr>
+        <w:t>,</w:t>
+      </w:r>
+      <w:r>
+        <w:rPr>
+          <w:rFonts w:ascii="Courier New" w:eastAsia="Times New Roman" w:hAnsi="Courier New" w:cs="Courier New"/>
+          <w:color w:val="F8F8F2"/>
+          <w:kern w:val="0"/>
+          <w:sz w:val="18"/>
+          <w:szCs w:val="18"/>
+          <w14:ligatures w14:val="none"/>
+        </w:rPr>
+        <w:t xml:space="preserve"> </w:t>
+      </w:r>
+      <w:r>
+        <w:rPr>
+          <w:rFonts w:ascii="Courier New" w:eastAsia="Times New Roman" w:hAnsi="Courier New" w:cs="Courier New"/>
+          <w:color w:val="CE9178"/>
+          <w:kern w:val="0"/>
+          <w:sz w:val="18"/>
+          <w:szCs w:val="18"/>
+          <w14:ligatures w14:val="none"/>
+        </w:rPr>
+        <w:t>"Dust"</w:t>
+      </w:r>
+      <w:r>
+        <w:rPr>
+          <w:rFonts w:ascii="Courier New" w:eastAsia="Times New Roman" w:hAnsi="Courier New" w:cs="Courier New"/>
+          <w:color w:val="DCDCDC"/>
+          <w:kern w:val="0"/>
+          <w:sz w:val="18"/>
+          <w:szCs w:val="18"/>
+          <w14:ligatures w14:val="none"/>
+        </w:rPr>
+        <w:t>],</w:t>
       </w:r>
     </w:p>
     <w:p>
@@ -5029,127 +4524,80 @@
       <w:r>
         <w:rPr>
           <w:rFonts w:ascii="Courier New" w:eastAsia="Times New Roman" w:hAnsi="Courier New" w:cs="Courier New"/>
-          <w:color w:val="DCDCDC"/>
-          <w:kern w:val="0"/>
-          <w:sz w:val="18"/>
-          <w:szCs w:val="18"/>
-          <w14:ligatures w14:val="none"/>
-        </w:rPr>
-        <w:t>}</w:t>
-      </w:r>
-    </w:p>
-    <w:p>
-      <w:pPr>
-        <w:pStyle w:val="ListParagraph"/>
-        <w:ind w:left="1080"/>
-        <w:rPr>
-          <w:lang w:bidi="ar-EG"/>
-        </w:rPr>
-      </w:pPr>
-    </w:p>
-    <w:p>
-      <w:pPr>
-        <w:pStyle w:val="ListParagraph"/>
-        <w:numPr>
-          <w:ilvl w:val="0"/>
-          <w:numId w:val="7"/>
-        </w:numPr>
-        <w:rPr>
-          <w:lang w:bidi="ar-EG"/>
-        </w:rPr>
-      </w:pPr>
-      <w:r>
-        <w:rPr>
-          <w:lang w:bidi="ar-EG"/>
-        </w:rPr>
-        <w:t xml:space="preserve">Add </w:t>
-      </w:r>
-      <w:proofErr w:type="gramStart"/>
-      <w:r>
-        <w:rPr>
-          <w:lang w:bidi="ar-EG"/>
-        </w:rPr>
-        <w:t>medication :</w:t>
-      </w:r>
-      <w:proofErr w:type="gramEnd"/>
-    </w:p>
-    <w:p>
-      <w:pPr>
-        <w:pStyle w:val="ListParagraph"/>
-        <w:numPr>
-          <w:ilvl w:val="0"/>
-          <w:numId w:val="2"/>
-        </w:numPr>
-        <w:rPr>
-          <w:lang w:bidi="ar-EG"/>
-        </w:rPr>
-      </w:pPr>
-      <w:proofErr w:type="gramStart"/>
-      <w:r>
-        <w:rPr>
-          <w:lang w:bidi="ar-EG"/>
-        </w:rPr>
-        <w:t>Method :</w:t>
-      </w:r>
-      <w:proofErr w:type="gramEnd"/>
-      <w:r>
-        <w:rPr>
-          <w:lang w:bidi="ar-EG"/>
-        </w:rPr>
-        <w:t xml:space="preserve"> post</w:t>
-      </w:r>
-    </w:p>
-    <w:p>
-      <w:pPr>
-        <w:pStyle w:val="ListParagraph"/>
-        <w:numPr>
-          <w:ilvl w:val="0"/>
-          <w:numId w:val="2"/>
-        </w:numPr>
-        <w:rPr>
-          <w:lang w:bidi="ar-EG"/>
-        </w:rPr>
-      </w:pPr>
-      <w:r>
-        <w:rPr>
-          <w:lang w:bidi="ar-EG"/>
-        </w:rPr>
-        <w:t>/</w:t>
-      </w:r>
-      <w:proofErr w:type="spellStart"/>
-      <w:r>
-        <w:rPr>
-          <w:lang w:bidi="ar-EG"/>
-        </w:rPr>
-        <w:t>api</w:t>
-      </w:r>
-      <w:proofErr w:type="spellEnd"/>
-      <w:r>
-        <w:rPr>
-          <w:lang w:bidi="ar-EG"/>
-        </w:rPr>
-        <w:t>/patient/medications</w:t>
-      </w:r>
-    </w:p>
-    <w:p>
-      <w:pPr>
-        <w:pStyle w:val="ListParagraph"/>
-        <w:numPr>
-          <w:ilvl w:val="0"/>
-          <w:numId w:val="2"/>
-        </w:numPr>
-        <w:rPr>
-          <w:lang w:bidi="ar-EG"/>
-        </w:rPr>
-      </w:pPr>
-      <w:proofErr w:type="gramStart"/>
-      <w:r>
-        <w:rPr>
-          <w:lang w:bidi="ar-EG"/>
-        </w:rPr>
-        <w:t>Ex :</w:t>
-      </w:r>
-      <w:proofErr w:type="gramEnd"/>
+          <w:color w:val="F8F8F2"/>
+          <w:kern w:val="0"/>
+          <w:sz w:val="18"/>
+          <w:szCs w:val="18"/>
+          <w14:ligatures w14:val="none"/>
+        </w:rPr>
+        <w:t xml:space="preserve">  </w:t>
+      </w:r>
+      <w:r>
+        <w:rPr>
+          <w:rFonts w:ascii="Courier New" w:eastAsia="Times New Roman" w:hAnsi="Courier New" w:cs="Courier New"/>
+          <w:color w:val="9CDCFE"/>
+          <w:kern w:val="0"/>
+          <w:sz w:val="18"/>
+          <w:szCs w:val="18"/>
+          <w14:ligatures w14:val="none"/>
+        </w:rPr>
+        <w:t>"chronicConditions"</w:t>
+      </w:r>
+      <w:r>
+        <w:rPr>
+          <w:rFonts w:ascii="Courier New" w:eastAsia="Times New Roman" w:hAnsi="Courier New" w:cs="Courier New"/>
+          <w:color w:val="DCDCDC"/>
+          <w:kern w:val="0"/>
+          <w:sz w:val="18"/>
+          <w:szCs w:val="18"/>
+          <w14:ligatures w14:val="none"/>
+        </w:rPr>
+        <w:t>:</w:t>
+      </w:r>
+      <w:r>
+        <w:rPr>
+          <w:rFonts w:ascii="Courier New" w:eastAsia="Times New Roman" w:hAnsi="Courier New" w:cs="Courier New"/>
+          <w:color w:val="F8F8F2"/>
+          <w:kern w:val="0"/>
+          <w:sz w:val="18"/>
+          <w:szCs w:val="18"/>
+          <w14:ligatures w14:val="none"/>
+        </w:rPr>
+        <w:t xml:space="preserve"> </w:t>
+      </w:r>
+      <w:r>
+        <w:rPr>
+          <w:rFonts w:ascii="Courier New" w:eastAsia="Times New Roman" w:hAnsi="Courier New" w:cs="Courier New"/>
+          <w:color w:val="DCDCDC"/>
+          <w:kern w:val="0"/>
+          <w:sz w:val="18"/>
+          <w:szCs w:val="18"/>
+          <w14:ligatures w14:val="none"/>
+        </w:rPr>
+        <w:t>[</w:t>
+      </w:r>
+      <w:r>
+        <w:rPr>
+          <w:rFonts w:ascii="Courier New" w:eastAsia="Times New Roman" w:hAnsi="Courier New" w:cs="Courier New"/>
+          <w:color w:val="CE9178"/>
+          <w:kern w:val="0"/>
+          <w:sz w:val="18"/>
+          <w:szCs w:val="18"/>
+          <w14:ligatures w14:val="none"/>
+        </w:rPr>
+        <w:t>"None"</w:t>
+      </w:r>
+      <w:r>
+        <w:rPr>
+          <w:rFonts w:ascii="Courier New" w:eastAsia="Times New Roman" w:hAnsi="Courier New" w:cs="Courier New"/>
+          <w:color w:val="DCDCDC"/>
+          <w:kern w:val="0"/>
+          <w:sz w:val="18"/>
+          <w:szCs w:val="18"/>
+          <w14:ligatures w14:val="none"/>
+        </w:rPr>
+        <w:t>]</w:t>
+      </w:r>
     </w:p>
     <w:p>
       <w:pPr>
@@ -5178,7 +4626,88 @@
           <w:szCs w:val="18"/>
           <w14:ligatures w14:val="none"/>
         </w:rPr>
-        <w:t>{</w:t>
+        <w:t>}</w:t>
+      </w:r>
+    </w:p>
+    <w:p>
+      <w:pPr>
+        <w:pStyle w:val="ListParagraph"/>
+        <w:ind w:left="1080"/>
+        <w:rPr>
+          <w:lang w:bidi="ar-EG"/>
+        </w:rPr>
+      </w:pPr>
+    </w:p>
+    <w:p>
+      <w:pPr>
+        <w:pStyle w:val="ListParagraph"/>
+        <w:numPr>
+          <w:ilvl w:val="0"/>
+          <w:numId w:val="7"/>
+        </w:numPr>
+        <w:rPr>
+          <w:lang w:bidi="ar-EG"/>
+        </w:rPr>
+      </w:pPr>
+      <w:r>
+        <w:rPr>
+          <w:lang w:bidi="ar-EG"/>
+        </w:rPr>
+        <w:t>Add medication :</w:t>
+      </w:r>
+    </w:p>
+    <w:p>
+      <w:pPr>
+        <w:pStyle w:val="ListParagraph"/>
+        <w:numPr>
+          <w:ilvl w:val="0"/>
+          <w:numId w:val="2"/>
+        </w:numPr>
+        <w:rPr>
+          <w:lang w:bidi="ar-EG"/>
+        </w:rPr>
+      </w:pPr>
+      <w:r>
+        <w:rPr>
+          <w:lang w:bidi="ar-EG"/>
+        </w:rPr>
+        <w:t>Method : post</w:t>
+      </w:r>
+    </w:p>
+    <w:p>
+      <w:pPr>
+        <w:pStyle w:val="ListParagraph"/>
+        <w:numPr>
+          <w:ilvl w:val="0"/>
+          <w:numId w:val="2"/>
+        </w:numPr>
+        <w:rPr>
+          <w:lang w:bidi="ar-EG"/>
+        </w:rPr>
+      </w:pPr>
+      <w:r>
+        <w:rPr>
+          <w:lang w:bidi="ar-EG"/>
+        </w:rPr>
+        <w:t>/api/patient/medications</w:t>
+      </w:r>
+    </w:p>
+    <w:p>
+      <w:pPr>
+        <w:pStyle w:val="ListParagraph"/>
+        <w:numPr>
+          <w:ilvl w:val="0"/>
+          <w:numId w:val="2"/>
+        </w:numPr>
+        <w:rPr>
+          <w:lang w:bidi="ar-EG"/>
+        </w:rPr>
+      </w:pPr>
+      <w:r>
+        <w:rPr>
+          <w:lang w:bidi="ar-EG"/>
+        </w:rPr>
+        <w:t>Ex :</w:t>
       </w:r>
     </w:p>
     <w:p>
@@ -5202,92 +4731,13 @@
       <w:r>
         <w:rPr>
           <w:rFonts w:ascii="Courier New" w:eastAsia="Times New Roman" w:hAnsi="Courier New" w:cs="Courier New"/>
-          <w:color w:val="F8F8F2"/>
-          <w:kern w:val="0"/>
-          <w:sz w:val="18"/>
-          <w:szCs w:val="18"/>
-          <w14:ligatures w14:val="none"/>
-        </w:rPr>
-        <w:t xml:space="preserve">  </w:t>
-      </w:r>
-      <w:r>
-        <w:rPr>
-          <w:rFonts w:ascii="Courier New" w:eastAsia="Times New Roman" w:hAnsi="Courier New" w:cs="Courier New"/>
-          <w:color w:val="9CDCFE"/>
-          <w:kern w:val="0"/>
-          <w:sz w:val="18"/>
-          <w:szCs w:val="18"/>
-          <w14:ligatures w14:val="none"/>
-        </w:rPr>
-        <w:t>"name"</w:t>
-      </w:r>
-      <w:r>
-        <w:rPr>
-          <w:rFonts w:ascii="Courier New" w:eastAsia="Times New Roman" w:hAnsi="Courier New" w:cs="Courier New"/>
-          <w:color w:val="DCDCDC"/>
-          <w:kern w:val="0"/>
-          <w:sz w:val="18"/>
-          <w:szCs w:val="18"/>
-          <w14:ligatures w14:val="none"/>
-        </w:rPr>
-        <w:t>:</w:t>
-      </w:r>
-      <w:r>
-        <w:rPr>
-          <w:rFonts w:ascii="Courier New" w:eastAsia="Times New Roman" w:hAnsi="Courier New" w:cs="Courier New"/>
-          <w:color w:val="F8F8F2"/>
-          <w:kern w:val="0"/>
-          <w:sz w:val="18"/>
-          <w:szCs w:val="18"/>
-          <w14:ligatures w14:val="none"/>
-        </w:rPr>
-        <w:t xml:space="preserve"> </w:t>
-      </w:r>
-      <w:r>
-        <w:rPr>
-          <w:rFonts w:ascii="Courier New" w:eastAsia="Times New Roman" w:hAnsi="Courier New" w:cs="Courier New"/>
-          <w:color w:val="CE9178"/>
-          <w:kern w:val="0"/>
-          <w:sz w:val="18"/>
-          <w:szCs w:val="18"/>
-          <w14:ligatures w14:val="none"/>
-        </w:rPr>
-        <w:t xml:space="preserve">"Panadol </w:t>
-      </w:r>
-      <w:proofErr w:type="spellStart"/>
-      <w:r>
-        <w:rPr>
-          <w:rFonts w:ascii="Courier New" w:eastAsia="Times New Roman" w:hAnsi="Courier New" w:cs="Courier New"/>
-          <w:color w:val="CE9178"/>
-          <w:kern w:val="0"/>
-          <w:sz w:val="18"/>
-          <w:szCs w:val="18"/>
-          <w14:ligatures w14:val="none"/>
-        </w:rPr>
-        <w:t>Advanve</w:t>
-      </w:r>
-      <w:proofErr w:type="spellEnd"/>
-      <w:r>
-        <w:rPr>
-          <w:rFonts w:ascii="Courier New" w:eastAsia="Times New Roman" w:hAnsi="Courier New" w:cs="Courier New"/>
-          <w:color w:val="CE9178"/>
-          <w:kern w:val="0"/>
-          <w:sz w:val="18"/>
-          <w:szCs w:val="18"/>
-          <w14:ligatures w14:val="none"/>
-        </w:rPr>
-        <w:t>"</w:t>
-      </w:r>
-      <w:r>
-        <w:rPr>
-          <w:rFonts w:ascii="Courier New" w:eastAsia="Times New Roman" w:hAnsi="Courier New" w:cs="Courier New"/>
-          <w:color w:val="DCDCDC"/>
-          <w:kern w:val="0"/>
-          <w:sz w:val="18"/>
-          <w:szCs w:val="18"/>
-          <w14:ligatures w14:val="none"/>
-        </w:rPr>
-        <w:t>,</w:t>
+          <w:color w:val="DCDCDC"/>
+          <w:kern w:val="0"/>
+          <w:sz w:val="18"/>
+          <w:szCs w:val="18"/>
+          <w14:ligatures w14:val="none"/>
+        </w:rPr>
+        <w:t>{</w:t>
       </w:r>
     </w:p>
     <w:p>
@@ -5328,7 +4778,7 @@
           <w:szCs w:val="18"/>
           <w14:ligatures w14:val="none"/>
         </w:rPr>
-        <w:t>"dosage"</w:t>
+        <w:t>"name"</w:t>
       </w:r>
       <w:r>
         <w:rPr>
@@ -5361,7 +4811,7 @@
           <w:szCs w:val="18"/>
           <w14:ligatures w14:val="none"/>
         </w:rPr>
-        <w:t>"500mg"</w:t>
+        <w:t>"Panadol Advanve"</w:t>
       </w:r>
       <w:r>
         <w:rPr>
@@ -5413,7 +4863,7 @@
           <w:szCs w:val="18"/>
           <w14:ligatures w14:val="none"/>
         </w:rPr>
-        <w:t>"form"</w:t>
+        <w:t>"dosage"</w:t>
       </w:r>
       <w:r>
         <w:rPr>
@@ -5446,7 +4896,7 @@
           <w:szCs w:val="18"/>
           <w14:ligatures w14:val="none"/>
         </w:rPr>
-        <w:t>"Tablet"</w:t>
+        <w:t>"500mg"</w:t>
       </w:r>
       <w:r>
         <w:rPr>
@@ -5498,31 +4948,7 @@
           <w:szCs w:val="18"/>
           <w14:ligatures w14:val="none"/>
         </w:rPr>
-        <w:t>"</w:t>
-      </w:r>
-      <w:proofErr w:type="spellStart"/>
-      <w:r>
-        <w:rPr>
-          <w:rFonts w:ascii="Courier New" w:eastAsia="Times New Roman" w:hAnsi="Courier New" w:cs="Courier New"/>
-          <w:color w:val="9CDCFE"/>
-          <w:kern w:val="0"/>
-          <w:sz w:val="18"/>
-          <w:szCs w:val="18"/>
-          <w14:ligatures w14:val="none"/>
-        </w:rPr>
-        <w:t>timesPerDay</w:t>
-      </w:r>
-      <w:proofErr w:type="spellEnd"/>
-      <w:r>
-        <w:rPr>
-          <w:rFonts w:ascii="Courier New" w:eastAsia="Times New Roman" w:hAnsi="Courier New" w:cs="Courier New"/>
-          <w:color w:val="9CDCFE"/>
-          <w:kern w:val="0"/>
-          <w:sz w:val="18"/>
-          <w:szCs w:val="18"/>
-          <w14:ligatures w14:val="none"/>
-        </w:rPr>
-        <w:t>"</w:t>
+        <w:t>"form"</w:t>
       </w:r>
       <w:r>
         <w:rPr>
@@ -5549,13 +4975,13 @@
       <w:r>
         <w:rPr>
           <w:rFonts w:ascii="Courier New" w:eastAsia="Times New Roman" w:hAnsi="Courier New" w:cs="Courier New"/>
-          <w:color w:val="B5CEA8"/>
-          <w:kern w:val="0"/>
-          <w:sz w:val="18"/>
-          <w:szCs w:val="18"/>
-          <w14:ligatures w14:val="none"/>
-        </w:rPr>
-        <w:t>2</w:t>
+          <w:color w:val="CE9178"/>
+          <w:kern w:val="0"/>
+          <w:sz w:val="18"/>
+          <w:szCs w:val="18"/>
+          <w14:ligatures w14:val="none"/>
+        </w:rPr>
+        <w:t>"Tablet"</w:t>
       </w:r>
       <w:r>
         <w:rPr>
@@ -5607,7 +5033,7 @@
           <w:szCs w:val="18"/>
           <w14:ligatures w14:val="none"/>
         </w:rPr>
-        <w:t>"schedule"</w:t>
+        <w:t>"timesPerDay"</w:t>
       </w:r>
       <w:r>
         <w:rPr>
@@ -5634,24 +5060,13 @@
       <w:r>
         <w:rPr>
           <w:rFonts w:ascii="Courier New" w:eastAsia="Times New Roman" w:hAnsi="Courier New" w:cs="Courier New"/>
-          <w:color w:val="DCDCDC"/>
-          <w:kern w:val="0"/>
-          <w:sz w:val="18"/>
-          <w:szCs w:val="18"/>
-          <w14:ligatures w14:val="none"/>
-        </w:rPr>
-        <w:t>[</w:t>
-      </w:r>
-      <w:r>
-        <w:rPr>
-          <w:rFonts w:ascii="Courier New" w:eastAsia="Times New Roman" w:hAnsi="Courier New" w:cs="Courier New"/>
-          <w:color w:val="CE9178"/>
-          <w:kern w:val="0"/>
-          <w:sz w:val="18"/>
-          <w:szCs w:val="18"/>
-          <w14:ligatures w14:val="none"/>
-        </w:rPr>
-        <w:t>"08:00 AM"</w:t>
+          <w:color w:val="B5CEA8"/>
+          <w:kern w:val="0"/>
+          <w:sz w:val="18"/>
+          <w:szCs w:val="18"/>
+          <w14:ligatures w14:val="none"/>
+        </w:rPr>
+        <w:t>2</w:t>
       </w:r>
       <w:r>
         <w:rPr>
@@ -5663,39 +5078,6 @@
           <w14:ligatures w14:val="none"/>
         </w:rPr>
         <w:t>,</w:t>
-      </w:r>
-      <w:r>
-        <w:rPr>
-          <w:rFonts w:ascii="Courier New" w:eastAsia="Times New Roman" w:hAnsi="Courier New" w:cs="Courier New"/>
-          <w:color w:val="F8F8F2"/>
-          <w:kern w:val="0"/>
-          <w:sz w:val="18"/>
-          <w:szCs w:val="18"/>
-          <w14:ligatures w14:val="none"/>
-        </w:rPr>
-        <w:t xml:space="preserve"> </w:t>
-      </w:r>
-      <w:r>
-        <w:rPr>
-          <w:rFonts w:ascii="Courier New" w:eastAsia="Times New Roman" w:hAnsi="Courier New" w:cs="Courier New"/>
-          <w:color w:val="CE9178"/>
-          <w:kern w:val="0"/>
-          <w:sz w:val="18"/>
-          <w:szCs w:val="18"/>
-          <w14:ligatures w14:val="none"/>
-        </w:rPr>
-        <w:t>"08:00 PM"</w:t>
-      </w:r>
-      <w:r>
-        <w:rPr>
-          <w:rFonts w:ascii="Courier New" w:eastAsia="Times New Roman" w:hAnsi="Courier New" w:cs="Courier New"/>
-          <w:color w:val="DCDCDC"/>
-          <w:kern w:val="0"/>
-          <w:sz w:val="18"/>
-          <w:szCs w:val="18"/>
-          <w14:ligatures w14:val="none"/>
-        </w:rPr>
-        <w:t>],</w:t>
       </w:r>
     </w:p>
     <w:p>
@@ -5736,31 +5118,7 @@
           <w:szCs w:val="18"/>
           <w14:ligatures w14:val="none"/>
         </w:rPr>
-        <w:t>"</w:t>
-      </w:r>
-      <w:proofErr w:type="spellStart"/>
-      <w:r>
-        <w:rPr>
-          <w:rFonts w:ascii="Courier New" w:eastAsia="Times New Roman" w:hAnsi="Courier New" w:cs="Courier New"/>
-          <w:color w:val="9CDCFE"/>
-          <w:kern w:val="0"/>
-          <w:sz w:val="18"/>
-          <w:szCs w:val="18"/>
-          <w14:ligatures w14:val="none"/>
-        </w:rPr>
-        <w:t>startDate</w:t>
-      </w:r>
-      <w:proofErr w:type="spellEnd"/>
-      <w:r>
-        <w:rPr>
-          <w:rFonts w:ascii="Courier New" w:eastAsia="Times New Roman" w:hAnsi="Courier New" w:cs="Courier New"/>
-          <w:color w:val="9CDCFE"/>
-          <w:kern w:val="0"/>
-          <w:sz w:val="18"/>
-          <w:szCs w:val="18"/>
-          <w14:ligatures w14:val="none"/>
-        </w:rPr>
-        <w:t>"</w:t>
+        <w:t>"schedule"</w:t>
       </w:r>
       <w:r>
         <w:rPr>
@@ -5787,13 +5145,24 @@
       <w:r>
         <w:rPr>
           <w:rFonts w:ascii="Courier New" w:eastAsia="Times New Roman" w:hAnsi="Courier New" w:cs="Courier New"/>
+          <w:color w:val="DCDCDC"/>
+          <w:kern w:val="0"/>
+          <w:sz w:val="18"/>
+          <w:szCs w:val="18"/>
+          <w14:ligatures w14:val="none"/>
+        </w:rPr>
+        <w:t>[</w:t>
+      </w:r>
+      <w:r>
+        <w:rPr>
+          <w:rFonts w:ascii="Courier New" w:eastAsia="Times New Roman" w:hAnsi="Courier New" w:cs="Courier New"/>
           <w:color w:val="CE9178"/>
           <w:kern w:val="0"/>
           <w:sz w:val="18"/>
           <w:szCs w:val="18"/>
           <w14:ligatures w14:val="none"/>
         </w:rPr>
-        <w:t>"2026-04-28"</w:t>
+        <w:t>"08:00 AM"</w:t>
       </w:r>
       <w:r>
         <w:rPr>
@@ -5805,6 +5174,39 @@
           <w14:ligatures w14:val="none"/>
         </w:rPr>
         <w:t>,</w:t>
+      </w:r>
+      <w:r>
+        <w:rPr>
+          <w:rFonts w:ascii="Courier New" w:eastAsia="Times New Roman" w:hAnsi="Courier New" w:cs="Courier New"/>
+          <w:color w:val="F8F8F2"/>
+          <w:kern w:val="0"/>
+          <w:sz w:val="18"/>
+          <w:szCs w:val="18"/>
+          <w14:ligatures w14:val="none"/>
+        </w:rPr>
+        <w:t xml:space="preserve"> </w:t>
+      </w:r>
+      <w:r>
+        <w:rPr>
+          <w:rFonts w:ascii="Courier New" w:eastAsia="Times New Roman" w:hAnsi="Courier New" w:cs="Courier New"/>
+          <w:color w:val="CE9178"/>
+          <w:kern w:val="0"/>
+          <w:sz w:val="18"/>
+          <w:szCs w:val="18"/>
+          <w14:ligatures w14:val="none"/>
+        </w:rPr>
+        <w:t>"08:00 PM"</w:t>
+      </w:r>
+      <w:r>
+        <w:rPr>
+          <w:rFonts w:ascii="Courier New" w:eastAsia="Times New Roman" w:hAnsi="Courier New" w:cs="Courier New"/>
+          <w:color w:val="DCDCDC"/>
+          <w:kern w:val="0"/>
+          <w:sz w:val="18"/>
+          <w:szCs w:val="18"/>
+          <w14:ligatures w14:val="none"/>
+        </w:rPr>
+        <w:t>],</w:t>
       </w:r>
     </w:p>
     <w:p>
@@ -5845,9 +5247,82 @@
           <w:szCs w:val="18"/>
           <w14:ligatures w14:val="none"/>
         </w:rPr>
-        <w:t>"</w:t>
-      </w:r>
-      <w:proofErr w:type="spellStart"/>
+        <w:t>"startDate"</w:t>
+      </w:r>
+      <w:r>
+        <w:rPr>
+          <w:rFonts w:ascii="Courier New" w:eastAsia="Times New Roman" w:hAnsi="Courier New" w:cs="Courier New"/>
+          <w:color w:val="DCDCDC"/>
+          <w:kern w:val="0"/>
+          <w:sz w:val="18"/>
+          <w:szCs w:val="18"/>
+          <w14:ligatures w14:val="none"/>
+        </w:rPr>
+        <w:t>:</w:t>
+      </w:r>
+      <w:r>
+        <w:rPr>
+          <w:rFonts w:ascii="Courier New" w:eastAsia="Times New Roman" w:hAnsi="Courier New" w:cs="Courier New"/>
+          <w:color w:val="F8F8F2"/>
+          <w:kern w:val="0"/>
+          <w:sz w:val="18"/>
+          <w:szCs w:val="18"/>
+          <w14:ligatures w14:val="none"/>
+        </w:rPr>
+        <w:t xml:space="preserve"> </w:t>
+      </w:r>
+      <w:r>
+        <w:rPr>
+          <w:rFonts w:ascii="Courier New" w:eastAsia="Times New Roman" w:hAnsi="Courier New" w:cs="Courier New"/>
+          <w:color w:val="CE9178"/>
+          <w:kern w:val="0"/>
+          <w:sz w:val="18"/>
+          <w:szCs w:val="18"/>
+          <w14:ligatures w14:val="none"/>
+        </w:rPr>
+        <w:t>"2026-04-28"</w:t>
+      </w:r>
+      <w:r>
+        <w:rPr>
+          <w:rFonts w:ascii="Courier New" w:eastAsia="Times New Roman" w:hAnsi="Courier New" w:cs="Courier New"/>
+          <w:color w:val="DCDCDC"/>
+          <w:kern w:val="0"/>
+          <w:sz w:val="18"/>
+          <w:szCs w:val="18"/>
+          <w14:ligatures w14:val="none"/>
+        </w:rPr>
+        <w:t>,</w:t>
+      </w:r>
+    </w:p>
+    <w:p>
+      <w:pPr>
+        <w:pStyle w:val="ListParagraph"/>
+        <w:numPr>
+          <w:ilvl w:val="0"/>
+          <w:numId w:val="2"/>
+        </w:numPr>
+        <w:shd w:val="clear" w:color="auto" w:fill="212121"/>
+        <w:spacing w:after="0" w:line="270" w:lineRule="atLeast"/>
+        <w:rPr>
+          <w:rFonts w:ascii="Courier New" w:eastAsia="Times New Roman" w:hAnsi="Courier New" w:cs="Courier New"/>
+          <w:color w:val="F8F8F2"/>
+          <w:kern w:val="0"/>
+          <w:sz w:val="18"/>
+          <w:szCs w:val="18"/>
+          <w14:ligatures w14:val="none"/>
+        </w:rPr>
+      </w:pPr>
+      <w:r>
+        <w:rPr>
+          <w:rFonts w:ascii="Courier New" w:eastAsia="Times New Roman" w:hAnsi="Courier New" w:cs="Courier New"/>
+          <w:color w:val="F8F8F2"/>
+          <w:kern w:val="0"/>
+          <w:sz w:val="18"/>
+          <w:szCs w:val="18"/>
+          <w14:ligatures w14:val="none"/>
+        </w:rPr>
+        <w:t xml:space="preserve">  </w:t>
+      </w:r>
       <w:r>
         <w:rPr>
           <w:rFonts w:ascii="Courier New" w:eastAsia="Times New Roman" w:hAnsi="Courier New" w:cs="Courier New"/>
@@ -5857,19 +5332,7 @@
           <w:szCs w:val="18"/>
           <w14:ligatures w14:val="none"/>
         </w:rPr>
-        <w:t>endDate</w:t>
-      </w:r>
-      <w:proofErr w:type="spellEnd"/>
-      <w:r>
-        <w:rPr>
-          <w:rFonts w:ascii="Courier New" w:eastAsia="Times New Roman" w:hAnsi="Courier New" w:cs="Courier New"/>
-          <w:color w:val="9CDCFE"/>
-          <w:kern w:val="0"/>
-          <w:sz w:val="18"/>
-          <w:szCs w:val="18"/>
-          <w14:ligatures w14:val="none"/>
-        </w:rPr>
-        <w:t>"</w:t>
+        <w:t>"endDate"</w:t>
       </w:r>
       <w:r>
         <w:rPr>
@@ -5902,19 +5365,7 @@
           <w:szCs w:val="18"/>
           <w14:ligatures w14:val="none"/>
         </w:rPr>
-        <w:t>"2026-05-1</w:t>
-      </w:r>
-      <w:proofErr w:type="gramStart"/>
-      <w:r>
-        <w:rPr>
-          <w:rFonts w:ascii="Courier New" w:eastAsia="Times New Roman" w:hAnsi="Courier New" w:cs="Courier New"/>
-          <w:color w:val="CE9178"/>
-          <w:kern w:val="0"/>
-          <w:sz w:val="18"/>
-          <w:szCs w:val="18"/>
-          <w14:ligatures w14:val="none"/>
-        </w:rPr>
-        <w:t>"</w:t>
+        <w:t>"2026-05-1"</w:t>
       </w:r>
       <w:r>
         <w:rPr>
@@ -5938,7 +5389,6 @@
         </w:rPr>
         <w:t>,</w:t>
       </w:r>
-      <w:proofErr w:type="gramEnd"/>
     </w:p>
     <w:p>
       <w:pPr>
@@ -6169,73 +5619,43 @@
         <w:rPr>
           <w:lang w:bidi="ar-EG"/>
         </w:rPr>
-        <w:t xml:space="preserve">Get </w:t>
-      </w:r>
-      <w:proofErr w:type="gramStart"/>
-      <w:r>
-        <w:rPr>
-          <w:lang w:bidi="ar-EG"/>
-        </w:rPr>
-        <w:t>notification :</w:t>
-      </w:r>
-      <w:proofErr w:type="gramEnd"/>
-    </w:p>
-    <w:p>
-      <w:pPr>
-        <w:pStyle w:val="ListParagraph"/>
-        <w:numPr>
-          <w:ilvl w:val="0"/>
-          <w:numId w:val="2"/>
-        </w:numPr>
-        <w:rPr>
-          <w:lang w:bidi="ar-EG"/>
-        </w:rPr>
-      </w:pPr>
-      <w:proofErr w:type="gramStart"/>
-      <w:r>
-        <w:rPr>
-          <w:lang w:bidi="ar-EG"/>
-        </w:rPr>
-        <w:t>Method :</w:t>
-      </w:r>
-      <w:proofErr w:type="gramEnd"/>
-      <w:r>
-        <w:rPr>
-          <w:lang w:bidi="ar-EG"/>
-        </w:rPr>
-        <w:t xml:space="preserve"> get </w:t>
-      </w:r>
-    </w:p>
-    <w:p>
-      <w:pPr>
-        <w:pStyle w:val="ListParagraph"/>
-        <w:numPr>
-          <w:ilvl w:val="0"/>
-          <w:numId w:val="2"/>
-        </w:numPr>
-        <w:rPr>
-          <w:lang w:bidi="ar-EG"/>
-        </w:rPr>
-      </w:pPr>
-      <w:r>
-        <w:rPr>
-          <w:lang w:bidi="ar-EG"/>
-        </w:rPr>
-        <w:t>/</w:t>
-      </w:r>
-      <w:proofErr w:type="spellStart"/>
-      <w:r>
-        <w:rPr>
-          <w:lang w:bidi="ar-EG"/>
-        </w:rPr>
-        <w:t>api</w:t>
-      </w:r>
-      <w:proofErr w:type="spellEnd"/>
-      <w:r>
-        <w:rPr>
-          <w:lang w:bidi="ar-EG"/>
-        </w:rPr>
-        <w:t>/patient/notifications</w:t>
+        <w:t>Get notification :</w:t>
+      </w:r>
+    </w:p>
+    <w:p>
+      <w:pPr>
+        <w:pStyle w:val="ListParagraph"/>
+        <w:numPr>
+          <w:ilvl w:val="0"/>
+          <w:numId w:val="2"/>
+        </w:numPr>
+        <w:rPr>
+          <w:lang w:bidi="ar-EG"/>
+        </w:rPr>
+      </w:pPr>
+      <w:r>
+        <w:rPr>
+          <w:lang w:bidi="ar-EG"/>
+        </w:rPr>
+        <w:t xml:space="preserve">Method : get </w:t>
+      </w:r>
+    </w:p>
+    <w:p>
+      <w:pPr>
+        <w:pStyle w:val="ListParagraph"/>
+        <w:numPr>
+          <w:ilvl w:val="0"/>
+          <w:numId w:val="2"/>
+        </w:numPr>
+        <w:rPr>
+          <w:lang w:bidi="ar-EG"/>
+        </w:rPr>
+      </w:pPr>
+      <w:r>
+        <w:rPr>
+          <w:lang w:bidi="ar-EG"/>
+        </w:rPr>
+        <w:t>/api/patient/notifications</w:t>
       </w:r>
     </w:p>
     <w:p>
@@ -6321,73 +5741,43 @@
         <w:rPr>
           <w:lang w:bidi="ar-EG"/>
         </w:rPr>
-        <w:t xml:space="preserve">Get </w:t>
-      </w:r>
-      <w:proofErr w:type="gramStart"/>
-      <w:r>
-        <w:rPr>
-          <w:lang w:bidi="ar-EG"/>
-        </w:rPr>
-        <w:t>medication :</w:t>
-      </w:r>
-      <w:proofErr w:type="gramEnd"/>
-    </w:p>
-    <w:p>
-      <w:pPr>
-        <w:pStyle w:val="ListParagraph"/>
-        <w:numPr>
-          <w:ilvl w:val="0"/>
-          <w:numId w:val="2"/>
-        </w:numPr>
-        <w:rPr>
-          <w:lang w:bidi="ar-EG"/>
-        </w:rPr>
-      </w:pPr>
-      <w:proofErr w:type="gramStart"/>
-      <w:r>
-        <w:rPr>
-          <w:lang w:bidi="ar-EG"/>
-        </w:rPr>
-        <w:t>Method :</w:t>
-      </w:r>
-      <w:proofErr w:type="gramEnd"/>
-      <w:r>
-        <w:rPr>
-          <w:lang w:bidi="ar-EG"/>
-        </w:rPr>
-        <w:t xml:space="preserve"> get</w:t>
-      </w:r>
-    </w:p>
-    <w:p>
-      <w:pPr>
-        <w:pStyle w:val="ListParagraph"/>
-        <w:numPr>
-          <w:ilvl w:val="0"/>
-          <w:numId w:val="2"/>
-        </w:numPr>
-        <w:rPr>
-          <w:lang w:bidi="ar-EG"/>
-        </w:rPr>
-      </w:pPr>
-      <w:r>
-        <w:rPr>
-          <w:lang w:bidi="ar-EG"/>
-        </w:rPr>
-        <w:t>/</w:t>
-      </w:r>
-      <w:proofErr w:type="spellStart"/>
-      <w:r>
-        <w:rPr>
-          <w:lang w:bidi="ar-EG"/>
-        </w:rPr>
-        <w:t>api</w:t>
-      </w:r>
-      <w:proofErr w:type="spellEnd"/>
-      <w:r>
-        <w:rPr>
-          <w:lang w:bidi="ar-EG"/>
-        </w:rPr>
-        <w:t>/patient/medications/</w:t>
+        <w:t>Get medication :</w:t>
+      </w:r>
+    </w:p>
+    <w:p>
+      <w:pPr>
+        <w:pStyle w:val="ListParagraph"/>
+        <w:numPr>
+          <w:ilvl w:val="0"/>
+          <w:numId w:val="2"/>
+        </w:numPr>
+        <w:rPr>
+          <w:lang w:bidi="ar-EG"/>
+        </w:rPr>
+      </w:pPr>
+      <w:r>
+        <w:rPr>
+          <w:lang w:bidi="ar-EG"/>
+        </w:rPr>
+        <w:t>Method : get</w:t>
+      </w:r>
+    </w:p>
+    <w:p>
+      <w:pPr>
+        <w:pStyle w:val="ListParagraph"/>
+        <w:numPr>
+          <w:ilvl w:val="0"/>
+          <w:numId w:val="2"/>
+        </w:numPr>
+        <w:rPr>
+          <w:lang w:bidi="ar-EG"/>
+        </w:rPr>
+      </w:pPr>
+      <w:r>
+        <w:rPr>
+          <w:lang w:bidi="ar-EG"/>
+        </w:rPr>
+        <w:t>/api/patient/medications/</w:t>
       </w:r>
     </w:p>
     <w:p>
@@ -6423,96 +5813,50 @@
         <w:rPr>
           <w:lang w:bidi="ar-EG"/>
         </w:rPr>
-        <w:t xml:space="preserve">Confirm </w:t>
-      </w:r>
-      <w:proofErr w:type="gramStart"/>
-      <w:r>
-        <w:rPr>
-          <w:lang w:bidi="ar-EG"/>
-        </w:rPr>
-        <w:t>medication :</w:t>
-      </w:r>
-      <w:proofErr w:type="gramEnd"/>
-    </w:p>
-    <w:p>
-      <w:pPr>
-        <w:pStyle w:val="ListParagraph"/>
-        <w:numPr>
-          <w:ilvl w:val="0"/>
-          <w:numId w:val="2"/>
-        </w:numPr>
-        <w:rPr>
-          <w:lang w:bidi="ar-EG"/>
-        </w:rPr>
-      </w:pPr>
-      <w:proofErr w:type="gramStart"/>
-      <w:r>
-        <w:rPr>
-          <w:lang w:bidi="ar-EG"/>
-        </w:rPr>
-        <w:t>Method :</w:t>
-      </w:r>
-      <w:proofErr w:type="gramEnd"/>
-      <w:r>
-        <w:rPr>
-          <w:lang w:bidi="ar-EG"/>
-        </w:rPr>
-        <w:t xml:space="preserve"> post</w:t>
-      </w:r>
-    </w:p>
-    <w:p>
-      <w:pPr>
-        <w:pStyle w:val="ListParagraph"/>
-        <w:numPr>
-          <w:ilvl w:val="0"/>
-          <w:numId w:val="2"/>
-        </w:numPr>
-        <w:rPr>
-          <w:lang w:bidi="ar-EG"/>
-        </w:rPr>
-      </w:pPr>
-      <w:r>
-        <w:rPr>
-          <w:lang w:bidi="ar-EG"/>
-        </w:rPr>
-        <w:t>/</w:t>
-      </w:r>
-      <w:proofErr w:type="spellStart"/>
-      <w:r>
-        <w:rPr>
-          <w:lang w:bidi="ar-EG"/>
-        </w:rPr>
-        <w:t>api</w:t>
-      </w:r>
-      <w:proofErr w:type="spellEnd"/>
-      <w:r>
-        <w:rPr>
-          <w:lang w:bidi="ar-EG"/>
-        </w:rPr>
-        <w:t>/patient/medications</w:t>
-      </w:r>
-      <w:proofErr w:type="gramStart"/>
-      <w:r>
-        <w:rPr>
-          <w:lang w:bidi="ar-EG"/>
-        </w:rPr>
-        <w:t>/</w:t>
-      </w:r>
-      <w:r>
-        <w:rPr>
-          <w:lang w:bidi="ar-EG"/>
-        </w:rPr>
-        <w:t>:</w:t>
-      </w:r>
-      <w:proofErr w:type="spellStart"/>
-      <w:r>
-        <w:rPr>
-          <w:lang w:bidi="ar-EG"/>
-        </w:rPr>
-        <w:t>medID</w:t>
-      </w:r>
-      <w:proofErr w:type="spellEnd"/>
-      <w:proofErr w:type="gramEnd"/>
+        <w:t>Confirm medication :</w:t>
+      </w:r>
+    </w:p>
+    <w:p>
+      <w:pPr>
+        <w:pStyle w:val="ListParagraph"/>
+        <w:numPr>
+          <w:ilvl w:val="0"/>
+          <w:numId w:val="2"/>
+        </w:numPr>
+        <w:rPr>
+          <w:lang w:bidi="ar-EG"/>
+        </w:rPr>
+      </w:pPr>
+      <w:r>
+        <w:rPr>
+          <w:lang w:bidi="ar-EG"/>
+        </w:rPr>
+        <w:t>Method : post</w:t>
+      </w:r>
+    </w:p>
+    <w:p>
+      <w:pPr>
+        <w:pStyle w:val="ListParagraph"/>
+        <w:numPr>
+          <w:ilvl w:val="0"/>
+          <w:numId w:val="2"/>
+        </w:numPr>
+        <w:rPr>
+          <w:lang w:bidi="ar-EG"/>
+        </w:rPr>
+      </w:pPr>
+      <w:r>
+        <w:rPr>
+          <w:lang w:bidi="ar-EG"/>
+        </w:rPr>
+        <w:t>/api/patient/medications/</w:t>
+      </w:r>
+      <w:r>
+        <w:rPr>
+          <w:lang w:bidi="ar-EG"/>
+        </w:rPr>
+        <w:t>:medID</w:t>
+      </w:r>
       <w:r>
         <w:rPr>
           <w:lang w:bidi="ar-EG"/>
@@ -6553,14 +5897,12 @@
         </w:rPr>
         <w:t xml:space="preserve">يتحسبله ال </w:t>
       </w:r>
-      <w:proofErr w:type="spellStart"/>
       <w:r>
         <w:rPr>
           <w:lang w:bidi="ar-EG"/>
         </w:rPr>
         <w:t>adherenceRate</w:t>
       </w:r>
-      <w:proofErr w:type="spellEnd"/>
     </w:p>
     <w:p>
       <w:pPr>
@@ -6586,98 +5928,50 @@
         <w:rPr>
           <w:lang w:bidi="ar-EG"/>
         </w:rPr>
-        <w:t xml:space="preserve">Notification </w:t>
-      </w:r>
-      <w:proofErr w:type="spellStart"/>
-      <w:proofErr w:type="gramStart"/>
-      <w:r>
-        <w:rPr>
-          <w:lang w:bidi="ar-EG"/>
-        </w:rPr>
-        <w:t>isRead</w:t>
-      </w:r>
-      <w:proofErr w:type="spellEnd"/>
-      <w:r>
-        <w:rPr>
-          <w:lang w:bidi="ar-EG"/>
-        </w:rPr>
-        <w:t xml:space="preserve"> :</w:t>
-      </w:r>
-      <w:proofErr w:type="gramEnd"/>
-    </w:p>
-    <w:p>
-      <w:pPr>
-        <w:pStyle w:val="ListParagraph"/>
-        <w:numPr>
-          <w:ilvl w:val="0"/>
-          <w:numId w:val="2"/>
-        </w:numPr>
-        <w:rPr>
-          <w:lang w:bidi="ar-EG"/>
-        </w:rPr>
-      </w:pPr>
-      <w:proofErr w:type="gramStart"/>
-      <w:r>
-        <w:rPr>
-          <w:lang w:bidi="ar-EG"/>
-        </w:rPr>
-        <w:t>Method :</w:t>
-      </w:r>
-      <w:proofErr w:type="gramEnd"/>
-      <w:r>
-        <w:rPr>
-          <w:lang w:bidi="ar-EG"/>
-        </w:rPr>
-        <w:t xml:space="preserve"> patch</w:t>
-      </w:r>
-    </w:p>
-    <w:p>
-      <w:pPr>
-        <w:pStyle w:val="ListParagraph"/>
-        <w:numPr>
-          <w:ilvl w:val="0"/>
-          <w:numId w:val="2"/>
-        </w:numPr>
-        <w:rPr>
-          <w:lang w:bidi="ar-EG"/>
-        </w:rPr>
-      </w:pPr>
-      <w:r>
-        <w:rPr>
-          <w:lang w:bidi="ar-EG"/>
-        </w:rPr>
-        <w:t>/</w:t>
-      </w:r>
-      <w:proofErr w:type="spellStart"/>
-      <w:r>
-        <w:rPr>
-          <w:lang w:bidi="ar-EG"/>
-        </w:rPr>
-        <w:t>api</w:t>
-      </w:r>
-      <w:proofErr w:type="spellEnd"/>
-      <w:r>
-        <w:rPr>
-          <w:lang w:bidi="ar-EG"/>
-        </w:rPr>
-        <w:t>/patient/notifications</w:t>
-      </w:r>
-      <w:proofErr w:type="gramStart"/>
-      <w:r>
-        <w:rPr>
-          <w:lang w:bidi="ar-EG"/>
-        </w:rPr>
-        <w:t>/:</w:t>
-      </w:r>
-      <w:proofErr w:type="spellStart"/>
+        <w:t>Notification isRead :</w:t>
+      </w:r>
+    </w:p>
+    <w:p>
+      <w:pPr>
+        <w:pStyle w:val="ListParagraph"/>
+        <w:numPr>
+          <w:ilvl w:val="0"/>
+          <w:numId w:val="2"/>
+        </w:numPr>
+        <w:rPr>
+          <w:lang w:bidi="ar-EG"/>
+        </w:rPr>
+      </w:pPr>
+      <w:r>
+        <w:rPr>
+          <w:lang w:bidi="ar-EG"/>
+        </w:rPr>
+        <w:t>Method : patch</w:t>
+      </w:r>
+    </w:p>
+    <w:p>
+      <w:pPr>
+        <w:pStyle w:val="ListParagraph"/>
+        <w:numPr>
+          <w:ilvl w:val="0"/>
+          <w:numId w:val="2"/>
+        </w:numPr>
+        <w:rPr>
+          <w:lang w:bidi="ar-EG"/>
+        </w:rPr>
+      </w:pPr>
+      <w:r>
+        <w:rPr>
+          <w:lang w:bidi="ar-EG"/>
+        </w:rPr>
+        <w:t>/api/patient/notifications/:</w:t>
+      </w:r>
       <w:r>
         <w:rPr>
           <w:lang w:bidi="ar-EG"/>
         </w:rPr>
         <w:t>notificationID</w:t>
       </w:r>
-      <w:proofErr w:type="spellEnd"/>
-      <w:proofErr w:type="gramEnd"/>
       <w:r>
         <w:rPr>
           <w:lang w:bidi="ar-EG"/>
@@ -6700,73 +5994,43 @@
         <w:rPr>
           <w:lang w:bidi="ar-EG"/>
         </w:rPr>
-        <w:t xml:space="preserve">Appointment </w:t>
-      </w:r>
-      <w:proofErr w:type="gramStart"/>
-      <w:r>
-        <w:rPr>
-          <w:lang w:bidi="ar-EG"/>
-        </w:rPr>
-        <w:t>upcoming :</w:t>
-      </w:r>
-      <w:proofErr w:type="gramEnd"/>
-    </w:p>
-    <w:p>
-      <w:pPr>
-        <w:pStyle w:val="ListParagraph"/>
-        <w:numPr>
-          <w:ilvl w:val="0"/>
-          <w:numId w:val="2"/>
-        </w:numPr>
-        <w:rPr>
-          <w:lang w:bidi="ar-EG"/>
-        </w:rPr>
-      </w:pPr>
-      <w:proofErr w:type="gramStart"/>
-      <w:r>
-        <w:rPr>
-          <w:lang w:bidi="ar-EG"/>
-        </w:rPr>
-        <w:t>Method :</w:t>
-      </w:r>
-      <w:proofErr w:type="gramEnd"/>
-      <w:r>
-        <w:rPr>
-          <w:lang w:bidi="ar-EG"/>
-        </w:rPr>
-        <w:t xml:space="preserve"> get</w:t>
-      </w:r>
-    </w:p>
-    <w:p>
-      <w:pPr>
-        <w:pStyle w:val="ListParagraph"/>
-        <w:numPr>
-          <w:ilvl w:val="0"/>
-          <w:numId w:val="2"/>
-        </w:numPr>
-        <w:rPr>
-          <w:lang w:bidi="ar-EG"/>
-        </w:rPr>
-      </w:pPr>
-      <w:r>
-        <w:rPr>
-          <w:lang w:bidi="ar-EG"/>
-        </w:rPr>
-        <w:t>/</w:t>
-      </w:r>
-      <w:proofErr w:type="spellStart"/>
-      <w:r>
-        <w:rPr>
-          <w:lang w:bidi="ar-EG"/>
-        </w:rPr>
-        <w:t>api</w:t>
-      </w:r>
-      <w:proofErr w:type="spellEnd"/>
-      <w:r>
-        <w:rPr>
-          <w:lang w:bidi="ar-EG"/>
-        </w:rPr>
-        <w:t>/patient/appointments/upcoming</w:t>
+        <w:t>Appointment upcoming :</w:t>
+      </w:r>
+    </w:p>
+    <w:p>
+      <w:pPr>
+        <w:pStyle w:val="ListParagraph"/>
+        <w:numPr>
+          <w:ilvl w:val="0"/>
+          <w:numId w:val="2"/>
+        </w:numPr>
+        <w:rPr>
+          <w:lang w:bidi="ar-EG"/>
+        </w:rPr>
+      </w:pPr>
+      <w:r>
+        <w:rPr>
+          <w:lang w:bidi="ar-EG"/>
+        </w:rPr>
+        <w:t>Method : get</w:t>
+      </w:r>
+    </w:p>
+    <w:p>
+      <w:pPr>
+        <w:pStyle w:val="ListParagraph"/>
+        <w:numPr>
+          <w:ilvl w:val="0"/>
+          <w:numId w:val="2"/>
+        </w:numPr>
+        <w:rPr>
+          <w:lang w:bidi="ar-EG"/>
+        </w:rPr>
+      </w:pPr>
+      <w:r>
+        <w:rPr>
+          <w:lang w:bidi="ar-EG"/>
+        </w:rPr>
+        <w:t>/api/patient/appointments/upcoming</w:t>
       </w:r>
     </w:p>
     <w:p>
@@ -6883,94 +6147,62 @@
           <w:lang w:bidi="ar-EG"/>
         </w:rPr>
         <w:lastRenderedPageBreak/>
-        <w:t xml:space="preserve">Get my </w:t>
-      </w:r>
-      <w:proofErr w:type="gramStart"/>
-      <w:r>
-        <w:rPr>
-          <w:lang w:bidi="ar-EG"/>
-        </w:rPr>
-        <w:t>medications :</w:t>
-      </w:r>
-      <w:proofErr w:type="gramEnd"/>
-    </w:p>
-    <w:p>
-      <w:pPr>
-        <w:pStyle w:val="ListParagraph"/>
-        <w:numPr>
-          <w:ilvl w:val="0"/>
-          <w:numId w:val="2"/>
-        </w:numPr>
-        <w:rPr>
-          <w:lang w:bidi="ar-EG"/>
-        </w:rPr>
-      </w:pPr>
-      <w:proofErr w:type="gramStart"/>
-      <w:r>
-        <w:rPr>
-          <w:lang w:bidi="ar-EG"/>
-        </w:rPr>
-        <w:t>Method :</w:t>
-      </w:r>
-      <w:proofErr w:type="gramEnd"/>
-      <w:r>
-        <w:rPr>
-          <w:lang w:bidi="ar-EG"/>
-        </w:rPr>
-        <w:t xml:space="preserve"> get</w:t>
-      </w:r>
-    </w:p>
-    <w:p>
-      <w:pPr>
-        <w:pStyle w:val="ListParagraph"/>
-        <w:numPr>
-          <w:ilvl w:val="0"/>
-          <w:numId w:val="2"/>
-        </w:numPr>
-        <w:rPr>
-          <w:lang w:bidi="ar-EG"/>
-        </w:rPr>
-      </w:pPr>
-      <w:r>
-        <w:rPr>
-          <w:lang w:bidi="ar-EG"/>
-        </w:rPr>
-        <w:t>/</w:t>
-      </w:r>
-      <w:proofErr w:type="spellStart"/>
-      <w:r>
-        <w:rPr>
-          <w:lang w:bidi="ar-EG"/>
-        </w:rPr>
-        <w:t>api</w:t>
-      </w:r>
-      <w:proofErr w:type="spellEnd"/>
-      <w:r>
-        <w:rPr>
-          <w:lang w:bidi="ar-EG"/>
-        </w:rPr>
-        <w:t>/patient/my-medications</w:t>
-      </w:r>
-    </w:p>
-    <w:p>
-      <w:pPr>
-        <w:pStyle w:val="ListParagraph"/>
-        <w:numPr>
-          <w:ilvl w:val="0"/>
-          <w:numId w:val="2"/>
-        </w:numPr>
-        <w:rPr>
-          <w:lang w:bidi="ar-EG"/>
-        </w:rPr>
-      </w:pPr>
-      <w:proofErr w:type="gramStart"/>
+        <w:t>Get my medications :</w:t>
+      </w:r>
+    </w:p>
+    <w:p>
+      <w:pPr>
+        <w:pStyle w:val="ListParagraph"/>
+        <w:numPr>
+          <w:ilvl w:val="0"/>
+          <w:numId w:val="2"/>
+        </w:numPr>
+        <w:rPr>
+          <w:lang w:bidi="ar-EG"/>
+        </w:rPr>
+      </w:pPr>
+      <w:r>
+        <w:rPr>
+          <w:lang w:bidi="ar-EG"/>
+        </w:rPr>
+        <w:t>Method : get</w:t>
+      </w:r>
+    </w:p>
+    <w:p>
+      <w:pPr>
+        <w:pStyle w:val="ListParagraph"/>
+        <w:numPr>
+          <w:ilvl w:val="0"/>
+          <w:numId w:val="2"/>
+        </w:numPr>
+        <w:rPr>
+          <w:lang w:bidi="ar-EG"/>
+        </w:rPr>
+      </w:pPr>
+      <w:r>
+        <w:rPr>
+          <w:lang w:bidi="ar-EG"/>
+        </w:rPr>
+        <w:t>/api/patient/my-medications</w:t>
+      </w:r>
+    </w:p>
+    <w:p>
+      <w:pPr>
+        <w:pStyle w:val="ListParagraph"/>
+        <w:numPr>
+          <w:ilvl w:val="0"/>
+          <w:numId w:val="2"/>
+        </w:numPr>
+        <w:rPr>
+          <w:lang w:bidi="ar-EG"/>
+        </w:rPr>
+      </w:pPr>
       <w:r>
         <w:rPr>
           <w:lang w:bidi="ar-EG"/>
         </w:rPr>
         <w:t>Res :</w:t>
       </w:r>
-      <w:proofErr w:type="gramEnd"/>
     </w:p>
     <w:p>
       <w:pPr>
@@ -7059,16 +6291,8 @@
         <w:rPr>
           <w:lang w:bidi="ar-EG"/>
         </w:rPr>
-        <w:t xml:space="preserve">Doctor end </w:t>
-      </w:r>
-      <w:proofErr w:type="gramStart"/>
-      <w:r>
-        <w:rPr>
-          <w:lang w:bidi="ar-EG"/>
-        </w:rPr>
-        <w:t>point :</w:t>
-      </w:r>
-      <w:proofErr w:type="gramEnd"/>
+        <w:t>Doctor end point :</w:t>
+      </w:r>
     </w:p>
     <w:p>
       <w:pPr>
@@ -7098,73 +6322,43 @@
         <w:rPr>
           <w:lang w:bidi="ar-EG"/>
         </w:rPr>
-        <w:t xml:space="preserve">Get </w:t>
-      </w:r>
-      <w:proofErr w:type="gramStart"/>
-      <w:r>
-        <w:rPr>
-          <w:lang w:bidi="ar-EG"/>
-        </w:rPr>
-        <w:t>profile :</w:t>
-      </w:r>
-      <w:proofErr w:type="gramEnd"/>
-    </w:p>
-    <w:p>
-      <w:pPr>
-        <w:pStyle w:val="ListParagraph"/>
-        <w:numPr>
-          <w:ilvl w:val="0"/>
-          <w:numId w:val="2"/>
-        </w:numPr>
-        <w:rPr>
-          <w:lang w:bidi="ar-EG"/>
-        </w:rPr>
-      </w:pPr>
-      <w:proofErr w:type="gramStart"/>
-      <w:r>
-        <w:rPr>
-          <w:lang w:bidi="ar-EG"/>
-        </w:rPr>
-        <w:t>Method :</w:t>
-      </w:r>
-      <w:proofErr w:type="gramEnd"/>
-      <w:r>
-        <w:rPr>
-          <w:lang w:bidi="ar-EG"/>
-        </w:rPr>
-        <w:t xml:space="preserve"> get</w:t>
-      </w:r>
-    </w:p>
-    <w:p>
-      <w:pPr>
-        <w:pStyle w:val="ListParagraph"/>
-        <w:numPr>
-          <w:ilvl w:val="0"/>
-          <w:numId w:val="2"/>
-        </w:numPr>
-        <w:rPr>
-          <w:lang w:bidi="ar-EG"/>
-        </w:rPr>
-      </w:pPr>
-      <w:r>
-        <w:rPr>
-          <w:lang w:bidi="ar-EG"/>
-        </w:rPr>
-        <w:t>/</w:t>
-      </w:r>
-      <w:proofErr w:type="spellStart"/>
-      <w:r>
-        <w:rPr>
-          <w:lang w:bidi="ar-EG"/>
-        </w:rPr>
-        <w:t>api</w:t>
-      </w:r>
-      <w:proofErr w:type="spellEnd"/>
-      <w:r>
-        <w:rPr>
-          <w:lang w:bidi="ar-EG"/>
-        </w:rPr>
-        <w:t>/doctor/profile</w:t>
+        <w:t>Get profile :</w:t>
+      </w:r>
+    </w:p>
+    <w:p>
+      <w:pPr>
+        <w:pStyle w:val="ListParagraph"/>
+        <w:numPr>
+          <w:ilvl w:val="0"/>
+          <w:numId w:val="2"/>
+        </w:numPr>
+        <w:rPr>
+          <w:lang w:bidi="ar-EG"/>
+        </w:rPr>
+      </w:pPr>
+      <w:r>
+        <w:rPr>
+          <w:lang w:bidi="ar-EG"/>
+        </w:rPr>
+        <w:t>Method : get</w:t>
+      </w:r>
+    </w:p>
+    <w:p>
+      <w:pPr>
+        <w:pStyle w:val="ListParagraph"/>
+        <w:numPr>
+          <w:ilvl w:val="0"/>
+          <w:numId w:val="2"/>
+        </w:numPr>
+        <w:rPr>
+          <w:lang w:bidi="ar-EG"/>
+        </w:rPr>
+      </w:pPr>
+      <w:r>
+        <w:rPr>
+          <w:lang w:bidi="ar-EG"/>
+        </w:rPr>
+        <w:t>/api/doctor/profile</w:t>
       </w:r>
     </w:p>
     <w:p>
@@ -7182,73 +6376,43 @@
         <w:rPr>
           <w:lang w:bidi="ar-EG"/>
         </w:rPr>
-        <w:t xml:space="preserve">Update </w:t>
-      </w:r>
-      <w:proofErr w:type="gramStart"/>
-      <w:r>
-        <w:rPr>
-          <w:lang w:bidi="ar-EG"/>
-        </w:rPr>
-        <w:t>profile :</w:t>
-      </w:r>
-      <w:proofErr w:type="gramEnd"/>
-    </w:p>
-    <w:p>
-      <w:pPr>
-        <w:pStyle w:val="ListParagraph"/>
-        <w:numPr>
-          <w:ilvl w:val="0"/>
-          <w:numId w:val="2"/>
-        </w:numPr>
-        <w:rPr>
-          <w:lang w:bidi="ar-EG"/>
-        </w:rPr>
-      </w:pPr>
-      <w:proofErr w:type="gramStart"/>
-      <w:r>
-        <w:rPr>
-          <w:lang w:bidi="ar-EG"/>
-        </w:rPr>
-        <w:t>Method :</w:t>
-      </w:r>
-      <w:proofErr w:type="gramEnd"/>
-      <w:r>
-        <w:rPr>
-          <w:lang w:bidi="ar-EG"/>
-        </w:rPr>
-        <w:t xml:space="preserve"> put</w:t>
-      </w:r>
-    </w:p>
-    <w:p>
-      <w:pPr>
-        <w:pStyle w:val="ListParagraph"/>
-        <w:numPr>
-          <w:ilvl w:val="0"/>
-          <w:numId w:val="2"/>
-        </w:numPr>
-        <w:rPr>
-          <w:lang w:bidi="ar-EG"/>
-        </w:rPr>
-      </w:pPr>
-      <w:r>
-        <w:rPr>
-          <w:lang w:bidi="ar-EG"/>
-        </w:rPr>
-        <w:t>/</w:t>
-      </w:r>
-      <w:proofErr w:type="spellStart"/>
-      <w:r>
-        <w:rPr>
-          <w:lang w:bidi="ar-EG"/>
-        </w:rPr>
-        <w:t>api</w:t>
-      </w:r>
-      <w:proofErr w:type="spellEnd"/>
-      <w:r>
-        <w:rPr>
-          <w:lang w:bidi="ar-EG"/>
-        </w:rPr>
-        <w:t>/doctor/profile</w:t>
+        <w:t>Update profile :</w:t>
+      </w:r>
+    </w:p>
+    <w:p>
+      <w:pPr>
+        <w:pStyle w:val="ListParagraph"/>
+        <w:numPr>
+          <w:ilvl w:val="0"/>
+          <w:numId w:val="2"/>
+        </w:numPr>
+        <w:rPr>
+          <w:lang w:bidi="ar-EG"/>
+        </w:rPr>
+      </w:pPr>
+      <w:r>
+        <w:rPr>
+          <w:lang w:bidi="ar-EG"/>
+        </w:rPr>
+        <w:t>Method : put</w:t>
+      </w:r>
+    </w:p>
+    <w:p>
+      <w:pPr>
+        <w:pStyle w:val="ListParagraph"/>
+        <w:numPr>
+          <w:ilvl w:val="0"/>
+          <w:numId w:val="2"/>
+        </w:numPr>
+        <w:rPr>
+          <w:lang w:bidi="ar-EG"/>
+        </w:rPr>
+      </w:pPr>
+      <w:r>
+        <w:rPr>
+          <w:lang w:bidi="ar-EG"/>
+        </w:rPr>
+        <w:t>/api/doctor/profile</w:t>
       </w:r>
     </w:p>
     <w:p>
@@ -7338,19 +6502,7 @@
           <w:szCs w:val="18"/>
           <w14:ligatures w14:val="none"/>
         </w:rPr>
-        <w:t>"</w:t>
-      </w:r>
-      <w:proofErr w:type="spellStart"/>
-      <w:r>
-        <w:rPr>
-          <w:rFonts w:ascii="Courier New" w:eastAsia="Times New Roman" w:hAnsi="Courier New" w:cs="Courier New"/>
-          <w:color w:val="9CDCFE"/>
-          <w:kern w:val="0"/>
-          <w:sz w:val="18"/>
-          <w:szCs w:val="18"/>
-          <w14:ligatures w14:val="none"/>
-        </w:rPr>
-        <w:t>specialization"</w:t>
+        <w:t>"specialization"</w:t>
       </w:r>
       <w:r>
         <w:rPr>
@@ -7372,19 +6524,7 @@
           <w:szCs w:val="18"/>
           <w14:ligatures w14:val="none"/>
         </w:rPr>
-        <w:t>"Cardiology</w:t>
-      </w:r>
-      <w:proofErr w:type="spellEnd"/>
-      <w:r>
-        <w:rPr>
-          <w:rFonts w:ascii="Courier New" w:eastAsia="Times New Roman" w:hAnsi="Courier New" w:cs="Courier New"/>
-          <w:color w:val="CE9178"/>
-          <w:kern w:val="0"/>
-          <w:sz w:val="18"/>
-          <w:szCs w:val="18"/>
-          <w14:ligatures w14:val="none"/>
-        </w:rPr>
-        <w:t>"</w:t>
+        <w:t>"Cardiology"</w:t>
       </w:r>
       <w:r>
         <w:rPr>
@@ -7436,31 +6576,7 @@
           <w:szCs w:val="18"/>
           <w14:ligatures w14:val="none"/>
         </w:rPr>
-        <w:t>"</w:t>
-      </w:r>
-      <w:proofErr w:type="spellStart"/>
-      <w:r>
-        <w:rPr>
-          <w:rFonts w:ascii="Courier New" w:eastAsia="Times New Roman" w:hAnsi="Courier New" w:cs="Courier New"/>
-          <w:color w:val="9CDCFE"/>
-          <w:kern w:val="0"/>
-          <w:sz w:val="18"/>
-          <w:szCs w:val="18"/>
-          <w14:ligatures w14:val="none"/>
-        </w:rPr>
-        <w:t>yearsOfExperience</w:t>
-      </w:r>
-      <w:proofErr w:type="spellEnd"/>
-      <w:r>
-        <w:rPr>
-          <w:rFonts w:ascii="Courier New" w:eastAsia="Times New Roman" w:hAnsi="Courier New" w:cs="Courier New"/>
-          <w:color w:val="9CDCFE"/>
-          <w:kern w:val="0"/>
-          <w:sz w:val="18"/>
-          <w:szCs w:val="18"/>
-          <w14:ligatures w14:val="none"/>
-        </w:rPr>
-        <w:t>"</w:t>
+        <w:t>"yearsOfExperience"</w:t>
       </w:r>
       <w:r>
         <w:rPr>
@@ -7534,31 +6650,7 @@
           <w:szCs w:val="18"/>
           <w14:ligatures w14:val="none"/>
         </w:rPr>
-        <w:t>"</w:t>
-      </w:r>
-      <w:proofErr w:type="spellStart"/>
-      <w:r>
-        <w:rPr>
-          <w:rFonts w:ascii="Courier New" w:eastAsia="Times New Roman" w:hAnsi="Courier New" w:cs="Courier New"/>
-          <w:color w:val="9CDCFE"/>
-          <w:kern w:val="0"/>
-          <w:sz w:val="18"/>
-          <w:szCs w:val="18"/>
-          <w14:ligatures w14:val="none"/>
-        </w:rPr>
-        <w:t>paymentOption</w:t>
-      </w:r>
-      <w:proofErr w:type="spellEnd"/>
-      <w:r>
-        <w:rPr>
-          <w:rFonts w:ascii="Courier New" w:eastAsia="Times New Roman" w:hAnsi="Courier New" w:cs="Courier New"/>
-          <w:color w:val="9CDCFE"/>
-          <w:kern w:val="0"/>
-          <w:sz w:val="18"/>
-          <w:szCs w:val="18"/>
-          <w14:ligatures w14:val="none"/>
-        </w:rPr>
-        <w:t>"</w:t>
+        <w:t>"paymentOption"</w:t>
       </w:r>
       <w:r>
         <w:rPr>
@@ -7591,32 +6683,7 @@
           <w:szCs w:val="18"/>
           <w14:ligatures w14:val="none"/>
         </w:rPr>
-        <w:t>"</w:t>
-      </w:r>
-      <w:proofErr w:type="spellStart"/>
-      <w:r>
-        <w:rPr>
-          <w:rFonts w:ascii="Courier New" w:eastAsia="Times New Roman" w:hAnsi="Courier New" w:cs="Courier New"/>
-          <w:color w:val="CE9178"/>
-          <w:kern w:val="0"/>
-          <w:sz w:val="18"/>
-          <w:szCs w:val="18"/>
-          <w14:ligatures w14:val="none"/>
-        </w:rPr>
-        <w:t>in_clinic</w:t>
-      </w:r>
-      <w:proofErr w:type="spellEnd"/>
-      <w:proofErr w:type="gramStart"/>
-      <w:r>
-        <w:rPr>
-          <w:rFonts w:ascii="Courier New" w:eastAsia="Times New Roman" w:hAnsi="Courier New" w:cs="Courier New"/>
-          <w:color w:val="CE9178"/>
-          <w:kern w:val="0"/>
-          <w:sz w:val="18"/>
-          <w:szCs w:val="18"/>
-          <w14:ligatures w14:val="none"/>
-        </w:rPr>
-        <w:t>"</w:t>
+        <w:t>"in_clinic"</w:t>
       </w:r>
       <w:r>
         <w:rPr>
@@ -7640,7 +6707,6 @@
         </w:rPr>
         <w:t>,</w:t>
       </w:r>
-      <w:proofErr w:type="gramEnd"/>
     </w:p>
     <w:p>
       <w:pPr>
@@ -7750,73 +6816,43 @@
         <w:rPr>
           <w:lang w:bidi="ar-EG"/>
         </w:rPr>
-        <w:t xml:space="preserve">Add medical </w:t>
-      </w:r>
-      <w:proofErr w:type="gramStart"/>
-      <w:r>
-        <w:rPr>
-          <w:lang w:bidi="ar-EG"/>
-        </w:rPr>
-        <w:t>record :</w:t>
-      </w:r>
-      <w:proofErr w:type="gramEnd"/>
-    </w:p>
-    <w:p>
-      <w:pPr>
-        <w:pStyle w:val="ListParagraph"/>
-        <w:numPr>
-          <w:ilvl w:val="0"/>
-          <w:numId w:val="2"/>
-        </w:numPr>
-        <w:rPr>
-          <w:lang w:bidi="ar-EG"/>
-        </w:rPr>
-      </w:pPr>
-      <w:proofErr w:type="gramStart"/>
-      <w:r>
-        <w:rPr>
-          <w:lang w:bidi="ar-EG"/>
-        </w:rPr>
-        <w:t>Method :</w:t>
-      </w:r>
-      <w:proofErr w:type="gramEnd"/>
-      <w:r>
-        <w:rPr>
-          <w:lang w:bidi="ar-EG"/>
-        </w:rPr>
-        <w:t xml:space="preserve"> post </w:t>
-      </w:r>
-    </w:p>
-    <w:p>
-      <w:pPr>
-        <w:pStyle w:val="ListParagraph"/>
-        <w:numPr>
-          <w:ilvl w:val="0"/>
-          <w:numId w:val="2"/>
-        </w:numPr>
-        <w:rPr>
-          <w:lang w:bidi="ar-EG"/>
-        </w:rPr>
-      </w:pPr>
-      <w:r>
-        <w:rPr>
-          <w:lang w:bidi="ar-EG"/>
-        </w:rPr>
-        <w:t>/</w:t>
-      </w:r>
-      <w:proofErr w:type="spellStart"/>
-      <w:r>
-        <w:rPr>
-          <w:lang w:bidi="ar-EG"/>
-        </w:rPr>
-        <w:t>api</w:t>
-      </w:r>
-      <w:proofErr w:type="spellEnd"/>
-      <w:r>
-        <w:rPr>
-          <w:lang w:bidi="ar-EG"/>
-        </w:rPr>
-        <w:t>/doctor/add-medical-record</w:t>
+        <w:t>Add medical record :</w:t>
+      </w:r>
+    </w:p>
+    <w:p>
+      <w:pPr>
+        <w:pStyle w:val="ListParagraph"/>
+        <w:numPr>
+          <w:ilvl w:val="0"/>
+          <w:numId w:val="2"/>
+        </w:numPr>
+        <w:rPr>
+          <w:lang w:bidi="ar-EG"/>
+        </w:rPr>
+      </w:pPr>
+      <w:r>
+        <w:rPr>
+          <w:lang w:bidi="ar-EG"/>
+        </w:rPr>
+        <w:t xml:space="preserve">Method : post </w:t>
+      </w:r>
+    </w:p>
+    <w:p>
+      <w:pPr>
+        <w:pStyle w:val="ListParagraph"/>
+        <w:numPr>
+          <w:ilvl w:val="0"/>
+          <w:numId w:val="2"/>
+        </w:numPr>
+        <w:rPr>
+          <w:lang w:bidi="ar-EG"/>
+        </w:rPr>
+      </w:pPr>
+      <w:r>
+        <w:rPr>
+          <w:lang w:bidi="ar-EG"/>
+        </w:rPr>
+        <w:t>/api/doctor/add-medical-record</w:t>
       </w:r>
     </w:p>
     <w:p>
@@ -7905,31 +6941,7 @@
           <w:szCs w:val="18"/>
           <w14:ligatures w14:val="none"/>
         </w:rPr>
-        <w:t>"</w:t>
-      </w:r>
-      <w:proofErr w:type="spellStart"/>
-      <w:r>
-        <w:rPr>
-          <w:rFonts w:ascii="Courier New" w:eastAsia="Times New Roman" w:hAnsi="Courier New" w:cs="Courier New"/>
-          <w:color w:val="9CDCFE"/>
-          <w:kern w:val="0"/>
-          <w:sz w:val="18"/>
-          <w:szCs w:val="18"/>
-          <w14:ligatures w14:val="none"/>
-        </w:rPr>
-        <w:t>patientId</w:t>
-      </w:r>
-      <w:proofErr w:type="spellEnd"/>
-      <w:r>
-        <w:rPr>
-          <w:rFonts w:ascii="Courier New" w:eastAsia="Times New Roman" w:hAnsi="Courier New" w:cs="Courier New"/>
-          <w:color w:val="9CDCFE"/>
-          <w:kern w:val="0"/>
-          <w:sz w:val="18"/>
-          <w:szCs w:val="18"/>
-          <w14:ligatures w14:val="none"/>
-        </w:rPr>
-        <w:t>"</w:t>
+        <w:t>"patientId"</w:t>
       </w:r>
       <w:r>
         <w:rPr>
@@ -9132,31 +8144,7 @@
           <w:szCs w:val="18"/>
           <w14:ligatures w14:val="none"/>
         </w:rPr>
-        <w:t>"</w:t>
-      </w:r>
-      <w:proofErr w:type="spellStart"/>
-      <w:r>
-        <w:rPr>
-          <w:rFonts w:ascii="Courier New" w:eastAsia="Times New Roman" w:hAnsi="Courier New" w:cs="Courier New"/>
-          <w:color w:val="9CDCFE"/>
-          <w:kern w:val="0"/>
-          <w:sz w:val="18"/>
-          <w:szCs w:val="18"/>
-          <w14:ligatures w14:val="none"/>
-        </w:rPr>
-        <w:t>nextVisitDate</w:t>
-      </w:r>
-      <w:proofErr w:type="spellEnd"/>
-      <w:r>
-        <w:rPr>
-          <w:rFonts w:ascii="Courier New" w:eastAsia="Times New Roman" w:hAnsi="Courier New" w:cs="Courier New"/>
-          <w:color w:val="9CDCFE"/>
-          <w:kern w:val="0"/>
-          <w:sz w:val="18"/>
-          <w:szCs w:val="18"/>
-          <w14:ligatures w14:val="none"/>
-        </w:rPr>
-        <w:t>"</w:t>
+        <w:t>"nextVisitDate"</w:t>
       </w:r>
       <w:r>
         <w:rPr>
@@ -9241,16 +8229,8 @@
         <w:rPr>
           <w:lang w:bidi="ar-EG"/>
         </w:rPr>
-        <w:t xml:space="preserve">Lab end </w:t>
-      </w:r>
-      <w:proofErr w:type="gramStart"/>
-      <w:r>
-        <w:rPr>
-          <w:lang w:bidi="ar-EG"/>
-        </w:rPr>
-        <w:t>points :</w:t>
-      </w:r>
-      <w:proofErr w:type="gramEnd"/>
+        <w:t>Lab end points :</w:t>
+      </w:r>
     </w:p>
     <w:p>
       <w:pPr>
@@ -9287,94 +8267,62 @@
         <w:rPr>
           <w:lang w:bidi="ar-EG"/>
         </w:rPr>
-        <w:t xml:space="preserve">Add </w:t>
-      </w:r>
-      <w:proofErr w:type="gramStart"/>
-      <w:r>
-        <w:rPr>
-          <w:lang w:bidi="ar-EG"/>
-        </w:rPr>
-        <w:t>test :</w:t>
-      </w:r>
-      <w:proofErr w:type="gramEnd"/>
-    </w:p>
-    <w:p>
-      <w:pPr>
-        <w:pStyle w:val="ListParagraph"/>
-        <w:numPr>
-          <w:ilvl w:val="0"/>
-          <w:numId w:val="2"/>
-        </w:numPr>
-        <w:rPr>
-          <w:lang w:bidi="ar-EG"/>
-        </w:rPr>
-      </w:pPr>
-      <w:proofErr w:type="gramStart"/>
-      <w:r>
-        <w:rPr>
-          <w:lang w:bidi="ar-EG"/>
-        </w:rPr>
-        <w:t>Method :</w:t>
-      </w:r>
-      <w:proofErr w:type="gramEnd"/>
-      <w:r>
-        <w:rPr>
-          <w:lang w:bidi="ar-EG"/>
-        </w:rPr>
-        <w:t xml:space="preserve"> post </w:t>
-      </w:r>
-    </w:p>
-    <w:p>
-      <w:pPr>
-        <w:pStyle w:val="ListParagraph"/>
-        <w:numPr>
-          <w:ilvl w:val="0"/>
-          <w:numId w:val="2"/>
-        </w:numPr>
-        <w:rPr>
-          <w:lang w:bidi="ar-EG"/>
-        </w:rPr>
-      </w:pPr>
-      <w:r>
-        <w:rPr>
-          <w:lang w:bidi="ar-EG"/>
-        </w:rPr>
-        <w:t>/</w:t>
-      </w:r>
-      <w:proofErr w:type="spellStart"/>
-      <w:r>
-        <w:rPr>
-          <w:lang w:bidi="ar-EG"/>
-        </w:rPr>
-        <w:t>api</w:t>
-      </w:r>
-      <w:proofErr w:type="spellEnd"/>
-      <w:r>
-        <w:rPr>
-          <w:lang w:bidi="ar-EG"/>
-        </w:rPr>
-        <w:t>/lab/add-test</w:t>
-      </w:r>
-    </w:p>
-    <w:p>
-      <w:pPr>
-        <w:pStyle w:val="ListParagraph"/>
-        <w:numPr>
-          <w:ilvl w:val="0"/>
-          <w:numId w:val="2"/>
-        </w:numPr>
-        <w:rPr>
-          <w:lang w:bidi="ar-EG"/>
-        </w:rPr>
-      </w:pPr>
-      <w:proofErr w:type="gramStart"/>
+        <w:t>Add test :</w:t>
+      </w:r>
+    </w:p>
+    <w:p>
+      <w:pPr>
+        <w:pStyle w:val="ListParagraph"/>
+        <w:numPr>
+          <w:ilvl w:val="0"/>
+          <w:numId w:val="2"/>
+        </w:numPr>
+        <w:rPr>
+          <w:lang w:bidi="ar-EG"/>
+        </w:rPr>
+      </w:pPr>
+      <w:r>
+        <w:rPr>
+          <w:lang w:bidi="ar-EG"/>
+        </w:rPr>
+        <w:t xml:space="preserve">Method : post </w:t>
+      </w:r>
+    </w:p>
+    <w:p>
+      <w:pPr>
+        <w:pStyle w:val="ListParagraph"/>
+        <w:numPr>
+          <w:ilvl w:val="0"/>
+          <w:numId w:val="2"/>
+        </w:numPr>
+        <w:rPr>
+          <w:lang w:bidi="ar-EG"/>
+        </w:rPr>
+      </w:pPr>
+      <w:r>
+        <w:rPr>
+          <w:lang w:bidi="ar-EG"/>
+        </w:rPr>
+        <w:t>/api/lab/add-test</w:t>
+      </w:r>
+    </w:p>
+    <w:p>
+      <w:pPr>
+        <w:pStyle w:val="ListParagraph"/>
+        <w:numPr>
+          <w:ilvl w:val="0"/>
+          <w:numId w:val="2"/>
+        </w:numPr>
+        <w:rPr>
+          <w:lang w:bidi="ar-EG"/>
+        </w:rPr>
+      </w:pPr>
       <w:r>
         <w:rPr>
           <w:lang w:bidi="ar-EG"/>
         </w:rPr>
         <w:t>Ex :</w:t>
       </w:r>
-      <w:proofErr w:type="gramEnd"/>
     </w:p>
     <w:p>
       <w:pPr>
@@ -9444,31 +8392,7 @@
           <w:szCs w:val="18"/>
           <w14:ligatures w14:val="none"/>
         </w:rPr>
-        <w:t>"</w:t>
-      </w:r>
-      <w:proofErr w:type="spellStart"/>
-      <w:r>
-        <w:rPr>
-          <w:rFonts w:ascii="Courier New" w:eastAsia="Times New Roman" w:hAnsi="Courier New" w:cs="Courier New"/>
-          <w:color w:val="9CDCFE"/>
-          <w:kern w:val="0"/>
-          <w:sz w:val="18"/>
-          <w:szCs w:val="18"/>
-          <w14:ligatures w14:val="none"/>
-        </w:rPr>
-        <w:t>testName</w:t>
-      </w:r>
-      <w:proofErr w:type="spellEnd"/>
-      <w:r>
-        <w:rPr>
-          <w:rFonts w:ascii="Courier New" w:eastAsia="Times New Roman" w:hAnsi="Courier New" w:cs="Courier New"/>
-          <w:color w:val="9CDCFE"/>
-          <w:kern w:val="0"/>
-          <w:sz w:val="18"/>
-          <w:szCs w:val="18"/>
-          <w14:ligatures w14:val="none"/>
-        </w:rPr>
-        <w:t>"</w:t>
+        <w:t>"testName"</w:t>
       </w:r>
       <w:r>
         <w:rPr>
@@ -9639,31 +8563,7 @@
           <w:szCs w:val="18"/>
           <w14:ligatures w14:val="none"/>
         </w:rPr>
-        <w:t>"</w:t>
-      </w:r>
-      <w:proofErr w:type="spellStart"/>
-      <w:r>
-        <w:rPr>
-          <w:rFonts w:ascii="Courier New" w:eastAsia="Times New Roman" w:hAnsi="Courier New" w:cs="Courier New"/>
-          <w:color w:val="9CDCFE"/>
-          <w:kern w:val="0"/>
-          <w:sz w:val="18"/>
-          <w:szCs w:val="18"/>
-          <w14:ligatures w14:val="none"/>
-        </w:rPr>
-        <w:t>estimatedTime</w:t>
-      </w:r>
-      <w:proofErr w:type="spellEnd"/>
-      <w:r>
-        <w:rPr>
-          <w:rFonts w:ascii="Courier New" w:eastAsia="Times New Roman" w:hAnsi="Courier New" w:cs="Courier New"/>
-          <w:color w:val="9CDCFE"/>
-          <w:kern w:val="0"/>
-          <w:sz w:val="18"/>
-          <w:szCs w:val="18"/>
-          <w14:ligatures w14:val="none"/>
-        </w:rPr>
-        <w:t>"</w:t>
+        <w:t>"estimatedTime"</w:t>
       </w:r>
       <w:r>
         <w:rPr>
@@ -9752,73 +8652,43 @@
         <w:rPr>
           <w:lang w:bidi="ar-EG"/>
         </w:rPr>
-        <w:t xml:space="preserve">Get lab’s </w:t>
-      </w:r>
-      <w:proofErr w:type="gramStart"/>
-      <w:r>
-        <w:rPr>
-          <w:lang w:bidi="ar-EG"/>
-        </w:rPr>
-        <w:t>tests :</w:t>
-      </w:r>
-      <w:proofErr w:type="gramEnd"/>
-    </w:p>
-    <w:p>
-      <w:pPr>
-        <w:pStyle w:val="ListParagraph"/>
-        <w:numPr>
-          <w:ilvl w:val="0"/>
-          <w:numId w:val="2"/>
-        </w:numPr>
-        <w:rPr>
-          <w:lang w:bidi="ar-EG"/>
-        </w:rPr>
-      </w:pPr>
-      <w:proofErr w:type="gramStart"/>
-      <w:r>
-        <w:rPr>
-          <w:lang w:bidi="ar-EG"/>
-        </w:rPr>
-        <w:t>Method :</w:t>
-      </w:r>
-      <w:proofErr w:type="gramEnd"/>
-      <w:r>
-        <w:rPr>
-          <w:lang w:bidi="ar-EG"/>
-        </w:rPr>
-        <w:t xml:space="preserve"> get</w:t>
-      </w:r>
-    </w:p>
-    <w:p>
-      <w:pPr>
-        <w:pStyle w:val="ListParagraph"/>
-        <w:numPr>
-          <w:ilvl w:val="0"/>
-          <w:numId w:val="2"/>
-        </w:numPr>
-        <w:rPr>
-          <w:lang w:bidi="ar-EG"/>
-        </w:rPr>
-      </w:pPr>
-      <w:r>
-        <w:rPr>
-          <w:lang w:bidi="ar-EG"/>
-        </w:rPr>
-        <w:t>/</w:t>
-      </w:r>
-      <w:proofErr w:type="spellStart"/>
-      <w:r>
-        <w:rPr>
-          <w:lang w:bidi="ar-EG"/>
-        </w:rPr>
-        <w:t>api</w:t>
-      </w:r>
-      <w:proofErr w:type="spellEnd"/>
-      <w:r>
-        <w:rPr>
-          <w:lang w:bidi="ar-EG"/>
-        </w:rPr>
-        <w:t>/lab/my-tests</w:t>
+        <w:t>Get lab’s tests :</w:t>
+      </w:r>
+    </w:p>
+    <w:p>
+      <w:pPr>
+        <w:pStyle w:val="ListParagraph"/>
+        <w:numPr>
+          <w:ilvl w:val="0"/>
+          <w:numId w:val="2"/>
+        </w:numPr>
+        <w:rPr>
+          <w:lang w:bidi="ar-EG"/>
+        </w:rPr>
+      </w:pPr>
+      <w:r>
+        <w:rPr>
+          <w:lang w:bidi="ar-EG"/>
+        </w:rPr>
+        <w:t>Method : get</w:t>
+      </w:r>
+    </w:p>
+    <w:p>
+      <w:pPr>
+        <w:pStyle w:val="ListParagraph"/>
+        <w:numPr>
+          <w:ilvl w:val="0"/>
+          <w:numId w:val="2"/>
+        </w:numPr>
+        <w:rPr>
+          <w:lang w:bidi="ar-EG"/>
+        </w:rPr>
+      </w:pPr>
+      <w:r>
+        <w:rPr>
+          <w:lang w:bidi="ar-EG"/>
+        </w:rPr>
+        <w:t>/api/lab/my-tests</w:t>
       </w:r>
     </w:p>
     <w:p>
@@ -9843,73 +8713,43 @@
         <w:rPr>
           <w:lang w:bidi="ar-EG"/>
         </w:rPr>
-        <w:t xml:space="preserve">Upload </w:t>
-      </w:r>
-      <w:proofErr w:type="gramStart"/>
-      <w:r>
-        <w:rPr>
-          <w:lang w:bidi="ar-EG"/>
-        </w:rPr>
-        <w:t>result :</w:t>
-      </w:r>
-      <w:proofErr w:type="gramEnd"/>
-    </w:p>
-    <w:p>
-      <w:pPr>
-        <w:pStyle w:val="ListParagraph"/>
-        <w:numPr>
-          <w:ilvl w:val="0"/>
-          <w:numId w:val="2"/>
-        </w:numPr>
-        <w:rPr>
-          <w:lang w:bidi="ar-EG"/>
-        </w:rPr>
-      </w:pPr>
-      <w:proofErr w:type="gramStart"/>
-      <w:r>
-        <w:rPr>
-          <w:lang w:bidi="ar-EG"/>
-        </w:rPr>
-        <w:t>Method :</w:t>
-      </w:r>
-      <w:proofErr w:type="gramEnd"/>
-      <w:r>
-        <w:rPr>
-          <w:lang w:bidi="ar-EG"/>
-        </w:rPr>
-        <w:t xml:space="preserve"> post</w:t>
-      </w:r>
-    </w:p>
-    <w:p>
-      <w:pPr>
-        <w:pStyle w:val="ListParagraph"/>
-        <w:numPr>
-          <w:ilvl w:val="0"/>
-          <w:numId w:val="2"/>
-        </w:numPr>
-        <w:rPr>
-          <w:lang w:bidi="ar-EG"/>
-        </w:rPr>
-      </w:pPr>
-      <w:r>
-        <w:rPr>
-          <w:lang w:bidi="ar-EG"/>
-        </w:rPr>
-        <w:t>/</w:t>
-      </w:r>
-      <w:proofErr w:type="spellStart"/>
-      <w:r>
-        <w:rPr>
-          <w:lang w:bidi="ar-EG"/>
-        </w:rPr>
-        <w:t>api</w:t>
-      </w:r>
-      <w:proofErr w:type="spellEnd"/>
-      <w:r>
-        <w:rPr>
-          <w:lang w:bidi="ar-EG"/>
-        </w:rPr>
-        <w:t>/lab/upload-result</w:t>
+        <w:t>Upload result :</w:t>
+      </w:r>
+    </w:p>
+    <w:p>
+      <w:pPr>
+        <w:pStyle w:val="ListParagraph"/>
+        <w:numPr>
+          <w:ilvl w:val="0"/>
+          <w:numId w:val="2"/>
+        </w:numPr>
+        <w:rPr>
+          <w:lang w:bidi="ar-EG"/>
+        </w:rPr>
+      </w:pPr>
+      <w:r>
+        <w:rPr>
+          <w:lang w:bidi="ar-EG"/>
+        </w:rPr>
+        <w:t>Method : post</w:t>
+      </w:r>
+    </w:p>
+    <w:p>
+      <w:pPr>
+        <w:pStyle w:val="ListParagraph"/>
+        <w:numPr>
+          <w:ilvl w:val="0"/>
+          <w:numId w:val="2"/>
+        </w:numPr>
+        <w:rPr>
+          <w:lang w:bidi="ar-EG"/>
+        </w:rPr>
+      </w:pPr>
+      <w:r>
+        <w:rPr>
+          <w:lang w:bidi="ar-EG"/>
+        </w:rPr>
+        <w:t>/api/lab/upload-result</w:t>
       </w:r>
     </w:p>
     <w:p>
@@ -10019,90 +8859,44 @@
         <w:rPr>
           <w:lang w:bidi="ar-EG"/>
         </w:rPr>
-        <w:t xml:space="preserve">Get patient </w:t>
-      </w:r>
-      <w:proofErr w:type="gramStart"/>
-      <w:r>
-        <w:rPr>
-          <w:lang w:bidi="ar-EG"/>
-        </w:rPr>
-        <w:t>result :</w:t>
-      </w:r>
-      <w:proofErr w:type="gramEnd"/>
-    </w:p>
-    <w:p>
-      <w:pPr>
-        <w:pStyle w:val="ListParagraph"/>
-        <w:numPr>
-          <w:ilvl w:val="0"/>
-          <w:numId w:val="2"/>
-        </w:numPr>
-        <w:rPr>
-          <w:lang w:bidi="ar-EG"/>
-        </w:rPr>
-      </w:pPr>
-      <w:proofErr w:type="gramStart"/>
-      <w:r>
-        <w:rPr>
-          <w:lang w:bidi="ar-EG"/>
-        </w:rPr>
-        <w:t>Method :</w:t>
-      </w:r>
-      <w:proofErr w:type="gramEnd"/>
-      <w:r>
-        <w:rPr>
-          <w:lang w:bidi="ar-EG"/>
-        </w:rPr>
-        <w:t xml:space="preserve"> get </w:t>
-      </w:r>
-    </w:p>
-    <w:p>
-      <w:pPr>
-        <w:pStyle w:val="ListParagraph"/>
-        <w:numPr>
-          <w:ilvl w:val="0"/>
-          <w:numId w:val="2"/>
-        </w:numPr>
-        <w:rPr>
-          <w:lang w:bidi="ar-EG"/>
-        </w:rPr>
-      </w:pPr>
-      <w:r>
-        <w:rPr>
-          <w:lang w:bidi="ar-EG"/>
-        </w:rPr>
-        <w:t>/</w:t>
-      </w:r>
-      <w:proofErr w:type="spellStart"/>
-      <w:r>
-        <w:rPr>
-          <w:lang w:bidi="ar-EG"/>
-        </w:rPr>
-        <w:t>api</w:t>
-      </w:r>
-      <w:proofErr w:type="spellEnd"/>
-      <w:r>
-        <w:rPr>
-          <w:lang w:bidi="ar-EG"/>
-        </w:rPr>
-        <w:t>/lab/patient-results</w:t>
-      </w:r>
-      <w:proofErr w:type="gramStart"/>
-      <w:r>
-        <w:rPr>
-          <w:lang w:bidi="ar-EG"/>
-        </w:rPr>
-        <w:t>/:</w:t>
-      </w:r>
-      <w:proofErr w:type="spellStart"/>
-      <w:r>
-        <w:rPr>
-          <w:lang w:bidi="ar-EG"/>
-        </w:rPr>
-        <w:t>patientId</w:t>
-      </w:r>
-      <w:proofErr w:type="spellEnd"/>
-      <w:proofErr w:type="gramEnd"/>
+        <w:t>Get patient result :</w:t>
+      </w:r>
+    </w:p>
+    <w:p>
+      <w:pPr>
+        <w:pStyle w:val="ListParagraph"/>
+        <w:numPr>
+          <w:ilvl w:val="0"/>
+          <w:numId w:val="2"/>
+        </w:numPr>
+        <w:rPr>
+          <w:lang w:bidi="ar-EG"/>
+        </w:rPr>
+      </w:pPr>
+      <w:r>
+        <w:rPr>
+          <w:lang w:bidi="ar-EG"/>
+        </w:rPr>
+        <w:t xml:space="preserve">Method : get </w:t>
+      </w:r>
+    </w:p>
+    <w:p>
+      <w:pPr>
+        <w:pStyle w:val="ListParagraph"/>
+        <w:numPr>
+          <w:ilvl w:val="0"/>
+          <w:numId w:val="2"/>
+        </w:numPr>
+        <w:rPr>
+          <w:lang w:bidi="ar-EG"/>
+        </w:rPr>
+      </w:pPr>
+      <w:r>
+        <w:rPr>
+          <w:lang w:bidi="ar-EG"/>
+        </w:rPr>
+        <w:t>/api/lab/patient-results/:patientId</w:t>
+      </w:r>
     </w:p>
     <w:p>
       <w:pPr>
@@ -10126,49 +8920,31 @@
         </w:numPr>
       </w:pPr>
       <w:r>
-        <w:t xml:space="preserve">Get </w:t>
-      </w:r>
-      <w:proofErr w:type="gramStart"/>
-      <w:r>
-        <w:t>stock :</w:t>
-      </w:r>
-      <w:proofErr w:type="gramEnd"/>
-    </w:p>
-    <w:p>
-      <w:pPr>
-        <w:pStyle w:val="ListParagraph"/>
-        <w:numPr>
-          <w:ilvl w:val="0"/>
-          <w:numId w:val="2"/>
-        </w:numPr>
-      </w:pPr>
-      <w:proofErr w:type="gramStart"/>
-      <w:r>
-        <w:t>Method :</w:t>
-      </w:r>
-      <w:proofErr w:type="gramEnd"/>
-      <w:r>
-        <w:t xml:space="preserve"> get</w:t>
-      </w:r>
-    </w:p>
-    <w:p>
-      <w:pPr>
-        <w:pStyle w:val="ListParagraph"/>
-        <w:numPr>
-          <w:ilvl w:val="0"/>
-          <w:numId w:val="2"/>
-        </w:numPr>
-      </w:pPr>
-      <w:r>
-        <w:t>/</w:t>
-      </w:r>
-      <w:proofErr w:type="spellStart"/>
-      <w:r>
-        <w:t>api</w:t>
-      </w:r>
-      <w:proofErr w:type="spellEnd"/>
-      <w:r>
-        <w:t>/pharmacy/stock</w:t>
+        <w:t>Get stock :</w:t>
+      </w:r>
+    </w:p>
+    <w:p>
+      <w:pPr>
+        <w:pStyle w:val="ListParagraph"/>
+        <w:numPr>
+          <w:ilvl w:val="0"/>
+          <w:numId w:val="2"/>
+        </w:numPr>
+      </w:pPr>
+      <w:r>
+        <w:t>Method : get</w:t>
+      </w:r>
+    </w:p>
+    <w:p>
+      <w:pPr>
+        <w:pStyle w:val="ListParagraph"/>
+        <w:numPr>
+          <w:ilvl w:val="0"/>
+          <w:numId w:val="2"/>
+        </w:numPr>
+      </w:pPr>
+      <w:r>
+        <w:t>/api/pharmacy/stock</w:t>
       </w:r>
     </w:p>
     <w:p>
@@ -10185,64 +8961,44 @@
         </w:numPr>
       </w:pPr>
       <w:r>
-        <w:t xml:space="preserve">Add </w:t>
-      </w:r>
-      <w:proofErr w:type="gramStart"/>
-      <w:r>
-        <w:t>medicine :</w:t>
-      </w:r>
-      <w:proofErr w:type="gramEnd"/>
-    </w:p>
-    <w:p>
-      <w:pPr>
-        <w:pStyle w:val="ListParagraph"/>
-        <w:numPr>
-          <w:ilvl w:val="0"/>
-          <w:numId w:val="2"/>
-        </w:numPr>
-      </w:pPr>
-      <w:proofErr w:type="gramStart"/>
-      <w:r>
-        <w:t>Method :</w:t>
-      </w:r>
-      <w:proofErr w:type="gramEnd"/>
-      <w:r>
-        <w:t xml:space="preserve"> post</w:t>
-      </w:r>
-    </w:p>
-    <w:p>
-      <w:pPr>
-        <w:pStyle w:val="ListParagraph"/>
-        <w:numPr>
-          <w:ilvl w:val="0"/>
-          <w:numId w:val="2"/>
-        </w:numPr>
-      </w:pPr>
-      <w:r>
-        <w:t>/</w:t>
-      </w:r>
-      <w:proofErr w:type="spellStart"/>
-      <w:r>
-        <w:t>api</w:t>
-      </w:r>
-      <w:proofErr w:type="spellEnd"/>
-      <w:r>
-        <w:t>/pharmacy/add-medicine</w:t>
-      </w:r>
-    </w:p>
-    <w:p>
-      <w:pPr>
-        <w:pStyle w:val="ListParagraph"/>
-        <w:numPr>
-          <w:ilvl w:val="0"/>
-          <w:numId w:val="2"/>
-        </w:numPr>
-      </w:pPr>
-      <w:proofErr w:type="gramStart"/>
+        <w:t>Add medicine :</w:t>
+      </w:r>
+    </w:p>
+    <w:p>
+      <w:pPr>
+        <w:pStyle w:val="ListParagraph"/>
+        <w:numPr>
+          <w:ilvl w:val="0"/>
+          <w:numId w:val="2"/>
+        </w:numPr>
+      </w:pPr>
+      <w:r>
+        <w:t>Method : post</w:t>
+      </w:r>
+    </w:p>
+    <w:p>
+      <w:pPr>
+        <w:pStyle w:val="ListParagraph"/>
+        <w:numPr>
+          <w:ilvl w:val="0"/>
+          <w:numId w:val="2"/>
+        </w:numPr>
+      </w:pPr>
+      <w:r>
+        <w:t>/api/pharmacy/add-medicine</w:t>
+      </w:r>
+    </w:p>
+    <w:p>
+      <w:pPr>
+        <w:pStyle w:val="ListParagraph"/>
+        <w:numPr>
+          <w:ilvl w:val="0"/>
+          <w:numId w:val="2"/>
+        </w:numPr>
+      </w:pPr>
       <w:r>
         <w:t>Ex :</w:t>
       </w:r>
-      <w:proofErr w:type="gramEnd"/>
     </w:p>
     <w:p>
       <w:pPr>
@@ -10313,31 +9069,7 @@
           <w:szCs w:val="18"/>
           <w14:ligatures w14:val="none"/>
         </w:rPr>
-        <w:t>"</w:t>
-      </w:r>
-      <w:proofErr w:type="spellStart"/>
-      <w:r>
-        <w:rPr>
-          <w:rFonts w:ascii="Courier New" w:eastAsia="Times New Roman" w:hAnsi="Courier New" w:cs="Courier New"/>
-          <w:color w:val="9CDCFE"/>
-          <w:kern w:val="0"/>
-          <w:sz w:val="18"/>
-          <w:szCs w:val="18"/>
-          <w14:ligatures w14:val="none"/>
-        </w:rPr>
-        <w:t>medicineName</w:t>
-      </w:r>
-      <w:proofErr w:type="spellEnd"/>
-      <w:r>
-        <w:rPr>
-          <w:rFonts w:ascii="Courier New" w:eastAsia="Times New Roman" w:hAnsi="Courier New" w:cs="Courier New"/>
-          <w:color w:val="9CDCFE"/>
-          <w:kern w:val="0"/>
-          <w:sz w:val="18"/>
-          <w:szCs w:val="18"/>
-          <w14:ligatures w14:val="none"/>
-        </w:rPr>
-        <w:t>"</w:t>
+        <w:t>"medicineName"</w:t>
       </w:r>
       <w:r>
         <w:rPr>
@@ -10615,31 +9347,7 @@
           <w:szCs w:val="18"/>
           <w14:ligatures w14:val="none"/>
         </w:rPr>
-        <w:t>"</w:t>
-      </w:r>
-      <w:proofErr w:type="spellStart"/>
-      <w:r>
-        <w:rPr>
-          <w:rFonts w:ascii="Courier New" w:eastAsia="Times New Roman" w:hAnsi="Courier New" w:cs="Courier New"/>
-          <w:color w:val="9CDCFE"/>
-          <w:kern w:val="0"/>
-          <w:sz w:val="18"/>
-          <w:szCs w:val="18"/>
-          <w14:ligatures w14:val="none"/>
-        </w:rPr>
-        <w:t>expirationDate</w:t>
-      </w:r>
-      <w:proofErr w:type="spellEnd"/>
-      <w:r>
-        <w:rPr>
-          <w:rFonts w:ascii="Courier New" w:eastAsia="Times New Roman" w:hAnsi="Courier New" w:cs="Courier New"/>
-          <w:color w:val="9CDCFE"/>
-          <w:kern w:val="0"/>
-          <w:sz w:val="18"/>
-          <w:szCs w:val="18"/>
-          <w14:ligatures w14:val="none"/>
-        </w:rPr>
-        <w:t>"</w:t>
+        <w:t>"expirationDate"</w:t>
       </w:r>
       <w:r>
         <w:rPr>
@@ -10923,69 +9631,47 @@
         </w:numPr>
       </w:pPr>
       <w:r>
-        <w:t xml:space="preserve">Update </w:t>
-      </w:r>
-      <w:proofErr w:type="gramStart"/>
-      <w:r>
-        <w:t>medicine :</w:t>
-      </w:r>
-      <w:proofErr w:type="gramEnd"/>
-    </w:p>
-    <w:p>
-      <w:pPr>
-        <w:pStyle w:val="ListParagraph"/>
-        <w:numPr>
-          <w:ilvl w:val="0"/>
-          <w:numId w:val="2"/>
-        </w:numPr>
-      </w:pPr>
-      <w:proofErr w:type="gramStart"/>
-      <w:r>
-        <w:t>Method :</w:t>
-      </w:r>
-      <w:proofErr w:type="gramEnd"/>
-      <w:r>
-        <w:t xml:space="preserve"> put</w:t>
-      </w:r>
-    </w:p>
-    <w:p>
-      <w:pPr>
-        <w:pStyle w:val="ListParagraph"/>
-        <w:numPr>
-          <w:ilvl w:val="0"/>
-          <w:numId w:val="2"/>
-        </w:numPr>
-      </w:pPr>
-      <w:r>
-        <w:t>/</w:t>
-      </w:r>
-      <w:proofErr w:type="spellStart"/>
-      <w:r>
-        <w:t>api</w:t>
-      </w:r>
-      <w:proofErr w:type="spellEnd"/>
-      <w:r>
-        <w:t>/pharmacy/update-medicine/</w:t>
-      </w:r>
-      <w:proofErr w:type="spellStart"/>
+        <w:t>Update medicine :</w:t>
+      </w:r>
+    </w:p>
+    <w:p>
+      <w:pPr>
+        <w:pStyle w:val="ListParagraph"/>
+        <w:numPr>
+          <w:ilvl w:val="0"/>
+          <w:numId w:val="2"/>
+        </w:numPr>
+      </w:pPr>
+      <w:r>
+        <w:t>Method : put</w:t>
+      </w:r>
+    </w:p>
+    <w:p>
+      <w:pPr>
+        <w:pStyle w:val="ListParagraph"/>
+        <w:numPr>
+          <w:ilvl w:val="0"/>
+          <w:numId w:val="2"/>
+        </w:numPr>
+      </w:pPr>
+      <w:r>
+        <w:t>/api/pharmacy/update-medicine/</w:t>
+      </w:r>
       <w:r>
         <w:t>medicineId</w:t>
       </w:r>
-      <w:proofErr w:type="spellEnd"/>
-    </w:p>
-    <w:p>
-      <w:pPr>
-        <w:pStyle w:val="ListParagraph"/>
-        <w:numPr>
-          <w:ilvl w:val="0"/>
-          <w:numId w:val="2"/>
-        </w:numPr>
-      </w:pPr>
-      <w:proofErr w:type="gramStart"/>
+    </w:p>
+    <w:p>
+      <w:pPr>
+        <w:pStyle w:val="ListParagraph"/>
+        <w:numPr>
+          <w:ilvl w:val="0"/>
+          <w:numId w:val="2"/>
+        </w:numPr>
+      </w:pPr>
       <w:r>
         <w:t>Ex :</w:t>
       </w:r>
-      <w:proofErr w:type="gramEnd"/>
     </w:p>
     <w:p>
       <w:pPr>
@@ -11174,55 +9860,35 @@
         </w:numPr>
       </w:pPr>
       <w:r>
-        <w:t xml:space="preserve">Delete </w:t>
-      </w:r>
-      <w:proofErr w:type="gramStart"/>
-      <w:r>
-        <w:t>medicine :</w:t>
-      </w:r>
-      <w:proofErr w:type="gramEnd"/>
-    </w:p>
-    <w:p>
-      <w:pPr>
-        <w:pStyle w:val="ListParagraph"/>
-        <w:numPr>
-          <w:ilvl w:val="0"/>
-          <w:numId w:val="2"/>
-        </w:numPr>
-      </w:pPr>
-      <w:proofErr w:type="gramStart"/>
-      <w:r>
-        <w:t>Method :</w:t>
-      </w:r>
-      <w:proofErr w:type="gramEnd"/>
-      <w:r>
-        <w:t xml:space="preserve"> delete</w:t>
-      </w:r>
-    </w:p>
-    <w:p>
-      <w:pPr>
-        <w:pStyle w:val="ListParagraph"/>
-        <w:numPr>
-          <w:ilvl w:val="0"/>
-          <w:numId w:val="2"/>
-        </w:numPr>
-      </w:pPr>
-      <w:r>
-        <w:t>/</w:t>
-      </w:r>
-      <w:proofErr w:type="spellStart"/>
-      <w:r>
-        <w:t>api</w:t>
-      </w:r>
-      <w:proofErr w:type="spellEnd"/>
-      <w:r>
-        <w:t>/pharmacy/delete-medicine/</w:t>
-      </w:r>
-      <w:proofErr w:type="spellStart"/>
+        <w:t>Delete medicine :</w:t>
+      </w:r>
+    </w:p>
+    <w:p>
+      <w:pPr>
+        <w:pStyle w:val="ListParagraph"/>
+        <w:numPr>
+          <w:ilvl w:val="0"/>
+          <w:numId w:val="2"/>
+        </w:numPr>
+      </w:pPr>
+      <w:r>
+        <w:t>Method : delete</w:t>
+      </w:r>
+    </w:p>
+    <w:p>
+      <w:pPr>
+        <w:pStyle w:val="ListParagraph"/>
+        <w:numPr>
+          <w:ilvl w:val="0"/>
+          <w:numId w:val="2"/>
+        </w:numPr>
+      </w:pPr>
+      <w:r>
+        <w:t>/api/pharmacy/delete-medicine/</w:t>
+      </w:r>
       <w:r>
         <w:t>medicineId</w:t>
       </w:r>
-      <w:proofErr w:type="spellEnd"/>
     </w:p>
     <w:p>
       <w:pPr>
@@ -11245,57 +9911,31 @@
         </w:numPr>
       </w:pPr>
       <w:r>
-        <w:t xml:space="preserve">Search for </w:t>
-      </w:r>
-      <w:proofErr w:type="gramStart"/>
-      <w:r>
-        <w:t>medicine :</w:t>
-      </w:r>
-      <w:proofErr w:type="gramEnd"/>
-    </w:p>
-    <w:p>
-      <w:pPr>
-        <w:pStyle w:val="ListParagraph"/>
-        <w:numPr>
-          <w:ilvl w:val="0"/>
-          <w:numId w:val="2"/>
-        </w:numPr>
-      </w:pPr>
-      <w:proofErr w:type="gramStart"/>
-      <w:r>
-        <w:t>Method :</w:t>
-      </w:r>
-      <w:proofErr w:type="gramEnd"/>
-      <w:r>
-        <w:t xml:space="preserve"> get</w:t>
-      </w:r>
-    </w:p>
-    <w:p>
-      <w:pPr>
-        <w:pStyle w:val="ListParagraph"/>
-        <w:numPr>
-          <w:ilvl w:val="0"/>
-          <w:numId w:val="2"/>
-        </w:numPr>
-      </w:pPr>
-      <w:r>
-        <w:t>/</w:t>
-      </w:r>
-      <w:proofErr w:type="spellStart"/>
-      <w:r>
-        <w:t>api</w:t>
-      </w:r>
-      <w:proofErr w:type="spellEnd"/>
-      <w:r>
-        <w:t>/pharmacy/</w:t>
-      </w:r>
-      <w:proofErr w:type="spellStart"/>
-      <w:r>
-        <w:t>search?name</w:t>
-      </w:r>
-      <w:proofErr w:type="spellEnd"/>
-      <w:r>
-        <w:t>=</w:t>
+        <w:t>Search for medicine :</w:t>
+      </w:r>
+    </w:p>
+    <w:p>
+      <w:pPr>
+        <w:pStyle w:val="ListParagraph"/>
+        <w:numPr>
+          <w:ilvl w:val="0"/>
+          <w:numId w:val="2"/>
+        </w:numPr>
+      </w:pPr>
+      <w:r>
+        <w:t>Method : get</w:t>
+      </w:r>
+    </w:p>
+    <w:p>
+      <w:pPr>
+        <w:pStyle w:val="ListParagraph"/>
+        <w:numPr>
+          <w:ilvl w:val="0"/>
+          <w:numId w:val="2"/>
+        </w:numPr>
+      </w:pPr>
+      <w:r>
+        <w:t>/api/pharmacy/search?name=</w:t>
       </w:r>
       <w:r>
         <w:t>XXX</w:t>
@@ -11374,48 +10014,33 @@
           <w:numId w:val="2"/>
         </w:numPr>
       </w:pPr>
-      <w:proofErr w:type="gramStart"/>
-      <w:r>
-        <w:t>method :</w:t>
-      </w:r>
-      <w:proofErr w:type="gramEnd"/>
-      <w:r>
-        <w:t xml:space="preserve"> post</w:t>
-      </w:r>
-    </w:p>
-    <w:p>
-      <w:pPr>
-        <w:pStyle w:val="ListParagraph"/>
-        <w:numPr>
-          <w:ilvl w:val="0"/>
-          <w:numId w:val="2"/>
-        </w:numPr>
-      </w:pPr>
-      <w:r>
-        <w:t>/</w:t>
-      </w:r>
-      <w:proofErr w:type="spellStart"/>
-      <w:r>
-        <w:t>api</w:t>
-      </w:r>
-      <w:proofErr w:type="spellEnd"/>
-      <w:r>
-        <w:t>/pharmacy/dispense</w:t>
-      </w:r>
-    </w:p>
-    <w:p>
-      <w:pPr>
-        <w:pStyle w:val="ListParagraph"/>
-        <w:numPr>
-          <w:ilvl w:val="0"/>
-          <w:numId w:val="2"/>
-        </w:numPr>
-      </w:pPr>
-      <w:proofErr w:type="gramStart"/>
+      <w:r>
+        <w:t>method : post</w:t>
+      </w:r>
+    </w:p>
+    <w:p>
+      <w:pPr>
+        <w:pStyle w:val="ListParagraph"/>
+        <w:numPr>
+          <w:ilvl w:val="0"/>
+          <w:numId w:val="2"/>
+        </w:numPr>
+      </w:pPr>
+      <w:r>
+        <w:t>/api/pharmacy/dispense</w:t>
+      </w:r>
+    </w:p>
+    <w:p>
+      <w:pPr>
+        <w:pStyle w:val="ListParagraph"/>
+        <w:numPr>
+          <w:ilvl w:val="0"/>
+          <w:numId w:val="2"/>
+        </w:numPr>
+      </w:pPr>
       <w:r>
         <w:t>Ex :</w:t>
       </w:r>
-      <w:proofErr w:type="gramEnd"/>
     </w:p>
     <w:p>
       <w:pPr>
@@ -11485,31 +10110,7 @@
           <w:szCs w:val="18"/>
           <w14:ligatures w14:val="none"/>
         </w:rPr>
-        <w:t>"</w:t>
-      </w:r>
-      <w:proofErr w:type="spellStart"/>
-      <w:r>
-        <w:rPr>
-          <w:rFonts w:ascii="Courier New" w:eastAsia="Times New Roman" w:hAnsi="Courier New" w:cs="Courier New"/>
-          <w:color w:val="9CDCFE"/>
-          <w:kern w:val="0"/>
-          <w:sz w:val="18"/>
-          <w:szCs w:val="18"/>
-          <w14:ligatures w14:val="none"/>
-        </w:rPr>
-        <w:t>stockId</w:t>
-      </w:r>
-      <w:proofErr w:type="spellEnd"/>
-      <w:r>
-        <w:rPr>
-          <w:rFonts w:ascii="Courier New" w:eastAsia="Times New Roman" w:hAnsi="Courier New" w:cs="Courier New"/>
-          <w:color w:val="9CDCFE"/>
-          <w:kern w:val="0"/>
-          <w:sz w:val="18"/>
-          <w:szCs w:val="18"/>
-          <w14:ligatures w14:val="none"/>
-        </w:rPr>
-        <w:t>"</w:t>
+        <w:t>"stockId"</w:t>
       </w:r>
       <w:r>
         <w:rPr>
@@ -11594,31 +10195,7 @@
           <w:szCs w:val="18"/>
           <w14:ligatures w14:val="none"/>
         </w:rPr>
-        <w:t>"</w:t>
-      </w:r>
-      <w:proofErr w:type="spellStart"/>
-      <w:r>
-        <w:rPr>
-          <w:rFonts w:ascii="Courier New" w:eastAsia="Times New Roman" w:hAnsi="Courier New" w:cs="Courier New"/>
-          <w:color w:val="9CDCFE"/>
-          <w:kern w:val="0"/>
-          <w:sz w:val="18"/>
-          <w:szCs w:val="18"/>
-          <w14:ligatures w14:val="none"/>
-        </w:rPr>
-        <w:t>quantityToDispense</w:t>
-      </w:r>
-      <w:proofErr w:type="spellEnd"/>
-      <w:r>
-        <w:rPr>
-          <w:rFonts w:ascii="Courier New" w:eastAsia="Times New Roman" w:hAnsi="Courier New" w:cs="Courier New"/>
-          <w:color w:val="9CDCFE"/>
-          <w:kern w:val="0"/>
-          <w:sz w:val="18"/>
-          <w:szCs w:val="18"/>
-          <w14:ligatures w14:val="none"/>
-        </w:rPr>
-        <w:t>"</w:t>
+        <w:t>"quantityToDispense"</w:t>
       </w:r>
       <w:r>
         <w:rPr>
@@ -11707,29 +10284,19 @@
         </w:numPr>
       </w:pPr>
       <w:r>
-        <w:t xml:space="preserve">Add new </w:t>
-      </w:r>
-      <w:proofErr w:type="gramStart"/>
-      <w:r>
-        <w:t>clinic :</w:t>
-      </w:r>
-      <w:proofErr w:type="gramEnd"/>
-    </w:p>
-    <w:p>
-      <w:pPr>
-        <w:pStyle w:val="ListParagraph"/>
-        <w:numPr>
-          <w:ilvl w:val="0"/>
-          <w:numId w:val="2"/>
-        </w:numPr>
-      </w:pPr>
-      <w:proofErr w:type="gramStart"/>
-      <w:r>
-        <w:t>Method :</w:t>
-      </w:r>
-      <w:proofErr w:type="gramEnd"/>
-      <w:r>
-        <w:t xml:space="preserve"> post </w:t>
+        <w:t>Add new clinic :</w:t>
+      </w:r>
+    </w:p>
+    <w:p>
+      <w:pPr>
+        <w:pStyle w:val="ListParagraph"/>
+        <w:numPr>
+          <w:ilvl w:val="0"/>
+          <w:numId w:val="2"/>
+        </w:numPr>
+      </w:pPr>
+      <w:r>
+        <w:t xml:space="preserve">Method : post </w:t>
       </w:r>
     </w:p>
     <w:p>
@@ -11743,15 +10310,8 @@
       <w:r>
         <w:t>/</w:t>
       </w:r>
-      <w:proofErr w:type="spellStart"/>
-      <w:proofErr w:type="gramStart"/>
-      <w:r>
-        <w:t>api</w:t>
-      </w:r>
-      <w:proofErr w:type="spellEnd"/>
-      <w:proofErr w:type="gramEnd"/>
-      <w:r>
-        <w:t>/clinic/</w:t>
+      <w:r>
+        <w:t>api/clinic/</w:t>
       </w:r>
     </w:p>
     <w:p>
@@ -12125,7 +10685,6 @@
         </w:rPr>
         <w:t xml:space="preserve"> </w:t>
       </w:r>
-      <w:proofErr w:type="gramStart"/>
       <w:r>
         <w:rPr>
           <w:rFonts w:ascii="Courier New" w:eastAsia="Times New Roman" w:hAnsi="Courier New" w:cs="Courier New"/>
@@ -12157,19 +10716,7 @@
           <w:szCs w:val="18"/>
           <w14:ligatures w14:val="none"/>
         </w:rPr>
-        <w:t>"</w:t>
-      </w:r>
-      <w:proofErr w:type="gramEnd"/>
-      <w:r>
-        <w:rPr>
-          <w:rFonts w:ascii="Courier New" w:eastAsia="Times New Roman" w:hAnsi="Courier New" w:cs="Courier New"/>
-          <w:color w:val="9CDCFE"/>
-          <w:kern w:val="0"/>
-          <w:sz w:val="18"/>
-          <w:szCs w:val="18"/>
-          <w14:ligatures w14:val="none"/>
-        </w:rPr>
-        <w:t>coordinates"</w:t>
+        <w:t>"coordinates"</w:t>
       </w:r>
       <w:r>
         <w:rPr>
@@ -12320,31 +10867,7 @@
           <w:szCs w:val="18"/>
           <w14:ligatures w14:val="none"/>
         </w:rPr>
-        <w:t>"</w:t>
-      </w:r>
-      <w:proofErr w:type="spellStart"/>
-      <w:r>
-        <w:rPr>
-          <w:rFonts w:ascii="Courier New" w:eastAsia="Times New Roman" w:hAnsi="Courier New" w:cs="Courier New"/>
-          <w:color w:val="9CDCFE"/>
-          <w:kern w:val="0"/>
-          <w:sz w:val="18"/>
-          <w:szCs w:val="18"/>
-          <w14:ligatures w14:val="none"/>
-        </w:rPr>
-        <w:t>daysOfWeek</w:t>
-      </w:r>
-      <w:proofErr w:type="spellEnd"/>
-      <w:r>
-        <w:rPr>
-          <w:rFonts w:ascii="Courier New" w:eastAsia="Times New Roman" w:hAnsi="Courier New" w:cs="Courier New"/>
-          <w:color w:val="9CDCFE"/>
-          <w:kern w:val="0"/>
-          <w:sz w:val="18"/>
-          <w:szCs w:val="18"/>
-          <w14:ligatures w14:val="none"/>
-        </w:rPr>
-        <w:t>"</w:t>
+        <w:t>"daysOfWeek"</w:t>
       </w:r>
       <w:r>
         <w:rPr>
@@ -12409,7 +10932,6 @@
         </w:rPr>
         <w:t xml:space="preserve">    </w:t>
       </w:r>
-      <w:proofErr w:type="gramStart"/>
       <w:r>
         <w:rPr>
           <w:rFonts w:ascii="Courier New" w:eastAsia="Times New Roman" w:hAnsi="Courier New" w:cs="Courier New"/>
@@ -12441,19 +10963,7 @@
           <w:szCs w:val="18"/>
           <w14:ligatures w14:val="none"/>
         </w:rPr>
-        <w:t>"</w:t>
-      </w:r>
-      <w:proofErr w:type="gramEnd"/>
-      <w:r>
-        <w:rPr>
-          <w:rFonts w:ascii="Courier New" w:eastAsia="Times New Roman" w:hAnsi="Courier New" w:cs="Courier New"/>
-          <w:color w:val="9CDCFE"/>
-          <w:kern w:val="0"/>
-          <w:sz w:val="18"/>
-          <w:szCs w:val="18"/>
-          <w14:ligatures w14:val="none"/>
-        </w:rPr>
-        <w:t>day"</w:t>
+        <w:t>"day"</w:t>
       </w:r>
       <w:r>
         <w:rPr>
@@ -12673,7 +11183,6 @@
         <w:lastRenderedPageBreak/>
         <w:t xml:space="preserve">    </w:t>
       </w:r>
-      <w:proofErr w:type="gramStart"/>
       <w:r>
         <w:rPr>
           <w:rFonts w:ascii="Courier New" w:eastAsia="Times New Roman" w:hAnsi="Courier New" w:cs="Courier New"/>
@@ -12705,19 +11214,7 @@
           <w:szCs w:val="18"/>
           <w14:ligatures w14:val="none"/>
         </w:rPr>
-        <w:t>"</w:t>
-      </w:r>
-      <w:proofErr w:type="gramEnd"/>
-      <w:r>
-        <w:rPr>
-          <w:rFonts w:ascii="Courier New" w:eastAsia="Times New Roman" w:hAnsi="Courier New" w:cs="Courier New"/>
-          <w:color w:val="9CDCFE"/>
-          <w:kern w:val="0"/>
-          <w:sz w:val="18"/>
-          <w:szCs w:val="18"/>
-          <w14:ligatures w14:val="none"/>
-        </w:rPr>
-        <w:t>day"</w:t>
+        <w:t>"day"</w:t>
       </w:r>
       <w:r>
         <w:rPr>
@@ -12986,31 +11483,7 @@
           <w:szCs w:val="18"/>
           <w14:ligatures w14:val="none"/>
         </w:rPr>
-        <w:t>"</w:t>
-      </w:r>
-      <w:proofErr w:type="spellStart"/>
-      <w:r>
-        <w:rPr>
-          <w:rFonts w:ascii="Courier New" w:eastAsia="Times New Roman" w:hAnsi="Courier New" w:cs="Courier New"/>
-          <w:color w:val="9CDCFE"/>
-          <w:kern w:val="0"/>
-          <w:sz w:val="18"/>
-          <w:szCs w:val="18"/>
-          <w14:ligatures w14:val="none"/>
-        </w:rPr>
-        <w:t>dailyCapacity</w:t>
-      </w:r>
-      <w:proofErr w:type="spellEnd"/>
-      <w:r>
-        <w:rPr>
-          <w:rFonts w:ascii="Courier New" w:eastAsia="Times New Roman" w:hAnsi="Courier New" w:cs="Courier New"/>
-          <w:color w:val="9CDCFE"/>
-          <w:kern w:val="0"/>
-          <w:sz w:val="18"/>
-          <w:szCs w:val="18"/>
-          <w14:ligatures w14:val="none"/>
-        </w:rPr>
-        <w:t>"</w:t>
+        <w:t>"dailyCapacity"</w:t>
       </w:r>
       <w:r>
         <w:rPr>
@@ -13095,31 +11568,7 @@
           <w:szCs w:val="18"/>
           <w14:ligatures w14:val="none"/>
         </w:rPr>
-        <w:t>"</w:t>
-      </w:r>
-      <w:proofErr w:type="spellStart"/>
-      <w:r>
-        <w:rPr>
-          <w:rFonts w:ascii="Courier New" w:eastAsia="Times New Roman" w:hAnsi="Courier New" w:cs="Courier New"/>
-          <w:color w:val="9CDCFE"/>
-          <w:kern w:val="0"/>
-          <w:sz w:val="18"/>
-          <w:szCs w:val="18"/>
-          <w14:ligatures w14:val="none"/>
-        </w:rPr>
-        <w:t>slotDuration</w:t>
-      </w:r>
-      <w:proofErr w:type="spellEnd"/>
-      <w:r>
-        <w:rPr>
-          <w:rFonts w:ascii="Courier New" w:eastAsia="Times New Roman" w:hAnsi="Courier New" w:cs="Courier New"/>
-          <w:color w:val="9CDCFE"/>
-          <w:kern w:val="0"/>
-          <w:sz w:val="18"/>
-          <w:szCs w:val="18"/>
-          <w14:ligatures w14:val="none"/>
-        </w:rPr>
-        <w:t>"</w:t>
+        <w:t>"slotDuration"</w:t>
       </w:r>
       <w:r>
         <w:rPr>
@@ -13204,31 +11653,7 @@
           <w:szCs w:val="18"/>
           <w14:ligatures w14:val="none"/>
         </w:rPr>
-        <w:t>"</w:t>
-      </w:r>
-      <w:proofErr w:type="spellStart"/>
-      <w:r>
-        <w:rPr>
-          <w:rFonts w:ascii="Courier New" w:eastAsia="Times New Roman" w:hAnsi="Courier New" w:cs="Courier New"/>
-          <w:color w:val="9CDCFE"/>
-          <w:kern w:val="0"/>
-          <w:sz w:val="18"/>
-          <w:szCs w:val="18"/>
-          <w14:ligatures w14:val="none"/>
-        </w:rPr>
-        <w:t>capacityPerSlot</w:t>
-      </w:r>
-      <w:proofErr w:type="spellEnd"/>
-      <w:r>
-        <w:rPr>
-          <w:rFonts w:ascii="Courier New" w:eastAsia="Times New Roman" w:hAnsi="Courier New" w:cs="Courier New"/>
-          <w:color w:val="9CDCFE"/>
-          <w:kern w:val="0"/>
-          <w:sz w:val="18"/>
-          <w:szCs w:val="18"/>
-          <w14:ligatures w14:val="none"/>
-        </w:rPr>
-        <w:t>"</w:t>
+        <w:t>"capacityPerSlot"</w:t>
       </w:r>
       <w:r>
         <w:rPr>
@@ -13395,13 +11820,8 @@
         <w:pStyle w:val="Heading1"/>
       </w:pPr>
       <w:r>
-        <w:t xml:space="preserve">Appointment end </w:t>
-      </w:r>
-      <w:proofErr w:type="gramStart"/>
-      <w:r>
-        <w:t>points :</w:t>
-      </w:r>
-      <w:proofErr w:type="gramEnd"/>
+        <w:t>Appointment end points :</w:t>
+      </w:r>
     </w:p>
     <w:p>
       <w:pPr>
@@ -13412,29 +11832,19 @@
         </w:numPr>
       </w:pPr>
       <w:r>
-        <w:t xml:space="preserve">Search </w:t>
-      </w:r>
-      <w:proofErr w:type="gramStart"/>
-      <w:r>
-        <w:t>doctor :</w:t>
-      </w:r>
-      <w:proofErr w:type="gramEnd"/>
-    </w:p>
-    <w:p>
-      <w:pPr>
-        <w:pStyle w:val="ListParagraph"/>
-        <w:numPr>
-          <w:ilvl w:val="0"/>
-          <w:numId w:val="2"/>
-        </w:numPr>
-      </w:pPr>
-      <w:proofErr w:type="gramStart"/>
-      <w:r>
-        <w:t>Method :</w:t>
-      </w:r>
-      <w:proofErr w:type="gramEnd"/>
-      <w:r>
-        <w:t xml:space="preserve"> get</w:t>
+        <w:t>Search doctor :</w:t>
+      </w:r>
+    </w:p>
+    <w:p>
+      <w:pPr>
+        <w:pStyle w:val="ListParagraph"/>
+        <w:numPr>
+          <w:ilvl w:val="0"/>
+          <w:numId w:val="2"/>
+        </w:numPr>
+      </w:pPr>
+      <w:r>
+        <w:t>Method : get</w:t>
       </w:r>
     </w:p>
     <w:p>
@@ -13477,29 +11887,19 @@
         </w:numPr>
       </w:pPr>
       <w:r>
-        <w:t xml:space="preserve">Book </w:t>
-      </w:r>
-      <w:proofErr w:type="gramStart"/>
-      <w:r>
-        <w:t>appointment :</w:t>
-      </w:r>
-      <w:proofErr w:type="gramEnd"/>
-    </w:p>
-    <w:p>
-      <w:pPr>
-        <w:pStyle w:val="ListParagraph"/>
-        <w:numPr>
-          <w:ilvl w:val="0"/>
-          <w:numId w:val="2"/>
-        </w:numPr>
-      </w:pPr>
-      <w:proofErr w:type="gramStart"/>
-      <w:r>
-        <w:t>Method :</w:t>
-      </w:r>
-      <w:proofErr w:type="gramEnd"/>
-      <w:r>
-        <w:t xml:space="preserve"> post</w:t>
+        <w:t>Book appointment :</w:t>
+      </w:r>
+    </w:p>
+    <w:p>
+      <w:pPr>
+        <w:pStyle w:val="ListParagraph"/>
+        <w:numPr>
+          <w:ilvl w:val="0"/>
+          <w:numId w:val="2"/>
+        </w:numPr>
+      </w:pPr>
+      <w:r>
+        <w:t>Method : post</w:t>
       </w:r>
     </w:p>
     <w:p>
@@ -13523,17 +11923,7 @@
         </w:numPr>
       </w:pPr>
       <w:r>
-        <w:t>/</w:t>
-      </w:r>
-      <w:proofErr w:type="spellStart"/>
-      <w:proofErr w:type="gramStart"/>
-      <w:r>
-        <w:t>api</w:t>
-      </w:r>
-      <w:proofErr w:type="spellEnd"/>
-      <w:proofErr w:type="gramEnd"/>
-      <w:r>
-        <w:t>/appointments/</w:t>
+        <w:t>/api/appointments/</w:t>
       </w:r>
     </w:p>
     <w:p>
@@ -13616,31 +12006,7 @@
           <w:szCs w:val="18"/>
           <w14:ligatures w14:val="none"/>
         </w:rPr>
-        <w:t>"</w:t>
-      </w:r>
-      <w:proofErr w:type="spellStart"/>
-      <w:r>
-        <w:rPr>
-          <w:rFonts w:ascii="Courier New" w:eastAsia="Times New Roman" w:hAnsi="Courier New" w:cs="Courier New"/>
-          <w:color w:val="9CDCFE"/>
-          <w:kern w:val="0"/>
-          <w:sz w:val="18"/>
-          <w:szCs w:val="18"/>
-          <w14:ligatures w14:val="none"/>
-        </w:rPr>
-        <w:t>clinicId</w:t>
-      </w:r>
-      <w:proofErr w:type="spellEnd"/>
-      <w:r>
-        <w:rPr>
-          <w:rFonts w:ascii="Courier New" w:eastAsia="Times New Roman" w:hAnsi="Courier New" w:cs="Courier New"/>
-          <w:color w:val="9CDCFE"/>
-          <w:kern w:val="0"/>
-          <w:sz w:val="18"/>
-          <w:szCs w:val="18"/>
-          <w14:ligatures w14:val="none"/>
-        </w:rPr>
-        <w:t>"</w:t>
+        <w:t>"clinicId"</w:t>
       </w:r>
       <w:r>
         <w:rPr>
@@ -13821,31 +12187,7 @@
           <w:szCs w:val="18"/>
           <w14:ligatures w14:val="none"/>
         </w:rPr>
-        <w:t>"</w:t>
-      </w:r>
-      <w:proofErr w:type="spellStart"/>
-      <w:r>
-        <w:rPr>
-          <w:rFonts w:ascii="Courier New" w:eastAsia="Times New Roman" w:hAnsi="Courier New" w:cs="Courier New"/>
-          <w:color w:val="9CDCFE"/>
-          <w:kern w:val="0"/>
-          <w:sz w:val="18"/>
-          <w:szCs w:val="18"/>
-          <w14:ligatures w14:val="none"/>
-        </w:rPr>
-        <w:t>startTime</w:t>
-      </w:r>
-      <w:proofErr w:type="spellEnd"/>
-      <w:r>
-        <w:rPr>
-          <w:rFonts w:ascii="Courier New" w:eastAsia="Times New Roman" w:hAnsi="Courier New" w:cs="Courier New"/>
-          <w:color w:val="9CDCFE"/>
-          <w:kern w:val="0"/>
-          <w:sz w:val="18"/>
-          <w:szCs w:val="18"/>
-          <w14:ligatures w14:val="none"/>
-        </w:rPr>
-        <w:t>"</w:t>
+        <w:t>"startTime"</w:t>
       </w:r>
       <w:r>
         <w:rPr>
@@ -13930,31 +12272,7 @@
           <w:szCs w:val="18"/>
           <w14:ligatures w14:val="none"/>
         </w:rPr>
-        <w:t>"</w:t>
-      </w:r>
-      <w:proofErr w:type="spellStart"/>
-      <w:r>
-        <w:rPr>
-          <w:rFonts w:ascii="Courier New" w:eastAsia="Times New Roman" w:hAnsi="Courier New" w:cs="Courier New"/>
-          <w:color w:val="9CDCFE"/>
-          <w:kern w:val="0"/>
-          <w:sz w:val="18"/>
-          <w:szCs w:val="18"/>
-          <w14:ligatures w14:val="none"/>
-        </w:rPr>
-        <w:t>endTime</w:t>
-      </w:r>
-      <w:proofErr w:type="spellEnd"/>
-      <w:r>
-        <w:rPr>
-          <w:rFonts w:ascii="Courier New" w:eastAsia="Times New Roman" w:hAnsi="Courier New" w:cs="Courier New"/>
-          <w:color w:val="9CDCFE"/>
-          <w:kern w:val="0"/>
-          <w:sz w:val="18"/>
-          <w:szCs w:val="18"/>
-          <w14:ligatures w14:val="none"/>
-        </w:rPr>
-        <w:t>"</w:t>
+        <w:t>"endTime"</w:t>
       </w:r>
       <w:r>
         <w:rPr>
@@ -14039,31 +12357,7 @@
           <w:szCs w:val="18"/>
           <w14:ligatures w14:val="none"/>
         </w:rPr>
-        <w:t>"</w:t>
-      </w:r>
-      <w:proofErr w:type="spellStart"/>
-      <w:r>
-        <w:rPr>
-          <w:rFonts w:ascii="Courier New" w:eastAsia="Times New Roman" w:hAnsi="Courier New" w:cs="Courier New"/>
-          <w:color w:val="9CDCFE"/>
-          <w:kern w:val="0"/>
-          <w:sz w:val="18"/>
-          <w:szCs w:val="18"/>
-          <w14:ligatures w14:val="none"/>
-        </w:rPr>
-        <w:t>appointmentType</w:t>
-      </w:r>
-      <w:proofErr w:type="spellEnd"/>
-      <w:r>
-        <w:rPr>
-          <w:rFonts w:ascii="Courier New" w:eastAsia="Times New Roman" w:hAnsi="Courier New" w:cs="Courier New"/>
-          <w:color w:val="9CDCFE"/>
-          <w:kern w:val="0"/>
-          <w:sz w:val="18"/>
-          <w:szCs w:val="18"/>
-          <w14:ligatures w14:val="none"/>
-        </w:rPr>
-        <w:t>"</w:t>
+        <w:t>"appointmentType"</w:t>
       </w:r>
       <w:r>
         <w:rPr>
@@ -14159,31 +12453,7 @@
           <w:szCs w:val="18"/>
           <w14:ligatures w14:val="none"/>
         </w:rPr>
-        <w:t>"</w:t>
-      </w:r>
-      <w:proofErr w:type="spellStart"/>
-      <w:r>
-        <w:rPr>
-          <w:rFonts w:ascii="Courier New" w:eastAsia="Times New Roman" w:hAnsi="Courier New" w:cs="Courier New"/>
-          <w:color w:val="9CDCFE"/>
-          <w:kern w:val="0"/>
-          <w:sz w:val="18"/>
-          <w:szCs w:val="18"/>
-          <w14:ligatures w14:val="none"/>
-        </w:rPr>
-        <w:t>paymentOption</w:t>
-      </w:r>
-      <w:proofErr w:type="spellEnd"/>
-      <w:r>
-        <w:rPr>
-          <w:rFonts w:ascii="Courier New" w:eastAsia="Times New Roman" w:hAnsi="Courier New" w:cs="Courier New"/>
-          <w:color w:val="9CDCFE"/>
-          <w:kern w:val="0"/>
-          <w:sz w:val="18"/>
-          <w:szCs w:val="18"/>
-          <w14:ligatures w14:val="none"/>
-        </w:rPr>
-        <w:t>"</w:t>
+        <w:t>"paymentOption"</w:t>
       </w:r>
       <w:r>
         <w:rPr>
@@ -14216,31 +12486,7 @@
           <w:szCs w:val="18"/>
           <w14:ligatures w14:val="none"/>
         </w:rPr>
-        <w:t>"</w:t>
-      </w:r>
-      <w:proofErr w:type="spellStart"/>
-      <w:r>
-        <w:rPr>
-          <w:rFonts w:ascii="Courier New" w:eastAsia="Times New Roman" w:hAnsi="Courier New" w:cs="Courier New"/>
-          <w:color w:val="CE9178"/>
-          <w:kern w:val="0"/>
-          <w:sz w:val="18"/>
-          <w:szCs w:val="18"/>
-          <w14:ligatures w14:val="none"/>
-        </w:rPr>
-        <w:t>prePay</w:t>
-      </w:r>
-      <w:proofErr w:type="spellEnd"/>
-      <w:r>
-        <w:rPr>
-          <w:rFonts w:ascii="Courier New" w:eastAsia="Times New Roman" w:hAnsi="Courier New" w:cs="Courier New"/>
-          <w:color w:val="CE9178"/>
-          <w:kern w:val="0"/>
-          <w:sz w:val="18"/>
-          <w:szCs w:val="18"/>
-          <w14:ligatures w14:val="none"/>
-        </w:rPr>
-        <w:t>"</w:t>
+        <w:t>"prePay"</w:t>
       </w:r>
       <w:r>
         <w:rPr>
@@ -14292,31 +12538,7 @@
           <w:szCs w:val="18"/>
           <w14:ligatures w14:val="none"/>
         </w:rPr>
-        <w:t>"</w:t>
-      </w:r>
-      <w:proofErr w:type="spellStart"/>
-      <w:r>
-        <w:rPr>
-          <w:rFonts w:ascii="Courier New" w:eastAsia="Times New Roman" w:hAnsi="Courier New" w:cs="Courier New"/>
-          <w:color w:val="9CDCFE"/>
-          <w:kern w:val="0"/>
-          <w:sz w:val="18"/>
-          <w:szCs w:val="18"/>
-          <w14:ligatures w14:val="none"/>
-        </w:rPr>
-        <w:t>isFollowUp</w:t>
-      </w:r>
-      <w:proofErr w:type="spellEnd"/>
-      <w:r>
-        <w:rPr>
-          <w:rFonts w:ascii="Courier New" w:eastAsia="Times New Roman" w:hAnsi="Courier New" w:cs="Courier New"/>
-          <w:color w:val="9CDCFE"/>
-          <w:kern w:val="0"/>
-          <w:sz w:val="18"/>
-          <w:szCs w:val="18"/>
-          <w14:ligatures w14:val="none"/>
-        </w:rPr>
-        <w:t>"</w:t>
+        <w:t>"isFollowUp"</w:t>
       </w:r>
       <w:r>
         <w:rPr>
@@ -14391,32 +12613,19 @@
         </w:numPr>
       </w:pPr>
       <w:r>
-        <w:t xml:space="preserve">Get my appointments </w:t>
-      </w:r>
-      <w:proofErr w:type="gramStart"/>
-      <w:r>
-        <w:t>( doctor</w:t>
-      </w:r>
-      <w:proofErr w:type="gramEnd"/>
-      <w:r>
-        <w:t xml:space="preserve"> and patient ):</w:t>
-      </w:r>
-    </w:p>
-    <w:p>
-      <w:pPr>
-        <w:pStyle w:val="ListParagraph"/>
-        <w:numPr>
-          <w:ilvl w:val="0"/>
-          <w:numId w:val="2"/>
-        </w:numPr>
-      </w:pPr>
-      <w:proofErr w:type="gramStart"/>
-      <w:r>
-        <w:t>Method :</w:t>
-      </w:r>
-      <w:proofErr w:type="gramEnd"/>
-      <w:r>
-        <w:t xml:space="preserve"> get </w:t>
+        <w:t>Get my appointments ( doctor and patient ):</w:t>
+      </w:r>
+    </w:p>
+    <w:p>
+      <w:pPr>
+        <w:pStyle w:val="ListParagraph"/>
+        <w:numPr>
+          <w:ilvl w:val="0"/>
+          <w:numId w:val="2"/>
+        </w:numPr>
+      </w:pPr>
+      <w:r>
+        <w:t xml:space="preserve">Method : get </w:t>
       </w:r>
     </w:p>
     <w:p>
@@ -14448,21 +12657,8 @@
         </w:numPr>
       </w:pPr>
       <w:r>
-        <w:t>/</w:t>
-      </w:r>
-      <w:proofErr w:type="spellStart"/>
-      <w:r>
-        <w:t>api</w:t>
-      </w:r>
-      <w:proofErr w:type="spellEnd"/>
-      <w:r>
-        <w:t>/appointments/</w:t>
-      </w:r>
-      <w:proofErr w:type="gramStart"/>
-      <w:r>
-        <w:t>my</w:t>
-      </w:r>
-      <w:proofErr w:type="gramEnd"/>
+        <w:t>/api/appointments/my</w:t>
+      </w:r>
     </w:p>
     <w:p>
       <w:pPr>
@@ -14482,29 +12678,19 @@
         </w:numPr>
       </w:pPr>
       <w:r>
-        <w:t xml:space="preserve">Cancel </w:t>
-      </w:r>
-      <w:proofErr w:type="gramStart"/>
-      <w:r>
-        <w:t>appointment :</w:t>
-      </w:r>
-      <w:proofErr w:type="gramEnd"/>
-    </w:p>
-    <w:p>
-      <w:pPr>
-        <w:pStyle w:val="ListParagraph"/>
-        <w:numPr>
-          <w:ilvl w:val="0"/>
-          <w:numId w:val="2"/>
-        </w:numPr>
-      </w:pPr>
-      <w:proofErr w:type="gramStart"/>
-      <w:r>
-        <w:t>Method :</w:t>
-      </w:r>
-      <w:proofErr w:type="gramEnd"/>
-      <w:r>
-        <w:t xml:space="preserve"> delete </w:t>
+        <w:t>Cancel appointment :</w:t>
+      </w:r>
+    </w:p>
+    <w:p>
+      <w:pPr>
+        <w:pStyle w:val="ListParagraph"/>
+        <w:numPr>
+          <w:ilvl w:val="0"/>
+          <w:numId w:val="2"/>
+        </w:numPr>
+      </w:pPr>
+      <w:r>
+        <w:t xml:space="preserve">Method : delete </w:t>
       </w:r>
     </w:p>
     <w:p>
@@ -14529,17 +12715,7 @@
         </w:numPr>
       </w:pPr>
       <w:r>
-        <w:t>/</w:t>
-      </w:r>
-      <w:proofErr w:type="spellStart"/>
-      <w:proofErr w:type="gramStart"/>
-      <w:r>
-        <w:t>api</w:t>
-      </w:r>
-      <w:proofErr w:type="spellEnd"/>
-      <w:proofErr w:type="gramEnd"/>
-      <w:r>
-        <w:t>/appointments/</w:t>
+        <w:t>/api/appointments/</w:t>
       </w:r>
       <w:r>
         <w:t xml:space="preserve">:id </w:t>
@@ -14569,13 +12745,8 @@
         <w:pStyle w:val="Heading1"/>
       </w:pPr>
       <w:r>
-        <w:t xml:space="preserve">Reviews end </w:t>
-      </w:r>
-      <w:proofErr w:type="gramStart"/>
-      <w:r>
-        <w:t>points :</w:t>
-      </w:r>
-      <w:proofErr w:type="gramEnd"/>
+        <w:t>Reviews end points :</w:t>
+      </w:r>
     </w:p>
     <w:p>
       <w:pPr>
@@ -14589,16 +12760,8 @@
         <w:rPr>
           <w:lang w:bidi="ar-EG"/>
         </w:rPr>
-        <w:t xml:space="preserve">Add </w:t>
-      </w:r>
-      <w:proofErr w:type="gramStart"/>
-      <w:r>
-        <w:rPr>
-          <w:lang w:bidi="ar-EG"/>
-        </w:rPr>
-        <w:t>review :</w:t>
-      </w:r>
-      <w:proofErr w:type="gramEnd"/>
+        <w:t>Add review :</w:t>
+      </w:r>
     </w:p>
     <w:p>
       <w:pPr>
@@ -14620,33 +12783,20 @@
           <w:numId w:val="2"/>
         </w:numPr>
       </w:pPr>
-      <w:proofErr w:type="gramStart"/>
-      <w:r>
-        <w:t>Method :</w:t>
-      </w:r>
-      <w:proofErr w:type="gramEnd"/>
-      <w:r>
-        <w:t xml:space="preserve"> post </w:t>
-      </w:r>
-    </w:p>
-    <w:p>
-      <w:pPr>
-        <w:pStyle w:val="ListParagraph"/>
-        <w:numPr>
-          <w:ilvl w:val="0"/>
-          <w:numId w:val="2"/>
-        </w:numPr>
-      </w:pPr>
-      <w:r>
-        <w:t>/</w:t>
-      </w:r>
-      <w:proofErr w:type="spellStart"/>
-      <w:r>
-        <w:t>api</w:t>
-      </w:r>
-      <w:proofErr w:type="spellEnd"/>
-      <w:r>
-        <w:t>/reviews</w:t>
+      <w:r>
+        <w:t xml:space="preserve">Method : post </w:t>
+      </w:r>
+    </w:p>
+    <w:p>
+      <w:pPr>
+        <w:pStyle w:val="ListParagraph"/>
+        <w:numPr>
+          <w:ilvl w:val="0"/>
+          <w:numId w:val="2"/>
+        </w:numPr>
+      </w:pPr>
+      <w:r>
+        <w:t>/api/reviews</w:t>
       </w:r>
     </w:p>
     <w:p>
@@ -14745,31 +12895,7 @@
           <w:szCs w:val="18"/>
           <w14:ligatures w14:val="none"/>
         </w:rPr>
-        <w:t>"</w:t>
-      </w:r>
-      <w:proofErr w:type="spellStart"/>
-      <w:r>
-        <w:rPr>
-          <w:rFonts w:ascii="Courier New" w:eastAsia="Times New Roman" w:hAnsi="Courier New" w:cs="Courier New"/>
-          <w:color w:val="9CDCFE"/>
-          <w:kern w:val="0"/>
-          <w:sz w:val="18"/>
-          <w:szCs w:val="18"/>
-          <w14:ligatures w14:val="none"/>
-        </w:rPr>
-        <w:t>doctorId</w:t>
-      </w:r>
-      <w:proofErr w:type="spellEnd"/>
-      <w:r>
-        <w:rPr>
-          <w:rFonts w:ascii="Courier New" w:eastAsia="Times New Roman" w:hAnsi="Courier New" w:cs="Courier New"/>
-          <w:color w:val="9CDCFE"/>
-          <w:kern w:val="0"/>
-          <w:sz w:val="18"/>
-          <w:szCs w:val="18"/>
-          <w14:ligatures w14:val="none"/>
-        </w:rPr>
-        <w:t>"</w:t>
+        <w:t>"doctorId"</w:t>
       </w:r>
       <w:r>
         <w:rPr>
@@ -15019,52 +13145,34 @@
         </w:numPr>
       </w:pPr>
       <w:r>
-        <w:t xml:space="preserve">get doctor's </w:t>
-      </w:r>
-      <w:proofErr w:type="gramStart"/>
-      <w:r>
-        <w:t>reviews</w:t>
+        <w:t>get doctor's reviews</w:t>
       </w:r>
       <w:r>
         <w:t xml:space="preserve"> :</w:t>
       </w:r>
-      <w:proofErr w:type="gramEnd"/>
-    </w:p>
-    <w:p>
-      <w:pPr>
-        <w:pStyle w:val="ListParagraph"/>
-        <w:numPr>
-          <w:ilvl w:val="0"/>
-          <w:numId w:val="2"/>
-        </w:numPr>
-      </w:pPr>
-      <w:proofErr w:type="gramStart"/>
-      <w:r>
-        <w:t>method :</w:t>
-      </w:r>
-      <w:proofErr w:type="gramEnd"/>
-      <w:r>
-        <w:t xml:space="preserve"> get</w:t>
-      </w:r>
-    </w:p>
-    <w:p>
-      <w:pPr>
-        <w:pStyle w:val="ListParagraph"/>
-        <w:numPr>
-          <w:ilvl w:val="0"/>
-          <w:numId w:val="2"/>
-        </w:numPr>
-      </w:pPr>
-      <w:r>
-        <w:t>/</w:t>
-      </w:r>
-      <w:proofErr w:type="spellStart"/>
-      <w:r>
-        <w:t>api</w:t>
-      </w:r>
-      <w:proofErr w:type="spellEnd"/>
-      <w:r>
-        <w:t>/reviews/doctor/</w:t>
+    </w:p>
+    <w:p>
+      <w:pPr>
+        <w:pStyle w:val="ListParagraph"/>
+        <w:numPr>
+          <w:ilvl w:val="0"/>
+          <w:numId w:val="2"/>
+        </w:numPr>
+      </w:pPr>
+      <w:r>
+        <w:t>method : get</w:t>
+      </w:r>
+    </w:p>
+    <w:p>
+      <w:pPr>
+        <w:pStyle w:val="ListParagraph"/>
+        <w:numPr>
+          <w:ilvl w:val="0"/>
+          <w:numId w:val="2"/>
+        </w:numPr>
+      </w:pPr>
+      <w:r>
+        <w:t>/api/reviews/doctor/</w:t>
       </w:r>
       <w:r>
         <w:t xml:space="preserve">:id </w:t>
@@ -15091,13 +13199,8 @@
         </w:numPr>
       </w:pPr>
       <w:r>
-        <w:t xml:space="preserve">Get my </w:t>
-      </w:r>
-      <w:proofErr w:type="gramStart"/>
-      <w:r>
-        <w:t>reviews :</w:t>
-      </w:r>
-      <w:proofErr w:type="gramEnd"/>
+        <w:t>Get my reviews :</w:t>
+      </w:r>
     </w:p>
     <w:p>
       <w:pPr>
@@ -15119,33 +13222,20 @@
           <w:numId w:val="2"/>
         </w:numPr>
       </w:pPr>
-      <w:proofErr w:type="gramStart"/>
-      <w:r>
-        <w:t>Method :</w:t>
-      </w:r>
-      <w:proofErr w:type="gramEnd"/>
-      <w:r>
-        <w:t xml:space="preserve"> get</w:t>
-      </w:r>
-    </w:p>
-    <w:p>
-      <w:pPr>
-        <w:pStyle w:val="ListParagraph"/>
-        <w:numPr>
-          <w:ilvl w:val="0"/>
-          <w:numId w:val="2"/>
-        </w:numPr>
-      </w:pPr>
-      <w:r>
-        <w:t>/</w:t>
-      </w:r>
-      <w:proofErr w:type="spellStart"/>
-      <w:r>
-        <w:t>api</w:t>
-      </w:r>
-      <w:proofErr w:type="spellEnd"/>
-      <w:r>
-        <w:t>/reviews/me</w:t>
+      <w:r>
+        <w:t>Method : get</w:t>
+      </w:r>
+    </w:p>
+    <w:p>
+      <w:pPr>
+        <w:pStyle w:val="ListParagraph"/>
+        <w:numPr>
+          <w:ilvl w:val="0"/>
+          <w:numId w:val="2"/>
+        </w:numPr>
+      </w:pPr>
+      <w:r>
+        <w:t>/api/reviews/me</w:t>
       </w:r>
     </w:p>
     <w:p>
@@ -15177,16 +13267,8 @@
         <w:rPr>
           <w:lang w:bidi="ar-EG"/>
         </w:rPr>
-        <w:t xml:space="preserve">Update </w:t>
-      </w:r>
-      <w:proofErr w:type="gramStart"/>
-      <w:r>
-        <w:rPr>
-          <w:lang w:bidi="ar-EG"/>
-        </w:rPr>
-        <w:t>reviews :</w:t>
-      </w:r>
-      <w:proofErr w:type="gramEnd"/>
+        <w:t>Update reviews :</w:t>
+      </w:r>
     </w:p>
     <w:p>
       <w:pPr>
@@ -15208,35 +13290,20 @@
           <w:numId w:val="2"/>
         </w:numPr>
       </w:pPr>
-      <w:proofErr w:type="gramStart"/>
-      <w:r>
-        <w:t>Method :</w:t>
-      </w:r>
-      <w:proofErr w:type="gramEnd"/>
-      <w:r>
-        <w:t xml:space="preserve"> put </w:t>
-      </w:r>
-    </w:p>
-    <w:p>
-      <w:pPr>
-        <w:pStyle w:val="ListParagraph"/>
-        <w:numPr>
-          <w:ilvl w:val="0"/>
-          <w:numId w:val="2"/>
-        </w:numPr>
-      </w:pPr>
-      <w:r>
-        <w:t>/</w:t>
-      </w:r>
-      <w:proofErr w:type="spellStart"/>
-      <w:proofErr w:type="gramStart"/>
-      <w:r>
-        <w:t>api</w:t>
-      </w:r>
-      <w:proofErr w:type="spellEnd"/>
-      <w:proofErr w:type="gramEnd"/>
-      <w:r>
-        <w:t>/reviews/</w:t>
+      <w:r>
+        <w:t xml:space="preserve">Method : put </w:t>
+      </w:r>
+    </w:p>
+    <w:p>
+      <w:pPr>
+        <w:pStyle w:val="ListParagraph"/>
+        <w:numPr>
+          <w:ilvl w:val="0"/>
+          <w:numId w:val="2"/>
+        </w:numPr>
+      </w:pPr>
+      <w:r>
+        <w:t>/api/reviews/</w:t>
       </w:r>
       <w:r>
         <w:t>:id</w:t>
@@ -15536,16 +13603,8 @@
         <w:rPr>
           <w:lang w:bidi="ar-EG"/>
         </w:rPr>
-        <w:t xml:space="preserve">Delete </w:t>
-      </w:r>
-      <w:proofErr w:type="gramStart"/>
-      <w:r>
-        <w:rPr>
-          <w:lang w:bidi="ar-EG"/>
-        </w:rPr>
-        <w:t>review :</w:t>
-      </w:r>
-      <w:proofErr w:type="gramEnd"/>
+        <w:t>Delete review :</w:t>
+      </w:r>
     </w:p>
     <w:p>
       <w:pPr>
@@ -15567,35 +13626,20 @@
           <w:numId w:val="2"/>
         </w:numPr>
       </w:pPr>
-      <w:proofErr w:type="gramStart"/>
-      <w:r>
-        <w:t>Method :</w:t>
-      </w:r>
-      <w:proofErr w:type="gramEnd"/>
-      <w:r>
-        <w:t xml:space="preserve"> delete  </w:t>
-      </w:r>
-    </w:p>
-    <w:p>
-      <w:pPr>
-        <w:pStyle w:val="ListParagraph"/>
-        <w:numPr>
-          <w:ilvl w:val="0"/>
-          <w:numId w:val="2"/>
-        </w:numPr>
-      </w:pPr>
-      <w:r>
-        <w:t>/</w:t>
-      </w:r>
-      <w:proofErr w:type="spellStart"/>
-      <w:proofErr w:type="gramStart"/>
-      <w:r>
-        <w:t>api</w:t>
-      </w:r>
-      <w:proofErr w:type="spellEnd"/>
-      <w:proofErr w:type="gramEnd"/>
-      <w:r>
-        <w:t>/reviews/</w:t>
+      <w:r>
+        <w:t xml:space="preserve">Method : delete  </w:t>
+      </w:r>
+    </w:p>
+    <w:p>
+      <w:pPr>
+        <w:pStyle w:val="ListParagraph"/>
+        <w:numPr>
+          <w:ilvl w:val="0"/>
+          <w:numId w:val="2"/>
+        </w:numPr>
+      </w:pPr>
+      <w:r>
+        <w:t>/api/reviews/</w:t>
       </w:r>
       <w:r>
         <w:t>:id</w:t>
@@ -15639,30 +13683,20 @@
         <w:pStyle w:val="Heading1"/>
       </w:pPr>
       <w:r>
-        <w:t xml:space="preserve">Admin end </w:t>
-      </w:r>
-      <w:proofErr w:type="gramStart"/>
-      <w:r>
-        <w:t>points :</w:t>
-      </w:r>
-      <w:proofErr w:type="gramEnd"/>
-    </w:p>
-    <w:p>
-      <w:pPr>
-        <w:pStyle w:val="ListParagraph"/>
-        <w:numPr>
-          <w:ilvl w:val="0"/>
-          <w:numId w:val="2"/>
-        </w:numPr>
-      </w:pPr>
-      <w:r>
-        <w:t xml:space="preserve">First admin login to get access </w:t>
-      </w:r>
-      <w:proofErr w:type="gramStart"/>
-      <w:r>
-        <w:t>token :</w:t>
-      </w:r>
-      <w:proofErr w:type="gramEnd"/>
+        <w:t>Admin end points :</w:t>
+      </w:r>
+    </w:p>
+    <w:p>
+      <w:pPr>
+        <w:pStyle w:val="ListParagraph"/>
+        <w:numPr>
+          <w:ilvl w:val="0"/>
+          <w:numId w:val="2"/>
+        </w:numPr>
+      </w:pPr>
+      <w:r>
+        <w:t>First admin login to get access token :</w:t>
+      </w:r>
     </w:p>
     <w:p>
       <w:pPr>
@@ -15870,49 +13904,31 @@
         </w:numPr>
       </w:pPr>
       <w:r>
-        <w:t xml:space="preserve">Get </w:t>
-      </w:r>
-      <w:proofErr w:type="gramStart"/>
-      <w:r>
-        <w:t>states :</w:t>
-      </w:r>
-      <w:proofErr w:type="gramEnd"/>
-    </w:p>
-    <w:p>
-      <w:pPr>
-        <w:pStyle w:val="ListParagraph"/>
-        <w:numPr>
-          <w:ilvl w:val="0"/>
-          <w:numId w:val="2"/>
-        </w:numPr>
-      </w:pPr>
-      <w:proofErr w:type="gramStart"/>
-      <w:r>
-        <w:t>Method :</w:t>
-      </w:r>
-      <w:proofErr w:type="gramEnd"/>
-      <w:r>
-        <w:t xml:space="preserve"> get</w:t>
-      </w:r>
-    </w:p>
-    <w:p>
-      <w:pPr>
-        <w:pStyle w:val="ListParagraph"/>
-        <w:numPr>
-          <w:ilvl w:val="0"/>
-          <w:numId w:val="2"/>
-        </w:numPr>
-      </w:pPr>
-      <w:r>
-        <w:t>/</w:t>
-      </w:r>
-      <w:proofErr w:type="spellStart"/>
-      <w:r>
-        <w:t>api</w:t>
-      </w:r>
-      <w:proofErr w:type="spellEnd"/>
-      <w:r>
-        <w:t>/admin/stats</w:t>
+        <w:t>Get states :</w:t>
+      </w:r>
+    </w:p>
+    <w:p>
+      <w:pPr>
+        <w:pStyle w:val="ListParagraph"/>
+        <w:numPr>
+          <w:ilvl w:val="0"/>
+          <w:numId w:val="2"/>
+        </w:numPr>
+      </w:pPr>
+      <w:r>
+        <w:t>Method : get</w:t>
+      </w:r>
+    </w:p>
+    <w:p>
+      <w:pPr>
+        <w:pStyle w:val="ListParagraph"/>
+        <w:numPr>
+          <w:ilvl w:val="0"/>
+          <w:numId w:val="2"/>
+        </w:numPr>
+      </w:pPr>
+      <w:r>
+        <w:t>/api/admin/stats</w:t>
       </w:r>
     </w:p>
     <w:p>
@@ -15936,52 +13952,34 @@
         </w:numPr>
       </w:pPr>
       <w:r>
-        <w:t xml:space="preserve">get </w:t>
-      </w:r>
-      <w:proofErr w:type="gramStart"/>
-      <w:r>
-        <w:t>users</w:t>
+        <w:t>get users</w:t>
       </w:r>
       <w:r>
         <w:t xml:space="preserve"> :</w:t>
       </w:r>
-      <w:proofErr w:type="gramEnd"/>
-    </w:p>
-    <w:p>
-      <w:pPr>
-        <w:pStyle w:val="ListParagraph"/>
-        <w:numPr>
-          <w:ilvl w:val="0"/>
-          <w:numId w:val="2"/>
-        </w:numPr>
-      </w:pPr>
-      <w:proofErr w:type="gramStart"/>
-      <w:r>
-        <w:t>method :</w:t>
-      </w:r>
-      <w:proofErr w:type="gramEnd"/>
-      <w:r>
-        <w:t xml:space="preserve"> get</w:t>
-      </w:r>
-    </w:p>
-    <w:p>
-      <w:pPr>
-        <w:pStyle w:val="ListParagraph"/>
-        <w:numPr>
-          <w:ilvl w:val="0"/>
-          <w:numId w:val="2"/>
-        </w:numPr>
-      </w:pPr>
-      <w:r>
-        <w:t>/</w:t>
-      </w:r>
-      <w:proofErr w:type="spellStart"/>
-      <w:r>
-        <w:t>api</w:t>
-      </w:r>
-      <w:proofErr w:type="spellEnd"/>
-      <w:r>
-        <w:t>/admin/users</w:t>
+    </w:p>
+    <w:p>
+      <w:pPr>
+        <w:pStyle w:val="ListParagraph"/>
+        <w:numPr>
+          <w:ilvl w:val="0"/>
+          <w:numId w:val="2"/>
+        </w:numPr>
+      </w:pPr>
+      <w:r>
+        <w:t>method : get</w:t>
+      </w:r>
+    </w:p>
+    <w:p>
+      <w:pPr>
+        <w:pStyle w:val="ListParagraph"/>
+        <w:numPr>
+          <w:ilvl w:val="0"/>
+          <w:numId w:val="2"/>
+        </w:numPr>
+      </w:pPr>
+      <w:r>
+        <w:t>/api/admin/users</w:t>
       </w:r>
     </w:p>
     <w:p>
@@ -16005,58 +14003,35 @@
         </w:numPr>
       </w:pPr>
       <w:r>
-        <w:t xml:space="preserve">Get user by </w:t>
-      </w:r>
-      <w:proofErr w:type="gramStart"/>
-      <w:r>
-        <w:t>role :</w:t>
-      </w:r>
-      <w:proofErr w:type="gramEnd"/>
-    </w:p>
-    <w:p>
-      <w:pPr>
-        <w:pStyle w:val="ListParagraph"/>
-        <w:numPr>
-          <w:ilvl w:val="0"/>
-          <w:numId w:val="2"/>
-        </w:numPr>
-      </w:pPr>
-      <w:proofErr w:type="gramStart"/>
-      <w:r>
-        <w:t>Method :</w:t>
-      </w:r>
-      <w:proofErr w:type="gramEnd"/>
-      <w:r>
-        <w:t xml:space="preserve"> get</w:t>
-      </w:r>
-    </w:p>
-    <w:p>
-      <w:pPr>
-        <w:pStyle w:val="ListParagraph"/>
-        <w:numPr>
-          <w:ilvl w:val="0"/>
-          <w:numId w:val="2"/>
-        </w:numPr>
-      </w:pPr>
-      <w:r>
-        <w:t>/</w:t>
-      </w:r>
-      <w:proofErr w:type="spellStart"/>
-      <w:r>
-        <w:t>api</w:t>
-      </w:r>
-      <w:proofErr w:type="spellEnd"/>
-      <w:r>
-        <w:t>/admin/users/role</w:t>
-      </w:r>
-      <w:proofErr w:type="gramStart"/>
-      <w:r>
-        <w:t>/</w:t>
+        <w:t>Get user by role :</w:t>
+      </w:r>
+    </w:p>
+    <w:p>
+      <w:pPr>
+        <w:pStyle w:val="ListParagraph"/>
+        <w:numPr>
+          <w:ilvl w:val="0"/>
+          <w:numId w:val="2"/>
+        </w:numPr>
+      </w:pPr>
+      <w:r>
+        <w:t>Method : get</w:t>
+      </w:r>
+    </w:p>
+    <w:p>
+      <w:pPr>
+        <w:pStyle w:val="ListParagraph"/>
+        <w:numPr>
+          <w:ilvl w:val="0"/>
+          <w:numId w:val="2"/>
+        </w:numPr>
+      </w:pPr>
+      <w:r>
+        <w:t>/api/admin/users/role/</w:t>
       </w:r>
       <w:r>
         <w:t>:role</w:t>
       </w:r>
-      <w:proofErr w:type="gramEnd"/>
     </w:p>
     <w:p>
       <w:pPr>
@@ -16067,69 +14042,43 @@
         </w:numPr>
       </w:pPr>
       <w:r>
-        <w:t xml:space="preserve">Get users </w:t>
-      </w:r>
-      <w:proofErr w:type="gramStart"/>
-      <w:r>
-        <w:t>pending :</w:t>
-      </w:r>
-      <w:proofErr w:type="gramEnd"/>
-    </w:p>
-    <w:p>
-      <w:pPr>
-        <w:pStyle w:val="ListParagraph"/>
-        <w:numPr>
-          <w:ilvl w:val="0"/>
-          <w:numId w:val="2"/>
-        </w:numPr>
-      </w:pPr>
-      <w:proofErr w:type="gramStart"/>
-      <w:r>
-        <w:t>Method :</w:t>
-      </w:r>
-      <w:proofErr w:type="gramEnd"/>
-      <w:r>
-        <w:t xml:space="preserve"> get </w:t>
-      </w:r>
-    </w:p>
-    <w:p>
-      <w:pPr>
-        <w:pStyle w:val="ListParagraph"/>
-        <w:numPr>
-          <w:ilvl w:val="0"/>
-          <w:numId w:val="2"/>
-        </w:numPr>
-      </w:pPr>
-      <w:r>
-        <w:t>/</w:t>
-      </w:r>
-      <w:proofErr w:type="spellStart"/>
-      <w:r>
-        <w:t>api</w:t>
-      </w:r>
-      <w:proofErr w:type="spellEnd"/>
-      <w:r>
-        <w:t>/admin/users/pending</w:t>
-      </w:r>
-    </w:p>
-    <w:p>
-      <w:pPr>
-        <w:pStyle w:val="ListParagraph"/>
-        <w:numPr>
-          <w:ilvl w:val="0"/>
-          <w:numId w:val="2"/>
-        </w:numPr>
-      </w:pPr>
-      <w:r>
-        <w:t xml:space="preserve">[ </w:t>
-      </w:r>
-      <w:proofErr w:type="gramStart"/>
-      <w:r>
-        <w:t>doctor ,</w:t>
-      </w:r>
-      <w:proofErr w:type="gramEnd"/>
-      <w:r>
-        <w:t xml:space="preserve"> lab , pharmacy ] profiles which need to activate</w:t>
+        <w:t>Get users pending :</w:t>
+      </w:r>
+    </w:p>
+    <w:p>
+      <w:pPr>
+        <w:pStyle w:val="ListParagraph"/>
+        <w:numPr>
+          <w:ilvl w:val="0"/>
+          <w:numId w:val="2"/>
+        </w:numPr>
+      </w:pPr>
+      <w:r>
+        <w:t xml:space="preserve">Method : get </w:t>
+      </w:r>
+    </w:p>
+    <w:p>
+      <w:pPr>
+        <w:pStyle w:val="ListParagraph"/>
+        <w:numPr>
+          <w:ilvl w:val="0"/>
+          <w:numId w:val="2"/>
+        </w:numPr>
+      </w:pPr>
+      <w:r>
+        <w:t>/api/admin/users/pending</w:t>
+      </w:r>
+    </w:p>
+    <w:p>
+      <w:pPr>
+        <w:pStyle w:val="ListParagraph"/>
+        <w:numPr>
+          <w:ilvl w:val="0"/>
+          <w:numId w:val="2"/>
+        </w:numPr>
+      </w:pPr>
+      <w:r>
+        <w:t>[ doctor , lab , pharmacy ] profiles which need to activate</w:t>
       </w:r>
     </w:p>
     <w:p>
@@ -16141,49 +14090,31 @@
         </w:numPr>
       </w:pPr>
       <w:r>
-        <w:t xml:space="preserve">Activate </w:t>
-      </w:r>
-      <w:proofErr w:type="gramStart"/>
-      <w:r>
-        <w:t>user :</w:t>
-      </w:r>
-      <w:proofErr w:type="gramEnd"/>
-    </w:p>
-    <w:p>
-      <w:pPr>
-        <w:pStyle w:val="ListParagraph"/>
-        <w:numPr>
-          <w:ilvl w:val="0"/>
-          <w:numId w:val="2"/>
-        </w:numPr>
-      </w:pPr>
-      <w:proofErr w:type="gramStart"/>
-      <w:r>
-        <w:t>Method :</w:t>
-      </w:r>
-      <w:proofErr w:type="gramEnd"/>
-      <w:r>
-        <w:t xml:space="preserve"> patch</w:t>
-      </w:r>
-    </w:p>
-    <w:p>
-      <w:pPr>
-        <w:pStyle w:val="ListParagraph"/>
-        <w:numPr>
-          <w:ilvl w:val="0"/>
-          <w:numId w:val="2"/>
-        </w:numPr>
-      </w:pPr>
-      <w:r>
-        <w:t>/</w:t>
-      </w:r>
-      <w:proofErr w:type="spellStart"/>
-      <w:r>
-        <w:t>api</w:t>
-      </w:r>
-      <w:proofErr w:type="spellEnd"/>
-      <w:r>
-        <w:t>/admin/users/activate/</w:t>
+        <w:t>Activate user :</w:t>
+      </w:r>
+    </w:p>
+    <w:p>
+      <w:pPr>
+        <w:pStyle w:val="ListParagraph"/>
+        <w:numPr>
+          <w:ilvl w:val="0"/>
+          <w:numId w:val="2"/>
+        </w:numPr>
+      </w:pPr>
+      <w:r>
+        <w:t>Method : patch</w:t>
+      </w:r>
+    </w:p>
+    <w:p>
+      <w:pPr>
+        <w:pStyle w:val="ListParagraph"/>
+        <w:numPr>
+          <w:ilvl w:val="0"/>
+          <w:numId w:val="2"/>
+        </w:numPr>
+      </w:pPr>
+      <w:r>
+        <w:t>/api/admin/users/activate/</w:t>
       </w:r>
       <w:r>
         <w:t>:id</w:t>
@@ -16197,33 +14128,20 @@
           <w:numId w:val="2"/>
         </w:numPr>
       </w:pPr>
-      <w:proofErr w:type="spellStart"/>
-      <w:r>
-        <w:t>userId</w:t>
-      </w:r>
-      <w:proofErr w:type="spellEnd"/>
-      <w:r>
-        <w:t xml:space="preserve"> =&gt; in users database </w:t>
-      </w:r>
-    </w:p>
-    <w:p>
-      <w:pPr>
-        <w:pStyle w:val="ListParagraph"/>
-        <w:numPr>
-          <w:ilvl w:val="0"/>
-          <w:numId w:val="2"/>
-        </w:numPr>
-      </w:pPr>
-      <w:r>
-        <w:t xml:space="preserve">activate [ </w:t>
-      </w:r>
-      <w:proofErr w:type="gramStart"/>
-      <w:r>
-        <w:t>doctor ,</w:t>
-      </w:r>
-      <w:proofErr w:type="gramEnd"/>
-      <w:r>
-        <w:t xml:space="preserve"> lab , pharmacy ] profile and automatic send email</w:t>
+      <w:r>
+        <w:t xml:space="preserve">userId =&gt; in users database </w:t>
+      </w:r>
+    </w:p>
+    <w:p>
+      <w:pPr>
+        <w:pStyle w:val="ListParagraph"/>
+        <w:numPr>
+          <w:ilvl w:val="0"/>
+          <w:numId w:val="2"/>
+        </w:numPr>
+      </w:pPr>
+      <w:r>
+        <w:t>activate [ doctor , lab , pharmacy ] profile and automatic send email</w:t>
       </w:r>
     </w:p>
     <w:p>
@@ -16235,32 +14153,19 @@
         </w:numPr>
       </w:pPr>
       <w:r>
-        <w:t xml:space="preserve">deactivate user </w:t>
-      </w:r>
-      <w:proofErr w:type="gramStart"/>
-      <w:r>
-        <w:t>profile :</w:t>
-      </w:r>
-      <w:proofErr w:type="gramEnd"/>
-    </w:p>
-    <w:p>
-      <w:pPr>
-        <w:pStyle w:val="ListParagraph"/>
-        <w:numPr>
-          <w:ilvl w:val="0"/>
-          <w:numId w:val="2"/>
-        </w:numPr>
-      </w:pPr>
-      <w:r>
-        <w:t xml:space="preserve"> </w:t>
-      </w:r>
-      <w:proofErr w:type="gramStart"/>
-      <w:r>
-        <w:t>Method :</w:t>
-      </w:r>
-      <w:proofErr w:type="gramEnd"/>
-      <w:r>
-        <w:t xml:space="preserve"> patch</w:t>
+        <w:t>deactivate user profile :</w:t>
+      </w:r>
+    </w:p>
+    <w:p>
+      <w:pPr>
+        <w:pStyle w:val="ListParagraph"/>
+        <w:numPr>
+          <w:ilvl w:val="0"/>
+          <w:numId w:val="2"/>
+        </w:numPr>
+      </w:pPr>
+      <w:r>
+        <w:t xml:space="preserve"> Method : patch</w:t>
       </w:r>
     </w:p>
     <w:p>
@@ -16273,15 +14178,7 @@
       </w:pPr>
       <w:r>
         <w:lastRenderedPageBreak/>
-        <w:t>/</w:t>
-      </w:r>
-      <w:proofErr w:type="spellStart"/>
-      <w:r>
-        <w:t>api</w:t>
-      </w:r>
-      <w:proofErr w:type="spellEnd"/>
-      <w:r>
-        <w:t>/admin/users/deactivate/</w:t>
+        <w:t>/api/admin/users/deactivate/</w:t>
       </w:r>
       <w:r>
         <w:t>:id</w:t>
@@ -16295,13 +14192,8 @@
           <w:numId w:val="2"/>
         </w:numPr>
       </w:pPr>
-      <w:proofErr w:type="spellStart"/>
-      <w:r>
-        <w:t>userId</w:t>
-      </w:r>
-      <w:proofErr w:type="spellEnd"/>
-      <w:r>
-        <w:t xml:space="preserve"> =&gt; in users database </w:t>
+      <w:r>
+        <w:t xml:space="preserve">userId =&gt; in users database </w:t>
       </w:r>
     </w:p>
     <w:p>
@@ -16313,49 +14205,31 @@
         </w:numPr>
       </w:pPr>
       <w:r>
-        <w:t xml:space="preserve">delete user </w:t>
-      </w:r>
-      <w:proofErr w:type="gramStart"/>
-      <w:r>
-        <w:t>account :</w:t>
-      </w:r>
-      <w:proofErr w:type="gramEnd"/>
-    </w:p>
-    <w:p>
-      <w:pPr>
-        <w:pStyle w:val="ListParagraph"/>
-        <w:numPr>
-          <w:ilvl w:val="0"/>
-          <w:numId w:val="2"/>
-        </w:numPr>
-      </w:pPr>
-      <w:proofErr w:type="gramStart"/>
-      <w:r>
-        <w:t>method :</w:t>
-      </w:r>
-      <w:proofErr w:type="gramEnd"/>
-      <w:r>
-        <w:t xml:space="preserve"> delete</w:t>
-      </w:r>
-    </w:p>
-    <w:p>
-      <w:pPr>
-        <w:pStyle w:val="ListParagraph"/>
-        <w:numPr>
-          <w:ilvl w:val="0"/>
-          <w:numId w:val="2"/>
-        </w:numPr>
-      </w:pPr>
-      <w:r>
-        <w:t>/</w:t>
-      </w:r>
-      <w:proofErr w:type="spellStart"/>
-      <w:r>
-        <w:t>api</w:t>
-      </w:r>
-      <w:proofErr w:type="spellEnd"/>
-      <w:r>
-        <w:t>/admin/users/</w:t>
+        <w:t>delete user account :</w:t>
+      </w:r>
+    </w:p>
+    <w:p>
+      <w:pPr>
+        <w:pStyle w:val="ListParagraph"/>
+        <w:numPr>
+          <w:ilvl w:val="0"/>
+          <w:numId w:val="2"/>
+        </w:numPr>
+      </w:pPr>
+      <w:r>
+        <w:t>method : delete</w:t>
+      </w:r>
+    </w:p>
+    <w:p>
+      <w:pPr>
+        <w:pStyle w:val="ListParagraph"/>
+        <w:numPr>
+          <w:ilvl w:val="0"/>
+          <w:numId w:val="2"/>
+        </w:numPr>
+      </w:pPr>
+      <w:r>
+        <w:t>/api/admin/users/</w:t>
       </w:r>
       <w:r>
         <w:t>:id</w:t>
@@ -16369,13 +14243,8 @@
           <w:numId w:val="2"/>
         </w:numPr>
       </w:pPr>
-      <w:proofErr w:type="spellStart"/>
-      <w:r>
-        <w:t>userId</w:t>
-      </w:r>
-      <w:proofErr w:type="spellEnd"/>
-      <w:r>
-        <w:t xml:space="preserve"> =&gt; in users database </w:t>
+      <w:r>
+        <w:t xml:space="preserve">userId =&gt; in users database </w:t>
       </w:r>
     </w:p>
     <w:p>
@@ -16522,13 +14391,8 @@
           <w:numId w:val="17"/>
         </w:numPr>
       </w:pPr>
-      <w:proofErr w:type="gramStart"/>
-      <w:r>
-        <w:t>method :</w:t>
-      </w:r>
-      <w:proofErr w:type="gramEnd"/>
-      <w:r>
-        <w:t xml:space="preserve"> post</w:t>
+      <w:r>
+        <w:t>method : post</w:t>
       </w:r>
     </w:p>
     <w:p>
@@ -16540,23 +14404,7 @@
         </w:numPr>
       </w:pPr>
       <w:r>
-        <w:t>/</w:t>
-      </w:r>
-      <w:proofErr w:type="spellStart"/>
-      <w:r>
-        <w:t>api</w:t>
-      </w:r>
-      <w:proofErr w:type="spellEnd"/>
-      <w:r>
-        <w:t>/</w:t>
-      </w:r>
-      <w:proofErr w:type="spellStart"/>
-      <w:r>
-        <w:t>labReport</w:t>
-      </w:r>
-      <w:proofErr w:type="spellEnd"/>
-      <w:r>
-        <w:t>/analyze</w:t>
+        <w:t>/api/labReport/analyze</w:t>
       </w:r>
     </w:p>
     <w:p>

--- a/Backend/New Microsoft Word Document.docx
+++ b/Backend/New Microsoft Word Document.docx
@@ -42433,6 +42433,3828 @@
           <w:ilvl w:val="0"/>
           <w:numId w:val="2"/>
         </w:numPr>
+      </w:pPr>
+      <w:r>
+        <w:lastRenderedPageBreak/>
+        <w:drawing>
+          <wp:inline distT="0" distB="0" distL="0" distR="0" wp14:anchorId="3CD91E75" wp14:editId="20F28EED">
+            <wp:extent cx="5943600" cy="4813300"/>
+            <wp:effectExtent l="0" t="0" r="0" b="6350"/>
+            <wp:docPr id="58576254" name="Picture 1"/>
+            <wp:cNvGraphicFramePr>
+              <a:graphicFrameLocks xmlns:a="http://schemas.openxmlformats.org/drawingml/2006/main" noChangeAspect="1"/>
+            </wp:cNvGraphicFramePr>
+            <a:graphic xmlns:a="http://schemas.openxmlformats.org/drawingml/2006/main">
+              <a:graphicData uri="http://schemas.openxmlformats.org/drawingml/2006/picture">
+                <pic:pic xmlns:pic="http://schemas.openxmlformats.org/drawingml/2006/picture">
+                  <pic:nvPicPr>
+                    <pic:cNvPr id="58576254" name=""/>
+                    <pic:cNvPicPr/>
+                  </pic:nvPicPr>
+                  <pic:blipFill>
+                    <a:blip r:embed="rId12"/>
+                    <a:stretch>
+                      <a:fillRect/>
+                    </a:stretch>
+                  </pic:blipFill>
+                  <pic:spPr>
+                    <a:xfrm>
+                      <a:off x="0" y="0"/>
+                      <a:ext cx="5943600" cy="4813300"/>
+                    </a:xfrm>
+                    <a:prstGeom prst="rect">
+                      <a:avLst/>
+                    </a:prstGeom>
+                  </pic:spPr>
+                </pic:pic>
+              </a:graphicData>
+            </a:graphic>
+          </wp:inline>
+        </w:drawing>
+      </w:r>
+    </w:p>
+    <w:p>
+      <w:pPr>
+        <w:pStyle w:val="ListParagraph"/>
+        <w:numPr>
+          <w:ilvl w:val="0"/>
+          <w:numId w:val="10"/>
+        </w:numPr>
+      </w:pPr>
+      <w:r>
+        <w:t>Get my appointments (</w:t>
+      </w:r>
+      <w:proofErr w:type="gramStart"/>
+      <w:r>
+        <w:t>patient )</w:t>
+      </w:r>
+      <w:proofErr w:type="gramEnd"/>
+      <w:r>
+        <w:t>:</w:t>
+      </w:r>
+    </w:p>
+    <w:p>
+      <w:pPr>
+        <w:pStyle w:val="ListParagraph"/>
+        <w:numPr>
+          <w:ilvl w:val="0"/>
+          <w:numId w:val="2"/>
+        </w:numPr>
+      </w:pPr>
+      <w:proofErr w:type="gramStart"/>
+      <w:r>
+        <w:t>Method :</w:t>
+      </w:r>
+      <w:proofErr w:type="gramEnd"/>
+      <w:r>
+        <w:t xml:space="preserve"> get </w:t>
+      </w:r>
+    </w:p>
+    <w:p>
+      <w:pPr>
+        <w:pStyle w:val="ListParagraph"/>
+        <w:numPr>
+          <w:ilvl w:val="0"/>
+          <w:numId w:val="2"/>
+        </w:numPr>
+      </w:pPr>
+      <w:r>
+        <w:t>** Bearer toke</w:t>
+      </w:r>
+      <w:r>
+        <w:t>n</w:t>
+      </w:r>
+    </w:p>
+    <w:p>
+      <w:pPr>
+        <w:pStyle w:val="ListParagraph"/>
+        <w:numPr>
+          <w:ilvl w:val="0"/>
+          <w:numId w:val="2"/>
+        </w:numPr>
+      </w:pPr>
+      <w:r>
+        <w:t>/</w:t>
+      </w:r>
+      <w:proofErr w:type="spellStart"/>
+      <w:r>
+        <w:t>api</w:t>
+      </w:r>
+      <w:proofErr w:type="spellEnd"/>
+      <w:r>
+        <w:t>/appointments/</w:t>
+      </w:r>
+      <w:proofErr w:type="gramStart"/>
+      <w:r>
+        <w:t>my</w:t>
+      </w:r>
+      <w:proofErr w:type="gramEnd"/>
+    </w:p>
+    <w:p>
+      <w:pPr>
+        <w:pStyle w:val="ListParagraph"/>
+        <w:numPr>
+          <w:ilvl w:val="0"/>
+          <w:numId w:val="2"/>
+        </w:numPr>
+      </w:pPr>
+      <w:r>
+        <w:lastRenderedPageBreak/>
+        <w:drawing>
+          <wp:inline distT="0" distB="0" distL="0" distR="0" wp14:anchorId="558C0A57" wp14:editId="789DB1D3">
+            <wp:extent cx="5943600" cy="5102860"/>
+            <wp:effectExtent l="0" t="0" r="0" b="2540"/>
+            <wp:docPr id="273189162" name="Picture 1"/>
+            <wp:cNvGraphicFramePr>
+              <a:graphicFrameLocks xmlns:a="http://schemas.openxmlformats.org/drawingml/2006/main" noChangeAspect="1"/>
+            </wp:cNvGraphicFramePr>
+            <a:graphic xmlns:a="http://schemas.openxmlformats.org/drawingml/2006/main">
+              <a:graphicData uri="http://schemas.openxmlformats.org/drawingml/2006/picture">
+                <pic:pic xmlns:pic="http://schemas.openxmlformats.org/drawingml/2006/picture">
+                  <pic:nvPicPr>
+                    <pic:cNvPr id="273189162" name=""/>
+                    <pic:cNvPicPr/>
+                  </pic:nvPicPr>
+                  <pic:blipFill>
+                    <a:blip r:embed="rId13"/>
+                    <a:stretch>
+                      <a:fillRect/>
+                    </a:stretch>
+                  </pic:blipFill>
+                  <pic:spPr>
+                    <a:xfrm>
+                      <a:off x="0" y="0"/>
+                      <a:ext cx="5943600" cy="5102860"/>
+                    </a:xfrm>
+                    <a:prstGeom prst="rect">
+                      <a:avLst/>
+                    </a:prstGeom>
+                  </pic:spPr>
+                </pic:pic>
+              </a:graphicData>
+            </a:graphic>
+          </wp:inline>
+        </w:drawing>
+      </w:r>
+    </w:p>
+    <w:p>
+      <w:pPr>
+        <w:pStyle w:val="ListParagraph"/>
+        <w:ind w:left="1080"/>
+        <w:rPr>
+          <w:rtl/>
+        </w:rPr>
+      </w:pPr>
+    </w:p>
+    <w:p>
+      <w:pPr>
+        <w:pStyle w:val="ListParagraph"/>
+        <w:numPr>
+          <w:ilvl w:val="0"/>
+          <w:numId w:val="10"/>
+        </w:numPr>
+      </w:pPr>
+      <w:r>
+        <w:t xml:space="preserve">Cancel </w:t>
+      </w:r>
+      <w:proofErr w:type="gramStart"/>
+      <w:r>
+        <w:t>appointment :</w:t>
+      </w:r>
+      <w:proofErr w:type="gramEnd"/>
+    </w:p>
+    <w:p>
+      <w:pPr>
+        <w:pStyle w:val="ListParagraph"/>
+        <w:numPr>
+          <w:ilvl w:val="0"/>
+          <w:numId w:val="2"/>
+        </w:numPr>
+      </w:pPr>
+      <w:proofErr w:type="gramStart"/>
+      <w:r>
+        <w:t>Method :</w:t>
+      </w:r>
+      <w:proofErr w:type="gramEnd"/>
+      <w:r>
+        <w:t xml:space="preserve"> delete </w:t>
+      </w:r>
+    </w:p>
+    <w:p>
+      <w:pPr>
+        <w:pStyle w:val="ListParagraph"/>
+        <w:numPr>
+          <w:ilvl w:val="0"/>
+          <w:numId w:val="2"/>
+        </w:numPr>
+      </w:pPr>
+      <w:r>
+        <w:t xml:space="preserve"> ** Bearer token &lt;access token &gt; ** =&gt; patient </w:t>
+      </w:r>
+    </w:p>
+    <w:p>
+      <w:pPr>
+        <w:pStyle w:val="ListParagraph"/>
+        <w:numPr>
+          <w:ilvl w:val="0"/>
+          <w:numId w:val="2"/>
+        </w:numPr>
+      </w:pPr>
+      <w:r>
+        <w:t>/</w:t>
+      </w:r>
+      <w:proofErr w:type="spellStart"/>
+      <w:proofErr w:type="gramStart"/>
+      <w:r>
+        <w:t>api</w:t>
+      </w:r>
+      <w:proofErr w:type="spellEnd"/>
+      <w:proofErr w:type="gramEnd"/>
+      <w:r>
+        <w:t>/appointments/</w:t>
+      </w:r>
+      <w:r>
+        <w:t>:id</w:t>
+      </w:r>
+      <w:r>
+        <w:t>/cancel</w:t>
+      </w:r>
+    </w:p>
+    <w:p>
+      <w:pPr>
+        <w:pStyle w:val="ListParagraph"/>
+        <w:numPr>
+          <w:ilvl w:val="0"/>
+          <w:numId w:val="2"/>
+        </w:numPr>
+      </w:pPr>
+      <w:r>
+        <w:t>Id =&gt; appointment ID</w:t>
+      </w:r>
+    </w:p>
+    <w:p>
+      <w:pPr>
+        <w:pStyle w:val="ListParagraph"/>
+        <w:numPr>
+          <w:ilvl w:val="0"/>
+          <w:numId w:val="2"/>
+        </w:numPr>
+      </w:pPr>
+      <w:r>
+        <w:lastRenderedPageBreak/>
+        <w:drawing>
+          <wp:inline distT="0" distB="0" distL="0" distR="0" wp14:anchorId="6B46FE08" wp14:editId="70725457">
+            <wp:extent cx="5943600" cy="4878705"/>
+            <wp:effectExtent l="0" t="0" r="0" b="0"/>
+            <wp:docPr id="977557792" name="Picture 1"/>
+            <wp:cNvGraphicFramePr>
+              <a:graphicFrameLocks xmlns:a="http://schemas.openxmlformats.org/drawingml/2006/main" noChangeAspect="1"/>
+            </wp:cNvGraphicFramePr>
+            <a:graphic xmlns:a="http://schemas.openxmlformats.org/drawingml/2006/main">
+              <a:graphicData uri="http://schemas.openxmlformats.org/drawingml/2006/picture">
+                <pic:pic xmlns:pic="http://schemas.openxmlformats.org/drawingml/2006/picture">
+                  <pic:nvPicPr>
+                    <pic:cNvPr id="977557792" name=""/>
+                    <pic:cNvPicPr/>
+                  </pic:nvPicPr>
+                  <pic:blipFill>
+                    <a:blip r:embed="rId14"/>
+                    <a:stretch>
+                      <a:fillRect/>
+                    </a:stretch>
+                  </pic:blipFill>
+                  <pic:spPr>
+                    <a:xfrm>
+                      <a:off x="0" y="0"/>
+                      <a:ext cx="5943600" cy="4878705"/>
+                    </a:xfrm>
+                    <a:prstGeom prst="rect">
+                      <a:avLst/>
+                    </a:prstGeom>
+                  </pic:spPr>
+                </pic:pic>
+              </a:graphicData>
+            </a:graphic>
+          </wp:inline>
+        </w:drawing>
+      </w:r>
+    </w:p>
+    <w:p>
+      <w:r>
+        <w:t>Reschedule appointment</w:t>
+      </w:r>
+    </w:p>
+    <w:p>
+      <w:pPr>
+        <w:pStyle w:val="ListParagraph"/>
+        <w:numPr>
+          <w:ilvl w:val="0"/>
+          <w:numId w:val="20"/>
+        </w:numPr>
+      </w:pPr>
+      <w:r>
+        <w:t>Patch</w:t>
+      </w:r>
+    </w:p>
+    <w:p>
+      <w:pPr>
+        <w:pStyle w:val="ListParagraph"/>
+        <w:numPr>
+          <w:ilvl w:val="0"/>
+          <w:numId w:val="20"/>
+        </w:numPr>
+      </w:pPr>
+      <w:r>
+        <w:t xml:space="preserve">Bearer </w:t>
+      </w:r>
+      <w:proofErr w:type="spellStart"/>
+      <w:r>
+        <w:t>tocken</w:t>
+      </w:r>
+      <w:proofErr w:type="spellEnd"/>
+      <w:r>
+        <w:t xml:space="preserve"> of patient</w:t>
+      </w:r>
+    </w:p>
+    <w:p>
+      <w:pPr>
+        <w:pStyle w:val="ListParagraph"/>
+        <w:numPr>
+          <w:ilvl w:val="0"/>
+          <w:numId w:val="20"/>
+        </w:numPr>
+      </w:pPr>
+      <w:proofErr w:type="spellStart"/>
+      <w:r>
+        <w:t>api</w:t>
+      </w:r>
+      <w:proofErr w:type="spellEnd"/>
+      <w:r>
+        <w:t>/appointments/</w:t>
+      </w:r>
+      <w:r>
+        <w:t>:id</w:t>
+      </w:r>
+      <w:r>
+        <w:t>/reschedule</w:t>
+      </w:r>
+    </w:p>
+    <w:p>
+      <w:pPr>
+        <w:pStyle w:val="ListParagraph"/>
+        <w:numPr>
+          <w:ilvl w:val="0"/>
+          <w:numId w:val="20"/>
+        </w:numPr>
+      </w:pPr>
+      <w:r>
+        <w:lastRenderedPageBreak/>
+        <w:drawing>
+          <wp:inline distT="0" distB="0" distL="0" distR="0" wp14:anchorId="6B33E4C7" wp14:editId="32826117">
+            <wp:extent cx="5943600" cy="5503545"/>
+            <wp:effectExtent l="0" t="0" r="0" b="1905"/>
+            <wp:docPr id="3607332" name="Picture 1"/>
+            <wp:cNvGraphicFramePr>
+              <a:graphicFrameLocks xmlns:a="http://schemas.openxmlformats.org/drawingml/2006/main" noChangeAspect="1"/>
+            </wp:cNvGraphicFramePr>
+            <a:graphic xmlns:a="http://schemas.openxmlformats.org/drawingml/2006/main">
+              <a:graphicData uri="http://schemas.openxmlformats.org/drawingml/2006/picture">
+                <pic:pic xmlns:pic="http://schemas.openxmlformats.org/drawingml/2006/picture">
+                  <pic:nvPicPr>
+                    <pic:cNvPr id="3607332" name=""/>
+                    <pic:cNvPicPr/>
+                  </pic:nvPicPr>
+                  <pic:blipFill>
+                    <a:blip r:embed="rId15"/>
+                    <a:stretch>
+                      <a:fillRect/>
+                    </a:stretch>
+                  </pic:blipFill>
+                  <pic:spPr>
+                    <a:xfrm>
+                      <a:off x="0" y="0"/>
+                      <a:ext cx="5943600" cy="5503545"/>
+                    </a:xfrm>
+                    <a:prstGeom prst="rect">
+                      <a:avLst/>
+                    </a:prstGeom>
+                  </pic:spPr>
+                </pic:pic>
+              </a:graphicData>
+            </a:graphic>
+          </wp:inline>
+        </w:drawing>
+      </w:r>
+    </w:p>
+    <w:p>
+      <w:pPr>
+        <w:pStyle w:val="Heading1"/>
+      </w:pPr>
+      <w:r>
+        <w:lastRenderedPageBreak/>
+        <w:t>Get specific day(date) of clinic slots</w:t>
+      </w:r>
+    </w:p>
+    <w:p>
+      <w:pPr>
+        <w:pStyle w:val="ListParagraph"/>
+        <w:numPr>
+          <w:ilvl w:val="0"/>
+          <w:numId w:val="21"/>
+        </w:numPr>
+        <w:rPr>
+          <w:lang w:val="en-GB" w:bidi="ar-EG"/>
+        </w:rPr>
+      </w:pPr>
+      <w:r>
+        <w:rPr>
+          <w:lang w:val="en-GB" w:bidi="ar-EG"/>
+        </w:rPr>
+        <w:drawing>
+          <wp:inline distT="0" distB="0" distL="0" distR="0" wp14:anchorId="07B43229" wp14:editId="37BA5F13">
+            <wp:extent cx="5943600" cy="4633595"/>
+            <wp:effectExtent l="0" t="0" r="0" b="0"/>
+            <wp:docPr id="1254478399" name="Picture 1"/>
+            <wp:cNvGraphicFramePr>
+              <a:graphicFrameLocks xmlns:a="http://schemas.openxmlformats.org/drawingml/2006/main" noChangeAspect="1"/>
+            </wp:cNvGraphicFramePr>
+            <a:graphic xmlns:a="http://schemas.openxmlformats.org/drawingml/2006/main">
+              <a:graphicData uri="http://schemas.openxmlformats.org/drawingml/2006/picture">
+                <pic:pic xmlns:pic="http://schemas.openxmlformats.org/drawingml/2006/picture">
+                  <pic:nvPicPr>
+                    <pic:cNvPr id="1254478399" name=""/>
+                    <pic:cNvPicPr/>
+                  </pic:nvPicPr>
+                  <pic:blipFill>
+                    <a:blip r:embed="rId16"/>
+                    <a:stretch>
+                      <a:fillRect/>
+                    </a:stretch>
+                  </pic:blipFill>
+                  <pic:spPr>
+                    <a:xfrm>
+                      <a:off x="0" y="0"/>
+                      <a:ext cx="5943600" cy="4633595"/>
+                    </a:xfrm>
+                    <a:prstGeom prst="rect">
+                      <a:avLst/>
+                    </a:prstGeom>
+                  </pic:spPr>
+                </pic:pic>
+              </a:graphicData>
+            </a:graphic>
+          </wp:inline>
+        </w:drawing>
+      </w:r>
+    </w:p>
+    <w:p>
+      <w:pPr>
+        <w:pStyle w:val="Heading1"/>
+      </w:pPr>
+      <w:r>
+        <w:t>Response (if there is break times will not be included in the response</w:t>
+      </w:r>
+    </w:p>
+    <w:p>
+      <w:pPr>
+        <w:rPr>
+          <w:lang w:val="en-GB"/>
+        </w:rPr>
+      </w:pPr>
+      <w:r>
+        <w:rPr>
+          <w:lang w:val="en-GB"/>
+        </w:rPr>
+        <w:t>{</w:t>
+      </w:r>
+    </w:p>
+    <w:p>
+      <w:pPr>
+        <w:rPr>
+          <w:lang w:val="en-GB"/>
+        </w:rPr>
+      </w:pPr>
+      <w:r>
+        <w:rPr>
+          <w:lang w:val="en-GB"/>
+        </w:rPr>
+        <w:t>    "date": "2026-05-05",</w:t>
+      </w:r>
+    </w:p>
+    <w:p>
+      <w:pPr>
+        <w:rPr>
+          <w:lang w:val="en-GB"/>
+        </w:rPr>
+      </w:pPr>
+      <w:r>
+        <w:rPr>
+          <w:lang w:val="en-GB"/>
+        </w:rPr>
+        <w:t>    "day": "Tuesday",</w:t>
+      </w:r>
+    </w:p>
+    <w:p>
+      <w:pPr>
+        <w:rPr>
+          <w:lang w:val="en-GB"/>
+        </w:rPr>
+      </w:pPr>
+      <w:r>
+        <w:rPr>
+          <w:lang w:val="en-GB"/>
+        </w:rPr>
+        <w:t>    "</w:t>
+      </w:r>
+      <w:proofErr w:type="spellStart"/>
+      <w:r>
+        <w:rPr>
+          <w:lang w:val="en-GB"/>
+        </w:rPr>
+        <w:t>weekStart</w:t>
+      </w:r>
+      <w:proofErr w:type="spellEnd"/>
+      <w:r>
+        <w:rPr>
+          <w:lang w:val="en-GB"/>
+        </w:rPr>
+        <w:t>": "2026-05-02T00:00:00.000Z",</w:t>
+      </w:r>
+    </w:p>
+    <w:p>
+      <w:pPr>
+        <w:rPr>
+          <w:lang w:val="en-GB"/>
+        </w:rPr>
+      </w:pPr>
+      <w:r>
+        <w:rPr>
+          <w:lang w:val="en-GB"/>
+        </w:rPr>
+        <w:t>    "status": "open",</w:t>
+      </w:r>
+    </w:p>
+    <w:p>
+      <w:pPr>
+        <w:rPr>
+          <w:lang w:val="en-GB"/>
+        </w:rPr>
+      </w:pPr>
+      <w:r>
+        <w:rPr>
+          <w:lang w:val="en-GB"/>
+        </w:rPr>
+        <w:t>    "open": 480,</w:t>
+      </w:r>
+    </w:p>
+    <w:p>
+      <w:pPr>
+        <w:rPr>
+          <w:lang w:val="en-GB"/>
+        </w:rPr>
+      </w:pPr>
+      <w:r>
+        <w:rPr>
+          <w:lang w:val="en-GB"/>
+        </w:rPr>
+        <w:t>    "close": 840,</w:t>
+      </w:r>
+    </w:p>
+    <w:p>
+      <w:pPr>
+        <w:rPr>
+          <w:lang w:val="en-GB"/>
+        </w:rPr>
+      </w:pPr>
+      <w:r>
+        <w:rPr>
+          <w:lang w:val="en-GB"/>
+        </w:rPr>
+        <w:lastRenderedPageBreak/>
+        <w:t>    "</w:t>
+      </w:r>
+      <w:proofErr w:type="spellStart"/>
+      <w:r>
+        <w:rPr>
+          <w:lang w:val="en-GB"/>
+        </w:rPr>
+        <w:t>slotDuration</w:t>
+      </w:r>
+      <w:proofErr w:type="spellEnd"/>
+      <w:r>
+        <w:rPr>
+          <w:lang w:val="en-GB"/>
+        </w:rPr>
+        <w:t>": 30,</w:t>
+      </w:r>
+    </w:p>
+    <w:p>
+      <w:pPr>
+        <w:rPr>
+          <w:lang w:val="en-GB"/>
+        </w:rPr>
+      </w:pPr>
+      <w:r>
+        <w:rPr>
+          <w:lang w:val="en-GB"/>
+        </w:rPr>
+        <w:t>    "</w:t>
+      </w:r>
+      <w:proofErr w:type="spellStart"/>
+      <w:r>
+        <w:rPr>
+          <w:lang w:val="en-GB"/>
+        </w:rPr>
+        <w:t>dailyCapacity</w:t>
+      </w:r>
+      <w:proofErr w:type="spellEnd"/>
+      <w:r>
+        <w:rPr>
+          <w:lang w:val="en-GB"/>
+        </w:rPr>
+        <w:t>": 12,</w:t>
+      </w:r>
+    </w:p>
+    <w:p>
+      <w:pPr>
+        <w:rPr>
+          <w:lang w:val="en-GB"/>
+        </w:rPr>
+      </w:pPr>
+      <w:r>
+        <w:rPr>
+          <w:lang w:val="en-GB"/>
+        </w:rPr>
+        <w:t>    "</w:t>
+      </w:r>
+      <w:proofErr w:type="spellStart"/>
+      <w:r>
+        <w:rPr>
+          <w:lang w:val="en-GB"/>
+        </w:rPr>
+        <w:t>patientsPerSlot</w:t>
+      </w:r>
+      <w:proofErr w:type="spellEnd"/>
+      <w:r>
+        <w:rPr>
+          <w:lang w:val="en-GB"/>
+        </w:rPr>
+        <w:t>": 1,</w:t>
+      </w:r>
+    </w:p>
+    <w:p>
+      <w:pPr>
+        <w:rPr>
+          <w:lang w:val="en-GB"/>
+        </w:rPr>
+      </w:pPr>
+      <w:r>
+        <w:rPr>
+          <w:lang w:val="en-GB"/>
+        </w:rPr>
+        <w:t>    "</w:t>
+      </w:r>
+      <w:proofErr w:type="spellStart"/>
+      <w:r>
+        <w:rPr>
+          <w:lang w:val="en-GB"/>
+        </w:rPr>
+        <w:t>totalBookedToday</w:t>
+      </w:r>
+      <w:proofErr w:type="spellEnd"/>
+      <w:r>
+        <w:rPr>
+          <w:lang w:val="en-GB"/>
+        </w:rPr>
+        <w:t>": 1,</w:t>
+      </w:r>
+    </w:p>
+    <w:p>
+      <w:pPr>
+        <w:rPr>
+          <w:lang w:val="en-GB"/>
+        </w:rPr>
+      </w:pPr>
+      <w:r>
+        <w:rPr>
+          <w:lang w:val="en-GB"/>
+        </w:rPr>
+        <w:t>    "</w:t>
+      </w:r>
+      <w:proofErr w:type="spellStart"/>
+      <w:r>
+        <w:rPr>
+          <w:lang w:val="en-GB"/>
+        </w:rPr>
+        <w:t>totalSlots</w:t>
+      </w:r>
+      <w:proofErr w:type="spellEnd"/>
+      <w:r>
+        <w:rPr>
+          <w:lang w:val="en-GB"/>
+        </w:rPr>
+        <w:t>": 12,</w:t>
+      </w:r>
+    </w:p>
+    <w:p>
+      <w:pPr>
+        <w:rPr>
+          <w:lang w:val="en-GB"/>
+        </w:rPr>
+      </w:pPr>
+      <w:r>
+        <w:rPr>
+          <w:lang w:val="en-GB"/>
+        </w:rPr>
+        <w:t>    "</w:t>
+      </w:r>
+      <w:proofErr w:type="spellStart"/>
+      <w:r>
+        <w:rPr>
+          <w:lang w:val="en-GB"/>
+        </w:rPr>
+        <w:t>hasAppointments</w:t>
+      </w:r>
+      <w:proofErr w:type="spellEnd"/>
+      <w:r>
+        <w:rPr>
+          <w:lang w:val="en-GB"/>
+        </w:rPr>
+        <w:t>": true,</w:t>
+      </w:r>
+    </w:p>
+    <w:p>
+      <w:pPr>
+        <w:rPr>
+          <w:lang w:val="en-GB"/>
+        </w:rPr>
+      </w:pPr>
+      <w:r>
+        <w:rPr>
+          <w:lang w:val="en-GB"/>
+        </w:rPr>
+        <w:t>    "breaks": [],</w:t>
+      </w:r>
+    </w:p>
+    <w:p>
+      <w:pPr>
+        <w:rPr>
+          <w:lang w:val="en-GB"/>
+        </w:rPr>
+      </w:pPr>
+      <w:r>
+        <w:rPr>
+          <w:lang w:val="en-GB"/>
+        </w:rPr>
+        <w:t>    "slots": [</w:t>
+      </w:r>
+    </w:p>
+    <w:p>
+      <w:pPr>
+        <w:rPr>
+          <w:lang w:val="en-GB"/>
+        </w:rPr>
+      </w:pPr>
+      <w:r>
+        <w:rPr>
+          <w:lang w:val="en-GB"/>
+        </w:rPr>
+        <w:t>        {</w:t>
+      </w:r>
+    </w:p>
+    <w:p>
+      <w:pPr>
+        <w:rPr>
+          <w:lang w:val="en-GB"/>
+        </w:rPr>
+      </w:pPr>
+      <w:r>
+        <w:rPr>
+          <w:lang w:val="en-GB"/>
+        </w:rPr>
+        <w:t>            "index": 1,</w:t>
+      </w:r>
+    </w:p>
+    <w:p>
+      <w:pPr>
+        <w:rPr>
+          <w:lang w:val="en-GB"/>
+        </w:rPr>
+      </w:pPr>
+      <w:r>
+        <w:rPr>
+          <w:lang w:val="en-GB"/>
+        </w:rPr>
+        <w:t>            "start": 480,</w:t>
+      </w:r>
+    </w:p>
+    <w:p>
+      <w:pPr>
+        <w:rPr>
+          <w:lang w:val="en-GB"/>
+        </w:rPr>
+      </w:pPr>
+      <w:r>
+        <w:rPr>
+          <w:lang w:val="en-GB"/>
+        </w:rPr>
+        <w:t>            "end": 510,</w:t>
+      </w:r>
+    </w:p>
+    <w:p>
+      <w:pPr>
+        <w:rPr>
+          <w:lang w:val="en-GB"/>
+        </w:rPr>
+      </w:pPr>
+      <w:r>
+        <w:rPr>
+          <w:lang w:val="en-GB"/>
+        </w:rPr>
+        <w:t>            "</w:t>
+      </w:r>
+      <w:proofErr w:type="spellStart"/>
+      <w:r>
+        <w:rPr>
+          <w:lang w:val="en-GB"/>
+        </w:rPr>
+        <w:t>startTime</w:t>
+      </w:r>
+      <w:proofErr w:type="spellEnd"/>
+      <w:r>
+        <w:rPr>
+          <w:lang w:val="en-GB"/>
+        </w:rPr>
+        <w:t>": "08:00",</w:t>
+      </w:r>
+    </w:p>
+    <w:p>
+      <w:pPr>
+        <w:rPr>
+          <w:lang w:val="en-GB"/>
+        </w:rPr>
+      </w:pPr>
+      <w:r>
+        <w:rPr>
+          <w:lang w:val="en-GB"/>
+        </w:rPr>
+        <w:t>            "</w:t>
+      </w:r>
+      <w:proofErr w:type="spellStart"/>
+      <w:r>
+        <w:rPr>
+          <w:lang w:val="en-GB"/>
+        </w:rPr>
+        <w:t>endTime</w:t>
+      </w:r>
+      <w:proofErr w:type="spellEnd"/>
+      <w:r>
+        <w:rPr>
+          <w:lang w:val="en-GB"/>
+        </w:rPr>
+        <w:t>": "08:30",</w:t>
+      </w:r>
+    </w:p>
+    <w:p>
+      <w:pPr>
+        <w:rPr>
+          <w:lang w:val="en-GB"/>
+        </w:rPr>
+      </w:pPr>
+      <w:r>
+        <w:rPr>
+          <w:lang w:val="en-GB"/>
+        </w:rPr>
+        <w:t>            "available": false,</w:t>
+      </w:r>
+    </w:p>
+    <w:p>
+      <w:pPr>
+        <w:rPr>
+          <w:lang w:val="en-GB"/>
+        </w:rPr>
+      </w:pPr>
+      <w:r>
+        <w:rPr>
+          <w:lang w:val="en-GB"/>
+        </w:rPr>
+        <w:t>            "</w:t>
+      </w:r>
+      <w:proofErr w:type="spellStart"/>
+      <w:r>
+        <w:rPr>
+          <w:lang w:val="en-GB"/>
+        </w:rPr>
+        <w:t>bookedCount</w:t>
+      </w:r>
+      <w:proofErr w:type="spellEnd"/>
+      <w:r>
+        <w:rPr>
+          <w:lang w:val="en-GB"/>
+        </w:rPr>
+        <w:t>": 1,</w:t>
+      </w:r>
+    </w:p>
+    <w:p>
+      <w:pPr>
+        <w:rPr>
+          <w:lang w:val="en-GB"/>
+        </w:rPr>
+      </w:pPr>
+      <w:r>
+        <w:rPr>
+          <w:lang w:val="en-GB"/>
+        </w:rPr>
+        <w:t>            "</w:t>
+      </w:r>
+      <w:proofErr w:type="spellStart"/>
+      <w:r>
+        <w:rPr>
+          <w:lang w:val="en-GB"/>
+        </w:rPr>
+        <w:t>patientsPerSlot</w:t>
+      </w:r>
+      <w:proofErr w:type="spellEnd"/>
+      <w:r>
+        <w:rPr>
+          <w:lang w:val="en-GB"/>
+        </w:rPr>
+        <w:t>": 1,</w:t>
+      </w:r>
+    </w:p>
+    <w:p>
+      <w:pPr>
+        <w:rPr>
+          <w:lang w:val="en-GB"/>
+        </w:rPr>
+      </w:pPr>
+      <w:r>
+        <w:rPr>
+          <w:lang w:val="en-GB"/>
+        </w:rPr>
+        <w:t>            "</w:t>
+      </w:r>
+      <w:proofErr w:type="spellStart"/>
+      <w:r>
+        <w:rPr>
+          <w:lang w:val="en-GB"/>
+        </w:rPr>
+        <w:t>remainingInSlot</w:t>
+      </w:r>
+      <w:proofErr w:type="spellEnd"/>
+      <w:r>
+        <w:rPr>
+          <w:lang w:val="en-GB"/>
+        </w:rPr>
+        <w:t>": 0,</w:t>
+      </w:r>
+    </w:p>
+    <w:p>
+      <w:pPr>
+        <w:rPr>
+          <w:lang w:val="en-GB"/>
+        </w:rPr>
+      </w:pPr>
+      <w:r>
+        <w:rPr>
+          <w:lang w:val="en-GB"/>
+        </w:rPr>
+        <w:t>            "</w:t>
+      </w:r>
+      <w:proofErr w:type="spellStart"/>
+      <w:r>
+        <w:rPr>
+          <w:lang w:val="en-GB"/>
+        </w:rPr>
+        <w:t>remainingInDay</w:t>
+      </w:r>
+      <w:proofErr w:type="spellEnd"/>
+      <w:r>
+        <w:rPr>
+          <w:lang w:val="en-GB"/>
+        </w:rPr>
+        <w:t>": 11,</w:t>
+      </w:r>
+    </w:p>
+    <w:p>
+      <w:pPr>
+        <w:rPr>
+          <w:lang w:val="en-GB"/>
+        </w:rPr>
+      </w:pPr>
+      <w:r>
+        <w:rPr>
+          <w:lang w:val="en-GB"/>
+        </w:rPr>
+        <w:t>            "reason": "Slot is fully booked."</w:t>
+      </w:r>
+    </w:p>
+    <w:p>
+      <w:pPr>
+        <w:rPr>
+          <w:lang w:val="en-GB"/>
+        </w:rPr>
+      </w:pPr>
+      <w:r>
+        <w:rPr>
+          <w:lang w:val="en-GB"/>
+        </w:rPr>
+        <w:t>        },</w:t>
+      </w:r>
+    </w:p>
+    <w:p>
+      <w:pPr>
+        <w:rPr>
+          <w:lang w:val="en-GB"/>
+        </w:rPr>
+      </w:pPr>
+      <w:r>
+        <w:rPr>
+          <w:lang w:val="en-GB"/>
+        </w:rPr>
+        <w:t>        {</w:t>
+      </w:r>
+    </w:p>
+    <w:p>
+      <w:pPr>
+        <w:rPr>
+          <w:lang w:val="en-GB"/>
+        </w:rPr>
+      </w:pPr>
+      <w:r>
+        <w:rPr>
+          <w:lang w:val="en-GB"/>
+        </w:rPr>
+        <w:t>            "index": 2,</w:t>
+      </w:r>
+    </w:p>
+    <w:p>
+      <w:pPr>
+        <w:rPr>
+          <w:lang w:val="en-GB"/>
+        </w:rPr>
+      </w:pPr>
+      <w:r>
+        <w:rPr>
+          <w:lang w:val="en-GB"/>
+        </w:rPr>
+        <w:t>            "start": 510,</w:t>
+      </w:r>
+    </w:p>
+    <w:p>
+      <w:pPr>
+        <w:rPr>
+          <w:lang w:val="en-GB"/>
+        </w:rPr>
+      </w:pPr>
+      <w:r>
+        <w:rPr>
+          <w:lang w:val="en-GB"/>
+        </w:rPr>
+        <w:t>            "end": 540,</w:t>
+      </w:r>
+    </w:p>
+    <w:p>
+      <w:pPr>
+        <w:rPr>
+          <w:lang w:val="en-GB"/>
+        </w:rPr>
+      </w:pPr>
+      <w:r>
+        <w:rPr>
+          <w:lang w:val="en-GB"/>
+        </w:rPr>
+        <w:t>            "</w:t>
+      </w:r>
+      <w:proofErr w:type="spellStart"/>
+      <w:r>
+        <w:rPr>
+          <w:lang w:val="en-GB"/>
+        </w:rPr>
+        <w:t>startTime</w:t>
+      </w:r>
+      <w:proofErr w:type="spellEnd"/>
+      <w:r>
+        <w:rPr>
+          <w:lang w:val="en-GB"/>
+        </w:rPr>
+        <w:t>": "08:30",</w:t>
+      </w:r>
+    </w:p>
+    <w:p>
+      <w:pPr>
+        <w:rPr>
+          <w:lang w:val="en-GB"/>
+        </w:rPr>
+      </w:pPr>
+      <w:r>
+        <w:rPr>
+          <w:lang w:val="en-GB"/>
+        </w:rPr>
+        <w:lastRenderedPageBreak/>
+        <w:t>            "</w:t>
+      </w:r>
+      <w:proofErr w:type="spellStart"/>
+      <w:r>
+        <w:rPr>
+          <w:lang w:val="en-GB"/>
+        </w:rPr>
+        <w:t>endTime</w:t>
+      </w:r>
+      <w:proofErr w:type="spellEnd"/>
+      <w:r>
+        <w:rPr>
+          <w:lang w:val="en-GB"/>
+        </w:rPr>
+        <w:t>": "09:00",</w:t>
+      </w:r>
+    </w:p>
+    <w:p>
+      <w:pPr>
+        <w:rPr>
+          <w:lang w:val="en-GB"/>
+        </w:rPr>
+      </w:pPr>
+      <w:r>
+        <w:rPr>
+          <w:lang w:val="en-GB"/>
+        </w:rPr>
+        <w:t>            "available": true,</w:t>
+      </w:r>
+    </w:p>
+    <w:p>
+      <w:pPr>
+        <w:rPr>
+          <w:lang w:val="en-GB"/>
+        </w:rPr>
+      </w:pPr>
+      <w:r>
+        <w:rPr>
+          <w:lang w:val="en-GB"/>
+        </w:rPr>
+        <w:t>            "</w:t>
+      </w:r>
+      <w:proofErr w:type="spellStart"/>
+      <w:r>
+        <w:rPr>
+          <w:lang w:val="en-GB"/>
+        </w:rPr>
+        <w:t>bookedCount</w:t>
+      </w:r>
+      <w:proofErr w:type="spellEnd"/>
+      <w:r>
+        <w:rPr>
+          <w:lang w:val="en-GB"/>
+        </w:rPr>
+        <w:t>": 0,</w:t>
+      </w:r>
+    </w:p>
+    <w:p>
+      <w:pPr>
+        <w:rPr>
+          <w:lang w:val="en-GB"/>
+        </w:rPr>
+      </w:pPr>
+      <w:r>
+        <w:rPr>
+          <w:lang w:val="en-GB"/>
+        </w:rPr>
+        <w:t>            "</w:t>
+      </w:r>
+      <w:proofErr w:type="spellStart"/>
+      <w:r>
+        <w:rPr>
+          <w:lang w:val="en-GB"/>
+        </w:rPr>
+        <w:t>patientsPerSlot</w:t>
+      </w:r>
+      <w:proofErr w:type="spellEnd"/>
+      <w:r>
+        <w:rPr>
+          <w:lang w:val="en-GB"/>
+        </w:rPr>
+        <w:t>": 1,</w:t>
+      </w:r>
+    </w:p>
+    <w:p>
+      <w:pPr>
+        <w:rPr>
+          <w:lang w:val="en-GB"/>
+        </w:rPr>
+      </w:pPr>
+      <w:r>
+        <w:rPr>
+          <w:lang w:val="en-GB"/>
+        </w:rPr>
+        <w:t>            "</w:t>
+      </w:r>
+      <w:proofErr w:type="spellStart"/>
+      <w:r>
+        <w:rPr>
+          <w:lang w:val="en-GB"/>
+        </w:rPr>
+        <w:t>remainingInSlot</w:t>
+      </w:r>
+      <w:proofErr w:type="spellEnd"/>
+      <w:r>
+        <w:rPr>
+          <w:lang w:val="en-GB"/>
+        </w:rPr>
+        <w:t>": 1,</w:t>
+      </w:r>
+    </w:p>
+    <w:p>
+      <w:pPr>
+        <w:rPr>
+          <w:lang w:val="en-GB"/>
+        </w:rPr>
+      </w:pPr>
+      <w:r>
+        <w:rPr>
+          <w:lang w:val="en-GB"/>
+        </w:rPr>
+        <w:t>            "</w:t>
+      </w:r>
+      <w:proofErr w:type="spellStart"/>
+      <w:r>
+        <w:rPr>
+          <w:lang w:val="en-GB"/>
+        </w:rPr>
+        <w:t>remainingInDay</w:t>
+      </w:r>
+      <w:proofErr w:type="spellEnd"/>
+      <w:r>
+        <w:rPr>
+          <w:lang w:val="en-GB"/>
+        </w:rPr>
+        <w:t>": 11</w:t>
+      </w:r>
+    </w:p>
+    <w:p>
+      <w:pPr>
+        <w:rPr>
+          <w:lang w:val="en-GB"/>
+        </w:rPr>
+      </w:pPr>
+      <w:r>
+        <w:rPr>
+          <w:lang w:val="en-GB"/>
+        </w:rPr>
+        <w:t>        },</w:t>
+      </w:r>
+    </w:p>
+    <w:p>
+      <w:pPr>
+        <w:rPr>
+          <w:lang w:val="en-GB"/>
+        </w:rPr>
+      </w:pPr>
+      <w:r>
+        <w:rPr>
+          <w:lang w:val="en-GB"/>
+        </w:rPr>
+        <w:t>        {</w:t>
+      </w:r>
+    </w:p>
+    <w:p>
+      <w:pPr>
+        <w:rPr>
+          <w:lang w:val="en-GB"/>
+        </w:rPr>
+      </w:pPr>
+      <w:r>
+        <w:rPr>
+          <w:lang w:val="en-GB"/>
+        </w:rPr>
+        <w:t>            "index": 3,</w:t>
+      </w:r>
+    </w:p>
+    <w:p>
+      <w:pPr>
+        <w:rPr>
+          <w:lang w:val="en-GB"/>
+        </w:rPr>
+      </w:pPr>
+      <w:r>
+        <w:rPr>
+          <w:lang w:val="en-GB"/>
+        </w:rPr>
+        <w:t>            "start": 540,</w:t>
+      </w:r>
+    </w:p>
+    <w:p>
+      <w:pPr>
+        <w:rPr>
+          <w:lang w:val="en-GB"/>
+        </w:rPr>
+      </w:pPr>
+      <w:r>
+        <w:rPr>
+          <w:lang w:val="en-GB"/>
+        </w:rPr>
+        <w:t>            "end": 570,</w:t>
+      </w:r>
+    </w:p>
+    <w:p>
+      <w:pPr>
+        <w:rPr>
+          <w:lang w:val="en-GB"/>
+        </w:rPr>
+      </w:pPr>
+      <w:r>
+        <w:rPr>
+          <w:lang w:val="en-GB"/>
+        </w:rPr>
+        <w:t>            "</w:t>
+      </w:r>
+      <w:proofErr w:type="spellStart"/>
+      <w:r>
+        <w:rPr>
+          <w:lang w:val="en-GB"/>
+        </w:rPr>
+        <w:t>startTime</w:t>
+      </w:r>
+      <w:proofErr w:type="spellEnd"/>
+      <w:r>
+        <w:rPr>
+          <w:lang w:val="en-GB"/>
+        </w:rPr>
+        <w:t>": "09:00",</w:t>
+      </w:r>
+    </w:p>
+    <w:p>
+      <w:pPr>
+        <w:rPr>
+          <w:lang w:val="en-GB"/>
+        </w:rPr>
+      </w:pPr>
+      <w:r>
+        <w:rPr>
+          <w:lang w:val="en-GB"/>
+        </w:rPr>
+        <w:t>            "</w:t>
+      </w:r>
+      <w:proofErr w:type="spellStart"/>
+      <w:r>
+        <w:rPr>
+          <w:lang w:val="en-GB"/>
+        </w:rPr>
+        <w:t>endTime</w:t>
+      </w:r>
+      <w:proofErr w:type="spellEnd"/>
+      <w:r>
+        <w:rPr>
+          <w:lang w:val="en-GB"/>
+        </w:rPr>
+        <w:t>": "09:30",</w:t>
+      </w:r>
+    </w:p>
+    <w:p>
+      <w:pPr>
+        <w:rPr>
+          <w:lang w:val="en-GB"/>
+        </w:rPr>
+      </w:pPr>
+      <w:r>
+        <w:rPr>
+          <w:lang w:val="en-GB"/>
+        </w:rPr>
+        <w:t>            "available": true,</w:t>
+      </w:r>
+    </w:p>
+    <w:p>
+      <w:pPr>
+        <w:rPr>
+          <w:lang w:val="en-GB"/>
+        </w:rPr>
+      </w:pPr>
+      <w:r>
+        <w:rPr>
+          <w:lang w:val="en-GB"/>
+        </w:rPr>
+        <w:t>            "</w:t>
+      </w:r>
+      <w:proofErr w:type="spellStart"/>
+      <w:r>
+        <w:rPr>
+          <w:lang w:val="en-GB"/>
+        </w:rPr>
+        <w:t>bookedCount</w:t>
+      </w:r>
+      <w:proofErr w:type="spellEnd"/>
+      <w:r>
+        <w:rPr>
+          <w:lang w:val="en-GB"/>
+        </w:rPr>
+        <w:t>": 0,</w:t>
+      </w:r>
+    </w:p>
+    <w:p>
+      <w:pPr>
+        <w:rPr>
+          <w:lang w:val="en-GB"/>
+        </w:rPr>
+      </w:pPr>
+      <w:r>
+        <w:rPr>
+          <w:lang w:val="en-GB"/>
+        </w:rPr>
+        <w:t>            "</w:t>
+      </w:r>
+      <w:proofErr w:type="spellStart"/>
+      <w:r>
+        <w:rPr>
+          <w:lang w:val="en-GB"/>
+        </w:rPr>
+        <w:t>patientsPerSlot</w:t>
+      </w:r>
+      <w:proofErr w:type="spellEnd"/>
+      <w:r>
+        <w:rPr>
+          <w:lang w:val="en-GB"/>
+        </w:rPr>
+        <w:t>": 1,</w:t>
+      </w:r>
+    </w:p>
+    <w:p>
+      <w:pPr>
+        <w:rPr>
+          <w:lang w:val="en-GB"/>
+        </w:rPr>
+      </w:pPr>
+      <w:r>
+        <w:rPr>
+          <w:lang w:val="en-GB"/>
+        </w:rPr>
+        <w:t>            "</w:t>
+      </w:r>
+      <w:proofErr w:type="spellStart"/>
+      <w:r>
+        <w:rPr>
+          <w:lang w:val="en-GB"/>
+        </w:rPr>
+        <w:t>remainingInSlot</w:t>
+      </w:r>
+      <w:proofErr w:type="spellEnd"/>
+      <w:r>
+        <w:rPr>
+          <w:lang w:val="en-GB"/>
+        </w:rPr>
+        <w:t>": 1,</w:t>
+      </w:r>
+    </w:p>
+    <w:p>
+      <w:pPr>
+        <w:rPr>
+          <w:lang w:val="en-GB"/>
+        </w:rPr>
+      </w:pPr>
+      <w:r>
+        <w:rPr>
+          <w:lang w:val="en-GB"/>
+        </w:rPr>
+        <w:t>            "</w:t>
+      </w:r>
+      <w:proofErr w:type="spellStart"/>
+      <w:r>
+        <w:rPr>
+          <w:lang w:val="en-GB"/>
+        </w:rPr>
+        <w:t>remainingInDay</w:t>
+      </w:r>
+      <w:proofErr w:type="spellEnd"/>
+      <w:r>
+        <w:rPr>
+          <w:lang w:val="en-GB"/>
+        </w:rPr>
+        <w:t>": 11</w:t>
+      </w:r>
+    </w:p>
+    <w:p>
+      <w:pPr>
+        <w:rPr>
+          <w:lang w:val="en-GB"/>
+        </w:rPr>
+      </w:pPr>
+      <w:r>
+        <w:rPr>
+          <w:lang w:val="en-GB"/>
+        </w:rPr>
+        <w:t>        },</w:t>
+      </w:r>
+    </w:p>
+    <w:p>
+      <w:pPr>
+        <w:rPr>
+          <w:lang w:val="en-GB"/>
+        </w:rPr>
+      </w:pPr>
+      <w:r>
+        <w:rPr>
+          <w:lang w:val="en-GB"/>
+        </w:rPr>
+        <w:t>        {</w:t>
+      </w:r>
+    </w:p>
+    <w:p>
+      <w:pPr>
+        <w:rPr>
+          <w:lang w:val="en-GB"/>
+        </w:rPr>
+      </w:pPr>
+      <w:r>
+        <w:rPr>
+          <w:lang w:val="en-GB"/>
+        </w:rPr>
+        <w:t>            "index": 4,</w:t>
+      </w:r>
+    </w:p>
+    <w:p>
+      <w:pPr>
+        <w:rPr>
+          <w:lang w:val="en-GB"/>
+        </w:rPr>
+      </w:pPr>
+      <w:r>
+        <w:rPr>
+          <w:lang w:val="en-GB"/>
+        </w:rPr>
+        <w:t>            "start": 570,</w:t>
+      </w:r>
+    </w:p>
+    <w:p>
+      <w:pPr>
+        <w:rPr>
+          <w:lang w:val="en-GB"/>
+        </w:rPr>
+      </w:pPr>
+      <w:r>
+        <w:rPr>
+          <w:lang w:val="en-GB"/>
+        </w:rPr>
+        <w:t>            "end": 600,</w:t>
+      </w:r>
+    </w:p>
+    <w:p>
+      <w:pPr>
+        <w:rPr>
+          <w:lang w:val="en-GB"/>
+        </w:rPr>
+      </w:pPr>
+      <w:r>
+        <w:rPr>
+          <w:lang w:val="en-GB"/>
+        </w:rPr>
+        <w:t>            "</w:t>
+      </w:r>
+      <w:proofErr w:type="spellStart"/>
+      <w:r>
+        <w:rPr>
+          <w:lang w:val="en-GB"/>
+        </w:rPr>
+        <w:t>startTime</w:t>
+      </w:r>
+      <w:proofErr w:type="spellEnd"/>
+      <w:r>
+        <w:rPr>
+          <w:lang w:val="en-GB"/>
+        </w:rPr>
+        <w:t>": "09:30",</w:t>
+      </w:r>
+    </w:p>
+    <w:p>
+      <w:pPr>
+        <w:rPr>
+          <w:lang w:val="en-GB"/>
+        </w:rPr>
+      </w:pPr>
+      <w:r>
+        <w:rPr>
+          <w:lang w:val="en-GB"/>
+        </w:rPr>
+        <w:t>            "</w:t>
+      </w:r>
+      <w:proofErr w:type="spellStart"/>
+      <w:r>
+        <w:rPr>
+          <w:lang w:val="en-GB"/>
+        </w:rPr>
+        <w:t>endTime</w:t>
+      </w:r>
+      <w:proofErr w:type="spellEnd"/>
+      <w:r>
+        <w:rPr>
+          <w:lang w:val="en-GB"/>
+        </w:rPr>
+        <w:t>": "10:00",</w:t>
+      </w:r>
+    </w:p>
+    <w:p>
+      <w:pPr>
+        <w:rPr>
+          <w:lang w:val="en-GB"/>
+        </w:rPr>
+      </w:pPr>
+      <w:r>
+        <w:rPr>
+          <w:lang w:val="en-GB"/>
+        </w:rPr>
+        <w:t>            "available": true,</w:t>
+      </w:r>
+    </w:p>
+    <w:p>
+      <w:pPr>
+        <w:rPr>
+          <w:lang w:val="en-GB"/>
+        </w:rPr>
+      </w:pPr>
+      <w:r>
+        <w:rPr>
+          <w:lang w:val="en-GB"/>
+        </w:rPr>
+        <w:lastRenderedPageBreak/>
+        <w:t>            "</w:t>
+      </w:r>
+      <w:proofErr w:type="spellStart"/>
+      <w:r>
+        <w:rPr>
+          <w:lang w:val="en-GB"/>
+        </w:rPr>
+        <w:t>bookedCount</w:t>
+      </w:r>
+      <w:proofErr w:type="spellEnd"/>
+      <w:r>
+        <w:rPr>
+          <w:lang w:val="en-GB"/>
+        </w:rPr>
+        <w:t>": 0,</w:t>
+      </w:r>
+    </w:p>
+    <w:p>
+      <w:pPr>
+        <w:rPr>
+          <w:lang w:val="en-GB"/>
+        </w:rPr>
+      </w:pPr>
+      <w:r>
+        <w:rPr>
+          <w:lang w:val="en-GB"/>
+        </w:rPr>
+        <w:t>            "</w:t>
+      </w:r>
+      <w:proofErr w:type="spellStart"/>
+      <w:r>
+        <w:rPr>
+          <w:lang w:val="en-GB"/>
+        </w:rPr>
+        <w:t>patientsPerSlot</w:t>
+      </w:r>
+      <w:proofErr w:type="spellEnd"/>
+      <w:r>
+        <w:rPr>
+          <w:lang w:val="en-GB"/>
+        </w:rPr>
+        <w:t>": 1,</w:t>
+      </w:r>
+    </w:p>
+    <w:p>
+      <w:pPr>
+        <w:rPr>
+          <w:lang w:val="en-GB"/>
+        </w:rPr>
+      </w:pPr>
+      <w:r>
+        <w:rPr>
+          <w:lang w:val="en-GB"/>
+        </w:rPr>
+        <w:t>            "</w:t>
+      </w:r>
+      <w:proofErr w:type="spellStart"/>
+      <w:r>
+        <w:rPr>
+          <w:lang w:val="en-GB"/>
+        </w:rPr>
+        <w:t>remainingInSlot</w:t>
+      </w:r>
+      <w:proofErr w:type="spellEnd"/>
+      <w:r>
+        <w:rPr>
+          <w:lang w:val="en-GB"/>
+        </w:rPr>
+        <w:t>": 1,</w:t>
+      </w:r>
+    </w:p>
+    <w:p>
+      <w:pPr>
+        <w:rPr>
+          <w:lang w:val="en-GB"/>
+        </w:rPr>
+      </w:pPr>
+      <w:r>
+        <w:rPr>
+          <w:lang w:val="en-GB"/>
+        </w:rPr>
+        <w:t>            "</w:t>
+      </w:r>
+      <w:proofErr w:type="spellStart"/>
+      <w:r>
+        <w:rPr>
+          <w:lang w:val="en-GB"/>
+        </w:rPr>
+        <w:t>remainingInDay</w:t>
+      </w:r>
+      <w:proofErr w:type="spellEnd"/>
+      <w:r>
+        <w:rPr>
+          <w:lang w:val="en-GB"/>
+        </w:rPr>
+        <w:t>": 11</w:t>
+      </w:r>
+    </w:p>
+    <w:p>
+      <w:pPr>
+        <w:rPr>
+          <w:lang w:val="en-GB"/>
+        </w:rPr>
+      </w:pPr>
+      <w:r>
+        <w:rPr>
+          <w:lang w:val="en-GB"/>
+        </w:rPr>
+        <w:t>        },</w:t>
+      </w:r>
+    </w:p>
+    <w:p>
+      <w:pPr>
+        <w:rPr>
+          <w:lang w:val="en-GB"/>
+        </w:rPr>
+      </w:pPr>
+      <w:r>
+        <w:rPr>
+          <w:lang w:val="en-GB"/>
+        </w:rPr>
+        <w:t>        {</w:t>
+      </w:r>
+    </w:p>
+    <w:p>
+      <w:pPr>
+        <w:rPr>
+          <w:lang w:val="en-GB"/>
+        </w:rPr>
+      </w:pPr>
+      <w:r>
+        <w:rPr>
+          <w:lang w:val="en-GB"/>
+        </w:rPr>
+        <w:t>            "index": 5,</w:t>
+      </w:r>
+    </w:p>
+    <w:p>
+      <w:pPr>
+        <w:rPr>
+          <w:lang w:val="en-GB"/>
+        </w:rPr>
+      </w:pPr>
+      <w:r>
+        <w:rPr>
+          <w:lang w:val="en-GB"/>
+        </w:rPr>
+        <w:t>            "start": 600,</w:t>
+      </w:r>
+    </w:p>
+    <w:p>
+      <w:pPr>
+        <w:rPr>
+          <w:lang w:val="en-GB"/>
+        </w:rPr>
+      </w:pPr>
+      <w:r>
+        <w:rPr>
+          <w:lang w:val="en-GB"/>
+        </w:rPr>
+        <w:t>            "end": 630,</w:t>
+      </w:r>
+    </w:p>
+    <w:p>
+      <w:pPr>
+        <w:rPr>
+          <w:lang w:val="en-GB"/>
+        </w:rPr>
+      </w:pPr>
+      <w:r>
+        <w:rPr>
+          <w:lang w:val="en-GB"/>
+        </w:rPr>
+        <w:t>            "</w:t>
+      </w:r>
+      <w:proofErr w:type="spellStart"/>
+      <w:r>
+        <w:rPr>
+          <w:lang w:val="en-GB"/>
+        </w:rPr>
+        <w:t>startTime</w:t>
+      </w:r>
+      <w:proofErr w:type="spellEnd"/>
+      <w:r>
+        <w:rPr>
+          <w:lang w:val="en-GB"/>
+        </w:rPr>
+        <w:t>": "10:00",</w:t>
+      </w:r>
+    </w:p>
+    <w:p>
+      <w:pPr>
+        <w:rPr>
+          <w:lang w:val="en-GB"/>
+        </w:rPr>
+      </w:pPr>
+      <w:r>
+        <w:rPr>
+          <w:lang w:val="en-GB"/>
+        </w:rPr>
+        <w:t>            "</w:t>
+      </w:r>
+      <w:proofErr w:type="spellStart"/>
+      <w:r>
+        <w:rPr>
+          <w:lang w:val="en-GB"/>
+        </w:rPr>
+        <w:t>endTime</w:t>
+      </w:r>
+      <w:proofErr w:type="spellEnd"/>
+      <w:r>
+        <w:rPr>
+          <w:lang w:val="en-GB"/>
+        </w:rPr>
+        <w:t>": "10:30",</w:t>
+      </w:r>
+    </w:p>
+    <w:p>
+      <w:pPr>
+        <w:rPr>
+          <w:lang w:val="en-GB"/>
+        </w:rPr>
+      </w:pPr>
+      <w:r>
+        <w:rPr>
+          <w:lang w:val="en-GB"/>
+        </w:rPr>
+        <w:t>            "available": true,</w:t>
+      </w:r>
+    </w:p>
+    <w:p>
+      <w:pPr>
+        <w:rPr>
+          <w:lang w:val="en-GB"/>
+        </w:rPr>
+      </w:pPr>
+      <w:r>
+        <w:rPr>
+          <w:lang w:val="en-GB"/>
+        </w:rPr>
+        <w:t>            "</w:t>
+      </w:r>
+      <w:proofErr w:type="spellStart"/>
+      <w:r>
+        <w:rPr>
+          <w:lang w:val="en-GB"/>
+        </w:rPr>
+        <w:t>bookedCount</w:t>
+      </w:r>
+      <w:proofErr w:type="spellEnd"/>
+      <w:r>
+        <w:rPr>
+          <w:lang w:val="en-GB"/>
+        </w:rPr>
+        <w:t>": 0,</w:t>
+      </w:r>
+    </w:p>
+    <w:p>
+      <w:pPr>
+        <w:rPr>
+          <w:lang w:val="en-GB"/>
+        </w:rPr>
+      </w:pPr>
+      <w:r>
+        <w:rPr>
+          <w:lang w:val="en-GB"/>
+        </w:rPr>
+        <w:t>            "</w:t>
+      </w:r>
+      <w:proofErr w:type="spellStart"/>
+      <w:r>
+        <w:rPr>
+          <w:lang w:val="en-GB"/>
+        </w:rPr>
+        <w:t>patientsPerSlot</w:t>
+      </w:r>
+      <w:proofErr w:type="spellEnd"/>
+      <w:r>
+        <w:rPr>
+          <w:lang w:val="en-GB"/>
+        </w:rPr>
+        <w:t>": 1,</w:t>
+      </w:r>
+    </w:p>
+    <w:p>
+      <w:pPr>
+        <w:rPr>
+          <w:lang w:val="en-GB"/>
+        </w:rPr>
+      </w:pPr>
+      <w:r>
+        <w:rPr>
+          <w:lang w:val="en-GB"/>
+        </w:rPr>
+        <w:t>            "</w:t>
+      </w:r>
+      <w:proofErr w:type="spellStart"/>
+      <w:r>
+        <w:rPr>
+          <w:lang w:val="en-GB"/>
+        </w:rPr>
+        <w:t>remainingInSlot</w:t>
+      </w:r>
+      <w:proofErr w:type="spellEnd"/>
+      <w:r>
+        <w:rPr>
+          <w:lang w:val="en-GB"/>
+        </w:rPr>
+        <w:t>": 1,</w:t>
+      </w:r>
+    </w:p>
+    <w:p>
+      <w:pPr>
+        <w:rPr>
+          <w:lang w:val="en-GB"/>
+        </w:rPr>
+      </w:pPr>
+      <w:r>
+        <w:rPr>
+          <w:lang w:val="en-GB"/>
+        </w:rPr>
+        <w:t>            "</w:t>
+      </w:r>
+      <w:proofErr w:type="spellStart"/>
+      <w:r>
+        <w:rPr>
+          <w:lang w:val="en-GB"/>
+        </w:rPr>
+        <w:t>remainingInDay</w:t>
+      </w:r>
+      <w:proofErr w:type="spellEnd"/>
+      <w:r>
+        <w:rPr>
+          <w:lang w:val="en-GB"/>
+        </w:rPr>
+        <w:t>": 11</w:t>
+      </w:r>
+    </w:p>
+    <w:p>
+      <w:pPr>
+        <w:rPr>
+          <w:lang w:val="en-GB"/>
+        </w:rPr>
+      </w:pPr>
+      <w:r>
+        <w:rPr>
+          <w:lang w:val="en-GB"/>
+        </w:rPr>
+        <w:t>        },</w:t>
+      </w:r>
+    </w:p>
+    <w:p>
+      <w:pPr>
+        <w:rPr>
+          <w:lang w:val="en-GB"/>
+        </w:rPr>
+      </w:pPr>
+      <w:r>
+        <w:rPr>
+          <w:lang w:val="en-GB"/>
+        </w:rPr>
+        <w:t>        {</w:t>
+      </w:r>
+    </w:p>
+    <w:p>
+      <w:pPr>
+        <w:rPr>
+          <w:lang w:val="en-GB"/>
+        </w:rPr>
+      </w:pPr>
+      <w:r>
+        <w:rPr>
+          <w:lang w:val="en-GB"/>
+        </w:rPr>
+        <w:t>            "index": 6,</w:t>
+      </w:r>
+    </w:p>
+    <w:p>
+      <w:pPr>
+        <w:rPr>
+          <w:lang w:val="en-GB"/>
+        </w:rPr>
+      </w:pPr>
+      <w:r>
+        <w:rPr>
+          <w:lang w:val="en-GB"/>
+        </w:rPr>
+        <w:t>            "start": 630,</w:t>
+      </w:r>
+    </w:p>
+    <w:p>
+      <w:pPr>
+        <w:rPr>
+          <w:lang w:val="en-GB"/>
+        </w:rPr>
+      </w:pPr>
+      <w:r>
+        <w:rPr>
+          <w:lang w:val="en-GB"/>
+        </w:rPr>
+        <w:t>            "end": 660,</w:t>
+      </w:r>
+    </w:p>
+    <w:p>
+      <w:pPr>
+        <w:rPr>
+          <w:lang w:val="en-GB"/>
+        </w:rPr>
+      </w:pPr>
+      <w:r>
+        <w:rPr>
+          <w:lang w:val="en-GB"/>
+        </w:rPr>
+        <w:t>            "</w:t>
+      </w:r>
+      <w:proofErr w:type="spellStart"/>
+      <w:r>
+        <w:rPr>
+          <w:lang w:val="en-GB"/>
+        </w:rPr>
+        <w:t>startTime</w:t>
+      </w:r>
+      <w:proofErr w:type="spellEnd"/>
+      <w:r>
+        <w:rPr>
+          <w:lang w:val="en-GB"/>
+        </w:rPr>
+        <w:t>": "10:30",</w:t>
+      </w:r>
+    </w:p>
+    <w:p>
+      <w:pPr>
+        <w:rPr>
+          <w:lang w:val="en-GB"/>
+        </w:rPr>
+      </w:pPr>
+      <w:r>
+        <w:rPr>
+          <w:lang w:val="en-GB"/>
+        </w:rPr>
+        <w:t>            "</w:t>
+      </w:r>
+      <w:proofErr w:type="spellStart"/>
+      <w:r>
+        <w:rPr>
+          <w:lang w:val="en-GB"/>
+        </w:rPr>
+        <w:t>endTime</w:t>
+      </w:r>
+      <w:proofErr w:type="spellEnd"/>
+      <w:r>
+        <w:rPr>
+          <w:lang w:val="en-GB"/>
+        </w:rPr>
+        <w:t>": "11:00",</w:t>
+      </w:r>
+    </w:p>
+    <w:p>
+      <w:pPr>
+        <w:rPr>
+          <w:lang w:val="en-GB"/>
+        </w:rPr>
+      </w:pPr>
+      <w:r>
+        <w:rPr>
+          <w:lang w:val="en-GB"/>
+        </w:rPr>
+        <w:t>            "available": true,</w:t>
+      </w:r>
+    </w:p>
+    <w:p>
+      <w:pPr>
+        <w:rPr>
+          <w:lang w:val="en-GB"/>
+        </w:rPr>
+      </w:pPr>
+      <w:r>
+        <w:rPr>
+          <w:lang w:val="en-GB"/>
+        </w:rPr>
+        <w:t>            "</w:t>
+      </w:r>
+      <w:proofErr w:type="spellStart"/>
+      <w:r>
+        <w:rPr>
+          <w:lang w:val="en-GB"/>
+        </w:rPr>
+        <w:t>bookedCount</w:t>
+      </w:r>
+      <w:proofErr w:type="spellEnd"/>
+      <w:r>
+        <w:rPr>
+          <w:lang w:val="en-GB"/>
+        </w:rPr>
+        <w:t>": 0,</w:t>
+      </w:r>
+    </w:p>
+    <w:p>
+      <w:pPr>
+        <w:rPr>
+          <w:lang w:val="en-GB"/>
+        </w:rPr>
+      </w:pPr>
+      <w:r>
+        <w:rPr>
+          <w:lang w:val="en-GB"/>
+        </w:rPr>
+        <w:t>            "</w:t>
+      </w:r>
+      <w:proofErr w:type="spellStart"/>
+      <w:r>
+        <w:rPr>
+          <w:lang w:val="en-GB"/>
+        </w:rPr>
+        <w:t>patientsPerSlot</w:t>
+      </w:r>
+      <w:proofErr w:type="spellEnd"/>
+      <w:r>
+        <w:rPr>
+          <w:lang w:val="en-GB"/>
+        </w:rPr>
+        <w:t>": 1,</w:t>
+      </w:r>
+    </w:p>
+    <w:p>
+      <w:pPr>
+        <w:rPr>
+          <w:lang w:val="en-GB"/>
+        </w:rPr>
+      </w:pPr>
+      <w:r>
+        <w:rPr>
+          <w:lang w:val="en-GB"/>
+        </w:rPr>
+        <w:lastRenderedPageBreak/>
+        <w:t>            "</w:t>
+      </w:r>
+      <w:proofErr w:type="spellStart"/>
+      <w:r>
+        <w:rPr>
+          <w:lang w:val="en-GB"/>
+        </w:rPr>
+        <w:t>remainingInSlot</w:t>
+      </w:r>
+      <w:proofErr w:type="spellEnd"/>
+      <w:r>
+        <w:rPr>
+          <w:lang w:val="en-GB"/>
+        </w:rPr>
+        <w:t>": 1,</w:t>
+      </w:r>
+    </w:p>
+    <w:p>
+      <w:pPr>
+        <w:rPr>
+          <w:lang w:val="en-GB"/>
+        </w:rPr>
+      </w:pPr>
+      <w:r>
+        <w:rPr>
+          <w:lang w:val="en-GB"/>
+        </w:rPr>
+        <w:t>            "</w:t>
+      </w:r>
+      <w:proofErr w:type="spellStart"/>
+      <w:r>
+        <w:rPr>
+          <w:lang w:val="en-GB"/>
+        </w:rPr>
+        <w:t>remainingInDay</w:t>
+      </w:r>
+      <w:proofErr w:type="spellEnd"/>
+      <w:r>
+        <w:rPr>
+          <w:lang w:val="en-GB"/>
+        </w:rPr>
+        <w:t>": 11</w:t>
+      </w:r>
+    </w:p>
+    <w:p>
+      <w:pPr>
+        <w:rPr>
+          <w:lang w:val="en-GB"/>
+        </w:rPr>
+      </w:pPr>
+      <w:r>
+        <w:rPr>
+          <w:lang w:val="en-GB"/>
+        </w:rPr>
+        <w:t>        },</w:t>
+      </w:r>
+    </w:p>
+    <w:p>
+      <w:pPr>
+        <w:rPr>
+          <w:lang w:val="en-GB"/>
+        </w:rPr>
+      </w:pPr>
+      <w:r>
+        <w:rPr>
+          <w:lang w:val="en-GB"/>
+        </w:rPr>
+        <w:t>        {</w:t>
+      </w:r>
+    </w:p>
+    <w:p>
+      <w:pPr>
+        <w:rPr>
+          <w:lang w:val="en-GB"/>
+        </w:rPr>
+      </w:pPr>
+      <w:r>
+        <w:rPr>
+          <w:lang w:val="en-GB"/>
+        </w:rPr>
+        <w:t>            "index": 7,</w:t>
+      </w:r>
+    </w:p>
+    <w:p>
+      <w:pPr>
+        <w:rPr>
+          <w:lang w:val="en-GB"/>
+        </w:rPr>
+      </w:pPr>
+      <w:r>
+        <w:rPr>
+          <w:lang w:val="en-GB"/>
+        </w:rPr>
+        <w:t>            "start": 660,</w:t>
+      </w:r>
+    </w:p>
+    <w:p>
+      <w:pPr>
+        <w:rPr>
+          <w:lang w:val="en-GB"/>
+        </w:rPr>
+      </w:pPr>
+      <w:r>
+        <w:rPr>
+          <w:lang w:val="en-GB"/>
+        </w:rPr>
+        <w:t>            "end": 690,</w:t>
+      </w:r>
+    </w:p>
+    <w:p>
+      <w:pPr>
+        <w:rPr>
+          <w:lang w:val="en-GB"/>
+        </w:rPr>
+      </w:pPr>
+      <w:r>
+        <w:rPr>
+          <w:lang w:val="en-GB"/>
+        </w:rPr>
+        <w:t>            "</w:t>
+      </w:r>
+      <w:proofErr w:type="spellStart"/>
+      <w:r>
+        <w:rPr>
+          <w:lang w:val="en-GB"/>
+        </w:rPr>
+        <w:t>startTime</w:t>
+      </w:r>
+      <w:proofErr w:type="spellEnd"/>
+      <w:r>
+        <w:rPr>
+          <w:lang w:val="en-GB"/>
+        </w:rPr>
+        <w:t>": "11:00",</w:t>
+      </w:r>
+    </w:p>
+    <w:p>
+      <w:pPr>
+        <w:rPr>
+          <w:lang w:val="en-GB"/>
+        </w:rPr>
+      </w:pPr>
+      <w:r>
+        <w:rPr>
+          <w:lang w:val="en-GB"/>
+        </w:rPr>
+        <w:t>            "</w:t>
+      </w:r>
+      <w:proofErr w:type="spellStart"/>
+      <w:r>
+        <w:rPr>
+          <w:lang w:val="en-GB"/>
+        </w:rPr>
+        <w:t>endTime</w:t>
+      </w:r>
+      <w:proofErr w:type="spellEnd"/>
+      <w:r>
+        <w:rPr>
+          <w:lang w:val="en-GB"/>
+        </w:rPr>
+        <w:t>": "11:30",</w:t>
+      </w:r>
+    </w:p>
+    <w:p>
+      <w:pPr>
+        <w:rPr>
+          <w:lang w:val="en-GB"/>
+        </w:rPr>
+      </w:pPr>
+      <w:r>
+        <w:rPr>
+          <w:lang w:val="en-GB"/>
+        </w:rPr>
+        <w:t>            "available": true,</w:t>
+      </w:r>
+    </w:p>
+    <w:p>
+      <w:pPr>
+        <w:rPr>
+          <w:lang w:val="en-GB"/>
+        </w:rPr>
+      </w:pPr>
+      <w:r>
+        <w:rPr>
+          <w:lang w:val="en-GB"/>
+        </w:rPr>
+        <w:t>            "</w:t>
+      </w:r>
+      <w:proofErr w:type="spellStart"/>
+      <w:r>
+        <w:rPr>
+          <w:lang w:val="en-GB"/>
+        </w:rPr>
+        <w:t>bookedCount</w:t>
+      </w:r>
+      <w:proofErr w:type="spellEnd"/>
+      <w:r>
+        <w:rPr>
+          <w:lang w:val="en-GB"/>
+        </w:rPr>
+        <w:t>": 0,</w:t>
+      </w:r>
+    </w:p>
+    <w:p>
+      <w:pPr>
+        <w:rPr>
+          <w:lang w:val="en-GB"/>
+        </w:rPr>
+      </w:pPr>
+      <w:r>
+        <w:rPr>
+          <w:lang w:val="en-GB"/>
+        </w:rPr>
+        <w:t>            "</w:t>
+      </w:r>
+      <w:proofErr w:type="spellStart"/>
+      <w:r>
+        <w:rPr>
+          <w:lang w:val="en-GB"/>
+        </w:rPr>
+        <w:t>patientsPerSlot</w:t>
+      </w:r>
+      <w:proofErr w:type="spellEnd"/>
+      <w:r>
+        <w:rPr>
+          <w:lang w:val="en-GB"/>
+        </w:rPr>
+        <w:t>": 1,</w:t>
+      </w:r>
+    </w:p>
+    <w:p>
+      <w:pPr>
+        <w:rPr>
+          <w:lang w:val="en-GB"/>
+        </w:rPr>
+      </w:pPr>
+      <w:r>
+        <w:rPr>
+          <w:lang w:val="en-GB"/>
+        </w:rPr>
+        <w:t>            "</w:t>
+      </w:r>
+      <w:proofErr w:type="spellStart"/>
+      <w:r>
+        <w:rPr>
+          <w:lang w:val="en-GB"/>
+        </w:rPr>
+        <w:t>remainingInSlot</w:t>
+      </w:r>
+      <w:proofErr w:type="spellEnd"/>
+      <w:r>
+        <w:rPr>
+          <w:lang w:val="en-GB"/>
+        </w:rPr>
+        <w:t>": 1,</w:t>
+      </w:r>
+    </w:p>
+    <w:p>
+      <w:pPr>
+        <w:rPr>
+          <w:lang w:val="en-GB"/>
+        </w:rPr>
+      </w:pPr>
+      <w:r>
+        <w:rPr>
+          <w:lang w:val="en-GB"/>
+        </w:rPr>
+        <w:t>            "</w:t>
+      </w:r>
+      <w:proofErr w:type="spellStart"/>
+      <w:r>
+        <w:rPr>
+          <w:lang w:val="en-GB"/>
+        </w:rPr>
+        <w:t>remainingInDay</w:t>
+      </w:r>
+      <w:proofErr w:type="spellEnd"/>
+      <w:r>
+        <w:rPr>
+          <w:lang w:val="en-GB"/>
+        </w:rPr>
+        <w:t>": 11</w:t>
+      </w:r>
+    </w:p>
+    <w:p>
+      <w:pPr>
+        <w:rPr>
+          <w:lang w:val="en-GB"/>
+        </w:rPr>
+      </w:pPr>
+      <w:r>
+        <w:rPr>
+          <w:lang w:val="en-GB"/>
+        </w:rPr>
+        <w:t>        },</w:t>
+      </w:r>
+    </w:p>
+    <w:p>
+      <w:pPr>
+        <w:rPr>
+          <w:lang w:val="en-GB"/>
+        </w:rPr>
+      </w:pPr>
+      <w:r>
+        <w:rPr>
+          <w:lang w:val="en-GB"/>
+        </w:rPr>
+        <w:t>        {</w:t>
+      </w:r>
+    </w:p>
+    <w:p>
+      <w:pPr>
+        <w:rPr>
+          <w:lang w:val="en-GB"/>
+        </w:rPr>
+      </w:pPr>
+      <w:r>
+        <w:rPr>
+          <w:lang w:val="en-GB"/>
+        </w:rPr>
+        <w:t>            "index": 8,</w:t>
+      </w:r>
+    </w:p>
+    <w:p>
+      <w:pPr>
+        <w:rPr>
+          <w:lang w:val="en-GB"/>
+        </w:rPr>
+      </w:pPr>
+      <w:r>
+        <w:rPr>
+          <w:lang w:val="en-GB"/>
+        </w:rPr>
+        <w:t>            "start": 690,</w:t>
+      </w:r>
+    </w:p>
+    <w:p>
+      <w:pPr>
+        <w:rPr>
+          <w:lang w:val="en-GB"/>
+        </w:rPr>
+      </w:pPr>
+      <w:r>
+        <w:rPr>
+          <w:lang w:val="en-GB"/>
+        </w:rPr>
+        <w:t>            "end": 720,</w:t>
+      </w:r>
+    </w:p>
+    <w:p>
+      <w:pPr>
+        <w:rPr>
+          <w:lang w:val="en-GB"/>
+        </w:rPr>
+      </w:pPr>
+      <w:r>
+        <w:rPr>
+          <w:lang w:val="en-GB"/>
+        </w:rPr>
+        <w:t>            "</w:t>
+      </w:r>
+      <w:proofErr w:type="spellStart"/>
+      <w:r>
+        <w:rPr>
+          <w:lang w:val="en-GB"/>
+        </w:rPr>
+        <w:t>startTime</w:t>
+      </w:r>
+      <w:proofErr w:type="spellEnd"/>
+      <w:r>
+        <w:rPr>
+          <w:lang w:val="en-GB"/>
+        </w:rPr>
+        <w:t>": "11:30",</w:t>
+      </w:r>
+    </w:p>
+    <w:p>
+      <w:pPr>
+        <w:rPr>
+          <w:lang w:val="en-GB"/>
+        </w:rPr>
+      </w:pPr>
+      <w:r>
+        <w:rPr>
+          <w:lang w:val="en-GB"/>
+        </w:rPr>
+        <w:t>            "</w:t>
+      </w:r>
+      <w:proofErr w:type="spellStart"/>
+      <w:r>
+        <w:rPr>
+          <w:lang w:val="en-GB"/>
+        </w:rPr>
+        <w:t>endTime</w:t>
+      </w:r>
+      <w:proofErr w:type="spellEnd"/>
+      <w:r>
+        <w:rPr>
+          <w:lang w:val="en-GB"/>
+        </w:rPr>
+        <w:t>": "12:00",</w:t>
+      </w:r>
+    </w:p>
+    <w:p>
+      <w:pPr>
+        <w:rPr>
+          <w:lang w:val="en-GB"/>
+        </w:rPr>
+      </w:pPr>
+      <w:r>
+        <w:rPr>
+          <w:lang w:val="en-GB"/>
+        </w:rPr>
+        <w:t>            "available": true,</w:t>
+      </w:r>
+    </w:p>
+    <w:p>
+      <w:pPr>
+        <w:rPr>
+          <w:lang w:val="en-GB"/>
+        </w:rPr>
+      </w:pPr>
+      <w:r>
+        <w:rPr>
+          <w:lang w:val="en-GB"/>
+        </w:rPr>
+        <w:t>            "</w:t>
+      </w:r>
+      <w:proofErr w:type="spellStart"/>
+      <w:r>
+        <w:rPr>
+          <w:lang w:val="en-GB"/>
+        </w:rPr>
+        <w:t>bookedCount</w:t>
+      </w:r>
+      <w:proofErr w:type="spellEnd"/>
+      <w:r>
+        <w:rPr>
+          <w:lang w:val="en-GB"/>
+        </w:rPr>
+        <w:t>": 0,</w:t>
+      </w:r>
+    </w:p>
+    <w:p>
+      <w:pPr>
+        <w:rPr>
+          <w:lang w:val="en-GB"/>
+        </w:rPr>
+      </w:pPr>
+      <w:r>
+        <w:rPr>
+          <w:lang w:val="en-GB"/>
+        </w:rPr>
+        <w:t>            "</w:t>
+      </w:r>
+      <w:proofErr w:type="spellStart"/>
+      <w:r>
+        <w:rPr>
+          <w:lang w:val="en-GB"/>
+        </w:rPr>
+        <w:t>patientsPerSlot</w:t>
+      </w:r>
+      <w:proofErr w:type="spellEnd"/>
+      <w:r>
+        <w:rPr>
+          <w:lang w:val="en-GB"/>
+        </w:rPr>
+        <w:t>": 1,</w:t>
+      </w:r>
+    </w:p>
+    <w:p>
+      <w:pPr>
+        <w:rPr>
+          <w:lang w:val="en-GB"/>
+        </w:rPr>
+      </w:pPr>
+      <w:r>
+        <w:rPr>
+          <w:lang w:val="en-GB"/>
+        </w:rPr>
+        <w:t>            "</w:t>
+      </w:r>
+      <w:proofErr w:type="spellStart"/>
+      <w:r>
+        <w:rPr>
+          <w:lang w:val="en-GB"/>
+        </w:rPr>
+        <w:t>remainingInSlot</w:t>
+      </w:r>
+      <w:proofErr w:type="spellEnd"/>
+      <w:r>
+        <w:rPr>
+          <w:lang w:val="en-GB"/>
+        </w:rPr>
+        <w:t>": 1,</w:t>
+      </w:r>
+    </w:p>
+    <w:p>
+      <w:pPr>
+        <w:rPr>
+          <w:lang w:val="en-GB"/>
+        </w:rPr>
+      </w:pPr>
+      <w:r>
+        <w:rPr>
+          <w:lang w:val="en-GB"/>
+        </w:rPr>
+        <w:t>            "</w:t>
+      </w:r>
+      <w:proofErr w:type="spellStart"/>
+      <w:r>
+        <w:rPr>
+          <w:lang w:val="en-GB"/>
+        </w:rPr>
+        <w:t>remainingInDay</w:t>
+      </w:r>
+      <w:proofErr w:type="spellEnd"/>
+      <w:r>
+        <w:rPr>
+          <w:lang w:val="en-GB"/>
+        </w:rPr>
+        <w:t>": 11</w:t>
+      </w:r>
+    </w:p>
+    <w:p>
+      <w:pPr>
+        <w:rPr>
+          <w:lang w:val="en-GB"/>
+        </w:rPr>
+      </w:pPr>
+      <w:r>
+        <w:rPr>
+          <w:lang w:val="en-GB"/>
+        </w:rPr>
+        <w:lastRenderedPageBreak/>
+        <w:t>        },</w:t>
+      </w:r>
+    </w:p>
+    <w:p>
+      <w:pPr>
+        <w:rPr>
+          <w:lang w:val="en-GB"/>
+        </w:rPr>
+      </w:pPr>
+      <w:r>
+        <w:rPr>
+          <w:lang w:val="en-GB"/>
+        </w:rPr>
+        <w:t>        {</w:t>
+      </w:r>
+    </w:p>
+    <w:p>
+      <w:pPr>
+        <w:rPr>
+          <w:lang w:val="en-GB"/>
+        </w:rPr>
+      </w:pPr>
+      <w:r>
+        <w:rPr>
+          <w:lang w:val="en-GB"/>
+        </w:rPr>
+        <w:t>            "index": 9,</w:t>
+      </w:r>
+    </w:p>
+    <w:p>
+      <w:pPr>
+        <w:rPr>
+          <w:lang w:val="en-GB"/>
+        </w:rPr>
+      </w:pPr>
+      <w:r>
+        <w:rPr>
+          <w:lang w:val="en-GB"/>
+        </w:rPr>
+        <w:t>            "start": 720,</w:t>
+      </w:r>
+    </w:p>
+    <w:p>
+      <w:pPr>
+        <w:rPr>
+          <w:lang w:val="en-GB"/>
+        </w:rPr>
+      </w:pPr>
+      <w:r>
+        <w:rPr>
+          <w:lang w:val="en-GB"/>
+        </w:rPr>
+        <w:t>            "end": 750,</w:t>
+      </w:r>
+    </w:p>
+    <w:p>
+      <w:pPr>
+        <w:rPr>
+          <w:lang w:val="en-GB"/>
+        </w:rPr>
+      </w:pPr>
+      <w:r>
+        <w:rPr>
+          <w:lang w:val="en-GB"/>
+        </w:rPr>
+        <w:t>            "</w:t>
+      </w:r>
+      <w:proofErr w:type="spellStart"/>
+      <w:r>
+        <w:rPr>
+          <w:lang w:val="en-GB"/>
+        </w:rPr>
+        <w:t>startTime</w:t>
+      </w:r>
+      <w:proofErr w:type="spellEnd"/>
+      <w:r>
+        <w:rPr>
+          <w:lang w:val="en-GB"/>
+        </w:rPr>
+        <w:t>": "12:00",</w:t>
+      </w:r>
+    </w:p>
+    <w:p>
+      <w:pPr>
+        <w:rPr>
+          <w:lang w:val="en-GB"/>
+        </w:rPr>
+      </w:pPr>
+      <w:r>
+        <w:rPr>
+          <w:lang w:val="en-GB"/>
+        </w:rPr>
+        <w:t>            "</w:t>
+      </w:r>
+      <w:proofErr w:type="spellStart"/>
+      <w:r>
+        <w:rPr>
+          <w:lang w:val="en-GB"/>
+        </w:rPr>
+        <w:t>endTime</w:t>
+      </w:r>
+      <w:proofErr w:type="spellEnd"/>
+      <w:r>
+        <w:rPr>
+          <w:lang w:val="en-GB"/>
+        </w:rPr>
+        <w:t>": "12:30",</w:t>
+      </w:r>
+    </w:p>
+    <w:p>
+      <w:pPr>
+        <w:rPr>
+          <w:lang w:val="en-GB"/>
+        </w:rPr>
+      </w:pPr>
+      <w:r>
+        <w:rPr>
+          <w:lang w:val="en-GB"/>
+        </w:rPr>
+        <w:t>            "available": true,</w:t>
+      </w:r>
+    </w:p>
+    <w:p>
+      <w:pPr>
+        <w:rPr>
+          <w:lang w:val="en-GB"/>
+        </w:rPr>
+      </w:pPr>
+      <w:r>
+        <w:rPr>
+          <w:lang w:val="en-GB"/>
+        </w:rPr>
+        <w:t>            "</w:t>
+      </w:r>
+      <w:proofErr w:type="spellStart"/>
+      <w:r>
+        <w:rPr>
+          <w:lang w:val="en-GB"/>
+        </w:rPr>
+        <w:t>bookedCount</w:t>
+      </w:r>
+      <w:proofErr w:type="spellEnd"/>
+      <w:r>
+        <w:rPr>
+          <w:lang w:val="en-GB"/>
+        </w:rPr>
+        <w:t>": 0,</w:t>
+      </w:r>
+    </w:p>
+    <w:p>
+      <w:pPr>
+        <w:rPr>
+          <w:lang w:val="en-GB"/>
+        </w:rPr>
+      </w:pPr>
+      <w:r>
+        <w:rPr>
+          <w:lang w:val="en-GB"/>
+        </w:rPr>
+        <w:t>            "</w:t>
+      </w:r>
+      <w:proofErr w:type="spellStart"/>
+      <w:r>
+        <w:rPr>
+          <w:lang w:val="en-GB"/>
+        </w:rPr>
+        <w:t>patientsPerSlot</w:t>
+      </w:r>
+      <w:proofErr w:type="spellEnd"/>
+      <w:r>
+        <w:rPr>
+          <w:lang w:val="en-GB"/>
+        </w:rPr>
+        <w:t>": 1,</w:t>
+      </w:r>
+    </w:p>
+    <w:p>
+      <w:pPr>
+        <w:rPr>
+          <w:lang w:val="en-GB"/>
+        </w:rPr>
+      </w:pPr>
+      <w:r>
+        <w:rPr>
+          <w:lang w:val="en-GB"/>
+        </w:rPr>
+        <w:t>            "</w:t>
+      </w:r>
+      <w:proofErr w:type="spellStart"/>
+      <w:r>
+        <w:rPr>
+          <w:lang w:val="en-GB"/>
+        </w:rPr>
+        <w:t>remainingInSlot</w:t>
+      </w:r>
+      <w:proofErr w:type="spellEnd"/>
+      <w:r>
+        <w:rPr>
+          <w:lang w:val="en-GB"/>
+        </w:rPr>
+        <w:t>": 1,</w:t>
+      </w:r>
+    </w:p>
+    <w:p>
+      <w:pPr>
+        <w:rPr>
+          <w:lang w:val="en-GB"/>
+        </w:rPr>
+      </w:pPr>
+      <w:r>
+        <w:rPr>
+          <w:lang w:val="en-GB"/>
+        </w:rPr>
+        <w:t>            "</w:t>
+      </w:r>
+      <w:proofErr w:type="spellStart"/>
+      <w:r>
+        <w:rPr>
+          <w:lang w:val="en-GB"/>
+        </w:rPr>
+        <w:t>remainingInDay</w:t>
+      </w:r>
+      <w:proofErr w:type="spellEnd"/>
+      <w:r>
+        <w:rPr>
+          <w:lang w:val="en-GB"/>
+        </w:rPr>
+        <w:t>": 11</w:t>
+      </w:r>
+    </w:p>
+    <w:p>
+      <w:pPr>
+        <w:rPr>
+          <w:lang w:val="en-GB"/>
+        </w:rPr>
+      </w:pPr>
+      <w:r>
+        <w:rPr>
+          <w:lang w:val="en-GB"/>
+        </w:rPr>
+        <w:t>        },</w:t>
+      </w:r>
+    </w:p>
+    <w:p>
+      <w:pPr>
+        <w:rPr>
+          <w:lang w:val="en-GB"/>
+        </w:rPr>
+      </w:pPr>
+      <w:r>
+        <w:rPr>
+          <w:lang w:val="en-GB"/>
+        </w:rPr>
+        <w:t>        {</w:t>
+      </w:r>
+    </w:p>
+    <w:p>
+      <w:pPr>
+        <w:rPr>
+          <w:lang w:val="en-GB"/>
+        </w:rPr>
+      </w:pPr>
+      <w:r>
+        <w:rPr>
+          <w:lang w:val="en-GB"/>
+        </w:rPr>
+        <w:t>            "index": 10,</w:t>
+      </w:r>
+    </w:p>
+    <w:p>
+      <w:pPr>
+        <w:rPr>
+          <w:lang w:val="en-GB"/>
+        </w:rPr>
+      </w:pPr>
+      <w:r>
+        <w:rPr>
+          <w:lang w:val="en-GB"/>
+        </w:rPr>
+        <w:t>            "start": 750,</w:t>
+      </w:r>
+    </w:p>
+    <w:p>
+      <w:pPr>
+        <w:rPr>
+          <w:lang w:val="en-GB"/>
+        </w:rPr>
+      </w:pPr>
+      <w:r>
+        <w:rPr>
+          <w:lang w:val="en-GB"/>
+        </w:rPr>
+        <w:t>            "end": 780,</w:t>
+      </w:r>
+    </w:p>
+    <w:p>
+      <w:pPr>
+        <w:rPr>
+          <w:lang w:val="en-GB"/>
+        </w:rPr>
+      </w:pPr>
+      <w:r>
+        <w:rPr>
+          <w:lang w:val="en-GB"/>
+        </w:rPr>
+        <w:t>            "</w:t>
+      </w:r>
+      <w:proofErr w:type="spellStart"/>
+      <w:r>
+        <w:rPr>
+          <w:lang w:val="en-GB"/>
+        </w:rPr>
+        <w:t>startTime</w:t>
+      </w:r>
+      <w:proofErr w:type="spellEnd"/>
+      <w:r>
+        <w:rPr>
+          <w:lang w:val="en-GB"/>
+        </w:rPr>
+        <w:t>": "12:30",</w:t>
+      </w:r>
+    </w:p>
+    <w:p>
+      <w:pPr>
+        <w:rPr>
+          <w:lang w:val="en-GB"/>
+        </w:rPr>
+      </w:pPr>
+      <w:r>
+        <w:rPr>
+          <w:lang w:val="en-GB"/>
+        </w:rPr>
+        <w:t>            "</w:t>
+      </w:r>
+      <w:proofErr w:type="spellStart"/>
+      <w:r>
+        <w:rPr>
+          <w:lang w:val="en-GB"/>
+        </w:rPr>
+        <w:t>endTime</w:t>
+      </w:r>
+      <w:proofErr w:type="spellEnd"/>
+      <w:r>
+        <w:rPr>
+          <w:lang w:val="en-GB"/>
+        </w:rPr>
+        <w:t>": "13:00",</w:t>
+      </w:r>
+    </w:p>
+    <w:p>
+      <w:pPr>
+        <w:rPr>
+          <w:lang w:val="en-GB"/>
+        </w:rPr>
+      </w:pPr>
+      <w:r>
+        <w:rPr>
+          <w:lang w:val="en-GB"/>
+        </w:rPr>
+        <w:t>            "available": true,</w:t>
+      </w:r>
+    </w:p>
+    <w:p>
+      <w:pPr>
+        <w:rPr>
+          <w:lang w:val="en-GB"/>
+        </w:rPr>
+      </w:pPr>
+      <w:r>
+        <w:rPr>
+          <w:lang w:val="en-GB"/>
+        </w:rPr>
+        <w:t>            "</w:t>
+      </w:r>
+      <w:proofErr w:type="spellStart"/>
+      <w:r>
+        <w:rPr>
+          <w:lang w:val="en-GB"/>
+        </w:rPr>
+        <w:t>bookedCount</w:t>
+      </w:r>
+      <w:proofErr w:type="spellEnd"/>
+      <w:r>
+        <w:rPr>
+          <w:lang w:val="en-GB"/>
+        </w:rPr>
+        <w:t>": 0,</w:t>
+      </w:r>
+    </w:p>
+    <w:p>
+      <w:pPr>
+        <w:rPr>
+          <w:lang w:val="en-GB"/>
+        </w:rPr>
+      </w:pPr>
+      <w:r>
+        <w:rPr>
+          <w:lang w:val="en-GB"/>
+        </w:rPr>
+        <w:t>            "</w:t>
+      </w:r>
+      <w:proofErr w:type="spellStart"/>
+      <w:r>
+        <w:rPr>
+          <w:lang w:val="en-GB"/>
+        </w:rPr>
+        <w:t>patientsPerSlot</w:t>
+      </w:r>
+      <w:proofErr w:type="spellEnd"/>
+      <w:r>
+        <w:rPr>
+          <w:lang w:val="en-GB"/>
+        </w:rPr>
+        <w:t>": 1,</w:t>
+      </w:r>
+    </w:p>
+    <w:p>
+      <w:pPr>
+        <w:rPr>
+          <w:lang w:val="en-GB"/>
+        </w:rPr>
+      </w:pPr>
+      <w:r>
+        <w:rPr>
+          <w:lang w:val="en-GB"/>
+        </w:rPr>
+        <w:t>            "</w:t>
+      </w:r>
+      <w:proofErr w:type="spellStart"/>
+      <w:r>
+        <w:rPr>
+          <w:lang w:val="en-GB"/>
+        </w:rPr>
+        <w:t>remainingInSlot</w:t>
+      </w:r>
+      <w:proofErr w:type="spellEnd"/>
+      <w:r>
+        <w:rPr>
+          <w:lang w:val="en-GB"/>
+        </w:rPr>
+        <w:t>": 1,</w:t>
+      </w:r>
+    </w:p>
+    <w:p>
+      <w:pPr>
+        <w:rPr>
+          <w:lang w:val="en-GB"/>
+        </w:rPr>
+      </w:pPr>
+      <w:r>
+        <w:rPr>
+          <w:lang w:val="en-GB"/>
+        </w:rPr>
+        <w:t>            "</w:t>
+      </w:r>
+      <w:proofErr w:type="spellStart"/>
+      <w:r>
+        <w:rPr>
+          <w:lang w:val="en-GB"/>
+        </w:rPr>
+        <w:t>remainingInDay</w:t>
+      </w:r>
+      <w:proofErr w:type="spellEnd"/>
+      <w:r>
+        <w:rPr>
+          <w:lang w:val="en-GB"/>
+        </w:rPr>
+        <w:t>": 11</w:t>
+      </w:r>
+    </w:p>
+    <w:p>
+      <w:pPr>
+        <w:rPr>
+          <w:lang w:val="en-GB"/>
+        </w:rPr>
+      </w:pPr>
+      <w:r>
+        <w:rPr>
+          <w:lang w:val="en-GB"/>
+        </w:rPr>
+        <w:t>        },</w:t>
+      </w:r>
+    </w:p>
+    <w:p>
+      <w:pPr>
+        <w:rPr>
+          <w:lang w:val="en-GB"/>
+        </w:rPr>
+      </w:pPr>
+      <w:r>
+        <w:rPr>
+          <w:lang w:val="en-GB"/>
+        </w:rPr>
+        <w:t>        {</w:t>
+      </w:r>
+    </w:p>
+    <w:p>
+      <w:pPr>
+        <w:rPr>
+          <w:lang w:val="en-GB"/>
+        </w:rPr>
+      </w:pPr>
+      <w:r>
+        <w:rPr>
+          <w:lang w:val="en-GB"/>
+        </w:rPr>
+        <w:lastRenderedPageBreak/>
+        <w:t>            "index": 11,</w:t>
+      </w:r>
+    </w:p>
+    <w:p>
+      <w:pPr>
+        <w:rPr>
+          <w:lang w:val="en-GB"/>
+        </w:rPr>
+      </w:pPr>
+      <w:r>
+        <w:rPr>
+          <w:lang w:val="en-GB"/>
+        </w:rPr>
+        <w:t>            "start": 780,</w:t>
+      </w:r>
+    </w:p>
+    <w:p>
+      <w:pPr>
+        <w:rPr>
+          <w:lang w:val="en-GB"/>
+        </w:rPr>
+      </w:pPr>
+      <w:r>
+        <w:rPr>
+          <w:lang w:val="en-GB"/>
+        </w:rPr>
+        <w:t>            "end": 810,</w:t>
+      </w:r>
+    </w:p>
+    <w:p>
+      <w:pPr>
+        <w:rPr>
+          <w:lang w:val="en-GB"/>
+        </w:rPr>
+      </w:pPr>
+      <w:r>
+        <w:rPr>
+          <w:lang w:val="en-GB"/>
+        </w:rPr>
+        <w:t>            "</w:t>
+      </w:r>
+      <w:proofErr w:type="spellStart"/>
+      <w:r>
+        <w:rPr>
+          <w:lang w:val="en-GB"/>
+        </w:rPr>
+        <w:t>startTime</w:t>
+      </w:r>
+      <w:proofErr w:type="spellEnd"/>
+      <w:r>
+        <w:rPr>
+          <w:lang w:val="en-GB"/>
+        </w:rPr>
+        <w:t>": "13:00",</w:t>
+      </w:r>
+    </w:p>
+    <w:p>
+      <w:pPr>
+        <w:rPr>
+          <w:lang w:val="en-GB"/>
+        </w:rPr>
+      </w:pPr>
+      <w:r>
+        <w:rPr>
+          <w:lang w:val="en-GB"/>
+        </w:rPr>
+        <w:t>            "</w:t>
+      </w:r>
+      <w:proofErr w:type="spellStart"/>
+      <w:r>
+        <w:rPr>
+          <w:lang w:val="en-GB"/>
+        </w:rPr>
+        <w:t>endTime</w:t>
+      </w:r>
+      <w:proofErr w:type="spellEnd"/>
+      <w:r>
+        <w:rPr>
+          <w:lang w:val="en-GB"/>
+        </w:rPr>
+        <w:t>": "13:30",</w:t>
+      </w:r>
+    </w:p>
+    <w:p>
+      <w:pPr>
+        <w:rPr>
+          <w:lang w:val="en-GB"/>
+        </w:rPr>
+      </w:pPr>
+      <w:r>
+        <w:rPr>
+          <w:lang w:val="en-GB"/>
+        </w:rPr>
+        <w:t>            "available": true,</w:t>
+      </w:r>
+    </w:p>
+    <w:p>
+      <w:pPr>
+        <w:rPr>
+          <w:lang w:val="en-GB"/>
+        </w:rPr>
+      </w:pPr>
+      <w:r>
+        <w:rPr>
+          <w:lang w:val="en-GB"/>
+        </w:rPr>
+        <w:t>            "</w:t>
+      </w:r>
+      <w:proofErr w:type="spellStart"/>
+      <w:r>
+        <w:rPr>
+          <w:lang w:val="en-GB"/>
+        </w:rPr>
+        <w:t>bookedCount</w:t>
+      </w:r>
+      <w:proofErr w:type="spellEnd"/>
+      <w:r>
+        <w:rPr>
+          <w:lang w:val="en-GB"/>
+        </w:rPr>
+        <w:t>": 0,</w:t>
+      </w:r>
+    </w:p>
+    <w:p>
+      <w:pPr>
+        <w:rPr>
+          <w:lang w:val="en-GB"/>
+        </w:rPr>
+      </w:pPr>
+      <w:r>
+        <w:rPr>
+          <w:lang w:val="en-GB"/>
+        </w:rPr>
+        <w:t>            "</w:t>
+      </w:r>
+      <w:proofErr w:type="spellStart"/>
+      <w:r>
+        <w:rPr>
+          <w:lang w:val="en-GB"/>
+        </w:rPr>
+        <w:t>patientsPerSlot</w:t>
+      </w:r>
+      <w:proofErr w:type="spellEnd"/>
+      <w:r>
+        <w:rPr>
+          <w:lang w:val="en-GB"/>
+        </w:rPr>
+        <w:t>": 1,</w:t>
+      </w:r>
+    </w:p>
+    <w:p>
+      <w:pPr>
+        <w:rPr>
+          <w:lang w:val="en-GB"/>
+        </w:rPr>
+      </w:pPr>
+      <w:r>
+        <w:rPr>
+          <w:lang w:val="en-GB"/>
+        </w:rPr>
+        <w:t>            "</w:t>
+      </w:r>
+      <w:proofErr w:type="spellStart"/>
+      <w:r>
+        <w:rPr>
+          <w:lang w:val="en-GB"/>
+        </w:rPr>
+        <w:t>remainingInSlot</w:t>
+      </w:r>
+      <w:proofErr w:type="spellEnd"/>
+      <w:r>
+        <w:rPr>
+          <w:lang w:val="en-GB"/>
+        </w:rPr>
+        <w:t>": 1,</w:t>
+      </w:r>
+    </w:p>
+    <w:p>
+      <w:pPr>
+        <w:rPr>
+          <w:lang w:val="en-GB"/>
+        </w:rPr>
+      </w:pPr>
+      <w:r>
+        <w:rPr>
+          <w:lang w:val="en-GB"/>
+        </w:rPr>
+        <w:t>            "</w:t>
+      </w:r>
+      <w:proofErr w:type="spellStart"/>
+      <w:r>
+        <w:rPr>
+          <w:lang w:val="en-GB"/>
+        </w:rPr>
+        <w:t>remainingInDay</w:t>
+      </w:r>
+      <w:proofErr w:type="spellEnd"/>
+      <w:r>
+        <w:rPr>
+          <w:lang w:val="en-GB"/>
+        </w:rPr>
+        <w:t>": 11</w:t>
+      </w:r>
+    </w:p>
+    <w:p>
+      <w:pPr>
+        <w:rPr>
+          <w:lang w:val="en-GB"/>
+        </w:rPr>
+      </w:pPr>
+      <w:r>
+        <w:rPr>
+          <w:lang w:val="en-GB"/>
+        </w:rPr>
+        <w:t>        },</w:t>
+      </w:r>
+    </w:p>
+    <w:p>
+      <w:pPr>
+        <w:rPr>
+          <w:lang w:val="en-GB"/>
+        </w:rPr>
+      </w:pPr>
+      <w:r>
+        <w:rPr>
+          <w:lang w:val="en-GB"/>
+        </w:rPr>
+        <w:t>        {</w:t>
+      </w:r>
+    </w:p>
+    <w:p>
+      <w:pPr>
+        <w:rPr>
+          <w:lang w:val="en-GB"/>
+        </w:rPr>
+      </w:pPr>
+      <w:r>
+        <w:rPr>
+          <w:lang w:val="en-GB"/>
+        </w:rPr>
+        <w:t>            "index": 12,</w:t>
+      </w:r>
+    </w:p>
+    <w:p>
+      <w:pPr>
+        <w:rPr>
+          <w:lang w:val="en-GB"/>
+        </w:rPr>
+      </w:pPr>
+      <w:r>
+        <w:rPr>
+          <w:lang w:val="en-GB"/>
+        </w:rPr>
+        <w:t>            "start": 810,</w:t>
+      </w:r>
+    </w:p>
+    <w:p>
+      <w:pPr>
+        <w:rPr>
+          <w:lang w:val="en-GB"/>
+        </w:rPr>
+      </w:pPr>
+      <w:r>
+        <w:rPr>
+          <w:lang w:val="en-GB"/>
+        </w:rPr>
+        <w:t>            "end": 840,</w:t>
+      </w:r>
+    </w:p>
+    <w:p>
+      <w:pPr>
+        <w:rPr>
+          <w:lang w:val="en-GB"/>
+        </w:rPr>
+      </w:pPr>
+      <w:r>
+        <w:rPr>
+          <w:lang w:val="en-GB"/>
+        </w:rPr>
+        <w:t>            "</w:t>
+      </w:r>
+      <w:proofErr w:type="spellStart"/>
+      <w:r>
+        <w:rPr>
+          <w:lang w:val="en-GB"/>
+        </w:rPr>
+        <w:t>startTime</w:t>
+      </w:r>
+      <w:proofErr w:type="spellEnd"/>
+      <w:r>
+        <w:rPr>
+          <w:lang w:val="en-GB"/>
+        </w:rPr>
+        <w:t>": "13:30",</w:t>
+      </w:r>
+    </w:p>
+    <w:p>
+      <w:pPr>
+        <w:rPr>
+          <w:lang w:val="en-GB"/>
+        </w:rPr>
+      </w:pPr>
+      <w:r>
+        <w:rPr>
+          <w:lang w:val="en-GB"/>
+        </w:rPr>
+        <w:t>            "</w:t>
+      </w:r>
+      <w:proofErr w:type="spellStart"/>
+      <w:r>
+        <w:rPr>
+          <w:lang w:val="en-GB"/>
+        </w:rPr>
+        <w:t>endTime</w:t>
+      </w:r>
+      <w:proofErr w:type="spellEnd"/>
+      <w:r>
+        <w:rPr>
+          <w:lang w:val="en-GB"/>
+        </w:rPr>
+        <w:t>": "14:00",</w:t>
+      </w:r>
+    </w:p>
+    <w:p>
+      <w:pPr>
+        <w:rPr>
+          <w:lang w:val="en-GB"/>
+        </w:rPr>
+      </w:pPr>
+      <w:r>
+        <w:rPr>
+          <w:lang w:val="en-GB"/>
+        </w:rPr>
+        <w:t>            "available": true,</w:t>
+      </w:r>
+    </w:p>
+    <w:p>
+      <w:pPr>
+        <w:rPr>
+          <w:lang w:val="en-GB"/>
+        </w:rPr>
+      </w:pPr>
+      <w:r>
+        <w:rPr>
+          <w:lang w:val="en-GB"/>
+        </w:rPr>
+        <w:t>            "</w:t>
+      </w:r>
+      <w:proofErr w:type="spellStart"/>
+      <w:r>
+        <w:rPr>
+          <w:lang w:val="en-GB"/>
+        </w:rPr>
+        <w:t>bookedCount</w:t>
+      </w:r>
+      <w:proofErr w:type="spellEnd"/>
+      <w:r>
+        <w:rPr>
+          <w:lang w:val="en-GB"/>
+        </w:rPr>
+        <w:t>": 0,</w:t>
+      </w:r>
+    </w:p>
+    <w:p>
+      <w:pPr>
+        <w:rPr>
+          <w:lang w:val="en-GB"/>
+        </w:rPr>
+      </w:pPr>
+      <w:r>
+        <w:rPr>
+          <w:lang w:val="en-GB"/>
+        </w:rPr>
+        <w:t>            "</w:t>
+      </w:r>
+      <w:proofErr w:type="spellStart"/>
+      <w:r>
+        <w:rPr>
+          <w:lang w:val="en-GB"/>
+        </w:rPr>
+        <w:t>patientsPerSlot</w:t>
+      </w:r>
+      <w:proofErr w:type="spellEnd"/>
+      <w:r>
+        <w:rPr>
+          <w:lang w:val="en-GB"/>
+        </w:rPr>
+        <w:t>": 1,</w:t>
+      </w:r>
+    </w:p>
+    <w:p>
+      <w:pPr>
+        <w:rPr>
+          <w:lang w:val="en-GB"/>
+        </w:rPr>
+      </w:pPr>
+      <w:r>
+        <w:rPr>
+          <w:lang w:val="en-GB"/>
+        </w:rPr>
+        <w:t>            "</w:t>
+      </w:r>
+      <w:proofErr w:type="spellStart"/>
+      <w:r>
+        <w:rPr>
+          <w:lang w:val="en-GB"/>
+        </w:rPr>
+        <w:t>remainingInSlot</w:t>
+      </w:r>
+      <w:proofErr w:type="spellEnd"/>
+      <w:r>
+        <w:rPr>
+          <w:lang w:val="en-GB"/>
+        </w:rPr>
+        <w:t>": 1,</w:t>
+      </w:r>
+    </w:p>
+    <w:p>
+      <w:pPr>
+        <w:rPr>
+          <w:lang w:val="en-GB"/>
+        </w:rPr>
+      </w:pPr>
+      <w:r>
+        <w:rPr>
+          <w:lang w:val="en-GB"/>
+        </w:rPr>
+        <w:t>            "</w:t>
+      </w:r>
+      <w:proofErr w:type="spellStart"/>
+      <w:r>
+        <w:rPr>
+          <w:lang w:val="en-GB"/>
+        </w:rPr>
+        <w:t>remainingInDay</w:t>
+      </w:r>
+      <w:proofErr w:type="spellEnd"/>
+      <w:r>
+        <w:rPr>
+          <w:lang w:val="en-GB"/>
+        </w:rPr>
+        <w:t>": 11</w:t>
+      </w:r>
+    </w:p>
+    <w:p>
+      <w:pPr>
+        <w:rPr>
+          <w:lang w:val="en-GB"/>
+        </w:rPr>
+      </w:pPr>
+      <w:r>
+        <w:rPr>
+          <w:lang w:val="en-GB"/>
+        </w:rPr>
+        <w:t>        }</w:t>
+      </w:r>
+    </w:p>
+    <w:p>
+      <w:pPr>
+        <w:rPr>
+          <w:lang w:val="en-GB"/>
+        </w:rPr>
+      </w:pPr>
+      <w:r>
+        <w:rPr>
+          <w:lang w:val="en-GB"/>
+        </w:rPr>
+        <w:t>    ]</w:t>
+      </w:r>
+    </w:p>
+    <w:p>
+      <w:pPr>
+        <w:rPr>
+          <w:lang w:val="en-GB"/>
+        </w:rPr>
+      </w:pPr>
+      <w:r>
+        <w:rPr>
+          <w:lang w:val="en-GB"/>
+        </w:rPr>
+        <w:t>}</w:t>
+      </w:r>
+    </w:p>
+    <w:p/>
+    <w:p>
+      <w:pPr>
+        <w:pStyle w:val="Heading1"/>
+      </w:pPr>
+      <w:r>
+        <w:lastRenderedPageBreak/>
+        <w:t xml:space="preserve">Reviews end </w:t>
+      </w:r>
+      <w:proofErr w:type="gramStart"/>
+      <w:r>
+        <w:t>points :</w:t>
+      </w:r>
+      <w:proofErr w:type="gramEnd"/>
+    </w:p>
+    <w:p>
+      <w:pPr>
+        <w:pStyle w:val="ListParagraph"/>
+        <w:numPr>
+          <w:ilvl w:val="0"/>
+          <w:numId w:val="11"/>
+        </w:numPr>
+      </w:pPr>
+      <w:r>
+        <w:rPr>
+          <w:lang w:bidi="ar-EG"/>
+        </w:rPr>
+        <w:t xml:space="preserve">Add </w:t>
+      </w:r>
+      <w:proofErr w:type="gramStart"/>
+      <w:r>
+        <w:rPr>
+          <w:lang w:bidi="ar-EG"/>
+        </w:rPr>
+        <w:t>review :</w:t>
+      </w:r>
+      <w:proofErr w:type="gramEnd"/>
+    </w:p>
+    <w:p>
+      <w:pPr>
+        <w:pStyle w:val="ListParagraph"/>
+        <w:numPr>
+          <w:ilvl w:val="0"/>
+          <w:numId w:val="2"/>
+        </w:numPr>
+      </w:pPr>
+      <w:r>
+        <w:t xml:space="preserve">** Bearer token &lt;access token &gt; ** =&gt; patient </w:t>
+      </w:r>
+    </w:p>
+    <w:p>
+      <w:pPr>
+        <w:pStyle w:val="ListParagraph"/>
+        <w:numPr>
+          <w:ilvl w:val="0"/>
+          <w:numId w:val="2"/>
+        </w:numPr>
+      </w:pPr>
+      <w:proofErr w:type="gramStart"/>
+      <w:r>
+        <w:t>Method :</w:t>
+      </w:r>
+      <w:proofErr w:type="gramEnd"/>
+      <w:r>
+        <w:t xml:space="preserve"> post </w:t>
+      </w:r>
+    </w:p>
+    <w:p>
+      <w:pPr>
+        <w:pStyle w:val="ListParagraph"/>
+        <w:numPr>
+          <w:ilvl w:val="0"/>
+          <w:numId w:val="2"/>
+        </w:numPr>
+      </w:pPr>
+      <w:r>
+        <w:t>/</w:t>
+      </w:r>
+      <w:proofErr w:type="spellStart"/>
+      <w:r>
+        <w:t>api</w:t>
+      </w:r>
+      <w:proofErr w:type="spellEnd"/>
+      <w:r>
+        <w:t>/reviews</w:t>
+      </w:r>
+    </w:p>
+    <w:p>
+      <w:pPr>
+        <w:pStyle w:val="ListParagraph"/>
+        <w:numPr>
+          <w:ilvl w:val="0"/>
+          <w:numId w:val="2"/>
+        </w:numPr>
+      </w:pPr>
+      <w:r>
+        <w:rPr>
+          <w:rFonts w:hint="cs"/>
+          <w:rtl/>
+        </w:rPr>
+        <w:t>ميقدرش يدي الا ريفيو واحد بس لكل دكتور</w:t>
+      </w:r>
+    </w:p>
+    <w:p>
+      <w:pPr>
+        <w:pStyle w:val="ListParagraph"/>
+        <w:numPr>
+          <w:ilvl w:val="0"/>
+          <w:numId w:val="2"/>
+        </w:numPr>
+      </w:pPr>
+      <w:r>
+        <w:t>Ex:</w:t>
+      </w:r>
+    </w:p>
+    <w:p>
+      <w:pPr>
+        <w:pStyle w:val="ListParagraph"/>
+        <w:numPr>
+          <w:ilvl w:val="0"/>
+          <w:numId w:val="2"/>
+        </w:numPr>
         <w:shd w:val="clear" w:color="auto" w:fill="212121"/>
         <w:spacing w:after="0" w:line="270" w:lineRule="atLeast"/>
         <w:rPr>
@@ -42483,7 +46305,7 @@
           <w:szCs w:val="18"/>
           <w14:ligatures w14:val="none"/>
         </w:rPr>
-        <w:t xml:space="preserve">  </w:t>
+        <w:t xml:space="preserve">    </w:t>
       </w:r>
       <w:r>
         <w:rPr>
@@ -42506,7 +46328,7 @@
           <w:szCs w:val="18"/>
           <w14:ligatures w14:val="none"/>
         </w:rPr>
-        <w:t>clinicId</w:t>
+        <w:t>doctorId</w:t>
       </w:r>
       <w:proofErr w:type="spellEnd"/>
       <w:r>
@@ -42551,7 +46373,7 @@
           <w:szCs w:val="18"/>
           <w14:ligatures w14:val="none"/>
         </w:rPr>
-        <w:t>"69aaf2fc2b44bad810b01f35"</w:t>
+        <w:t>"698c91524687c848d2b629ea"</w:t>
       </w:r>
       <w:r>
         <w:rPr>
@@ -42563,17 +46385,6 @@
           <w14:ligatures w14:val="none"/>
         </w:rPr>
         <w:t>,</w:t>
-      </w:r>
-      <w:r>
-        <w:rPr>
-          <w:rFonts w:ascii="Courier New" w:eastAsia="Times New Roman" w:hAnsi="Courier New" w:cs="Courier New"/>
-          <w:color w:val="F8F8F2"/>
-          <w:kern w:val="0"/>
-          <w:sz w:val="18"/>
-          <w:szCs w:val="18"/>
-          <w14:ligatures w14:val="none"/>
-        </w:rPr>
-        <w:t xml:space="preserve"> </w:t>
       </w:r>
     </w:p>
     <w:p>
@@ -42603,18 +46414,18 @@
           <w:szCs w:val="18"/>
           <w14:ligatures w14:val="none"/>
         </w:rPr>
-        <w:t xml:space="preserve">  </w:t>
-      </w:r>
-      <w:r>
-        <w:rPr>
-          <w:rFonts w:ascii="Courier New" w:eastAsia="Times New Roman" w:hAnsi="Courier New" w:cs="Courier New"/>
-          <w:color w:val="9CDCFE"/>
-          <w:kern w:val="0"/>
-          <w:sz w:val="18"/>
-          <w:szCs w:val="18"/>
-          <w14:ligatures w14:val="none"/>
-        </w:rPr>
-        <w:t>"date"</w:t>
+        <w:t xml:space="preserve">    </w:t>
+      </w:r>
+      <w:r>
+        <w:rPr>
+          <w:rFonts w:ascii="Courier New" w:eastAsia="Times New Roman" w:hAnsi="Courier New" w:cs="Courier New"/>
+          <w:color w:val="9CDCFE"/>
+          <w:kern w:val="0"/>
+          <w:sz w:val="18"/>
+          <w:szCs w:val="18"/>
+          <w14:ligatures w14:val="none"/>
+        </w:rPr>
+        <w:t>"rating"</w:t>
       </w:r>
       <w:r>
         <w:rPr>
@@ -42641,13 +46452,13 @@
       <w:r>
         <w:rPr>
           <w:rFonts w:ascii="Courier New" w:eastAsia="Times New Roman" w:hAnsi="Courier New" w:cs="Courier New"/>
-          <w:color w:val="CE9178"/>
-          <w:kern w:val="0"/>
-          <w:sz w:val="18"/>
-          <w:szCs w:val="18"/>
-          <w14:ligatures w14:val="none"/>
-        </w:rPr>
-        <w:t>"2026-03-14"</w:t>
+          <w:color w:val="B5CEA8"/>
+          <w:kern w:val="0"/>
+          <w:sz w:val="18"/>
+          <w:szCs w:val="18"/>
+          <w14:ligatures w14:val="none"/>
+        </w:rPr>
+        <w:t>3</w:t>
       </w:r>
       <w:r>
         <w:rPr>
@@ -42688,43 +46499,18 @@
           <w:szCs w:val="18"/>
           <w14:ligatures w14:val="none"/>
         </w:rPr>
-        <w:lastRenderedPageBreak/>
-        <w:t xml:space="preserve">  </w:t>
-      </w:r>
-      <w:r>
-        <w:rPr>
-          <w:rFonts w:ascii="Courier New" w:eastAsia="Times New Roman" w:hAnsi="Courier New" w:cs="Courier New"/>
-          <w:color w:val="9CDCFE"/>
-          <w:kern w:val="0"/>
-          <w:sz w:val="18"/>
-          <w:szCs w:val="18"/>
-          <w14:ligatures w14:val="none"/>
-        </w:rPr>
-        <w:t>"</w:t>
-      </w:r>
-      <w:proofErr w:type="spellStart"/>
-      <w:r>
-        <w:rPr>
-          <w:rFonts w:ascii="Courier New" w:eastAsia="Times New Roman" w:hAnsi="Courier New" w:cs="Courier New"/>
-          <w:color w:val="9CDCFE"/>
-          <w:kern w:val="0"/>
-          <w:sz w:val="18"/>
-          <w:szCs w:val="18"/>
-          <w14:ligatures w14:val="none"/>
-        </w:rPr>
-        <w:t>startTime</w:t>
-      </w:r>
-      <w:proofErr w:type="spellEnd"/>
-      <w:r>
-        <w:rPr>
-          <w:rFonts w:ascii="Courier New" w:eastAsia="Times New Roman" w:hAnsi="Courier New" w:cs="Courier New"/>
-          <w:color w:val="9CDCFE"/>
-          <w:kern w:val="0"/>
-          <w:sz w:val="18"/>
-          <w:szCs w:val="18"/>
-          <w14:ligatures w14:val="none"/>
-        </w:rPr>
-        <w:t>"</w:t>
+        <w:t xml:space="preserve">    </w:t>
+      </w:r>
+      <w:r>
+        <w:rPr>
+          <w:rFonts w:ascii="Courier New" w:eastAsia="Times New Roman" w:hAnsi="Courier New" w:cs="Courier New"/>
+          <w:color w:val="9CDCFE"/>
+          <w:kern w:val="0"/>
+          <w:sz w:val="18"/>
+          <w:szCs w:val="18"/>
+          <w14:ligatures w14:val="none"/>
+        </w:rPr>
+        <w:t>"comment"</w:t>
       </w:r>
       <w:r>
         <w:rPr>
@@ -42757,18 +46543,7 @@
           <w:szCs w:val="18"/>
           <w14:ligatures w14:val="none"/>
         </w:rPr>
-        <w:t>"5:00 PM"</w:t>
-      </w:r>
-      <w:r>
-        <w:rPr>
-          <w:rFonts w:ascii="Courier New" w:eastAsia="Times New Roman" w:hAnsi="Courier New" w:cs="Courier New"/>
-          <w:color w:val="DCDCDC"/>
-          <w:kern w:val="0"/>
-          <w:sz w:val="18"/>
-          <w:szCs w:val="18"/>
-          <w14:ligatures w14:val="none"/>
-        </w:rPr>
-        <w:t>,</w:t>
+        <w:t>"she is a good doctor."</w:t>
       </w:r>
     </w:p>
     <w:p>
@@ -42792,92 +46567,78 @@
       <w:r>
         <w:rPr>
           <w:rFonts w:ascii="Courier New" w:eastAsia="Times New Roman" w:hAnsi="Courier New" w:cs="Courier New"/>
-          <w:color w:val="F8F8F2"/>
-          <w:kern w:val="0"/>
-          <w:sz w:val="18"/>
-          <w:szCs w:val="18"/>
-          <w14:ligatures w14:val="none"/>
-        </w:rPr>
-        <w:t xml:space="preserve">  </w:t>
-      </w:r>
-      <w:r>
-        <w:rPr>
-          <w:rFonts w:ascii="Courier New" w:eastAsia="Times New Roman" w:hAnsi="Courier New" w:cs="Courier New"/>
-          <w:color w:val="9CDCFE"/>
-          <w:kern w:val="0"/>
-          <w:sz w:val="18"/>
-          <w:szCs w:val="18"/>
-          <w14:ligatures w14:val="none"/>
-        </w:rPr>
-        <w:t>"</w:t>
+          <w:color w:val="DCDCDC"/>
+          <w:kern w:val="0"/>
+          <w:sz w:val="18"/>
+          <w:szCs w:val="18"/>
+          <w14:ligatures w14:val="none"/>
+        </w:rPr>
+        <w:t>}</w:t>
+      </w:r>
+    </w:p>
+    <w:p>
+      <w:pPr>
+        <w:ind w:left="720"/>
+      </w:pPr>
+    </w:p>
+    <w:p>
+      <w:pPr>
+        <w:pStyle w:val="ListParagraph"/>
+        <w:numPr>
+          <w:ilvl w:val="0"/>
+          <w:numId w:val="11"/>
+        </w:numPr>
+      </w:pPr>
+      <w:r>
+        <w:t xml:space="preserve">get doctor's </w:t>
+      </w:r>
+      <w:proofErr w:type="gramStart"/>
+      <w:r>
+        <w:t>reviews</w:t>
+      </w:r>
+      <w:r>
+        <w:t xml:space="preserve"> :</w:t>
+      </w:r>
+      <w:proofErr w:type="gramEnd"/>
+    </w:p>
+    <w:p>
+      <w:pPr>
+        <w:pStyle w:val="ListParagraph"/>
+        <w:numPr>
+          <w:ilvl w:val="0"/>
+          <w:numId w:val="2"/>
+        </w:numPr>
+      </w:pPr>
+      <w:proofErr w:type="gramStart"/>
+      <w:r>
+        <w:t>method :</w:t>
+      </w:r>
+      <w:proofErr w:type="gramEnd"/>
+      <w:r>
+        <w:t xml:space="preserve"> get</w:t>
+      </w:r>
+    </w:p>
+    <w:p>
+      <w:pPr>
+        <w:pStyle w:val="ListParagraph"/>
+        <w:numPr>
+          <w:ilvl w:val="0"/>
+          <w:numId w:val="2"/>
+        </w:numPr>
+      </w:pPr>
+      <w:r>
+        <w:t>/</w:t>
       </w:r>
       <w:proofErr w:type="spellStart"/>
       <w:r>
-        <w:rPr>
-          <w:rFonts w:ascii="Courier New" w:eastAsia="Times New Roman" w:hAnsi="Courier New" w:cs="Courier New"/>
-          <w:color w:val="9CDCFE"/>
-          <w:kern w:val="0"/>
-          <w:sz w:val="18"/>
-          <w:szCs w:val="18"/>
-          <w14:ligatures w14:val="none"/>
-        </w:rPr>
-        <w:t>endTime</w:t>
+        <w:t>api</w:t>
       </w:r>
       <w:proofErr w:type="spellEnd"/>
       <w:r>
-        <w:rPr>
-          <w:rFonts w:ascii="Courier New" w:eastAsia="Times New Roman" w:hAnsi="Courier New" w:cs="Courier New"/>
-          <w:color w:val="9CDCFE"/>
-          <w:kern w:val="0"/>
-          <w:sz w:val="18"/>
-          <w:szCs w:val="18"/>
-          <w14:ligatures w14:val="none"/>
-        </w:rPr>
-        <w:t>"</w:t>
-      </w:r>
-      <w:r>
-        <w:rPr>
-          <w:rFonts w:ascii="Courier New" w:eastAsia="Times New Roman" w:hAnsi="Courier New" w:cs="Courier New"/>
-          <w:color w:val="DCDCDC"/>
-          <w:kern w:val="0"/>
-          <w:sz w:val="18"/>
-          <w:szCs w:val="18"/>
-          <w14:ligatures w14:val="none"/>
-        </w:rPr>
-        <w:t>:</w:t>
-      </w:r>
-      <w:r>
-        <w:rPr>
-          <w:rFonts w:ascii="Courier New" w:eastAsia="Times New Roman" w:hAnsi="Courier New" w:cs="Courier New"/>
-          <w:color w:val="F8F8F2"/>
-          <w:kern w:val="0"/>
-          <w:sz w:val="18"/>
-          <w:szCs w:val="18"/>
-          <w14:ligatures w14:val="none"/>
-        </w:rPr>
-        <w:t xml:space="preserve"> </w:t>
-      </w:r>
-      <w:r>
-        <w:rPr>
-          <w:rFonts w:ascii="Courier New" w:eastAsia="Times New Roman" w:hAnsi="Courier New" w:cs="Courier New"/>
-          <w:color w:val="CE9178"/>
-          <w:kern w:val="0"/>
-          <w:sz w:val="18"/>
-          <w:szCs w:val="18"/>
-          <w14:ligatures w14:val="none"/>
-        </w:rPr>
-        <w:t>"5:30 PM"</w:t>
-      </w:r>
-      <w:r>
-        <w:rPr>
-          <w:rFonts w:ascii="Courier New" w:eastAsia="Times New Roman" w:hAnsi="Courier New" w:cs="Courier New"/>
-          <w:color w:val="DCDCDC"/>
-          <w:kern w:val="0"/>
-          <w:sz w:val="18"/>
-          <w:szCs w:val="18"/>
-          <w14:ligatures w14:val="none"/>
-        </w:rPr>
-        <w:t>,</w:t>
+        <w:t>/reviews/doctor/</w:t>
+      </w:r>
+      <w:r>
+        <w:t xml:space="preserve">:id </w:t>
       </w:r>
     </w:p>
     <w:p>
@@ -42887,117 +46648,75 @@
           <w:ilvl w:val="0"/>
           <w:numId w:val="2"/>
         </w:numPr>
-        <w:shd w:val="clear" w:color="auto" w:fill="212121"/>
-        <w:spacing w:after="0" w:line="270" w:lineRule="atLeast"/>
-        <w:rPr>
-          <w:rFonts w:ascii="Courier New" w:eastAsia="Times New Roman" w:hAnsi="Courier New" w:cs="Courier New"/>
-          <w:color w:val="F8F8F2"/>
-          <w:kern w:val="0"/>
-          <w:sz w:val="18"/>
-          <w:szCs w:val="18"/>
-          <w14:ligatures w14:val="none"/>
-        </w:rPr>
-      </w:pPr>
-      <w:r>
-        <w:rPr>
-          <w:rFonts w:ascii="Courier New" w:eastAsia="Times New Roman" w:hAnsi="Courier New" w:cs="Courier New"/>
-          <w:color w:val="F8F8F2"/>
-          <w:kern w:val="0"/>
-          <w:sz w:val="18"/>
-          <w:szCs w:val="18"/>
-          <w14:ligatures w14:val="none"/>
-        </w:rPr>
-        <w:t xml:space="preserve">  </w:t>
-      </w:r>
-      <w:r>
-        <w:rPr>
-          <w:rFonts w:ascii="Courier New" w:eastAsia="Times New Roman" w:hAnsi="Courier New" w:cs="Courier New"/>
-          <w:color w:val="9CDCFE"/>
-          <w:kern w:val="0"/>
-          <w:sz w:val="18"/>
-          <w:szCs w:val="18"/>
-          <w14:ligatures w14:val="none"/>
-        </w:rPr>
-        <w:t>"</w:t>
+      </w:pPr>
+      <w:r>
+        <w:t>Id =&gt; for doctor</w:t>
+      </w:r>
+    </w:p>
+    <w:p>
+      <w:pPr>
+        <w:pStyle w:val="ListParagraph"/>
+        <w:numPr>
+          <w:ilvl w:val="0"/>
+          <w:numId w:val="11"/>
+        </w:numPr>
+      </w:pPr>
+      <w:r>
+        <w:t xml:space="preserve">Get my </w:t>
+      </w:r>
+      <w:proofErr w:type="gramStart"/>
+      <w:r>
+        <w:t>reviews :</w:t>
+      </w:r>
+      <w:proofErr w:type="gramEnd"/>
+    </w:p>
+    <w:p>
+      <w:pPr>
+        <w:pStyle w:val="ListParagraph"/>
+        <w:numPr>
+          <w:ilvl w:val="0"/>
+          <w:numId w:val="2"/>
+        </w:numPr>
+      </w:pPr>
+      <w:r>
+        <w:t xml:space="preserve">** Bearer token &lt;access token &gt; ** =&gt; patient </w:t>
+      </w:r>
+    </w:p>
+    <w:p>
+      <w:pPr>
+        <w:pStyle w:val="ListParagraph"/>
+        <w:numPr>
+          <w:ilvl w:val="0"/>
+          <w:numId w:val="2"/>
+        </w:numPr>
+      </w:pPr>
+      <w:proofErr w:type="gramStart"/>
+      <w:r>
+        <w:t>Method :</w:t>
+      </w:r>
+      <w:proofErr w:type="gramEnd"/>
+      <w:r>
+        <w:t xml:space="preserve"> get</w:t>
+      </w:r>
+    </w:p>
+    <w:p>
+      <w:pPr>
+        <w:pStyle w:val="ListParagraph"/>
+        <w:numPr>
+          <w:ilvl w:val="0"/>
+          <w:numId w:val="2"/>
+        </w:numPr>
+      </w:pPr>
+      <w:r>
+        <w:t>/</w:t>
       </w:r>
       <w:proofErr w:type="spellStart"/>
       <w:r>
-        <w:rPr>
-          <w:rFonts w:ascii="Courier New" w:eastAsia="Times New Roman" w:hAnsi="Courier New" w:cs="Courier New"/>
-          <w:color w:val="9CDCFE"/>
-          <w:kern w:val="0"/>
-          <w:sz w:val="18"/>
-          <w:szCs w:val="18"/>
-          <w14:ligatures w14:val="none"/>
-        </w:rPr>
-        <w:t>appointmentType</w:t>
+        <w:t>api</w:t>
       </w:r>
       <w:proofErr w:type="spellEnd"/>
       <w:r>
-        <w:rPr>
-          <w:rFonts w:ascii="Courier New" w:eastAsia="Times New Roman" w:hAnsi="Courier New" w:cs="Courier New"/>
-          <w:color w:val="9CDCFE"/>
-          <w:kern w:val="0"/>
-          <w:sz w:val="18"/>
-          <w:szCs w:val="18"/>
-          <w14:ligatures w14:val="none"/>
-        </w:rPr>
-        <w:t>"</w:t>
-      </w:r>
-      <w:r>
-        <w:rPr>
-          <w:rFonts w:ascii="Courier New" w:eastAsia="Times New Roman" w:hAnsi="Courier New" w:cs="Courier New"/>
-          <w:color w:val="DCDCDC"/>
-          <w:kern w:val="0"/>
-          <w:sz w:val="18"/>
-          <w:szCs w:val="18"/>
-          <w14:ligatures w14:val="none"/>
-        </w:rPr>
-        <w:t>:</w:t>
-      </w:r>
-      <w:r>
-        <w:rPr>
-          <w:rFonts w:ascii="Courier New" w:eastAsia="Times New Roman" w:hAnsi="Courier New" w:cs="Courier New"/>
-          <w:color w:val="F8F8F2"/>
-          <w:kern w:val="0"/>
-          <w:sz w:val="18"/>
-          <w:szCs w:val="18"/>
-          <w14:ligatures w14:val="none"/>
-        </w:rPr>
-        <w:t xml:space="preserve"> </w:t>
-      </w:r>
-      <w:r>
-        <w:rPr>
-          <w:rFonts w:ascii="Courier New" w:eastAsia="Times New Roman" w:hAnsi="Courier New" w:cs="Courier New"/>
-          <w:color w:val="CE9178"/>
-          <w:kern w:val="0"/>
-          <w:sz w:val="18"/>
-          <w:szCs w:val="18"/>
-          <w14:ligatures w14:val="none"/>
-        </w:rPr>
-        <w:t>"video-call"</w:t>
-      </w:r>
-      <w:r>
-        <w:rPr>
-          <w:rFonts w:ascii="Courier New" w:eastAsia="Times New Roman" w:hAnsi="Courier New" w:cs="Courier New"/>
-          <w:color w:val="DCDCDC"/>
-          <w:kern w:val="0"/>
-          <w:sz w:val="18"/>
-          <w:szCs w:val="18"/>
-          <w14:ligatures w14:val="none"/>
-        </w:rPr>
-        <w:t>,</w:t>
-      </w:r>
-      <w:r>
-        <w:rPr>
-          <w:rFonts w:ascii="Courier New" w:eastAsia="Times New Roman" w:hAnsi="Courier New" w:cs="Courier New"/>
-          <w:color w:val="F8F8F2"/>
-          <w:kern w:val="0"/>
-          <w:sz w:val="18"/>
-          <w:szCs w:val="18"/>
-          <w14:ligatures w14:val="none"/>
-        </w:rPr>
-        <w:t xml:space="preserve"> </w:t>
+        <w:t>/reviews/me</w:t>
       </w:r>
     </w:p>
     <w:p>
@@ -43007,324 +46726,38 @@
           <w:ilvl w:val="0"/>
           <w:numId w:val="2"/>
         </w:numPr>
-        <w:shd w:val="clear" w:color="auto" w:fill="212121"/>
-        <w:spacing w:after="0" w:line="270" w:lineRule="atLeast"/>
-        <w:rPr>
-          <w:rFonts w:ascii="Courier New" w:eastAsia="Times New Roman" w:hAnsi="Courier New" w:cs="Courier New"/>
-          <w:color w:val="F8F8F2"/>
-          <w:kern w:val="0"/>
-          <w:sz w:val="18"/>
-          <w:szCs w:val="18"/>
-          <w14:ligatures w14:val="none"/>
-        </w:rPr>
-      </w:pPr>
-      <w:r>
-        <w:rPr>
-          <w:rFonts w:ascii="Courier New" w:eastAsia="Times New Roman" w:hAnsi="Courier New" w:cs="Courier New"/>
-          <w:color w:val="F8F8F2"/>
-          <w:kern w:val="0"/>
-          <w:sz w:val="18"/>
-          <w:szCs w:val="18"/>
-          <w14:ligatures w14:val="none"/>
-        </w:rPr>
-        <w:t xml:space="preserve">  </w:t>
-      </w:r>
-      <w:r>
-        <w:rPr>
-          <w:rFonts w:ascii="Courier New" w:eastAsia="Times New Roman" w:hAnsi="Courier New" w:cs="Courier New"/>
-          <w:color w:val="9CDCFE"/>
-          <w:kern w:val="0"/>
-          <w:sz w:val="18"/>
-          <w:szCs w:val="18"/>
-          <w14:ligatures w14:val="none"/>
-        </w:rPr>
-        <w:t>"</w:t>
-      </w:r>
-      <w:proofErr w:type="spellStart"/>
-      <w:r>
-        <w:rPr>
-          <w:rFonts w:ascii="Courier New" w:eastAsia="Times New Roman" w:hAnsi="Courier New" w:cs="Courier New"/>
-          <w:color w:val="9CDCFE"/>
-          <w:kern w:val="0"/>
-          <w:sz w:val="18"/>
-          <w:szCs w:val="18"/>
-          <w14:ligatures w14:val="none"/>
-        </w:rPr>
-        <w:t>paymentOption</w:t>
-      </w:r>
-      <w:proofErr w:type="spellEnd"/>
-      <w:r>
-        <w:rPr>
-          <w:rFonts w:ascii="Courier New" w:eastAsia="Times New Roman" w:hAnsi="Courier New" w:cs="Courier New"/>
-          <w:color w:val="9CDCFE"/>
-          <w:kern w:val="0"/>
-          <w:sz w:val="18"/>
-          <w:szCs w:val="18"/>
-          <w14:ligatures w14:val="none"/>
-        </w:rPr>
-        <w:t>"</w:t>
-      </w:r>
-      <w:r>
-        <w:rPr>
-          <w:rFonts w:ascii="Courier New" w:eastAsia="Times New Roman" w:hAnsi="Courier New" w:cs="Courier New"/>
-          <w:color w:val="DCDCDC"/>
-          <w:kern w:val="0"/>
-          <w:sz w:val="18"/>
-          <w:szCs w:val="18"/>
-          <w14:ligatures w14:val="none"/>
-        </w:rPr>
-        <w:t>:</w:t>
-      </w:r>
-      <w:r>
-        <w:rPr>
-          <w:rFonts w:ascii="Courier New" w:eastAsia="Times New Roman" w:hAnsi="Courier New" w:cs="Courier New"/>
-          <w:color w:val="F8F8F2"/>
-          <w:kern w:val="0"/>
-          <w:sz w:val="18"/>
-          <w:szCs w:val="18"/>
-          <w14:ligatures w14:val="none"/>
-        </w:rPr>
-        <w:t xml:space="preserve"> </w:t>
-      </w:r>
-      <w:r>
-        <w:rPr>
-          <w:rFonts w:ascii="Courier New" w:eastAsia="Times New Roman" w:hAnsi="Courier New" w:cs="Courier New"/>
-          <w:color w:val="CE9178"/>
-          <w:kern w:val="0"/>
-          <w:sz w:val="18"/>
-          <w:szCs w:val="18"/>
-          <w14:ligatures w14:val="none"/>
-        </w:rPr>
-        <w:t>"</w:t>
-      </w:r>
-      <w:proofErr w:type="spellStart"/>
-      <w:r>
-        <w:rPr>
-          <w:rFonts w:ascii="Courier New" w:eastAsia="Times New Roman" w:hAnsi="Courier New" w:cs="Courier New"/>
-          <w:color w:val="CE9178"/>
-          <w:kern w:val="0"/>
-          <w:sz w:val="18"/>
-          <w:szCs w:val="18"/>
-          <w14:ligatures w14:val="none"/>
-        </w:rPr>
-        <w:t>prePay</w:t>
-      </w:r>
-      <w:proofErr w:type="spellEnd"/>
-      <w:r>
-        <w:rPr>
-          <w:rFonts w:ascii="Courier New" w:eastAsia="Times New Roman" w:hAnsi="Courier New" w:cs="Courier New"/>
-          <w:color w:val="CE9178"/>
-          <w:kern w:val="0"/>
-          <w:sz w:val="18"/>
-          <w:szCs w:val="18"/>
-          <w14:ligatures w14:val="none"/>
-        </w:rPr>
-        <w:t>"</w:t>
-      </w:r>
-      <w:r>
-        <w:rPr>
-          <w:rFonts w:ascii="Courier New" w:eastAsia="Times New Roman" w:hAnsi="Courier New" w:cs="Courier New"/>
-          <w:color w:val="DCDCDC"/>
-          <w:kern w:val="0"/>
-          <w:sz w:val="18"/>
-          <w:szCs w:val="18"/>
-          <w14:ligatures w14:val="none"/>
-        </w:rPr>
-        <w:t>,</w:t>
-      </w:r>
-    </w:p>
-    <w:p>
-      <w:pPr>
-        <w:pStyle w:val="ListParagraph"/>
-        <w:numPr>
-          <w:ilvl w:val="0"/>
-          <w:numId w:val="2"/>
-        </w:numPr>
-        <w:shd w:val="clear" w:color="auto" w:fill="212121"/>
-        <w:spacing w:after="0" w:line="270" w:lineRule="atLeast"/>
-        <w:rPr>
-          <w:rFonts w:ascii="Courier New" w:eastAsia="Times New Roman" w:hAnsi="Courier New" w:cs="Courier New"/>
-          <w:color w:val="F8F8F2"/>
-          <w:kern w:val="0"/>
-          <w:sz w:val="18"/>
-          <w:szCs w:val="18"/>
-          <w14:ligatures w14:val="none"/>
-        </w:rPr>
-      </w:pPr>
-      <w:r>
-        <w:rPr>
-          <w:rFonts w:ascii="Courier New" w:eastAsia="Times New Roman" w:hAnsi="Courier New" w:cs="Courier New"/>
-          <w:color w:val="F8F8F2"/>
-          <w:kern w:val="0"/>
-          <w:sz w:val="18"/>
-          <w:szCs w:val="18"/>
-          <w14:ligatures w14:val="none"/>
-        </w:rPr>
-        <w:t xml:space="preserve">  </w:t>
-      </w:r>
-      <w:r>
-        <w:rPr>
-          <w:rFonts w:ascii="Courier New" w:eastAsia="Times New Roman" w:hAnsi="Courier New" w:cs="Courier New"/>
-          <w:color w:val="9CDCFE"/>
-          <w:kern w:val="0"/>
-          <w:sz w:val="18"/>
-          <w:szCs w:val="18"/>
-          <w14:ligatures w14:val="none"/>
-        </w:rPr>
-        <w:t>"</w:t>
-      </w:r>
-      <w:proofErr w:type="spellStart"/>
-      <w:r>
-        <w:rPr>
-          <w:rFonts w:ascii="Courier New" w:eastAsia="Times New Roman" w:hAnsi="Courier New" w:cs="Courier New"/>
-          <w:color w:val="9CDCFE"/>
-          <w:kern w:val="0"/>
-          <w:sz w:val="18"/>
-          <w:szCs w:val="18"/>
-          <w14:ligatures w14:val="none"/>
-        </w:rPr>
-        <w:t>isFollowUp</w:t>
-      </w:r>
-      <w:proofErr w:type="spellEnd"/>
-      <w:r>
-        <w:rPr>
-          <w:rFonts w:ascii="Courier New" w:eastAsia="Times New Roman" w:hAnsi="Courier New" w:cs="Courier New"/>
-          <w:color w:val="9CDCFE"/>
-          <w:kern w:val="0"/>
-          <w:sz w:val="18"/>
-          <w:szCs w:val="18"/>
-          <w14:ligatures w14:val="none"/>
-        </w:rPr>
-        <w:t>"</w:t>
-      </w:r>
-      <w:r>
-        <w:rPr>
-          <w:rFonts w:ascii="Courier New" w:eastAsia="Times New Roman" w:hAnsi="Courier New" w:cs="Courier New"/>
-          <w:color w:val="DCDCDC"/>
-          <w:kern w:val="0"/>
-          <w:sz w:val="18"/>
-          <w:szCs w:val="18"/>
-          <w14:ligatures w14:val="none"/>
-        </w:rPr>
-        <w:t>:</w:t>
-      </w:r>
-      <w:r>
-        <w:rPr>
-          <w:rFonts w:ascii="Courier New" w:eastAsia="Times New Roman" w:hAnsi="Courier New" w:cs="Courier New"/>
-          <w:color w:val="F8F8F2"/>
-          <w:kern w:val="0"/>
-          <w:sz w:val="18"/>
-          <w:szCs w:val="18"/>
-          <w14:ligatures w14:val="none"/>
-        </w:rPr>
-        <w:t xml:space="preserve"> </w:t>
-      </w:r>
-      <w:r>
-        <w:rPr>
-          <w:rFonts w:ascii="Courier New" w:eastAsia="Times New Roman" w:hAnsi="Courier New" w:cs="Courier New"/>
-          <w:color w:val="CE9178"/>
-          <w:kern w:val="0"/>
-          <w:sz w:val="18"/>
-          <w:szCs w:val="18"/>
-          <w14:ligatures w14:val="none"/>
-        </w:rPr>
-        <w:t>false</w:t>
-      </w:r>
-    </w:p>
-    <w:p>
-      <w:pPr>
-        <w:pStyle w:val="ListParagraph"/>
-        <w:numPr>
-          <w:ilvl w:val="0"/>
-          <w:numId w:val="2"/>
-        </w:numPr>
-        <w:shd w:val="clear" w:color="auto" w:fill="212121"/>
-        <w:spacing w:after="0" w:line="270" w:lineRule="atLeast"/>
-        <w:rPr>
-          <w:rFonts w:ascii="Courier New" w:eastAsia="Times New Roman" w:hAnsi="Courier New" w:cs="Courier New"/>
-          <w:color w:val="F8F8F2"/>
-          <w:kern w:val="0"/>
-          <w:sz w:val="18"/>
-          <w:szCs w:val="18"/>
-          <w14:ligatures w14:val="none"/>
-        </w:rPr>
-      </w:pPr>
-      <w:r>
-        <w:rPr>
-          <w:rFonts w:ascii="Courier New" w:eastAsia="Times New Roman" w:hAnsi="Courier New" w:cs="Courier New"/>
-          <w:color w:val="DCDCDC"/>
-          <w:kern w:val="0"/>
-          <w:sz w:val="18"/>
-          <w:szCs w:val="18"/>
-          <w14:ligatures w14:val="none"/>
-        </w:rPr>
-        <w:t>}</w:t>
-      </w:r>
-    </w:p>
-    <w:p>
-      <w:pPr>
-        <w:pStyle w:val="ListParagraph"/>
-        <w:numPr>
-          <w:ilvl w:val="0"/>
-          <w:numId w:val="10"/>
-        </w:numPr>
-      </w:pPr>
-      <w:r>
-        <w:t xml:space="preserve">Get my appointments </w:t>
-      </w:r>
-      <w:proofErr w:type="gramStart"/>
-      <w:r>
-        <w:t>( doctor</w:t>
-      </w:r>
-      <w:proofErr w:type="gramEnd"/>
-      <w:r>
-        <w:t xml:space="preserve"> and </w:t>
-      </w:r>
-      <w:proofErr w:type="gramStart"/>
-      <w:r>
-        <w:t>patient )</w:t>
-      </w:r>
-      <w:proofErr w:type="gramEnd"/>
-      <w:r>
-        <w:t>:</w:t>
-      </w:r>
-    </w:p>
-    <w:p>
-      <w:pPr>
-        <w:pStyle w:val="ListParagraph"/>
-        <w:numPr>
-          <w:ilvl w:val="0"/>
-          <w:numId w:val="2"/>
-        </w:numPr>
-      </w:pPr>
-      <w:proofErr w:type="gramStart"/>
-      <w:r>
-        <w:t>Method :</w:t>
-      </w:r>
-      <w:proofErr w:type="gramEnd"/>
-      <w:r>
-        <w:t xml:space="preserve"> get </w:t>
-      </w:r>
-    </w:p>
-    <w:p>
-      <w:pPr>
-        <w:pStyle w:val="ListParagraph"/>
-        <w:numPr>
-          <w:ilvl w:val="0"/>
-          <w:numId w:val="2"/>
-        </w:numPr>
-      </w:pPr>
-      <w:r>
-        <w:t xml:space="preserve">** Bearer token &lt;access token &gt; ** =&gt; </w:t>
-      </w:r>
+      </w:pPr>
       <w:r>
         <w:rPr>
           <w:rFonts w:hint="cs"/>
           <w:rtl/>
           <w:lang w:bidi="ar-EG"/>
         </w:rPr>
-        <w:t>علي حسب انتوا دلوقت في بروفايل البيشنت والا الدكتور</w:t>
-      </w:r>
+        <w:t>البيشنت بيشوف كل الريفيوز الي عملها</w:t>
+      </w:r>
+    </w:p>
+    <w:p>
+      <w:pPr>
+        <w:pStyle w:val="ListParagraph"/>
+        <w:numPr>
+          <w:ilvl w:val="0"/>
+          <w:numId w:val="11"/>
+        </w:numPr>
+      </w:pPr>
+      <w:r>
+        <w:rPr>
+          <w:lang w:bidi="ar-EG"/>
+        </w:rPr>
+        <w:t xml:space="preserve">Update </w:t>
+      </w:r>
+      <w:proofErr w:type="gramStart"/>
+      <w:r>
+        <w:rPr>
+          <w:lang w:bidi="ar-EG"/>
+        </w:rPr>
+        <w:t>reviews :</w:t>
+      </w:r>
+      <w:proofErr w:type="gramEnd"/>
     </w:p>
     <w:p>
       <w:pPr>
@@ -43335,75 +46768,24 @@
         </w:numPr>
       </w:pPr>
       <w:r>
-        <w:t>/</w:t>
-      </w:r>
-      <w:proofErr w:type="spellStart"/>
-      <w:r>
-        <w:t>api</w:t>
-      </w:r>
-      <w:proofErr w:type="spellEnd"/>
-      <w:r>
-        <w:t>/appointments/</w:t>
-      </w:r>
+        <w:t xml:space="preserve">** Bearer token &lt;access token &gt; ** =&gt; patient </w:t>
+      </w:r>
+    </w:p>
+    <w:p>
+      <w:pPr>
+        <w:pStyle w:val="ListParagraph"/>
+        <w:numPr>
+          <w:ilvl w:val="0"/>
+          <w:numId w:val="2"/>
+        </w:numPr>
+      </w:pPr>
       <w:proofErr w:type="gramStart"/>
       <w:r>
-        <w:t>my</w:t>
+        <w:t>Method :</w:t>
       </w:r>
       <w:proofErr w:type="gramEnd"/>
-    </w:p>
-    <w:p>
-      <w:pPr>
-        <w:pStyle w:val="ListParagraph"/>
-        <w:ind w:left="1080"/>
-        <w:rPr>
-          <w:rtl/>
-        </w:rPr>
-      </w:pPr>
-    </w:p>
-    <w:p>
-      <w:pPr>
-        <w:pStyle w:val="ListParagraph"/>
-        <w:numPr>
-          <w:ilvl w:val="0"/>
-          <w:numId w:val="10"/>
-        </w:numPr>
-      </w:pPr>
-      <w:r>
-        <w:t xml:space="preserve">Cancel </w:t>
-      </w:r>
-      <w:proofErr w:type="gramStart"/>
-      <w:r>
-        <w:t>appointment :</w:t>
-      </w:r>
-      <w:proofErr w:type="gramEnd"/>
-    </w:p>
-    <w:p>
-      <w:pPr>
-        <w:pStyle w:val="ListParagraph"/>
-        <w:numPr>
-          <w:ilvl w:val="0"/>
-          <w:numId w:val="2"/>
-        </w:numPr>
-      </w:pPr>
-      <w:proofErr w:type="gramStart"/>
-      <w:r>
-        <w:t>Method :</w:t>
-      </w:r>
-      <w:proofErr w:type="gramEnd"/>
-      <w:r>
-        <w:t xml:space="preserve"> delete </w:t>
-      </w:r>
-    </w:p>
-    <w:p>
-      <w:pPr>
-        <w:pStyle w:val="ListParagraph"/>
-        <w:numPr>
-          <w:ilvl w:val="0"/>
-          <w:numId w:val="2"/>
-        </w:numPr>
-      </w:pPr>
-      <w:r>
-        <w:t xml:space="preserve"> ** Bearer token &lt;access token &gt; ** =&gt; patient </w:t>
+      <w:r>
+        <w:t xml:space="preserve"> put </w:t>
       </w:r>
     </w:p>
     <w:p>
@@ -43425,114 +46807,10 @@
       <w:proofErr w:type="spellEnd"/>
       <w:proofErr w:type="gramEnd"/>
       <w:r>
-        <w:t>/appointments/</w:t>
-      </w:r>
-      <w:r>
-        <w:t xml:space="preserve">:id </w:t>
-      </w:r>
-    </w:p>
-    <w:p>
-      <w:pPr>
-        <w:pStyle w:val="ListParagraph"/>
-        <w:numPr>
-          <w:ilvl w:val="0"/>
-          <w:numId w:val="2"/>
-        </w:numPr>
-      </w:pPr>
-      <w:r>
-        <w:t>Id =&gt; appointment ID</w:t>
-      </w:r>
-    </w:p>
-    <w:p/>
-    <w:p>
-      <w:pPr>
-        <w:pStyle w:val="ListParagraph"/>
-        <w:ind w:left="1080"/>
-      </w:pPr>
-    </w:p>
-    <w:p>
-      <w:pPr>
-        <w:pStyle w:val="Heading1"/>
-      </w:pPr>
-      <w:r>
-        <w:t xml:space="preserve">Reviews end </w:t>
-      </w:r>
-      <w:proofErr w:type="gramStart"/>
-      <w:r>
-        <w:t>points :</w:t>
-      </w:r>
-      <w:proofErr w:type="gramEnd"/>
-    </w:p>
-    <w:p>
-      <w:pPr>
-        <w:pStyle w:val="ListParagraph"/>
-        <w:numPr>
-          <w:ilvl w:val="0"/>
-          <w:numId w:val="11"/>
-        </w:numPr>
-      </w:pPr>
-      <w:r>
-        <w:rPr>
-          <w:lang w:bidi="ar-EG"/>
-        </w:rPr>
-        <w:t xml:space="preserve">Add </w:t>
-      </w:r>
-      <w:proofErr w:type="gramStart"/>
-      <w:r>
-        <w:rPr>
-          <w:lang w:bidi="ar-EG"/>
-        </w:rPr>
-        <w:t>review :</w:t>
-      </w:r>
-      <w:proofErr w:type="gramEnd"/>
-    </w:p>
-    <w:p>
-      <w:pPr>
-        <w:pStyle w:val="ListParagraph"/>
-        <w:numPr>
-          <w:ilvl w:val="0"/>
-          <w:numId w:val="2"/>
-        </w:numPr>
-      </w:pPr>
-      <w:r>
-        <w:t xml:space="preserve">** Bearer token &lt;access token &gt; ** =&gt; patient </w:t>
-      </w:r>
-    </w:p>
-    <w:p>
-      <w:pPr>
-        <w:pStyle w:val="ListParagraph"/>
-        <w:numPr>
-          <w:ilvl w:val="0"/>
-          <w:numId w:val="2"/>
-        </w:numPr>
-      </w:pPr>
-      <w:proofErr w:type="gramStart"/>
-      <w:r>
-        <w:t>Method :</w:t>
-      </w:r>
-      <w:proofErr w:type="gramEnd"/>
-      <w:r>
-        <w:t xml:space="preserve"> post </w:t>
-      </w:r>
-    </w:p>
-    <w:p>
-      <w:pPr>
-        <w:pStyle w:val="ListParagraph"/>
-        <w:numPr>
-          <w:ilvl w:val="0"/>
-          <w:numId w:val="2"/>
-        </w:numPr>
-      </w:pPr>
-      <w:r>
-        <w:t>/</w:t>
-      </w:r>
-      <w:proofErr w:type="spellStart"/>
-      <w:r>
-        <w:t>api</w:t>
-      </w:r>
-      <w:proofErr w:type="spellEnd"/>
-      <w:r>
-        <w:t>/reviews</w:t>
+        <w:t>/reviews/</w:t>
+      </w:r>
+      <w:r>
+        <w:t>:id</w:t>
       </w:r>
     </w:p>
     <w:p>
@@ -43548,508 +46826,272 @@
           <w:rFonts w:hint="cs"/>
           <w:rtl/>
         </w:rPr>
-        <w:t>ميقدرش يدي الا ريفيو واحد بس لكل دكتور</w:t>
-      </w:r>
-    </w:p>
-    <w:p>
-      <w:pPr>
-        <w:pStyle w:val="ListParagraph"/>
-        <w:numPr>
-          <w:ilvl w:val="0"/>
-          <w:numId w:val="2"/>
-        </w:numPr>
-      </w:pPr>
-      <w:r>
-        <w:t>Ex:</w:t>
-      </w:r>
-    </w:p>
-    <w:p>
-      <w:pPr>
-        <w:pStyle w:val="ListParagraph"/>
-        <w:numPr>
-          <w:ilvl w:val="0"/>
-          <w:numId w:val="2"/>
-        </w:numPr>
-        <w:shd w:val="clear" w:color="auto" w:fill="212121"/>
-        <w:spacing w:after="0" w:line="270" w:lineRule="atLeast"/>
-        <w:rPr>
-          <w:rFonts w:ascii="Courier New" w:eastAsia="Times New Roman" w:hAnsi="Courier New" w:cs="Courier New"/>
-          <w:color w:val="F8F8F2"/>
-          <w:kern w:val="0"/>
-          <w:sz w:val="18"/>
-          <w:szCs w:val="18"/>
-          <w14:ligatures w14:val="none"/>
-        </w:rPr>
-      </w:pPr>
-      <w:r>
-        <w:rPr>
-          <w:rFonts w:ascii="Courier New" w:eastAsia="Times New Roman" w:hAnsi="Courier New" w:cs="Courier New"/>
-          <w:color w:val="DCDCDC"/>
-          <w:kern w:val="0"/>
-          <w:sz w:val="18"/>
-          <w:szCs w:val="18"/>
-          <w14:ligatures w14:val="none"/>
-        </w:rPr>
-        <w:t>{</w:t>
-      </w:r>
-    </w:p>
-    <w:p>
-      <w:pPr>
-        <w:pStyle w:val="ListParagraph"/>
-        <w:numPr>
-          <w:ilvl w:val="0"/>
-          <w:numId w:val="2"/>
-        </w:numPr>
-        <w:shd w:val="clear" w:color="auto" w:fill="212121"/>
-        <w:spacing w:after="0" w:line="270" w:lineRule="atLeast"/>
-        <w:rPr>
-          <w:rFonts w:ascii="Courier New" w:eastAsia="Times New Roman" w:hAnsi="Courier New" w:cs="Courier New"/>
-          <w:color w:val="F8F8F2"/>
-          <w:kern w:val="0"/>
-          <w:sz w:val="18"/>
-          <w:szCs w:val="18"/>
-          <w14:ligatures w14:val="none"/>
-        </w:rPr>
-      </w:pPr>
-      <w:r>
-        <w:rPr>
-          <w:rFonts w:ascii="Courier New" w:eastAsia="Times New Roman" w:hAnsi="Courier New" w:cs="Courier New"/>
-          <w:color w:val="F8F8F2"/>
-          <w:kern w:val="0"/>
-          <w:sz w:val="18"/>
-          <w:szCs w:val="18"/>
-          <w14:ligatures w14:val="none"/>
-        </w:rPr>
-        <w:t xml:space="preserve">    </w:t>
-      </w:r>
-      <w:r>
-        <w:rPr>
-          <w:rFonts w:ascii="Courier New" w:eastAsia="Times New Roman" w:hAnsi="Courier New" w:cs="Courier New"/>
-          <w:color w:val="9CDCFE"/>
-          <w:kern w:val="0"/>
-          <w:sz w:val="18"/>
-          <w:szCs w:val="18"/>
-          <w14:ligatures w14:val="none"/>
-        </w:rPr>
-        <w:t>"</w:t>
-      </w:r>
-      <w:proofErr w:type="spellStart"/>
-      <w:r>
-        <w:rPr>
-          <w:rFonts w:ascii="Courier New" w:eastAsia="Times New Roman" w:hAnsi="Courier New" w:cs="Courier New"/>
-          <w:color w:val="9CDCFE"/>
-          <w:kern w:val="0"/>
-          <w:sz w:val="18"/>
-          <w:szCs w:val="18"/>
-          <w14:ligatures w14:val="none"/>
-        </w:rPr>
-        <w:t>doctorId</w:t>
-      </w:r>
-      <w:proofErr w:type="spellEnd"/>
-      <w:r>
-        <w:rPr>
-          <w:rFonts w:ascii="Courier New" w:eastAsia="Times New Roman" w:hAnsi="Courier New" w:cs="Courier New"/>
-          <w:color w:val="9CDCFE"/>
-          <w:kern w:val="0"/>
-          <w:sz w:val="18"/>
-          <w:szCs w:val="18"/>
-          <w14:ligatures w14:val="none"/>
-        </w:rPr>
-        <w:t>"</w:t>
-      </w:r>
-      <w:r>
-        <w:rPr>
-          <w:rFonts w:ascii="Courier New" w:eastAsia="Times New Roman" w:hAnsi="Courier New" w:cs="Courier New"/>
-          <w:color w:val="DCDCDC"/>
-          <w:kern w:val="0"/>
-          <w:sz w:val="18"/>
-          <w:szCs w:val="18"/>
-          <w14:ligatures w14:val="none"/>
-        </w:rPr>
-        <w:t>:</w:t>
-      </w:r>
-      <w:r>
-        <w:rPr>
-          <w:rFonts w:ascii="Courier New" w:eastAsia="Times New Roman" w:hAnsi="Courier New" w:cs="Courier New"/>
-          <w:color w:val="F8F8F2"/>
-          <w:kern w:val="0"/>
-          <w:sz w:val="18"/>
-          <w:szCs w:val="18"/>
-          <w14:ligatures w14:val="none"/>
-        </w:rPr>
-        <w:t xml:space="preserve"> </w:t>
-      </w:r>
-      <w:r>
-        <w:rPr>
-          <w:rFonts w:ascii="Courier New" w:eastAsia="Times New Roman" w:hAnsi="Courier New" w:cs="Courier New"/>
-          <w:color w:val="CE9178"/>
-          <w:kern w:val="0"/>
-          <w:sz w:val="18"/>
-          <w:szCs w:val="18"/>
-          <w14:ligatures w14:val="none"/>
-        </w:rPr>
-        <w:t>"698c91524687c848d2b629ea"</w:t>
-      </w:r>
-      <w:r>
-        <w:rPr>
-          <w:rFonts w:ascii="Courier New" w:eastAsia="Times New Roman" w:hAnsi="Courier New" w:cs="Courier New"/>
-          <w:color w:val="DCDCDC"/>
-          <w:kern w:val="0"/>
-          <w:sz w:val="18"/>
-          <w:szCs w:val="18"/>
-          <w14:ligatures w14:val="none"/>
-        </w:rPr>
-        <w:t>,</w:t>
-      </w:r>
-    </w:p>
-    <w:p>
-      <w:pPr>
-        <w:pStyle w:val="ListParagraph"/>
-        <w:numPr>
-          <w:ilvl w:val="0"/>
-          <w:numId w:val="2"/>
-        </w:numPr>
-        <w:shd w:val="clear" w:color="auto" w:fill="212121"/>
-        <w:spacing w:after="0" w:line="270" w:lineRule="atLeast"/>
-        <w:rPr>
-          <w:rFonts w:ascii="Courier New" w:eastAsia="Times New Roman" w:hAnsi="Courier New" w:cs="Courier New"/>
-          <w:color w:val="F8F8F2"/>
-          <w:kern w:val="0"/>
-          <w:sz w:val="18"/>
-          <w:szCs w:val="18"/>
-          <w14:ligatures w14:val="none"/>
-        </w:rPr>
-      </w:pPr>
-      <w:r>
-        <w:rPr>
-          <w:rFonts w:ascii="Courier New" w:eastAsia="Times New Roman" w:hAnsi="Courier New" w:cs="Courier New"/>
-          <w:color w:val="F8F8F2"/>
-          <w:kern w:val="0"/>
-          <w:sz w:val="18"/>
-          <w:szCs w:val="18"/>
-          <w14:ligatures w14:val="none"/>
-        </w:rPr>
-        <w:t xml:space="preserve">    </w:t>
-      </w:r>
-      <w:r>
-        <w:rPr>
-          <w:rFonts w:ascii="Courier New" w:eastAsia="Times New Roman" w:hAnsi="Courier New" w:cs="Courier New"/>
-          <w:color w:val="9CDCFE"/>
-          <w:kern w:val="0"/>
-          <w:sz w:val="18"/>
-          <w:szCs w:val="18"/>
-          <w14:ligatures w14:val="none"/>
-        </w:rPr>
-        <w:t>"rating"</w:t>
-      </w:r>
-      <w:r>
-        <w:rPr>
-          <w:rFonts w:ascii="Courier New" w:eastAsia="Times New Roman" w:hAnsi="Courier New" w:cs="Courier New"/>
-          <w:color w:val="DCDCDC"/>
-          <w:kern w:val="0"/>
-          <w:sz w:val="18"/>
-          <w:szCs w:val="18"/>
-          <w14:ligatures w14:val="none"/>
-        </w:rPr>
-        <w:t>:</w:t>
-      </w:r>
-      <w:r>
-        <w:rPr>
-          <w:rFonts w:ascii="Courier New" w:eastAsia="Times New Roman" w:hAnsi="Courier New" w:cs="Courier New"/>
-          <w:color w:val="F8F8F2"/>
-          <w:kern w:val="0"/>
-          <w:sz w:val="18"/>
-          <w:szCs w:val="18"/>
-          <w14:ligatures w14:val="none"/>
-        </w:rPr>
-        <w:t xml:space="preserve"> </w:t>
-      </w:r>
-      <w:r>
-        <w:rPr>
-          <w:rFonts w:ascii="Courier New" w:eastAsia="Times New Roman" w:hAnsi="Courier New" w:cs="Courier New"/>
-          <w:color w:val="B5CEA8"/>
-          <w:kern w:val="0"/>
-          <w:sz w:val="18"/>
-          <w:szCs w:val="18"/>
-          <w14:ligatures w14:val="none"/>
-        </w:rPr>
-        <w:t>3</w:t>
-      </w:r>
-      <w:r>
-        <w:rPr>
-          <w:rFonts w:ascii="Courier New" w:eastAsia="Times New Roman" w:hAnsi="Courier New" w:cs="Courier New"/>
-          <w:color w:val="DCDCDC"/>
-          <w:kern w:val="0"/>
-          <w:sz w:val="18"/>
-          <w:szCs w:val="18"/>
-          <w14:ligatures w14:val="none"/>
-        </w:rPr>
-        <w:t>,</w:t>
-      </w:r>
-    </w:p>
-    <w:p>
-      <w:pPr>
-        <w:pStyle w:val="ListParagraph"/>
-        <w:numPr>
-          <w:ilvl w:val="0"/>
-          <w:numId w:val="2"/>
-        </w:numPr>
-        <w:shd w:val="clear" w:color="auto" w:fill="212121"/>
-        <w:spacing w:after="0" w:line="270" w:lineRule="atLeast"/>
-        <w:rPr>
-          <w:rFonts w:ascii="Courier New" w:eastAsia="Times New Roman" w:hAnsi="Courier New" w:cs="Courier New"/>
-          <w:color w:val="F8F8F2"/>
-          <w:kern w:val="0"/>
-          <w:sz w:val="18"/>
-          <w:szCs w:val="18"/>
-          <w14:ligatures w14:val="none"/>
-        </w:rPr>
-      </w:pPr>
-      <w:r>
-        <w:rPr>
-          <w:rFonts w:ascii="Courier New" w:eastAsia="Times New Roman" w:hAnsi="Courier New" w:cs="Courier New"/>
-          <w:color w:val="F8F8F2"/>
-          <w:kern w:val="0"/>
-          <w:sz w:val="18"/>
-          <w:szCs w:val="18"/>
-          <w14:ligatures w14:val="none"/>
-        </w:rPr>
-        <w:t xml:space="preserve">    </w:t>
-      </w:r>
-      <w:r>
-        <w:rPr>
-          <w:rFonts w:ascii="Courier New" w:eastAsia="Times New Roman" w:hAnsi="Courier New" w:cs="Courier New"/>
-          <w:color w:val="9CDCFE"/>
-          <w:kern w:val="0"/>
-          <w:sz w:val="18"/>
-          <w:szCs w:val="18"/>
-          <w14:ligatures w14:val="none"/>
-        </w:rPr>
-        <w:t>"comment"</w:t>
-      </w:r>
-      <w:r>
-        <w:rPr>
-          <w:rFonts w:ascii="Courier New" w:eastAsia="Times New Roman" w:hAnsi="Courier New" w:cs="Courier New"/>
-          <w:color w:val="DCDCDC"/>
-          <w:kern w:val="0"/>
-          <w:sz w:val="18"/>
-          <w:szCs w:val="18"/>
-          <w14:ligatures w14:val="none"/>
-        </w:rPr>
-        <w:t>:</w:t>
-      </w:r>
-      <w:r>
-        <w:rPr>
-          <w:rFonts w:ascii="Courier New" w:eastAsia="Times New Roman" w:hAnsi="Courier New" w:cs="Courier New"/>
-          <w:color w:val="F8F8F2"/>
-          <w:kern w:val="0"/>
-          <w:sz w:val="18"/>
-          <w:szCs w:val="18"/>
-          <w14:ligatures w14:val="none"/>
-        </w:rPr>
-        <w:t xml:space="preserve"> </w:t>
-      </w:r>
-      <w:r>
-        <w:rPr>
-          <w:rFonts w:ascii="Courier New" w:eastAsia="Times New Roman" w:hAnsi="Courier New" w:cs="Courier New"/>
-          <w:color w:val="CE9178"/>
-          <w:kern w:val="0"/>
-          <w:sz w:val="18"/>
-          <w:szCs w:val="18"/>
-          <w14:ligatures w14:val="none"/>
-        </w:rPr>
-        <w:t>"she is a good doctor."</w:t>
-      </w:r>
-    </w:p>
-    <w:p>
-      <w:pPr>
-        <w:pStyle w:val="ListParagraph"/>
-        <w:numPr>
-          <w:ilvl w:val="0"/>
-          <w:numId w:val="2"/>
-        </w:numPr>
-        <w:shd w:val="clear" w:color="auto" w:fill="212121"/>
-        <w:spacing w:after="0" w:line="270" w:lineRule="atLeast"/>
-        <w:rPr>
-          <w:rFonts w:ascii="Courier New" w:eastAsia="Times New Roman" w:hAnsi="Courier New" w:cs="Courier New"/>
-          <w:color w:val="F8F8F2"/>
-          <w:kern w:val="0"/>
-          <w:sz w:val="18"/>
-          <w:szCs w:val="18"/>
-          <w14:ligatures w14:val="none"/>
-        </w:rPr>
-      </w:pPr>
-      <w:r>
-        <w:rPr>
-          <w:rFonts w:ascii="Courier New" w:eastAsia="Times New Roman" w:hAnsi="Courier New" w:cs="Courier New"/>
-          <w:color w:val="DCDCDC"/>
-          <w:kern w:val="0"/>
-          <w:sz w:val="18"/>
-          <w:szCs w:val="18"/>
-          <w14:ligatures w14:val="none"/>
-        </w:rPr>
-        <w:t>}</w:t>
-      </w:r>
-    </w:p>
-    <w:p>
-      <w:pPr>
-        <w:ind w:left="720"/>
-      </w:pPr>
-    </w:p>
-    <w:p>
-      <w:pPr>
-        <w:pStyle w:val="ListParagraph"/>
-        <w:numPr>
-          <w:ilvl w:val="0"/>
-          <w:numId w:val="11"/>
-        </w:numPr>
-      </w:pPr>
-      <w:r>
-        <w:t xml:space="preserve">get doctor's </w:t>
-      </w:r>
-      <w:proofErr w:type="gramStart"/>
-      <w:r>
-        <w:t>reviews</w:t>
-      </w:r>
-      <w:r>
-        <w:t xml:space="preserve"> :</w:t>
-      </w:r>
-      <w:proofErr w:type="gramEnd"/>
-    </w:p>
-    <w:p>
-      <w:pPr>
-        <w:pStyle w:val="ListParagraph"/>
-        <w:numPr>
-          <w:ilvl w:val="0"/>
-          <w:numId w:val="2"/>
-        </w:numPr>
-      </w:pPr>
-      <w:proofErr w:type="gramStart"/>
-      <w:r>
-        <w:t>method :</w:t>
-      </w:r>
-      <w:proofErr w:type="gramEnd"/>
-      <w:r>
-        <w:t xml:space="preserve"> get</w:t>
-      </w:r>
-    </w:p>
-    <w:p>
-      <w:pPr>
-        <w:pStyle w:val="ListParagraph"/>
-        <w:numPr>
-          <w:ilvl w:val="0"/>
-          <w:numId w:val="2"/>
-        </w:numPr>
-      </w:pPr>
-      <w:r>
-        <w:t>/</w:t>
-      </w:r>
-      <w:proofErr w:type="spellStart"/>
-      <w:r>
-        <w:t>api</w:t>
-      </w:r>
-      <w:proofErr w:type="spellEnd"/>
-      <w:r>
-        <w:t>/reviews/doctor/</w:t>
-      </w:r>
-      <w:r>
-        <w:t xml:space="preserve">:id </w:t>
-      </w:r>
-    </w:p>
-    <w:p>
-      <w:pPr>
-        <w:pStyle w:val="ListParagraph"/>
-        <w:numPr>
-          <w:ilvl w:val="0"/>
-          <w:numId w:val="2"/>
-        </w:numPr>
-      </w:pPr>
-      <w:r>
-        <w:t>Id =&gt; for doctor</w:t>
-      </w:r>
-    </w:p>
-    <w:p>
-      <w:pPr>
-        <w:pStyle w:val="ListParagraph"/>
-        <w:numPr>
-          <w:ilvl w:val="0"/>
-          <w:numId w:val="11"/>
-        </w:numPr>
-      </w:pPr>
-      <w:r>
-        <w:t xml:space="preserve">Get my </w:t>
-      </w:r>
-      <w:proofErr w:type="gramStart"/>
-      <w:r>
-        <w:t>reviews :</w:t>
-      </w:r>
-      <w:proofErr w:type="gramEnd"/>
-    </w:p>
-    <w:p>
-      <w:pPr>
-        <w:pStyle w:val="ListParagraph"/>
-        <w:numPr>
-          <w:ilvl w:val="0"/>
-          <w:numId w:val="2"/>
-        </w:numPr>
-      </w:pPr>
-      <w:r>
-        <w:lastRenderedPageBreak/>
-        <w:t xml:space="preserve">** Bearer token &lt;access token &gt; ** =&gt; patient </w:t>
-      </w:r>
-    </w:p>
-    <w:p>
-      <w:pPr>
-        <w:pStyle w:val="ListParagraph"/>
-        <w:numPr>
-          <w:ilvl w:val="0"/>
-          <w:numId w:val="2"/>
-        </w:numPr>
-      </w:pPr>
-      <w:proofErr w:type="gramStart"/>
-      <w:r>
-        <w:t>Method :</w:t>
-      </w:r>
-      <w:proofErr w:type="gramEnd"/>
-      <w:r>
-        <w:t xml:space="preserve"> get</w:t>
-      </w:r>
-    </w:p>
-    <w:p>
-      <w:pPr>
-        <w:pStyle w:val="ListParagraph"/>
-        <w:numPr>
-          <w:ilvl w:val="0"/>
-          <w:numId w:val="2"/>
-        </w:numPr>
-      </w:pPr>
-      <w:r>
-        <w:t>/</w:t>
-      </w:r>
-      <w:proofErr w:type="spellStart"/>
-      <w:r>
-        <w:t>api</w:t>
-      </w:r>
-      <w:proofErr w:type="spellEnd"/>
-      <w:r>
-        <w:t>/reviews/me</w:t>
-      </w:r>
-    </w:p>
-    <w:p>
-      <w:pPr>
-        <w:pStyle w:val="ListParagraph"/>
-        <w:numPr>
-          <w:ilvl w:val="0"/>
-          <w:numId w:val="2"/>
-        </w:numPr>
-      </w:pPr>
+        <w:t xml:space="preserve">ال </w:t>
+      </w:r>
+      <w:r>
+        <w:t xml:space="preserve"> id </w:t>
+      </w:r>
       <w:r>
         <w:rPr>
           <w:rFonts w:hint="cs"/>
           <w:rtl/>
           <w:lang w:bidi="ar-EG"/>
         </w:rPr>
-        <w:t>البيشنت بيشوف كل الريفيوز الي عملها</w:t>
+        <w:t>بتاع الريفيو</w:t>
+      </w:r>
+    </w:p>
+    <w:p>
+      <w:pPr>
+        <w:pStyle w:val="ListParagraph"/>
+        <w:numPr>
+          <w:ilvl w:val="0"/>
+          <w:numId w:val="2"/>
+        </w:numPr>
+      </w:pPr>
+      <w:r>
+        <w:t>Ex:</w:t>
+      </w:r>
+    </w:p>
+    <w:p>
+      <w:pPr>
+        <w:pStyle w:val="ListParagraph"/>
+        <w:numPr>
+          <w:ilvl w:val="0"/>
+          <w:numId w:val="2"/>
+        </w:numPr>
+        <w:shd w:val="clear" w:color="auto" w:fill="212121"/>
+        <w:spacing w:after="0" w:line="270" w:lineRule="atLeast"/>
+        <w:rPr>
+          <w:rFonts w:ascii="Courier New" w:eastAsia="Times New Roman" w:hAnsi="Courier New" w:cs="Courier New"/>
+          <w:color w:val="F8F8F2"/>
+          <w:kern w:val="0"/>
+          <w:sz w:val="18"/>
+          <w:szCs w:val="18"/>
+          <w14:ligatures w14:val="none"/>
+        </w:rPr>
+      </w:pPr>
+      <w:r>
+        <w:rPr>
+          <w:rFonts w:ascii="Courier New" w:eastAsia="Times New Roman" w:hAnsi="Courier New" w:cs="Courier New"/>
+          <w:color w:val="DCDCDC"/>
+          <w:kern w:val="0"/>
+          <w:sz w:val="18"/>
+          <w:szCs w:val="18"/>
+          <w14:ligatures w14:val="none"/>
+        </w:rPr>
+        <w:t>{</w:t>
+      </w:r>
+    </w:p>
+    <w:p>
+      <w:pPr>
+        <w:pStyle w:val="ListParagraph"/>
+        <w:numPr>
+          <w:ilvl w:val="0"/>
+          <w:numId w:val="2"/>
+        </w:numPr>
+        <w:shd w:val="clear" w:color="auto" w:fill="212121"/>
+        <w:spacing w:after="0" w:line="270" w:lineRule="atLeast"/>
+        <w:rPr>
+          <w:rFonts w:ascii="Courier New" w:eastAsia="Times New Roman" w:hAnsi="Courier New" w:cs="Courier New"/>
+          <w:color w:val="F8F8F2"/>
+          <w:kern w:val="0"/>
+          <w:sz w:val="18"/>
+          <w:szCs w:val="18"/>
+          <w14:ligatures w14:val="none"/>
+        </w:rPr>
+      </w:pPr>
+      <w:r>
+        <w:rPr>
+          <w:rFonts w:ascii="Courier New" w:eastAsia="Times New Roman" w:hAnsi="Courier New" w:cs="Courier New"/>
+          <w:color w:val="F8F8F2"/>
+          <w:kern w:val="0"/>
+          <w:sz w:val="18"/>
+          <w:szCs w:val="18"/>
+          <w14:ligatures w14:val="none"/>
+        </w:rPr>
+        <w:t xml:space="preserve">    </w:t>
+      </w:r>
+      <w:r>
+        <w:rPr>
+          <w:rFonts w:ascii="Courier New" w:eastAsia="Times New Roman" w:hAnsi="Courier New" w:cs="Courier New"/>
+          <w:color w:val="9CDCFE"/>
+          <w:kern w:val="0"/>
+          <w:sz w:val="18"/>
+          <w:szCs w:val="18"/>
+          <w14:ligatures w14:val="none"/>
+        </w:rPr>
+        <w:t>"rating"</w:t>
+      </w:r>
+      <w:r>
+        <w:rPr>
+          <w:rFonts w:ascii="Courier New" w:eastAsia="Times New Roman" w:hAnsi="Courier New" w:cs="Courier New"/>
+          <w:color w:val="DCDCDC"/>
+          <w:kern w:val="0"/>
+          <w:sz w:val="18"/>
+          <w:szCs w:val="18"/>
+          <w14:ligatures w14:val="none"/>
+        </w:rPr>
+        <w:t>:</w:t>
+      </w:r>
+      <w:r>
+        <w:rPr>
+          <w:rFonts w:ascii="Courier New" w:eastAsia="Times New Roman" w:hAnsi="Courier New" w:cs="Courier New"/>
+          <w:color w:val="F8F8F2"/>
+          <w:kern w:val="0"/>
+          <w:sz w:val="18"/>
+          <w:szCs w:val="18"/>
+          <w14:ligatures w14:val="none"/>
+        </w:rPr>
+        <w:t xml:space="preserve"> </w:t>
+      </w:r>
+      <w:r>
+        <w:rPr>
+          <w:rFonts w:ascii="Courier New" w:eastAsia="Times New Roman" w:hAnsi="Courier New" w:cs="Courier New"/>
+          <w:color w:val="B5CEA8"/>
+          <w:kern w:val="0"/>
+          <w:sz w:val="18"/>
+          <w:szCs w:val="18"/>
+          <w14:ligatures w14:val="none"/>
+        </w:rPr>
+        <w:t>4</w:t>
+      </w:r>
+      <w:r>
+        <w:rPr>
+          <w:rFonts w:ascii="Courier New" w:eastAsia="Times New Roman" w:hAnsi="Courier New" w:cs="Courier New"/>
+          <w:color w:val="DCDCDC"/>
+          <w:kern w:val="0"/>
+          <w:sz w:val="18"/>
+          <w:szCs w:val="18"/>
+          <w14:ligatures w14:val="none"/>
+        </w:rPr>
+        <w:t>,</w:t>
+      </w:r>
+    </w:p>
+    <w:p>
+      <w:pPr>
+        <w:pStyle w:val="ListParagraph"/>
+        <w:numPr>
+          <w:ilvl w:val="0"/>
+          <w:numId w:val="2"/>
+        </w:numPr>
+        <w:shd w:val="clear" w:color="auto" w:fill="212121"/>
+        <w:spacing w:after="0" w:line="270" w:lineRule="atLeast"/>
+        <w:rPr>
+          <w:rFonts w:ascii="Courier New" w:eastAsia="Times New Roman" w:hAnsi="Courier New" w:cs="Courier New"/>
+          <w:color w:val="F8F8F2"/>
+          <w:kern w:val="0"/>
+          <w:sz w:val="18"/>
+          <w:szCs w:val="18"/>
+          <w14:ligatures w14:val="none"/>
+        </w:rPr>
+      </w:pPr>
+      <w:r>
+        <w:rPr>
+          <w:rFonts w:ascii="Courier New" w:eastAsia="Times New Roman" w:hAnsi="Courier New" w:cs="Courier New"/>
+          <w:color w:val="F8F8F2"/>
+          <w:kern w:val="0"/>
+          <w:sz w:val="18"/>
+          <w:szCs w:val="18"/>
+          <w14:ligatures w14:val="none"/>
+        </w:rPr>
+        <w:t xml:space="preserve">    </w:t>
+      </w:r>
+      <w:r>
+        <w:rPr>
+          <w:rFonts w:ascii="Courier New" w:eastAsia="Times New Roman" w:hAnsi="Courier New" w:cs="Courier New"/>
+          <w:color w:val="9CDCFE"/>
+          <w:kern w:val="0"/>
+          <w:sz w:val="18"/>
+          <w:szCs w:val="18"/>
+          <w14:ligatures w14:val="none"/>
+        </w:rPr>
+        <w:t>"comment"</w:t>
+      </w:r>
+      <w:r>
+        <w:rPr>
+          <w:rFonts w:ascii="Courier New" w:eastAsia="Times New Roman" w:hAnsi="Courier New" w:cs="Courier New"/>
+          <w:color w:val="DCDCDC"/>
+          <w:kern w:val="0"/>
+          <w:sz w:val="18"/>
+          <w:szCs w:val="18"/>
+          <w14:ligatures w14:val="none"/>
+        </w:rPr>
+        <w:t>:</w:t>
+      </w:r>
+      <w:r>
+        <w:rPr>
+          <w:rFonts w:ascii="Courier New" w:eastAsia="Times New Roman" w:hAnsi="Courier New" w:cs="Courier New"/>
+          <w:color w:val="F8F8F2"/>
+          <w:kern w:val="0"/>
+          <w:sz w:val="18"/>
+          <w:szCs w:val="18"/>
+          <w14:ligatures w14:val="none"/>
+        </w:rPr>
+        <w:t xml:space="preserve"> </w:t>
+      </w:r>
+      <w:r>
+        <w:rPr>
+          <w:rFonts w:ascii="Courier New" w:eastAsia="Times New Roman" w:hAnsi="Courier New" w:cs="Courier New"/>
+          <w:color w:val="CE9178"/>
+          <w:kern w:val="0"/>
+          <w:sz w:val="18"/>
+          <w:szCs w:val="18"/>
+          <w14:ligatures w14:val="none"/>
+        </w:rPr>
+        <w:t>"</w:t>
+      </w:r>
+      <w:r>
+        <w:rPr>
+          <w:rFonts w:ascii="Courier New" w:eastAsia="Times New Roman" w:hAnsi="Courier New" w:cs="Courier New"/>
+          <w:color w:val="CE9178"/>
+          <w:kern w:val="0"/>
+          <w:sz w:val="18"/>
+          <w:szCs w:val="18"/>
+          <w:rtl/>
+          <w14:ligatures w14:val="none"/>
+        </w:rPr>
+        <w:t>تم تعديل التقييم، الخدمة كانت جيدة جداً</w:t>
+      </w:r>
+      <w:r>
+        <w:rPr>
+          <w:rFonts w:ascii="Courier New" w:eastAsia="Times New Roman" w:hAnsi="Courier New" w:cs="Courier New"/>
+          <w:color w:val="CE9178"/>
+          <w:kern w:val="0"/>
+          <w:sz w:val="18"/>
+          <w:szCs w:val="18"/>
+          <w14:ligatures w14:val="none"/>
+        </w:rPr>
+        <w:t>."</w:t>
+      </w:r>
+    </w:p>
+    <w:p>
+      <w:pPr>
+        <w:pStyle w:val="ListParagraph"/>
+        <w:numPr>
+          <w:ilvl w:val="0"/>
+          <w:numId w:val="2"/>
+        </w:numPr>
+        <w:shd w:val="clear" w:color="auto" w:fill="212121"/>
+        <w:spacing w:after="0" w:line="270" w:lineRule="atLeast"/>
+        <w:rPr>
+          <w:rFonts w:ascii="Courier New" w:eastAsia="Times New Roman" w:hAnsi="Courier New" w:cs="Courier New"/>
+          <w:color w:val="F8F8F2"/>
+          <w:kern w:val="0"/>
+          <w:sz w:val="18"/>
+          <w:szCs w:val="18"/>
+          <w14:ligatures w14:val="none"/>
+        </w:rPr>
+      </w:pPr>
+      <w:r>
+        <w:rPr>
+          <w:rFonts w:ascii="Courier New" w:eastAsia="Times New Roman" w:hAnsi="Courier New" w:cs="Courier New"/>
+          <w:color w:val="DCDCDC"/>
+          <w:kern w:val="0"/>
+          <w:sz w:val="18"/>
+          <w:szCs w:val="18"/>
+          <w14:ligatures w14:val="none"/>
+        </w:rPr>
+        <w:t>}</w:t>
       </w:r>
     </w:p>
     <w:p>
@@ -44064,14 +47106,14 @@
         <w:rPr>
           <w:lang w:bidi="ar-EG"/>
         </w:rPr>
-        <w:t xml:space="preserve">Update </w:t>
+        <w:t xml:space="preserve">Delete </w:t>
       </w:r>
       <w:proofErr w:type="gramStart"/>
       <w:r>
         <w:rPr>
           <w:lang w:bidi="ar-EG"/>
         </w:rPr>
-        <w:t>reviews :</w:t>
+        <w:t>review :</w:t>
       </w:r>
       <w:proofErr w:type="gramEnd"/>
     </w:p>
@@ -44101,7 +47143,7 @@
       </w:r>
       <w:proofErr w:type="gramEnd"/>
       <w:r>
-        <w:t xml:space="preserve"> put </w:t>
+        <w:t xml:space="preserve"> delete  </w:t>
       </w:r>
     </w:p>
     <w:p>
@@ -44159,14 +47201,38 @@
     <w:p>
       <w:pPr>
         <w:pStyle w:val="ListParagraph"/>
+        <w:ind w:left="1080"/>
+      </w:pPr>
+    </w:p>
+    <w:p>
+      <w:pPr>
+        <w:pStyle w:val="Heading1"/>
+      </w:pPr>
+      <w:r>
+        <w:t xml:space="preserve">Admin end </w:t>
+      </w:r>
+      <w:proofErr w:type="gramStart"/>
+      <w:r>
+        <w:t>points :</w:t>
+      </w:r>
+      <w:proofErr w:type="gramEnd"/>
+    </w:p>
+    <w:p>
+      <w:pPr>
+        <w:pStyle w:val="ListParagraph"/>
         <w:numPr>
           <w:ilvl w:val="0"/>
           <w:numId w:val="2"/>
         </w:numPr>
       </w:pPr>
       <w:r>
-        <w:t>Ex:</w:t>
-      </w:r>
+        <w:t xml:space="preserve">First admin login to get access </w:t>
+      </w:r>
+      <w:proofErr w:type="gramStart"/>
+      <w:r>
+        <w:t>token :</w:t>
+      </w:r>
+      <w:proofErr w:type="gramEnd"/>
     </w:p>
     <w:p>
       <w:pPr>
@@ -44236,7 +47302,7 @@
           <w:szCs w:val="18"/>
           <w14:ligatures w14:val="none"/>
         </w:rPr>
-        <w:t>"rating"</w:t>
+        <w:t>"identity"</w:t>
       </w:r>
       <w:r>
         <w:rPr>
@@ -44252,24 +47318,13 @@
       <w:r>
         <w:rPr>
           <w:rFonts w:ascii="Courier New" w:eastAsia="Times New Roman" w:hAnsi="Courier New" w:cs="Courier New"/>
-          <w:color w:val="F8F8F2"/>
-          <w:kern w:val="0"/>
-          <w:sz w:val="18"/>
-          <w:szCs w:val="18"/>
-          <w14:ligatures w14:val="none"/>
-        </w:rPr>
-        <w:t xml:space="preserve"> </w:t>
-      </w:r>
-      <w:r>
-        <w:rPr>
-          <w:rFonts w:ascii="Courier New" w:eastAsia="Times New Roman" w:hAnsi="Courier New" w:cs="Courier New"/>
-          <w:color w:val="B5CEA8"/>
-          <w:kern w:val="0"/>
-          <w:sz w:val="18"/>
-          <w:szCs w:val="18"/>
-          <w14:ligatures w14:val="none"/>
-        </w:rPr>
-        <w:t>4</w:t>
+          <w:color w:val="CE9178"/>
+          <w:kern w:val="0"/>
+          <w:sz w:val="18"/>
+          <w:szCs w:val="18"/>
+          <w14:ligatures w14:val="none"/>
+        </w:rPr>
+        <w:t>"admin@shefaa.com"</w:t>
       </w:r>
       <w:r>
         <w:rPr>
@@ -44321,7 +47376,7 @@
           <w:szCs w:val="18"/>
           <w14:ligatures w14:val="none"/>
         </w:rPr>
-        <w:t>"comment"</w:t>
+        <w:t>"password"</w:t>
       </w:r>
       <w:r>
         <w:rPr>
@@ -44337,47 +47392,13 @@
       <w:r>
         <w:rPr>
           <w:rFonts w:ascii="Courier New" w:eastAsia="Times New Roman" w:hAnsi="Courier New" w:cs="Courier New"/>
-          <w:color w:val="F8F8F2"/>
-          <w:kern w:val="0"/>
-          <w:sz w:val="18"/>
-          <w:szCs w:val="18"/>
-          <w14:ligatures w14:val="none"/>
-        </w:rPr>
-        <w:t xml:space="preserve"> </w:t>
-      </w:r>
-      <w:r>
-        <w:rPr>
-          <w:rFonts w:ascii="Courier New" w:eastAsia="Times New Roman" w:hAnsi="Courier New" w:cs="Courier New"/>
           <w:color w:val="CE9178"/>
           <w:kern w:val="0"/>
           <w:sz w:val="18"/>
           <w:szCs w:val="18"/>
           <w14:ligatures w14:val="none"/>
         </w:rPr>
-        <w:t>"</w:t>
-      </w:r>
-      <w:r>
-        <w:rPr>
-          <w:rFonts w:ascii="Courier New" w:eastAsia="Times New Roman" w:hAnsi="Courier New" w:cs="Courier New"/>
-          <w:color w:val="CE9178"/>
-          <w:kern w:val="0"/>
-          <w:sz w:val="18"/>
-          <w:szCs w:val="18"/>
-          <w:rtl/>
-          <w14:ligatures w14:val="none"/>
-        </w:rPr>
-        <w:t>تم تعديل التقييم، الخدمة كانت جيدة جداً</w:t>
-      </w:r>
-      <w:r>
-        <w:rPr>
-          <w:rFonts w:ascii="Courier New" w:eastAsia="Times New Roman" w:hAnsi="Courier New" w:cs="Courier New"/>
-          <w:color w:val="CE9178"/>
-          <w:kern w:val="0"/>
-          <w:sz w:val="18"/>
-          <w:szCs w:val="18"/>
-          <w14:ligatures w14:val="none"/>
-        </w:rPr>
-        <w:t>."</w:t>
+        <w:t>"admin123456"</w:t>
       </w:r>
     </w:p>
     <w:p>
@@ -44415,21 +47436,15 @@
         <w:pStyle w:val="ListParagraph"/>
         <w:numPr>
           <w:ilvl w:val="0"/>
-          <w:numId w:val="11"/>
-        </w:numPr>
-      </w:pPr>
-      <w:r>
-        <w:rPr>
-          <w:lang w:bidi="ar-EG"/>
-        </w:rPr>
-        <w:t xml:space="preserve">Delete </w:t>
+          <w:numId w:val="12"/>
+        </w:numPr>
+      </w:pPr>
+      <w:r>
+        <w:t xml:space="preserve">Get </w:t>
       </w:r>
       <w:proofErr w:type="gramStart"/>
       <w:r>
-        <w:rPr>
-          <w:lang w:bidi="ar-EG"/>
-        </w:rPr>
-        <w:t>review :</w:t>
+        <w:t>states :</w:t>
       </w:r>
       <w:proofErr w:type="gramEnd"/>
     </w:p>
@@ -44441,8 +47456,13 @@
           <w:numId w:val="2"/>
         </w:numPr>
       </w:pPr>
-      <w:r>
-        <w:t xml:space="preserve">** Bearer token &lt;access token &gt; ** =&gt; patient </w:t>
+      <w:proofErr w:type="gramStart"/>
+      <w:r>
+        <w:t>Method :</w:t>
+      </w:r>
+      <w:proofErr w:type="gramEnd"/>
+      <w:r>
+        <w:t xml:space="preserve"> get</w:t>
       </w:r>
     </w:p>
     <w:p>
@@ -44453,13 +47473,131 @@
           <w:numId w:val="2"/>
         </w:numPr>
       </w:pPr>
+      <w:r>
+        <w:t>/</w:t>
+      </w:r>
+      <w:proofErr w:type="spellStart"/>
+      <w:r>
+        <w:t>api</w:t>
+      </w:r>
+      <w:proofErr w:type="spellEnd"/>
+      <w:r>
+        <w:t>/admin/stats</w:t>
+      </w:r>
+    </w:p>
+    <w:p>
+      <w:pPr>
+        <w:pStyle w:val="ListParagraph"/>
+        <w:numPr>
+          <w:ilvl w:val="0"/>
+          <w:numId w:val="2"/>
+        </w:numPr>
+      </w:pPr>
+      <w:r>
+        <w:t>Brings the number of registered users in each category</w:t>
+      </w:r>
+    </w:p>
+    <w:p>
+      <w:pPr>
+        <w:pStyle w:val="ListParagraph"/>
+        <w:numPr>
+          <w:ilvl w:val="0"/>
+          <w:numId w:val="12"/>
+        </w:numPr>
+      </w:pPr>
+      <w:r>
+        <w:t xml:space="preserve">get </w:t>
+      </w:r>
       <w:proofErr w:type="gramStart"/>
       <w:r>
+        <w:t>users</w:t>
+      </w:r>
+      <w:r>
+        <w:t xml:space="preserve"> :</w:t>
+      </w:r>
+      <w:proofErr w:type="gramEnd"/>
+    </w:p>
+    <w:p>
+      <w:pPr>
+        <w:pStyle w:val="ListParagraph"/>
+        <w:numPr>
+          <w:ilvl w:val="0"/>
+          <w:numId w:val="2"/>
+        </w:numPr>
+      </w:pPr>
+      <w:proofErr w:type="gramStart"/>
+      <w:r>
+        <w:t>method :</w:t>
+      </w:r>
+      <w:proofErr w:type="gramEnd"/>
+      <w:r>
+        <w:t xml:space="preserve"> get</w:t>
+      </w:r>
+    </w:p>
+    <w:p>
+      <w:pPr>
+        <w:pStyle w:val="ListParagraph"/>
+        <w:numPr>
+          <w:ilvl w:val="0"/>
+          <w:numId w:val="2"/>
+        </w:numPr>
+      </w:pPr>
+      <w:r>
+        <w:t>/</w:t>
+      </w:r>
+      <w:proofErr w:type="spellStart"/>
+      <w:r>
+        <w:t>api</w:t>
+      </w:r>
+      <w:proofErr w:type="spellEnd"/>
+      <w:r>
+        <w:t>/admin/users</w:t>
+      </w:r>
+    </w:p>
+    <w:p>
+      <w:pPr>
+        <w:pStyle w:val="ListParagraph"/>
+        <w:numPr>
+          <w:ilvl w:val="0"/>
+          <w:numId w:val="2"/>
+        </w:numPr>
+      </w:pPr>
+      <w:r>
+        <w:t>Display a list of all system users, excluding the password.</w:t>
+      </w:r>
+    </w:p>
+    <w:p>
+      <w:pPr>
+        <w:pStyle w:val="ListParagraph"/>
+        <w:numPr>
+          <w:ilvl w:val="0"/>
+          <w:numId w:val="12"/>
+        </w:numPr>
+      </w:pPr>
+      <w:r>
+        <w:t xml:space="preserve">Get user by </w:t>
+      </w:r>
+      <w:proofErr w:type="gramStart"/>
+      <w:r>
+        <w:t>role :</w:t>
+      </w:r>
+      <w:proofErr w:type="gramEnd"/>
+    </w:p>
+    <w:p>
+      <w:pPr>
+        <w:pStyle w:val="ListParagraph"/>
+        <w:numPr>
+          <w:ilvl w:val="0"/>
+          <w:numId w:val="2"/>
+        </w:numPr>
+      </w:pPr>
+      <w:proofErr w:type="gramStart"/>
+      <w:r>
         <w:t>Method :</w:t>
       </w:r>
       <w:proofErr w:type="gramEnd"/>
       <w:r>
-        <w:t xml:space="preserve"> delete  </w:t>
+        <w:t xml:space="preserve"> get</w:t>
       </w:r>
     </w:p>
     <w:p>
@@ -44474,278 +47612,21 @@
         <w:t>/</w:t>
       </w:r>
       <w:proofErr w:type="spellStart"/>
+      <w:r>
+        <w:t>api</w:t>
+      </w:r>
+      <w:proofErr w:type="spellEnd"/>
+      <w:r>
+        <w:t>/admin/users/role</w:t>
+      </w:r>
       <w:proofErr w:type="gramStart"/>
       <w:r>
-        <w:t>api</w:t>
-      </w:r>
-      <w:proofErr w:type="spellEnd"/>
+        <w:t>/</w:t>
+      </w:r>
+      <w:r>
+        <w:t>:role</w:t>
+      </w:r>
       <w:proofErr w:type="gramEnd"/>
-      <w:r>
-        <w:t>/reviews/</w:t>
-      </w:r>
-      <w:r>
-        <w:t>:id</w:t>
-      </w:r>
-    </w:p>
-    <w:p>
-      <w:pPr>
-        <w:pStyle w:val="ListParagraph"/>
-        <w:numPr>
-          <w:ilvl w:val="0"/>
-          <w:numId w:val="2"/>
-        </w:numPr>
-      </w:pPr>
-      <w:r>
-        <w:rPr>
-          <w:rFonts w:hint="cs"/>
-          <w:rtl/>
-        </w:rPr>
-        <w:t xml:space="preserve">ال </w:t>
-      </w:r>
-      <w:r>
-        <w:t xml:space="preserve"> id </w:t>
-      </w:r>
-      <w:r>
-        <w:rPr>
-          <w:rFonts w:hint="cs"/>
-          <w:rtl/>
-          <w:lang w:bidi="ar-EG"/>
-        </w:rPr>
-        <w:t>بتاع الريفيو</w:t>
-      </w:r>
-    </w:p>
-    <w:p>
-      <w:pPr>
-        <w:pStyle w:val="ListParagraph"/>
-        <w:ind w:left="1080"/>
-      </w:pPr>
-    </w:p>
-    <w:p>
-      <w:pPr>
-        <w:pStyle w:val="Heading1"/>
-      </w:pPr>
-      <w:r>
-        <w:t xml:space="preserve">Admin end </w:t>
-      </w:r>
-      <w:proofErr w:type="gramStart"/>
-      <w:r>
-        <w:t>points :</w:t>
-      </w:r>
-      <w:proofErr w:type="gramEnd"/>
-    </w:p>
-    <w:p>
-      <w:pPr>
-        <w:pStyle w:val="ListParagraph"/>
-        <w:numPr>
-          <w:ilvl w:val="0"/>
-          <w:numId w:val="2"/>
-        </w:numPr>
-      </w:pPr>
-      <w:r>
-        <w:t xml:space="preserve">First admin login to get access </w:t>
-      </w:r>
-      <w:proofErr w:type="gramStart"/>
-      <w:r>
-        <w:t>token :</w:t>
-      </w:r>
-      <w:proofErr w:type="gramEnd"/>
-    </w:p>
-    <w:p>
-      <w:pPr>
-        <w:pStyle w:val="ListParagraph"/>
-        <w:numPr>
-          <w:ilvl w:val="0"/>
-          <w:numId w:val="2"/>
-        </w:numPr>
-        <w:shd w:val="clear" w:color="auto" w:fill="212121"/>
-        <w:spacing w:after="0" w:line="270" w:lineRule="atLeast"/>
-        <w:rPr>
-          <w:rFonts w:ascii="Courier New" w:eastAsia="Times New Roman" w:hAnsi="Courier New" w:cs="Courier New"/>
-          <w:color w:val="F8F8F2"/>
-          <w:kern w:val="0"/>
-          <w:sz w:val="18"/>
-          <w:szCs w:val="18"/>
-          <w14:ligatures w14:val="none"/>
-        </w:rPr>
-      </w:pPr>
-      <w:r>
-        <w:rPr>
-          <w:rFonts w:ascii="Courier New" w:eastAsia="Times New Roman" w:hAnsi="Courier New" w:cs="Courier New"/>
-          <w:color w:val="DCDCDC"/>
-          <w:kern w:val="0"/>
-          <w:sz w:val="18"/>
-          <w:szCs w:val="18"/>
-          <w14:ligatures w14:val="none"/>
-        </w:rPr>
-        <w:t>{</w:t>
-      </w:r>
-    </w:p>
-    <w:p>
-      <w:pPr>
-        <w:pStyle w:val="ListParagraph"/>
-        <w:numPr>
-          <w:ilvl w:val="0"/>
-          <w:numId w:val="2"/>
-        </w:numPr>
-        <w:shd w:val="clear" w:color="auto" w:fill="212121"/>
-        <w:spacing w:after="0" w:line="270" w:lineRule="atLeast"/>
-        <w:rPr>
-          <w:rFonts w:ascii="Courier New" w:eastAsia="Times New Roman" w:hAnsi="Courier New" w:cs="Courier New"/>
-          <w:color w:val="F8F8F2"/>
-          <w:kern w:val="0"/>
-          <w:sz w:val="18"/>
-          <w:szCs w:val="18"/>
-          <w14:ligatures w14:val="none"/>
-        </w:rPr>
-      </w:pPr>
-      <w:r>
-        <w:rPr>
-          <w:rFonts w:ascii="Courier New" w:eastAsia="Times New Roman" w:hAnsi="Courier New" w:cs="Courier New"/>
-          <w:color w:val="F8F8F2"/>
-          <w:kern w:val="0"/>
-          <w:sz w:val="18"/>
-          <w:szCs w:val="18"/>
-          <w14:ligatures w14:val="none"/>
-        </w:rPr>
-        <w:t xml:space="preserve">    </w:t>
-      </w:r>
-      <w:r>
-        <w:rPr>
-          <w:rFonts w:ascii="Courier New" w:eastAsia="Times New Roman" w:hAnsi="Courier New" w:cs="Courier New"/>
-          <w:color w:val="9CDCFE"/>
-          <w:kern w:val="0"/>
-          <w:sz w:val="18"/>
-          <w:szCs w:val="18"/>
-          <w14:ligatures w14:val="none"/>
-        </w:rPr>
-        <w:t>"identity"</w:t>
-      </w:r>
-      <w:r>
-        <w:rPr>
-          <w:rFonts w:ascii="Courier New" w:eastAsia="Times New Roman" w:hAnsi="Courier New" w:cs="Courier New"/>
-          <w:color w:val="DCDCDC"/>
-          <w:kern w:val="0"/>
-          <w:sz w:val="18"/>
-          <w:szCs w:val="18"/>
-          <w14:ligatures w14:val="none"/>
-        </w:rPr>
-        <w:t>:</w:t>
-      </w:r>
-      <w:r>
-        <w:rPr>
-          <w:rFonts w:ascii="Courier New" w:eastAsia="Times New Roman" w:hAnsi="Courier New" w:cs="Courier New"/>
-          <w:color w:val="CE9178"/>
-          <w:kern w:val="0"/>
-          <w:sz w:val="18"/>
-          <w:szCs w:val="18"/>
-          <w14:ligatures w14:val="none"/>
-        </w:rPr>
-        <w:t>"admin@shefaa.com"</w:t>
-      </w:r>
-      <w:r>
-        <w:rPr>
-          <w:rFonts w:ascii="Courier New" w:eastAsia="Times New Roman" w:hAnsi="Courier New" w:cs="Courier New"/>
-          <w:color w:val="DCDCDC"/>
-          <w:kern w:val="0"/>
-          <w:sz w:val="18"/>
-          <w:szCs w:val="18"/>
-          <w14:ligatures w14:val="none"/>
-        </w:rPr>
-        <w:t>,</w:t>
-      </w:r>
-    </w:p>
-    <w:p>
-      <w:pPr>
-        <w:pStyle w:val="ListParagraph"/>
-        <w:numPr>
-          <w:ilvl w:val="0"/>
-          <w:numId w:val="2"/>
-        </w:numPr>
-        <w:shd w:val="clear" w:color="auto" w:fill="212121"/>
-        <w:spacing w:after="0" w:line="270" w:lineRule="atLeast"/>
-        <w:rPr>
-          <w:rFonts w:ascii="Courier New" w:eastAsia="Times New Roman" w:hAnsi="Courier New" w:cs="Courier New"/>
-          <w:color w:val="F8F8F2"/>
-          <w:kern w:val="0"/>
-          <w:sz w:val="18"/>
-          <w:szCs w:val="18"/>
-          <w14:ligatures w14:val="none"/>
-        </w:rPr>
-      </w:pPr>
-      <w:r>
-        <w:rPr>
-          <w:rFonts w:ascii="Courier New" w:eastAsia="Times New Roman" w:hAnsi="Courier New" w:cs="Courier New"/>
-          <w:color w:val="F8F8F2"/>
-          <w:kern w:val="0"/>
-          <w:sz w:val="18"/>
-          <w:szCs w:val="18"/>
-          <w14:ligatures w14:val="none"/>
-        </w:rPr>
-        <w:t xml:space="preserve">    </w:t>
-      </w:r>
-      <w:r>
-        <w:rPr>
-          <w:rFonts w:ascii="Courier New" w:eastAsia="Times New Roman" w:hAnsi="Courier New" w:cs="Courier New"/>
-          <w:color w:val="9CDCFE"/>
-          <w:kern w:val="0"/>
-          <w:sz w:val="18"/>
-          <w:szCs w:val="18"/>
-          <w14:ligatures w14:val="none"/>
-        </w:rPr>
-        <w:t>"password"</w:t>
-      </w:r>
-      <w:r>
-        <w:rPr>
-          <w:rFonts w:ascii="Courier New" w:eastAsia="Times New Roman" w:hAnsi="Courier New" w:cs="Courier New"/>
-          <w:color w:val="DCDCDC"/>
-          <w:kern w:val="0"/>
-          <w:sz w:val="18"/>
-          <w:szCs w:val="18"/>
-          <w14:ligatures w14:val="none"/>
-        </w:rPr>
-        <w:t>:</w:t>
-      </w:r>
-      <w:r>
-        <w:rPr>
-          <w:rFonts w:ascii="Courier New" w:eastAsia="Times New Roman" w:hAnsi="Courier New" w:cs="Courier New"/>
-          <w:color w:val="CE9178"/>
-          <w:kern w:val="0"/>
-          <w:sz w:val="18"/>
-          <w:szCs w:val="18"/>
-          <w14:ligatures w14:val="none"/>
-        </w:rPr>
-        <w:t>"admin123456"</w:t>
-      </w:r>
-    </w:p>
-    <w:p>
-      <w:pPr>
-        <w:pStyle w:val="ListParagraph"/>
-        <w:numPr>
-          <w:ilvl w:val="0"/>
-          <w:numId w:val="2"/>
-        </w:numPr>
-        <w:shd w:val="clear" w:color="auto" w:fill="212121"/>
-        <w:spacing w:after="0" w:line="270" w:lineRule="atLeast"/>
-        <w:rPr>
-          <w:rFonts w:ascii="Courier New" w:eastAsia="Times New Roman" w:hAnsi="Courier New" w:cs="Courier New"/>
-          <w:color w:val="F8F8F2"/>
-          <w:kern w:val="0"/>
-          <w:sz w:val="18"/>
-          <w:szCs w:val="18"/>
-          <w14:ligatures w14:val="none"/>
-        </w:rPr>
-      </w:pPr>
-      <w:r>
-        <w:rPr>
-          <w:rFonts w:ascii="Courier New" w:eastAsia="Times New Roman" w:hAnsi="Courier New" w:cs="Courier New"/>
-          <w:color w:val="DCDCDC"/>
-          <w:kern w:val="0"/>
-          <w:sz w:val="18"/>
-          <w:szCs w:val="18"/>
-          <w14:ligatures w14:val="none"/>
-        </w:rPr>
-        <w:t>}</w:t>
-      </w:r>
     </w:p>
     <w:p>
       <w:pPr>
@@ -44756,204 +47637,6 @@
         </w:numPr>
       </w:pPr>
       <w:r>
-        <w:t xml:space="preserve">Get </w:t>
-      </w:r>
-      <w:proofErr w:type="gramStart"/>
-      <w:r>
-        <w:t>states :</w:t>
-      </w:r>
-      <w:proofErr w:type="gramEnd"/>
-    </w:p>
-    <w:p>
-      <w:pPr>
-        <w:pStyle w:val="ListParagraph"/>
-        <w:numPr>
-          <w:ilvl w:val="0"/>
-          <w:numId w:val="2"/>
-        </w:numPr>
-      </w:pPr>
-      <w:proofErr w:type="gramStart"/>
-      <w:r>
-        <w:t>Method :</w:t>
-      </w:r>
-      <w:proofErr w:type="gramEnd"/>
-      <w:r>
-        <w:t xml:space="preserve"> get</w:t>
-      </w:r>
-    </w:p>
-    <w:p>
-      <w:pPr>
-        <w:pStyle w:val="ListParagraph"/>
-        <w:numPr>
-          <w:ilvl w:val="0"/>
-          <w:numId w:val="2"/>
-        </w:numPr>
-      </w:pPr>
-      <w:r>
-        <w:t>/</w:t>
-      </w:r>
-      <w:proofErr w:type="spellStart"/>
-      <w:r>
-        <w:t>api</w:t>
-      </w:r>
-      <w:proofErr w:type="spellEnd"/>
-      <w:r>
-        <w:t>/admin/stats</w:t>
-      </w:r>
-    </w:p>
-    <w:p>
-      <w:pPr>
-        <w:pStyle w:val="ListParagraph"/>
-        <w:numPr>
-          <w:ilvl w:val="0"/>
-          <w:numId w:val="2"/>
-        </w:numPr>
-      </w:pPr>
-      <w:r>
-        <w:t>Brings the number of registered users in each category</w:t>
-      </w:r>
-    </w:p>
-    <w:p>
-      <w:pPr>
-        <w:pStyle w:val="ListParagraph"/>
-        <w:numPr>
-          <w:ilvl w:val="0"/>
-          <w:numId w:val="12"/>
-        </w:numPr>
-      </w:pPr>
-      <w:r>
-        <w:t xml:space="preserve">get </w:t>
-      </w:r>
-      <w:proofErr w:type="gramStart"/>
-      <w:r>
-        <w:t>users</w:t>
-      </w:r>
-      <w:r>
-        <w:t xml:space="preserve"> :</w:t>
-      </w:r>
-      <w:proofErr w:type="gramEnd"/>
-    </w:p>
-    <w:p>
-      <w:pPr>
-        <w:pStyle w:val="ListParagraph"/>
-        <w:numPr>
-          <w:ilvl w:val="0"/>
-          <w:numId w:val="2"/>
-        </w:numPr>
-      </w:pPr>
-      <w:proofErr w:type="gramStart"/>
-      <w:r>
-        <w:t>method :</w:t>
-      </w:r>
-      <w:proofErr w:type="gramEnd"/>
-      <w:r>
-        <w:t xml:space="preserve"> get</w:t>
-      </w:r>
-    </w:p>
-    <w:p>
-      <w:pPr>
-        <w:pStyle w:val="ListParagraph"/>
-        <w:numPr>
-          <w:ilvl w:val="0"/>
-          <w:numId w:val="2"/>
-        </w:numPr>
-      </w:pPr>
-      <w:r>
-        <w:t>/</w:t>
-      </w:r>
-      <w:proofErr w:type="spellStart"/>
-      <w:r>
-        <w:t>api</w:t>
-      </w:r>
-      <w:proofErr w:type="spellEnd"/>
-      <w:r>
-        <w:t>/admin/users</w:t>
-      </w:r>
-    </w:p>
-    <w:p>
-      <w:pPr>
-        <w:pStyle w:val="ListParagraph"/>
-        <w:numPr>
-          <w:ilvl w:val="0"/>
-          <w:numId w:val="2"/>
-        </w:numPr>
-      </w:pPr>
-      <w:r>
-        <w:t>Display a list of all system users, excluding the password.</w:t>
-      </w:r>
-    </w:p>
-    <w:p>
-      <w:pPr>
-        <w:pStyle w:val="ListParagraph"/>
-        <w:numPr>
-          <w:ilvl w:val="0"/>
-          <w:numId w:val="12"/>
-        </w:numPr>
-      </w:pPr>
-      <w:r>
-        <w:t xml:space="preserve">Get user by </w:t>
-      </w:r>
-      <w:proofErr w:type="gramStart"/>
-      <w:r>
-        <w:t>role :</w:t>
-      </w:r>
-      <w:proofErr w:type="gramEnd"/>
-    </w:p>
-    <w:p>
-      <w:pPr>
-        <w:pStyle w:val="ListParagraph"/>
-        <w:numPr>
-          <w:ilvl w:val="0"/>
-          <w:numId w:val="2"/>
-        </w:numPr>
-      </w:pPr>
-      <w:proofErr w:type="gramStart"/>
-      <w:r>
-        <w:t>Method :</w:t>
-      </w:r>
-      <w:proofErr w:type="gramEnd"/>
-      <w:r>
-        <w:t xml:space="preserve"> get</w:t>
-      </w:r>
-    </w:p>
-    <w:p>
-      <w:pPr>
-        <w:pStyle w:val="ListParagraph"/>
-        <w:numPr>
-          <w:ilvl w:val="0"/>
-          <w:numId w:val="2"/>
-        </w:numPr>
-      </w:pPr>
-      <w:r>
-        <w:t>/</w:t>
-      </w:r>
-      <w:proofErr w:type="spellStart"/>
-      <w:r>
-        <w:t>api</w:t>
-      </w:r>
-      <w:proofErr w:type="spellEnd"/>
-      <w:r>
-        <w:t>/admin/users/role</w:t>
-      </w:r>
-      <w:proofErr w:type="gramStart"/>
-      <w:r>
-        <w:t>/</w:t>
-      </w:r>
-      <w:r>
-        <w:t>:role</w:t>
-      </w:r>
-      <w:proofErr w:type="gramEnd"/>
-    </w:p>
-    <w:p>
-      <w:pPr>
-        <w:pStyle w:val="ListParagraph"/>
-        <w:numPr>
-          <w:ilvl w:val="0"/>
-          <w:numId w:val="12"/>
-        </w:numPr>
-      </w:pPr>
-      <w:r>
-        <w:lastRenderedPageBreak/>
         <w:t xml:space="preserve">Get users </w:t>
       </w:r>
       <w:proofErr w:type="gramStart"/>
@@ -45408,7 +48091,6 @@
           <w:sz w:val="40"/>
           <w:szCs w:val="40"/>
         </w:rPr>
-        <w:lastRenderedPageBreak/>
         <w:t>lab report ai end point</w:t>
       </w:r>
       <w:r>
@@ -45487,6 +48169,7 @@
         </w:numPr>
       </w:pPr>
       <w:r>
+        <w:lastRenderedPageBreak/>
         <w:t>Response:</w:t>
       </w:r>
       <w:r>
@@ -45512,7 +48195,7 @@
                     <pic:cNvPicPr/>
                   </pic:nvPicPr>
                   <pic:blipFill>
-                    <a:blip r:embed="rId12"/>
+                    <a:blip r:embed="rId17"/>
                     <a:stretch>
                       <a:fillRect/>
                     </a:stretch>
@@ -45843,6 +48526,119 @@
     </w:lvl>
   </w:abstractNum>
   <w:abstractNum w:abstractNumId="3" w15:restartNumberingAfterBreak="0">
+    <w:nsid w:val="217A7B4A"/>
+    <w:multiLevelType w:val="hybridMultilevel"/>
+    <w:tmpl w:val="478AF40C"/>
+    <w:lvl w:ilvl="0" w:tplc="08090001">
+      <w:start w:val="1"/>
+      <w:numFmt w:val="bullet"/>
+      <w:lvlText w:val=""/>
+      <w:lvlJc w:val="left"/>
+      <w:pPr>
+        <w:ind w:left="720" w:hanging="360"/>
+      </w:pPr>
+      <w:rPr>
+        <w:rFonts w:ascii="Symbol" w:hAnsi="Symbol" w:hint="default"/>
+      </w:rPr>
+    </w:lvl>
+    <w:lvl w:ilvl="1" w:tplc="08090003" w:tentative="1">
+      <w:start w:val="1"/>
+      <w:numFmt w:val="bullet"/>
+      <w:lvlText w:val="o"/>
+      <w:lvlJc w:val="left"/>
+      <w:pPr>
+        <w:ind w:left="1440" w:hanging="360"/>
+      </w:pPr>
+      <w:rPr>
+        <w:rFonts w:ascii="Courier New" w:hAnsi="Courier New" w:cs="Courier New" w:hint="default"/>
+      </w:rPr>
+    </w:lvl>
+    <w:lvl w:ilvl="2" w:tplc="08090005" w:tentative="1">
+      <w:start w:val="1"/>
+      <w:numFmt w:val="bullet"/>
+      <w:lvlText w:val=""/>
+      <w:lvlJc w:val="left"/>
+      <w:pPr>
+        <w:ind w:left="2160" w:hanging="360"/>
+      </w:pPr>
+      <w:rPr>
+        <w:rFonts w:ascii="Wingdings" w:hAnsi="Wingdings" w:hint="default"/>
+      </w:rPr>
+    </w:lvl>
+    <w:lvl w:ilvl="3" w:tplc="08090001" w:tentative="1">
+      <w:start w:val="1"/>
+      <w:numFmt w:val="bullet"/>
+      <w:lvlText w:val=""/>
+      <w:lvlJc w:val="left"/>
+      <w:pPr>
+        <w:ind w:left="2880" w:hanging="360"/>
+      </w:pPr>
+      <w:rPr>
+        <w:rFonts w:ascii="Symbol" w:hAnsi="Symbol" w:hint="default"/>
+      </w:rPr>
+    </w:lvl>
+    <w:lvl w:ilvl="4" w:tplc="08090003" w:tentative="1">
+      <w:start w:val="1"/>
+      <w:numFmt w:val="bullet"/>
+      <w:lvlText w:val="o"/>
+      <w:lvlJc w:val="left"/>
+      <w:pPr>
+        <w:ind w:left="3600" w:hanging="360"/>
+      </w:pPr>
+      <w:rPr>
+        <w:rFonts w:ascii="Courier New" w:hAnsi="Courier New" w:cs="Courier New" w:hint="default"/>
+      </w:rPr>
+    </w:lvl>
+    <w:lvl w:ilvl="5" w:tplc="08090005" w:tentative="1">
+      <w:start w:val="1"/>
+      <w:numFmt w:val="bullet"/>
+      <w:lvlText w:val=""/>
+      <w:lvlJc w:val="left"/>
+      <w:pPr>
+        <w:ind w:left="4320" w:hanging="360"/>
+      </w:pPr>
+      <w:rPr>
+        <w:rFonts w:ascii="Wingdings" w:hAnsi="Wingdings" w:hint="default"/>
+      </w:rPr>
+    </w:lvl>
+    <w:lvl w:ilvl="6" w:tplc="08090001" w:tentative="1">
+      <w:start w:val="1"/>
+      <w:numFmt w:val="bullet"/>
+      <w:lvlText w:val=""/>
+      <w:lvlJc w:val="left"/>
+      <w:pPr>
+        <w:ind w:left="5040" w:hanging="360"/>
+      </w:pPr>
+      <w:rPr>
+        <w:rFonts w:ascii="Symbol" w:hAnsi="Symbol" w:hint="default"/>
+      </w:rPr>
+    </w:lvl>
+    <w:lvl w:ilvl="7" w:tplc="08090003" w:tentative="1">
+      <w:start w:val="1"/>
+      <w:numFmt w:val="bullet"/>
+      <w:lvlText w:val="o"/>
+      <w:lvlJc w:val="left"/>
+      <w:pPr>
+        <w:ind w:left="5760" w:hanging="360"/>
+      </w:pPr>
+      <w:rPr>
+        <w:rFonts w:ascii="Courier New" w:hAnsi="Courier New" w:cs="Courier New" w:hint="default"/>
+      </w:rPr>
+    </w:lvl>
+    <w:lvl w:ilvl="8" w:tplc="08090005" w:tentative="1">
+      <w:start w:val="1"/>
+      <w:numFmt w:val="bullet"/>
+      <w:lvlText w:val=""/>
+      <w:lvlJc w:val="left"/>
+      <w:pPr>
+        <w:ind w:left="6480" w:hanging="360"/>
+      </w:pPr>
+      <w:rPr>
+        <w:rFonts w:ascii="Wingdings" w:hAnsi="Wingdings" w:hint="default"/>
+      </w:rPr>
+    </w:lvl>
+  </w:abstractNum>
+  <w:abstractNum w:abstractNumId="4" w15:restartNumberingAfterBreak="0">
     <w:nsid w:val="34C650A9"/>
     <w:multiLevelType w:val="hybridMultilevel"/>
     <w:tmpl w:val="AFE80EAA"/>
@@ -45931,7 +48727,7 @@
       </w:pPr>
     </w:lvl>
   </w:abstractNum>
-  <w:abstractNum w:abstractNumId="4" w15:restartNumberingAfterBreak="0">
+  <w:abstractNum w:abstractNumId="5" w15:restartNumberingAfterBreak="0">
     <w:nsid w:val="3A5D3776"/>
     <w:multiLevelType w:val="hybridMultilevel"/>
     <w:tmpl w:val="E8886E06"/>
@@ -46044,7 +48840,7 @@
       </w:rPr>
     </w:lvl>
   </w:abstractNum>
-  <w:abstractNum w:abstractNumId="5" w15:restartNumberingAfterBreak="0">
+  <w:abstractNum w:abstractNumId="6" w15:restartNumberingAfterBreak="0">
     <w:nsid w:val="44E12142"/>
     <w:multiLevelType w:val="hybridMultilevel"/>
     <w:tmpl w:val="624C5934"/>
@@ -46133,7 +48929,7 @@
       </w:pPr>
     </w:lvl>
   </w:abstractNum>
-  <w:abstractNum w:abstractNumId="6" w15:restartNumberingAfterBreak="0">
+  <w:abstractNum w:abstractNumId="7" w15:restartNumberingAfterBreak="0">
     <w:nsid w:val="45063B38"/>
     <w:multiLevelType w:val="hybridMultilevel"/>
     <w:tmpl w:val="F0661944"/>
@@ -46222,7 +49018,7 @@
       </w:pPr>
     </w:lvl>
   </w:abstractNum>
-  <w:abstractNum w:abstractNumId="7" w15:restartNumberingAfterBreak="0">
+  <w:abstractNum w:abstractNumId="8" w15:restartNumberingAfterBreak="0">
     <w:nsid w:val="47392B2D"/>
     <w:multiLevelType w:val="hybridMultilevel"/>
     <w:tmpl w:val="32D09EF6"/>
@@ -46311,7 +49107,7 @@
       </w:pPr>
     </w:lvl>
   </w:abstractNum>
-  <w:abstractNum w:abstractNumId="8" w15:restartNumberingAfterBreak="0">
+  <w:abstractNum w:abstractNumId="9" w15:restartNumberingAfterBreak="0">
     <w:nsid w:val="475416A7"/>
     <w:multiLevelType w:val="hybridMultilevel"/>
     <w:tmpl w:val="5FA23BCA"/>
@@ -46400,7 +49196,120 @@
       </w:pPr>
     </w:lvl>
   </w:abstractNum>
-  <w:abstractNum w:abstractNumId="9" w15:restartNumberingAfterBreak="0">
+  <w:abstractNum w:abstractNumId="10" w15:restartNumberingAfterBreak="0">
+    <w:nsid w:val="491C0AFE"/>
+    <w:multiLevelType w:val="hybridMultilevel"/>
+    <w:tmpl w:val="A3D81984"/>
+    <w:lvl w:ilvl="0" w:tplc="08090001">
+      <w:start w:val="1"/>
+      <w:numFmt w:val="bullet"/>
+      <w:lvlText w:val=""/>
+      <w:lvlJc w:val="left"/>
+      <w:pPr>
+        <w:ind w:left="720" w:hanging="360"/>
+      </w:pPr>
+      <w:rPr>
+        <w:rFonts w:ascii="Symbol" w:hAnsi="Symbol" w:hint="default"/>
+      </w:rPr>
+    </w:lvl>
+    <w:lvl w:ilvl="1" w:tplc="08090003" w:tentative="1">
+      <w:start w:val="1"/>
+      <w:numFmt w:val="bullet"/>
+      <w:lvlText w:val="o"/>
+      <w:lvlJc w:val="left"/>
+      <w:pPr>
+        <w:ind w:left="1440" w:hanging="360"/>
+      </w:pPr>
+      <w:rPr>
+        <w:rFonts w:ascii="Courier New" w:hAnsi="Courier New" w:cs="Courier New" w:hint="default"/>
+      </w:rPr>
+    </w:lvl>
+    <w:lvl w:ilvl="2" w:tplc="08090005" w:tentative="1">
+      <w:start w:val="1"/>
+      <w:numFmt w:val="bullet"/>
+      <w:lvlText w:val=""/>
+      <w:lvlJc w:val="left"/>
+      <w:pPr>
+        <w:ind w:left="2160" w:hanging="360"/>
+      </w:pPr>
+      <w:rPr>
+        <w:rFonts w:ascii="Wingdings" w:hAnsi="Wingdings" w:hint="default"/>
+      </w:rPr>
+    </w:lvl>
+    <w:lvl w:ilvl="3" w:tplc="08090001" w:tentative="1">
+      <w:start w:val="1"/>
+      <w:numFmt w:val="bullet"/>
+      <w:lvlText w:val=""/>
+      <w:lvlJc w:val="left"/>
+      <w:pPr>
+        <w:ind w:left="2880" w:hanging="360"/>
+      </w:pPr>
+      <w:rPr>
+        <w:rFonts w:ascii="Symbol" w:hAnsi="Symbol" w:hint="default"/>
+      </w:rPr>
+    </w:lvl>
+    <w:lvl w:ilvl="4" w:tplc="08090003" w:tentative="1">
+      <w:start w:val="1"/>
+      <w:numFmt w:val="bullet"/>
+      <w:lvlText w:val="o"/>
+      <w:lvlJc w:val="left"/>
+      <w:pPr>
+        <w:ind w:left="3600" w:hanging="360"/>
+      </w:pPr>
+      <w:rPr>
+        <w:rFonts w:ascii="Courier New" w:hAnsi="Courier New" w:cs="Courier New" w:hint="default"/>
+      </w:rPr>
+    </w:lvl>
+    <w:lvl w:ilvl="5" w:tplc="08090005" w:tentative="1">
+      <w:start w:val="1"/>
+      <w:numFmt w:val="bullet"/>
+      <w:lvlText w:val=""/>
+      <w:lvlJc w:val="left"/>
+      <w:pPr>
+        <w:ind w:left="4320" w:hanging="360"/>
+      </w:pPr>
+      <w:rPr>
+        <w:rFonts w:ascii="Wingdings" w:hAnsi="Wingdings" w:hint="default"/>
+      </w:rPr>
+    </w:lvl>
+    <w:lvl w:ilvl="6" w:tplc="08090001" w:tentative="1">
+      <w:start w:val="1"/>
+      <w:numFmt w:val="bullet"/>
+      <w:lvlText w:val=""/>
+      <w:lvlJc w:val="left"/>
+      <w:pPr>
+        <w:ind w:left="5040" w:hanging="360"/>
+      </w:pPr>
+      <w:rPr>
+        <w:rFonts w:ascii="Symbol" w:hAnsi="Symbol" w:hint="default"/>
+      </w:rPr>
+    </w:lvl>
+    <w:lvl w:ilvl="7" w:tplc="08090003" w:tentative="1">
+      <w:start w:val="1"/>
+      <w:numFmt w:val="bullet"/>
+      <w:lvlText w:val="o"/>
+      <w:lvlJc w:val="left"/>
+      <w:pPr>
+        <w:ind w:left="5760" w:hanging="360"/>
+      </w:pPr>
+      <w:rPr>
+        <w:rFonts w:ascii="Courier New" w:hAnsi="Courier New" w:cs="Courier New" w:hint="default"/>
+      </w:rPr>
+    </w:lvl>
+    <w:lvl w:ilvl="8" w:tplc="08090005" w:tentative="1">
+      <w:start w:val="1"/>
+      <w:numFmt w:val="bullet"/>
+      <w:lvlText w:val=""/>
+      <w:lvlJc w:val="left"/>
+      <w:pPr>
+        <w:ind w:left="6480" w:hanging="360"/>
+      </w:pPr>
+      <w:rPr>
+        <w:rFonts w:ascii="Wingdings" w:hAnsi="Wingdings" w:hint="default"/>
+      </w:rPr>
+    </w:lvl>
+  </w:abstractNum>
+  <w:abstractNum w:abstractNumId="11" w15:restartNumberingAfterBreak="0">
     <w:nsid w:val="50661DDA"/>
     <w:multiLevelType w:val="hybridMultilevel"/>
     <w:tmpl w:val="EFAE9E04"/>
@@ -46489,7 +49398,7 @@
       </w:pPr>
     </w:lvl>
   </w:abstractNum>
-  <w:abstractNum w:abstractNumId="10" w15:restartNumberingAfterBreak="0">
+  <w:abstractNum w:abstractNumId="12" w15:restartNumberingAfterBreak="0">
     <w:nsid w:val="59305D08"/>
     <w:multiLevelType w:val="hybridMultilevel"/>
     <w:tmpl w:val="D0782BC4"/>
@@ -46578,7 +49487,7 @@
       </w:pPr>
     </w:lvl>
   </w:abstractNum>
-  <w:abstractNum w:abstractNumId="11" w15:restartNumberingAfterBreak="0">
+  <w:abstractNum w:abstractNumId="13" w15:restartNumberingAfterBreak="0">
     <w:nsid w:val="5D6064AF"/>
     <w:multiLevelType w:val="hybridMultilevel"/>
     <w:tmpl w:val="0DC8F48E"/>
@@ -46667,7 +49576,7 @@
       </w:pPr>
     </w:lvl>
   </w:abstractNum>
-  <w:abstractNum w:abstractNumId="12" w15:restartNumberingAfterBreak="0">
+  <w:abstractNum w:abstractNumId="14" w15:restartNumberingAfterBreak="0">
     <w:nsid w:val="60BF3BB8"/>
     <w:multiLevelType w:val="hybridMultilevel"/>
     <w:tmpl w:val="1BF60ACC"/>
@@ -46756,7 +49665,7 @@
       </w:pPr>
     </w:lvl>
   </w:abstractNum>
-  <w:abstractNum w:abstractNumId="13" w15:restartNumberingAfterBreak="0">
+  <w:abstractNum w:abstractNumId="15" w15:restartNumberingAfterBreak="0">
     <w:nsid w:val="61B642AB"/>
     <w:multiLevelType w:val="hybridMultilevel"/>
     <w:tmpl w:val="0B2AC314"/>
@@ -46845,7 +49754,7 @@
       </w:pPr>
     </w:lvl>
   </w:abstractNum>
-  <w:abstractNum w:abstractNumId="14" w15:restartNumberingAfterBreak="0">
+  <w:abstractNum w:abstractNumId="16" w15:restartNumberingAfterBreak="0">
     <w:nsid w:val="62B1735A"/>
     <w:multiLevelType w:val="hybridMultilevel"/>
     <w:tmpl w:val="30360AA4"/>
@@ -46934,7 +49843,7 @@
       </w:pPr>
     </w:lvl>
   </w:abstractNum>
-  <w:abstractNum w:abstractNumId="15" w15:restartNumberingAfterBreak="0">
+  <w:abstractNum w:abstractNumId="17" w15:restartNumberingAfterBreak="0">
     <w:nsid w:val="6F9040D5"/>
     <w:multiLevelType w:val="hybridMultilevel"/>
     <w:tmpl w:val="9D56783A"/>
@@ -47023,7 +49932,7 @@
       </w:pPr>
     </w:lvl>
   </w:abstractNum>
-  <w:abstractNum w:abstractNumId="16" w15:restartNumberingAfterBreak="0">
+  <w:abstractNum w:abstractNumId="18" w15:restartNumberingAfterBreak="0">
     <w:nsid w:val="77E85D0D"/>
     <w:multiLevelType w:val="hybridMultilevel"/>
     <w:tmpl w:val="AEFA1EFE"/>
@@ -47112,7 +50021,7 @@
       </w:pPr>
     </w:lvl>
   </w:abstractNum>
-  <w:abstractNum w:abstractNumId="17" w15:restartNumberingAfterBreak="0">
+  <w:abstractNum w:abstractNumId="19" w15:restartNumberingAfterBreak="0">
     <w:nsid w:val="7AB668C0"/>
     <w:multiLevelType w:val="hybridMultilevel"/>
     <w:tmpl w:val="B1243D72"/>
@@ -47225,7 +50134,7 @@
       </w:rPr>
     </w:lvl>
   </w:abstractNum>
-  <w:abstractNum w:abstractNumId="18" w15:restartNumberingAfterBreak="0">
+  <w:abstractNum w:abstractNumId="20" w15:restartNumberingAfterBreak="0">
     <w:nsid w:val="7D1D0265"/>
     <w:multiLevelType w:val="hybridMultilevel"/>
     <w:tmpl w:val="09E640CA"/>
@@ -47339,61 +50248,67 @@
     </w:lvl>
   </w:abstractNum>
   <w:num w:numId="1" w16cid:durableId="588197280">
-    <w:abstractNumId w:val="7"/>
+    <w:abstractNumId w:val="8"/>
   </w:num>
   <w:num w:numId="2" w16cid:durableId="1790591422">
-    <w:abstractNumId w:val="4"/>
+    <w:abstractNumId w:val="5"/>
   </w:num>
   <w:num w:numId="3" w16cid:durableId="410666581">
-    <w:abstractNumId w:val="10"/>
+    <w:abstractNumId w:val="12"/>
   </w:num>
   <w:num w:numId="4" w16cid:durableId="767238557">
-    <w:abstractNumId w:val="9"/>
+    <w:abstractNumId w:val="11"/>
   </w:num>
   <w:num w:numId="5" w16cid:durableId="617293407">
     <w:abstractNumId w:val="2"/>
   </w:num>
   <w:num w:numId="6" w16cid:durableId="1672440464">
-    <w:abstractNumId w:val="11"/>
+    <w:abstractNumId w:val="13"/>
   </w:num>
   <w:num w:numId="7" w16cid:durableId="1463426644">
-    <w:abstractNumId w:val="8"/>
+    <w:abstractNumId w:val="9"/>
   </w:num>
   <w:num w:numId="8" w16cid:durableId="158738731">
-    <w:abstractNumId w:val="12"/>
+    <w:abstractNumId w:val="14"/>
   </w:num>
   <w:num w:numId="9" w16cid:durableId="191308395">
-    <w:abstractNumId w:val="14"/>
+    <w:abstractNumId w:val="16"/>
   </w:num>
   <w:num w:numId="10" w16cid:durableId="1608349114">
-    <w:abstractNumId w:val="5"/>
+    <w:abstractNumId w:val="6"/>
   </w:num>
   <w:num w:numId="11" w16cid:durableId="1543059556">
     <w:abstractNumId w:val="1"/>
   </w:num>
   <w:num w:numId="12" w16cid:durableId="1674455284">
+    <w:abstractNumId w:val="17"/>
+  </w:num>
+  <w:num w:numId="13" w16cid:durableId="1443918333">
+    <w:abstractNumId w:val="18"/>
+  </w:num>
+  <w:num w:numId="14" w16cid:durableId="1312293393">
     <w:abstractNumId w:val="15"/>
   </w:num>
-  <w:num w:numId="13" w16cid:durableId="1443918333">
-    <w:abstractNumId w:val="16"/>
-  </w:num>
-  <w:num w:numId="14" w16cid:durableId="1312293393">
-    <w:abstractNumId w:val="13"/>
-  </w:num>
   <w:num w:numId="15" w16cid:durableId="2091539224">
-    <w:abstractNumId w:val="6"/>
+    <w:abstractNumId w:val="7"/>
   </w:num>
   <w:num w:numId="16" w16cid:durableId="2123764191">
-    <w:abstractNumId w:val="3"/>
+    <w:abstractNumId w:val="4"/>
   </w:num>
   <w:num w:numId="17" w16cid:durableId="2049600238">
     <w:abstractNumId w:val="0"/>
   </w:num>
   <w:num w:numId="18" w16cid:durableId="763888526">
-    <w:abstractNumId w:val="18"/>
+    <w:abstractNumId w:val="20"/>
   </w:num>
   <w:num w:numId="19" w16cid:durableId="1644583998">
-    <w:abstractNumId w:val="17"/>
+    <w:abstractNumId w:val="19"/>
+  </w:num>
+  <w:num w:numId="20" w16cid:durableId="337581794">
+    <w:abstractNumId w:val="3"/>
+  </w:num>
+  <w:num w:numId="21" w16cid:durableId="568426336">
+    <w:abstractNumId w:val="10"/>
   </w:num>
 </w:numbering>
 </file>

--- a/Backend/New Microsoft Word Document.docx
+++ b/Backend/New Microsoft Word Document.docx
@@ -1,6 +1,6 @@
 
 <file path=word/document.xml><?xml version="1.0" encoding="utf-8"?>
-<w:document xmlns:wpc="http://schemas.microsoft.com/office/word/2010/wordprocessingCanvas" xmlns:cx="http://schemas.microsoft.com/office/drawing/2014/chartex" xmlns:cx1="http://schemas.microsoft.com/office/drawing/2015/9/8/chartex" xmlns:cx2="http://schemas.microsoft.com/office/drawing/2015/10/21/chartex" xmlns:cx3="http://schemas.microsoft.com/office/drawing/2016/5/9/chartex" xmlns:cx4="http://schemas.microsoft.com/office/drawing/2016/5/10/chartex" xmlns:cx5="http://schemas.microsoft.com/office/drawing/2016/5/11/chartex" xmlns:cx6="http://schemas.microsoft.com/office/drawing/2016/5/12/chartex" xmlns:cx7="http://schemas.microsoft.com/office/drawing/2016/5/13/chartex" xmlns:cx8="http://schemas.microsoft.com/office/drawing/2016/5/14/chartex" xmlns:mc="http://schemas.openxmlformats.org/markup-compatibility/2006" xmlns:aink="http://schemas.microsoft.com/office/drawing/2016/ink" xmlns:am3d="http://schemas.microsoft.com/office/drawing/2017/model3d" xmlns:o="urn:schemas-microsoft-com:office:office" xmlns:oel="http://schemas.microsoft.com/office/2019/extlst" xmlns:r="http://schemas.openxmlformats.org/officeDocument/2006/relationships" xmlns:m="http://schemas.openxmlformats.org/officeDocument/2006/math" xmlns:v="urn:schemas-microsoft-com:vml" xmlns:wp14="http://schemas.microsoft.com/office/word/2010/wordprocessingDrawing" xmlns:wp="http://schemas.openxmlformats.org/drawingml/2006/wordprocessingDrawing" xmlns:w10="urn:schemas-microsoft-com:office:word" xmlns:w="http://schemas.openxmlformats.org/wordprocessingml/2006/main" xmlns:w14="http://schemas.microsoft.com/office/word/2010/wordml" xmlns:w15="http://schemas.microsoft.com/office/word/2012/wordml" xmlns:w16cex="http://schemas.microsoft.com/office/word/2018/wordml/cex" xmlns:w16cid="http://schemas.microsoft.com/office/word/2016/wordml/cid" xmlns:w16="http://schemas.microsoft.com/office/word/2018/wordml" xmlns:w16du="http://schemas.microsoft.com/office/word/2023/wordml/word16du" xmlns:w16sdtdh="http://schemas.microsoft.com/office/word/2020/wordml/sdtdatahash" xmlns:w16sdtfl="http://schemas.microsoft.com/office/word/2024/wordml/sdtformatlock" xmlns:w16se="http://schemas.microsoft.com/office/word/2015/wordml/symex" xmlns:wpg="http://schemas.microsoft.com/office/word/2010/wordprocessingGroup" xmlns:wpi="http://schemas.microsoft.com/office/word/2010/wordprocessingInk" xmlns:wne="http://schemas.microsoft.com/office/word/2006/wordml" xmlns:wps="http://schemas.microsoft.com/office/word/2010/wordprocessingShape" mc:Ignorable="w14 w15 w16se w16cid w16 w16cex w16sdtdh w16sdtfl w16du wp14">
+<w:document xmlns:wpc="http://schemas.microsoft.com/office/word/2010/wordprocessingCanvas" xmlns:cx="http://schemas.microsoft.com/office/drawing/2014/chartex" xmlns:cx1="http://schemas.microsoft.com/office/drawing/2015/9/8/chartex" xmlns:cx2="http://schemas.microsoft.com/office/drawing/2015/10/21/chartex" xmlns:cx3="http://schemas.microsoft.com/office/drawing/2016/5/9/chartex" xmlns:cx4="http://schemas.microsoft.com/office/drawing/2016/5/10/chartex" xmlns:cx5="http://schemas.microsoft.com/office/drawing/2016/5/11/chartex" xmlns:cx6="http://schemas.microsoft.com/office/drawing/2016/5/12/chartex" xmlns:cx7="http://schemas.microsoft.com/office/drawing/2016/5/13/chartex" xmlns:cx8="http://schemas.microsoft.com/office/drawing/2016/5/14/chartex" xmlns:mc="http://schemas.openxmlformats.org/markup-compatibility/2006" xmlns:aink="http://schemas.microsoft.com/office/drawing/2016/ink" xmlns:am3d="http://schemas.microsoft.com/office/drawing/2017/model3d" xmlns:o="urn:schemas-microsoft-com:office:office" xmlns:oel="http://schemas.microsoft.com/office/2019/extlst" xmlns:r="http://schemas.openxmlformats.org/officeDocument/2006/relationships" xmlns:m="http://schemas.openxmlformats.org/officeDocument/2006/math" xmlns:v="urn:schemas-microsoft-com:vml" xmlns:wp14="http://schemas.microsoft.com/office/word/2010/wordprocessingDrawing" xmlns:wp="http://schemas.openxmlformats.org/drawingml/2006/wordprocessingDrawing" xmlns:w10="urn:schemas-microsoft-com:office:word" xmlns:w="http://schemas.openxmlformats.org/wordprocessingml/2006/main" xmlns:w14="http://schemas.microsoft.com/office/word/2010/wordml" xmlns:w15="http://schemas.microsoft.com/office/word/2012/wordml" xmlns:w16cex="http://schemas.microsoft.com/office/word/2018/wordml/cex" xmlns:w16cid="http://schemas.microsoft.com/office/word/2016/wordml/cid" xmlns:w16="http://schemas.microsoft.com/office/word/2018/wordml" xmlns:w16sdtdh="http://schemas.microsoft.com/office/word/2020/wordml/sdtdatahash" xmlns:w16se="http://schemas.microsoft.com/office/word/2015/wordml/symex" xmlns:wpg="http://schemas.microsoft.com/office/word/2010/wordprocessingGroup" xmlns:wpi="http://schemas.microsoft.com/office/word/2010/wordprocessingInk" xmlns:wne="http://schemas.microsoft.com/office/word/2006/wordml" xmlns:wps="http://schemas.microsoft.com/office/word/2010/wordprocessingShape" mc:Ignorable="w14 w15 w16se w16cid w16 w16cex w16sdtdh wp14">
   <w:body>
     <w:p>
       <w:pPr>
@@ -18015,7 +18015,7 @@
         <w:pStyle w:val="ListParagraph"/>
         <w:numPr>
           <w:ilvl w:val="0"/>
-          <w:numId w:val="14"/>
+          <w:numId w:val="23"/>
         </w:numPr>
       </w:pPr>
       <w:r>
@@ -18023,7 +18023,7 @@
       </w:r>
       <w:proofErr w:type="gramStart"/>
       <w:r>
-        <w:t>stock :</w:t>
+        <w:t>profile :</w:t>
       </w:r>
       <w:proofErr w:type="gramEnd"/>
     </w:p>
@@ -18061,28 +18061,24 @@
       </w:r>
       <w:proofErr w:type="spellEnd"/>
       <w:r>
-        <w:t>/pharmacy/stock</w:t>
-      </w:r>
-    </w:p>
-    <w:p>
-      <w:pPr>
-        <w:ind w:left="720"/>
-      </w:pPr>
-    </w:p>
-    <w:p>
-      <w:pPr>
-        <w:pStyle w:val="ListParagraph"/>
-        <w:numPr>
-          <w:ilvl w:val="0"/>
-          <w:numId w:val="14"/>
-        </w:numPr>
-      </w:pPr>
-      <w:r>
-        <w:t xml:space="preserve">Add </w:t>
+        <w:t>/pharmacy/profile</w:t>
+      </w:r>
+    </w:p>
+    <w:p>
+      <w:pPr>
+        <w:pStyle w:val="ListParagraph"/>
+        <w:numPr>
+          <w:ilvl w:val="0"/>
+          <w:numId w:val="23"/>
+        </w:numPr>
+      </w:pPr>
+      <w:r>
+        <w:lastRenderedPageBreak/>
+        <w:t xml:space="preserve">Update </w:t>
       </w:r>
       <w:proofErr w:type="gramStart"/>
       <w:r>
-        <w:t>medicine :</w:t>
+        <w:t>profile :</w:t>
       </w:r>
       <w:proofErr w:type="gramEnd"/>
     </w:p>
@@ -18100,7 +18096,7 @@
       </w:r>
       <w:proofErr w:type="gramEnd"/>
       <w:r>
-        <w:t xml:space="preserve"> post</w:t>
+        <w:t xml:space="preserve"> patch</w:t>
       </w:r>
     </w:p>
     <w:p>
@@ -18120,22 +18116,8 @@
       </w:r>
       <w:proofErr w:type="spellEnd"/>
       <w:r>
-        <w:t>/pharmacy/add-medicine</w:t>
-      </w:r>
-    </w:p>
-    <w:p>
-      <w:pPr>
-        <w:pStyle w:val="ListParagraph"/>
-        <w:numPr>
-          <w:ilvl w:val="0"/>
-          <w:numId w:val="2"/>
-        </w:numPr>
-      </w:pPr>
-      <w:proofErr w:type="gramStart"/>
-      <w:r>
-        <w:t>Ex :</w:t>
-      </w:r>
-      <w:proofErr w:type="gramEnd"/>
+        <w:t>/pharmacy/settings</w:t>
+      </w:r>
     </w:p>
     <w:p>
       <w:pPr>
@@ -18217,9 +18199,10 @@
           <w:szCs w:val="18"/>
           <w14:ligatures w14:val="none"/>
         </w:rPr>
-        <w:t>medicineName</w:t>
+        <w:t>deliveryAvailable</w:t>
       </w:r>
       <w:proofErr w:type="spellEnd"/>
+      <w:proofErr w:type="gramStart"/>
       <w:r>
         <w:rPr>
           <w:rFonts w:ascii="Courier New" w:eastAsia="Times New Roman" w:hAnsi="Courier New" w:cs="Courier New"/>
@@ -18234,6 +18217,17 @@
       <w:r>
         <w:rPr>
           <w:rFonts w:ascii="Courier New" w:eastAsia="Times New Roman" w:hAnsi="Courier New" w:cs="Courier New"/>
+          <w:color w:val="F8F8F2"/>
+          <w:kern w:val="0"/>
+          <w:sz w:val="18"/>
+          <w:szCs w:val="18"/>
+          <w14:ligatures w14:val="none"/>
+        </w:rPr>
+        <w:t xml:space="preserve"> </w:t>
+      </w:r>
+      <w:r>
+        <w:rPr>
+          <w:rFonts w:ascii="Courier New" w:eastAsia="Times New Roman" w:hAnsi="Courier New" w:cs="Courier New"/>
           <w:color w:val="DCDCDC"/>
           <w:kern w:val="0"/>
           <w:sz w:val="18"/>
@@ -18245,48 +18239,15 @@
       <w:r>
         <w:rPr>
           <w:rFonts w:ascii="Courier New" w:eastAsia="Times New Roman" w:hAnsi="Courier New" w:cs="Courier New"/>
-          <w:color w:val="F8F8F2"/>
-          <w:kern w:val="0"/>
-          <w:sz w:val="18"/>
-          <w:szCs w:val="18"/>
-          <w14:ligatures w14:val="none"/>
-        </w:rPr>
-        <w:t xml:space="preserve"> </w:t>
-      </w:r>
-      <w:r>
-        <w:rPr>
-          <w:rFonts w:ascii="Courier New" w:eastAsia="Times New Roman" w:hAnsi="Courier New" w:cs="Courier New"/>
           <w:color w:val="CE9178"/>
           <w:kern w:val="0"/>
           <w:sz w:val="18"/>
           <w:szCs w:val="18"/>
           <w14:ligatures w14:val="none"/>
         </w:rPr>
-        <w:t>"</w:t>
-      </w:r>
-      <w:r>
-        <w:rPr>
-          <w:rFonts w:ascii="Courier New" w:eastAsia="Times New Roman" w:hAnsi="Courier New" w:cs="Courier New"/>
-          <w:color w:val="CE9178"/>
-          <w:kern w:val="0"/>
-          <w:sz w:val="18"/>
-          <w:szCs w:val="18"/>
-          <w:rtl/>
-          <w14:ligatures w14:val="none"/>
-        </w:rPr>
-        <w:t>ميوفين</w:t>
-      </w:r>
-      <w:r>
-        <w:rPr>
-          <w:rFonts w:ascii="Courier New" w:eastAsia="Times New Roman" w:hAnsi="Courier New" w:cs="Courier New"/>
-          <w:color w:val="CE9178"/>
-          <w:kern w:val="0"/>
-          <w:sz w:val="18"/>
-          <w:szCs w:val="18"/>
-          <w14:ligatures w14:val="none"/>
-        </w:rPr>
-        <w:t>"</w:t>
-      </w:r>
+        <w:t>true</w:t>
+      </w:r>
+      <w:proofErr w:type="gramEnd"/>
       <w:r>
         <w:rPr>
           <w:rFonts w:ascii="Courier New" w:eastAsia="Times New Roman" w:hAnsi="Courier New" w:cs="Courier New"/>
@@ -18337,7 +18298,32 @@
           <w:szCs w:val="18"/>
           <w14:ligatures w14:val="none"/>
         </w:rPr>
-        <w:t>"quantity"</w:t>
+        <w:t>"</w:t>
+      </w:r>
+      <w:proofErr w:type="spellStart"/>
+      <w:r>
+        <w:rPr>
+          <w:rFonts w:ascii="Courier New" w:eastAsia="Times New Roman" w:hAnsi="Courier New" w:cs="Courier New"/>
+          <w:color w:val="9CDCFE"/>
+          <w:kern w:val="0"/>
+          <w:sz w:val="18"/>
+          <w:szCs w:val="18"/>
+          <w14:ligatures w14:val="none"/>
+        </w:rPr>
+        <w:t>openNow</w:t>
+      </w:r>
+      <w:proofErr w:type="spellEnd"/>
+      <w:proofErr w:type="gramStart"/>
+      <w:r>
+        <w:rPr>
+          <w:rFonts w:ascii="Courier New" w:eastAsia="Times New Roman" w:hAnsi="Courier New" w:cs="Courier New"/>
+          <w:color w:val="9CDCFE"/>
+          <w:kern w:val="0"/>
+          <w:sz w:val="18"/>
+          <w:szCs w:val="18"/>
+          <w14:ligatures w14:val="none"/>
+        </w:rPr>
+        <w:t>"</w:t>
       </w:r>
       <w:r>
         <w:rPr>
@@ -18353,25 +18339,15 @@
       <w:r>
         <w:rPr>
           <w:rFonts w:ascii="Courier New" w:eastAsia="Times New Roman" w:hAnsi="Courier New" w:cs="Courier New"/>
-          <w:color w:val="F8F8F2"/>
-          <w:kern w:val="0"/>
-          <w:sz w:val="18"/>
-          <w:szCs w:val="18"/>
-          <w14:ligatures w14:val="none"/>
-        </w:rPr>
-        <w:t xml:space="preserve"> </w:t>
-      </w:r>
-      <w:r>
-        <w:rPr>
-          <w:rFonts w:ascii="Courier New" w:eastAsia="Times New Roman" w:hAnsi="Courier New" w:cs="Courier New"/>
-          <w:color w:val="B5CEA8"/>
-          <w:kern w:val="0"/>
-          <w:sz w:val="18"/>
-          <w:szCs w:val="18"/>
-          <w14:ligatures w14:val="none"/>
-        </w:rPr>
-        <w:t>100</w:t>
-      </w:r>
+          <w:color w:val="CE9178"/>
+          <w:kern w:val="0"/>
+          <w:sz w:val="18"/>
+          <w:szCs w:val="18"/>
+          <w14:ligatures w14:val="none"/>
+        </w:rPr>
+        <w:t>true</w:t>
+      </w:r>
+      <w:proofErr w:type="gramEnd"/>
       <w:r>
         <w:rPr>
           <w:rFonts w:ascii="Courier New" w:eastAsia="Times New Roman" w:hAnsi="Courier New" w:cs="Courier New"/>
@@ -18422,7 +18398,32 @@
           <w:szCs w:val="18"/>
           <w14:ligatures w14:val="none"/>
         </w:rPr>
-        <w:t>"price"</w:t>
+        <w:t>"</w:t>
+      </w:r>
+      <w:proofErr w:type="spellStart"/>
+      <w:r>
+        <w:rPr>
+          <w:rFonts w:ascii="Courier New" w:eastAsia="Times New Roman" w:hAnsi="Courier New" w:cs="Courier New"/>
+          <w:color w:val="9CDCFE"/>
+          <w:kern w:val="0"/>
+          <w:sz w:val="18"/>
+          <w:szCs w:val="18"/>
+          <w14:ligatures w14:val="none"/>
+        </w:rPr>
+        <w:t>prescriptionOnly</w:t>
+      </w:r>
+      <w:proofErr w:type="spellEnd"/>
+      <w:proofErr w:type="gramStart"/>
+      <w:r>
+        <w:rPr>
+          <w:rFonts w:ascii="Courier New" w:eastAsia="Times New Roman" w:hAnsi="Courier New" w:cs="Courier New"/>
+          <w:color w:val="9CDCFE"/>
+          <w:kern w:val="0"/>
+          <w:sz w:val="18"/>
+          <w:szCs w:val="18"/>
+          <w14:ligatures w14:val="none"/>
+        </w:rPr>
+        <w:t>"</w:t>
       </w:r>
       <w:r>
         <w:rPr>
@@ -18438,25 +18439,15 @@
       <w:r>
         <w:rPr>
           <w:rFonts w:ascii="Courier New" w:eastAsia="Times New Roman" w:hAnsi="Courier New" w:cs="Courier New"/>
-          <w:color w:val="F8F8F2"/>
-          <w:kern w:val="0"/>
-          <w:sz w:val="18"/>
-          <w:szCs w:val="18"/>
-          <w14:ligatures w14:val="none"/>
-        </w:rPr>
-        <w:t xml:space="preserve"> </w:t>
-      </w:r>
-      <w:r>
-        <w:rPr>
-          <w:rFonts w:ascii="Courier New" w:eastAsia="Times New Roman" w:hAnsi="Courier New" w:cs="Courier New"/>
-          <w:color w:val="B5CEA8"/>
-          <w:kern w:val="0"/>
-          <w:sz w:val="18"/>
-          <w:szCs w:val="18"/>
-          <w14:ligatures w14:val="none"/>
-        </w:rPr>
-        <w:t>100</w:t>
-      </w:r>
+          <w:color w:val="CE9178"/>
+          <w:kern w:val="0"/>
+          <w:sz w:val="18"/>
+          <w:szCs w:val="18"/>
+          <w14:ligatures w14:val="none"/>
+        </w:rPr>
+        <w:t>true</w:t>
+      </w:r>
+      <w:proofErr w:type="gramEnd"/>
       <w:r>
         <w:rPr>
           <w:rFonts w:ascii="Courier New" w:eastAsia="Times New Roman" w:hAnsi="Courier New" w:cs="Courier New"/>
@@ -18507,31 +18498,7 @@
           <w:szCs w:val="18"/>
           <w14:ligatures w14:val="none"/>
         </w:rPr>
-        <w:t>"</w:t>
-      </w:r>
-      <w:proofErr w:type="spellStart"/>
-      <w:r>
-        <w:rPr>
-          <w:rFonts w:ascii="Courier New" w:eastAsia="Times New Roman" w:hAnsi="Courier New" w:cs="Courier New"/>
-          <w:color w:val="9CDCFE"/>
-          <w:kern w:val="0"/>
-          <w:sz w:val="18"/>
-          <w:szCs w:val="18"/>
-          <w14:ligatures w14:val="none"/>
-        </w:rPr>
-        <w:t>expirationDate</w:t>
-      </w:r>
-      <w:proofErr w:type="spellEnd"/>
-      <w:r>
-        <w:rPr>
-          <w:rFonts w:ascii="Courier New" w:eastAsia="Times New Roman" w:hAnsi="Courier New" w:cs="Courier New"/>
-          <w:color w:val="9CDCFE"/>
-          <w:kern w:val="0"/>
-          <w:sz w:val="18"/>
-          <w:szCs w:val="18"/>
-          <w14:ligatures w14:val="none"/>
-        </w:rPr>
-        <w:t>"</w:t>
+        <w:t>"deliveryTime"</w:t>
       </w:r>
       <w:r>
         <w:rPr>
@@ -18547,24 +18514,13 @@
       <w:r>
         <w:rPr>
           <w:rFonts w:ascii="Courier New" w:eastAsia="Times New Roman" w:hAnsi="Courier New" w:cs="Courier New"/>
-          <w:color w:val="F8F8F2"/>
-          <w:kern w:val="0"/>
-          <w:sz w:val="18"/>
-          <w:szCs w:val="18"/>
-          <w14:ligatures w14:val="none"/>
-        </w:rPr>
-        <w:t xml:space="preserve"> </w:t>
-      </w:r>
-      <w:r>
-        <w:rPr>
-          <w:rFonts w:ascii="Courier New" w:eastAsia="Times New Roman" w:hAnsi="Courier New" w:cs="Courier New"/>
           <w:color w:val="CE9178"/>
           <w:kern w:val="0"/>
           <w:sz w:val="18"/>
           <w:szCs w:val="18"/>
           <w14:ligatures w14:val="none"/>
         </w:rPr>
-        <w:t>"2026-12-01"</w:t>
+        <w:t>"45-50 min"</w:t>
       </w:r>
       <w:r>
         <w:rPr>
@@ -18616,7 +18572,31 @@
           <w:szCs w:val="18"/>
           <w14:ligatures w14:val="none"/>
         </w:rPr>
-        <w:t>"category"</w:t>
+        <w:t>"</w:t>
+      </w:r>
+      <w:proofErr w:type="spellStart"/>
+      <w:r>
+        <w:rPr>
+          <w:rFonts w:ascii="Courier New" w:eastAsia="Times New Roman" w:hAnsi="Courier New" w:cs="Courier New"/>
+          <w:color w:val="9CDCFE"/>
+          <w:kern w:val="0"/>
+          <w:sz w:val="18"/>
+          <w:szCs w:val="18"/>
+          <w14:ligatures w14:val="none"/>
+        </w:rPr>
+        <w:t>deliveryArea</w:t>
+      </w:r>
+      <w:proofErr w:type="spellEnd"/>
+      <w:r>
+        <w:rPr>
+          <w:rFonts w:ascii="Courier New" w:eastAsia="Times New Roman" w:hAnsi="Courier New" w:cs="Courier New"/>
+          <w:color w:val="9CDCFE"/>
+          <w:kern w:val="0"/>
+          <w:sz w:val="18"/>
+          <w:szCs w:val="18"/>
+          <w14:ligatures w14:val="none"/>
+        </w:rPr>
+        <w:t>"</w:t>
       </w:r>
       <w:r>
         <w:rPr>
@@ -18632,24 +18612,37 @@
       <w:r>
         <w:rPr>
           <w:rFonts w:ascii="Courier New" w:eastAsia="Times New Roman" w:hAnsi="Courier New" w:cs="Courier New"/>
-          <w:color w:val="F8F8F2"/>
-          <w:kern w:val="0"/>
-          <w:sz w:val="18"/>
-          <w:szCs w:val="18"/>
-          <w14:ligatures w14:val="none"/>
-        </w:rPr>
-        <w:t xml:space="preserve"> </w:t>
-      </w:r>
-      <w:r>
-        <w:rPr>
-          <w:rFonts w:ascii="Courier New" w:eastAsia="Times New Roman" w:hAnsi="Courier New" w:cs="Courier New"/>
           <w:color w:val="CE9178"/>
           <w:kern w:val="0"/>
           <w:sz w:val="18"/>
           <w:szCs w:val="18"/>
           <w14:ligatures w14:val="none"/>
         </w:rPr>
-        <w:t>"Other"</w:t>
+        <w:t>"</w:t>
+      </w:r>
+      <w:proofErr w:type="spellStart"/>
+      <w:r>
+        <w:rPr>
+          <w:rFonts w:ascii="Courier New" w:eastAsia="Times New Roman" w:hAnsi="Courier New" w:cs="Courier New"/>
+          <w:color w:val="CE9178"/>
+          <w:kern w:val="0"/>
+          <w:sz w:val="18"/>
+          <w:szCs w:val="18"/>
+          <w14:ligatures w14:val="none"/>
+        </w:rPr>
+        <w:t>cairo</w:t>
+      </w:r>
+      <w:proofErr w:type="spellEnd"/>
+      <w:r>
+        <w:rPr>
+          <w:rFonts w:ascii="Courier New" w:eastAsia="Times New Roman" w:hAnsi="Courier New" w:cs="Courier New"/>
+          <w:color w:val="CE9178"/>
+          <w:kern w:val="0"/>
+          <w:sz w:val="18"/>
+          <w:szCs w:val="18"/>
+          <w14:ligatures w14:val="none"/>
+        </w:rPr>
+        <w:t>"</w:t>
       </w:r>
       <w:r>
         <w:rPr>
@@ -18661,17 +18654,6 @@
           <w14:ligatures w14:val="none"/>
         </w:rPr>
         <w:t>,</w:t>
-      </w:r>
-      <w:r>
-        <w:rPr>
-          <w:rFonts w:ascii="Courier New" w:eastAsia="Times New Roman" w:hAnsi="Courier New" w:cs="Courier New"/>
-          <w:color w:val="F8F8F2"/>
-          <w:kern w:val="0"/>
-          <w:sz w:val="18"/>
-          <w:szCs w:val="18"/>
-          <w14:ligatures w14:val="none"/>
-        </w:rPr>
-        <w:t xml:space="preserve"> </w:t>
       </w:r>
     </w:p>
     <w:p>
@@ -18712,7 +18694,19 @@
           <w:szCs w:val="18"/>
           <w14:ligatures w14:val="none"/>
         </w:rPr>
-        <w:t>"description"</w:t>
+        <w:t>"</w:t>
+      </w:r>
+      <w:proofErr w:type="spellStart"/>
+      <w:r>
+        <w:rPr>
+          <w:rFonts w:ascii="Courier New" w:eastAsia="Times New Roman" w:hAnsi="Courier New" w:cs="Courier New"/>
+          <w:color w:val="9CDCFE"/>
+          <w:kern w:val="0"/>
+          <w:sz w:val="18"/>
+          <w:szCs w:val="18"/>
+          <w14:ligatures w14:val="none"/>
+        </w:rPr>
+        <w:t>about"</w:t>
       </w:r>
       <w:r>
         <w:rPr>
@@ -18728,25 +18722,15 @@
       <w:r>
         <w:rPr>
           <w:rFonts w:ascii="Courier New" w:eastAsia="Times New Roman" w:hAnsi="Courier New" w:cs="Courier New"/>
-          <w:color w:val="F8F8F2"/>
-          <w:kern w:val="0"/>
-          <w:sz w:val="18"/>
-          <w:szCs w:val="18"/>
-          <w14:ligatures w14:val="none"/>
-        </w:rPr>
-        <w:t xml:space="preserve"> </w:t>
-      </w:r>
-      <w:r>
-        <w:rPr>
-          <w:rFonts w:ascii="Courier New" w:eastAsia="Times New Roman" w:hAnsi="Courier New" w:cs="Courier New"/>
           <w:color w:val="CE9178"/>
           <w:kern w:val="0"/>
           <w:sz w:val="18"/>
           <w:szCs w:val="18"/>
           <w14:ligatures w14:val="none"/>
         </w:rPr>
-        <w:t xml:space="preserve">" </w:t>
-      </w:r>
+        <w:t>"we</w:t>
+      </w:r>
+      <w:proofErr w:type="spellEnd"/>
       <w:r>
         <w:rPr>
           <w:rFonts w:ascii="Courier New" w:eastAsia="Times New Roman" w:hAnsi="Courier New" w:cs="Courier New"/>
@@ -18754,21 +18738,20 @@
           <w:kern w:val="0"/>
           <w:sz w:val="18"/>
           <w:szCs w:val="18"/>
-          <w:rtl/>
-          <w14:ligatures w14:val="none"/>
-        </w:rPr>
-        <w:t>باسط عضلات</w:t>
-      </w:r>
-      <w:r>
-        <w:rPr>
-          <w:rFonts w:ascii="Courier New" w:eastAsia="Times New Roman" w:hAnsi="Courier New" w:cs="Courier New"/>
-          <w:color w:val="CE9178"/>
-          <w:kern w:val="0"/>
-          <w:sz w:val="18"/>
-          <w:szCs w:val="18"/>
-          <w14:ligatures w14:val="none"/>
-        </w:rPr>
-        <w:t>"</w:t>
+          <w14:ligatures w14:val="none"/>
+        </w:rPr>
+        <w:t xml:space="preserve"> are good pharmacy"</w:t>
+      </w:r>
+      <w:r>
+        <w:rPr>
+          <w:rFonts w:ascii="Courier New" w:eastAsia="Times New Roman" w:hAnsi="Courier New" w:cs="Courier New"/>
+          <w:color w:val="DCDCDC"/>
+          <w:kern w:val="0"/>
+          <w:sz w:val="18"/>
+          <w:szCs w:val="18"/>
+          <w14:ligatures w14:val="none"/>
+        </w:rPr>
+        <w:t>,</w:t>
       </w:r>
     </w:p>
     <w:p>
@@ -18792,92 +18775,82 @@
       <w:r>
         <w:rPr>
           <w:rFonts w:ascii="Courier New" w:eastAsia="Times New Roman" w:hAnsi="Courier New" w:cs="Courier New"/>
-          <w:color w:val="DCDCDC"/>
-          <w:kern w:val="0"/>
-          <w:sz w:val="18"/>
-          <w:szCs w:val="18"/>
-          <w14:ligatures w14:val="none"/>
-        </w:rPr>
-        <w:t>}</w:t>
-      </w:r>
-    </w:p>
-    <w:p>
-      <w:pPr>
-        <w:ind w:left="720"/>
-      </w:pPr>
-    </w:p>
-    <w:p>
-      <w:pPr>
-        <w:pStyle w:val="ListParagraph"/>
-        <w:numPr>
-          <w:ilvl w:val="0"/>
-          <w:numId w:val="14"/>
-        </w:numPr>
-      </w:pPr>
-      <w:r>
-        <w:t xml:space="preserve">Update </w:t>
-      </w:r>
-      <w:proofErr w:type="gramStart"/>
-      <w:r>
-        <w:t>medicine :</w:t>
-      </w:r>
-      <w:proofErr w:type="gramEnd"/>
-    </w:p>
-    <w:p>
-      <w:pPr>
-        <w:pStyle w:val="ListParagraph"/>
-        <w:numPr>
-          <w:ilvl w:val="0"/>
-          <w:numId w:val="2"/>
-        </w:numPr>
-      </w:pPr>
-      <w:proofErr w:type="gramStart"/>
-      <w:r>
-        <w:t>Method :</w:t>
-      </w:r>
-      <w:proofErr w:type="gramEnd"/>
-      <w:r>
-        <w:t xml:space="preserve"> put</w:t>
-      </w:r>
-    </w:p>
-    <w:p>
-      <w:pPr>
-        <w:pStyle w:val="ListParagraph"/>
-        <w:numPr>
-          <w:ilvl w:val="0"/>
-          <w:numId w:val="2"/>
-        </w:numPr>
-      </w:pPr>
-      <w:r>
-        <w:t>/</w:t>
+          <w:color w:val="F8F8F2"/>
+          <w:kern w:val="0"/>
+          <w:sz w:val="18"/>
+          <w:szCs w:val="18"/>
+          <w14:ligatures w14:val="none"/>
+        </w:rPr>
+        <w:t xml:space="preserve">  </w:t>
+      </w:r>
+      <w:r>
+        <w:rPr>
+          <w:rFonts w:ascii="Courier New" w:eastAsia="Times New Roman" w:hAnsi="Courier New" w:cs="Courier New"/>
+          <w:color w:val="9CDCFE"/>
+          <w:kern w:val="0"/>
+          <w:sz w:val="18"/>
+          <w:szCs w:val="18"/>
+          <w14:ligatures w14:val="none"/>
+        </w:rPr>
+        <w:t>"</w:t>
       </w:r>
       <w:proofErr w:type="spellStart"/>
       <w:r>
-        <w:t>api</w:t>
+        <w:rPr>
+          <w:rFonts w:ascii="Courier New" w:eastAsia="Times New Roman" w:hAnsi="Courier New" w:cs="Courier New"/>
+          <w:color w:val="9CDCFE"/>
+          <w:kern w:val="0"/>
+          <w:sz w:val="18"/>
+          <w:szCs w:val="18"/>
+          <w14:ligatures w14:val="none"/>
+        </w:rPr>
+        <w:t>workingHours</w:t>
       </w:r>
       <w:proofErr w:type="spellEnd"/>
       <w:r>
-        <w:t>/pharmacy/update-medicine/</w:t>
-      </w:r>
-      <w:proofErr w:type="spellStart"/>
-      <w:r>
-        <w:t>medicineId</w:t>
-      </w:r>
-      <w:proofErr w:type="spellEnd"/>
-    </w:p>
-    <w:p>
-      <w:pPr>
-        <w:pStyle w:val="ListParagraph"/>
-        <w:numPr>
-          <w:ilvl w:val="0"/>
-          <w:numId w:val="2"/>
-        </w:numPr>
-      </w:pPr>
-      <w:proofErr w:type="gramStart"/>
-      <w:r>
-        <w:t>Ex :</w:t>
-      </w:r>
-      <w:proofErr w:type="gramEnd"/>
+        <w:rPr>
+          <w:rFonts w:ascii="Courier New" w:eastAsia="Times New Roman" w:hAnsi="Courier New" w:cs="Courier New"/>
+          <w:color w:val="9CDCFE"/>
+          <w:kern w:val="0"/>
+          <w:sz w:val="18"/>
+          <w:szCs w:val="18"/>
+          <w14:ligatures w14:val="none"/>
+        </w:rPr>
+        <w:t>"</w:t>
+      </w:r>
+      <w:r>
+        <w:rPr>
+          <w:rFonts w:ascii="Courier New" w:eastAsia="Times New Roman" w:hAnsi="Courier New" w:cs="Courier New"/>
+          <w:color w:val="DCDCDC"/>
+          <w:kern w:val="0"/>
+          <w:sz w:val="18"/>
+          <w:szCs w:val="18"/>
+          <w14:ligatures w14:val="none"/>
+        </w:rPr>
+        <w:t>:</w:t>
+      </w:r>
+      <w:r>
+        <w:rPr>
+          <w:rFonts w:ascii="Courier New" w:eastAsia="Times New Roman" w:hAnsi="Courier New" w:cs="Courier New"/>
+          <w:color w:val="F8F8F2"/>
+          <w:kern w:val="0"/>
+          <w:sz w:val="18"/>
+          <w:szCs w:val="18"/>
+          <w14:ligatures w14:val="none"/>
+        </w:rPr>
+        <w:t xml:space="preserve"> </w:t>
+      </w:r>
+      <w:r>
+        <w:rPr>
+          <w:rFonts w:ascii="Courier New" w:eastAsia="Times New Roman" w:hAnsi="Courier New" w:cs="Courier New"/>
+          <w:color w:val="DCDCDC"/>
+          <w:kern w:val="0"/>
+          <w:sz w:val="18"/>
+          <w:szCs w:val="18"/>
+          <w14:ligatures w14:val="none"/>
+        </w:rPr>
+        <w:t>[</w:t>
+      </w:r>
     </w:p>
     <w:p>
       <w:pPr>
@@ -18900,6 +18873,17 @@
       <w:r>
         <w:rPr>
           <w:rFonts w:ascii="Courier New" w:eastAsia="Times New Roman" w:hAnsi="Courier New" w:cs="Courier New"/>
+          <w:color w:val="F8F8F2"/>
+          <w:kern w:val="0"/>
+          <w:sz w:val="18"/>
+          <w:szCs w:val="18"/>
+          <w14:ligatures w14:val="none"/>
+        </w:rPr>
+        <w:t xml:space="preserve">        </w:t>
+      </w:r>
+      <w:r>
+        <w:rPr>
+          <w:rFonts w:ascii="Courier New" w:eastAsia="Times New Roman" w:hAnsi="Courier New" w:cs="Courier New"/>
           <w:color w:val="DCDCDC"/>
           <w:kern w:val="0"/>
           <w:sz w:val="18"/>
@@ -18927,6 +18911,72 @@
           <w14:ligatures w14:val="none"/>
         </w:rPr>
       </w:pPr>
+      <w:r>
+        <w:rPr>
+          <w:rFonts w:ascii="Courier New" w:eastAsia="Times New Roman" w:hAnsi="Courier New" w:cs="Courier New"/>
+          <w:color w:val="F8F8F2"/>
+          <w:kern w:val="0"/>
+          <w:sz w:val="18"/>
+          <w:szCs w:val="18"/>
+          <w14:ligatures w14:val="none"/>
+        </w:rPr>
+        <w:t xml:space="preserve">            </w:t>
+      </w:r>
+      <w:r>
+        <w:rPr>
+          <w:rFonts w:ascii="Courier New" w:eastAsia="Times New Roman" w:hAnsi="Courier New" w:cs="Courier New"/>
+          <w:color w:val="9CDCFE"/>
+          <w:kern w:val="0"/>
+          <w:sz w:val="18"/>
+          <w:szCs w:val="18"/>
+          <w14:ligatures w14:val="none"/>
+        </w:rPr>
+        <w:t>"days"</w:t>
+      </w:r>
+      <w:r>
+        <w:rPr>
+          <w:rFonts w:ascii="Courier New" w:eastAsia="Times New Roman" w:hAnsi="Courier New" w:cs="Courier New"/>
+          <w:color w:val="DCDCDC"/>
+          <w:kern w:val="0"/>
+          <w:sz w:val="18"/>
+          <w:szCs w:val="18"/>
+          <w14:ligatures w14:val="none"/>
+        </w:rPr>
+        <w:t>:</w:t>
+      </w:r>
+      <w:r>
+        <w:rPr>
+          <w:rFonts w:ascii="Courier New" w:eastAsia="Times New Roman" w:hAnsi="Courier New" w:cs="Courier New"/>
+          <w:color w:val="F8F8F2"/>
+          <w:kern w:val="0"/>
+          <w:sz w:val="18"/>
+          <w:szCs w:val="18"/>
+          <w14:ligatures w14:val="none"/>
+        </w:rPr>
+        <w:t xml:space="preserve"> </w:t>
+      </w:r>
+      <w:r>
+        <w:rPr>
+          <w:rFonts w:ascii="Courier New" w:eastAsia="Times New Roman" w:hAnsi="Courier New" w:cs="Courier New"/>
+          <w:color w:val="CE9178"/>
+          <w:kern w:val="0"/>
+          <w:sz w:val="18"/>
+          <w:szCs w:val="18"/>
+          <w14:ligatures w14:val="none"/>
+        </w:rPr>
+        <w:t>"Sat-Thu"</w:t>
+      </w:r>
+      <w:r>
+        <w:rPr>
+          <w:rFonts w:ascii="Courier New" w:eastAsia="Times New Roman" w:hAnsi="Courier New" w:cs="Courier New"/>
+          <w:color w:val="DCDCDC"/>
+          <w:kern w:val="0"/>
+          <w:sz w:val="18"/>
+          <w:szCs w:val="18"/>
+          <w14:ligatures w14:val="none"/>
+        </w:rPr>
+        <w:t>,</w:t>
+      </w:r>
     </w:p>
     <w:p>
       <w:pPr>
@@ -18955,18 +19005,18 @@
           <w:szCs w:val="18"/>
           <w14:ligatures w14:val="none"/>
         </w:rPr>
-        <w:t xml:space="preserve">  </w:t>
-      </w:r>
-      <w:r>
-        <w:rPr>
-          <w:rFonts w:ascii="Courier New" w:eastAsia="Times New Roman" w:hAnsi="Courier New" w:cs="Courier New"/>
-          <w:color w:val="9CDCFE"/>
-          <w:kern w:val="0"/>
-          <w:sz w:val="18"/>
-          <w:szCs w:val="18"/>
-          <w14:ligatures w14:val="none"/>
-        </w:rPr>
-        <w:t>"quantity"</w:t>
+        <w:t xml:space="preserve">            </w:t>
+      </w:r>
+      <w:r>
+        <w:rPr>
+          <w:rFonts w:ascii="Courier New" w:eastAsia="Times New Roman" w:hAnsi="Courier New" w:cs="Courier New"/>
+          <w:color w:val="9CDCFE"/>
+          <w:kern w:val="0"/>
+          <w:sz w:val="18"/>
+          <w:szCs w:val="18"/>
+          <w14:ligatures w14:val="none"/>
+        </w:rPr>
+        <w:t>"time"</w:t>
       </w:r>
       <w:r>
         <w:rPr>
@@ -18993,13 +19043,13 @@
       <w:r>
         <w:rPr>
           <w:rFonts w:ascii="Courier New" w:eastAsia="Times New Roman" w:hAnsi="Courier New" w:cs="Courier New"/>
-          <w:color w:val="B5CEA8"/>
-          <w:kern w:val="0"/>
-          <w:sz w:val="18"/>
-          <w:szCs w:val="18"/>
-          <w14:ligatures w14:val="none"/>
-        </w:rPr>
-        <w:t>250</w:t>
+          <w:color w:val="CE9178"/>
+          <w:kern w:val="0"/>
+          <w:sz w:val="18"/>
+          <w:szCs w:val="18"/>
+          <w14:ligatures w14:val="none"/>
+        </w:rPr>
+        <w:t>"9AM-11PM"</w:t>
       </w:r>
     </w:p>
     <w:p>
@@ -19020,6 +19070,28 @@
           <w14:ligatures w14:val="none"/>
         </w:rPr>
       </w:pPr>
+      <w:r>
+        <w:rPr>
+          <w:rFonts w:ascii="Courier New" w:eastAsia="Times New Roman" w:hAnsi="Courier New" w:cs="Courier New"/>
+          <w:color w:val="F8F8F2"/>
+          <w:kern w:val="0"/>
+          <w:sz w:val="18"/>
+          <w:szCs w:val="18"/>
+          <w14:ligatures w14:val="none"/>
+        </w:rPr>
+        <w:t xml:space="preserve">        </w:t>
+      </w:r>
+      <w:r>
+        <w:rPr>
+          <w:rFonts w:ascii="Courier New" w:eastAsia="Times New Roman" w:hAnsi="Courier New" w:cs="Courier New"/>
+          <w:color w:val="DCDCDC"/>
+          <w:kern w:val="0"/>
+          <w:sz w:val="18"/>
+          <w:szCs w:val="18"/>
+          <w14:ligatures w14:val="none"/>
+        </w:rPr>
+        <w:t>},</w:t>
+      </w:r>
     </w:p>
     <w:p>
       <w:pPr>
@@ -19042,272 +19114,25 @@
       <w:r>
         <w:rPr>
           <w:rFonts w:ascii="Courier New" w:eastAsia="Times New Roman" w:hAnsi="Courier New" w:cs="Courier New"/>
-          <w:color w:val="DCDCDC"/>
-          <w:kern w:val="0"/>
-          <w:sz w:val="18"/>
-          <w:szCs w:val="18"/>
-          <w14:ligatures w14:val="none"/>
-        </w:rPr>
-        <w:t>}</w:t>
-      </w:r>
-    </w:p>
-    <w:p>
-      <w:pPr>
-        <w:pStyle w:val="ListParagraph"/>
-        <w:ind w:left="1080"/>
-      </w:pPr>
-    </w:p>
-    <w:p>
-      <w:pPr>
-        <w:pStyle w:val="ListParagraph"/>
-        <w:numPr>
-          <w:ilvl w:val="0"/>
-          <w:numId w:val="14"/>
-        </w:numPr>
-      </w:pPr>
-      <w:r>
-        <w:t xml:space="preserve">Delete </w:t>
-      </w:r>
-      <w:proofErr w:type="gramStart"/>
-      <w:r>
-        <w:t>medicine :</w:t>
-      </w:r>
-      <w:proofErr w:type="gramEnd"/>
-    </w:p>
-    <w:p>
-      <w:pPr>
-        <w:pStyle w:val="ListParagraph"/>
-        <w:numPr>
-          <w:ilvl w:val="0"/>
-          <w:numId w:val="2"/>
-        </w:numPr>
-      </w:pPr>
-      <w:proofErr w:type="gramStart"/>
-      <w:r>
-        <w:t>Method :</w:t>
-      </w:r>
-      <w:proofErr w:type="gramEnd"/>
-      <w:r>
-        <w:t xml:space="preserve"> delete</w:t>
-      </w:r>
-    </w:p>
-    <w:p>
-      <w:pPr>
-        <w:pStyle w:val="ListParagraph"/>
-        <w:numPr>
-          <w:ilvl w:val="0"/>
-          <w:numId w:val="2"/>
-        </w:numPr>
-      </w:pPr>
-      <w:r>
-        <w:t>/</w:t>
-      </w:r>
-      <w:proofErr w:type="spellStart"/>
-      <w:r>
-        <w:t>api</w:t>
-      </w:r>
-      <w:proofErr w:type="spellEnd"/>
-      <w:r>
-        <w:t>/pharmacy/delete-medicine/</w:t>
-      </w:r>
-      <w:proofErr w:type="spellStart"/>
-      <w:r>
-        <w:t>medicineId</w:t>
-      </w:r>
-      <w:proofErr w:type="spellEnd"/>
-    </w:p>
-    <w:p>
-      <w:pPr>
-        <w:pStyle w:val="ListParagraph"/>
-        <w:ind w:left="1080"/>
-      </w:pPr>
-    </w:p>
-    <w:p>
-      <w:pPr>
-        <w:pStyle w:val="ListParagraph"/>
-        <w:ind w:left="1080"/>
-      </w:pPr>
-    </w:p>
-    <w:p>
-      <w:pPr>
-        <w:pStyle w:val="ListParagraph"/>
-        <w:numPr>
-          <w:ilvl w:val="0"/>
-          <w:numId w:val="14"/>
-        </w:numPr>
-      </w:pPr>
-      <w:r>
-        <w:t xml:space="preserve">Search for </w:t>
-      </w:r>
-      <w:proofErr w:type="gramStart"/>
-      <w:r>
-        <w:t>medicine :</w:t>
-      </w:r>
-      <w:proofErr w:type="gramEnd"/>
-    </w:p>
-    <w:p>
-      <w:pPr>
-        <w:pStyle w:val="ListParagraph"/>
-        <w:numPr>
-          <w:ilvl w:val="0"/>
-          <w:numId w:val="2"/>
-        </w:numPr>
-      </w:pPr>
-      <w:proofErr w:type="gramStart"/>
-      <w:r>
-        <w:t>Method :</w:t>
-      </w:r>
-      <w:proofErr w:type="gramEnd"/>
-      <w:r>
-        <w:t xml:space="preserve"> get</w:t>
-      </w:r>
-    </w:p>
-    <w:p>
-      <w:pPr>
-        <w:pStyle w:val="ListParagraph"/>
-        <w:numPr>
-          <w:ilvl w:val="0"/>
-          <w:numId w:val="2"/>
-        </w:numPr>
-      </w:pPr>
-      <w:r>
-        <w:t>/</w:t>
-      </w:r>
-      <w:proofErr w:type="spellStart"/>
-      <w:r>
-        <w:t>api</w:t>
-      </w:r>
-      <w:proofErr w:type="spellEnd"/>
-      <w:r>
-        <w:t>/pharmacy/</w:t>
-      </w:r>
-      <w:proofErr w:type="spellStart"/>
-      <w:r>
-        <w:t>search?name</w:t>
-      </w:r>
-      <w:proofErr w:type="spellEnd"/>
-      <w:r>
-        <w:t>=</w:t>
-      </w:r>
-      <w:r>
-        <w:t>XXX</w:t>
-      </w:r>
-    </w:p>
-    <w:p>
-      <w:pPr>
-        <w:pStyle w:val="ListParagraph"/>
-        <w:numPr>
-          <w:ilvl w:val="0"/>
-          <w:numId w:val="2"/>
-        </w:numPr>
-      </w:pPr>
-      <w:r>
-        <w:rPr>
-          <w:noProof/>
-        </w:rPr>
-        <w:lastRenderedPageBreak/>
-        <w:drawing>
-          <wp:inline distT="0" distB="0" distL="0" distR="0" wp14:anchorId="34D33DC0" wp14:editId="6C4C8163">
-            <wp:extent cx="5943600" cy="3317875"/>
-            <wp:effectExtent l="0" t="0" r="0" b="0"/>
-            <wp:docPr id="3" name="Picture 3"/>
-            <wp:cNvGraphicFramePr>
-              <a:graphicFrameLocks xmlns:a="http://schemas.openxmlformats.org/drawingml/2006/main" noChangeAspect="1"/>
-            </wp:cNvGraphicFramePr>
-            <a:graphic xmlns:a="http://schemas.openxmlformats.org/drawingml/2006/main">
-              <a:graphicData uri="http://schemas.openxmlformats.org/drawingml/2006/picture">
-                <pic:pic xmlns:pic="http://schemas.openxmlformats.org/drawingml/2006/picture">
-                  <pic:nvPicPr>
-                    <pic:cNvPr id="1" name=""/>
-                    <pic:cNvPicPr/>
-                  </pic:nvPicPr>
-                  <pic:blipFill>
-                    <a:blip r:embed="rId13"/>
-                    <a:stretch>
-                      <a:fillRect/>
-                    </a:stretch>
-                  </pic:blipFill>
-                  <pic:spPr>
-                    <a:xfrm>
-                      <a:off x="0" y="0"/>
-                      <a:ext cx="5943600" cy="3317875"/>
-                    </a:xfrm>
-                    <a:prstGeom prst="rect">
-                      <a:avLst/>
-                    </a:prstGeom>
-                  </pic:spPr>
-                </pic:pic>
-              </a:graphicData>
-            </a:graphic>
-          </wp:inline>
-        </w:drawing>
-      </w:r>
-    </w:p>
-    <w:p>
-      <w:pPr>
-        <w:pStyle w:val="ListParagraph"/>
-        <w:numPr>
-          <w:ilvl w:val="0"/>
-          <w:numId w:val="14"/>
-        </w:numPr>
-      </w:pPr>
-      <w:r>
-        <w:t>dispense medicine</w:t>
-      </w:r>
-      <w:r>
-        <w:t>:</w:t>
-      </w:r>
-    </w:p>
-    <w:p>
-      <w:pPr>
-        <w:pStyle w:val="ListParagraph"/>
-        <w:numPr>
-          <w:ilvl w:val="0"/>
-          <w:numId w:val="2"/>
-        </w:numPr>
-      </w:pPr>
-      <w:proofErr w:type="gramStart"/>
-      <w:r>
-        <w:t>method :</w:t>
-      </w:r>
-      <w:proofErr w:type="gramEnd"/>
-      <w:r>
-        <w:t xml:space="preserve"> post</w:t>
-      </w:r>
-    </w:p>
-    <w:p>
-      <w:pPr>
-        <w:pStyle w:val="ListParagraph"/>
-        <w:numPr>
-          <w:ilvl w:val="0"/>
-          <w:numId w:val="2"/>
-        </w:numPr>
-      </w:pPr>
-      <w:r>
-        <w:t>/</w:t>
-      </w:r>
-      <w:proofErr w:type="spellStart"/>
-      <w:r>
-        <w:t>api</w:t>
-      </w:r>
-      <w:proofErr w:type="spellEnd"/>
-      <w:r>
-        <w:t>/pharmacy/dispense</w:t>
-      </w:r>
-    </w:p>
-    <w:p>
-      <w:pPr>
-        <w:pStyle w:val="ListParagraph"/>
-        <w:numPr>
-          <w:ilvl w:val="0"/>
-          <w:numId w:val="2"/>
-        </w:numPr>
-      </w:pPr>
-      <w:proofErr w:type="gramStart"/>
-      <w:r>
-        <w:t>Ex :</w:t>
-      </w:r>
-      <w:proofErr w:type="gramEnd"/>
+          <w:color w:val="F8F8F2"/>
+          <w:kern w:val="0"/>
+          <w:sz w:val="18"/>
+          <w:szCs w:val="18"/>
+          <w14:ligatures w14:val="none"/>
+        </w:rPr>
+        <w:t xml:space="preserve">        </w:t>
+      </w:r>
+      <w:r>
+        <w:rPr>
+          <w:rFonts w:ascii="Courier New" w:eastAsia="Times New Roman" w:hAnsi="Courier New" w:cs="Courier New"/>
+          <w:color w:val="DCDCDC"/>
+          <w:kern w:val="0"/>
+          <w:sz w:val="18"/>
+          <w:szCs w:val="18"/>
+          <w14:ligatures w14:val="none"/>
+        </w:rPr>
+        <w:t>{</w:t>
+      </w:r>
     </w:p>
     <w:p>
       <w:pPr>
@@ -19330,13 +19155,68 @@
       <w:r>
         <w:rPr>
           <w:rFonts w:ascii="Courier New" w:eastAsia="Times New Roman" w:hAnsi="Courier New" w:cs="Courier New"/>
-          <w:color w:val="DCDCDC"/>
-          <w:kern w:val="0"/>
-          <w:sz w:val="18"/>
-          <w:szCs w:val="18"/>
-          <w14:ligatures w14:val="none"/>
-        </w:rPr>
-        <w:t>{</w:t>
+          <w:color w:val="F8F8F2"/>
+          <w:kern w:val="0"/>
+          <w:sz w:val="18"/>
+          <w:szCs w:val="18"/>
+          <w14:ligatures w14:val="none"/>
+        </w:rPr>
+        <w:t xml:space="preserve">            </w:t>
+      </w:r>
+      <w:r>
+        <w:rPr>
+          <w:rFonts w:ascii="Courier New" w:eastAsia="Times New Roman" w:hAnsi="Courier New" w:cs="Courier New"/>
+          <w:color w:val="9CDCFE"/>
+          <w:kern w:val="0"/>
+          <w:sz w:val="18"/>
+          <w:szCs w:val="18"/>
+          <w14:ligatures w14:val="none"/>
+        </w:rPr>
+        <w:t>"days"</w:t>
+      </w:r>
+      <w:r>
+        <w:rPr>
+          <w:rFonts w:ascii="Courier New" w:eastAsia="Times New Roman" w:hAnsi="Courier New" w:cs="Courier New"/>
+          <w:color w:val="DCDCDC"/>
+          <w:kern w:val="0"/>
+          <w:sz w:val="18"/>
+          <w:szCs w:val="18"/>
+          <w14:ligatures w14:val="none"/>
+        </w:rPr>
+        <w:t>:</w:t>
+      </w:r>
+      <w:r>
+        <w:rPr>
+          <w:rFonts w:ascii="Courier New" w:eastAsia="Times New Roman" w:hAnsi="Courier New" w:cs="Courier New"/>
+          <w:color w:val="F8F8F2"/>
+          <w:kern w:val="0"/>
+          <w:sz w:val="18"/>
+          <w:szCs w:val="18"/>
+          <w14:ligatures w14:val="none"/>
+        </w:rPr>
+        <w:t xml:space="preserve"> </w:t>
+      </w:r>
+      <w:r>
+        <w:rPr>
+          <w:rFonts w:ascii="Courier New" w:eastAsia="Times New Roman" w:hAnsi="Courier New" w:cs="Courier New"/>
+          <w:color w:val="CE9178"/>
+          <w:kern w:val="0"/>
+          <w:sz w:val="18"/>
+          <w:szCs w:val="18"/>
+          <w14:ligatures w14:val="none"/>
+        </w:rPr>
+        <w:t>"Fri"</w:t>
+      </w:r>
+      <w:r>
+        <w:rPr>
+          <w:rFonts w:ascii="Courier New" w:eastAsia="Times New Roman" w:hAnsi="Courier New" w:cs="Courier New"/>
+          <w:color w:val="DCDCDC"/>
+          <w:kern w:val="0"/>
+          <w:sz w:val="18"/>
+          <w:szCs w:val="18"/>
+          <w14:ligatures w14:val="none"/>
+        </w:rPr>
+        <w:t>,</w:t>
       </w:r>
     </w:p>
     <w:p>
@@ -19366,42 +19246,18 @@
           <w:szCs w:val="18"/>
           <w14:ligatures w14:val="none"/>
         </w:rPr>
-        <w:t xml:space="preserve">  </w:t>
-      </w:r>
-      <w:r>
-        <w:rPr>
-          <w:rFonts w:ascii="Courier New" w:eastAsia="Times New Roman" w:hAnsi="Courier New" w:cs="Courier New"/>
-          <w:color w:val="9CDCFE"/>
-          <w:kern w:val="0"/>
-          <w:sz w:val="18"/>
-          <w:szCs w:val="18"/>
-          <w14:ligatures w14:val="none"/>
-        </w:rPr>
-        <w:t>"</w:t>
-      </w:r>
-      <w:proofErr w:type="spellStart"/>
-      <w:r>
-        <w:rPr>
-          <w:rFonts w:ascii="Courier New" w:eastAsia="Times New Roman" w:hAnsi="Courier New" w:cs="Courier New"/>
-          <w:color w:val="9CDCFE"/>
-          <w:kern w:val="0"/>
-          <w:sz w:val="18"/>
-          <w:szCs w:val="18"/>
-          <w14:ligatures w14:val="none"/>
-        </w:rPr>
-        <w:t>stockId</w:t>
-      </w:r>
-      <w:proofErr w:type="spellEnd"/>
-      <w:r>
-        <w:rPr>
-          <w:rFonts w:ascii="Courier New" w:eastAsia="Times New Roman" w:hAnsi="Courier New" w:cs="Courier New"/>
-          <w:color w:val="9CDCFE"/>
-          <w:kern w:val="0"/>
-          <w:sz w:val="18"/>
-          <w:szCs w:val="18"/>
-          <w14:ligatures w14:val="none"/>
-        </w:rPr>
-        <w:t>"</w:t>
+        <w:t xml:space="preserve">            </w:t>
+      </w:r>
+      <w:r>
+        <w:rPr>
+          <w:rFonts w:ascii="Courier New" w:eastAsia="Times New Roman" w:hAnsi="Courier New" w:cs="Courier New"/>
+          <w:color w:val="9CDCFE"/>
+          <w:kern w:val="0"/>
+          <w:sz w:val="18"/>
+          <w:szCs w:val="18"/>
+          <w14:ligatures w14:val="none"/>
+        </w:rPr>
+        <w:t>"time"</w:t>
       </w:r>
       <w:r>
         <w:rPr>
@@ -19434,18 +19290,7 @@
           <w:szCs w:val="18"/>
           <w14:ligatures w14:val="none"/>
         </w:rPr>
-        <w:t>"699a269adf6c8a5e5753c1c6"</w:t>
-      </w:r>
-      <w:r>
-        <w:rPr>
-          <w:rFonts w:ascii="Courier New" w:eastAsia="Times New Roman" w:hAnsi="Courier New" w:cs="Courier New"/>
-          <w:color w:val="DCDCDC"/>
-          <w:kern w:val="0"/>
-          <w:sz w:val="18"/>
-          <w:szCs w:val="18"/>
-          <w14:ligatures w14:val="none"/>
-        </w:rPr>
-        <w:t>,</w:t>
+        <w:t>"2PM-11PM"</w:t>
       </w:r>
     </w:p>
     <w:p>
@@ -19475,75 +19320,18 @@
           <w:szCs w:val="18"/>
           <w14:ligatures w14:val="none"/>
         </w:rPr>
-        <w:t xml:space="preserve">  </w:t>
-      </w:r>
-      <w:r>
-        <w:rPr>
-          <w:rFonts w:ascii="Courier New" w:eastAsia="Times New Roman" w:hAnsi="Courier New" w:cs="Courier New"/>
-          <w:color w:val="9CDCFE"/>
-          <w:kern w:val="0"/>
-          <w:sz w:val="18"/>
-          <w:szCs w:val="18"/>
-          <w14:ligatures w14:val="none"/>
-        </w:rPr>
-        <w:t>"</w:t>
-      </w:r>
-      <w:proofErr w:type="spellStart"/>
-      <w:r>
-        <w:rPr>
-          <w:rFonts w:ascii="Courier New" w:eastAsia="Times New Roman" w:hAnsi="Courier New" w:cs="Courier New"/>
-          <w:color w:val="9CDCFE"/>
-          <w:kern w:val="0"/>
-          <w:sz w:val="18"/>
-          <w:szCs w:val="18"/>
-          <w14:ligatures w14:val="none"/>
-        </w:rPr>
-        <w:t>quantityToDispense</w:t>
-      </w:r>
-      <w:proofErr w:type="spellEnd"/>
-      <w:r>
-        <w:rPr>
-          <w:rFonts w:ascii="Courier New" w:eastAsia="Times New Roman" w:hAnsi="Courier New" w:cs="Courier New"/>
-          <w:color w:val="9CDCFE"/>
-          <w:kern w:val="0"/>
-          <w:sz w:val="18"/>
-          <w:szCs w:val="18"/>
-          <w14:ligatures w14:val="none"/>
-        </w:rPr>
-        <w:t>"</w:t>
-      </w:r>
-      <w:r>
-        <w:rPr>
-          <w:rFonts w:ascii="Courier New" w:eastAsia="Times New Roman" w:hAnsi="Courier New" w:cs="Courier New"/>
-          <w:color w:val="DCDCDC"/>
-          <w:kern w:val="0"/>
-          <w:sz w:val="18"/>
-          <w:szCs w:val="18"/>
-          <w14:ligatures w14:val="none"/>
-        </w:rPr>
-        <w:t>:</w:t>
-      </w:r>
-      <w:r>
-        <w:rPr>
-          <w:rFonts w:ascii="Courier New" w:eastAsia="Times New Roman" w:hAnsi="Courier New" w:cs="Courier New"/>
-          <w:color w:val="F8F8F2"/>
-          <w:kern w:val="0"/>
-          <w:sz w:val="18"/>
-          <w:szCs w:val="18"/>
-          <w14:ligatures w14:val="none"/>
-        </w:rPr>
-        <w:t xml:space="preserve"> </w:t>
-      </w:r>
-      <w:r>
-        <w:rPr>
-          <w:rFonts w:ascii="Courier New" w:eastAsia="Times New Roman" w:hAnsi="Courier New" w:cs="Courier New"/>
-          <w:color w:val="B5CEA8"/>
-          <w:kern w:val="0"/>
-          <w:sz w:val="18"/>
-          <w:szCs w:val="18"/>
-          <w14:ligatures w14:val="none"/>
-        </w:rPr>
-        <w:t>2</w:t>
+        <w:t xml:space="preserve">        </w:t>
+      </w:r>
+      <w:r>
+        <w:rPr>
+          <w:rFonts w:ascii="Courier New" w:eastAsia="Times New Roman" w:hAnsi="Courier New" w:cs="Courier New"/>
+          <w:color w:val="DCDCDC"/>
+          <w:kern w:val="0"/>
+          <w:sz w:val="18"/>
+          <w:szCs w:val="18"/>
+          <w14:ligatures w14:val="none"/>
+        </w:rPr>
+        <w:t>}</w:t>
       </w:r>
     </w:p>
     <w:p>
@@ -19567,6 +19355,570 @@
       <w:r>
         <w:rPr>
           <w:rFonts w:ascii="Courier New" w:eastAsia="Times New Roman" w:hAnsi="Courier New" w:cs="Courier New"/>
+          <w:color w:val="F8F8F2"/>
+          <w:kern w:val="0"/>
+          <w:sz w:val="18"/>
+          <w:szCs w:val="18"/>
+          <w14:ligatures w14:val="none"/>
+        </w:rPr>
+        <w:t xml:space="preserve">    </w:t>
+      </w:r>
+      <w:r>
+        <w:rPr>
+          <w:rFonts w:ascii="Courier New" w:eastAsia="Times New Roman" w:hAnsi="Courier New" w:cs="Courier New"/>
+          <w:color w:val="DCDCDC"/>
+          <w:kern w:val="0"/>
+          <w:sz w:val="18"/>
+          <w:szCs w:val="18"/>
+          <w14:ligatures w14:val="none"/>
+        </w:rPr>
+        <w:t>],</w:t>
+      </w:r>
+    </w:p>
+    <w:p>
+      <w:pPr>
+        <w:pStyle w:val="ListParagraph"/>
+        <w:numPr>
+          <w:ilvl w:val="0"/>
+          <w:numId w:val="2"/>
+        </w:numPr>
+        <w:shd w:val="clear" w:color="auto" w:fill="212121"/>
+        <w:spacing w:after="0" w:line="270" w:lineRule="atLeast"/>
+        <w:rPr>
+          <w:rFonts w:ascii="Courier New" w:eastAsia="Times New Roman" w:hAnsi="Courier New" w:cs="Courier New"/>
+          <w:color w:val="F8F8F2"/>
+          <w:kern w:val="0"/>
+          <w:sz w:val="18"/>
+          <w:szCs w:val="18"/>
+          <w14:ligatures w14:val="none"/>
+        </w:rPr>
+      </w:pPr>
+      <w:r>
+        <w:rPr>
+          <w:rFonts w:ascii="Courier New" w:eastAsia="Times New Roman" w:hAnsi="Courier New" w:cs="Courier New"/>
+          <w:color w:val="F8F8F2"/>
+          <w:kern w:val="0"/>
+          <w:sz w:val="18"/>
+          <w:szCs w:val="18"/>
+          <w14:ligatures w14:val="none"/>
+        </w:rPr>
+        <w:t xml:space="preserve">    </w:t>
+      </w:r>
+      <w:r>
+        <w:rPr>
+          <w:rFonts w:ascii="Courier New" w:eastAsia="Times New Roman" w:hAnsi="Courier New" w:cs="Courier New"/>
+          <w:color w:val="9CDCFE"/>
+          <w:kern w:val="0"/>
+          <w:sz w:val="18"/>
+          <w:szCs w:val="18"/>
+          <w14:ligatures w14:val="none"/>
+        </w:rPr>
+        <w:t>"addresses"</w:t>
+      </w:r>
+      <w:r>
+        <w:rPr>
+          <w:rFonts w:ascii="Courier New" w:eastAsia="Times New Roman" w:hAnsi="Courier New" w:cs="Courier New"/>
+          <w:color w:val="DCDCDC"/>
+          <w:kern w:val="0"/>
+          <w:sz w:val="18"/>
+          <w:szCs w:val="18"/>
+          <w14:ligatures w14:val="none"/>
+        </w:rPr>
+        <w:t>:</w:t>
+      </w:r>
+      <w:r>
+        <w:rPr>
+          <w:rFonts w:ascii="Courier New" w:eastAsia="Times New Roman" w:hAnsi="Courier New" w:cs="Courier New"/>
+          <w:color w:val="F8F8F2"/>
+          <w:kern w:val="0"/>
+          <w:sz w:val="18"/>
+          <w:szCs w:val="18"/>
+          <w14:ligatures w14:val="none"/>
+        </w:rPr>
+        <w:t xml:space="preserve"> </w:t>
+      </w:r>
+      <w:r>
+        <w:rPr>
+          <w:rFonts w:ascii="Courier New" w:eastAsia="Times New Roman" w:hAnsi="Courier New" w:cs="Courier New"/>
+          <w:color w:val="DCDCDC"/>
+          <w:kern w:val="0"/>
+          <w:sz w:val="18"/>
+          <w:szCs w:val="18"/>
+          <w14:ligatures w14:val="none"/>
+        </w:rPr>
+        <w:t>[</w:t>
+      </w:r>
+    </w:p>
+    <w:p>
+      <w:pPr>
+        <w:pStyle w:val="ListParagraph"/>
+        <w:numPr>
+          <w:ilvl w:val="0"/>
+          <w:numId w:val="2"/>
+        </w:numPr>
+        <w:shd w:val="clear" w:color="auto" w:fill="212121"/>
+        <w:spacing w:after="0" w:line="270" w:lineRule="atLeast"/>
+        <w:rPr>
+          <w:rFonts w:ascii="Courier New" w:eastAsia="Times New Roman" w:hAnsi="Courier New" w:cs="Courier New"/>
+          <w:color w:val="F8F8F2"/>
+          <w:kern w:val="0"/>
+          <w:sz w:val="18"/>
+          <w:szCs w:val="18"/>
+          <w14:ligatures w14:val="none"/>
+        </w:rPr>
+      </w:pPr>
+      <w:r>
+        <w:rPr>
+          <w:rFonts w:ascii="Courier New" w:eastAsia="Times New Roman" w:hAnsi="Courier New" w:cs="Courier New"/>
+          <w:color w:val="F8F8F2"/>
+          <w:kern w:val="0"/>
+          <w:sz w:val="18"/>
+          <w:szCs w:val="18"/>
+          <w14:ligatures w14:val="none"/>
+        </w:rPr>
+        <w:t xml:space="preserve">        </w:t>
+      </w:r>
+      <w:r>
+        <w:rPr>
+          <w:rFonts w:ascii="Courier New" w:eastAsia="Times New Roman" w:hAnsi="Courier New" w:cs="Courier New"/>
+          <w:color w:val="DCDCDC"/>
+          <w:kern w:val="0"/>
+          <w:sz w:val="18"/>
+          <w:szCs w:val="18"/>
+          <w14:ligatures w14:val="none"/>
+        </w:rPr>
+        <w:t>{</w:t>
+      </w:r>
+    </w:p>
+    <w:p>
+      <w:pPr>
+        <w:pStyle w:val="ListParagraph"/>
+        <w:numPr>
+          <w:ilvl w:val="0"/>
+          <w:numId w:val="2"/>
+        </w:numPr>
+        <w:shd w:val="clear" w:color="auto" w:fill="212121"/>
+        <w:spacing w:after="0" w:line="270" w:lineRule="atLeast"/>
+        <w:rPr>
+          <w:rFonts w:ascii="Courier New" w:eastAsia="Times New Roman" w:hAnsi="Courier New" w:cs="Courier New"/>
+          <w:color w:val="F8F8F2"/>
+          <w:kern w:val="0"/>
+          <w:sz w:val="18"/>
+          <w:szCs w:val="18"/>
+          <w14:ligatures w14:val="none"/>
+        </w:rPr>
+      </w:pPr>
+      <w:r>
+        <w:rPr>
+          <w:rFonts w:ascii="Courier New" w:eastAsia="Times New Roman" w:hAnsi="Courier New" w:cs="Courier New"/>
+          <w:color w:val="F8F8F2"/>
+          <w:kern w:val="0"/>
+          <w:sz w:val="18"/>
+          <w:szCs w:val="18"/>
+          <w14:ligatures w14:val="none"/>
+        </w:rPr>
+        <w:t xml:space="preserve">            </w:t>
+      </w:r>
+      <w:r>
+        <w:rPr>
+          <w:rFonts w:ascii="Courier New" w:eastAsia="Times New Roman" w:hAnsi="Courier New" w:cs="Courier New"/>
+          <w:color w:val="9CDCFE"/>
+          <w:kern w:val="0"/>
+          <w:sz w:val="18"/>
+          <w:szCs w:val="18"/>
+          <w14:ligatures w14:val="none"/>
+        </w:rPr>
+        <w:t>"</w:t>
+      </w:r>
+      <w:proofErr w:type="spellStart"/>
+      <w:r>
+        <w:rPr>
+          <w:rFonts w:ascii="Courier New" w:eastAsia="Times New Roman" w:hAnsi="Courier New" w:cs="Courier New"/>
+          <w:color w:val="9CDCFE"/>
+          <w:kern w:val="0"/>
+          <w:sz w:val="18"/>
+          <w:szCs w:val="18"/>
+          <w14:ligatures w14:val="none"/>
+        </w:rPr>
+        <w:t>addressText</w:t>
+      </w:r>
+      <w:proofErr w:type="spellEnd"/>
+      <w:r>
+        <w:rPr>
+          <w:rFonts w:ascii="Courier New" w:eastAsia="Times New Roman" w:hAnsi="Courier New" w:cs="Courier New"/>
+          <w:color w:val="9CDCFE"/>
+          <w:kern w:val="0"/>
+          <w:sz w:val="18"/>
+          <w:szCs w:val="18"/>
+          <w14:ligatures w14:val="none"/>
+        </w:rPr>
+        <w:t>"</w:t>
+      </w:r>
+      <w:r>
+        <w:rPr>
+          <w:rFonts w:ascii="Courier New" w:eastAsia="Times New Roman" w:hAnsi="Courier New" w:cs="Courier New"/>
+          <w:color w:val="DCDCDC"/>
+          <w:kern w:val="0"/>
+          <w:sz w:val="18"/>
+          <w:szCs w:val="18"/>
+          <w14:ligatures w14:val="none"/>
+        </w:rPr>
+        <w:t>:</w:t>
+      </w:r>
+      <w:r>
+        <w:rPr>
+          <w:rFonts w:ascii="Courier New" w:eastAsia="Times New Roman" w:hAnsi="Courier New" w:cs="Courier New"/>
+          <w:color w:val="F8F8F2"/>
+          <w:kern w:val="0"/>
+          <w:sz w:val="18"/>
+          <w:szCs w:val="18"/>
+          <w14:ligatures w14:val="none"/>
+        </w:rPr>
+        <w:t xml:space="preserve"> </w:t>
+      </w:r>
+      <w:r>
+        <w:rPr>
+          <w:rFonts w:ascii="Courier New" w:eastAsia="Times New Roman" w:hAnsi="Courier New" w:cs="Courier New"/>
+          <w:color w:val="CE9178"/>
+          <w:kern w:val="0"/>
+          <w:sz w:val="18"/>
+          <w:szCs w:val="18"/>
+          <w14:ligatures w14:val="none"/>
+        </w:rPr>
+        <w:t>"15 Street, Maadi, Cairo"</w:t>
+      </w:r>
+      <w:r>
+        <w:rPr>
+          <w:rFonts w:ascii="Courier New" w:eastAsia="Times New Roman" w:hAnsi="Courier New" w:cs="Courier New"/>
+          <w:color w:val="DCDCDC"/>
+          <w:kern w:val="0"/>
+          <w:sz w:val="18"/>
+          <w:szCs w:val="18"/>
+          <w14:ligatures w14:val="none"/>
+        </w:rPr>
+        <w:t>,</w:t>
+      </w:r>
+    </w:p>
+    <w:p>
+      <w:pPr>
+        <w:pStyle w:val="ListParagraph"/>
+        <w:numPr>
+          <w:ilvl w:val="0"/>
+          <w:numId w:val="2"/>
+        </w:numPr>
+        <w:shd w:val="clear" w:color="auto" w:fill="212121"/>
+        <w:spacing w:after="0" w:line="270" w:lineRule="atLeast"/>
+        <w:rPr>
+          <w:rFonts w:ascii="Courier New" w:eastAsia="Times New Roman" w:hAnsi="Courier New" w:cs="Courier New"/>
+          <w:color w:val="F8F8F2"/>
+          <w:kern w:val="0"/>
+          <w:sz w:val="18"/>
+          <w:szCs w:val="18"/>
+          <w14:ligatures w14:val="none"/>
+        </w:rPr>
+      </w:pPr>
+      <w:r>
+        <w:rPr>
+          <w:rFonts w:ascii="Courier New" w:eastAsia="Times New Roman" w:hAnsi="Courier New" w:cs="Courier New"/>
+          <w:color w:val="F8F8F2"/>
+          <w:kern w:val="0"/>
+          <w:sz w:val="18"/>
+          <w:szCs w:val="18"/>
+          <w14:ligatures w14:val="none"/>
+        </w:rPr>
+        <w:t xml:space="preserve">            </w:t>
+      </w:r>
+      <w:r>
+        <w:rPr>
+          <w:rFonts w:ascii="Courier New" w:eastAsia="Times New Roman" w:hAnsi="Courier New" w:cs="Courier New"/>
+          <w:color w:val="9CDCFE"/>
+          <w:kern w:val="0"/>
+          <w:sz w:val="18"/>
+          <w:szCs w:val="18"/>
+          <w14:ligatures w14:val="none"/>
+        </w:rPr>
+        <w:t>"location"</w:t>
+      </w:r>
+      <w:r>
+        <w:rPr>
+          <w:rFonts w:ascii="Courier New" w:eastAsia="Times New Roman" w:hAnsi="Courier New" w:cs="Courier New"/>
+          <w:color w:val="DCDCDC"/>
+          <w:kern w:val="0"/>
+          <w:sz w:val="18"/>
+          <w:szCs w:val="18"/>
+          <w14:ligatures w14:val="none"/>
+        </w:rPr>
+        <w:t>:</w:t>
+      </w:r>
+      <w:r>
+        <w:rPr>
+          <w:rFonts w:ascii="Courier New" w:eastAsia="Times New Roman" w:hAnsi="Courier New" w:cs="Courier New"/>
+          <w:color w:val="F8F8F2"/>
+          <w:kern w:val="0"/>
+          <w:sz w:val="18"/>
+          <w:szCs w:val="18"/>
+          <w14:ligatures w14:val="none"/>
+        </w:rPr>
+        <w:t xml:space="preserve"> </w:t>
+      </w:r>
+      <w:r>
+        <w:rPr>
+          <w:rFonts w:ascii="Courier New" w:eastAsia="Times New Roman" w:hAnsi="Courier New" w:cs="Courier New"/>
+          <w:color w:val="DCDCDC"/>
+          <w:kern w:val="0"/>
+          <w:sz w:val="18"/>
+          <w:szCs w:val="18"/>
+          <w14:ligatures w14:val="none"/>
+        </w:rPr>
+        <w:t>{</w:t>
+      </w:r>
+    </w:p>
+    <w:p>
+      <w:pPr>
+        <w:pStyle w:val="ListParagraph"/>
+        <w:numPr>
+          <w:ilvl w:val="0"/>
+          <w:numId w:val="2"/>
+        </w:numPr>
+        <w:shd w:val="clear" w:color="auto" w:fill="212121"/>
+        <w:spacing w:after="0" w:line="270" w:lineRule="atLeast"/>
+        <w:rPr>
+          <w:rFonts w:ascii="Courier New" w:eastAsia="Times New Roman" w:hAnsi="Courier New" w:cs="Courier New"/>
+          <w:color w:val="F8F8F2"/>
+          <w:kern w:val="0"/>
+          <w:sz w:val="18"/>
+          <w:szCs w:val="18"/>
+          <w14:ligatures w14:val="none"/>
+        </w:rPr>
+      </w:pPr>
+      <w:r>
+        <w:rPr>
+          <w:rFonts w:ascii="Courier New" w:eastAsia="Times New Roman" w:hAnsi="Courier New" w:cs="Courier New"/>
+          <w:color w:val="F8F8F2"/>
+          <w:kern w:val="0"/>
+          <w:sz w:val="18"/>
+          <w:szCs w:val="18"/>
+          <w14:ligatures w14:val="none"/>
+        </w:rPr>
+        <w:t xml:space="preserve">                </w:t>
+      </w:r>
+      <w:r>
+        <w:rPr>
+          <w:rFonts w:ascii="Courier New" w:eastAsia="Times New Roman" w:hAnsi="Courier New" w:cs="Courier New"/>
+          <w:color w:val="9CDCFE"/>
+          <w:kern w:val="0"/>
+          <w:sz w:val="18"/>
+          <w:szCs w:val="18"/>
+          <w14:ligatures w14:val="none"/>
+        </w:rPr>
+        <w:t>"type"</w:t>
+      </w:r>
+      <w:r>
+        <w:rPr>
+          <w:rFonts w:ascii="Courier New" w:eastAsia="Times New Roman" w:hAnsi="Courier New" w:cs="Courier New"/>
+          <w:color w:val="DCDCDC"/>
+          <w:kern w:val="0"/>
+          <w:sz w:val="18"/>
+          <w:szCs w:val="18"/>
+          <w14:ligatures w14:val="none"/>
+        </w:rPr>
+        <w:t>:</w:t>
+      </w:r>
+      <w:r>
+        <w:rPr>
+          <w:rFonts w:ascii="Courier New" w:eastAsia="Times New Roman" w:hAnsi="Courier New" w:cs="Courier New"/>
+          <w:color w:val="F8F8F2"/>
+          <w:kern w:val="0"/>
+          <w:sz w:val="18"/>
+          <w:szCs w:val="18"/>
+          <w14:ligatures w14:val="none"/>
+        </w:rPr>
+        <w:t xml:space="preserve"> </w:t>
+      </w:r>
+      <w:r>
+        <w:rPr>
+          <w:rFonts w:ascii="Courier New" w:eastAsia="Times New Roman" w:hAnsi="Courier New" w:cs="Courier New"/>
+          <w:color w:val="CE9178"/>
+          <w:kern w:val="0"/>
+          <w:sz w:val="18"/>
+          <w:szCs w:val="18"/>
+          <w14:ligatures w14:val="none"/>
+        </w:rPr>
+        <w:t>"Point"</w:t>
+      </w:r>
+      <w:r>
+        <w:rPr>
+          <w:rFonts w:ascii="Courier New" w:eastAsia="Times New Roman" w:hAnsi="Courier New" w:cs="Courier New"/>
+          <w:color w:val="DCDCDC"/>
+          <w:kern w:val="0"/>
+          <w:sz w:val="18"/>
+          <w:szCs w:val="18"/>
+          <w14:ligatures w14:val="none"/>
+        </w:rPr>
+        <w:t>,</w:t>
+      </w:r>
+    </w:p>
+    <w:p>
+      <w:pPr>
+        <w:pStyle w:val="ListParagraph"/>
+        <w:numPr>
+          <w:ilvl w:val="0"/>
+          <w:numId w:val="2"/>
+        </w:numPr>
+        <w:shd w:val="clear" w:color="auto" w:fill="212121"/>
+        <w:spacing w:after="0" w:line="270" w:lineRule="atLeast"/>
+        <w:rPr>
+          <w:rFonts w:ascii="Courier New" w:eastAsia="Times New Roman" w:hAnsi="Courier New" w:cs="Courier New"/>
+          <w:color w:val="F8F8F2"/>
+          <w:kern w:val="0"/>
+          <w:sz w:val="18"/>
+          <w:szCs w:val="18"/>
+          <w14:ligatures w14:val="none"/>
+        </w:rPr>
+      </w:pPr>
+      <w:r>
+        <w:rPr>
+          <w:rFonts w:ascii="Courier New" w:eastAsia="Times New Roman" w:hAnsi="Courier New" w:cs="Courier New"/>
+          <w:color w:val="F8F8F2"/>
+          <w:kern w:val="0"/>
+          <w:sz w:val="18"/>
+          <w:szCs w:val="18"/>
+          <w14:ligatures w14:val="none"/>
+        </w:rPr>
+        <w:t xml:space="preserve">                </w:t>
+      </w:r>
+      <w:r>
+        <w:rPr>
+          <w:rFonts w:ascii="Courier New" w:eastAsia="Times New Roman" w:hAnsi="Courier New" w:cs="Courier New"/>
+          <w:color w:val="9CDCFE"/>
+          <w:kern w:val="0"/>
+          <w:sz w:val="18"/>
+          <w:szCs w:val="18"/>
+          <w14:ligatures w14:val="none"/>
+        </w:rPr>
+        <w:t>"coordinates"</w:t>
+      </w:r>
+      <w:r>
+        <w:rPr>
+          <w:rFonts w:ascii="Courier New" w:eastAsia="Times New Roman" w:hAnsi="Courier New" w:cs="Courier New"/>
+          <w:color w:val="DCDCDC"/>
+          <w:kern w:val="0"/>
+          <w:sz w:val="18"/>
+          <w:szCs w:val="18"/>
+          <w14:ligatures w14:val="none"/>
+        </w:rPr>
+        <w:t>:</w:t>
+      </w:r>
+      <w:r>
+        <w:rPr>
+          <w:rFonts w:ascii="Courier New" w:eastAsia="Times New Roman" w:hAnsi="Courier New" w:cs="Courier New"/>
+          <w:color w:val="F8F8F2"/>
+          <w:kern w:val="0"/>
+          <w:sz w:val="18"/>
+          <w:szCs w:val="18"/>
+          <w14:ligatures w14:val="none"/>
+        </w:rPr>
+        <w:t xml:space="preserve"> </w:t>
+      </w:r>
+      <w:r>
+        <w:rPr>
+          <w:rFonts w:ascii="Courier New" w:eastAsia="Times New Roman" w:hAnsi="Courier New" w:cs="Courier New"/>
+          <w:color w:val="DCDCDC"/>
+          <w:kern w:val="0"/>
+          <w:sz w:val="18"/>
+          <w:szCs w:val="18"/>
+          <w14:ligatures w14:val="none"/>
+        </w:rPr>
+        <w:t>[</w:t>
+      </w:r>
+      <w:r>
+        <w:rPr>
+          <w:rFonts w:ascii="Courier New" w:eastAsia="Times New Roman" w:hAnsi="Courier New" w:cs="Courier New"/>
+          <w:color w:val="B5CEA8"/>
+          <w:kern w:val="0"/>
+          <w:sz w:val="18"/>
+          <w:szCs w:val="18"/>
+          <w14:ligatures w14:val="none"/>
+        </w:rPr>
+        <w:t>31.2357</w:t>
+      </w:r>
+      <w:r>
+        <w:rPr>
+          <w:rFonts w:ascii="Courier New" w:eastAsia="Times New Roman" w:hAnsi="Courier New" w:cs="Courier New"/>
+          <w:color w:val="DCDCDC"/>
+          <w:kern w:val="0"/>
+          <w:sz w:val="18"/>
+          <w:szCs w:val="18"/>
+          <w14:ligatures w14:val="none"/>
+        </w:rPr>
+        <w:t>,</w:t>
+      </w:r>
+      <w:r>
+        <w:rPr>
+          <w:rFonts w:ascii="Courier New" w:eastAsia="Times New Roman" w:hAnsi="Courier New" w:cs="Courier New"/>
+          <w:color w:val="F8F8F2"/>
+          <w:kern w:val="0"/>
+          <w:sz w:val="18"/>
+          <w:szCs w:val="18"/>
+          <w14:ligatures w14:val="none"/>
+        </w:rPr>
+        <w:t xml:space="preserve"> </w:t>
+      </w:r>
+      <w:r>
+        <w:rPr>
+          <w:rFonts w:ascii="Courier New" w:eastAsia="Times New Roman" w:hAnsi="Courier New" w:cs="Courier New"/>
+          <w:color w:val="B5CEA8"/>
+          <w:kern w:val="0"/>
+          <w:sz w:val="18"/>
+          <w:szCs w:val="18"/>
+          <w14:ligatures w14:val="none"/>
+        </w:rPr>
+        <w:t>30.0444</w:t>
+      </w:r>
+      <w:r>
+        <w:rPr>
+          <w:rFonts w:ascii="Courier New" w:eastAsia="Times New Roman" w:hAnsi="Courier New" w:cs="Courier New"/>
+          <w:color w:val="DCDCDC"/>
+          <w:kern w:val="0"/>
+          <w:sz w:val="18"/>
+          <w:szCs w:val="18"/>
+          <w14:ligatures w14:val="none"/>
+        </w:rPr>
+        <w:t>]</w:t>
+      </w:r>
+    </w:p>
+    <w:p>
+      <w:pPr>
+        <w:pStyle w:val="ListParagraph"/>
+        <w:numPr>
+          <w:ilvl w:val="0"/>
+          <w:numId w:val="2"/>
+        </w:numPr>
+        <w:shd w:val="clear" w:color="auto" w:fill="212121"/>
+        <w:spacing w:after="0" w:line="270" w:lineRule="atLeast"/>
+        <w:rPr>
+          <w:rFonts w:ascii="Courier New" w:eastAsia="Times New Roman" w:hAnsi="Courier New" w:cs="Courier New"/>
+          <w:color w:val="F8F8F2"/>
+          <w:kern w:val="0"/>
+          <w:sz w:val="18"/>
+          <w:szCs w:val="18"/>
+          <w14:ligatures w14:val="none"/>
+        </w:rPr>
+      </w:pPr>
+      <w:r>
+        <w:rPr>
+          <w:rFonts w:ascii="Courier New" w:eastAsia="Times New Roman" w:hAnsi="Courier New" w:cs="Courier New"/>
+          <w:color w:val="F8F8F2"/>
+          <w:kern w:val="0"/>
+          <w:sz w:val="18"/>
+          <w:szCs w:val="18"/>
+          <w14:ligatures w14:val="none"/>
+        </w:rPr>
+        <w:t xml:space="preserve">            </w:t>
+      </w:r>
+      <w:r>
+        <w:rPr>
+          <w:rFonts w:ascii="Courier New" w:eastAsia="Times New Roman" w:hAnsi="Courier New" w:cs="Courier New"/>
           <w:color w:val="DCDCDC"/>
           <w:kern w:val="0"/>
           <w:sz w:val="18"/>
@@ -19579,7 +19931,134 @@
     <w:p>
       <w:pPr>
         <w:pStyle w:val="ListParagraph"/>
+        <w:numPr>
+          <w:ilvl w:val="0"/>
+          <w:numId w:val="2"/>
+        </w:numPr>
+        <w:shd w:val="clear" w:color="auto" w:fill="212121"/>
+        <w:spacing w:after="0" w:line="270" w:lineRule="atLeast"/>
+        <w:rPr>
+          <w:rFonts w:ascii="Courier New" w:eastAsia="Times New Roman" w:hAnsi="Courier New" w:cs="Courier New"/>
+          <w:color w:val="F8F8F2"/>
+          <w:kern w:val="0"/>
+          <w:sz w:val="18"/>
+          <w:szCs w:val="18"/>
+          <w14:ligatures w14:val="none"/>
+        </w:rPr>
+      </w:pPr>
+      <w:r>
+        <w:rPr>
+          <w:rFonts w:ascii="Courier New" w:eastAsia="Times New Roman" w:hAnsi="Courier New" w:cs="Courier New"/>
+          <w:color w:val="F8F8F2"/>
+          <w:kern w:val="0"/>
+          <w:sz w:val="18"/>
+          <w:szCs w:val="18"/>
+          <w14:ligatures w14:val="none"/>
+        </w:rPr>
+        <w:t xml:space="preserve">        </w:t>
+      </w:r>
+      <w:r>
+        <w:rPr>
+          <w:rFonts w:ascii="Courier New" w:eastAsia="Times New Roman" w:hAnsi="Courier New" w:cs="Courier New"/>
+          <w:color w:val="DCDCDC"/>
+          <w:kern w:val="0"/>
+          <w:sz w:val="18"/>
+          <w:szCs w:val="18"/>
+          <w14:ligatures w14:val="none"/>
+        </w:rPr>
+        <w:t>}</w:t>
+      </w:r>
+    </w:p>
+    <w:p>
+      <w:pPr>
+        <w:pStyle w:val="ListParagraph"/>
+        <w:numPr>
+          <w:ilvl w:val="0"/>
+          <w:numId w:val="2"/>
+        </w:numPr>
+        <w:shd w:val="clear" w:color="auto" w:fill="212121"/>
+        <w:spacing w:after="0" w:line="270" w:lineRule="atLeast"/>
+        <w:rPr>
+          <w:rFonts w:ascii="Courier New" w:eastAsia="Times New Roman" w:hAnsi="Courier New" w:cs="Courier New"/>
+          <w:color w:val="F8F8F2"/>
+          <w:kern w:val="0"/>
+          <w:sz w:val="18"/>
+          <w:szCs w:val="18"/>
+          <w14:ligatures w14:val="none"/>
+        </w:rPr>
+      </w:pPr>
+      <w:r>
+        <w:rPr>
+          <w:rFonts w:ascii="Courier New" w:eastAsia="Times New Roman" w:hAnsi="Courier New" w:cs="Courier New"/>
+          <w:color w:val="F8F8F2"/>
+          <w:kern w:val="0"/>
+          <w:sz w:val="18"/>
+          <w:szCs w:val="18"/>
+          <w14:ligatures w14:val="none"/>
+        </w:rPr>
+        <w:t xml:space="preserve">    </w:t>
+      </w:r>
+      <w:r>
+        <w:rPr>
+          <w:rFonts w:ascii="Courier New" w:eastAsia="Times New Roman" w:hAnsi="Courier New" w:cs="Courier New"/>
+          <w:color w:val="DCDCDC"/>
+          <w:kern w:val="0"/>
+          <w:sz w:val="18"/>
+          <w:szCs w:val="18"/>
+          <w14:ligatures w14:val="none"/>
+        </w:rPr>
+        <w:t>]</w:t>
+      </w:r>
+    </w:p>
+    <w:p>
+      <w:pPr>
+        <w:pStyle w:val="ListParagraph"/>
+        <w:numPr>
+          <w:ilvl w:val="0"/>
+          <w:numId w:val="2"/>
+        </w:numPr>
+        <w:shd w:val="clear" w:color="auto" w:fill="212121"/>
+        <w:spacing w:after="0" w:line="270" w:lineRule="atLeast"/>
+        <w:rPr>
+          <w:rFonts w:ascii="Courier New" w:eastAsia="Times New Roman" w:hAnsi="Courier New" w:cs="Courier New"/>
+          <w:color w:val="F8F8F2"/>
+          <w:kern w:val="0"/>
+          <w:sz w:val="18"/>
+          <w:szCs w:val="18"/>
+          <w14:ligatures w14:val="none"/>
+        </w:rPr>
+      </w:pPr>
+      <w:r>
+        <w:rPr>
+          <w:rFonts w:ascii="Courier New" w:eastAsia="Times New Roman" w:hAnsi="Courier New" w:cs="Courier New"/>
+          <w:color w:val="DCDCDC"/>
+          <w:kern w:val="0"/>
+          <w:sz w:val="18"/>
+          <w:szCs w:val="18"/>
+          <w14:ligatures w14:val="none"/>
+        </w:rPr>
+        <w:t>}</w:t>
+      </w:r>
+    </w:p>
+    <w:p>
+      <w:pPr>
+        <w:pStyle w:val="ListParagraph"/>
         <w:ind w:left="1080"/>
+      </w:pPr>
+    </w:p>
+    <w:p>
+      <w:pPr>
+        <w:pStyle w:val="ListParagraph"/>
+        <w:ind w:left="1080"/>
+      </w:pPr>
+    </w:p>
+    <w:p>
+      <w:pPr>
+        <w:pStyle w:val="ListParagraph"/>
+        <w:numPr>
+          <w:ilvl w:val="0"/>
+          <w:numId w:val="23"/>
+        </w:numPr>
       </w:pPr>
     </w:p>
     <w:p>
@@ -19969,6 +20448,7 @@
           <w:lang w:val="en-GB" w:eastAsia="en-GB"/>
           <w14:ligatures w14:val="none"/>
         </w:rPr>
+        <w:lastRenderedPageBreak/>
         <w:t xml:space="preserve">  </w:t>
       </w:r>
       <w:r>
@@ -20403,7 +20883,6 @@
           <w:lang w:val="en-GB" w:eastAsia="en-GB"/>
           <w14:ligatures w14:val="none"/>
         </w:rPr>
-        <w:lastRenderedPageBreak/>
         <w:t xml:space="preserve">  </w:t>
       </w:r>
       <w:r>
@@ -21876,20 +22355,7 @@
           <w:lang w:val="en-GB" w:eastAsia="en-GB"/>
           <w14:ligatures w14:val="none"/>
         </w:rPr>
-        <w:t>"Break</w:t>
-      </w:r>
-      <w:proofErr w:type="gramStart"/>
-      <w:r>
-        <w:rPr>
-          <w:rFonts w:ascii="Courier New" w:eastAsia="Times New Roman" w:hAnsi="Courier New" w:cs="Courier New"/>
-          <w:color w:val="CE9178"/>
-          <w:kern w:val="0"/>
-          <w:sz w:val="18"/>
-          <w:szCs w:val="18"/>
-          <w:lang w:val="en-GB" w:eastAsia="en-GB"/>
-          <w14:ligatures w14:val="none"/>
-        </w:rPr>
-        <w:t>"</w:t>
+        <w:t>"Break"</w:t>
       </w:r>
       <w:r>
         <w:rPr>
@@ -21915,7 +22381,6 @@
         </w:rPr>
         <w:t>}</w:t>
       </w:r>
-      <w:proofErr w:type="gramEnd"/>
     </w:p>
     <w:p>
       <w:pPr>
@@ -23962,6 +24427,7 @@
       </w:pPr>
       <w:proofErr w:type="spellStart"/>
       <w:r>
+        <w:lastRenderedPageBreak/>
         <w:t>api</w:t>
       </w:r>
       <w:proofErr w:type="spellEnd"/>
@@ -24007,8 +24473,484 @@
         </w:numPr>
       </w:pPr>
       <w:r>
+        <w:t>{</w:t>
+      </w:r>
+    </w:p>
+    <w:p>
+      <w:pPr>
+        <w:pStyle w:val="ListParagraph"/>
+        <w:numPr>
+          <w:ilvl w:val="0"/>
+          <w:numId w:val="18"/>
+        </w:numPr>
+      </w:pPr>
+      <w:r>
+        <w:t xml:space="preserve">    "message": "Clinic fetched successfully.",</w:t>
+      </w:r>
+    </w:p>
+    <w:p>
+      <w:pPr>
+        <w:pStyle w:val="ListParagraph"/>
+        <w:numPr>
+          <w:ilvl w:val="0"/>
+          <w:numId w:val="18"/>
+        </w:numPr>
+      </w:pPr>
+      <w:r>
+        <w:t xml:space="preserve">    "clinic": {</w:t>
+      </w:r>
+    </w:p>
+    <w:p>
+      <w:pPr>
+        <w:pStyle w:val="ListParagraph"/>
+        <w:numPr>
+          <w:ilvl w:val="0"/>
+          <w:numId w:val="18"/>
+        </w:numPr>
+      </w:pPr>
+      <w:r>
+        <w:t xml:space="preserve">        "_id": "69f106b7fa3f2a084c21bf70",</w:t>
+      </w:r>
+    </w:p>
+    <w:p>
+      <w:pPr>
+        <w:pStyle w:val="ListParagraph"/>
+        <w:numPr>
+          <w:ilvl w:val="0"/>
+          <w:numId w:val="18"/>
+        </w:numPr>
+      </w:pPr>
+      <w:r>
+        <w:t xml:space="preserve">        "</w:t>
+      </w:r>
+      <w:proofErr w:type="spellStart"/>
+      <w:r>
+        <w:t>doctorId</w:t>
+      </w:r>
+      <w:proofErr w:type="spellEnd"/>
+      <w:r>
+        <w:t>": "69d05fa241d4b8eb2d501d4b",</w:t>
+      </w:r>
+    </w:p>
+    <w:p>
+      <w:pPr>
+        <w:pStyle w:val="ListParagraph"/>
+        <w:numPr>
+          <w:ilvl w:val="0"/>
+          <w:numId w:val="18"/>
+        </w:numPr>
+      </w:pPr>
+      <w:r>
+        <w:t xml:space="preserve">        "name": "Dr. Sara Clinic",</w:t>
+      </w:r>
+    </w:p>
+    <w:p>
+      <w:pPr>
+        <w:pStyle w:val="ListParagraph"/>
+        <w:numPr>
+          <w:ilvl w:val="0"/>
+          <w:numId w:val="18"/>
+        </w:numPr>
+      </w:pPr>
+      <w:r>
+        <w:t xml:space="preserve">        "city": "Cairo",</w:t>
+      </w:r>
+    </w:p>
+    <w:p>
+      <w:pPr>
+        <w:pStyle w:val="ListParagraph"/>
+        <w:numPr>
+          <w:ilvl w:val="0"/>
+          <w:numId w:val="18"/>
+        </w:numPr>
+      </w:pPr>
+      <w:r>
+        <w:t xml:space="preserve">        "address": "</w:t>
+      </w:r>
+      <w:proofErr w:type="gramStart"/>
+      <w:r>
+        <w:t>Paris  St</w:t>
+      </w:r>
+      <w:proofErr w:type="gramEnd"/>
+      <w:r>
+        <w:t xml:space="preserve">, </w:t>
+      </w:r>
+      <w:proofErr w:type="spellStart"/>
+      <w:r>
+        <w:t>shebin</w:t>
+      </w:r>
+      <w:proofErr w:type="spellEnd"/>
+      <w:r>
+        <w:t xml:space="preserve"> El-</w:t>
+      </w:r>
+      <w:proofErr w:type="spellStart"/>
+      <w:r>
+        <w:t>kom</w:t>
+      </w:r>
+      <w:proofErr w:type="spellEnd"/>
+      <w:r>
+        <w:t>",</w:t>
+      </w:r>
+    </w:p>
+    <w:p>
+      <w:pPr>
+        <w:pStyle w:val="ListParagraph"/>
+        <w:numPr>
+          <w:ilvl w:val="0"/>
+          <w:numId w:val="18"/>
+        </w:numPr>
+      </w:pPr>
+      <w:r>
+        <w:t xml:space="preserve">        "location": {</w:t>
+      </w:r>
+    </w:p>
+    <w:p>
+      <w:pPr>
+        <w:pStyle w:val="ListParagraph"/>
+        <w:numPr>
+          <w:ilvl w:val="0"/>
+          <w:numId w:val="18"/>
+        </w:numPr>
+      </w:pPr>
+      <w:r>
+        <w:t xml:space="preserve">            "type": "Point",</w:t>
+      </w:r>
+    </w:p>
+    <w:p>
+      <w:pPr>
+        <w:pStyle w:val="ListParagraph"/>
+        <w:numPr>
+          <w:ilvl w:val="0"/>
+          <w:numId w:val="18"/>
+        </w:numPr>
+      </w:pPr>
+      <w:r>
+        <w:t xml:space="preserve">            "coordinates": [</w:t>
+      </w:r>
+    </w:p>
+    <w:p>
+      <w:pPr>
+        <w:pStyle w:val="ListParagraph"/>
+        <w:numPr>
+          <w:ilvl w:val="0"/>
+          <w:numId w:val="18"/>
+        </w:numPr>
+      </w:pPr>
+      <w:r>
+        <w:t xml:space="preserve">                31.2001,</w:t>
+      </w:r>
+    </w:p>
+    <w:p>
+      <w:pPr>
+        <w:pStyle w:val="ListParagraph"/>
+        <w:numPr>
+          <w:ilvl w:val="0"/>
+          <w:numId w:val="18"/>
+        </w:numPr>
+      </w:pPr>
+      <w:r>
+        <w:t xml:space="preserve">                30.0444</w:t>
+      </w:r>
+    </w:p>
+    <w:p>
+      <w:pPr>
+        <w:pStyle w:val="ListParagraph"/>
+        <w:numPr>
+          <w:ilvl w:val="0"/>
+          <w:numId w:val="18"/>
+        </w:numPr>
+      </w:pPr>
+      <w:r>
+        <w:t xml:space="preserve">            ]</w:t>
+      </w:r>
+    </w:p>
+    <w:p>
+      <w:pPr>
+        <w:pStyle w:val="ListParagraph"/>
+        <w:numPr>
+          <w:ilvl w:val="0"/>
+          <w:numId w:val="18"/>
+        </w:numPr>
+      </w:pPr>
+      <w:r>
+        <w:t xml:space="preserve">        },</w:t>
+      </w:r>
+    </w:p>
+    <w:p>
+      <w:pPr>
+        <w:pStyle w:val="ListParagraph"/>
+        <w:numPr>
+          <w:ilvl w:val="0"/>
+          <w:numId w:val="18"/>
+        </w:numPr>
+      </w:pPr>
+      <w:r>
+        <w:t xml:space="preserve">        "color": "#1a56a0",</w:t>
+      </w:r>
+    </w:p>
+    <w:p>
+      <w:pPr>
+        <w:pStyle w:val="ListParagraph"/>
+        <w:numPr>
+          <w:ilvl w:val="0"/>
+          <w:numId w:val="18"/>
+        </w:numPr>
+      </w:pPr>
+      <w:r>
+        <w:t xml:space="preserve">        "</w:t>
+      </w:r>
+      <w:proofErr w:type="spellStart"/>
+      <w:r>
+        <w:t>defaultSchedule</w:t>
+      </w:r>
+      <w:proofErr w:type="spellEnd"/>
+      <w:r>
+        <w:t>": {</w:t>
+      </w:r>
+    </w:p>
+    <w:p>
+      <w:pPr>
+        <w:pStyle w:val="ListParagraph"/>
+        <w:numPr>
+          <w:ilvl w:val="0"/>
+          <w:numId w:val="18"/>
+        </w:numPr>
+      </w:pPr>
+      <w:r>
+        <w:t xml:space="preserve">            "days": [</w:t>
+      </w:r>
+    </w:p>
+    <w:p>
+      <w:pPr>
+        <w:pStyle w:val="ListParagraph"/>
+        <w:numPr>
+          <w:ilvl w:val="0"/>
+          <w:numId w:val="18"/>
+        </w:numPr>
+      </w:pPr>
+      <w:r>
+        <w:t xml:space="preserve">                {</w:t>
+      </w:r>
+    </w:p>
+    <w:p>
+      <w:pPr>
+        <w:pStyle w:val="ListParagraph"/>
+        <w:numPr>
+          <w:ilvl w:val="0"/>
+          <w:numId w:val="18"/>
+        </w:numPr>
+      </w:pPr>
+      <w:r>
+        <w:t xml:space="preserve">                    "day": "Saturday",</w:t>
+      </w:r>
+    </w:p>
+    <w:p>
+      <w:pPr>
+        <w:pStyle w:val="ListParagraph"/>
+        <w:numPr>
+          <w:ilvl w:val="0"/>
+          <w:numId w:val="18"/>
+        </w:numPr>
+      </w:pPr>
+      <w:r>
+        <w:t xml:space="preserve">                    "</w:t>
+      </w:r>
+      <w:proofErr w:type="spellStart"/>
+      <w:r>
+        <w:t>isActive</w:t>
+      </w:r>
+      <w:proofErr w:type="spellEnd"/>
+      <w:r>
+        <w:t>": true,</w:t>
+      </w:r>
+    </w:p>
+    <w:p>
+      <w:pPr>
+        <w:pStyle w:val="ListParagraph"/>
+        <w:numPr>
+          <w:ilvl w:val="0"/>
+          <w:numId w:val="18"/>
+        </w:numPr>
+      </w:pPr>
+      <w:r>
+        <w:t xml:space="preserve">                    "open": 480,</w:t>
+      </w:r>
+    </w:p>
+    <w:p>
+      <w:pPr>
+        <w:pStyle w:val="ListParagraph"/>
+        <w:numPr>
+          <w:ilvl w:val="0"/>
+          <w:numId w:val="18"/>
+        </w:numPr>
+      </w:pPr>
+      <w:r>
+        <w:t xml:space="preserve">                    "close": 840,</w:t>
+      </w:r>
+    </w:p>
+    <w:p>
+      <w:pPr>
+        <w:pStyle w:val="ListParagraph"/>
+        <w:numPr>
+          <w:ilvl w:val="0"/>
+          <w:numId w:val="18"/>
+        </w:numPr>
+      </w:pPr>
+      <w:r>
+        <w:t xml:space="preserve">                    "breaks": [</w:t>
+      </w:r>
+    </w:p>
+    <w:p>
+      <w:pPr>
+        <w:pStyle w:val="ListParagraph"/>
+        <w:numPr>
+          <w:ilvl w:val="0"/>
+          <w:numId w:val="18"/>
+        </w:numPr>
+      </w:pPr>
+      <w:r>
+        <w:t xml:space="preserve">                        {</w:t>
+      </w:r>
+    </w:p>
+    <w:p>
+      <w:pPr>
+        <w:pStyle w:val="ListParagraph"/>
+        <w:numPr>
+          <w:ilvl w:val="0"/>
+          <w:numId w:val="18"/>
+        </w:numPr>
+      </w:pPr>
+      <w:r>
+        <w:t xml:space="preserve">                            "start": 600,</w:t>
+      </w:r>
+    </w:p>
+    <w:p>
+      <w:pPr>
+        <w:pStyle w:val="ListParagraph"/>
+        <w:numPr>
+          <w:ilvl w:val="0"/>
+          <w:numId w:val="18"/>
+        </w:numPr>
+      </w:pPr>
+      <w:r>
+        <w:t xml:space="preserve">                            "end": 630,</w:t>
+      </w:r>
+    </w:p>
+    <w:p>
+      <w:pPr>
+        <w:pStyle w:val="ListParagraph"/>
+        <w:numPr>
+          <w:ilvl w:val="0"/>
+          <w:numId w:val="18"/>
+        </w:numPr>
+      </w:pPr>
+      <w:r>
+        <w:t xml:space="preserve">                            "label": ""</w:t>
+      </w:r>
+    </w:p>
+    <w:p>
+      <w:pPr>
+        <w:pStyle w:val="ListParagraph"/>
+        <w:numPr>
+          <w:ilvl w:val="0"/>
+          <w:numId w:val="18"/>
+        </w:numPr>
+      </w:pPr>
+      <w:r>
+        <w:t xml:space="preserve">                        }</w:t>
+      </w:r>
+    </w:p>
+    <w:p>
+      <w:pPr>
+        <w:pStyle w:val="ListParagraph"/>
+        <w:numPr>
+          <w:ilvl w:val="0"/>
+          <w:numId w:val="18"/>
+        </w:numPr>
+      </w:pPr>
+      <w:r>
+        <w:t xml:space="preserve">                    ],</w:t>
+      </w:r>
+    </w:p>
+    <w:p>
+      <w:pPr>
+        <w:pStyle w:val="ListParagraph"/>
+        <w:numPr>
+          <w:ilvl w:val="0"/>
+          <w:numId w:val="18"/>
+        </w:numPr>
+      </w:pPr>
+      <w:r>
+        <w:t xml:space="preserve">                    "</w:t>
+      </w:r>
+      <w:proofErr w:type="spellStart"/>
+      <w:r>
+        <w:t>slotDuration</w:t>
+      </w:r>
+      <w:proofErr w:type="spellEnd"/>
+      <w:r>
+        <w:t>": null,</w:t>
+      </w:r>
+    </w:p>
+    <w:p>
+      <w:pPr>
+        <w:pStyle w:val="ListParagraph"/>
+        <w:numPr>
+          <w:ilvl w:val="0"/>
+          <w:numId w:val="18"/>
+        </w:numPr>
+      </w:pPr>
+      <w:r>
+        <w:t xml:space="preserve">                    "</w:t>
+      </w:r>
+      <w:proofErr w:type="spellStart"/>
+      <w:r>
+        <w:t>dailyCapacity</w:t>
+      </w:r>
+      <w:proofErr w:type="spellEnd"/>
+      <w:r>
+        <w:t>": null,</w:t>
+      </w:r>
+    </w:p>
+    <w:p>
+      <w:pPr>
+        <w:pStyle w:val="ListParagraph"/>
+        <w:numPr>
+          <w:ilvl w:val="0"/>
+          <w:numId w:val="18"/>
+        </w:numPr>
+      </w:pPr>
+      <w:r>
+        <w:t xml:space="preserve">                    "</w:t>
+      </w:r>
+      <w:proofErr w:type="spellStart"/>
+      <w:r>
+        <w:t>patientsPerSlot</w:t>
+      </w:r>
+      <w:proofErr w:type="spellEnd"/>
+      <w:r>
+        <w:t>": null,</w:t>
+      </w:r>
+    </w:p>
+    <w:p>
+      <w:pPr>
+        <w:pStyle w:val="ListParagraph"/>
+        <w:numPr>
+          <w:ilvl w:val="0"/>
+          <w:numId w:val="18"/>
+        </w:numPr>
+      </w:pPr>
+      <w:r>
         <w:lastRenderedPageBreak/>
-        <w:t>{</w:t>
+        <w:t xml:space="preserve">                    "</w:t>
+      </w:r>
+      <w:proofErr w:type="spellStart"/>
+      <w:r>
+        <w:t>isDayLocked</w:t>
+      </w:r>
+      <w:proofErr w:type="spellEnd"/>
+      <w:r>
+        <w:t>": false,</w:t>
       </w:r>
     </w:p>
     <w:p>
@@ -24020,7 +24962,15 @@
         </w:numPr>
       </w:pPr>
       <w:r>
-        <w:t xml:space="preserve">    "message": "Clinic fetched successfully.",</w:t>
+        <w:t xml:space="preserve">                    "</w:t>
+      </w:r>
+      <w:proofErr w:type="spellStart"/>
+      <w:r>
+        <w:t>isBookingLocked</w:t>
+      </w:r>
+      <w:proofErr w:type="spellEnd"/>
+      <w:r>
+        <w:t>": false</w:t>
       </w:r>
     </w:p>
     <w:p>
@@ -24032,7 +24982,7 @@
         </w:numPr>
       </w:pPr>
       <w:r>
-        <w:t xml:space="preserve">    "clinic": {</w:t>
+        <w:t xml:space="preserve">                },</w:t>
       </w:r>
     </w:p>
     <w:p>
@@ -24044,7 +24994,7 @@
         </w:numPr>
       </w:pPr>
       <w:r>
-        <w:t xml:space="preserve">        "_id": "69f106b7fa3f2a084c21bf70",</w:t>
+        <w:t xml:space="preserve">                {</w:t>
       </w:r>
     </w:p>
     <w:p>
@@ -24056,15 +25006,27 @@
         </w:numPr>
       </w:pPr>
       <w:r>
-        <w:t xml:space="preserve">        "</w:t>
+        <w:t xml:space="preserve">                    "day": "Sunday",</w:t>
+      </w:r>
+    </w:p>
+    <w:p>
+      <w:pPr>
+        <w:pStyle w:val="ListParagraph"/>
+        <w:numPr>
+          <w:ilvl w:val="0"/>
+          <w:numId w:val="18"/>
+        </w:numPr>
+      </w:pPr>
+      <w:r>
+        <w:t xml:space="preserve">                    "</w:t>
       </w:r>
       <w:proofErr w:type="spellStart"/>
       <w:r>
-        <w:t>doctorId</w:t>
+        <w:t>isActive</w:t>
       </w:r>
       <w:proofErr w:type="spellEnd"/>
       <w:r>
-        <w:t>": "69d05fa241d4b8eb2d501d4b",</w:t>
+        <w:t>": true,</w:t>
       </w:r>
     </w:p>
     <w:p>
@@ -24076,7 +25038,7 @@
         </w:numPr>
       </w:pPr>
       <w:r>
-        <w:t xml:space="preserve">        "name": "Dr. Sara Clinic",</w:t>
+        <w:t xml:space="preserve">                    "open": 480,</w:t>
       </w:r>
     </w:p>
     <w:p>
@@ -24088,7 +25050,7 @@
         </w:numPr>
       </w:pPr>
       <w:r>
-        <w:t xml:space="preserve">        "city": "Cairo",</w:t>
+        <w:t xml:space="preserve">                    "close": 840,</w:t>
       </w:r>
     </w:p>
     <w:p>
@@ -24100,31 +25062,47 @@
         </w:numPr>
       </w:pPr>
       <w:r>
-        <w:t xml:space="preserve">        "address": "</w:t>
-      </w:r>
-      <w:proofErr w:type="gramStart"/>
-      <w:r>
-        <w:t>Paris  St</w:t>
-      </w:r>
-      <w:proofErr w:type="gramEnd"/>
-      <w:r>
-        <w:t xml:space="preserve">, </w:t>
+        <w:t xml:space="preserve">                    "breaks": [],</w:t>
+      </w:r>
+    </w:p>
+    <w:p>
+      <w:pPr>
+        <w:pStyle w:val="ListParagraph"/>
+        <w:numPr>
+          <w:ilvl w:val="0"/>
+          <w:numId w:val="18"/>
+        </w:numPr>
+      </w:pPr>
+      <w:r>
+        <w:t xml:space="preserve">                    "</w:t>
       </w:r>
       <w:proofErr w:type="spellStart"/>
       <w:r>
-        <w:t>shebin</w:t>
+        <w:t>slotDuration</w:t>
       </w:r>
       <w:proofErr w:type="spellEnd"/>
       <w:r>
-        <w:t xml:space="preserve"> El-</w:t>
+        <w:t>": null,</w:t>
+      </w:r>
+    </w:p>
+    <w:p>
+      <w:pPr>
+        <w:pStyle w:val="ListParagraph"/>
+        <w:numPr>
+          <w:ilvl w:val="0"/>
+          <w:numId w:val="18"/>
+        </w:numPr>
+      </w:pPr>
+      <w:r>
+        <w:t xml:space="preserve">                    "</w:t>
       </w:r>
       <w:proofErr w:type="spellStart"/>
       <w:r>
-        <w:t>kom</w:t>
+        <w:t>dailyCapacity</w:t>
       </w:r>
       <w:proofErr w:type="spellEnd"/>
       <w:r>
-        <w:t>",</w:t>
+        <w:t>": null,</w:t>
       </w:r>
     </w:p>
     <w:p>
@@ -24136,7 +25114,15 @@
         </w:numPr>
       </w:pPr>
       <w:r>
-        <w:t xml:space="preserve">        "location": {</w:t>
+        <w:t xml:space="preserve">                    "</w:t>
+      </w:r>
+      <w:proofErr w:type="spellStart"/>
+      <w:r>
+        <w:t>patientsPerSlot</w:t>
+      </w:r>
+      <w:proofErr w:type="spellEnd"/>
+      <w:r>
+        <w:t>": null,</w:t>
       </w:r>
     </w:p>
     <w:p>
@@ -24148,7 +25134,15 @@
         </w:numPr>
       </w:pPr>
       <w:r>
-        <w:t xml:space="preserve">            "type": "Point",</w:t>
+        <w:t xml:space="preserve">                    "</w:t>
+      </w:r>
+      <w:proofErr w:type="spellStart"/>
+      <w:r>
+        <w:t>isDayLocked</w:t>
+      </w:r>
+      <w:proofErr w:type="spellEnd"/>
+      <w:r>
+        <w:t>": false,</w:t>
       </w:r>
     </w:p>
     <w:p>
@@ -24160,7 +25154,15 @@
         </w:numPr>
       </w:pPr>
       <w:r>
-        <w:t xml:space="preserve">            "coordinates": [</w:t>
+        <w:t xml:space="preserve">                    "</w:t>
+      </w:r>
+      <w:proofErr w:type="spellStart"/>
+      <w:r>
+        <w:t>isBookingLocked</w:t>
+      </w:r>
+      <w:proofErr w:type="spellEnd"/>
+      <w:r>
+        <w:t>": false</w:t>
       </w:r>
     </w:p>
     <w:p>
@@ -24172,7 +25174,7 @@
         </w:numPr>
       </w:pPr>
       <w:r>
-        <w:t xml:space="preserve">                31.2001,</w:t>
+        <w:t xml:space="preserve">                },</w:t>
       </w:r>
     </w:p>
     <w:p>
@@ -24184,7 +25186,7 @@
         </w:numPr>
       </w:pPr>
       <w:r>
-        <w:t xml:space="preserve">                30.0444</w:t>
+        <w:t xml:space="preserve">                {</w:t>
       </w:r>
     </w:p>
     <w:p>
@@ -24196,7 +25198,7 @@
         </w:numPr>
       </w:pPr>
       <w:r>
-        <w:t xml:space="preserve">            ]</w:t>
+        <w:t xml:space="preserve">                    "day": "Monday",</w:t>
       </w:r>
     </w:p>
     <w:p>
@@ -24208,7 +25210,15 @@
         </w:numPr>
       </w:pPr>
       <w:r>
-        <w:t xml:space="preserve">        },</w:t>
+        <w:t xml:space="preserve">                    "</w:t>
+      </w:r>
+      <w:proofErr w:type="spellStart"/>
+      <w:r>
+        <w:t>isActive</w:t>
+      </w:r>
+      <w:proofErr w:type="spellEnd"/>
+      <w:r>
+        <w:t>": false,</w:t>
       </w:r>
     </w:p>
     <w:p>
@@ -24220,7 +25230,7 @@
         </w:numPr>
       </w:pPr>
       <w:r>
-        <w:t xml:space="preserve">        "color": "#1a56a0",</w:t>
+        <w:t xml:space="preserve">                    "open": 0,</w:t>
       </w:r>
     </w:p>
     <w:p>
@@ -24232,15 +25242,39 @@
         </w:numPr>
       </w:pPr>
       <w:r>
-        <w:t xml:space="preserve">        "</w:t>
+        <w:t xml:space="preserve">                    "close": 1,</w:t>
+      </w:r>
+    </w:p>
+    <w:p>
+      <w:pPr>
+        <w:pStyle w:val="ListParagraph"/>
+        <w:numPr>
+          <w:ilvl w:val="0"/>
+          <w:numId w:val="18"/>
+        </w:numPr>
+      </w:pPr>
+      <w:r>
+        <w:t xml:space="preserve">                    "breaks": [],</w:t>
+      </w:r>
+    </w:p>
+    <w:p>
+      <w:pPr>
+        <w:pStyle w:val="ListParagraph"/>
+        <w:numPr>
+          <w:ilvl w:val="0"/>
+          <w:numId w:val="18"/>
+        </w:numPr>
+      </w:pPr>
+      <w:r>
+        <w:t xml:space="preserve">                    "</w:t>
       </w:r>
       <w:proofErr w:type="spellStart"/>
       <w:r>
-        <w:t>defaultSchedule</w:t>
+        <w:t>slotDuration</w:t>
       </w:r>
       <w:proofErr w:type="spellEnd"/>
       <w:r>
-        <w:t>": {</w:t>
+        <w:t>": null,</w:t>
       </w:r>
     </w:p>
     <w:p>
@@ -24252,7 +25286,15 @@
         </w:numPr>
       </w:pPr>
       <w:r>
-        <w:t xml:space="preserve">            "days": [</w:t>
+        <w:t xml:space="preserve">                    "</w:t>
+      </w:r>
+      <w:proofErr w:type="spellStart"/>
+      <w:r>
+        <w:t>dailyCapacity</w:t>
+      </w:r>
+      <w:proofErr w:type="spellEnd"/>
+      <w:r>
+        <w:t>": null,</w:t>
       </w:r>
     </w:p>
     <w:p>
@@ -24264,6 +25306,78 @@
         </w:numPr>
       </w:pPr>
       <w:r>
+        <w:t xml:space="preserve">                    "</w:t>
+      </w:r>
+      <w:proofErr w:type="spellStart"/>
+      <w:r>
+        <w:t>patientsPerSlot</w:t>
+      </w:r>
+      <w:proofErr w:type="spellEnd"/>
+      <w:r>
+        <w:t>": null,</w:t>
+      </w:r>
+    </w:p>
+    <w:p>
+      <w:pPr>
+        <w:pStyle w:val="ListParagraph"/>
+        <w:numPr>
+          <w:ilvl w:val="0"/>
+          <w:numId w:val="18"/>
+        </w:numPr>
+      </w:pPr>
+      <w:r>
+        <w:t xml:space="preserve">                    "</w:t>
+      </w:r>
+      <w:proofErr w:type="spellStart"/>
+      <w:r>
+        <w:t>isDayLocked</w:t>
+      </w:r>
+      <w:proofErr w:type="spellEnd"/>
+      <w:r>
+        <w:t>": false,</w:t>
+      </w:r>
+    </w:p>
+    <w:p>
+      <w:pPr>
+        <w:pStyle w:val="ListParagraph"/>
+        <w:numPr>
+          <w:ilvl w:val="0"/>
+          <w:numId w:val="18"/>
+        </w:numPr>
+      </w:pPr>
+      <w:r>
+        <w:t xml:space="preserve">                    "</w:t>
+      </w:r>
+      <w:proofErr w:type="spellStart"/>
+      <w:r>
+        <w:t>isBookingLocked</w:t>
+      </w:r>
+      <w:proofErr w:type="spellEnd"/>
+      <w:r>
+        <w:t>": false</w:t>
+      </w:r>
+    </w:p>
+    <w:p>
+      <w:pPr>
+        <w:pStyle w:val="ListParagraph"/>
+        <w:numPr>
+          <w:ilvl w:val="0"/>
+          <w:numId w:val="18"/>
+        </w:numPr>
+      </w:pPr>
+      <w:r>
+        <w:t xml:space="preserve">                },</w:t>
+      </w:r>
+    </w:p>
+    <w:p>
+      <w:pPr>
+        <w:pStyle w:val="ListParagraph"/>
+        <w:numPr>
+          <w:ilvl w:val="0"/>
+          <w:numId w:val="18"/>
+        </w:numPr>
+      </w:pPr>
+      <w:r>
         <w:t xml:space="preserve">                {</w:t>
       </w:r>
     </w:p>
@@ -24276,7 +25390,7 @@
         </w:numPr>
       </w:pPr>
       <w:r>
-        <w:t xml:space="preserve">                    "day": "Saturday",</w:t>
+        <w:t xml:space="preserve">                    "day": "Tuesday",</w:t>
       </w:r>
     </w:p>
     <w:p>
@@ -24296,6 +25410,391 @@
       </w:r>
       <w:proofErr w:type="spellEnd"/>
       <w:r>
+        <w:t>": false,</w:t>
+      </w:r>
+    </w:p>
+    <w:p>
+      <w:pPr>
+        <w:pStyle w:val="ListParagraph"/>
+        <w:numPr>
+          <w:ilvl w:val="0"/>
+          <w:numId w:val="18"/>
+        </w:numPr>
+      </w:pPr>
+      <w:r>
+        <w:t xml:space="preserve">                    "open": 0,</w:t>
+      </w:r>
+    </w:p>
+    <w:p>
+      <w:pPr>
+        <w:pStyle w:val="ListParagraph"/>
+        <w:numPr>
+          <w:ilvl w:val="0"/>
+          <w:numId w:val="18"/>
+        </w:numPr>
+      </w:pPr>
+      <w:r>
+        <w:t xml:space="preserve">                    "close": 1,</w:t>
+      </w:r>
+    </w:p>
+    <w:p>
+      <w:pPr>
+        <w:pStyle w:val="ListParagraph"/>
+        <w:numPr>
+          <w:ilvl w:val="0"/>
+          <w:numId w:val="18"/>
+        </w:numPr>
+      </w:pPr>
+      <w:r>
+        <w:t xml:space="preserve">                    "breaks": [],</w:t>
+      </w:r>
+    </w:p>
+    <w:p>
+      <w:pPr>
+        <w:pStyle w:val="ListParagraph"/>
+        <w:numPr>
+          <w:ilvl w:val="0"/>
+          <w:numId w:val="18"/>
+        </w:numPr>
+      </w:pPr>
+      <w:r>
+        <w:t xml:space="preserve">                    "</w:t>
+      </w:r>
+      <w:proofErr w:type="spellStart"/>
+      <w:r>
+        <w:t>slotDuration</w:t>
+      </w:r>
+      <w:proofErr w:type="spellEnd"/>
+      <w:r>
+        <w:t>": null,</w:t>
+      </w:r>
+    </w:p>
+    <w:p>
+      <w:pPr>
+        <w:pStyle w:val="ListParagraph"/>
+        <w:numPr>
+          <w:ilvl w:val="0"/>
+          <w:numId w:val="18"/>
+        </w:numPr>
+      </w:pPr>
+      <w:r>
+        <w:t xml:space="preserve">                    "</w:t>
+      </w:r>
+      <w:proofErr w:type="spellStart"/>
+      <w:r>
+        <w:t>dailyCapacity</w:t>
+      </w:r>
+      <w:proofErr w:type="spellEnd"/>
+      <w:r>
+        <w:t>": null,</w:t>
+      </w:r>
+    </w:p>
+    <w:p>
+      <w:pPr>
+        <w:pStyle w:val="ListParagraph"/>
+        <w:numPr>
+          <w:ilvl w:val="0"/>
+          <w:numId w:val="18"/>
+        </w:numPr>
+      </w:pPr>
+      <w:r>
+        <w:t xml:space="preserve">                    "</w:t>
+      </w:r>
+      <w:proofErr w:type="spellStart"/>
+      <w:r>
+        <w:t>patientsPerSlot</w:t>
+      </w:r>
+      <w:proofErr w:type="spellEnd"/>
+      <w:r>
+        <w:t>": null,</w:t>
+      </w:r>
+    </w:p>
+    <w:p>
+      <w:pPr>
+        <w:pStyle w:val="ListParagraph"/>
+        <w:numPr>
+          <w:ilvl w:val="0"/>
+          <w:numId w:val="18"/>
+        </w:numPr>
+      </w:pPr>
+      <w:r>
+        <w:lastRenderedPageBreak/>
+        <w:t xml:space="preserve">                    "</w:t>
+      </w:r>
+      <w:proofErr w:type="spellStart"/>
+      <w:r>
+        <w:t>isDayLocked</w:t>
+      </w:r>
+      <w:proofErr w:type="spellEnd"/>
+      <w:r>
+        <w:t>": false,</w:t>
+      </w:r>
+    </w:p>
+    <w:p>
+      <w:pPr>
+        <w:pStyle w:val="ListParagraph"/>
+        <w:numPr>
+          <w:ilvl w:val="0"/>
+          <w:numId w:val="18"/>
+        </w:numPr>
+      </w:pPr>
+      <w:r>
+        <w:t xml:space="preserve">                    "</w:t>
+      </w:r>
+      <w:proofErr w:type="spellStart"/>
+      <w:r>
+        <w:t>isBookingLocked</w:t>
+      </w:r>
+      <w:proofErr w:type="spellEnd"/>
+      <w:r>
+        <w:t>": false</w:t>
+      </w:r>
+    </w:p>
+    <w:p>
+      <w:pPr>
+        <w:pStyle w:val="ListParagraph"/>
+        <w:numPr>
+          <w:ilvl w:val="0"/>
+          <w:numId w:val="18"/>
+        </w:numPr>
+      </w:pPr>
+      <w:r>
+        <w:t xml:space="preserve">                },</w:t>
+      </w:r>
+    </w:p>
+    <w:p>
+      <w:pPr>
+        <w:pStyle w:val="ListParagraph"/>
+        <w:numPr>
+          <w:ilvl w:val="0"/>
+          <w:numId w:val="18"/>
+        </w:numPr>
+      </w:pPr>
+      <w:r>
+        <w:t xml:space="preserve">                {</w:t>
+      </w:r>
+    </w:p>
+    <w:p>
+      <w:pPr>
+        <w:pStyle w:val="ListParagraph"/>
+        <w:numPr>
+          <w:ilvl w:val="0"/>
+          <w:numId w:val="18"/>
+        </w:numPr>
+      </w:pPr>
+      <w:r>
+        <w:t xml:space="preserve">                    "day": "Wednesday",</w:t>
+      </w:r>
+    </w:p>
+    <w:p>
+      <w:pPr>
+        <w:pStyle w:val="ListParagraph"/>
+        <w:numPr>
+          <w:ilvl w:val="0"/>
+          <w:numId w:val="18"/>
+        </w:numPr>
+      </w:pPr>
+      <w:r>
+        <w:t xml:space="preserve">                    "</w:t>
+      </w:r>
+      <w:proofErr w:type="spellStart"/>
+      <w:r>
+        <w:t>isActive</w:t>
+      </w:r>
+      <w:proofErr w:type="spellEnd"/>
+      <w:r>
+        <w:t>": false,</w:t>
+      </w:r>
+    </w:p>
+    <w:p>
+      <w:pPr>
+        <w:pStyle w:val="ListParagraph"/>
+        <w:numPr>
+          <w:ilvl w:val="0"/>
+          <w:numId w:val="18"/>
+        </w:numPr>
+      </w:pPr>
+      <w:r>
+        <w:t xml:space="preserve">                    "open": 0,</w:t>
+      </w:r>
+    </w:p>
+    <w:p>
+      <w:pPr>
+        <w:pStyle w:val="ListParagraph"/>
+        <w:numPr>
+          <w:ilvl w:val="0"/>
+          <w:numId w:val="18"/>
+        </w:numPr>
+      </w:pPr>
+      <w:r>
+        <w:t xml:space="preserve">                    "close": 1,</w:t>
+      </w:r>
+    </w:p>
+    <w:p>
+      <w:pPr>
+        <w:pStyle w:val="ListParagraph"/>
+        <w:numPr>
+          <w:ilvl w:val="0"/>
+          <w:numId w:val="18"/>
+        </w:numPr>
+      </w:pPr>
+      <w:r>
+        <w:t xml:space="preserve">                    "breaks": [],</w:t>
+      </w:r>
+    </w:p>
+    <w:p>
+      <w:pPr>
+        <w:pStyle w:val="ListParagraph"/>
+        <w:numPr>
+          <w:ilvl w:val="0"/>
+          <w:numId w:val="18"/>
+        </w:numPr>
+      </w:pPr>
+      <w:r>
+        <w:t xml:space="preserve">                    "</w:t>
+      </w:r>
+      <w:proofErr w:type="spellStart"/>
+      <w:r>
+        <w:t>slotDuration</w:t>
+      </w:r>
+      <w:proofErr w:type="spellEnd"/>
+      <w:r>
+        <w:t>": null,</w:t>
+      </w:r>
+    </w:p>
+    <w:p>
+      <w:pPr>
+        <w:pStyle w:val="ListParagraph"/>
+        <w:numPr>
+          <w:ilvl w:val="0"/>
+          <w:numId w:val="18"/>
+        </w:numPr>
+      </w:pPr>
+      <w:r>
+        <w:t xml:space="preserve">                    "</w:t>
+      </w:r>
+      <w:proofErr w:type="spellStart"/>
+      <w:r>
+        <w:t>dailyCapacity</w:t>
+      </w:r>
+      <w:proofErr w:type="spellEnd"/>
+      <w:r>
+        <w:t>": null,</w:t>
+      </w:r>
+    </w:p>
+    <w:p>
+      <w:pPr>
+        <w:pStyle w:val="ListParagraph"/>
+        <w:numPr>
+          <w:ilvl w:val="0"/>
+          <w:numId w:val="18"/>
+        </w:numPr>
+      </w:pPr>
+      <w:r>
+        <w:t xml:space="preserve">                    "</w:t>
+      </w:r>
+      <w:proofErr w:type="spellStart"/>
+      <w:r>
+        <w:t>patientsPerSlot</w:t>
+      </w:r>
+      <w:proofErr w:type="spellEnd"/>
+      <w:r>
+        <w:t>": null,</w:t>
+      </w:r>
+    </w:p>
+    <w:p>
+      <w:pPr>
+        <w:pStyle w:val="ListParagraph"/>
+        <w:numPr>
+          <w:ilvl w:val="0"/>
+          <w:numId w:val="18"/>
+        </w:numPr>
+      </w:pPr>
+      <w:r>
+        <w:t xml:space="preserve">                    "</w:t>
+      </w:r>
+      <w:proofErr w:type="spellStart"/>
+      <w:r>
+        <w:t>isDayLocked</w:t>
+      </w:r>
+      <w:proofErr w:type="spellEnd"/>
+      <w:r>
+        <w:t>": false,</w:t>
+      </w:r>
+    </w:p>
+    <w:p>
+      <w:pPr>
+        <w:pStyle w:val="ListParagraph"/>
+        <w:numPr>
+          <w:ilvl w:val="0"/>
+          <w:numId w:val="18"/>
+        </w:numPr>
+      </w:pPr>
+      <w:r>
+        <w:t xml:space="preserve">                    "</w:t>
+      </w:r>
+      <w:proofErr w:type="spellStart"/>
+      <w:r>
+        <w:t>isBookingLocked</w:t>
+      </w:r>
+      <w:proofErr w:type="spellEnd"/>
+      <w:r>
+        <w:t>": false</w:t>
+      </w:r>
+    </w:p>
+    <w:p>
+      <w:pPr>
+        <w:pStyle w:val="ListParagraph"/>
+        <w:numPr>
+          <w:ilvl w:val="0"/>
+          <w:numId w:val="18"/>
+        </w:numPr>
+      </w:pPr>
+      <w:r>
+        <w:t xml:space="preserve">                },</w:t>
+      </w:r>
+    </w:p>
+    <w:p>
+      <w:pPr>
+        <w:pStyle w:val="ListParagraph"/>
+        <w:numPr>
+          <w:ilvl w:val="0"/>
+          <w:numId w:val="18"/>
+        </w:numPr>
+      </w:pPr>
+      <w:r>
+        <w:t xml:space="preserve">                {</w:t>
+      </w:r>
+    </w:p>
+    <w:p>
+      <w:pPr>
+        <w:pStyle w:val="ListParagraph"/>
+        <w:numPr>
+          <w:ilvl w:val="0"/>
+          <w:numId w:val="18"/>
+        </w:numPr>
+      </w:pPr>
+      <w:r>
+        <w:t xml:space="preserve">                    "day": "Thursday",</w:t>
+      </w:r>
+    </w:p>
+    <w:p>
+      <w:pPr>
+        <w:pStyle w:val="ListParagraph"/>
+        <w:numPr>
+          <w:ilvl w:val="0"/>
+          <w:numId w:val="18"/>
+        </w:numPr>
+      </w:pPr>
+      <w:r>
+        <w:t xml:space="preserve">                    "</w:t>
+      </w:r>
+      <w:proofErr w:type="spellStart"/>
+      <w:r>
+        <w:t>isActive</w:t>
+      </w:r>
+      <w:proofErr w:type="spellEnd"/>
+      <w:r>
         <w:t>": true,</w:t>
       </w:r>
     </w:p>
@@ -24308,7 +25807,7 @@
         </w:numPr>
       </w:pPr>
       <w:r>
-        <w:t xml:space="preserve">                    "open": 480,</w:t>
+        <w:t xml:space="preserve">                    "open": 540,</w:t>
       </w:r>
     </w:p>
     <w:p>
@@ -24320,7 +25819,7 @@
         </w:numPr>
       </w:pPr>
       <w:r>
-        <w:t xml:space="preserve">                    "close": 840,</w:t>
+        <w:t xml:space="preserve">                    "close": 1020,</w:t>
       </w:r>
     </w:p>
     <w:p>
@@ -24332,7 +25831,7 @@
         </w:numPr>
       </w:pPr>
       <w:r>
-        <w:t xml:space="preserve">                    "breaks": [</w:t>
+        <w:t xml:space="preserve">                    "breaks": [],</w:t>
       </w:r>
     </w:p>
     <w:p>
@@ -24344,7 +25843,15 @@
         </w:numPr>
       </w:pPr>
       <w:r>
-        <w:t xml:space="preserve">                        {</w:t>
+        <w:t xml:space="preserve">                    "</w:t>
+      </w:r>
+      <w:proofErr w:type="spellStart"/>
+      <w:r>
+        <w:t>slotDuration</w:t>
+      </w:r>
+      <w:proofErr w:type="spellEnd"/>
+      <w:r>
+        <w:t>": null,</w:t>
       </w:r>
     </w:p>
     <w:p>
@@ -24356,7 +25863,15 @@
         </w:numPr>
       </w:pPr>
       <w:r>
-        <w:t xml:space="preserve">                            "start": 600,</w:t>
+        <w:t xml:space="preserve">                    "</w:t>
+      </w:r>
+      <w:proofErr w:type="spellStart"/>
+      <w:r>
+        <w:t>dailyCapacity</w:t>
+      </w:r>
+      <w:proofErr w:type="spellEnd"/>
+      <w:r>
+        <w:t>": null,</w:t>
       </w:r>
     </w:p>
     <w:p>
@@ -24368,7 +25883,15 @@
         </w:numPr>
       </w:pPr>
       <w:r>
-        <w:t xml:space="preserve">                            "end": 630,</w:t>
+        <w:t xml:space="preserve">                    "</w:t>
+      </w:r>
+      <w:proofErr w:type="spellStart"/>
+      <w:r>
+        <w:t>patientsPerSlot</w:t>
+      </w:r>
+      <w:proofErr w:type="spellEnd"/>
+      <w:r>
+        <w:t>": null,</w:t>
       </w:r>
     </w:p>
     <w:p>
@@ -24380,7 +25903,15 @@
         </w:numPr>
       </w:pPr>
       <w:r>
-        <w:t xml:space="preserve">                            "label": ""</w:t>
+        <w:t xml:space="preserve">                    "</w:t>
+      </w:r>
+      <w:proofErr w:type="spellStart"/>
+      <w:r>
+        <w:t>isDayLocked</w:t>
+      </w:r>
+      <w:proofErr w:type="spellEnd"/>
+      <w:r>
+        <w:t>": false,</w:t>
       </w:r>
     </w:p>
     <w:p>
@@ -24392,7 +25923,15 @@
         </w:numPr>
       </w:pPr>
       <w:r>
-        <w:t xml:space="preserve">                        }</w:t>
+        <w:t xml:space="preserve">                    "</w:t>
+      </w:r>
+      <w:proofErr w:type="spellStart"/>
+      <w:r>
+        <w:t>isBookingLocked</w:t>
+      </w:r>
+      <w:proofErr w:type="spellEnd"/>
+      <w:r>
+        <w:t>": false</w:t>
       </w:r>
     </w:p>
     <w:p>
@@ -24404,7 +25943,7 @@
         </w:numPr>
       </w:pPr>
       <w:r>
-        <w:t xml:space="preserve">                    ],</w:t>
+        <w:t xml:space="preserve">                },</w:t>
       </w:r>
     </w:p>
     <w:p>
@@ -24416,10 +25955,90 @@
         </w:numPr>
       </w:pPr>
       <w:r>
+        <w:t xml:space="preserve">                {</w:t>
+      </w:r>
+    </w:p>
+    <w:p>
+      <w:pPr>
+        <w:pStyle w:val="ListParagraph"/>
+        <w:numPr>
+          <w:ilvl w:val="0"/>
+          <w:numId w:val="18"/>
+        </w:numPr>
+      </w:pPr>
+      <w:r>
+        <w:t xml:space="preserve">                    "day": "Friday",</w:t>
+      </w:r>
+    </w:p>
+    <w:p>
+      <w:pPr>
+        <w:pStyle w:val="ListParagraph"/>
+        <w:numPr>
+          <w:ilvl w:val="0"/>
+          <w:numId w:val="18"/>
+        </w:numPr>
+      </w:pPr>
+      <w:r>
         <w:t xml:space="preserve">                    "</w:t>
       </w:r>
       <w:proofErr w:type="spellStart"/>
       <w:r>
+        <w:t>isActive</w:t>
+      </w:r>
+      <w:proofErr w:type="spellEnd"/>
+      <w:r>
+        <w:t>": false,</w:t>
+      </w:r>
+    </w:p>
+    <w:p>
+      <w:pPr>
+        <w:pStyle w:val="ListParagraph"/>
+        <w:numPr>
+          <w:ilvl w:val="0"/>
+          <w:numId w:val="18"/>
+        </w:numPr>
+      </w:pPr>
+      <w:r>
+        <w:t xml:space="preserve">                    "open": 0,</w:t>
+      </w:r>
+    </w:p>
+    <w:p>
+      <w:pPr>
+        <w:pStyle w:val="ListParagraph"/>
+        <w:numPr>
+          <w:ilvl w:val="0"/>
+          <w:numId w:val="18"/>
+        </w:numPr>
+      </w:pPr>
+      <w:r>
+        <w:t xml:space="preserve">                    "close": 1,</w:t>
+      </w:r>
+    </w:p>
+    <w:p>
+      <w:pPr>
+        <w:pStyle w:val="ListParagraph"/>
+        <w:numPr>
+          <w:ilvl w:val="0"/>
+          <w:numId w:val="18"/>
+        </w:numPr>
+      </w:pPr>
+      <w:r>
+        <w:t xml:space="preserve">                    "breaks": [],</w:t>
+      </w:r>
+    </w:p>
+    <w:p>
+      <w:pPr>
+        <w:pStyle w:val="ListParagraph"/>
+        <w:numPr>
+          <w:ilvl w:val="0"/>
+          <w:numId w:val="18"/>
+        </w:numPr>
+      </w:pPr>
+      <w:r>
+        <w:t xml:space="preserve">                    "</w:t>
+      </w:r>
+      <w:proofErr w:type="spellStart"/>
+      <w:r>
         <w:t>slotDuration</w:t>
       </w:r>
       <w:proofErr w:type="spellEnd"/>
@@ -24476,6 +26095,7 @@
         </w:numPr>
       </w:pPr>
       <w:r>
+        <w:lastRenderedPageBreak/>
         <w:t xml:space="preserve">                    "</w:t>
       </w:r>
       <w:proofErr w:type="spellStart"/>
@@ -24516,7 +26136,7 @@
         </w:numPr>
       </w:pPr>
       <w:r>
-        <w:t xml:space="preserve">                },</w:t>
+        <w:t xml:space="preserve">                }</w:t>
       </w:r>
     </w:p>
     <w:p>
@@ -24528,1161 +26148,6 @@
         </w:numPr>
       </w:pPr>
       <w:r>
-        <w:lastRenderedPageBreak/>
-        <w:t xml:space="preserve">                {</w:t>
-      </w:r>
-    </w:p>
-    <w:p>
-      <w:pPr>
-        <w:pStyle w:val="ListParagraph"/>
-        <w:numPr>
-          <w:ilvl w:val="0"/>
-          <w:numId w:val="18"/>
-        </w:numPr>
-      </w:pPr>
-      <w:r>
-        <w:t xml:space="preserve">                    "day": "Sunday",</w:t>
-      </w:r>
-    </w:p>
-    <w:p>
-      <w:pPr>
-        <w:pStyle w:val="ListParagraph"/>
-        <w:numPr>
-          <w:ilvl w:val="0"/>
-          <w:numId w:val="18"/>
-        </w:numPr>
-      </w:pPr>
-      <w:r>
-        <w:t xml:space="preserve">                    "</w:t>
-      </w:r>
-      <w:proofErr w:type="spellStart"/>
-      <w:r>
-        <w:t>isActive</w:t>
-      </w:r>
-      <w:proofErr w:type="spellEnd"/>
-      <w:r>
-        <w:t>": true,</w:t>
-      </w:r>
-    </w:p>
-    <w:p>
-      <w:pPr>
-        <w:pStyle w:val="ListParagraph"/>
-        <w:numPr>
-          <w:ilvl w:val="0"/>
-          <w:numId w:val="18"/>
-        </w:numPr>
-      </w:pPr>
-      <w:r>
-        <w:t xml:space="preserve">                    "open": 480,</w:t>
-      </w:r>
-    </w:p>
-    <w:p>
-      <w:pPr>
-        <w:pStyle w:val="ListParagraph"/>
-        <w:numPr>
-          <w:ilvl w:val="0"/>
-          <w:numId w:val="18"/>
-        </w:numPr>
-      </w:pPr>
-      <w:r>
-        <w:t xml:space="preserve">                    "close": 840,</w:t>
-      </w:r>
-    </w:p>
-    <w:p>
-      <w:pPr>
-        <w:pStyle w:val="ListParagraph"/>
-        <w:numPr>
-          <w:ilvl w:val="0"/>
-          <w:numId w:val="18"/>
-        </w:numPr>
-      </w:pPr>
-      <w:r>
-        <w:t xml:space="preserve">                    "breaks": [],</w:t>
-      </w:r>
-    </w:p>
-    <w:p>
-      <w:pPr>
-        <w:pStyle w:val="ListParagraph"/>
-        <w:numPr>
-          <w:ilvl w:val="0"/>
-          <w:numId w:val="18"/>
-        </w:numPr>
-      </w:pPr>
-      <w:r>
-        <w:t xml:space="preserve">                    "</w:t>
-      </w:r>
-      <w:proofErr w:type="spellStart"/>
-      <w:r>
-        <w:t>slotDuration</w:t>
-      </w:r>
-      <w:proofErr w:type="spellEnd"/>
-      <w:r>
-        <w:t>": null,</w:t>
-      </w:r>
-    </w:p>
-    <w:p>
-      <w:pPr>
-        <w:pStyle w:val="ListParagraph"/>
-        <w:numPr>
-          <w:ilvl w:val="0"/>
-          <w:numId w:val="18"/>
-        </w:numPr>
-      </w:pPr>
-      <w:r>
-        <w:t xml:space="preserve">                    "</w:t>
-      </w:r>
-      <w:proofErr w:type="spellStart"/>
-      <w:r>
-        <w:t>dailyCapacity</w:t>
-      </w:r>
-      <w:proofErr w:type="spellEnd"/>
-      <w:r>
-        <w:t>": null,</w:t>
-      </w:r>
-    </w:p>
-    <w:p>
-      <w:pPr>
-        <w:pStyle w:val="ListParagraph"/>
-        <w:numPr>
-          <w:ilvl w:val="0"/>
-          <w:numId w:val="18"/>
-        </w:numPr>
-      </w:pPr>
-      <w:r>
-        <w:t xml:space="preserve">                    "</w:t>
-      </w:r>
-      <w:proofErr w:type="spellStart"/>
-      <w:r>
-        <w:t>patientsPerSlot</w:t>
-      </w:r>
-      <w:proofErr w:type="spellEnd"/>
-      <w:r>
-        <w:t>": null,</w:t>
-      </w:r>
-    </w:p>
-    <w:p>
-      <w:pPr>
-        <w:pStyle w:val="ListParagraph"/>
-        <w:numPr>
-          <w:ilvl w:val="0"/>
-          <w:numId w:val="18"/>
-        </w:numPr>
-      </w:pPr>
-      <w:r>
-        <w:t xml:space="preserve">                    "</w:t>
-      </w:r>
-      <w:proofErr w:type="spellStart"/>
-      <w:r>
-        <w:t>isDayLocked</w:t>
-      </w:r>
-      <w:proofErr w:type="spellEnd"/>
-      <w:r>
-        <w:t>": false,</w:t>
-      </w:r>
-    </w:p>
-    <w:p>
-      <w:pPr>
-        <w:pStyle w:val="ListParagraph"/>
-        <w:numPr>
-          <w:ilvl w:val="0"/>
-          <w:numId w:val="18"/>
-        </w:numPr>
-      </w:pPr>
-      <w:r>
-        <w:t xml:space="preserve">                    "</w:t>
-      </w:r>
-      <w:proofErr w:type="spellStart"/>
-      <w:r>
-        <w:t>isBookingLocked</w:t>
-      </w:r>
-      <w:proofErr w:type="spellEnd"/>
-      <w:r>
-        <w:t>": false</w:t>
-      </w:r>
-    </w:p>
-    <w:p>
-      <w:pPr>
-        <w:pStyle w:val="ListParagraph"/>
-        <w:numPr>
-          <w:ilvl w:val="0"/>
-          <w:numId w:val="18"/>
-        </w:numPr>
-      </w:pPr>
-      <w:r>
-        <w:t xml:space="preserve">                },</w:t>
-      </w:r>
-    </w:p>
-    <w:p>
-      <w:pPr>
-        <w:pStyle w:val="ListParagraph"/>
-        <w:numPr>
-          <w:ilvl w:val="0"/>
-          <w:numId w:val="18"/>
-        </w:numPr>
-      </w:pPr>
-      <w:r>
-        <w:t xml:space="preserve">                {</w:t>
-      </w:r>
-    </w:p>
-    <w:p>
-      <w:pPr>
-        <w:pStyle w:val="ListParagraph"/>
-        <w:numPr>
-          <w:ilvl w:val="0"/>
-          <w:numId w:val="18"/>
-        </w:numPr>
-      </w:pPr>
-      <w:r>
-        <w:t xml:space="preserve">                    "day": "Monday",</w:t>
-      </w:r>
-    </w:p>
-    <w:p>
-      <w:pPr>
-        <w:pStyle w:val="ListParagraph"/>
-        <w:numPr>
-          <w:ilvl w:val="0"/>
-          <w:numId w:val="18"/>
-        </w:numPr>
-      </w:pPr>
-      <w:r>
-        <w:t xml:space="preserve">                    "</w:t>
-      </w:r>
-      <w:proofErr w:type="spellStart"/>
-      <w:r>
-        <w:t>isActive</w:t>
-      </w:r>
-      <w:proofErr w:type="spellEnd"/>
-      <w:r>
-        <w:t>": false,</w:t>
-      </w:r>
-    </w:p>
-    <w:p>
-      <w:pPr>
-        <w:pStyle w:val="ListParagraph"/>
-        <w:numPr>
-          <w:ilvl w:val="0"/>
-          <w:numId w:val="18"/>
-        </w:numPr>
-      </w:pPr>
-      <w:r>
-        <w:t xml:space="preserve">                    "open": 0,</w:t>
-      </w:r>
-    </w:p>
-    <w:p>
-      <w:pPr>
-        <w:pStyle w:val="ListParagraph"/>
-        <w:numPr>
-          <w:ilvl w:val="0"/>
-          <w:numId w:val="18"/>
-        </w:numPr>
-      </w:pPr>
-      <w:r>
-        <w:t xml:space="preserve">                    "close": 1,</w:t>
-      </w:r>
-    </w:p>
-    <w:p>
-      <w:pPr>
-        <w:pStyle w:val="ListParagraph"/>
-        <w:numPr>
-          <w:ilvl w:val="0"/>
-          <w:numId w:val="18"/>
-        </w:numPr>
-      </w:pPr>
-      <w:r>
-        <w:t xml:space="preserve">                    "breaks": [],</w:t>
-      </w:r>
-    </w:p>
-    <w:p>
-      <w:pPr>
-        <w:pStyle w:val="ListParagraph"/>
-        <w:numPr>
-          <w:ilvl w:val="0"/>
-          <w:numId w:val="18"/>
-        </w:numPr>
-      </w:pPr>
-      <w:r>
-        <w:t xml:space="preserve">                    "</w:t>
-      </w:r>
-      <w:proofErr w:type="spellStart"/>
-      <w:r>
-        <w:t>slotDuration</w:t>
-      </w:r>
-      <w:proofErr w:type="spellEnd"/>
-      <w:r>
-        <w:t>": null,</w:t>
-      </w:r>
-    </w:p>
-    <w:p>
-      <w:pPr>
-        <w:pStyle w:val="ListParagraph"/>
-        <w:numPr>
-          <w:ilvl w:val="0"/>
-          <w:numId w:val="18"/>
-        </w:numPr>
-      </w:pPr>
-      <w:r>
-        <w:t xml:space="preserve">                    "</w:t>
-      </w:r>
-      <w:proofErr w:type="spellStart"/>
-      <w:r>
-        <w:t>dailyCapacity</w:t>
-      </w:r>
-      <w:proofErr w:type="spellEnd"/>
-      <w:r>
-        <w:t>": null,</w:t>
-      </w:r>
-    </w:p>
-    <w:p>
-      <w:pPr>
-        <w:pStyle w:val="ListParagraph"/>
-        <w:numPr>
-          <w:ilvl w:val="0"/>
-          <w:numId w:val="18"/>
-        </w:numPr>
-      </w:pPr>
-      <w:r>
-        <w:t xml:space="preserve">                    "</w:t>
-      </w:r>
-      <w:proofErr w:type="spellStart"/>
-      <w:r>
-        <w:t>patientsPerSlot</w:t>
-      </w:r>
-      <w:proofErr w:type="spellEnd"/>
-      <w:r>
-        <w:t>": null,</w:t>
-      </w:r>
-    </w:p>
-    <w:p>
-      <w:pPr>
-        <w:pStyle w:val="ListParagraph"/>
-        <w:numPr>
-          <w:ilvl w:val="0"/>
-          <w:numId w:val="18"/>
-        </w:numPr>
-      </w:pPr>
-      <w:r>
-        <w:t xml:space="preserve">                    "</w:t>
-      </w:r>
-      <w:proofErr w:type="spellStart"/>
-      <w:r>
-        <w:t>isDayLocked</w:t>
-      </w:r>
-      <w:proofErr w:type="spellEnd"/>
-      <w:r>
-        <w:t>": false,</w:t>
-      </w:r>
-    </w:p>
-    <w:p>
-      <w:pPr>
-        <w:pStyle w:val="ListParagraph"/>
-        <w:numPr>
-          <w:ilvl w:val="0"/>
-          <w:numId w:val="18"/>
-        </w:numPr>
-      </w:pPr>
-      <w:r>
-        <w:t xml:space="preserve">                    "</w:t>
-      </w:r>
-      <w:proofErr w:type="spellStart"/>
-      <w:r>
-        <w:t>isBookingLocked</w:t>
-      </w:r>
-      <w:proofErr w:type="spellEnd"/>
-      <w:r>
-        <w:t>": false</w:t>
-      </w:r>
-    </w:p>
-    <w:p>
-      <w:pPr>
-        <w:pStyle w:val="ListParagraph"/>
-        <w:numPr>
-          <w:ilvl w:val="0"/>
-          <w:numId w:val="18"/>
-        </w:numPr>
-      </w:pPr>
-      <w:r>
-        <w:t xml:space="preserve">                },</w:t>
-      </w:r>
-    </w:p>
-    <w:p>
-      <w:pPr>
-        <w:pStyle w:val="ListParagraph"/>
-        <w:numPr>
-          <w:ilvl w:val="0"/>
-          <w:numId w:val="18"/>
-        </w:numPr>
-      </w:pPr>
-      <w:r>
-        <w:t xml:space="preserve">                {</w:t>
-      </w:r>
-    </w:p>
-    <w:p>
-      <w:pPr>
-        <w:pStyle w:val="ListParagraph"/>
-        <w:numPr>
-          <w:ilvl w:val="0"/>
-          <w:numId w:val="18"/>
-        </w:numPr>
-      </w:pPr>
-      <w:r>
-        <w:t xml:space="preserve">                    "day": "Tuesday",</w:t>
-      </w:r>
-    </w:p>
-    <w:p>
-      <w:pPr>
-        <w:pStyle w:val="ListParagraph"/>
-        <w:numPr>
-          <w:ilvl w:val="0"/>
-          <w:numId w:val="18"/>
-        </w:numPr>
-      </w:pPr>
-      <w:r>
-        <w:t xml:space="preserve">                    "</w:t>
-      </w:r>
-      <w:proofErr w:type="spellStart"/>
-      <w:r>
-        <w:t>isActive</w:t>
-      </w:r>
-      <w:proofErr w:type="spellEnd"/>
-      <w:r>
-        <w:t>": false,</w:t>
-      </w:r>
-    </w:p>
-    <w:p>
-      <w:pPr>
-        <w:pStyle w:val="ListParagraph"/>
-        <w:numPr>
-          <w:ilvl w:val="0"/>
-          <w:numId w:val="18"/>
-        </w:numPr>
-      </w:pPr>
-      <w:r>
-        <w:t xml:space="preserve">                    "open": 0,</w:t>
-      </w:r>
-    </w:p>
-    <w:p>
-      <w:pPr>
-        <w:pStyle w:val="ListParagraph"/>
-        <w:numPr>
-          <w:ilvl w:val="0"/>
-          <w:numId w:val="18"/>
-        </w:numPr>
-      </w:pPr>
-      <w:r>
-        <w:t xml:space="preserve">                    "close": 1,</w:t>
-      </w:r>
-    </w:p>
-    <w:p>
-      <w:pPr>
-        <w:pStyle w:val="ListParagraph"/>
-        <w:numPr>
-          <w:ilvl w:val="0"/>
-          <w:numId w:val="18"/>
-        </w:numPr>
-      </w:pPr>
-      <w:r>
-        <w:t xml:space="preserve">                    "breaks": [],</w:t>
-      </w:r>
-    </w:p>
-    <w:p>
-      <w:pPr>
-        <w:pStyle w:val="ListParagraph"/>
-        <w:numPr>
-          <w:ilvl w:val="0"/>
-          <w:numId w:val="18"/>
-        </w:numPr>
-      </w:pPr>
-      <w:r>
-        <w:t xml:space="preserve">                    "</w:t>
-      </w:r>
-      <w:proofErr w:type="spellStart"/>
-      <w:r>
-        <w:t>slotDuration</w:t>
-      </w:r>
-      <w:proofErr w:type="spellEnd"/>
-      <w:r>
-        <w:t>": null,</w:t>
-      </w:r>
-    </w:p>
-    <w:p>
-      <w:pPr>
-        <w:pStyle w:val="ListParagraph"/>
-        <w:numPr>
-          <w:ilvl w:val="0"/>
-          <w:numId w:val="18"/>
-        </w:numPr>
-      </w:pPr>
-      <w:r>
-        <w:t xml:space="preserve">                    "</w:t>
-      </w:r>
-      <w:proofErr w:type="spellStart"/>
-      <w:r>
-        <w:t>dailyCapacity</w:t>
-      </w:r>
-      <w:proofErr w:type="spellEnd"/>
-      <w:r>
-        <w:t>": null,</w:t>
-      </w:r>
-    </w:p>
-    <w:p>
-      <w:pPr>
-        <w:pStyle w:val="ListParagraph"/>
-        <w:numPr>
-          <w:ilvl w:val="0"/>
-          <w:numId w:val="18"/>
-        </w:numPr>
-      </w:pPr>
-      <w:r>
-        <w:t xml:space="preserve">                    "</w:t>
-      </w:r>
-      <w:proofErr w:type="spellStart"/>
-      <w:r>
-        <w:t>patientsPerSlot</w:t>
-      </w:r>
-      <w:proofErr w:type="spellEnd"/>
-      <w:r>
-        <w:t>": null,</w:t>
-      </w:r>
-    </w:p>
-    <w:p>
-      <w:pPr>
-        <w:pStyle w:val="ListParagraph"/>
-        <w:numPr>
-          <w:ilvl w:val="0"/>
-          <w:numId w:val="18"/>
-        </w:numPr>
-      </w:pPr>
-      <w:r>
-        <w:t xml:space="preserve">                    "</w:t>
-      </w:r>
-      <w:proofErr w:type="spellStart"/>
-      <w:r>
-        <w:t>isDayLocked</w:t>
-      </w:r>
-      <w:proofErr w:type="spellEnd"/>
-      <w:r>
-        <w:t>": false,</w:t>
-      </w:r>
-    </w:p>
-    <w:p>
-      <w:pPr>
-        <w:pStyle w:val="ListParagraph"/>
-        <w:numPr>
-          <w:ilvl w:val="0"/>
-          <w:numId w:val="18"/>
-        </w:numPr>
-      </w:pPr>
-      <w:r>
-        <w:t xml:space="preserve">                    "</w:t>
-      </w:r>
-      <w:proofErr w:type="spellStart"/>
-      <w:r>
-        <w:t>isBookingLocked</w:t>
-      </w:r>
-      <w:proofErr w:type="spellEnd"/>
-      <w:r>
-        <w:t>": false</w:t>
-      </w:r>
-    </w:p>
-    <w:p>
-      <w:pPr>
-        <w:pStyle w:val="ListParagraph"/>
-        <w:numPr>
-          <w:ilvl w:val="0"/>
-          <w:numId w:val="18"/>
-        </w:numPr>
-      </w:pPr>
-      <w:r>
-        <w:t xml:space="preserve">                },</w:t>
-      </w:r>
-    </w:p>
-    <w:p>
-      <w:pPr>
-        <w:pStyle w:val="ListParagraph"/>
-        <w:numPr>
-          <w:ilvl w:val="0"/>
-          <w:numId w:val="18"/>
-        </w:numPr>
-      </w:pPr>
-      <w:r>
-        <w:lastRenderedPageBreak/>
-        <w:t xml:space="preserve">                {</w:t>
-      </w:r>
-    </w:p>
-    <w:p>
-      <w:pPr>
-        <w:pStyle w:val="ListParagraph"/>
-        <w:numPr>
-          <w:ilvl w:val="0"/>
-          <w:numId w:val="18"/>
-        </w:numPr>
-      </w:pPr>
-      <w:r>
-        <w:t xml:space="preserve">                    "day": "Wednesday",</w:t>
-      </w:r>
-    </w:p>
-    <w:p>
-      <w:pPr>
-        <w:pStyle w:val="ListParagraph"/>
-        <w:numPr>
-          <w:ilvl w:val="0"/>
-          <w:numId w:val="18"/>
-        </w:numPr>
-      </w:pPr>
-      <w:r>
-        <w:t xml:space="preserve">                    "</w:t>
-      </w:r>
-      <w:proofErr w:type="spellStart"/>
-      <w:r>
-        <w:t>isActive</w:t>
-      </w:r>
-      <w:proofErr w:type="spellEnd"/>
-      <w:r>
-        <w:t>": false,</w:t>
-      </w:r>
-    </w:p>
-    <w:p>
-      <w:pPr>
-        <w:pStyle w:val="ListParagraph"/>
-        <w:numPr>
-          <w:ilvl w:val="0"/>
-          <w:numId w:val="18"/>
-        </w:numPr>
-      </w:pPr>
-      <w:r>
-        <w:t xml:space="preserve">                    "open": 0,</w:t>
-      </w:r>
-    </w:p>
-    <w:p>
-      <w:pPr>
-        <w:pStyle w:val="ListParagraph"/>
-        <w:numPr>
-          <w:ilvl w:val="0"/>
-          <w:numId w:val="18"/>
-        </w:numPr>
-      </w:pPr>
-      <w:r>
-        <w:t xml:space="preserve">                    "close": 1,</w:t>
-      </w:r>
-    </w:p>
-    <w:p>
-      <w:pPr>
-        <w:pStyle w:val="ListParagraph"/>
-        <w:numPr>
-          <w:ilvl w:val="0"/>
-          <w:numId w:val="18"/>
-        </w:numPr>
-      </w:pPr>
-      <w:r>
-        <w:t xml:space="preserve">                    "breaks": [],</w:t>
-      </w:r>
-    </w:p>
-    <w:p>
-      <w:pPr>
-        <w:pStyle w:val="ListParagraph"/>
-        <w:numPr>
-          <w:ilvl w:val="0"/>
-          <w:numId w:val="18"/>
-        </w:numPr>
-      </w:pPr>
-      <w:r>
-        <w:t xml:space="preserve">                    "</w:t>
-      </w:r>
-      <w:proofErr w:type="spellStart"/>
-      <w:r>
-        <w:t>slotDuration</w:t>
-      </w:r>
-      <w:proofErr w:type="spellEnd"/>
-      <w:r>
-        <w:t>": null,</w:t>
-      </w:r>
-    </w:p>
-    <w:p>
-      <w:pPr>
-        <w:pStyle w:val="ListParagraph"/>
-        <w:numPr>
-          <w:ilvl w:val="0"/>
-          <w:numId w:val="18"/>
-        </w:numPr>
-      </w:pPr>
-      <w:r>
-        <w:t xml:space="preserve">                    "</w:t>
-      </w:r>
-      <w:proofErr w:type="spellStart"/>
-      <w:r>
-        <w:t>dailyCapacity</w:t>
-      </w:r>
-      <w:proofErr w:type="spellEnd"/>
-      <w:r>
-        <w:t>": null,</w:t>
-      </w:r>
-    </w:p>
-    <w:p>
-      <w:pPr>
-        <w:pStyle w:val="ListParagraph"/>
-        <w:numPr>
-          <w:ilvl w:val="0"/>
-          <w:numId w:val="18"/>
-        </w:numPr>
-      </w:pPr>
-      <w:r>
-        <w:t xml:space="preserve">                    "</w:t>
-      </w:r>
-      <w:proofErr w:type="spellStart"/>
-      <w:r>
-        <w:t>patientsPerSlot</w:t>
-      </w:r>
-      <w:proofErr w:type="spellEnd"/>
-      <w:r>
-        <w:t>": null,</w:t>
-      </w:r>
-    </w:p>
-    <w:p>
-      <w:pPr>
-        <w:pStyle w:val="ListParagraph"/>
-        <w:numPr>
-          <w:ilvl w:val="0"/>
-          <w:numId w:val="18"/>
-        </w:numPr>
-      </w:pPr>
-      <w:r>
-        <w:t xml:space="preserve">                    "</w:t>
-      </w:r>
-      <w:proofErr w:type="spellStart"/>
-      <w:r>
-        <w:t>isDayLocked</w:t>
-      </w:r>
-      <w:proofErr w:type="spellEnd"/>
-      <w:r>
-        <w:t>": false,</w:t>
-      </w:r>
-    </w:p>
-    <w:p>
-      <w:pPr>
-        <w:pStyle w:val="ListParagraph"/>
-        <w:numPr>
-          <w:ilvl w:val="0"/>
-          <w:numId w:val="18"/>
-        </w:numPr>
-      </w:pPr>
-      <w:r>
-        <w:t xml:space="preserve">                    "</w:t>
-      </w:r>
-      <w:proofErr w:type="spellStart"/>
-      <w:r>
-        <w:t>isBookingLocked</w:t>
-      </w:r>
-      <w:proofErr w:type="spellEnd"/>
-      <w:r>
-        <w:t>": false</w:t>
-      </w:r>
-    </w:p>
-    <w:p>
-      <w:pPr>
-        <w:pStyle w:val="ListParagraph"/>
-        <w:numPr>
-          <w:ilvl w:val="0"/>
-          <w:numId w:val="18"/>
-        </w:numPr>
-      </w:pPr>
-      <w:r>
-        <w:t xml:space="preserve">                },</w:t>
-      </w:r>
-    </w:p>
-    <w:p>
-      <w:pPr>
-        <w:pStyle w:val="ListParagraph"/>
-        <w:numPr>
-          <w:ilvl w:val="0"/>
-          <w:numId w:val="18"/>
-        </w:numPr>
-      </w:pPr>
-      <w:r>
-        <w:t xml:space="preserve">                {</w:t>
-      </w:r>
-    </w:p>
-    <w:p>
-      <w:pPr>
-        <w:pStyle w:val="ListParagraph"/>
-        <w:numPr>
-          <w:ilvl w:val="0"/>
-          <w:numId w:val="18"/>
-        </w:numPr>
-      </w:pPr>
-      <w:r>
-        <w:t xml:space="preserve">                    "day": "Thursday",</w:t>
-      </w:r>
-    </w:p>
-    <w:p>
-      <w:pPr>
-        <w:pStyle w:val="ListParagraph"/>
-        <w:numPr>
-          <w:ilvl w:val="0"/>
-          <w:numId w:val="18"/>
-        </w:numPr>
-      </w:pPr>
-      <w:r>
-        <w:t xml:space="preserve">                    "</w:t>
-      </w:r>
-      <w:proofErr w:type="spellStart"/>
-      <w:r>
-        <w:t>isActive</w:t>
-      </w:r>
-      <w:proofErr w:type="spellEnd"/>
-      <w:r>
-        <w:t>": true,</w:t>
-      </w:r>
-    </w:p>
-    <w:p>
-      <w:pPr>
-        <w:pStyle w:val="ListParagraph"/>
-        <w:numPr>
-          <w:ilvl w:val="0"/>
-          <w:numId w:val="18"/>
-        </w:numPr>
-      </w:pPr>
-      <w:r>
-        <w:t xml:space="preserve">                    "open": 540,</w:t>
-      </w:r>
-    </w:p>
-    <w:p>
-      <w:pPr>
-        <w:pStyle w:val="ListParagraph"/>
-        <w:numPr>
-          <w:ilvl w:val="0"/>
-          <w:numId w:val="18"/>
-        </w:numPr>
-      </w:pPr>
-      <w:r>
-        <w:t xml:space="preserve">                    "close": 1020,</w:t>
-      </w:r>
-    </w:p>
-    <w:p>
-      <w:pPr>
-        <w:pStyle w:val="ListParagraph"/>
-        <w:numPr>
-          <w:ilvl w:val="0"/>
-          <w:numId w:val="18"/>
-        </w:numPr>
-      </w:pPr>
-      <w:r>
-        <w:t xml:space="preserve">                    "breaks": [],</w:t>
-      </w:r>
-    </w:p>
-    <w:p>
-      <w:pPr>
-        <w:pStyle w:val="ListParagraph"/>
-        <w:numPr>
-          <w:ilvl w:val="0"/>
-          <w:numId w:val="18"/>
-        </w:numPr>
-      </w:pPr>
-      <w:r>
-        <w:t xml:space="preserve">                    "</w:t>
-      </w:r>
-      <w:proofErr w:type="spellStart"/>
-      <w:r>
-        <w:t>slotDuration</w:t>
-      </w:r>
-      <w:proofErr w:type="spellEnd"/>
-      <w:r>
-        <w:t>": null,</w:t>
-      </w:r>
-    </w:p>
-    <w:p>
-      <w:pPr>
-        <w:pStyle w:val="ListParagraph"/>
-        <w:numPr>
-          <w:ilvl w:val="0"/>
-          <w:numId w:val="18"/>
-        </w:numPr>
-      </w:pPr>
-      <w:r>
-        <w:t xml:space="preserve">                    "</w:t>
-      </w:r>
-      <w:proofErr w:type="spellStart"/>
-      <w:r>
-        <w:t>dailyCapacity</w:t>
-      </w:r>
-      <w:proofErr w:type="spellEnd"/>
-      <w:r>
-        <w:t>": null,</w:t>
-      </w:r>
-    </w:p>
-    <w:p>
-      <w:pPr>
-        <w:pStyle w:val="ListParagraph"/>
-        <w:numPr>
-          <w:ilvl w:val="0"/>
-          <w:numId w:val="18"/>
-        </w:numPr>
-      </w:pPr>
-      <w:r>
-        <w:t xml:space="preserve">                    "</w:t>
-      </w:r>
-      <w:proofErr w:type="spellStart"/>
-      <w:r>
-        <w:t>patientsPerSlot</w:t>
-      </w:r>
-      <w:proofErr w:type="spellEnd"/>
-      <w:r>
-        <w:t>": null,</w:t>
-      </w:r>
-    </w:p>
-    <w:p>
-      <w:pPr>
-        <w:pStyle w:val="ListParagraph"/>
-        <w:numPr>
-          <w:ilvl w:val="0"/>
-          <w:numId w:val="18"/>
-        </w:numPr>
-      </w:pPr>
-      <w:r>
-        <w:t xml:space="preserve">                    "</w:t>
-      </w:r>
-      <w:proofErr w:type="spellStart"/>
-      <w:r>
-        <w:t>isDayLocked</w:t>
-      </w:r>
-      <w:proofErr w:type="spellEnd"/>
-      <w:r>
-        <w:t>": false,</w:t>
-      </w:r>
-    </w:p>
-    <w:p>
-      <w:pPr>
-        <w:pStyle w:val="ListParagraph"/>
-        <w:numPr>
-          <w:ilvl w:val="0"/>
-          <w:numId w:val="18"/>
-        </w:numPr>
-      </w:pPr>
-      <w:r>
-        <w:t xml:space="preserve">                    "</w:t>
-      </w:r>
-      <w:proofErr w:type="spellStart"/>
-      <w:r>
-        <w:t>isBookingLocked</w:t>
-      </w:r>
-      <w:proofErr w:type="spellEnd"/>
-      <w:r>
-        <w:t>": false</w:t>
-      </w:r>
-    </w:p>
-    <w:p>
-      <w:pPr>
-        <w:pStyle w:val="ListParagraph"/>
-        <w:numPr>
-          <w:ilvl w:val="0"/>
-          <w:numId w:val="18"/>
-        </w:numPr>
-      </w:pPr>
-      <w:r>
-        <w:t xml:space="preserve">                },</w:t>
-      </w:r>
-    </w:p>
-    <w:p>
-      <w:pPr>
-        <w:pStyle w:val="ListParagraph"/>
-        <w:numPr>
-          <w:ilvl w:val="0"/>
-          <w:numId w:val="18"/>
-        </w:numPr>
-      </w:pPr>
-      <w:r>
-        <w:t xml:space="preserve">                {</w:t>
-      </w:r>
-    </w:p>
-    <w:p>
-      <w:pPr>
-        <w:pStyle w:val="ListParagraph"/>
-        <w:numPr>
-          <w:ilvl w:val="0"/>
-          <w:numId w:val="18"/>
-        </w:numPr>
-      </w:pPr>
-      <w:r>
-        <w:t xml:space="preserve">                    "day": "Friday",</w:t>
-      </w:r>
-    </w:p>
-    <w:p>
-      <w:pPr>
-        <w:pStyle w:val="ListParagraph"/>
-        <w:numPr>
-          <w:ilvl w:val="0"/>
-          <w:numId w:val="18"/>
-        </w:numPr>
-      </w:pPr>
-      <w:r>
-        <w:t xml:space="preserve">                    "</w:t>
-      </w:r>
-      <w:proofErr w:type="spellStart"/>
-      <w:r>
-        <w:t>isActive</w:t>
-      </w:r>
-      <w:proofErr w:type="spellEnd"/>
-      <w:r>
-        <w:t>": false,</w:t>
-      </w:r>
-    </w:p>
-    <w:p>
-      <w:pPr>
-        <w:pStyle w:val="ListParagraph"/>
-        <w:numPr>
-          <w:ilvl w:val="0"/>
-          <w:numId w:val="18"/>
-        </w:numPr>
-      </w:pPr>
-      <w:r>
-        <w:t xml:space="preserve">                    "open": 0,</w:t>
-      </w:r>
-    </w:p>
-    <w:p>
-      <w:pPr>
-        <w:pStyle w:val="ListParagraph"/>
-        <w:numPr>
-          <w:ilvl w:val="0"/>
-          <w:numId w:val="18"/>
-        </w:numPr>
-      </w:pPr>
-      <w:r>
-        <w:t xml:space="preserve">                    "close": 1,</w:t>
-      </w:r>
-    </w:p>
-    <w:p>
-      <w:pPr>
-        <w:pStyle w:val="ListParagraph"/>
-        <w:numPr>
-          <w:ilvl w:val="0"/>
-          <w:numId w:val="18"/>
-        </w:numPr>
-      </w:pPr>
-      <w:r>
-        <w:t xml:space="preserve">                    "breaks": [],</w:t>
-      </w:r>
-    </w:p>
-    <w:p>
-      <w:pPr>
-        <w:pStyle w:val="ListParagraph"/>
-        <w:numPr>
-          <w:ilvl w:val="0"/>
-          <w:numId w:val="18"/>
-        </w:numPr>
-      </w:pPr>
-      <w:r>
-        <w:t xml:space="preserve">                    "</w:t>
-      </w:r>
-      <w:proofErr w:type="spellStart"/>
-      <w:r>
-        <w:t>slotDuration</w:t>
-      </w:r>
-      <w:proofErr w:type="spellEnd"/>
-      <w:r>
-        <w:t>": null,</w:t>
-      </w:r>
-    </w:p>
-    <w:p>
-      <w:pPr>
-        <w:pStyle w:val="ListParagraph"/>
-        <w:numPr>
-          <w:ilvl w:val="0"/>
-          <w:numId w:val="18"/>
-        </w:numPr>
-      </w:pPr>
-      <w:r>
-        <w:t xml:space="preserve">                    "</w:t>
-      </w:r>
-      <w:proofErr w:type="spellStart"/>
-      <w:r>
-        <w:t>dailyCapacity</w:t>
-      </w:r>
-      <w:proofErr w:type="spellEnd"/>
-      <w:r>
-        <w:t>": null,</w:t>
-      </w:r>
-    </w:p>
-    <w:p>
-      <w:pPr>
-        <w:pStyle w:val="ListParagraph"/>
-        <w:numPr>
-          <w:ilvl w:val="0"/>
-          <w:numId w:val="18"/>
-        </w:numPr>
-      </w:pPr>
-      <w:r>
-        <w:t xml:space="preserve">                    "</w:t>
-      </w:r>
-      <w:proofErr w:type="spellStart"/>
-      <w:r>
-        <w:t>patientsPerSlot</w:t>
-      </w:r>
-      <w:proofErr w:type="spellEnd"/>
-      <w:r>
-        <w:t>": null,</w:t>
-      </w:r>
-    </w:p>
-    <w:p>
-      <w:pPr>
-        <w:pStyle w:val="ListParagraph"/>
-        <w:numPr>
-          <w:ilvl w:val="0"/>
-          <w:numId w:val="18"/>
-        </w:numPr>
-      </w:pPr>
-      <w:r>
-        <w:t xml:space="preserve">                    "</w:t>
-      </w:r>
-      <w:proofErr w:type="spellStart"/>
-      <w:r>
-        <w:t>isDayLocked</w:t>
-      </w:r>
-      <w:proofErr w:type="spellEnd"/>
-      <w:r>
-        <w:t>": false,</w:t>
-      </w:r>
-    </w:p>
-    <w:p>
-      <w:pPr>
-        <w:pStyle w:val="ListParagraph"/>
-        <w:numPr>
-          <w:ilvl w:val="0"/>
-          <w:numId w:val="18"/>
-        </w:numPr>
-      </w:pPr>
-      <w:r>
-        <w:t xml:space="preserve">                    "</w:t>
-      </w:r>
-      <w:proofErr w:type="spellStart"/>
-      <w:r>
-        <w:t>isBookingLocked</w:t>
-      </w:r>
-      <w:proofErr w:type="spellEnd"/>
-      <w:r>
-        <w:t>": false</w:t>
-      </w:r>
-    </w:p>
-    <w:p>
-      <w:pPr>
-        <w:pStyle w:val="ListParagraph"/>
-        <w:numPr>
-          <w:ilvl w:val="0"/>
-          <w:numId w:val="18"/>
-        </w:numPr>
-      </w:pPr>
-      <w:r>
-        <w:t xml:space="preserve">                }</w:t>
-      </w:r>
-    </w:p>
-    <w:p>
-      <w:pPr>
-        <w:pStyle w:val="ListParagraph"/>
-        <w:numPr>
-          <w:ilvl w:val="0"/>
-          <w:numId w:val="18"/>
-        </w:numPr>
-      </w:pPr>
-      <w:r>
-        <w:lastRenderedPageBreak/>
         <w:t xml:space="preserve">            ],</w:t>
       </w:r>
     </w:p>
@@ -26907,6 +27372,7 @@
           <w:lang w:val="en-GB" w:eastAsia="en-GB"/>
           <w14:ligatures w14:val="none"/>
         </w:rPr>
+        <w:lastRenderedPageBreak/>
         <w:t xml:space="preserve">                    </w:t>
       </w:r>
       <w:r>
@@ -27301,7 +27767,6 @@
           <w:lang w:val="en-GB" w:eastAsia="en-GB"/>
           <w14:ligatures w14:val="none"/>
         </w:rPr>
-        <w:lastRenderedPageBreak/>
         <w:t xml:space="preserve">                    </w:t>
       </w:r>
       <w:r>
@@ -31320,6 +31785,7 @@
           <w:lang w:val="en-GB" w:eastAsia="en-GB"/>
           <w14:ligatures w14:val="none"/>
         </w:rPr>
+        <w:lastRenderedPageBreak/>
         <w:t xml:space="preserve">        </w:t>
       </w:r>
       <w:r>
@@ -31792,7 +32258,6 @@
           <w:lang w:val="en-GB" w:eastAsia="en-GB"/>
           <w14:ligatures w14:val="none"/>
         </w:rPr>
-        <w:lastRenderedPageBreak/>
         <w:t xml:space="preserve">        </w:t>
       </w:r>
       <w:r>
@@ -33285,6 +33750,7 @@
         </w:numPr>
       </w:pPr>
       <w:r>
+        <w:lastRenderedPageBreak/>
         <w:t>Ex:</w:t>
       </w:r>
     </w:p>
@@ -33300,7 +33766,6 @@
         <w:rPr>
           <w:noProof/>
         </w:rPr>
-        <w:lastRenderedPageBreak/>
         <w:drawing>
           <wp:inline distT="0" distB="0" distL="0" distR="0" wp14:anchorId="3CD91E75" wp14:editId="20F28EED">
             <wp:extent cx="5943600" cy="4813300"/>
@@ -33317,7 +33782,7 @@
                     <pic:cNvPicPr/>
                   </pic:nvPicPr>
                   <pic:blipFill>
-                    <a:blip r:embed="rId14"/>
+                    <a:blip r:embed="rId13"/>
                     <a:stretch>
                       <a:fillRect/>
                     </a:stretch>
@@ -33444,7 +33909,7 @@
                     <pic:cNvPicPr/>
                   </pic:nvPicPr>
                   <pic:blipFill>
-                    <a:blip r:embed="rId15"/>
+                    <a:blip r:embed="rId14"/>
                     <a:stretch>
                       <a:fillRect/>
                     </a:stretch>
@@ -33589,7 +34054,7 @@
                     <pic:cNvPicPr/>
                   </pic:nvPicPr>
                   <pic:blipFill>
-                    <a:blip r:embed="rId16"/>
+                    <a:blip r:embed="rId15"/>
                     <a:stretch>
                       <a:fillRect/>
                     </a:stretch>
@@ -33699,7 +34164,7 @@
                     <pic:cNvPicPr/>
                   </pic:nvPicPr>
                   <pic:blipFill>
-                    <a:blip r:embed="rId17"/>
+                    <a:blip r:embed="rId16"/>
                     <a:stretch>
                       <a:fillRect/>
                     </a:stretch>
@@ -33761,7 +34226,7 @@
                     <pic:cNvPicPr/>
                   </pic:nvPicPr>
                   <pic:blipFill>
-                    <a:blip r:embed="rId18"/>
+                    <a:blip r:embed="rId17"/>
                     <a:stretch>
                       <a:fillRect/>
                     </a:stretch>
@@ -38810,133 +39275,101 @@
       </w:r>
       <w:proofErr w:type="gramEnd"/>
       <w:r>
-        <w:t xml:space="preserve"> </w:t>
+        <w:t xml:space="preserve"> lab , pharmacy ] profiles which need to activate</w:t>
+      </w:r>
+    </w:p>
+    <w:p>
+      <w:pPr>
+        <w:pStyle w:val="ListParagraph"/>
+        <w:numPr>
+          <w:ilvl w:val="0"/>
+          <w:numId w:val="12"/>
+        </w:numPr>
+      </w:pPr>
+      <w:r>
+        <w:t xml:space="preserve">Activate </w:t>
       </w:r>
       <w:proofErr w:type="gramStart"/>
       <w:r>
-        <w:t>lab ,</w:t>
+        <w:t>user :</w:t>
       </w:r>
       <w:proofErr w:type="gramEnd"/>
-      <w:r>
-        <w:t xml:space="preserve"> </w:t>
-      </w:r>
+    </w:p>
+    <w:p>
+      <w:pPr>
+        <w:pStyle w:val="ListParagraph"/>
+        <w:numPr>
+          <w:ilvl w:val="0"/>
+          <w:numId w:val="2"/>
+        </w:numPr>
+      </w:pPr>
       <w:proofErr w:type="gramStart"/>
       <w:r>
-        <w:t>pharmacy ]</w:t>
+        <w:t>Method :</w:t>
       </w:r>
       <w:proofErr w:type="gramEnd"/>
       <w:r>
-        <w:t xml:space="preserve"> profiles which need to activate</w:t>
-      </w:r>
-    </w:p>
-    <w:p>
-      <w:pPr>
-        <w:pStyle w:val="ListParagraph"/>
-        <w:numPr>
-          <w:ilvl w:val="0"/>
-          <w:numId w:val="12"/>
-        </w:numPr>
-      </w:pPr>
-      <w:r>
-        <w:t xml:space="preserve">Activate </w:t>
+        <w:t xml:space="preserve"> patch</w:t>
+      </w:r>
+    </w:p>
+    <w:p>
+      <w:pPr>
+        <w:pStyle w:val="ListParagraph"/>
+        <w:numPr>
+          <w:ilvl w:val="0"/>
+          <w:numId w:val="2"/>
+        </w:numPr>
+      </w:pPr>
+      <w:r>
+        <w:t>/</w:t>
+      </w:r>
+      <w:proofErr w:type="spellStart"/>
+      <w:r>
+        <w:t>api</w:t>
+      </w:r>
+      <w:proofErr w:type="spellEnd"/>
+      <w:r>
+        <w:t>/admin/users/activate/</w:t>
+      </w:r>
+      <w:r>
+        <w:t>:id</w:t>
+      </w:r>
+    </w:p>
+    <w:p>
+      <w:pPr>
+        <w:pStyle w:val="ListParagraph"/>
+        <w:numPr>
+          <w:ilvl w:val="0"/>
+          <w:numId w:val="2"/>
+        </w:numPr>
+      </w:pPr>
+      <w:proofErr w:type="spellStart"/>
+      <w:r>
+        <w:t>userId</w:t>
+      </w:r>
+      <w:proofErr w:type="spellEnd"/>
+      <w:r>
+        <w:t xml:space="preserve"> =&gt; in users database </w:t>
+      </w:r>
+    </w:p>
+    <w:p>
+      <w:pPr>
+        <w:pStyle w:val="ListParagraph"/>
+        <w:numPr>
+          <w:ilvl w:val="0"/>
+          <w:numId w:val="2"/>
+        </w:numPr>
+      </w:pPr>
+      <w:r>
+        <w:t xml:space="preserve">activate [ </w:t>
       </w:r>
       <w:proofErr w:type="gramStart"/>
       <w:r>
-        <w:t>user :</w:t>
+        <w:t>doctor ,</w:t>
       </w:r>
       <w:proofErr w:type="gramEnd"/>
-    </w:p>
-    <w:p>
-      <w:pPr>
-        <w:pStyle w:val="ListParagraph"/>
-        <w:numPr>
-          <w:ilvl w:val="0"/>
-          <w:numId w:val="2"/>
-        </w:numPr>
-      </w:pPr>
-      <w:proofErr w:type="gramStart"/>
-      <w:r>
-        <w:t>Method :</w:t>
-      </w:r>
-      <w:proofErr w:type="gramEnd"/>
-      <w:r>
-        <w:t xml:space="preserve"> patch</w:t>
-      </w:r>
-    </w:p>
-    <w:p>
-      <w:pPr>
-        <w:pStyle w:val="ListParagraph"/>
-        <w:numPr>
-          <w:ilvl w:val="0"/>
-          <w:numId w:val="2"/>
-        </w:numPr>
-      </w:pPr>
-      <w:r>
-        <w:t>/</w:t>
-      </w:r>
-      <w:proofErr w:type="spellStart"/>
-      <w:r>
-        <w:t>api</w:t>
-      </w:r>
-      <w:proofErr w:type="spellEnd"/>
-      <w:r>
-        <w:t>/admin/users/activate/</w:t>
-      </w:r>
-      <w:r>
-        <w:t>:id</w:t>
-      </w:r>
-    </w:p>
-    <w:p>
-      <w:pPr>
-        <w:pStyle w:val="ListParagraph"/>
-        <w:numPr>
-          <w:ilvl w:val="0"/>
-          <w:numId w:val="2"/>
-        </w:numPr>
-      </w:pPr>
-      <w:proofErr w:type="spellStart"/>
-      <w:r>
-        <w:t>userId</w:t>
-      </w:r>
-      <w:proofErr w:type="spellEnd"/>
-      <w:r>
-        <w:t xml:space="preserve"> =&gt; in users database </w:t>
-      </w:r>
-    </w:p>
-    <w:p>
-      <w:pPr>
-        <w:pStyle w:val="ListParagraph"/>
-        <w:numPr>
-          <w:ilvl w:val="0"/>
-          <w:numId w:val="2"/>
-        </w:numPr>
-      </w:pPr>
-      <w:r>
-        <w:t xml:space="preserve">activate [ </w:t>
-      </w:r>
-      <w:proofErr w:type="gramStart"/>
-      <w:r>
-        <w:t>doctor ,</w:t>
-      </w:r>
-      <w:proofErr w:type="gramEnd"/>
-      <w:r>
-        <w:t xml:space="preserve"> </w:t>
-      </w:r>
-      <w:proofErr w:type="gramStart"/>
-      <w:r>
-        <w:t>lab ,</w:t>
-      </w:r>
-      <w:proofErr w:type="gramEnd"/>
-      <w:r>
-        <w:t xml:space="preserve"> </w:t>
-      </w:r>
-      <w:proofErr w:type="gramStart"/>
-      <w:r>
-        <w:t>pharmacy ]</w:t>
-      </w:r>
-      <w:proofErr w:type="gramEnd"/>
-      <w:r>
-        <w:t xml:space="preserve"> profile and automatic send email</w:t>
+      <w:r>
+        <w:t xml:space="preserve"> lab , pharmacy ] profile and automatic send email</w:t>
       </w:r>
     </w:p>
     <w:p>
@@ -39305,7 +39738,7 @@
                     <pic:cNvPicPr/>
                   </pic:nvPicPr>
                   <pic:blipFill>
-                    <a:blip r:embed="rId19"/>
+                    <a:blip r:embed="rId18"/>
                     <a:stretch>
                       <a:fillRect/>
                     </a:stretch>
@@ -39343,7 +39776,7 @@
 </file>
 
 <file path=word/endnotes.xml><?xml version="1.0" encoding="utf-8"?>
-<w:endnotes xmlns:wpc="http://schemas.microsoft.com/office/word/2010/wordprocessingCanvas" xmlns:cx="http://schemas.microsoft.com/office/drawing/2014/chartex" xmlns:cx1="http://schemas.microsoft.com/office/drawing/2015/9/8/chartex" xmlns:cx2="http://schemas.microsoft.com/office/drawing/2015/10/21/chartex" xmlns:cx3="http://schemas.microsoft.com/office/drawing/2016/5/9/chartex" xmlns:cx4="http://schemas.microsoft.com/office/drawing/2016/5/10/chartex" xmlns:cx5="http://schemas.microsoft.com/office/drawing/2016/5/11/chartex" xmlns:cx6="http://schemas.microsoft.com/office/drawing/2016/5/12/chartex" xmlns:cx7="http://schemas.microsoft.com/office/drawing/2016/5/13/chartex" xmlns:cx8="http://schemas.microsoft.com/office/drawing/2016/5/14/chartex" xmlns:mc="http://schemas.openxmlformats.org/markup-compatibility/2006" xmlns:aink="http://schemas.microsoft.com/office/drawing/2016/ink" xmlns:am3d="http://schemas.microsoft.com/office/drawing/2017/model3d" xmlns:o="urn:schemas-microsoft-com:office:office" xmlns:oel="http://schemas.microsoft.com/office/2019/extlst" xmlns:r="http://schemas.openxmlformats.org/officeDocument/2006/relationships" xmlns:m="http://schemas.openxmlformats.org/officeDocument/2006/math" xmlns:v="urn:schemas-microsoft-com:vml" xmlns:wp14="http://schemas.microsoft.com/office/word/2010/wordprocessingDrawing" xmlns:wp="http://schemas.openxmlformats.org/drawingml/2006/wordprocessingDrawing" xmlns:w10="urn:schemas-microsoft-com:office:word" xmlns:w="http://schemas.openxmlformats.org/wordprocessingml/2006/main" xmlns:w14="http://schemas.microsoft.com/office/word/2010/wordml" xmlns:w15="http://schemas.microsoft.com/office/word/2012/wordml" xmlns:w16cex="http://schemas.microsoft.com/office/word/2018/wordml/cex" xmlns:w16cid="http://schemas.microsoft.com/office/word/2016/wordml/cid" xmlns:w16="http://schemas.microsoft.com/office/word/2018/wordml" xmlns:w16du="http://schemas.microsoft.com/office/word/2023/wordml/word16du" xmlns:w16sdtdh="http://schemas.microsoft.com/office/word/2020/wordml/sdtdatahash" xmlns:w16sdtfl="http://schemas.microsoft.com/office/word/2024/wordml/sdtformatlock" xmlns:w16se="http://schemas.microsoft.com/office/word/2015/wordml/symex" xmlns:wpg="http://schemas.microsoft.com/office/word/2010/wordprocessingGroup" xmlns:wpi="http://schemas.microsoft.com/office/word/2010/wordprocessingInk" xmlns:wne="http://schemas.microsoft.com/office/word/2006/wordml" xmlns:wps="http://schemas.microsoft.com/office/word/2010/wordprocessingShape" mc:Ignorable="w14 w15 w16se w16cid w16 w16cex w16sdtdh w16sdtfl w16du wp14">
+<w:endnotes xmlns:wpc="http://schemas.microsoft.com/office/word/2010/wordprocessingCanvas" xmlns:cx="http://schemas.microsoft.com/office/drawing/2014/chartex" xmlns:cx1="http://schemas.microsoft.com/office/drawing/2015/9/8/chartex" xmlns:cx2="http://schemas.microsoft.com/office/drawing/2015/10/21/chartex" xmlns:cx3="http://schemas.microsoft.com/office/drawing/2016/5/9/chartex" xmlns:cx4="http://schemas.microsoft.com/office/drawing/2016/5/10/chartex" xmlns:cx5="http://schemas.microsoft.com/office/drawing/2016/5/11/chartex" xmlns:cx6="http://schemas.microsoft.com/office/drawing/2016/5/12/chartex" xmlns:cx7="http://schemas.microsoft.com/office/drawing/2016/5/13/chartex" xmlns:cx8="http://schemas.microsoft.com/office/drawing/2016/5/14/chartex" xmlns:mc="http://schemas.openxmlformats.org/markup-compatibility/2006" xmlns:aink="http://schemas.microsoft.com/office/drawing/2016/ink" xmlns:am3d="http://schemas.microsoft.com/office/drawing/2017/model3d" xmlns:o="urn:schemas-microsoft-com:office:office" xmlns:oel="http://schemas.microsoft.com/office/2019/extlst" xmlns:r="http://schemas.openxmlformats.org/officeDocument/2006/relationships" xmlns:m="http://schemas.openxmlformats.org/officeDocument/2006/math" xmlns:v="urn:schemas-microsoft-com:vml" xmlns:wp14="http://schemas.microsoft.com/office/word/2010/wordprocessingDrawing" xmlns:wp="http://schemas.openxmlformats.org/drawingml/2006/wordprocessingDrawing" xmlns:w10="urn:schemas-microsoft-com:office:word" xmlns:w="http://schemas.openxmlformats.org/wordprocessingml/2006/main" xmlns:w14="http://schemas.microsoft.com/office/word/2010/wordml" xmlns:w15="http://schemas.microsoft.com/office/word/2012/wordml" xmlns:w16cex="http://schemas.microsoft.com/office/word/2018/wordml/cex" xmlns:w16cid="http://schemas.microsoft.com/office/word/2016/wordml/cid" xmlns:w16="http://schemas.microsoft.com/office/word/2018/wordml" xmlns:w16sdtdh="http://schemas.microsoft.com/office/word/2020/wordml/sdtdatahash" xmlns:w16se="http://schemas.microsoft.com/office/word/2015/wordml/symex" xmlns:wpg="http://schemas.microsoft.com/office/word/2010/wordprocessingGroup" xmlns:wpi="http://schemas.microsoft.com/office/word/2010/wordprocessingInk" xmlns:wne="http://schemas.microsoft.com/office/word/2006/wordml" xmlns:wps="http://schemas.microsoft.com/office/word/2010/wordprocessingShape" mc:Ignorable="w14 w15 w16se w16cid w16 w16cex w16sdtdh wp14">
   <w:endnote w:type="separator" w:id="-1">
     <w:p>
       <w:pPr>
@@ -39368,7 +39801,7 @@
 </file>
 
 <file path=word/footnotes.xml><?xml version="1.0" encoding="utf-8"?>
-<w:footnotes xmlns:wpc="http://schemas.microsoft.com/office/word/2010/wordprocessingCanvas" xmlns:cx="http://schemas.microsoft.com/office/drawing/2014/chartex" xmlns:cx1="http://schemas.microsoft.com/office/drawing/2015/9/8/chartex" xmlns:cx2="http://schemas.microsoft.com/office/drawing/2015/10/21/chartex" xmlns:cx3="http://schemas.microsoft.com/office/drawing/2016/5/9/chartex" xmlns:cx4="http://schemas.microsoft.com/office/drawing/2016/5/10/chartex" xmlns:cx5="http://schemas.microsoft.com/office/drawing/2016/5/11/chartex" xmlns:cx6="http://schemas.microsoft.com/office/drawing/2016/5/12/chartex" xmlns:cx7="http://schemas.microsoft.com/office/drawing/2016/5/13/chartex" xmlns:cx8="http://schemas.microsoft.com/office/drawing/2016/5/14/chartex" xmlns:mc="http://schemas.openxmlformats.org/markup-compatibility/2006" xmlns:aink="http://schemas.microsoft.com/office/drawing/2016/ink" xmlns:am3d="http://schemas.microsoft.com/office/drawing/2017/model3d" xmlns:o="urn:schemas-microsoft-com:office:office" xmlns:oel="http://schemas.microsoft.com/office/2019/extlst" xmlns:r="http://schemas.openxmlformats.org/officeDocument/2006/relationships" xmlns:m="http://schemas.openxmlformats.org/officeDocument/2006/math" xmlns:v="urn:schemas-microsoft-com:vml" xmlns:wp14="http://schemas.microsoft.com/office/word/2010/wordprocessingDrawing" xmlns:wp="http://schemas.openxmlformats.org/drawingml/2006/wordprocessingDrawing" xmlns:w10="urn:schemas-microsoft-com:office:word" xmlns:w="http://schemas.openxmlformats.org/wordprocessingml/2006/main" xmlns:w14="http://schemas.microsoft.com/office/word/2010/wordml" xmlns:w15="http://schemas.microsoft.com/office/word/2012/wordml" xmlns:w16cex="http://schemas.microsoft.com/office/word/2018/wordml/cex" xmlns:w16cid="http://schemas.microsoft.com/office/word/2016/wordml/cid" xmlns:w16="http://schemas.microsoft.com/office/word/2018/wordml" xmlns:w16du="http://schemas.microsoft.com/office/word/2023/wordml/word16du" xmlns:w16sdtdh="http://schemas.microsoft.com/office/word/2020/wordml/sdtdatahash" xmlns:w16sdtfl="http://schemas.microsoft.com/office/word/2024/wordml/sdtformatlock" xmlns:w16se="http://schemas.microsoft.com/office/word/2015/wordml/symex" xmlns:wpg="http://schemas.microsoft.com/office/word/2010/wordprocessingGroup" xmlns:wpi="http://schemas.microsoft.com/office/word/2010/wordprocessingInk" xmlns:wne="http://schemas.microsoft.com/office/word/2006/wordml" xmlns:wps="http://schemas.microsoft.com/office/word/2010/wordprocessingShape" mc:Ignorable="w14 w15 w16se w16cid w16 w16cex w16sdtdh w16sdtfl w16du wp14">
+<w:footnotes xmlns:wpc="http://schemas.microsoft.com/office/word/2010/wordprocessingCanvas" xmlns:cx="http://schemas.microsoft.com/office/drawing/2014/chartex" xmlns:cx1="http://schemas.microsoft.com/office/drawing/2015/9/8/chartex" xmlns:cx2="http://schemas.microsoft.com/office/drawing/2015/10/21/chartex" xmlns:cx3="http://schemas.microsoft.com/office/drawing/2016/5/9/chartex" xmlns:cx4="http://schemas.microsoft.com/office/drawing/2016/5/10/chartex" xmlns:cx5="http://schemas.microsoft.com/office/drawing/2016/5/11/chartex" xmlns:cx6="http://schemas.microsoft.com/office/drawing/2016/5/12/chartex" xmlns:cx7="http://schemas.microsoft.com/office/drawing/2016/5/13/chartex" xmlns:cx8="http://schemas.microsoft.com/office/drawing/2016/5/14/chartex" xmlns:mc="http://schemas.openxmlformats.org/markup-compatibility/2006" xmlns:aink="http://schemas.microsoft.com/office/drawing/2016/ink" xmlns:am3d="http://schemas.microsoft.com/office/drawing/2017/model3d" xmlns:o="urn:schemas-microsoft-com:office:office" xmlns:oel="http://schemas.microsoft.com/office/2019/extlst" xmlns:r="http://schemas.openxmlformats.org/officeDocument/2006/relationships" xmlns:m="http://schemas.openxmlformats.org/officeDocument/2006/math" xmlns:v="urn:schemas-microsoft-com:vml" xmlns:wp14="http://schemas.microsoft.com/office/word/2010/wordprocessingDrawing" xmlns:wp="http://schemas.openxmlformats.org/drawingml/2006/wordprocessingDrawing" xmlns:w10="urn:schemas-microsoft-com:office:word" xmlns:w="http://schemas.openxmlformats.org/wordprocessingml/2006/main" xmlns:w14="http://schemas.microsoft.com/office/word/2010/wordml" xmlns:w15="http://schemas.microsoft.com/office/word/2012/wordml" xmlns:w16cex="http://schemas.microsoft.com/office/word/2018/wordml/cex" xmlns:w16cid="http://schemas.microsoft.com/office/word/2016/wordml/cid" xmlns:w16="http://schemas.microsoft.com/office/word/2018/wordml" xmlns:w16sdtdh="http://schemas.microsoft.com/office/word/2020/wordml/sdtdatahash" xmlns:w16se="http://schemas.microsoft.com/office/word/2015/wordml/symex" xmlns:wpg="http://schemas.microsoft.com/office/word/2010/wordprocessingGroup" xmlns:wpi="http://schemas.microsoft.com/office/word/2010/wordprocessingInk" xmlns:wne="http://schemas.microsoft.com/office/word/2006/wordml" xmlns:wps="http://schemas.microsoft.com/office/word/2010/wordprocessingShape" mc:Ignorable="w14 w15 w16se w16cid w16 w16cex w16sdtdh wp14">
   <w:footnote w:type="separator" w:id="-1">
     <w:p>
       <w:pPr>
@@ -39393,7 +39826,7 @@
 </file>
 
 <file path=word/numbering.xml><?xml version="1.0" encoding="utf-8"?>
-<w:numbering xmlns:wpc="http://schemas.microsoft.com/office/word/2010/wordprocessingCanvas" xmlns:cx="http://schemas.microsoft.com/office/drawing/2014/chartex" xmlns:cx1="http://schemas.microsoft.com/office/drawing/2015/9/8/chartex" xmlns:cx2="http://schemas.microsoft.com/office/drawing/2015/10/21/chartex" xmlns:cx3="http://schemas.microsoft.com/office/drawing/2016/5/9/chartex" xmlns:cx4="http://schemas.microsoft.com/office/drawing/2016/5/10/chartex" xmlns:cx5="http://schemas.microsoft.com/office/drawing/2016/5/11/chartex" xmlns:cx6="http://schemas.microsoft.com/office/drawing/2016/5/12/chartex" xmlns:cx7="http://schemas.microsoft.com/office/drawing/2016/5/13/chartex" xmlns:cx8="http://schemas.microsoft.com/office/drawing/2016/5/14/chartex" xmlns:mc="http://schemas.openxmlformats.org/markup-compatibility/2006" xmlns:aink="http://schemas.microsoft.com/office/drawing/2016/ink" xmlns:am3d="http://schemas.microsoft.com/office/drawing/2017/model3d" xmlns:o="urn:schemas-microsoft-com:office:office" xmlns:oel="http://schemas.microsoft.com/office/2019/extlst" xmlns:r="http://schemas.openxmlformats.org/officeDocument/2006/relationships" xmlns:m="http://schemas.openxmlformats.org/officeDocument/2006/math" xmlns:v="urn:schemas-microsoft-com:vml" xmlns:wp14="http://schemas.microsoft.com/office/word/2010/wordprocessingDrawing" xmlns:wp="http://schemas.openxmlformats.org/drawingml/2006/wordprocessingDrawing" xmlns:w10="urn:schemas-microsoft-com:office:word" xmlns:w="http://schemas.openxmlformats.org/wordprocessingml/2006/main" xmlns:w14="http://schemas.microsoft.com/office/word/2010/wordml" xmlns:w15="http://schemas.microsoft.com/office/word/2012/wordml" xmlns:w16cex="http://schemas.microsoft.com/office/word/2018/wordml/cex" xmlns:w16cid="http://schemas.microsoft.com/office/word/2016/wordml/cid" xmlns:w16="http://schemas.microsoft.com/office/word/2018/wordml" xmlns:w16du="http://schemas.microsoft.com/office/word/2023/wordml/word16du" xmlns:w16sdtdh="http://schemas.microsoft.com/office/word/2020/wordml/sdtdatahash" xmlns:w16sdtfl="http://schemas.microsoft.com/office/word/2024/wordml/sdtformatlock" xmlns:w16se="http://schemas.microsoft.com/office/word/2015/wordml/symex" xmlns:wpg="http://schemas.microsoft.com/office/word/2010/wordprocessingGroup" xmlns:wpi="http://schemas.microsoft.com/office/word/2010/wordprocessingInk" xmlns:wne="http://schemas.microsoft.com/office/word/2006/wordml" xmlns:wps="http://schemas.microsoft.com/office/word/2010/wordprocessingShape" mc:Ignorable="w14 w15 w16se w16cid w16 w16cex w16sdtdh w16sdtfl w16du wp14">
+<w:numbering xmlns:wpc="http://schemas.microsoft.com/office/word/2010/wordprocessingCanvas" xmlns:cx="http://schemas.microsoft.com/office/drawing/2014/chartex" xmlns:cx1="http://schemas.microsoft.com/office/drawing/2015/9/8/chartex" xmlns:cx2="http://schemas.microsoft.com/office/drawing/2015/10/21/chartex" xmlns:cx3="http://schemas.microsoft.com/office/drawing/2016/5/9/chartex" xmlns:cx4="http://schemas.microsoft.com/office/drawing/2016/5/10/chartex" xmlns:cx5="http://schemas.microsoft.com/office/drawing/2016/5/11/chartex" xmlns:cx6="http://schemas.microsoft.com/office/drawing/2016/5/12/chartex" xmlns:cx7="http://schemas.microsoft.com/office/drawing/2016/5/13/chartex" xmlns:cx8="http://schemas.microsoft.com/office/drawing/2016/5/14/chartex" xmlns:mc="http://schemas.openxmlformats.org/markup-compatibility/2006" xmlns:aink="http://schemas.microsoft.com/office/drawing/2016/ink" xmlns:am3d="http://schemas.microsoft.com/office/drawing/2017/model3d" xmlns:o="urn:schemas-microsoft-com:office:office" xmlns:oel="http://schemas.microsoft.com/office/2019/extlst" xmlns:r="http://schemas.openxmlformats.org/officeDocument/2006/relationships" xmlns:m="http://schemas.openxmlformats.org/officeDocument/2006/math" xmlns:v="urn:schemas-microsoft-com:vml" xmlns:wp14="http://schemas.microsoft.com/office/word/2010/wordprocessingDrawing" xmlns:wp="http://schemas.openxmlformats.org/drawingml/2006/wordprocessingDrawing" xmlns:w10="urn:schemas-microsoft-com:office:word" xmlns:w="http://schemas.openxmlformats.org/wordprocessingml/2006/main" xmlns:w14="http://schemas.microsoft.com/office/word/2010/wordml" xmlns:w15="http://schemas.microsoft.com/office/word/2012/wordml" xmlns:w16cex="http://schemas.microsoft.com/office/word/2018/wordml/cex" xmlns:w16cid="http://schemas.microsoft.com/office/word/2016/wordml/cid" xmlns:w16="http://schemas.microsoft.com/office/word/2018/wordml" xmlns:w16sdtdh="http://schemas.microsoft.com/office/word/2020/wordml/sdtdatahash" xmlns:w16se="http://schemas.microsoft.com/office/word/2015/wordml/symex" xmlns:wpg="http://schemas.microsoft.com/office/word/2010/wordprocessingGroup" xmlns:wpi="http://schemas.microsoft.com/office/word/2010/wordprocessingInk" xmlns:wne="http://schemas.microsoft.com/office/word/2006/wordml" xmlns:wps="http://schemas.microsoft.com/office/word/2010/wordprocessingShape" mc:Ignorable="w14 w15 w16se w16cid w16 w16cex w16sdtdh wp14">
   <w:abstractNum w:abstractNumId="0" w15:restartNumberingAfterBreak="0">
     <w:nsid w:val="0A482B1A"/>
     <w:multiLevelType w:val="hybridMultilevel"/>
@@ -39686,6 +40119,95 @@
     </w:lvl>
   </w:abstractNum>
   <w:abstractNum w:abstractNumId="3" w15:restartNumberingAfterBreak="0">
+    <w:nsid w:val="1E3F1143"/>
+    <w:multiLevelType w:val="hybridMultilevel"/>
+    <w:tmpl w:val="0470BCC0"/>
+    <w:lvl w:ilvl="0" w:tplc="3EF6DE8A">
+      <w:start w:val="1"/>
+      <w:numFmt w:val="decimal"/>
+      <w:lvlText w:val="%1."/>
+      <w:lvlJc w:val="left"/>
+      <w:pPr>
+        <w:ind w:left="1440" w:hanging="360"/>
+      </w:pPr>
+      <w:rPr>
+        <w:rFonts w:hint="default"/>
+      </w:rPr>
+    </w:lvl>
+    <w:lvl w:ilvl="1" w:tplc="04090019" w:tentative="1">
+      <w:start w:val="1"/>
+      <w:numFmt w:val="lowerLetter"/>
+      <w:lvlText w:val="%2."/>
+      <w:lvlJc w:val="left"/>
+      <w:pPr>
+        <w:ind w:left="2160" w:hanging="360"/>
+      </w:pPr>
+    </w:lvl>
+    <w:lvl w:ilvl="2" w:tplc="0409001B" w:tentative="1">
+      <w:start w:val="1"/>
+      <w:numFmt w:val="lowerRoman"/>
+      <w:lvlText w:val="%3."/>
+      <w:lvlJc w:val="right"/>
+      <w:pPr>
+        <w:ind w:left="2880" w:hanging="180"/>
+      </w:pPr>
+    </w:lvl>
+    <w:lvl w:ilvl="3" w:tplc="0409000F" w:tentative="1">
+      <w:start w:val="1"/>
+      <w:numFmt w:val="decimal"/>
+      <w:lvlText w:val="%4."/>
+      <w:lvlJc w:val="left"/>
+      <w:pPr>
+        <w:ind w:left="3600" w:hanging="360"/>
+      </w:pPr>
+    </w:lvl>
+    <w:lvl w:ilvl="4" w:tplc="04090019" w:tentative="1">
+      <w:start w:val="1"/>
+      <w:numFmt w:val="lowerLetter"/>
+      <w:lvlText w:val="%5."/>
+      <w:lvlJc w:val="left"/>
+      <w:pPr>
+        <w:ind w:left="4320" w:hanging="360"/>
+      </w:pPr>
+    </w:lvl>
+    <w:lvl w:ilvl="5" w:tplc="0409001B" w:tentative="1">
+      <w:start w:val="1"/>
+      <w:numFmt w:val="lowerRoman"/>
+      <w:lvlText w:val="%6."/>
+      <w:lvlJc w:val="right"/>
+      <w:pPr>
+        <w:ind w:left="5040" w:hanging="180"/>
+      </w:pPr>
+    </w:lvl>
+    <w:lvl w:ilvl="6" w:tplc="0409000F" w:tentative="1">
+      <w:start w:val="1"/>
+      <w:numFmt w:val="decimal"/>
+      <w:lvlText w:val="%7."/>
+      <w:lvlJc w:val="left"/>
+      <w:pPr>
+        <w:ind w:left="5760" w:hanging="360"/>
+      </w:pPr>
+    </w:lvl>
+    <w:lvl w:ilvl="7" w:tplc="04090019" w:tentative="1">
+      <w:start w:val="1"/>
+      <w:numFmt w:val="lowerLetter"/>
+      <w:lvlText w:val="%8."/>
+      <w:lvlJc w:val="left"/>
+      <w:pPr>
+        <w:ind w:left="6480" w:hanging="360"/>
+      </w:pPr>
+    </w:lvl>
+    <w:lvl w:ilvl="8" w:tplc="0409001B" w:tentative="1">
+      <w:start w:val="1"/>
+      <w:numFmt w:val="lowerRoman"/>
+      <w:lvlText w:val="%9."/>
+      <w:lvlJc w:val="right"/>
+      <w:pPr>
+        <w:ind w:left="7200" w:hanging="180"/>
+      </w:pPr>
+    </w:lvl>
+  </w:abstractNum>
+  <w:abstractNum w:abstractNumId="4" w15:restartNumberingAfterBreak="0">
     <w:nsid w:val="217A7B4A"/>
     <w:multiLevelType w:val="hybridMultilevel"/>
     <w:tmpl w:val="478AF40C"/>
@@ -39798,7 +40320,96 @@
       </w:rPr>
     </w:lvl>
   </w:abstractNum>
-  <w:abstractNum w:abstractNumId="4" w15:restartNumberingAfterBreak="0">
+  <w:abstractNum w:abstractNumId="5" w15:restartNumberingAfterBreak="0">
+    <w:nsid w:val="29C24267"/>
+    <w:multiLevelType w:val="hybridMultilevel"/>
+    <w:tmpl w:val="5FE43ADE"/>
+    <w:lvl w:ilvl="0" w:tplc="0409000F">
+      <w:start w:val="1"/>
+      <w:numFmt w:val="decimal"/>
+      <w:lvlText w:val="%1."/>
+      <w:lvlJc w:val="left"/>
+      <w:pPr>
+        <w:ind w:left="720" w:hanging="360"/>
+      </w:pPr>
+      <w:rPr>
+        <w:rFonts w:hint="default"/>
+      </w:rPr>
+    </w:lvl>
+    <w:lvl w:ilvl="1" w:tplc="04090019" w:tentative="1">
+      <w:start w:val="1"/>
+      <w:numFmt w:val="lowerLetter"/>
+      <w:lvlText w:val="%2."/>
+      <w:lvlJc w:val="left"/>
+      <w:pPr>
+        <w:ind w:left="1440" w:hanging="360"/>
+      </w:pPr>
+    </w:lvl>
+    <w:lvl w:ilvl="2" w:tplc="0409001B" w:tentative="1">
+      <w:start w:val="1"/>
+      <w:numFmt w:val="lowerRoman"/>
+      <w:lvlText w:val="%3."/>
+      <w:lvlJc w:val="right"/>
+      <w:pPr>
+        <w:ind w:left="2160" w:hanging="180"/>
+      </w:pPr>
+    </w:lvl>
+    <w:lvl w:ilvl="3" w:tplc="0409000F" w:tentative="1">
+      <w:start w:val="1"/>
+      <w:numFmt w:val="decimal"/>
+      <w:lvlText w:val="%4."/>
+      <w:lvlJc w:val="left"/>
+      <w:pPr>
+        <w:ind w:left="2880" w:hanging="360"/>
+      </w:pPr>
+    </w:lvl>
+    <w:lvl w:ilvl="4" w:tplc="04090019" w:tentative="1">
+      <w:start w:val="1"/>
+      <w:numFmt w:val="lowerLetter"/>
+      <w:lvlText w:val="%5."/>
+      <w:lvlJc w:val="left"/>
+      <w:pPr>
+        <w:ind w:left="3600" w:hanging="360"/>
+      </w:pPr>
+    </w:lvl>
+    <w:lvl w:ilvl="5" w:tplc="0409001B" w:tentative="1">
+      <w:start w:val="1"/>
+      <w:numFmt w:val="lowerRoman"/>
+      <w:lvlText w:val="%6."/>
+      <w:lvlJc w:val="right"/>
+      <w:pPr>
+        <w:ind w:left="4320" w:hanging="180"/>
+      </w:pPr>
+    </w:lvl>
+    <w:lvl w:ilvl="6" w:tplc="0409000F" w:tentative="1">
+      <w:start w:val="1"/>
+      <w:numFmt w:val="decimal"/>
+      <w:lvlText w:val="%7."/>
+      <w:lvlJc w:val="left"/>
+      <w:pPr>
+        <w:ind w:left="5040" w:hanging="360"/>
+      </w:pPr>
+    </w:lvl>
+    <w:lvl w:ilvl="7" w:tplc="04090019" w:tentative="1">
+      <w:start w:val="1"/>
+      <w:numFmt w:val="lowerLetter"/>
+      <w:lvlText w:val="%8."/>
+      <w:lvlJc w:val="left"/>
+      <w:pPr>
+        <w:ind w:left="5760" w:hanging="360"/>
+      </w:pPr>
+    </w:lvl>
+    <w:lvl w:ilvl="8" w:tplc="0409001B" w:tentative="1">
+      <w:start w:val="1"/>
+      <w:numFmt w:val="lowerRoman"/>
+      <w:lvlText w:val="%9."/>
+      <w:lvlJc w:val="right"/>
+      <w:pPr>
+        <w:ind w:left="6480" w:hanging="180"/>
+      </w:pPr>
+    </w:lvl>
+  </w:abstractNum>
+  <w:abstractNum w:abstractNumId="6" w15:restartNumberingAfterBreak="0">
     <w:nsid w:val="34C650A9"/>
     <w:multiLevelType w:val="hybridMultilevel"/>
     <w:tmpl w:val="AFE80EAA"/>
@@ -39887,7 +40498,7 @@
       </w:pPr>
     </w:lvl>
   </w:abstractNum>
-  <w:abstractNum w:abstractNumId="5" w15:restartNumberingAfterBreak="0">
+  <w:abstractNum w:abstractNumId="7" w15:restartNumberingAfterBreak="0">
     <w:nsid w:val="3A5D3776"/>
     <w:multiLevelType w:val="hybridMultilevel"/>
     <w:tmpl w:val="E8886E06"/>
@@ -40000,7 +40611,7 @@
       </w:rPr>
     </w:lvl>
   </w:abstractNum>
-  <w:abstractNum w:abstractNumId="6" w15:restartNumberingAfterBreak="0">
+  <w:abstractNum w:abstractNumId="8" w15:restartNumberingAfterBreak="0">
     <w:nsid w:val="44E12142"/>
     <w:multiLevelType w:val="hybridMultilevel"/>
     <w:tmpl w:val="624C5934"/>
@@ -40089,7 +40700,7 @@
       </w:pPr>
     </w:lvl>
   </w:abstractNum>
-  <w:abstractNum w:abstractNumId="7" w15:restartNumberingAfterBreak="0">
+  <w:abstractNum w:abstractNumId="9" w15:restartNumberingAfterBreak="0">
     <w:nsid w:val="45063B38"/>
     <w:multiLevelType w:val="hybridMultilevel"/>
     <w:tmpl w:val="F0661944"/>
@@ -40178,7 +40789,7 @@
       </w:pPr>
     </w:lvl>
   </w:abstractNum>
-  <w:abstractNum w:abstractNumId="8" w15:restartNumberingAfterBreak="0">
+  <w:abstractNum w:abstractNumId="10" w15:restartNumberingAfterBreak="0">
     <w:nsid w:val="47392B2D"/>
     <w:multiLevelType w:val="hybridMultilevel"/>
     <w:tmpl w:val="32D09EF6"/>
@@ -40267,7 +40878,7 @@
       </w:pPr>
     </w:lvl>
   </w:abstractNum>
-  <w:abstractNum w:abstractNumId="9" w15:restartNumberingAfterBreak="0">
+  <w:abstractNum w:abstractNumId="11" w15:restartNumberingAfterBreak="0">
     <w:nsid w:val="475416A7"/>
     <w:multiLevelType w:val="hybridMultilevel"/>
     <w:tmpl w:val="5FA23BCA"/>
@@ -40356,7 +40967,7 @@
       </w:pPr>
     </w:lvl>
   </w:abstractNum>
-  <w:abstractNum w:abstractNumId="10" w15:restartNumberingAfterBreak="0">
+  <w:abstractNum w:abstractNumId="12" w15:restartNumberingAfterBreak="0">
     <w:nsid w:val="491C0AFE"/>
     <w:multiLevelType w:val="hybridMultilevel"/>
     <w:tmpl w:val="A3D81984"/>
@@ -40469,7 +41080,7 @@
       </w:rPr>
     </w:lvl>
   </w:abstractNum>
-  <w:abstractNum w:abstractNumId="11" w15:restartNumberingAfterBreak="0">
+  <w:abstractNum w:abstractNumId="13" w15:restartNumberingAfterBreak="0">
     <w:nsid w:val="50661DDA"/>
     <w:multiLevelType w:val="hybridMultilevel"/>
     <w:tmpl w:val="EFAE9E04"/>
@@ -40558,7 +41169,7 @@
       </w:pPr>
     </w:lvl>
   </w:abstractNum>
-  <w:abstractNum w:abstractNumId="12" w15:restartNumberingAfterBreak="0">
+  <w:abstractNum w:abstractNumId="14" w15:restartNumberingAfterBreak="0">
     <w:nsid w:val="59305D08"/>
     <w:multiLevelType w:val="hybridMultilevel"/>
     <w:tmpl w:val="D0782BC4"/>
@@ -40647,7 +41258,7 @@
       </w:pPr>
     </w:lvl>
   </w:abstractNum>
-  <w:abstractNum w:abstractNumId="13" w15:restartNumberingAfterBreak="0">
+  <w:abstractNum w:abstractNumId="15" w15:restartNumberingAfterBreak="0">
     <w:nsid w:val="5D6064AF"/>
     <w:multiLevelType w:val="hybridMultilevel"/>
     <w:tmpl w:val="0DC8F48E"/>
@@ -40736,7 +41347,7 @@
       </w:pPr>
     </w:lvl>
   </w:abstractNum>
-  <w:abstractNum w:abstractNumId="14" w15:restartNumberingAfterBreak="0">
+  <w:abstractNum w:abstractNumId="16" w15:restartNumberingAfterBreak="0">
     <w:nsid w:val="60BF3BB8"/>
     <w:multiLevelType w:val="hybridMultilevel"/>
     <w:tmpl w:val="1BF60ACC"/>
@@ -40825,7 +41436,7 @@
       </w:pPr>
     </w:lvl>
   </w:abstractNum>
-  <w:abstractNum w:abstractNumId="15" w15:restartNumberingAfterBreak="0">
+  <w:abstractNum w:abstractNumId="17" w15:restartNumberingAfterBreak="0">
     <w:nsid w:val="61B642AB"/>
     <w:multiLevelType w:val="hybridMultilevel"/>
     <w:tmpl w:val="0B2AC314"/>
@@ -40914,7 +41525,7 @@
       </w:pPr>
     </w:lvl>
   </w:abstractNum>
-  <w:abstractNum w:abstractNumId="16" w15:restartNumberingAfterBreak="0">
+  <w:abstractNum w:abstractNumId="18" w15:restartNumberingAfterBreak="0">
     <w:nsid w:val="62B1735A"/>
     <w:multiLevelType w:val="hybridMultilevel"/>
     <w:tmpl w:val="30360AA4"/>
@@ -41003,7 +41614,7 @@
       </w:pPr>
     </w:lvl>
   </w:abstractNum>
-  <w:abstractNum w:abstractNumId="17" w15:restartNumberingAfterBreak="0">
+  <w:abstractNum w:abstractNumId="19" w15:restartNumberingAfterBreak="0">
     <w:nsid w:val="6F9040D5"/>
     <w:multiLevelType w:val="hybridMultilevel"/>
     <w:tmpl w:val="9D56783A"/>
@@ -41092,7 +41703,7 @@
       </w:pPr>
     </w:lvl>
   </w:abstractNum>
-  <w:abstractNum w:abstractNumId="18" w15:restartNumberingAfterBreak="0">
+  <w:abstractNum w:abstractNumId="20" w15:restartNumberingAfterBreak="0">
     <w:nsid w:val="77E85D0D"/>
     <w:multiLevelType w:val="hybridMultilevel"/>
     <w:tmpl w:val="AEFA1EFE"/>
@@ -41181,7 +41792,7 @@
       </w:pPr>
     </w:lvl>
   </w:abstractNum>
-  <w:abstractNum w:abstractNumId="19" w15:restartNumberingAfterBreak="0">
+  <w:abstractNum w:abstractNumId="21" w15:restartNumberingAfterBreak="0">
     <w:nsid w:val="7AB668C0"/>
     <w:multiLevelType w:val="hybridMultilevel"/>
     <w:tmpl w:val="B1243D72"/>
@@ -41294,7 +41905,7 @@
       </w:rPr>
     </w:lvl>
   </w:abstractNum>
-  <w:abstractNum w:abstractNumId="20" w15:restartNumberingAfterBreak="0">
+  <w:abstractNum w:abstractNumId="22" w15:restartNumberingAfterBreak="0">
     <w:nsid w:val="7D1D0265"/>
     <w:multiLevelType w:val="hybridMultilevel"/>
     <w:tmpl w:val="09E640CA"/>
@@ -41408,73 +42019,79 @@
     </w:lvl>
   </w:abstractNum>
   <w:num w:numId="1" w16cid:durableId="588197280">
-    <w:abstractNumId w:val="8"/>
+    <w:abstractNumId w:val="10"/>
   </w:num>
   <w:num w:numId="2" w16cid:durableId="1790591422">
-    <w:abstractNumId w:val="5"/>
+    <w:abstractNumId w:val="7"/>
   </w:num>
   <w:num w:numId="3" w16cid:durableId="410666581">
-    <w:abstractNumId w:val="12"/>
+    <w:abstractNumId w:val="14"/>
   </w:num>
   <w:num w:numId="4" w16cid:durableId="767238557">
-    <w:abstractNumId w:val="11"/>
+    <w:abstractNumId w:val="13"/>
   </w:num>
   <w:num w:numId="5" w16cid:durableId="617293407">
     <w:abstractNumId w:val="2"/>
   </w:num>
   <w:num w:numId="6" w16cid:durableId="1672440464">
-    <w:abstractNumId w:val="13"/>
+    <w:abstractNumId w:val="15"/>
   </w:num>
   <w:num w:numId="7" w16cid:durableId="1463426644">
-    <w:abstractNumId w:val="9"/>
+    <w:abstractNumId w:val="11"/>
   </w:num>
   <w:num w:numId="8" w16cid:durableId="158738731">
-    <w:abstractNumId w:val="14"/>
+    <w:abstractNumId w:val="16"/>
   </w:num>
   <w:num w:numId="9" w16cid:durableId="191308395">
-    <w:abstractNumId w:val="16"/>
+    <w:abstractNumId w:val="18"/>
   </w:num>
   <w:num w:numId="10" w16cid:durableId="1608349114">
-    <w:abstractNumId w:val="6"/>
+    <w:abstractNumId w:val="8"/>
   </w:num>
   <w:num w:numId="11" w16cid:durableId="1543059556">
     <w:abstractNumId w:val="1"/>
   </w:num>
   <w:num w:numId="12" w16cid:durableId="1674455284">
+    <w:abstractNumId w:val="19"/>
+  </w:num>
+  <w:num w:numId="13" w16cid:durableId="1443918333">
+    <w:abstractNumId w:val="20"/>
+  </w:num>
+  <w:num w:numId="14" w16cid:durableId="1312293393">
     <w:abstractNumId w:val="17"/>
   </w:num>
-  <w:num w:numId="13" w16cid:durableId="1443918333">
-    <w:abstractNumId w:val="18"/>
-  </w:num>
-  <w:num w:numId="14" w16cid:durableId="1312293393">
-    <w:abstractNumId w:val="15"/>
-  </w:num>
   <w:num w:numId="15" w16cid:durableId="2091539224">
-    <w:abstractNumId w:val="7"/>
+    <w:abstractNumId w:val="9"/>
   </w:num>
   <w:num w:numId="16" w16cid:durableId="2123764191">
-    <w:abstractNumId w:val="4"/>
+    <w:abstractNumId w:val="6"/>
   </w:num>
   <w:num w:numId="17" w16cid:durableId="2049600238">
     <w:abstractNumId w:val="0"/>
   </w:num>
   <w:num w:numId="18" w16cid:durableId="763888526">
-    <w:abstractNumId w:val="20"/>
+    <w:abstractNumId w:val="22"/>
   </w:num>
   <w:num w:numId="19" w16cid:durableId="1644583998">
-    <w:abstractNumId w:val="19"/>
+    <w:abstractNumId w:val="21"/>
   </w:num>
   <w:num w:numId="20" w16cid:durableId="337581794">
+    <w:abstractNumId w:val="4"/>
+  </w:num>
+  <w:num w:numId="21" w16cid:durableId="568426336">
+    <w:abstractNumId w:val="12"/>
+  </w:num>
+  <w:num w:numId="22" w16cid:durableId="614603958">
     <w:abstractNumId w:val="3"/>
   </w:num>
-  <w:num w:numId="21" w16cid:durableId="568426336">
-    <w:abstractNumId w:val="10"/>
+  <w:num w:numId="23" w16cid:durableId="267663968">
+    <w:abstractNumId w:val="5"/>
   </w:num>
 </w:numbering>
 </file>
 
 <file path=word/styles.xml><?xml version="1.0" encoding="utf-8"?>
-<w:styles xmlns:mc="http://schemas.openxmlformats.org/markup-compatibility/2006" xmlns:r="http://schemas.openxmlformats.org/officeDocument/2006/relationships" xmlns:w="http://schemas.openxmlformats.org/wordprocessingml/2006/main" xmlns:w14="http://schemas.microsoft.com/office/word/2010/wordml" xmlns:w15="http://schemas.microsoft.com/office/word/2012/wordml" xmlns:w16cex="http://schemas.microsoft.com/office/word/2018/wordml/cex" xmlns:w16cid="http://schemas.microsoft.com/office/word/2016/wordml/cid" xmlns:w16="http://schemas.microsoft.com/office/word/2018/wordml" xmlns:w16du="http://schemas.microsoft.com/office/word/2023/wordml/word16du" xmlns:w16sdtdh="http://schemas.microsoft.com/office/word/2020/wordml/sdtdatahash" xmlns:w16sdtfl="http://schemas.microsoft.com/office/word/2024/wordml/sdtformatlock" xmlns:w16se="http://schemas.microsoft.com/office/word/2015/wordml/symex" mc:Ignorable="w14 w15 w16se w16cid w16 w16cex w16sdtdh w16sdtfl w16du">
+<w:styles xmlns:mc="http://schemas.openxmlformats.org/markup-compatibility/2006" xmlns:r="http://schemas.openxmlformats.org/officeDocument/2006/relationships" xmlns:w="http://schemas.openxmlformats.org/wordprocessingml/2006/main" xmlns:w14="http://schemas.microsoft.com/office/word/2010/wordml" xmlns:w15="http://schemas.microsoft.com/office/word/2012/wordml" xmlns:w16cex="http://schemas.microsoft.com/office/word/2018/wordml/cex" xmlns:w16cid="http://schemas.microsoft.com/office/word/2016/wordml/cid" xmlns:w16="http://schemas.microsoft.com/office/word/2018/wordml" xmlns:w16sdtdh="http://schemas.microsoft.com/office/word/2020/wordml/sdtdatahash" xmlns:w16se="http://schemas.microsoft.com/office/word/2015/wordml/symex" mc:Ignorable="w14 w15 w16se w16cid w16 w16cex w16sdtdh">
   <w:docDefaults>
     <w:rPrDefault>
       <w:rPr>

--- a/Backend/New Microsoft Word Document.docx
+++ b/Backend/New Microsoft Word Document.docx
@@ -20060,6 +20060,784 @@
           <w:numId w:val="23"/>
         </w:numPr>
       </w:pPr>
+      <w:r>
+        <w:t xml:space="preserve">Add </w:t>
+      </w:r>
+      <w:proofErr w:type="gramStart"/>
+      <w:r>
+        <w:t>medicine :</w:t>
+      </w:r>
+      <w:proofErr w:type="gramEnd"/>
+    </w:p>
+    <w:p>
+      <w:pPr>
+        <w:pStyle w:val="ListParagraph"/>
+        <w:numPr>
+          <w:ilvl w:val="0"/>
+          <w:numId w:val="2"/>
+        </w:numPr>
+      </w:pPr>
+      <w:proofErr w:type="gramStart"/>
+      <w:r>
+        <w:t>Method :</w:t>
+      </w:r>
+      <w:proofErr w:type="gramEnd"/>
+      <w:r>
+        <w:t xml:space="preserve"> add</w:t>
+      </w:r>
+    </w:p>
+    <w:p>
+      <w:pPr>
+        <w:pStyle w:val="ListParagraph"/>
+        <w:numPr>
+          <w:ilvl w:val="0"/>
+          <w:numId w:val="2"/>
+        </w:numPr>
+      </w:pPr>
+      <w:r>
+        <w:t>/</w:t>
+      </w:r>
+      <w:proofErr w:type="spellStart"/>
+      <w:r>
+        <w:t>api</w:t>
+      </w:r>
+      <w:proofErr w:type="spellEnd"/>
+      <w:r>
+        <w:t>/pharmacy/inventory/add</w:t>
+      </w:r>
+    </w:p>
+    <w:p>
+      <w:pPr>
+        <w:pStyle w:val="ListParagraph"/>
+        <w:numPr>
+          <w:ilvl w:val="0"/>
+          <w:numId w:val="2"/>
+        </w:numPr>
+        <w:shd w:val="clear" w:color="auto" w:fill="212121"/>
+        <w:spacing w:after="0" w:line="270" w:lineRule="atLeast"/>
+        <w:rPr>
+          <w:rFonts w:ascii="Courier New" w:eastAsia="Times New Roman" w:hAnsi="Courier New" w:cs="Courier New"/>
+          <w:color w:val="F8F8F2"/>
+          <w:kern w:val="0"/>
+          <w:sz w:val="18"/>
+          <w:szCs w:val="18"/>
+          <w14:ligatures w14:val="none"/>
+        </w:rPr>
+      </w:pPr>
+      <w:r>
+        <w:rPr>
+          <w:rFonts w:ascii="Courier New" w:eastAsia="Times New Roman" w:hAnsi="Courier New" w:cs="Courier New"/>
+          <w:color w:val="DCDCDC"/>
+          <w:kern w:val="0"/>
+          <w:sz w:val="18"/>
+          <w:szCs w:val="18"/>
+          <w14:ligatures w14:val="none"/>
+        </w:rPr>
+        <w:t>{</w:t>
+      </w:r>
+    </w:p>
+    <w:p>
+      <w:pPr>
+        <w:pStyle w:val="ListParagraph"/>
+        <w:numPr>
+          <w:ilvl w:val="0"/>
+          <w:numId w:val="2"/>
+        </w:numPr>
+        <w:shd w:val="clear" w:color="auto" w:fill="212121"/>
+        <w:spacing w:after="0" w:line="270" w:lineRule="atLeast"/>
+        <w:rPr>
+          <w:rFonts w:ascii="Courier New" w:eastAsia="Times New Roman" w:hAnsi="Courier New" w:cs="Courier New"/>
+          <w:color w:val="F8F8F2"/>
+          <w:kern w:val="0"/>
+          <w:sz w:val="18"/>
+          <w:szCs w:val="18"/>
+          <w14:ligatures w14:val="none"/>
+        </w:rPr>
+      </w:pPr>
+      <w:r>
+        <w:rPr>
+          <w:rFonts w:ascii="Courier New" w:eastAsia="Times New Roman" w:hAnsi="Courier New" w:cs="Courier New"/>
+          <w:color w:val="F8F8F2"/>
+          <w:kern w:val="0"/>
+          <w:sz w:val="18"/>
+          <w:szCs w:val="18"/>
+          <w14:ligatures w14:val="none"/>
+        </w:rPr>
+        <w:t xml:space="preserve">    </w:t>
+      </w:r>
+      <w:r>
+        <w:rPr>
+          <w:rFonts w:ascii="Courier New" w:eastAsia="Times New Roman" w:hAnsi="Courier New" w:cs="Courier New"/>
+          <w:color w:val="9CDCFE"/>
+          <w:kern w:val="0"/>
+          <w:sz w:val="18"/>
+          <w:szCs w:val="18"/>
+          <w14:ligatures w14:val="none"/>
+        </w:rPr>
+        <w:t>"</w:t>
+      </w:r>
+      <w:proofErr w:type="spellStart"/>
+      <w:r>
+        <w:rPr>
+          <w:rFonts w:ascii="Courier New" w:eastAsia="Times New Roman" w:hAnsi="Courier New" w:cs="Courier New"/>
+          <w:color w:val="9CDCFE"/>
+          <w:kern w:val="0"/>
+          <w:sz w:val="18"/>
+          <w:szCs w:val="18"/>
+          <w14:ligatures w14:val="none"/>
+        </w:rPr>
+        <w:t>medicineName</w:t>
+      </w:r>
+      <w:proofErr w:type="spellEnd"/>
+      <w:r>
+        <w:rPr>
+          <w:rFonts w:ascii="Courier New" w:eastAsia="Times New Roman" w:hAnsi="Courier New" w:cs="Courier New"/>
+          <w:color w:val="9CDCFE"/>
+          <w:kern w:val="0"/>
+          <w:sz w:val="18"/>
+          <w:szCs w:val="18"/>
+          <w14:ligatures w14:val="none"/>
+        </w:rPr>
+        <w:t>"</w:t>
+      </w:r>
+      <w:r>
+        <w:rPr>
+          <w:rFonts w:ascii="Courier New" w:eastAsia="Times New Roman" w:hAnsi="Courier New" w:cs="Courier New"/>
+          <w:color w:val="DCDCDC"/>
+          <w:kern w:val="0"/>
+          <w:sz w:val="18"/>
+          <w:szCs w:val="18"/>
+          <w14:ligatures w14:val="none"/>
+        </w:rPr>
+        <w:t>:</w:t>
+      </w:r>
+      <w:r>
+        <w:rPr>
+          <w:rFonts w:ascii="Courier New" w:eastAsia="Times New Roman" w:hAnsi="Courier New" w:cs="Courier New"/>
+          <w:color w:val="F8F8F2"/>
+          <w:kern w:val="0"/>
+          <w:sz w:val="18"/>
+          <w:szCs w:val="18"/>
+          <w14:ligatures w14:val="none"/>
+        </w:rPr>
+        <w:t xml:space="preserve"> </w:t>
+      </w:r>
+      <w:r>
+        <w:rPr>
+          <w:rFonts w:ascii="Courier New" w:eastAsia="Times New Roman" w:hAnsi="Courier New" w:cs="Courier New"/>
+          <w:color w:val="CE9178"/>
+          <w:kern w:val="0"/>
+          <w:sz w:val="18"/>
+          <w:szCs w:val="18"/>
+          <w14:ligatures w14:val="none"/>
+        </w:rPr>
+        <w:t>"</w:t>
+      </w:r>
+      <w:proofErr w:type="spellStart"/>
+      <w:r>
+        <w:rPr>
+          <w:rFonts w:ascii="Courier New" w:eastAsia="Times New Roman" w:hAnsi="Courier New" w:cs="Courier New"/>
+          <w:color w:val="CE9178"/>
+          <w:kern w:val="0"/>
+          <w:sz w:val="18"/>
+          <w:szCs w:val="18"/>
+          <w14:ligatures w14:val="none"/>
+        </w:rPr>
+        <w:t>llll</w:t>
+      </w:r>
+      <w:proofErr w:type="spellEnd"/>
+      <w:r>
+        <w:rPr>
+          <w:rFonts w:ascii="Courier New" w:eastAsia="Times New Roman" w:hAnsi="Courier New" w:cs="Courier New"/>
+          <w:color w:val="CE9178"/>
+          <w:kern w:val="0"/>
+          <w:sz w:val="18"/>
+          <w:szCs w:val="18"/>
+          <w14:ligatures w14:val="none"/>
+        </w:rPr>
+        <w:t xml:space="preserve"> "</w:t>
+      </w:r>
+      <w:r>
+        <w:rPr>
+          <w:rFonts w:ascii="Courier New" w:eastAsia="Times New Roman" w:hAnsi="Courier New" w:cs="Courier New"/>
+          <w:color w:val="DCDCDC"/>
+          <w:kern w:val="0"/>
+          <w:sz w:val="18"/>
+          <w:szCs w:val="18"/>
+          <w14:ligatures w14:val="none"/>
+        </w:rPr>
+        <w:t>,</w:t>
+      </w:r>
+    </w:p>
+    <w:p>
+      <w:pPr>
+        <w:pStyle w:val="ListParagraph"/>
+        <w:numPr>
+          <w:ilvl w:val="0"/>
+          <w:numId w:val="2"/>
+        </w:numPr>
+        <w:shd w:val="clear" w:color="auto" w:fill="212121"/>
+        <w:spacing w:after="0" w:line="270" w:lineRule="atLeast"/>
+        <w:rPr>
+          <w:rFonts w:ascii="Courier New" w:eastAsia="Times New Roman" w:hAnsi="Courier New" w:cs="Courier New"/>
+          <w:color w:val="F8F8F2"/>
+          <w:kern w:val="0"/>
+          <w:sz w:val="18"/>
+          <w:szCs w:val="18"/>
+          <w14:ligatures w14:val="none"/>
+        </w:rPr>
+      </w:pPr>
+      <w:r>
+        <w:rPr>
+          <w:rFonts w:ascii="Courier New" w:eastAsia="Times New Roman" w:hAnsi="Courier New" w:cs="Courier New"/>
+          <w:color w:val="F8F8F2"/>
+          <w:kern w:val="0"/>
+          <w:sz w:val="18"/>
+          <w:szCs w:val="18"/>
+          <w14:ligatures w14:val="none"/>
+        </w:rPr>
+        <w:t xml:space="preserve">    </w:t>
+      </w:r>
+      <w:r>
+        <w:rPr>
+          <w:rFonts w:ascii="Courier New" w:eastAsia="Times New Roman" w:hAnsi="Courier New" w:cs="Courier New"/>
+          <w:color w:val="9CDCFE"/>
+          <w:kern w:val="0"/>
+          <w:sz w:val="18"/>
+          <w:szCs w:val="18"/>
+          <w14:ligatures w14:val="none"/>
+        </w:rPr>
+        <w:t>"category"</w:t>
+      </w:r>
+      <w:r>
+        <w:rPr>
+          <w:rFonts w:ascii="Courier New" w:eastAsia="Times New Roman" w:hAnsi="Courier New" w:cs="Courier New"/>
+          <w:color w:val="DCDCDC"/>
+          <w:kern w:val="0"/>
+          <w:sz w:val="18"/>
+          <w:szCs w:val="18"/>
+          <w14:ligatures w14:val="none"/>
+        </w:rPr>
+        <w:t>:</w:t>
+      </w:r>
+      <w:r>
+        <w:rPr>
+          <w:rFonts w:ascii="Courier New" w:eastAsia="Times New Roman" w:hAnsi="Courier New" w:cs="Courier New"/>
+          <w:color w:val="F8F8F2"/>
+          <w:kern w:val="0"/>
+          <w:sz w:val="18"/>
+          <w:szCs w:val="18"/>
+          <w14:ligatures w14:val="none"/>
+        </w:rPr>
+        <w:t xml:space="preserve"> </w:t>
+      </w:r>
+      <w:r>
+        <w:rPr>
+          <w:rFonts w:ascii="Courier New" w:eastAsia="Times New Roman" w:hAnsi="Courier New" w:cs="Courier New"/>
+          <w:color w:val="CE9178"/>
+          <w:kern w:val="0"/>
+          <w:sz w:val="18"/>
+          <w:szCs w:val="18"/>
+          <w14:ligatures w14:val="none"/>
+        </w:rPr>
+        <w:t>"Analgesics"</w:t>
+      </w:r>
+      <w:r>
+        <w:rPr>
+          <w:rFonts w:ascii="Courier New" w:eastAsia="Times New Roman" w:hAnsi="Courier New" w:cs="Courier New"/>
+          <w:color w:val="DCDCDC"/>
+          <w:kern w:val="0"/>
+          <w:sz w:val="18"/>
+          <w:szCs w:val="18"/>
+          <w14:ligatures w14:val="none"/>
+        </w:rPr>
+        <w:t>,</w:t>
+      </w:r>
+    </w:p>
+    <w:p>
+      <w:pPr>
+        <w:pStyle w:val="ListParagraph"/>
+        <w:numPr>
+          <w:ilvl w:val="0"/>
+          <w:numId w:val="2"/>
+        </w:numPr>
+        <w:shd w:val="clear" w:color="auto" w:fill="212121"/>
+        <w:spacing w:after="0" w:line="270" w:lineRule="atLeast"/>
+        <w:rPr>
+          <w:rFonts w:ascii="Courier New" w:eastAsia="Times New Roman" w:hAnsi="Courier New" w:cs="Courier New"/>
+          <w:color w:val="F8F8F2"/>
+          <w:kern w:val="0"/>
+          <w:sz w:val="18"/>
+          <w:szCs w:val="18"/>
+          <w14:ligatures w14:val="none"/>
+        </w:rPr>
+      </w:pPr>
+      <w:r>
+        <w:rPr>
+          <w:rFonts w:ascii="Courier New" w:eastAsia="Times New Roman" w:hAnsi="Courier New" w:cs="Courier New"/>
+          <w:color w:val="F8F8F2"/>
+          <w:kern w:val="0"/>
+          <w:sz w:val="18"/>
+          <w:szCs w:val="18"/>
+          <w14:ligatures w14:val="none"/>
+        </w:rPr>
+        <w:t xml:space="preserve">    </w:t>
+      </w:r>
+      <w:r>
+        <w:rPr>
+          <w:rFonts w:ascii="Courier New" w:eastAsia="Times New Roman" w:hAnsi="Courier New" w:cs="Courier New"/>
+          <w:color w:val="9CDCFE"/>
+          <w:kern w:val="0"/>
+          <w:sz w:val="18"/>
+          <w:szCs w:val="18"/>
+          <w14:ligatures w14:val="none"/>
+        </w:rPr>
+        <w:t>"price"</w:t>
+      </w:r>
+      <w:r>
+        <w:rPr>
+          <w:rFonts w:ascii="Courier New" w:eastAsia="Times New Roman" w:hAnsi="Courier New" w:cs="Courier New"/>
+          <w:color w:val="DCDCDC"/>
+          <w:kern w:val="0"/>
+          <w:sz w:val="18"/>
+          <w:szCs w:val="18"/>
+          <w14:ligatures w14:val="none"/>
+        </w:rPr>
+        <w:t>:</w:t>
+      </w:r>
+      <w:r>
+        <w:rPr>
+          <w:rFonts w:ascii="Courier New" w:eastAsia="Times New Roman" w:hAnsi="Courier New" w:cs="Courier New"/>
+          <w:color w:val="F8F8F2"/>
+          <w:kern w:val="0"/>
+          <w:sz w:val="18"/>
+          <w:szCs w:val="18"/>
+          <w14:ligatures w14:val="none"/>
+        </w:rPr>
+        <w:t xml:space="preserve"> </w:t>
+      </w:r>
+      <w:r>
+        <w:rPr>
+          <w:rFonts w:ascii="Courier New" w:eastAsia="Times New Roman" w:hAnsi="Courier New" w:cs="Courier New"/>
+          <w:color w:val="B5CEA8"/>
+          <w:kern w:val="0"/>
+          <w:sz w:val="18"/>
+          <w:szCs w:val="18"/>
+          <w14:ligatures w14:val="none"/>
+        </w:rPr>
+        <w:t>25</w:t>
+      </w:r>
+      <w:r>
+        <w:rPr>
+          <w:rFonts w:ascii="Courier New" w:eastAsia="Times New Roman" w:hAnsi="Courier New" w:cs="Courier New"/>
+          <w:color w:val="DCDCDC"/>
+          <w:kern w:val="0"/>
+          <w:sz w:val="18"/>
+          <w:szCs w:val="18"/>
+          <w14:ligatures w14:val="none"/>
+        </w:rPr>
+        <w:t>,</w:t>
+      </w:r>
+    </w:p>
+    <w:p>
+      <w:pPr>
+        <w:pStyle w:val="ListParagraph"/>
+        <w:numPr>
+          <w:ilvl w:val="0"/>
+          <w:numId w:val="2"/>
+        </w:numPr>
+        <w:shd w:val="clear" w:color="auto" w:fill="212121"/>
+        <w:spacing w:after="0" w:line="270" w:lineRule="atLeast"/>
+        <w:rPr>
+          <w:rFonts w:ascii="Courier New" w:eastAsia="Times New Roman" w:hAnsi="Courier New" w:cs="Courier New"/>
+          <w:color w:val="F8F8F2"/>
+          <w:kern w:val="0"/>
+          <w:sz w:val="18"/>
+          <w:szCs w:val="18"/>
+          <w14:ligatures w14:val="none"/>
+        </w:rPr>
+      </w:pPr>
+      <w:r>
+        <w:rPr>
+          <w:rFonts w:ascii="Courier New" w:eastAsia="Times New Roman" w:hAnsi="Courier New" w:cs="Courier New"/>
+          <w:color w:val="F8F8F2"/>
+          <w:kern w:val="0"/>
+          <w:sz w:val="18"/>
+          <w:szCs w:val="18"/>
+          <w14:ligatures w14:val="none"/>
+        </w:rPr>
+        <w:t xml:space="preserve">    </w:t>
+      </w:r>
+      <w:r>
+        <w:rPr>
+          <w:rFonts w:ascii="Courier New" w:eastAsia="Times New Roman" w:hAnsi="Courier New" w:cs="Courier New"/>
+          <w:color w:val="9CDCFE"/>
+          <w:kern w:val="0"/>
+          <w:sz w:val="18"/>
+          <w:szCs w:val="18"/>
+          <w14:ligatures w14:val="none"/>
+        </w:rPr>
+        <w:t>"quantity"</w:t>
+      </w:r>
+      <w:r>
+        <w:rPr>
+          <w:rFonts w:ascii="Courier New" w:eastAsia="Times New Roman" w:hAnsi="Courier New" w:cs="Courier New"/>
+          <w:color w:val="DCDCDC"/>
+          <w:kern w:val="0"/>
+          <w:sz w:val="18"/>
+          <w:szCs w:val="18"/>
+          <w14:ligatures w14:val="none"/>
+        </w:rPr>
+        <w:t>:</w:t>
+      </w:r>
+      <w:r>
+        <w:rPr>
+          <w:rFonts w:ascii="Courier New" w:eastAsia="Times New Roman" w:hAnsi="Courier New" w:cs="Courier New"/>
+          <w:color w:val="F8F8F2"/>
+          <w:kern w:val="0"/>
+          <w:sz w:val="18"/>
+          <w:szCs w:val="18"/>
+          <w14:ligatures w14:val="none"/>
+        </w:rPr>
+        <w:t xml:space="preserve"> </w:t>
+      </w:r>
+      <w:r>
+        <w:rPr>
+          <w:rFonts w:ascii="Courier New" w:eastAsia="Times New Roman" w:hAnsi="Courier New" w:cs="Courier New"/>
+          <w:color w:val="B5CEA8"/>
+          <w:kern w:val="0"/>
+          <w:sz w:val="18"/>
+          <w:szCs w:val="18"/>
+          <w14:ligatures w14:val="none"/>
+        </w:rPr>
+        <w:t>3</w:t>
+      </w:r>
+      <w:r>
+        <w:rPr>
+          <w:rFonts w:ascii="Courier New" w:eastAsia="Times New Roman" w:hAnsi="Courier New" w:cs="Courier New"/>
+          <w:color w:val="DCDCDC"/>
+          <w:kern w:val="0"/>
+          <w:sz w:val="18"/>
+          <w:szCs w:val="18"/>
+          <w14:ligatures w14:val="none"/>
+        </w:rPr>
+        <w:t>,</w:t>
+      </w:r>
+    </w:p>
+    <w:p>
+      <w:pPr>
+        <w:pStyle w:val="ListParagraph"/>
+        <w:numPr>
+          <w:ilvl w:val="0"/>
+          <w:numId w:val="2"/>
+        </w:numPr>
+        <w:shd w:val="clear" w:color="auto" w:fill="212121"/>
+        <w:spacing w:after="0" w:line="270" w:lineRule="atLeast"/>
+        <w:rPr>
+          <w:rFonts w:ascii="Courier New" w:eastAsia="Times New Roman" w:hAnsi="Courier New" w:cs="Courier New"/>
+          <w:color w:val="F8F8F2"/>
+          <w:kern w:val="0"/>
+          <w:sz w:val="18"/>
+          <w:szCs w:val="18"/>
+          <w14:ligatures w14:val="none"/>
+        </w:rPr>
+      </w:pPr>
+      <w:r>
+        <w:rPr>
+          <w:rFonts w:ascii="Courier New" w:eastAsia="Times New Roman" w:hAnsi="Courier New" w:cs="Courier New"/>
+          <w:color w:val="F8F8F2"/>
+          <w:kern w:val="0"/>
+          <w:sz w:val="18"/>
+          <w:szCs w:val="18"/>
+          <w14:ligatures w14:val="none"/>
+        </w:rPr>
+        <w:t xml:space="preserve">    </w:t>
+      </w:r>
+      <w:r>
+        <w:rPr>
+          <w:rFonts w:ascii="Courier New" w:eastAsia="Times New Roman" w:hAnsi="Courier New" w:cs="Courier New"/>
+          <w:color w:val="9CDCFE"/>
+          <w:kern w:val="0"/>
+          <w:sz w:val="18"/>
+          <w:szCs w:val="18"/>
+          <w14:ligatures w14:val="none"/>
+        </w:rPr>
+        <w:t>"</w:t>
+      </w:r>
+      <w:proofErr w:type="spellStart"/>
+      <w:r>
+        <w:rPr>
+          <w:rFonts w:ascii="Courier New" w:eastAsia="Times New Roman" w:hAnsi="Courier New" w:cs="Courier New"/>
+          <w:color w:val="9CDCFE"/>
+          <w:kern w:val="0"/>
+          <w:sz w:val="18"/>
+          <w:szCs w:val="18"/>
+          <w14:ligatures w14:val="none"/>
+        </w:rPr>
+        <w:t>requiresPrescription</w:t>
+      </w:r>
+      <w:proofErr w:type="spellEnd"/>
+      <w:r>
+        <w:rPr>
+          <w:rFonts w:ascii="Courier New" w:eastAsia="Times New Roman" w:hAnsi="Courier New" w:cs="Courier New"/>
+          <w:color w:val="9CDCFE"/>
+          <w:kern w:val="0"/>
+          <w:sz w:val="18"/>
+          <w:szCs w:val="18"/>
+          <w14:ligatures w14:val="none"/>
+        </w:rPr>
+        <w:t>"</w:t>
+      </w:r>
+      <w:r>
+        <w:rPr>
+          <w:rFonts w:ascii="Courier New" w:eastAsia="Times New Roman" w:hAnsi="Courier New" w:cs="Courier New"/>
+          <w:color w:val="DCDCDC"/>
+          <w:kern w:val="0"/>
+          <w:sz w:val="18"/>
+          <w:szCs w:val="18"/>
+          <w14:ligatures w14:val="none"/>
+        </w:rPr>
+        <w:t>:</w:t>
+      </w:r>
+      <w:r>
+        <w:rPr>
+          <w:rFonts w:ascii="Courier New" w:eastAsia="Times New Roman" w:hAnsi="Courier New" w:cs="Courier New"/>
+          <w:color w:val="F8F8F2"/>
+          <w:kern w:val="0"/>
+          <w:sz w:val="18"/>
+          <w:szCs w:val="18"/>
+          <w14:ligatures w14:val="none"/>
+        </w:rPr>
+        <w:t xml:space="preserve"> </w:t>
+      </w:r>
+      <w:r>
+        <w:rPr>
+          <w:rFonts w:ascii="Courier New" w:eastAsia="Times New Roman" w:hAnsi="Courier New" w:cs="Courier New"/>
+          <w:color w:val="CE9178"/>
+          <w:kern w:val="0"/>
+          <w:sz w:val="18"/>
+          <w:szCs w:val="18"/>
+          <w14:ligatures w14:val="none"/>
+        </w:rPr>
+        <w:t>false</w:t>
+      </w:r>
+    </w:p>
+    <w:p>
+      <w:pPr>
+        <w:pStyle w:val="ListParagraph"/>
+        <w:numPr>
+          <w:ilvl w:val="0"/>
+          <w:numId w:val="2"/>
+        </w:numPr>
+        <w:shd w:val="clear" w:color="auto" w:fill="212121"/>
+        <w:spacing w:after="0" w:line="270" w:lineRule="atLeast"/>
+        <w:rPr>
+          <w:rFonts w:ascii="Courier New" w:eastAsia="Times New Roman" w:hAnsi="Courier New" w:cs="Courier New"/>
+          <w:color w:val="F8F8F2"/>
+          <w:kern w:val="0"/>
+          <w:sz w:val="18"/>
+          <w:szCs w:val="18"/>
+          <w14:ligatures w14:val="none"/>
+        </w:rPr>
+      </w:pPr>
+      <w:r>
+        <w:rPr>
+          <w:rFonts w:ascii="Courier New" w:eastAsia="Times New Roman" w:hAnsi="Courier New" w:cs="Courier New"/>
+          <w:color w:val="DCDCDC"/>
+          <w:kern w:val="0"/>
+          <w:sz w:val="18"/>
+          <w:szCs w:val="18"/>
+          <w14:ligatures w14:val="none"/>
+        </w:rPr>
+        <w:t>}</w:t>
+      </w:r>
+    </w:p>
+    <w:p>
+      <w:pPr>
+        <w:pStyle w:val="ListParagraph"/>
+        <w:ind w:left="1080"/>
+      </w:pPr>
+    </w:p>
+    <w:p>
+      <w:pPr>
+        <w:pStyle w:val="ListParagraph"/>
+        <w:ind w:left="1080"/>
+      </w:pPr>
+    </w:p>
+    <w:p>
+      <w:pPr>
+        <w:pStyle w:val="ListParagraph"/>
+        <w:ind w:left="1080"/>
+      </w:pPr>
+    </w:p>
+    <w:p>
+      <w:pPr>
+        <w:pStyle w:val="ListParagraph"/>
+        <w:numPr>
+          <w:ilvl w:val="0"/>
+          <w:numId w:val="23"/>
+        </w:numPr>
+      </w:pPr>
+      <w:r>
+        <w:lastRenderedPageBreak/>
+        <w:t xml:space="preserve">Get </w:t>
+      </w:r>
+      <w:proofErr w:type="gramStart"/>
+      <w:r>
+        <w:t>medicine :</w:t>
+      </w:r>
+      <w:proofErr w:type="gramEnd"/>
+    </w:p>
+    <w:p>
+      <w:pPr>
+        <w:pStyle w:val="ListParagraph"/>
+        <w:numPr>
+          <w:ilvl w:val="0"/>
+          <w:numId w:val="2"/>
+        </w:numPr>
+      </w:pPr>
+      <w:proofErr w:type="gramStart"/>
+      <w:r>
+        <w:t>Method :</w:t>
+      </w:r>
+      <w:proofErr w:type="gramEnd"/>
+      <w:r>
+        <w:t xml:space="preserve"> get</w:t>
+      </w:r>
+    </w:p>
+    <w:p>
+      <w:pPr>
+        <w:pStyle w:val="ListParagraph"/>
+        <w:numPr>
+          <w:ilvl w:val="0"/>
+          <w:numId w:val="2"/>
+        </w:numPr>
+      </w:pPr>
+      <w:r>
+        <w:t>/</w:t>
+      </w:r>
+      <w:proofErr w:type="spellStart"/>
+      <w:r>
+        <w:t>api</w:t>
+      </w:r>
+      <w:proofErr w:type="spellEnd"/>
+      <w:r>
+        <w:t>/pharmacy/inventory</w:t>
+      </w:r>
+    </w:p>
+    <w:p>
+      <w:pPr>
+        <w:pStyle w:val="ListParagraph"/>
+        <w:numPr>
+          <w:ilvl w:val="0"/>
+          <w:numId w:val="2"/>
+        </w:numPr>
+      </w:pPr>
+      <w:r>
+        <w:t xml:space="preserve"> Get all medicines </w:t>
+      </w:r>
+    </w:p>
+    <w:p>
+      <w:pPr>
+        <w:pStyle w:val="ListParagraph"/>
+        <w:numPr>
+          <w:ilvl w:val="0"/>
+          <w:numId w:val="2"/>
+        </w:numPr>
+      </w:pPr>
+      <w:r>
+        <w:t>/</w:t>
+      </w:r>
+      <w:proofErr w:type="spellStart"/>
+      <w:r>
+        <w:t>api</w:t>
+      </w:r>
+      <w:proofErr w:type="spellEnd"/>
+      <w:r>
+        <w:t>/pharmacy/</w:t>
+      </w:r>
+      <w:proofErr w:type="spellStart"/>
+      <w:r>
+        <w:t>inventory?search</w:t>
+      </w:r>
+      <w:proofErr w:type="spellEnd"/>
+      <w:r>
+        <w:t>=</w:t>
+      </w:r>
+      <w:proofErr w:type="spellStart"/>
+      <w:r>
+        <w:t>kokok</w:t>
+      </w:r>
+      <w:proofErr w:type="spellEnd"/>
+    </w:p>
+    <w:p>
+      <w:pPr>
+        <w:pStyle w:val="ListParagraph"/>
+        <w:numPr>
+          <w:ilvl w:val="0"/>
+          <w:numId w:val="2"/>
+        </w:numPr>
+      </w:pPr>
+      <w:r>
+        <w:t>Search medicine name</w:t>
+      </w:r>
+    </w:p>
+    <w:p>
+      <w:pPr>
+        <w:pStyle w:val="ListParagraph"/>
+        <w:numPr>
+          <w:ilvl w:val="0"/>
+          <w:numId w:val="2"/>
+        </w:numPr>
+      </w:pPr>
+      <w:r>
+        <w:t>/</w:t>
+      </w:r>
+      <w:proofErr w:type="spellStart"/>
+      <w:r>
+        <w:t>api</w:t>
+      </w:r>
+      <w:proofErr w:type="spellEnd"/>
+      <w:r>
+        <w:t>/pharmacy/</w:t>
+      </w:r>
+      <w:proofErr w:type="spellStart"/>
+      <w:r>
+        <w:t>inventory?filter</w:t>
+      </w:r>
+      <w:proofErr w:type="spellEnd"/>
+      <w:r>
+        <w:t>=out</w:t>
+      </w:r>
+    </w:p>
+    <w:p>
+      <w:pPr>
+        <w:pStyle w:val="ListParagraph"/>
+        <w:numPr>
+          <w:ilvl w:val="0"/>
+          <w:numId w:val="2"/>
+        </w:numPr>
+      </w:pPr>
+      <w:r>
+        <w:t xml:space="preserve">Filter medicines </w:t>
+      </w:r>
+      <w:proofErr w:type="gramStart"/>
+      <w:r>
+        <w:t>( all</w:t>
+      </w:r>
+      <w:proofErr w:type="gramEnd"/>
+      <w:r>
+        <w:t xml:space="preserve"> , out , low )</w:t>
+      </w:r>
+    </w:p>
+    <w:p>
+      <w:pPr>
+        <w:pStyle w:val="ListParagraph"/>
+        <w:numPr>
+          <w:ilvl w:val="0"/>
+          <w:numId w:val="23"/>
+        </w:numPr>
+      </w:pPr>
     </w:p>
     <w:p>
       <w:pPr>
@@ -20448,7 +21226,6 @@
           <w:lang w:val="en-GB" w:eastAsia="en-GB"/>
           <w14:ligatures w14:val="none"/>
         </w:rPr>
-        <w:lastRenderedPageBreak/>
         <w:t xml:space="preserve">  </w:t>
       </w:r>
       <w:r>
@@ -22767,6 +23544,7 @@
           <w:lang w:val="en-GB" w:eastAsia="en-GB"/>
           <w14:ligatures w14:val="none"/>
         </w:rPr>
+        <w:lastRenderedPageBreak/>
         <w:t xml:space="preserve">        </w:t>
       </w:r>
       <w:r>
@@ -24427,12 +25205,285 @@
       </w:pPr>
       <w:proofErr w:type="spellStart"/>
       <w:r>
+        <w:t>api</w:t>
+      </w:r>
+      <w:proofErr w:type="spellEnd"/>
+      <w:r>
+        <w:t>/clinic/:id</w:t>
+      </w:r>
+    </w:p>
+    <w:p>
+      <w:pPr>
+        <w:pStyle w:val="ListParagraph"/>
+        <w:numPr>
+          <w:ilvl w:val="0"/>
+          <w:numId w:val="18"/>
+        </w:numPr>
+      </w:pPr>
+      <w:proofErr w:type="gramStart"/>
+      <w:r>
+        <w:t>Bearer  token</w:t>
+      </w:r>
+      <w:proofErr w:type="gramEnd"/>
+    </w:p>
+    <w:p>
+      <w:pPr>
+        <w:pStyle w:val="ListParagraph"/>
+        <w:numPr>
+          <w:ilvl w:val="0"/>
+          <w:numId w:val="18"/>
+        </w:numPr>
+      </w:pPr>
+      <w:r>
+        <w:t>Result</w:t>
+      </w:r>
+      <w:r>
+        <w:t>:</w:t>
+      </w:r>
+    </w:p>
+    <w:p>
+      <w:pPr>
+        <w:pStyle w:val="ListParagraph"/>
+        <w:numPr>
+          <w:ilvl w:val="0"/>
+          <w:numId w:val="18"/>
+        </w:numPr>
+      </w:pPr>
+      <w:r>
+        <w:t>{</w:t>
+      </w:r>
+    </w:p>
+    <w:p>
+      <w:pPr>
+        <w:pStyle w:val="ListParagraph"/>
+        <w:numPr>
+          <w:ilvl w:val="0"/>
+          <w:numId w:val="18"/>
+        </w:numPr>
+      </w:pPr>
+      <w:r>
+        <w:t xml:space="preserve">    "message": "Clinic fetched successfully.",</w:t>
+      </w:r>
+    </w:p>
+    <w:p>
+      <w:pPr>
+        <w:pStyle w:val="ListParagraph"/>
+        <w:numPr>
+          <w:ilvl w:val="0"/>
+          <w:numId w:val="18"/>
+        </w:numPr>
+      </w:pPr>
+      <w:r>
+        <w:t xml:space="preserve">    "clinic": {</w:t>
+      </w:r>
+    </w:p>
+    <w:p>
+      <w:pPr>
+        <w:pStyle w:val="ListParagraph"/>
+        <w:numPr>
+          <w:ilvl w:val="0"/>
+          <w:numId w:val="18"/>
+        </w:numPr>
+      </w:pPr>
+      <w:r>
+        <w:t xml:space="preserve">        "_id": "69f106b7fa3f2a084c21bf70",</w:t>
+      </w:r>
+    </w:p>
+    <w:p>
+      <w:pPr>
+        <w:pStyle w:val="ListParagraph"/>
+        <w:numPr>
+          <w:ilvl w:val="0"/>
+          <w:numId w:val="18"/>
+        </w:numPr>
+      </w:pPr>
+      <w:r>
+        <w:t xml:space="preserve">        "</w:t>
+      </w:r>
+      <w:proofErr w:type="spellStart"/>
+      <w:r>
+        <w:t>doctorId</w:t>
+      </w:r>
+      <w:proofErr w:type="spellEnd"/>
+      <w:r>
+        <w:t>": "69d05fa241d4b8eb2d501d4b",</w:t>
+      </w:r>
+    </w:p>
+    <w:p>
+      <w:pPr>
+        <w:pStyle w:val="ListParagraph"/>
+        <w:numPr>
+          <w:ilvl w:val="0"/>
+          <w:numId w:val="18"/>
+        </w:numPr>
+      </w:pPr>
+      <w:r>
+        <w:t xml:space="preserve">        "name": "Dr. Sara Clinic",</w:t>
+      </w:r>
+    </w:p>
+    <w:p>
+      <w:pPr>
+        <w:pStyle w:val="ListParagraph"/>
+        <w:numPr>
+          <w:ilvl w:val="0"/>
+          <w:numId w:val="18"/>
+        </w:numPr>
+      </w:pPr>
+      <w:r>
+        <w:t xml:space="preserve">        "city": "Cairo",</w:t>
+      </w:r>
+    </w:p>
+    <w:p>
+      <w:pPr>
+        <w:pStyle w:val="ListParagraph"/>
+        <w:numPr>
+          <w:ilvl w:val="0"/>
+          <w:numId w:val="18"/>
+        </w:numPr>
+      </w:pPr>
+      <w:r>
+        <w:t xml:space="preserve">        "address": "</w:t>
+      </w:r>
+      <w:proofErr w:type="gramStart"/>
+      <w:r>
+        <w:t>Paris  St</w:t>
+      </w:r>
+      <w:proofErr w:type="gramEnd"/>
+      <w:r>
+        <w:t xml:space="preserve">, </w:t>
+      </w:r>
+      <w:proofErr w:type="spellStart"/>
+      <w:r>
+        <w:t>shebin</w:t>
+      </w:r>
+      <w:proofErr w:type="spellEnd"/>
+      <w:r>
+        <w:t xml:space="preserve"> El-</w:t>
+      </w:r>
+      <w:proofErr w:type="spellStart"/>
+      <w:r>
+        <w:t>kom</w:t>
+      </w:r>
+      <w:proofErr w:type="spellEnd"/>
+      <w:r>
+        <w:t>",</w:t>
+      </w:r>
+    </w:p>
+    <w:p>
+      <w:pPr>
+        <w:pStyle w:val="ListParagraph"/>
+        <w:numPr>
+          <w:ilvl w:val="0"/>
+          <w:numId w:val="18"/>
+        </w:numPr>
+      </w:pPr>
+      <w:r>
+        <w:t xml:space="preserve">        "location": {</w:t>
+      </w:r>
+    </w:p>
+    <w:p>
+      <w:pPr>
+        <w:pStyle w:val="ListParagraph"/>
+        <w:numPr>
+          <w:ilvl w:val="0"/>
+          <w:numId w:val="18"/>
+        </w:numPr>
+      </w:pPr>
+      <w:r>
+        <w:t xml:space="preserve">            "type": "Point",</w:t>
+      </w:r>
+    </w:p>
+    <w:p>
+      <w:pPr>
+        <w:pStyle w:val="ListParagraph"/>
+        <w:numPr>
+          <w:ilvl w:val="0"/>
+          <w:numId w:val="18"/>
+        </w:numPr>
+      </w:pPr>
+      <w:r>
+        <w:t xml:space="preserve">            "coordinates": [</w:t>
+      </w:r>
+    </w:p>
+    <w:p>
+      <w:pPr>
+        <w:pStyle w:val="ListParagraph"/>
+        <w:numPr>
+          <w:ilvl w:val="0"/>
+          <w:numId w:val="18"/>
+        </w:numPr>
+      </w:pPr>
+      <w:r>
+        <w:t xml:space="preserve">                31.2001,</w:t>
+      </w:r>
+    </w:p>
+    <w:p>
+      <w:pPr>
+        <w:pStyle w:val="ListParagraph"/>
+        <w:numPr>
+          <w:ilvl w:val="0"/>
+          <w:numId w:val="18"/>
+        </w:numPr>
+      </w:pPr>
+      <w:r>
+        <w:t xml:space="preserve">                30.0444</w:t>
+      </w:r>
+    </w:p>
+    <w:p>
+      <w:pPr>
+        <w:pStyle w:val="ListParagraph"/>
+        <w:numPr>
+          <w:ilvl w:val="0"/>
+          <w:numId w:val="18"/>
+        </w:numPr>
+      </w:pPr>
+      <w:r>
+        <w:t xml:space="preserve">            ]</w:t>
+      </w:r>
+    </w:p>
+    <w:p>
+      <w:pPr>
+        <w:pStyle w:val="ListParagraph"/>
+        <w:numPr>
+          <w:ilvl w:val="0"/>
+          <w:numId w:val="18"/>
+        </w:numPr>
+      </w:pPr>
+      <w:r>
         <w:lastRenderedPageBreak/>
-        <w:t>api</w:t>
+        <w:t xml:space="preserve">        },</w:t>
+      </w:r>
+    </w:p>
+    <w:p>
+      <w:pPr>
+        <w:pStyle w:val="ListParagraph"/>
+        <w:numPr>
+          <w:ilvl w:val="0"/>
+          <w:numId w:val="18"/>
+        </w:numPr>
+      </w:pPr>
+      <w:r>
+        <w:t xml:space="preserve">        "color": "#1a56a0",</w:t>
+      </w:r>
+    </w:p>
+    <w:p>
+      <w:pPr>
+        <w:pStyle w:val="ListParagraph"/>
+        <w:numPr>
+          <w:ilvl w:val="0"/>
+          <w:numId w:val="18"/>
+        </w:numPr>
+      </w:pPr>
+      <w:r>
+        <w:t xml:space="preserve">        "</w:t>
+      </w:r>
+      <w:proofErr w:type="spellStart"/>
+      <w:r>
+        <w:t>defaultSchedule</w:t>
       </w:r>
       <w:proofErr w:type="spellEnd"/>
       <w:r>
-        <w:t>/clinic/:id</w:t>
+        <w:t>": {</w:t>
       </w:r>
     </w:p>
     <w:p>
@@ -24443,11 +25494,9 @@
           <w:numId w:val="18"/>
         </w:numPr>
       </w:pPr>
-      <w:proofErr w:type="gramStart"/>
-      <w:r>
-        <w:t>Bearer  token</w:t>
-      </w:r>
-      <w:proofErr w:type="gramEnd"/>
+      <w:r>
+        <w:t xml:space="preserve">            "days": [</w:t>
+      </w:r>
     </w:p>
     <w:p>
       <w:pPr>
@@ -24458,10 +25507,7 @@
         </w:numPr>
       </w:pPr>
       <w:r>
-        <w:t>Result</w:t>
-      </w:r>
-      <w:r>
-        <w:t>:</w:t>
+        <w:t xml:space="preserve">                {</w:t>
       </w:r>
     </w:p>
     <w:p>
@@ -24473,7 +25519,7 @@
         </w:numPr>
       </w:pPr>
       <w:r>
-        <w:t>{</w:t>
+        <w:t xml:space="preserve">                    "day": "Saturday",</w:t>
       </w:r>
     </w:p>
     <w:p>
@@ -24485,7 +25531,15 @@
         </w:numPr>
       </w:pPr>
       <w:r>
-        <w:t xml:space="preserve">    "message": "Clinic fetched successfully.",</w:t>
+        <w:t xml:space="preserve">                    "</w:t>
+      </w:r>
+      <w:proofErr w:type="spellStart"/>
+      <w:r>
+        <w:t>isActive</w:t>
+      </w:r>
+      <w:proofErr w:type="spellEnd"/>
+      <w:r>
+        <w:t>": true,</w:t>
       </w:r>
     </w:p>
     <w:p>
@@ -24497,7 +25551,7 @@
         </w:numPr>
       </w:pPr>
       <w:r>
-        <w:t xml:space="preserve">    "clinic": {</w:t>
+        <w:t xml:space="preserve">                    "open": 480,</w:t>
       </w:r>
     </w:p>
     <w:p>
@@ -24509,7 +25563,7 @@
         </w:numPr>
       </w:pPr>
       <w:r>
-        <w:t xml:space="preserve">        "_id": "69f106b7fa3f2a084c21bf70",</w:t>
+        <w:t xml:space="preserve">                    "close": 840,</w:t>
       </w:r>
     </w:p>
     <w:p>
@@ -24521,15 +25575,99 @@
         </w:numPr>
       </w:pPr>
       <w:r>
-        <w:t xml:space="preserve">        "</w:t>
+        <w:t xml:space="preserve">                    "breaks": [</w:t>
+      </w:r>
+    </w:p>
+    <w:p>
+      <w:pPr>
+        <w:pStyle w:val="ListParagraph"/>
+        <w:numPr>
+          <w:ilvl w:val="0"/>
+          <w:numId w:val="18"/>
+        </w:numPr>
+      </w:pPr>
+      <w:r>
+        <w:t xml:space="preserve">                        {</w:t>
+      </w:r>
+    </w:p>
+    <w:p>
+      <w:pPr>
+        <w:pStyle w:val="ListParagraph"/>
+        <w:numPr>
+          <w:ilvl w:val="0"/>
+          <w:numId w:val="18"/>
+        </w:numPr>
+      </w:pPr>
+      <w:r>
+        <w:t xml:space="preserve">                            "start": 600,</w:t>
+      </w:r>
+    </w:p>
+    <w:p>
+      <w:pPr>
+        <w:pStyle w:val="ListParagraph"/>
+        <w:numPr>
+          <w:ilvl w:val="0"/>
+          <w:numId w:val="18"/>
+        </w:numPr>
+      </w:pPr>
+      <w:r>
+        <w:t xml:space="preserve">                            "end": 630,</w:t>
+      </w:r>
+    </w:p>
+    <w:p>
+      <w:pPr>
+        <w:pStyle w:val="ListParagraph"/>
+        <w:numPr>
+          <w:ilvl w:val="0"/>
+          <w:numId w:val="18"/>
+        </w:numPr>
+      </w:pPr>
+      <w:r>
+        <w:t xml:space="preserve">                            "label": ""</w:t>
+      </w:r>
+    </w:p>
+    <w:p>
+      <w:pPr>
+        <w:pStyle w:val="ListParagraph"/>
+        <w:numPr>
+          <w:ilvl w:val="0"/>
+          <w:numId w:val="18"/>
+        </w:numPr>
+      </w:pPr>
+      <w:r>
+        <w:t xml:space="preserve">                        }</w:t>
+      </w:r>
+    </w:p>
+    <w:p>
+      <w:pPr>
+        <w:pStyle w:val="ListParagraph"/>
+        <w:numPr>
+          <w:ilvl w:val="0"/>
+          <w:numId w:val="18"/>
+        </w:numPr>
+      </w:pPr>
+      <w:r>
+        <w:t xml:space="preserve">                    ],</w:t>
+      </w:r>
+    </w:p>
+    <w:p>
+      <w:pPr>
+        <w:pStyle w:val="ListParagraph"/>
+        <w:numPr>
+          <w:ilvl w:val="0"/>
+          <w:numId w:val="18"/>
+        </w:numPr>
+      </w:pPr>
+      <w:r>
+        <w:t xml:space="preserve">                    "</w:t>
       </w:r>
       <w:proofErr w:type="spellStart"/>
       <w:r>
-        <w:t>doctorId</w:t>
+        <w:t>slotDuration</w:t>
       </w:r>
       <w:proofErr w:type="spellEnd"/>
       <w:r>
-        <w:t>": "69d05fa241d4b8eb2d501d4b",</w:t>
+        <w:t>": null,</w:t>
       </w:r>
     </w:p>
     <w:p>
@@ -24541,7 +25679,15 @@
         </w:numPr>
       </w:pPr>
       <w:r>
-        <w:t xml:space="preserve">        "name": "Dr. Sara Clinic",</w:t>
+        <w:t xml:space="preserve">                    "</w:t>
+      </w:r>
+      <w:proofErr w:type="spellStart"/>
+      <w:r>
+        <w:t>dailyCapacity</w:t>
+      </w:r>
+      <w:proofErr w:type="spellEnd"/>
+      <w:r>
+        <w:t>": null,</w:t>
       </w:r>
     </w:p>
     <w:p>
@@ -24553,7 +25699,15 @@
         </w:numPr>
       </w:pPr>
       <w:r>
-        <w:t xml:space="preserve">        "city": "Cairo",</w:t>
+        <w:t xml:space="preserve">                    "</w:t>
+      </w:r>
+      <w:proofErr w:type="spellStart"/>
+      <w:r>
+        <w:t>patientsPerSlot</w:t>
+      </w:r>
+      <w:proofErr w:type="spellEnd"/>
+      <w:r>
+        <w:t>": null,</w:t>
       </w:r>
     </w:p>
     <w:p>
@@ -24565,31 +25719,35 @@
         </w:numPr>
       </w:pPr>
       <w:r>
-        <w:t xml:space="preserve">        "address": "</w:t>
-      </w:r>
-      <w:proofErr w:type="gramStart"/>
-      <w:r>
-        <w:t>Paris  St</w:t>
-      </w:r>
-      <w:proofErr w:type="gramEnd"/>
-      <w:r>
-        <w:t xml:space="preserve">, </w:t>
+        <w:t xml:space="preserve">                    "</w:t>
       </w:r>
       <w:proofErr w:type="spellStart"/>
       <w:r>
-        <w:t>shebin</w:t>
+        <w:t>isDayLocked</w:t>
       </w:r>
       <w:proofErr w:type="spellEnd"/>
       <w:r>
-        <w:t xml:space="preserve"> El-</w:t>
+        <w:t>": false,</w:t>
+      </w:r>
+    </w:p>
+    <w:p>
+      <w:pPr>
+        <w:pStyle w:val="ListParagraph"/>
+        <w:numPr>
+          <w:ilvl w:val="0"/>
+          <w:numId w:val="18"/>
+        </w:numPr>
+      </w:pPr>
+      <w:r>
+        <w:t xml:space="preserve">                    "</w:t>
       </w:r>
       <w:proofErr w:type="spellStart"/>
       <w:r>
-        <w:t>kom</w:t>
+        <w:t>isBookingLocked</w:t>
       </w:r>
       <w:proofErr w:type="spellEnd"/>
       <w:r>
-        <w:t>",</w:t>
+        <w:t>": false</w:t>
       </w:r>
     </w:p>
     <w:p>
@@ -24601,7 +25759,7 @@
         </w:numPr>
       </w:pPr>
       <w:r>
-        <w:t xml:space="preserve">        "location": {</w:t>
+        <w:t xml:space="preserve">                },</w:t>
       </w:r>
     </w:p>
     <w:p>
@@ -24613,7 +25771,7 @@
         </w:numPr>
       </w:pPr>
       <w:r>
-        <w:t xml:space="preserve">            "type": "Point",</w:t>
+        <w:t xml:space="preserve">                {</w:t>
       </w:r>
     </w:p>
     <w:p>
@@ -24625,7 +25783,7 @@
         </w:numPr>
       </w:pPr>
       <w:r>
-        <w:t xml:space="preserve">            "coordinates": [</w:t>
+        <w:t xml:space="preserve">                    "day": "Sunday",</w:t>
       </w:r>
     </w:p>
     <w:p>
@@ -24637,7 +25795,15 @@
         </w:numPr>
       </w:pPr>
       <w:r>
-        <w:t xml:space="preserve">                31.2001,</w:t>
+        <w:t xml:space="preserve">                    "</w:t>
+      </w:r>
+      <w:proofErr w:type="spellStart"/>
+      <w:r>
+        <w:t>isActive</w:t>
+      </w:r>
+      <w:proofErr w:type="spellEnd"/>
+      <w:r>
+        <w:t>": true,</w:t>
       </w:r>
     </w:p>
     <w:p>
@@ -24649,7 +25815,7 @@
         </w:numPr>
       </w:pPr>
       <w:r>
-        <w:t xml:space="preserve">                30.0444</w:t>
+        <w:t xml:space="preserve">                    "open": 480,</w:t>
       </w:r>
     </w:p>
     <w:p>
@@ -24661,7 +25827,7 @@
         </w:numPr>
       </w:pPr>
       <w:r>
-        <w:t xml:space="preserve">            ]</w:t>
+        <w:t xml:space="preserve">                    "close": 840,</w:t>
       </w:r>
     </w:p>
     <w:p>
@@ -24673,7 +25839,7 @@
         </w:numPr>
       </w:pPr>
       <w:r>
-        <w:t xml:space="preserve">        },</w:t>
+        <w:t xml:space="preserve">                    "breaks": [],</w:t>
       </w:r>
     </w:p>
     <w:p>
@@ -24685,7 +25851,15 @@
         </w:numPr>
       </w:pPr>
       <w:r>
-        <w:t xml:space="preserve">        "color": "#1a56a0",</w:t>
+        <w:t xml:space="preserve">                    "</w:t>
+      </w:r>
+      <w:proofErr w:type="spellStart"/>
+      <w:r>
+        <w:t>slotDuration</w:t>
+      </w:r>
+      <w:proofErr w:type="spellEnd"/>
+      <w:r>
+        <w:t>": null,</w:t>
       </w:r>
     </w:p>
     <w:p>
@@ -24697,15 +25871,15 @@
         </w:numPr>
       </w:pPr>
       <w:r>
-        <w:t xml:space="preserve">        "</w:t>
+        <w:t xml:space="preserve">                    "</w:t>
       </w:r>
       <w:proofErr w:type="spellStart"/>
       <w:r>
-        <w:t>defaultSchedule</w:t>
+        <w:t>dailyCapacity</w:t>
       </w:r>
       <w:proofErr w:type="spellEnd"/>
       <w:r>
-        <w:t>": {</w:t>
+        <w:t>": null,</w:t>
       </w:r>
     </w:p>
     <w:p>
@@ -24717,7 +25891,15 @@
         </w:numPr>
       </w:pPr>
       <w:r>
-        <w:t xml:space="preserve">            "days": [</w:t>
+        <w:t xml:space="preserve">                    "</w:t>
+      </w:r>
+      <w:proofErr w:type="spellStart"/>
+      <w:r>
+        <w:t>patientsPerSlot</w:t>
+      </w:r>
+      <w:proofErr w:type="spellEnd"/>
+      <w:r>
+        <w:t>": null,</w:t>
       </w:r>
     </w:p>
     <w:p>
@@ -24729,6 +25911,58 @@
         </w:numPr>
       </w:pPr>
       <w:r>
+        <w:t xml:space="preserve">                    "</w:t>
+      </w:r>
+      <w:proofErr w:type="spellStart"/>
+      <w:r>
+        <w:t>isDayLocked</w:t>
+      </w:r>
+      <w:proofErr w:type="spellEnd"/>
+      <w:r>
+        <w:t>": false,</w:t>
+      </w:r>
+    </w:p>
+    <w:p>
+      <w:pPr>
+        <w:pStyle w:val="ListParagraph"/>
+        <w:numPr>
+          <w:ilvl w:val="0"/>
+          <w:numId w:val="18"/>
+        </w:numPr>
+      </w:pPr>
+      <w:r>
+        <w:t xml:space="preserve">                    "</w:t>
+      </w:r>
+      <w:proofErr w:type="spellStart"/>
+      <w:r>
+        <w:t>isBookingLocked</w:t>
+      </w:r>
+      <w:proofErr w:type="spellEnd"/>
+      <w:r>
+        <w:t>": false</w:t>
+      </w:r>
+    </w:p>
+    <w:p>
+      <w:pPr>
+        <w:pStyle w:val="ListParagraph"/>
+        <w:numPr>
+          <w:ilvl w:val="0"/>
+          <w:numId w:val="18"/>
+        </w:numPr>
+      </w:pPr>
+      <w:r>
+        <w:t xml:space="preserve">                },</w:t>
+      </w:r>
+    </w:p>
+    <w:p>
+      <w:pPr>
+        <w:pStyle w:val="ListParagraph"/>
+        <w:numPr>
+          <w:ilvl w:val="0"/>
+          <w:numId w:val="18"/>
+        </w:numPr>
+      </w:pPr>
+      <w:r>
         <w:t xml:space="preserve">                {</w:t>
       </w:r>
     </w:p>
@@ -24741,195 +25975,7 @@
         </w:numPr>
       </w:pPr>
       <w:r>
-        <w:t xml:space="preserve">                    "day": "Saturday",</w:t>
-      </w:r>
-    </w:p>
-    <w:p>
-      <w:pPr>
-        <w:pStyle w:val="ListParagraph"/>
-        <w:numPr>
-          <w:ilvl w:val="0"/>
-          <w:numId w:val="18"/>
-        </w:numPr>
-      </w:pPr>
-      <w:r>
-        <w:t xml:space="preserve">                    "</w:t>
-      </w:r>
-      <w:proofErr w:type="spellStart"/>
-      <w:r>
-        <w:t>isActive</w:t>
-      </w:r>
-      <w:proofErr w:type="spellEnd"/>
-      <w:r>
-        <w:t>": true,</w:t>
-      </w:r>
-    </w:p>
-    <w:p>
-      <w:pPr>
-        <w:pStyle w:val="ListParagraph"/>
-        <w:numPr>
-          <w:ilvl w:val="0"/>
-          <w:numId w:val="18"/>
-        </w:numPr>
-      </w:pPr>
-      <w:r>
-        <w:t xml:space="preserve">                    "open": 480,</w:t>
-      </w:r>
-    </w:p>
-    <w:p>
-      <w:pPr>
-        <w:pStyle w:val="ListParagraph"/>
-        <w:numPr>
-          <w:ilvl w:val="0"/>
-          <w:numId w:val="18"/>
-        </w:numPr>
-      </w:pPr>
-      <w:r>
-        <w:t xml:space="preserve">                    "close": 840,</w:t>
-      </w:r>
-    </w:p>
-    <w:p>
-      <w:pPr>
-        <w:pStyle w:val="ListParagraph"/>
-        <w:numPr>
-          <w:ilvl w:val="0"/>
-          <w:numId w:val="18"/>
-        </w:numPr>
-      </w:pPr>
-      <w:r>
-        <w:t xml:space="preserve">                    "breaks": [</w:t>
-      </w:r>
-    </w:p>
-    <w:p>
-      <w:pPr>
-        <w:pStyle w:val="ListParagraph"/>
-        <w:numPr>
-          <w:ilvl w:val="0"/>
-          <w:numId w:val="18"/>
-        </w:numPr>
-      </w:pPr>
-      <w:r>
-        <w:t xml:space="preserve">                        {</w:t>
-      </w:r>
-    </w:p>
-    <w:p>
-      <w:pPr>
-        <w:pStyle w:val="ListParagraph"/>
-        <w:numPr>
-          <w:ilvl w:val="0"/>
-          <w:numId w:val="18"/>
-        </w:numPr>
-      </w:pPr>
-      <w:r>
-        <w:t xml:space="preserve">                            "start": 600,</w:t>
-      </w:r>
-    </w:p>
-    <w:p>
-      <w:pPr>
-        <w:pStyle w:val="ListParagraph"/>
-        <w:numPr>
-          <w:ilvl w:val="0"/>
-          <w:numId w:val="18"/>
-        </w:numPr>
-      </w:pPr>
-      <w:r>
-        <w:t xml:space="preserve">                            "end": 630,</w:t>
-      </w:r>
-    </w:p>
-    <w:p>
-      <w:pPr>
-        <w:pStyle w:val="ListParagraph"/>
-        <w:numPr>
-          <w:ilvl w:val="0"/>
-          <w:numId w:val="18"/>
-        </w:numPr>
-      </w:pPr>
-      <w:r>
-        <w:t xml:space="preserve">                            "label": ""</w:t>
-      </w:r>
-    </w:p>
-    <w:p>
-      <w:pPr>
-        <w:pStyle w:val="ListParagraph"/>
-        <w:numPr>
-          <w:ilvl w:val="0"/>
-          <w:numId w:val="18"/>
-        </w:numPr>
-      </w:pPr>
-      <w:r>
-        <w:t xml:space="preserve">                        }</w:t>
-      </w:r>
-    </w:p>
-    <w:p>
-      <w:pPr>
-        <w:pStyle w:val="ListParagraph"/>
-        <w:numPr>
-          <w:ilvl w:val="0"/>
-          <w:numId w:val="18"/>
-        </w:numPr>
-      </w:pPr>
-      <w:r>
-        <w:t xml:space="preserve">                    ],</w:t>
-      </w:r>
-    </w:p>
-    <w:p>
-      <w:pPr>
-        <w:pStyle w:val="ListParagraph"/>
-        <w:numPr>
-          <w:ilvl w:val="0"/>
-          <w:numId w:val="18"/>
-        </w:numPr>
-      </w:pPr>
-      <w:r>
-        <w:t xml:space="preserve">                    "</w:t>
-      </w:r>
-      <w:proofErr w:type="spellStart"/>
-      <w:r>
-        <w:t>slotDuration</w:t>
-      </w:r>
-      <w:proofErr w:type="spellEnd"/>
-      <w:r>
-        <w:t>": null,</w:t>
-      </w:r>
-    </w:p>
-    <w:p>
-      <w:pPr>
-        <w:pStyle w:val="ListParagraph"/>
-        <w:numPr>
-          <w:ilvl w:val="0"/>
-          <w:numId w:val="18"/>
-        </w:numPr>
-      </w:pPr>
-      <w:r>
-        <w:t xml:space="preserve">                    "</w:t>
-      </w:r>
-      <w:proofErr w:type="spellStart"/>
-      <w:r>
-        <w:t>dailyCapacity</w:t>
-      </w:r>
-      <w:proofErr w:type="spellEnd"/>
-      <w:r>
-        <w:t>": null,</w:t>
-      </w:r>
-    </w:p>
-    <w:p>
-      <w:pPr>
-        <w:pStyle w:val="ListParagraph"/>
-        <w:numPr>
-          <w:ilvl w:val="0"/>
-          <w:numId w:val="18"/>
-        </w:numPr>
-      </w:pPr>
-      <w:r>
-        <w:t xml:space="preserve">                    "</w:t>
-      </w:r>
-      <w:proofErr w:type="spellStart"/>
-      <w:r>
-        <w:t>patientsPerSlot</w:t>
-      </w:r>
-      <w:proofErr w:type="spellEnd"/>
-      <w:r>
-        <w:t>": null,</w:t>
+        <w:t xml:space="preserve">                    "day": "Monday",</w:t>
       </w:r>
     </w:p>
     <w:p>
@@ -24946,6 +25992,122 @@
       </w:r>
       <w:proofErr w:type="spellStart"/>
       <w:r>
+        <w:t>isActive</w:t>
+      </w:r>
+      <w:proofErr w:type="spellEnd"/>
+      <w:r>
+        <w:t>": false,</w:t>
+      </w:r>
+    </w:p>
+    <w:p>
+      <w:pPr>
+        <w:pStyle w:val="ListParagraph"/>
+        <w:numPr>
+          <w:ilvl w:val="0"/>
+          <w:numId w:val="18"/>
+        </w:numPr>
+      </w:pPr>
+      <w:r>
+        <w:t xml:space="preserve">                    "open": 0,</w:t>
+      </w:r>
+    </w:p>
+    <w:p>
+      <w:pPr>
+        <w:pStyle w:val="ListParagraph"/>
+        <w:numPr>
+          <w:ilvl w:val="0"/>
+          <w:numId w:val="18"/>
+        </w:numPr>
+      </w:pPr>
+      <w:r>
+        <w:t xml:space="preserve">                    "close": 1,</w:t>
+      </w:r>
+    </w:p>
+    <w:p>
+      <w:pPr>
+        <w:pStyle w:val="ListParagraph"/>
+        <w:numPr>
+          <w:ilvl w:val="0"/>
+          <w:numId w:val="18"/>
+        </w:numPr>
+      </w:pPr>
+      <w:r>
+        <w:t xml:space="preserve">                    "breaks": [],</w:t>
+      </w:r>
+    </w:p>
+    <w:p>
+      <w:pPr>
+        <w:pStyle w:val="ListParagraph"/>
+        <w:numPr>
+          <w:ilvl w:val="0"/>
+          <w:numId w:val="18"/>
+        </w:numPr>
+      </w:pPr>
+      <w:r>
+        <w:t xml:space="preserve">                    "</w:t>
+      </w:r>
+      <w:proofErr w:type="spellStart"/>
+      <w:r>
+        <w:t>slotDuration</w:t>
+      </w:r>
+      <w:proofErr w:type="spellEnd"/>
+      <w:r>
+        <w:t>": null,</w:t>
+      </w:r>
+    </w:p>
+    <w:p>
+      <w:pPr>
+        <w:pStyle w:val="ListParagraph"/>
+        <w:numPr>
+          <w:ilvl w:val="0"/>
+          <w:numId w:val="18"/>
+        </w:numPr>
+      </w:pPr>
+      <w:r>
+        <w:t xml:space="preserve">                    "</w:t>
+      </w:r>
+      <w:proofErr w:type="spellStart"/>
+      <w:r>
+        <w:t>dailyCapacity</w:t>
+      </w:r>
+      <w:proofErr w:type="spellEnd"/>
+      <w:r>
+        <w:t>": null,</w:t>
+      </w:r>
+    </w:p>
+    <w:p>
+      <w:pPr>
+        <w:pStyle w:val="ListParagraph"/>
+        <w:numPr>
+          <w:ilvl w:val="0"/>
+          <w:numId w:val="18"/>
+        </w:numPr>
+      </w:pPr>
+      <w:r>
+        <w:t xml:space="preserve">                    "</w:t>
+      </w:r>
+      <w:proofErr w:type="spellStart"/>
+      <w:r>
+        <w:t>patientsPerSlot</w:t>
+      </w:r>
+      <w:proofErr w:type="spellEnd"/>
+      <w:r>
+        <w:t>": null,</w:t>
+      </w:r>
+    </w:p>
+    <w:p>
+      <w:pPr>
+        <w:pStyle w:val="ListParagraph"/>
+        <w:numPr>
+          <w:ilvl w:val="0"/>
+          <w:numId w:val="18"/>
+        </w:numPr>
+      </w:pPr>
+      <w:r>
+        <w:t xml:space="preserve">                    "</w:t>
+      </w:r>
+      <w:proofErr w:type="spellStart"/>
+      <w:r>
         <w:t>isDayLocked</w:t>
       </w:r>
       <w:proofErr w:type="spellEnd"/>
@@ -25006,7 +26168,7 @@
         </w:numPr>
       </w:pPr>
       <w:r>
-        <w:t xml:space="preserve">                    "day": "Sunday",</w:t>
+        <w:t xml:space="preserve">                    "day": "Tuesday",</w:t>
       </w:r>
     </w:p>
     <w:p>
@@ -25026,7 +26188,7 @@
       </w:r>
       <w:proofErr w:type="spellEnd"/>
       <w:r>
-        <w:t>": true,</w:t>
+        <w:t>": false,</w:t>
       </w:r>
     </w:p>
     <w:p>
@@ -25038,7 +26200,7 @@
         </w:numPr>
       </w:pPr>
       <w:r>
-        <w:t xml:space="preserve">                    "open": 480,</w:t>
+        <w:t xml:space="preserve">                    "open": 0,</w:t>
       </w:r>
     </w:p>
     <w:p>
@@ -25050,7 +26212,7 @@
         </w:numPr>
       </w:pPr>
       <w:r>
-        <w:t xml:space="preserve">                    "close": 840,</w:t>
+        <w:t xml:space="preserve">                    "close": 1,</w:t>
       </w:r>
     </w:p>
     <w:p>
@@ -25198,7 +26360,7 @@
         </w:numPr>
       </w:pPr>
       <w:r>
-        <w:t xml:space="preserve">                    "day": "Monday",</w:t>
+        <w:t xml:space="preserve">                    "day": "Wednesday",</w:t>
       </w:r>
     </w:p>
     <w:p>
@@ -25390,123 +26552,7 @@
         </w:numPr>
       </w:pPr>
       <w:r>
-        <w:t xml:space="preserve">                    "day": "Tuesday",</w:t>
-      </w:r>
-    </w:p>
-    <w:p>
-      <w:pPr>
-        <w:pStyle w:val="ListParagraph"/>
-        <w:numPr>
-          <w:ilvl w:val="0"/>
-          <w:numId w:val="18"/>
-        </w:numPr>
-      </w:pPr>
-      <w:r>
-        <w:t xml:space="preserve">                    "</w:t>
-      </w:r>
-      <w:proofErr w:type="spellStart"/>
-      <w:r>
-        <w:t>isActive</w:t>
-      </w:r>
-      <w:proofErr w:type="spellEnd"/>
-      <w:r>
-        <w:t>": false,</w:t>
-      </w:r>
-    </w:p>
-    <w:p>
-      <w:pPr>
-        <w:pStyle w:val="ListParagraph"/>
-        <w:numPr>
-          <w:ilvl w:val="0"/>
-          <w:numId w:val="18"/>
-        </w:numPr>
-      </w:pPr>
-      <w:r>
-        <w:t xml:space="preserve">                    "open": 0,</w:t>
-      </w:r>
-    </w:p>
-    <w:p>
-      <w:pPr>
-        <w:pStyle w:val="ListParagraph"/>
-        <w:numPr>
-          <w:ilvl w:val="0"/>
-          <w:numId w:val="18"/>
-        </w:numPr>
-      </w:pPr>
-      <w:r>
-        <w:t xml:space="preserve">                    "close": 1,</w:t>
-      </w:r>
-    </w:p>
-    <w:p>
-      <w:pPr>
-        <w:pStyle w:val="ListParagraph"/>
-        <w:numPr>
-          <w:ilvl w:val="0"/>
-          <w:numId w:val="18"/>
-        </w:numPr>
-      </w:pPr>
-      <w:r>
-        <w:t xml:space="preserve">                    "breaks": [],</w:t>
-      </w:r>
-    </w:p>
-    <w:p>
-      <w:pPr>
-        <w:pStyle w:val="ListParagraph"/>
-        <w:numPr>
-          <w:ilvl w:val="0"/>
-          <w:numId w:val="18"/>
-        </w:numPr>
-      </w:pPr>
-      <w:r>
-        <w:t xml:space="preserve">                    "</w:t>
-      </w:r>
-      <w:proofErr w:type="spellStart"/>
-      <w:r>
-        <w:t>slotDuration</w:t>
-      </w:r>
-      <w:proofErr w:type="spellEnd"/>
-      <w:r>
-        <w:t>": null,</w:t>
-      </w:r>
-    </w:p>
-    <w:p>
-      <w:pPr>
-        <w:pStyle w:val="ListParagraph"/>
-        <w:numPr>
-          <w:ilvl w:val="0"/>
-          <w:numId w:val="18"/>
-        </w:numPr>
-      </w:pPr>
-      <w:r>
-        <w:t xml:space="preserve">                    "</w:t>
-      </w:r>
-      <w:proofErr w:type="spellStart"/>
-      <w:r>
-        <w:t>dailyCapacity</w:t>
-      </w:r>
-      <w:proofErr w:type="spellEnd"/>
-      <w:r>
-        <w:t>": null,</w:t>
-      </w:r>
-    </w:p>
-    <w:p>
-      <w:pPr>
-        <w:pStyle w:val="ListParagraph"/>
-        <w:numPr>
-          <w:ilvl w:val="0"/>
-          <w:numId w:val="18"/>
-        </w:numPr>
-      </w:pPr>
-      <w:r>
-        <w:t xml:space="preserve">                    "</w:t>
-      </w:r>
-      <w:proofErr w:type="spellStart"/>
-      <w:r>
-        <w:t>patientsPerSlot</w:t>
-      </w:r>
-      <w:proofErr w:type="spellEnd"/>
-      <w:r>
-        <w:t>": null,</w:t>
+        <w:t xml:space="preserve">                    "day": "Thursday",</w:t>
       </w:r>
     </w:p>
     <w:p>
@@ -25523,6 +26569,122 @@
       </w:r>
       <w:proofErr w:type="spellStart"/>
       <w:r>
+        <w:t>isActive</w:t>
+      </w:r>
+      <w:proofErr w:type="spellEnd"/>
+      <w:r>
+        <w:t>": true,</w:t>
+      </w:r>
+    </w:p>
+    <w:p>
+      <w:pPr>
+        <w:pStyle w:val="ListParagraph"/>
+        <w:numPr>
+          <w:ilvl w:val="0"/>
+          <w:numId w:val="18"/>
+        </w:numPr>
+      </w:pPr>
+      <w:r>
+        <w:t xml:space="preserve">                    "open": 540,</w:t>
+      </w:r>
+    </w:p>
+    <w:p>
+      <w:pPr>
+        <w:pStyle w:val="ListParagraph"/>
+        <w:numPr>
+          <w:ilvl w:val="0"/>
+          <w:numId w:val="18"/>
+        </w:numPr>
+      </w:pPr>
+      <w:r>
+        <w:t xml:space="preserve">                    "close": 1020,</w:t>
+      </w:r>
+    </w:p>
+    <w:p>
+      <w:pPr>
+        <w:pStyle w:val="ListParagraph"/>
+        <w:numPr>
+          <w:ilvl w:val="0"/>
+          <w:numId w:val="18"/>
+        </w:numPr>
+      </w:pPr>
+      <w:r>
+        <w:t xml:space="preserve">                    "breaks": [],</w:t>
+      </w:r>
+    </w:p>
+    <w:p>
+      <w:pPr>
+        <w:pStyle w:val="ListParagraph"/>
+        <w:numPr>
+          <w:ilvl w:val="0"/>
+          <w:numId w:val="18"/>
+        </w:numPr>
+      </w:pPr>
+      <w:r>
+        <w:t xml:space="preserve">                    "</w:t>
+      </w:r>
+      <w:proofErr w:type="spellStart"/>
+      <w:r>
+        <w:t>slotDuration</w:t>
+      </w:r>
+      <w:proofErr w:type="spellEnd"/>
+      <w:r>
+        <w:t>": null,</w:t>
+      </w:r>
+    </w:p>
+    <w:p>
+      <w:pPr>
+        <w:pStyle w:val="ListParagraph"/>
+        <w:numPr>
+          <w:ilvl w:val="0"/>
+          <w:numId w:val="18"/>
+        </w:numPr>
+      </w:pPr>
+      <w:r>
+        <w:t xml:space="preserve">                    "</w:t>
+      </w:r>
+      <w:proofErr w:type="spellStart"/>
+      <w:r>
+        <w:t>dailyCapacity</w:t>
+      </w:r>
+      <w:proofErr w:type="spellEnd"/>
+      <w:r>
+        <w:t>": null,</w:t>
+      </w:r>
+    </w:p>
+    <w:p>
+      <w:pPr>
+        <w:pStyle w:val="ListParagraph"/>
+        <w:numPr>
+          <w:ilvl w:val="0"/>
+          <w:numId w:val="18"/>
+        </w:numPr>
+      </w:pPr>
+      <w:r>
+        <w:t xml:space="preserve">                    "</w:t>
+      </w:r>
+      <w:proofErr w:type="spellStart"/>
+      <w:r>
+        <w:t>patientsPerSlot</w:t>
+      </w:r>
+      <w:proofErr w:type="spellEnd"/>
+      <w:r>
+        <w:t>": null,</w:t>
+      </w:r>
+    </w:p>
+    <w:p>
+      <w:pPr>
+        <w:pStyle w:val="ListParagraph"/>
+        <w:numPr>
+          <w:ilvl w:val="0"/>
+          <w:numId w:val="18"/>
+        </w:numPr>
+      </w:pPr>
+      <w:r>
+        <w:t xml:space="preserve">                    "</w:t>
+      </w:r>
+      <w:proofErr w:type="spellStart"/>
+      <w:r>
         <w:t>isDayLocked</w:t>
       </w:r>
       <w:proofErr w:type="spellEnd"/>
@@ -25583,7 +26745,7 @@
         </w:numPr>
       </w:pPr>
       <w:r>
-        <w:t xml:space="preserve">                    "day": "Wednesday",</w:t>
+        <w:t xml:space="preserve">                    "day": "Friday",</w:t>
       </w:r>
     </w:p>
     <w:p>
@@ -25751,7 +26913,7 @@
         </w:numPr>
       </w:pPr>
       <w:r>
-        <w:t xml:space="preserve">                },</w:t>
+        <w:t xml:space="preserve">                }</w:t>
       </w:r>
     </w:p>
     <w:p>
@@ -25763,7 +26925,7 @@
         </w:numPr>
       </w:pPr>
       <w:r>
-        <w:t xml:space="preserve">                {</w:t>
+        <w:t xml:space="preserve">            ],</w:t>
       </w:r>
     </w:p>
     <w:p>
@@ -25775,7 +26937,15 @@
         </w:numPr>
       </w:pPr>
       <w:r>
-        <w:t xml:space="preserve">                    "day": "Thursday",</w:t>
+        <w:t xml:space="preserve">            "</w:t>
+      </w:r>
+      <w:proofErr w:type="spellStart"/>
+      <w:r>
+        <w:t>slotDuration</w:t>
+      </w:r>
+      <w:proofErr w:type="spellEnd"/>
+      <w:r>
+        <w:t>": 30,</w:t>
       </w:r>
     </w:p>
     <w:p>
@@ -25787,15 +26957,15 @@
         </w:numPr>
       </w:pPr>
       <w:r>
-        <w:t xml:space="preserve">                    "</w:t>
+        <w:t xml:space="preserve">            "</w:t>
       </w:r>
       <w:proofErr w:type="spellStart"/>
       <w:r>
-        <w:t>isActive</w:t>
+        <w:t>dailyCapacity</w:t>
       </w:r>
       <w:proofErr w:type="spellEnd"/>
       <w:r>
-        <w:t>": true,</w:t>
+        <w:t>": 12,</w:t>
       </w:r>
     </w:p>
     <w:p>
@@ -25807,7 +26977,15 @@
         </w:numPr>
       </w:pPr>
       <w:r>
-        <w:t xml:space="preserve">                    "open": 540,</w:t>
+        <w:t xml:space="preserve">            "</w:t>
+      </w:r>
+      <w:proofErr w:type="spellStart"/>
+      <w:r>
+        <w:t>patientsPerSlot</w:t>
+      </w:r>
+      <w:proofErr w:type="spellEnd"/>
+      <w:r>
+        <w:t>": 1</w:t>
       </w:r>
     </w:p>
     <w:p>
@@ -25819,7 +26997,7 @@
         </w:numPr>
       </w:pPr>
       <w:r>
-        <w:t xml:space="preserve">                    "close": 1020,</w:t>
+        <w:t xml:space="preserve">        },</w:t>
       </w:r>
     </w:p>
     <w:p>
@@ -25831,7 +27009,7 @@
         </w:numPr>
       </w:pPr>
       <w:r>
-        <w:t xml:space="preserve">                    "breaks": [],</w:t>
+        <w:t xml:space="preserve">        "price": 200,</w:t>
       </w:r>
     </w:p>
     <w:p>
@@ -25843,14 +27021,46 @@
         </w:numPr>
       </w:pPr>
       <w:r>
-        <w:t xml:space="preserve">                    "</w:t>
+        <w:t xml:space="preserve">        "</w:t>
       </w:r>
       <w:proofErr w:type="spellStart"/>
       <w:r>
-        <w:t>slotDuration</w:t>
+        <w:t>operatingLicense</w:t>
       </w:r>
       <w:proofErr w:type="spellEnd"/>
       <w:r>
+        <w:t>": "LIC-2024-001",</w:t>
+      </w:r>
+    </w:p>
+    <w:p>
+      <w:pPr>
+        <w:pStyle w:val="ListParagraph"/>
+        <w:numPr>
+          <w:ilvl w:val="0"/>
+          <w:numId w:val="18"/>
+        </w:numPr>
+      </w:pPr>
+      <w:r>
+        <w:t xml:space="preserve">        "status": "pending",</w:t>
+      </w:r>
+    </w:p>
+    <w:p>
+      <w:pPr>
+        <w:pStyle w:val="ListParagraph"/>
+        <w:numPr>
+          <w:ilvl w:val="0"/>
+          <w:numId w:val="18"/>
+        </w:numPr>
+      </w:pPr>
+      <w:r>
+        <w:t xml:space="preserve">        "</w:t>
+      </w:r>
+      <w:proofErr w:type="spellStart"/>
+      <w:r>
+        <w:t>activatedAt</w:t>
+      </w:r>
+      <w:proofErr w:type="spellEnd"/>
+      <w:r>
         <w:t>": null,</w:t>
       </w:r>
     </w:p>
@@ -25863,11 +27073,11 @@
         </w:numPr>
       </w:pPr>
       <w:r>
-        <w:t xml:space="preserve">                    "</w:t>
+        <w:t xml:space="preserve">        "</w:t>
       </w:r>
       <w:proofErr w:type="spellStart"/>
       <w:r>
-        <w:t>dailyCapacity</w:t>
+        <w:t>activatedBy</w:t>
       </w:r>
       <w:proofErr w:type="spellEnd"/>
       <w:r>
@@ -25883,15 +27093,15 @@
         </w:numPr>
       </w:pPr>
       <w:r>
-        <w:t xml:space="preserve">                    "</w:t>
+        <w:t xml:space="preserve">        "</w:t>
       </w:r>
       <w:proofErr w:type="spellStart"/>
       <w:r>
-        <w:t>patientsPerSlot</w:t>
+        <w:t>rejectionReason</w:t>
       </w:r>
       <w:proofErr w:type="spellEnd"/>
       <w:r>
-        <w:t>": null,</w:t>
+        <w:t>": "",</w:t>
       </w:r>
     </w:p>
     <w:p>
@@ -25903,15 +27113,15 @@
         </w:numPr>
       </w:pPr>
       <w:r>
-        <w:t xml:space="preserve">                    "</w:t>
+        <w:t xml:space="preserve">        "</w:t>
       </w:r>
       <w:proofErr w:type="spellStart"/>
       <w:r>
-        <w:t>isDayLocked</w:t>
+        <w:t>createdAt</w:t>
       </w:r>
       <w:proofErr w:type="spellEnd"/>
       <w:r>
-        <w:t>": false,</w:t>
+        <w:t>": "2026-04-28T19:12:55.641Z",</w:t>
       </w:r>
     </w:p>
     <w:p>
@@ -25923,15 +27133,15 @@
         </w:numPr>
       </w:pPr>
       <w:r>
-        <w:t xml:space="preserve">                    "</w:t>
+        <w:t xml:space="preserve">        "</w:t>
       </w:r>
       <w:proofErr w:type="spellStart"/>
       <w:r>
-        <w:t>isBookingLocked</w:t>
+        <w:t>updatedAt</w:t>
       </w:r>
       <w:proofErr w:type="spellEnd"/>
       <w:r>
-        <w:t>": false</w:t>
+        <w:t>": "2026-05-01T23:10:41.276Z",</w:t>
       </w:r>
     </w:p>
     <w:p>
@@ -25943,7 +27153,7 @@
         </w:numPr>
       </w:pPr>
       <w:r>
-        <w:t xml:space="preserve">                },</w:t>
+        <w:t xml:space="preserve">        "__v": 8</w:t>
       </w:r>
     </w:p>
     <w:p>
@@ -25955,439 +27165,7 @@
         </w:numPr>
       </w:pPr>
       <w:r>
-        <w:t xml:space="preserve">                {</w:t>
-      </w:r>
-    </w:p>
-    <w:p>
-      <w:pPr>
-        <w:pStyle w:val="ListParagraph"/>
-        <w:numPr>
-          <w:ilvl w:val="0"/>
-          <w:numId w:val="18"/>
-        </w:numPr>
-      </w:pPr>
-      <w:r>
-        <w:t xml:space="preserve">                    "day": "Friday",</w:t>
-      </w:r>
-    </w:p>
-    <w:p>
-      <w:pPr>
-        <w:pStyle w:val="ListParagraph"/>
-        <w:numPr>
-          <w:ilvl w:val="0"/>
-          <w:numId w:val="18"/>
-        </w:numPr>
-      </w:pPr>
-      <w:r>
-        <w:t xml:space="preserve">                    "</w:t>
-      </w:r>
-      <w:proofErr w:type="spellStart"/>
-      <w:r>
-        <w:t>isActive</w:t>
-      </w:r>
-      <w:proofErr w:type="spellEnd"/>
-      <w:r>
-        <w:t>": false,</w:t>
-      </w:r>
-    </w:p>
-    <w:p>
-      <w:pPr>
-        <w:pStyle w:val="ListParagraph"/>
-        <w:numPr>
-          <w:ilvl w:val="0"/>
-          <w:numId w:val="18"/>
-        </w:numPr>
-      </w:pPr>
-      <w:r>
-        <w:t xml:space="preserve">                    "open": 0,</w:t>
-      </w:r>
-    </w:p>
-    <w:p>
-      <w:pPr>
-        <w:pStyle w:val="ListParagraph"/>
-        <w:numPr>
-          <w:ilvl w:val="0"/>
-          <w:numId w:val="18"/>
-        </w:numPr>
-      </w:pPr>
-      <w:r>
-        <w:t xml:space="preserve">                    "close": 1,</w:t>
-      </w:r>
-    </w:p>
-    <w:p>
-      <w:pPr>
-        <w:pStyle w:val="ListParagraph"/>
-        <w:numPr>
-          <w:ilvl w:val="0"/>
-          <w:numId w:val="18"/>
-        </w:numPr>
-      </w:pPr>
-      <w:r>
-        <w:t xml:space="preserve">                    "breaks": [],</w:t>
-      </w:r>
-    </w:p>
-    <w:p>
-      <w:pPr>
-        <w:pStyle w:val="ListParagraph"/>
-        <w:numPr>
-          <w:ilvl w:val="0"/>
-          <w:numId w:val="18"/>
-        </w:numPr>
-      </w:pPr>
-      <w:r>
-        <w:t xml:space="preserve">                    "</w:t>
-      </w:r>
-      <w:proofErr w:type="spellStart"/>
-      <w:r>
-        <w:t>slotDuration</w:t>
-      </w:r>
-      <w:proofErr w:type="spellEnd"/>
-      <w:r>
-        <w:t>": null,</w:t>
-      </w:r>
-    </w:p>
-    <w:p>
-      <w:pPr>
-        <w:pStyle w:val="ListParagraph"/>
-        <w:numPr>
-          <w:ilvl w:val="0"/>
-          <w:numId w:val="18"/>
-        </w:numPr>
-      </w:pPr>
-      <w:r>
-        <w:t xml:space="preserve">                    "</w:t>
-      </w:r>
-      <w:proofErr w:type="spellStart"/>
-      <w:r>
-        <w:t>dailyCapacity</w:t>
-      </w:r>
-      <w:proofErr w:type="spellEnd"/>
-      <w:r>
-        <w:t>": null,</w:t>
-      </w:r>
-    </w:p>
-    <w:p>
-      <w:pPr>
-        <w:pStyle w:val="ListParagraph"/>
-        <w:numPr>
-          <w:ilvl w:val="0"/>
-          <w:numId w:val="18"/>
-        </w:numPr>
-      </w:pPr>
-      <w:r>
-        <w:t xml:space="preserve">                    "</w:t>
-      </w:r>
-      <w:proofErr w:type="spellStart"/>
-      <w:r>
-        <w:t>patientsPerSlot</w:t>
-      </w:r>
-      <w:proofErr w:type="spellEnd"/>
-      <w:r>
-        <w:t>": null,</w:t>
-      </w:r>
-    </w:p>
-    <w:p>
-      <w:pPr>
-        <w:pStyle w:val="ListParagraph"/>
-        <w:numPr>
-          <w:ilvl w:val="0"/>
-          <w:numId w:val="18"/>
-        </w:numPr>
-      </w:pPr>
-      <w:r>
         <w:lastRenderedPageBreak/>
-        <w:t xml:space="preserve">                    "</w:t>
-      </w:r>
-      <w:proofErr w:type="spellStart"/>
-      <w:r>
-        <w:t>isDayLocked</w:t>
-      </w:r>
-      <w:proofErr w:type="spellEnd"/>
-      <w:r>
-        <w:t>": false,</w:t>
-      </w:r>
-    </w:p>
-    <w:p>
-      <w:pPr>
-        <w:pStyle w:val="ListParagraph"/>
-        <w:numPr>
-          <w:ilvl w:val="0"/>
-          <w:numId w:val="18"/>
-        </w:numPr>
-      </w:pPr>
-      <w:r>
-        <w:t xml:space="preserve">                    "</w:t>
-      </w:r>
-      <w:proofErr w:type="spellStart"/>
-      <w:r>
-        <w:t>isBookingLocked</w:t>
-      </w:r>
-      <w:proofErr w:type="spellEnd"/>
-      <w:r>
-        <w:t>": false</w:t>
-      </w:r>
-    </w:p>
-    <w:p>
-      <w:pPr>
-        <w:pStyle w:val="ListParagraph"/>
-        <w:numPr>
-          <w:ilvl w:val="0"/>
-          <w:numId w:val="18"/>
-        </w:numPr>
-      </w:pPr>
-      <w:r>
-        <w:t xml:space="preserve">                }</w:t>
-      </w:r>
-    </w:p>
-    <w:p>
-      <w:pPr>
-        <w:pStyle w:val="ListParagraph"/>
-        <w:numPr>
-          <w:ilvl w:val="0"/>
-          <w:numId w:val="18"/>
-        </w:numPr>
-      </w:pPr>
-      <w:r>
-        <w:t xml:space="preserve">            ],</w:t>
-      </w:r>
-    </w:p>
-    <w:p>
-      <w:pPr>
-        <w:pStyle w:val="ListParagraph"/>
-        <w:numPr>
-          <w:ilvl w:val="0"/>
-          <w:numId w:val="18"/>
-        </w:numPr>
-      </w:pPr>
-      <w:r>
-        <w:t xml:space="preserve">            "</w:t>
-      </w:r>
-      <w:proofErr w:type="spellStart"/>
-      <w:r>
-        <w:t>slotDuration</w:t>
-      </w:r>
-      <w:proofErr w:type="spellEnd"/>
-      <w:r>
-        <w:t>": 30,</w:t>
-      </w:r>
-    </w:p>
-    <w:p>
-      <w:pPr>
-        <w:pStyle w:val="ListParagraph"/>
-        <w:numPr>
-          <w:ilvl w:val="0"/>
-          <w:numId w:val="18"/>
-        </w:numPr>
-      </w:pPr>
-      <w:r>
-        <w:t xml:space="preserve">            "</w:t>
-      </w:r>
-      <w:proofErr w:type="spellStart"/>
-      <w:r>
-        <w:t>dailyCapacity</w:t>
-      </w:r>
-      <w:proofErr w:type="spellEnd"/>
-      <w:r>
-        <w:t>": 12,</w:t>
-      </w:r>
-    </w:p>
-    <w:p>
-      <w:pPr>
-        <w:pStyle w:val="ListParagraph"/>
-        <w:numPr>
-          <w:ilvl w:val="0"/>
-          <w:numId w:val="18"/>
-        </w:numPr>
-      </w:pPr>
-      <w:r>
-        <w:t xml:space="preserve">            "</w:t>
-      </w:r>
-      <w:proofErr w:type="spellStart"/>
-      <w:r>
-        <w:t>patientsPerSlot</w:t>
-      </w:r>
-      <w:proofErr w:type="spellEnd"/>
-      <w:r>
-        <w:t>": 1</w:t>
-      </w:r>
-    </w:p>
-    <w:p>
-      <w:pPr>
-        <w:pStyle w:val="ListParagraph"/>
-        <w:numPr>
-          <w:ilvl w:val="0"/>
-          <w:numId w:val="18"/>
-        </w:numPr>
-      </w:pPr>
-      <w:r>
-        <w:t xml:space="preserve">        },</w:t>
-      </w:r>
-    </w:p>
-    <w:p>
-      <w:pPr>
-        <w:pStyle w:val="ListParagraph"/>
-        <w:numPr>
-          <w:ilvl w:val="0"/>
-          <w:numId w:val="18"/>
-        </w:numPr>
-      </w:pPr>
-      <w:r>
-        <w:t xml:space="preserve">        "price": 200,</w:t>
-      </w:r>
-    </w:p>
-    <w:p>
-      <w:pPr>
-        <w:pStyle w:val="ListParagraph"/>
-        <w:numPr>
-          <w:ilvl w:val="0"/>
-          <w:numId w:val="18"/>
-        </w:numPr>
-      </w:pPr>
-      <w:r>
-        <w:t xml:space="preserve">        "</w:t>
-      </w:r>
-      <w:proofErr w:type="spellStart"/>
-      <w:r>
-        <w:t>operatingLicense</w:t>
-      </w:r>
-      <w:proofErr w:type="spellEnd"/>
-      <w:r>
-        <w:t>": "LIC-2024-001",</w:t>
-      </w:r>
-    </w:p>
-    <w:p>
-      <w:pPr>
-        <w:pStyle w:val="ListParagraph"/>
-        <w:numPr>
-          <w:ilvl w:val="0"/>
-          <w:numId w:val="18"/>
-        </w:numPr>
-      </w:pPr>
-      <w:r>
-        <w:t xml:space="preserve">        "status": "pending",</w:t>
-      </w:r>
-    </w:p>
-    <w:p>
-      <w:pPr>
-        <w:pStyle w:val="ListParagraph"/>
-        <w:numPr>
-          <w:ilvl w:val="0"/>
-          <w:numId w:val="18"/>
-        </w:numPr>
-      </w:pPr>
-      <w:r>
-        <w:t xml:space="preserve">        "</w:t>
-      </w:r>
-      <w:proofErr w:type="spellStart"/>
-      <w:r>
-        <w:t>activatedAt</w:t>
-      </w:r>
-      <w:proofErr w:type="spellEnd"/>
-      <w:r>
-        <w:t>": null,</w:t>
-      </w:r>
-    </w:p>
-    <w:p>
-      <w:pPr>
-        <w:pStyle w:val="ListParagraph"/>
-        <w:numPr>
-          <w:ilvl w:val="0"/>
-          <w:numId w:val="18"/>
-        </w:numPr>
-      </w:pPr>
-      <w:r>
-        <w:t xml:space="preserve">        "</w:t>
-      </w:r>
-      <w:proofErr w:type="spellStart"/>
-      <w:r>
-        <w:t>activatedBy</w:t>
-      </w:r>
-      <w:proofErr w:type="spellEnd"/>
-      <w:r>
-        <w:t>": null,</w:t>
-      </w:r>
-    </w:p>
-    <w:p>
-      <w:pPr>
-        <w:pStyle w:val="ListParagraph"/>
-        <w:numPr>
-          <w:ilvl w:val="0"/>
-          <w:numId w:val="18"/>
-        </w:numPr>
-      </w:pPr>
-      <w:r>
-        <w:t xml:space="preserve">        "</w:t>
-      </w:r>
-      <w:proofErr w:type="spellStart"/>
-      <w:r>
-        <w:t>rejectionReason</w:t>
-      </w:r>
-      <w:proofErr w:type="spellEnd"/>
-      <w:r>
-        <w:t>": "",</w:t>
-      </w:r>
-    </w:p>
-    <w:p>
-      <w:pPr>
-        <w:pStyle w:val="ListParagraph"/>
-        <w:numPr>
-          <w:ilvl w:val="0"/>
-          <w:numId w:val="18"/>
-        </w:numPr>
-      </w:pPr>
-      <w:r>
-        <w:t xml:space="preserve">        "</w:t>
-      </w:r>
-      <w:proofErr w:type="spellStart"/>
-      <w:r>
-        <w:t>createdAt</w:t>
-      </w:r>
-      <w:proofErr w:type="spellEnd"/>
-      <w:r>
-        <w:t>": "2026-04-28T19:12:55.641Z",</w:t>
-      </w:r>
-    </w:p>
-    <w:p>
-      <w:pPr>
-        <w:pStyle w:val="ListParagraph"/>
-        <w:numPr>
-          <w:ilvl w:val="0"/>
-          <w:numId w:val="18"/>
-        </w:numPr>
-      </w:pPr>
-      <w:r>
-        <w:t xml:space="preserve">        "</w:t>
-      </w:r>
-      <w:proofErr w:type="spellStart"/>
-      <w:r>
-        <w:t>updatedAt</w:t>
-      </w:r>
-      <w:proofErr w:type="spellEnd"/>
-      <w:r>
-        <w:t>": "2026-05-01T23:10:41.276Z",</w:t>
-      </w:r>
-    </w:p>
-    <w:p>
-      <w:pPr>
-        <w:pStyle w:val="ListParagraph"/>
-        <w:numPr>
-          <w:ilvl w:val="0"/>
-          <w:numId w:val="18"/>
-        </w:numPr>
-      </w:pPr>
-      <w:r>
-        <w:t xml:space="preserve">        "__v": 8</w:t>
-      </w:r>
-    </w:p>
-    <w:p>
-      <w:pPr>
-        <w:pStyle w:val="ListParagraph"/>
-        <w:numPr>
-          <w:ilvl w:val="0"/>
-          <w:numId w:val="18"/>
-        </w:numPr>
-      </w:pPr>
-      <w:r>
         <w:t xml:space="preserve">    }</w:t>
       </w:r>
     </w:p>
@@ -27372,6 +28150,2016 @@
           <w:lang w:val="en-GB" w:eastAsia="en-GB"/>
           <w14:ligatures w14:val="none"/>
         </w:rPr>
+        <w:t xml:space="preserve">                    </w:t>
+      </w:r>
+      <w:r>
+        <w:rPr>
+          <w:rFonts w:ascii="Courier New" w:eastAsia="Times New Roman" w:hAnsi="Courier New" w:cs="Courier New"/>
+          <w:color w:val="9CDCFE"/>
+          <w:kern w:val="0"/>
+          <w:sz w:val="18"/>
+          <w:szCs w:val="18"/>
+          <w:lang w:val="en-GB" w:eastAsia="en-GB"/>
+          <w14:ligatures w14:val="none"/>
+        </w:rPr>
+        <w:t>"day"</w:t>
+      </w:r>
+      <w:r>
+        <w:rPr>
+          <w:rFonts w:ascii="Courier New" w:eastAsia="Times New Roman" w:hAnsi="Courier New" w:cs="Courier New"/>
+          <w:color w:val="DCDCDC"/>
+          <w:kern w:val="0"/>
+          <w:sz w:val="18"/>
+          <w:szCs w:val="18"/>
+          <w:lang w:val="en-GB" w:eastAsia="en-GB"/>
+          <w14:ligatures w14:val="none"/>
+        </w:rPr>
+        <w:t>:</w:t>
+      </w:r>
+      <w:r>
+        <w:rPr>
+          <w:rFonts w:ascii="Courier New" w:eastAsia="Times New Roman" w:hAnsi="Courier New" w:cs="Courier New"/>
+          <w:color w:val="F8F8F2"/>
+          <w:kern w:val="0"/>
+          <w:sz w:val="18"/>
+          <w:szCs w:val="18"/>
+          <w:lang w:val="en-GB" w:eastAsia="en-GB"/>
+          <w14:ligatures w14:val="none"/>
+        </w:rPr>
+        <w:t xml:space="preserve"> </w:t>
+      </w:r>
+      <w:r>
+        <w:rPr>
+          <w:rFonts w:ascii="Courier New" w:eastAsia="Times New Roman" w:hAnsi="Courier New" w:cs="Courier New"/>
+          <w:color w:val="CE9178"/>
+          <w:kern w:val="0"/>
+          <w:sz w:val="18"/>
+          <w:szCs w:val="18"/>
+          <w:lang w:val="en-GB" w:eastAsia="en-GB"/>
+          <w14:ligatures w14:val="none"/>
+        </w:rPr>
+        <w:t>"Saturday"</w:t>
+      </w:r>
+      <w:r>
+        <w:rPr>
+          <w:rFonts w:ascii="Courier New" w:eastAsia="Times New Roman" w:hAnsi="Courier New" w:cs="Courier New"/>
+          <w:color w:val="DCDCDC"/>
+          <w:kern w:val="0"/>
+          <w:sz w:val="18"/>
+          <w:szCs w:val="18"/>
+          <w:lang w:val="en-GB" w:eastAsia="en-GB"/>
+          <w14:ligatures w14:val="none"/>
+        </w:rPr>
+        <w:t>,</w:t>
+      </w:r>
+    </w:p>
+    <w:p>
+      <w:pPr>
+        <w:pStyle w:val="ListParagraph"/>
+        <w:numPr>
+          <w:ilvl w:val="0"/>
+          <w:numId w:val="18"/>
+        </w:numPr>
+        <w:shd w:val="clear" w:color="auto" w:fill="212121"/>
+        <w:spacing w:after="0" w:line="270" w:lineRule="atLeast"/>
+        <w:rPr>
+          <w:rFonts w:ascii="Courier New" w:eastAsia="Times New Roman" w:hAnsi="Courier New" w:cs="Courier New"/>
+          <w:color w:val="F8F8F2"/>
+          <w:kern w:val="0"/>
+          <w:sz w:val="18"/>
+          <w:szCs w:val="18"/>
+          <w:lang w:val="en-GB" w:eastAsia="en-GB"/>
+          <w14:ligatures w14:val="none"/>
+        </w:rPr>
+      </w:pPr>
+      <w:r>
+        <w:rPr>
+          <w:rFonts w:ascii="Courier New" w:eastAsia="Times New Roman" w:hAnsi="Courier New" w:cs="Courier New"/>
+          <w:color w:val="F8F8F2"/>
+          <w:kern w:val="0"/>
+          <w:sz w:val="18"/>
+          <w:szCs w:val="18"/>
+          <w:lang w:val="en-GB" w:eastAsia="en-GB"/>
+          <w14:ligatures w14:val="none"/>
+        </w:rPr>
+        <w:t xml:space="preserve">                    </w:t>
+      </w:r>
+      <w:r>
+        <w:rPr>
+          <w:rFonts w:ascii="Courier New" w:eastAsia="Times New Roman" w:hAnsi="Courier New" w:cs="Courier New"/>
+          <w:color w:val="9CDCFE"/>
+          <w:kern w:val="0"/>
+          <w:sz w:val="18"/>
+          <w:szCs w:val="18"/>
+          <w:lang w:val="en-GB" w:eastAsia="en-GB"/>
+          <w14:ligatures w14:val="none"/>
+        </w:rPr>
+        <w:t>"</w:t>
+      </w:r>
+      <w:proofErr w:type="spellStart"/>
+      <w:r>
+        <w:rPr>
+          <w:rFonts w:ascii="Courier New" w:eastAsia="Times New Roman" w:hAnsi="Courier New" w:cs="Courier New"/>
+          <w:color w:val="9CDCFE"/>
+          <w:kern w:val="0"/>
+          <w:sz w:val="18"/>
+          <w:szCs w:val="18"/>
+          <w:lang w:val="en-GB" w:eastAsia="en-GB"/>
+          <w14:ligatures w14:val="none"/>
+        </w:rPr>
+        <w:t>isActive</w:t>
+      </w:r>
+      <w:proofErr w:type="spellEnd"/>
+      <w:r>
+        <w:rPr>
+          <w:rFonts w:ascii="Courier New" w:eastAsia="Times New Roman" w:hAnsi="Courier New" w:cs="Courier New"/>
+          <w:color w:val="9CDCFE"/>
+          <w:kern w:val="0"/>
+          <w:sz w:val="18"/>
+          <w:szCs w:val="18"/>
+          <w:lang w:val="en-GB" w:eastAsia="en-GB"/>
+          <w14:ligatures w14:val="none"/>
+        </w:rPr>
+        <w:t>"</w:t>
+      </w:r>
+      <w:r>
+        <w:rPr>
+          <w:rFonts w:ascii="Courier New" w:eastAsia="Times New Roman" w:hAnsi="Courier New" w:cs="Courier New"/>
+          <w:color w:val="DCDCDC"/>
+          <w:kern w:val="0"/>
+          <w:sz w:val="18"/>
+          <w:szCs w:val="18"/>
+          <w:lang w:val="en-GB" w:eastAsia="en-GB"/>
+          <w14:ligatures w14:val="none"/>
+        </w:rPr>
+        <w:t>:</w:t>
+      </w:r>
+      <w:r>
+        <w:rPr>
+          <w:rFonts w:ascii="Courier New" w:eastAsia="Times New Roman" w:hAnsi="Courier New" w:cs="Courier New"/>
+          <w:color w:val="F8F8F2"/>
+          <w:kern w:val="0"/>
+          <w:sz w:val="18"/>
+          <w:szCs w:val="18"/>
+          <w:lang w:val="en-GB" w:eastAsia="en-GB"/>
+          <w14:ligatures w14:val="none"/>
+        </w:rPr>
+        <w:t xml:space="preserve"> </w:t>
+      </w:r>
+      <w:r>
+        <w:rPr>
+          <w:rFonts w:ascii="Courier New" w:eastAsia="Times New Roman" w:hAnsi="Courier New" w:cs="Courier New"/>
+          <w:color w:val="CE9178"/>
+          <w:kern w:val="0"/>
+          <w:sz w:val="18"/>
+          <w:szCs w:val="18"/>
+          <w:lang w:val="en-GB" w:eastAsia="en-GB"/>
+          <w14:ligatures w14:val="none"/>
+        </w:rPr>
+        <w:t>true</w:t>
+      </w:r>
+      <w:r>
+        <w:rPr>
+          <w:rFonts w:ascii="Courier New" w:eastAsia="Times New Roman" w:hAnsi="Courier New" w:cs="Courier New"/>
+          <w:color w:val="DCDCDC"/>
+          <w:kern w:val="0"/>
+          <w:sz w:val="18"/>
+          <w:szCs w:val="18"/>
+          <w:lang w:val="en-GB" w:eastAsia="en-GB"/>
+          <w14:ligatures w14:val="none"/>
+        </w:rPr>
+        <w:t>,</w:t>
+      </w:r>
+    </w:p>
+    <w:p>
+      <w:pPr>
+        <w:pStyle w:val="ListParagraph"/>
+        <w:numPr>
+          <w:ilvl w:val="0"/>
+          <w:numId w:val="18"/>
+        </w:numPr>
+        <w:shd w:val="clear" w:color="auto" w:fill="212121"/>
+        <w:spacing w:after="0" w:line="270" w:lineRule="atLeast"/>
+        <w:rPr>
+          <w:rFonts w:ascii="Courier New" w:eastAsia="Times New Roman" w:hAnsi="Courier New" w:cs="Courier New"/>
+          <w:color w:val="F8F8F2"/>
+          <w:kern w:val="0"/>
+          <w:sz w:val="18"/>
+          <w:szCs w:val="18"/>
+          <w:lang w:val="en-GB" w:eastAsia="en-GB"/>
+          <w14:ligatures w14:val="none"/>
+        </w:rPr>
+      </w:pPr>
+      <w:r>
+        <w:rPr>
+          <w:rFonts w:ascii="Courier New" w:eastAsia="Times New Roman" w:hAnsi="Courier New" w:cs="Courier New"/>
+          <w:color w:val="F8F8F2"/>
+          <w:kern w:val="0"/>
+          <w:sz w:val="18"/>
+          <w:szCs w:val="18"/>
+          <w:lang w:val="en-GB" w:eastAsia="en-GB"/>
+          <w14:ligatures w14:val="none"/>
+        </w:rPr>
+        <w:t xml:space="preserve">                    </w:t>
+      </w:r>
+      <w:r>
+        <w:rPr>
+          <w:rFonts w:ascii="Courier New" w:eastAsia="Times New Roman" w:hAnsi="Courier New" w:cs="Courier New"/>
+          <w:color w:val="9CDCFE"/>
+          <w:kern w:val="0"/>
+          <w:sz w:val="18"/>
+          <w:szCs w:val="18"/>
+          <w:lang w:val="en-GB" w:eastAsia="en-GB"/>
+          <w14:ligatures w14:val="none"/>
+        </w:rPr>
+        <w:t>"open"</w:t>
+      </w:r>
+      <w:r>
+        <w:rPr>
+          <w:rFonts w:ascii="Courier New" w:eastAsia="Times New Roman" w:hAnsi="Courier New" w:cs="Courier New"/>
+          <w:color w:val="DCDCDC"/>
+          <w:kern w:val="0"/>
+          <w:sz w:val="18"/>
+          <w:szCs w:val="18"/>
+          <w:lang w:val="en-GB" w:eastAsia="en-GB"/>
+          <w14:ligatures w14:val="none"/>
+        </w:rPr>
+        <w:t>:</w:t>
+      </w:r>
+      <w:r>
+        <w:rPr>
+          <w:rFonts w:ascii="Courier New" w:eastAsia="Times New Roman" w:hAnsi="Courier New" w:cs="Courier New"/>
+          <w:color w:val="F8F8F2"/>
+          <w:kern w:val="0"/>
+          <w:sz w:val="18"/>
+          <w:szCs w:val="18"/>
+          <w:lang w:val="en-GB" w:eastAsia="en-GB"/>
+          <w14:ligatures w14:val="none"/>
+        </w:rPr>
+        <w:t xml:space="preserve"> </w:t>
+      </w:r>
+      <w:r>
+        <w:rPr>
+          <w:rFonts w:ascii="Courier New" w:eastAsia="Times New Roman" w:hAnsi="Courier New" w:cs="Courier New"/>
+          <w:color w:val="B5CEA8"/>
+          <w:kern w:val="0"/>
+          <w:sz w:val="18"/>
+          <w:szCs w:val="18"/>
+          <w:lang w:val="en-GB" w:eastAsia="en-GB"/>
+          <w14:ligatures w14:val="none"/>
+        </w:rPr>
+        <w:t>480</w:t>
+      </w:r>
+      <w:r>
+        <w:rPr>
+          <w:rFonts w:ascii="Courier New" w:eastAsia="Times New Roman" w:hAnsi="Courier New" w:cs="Courier New"/>
+          <w:color w:val="DCDCDC"/>
+          <w:kern w:val="0"/>
+          <w:sz w:val="18"/>
+          <w:szCs w:val="18"/>
+          <w:lang w:val="en-GB" w:eastAsia="en-GB"/>
+          <w14:ligatures w14:val="none"/>
+        </w:rPr>
+        <w:t>,</w:t>
+      </w:r>
+    </w:p>
+    <w:p>
+      <w:pPr>
+        <w:pStyle w:val="ListParagraph"/>
+        <w:numPr>
+          <w:ilvl w:val="0"/>
+          <w:numId w:val="18"/>
+        </w:numPr>
+        <w:shd w:val="clear" w:color="auto" w:fill="212121"/>
+        <w:spacing w:after="0" w:line="270" w:lineRule="atLeast"/>
+        <w:rPr>
+          <w:rFonts w:ascii="Courier New" w:eastAsia="Times New Roman" w:hAnsi="Courier New" w:cs="Courier New"/>
+          <w:color w:val="F8F8F2"/>
+          <w:kern w:val="0"/>
+          <w:sz w:val="18"/>
+          <w:szCs w:val="18"/>
+          <w:lang w:val="en-GB" w:eastAsia="en-GB"/>
+          <w14:ligatures w14:val="none"/>
+        </w:rPr>
+      </w:pPr>
+      <w:r>
+        <w:rPr>
+          <w:rFonts w:ascii="Courier New" w:eastAsia="Times New Roman" w:hAnsi="Courier New" w:cs="Courier New"/>
+          <w:color w:val="F8F8F2"/>
+          <w:kern w:val="0"/>
+          <w:sz w:val="18"/>
+          <w:szCs w:val="18"/>
+          <w:lang w:val="en-GB" w:eastAsia="en-GB"/>
+          <w14:ligatures w14:val="none"/>
+        </w:rPr>
+        <w:t xml:space="preserve">                    </w:t>
+      </w:r>
+      <w:r>
+        <w:rPr>
+          <w:rFonts w:ascii="Courier New" w:eastAsia="Times New Roman" w:hAnsi="Courier New" w:cs="Courier New"/>
+          <w:color w:val="9CDCFE"/>
+          <w:kern w:val="0"/>
+          <w:sz w:val="18"/>
+          <w:szCs w:val="18"/>
+          <w:lang w:val="en-GB" w:eastAsia="en-GB"/>
+          <w14:ligatures w14:val="none"/>
+        </w:rPr>
+        <w:t>"close"</w:t>
+      </w:r>
+      <w:r>
+        <w:rPr>
+          <w:rFonts w:ascii="Courier New" w:eastAsia="Times New Roman" w:hAnsi="Courier New" w:cs="Courier New"/>
+          <w:color w:val="DCDCDC"/>
+          <w:kern w:val="0"/>
+          <w:sz w:val="18"/>
+          <w:szCs w:val="18"/>
+          <w:lang w:val="en-GB" w:eastAsia="en-GB"/>
+          <w14:ligatures w14:val="none"/>
+        </w:rPr>
+        <w:t>:</w:t>
+      </w:r>
+      <w:r>
+        <w:rPr>
+          <w:rFonts w:ascii="Courier New" w:eastAsia="Times New Roman" w:hAnsi="Courier New" w:cs="Courier New"/>
+          <w:color w:val="F8F8F2"/>
+          <w:kern w:val="0"/>
+          <w:sz w:val="18"/>
+          <w:szCs w:val="18"/>
+          <w:lang w:val="en-GB" w:eastAsia="en-GB"/>
+          <w14:ligatures w14:val="none"/>
+        </w:rPr>
+        <w:t xml:space="preserve"> </w:t>
+      </w:r>
+      <w:r>
+        <w:rPr>
+          <w:rFonts w:ascii="Courier New" w:eastAsia="Times New Roman" w:hAnsi="Courier New" w:cs="Courier New"/>
+          <w:color w:val="B5CEA8"/>
+          <w:kern w:val="0"/>
+          <w:sz w:val="18"/>
+          <w:szCs w:val="18"/>
+          <w:lang w:val="en-GB" w:eastAsia="en-GB"/>
+          <w14:ligatures w14:val="none"/>
+        </w:rPr>
+        <w:t>840</w:t>
+      </w:r>
+      <w:r>
+        <w:rPr>
+          <w:rFonts w:ascii="Courier New" w:eastAsia="Times New Roman" w:hAnsi="Courier New" w:cs="Courier New"/>
+          <w:color w:val="DCDCDC"/>
+          <w:kern w:val="0"/>
+          <w:sz w:val="18"/>
+          <w:szCs w:val="18"/>
+          <w:lang w:val="en-GB" w:eastAsia="en-GB"/>
+          <w14:ligatures w14:val="none"/>
+        </w:rPr>
+        <w:t>,</w:t>
+      </w:r>
+    </w:p>
+    <w:p>
+      <w:pPr>
+        <w:pStyle w:val="ListParagraph"/>
+        <w:numPr>
+          <w:ilvl w:val="0"/>
+          <w:numId w:val="18"/>
+        </w:numPr>
+        <w:shd w:val="clear" w:color="auto" w:fill="212121"/>
+        <w:spacing w:after="0" w:line="270" w:lineRule="atLeast"/>
+        <w:rPr>
+          <w:rFonts w:ascii="Courier New" w:eastAsia="Times New Roman" w:hAnsi="Courier New" w:cs="Courier New"/>
+          <w:color w:val="F8F8F2"/>
+          <w:kern w:val="0"/>
+          <w:sz w:val="18"/>
+          <w:szCs w:val="18"/>
+          <w:lang w:val="en-GB" w:eastAsia="en-GB"/>
+          <w14:ligatures w14:val="none"/>
+        </w:rPr>
+      </w:pPr>
+      <w:r>
+        <w:rPr>
+          <w:rFonts w:ascii="Courier New" w:eastAsia="Times New Roman" w:hAnsi="Courier New" w:cs="Courier New"/>
+          <w:color w:val="F8F8F2"/>
+          <w:kern w:val="0"/>
+          <w:sz w:val="18"/>
+          <w:szCs w:val="18"/>
+          <w:lang w:val="en-GB" w:eastAsia="en-GB"/>
+          <w14:ligatures w14:val="none"/>
+        </w:rPr>
+        <w:t xml:space="preserve">                    </w:t>
+      </w:r>
+      <w:r>
+        <w:rPr>
+          <w:rFonts w:ascii="Courier New" w:eastAsia="Times New Roman" w:hAnsi="Courier New" w:cs="Courier New"/>
+          <w:color w:val="9CDCFE"/>
+          <w:kern w:val="0"/>
+          <w:sz w:val="18"/>
+          <w:szCs w:val="18"/>
+          <w:lang w:val="en-GB" w:eastAsia="en-GB"/>
+          <w14:ligatures w14:val="none"/>
+        </w:rPr>
+        <w:t>"breaks"</w:t>
+      </w:r>
+      <w:r>
+        <w:rPr>
+          <w:rFonts w:ascii="Courier New" w:eastAsia="Times New Roman" w:hAnsi="Courier New" w:cs="Courier New"/>
+          <w:color w:val="DCDCDC"/>
+          <w:kern w:val="0"/>
+          <w:sz w:val="18"/>
+          <w:szCs w:val="18"/>
+          <w:lang w:val="en-GB" w:eastAsia="en-GB"/>
+          <w14:ligatures w14:val="none"/>
+        </w:rPr>
+        <w:t>:</w:t>
+      </w:r>
+      <w:r>
+        <w:rPr>
+          <w:rFonts w:ascii="Courier New" w:eastAsia="Times New Roman" w:hAnsi="Courier New" w:cs="Courier New"/>
+          <w:color w:val="F8F8F2"/>
+          <w:kern w:val="0"/>
+          <w:sz w:val="18"/>
+          <w:szCs w:val="18"/>
+          <w:lang w:val="en-GB" w:eastAsia="en-GB"/>
+          <w14:ligatures w14:val="none"/>
+        </w:rPr>
+        <w:t xml:space="preserve"> </w:t>
+      </w:r>
+      <w:r>
+        <w:rPr>
+          <w:rFonts w:ascii="Courier New" w:eastAsia="Times New Roman" w:hAnsi="Courier New" w:cs="Courier New"/>
+          <w:color w:val="DCDCDC"/>
+          <w:kern w:val="0"/>
+          <w:sz w:val="18"/>
+          <w:szCs w:val="18"/>
+          <w:lang w:val="en-GB" w:eastAsia="en-GB"/>
+          <w14:ligatures w14:val="none"/>
+        </w:rPr>
+        <w:t>[</w:t>
+      </w:r>
+    </w:p>
+    <w:p>
+      <w:pPr>
+        <w:pStyle w:val="ListParagraph"/>
+        <w:numPr>
+          <w:ilvl w:val="0"/>
+          <w:numId w:val="18"/>
+        </w:numPr>
+        <w:shd w:val="clear" w:color="auto" w:fill="212121"/>
+        <w:spacing w:after="0" w:line="270" w:lineRule="atLeast"/>
+        <w:rPr>
+          <w:rFonts w:ascii="Courier New" w:eastAsia="Times New Roman" w:hAnsi="Courier New" w:cs="Courier New"/>
+          <w:color w:val="F8F8F2"/>
+          <w:kern w:val="0"/>
+          <w:sz w:val="18"/>
+          <w:szCs w:val="18"/>
+          <w:lang w:val="en-GB" w:eastAsia="en-GB"/>
+          <w14:ligatures w14:val="none"/>
+        </w:rPr>
+      </w:pPr>
+      <w:r>
+        <w:rPr>
+          <w:rFonts w:ascii="Courier New" w:eastAsia="Times New Roman" w:hAnsi="Courier New" w:cs="Courier New"/>
+          <w:color w:val="F8F8F2"/>
+          <w:kern w:val="0"/>
+          <w:sz w:val="18"/>
+          <w:szCs w:val="18"/>
+          <w:lang w:val="en-GB" w:eastAsia="en-GB"/>
+          <w14:ligatures w14:val="none"/>
+        </w:rPr>
+        <w:t xml:space="preserve">                        </w:t>
+      </w:r>
+      <w:r>
+        <w:rPr>
+          <w:rFonts w:ascii="Courier New" w:eastAsia="Times New Roman" w:hAnsi="Courier New" w:cs="Courier New"/>
+          <w:color w:val="DCDCDC"/>
+          <w:kern w:val="0"/>
+          <w:sz w:val="18"/>
+          <w:szCs w:val="18"/>
+          <w:lang w:val="en-GB" w:eastAsia="en-GB"/>
+          <w14:ligatures w14:val="none"/>
+        </w:rPr>
+        <w:t>{</w:t>
+      </w:r>
+    </w:p>
+    <w:p>
+      <w:pPr>
+        <w:pStyle w:val="ListParagraph"/>
+        <w:numPr>
+          <w:ilvl w:val="0"/>
+          <w:numId w:val="18"/>
+        </w:numPr>
+        <w:shd w:val="clear" w:color="auto" w:fill="212121"/>
+        <w:spacing w:after="0" w:line="270" w:lineRule="atLeast"/>
+        <w:rPr>
+          <w:rFonts w:ascii="Courier New" w:eastAsia="Times New Roman" w:hAnsi="Courier New" w:cs="Courier New"/>
+          <w:color w:val="F8F8F2"/>
+          <w:kern w:val="0"/>
+          <w:sz w:val="18"/>
+          <w:szCs w:val="18"/>
+          <w:lang w:val="en-GB" w:eastAsia="en-GB"/>
+          <w14:ligatures w14:val="none"/>
+        </w:rPr>
+      </w:pPr>
+      <w:r>
+        <w:rPr>
+          <w:rFonts w:ascii="Courier New" w:eastAsia="Times New Roman" w:hAnsi="Courier New" w:cs="Courier New"/>
+          <w:color w:val="F8F8F2"/>
+          <w:kern w:val="0"/>
+          <w:sz w:val="18"/>
+          <w:szCs w:val="18"/>
+          <w:lang w:val="en-GB" w:eastAsia="en-GB"/>
+          <w14:ligatures w14:val="none"/>
+        </w:rPr>
+        <w:t xml:space="preserve">                            </w:t>
+      </w:r>
+      <w:r>
+        <w:rPr>
+          <w:rFonts w:ascii="Courier New" w:eastAsia="Times New Roman" w:hAnsi="Courier New" w:cs="Courier New"/>
+          <w:color w:val="9CDCFE"/>
+          <w:kern w:val="0"/>
+          <w:sz w:val="18"/>
+          <w:szCs w:val="18"/>
+          <w:lang w:val="en-GB" w:eastAsia="en-GB"/>
+          <w14:ligatures w14:val="none"/>
+        </w:rPr>
+        <w:t>"start"</w:t>
+      </w:r>
+      <w:r>
+        <w:rPr>
+          <w:rFonts w:ascii="Courier New" w:eastAsia="Times New Roman" w:hAnsi="Courier New" w:cs="Courier New"/>
+          <w:color w:val="DCDCDC"/>
+          <w:kern w:val="0"/>
+          <w:sz w:val="18"/>
+          <w:szCs w:val="18"/>
+          <w:lang w:val="en-GB" w:eastAsia="en-GB"/>
+          <w14:ligatures w14:val="none"/>
+        </w:rPr>
+        <w:t>:</w:t>
+      </w:r>
+      <w:r>
+        <w:rPr>
+          <w:rFonts w:ascii="Courier New" w:eastAsia="Times New Roman" w:hAnsi="Courier New" w:cs="Courier New"/>
+          <w:color w:val="F8F8F2"/>
+          <w:kern w:val="0"/>
+          <w:sz w:val="18"/>
+          <w:szCs w:val="18"/>
+          <w:lang w:val="en-GB" w:eastAsia="en-GB"/>
+          <w14:ligatures w14:val="none"/>
+        </w:rPr>
+        <w:t xml:space="preserve"> </w:t>
+      </w:r>
+      <w:r>
+        <w:rPr>
+          <w:rFonts w:ascii="Courier New" w:eastAsia="Times New Roman" w:hAnsi="Courier New" w:cs="Courier New"/>
+          <w:color w:val="B5CEA8"/>
+          <w:kern w:val="0"/>
+          <w:sz w:val="18"/>
+          <w:szCs w:val="18"/>
+          <w:lang w:val="en-GB" w:eastAsia="en-GB"/>
+          <w14:ligatures w14:val="none"/>
+        </w:rPr>
+        <w:t>600</w:t>
+      </w:r>
+      <w:r>
+        <w:rPr>
+          <w:rFonts w:ascii="Courier New" w:eastAsia="Times New Roman" w:hAnsi="Courier New" w:cs="Courier New"/>
+          <w:color w:val="DCDCDC"/>
+          <w:kern w:val="0"/>
+          <w:sz w:val="18"/>
+          <w:szCs w:val="18"/>
+          <w:lang w:val="en-GB" w:eastAsia="en-GB"/>
+          <w14:ligatures w14:val="none"/>
+        </w:rPr>
+        <w:t>,</w:t>
+      </w:r>
+    </w:p>
+    <w:p>
+      <w:pPr>
+        <w:pStyle w:val="ListParagraph"/>
+        <w:numPr>
+          <w:ilvl w:val="0"/>
+          <w:numId w:val="18"/>
+        </w:numPr>
+        <w:shd w:val="clear" w:color="auto" w:fill="212121"/>
+        <w:spacing w:after="0" w:line="270" w:lineRule="atLeast"/>
+        <w:rPr>
+          <w:rFonts w:ascii="Courier New" w:eastAsia="Times New Roman" w:hAnsi="Courier New" w:cs="Courier New"/>
+          <w:color w:val="F8F8F2"/>
+          <w:kern w:val="0"/>
+          <w:sz w:val="18"/>
+          <w:szCs w:val="18"/>
+          <w:lang w:val="en-GB" w:eastAsia="en-GB"/>
+          <w14:ligatures w14:val="none"/>
+        </w:rPr>
+      </w:pPr>
+      <w:r>
+        <w:rPr>
+          <w:rFonts w:ascii="Courier New" w:eastAsia="Times New Roman" w:hAnsi="Courier New" w:cs="Courier New"/>
+          <w:color w:val="F8F8F2"/>
+          <w:kern w:val="0"/>
+          <w:sz w:val="18"/>
+          <w:szCs w:val="18"/>
+          <w:lang w:val="en-GB" w:eastAsia="en-GB"/>
+          <w14:ligatures w14:val="none"/>
+        </w:rPr>
+        <w:t xml:space="preserve">                            </w:t>
+      </w:r>
+      <w:r>
+        <w:rPr>
+          <w:rFonts w:ascii="Courier New" w:eastAsia="Times New Roman" w:hAnsi="Courier New" w:cs="Courier New"/>
+          <w:color w:val="9CDCFE"/>
+          <w:kern w:val="0"/>
+          <w:sz w:val="18"/>
+          <w:szCs w:val="18"/>
+          <w:lang w:val="en-GB" w:eastAsia="en-GB"/>
+          <w14:ligatures w14:val="none"/>
+        </w:rPr>
+        <w:t>"end"</w:t>
+      </w:r>
+      <w:r>
+        <w:rPr>
+          <w:rFonts w:ascii="Courier New" w:eastAsia="Times New Roman" w:hAnsi="Courier New" w:cs="Courier New"/>
+          <w:color w:val="DCDCDC"/>
+          <w:kern w:val="0"/>
+          <w:sz w:val="18"/>
+          <w:szCs w:val="18"/>
+          <w:lang w:val="en-GB" w:eastAsia="en-GB"/>
+          <w14:ligatures w14:val="none"/>
+        </w:rPr>
+        <w:t>:</w:t>
+      </w:r>
+      <w:r>
+        <w:rPr>
+          <w:rFonts w:ascii="Courier New" w:eastAsia="Times New Roman" w:hAnsi="Courier New" w:cs="Courier New"/>
+          <w:color w:val="F8F8F2"/>
+          <w:kern w:val="0"/>
+          <w:sz w:val="18"/>
+          <w:szCs w:val="18"/>
+          <w:lang w:val="en-GB" w:eastAsia="en-GB"/>
+          <w14:ligatures w14:val="none"/>
+        </w:rPr>
+        <w:t xml:space="preserve"> </w:t>
+      </w:r>
+      <w:r>
+        <w:rPr>
+          <w:rFonts w:ascii="Courier New" w:eastAsia="Times New Roman" w:hAnsi="Courier New" w:cs="Courier New"/>
+          <w:color w:val="B5CEA8"/>
+          <w:kern w:val="0"/>
+          <w:sz w:val="18"/>
+          <w:szCs w:val="18"/>
+          <w:lang w:val="en-GB" w:eastAsia="en-GB"/>
+          <w14:ligatures w14:val="none"/>
+        </w:rPr>
+        <w:t>630</w:t>
+      </w:r>
+      <w:r>
+        <w:rPr>
+          <w:rFonts w:ascii="Courier New" w:eastAsia="Times New Roman" w:hAnsi="Courier New" w:cs="Courier New"/>
+          <w:color w:val="DCDCDC"/>
+          <w:kern w:val="0"/>
+          <w:sz w:val="18"/>
+          <w:szCs w:val="18"/>
+          <w:lang w:val="en-GB" w:eastAsia="en-GB"/>
+          <w14:ligatures w14:val="none"/>
+        </w:rPr>
+        <w:t>,</w:t>
+      </w:r>
+    </w:p>
+    <w:p>
+      <w:pPr>
+        <w:pStyle w:val="ListParagraph"/>
+        <w:numPr>
+          <w:ilvl w:val="0"/>
+          <w:numId w:val="18"/>
+        </w:numPr>
+        <w:shd w:val="clear" w:color="auto" w:fill="212121"/>
+        <w:spacing w:after="0" w:line="270" w:lineRule="atLeast"/>
+        <w:rPr>
+          <w:rFonts w:ascii="Courier New" w:eastAsia="Times New Roman" w:hAnsi="Courier New" w:cs="Courier New"/>
+          <w:color w:val="F8F8F2"/>
+          <w:kern w:val="0"/>
+          <w:sz w:val="18"/>
+          <w:szCs w:val="18"/>
+          <w:lang w:val="en-GB" w:eastAsia="en-GB"/>
+          <w14:ligatures w14:val="none"/>
+        </w:rPr>
+      </w:pPr>
+      <w:r>
+        <w:rPr>
+          <w:rFonts w:ascii="Courier New" w:eastAsia="Times New Roman" w:hAnsi="Courier New" w:cs="Courier New"/>
+          <w:color w:val="F8F8F2"/>
+          <w:kern w:val="0"/>
+          <w:sz w:val="18"/>
+          <w:szCs w:val="18"/>
+          <w:lang w:val="en-GB" w:eastAsia="en-GB"/>
+          <w14:ligatures w14:val="none"/>
+        </w:rPr>
+        <w:t xml:space="preserve">                            </w:t>
+      </w:r>
+      <w:r>
+        <w:rPr>
+          <w:rFonts w:ascii="Courier New" w:eastAsia="Times New Roman" w:hAnsi="Courier New" w:cs="Courier New"/>
+          <w:color w:val="9CDCFE"/>
+          <w:kern w:val="0"/>
+          <w:sz w:val="18"/>
+          <w:szCs w:val="18"/>
+          <w:lang w:val="en-GB" w:eastAsia="en-GB"/>
+          <w14:ligatures w14:val="none"/>
+        </w:rPr>
+        <w:t>"label"</w:t>
+      </w:r>
+      <w:r>
+        <w:rPr>
+          <w:rFonts w:ascii="Courier New" w:eastAsia="Times New Roman" w:hAnsi="Courier New" w:cs="Courier New"/>
+          <w:color w:val="DCDCDC"/>
+          <w:kern w:val="0"/>
+          <w:sz w:val="18"/>
+          <w:szCs w:val="18"/>
+          <w:lang w:val="en-GB" w:eastAsia="en-GB"/>
+          <w14:ligatures w14:val="none"/>
+        </w:rPr>
+        <w:t>:</w:t>
+      </w:r>
+      <w:r>
+        <w:rPr>
+          <w:rFonts w:ascii="Courier New" w:eastAsia="Times New Roman" w:hAnsi="Courier New" w:cs="Courier New"/>
+          <w:color w:val="F8F8F2"/>
+          <w:kern w:val="0"/>
+          <w:sz w:val="18"/>
+          <w:szCs w:val="18"/>
+          <w:lang w:val="en-GB" w:eastAsia="en-GB"/>
+          <w14:ligatures w14:val="none"/>
+        </w:rPr>
+        <w:t xml:space="preserve"> </w:t>
+      </w:r>
+      <w:r>
+        <w:rPr>
+          <w:rFonts w:ascii="Courier New" w:eastAsia="Times New Roman" w:hAnsi="Courier New" w:cs="Courier New"/>
+          <w:color w:val="CE9178"/>
+          <w:kern w:val="0"/>
+          <w:sz w:val="18"/>
+          <w:szCs w:val="18"/>
+          <w:lang w:val="en-GB" w:eastAsia="en-GB"/>
+          <w14:ligatures w14:val="none"/>
+        </w:rPr>
+        <w:t>"Break"</w:t>
+      </w:r>
+    </w:p>
+    <w:p>
+      <w:pPr>
+        <w:pStyle w:val="ListParagraph"/>
+        <w:numPr>
+          <w:ilvl w:val="0"/>
+          <w:numId w:val="18"/>
+        </w:numPr>
+        <w:shd w:val="clear" w:color="auto" w:fill="212121"/>
+        <w:spacing w:after="0" w:line="270" w:lineRule="atLeast"/>
+        <w:rPr>
+          <w:rFonts w:ascii="Courier New" w:eastAsia="Times New Roman" w:hAnsi="Courier New" w:cs="Courier New"/>
+          <w:color w:val="F8F8F2"/>
+          <w:kern w:val="0"/>
+          <w:sz w:val="18"/>
+          <w:szCs w:val="18"/>
+          <w:lang w:val="en-GB" w:eastAsia="en-GB"/>
+          <w14:ligatures w14:val="none"/>
+        </w:rPr>
+      </w:pPr>
+      <w:r>
+        <w:rPr>
+          <w:rFonts w:ascii="Courier New" w:eastAsia="Times New Roman" w:hAnsi="Courier New" w:cs="Courier New"/>
+          <w:color w:val="F8F8F2"/>
+          <w:kern w:val="0"/>
+          <w:sz w:val="18"/>
+          <w:szCs w:val="18"/>
+          <w:lang w:val="en-GB" w:eastAsia="en-GB"/>
+          <w14:ligatures w14:val="none"/>
+        </w:rPr>
+        <w:t xml:space="preserve">                        </w:t>
+      </w:r>
+      <w:r>
+        <w:rPr>
+          <w:rFonts w:ascii="Courier New" w:eastAsia="Times New Roman" w:hAnsi="Courier New" w:cs="Courier New"/>
+          <w:color w:val="DCDCDC"/>
+          <w:kern w:val="0"/>
+          <w:sz w:val="18"/>
+          <w:szCs w:val="18"/>
+          <w:lang w:val="en-GB" w:eastAsia="en-GB"/>
+          <w14:ligatures w14:val="none"/>
+        </w:rPr>
+        <w:t>}</w:t>
+      </w:r>
+    </w:p>
+    <w:p>
+      <w:pPr>
+        <w:pStyle w:val="ListParagraph"/>
+        <w:numPr>
+          <w:ilvl w:val="0"/>
+          <w:numId w:val="18"/>
+        </w:numPr>
+        <w:shd w:val="clear" w:color="auto" w:fill="212121"/>
+        <w:spacing w:after="0" w:line="270" w:lineRule="atLeast"/>
+        <w:rPr>
+          <w:rFonts w:ascii="Courier New" w:eastAsia="Times New Roman" w:hAnsi="Courier New" w:cs="Courier New"/>
+          <w:color w:val="F8F8F2"/>
+          <w:kern w:val="0"/>
+          <w:sz w:val="18"/>
+          <w:szCs w:val="18"/>
+          <w:lang w:val="en-GB" w:eastAsia="en-GB"/>
+          <w14:ligatures w14:val="none"/>
+        </w:rPr>
+      </w:pPr>
+      <w:r>
+        <w:rPr>
+          <w:rFonts w:ascii="Courier New" w:eastAsia="Times New Roman" w:hAnsi="Courier New" w:cs="Courier New"/>
+          <w:color w:val="F8F8F2"/>
+          <w:kern w:val="0"/>
+          <w:sz w:val="18"/>
+          <w:szCs w:val="18"/>
+          <w:lang w:val="en-GB" w:eastAsia="en-GB"/>
+          <w14:ligatures w14:val="none"/>
+        </w:rPr>
+        <w:t xml:space="preserve">                    </w:t>
+      </w:r>
+      <w:r>
+        <w:rPr>
+          <w:rFonts w:ascii="Courier New" w:eastAsia="Times New Roman" w:hAnsi="Courier New" w:cs="Courier New"/>
+          <w:color w:val="DCDCDC"/>
+          <w:kern w:val="0"/>
+          <w:sz w:val="18"/>
+          <w:szCs w:val="18"/>
+          <w:lang w:val="en-GB" w:eastAsia="en-GB"/>
+          <w14:ligatures w14:val="none"/>
+        </w:rPr>
+        <w:t>],</w:t>
+      </w:r>
+    </w:p>
+    <w:p>
+      <w:pPr>
+        <w:pStyle w:val="ListParagraph"/>
+        <w:numPr>
+          <w:ilvl w:val="0"/>
+          <w:numId w:val="18"/>
+        </w:numPr>
+        <w:shd w:val="clear" w:color="auto" w:fill="212121"/>
+        <w:spacing w:after="0" w:line="270" w:lineRule="atLeast"/>
+        <w:rPr>
+          <w:rFonts w:ascii="Courier New" w:eastAsia="Times New Roman" w:hAnsi="Courier New" w:cs="Courier New"/>
+          <w:color w:val="F8F8F2"/>
+          <w:kern w:val="0"/>
+          <w:sz w:val="18"/>
+          <w:szCs w:val="18"/>
+          <w:lang w:val="en-GB" w:eastAsia="en-GB"/>
+          <w14:ligatures w14:val="none"/>
+        </w:rPr>
+      </w:pPr>
+      <w:r>
+        <w:rPr>
+          <w:rFonts w:ascii="Courier New" w:eastAsia="Times New Roman" w:hAnsi="Courier New" w:cs="Courier New"/>
+          <w:color w:val="F8F8F2"/>
+          <w:kern w:val="0"/>
+          <w:sz w:val="18"/>
+          <w:szCs w:val="18"/>
+          <w:lang w:val="en-GB" w:eastAsia="en-GB"/>
+          <w14:ligatures w14:val="none"/>
+        </w:rPr>
+        <w:t xml:space="preserve">                    </w:t>
+      </w:r>
+      <w:r>
+        <w:rPr>
+          <w:rFonts w:ascii="Courier New" w:eastAsia="Times New Roman" w:hAnsi="Courier New" w:cs="Courier New"/>
+          <w:color w:val="9CDCFE"/>
+          <w:kern w:val="0"/>
+          <w:sz w:val="18"/>
+          <w:szCs w:val="18"/>
+          <w:lang w:val="en-GB" w:eastAsia="en-GB"/>
+          <w14:ligatures w14:val="none"/>
+        </w:rPr>
+        <w:t>"</w:t>
+      </w:r>
+      <w:proofErr w:type="spellStart"/>
+      <w:r>
+        <w:rPr>
+          <w:rFonts w:ascii="Courier New" w:eastAsia="Times New Roman" w:hAnsi="Courier New" w:cs="Courier New"/>
+          <w:color w:val="9CDCFE"/>
+          <w:kern w:val="0"/>
+          <w:sz w:val="18"/>
+          <w:szCs w:val="18"/>
+          <w:lang w:val="en-GB" w:eastAsia="en-GB"/>
+          <w14:ligatures w14:val="none"/>
+        </w:rPr>
+        <w:t>slotDuration</w:t>
+      </w:r>
+      <w:proofErr w:type="spellEnd"/>
+      <w:r>
+        <w:rPr>
+          <w:rFonts w:ascii="Courier New" w:eastAsia="Times New Roman" w:hAnsi="Courier New" w:cs="Courier New"/>
+          <w:color w:val="9CDCFE"/>
+          <w:kern w:val="0"/>
+          <w:sz w:val="18"/>
+          <w:szCs w:val="18"/>
+          <w:lang w:val="en-GB" w:eastAsia="en-GB"/>
+          <w14:ligatures w14:val="none"/>
+        </w:rPr>
+        <w:t>"</w:t>
+      </w:r>
+      <w:r>
+        <w:rPr>
+          <w:rFonts w:ascii="Courier New" w:eastAsia="Times New Roman" w:hAnsi="Courier New" w:cs="Courier New"/>
+          <w:color w:val="DCDCDC"/>
+          <w:kern w:val="0"/>
+          <w:sz w:val="18"/>
+          <w:szCs w:val="18"/>
+          <w:lang w:val="en-GB" w:eastAsia="en-GB"/>
+          <w14:ligatures w14:val="none"/>
+        </w:rPr>
+        <w:t>:</w:t>
+      </w:r>
+      <w:r>
+        <w:rPr>
+          <w:rFonts w:ascii="Courier New" w:eastAsia="Times New Roman" w:hAnsi="Courier New" w:cs="Courier New"/>
+          <w:color w:val="F8F8F2"/>
+          <w:kern w:val="0"/>
+          <w:sz w:val="18"/>
+          <w:szCs w:val="18"/>
+          <w:lang w:val="en-GB" w:eastAsia="en-GB"/>
+          <w14:ligatures w14:val="none"/>
+        </w:rPr>
+        <w:t xml:space="preserve"> </w:t>
+      </w:r>
+      <w:r>
+        <w:rPr>
+          <w:rFonts w:ascii="Courier New" w:eastAsia="Times New Roman" w:hAnsi="Courier New" w:cs="Courier New"/>
+          <w:color w:val="CE9178"/>
+          <w:kern w:val="0"/>
+          <w:sz w:val="18"/>
+          <w:szCs w:val="18"/>
+          <w:lang w:val="en-GB" w:eastAsia="en-GB"/>
+          <w14:ligatures w14:val="none"/>
+        </w:rPr>
+        <w:t>null</w:t>
+      </w:r>
+      <w:r>
+        <w:rPr>
+          <w:rFonts w:ascii="Courier New" w:eastAsia="Times New Roman" w:hAnsi="Courier New" w:cs="Courier New"/>
+          <w:color w:val="DCDCDC"/>
+          <w:kern w:val="0"/>
+          <w:sz w:val="18"/>
+          <w:szCs w:val="18"/>
+          <w:lang w:val="en-GB" w:eastAsia="en-GB"/>
+          <w14:ligatures w14:val="none"/>
+        </w:rPr>
+        <w:t>,</w:t>
+      </w:r>
+    </w:p>
+    <w:p>
+      <w:pPr>
+        <w:pStyle w:val="ListParagraph"/>
+        <w:numPr>
+          <w:ilvl w:val="0"/>
+          <w:numId w:val="18"/>
+        </w:numPr>
+        <w:shd w:val="clear" w:color="auto" w:fill="212121"/>
+        <w:spacing w:after="0" w:line="270" w:lineRule="atLeast"/>
+        <w:rPr>
+          <w:rFonts w:ascii="Courier New" w:eastAsia="Times New Roman" w:hAnsi="Courier New" w:cs="Courier New"/>
+          <w:color w:val="F8F8F2"/>
+          <w:kern w:val="0"/>
+          <w:sz w:val="18"/>
+          <w:szCs w:val="18"/>
+          <w:lang w:val="en-GB" w:eastAsia="en-GB"/>
+          <w14:ligatures w14:val="none"/>
+        </w:rPr>
+      </w:pPr>
+      <w:r>
+        <w:rPr>
+          <w:rFonts w:ascii="Courier New" w:eastAsia="Times New Roman" w:hAnsi="Courier New" w:cs="Courier New"/>
+          <w:color w:val="F8F8F2"/>
+          <w:kern w:val="0"/>
+          <w:sz w:val="18"/>
+          <w:szCs w:val="18"/>
+          <w:lang w:val="en-GB" w:eastAsia="en-GB"/>
+          <w14:ligatures w14:val="none"/>
+        </w:rPr>
+        <w:t xml:space="preserve">                    </w:t>
+      </w:r>
+      <w:r>
+        <w:rPr>
+          <w:rFonts w:ascii="Courier New" w:eastAsia="Times New Roman" w:hAnsi="Courier New" w:cs="Courier New"/>
+          <w:color w:val="9CDCFE"/>
+          <w:kern w:val="0"/>
+          <w:sz w:val="18"/>
+          <w:szCs w:val="18"/>
+          <w:lang w:val="en-GB" w:eastAsia="en-GB"/>
+          <w14:ligatures w14:val="none"/>
+        </w:rPr>
+        <w:t>"</w:t>
+      </w:r>
+      <w:proofErr w:type="spellStart"/>
+      <w:r>
+        <w:rPr>
+          <w:rFonts w:ascii="Courier New" w:eastAsia="Times New Roman" w:hAnsi="Courier New" w:cs="Courier New"/>
+          <w:color w:val="9CDCFE"/>
+          <w:kern w:val="0"/>
+          <w:sz w:val="18"/>
+          <w:szCs w:val="18"/>
+          <w:lang w:val="en-GB" w:eastAsia="en-GB"/>
+          <w14:ligatures w14:val="none"/>
+        </w:rPr>
+        <w:t>dailyCapacity</w:t>
+      </w:r>
+      <w:proofErr w:type="spellEnd"/>
+      <w:r>
+        <w:rPr>
+          <w:rFonts w:ascii="Courier New" w:eastAsia="Times New Roman" w:hAnsi="Courier New" w:cs="Courier New"/>
+          <w:color w:val="9CDCFE"/>
+          <w:kern w:val="0"/>
+          <w:sz w:val="18"/>
+          <w:szCs w:val="18"/>
+          <w:lang w:val="en-GB" w:eastAsia="en-GB"/>
+          <w14:ligatures w14:val="none"/>
+        </w:rPr>
+        <w:t>"</w:t>
+      </w:r>
+      <w:r>
+        <w:rPr>
+          <w:rFonts w:ascii="Courier New" w:eastAsia="Times New Roman" w:hAnsi="Courier New" w:cs="Courier New"/>
+          <w:color w:val="DCDCDC"/>
+          <w:kern w:val="0"/>
+          <w:sz w:val="18"/>
+          <w:szCs w:val="18"/>
+          <w:lang w:val="en-GB" w:eastAsia="en-GB"/>
+          <w14:ligatures w14:val="none"/>
+        </w:rPr>
+        <w:t>:</w:t>
+      </w:r>
+      <w:r>
+        <w:rPr>
+          <w:rFonts w:ascii="Courier New" w:eastAsia="Times New Roman" w:hAnsi="Courier New" w:cs="Courier New"/>
+          <w:color w:val="F8F8F2"/>
+          <w:kern w:val="0"/>
+          <w:sz w:val="18"/>
+          <w:szCs w:val="18"/>
+          <w:lang w:val="en-GB" w:eastAsia="en-GB"/>
+          <w14:ligatures w14:val="none"/>
+        </w:rPr>
+        <w:t xml:space="preserve"> </w:t>
+      </w:r>
+      <w:r>
+        <w:rPr>
+          <w:rFonts w:ascii="Courier New" w:eastAsia="Times New Roman" w:hAnsi="Courier New" w:cs="Courier New"/>
+          <w:color w:val="CE9178"/>
+          <w:kern w:val="0"/>
+          <w:sz w:val="18"/>
+          <w:szCs w:val="18"/>
+          <w:lang w:val="en-GB" w:eastAsia="en-GB"/>
+          <w14:ligatures w14:val="none"/>
+        </w:rPr>
+        <w:t>null</w:t>
+      </w:r>
+      <w:r>
+        <w:rPr>
+          <w:rFonts w:ascii="Courier New" w:eastAsia="Times New Roman" w:hAnsi="Courier New" w:cs="Courier New"/>
+          <w:color w:val="DCDCDC"/>
+          <w:kern w:val="0"/>
+          <w:sz w:val="18"/>
+          <w:szCs w:val="18"/>
+          <w:lang w:val="en-GB" w:eastAsia="en-GB"/>
+          <w14:ligatures w14:val="none"/>
+        </w:rPr>
+        <w:t>,</w:t>
+      </w:r>
+    </w:p>
+    <w:p>
+      <w:pPr>
+        <w:pStyle w:val="ListParagraph"/>
+        <w:numPr>
+          <w:ilvl w:val="0"/>
+          <w:numId w:val="18"/>
+        </w:numPr>
+        <w:shd w:val="clear" w:color="auto" w:fill="212121"/>
+        <w:spacing w:after="0" w:line="270" w:lineRule="atLeast"/>
+        <w:rPr>
+          <w:rFonts w:ascii="Courier New" w:eastAsia="Times New Roman" w:hAnsi="Courier New" w:cs="Courier New"/>
+          <w:color w:val="F8F8F2"/>
+          <w:kern w:val="0"/>
+          <w:sz w:val="18"/>
+          <w:szCs w:val="18"/>
+          <w:lang w:val="en-GB" w:eastAsia="en-GB"/>
+          <w14:ligatures w14:val="none"/>
+        </w:rPr>
+      </w:pPr>
+      <w:r>
+        <w:rPr>
+          <w:rFonts w:ascii="Courier New" w:eastAsia="Times New Roman" w:hAnsi="Courier New" w:cs="Courier New"/>
+          <w:color w:val="F8F8F2"/>
+          <w:kern w:val="0"/>
+          <w:sz w:val="18"/>
+          <w:szCs w:val="18"/>
+          <w:lang w:val="en-GB" w:eastAsia="en-GB"/>
+          <w14:ligatures w14:val="none"/>
+        </w:rPr>
+        <w:t xml:space="preserve">                    </w:t>
+      </w:r>
+      <w:r>
+        <w:rPr>
+          <w:rFonts w:ascii="Courier New" w:eastAsia="Times New Roman" w:hAnsi="Courier New" w:cs="Courier New"/>
+          <w:color w:val="9CDCFE"/>
+          <w:kern w:val="0"/>
+          <w:sz w:val="18"/>
+          <w:szCs w:val="18"/>
+          <w:lang w:val="en-GB" w:eastAsia="en-GB"/>
+          <w14:ligatures w14:val="none"/>
+        </w:rPr>
+        <w:t>"</w:t>
+      </w:r>
+      <w:proofErr w:type="spellStart"/>
+      <w:r>
+        <w:rPr>
+          <w:rFonts w:ascii="Courier New" w:eastAsia="Times New Roman" w:hAnsi="Courier New" w:cs="Courier New"/>
+          <w:color w:val="9CDCFE"/>
+          <w:kern w:val="0"/>
+          <w:sz w:val="18"/>
+          <w:szCs w:val="18"/>
+          <w:lang w:val="en-GB" w:eastAsia="en-GB"/>
+          <w14:ligatures w14:val="none"/>
+        </w:rPr>
+        <w:t>patientsPerSlot</w:t>
+      </w:r>
+      <w:proofErr w:type="spellEnd"/>
+      <w:r>
+        <w:rPr>
+          <w:rFonts w:ascii="Courier New" w:eastAsia="Times New Roman" w:hAnsi="Courier New" w:cs="Courier New"/>
+          <w:color w:val="9CDCFE"/>
+          <w:kern w:val="0"/>
+          <w:sz w:val="18"/>
+          <w:szCs w:val="18"/>
+          <w:lang w:val="en-GB" w:eastAsia="en-GB"/>
+          <w14:ligatures w14:val="none"/>
+        </w:rPr>
+        <w:t>"</w:t>
+      </w:r>
+      <w:r>
+        <w:rPr>
+          <w:rFonts w:ascii="Courier New" w:eastAsia="Times New Roman" w:hAnsi="Courier New" w:cs="Courier New"/>
+          <w:color w:val="DCDCDC"/>
+          <w:kern w:val="0"/>
+          <w:sz w:val="18"/>
+          <w:szCs w:val="18"/>
+          <w:lang w:val="en-GB" w:eastAsia="en-GB"/>
+          <w14:ligatures w14:val="none"/>
+        </w:rPr>
+        <w:t>:</w:t>
+      </w:r>
+      <w:r>
+        <w:rPr>
+          <w:rFonts w:ascii="Courier New" w:eastAsia="Times New Roman" w:hAnsi="Courier New" w:cs="Courier New"/>
+          <w:color w:val="F8F8F2"/>
+          <w:kern w:val="0"/>
+          <w:sz w:val="18"/>
+          <w:szCs w:val="18"/>
+          <w:lang w:val="en-GB" w:eastAsia="en-GB"/>
+          <w14:ligatures w14:val="none"/>
+        </w:rPr>
+        <w:t xml:space="preserve"> </w:t>
+      </w:r>
+      <w:r>
+        <w:rPr>
+          <w:rFonts w:ascii="Courier New" w:eastAsia="Times New Roman" w:hAnsi="Courier New" w:cs="Courier New"/>
+          <w:color w:val="CE9178"/>
+          <w:kern w:val="0"/>
+          <w:sz w:val="18"/>
+          <w:szCs w:val="18"/>
+          <w:lang w:val="en-GB" w:eastAsia="en-GB"/>
+          <w14:ligatures w14:val="none"/>
+        </w:rPr>
+        <w:t>null</w:t>
+      </w:r>
+      <w:r>
+        <w:rPr>
+          <w:rFonts w:ascii="Courier New" w:eastAsia="Times New Roman" w:hAnsi="Courier New" w:cs="Courier New"/>
+          <w:color w:val="DCDCDC"/>
+          <w:kern w:val="0"/>
+          <w:sz w:val="18"/>
+          <w:szCs w:val="18"/>
+          <w:lang w:val="en-GB" w:eastAsia="en-GB"/>
+          <w14:ligatures w14:val="none"/>
+        </w:rPr>
+        <w:t>,</w:t>
+      </w:r>
+    </w:p>
+    <w:p>
+      <w:pPr>
+        <w:pStyle w:val="ListParagraph"/>
+        <w:numPr>
+          <w:ilvl w:val="0"/>
+          <w:numId w:val="18"/>
+        </w:numPr>
+        <w:shd w:val="clear" w:color="auto" w:fill="212121"/>
+        <w:spacing w:after="0" w:line="270" w:lineRule="atLeast"/>
+        <w:rPr>
+          <w:rFonts w:ascii="Courier New" w:eastAsia="Times New Roman" w:hAnsi="Courier New" w:cs="Courier New"/>
+          <w:color w:val="F8F8F2"/>
+          <w:kern w:val="0"/>
+          <w:sz w:val="18"/>
+          <w:szCs w:val="18"/>
+          <w:lang w:val="en-GB" w:eastAsia="en-GB"/>
+          <w14:ligatures w14:val="none"/>
+        </w:rPr>
+      </w:pPr>
+      <w:r>
+        <w:rPr>
+          <w:rFonts w:ascii="Courier New" w:eastAsia="Times New Roman" w:hAnsi="Courier New" w:cs="Courier New"/>
+          <w:color w:val="F8F8F2"/>
+          <w:kern w:val="0"/>
+          <w:sz w:val="18"/>
+          <w:szCs w:val="18"/>
+          <w:lang w:val="en-GB" w:eastAsia="en-GB"/>
+          <w14:ligatures w14:val="none"/>
+        </w:rPr>
+        <w:t xml:space="preserve">                    </w:t>
+      </w:r>
+      <w:r>
+        <w:rPr>
+          <w:rFonts w:ascii="Courier New" w:eastAsia="Times New Roman" w:hAnsi="Courier New" w:cs="Courier New"/>
+          <w:color w:val="9CDCFE"/>
+          <w:kern w:val="0"/>
+          <w:sz w:val="18"/>
+          <w:szCs w:val="18"/>
+          <w:lang w:val="en-GB" w:eastAsia="en-GB"/>
+          <w14:ligatures w14:val="none"/>
+        </w:rPr>
+        <w:t>"</w:t>
+      </w:r>
+      <w:proofErr w:type="spellStart"/>
+      <w:r>
+        <w:rPr>
+          <w:rFonts w:ascii="Courier New" w:eastAsia="Times New Roman" w:hAnsi="Courier New" w:cs="Courier New"/>
+          <w:color w:val="9CDCFE"/>
+          <w:kern w:val="0"/>
+          <w:sz w:val="18"/>
+          <w:szCs w:val="18"/>
+          <w:lang w:val="en-GB" w:eastAsia="en-GB"/>
+          <w14:ligatures w14:val="none"/>
+        </w:rPr>
+        <w:t>isDayLocked</w:t>
+      </w:r>
+      <w:proofErr w:type="spellEnd"/>
+      <w:r>
+        <w:rPr>
+          <w:rFonts w:ascii="Courier New" w:eastAsia="Times New Roman" w:hAnsi="Courier New" w:cs="Courier New"/>
+          <w:color w:val="9CDCFE"/>
+          <w:kern w:val="0"/>
+          <w:sz w:val="18"/>
+          <w:szCs w:val="18"/>
+          <w:lang w:val="en-GB" w:eastAsia="en-GB"/>
+          <w14:ligatures w14:val="none"/>
+        </w:rPr>
+        <w:t>"</w:t>
+      </w:r>
+      <w:r>
+        <w:rPr>
+          <w:rFonts w:ascii="Courier New" w:eastAsia="Times New Roman" w:hAnsi="Courier New" w:cs="Courier New"/>
+          <w:color w:val="DCDCDC"/>
+          <w:kern w:val="0"/>
+          <w:sz w:val="18"/>
+          <w:szCs w:val="18"/>
+          <w:lang w:val="en-GB" w:eastAsia="en-GB"/>
+          <w14:ligatures w14:val="none"/>
+        </w:rPr>
+        <w:t>:</w:t>
+      </w:r>
+      <w:r>
+        <w:rPr>
+          <w:rFonts w:ascii="Courier New" w:eastAsia="Times New Roman" w:hAnsi="Courier New" w:cs="Courier New"/>
+          <w:color w:val="F8F8F2"/>
+          <w:kern w:val="0"/>
+          <w:sz w:val="18"/>
+          <w:szCs w:val="18"/>
+          <w:lang w:val="en-GB" w:eastAsia="en-GB"/>
+          <w14:ligatures w14:val="none"/>
+        </w:rPr>
+        <w:t xml:space="preserve"> </w:t>
+      </w:r>
+      <w:r>
+        <w:rPr>
+          <w:rFonts w:ascii="Courier New" w:eastAsia="Times New Roman" w:hAnsi="Courier New" w:cs="Courier New"/>
+          <w:color w:val="CE9178"/>
+          <w:kern w:val="0"/>
+          <w:sz w:val="18"/>
+          <w:szCs w:val="18"/>
+          <w:lang w:val="en-GB" w:eastAsia="en-GB"/>
+          <w14:ligatures w14:val="none"/>
+        </w:rPr>
+        <w:t>false</w:t>
+      </w:r>
+      <w:r>
+        <w:rPr>
+          <w:rFonts w:ascii="Courier New" w:eastAsia="Times New Roman" w:hAnsi="Courier New" w:cs="Courier New"/>
+          <w:color w:val="DCDCDC"/>
+          <w:kern w:val="0"/>
+          <w:sz w:val="18"/>
+          <w:szCs w:val="18"/>
+          <w:lang w:val="en-GB" w:eastAsia="en-GB"/>
+          <w14:ligatures w14:val="none"/>
+        </w:rPr>
+        <w:t>,</w:t>
+      </w:r>
+    </w:p>
+    <w:p>
+      <w:pPr>
+        <w:pStyle w:val="ListParagraph"/>
+        <w:numPr>
+          <w:ilvl w:val="0"/>
+          <w:numId w:val="18"/>
+        </w:numPr>
+        <w:shd w:val="clear" w:color="auto" w:fill="212121"/>
+        <w:spacing w:after="0" w:line="270" w:lineRule="atLeast"/>
+        <w:rPr>
+          <w:rFonts w:ascii="Courier New" w:eastAsia="Times New Roman" w:hAnsi="Courier New" w:cs="Courier New"/>
+          <w:color w:val="F8F8F2"/>
+          <w:kern w:val="0"/>
+          <w:sz w:val="18"/>
+          <w:szCs w:val="18"/>
+          <w:lang w:val="en-GB" w:eastAsia="en-GB"/>
+          <w14:ligatures w14:val="none"/>
+        </w:rPr>
+      </w:pPr>
+      <w:r>
+        <w:rPr>
+          <w:rFonts w:ascii="Courier New" w:eastAsia="Times New Roman" w:hAnsi="Courier New" w:cs="Courier New"/>
+          <w:color w:val="F8F8F2"/>
+          <w:kern w:val="0"/>
+          <w:sz w:val="18"/>
+          <w:szCs w:val="18"/>
+          <w:lang w:val="en-GB" w:eastAsia="en-GB"/>
+          <w14:ligatures w14:val="none"/>
+        </w:rPr>
+        <w:t xml:space="preserve">                    </w:t>
+      </w:r>
+      <w:r>
+        <w:rPr>
+          <w:rFonts w:ascii="Courier New" w:eastAsia="Times New Roman" w:hAnsi="Courier New" w:cs="Courier New"/>
+          <w:color w:val="9CDCFE"/>
+          <w:kern w:val="0"/>
+          <w:sz w:val="18"/>
+          <w:szCs w:val="18"/>
+          <w:lang w:val="en-GB" w:eastAsia="en-GB"/>
+          <w14:ligatures w14:val="none"/>
+        </w:rPr>
+        <w:t>"</w:t>
+      </w:r>
+      <w:proofErr w:type="spellStart"/>
+      <w:r>
+        <w:rPr>
+          <w:rFonts w:ascii="Courier New" w:eastAsia="Times New Roman" w:hAnsi="Courier New" w:cs="Courier New"/>
+          <w:color w:val="9CDCFE"/>
+          <w:kern w:val="0"/>
+          <w:sz w:val="18"/>
+          <w:szCs w:val="18"/>
+          <w:lang w:val="en-GB" w:eastAsia="en-GB"/>
+          <w14:ligatures w14:val="none"/>
+        </w:rPr>
+        <w:t>isBookingLocked</w:t>
+      </w:r>
+      <w:proofErr w:type="spellEnd"/>
+      <w:r>
+        <w:rPr>
+          <w:rFonts w:ascii="Courier New" w:eastAsia="Times New Roman" w:hAnsi="Courier New" w:cs="Courier New"/>
+          <w:color w:val="9CDCFE"/>
+          <w:kern w:val="0"/>
+          <w:sz w:val="18"/>
+          <w:szCs w:val="18"/>
+          <w:lang w:val="en-GB" w:eastAsia="en-GB"/>
+          <w14:ligatures w14:val="none"/>
+        </w:rPr>
+        <w:t>"</w:t>
+      </w:r>
+      <w:r>
+        <w:rPr>
+          <w:rFonts w:ascii="Courier New" w:eastAsia="Times New Roman" w:hAnsi="Courier New" w:cs="Courier New"/>
+          <w:color w:val="DCDCDC"/>
+          <w:kern w:val="0"/>
+          <w:sz w:val="18"/>
+          <w:szCs w:val="18"/>
+          <w:lang w:val="en-GB" w:eastAsia="en-GB"/>
+          <w14:ligatures w14:val="none"/>
+        </w:rPr>
+        <w:t>:</w:t>
+      </w:r>
+      <w:r>
+        <w:rPr>
+          <w:rFonts w:ascii="Courier New" w:eastAsia="Times New Roman" w:hAnsi="Courier New" w:cs="Courier New"/>
+          <w:color w:val="F8F8F2"/>
+          <w:kern w:val="0"/>
+          <w:sz w:val="18"/>
+          <w:szCs w:val="18"/>
+          <w:lang w:val="en-GB" w:eastAsia="en-GB"/>
+          <w14:ligatures w14:val="none"/>
+        </w:rPr>
+        <w:t xml:space="preserve"> </w:t>
+      </w:r>
+      <w:r>
+        <w:rPr>
+          <w:rFonts w:ascii="Courier New" w:eastAsia="Times New Roman" w:hAnsi="Courier New" w:cs="Courier New"/>
+          <w:color w:val="CE9178"/>
+          <w:kern w:val="0"/>
+          <w:sz w:val="18"/>
+          <w:szCs w:val="18"/>
+          <w:lang w:val="en-GB" w:eastAsia="en-GB"/>
+          <w14:ligatures w14:val="none"/>
+        </w:rPr>
+        <w:t>false</w:t>
+      </w:r>
+    </w:p>
+    <w:p>
+      <w:pPr>
+        <w:pStyle w:val="ListParagraph"/>
+        <w:numPr>
+          <w:ilvl w:val="0"/>
+          <w:numId w:val="18"/>
+        </w:numPr>
+        <w:shd w:val="clear" w:color="auto" w:fill="212121"/>
+        <w:spacing w:after="0" w:line="270" w:lineRule="atLeast"/>
+        <w:rPr>
+          <w:rFonts w:ascii="Courier New" w:eastAsia="Times New Roman" w:hAnsi="Courier New" w:cs="Courier New"/>
+          <w:color w:val="F8F8F2"/>
+          <w:kern w:val="0"/>
+          <w:sz w:val="18"/>
+          <w:szCs w:val="18"/>
+          <w:lang w:val="en-GB" w:eastAsia="en-GB"/>
+          <w14:ligatures w14:val="none"/>
+        </w:rPr>
+      </w:pPr>
+      <w:r>
+        <w:rPr>
+          <w:rFonts w:ascii="Courier New" w:eastAsia="Times New Roman" w:hAnsi="Courier New" w:cs="Courier New"/>
+          <w:color w:val="F8F8F2"/>
+          <w:kern w:val="0"/>
+          <w:sz w:val="18"/>
+          <w:szCs w:val="18"/>
+          <w:lang w:val="en-GB" w:eastAsia="en-GB"/>
+          <w14:ligatures w14:val="none"/>
+        </w:rPr>
+        <w:t xml:space="preserve">                </w:t>
+      </w:r>
+      <w:r>
+        <w:rPr>
+          <w:rFonts w:ascii="Courier New" w:eastAsia="Times New Roman" w:hAnsi="Courier New" w:cs="Courier New"/>
+          <w:color w:val="DCDCDC"/>
+          <w:kern w:val="0"/>
+          <w:sz w:val="18"/>
+          <w:szCs w:val="18"/>
+          <w:lang w:val="en-GB" w:eastAsia="en-GB"/>
+          <w14:ligatures w14:val="none"/>
+        </w:rPr>
+        <w:t>},</w:t>
+      </w:r>
+    </w:p>
+    <w:p>
+      <w:pPr>
+        <w:pStyle w:val="ListParagraph"/>
+        <w:numPr>
+          <w:ilvl w:val="0"/>
+          <w:numId w:val="18"/>
+        </w:numPr>
+        <w:shd w:val="clear" w:color="auto" w:fill="212121"/>
+        <w:spacing w:after="0" w:line="270" w:lineRule="atLeast"/>
+        <w:rPr>
+          <w:rFonts w:ascii="Courier New" w:eastAsia="Times New Roman" w:hAnsi="Courier New" w:cs="Courier New"/>
+          <w:color w:val="F8F8F2"/>
+          <w:kern w:val="0"/>
+          <w:sz w:val="18"/>
+          <w:szCs w:val="18"/>
+          <w:lang w:val="en-GB" w:eastAsia="en-GB"/>
+          <w14:ligatures w14:val="none"/>
+        </w:rPr>
+      </w:pPr>
+      <w:r>
+        <w:rPr>
+          <w:rFonts w:ascii="Courier New" w:eastAsia="Times New Roman" w:hAnsi="Courier New" w:cs="Courier New"/>
+          <w:color w:val="F8F8F2"/>
+          <w:kern w:val="0"/>
+          <w:sz w:val="18"/>
+          <w:szCs w:val="18"/>
+          <w:lang w:val="en-GB" w:eastAsia="en-GB"/>
+          <w14:ligatures w14:val="none"/>
+        </w:rPr>
+        <w:t xml:space="preserve">                </w:t>
+      </w:r>
+      <w:r>
+        <w:rPr>
+          <w:rFonts w:ascii="Courier New" w:eastAsia="Times New Roman" w:hAnsi="Courier New" w:cs="Courier New"/>
+          <w:color w:val="DCDCDC"/>
+          <w:kern w:val="0"/>
+          <w:sz w:val="18"/>
+          <w:szCs w:val="18"/>
+          <w:lang w:val="en-GB" w:eastAsia="en-GB"/>
+          <w14:ligatures w14:val="none"/>
+        </w:rPr>
+        <w:t>{</w:t>
+      </w:r>
+    </w:p>
+    <w:p>
+      <w:pPr>
+        <w:pStyle w:val="ListParagraph"/>
+        <w:numPr>
+          <w:ilvl w:val="0"/>
+          <w:numId w:val="18"/>
+        </w:numPr>
+        <w:shd w:val="clear" w:color="auto" w:fill="212121"/>
+        <w:spacing w:after="0" w:line="270" w:lineRule="atLeast"/>
+        <w:rPr>
+          <w:rFonts w:ascii="Courier New" w:eastAsia="Times New Roman" w:hAnsi="Courier New" w:cs="Courier New"/>
+          <w:color w:val="F8F8F2"/>
+          <w:kern w:val="0"/>
+          <w:sz w:val="18"/>
+          <w:szCs w:val="18"/>
+          <w:lang w:val="en-GB" w:eastAsia="en-GB"/>
+          <w14:ligatures w14:val="none"/>
+        </w:rPr>
+      </w:pPr>
+      <w:r>
+        <w:rPr>
+          <w:rFonts w:ascii="Courier New" w:eastAsia="Times New Roman" w:hAnsi="Courier New" w:cs="Courier New"/>
+          <w:color w:val="F8F8F2"/>
+          <w:kern w:val="0"/>
+          <w:sz w:val="18"/>
+          <w:szCs w:val="18"/>
+          <w:lang w:val="en-GB" w:eastAsia="en-GB"/>
+          <w14:ligatures w14:val="none"/>
+        </w:rPr>
+        <w:t xml:space="preserve">                    </w:t>
+      </w:r>
+      <w:r>
+        <w:rPr>
+          <w:rFonts w:ascii="Courier New" w:eastAsia="Times New Roman" w:hAnsi="Courier New" w:cs="Courier New"/>
+          <w:color w:val="9CDCFE"/>
+          <w:kern w:val="0"/>
+          <w:sz w:val="18"/>
+          <w:szCs w:val="18"/>
+          <w:lang w:val="en-GB" w:eastAsia="en-GB"/>
+          <w14:ligatures w14:val="none"/>
+        </w:rPr>
+        <w:t>"day"</w:t>
+      </w:r>
+      <w:r>
+        <w:rPr>
+          <w:rFonts w:ascii="Courier New" w:eastAsia="Times New Roman" w:hAnsi="Courier New" w:cs="Courier New"/>
+          <w:color w:val="DCDCDC"/>
+          <w:kern w:val="0"/>
+          <w:sz w:val="18"/>
+          <w:szCs w:val="18"/>
+          <w:lang w:val="en-GB" w:eastAsia="en-GB"/>
+          <w14:ligatures w14:val="none"/>
+        </w:rPr>
+        <w:t>:</w:t>
+      </w:r>
+      <w:r>
+        <w:rPr>
+          <w:rFonts w:ascii="Courier New" w:eastAsia="Times New Roman" w:hAnsi="Courier New" w:cs="Courier New"/>
+          <w:color w:val="F8F8F2"/>
+          <w:kern w:val="0"/>
+          <w:sz w:val="18"/>
+          <w:szCs w:val="18"/>
+          <w:lang w:val="en-GB" w:eastAsia="en-GB"/>
+          <w14:ligatures w14:val="none"/>
+        </w:rPr>
+        <w:t xml:space="preserve"> </w:t>
+      </w:r>
+      <w:r>
+        <w:rPr>
+          <w:rFonts w:ascii="Courier New" w:eastAsia="Times New Roman" w:hAnsi="Courier New" w:cs="Courier New"/>
+          <w:color w:val="CE9178"/>
+          <w:kern w:val="0"/>
+          <w:sz w:val="18"/>
+          <w:szCs w:val="18"/>
+          <w:lang w:val="en-GB" w:eastAsia="en-GB"/>
+          <w14:ligatures w14:val="none"/>
+        </w:rPr>
+        <w:t>"Sunday"</w:t>
+      </w:r>
+      <w:r>
+        <w:rPr>
+          <w:rFonts w:ascii="Courier New" w:eastAsia="Times New Roman" w:hAnsi="Courier New" w:cs="Courier New"/>
+          <w:color w:val="DCDCDC"/>
+          <w:kern w:val="0"/>
+          <w:sz w:val="18"/>
+          <w:szCs w:val="18"/>
+          <w:lang w:val="en-GB" w:eastAsia="en-GB"/>
+          <w14:ligatures w14:val="none"/>
+        </w:rPr>
+        <w:t>,</w:t>
+      </w:r>
+    </w:p>
+    <w:p>
+      <w:pPr>
+        <w:pStyle w:val="ListParagraph"/>
+        <w:numPr>
+          <w:ilvl w:val="0"/>
+          <w:numId w:val="18"/>
+        </w:numPr>
+        <w:shd w:val="clear" w:color="auto" w:fill="212121"/>
+        <w:spacing w:after="0" w:line="270" w:lineRule="atLeast"/>
+        <w:rPr>
+          <w:rFonts w:ascii="Courier New" w:eastAsia="Times New Roman" w:hAnsi="Courier New" w:cs="Courier New"/>
+          <w:color w:val="F8F8F2"/>
+          <w:kern w:val="0"/>
+          <w:sz w:val="18"/>
+          <w:szCs w:val="18"/>
+          <w:lang w:val="en-GB" w:eastAsia="en-GB"/>
+          <w14:ligatures w14:val="none"/>
+        </w:rPr>
+      </w:pPr>
+      <w:r>
+        <w:rPr>
+          <w:rFonts w:ascii="Courier New" w:eastAsia="Times New Roman" w:hAnsi="Courier New" w:cs="Courier New"/>
+          <w:color w:val="F8F8F2"/>
+          <w:kern w:val="0"/>
+          <w:sz w:val="18"/>
+          <w:szCs w:val="18"/>
+          <w:lang w:val="en-GB" w:eastAsia="en-GB"/>
+          <w14:ligatures w14:val="none"/>
+        </w:rPr>
+        <w:t xml:space="preserve">                    </w:t>
+      </w:r>
+      <w:r>
+        <w:rPr>
+          <w:rFonts w:ascii="Courier New" w:eastAsia="Times New Roman" w:hAnsi="Courier New" w:cs="Courier New"/>
+          <w:color w:val="9CDCFE"/>
+          <w:kern w:val="0"/>
+          <w:sz w:val="18"/>
+          <w:szCs w:val="18"/>
+          <w:lang w:val="en-GB" w:eastAsia="en-GB"/>
+          <w14:ligatures w14:val="none"/>
+        </w:rPr>
+        <w:t>"</w:t>
+      </w:r>
+      <w:proofErr w:type="spellStart"/>
+      <w:r>
+        <w:rPr>
+          <w:rFonts w:ascii="Courier New" w:eastAsia="Times New Roman" w:hAnsi="Courier New" w:cs="Courier New"/>
+          <w:color w:val="9CDCFE"/>
+          <w:kern w:val="0"/>
+          <w:sz w:val="18"/>
+          <w:szCs w:val="18"/>
+          <w:lang w:val="en-GB" w:eastAsia="en-GB"/>
+          <w14:ligatures w14:val="none"/>
+        </w:rPr>
+        <w:t>isActive</w:t>
+      </w:r>
+      <w:proofErr w:type="spellEnd"/>
+      <w:r>
+        <w:rPr>
+          <w:rFonts w:ascii="Courier New" w:eastAsia="Times New Roman" w:hAnsi="Courier New" w:cs="Courier New"/>
+          <w:color w:val="9CDCFE"/>
+          <w:kern w:val="0"/>
+          <w:sz w:val="18"/>
+          <w:szCs w:val="18"/>
+          <w:lang w:val="en-GB" w:eastAsia="en-GB"/>
+          <w14:ligatures w14:val="none"/>
+        </w:rPr>
+        <w:t>"</w:t>
+      </w:r>
+      <w:r>
+        <w:rPr>
+          <w:rFonts w:ascii="Courier New" w:eastAsia="Times New Roman" w:hAnsi="Courier New" w:cs="Courier New"/>
+          <w:color w:val="DCDCDC"/>
+          <w:kern w:val="0"/>
+          <w:sz w:val="18"/>
+          <w:szCs w:val="18"/>
+          <w:lang w:val="en-GB" w:eastAsia="en-GB"/>
+          <w14:ligatures w14:val="none"/>
+        </w:rPr>
+        <w:t>:</w:t>
+      </w:r>
+      <w:r>
+        <w:rPr>
+          <w:rFonts w:ascii="Courier New" w:eastAsia="Times New Roman" w:hAnsi="Courier New" w:cs="Courier New"/>
+          <w:color w:val="F8F8F2"/>
+          <w:kern w:val="0"/>
+          <w:sz w:val="18"/>
+          <w:szCs w:val="18"/>
+          <w:lang w:val="en-GB" w:eastAsia="en-GB"/>
+          <w14:ligatures w14:val="none"/>
+        </w:rPr>
+        <w:t xml:space="preserve"> </w:t>
+      </w:r>
+      <w:r>
+        <w:rPr>
+          <w:rFonts w:ascii="Courier New" w:eastAsia="Times New Roman" w:hAnsi="Courier New" w:cs="Courier New"/>
+          <w:color w:val="CE9178"/>
+          <w:kern w:val="0"/>
+          <w:sz w:val="18"/>
+          <w:szCs w:val="18"/>
+          <w:lang w:val="en-GB" w:eastAsia="en-GB"/>
+          <w14:ligatures w14:val="none"/>
+        </w:rPr>
+        <w:t>true</w:t>
+      </w:r>
+      <w:r>
+        <w:rPr>
+          <w:rFonts w:ascii="Courier New" w:eastAsia="Times New Roman" w:hAnsi="Courier New" w:cs="Courier New"/>
+          <w:color w:val="DCDCDC"/>
+          <w:kern w:val="0"/>
+          <w:sz w:val="18"/>
+          <w:szCs w:val="18"/>
+          <w:lang w:val="en-GB" w:eastAsia="en-GB"/>
+          <w14:ligatures w14:val="none"/>
+        </w:rPr>
+        <w:t>,</w:t>
+      </w:r>
+    </w:p>
+    <w:p>
+      <w:pPr>
+        <w:pStyle w:val="ListParagraph"/>
+        <w:numPr>
+          <w:ilvl w:val="0"/>
+          <w:numId w:val="18"/>
+        </w:numPr>
+        <w:shd w:val="clear" w:color="auto" w:fill="212121"/>
+        <w:spacing w:after="0" w:line="270" w:lineRule="atLeast"/>
+        <w:rPr>
+          <w:rFonts w:ascii="Courier New" w:eastAsia="Times New Roman" w:hAnsi="Courier New" w:cs="Courier New"/>
+          <w:color w:val="F8F8F2"/>
+          <w:kern w:val="0"/>
+          <w:sz w:val="18"/>
+          <w:szCs w:val="18"/>
+          <w:lang w:val="en-GB" w:eastAsia="en-GB"/>
+          <w14:ligatures w14:val="none"/>
+        </w:rPr>
+      </w:pPr>
+      <w:r>
+        <w:rPr>
+          <w:rFonts w:ascii="Courier New" w:eastAsia="Times New Roman" w:hAnsi="Courier New" w:cs="Courier New"/>
+          <w:color w:val="F8F8F2"/>
+          <w:kern w:val="0"/>
+          <w:sz w:val="18"/>
+          <w:szCs w:val="18"/>
+          <w:lang w:val="en-GB" w:eastAsia="en-GB"/>
+          <w14:ligatures w14:val="none"/>
+        </w:rPr>
+        <w:t xml:space="preserve">                    </w:t>
+      </w:r>
+      <w:r>
+        <w:rPr>
+          <w:rFonts w:ascii="Courier New" w:eastAsia="Times New Roman" w:hAnsi="Courier New" w:cs="Courier New"/>
+          <w:color w:val="9CDCFE"/>
+          <w:kern w:val="0"/>
+          <w:sz w:val="18"/>
+          <w:szCs w:val="18"/>
+          <w:lang w:val="en-GB" w:eastAsia="en-GB"/>
+          <w14:ligatures w14:val="none"/>
+        </w:rPr>
+        <w:t>"open"</w:t>
+      </w:r>
+      <w:r>
+        <w:rPr>
+          <w:rFonts w:ascii="Courier New" w:eastAsia="Times New Roman" w:hAnsi="Courier New" w:cs="Courier New"/>
+          <w:color w:val="DCDCDC"/>
+          <w:kern w:val="0"/>
+          <w:sz w:val="18"/>
+          <w:szCs w:val="18"/>
+          <w:lang w:val="en-GB" w:eastAsia="en-GB"/>
+          <w14:ligatures w14:val="none"/>
+        </w:rPr>
+        <w:t>:</w:t>
+      </w:r>
+      <w:r>
+        <w:rPr>
+          <w:rFonts w:ascii="Courier New" w:eastAsia="Times New Roman" w:hAnsi="Courier New" w:cs="Courier New"/>
+          <w:color w:val="F8F8F2"/>
+          <w:kern w:val="0"/>
+          <w:sz w:val="18"/>
+          <w:szCs w:val="18"/>
+          <w:lang w:val="en-GB" w:eastAsia="en-GB"/>
+          <w14:ligatures w14:val="none"/>
+        </w:rPr>
+        <w:t xml:space="preserve"> </w:t>
+      </w:r>
+      <w:r>
+        <w:rPr>
+          <w:rFonts w:ascii="Courier New" w:eastAsia="Times New Roman" w:hAnsi="Courier New" w:cs="Courier New"/>
+          <w:color w:val="B5CEA8"/>
+          <w:kern w:val="0"/>
+          <w:sz w:val="18"/>
+          <w:szCs w:val="18"/>
+          <w:lang w:val="en-GB" w:eastAsia="en-GB"/>
+          <w14:ligatures w14:val="none"/>
+        </w:rPr>
+        <w:t>480</w:t>
+      </w:r>
+      <w:r>
+        <w:rPr>
+          <w:rFonts w:ascii="Courier New" w:eastAsia="Times New Roman" w:hAnsi="Courier New" w:cs="Courier New"/>
+          <w:color w:val="DCDCDC"/>
+          <w:kern w:val="0"/>
+          <w:sz w:val="18"/>
+          <w:szCs w:val="18"/>
+          <w:lang w:val="en-GB" w:eastAsia="en-GB"/>
+          <w14:ligatures w14:val="none"/>
+        </w:rPr>
+        <w:t>,</w:t>
+      </w:r>
+    </w:p>
+    <w:p>
+      <w:pPr>
+        <w:pStyle w:val="ListParagraph"/>
+        <w:numPr>
+          <w:ilvl w:val="0"/>
+          <w:numId w:val="18"/>
+        </w:numPr>
+        <w:shd w:val="clear" w:color="auto" w:fill="212121"/>
+        <w:spacing w:after="0" w:line="270" w:lineRule="atLeast"/>
+        <w:rPr>
+          <w:rFonts w:ascii="Courier New" w:eastAsia="Times New Roman" w:hAnsi="Courier New" w:cs="Courier New"/>
+          <w:color w:val="F8F8F2"/>
+          <w:kern w:val="0"/>
+          <w:sz w:val="18"/>
+          <w:szCs w:val="18"/>
+          <w:lang w:val="en-GB" w:eastAsia="en-GB"/>
+          <w14:ligatures w14:val="none"/>
+        </w:rPr>
+      </w:pPr>
+      <w:r>
+        <w:rPr>
+          <w:rFonts w:ascii="Courier New" w:eastAsia="Times New Roman" w:hAnsi="Courier New" w:cs="Courier New"/>
+          <w:color w:val="F8F8F2"/>
+          <w:kern w:val="0"/>
+          <w:sz w:val="18"/>
+          <w:szCs w:val="18"/>
+          <w:lang w:val="en-GB" w:eastAsia="en-GB"/>
+          <w14:ligatures w14:val="none"/>
+        </w:rPr>
+        <w:t xml:space="preserve">                    </w:t>
+      </w:r>
+      <w:r>
+        <w:rPr>
+          <w:rFonts w:ascii="Courier New" w:eastAsia="Times New Roman" w:hAnsi="Courier New" w:cs="Courier New"/>
+          <w:color w:val="9CDCFE"/>
+          <w:kern w:val="0"/>
+          <w:sz w:val="18"/>
+          <w:szCs w:val="18"/>
+          <w:lang w:val="en-GB" w:eastAsia="en-GB"/>
+          <w14:ligatures w14:val="none"/>
+        </w:rPr>
+        <w:t>"close"</w:t>
+      </w:r>
+      <w:r>
+        <w:rPr>
+          <w:rFonts w:ascii="Courier New" w:eastAsia="Times New Roman" w:hAnsi="Courier New" w:cs="Courier New"/>
+          <w:color w:val="DCDCDC"/>
+          <w:kern w:val="0"/>
+          <w:sz w:val="18"/>
+          <w:szCs w:val="18"/>
+          <w:lang w:val="en-GB" w:eastAsia="en-GB"/>
+          <w14:ligatures w14:val="none"/>
+        </w:rPr>
+        <w:t>:</w:t>
+      </w:r>
+      <w:r>
+        <w:rPr>
+          <w:rFonts w:ascii="Courier New" w:eastAsia="Times New Roman" w:hAnsi="Courier New" w:cs="Courier New"/>
+          <w:color w:val="F8F8F2"/>
+          <w:kern w:val="0"/>
+          <w:sz w:val="18"/>
+          <w:szCs w:val="18"/>
+          <w:lang w:val="en-GB" w:eastAsia="en-GB"/>
+          <w14:ligatures w14:val="none"/>
+        </w:rPr>
+        <w:t xml:space="preserve"> </w:t>
+      </w:r>
+      <w:r>
+        <w:rPr>
+          <w:rFonts w:ascii="Courier New" w:eastAsia="Times New Roman" w:hAnsi="Courier New" w:cs="Courier New"/>
+          <w:color w:val="B5CEA8"/>
+          <w:kern w:val="0"/>
+          <w:sz w:val="18"/>
+          <w:szCs w:val="18"/>
+          <w:lang w:val="en-GB" w:eastAsia="en-GB"/>
+          <w14:ligatures w14:val="none"/>
+        </w:rPr>
+        <w:t>840</w:t>
+      </w:r>
+      <w:r>
+        <w:rPr>
+          <w:rFonts w:ascii="Courier New" w:eastAsia="Times New Roman" w:hAnsi="Courier New" w:cs="Courier New"/>
+          <w:color w:val="DCDCDC"/>
+          <w:kern w:val="0"/>
+          <w:sz w:val="18"/>
+          <w:szCs w:val="18"/>
+          <w:lang w:val="en-GB" w:eastAsia="en-GB"/>
+          <w14:ligatures w14:val="none"/>
+        </w:rPr>
+        <w:t>,</w:t>
+      </w:r>
+    </w:p>
+    <w:p>
+      <w:pPr>
+        <w:pStyle w:val="ListParagraph"/>
+        <w:numPr>
+          <w:ilvl w:val="0"/>
+          <w:numId w:val="18"/>
+        </w:numPr>
+        <w:shd w:val="clear" w:color="auto" w:fill="212121"/>
+        <w:spacing w:after="0" w:line="270" w:lineRule="atLeast"/>
+        <w:rPr>
+          <w:rFonts w:ascii="Courier New" w:eastAsia="Times New Roman" w:hAnsi="Courier New" w:cs="Courier New"/>
+          <w:color w:val="F8F8F2"/>
+          <w:kern w:val="0"/>
+          <w:sz w:val="18"/>
+          <w:szCs w:val="18"/>
+          <w:lang w:val="en-GB" w:eastAsia="en-GB"/>
+          <w14:ligatures w14:val="none"/>
+        </w:rPr>
+      </w:pPr>
+      <w:r>
+        <w:rPr>
+          <w:rFonts w:ascii="Courier New" w:eastAsia="Times New Roman" w:hAnsi="Courier New" w:cs="Courier New"/>
+          <w:color w:val="F8F8F2"/>
+          <w:kern w:val="0"/>
+          <w:sz w:val="18"/>
+          <w:szCs w:val="18"/>
+          <w:lang w:val="en-GB" w:eastAsia="en-GB"/>
+          <w14:ligatures w14:val="none"/>
+        </w:rPr>
+        <w:t xml:space="preserve">                    </w:t>
+      </w:r>
+      <w:r>
+        <w:rPr>
+          <w:rFonts w:ascii="Courier New" w:eastAsia="Times New Roman" w:hAnsi="Courier New" w:cs="Courier New"/>
+          <w:color w:val="9CDCFE"/>
+          <w:kern w:val="0"/>
+          <w:sz w:val="18"/>
+          <w:szCs w:val="18"/>
+          <w:lang w:val="en-GB" w:eastAsia="en-GB"/>
+          <w14:ligatures w14:val="none"/>
+        </w:rPr>
+        <w:t>"breaks"</w:t>
+      </w:r>
+      <w:r>
+        <w:rPr>
+          <w:rFonts w:ascii="Courier New" w:eastAsia="Times New Roman" w:hAnsi="Courier New" w:cs="Courier New"/>
+          <w:color w:val="DCDCDC"/>
+          <w:kern w:val="0"/>
+          <w:sz w:val="18"/>
+          <w:szCs w:val="18"/>
+          <w:lang w:val="en-GB" w:eastAsia="en-GB"/>
+          <w14:ligatures w14:val="none"/>
+        </w:rPr>
+        <w:t>:</w:t>
+      </w:r>
+      <w:r>
+        <w:rPr>
+          <w:rFonts w:ascii="Courier New" w:eastAsia="Times New Roman" w:hAnsi="Courier New" w:cs="Courier New"/>
+          <w:color w:val="F8F8F2"/>
+          <w:kern w:val="0"/>
+          <w:sz w:val="18"/>
+          <w:szCs w:val="18"/>
+          <w:lang w:val="en-GB" w:eastAsia="en-GB"/>
+          <w14:ligatures w14:val="none"/>
+        </w:rPr>
+        <w:t xml:space="preserve"> </w:t>
+      </w:r>
+      <w:r>
+        <w:rPr>
+          <w:rFonts w:ascii="Courier New" w:eastAsia="Times New Roman" w:hAnsi="Courier New" w:cs="Courier New"/>
+          <w:color w:val="DCDCDC"/>
+          <w:kern w:val="0"/>
+          <w:sz w:val="18"/>
+          <w:szCs w:val="18"/>
+          <w:lang w:val="en-GB" w:eastAsia="en-GB"/>
+          <w14:ligatures w14:val="none"/>
+        </w:rPr>
+        <w:t>[],</w:t>
+      </w:r>
+    </w:p>
+    <w:p>
+      <w:pPr>
+        <w:pStyle w:val="ListParagraph"/>
+        <w:numPr>
+          <w:ilvl w:val="0"/>
+          <w:numId w:val="18"/>
+        </w:numPr>
+        <w:shd w:val="clear" w:color="auto" w:fill="212121"/>
+        <w:spacing w:after="0" w:line="270" w:lineRule="atLeast"/>
+        <w:rPr>
+          <w:rFonts w:ascii="Courier New" w:eastAsia="Times New Roman" w:hAnsi="Courier New" w:cs="Courier New"/>
+          <w:color w:val="F8F8F2"/>
+          <w:kern w:val="0"/>
+          <w:sz w:val="18"/>
+          <w:szCs w:val="18"/>
+          <w:lang w:val="en-GB" w:eastAsia="en-GB"/>
+          <w14:ligatures w14:val="none"/>
+        </w:rPr>
+      </w:pPr>
+      <w:r>
+        <w:rPr>
+          <w:rFonts w:ascii="Courier New" w:eastAsia="Times New Roman" w:hAnsi="Courier New" w:cs="Courier New"/>
+          <w:color w:val="F8F8F2"/>
+          <w:kern w:val="0"/>
+          <w:sz w:val="18"/>
+          <w:szCs w:val="18"/>
+          <w:lang w:val="en-GB" w:eastAsia="en-GB"/>
+          <w14:ligatures w14:val="none"/>
+        </w:rPr>
         <w:lastRenderedPageBreak/>
         <w:t xml:space="preserve">                    </w:t>
       </w:r>
@@ -27385,7 +30173,33 @@
           <w:lang w:val="en-GB" w:eastAsia="en-GB"/>
           <w14:ligatures w14:val="none"/>
         </w:rPr>
-        <w:t>"day"</w:t>
+        <w:t>"</w:t>
+      </w:r>
+      <w:proofErr w:type="spellStart"/>
+      <w:r>
+        <w:rPr>
+          <w:rFonts w:ascii="Courier New" w:eastAsia="Times New Roman" w:hAnsi="Courier New" w:cs="Courier New"/>
+          <w:color w:val="9CDCFE"/>
+          <w:kern w:val="0"/>
+          <w:sz w:val="18"/>
+          <w:szCs w:val="18"/>
+          <w:lang w:val="en-GB" w:eastAsia="en-GB"/>
+          <w14:ligatures w14:val="none"/>
+        </w:rPr>
+        <w:t>slotDuration</w:t>
+      </w:r>
+      <w:proofErr w:type="spellEnd"/>
+      <w:r>
+        <w:rPr>
+          <w:rFonts w:ascii="Courier New" w:eastAsia="Times New Roman" w:hAnsi="Courier New" w:cs="Courier New"/>
+          <w:color w:val="9CDCFE"/>
+          <w:kern w:val="0"/>
+          <w:sz w:val="18"/>
+          <w:szCs w:val="18"/>
+          <w:lang w:val="en-GB" w:eastAsia="en-GB"/>
+          <w14:ligatures w14:val="none"/>
+        </w:rPr>
+        <w:t>"</w:t>
       </w:r>
       <w:r>
         <w:rPr>
@@ -27421,7 +30235,7 @@
           <w:lang w:val="en-GB" w:eastAsia="en-GB"/>
           <w14:ligatures w14:val="none"/>
         </w:rPr>
-        <w:t>"Saturday"</w:t>
+        <w:t>null</w:t>
       </w:r>
       <w:r>
         <w:rPr>
@@ -27490,7 +30304,7 @@
           <w:lang w:val="en-GB" w:eastAsia="en-GB"/>
           <w14:ligatures w14:val="none"/>
         </w:rPr>
-        <w:t>isActive</w:t>
+        <w:t>dailyCapacity</w:t>
       </w:r>
       <w:proofErr w:type="spellEnd"/>
       <w:r>
@@ -27539,7 +30353,7 @@
           <w:lang w:val="en-GB" w:eastAsia="en-GB"/>
           <w14:ligatures w14:val="none"/>
         </w:rPr>
-        <w:t>true</w:t>
+        <w:t>null</w:t>
       </w:r>
       <w:r>
         <w:rPr>
@@ -27595,7 +30409,33 @@
           <w:lang w:val="en-GB" w:eastAsia="en-GB"/>
           <w14:ligatures w14:val="none"/>
         </w:rPr>
-        <w:t>"open"</w:t>
+        <w:t>"</w:t>
+      </w:r>
+      <w:proofErr w:type="spellStart"/>
+      <w:r>
+        <w:rPr>
+          <w:rFonts w:ascii="Courier New" w:eastAsia="Times New Roman" w:hAnsi="Courier New" w:cs="Courier New"/>
+          <w:color w:val="9CDCFE"/>
+          <w:kern w:val="0"/>
+          <w:sz w:val="18"/>
+          <w:szCs w:val="18"/>
+          <w:lang w:val="en-GB" w:eastAsia="en-GB"/>
+          <w14:ligatures w14:val="none"/>
+        </w:rPr>
+        <w:t>patientsPerSlot</w:t>
+      </w:r>
+      <w:proofErr w:type="spellEnd"/>
+      <w:r>
+        <w:rPr>
+          <w:rFonts w:ascii="Courier New" w:eastAsia="Times New Roman" w:hAnsi="Courier New" w:cs="Courier New"/>
+          <w:color w:val="9CDCFE"/>
+          <w:kern w:val="0"/>
+          <w:sz w:val="18"/>
+          <w:szCs w:val="18"/>
+          <w:lang w:val="en-GB" w:eastAsia="en-GB"/>
+          <w14:ligatures w14:val="none"/>
+        </w:rPr>
+        <w:t>"</w:t>
       </w:r>
       <w:r>
         <w:rPr>
@@ -27624,14 +30464,14 @@
       <w:r>
         <w:rPr>
           <w:rFonts w:ascii="Courier New" w:eastAsia="Times New Roman" w:hAnsi="Courier New" w:cs="Courier New"/>
-          <w:color w:val="B5CEA8"/>
-          <w:kern w:val="0"/>
-          <w:sz w:val="18"/>
-          <w:szCs w:val="18"/>
-          <w:lang w:val="en-GB" w:eastAsia="en-GB"/>
-          <w14:ligatures w14:val="none"/>
-        </w:rPr>
-        <w:t>480</w:t>
+          <w:color w:val="CE9178"/>
+          <w:kern w:val="0"/>
+          <w:sz w:val="18"/>
+          <w:szCs w:val="18"/>
+          <w:lang w:val="en-GB" w:eastAsia="en-GB"/>
+          <w14:ligatures w14:val="none"/>
+        </w:rPr>
+        <w:t>null</w:t>
       </w:r>
       <w:r>
         <w:rPr>
@@ -27687,7 +30527,33 @@
           <w:lang w:val="en-GB" w:eastAsia="en-GB"/>
           <w14:ligatures w14:val="none"/>
         </w:rPr>
-        <w:t>"close"</w:t>
+        <w:t>"</w:t>
+      </w:r>
+      <w:proofErr w:type="spellStart"/>
+      <w:r>
+        <w:rPr>
+          <w:rFonts w:ascii="Courier New" w:eastAsia="Times New Roman" w:hAnsi="Courier New" w:cs="Courier New"/>
+          <w:color w:val="9CDCFE"/>
+          <w:kern w:val="0"/>
+          <w:sz w:val="18"/>
+          <w:szCs w:val="18"/>
+          <w:lang w:val="en-GB" w:eastAsia="en-GB"/>
+          <w14:ligatures w14:val="none"/>
+        </w:rPr>
+        <w:t>isDayLocked</w:t>
+      </w:r>
+      <w:proofErr w:type="spellEnd"/>
+      <w:r>
+        <w:rPr>
+          <w:rFonts w:ascii="Courier New" w:eastAsia="Times New Roman" w:hAnsi="Courier New" w:cs="Courier New"/>
+          <w:color w:val="9CDCFE"/>
+          <w:kern w:val="0"/>
+          <w:sz w:val="18"/>
+          <w:szCs w:val="18"/>
+          <w:lang w:val="en-GB" w:eastAsia="en-GB"/>
+          <w14:ligatures w14:val="none"/>
+        </w:rPr>
+        <w:t>"</w:t>
       </w:r>
       <w:r>
         <w:rPr>
@@ -27716,14 +30582,14 @@
       <w:r>
         <w:rPr>
           <w:rFonts w:ascii="Courier New" w:eastAsia="Times New Roman" w:hAnsi="Courier New" w:cs="Courier New"/>
-          <w:color w:val="B5CEA8"/>
-          <w:kern w:val="0"/>
-          <w:sz w:val="18"/>
-          <w:szCs w:val="18"/>
-          <w:lang w:val="en-GB" w:eastAsia="en-GB"/>
-          <w14:ligatures w14:val="none"/>
-        </w:rPr>
-        <w:t>840</w:t>
+          <w:color w:val="CE9178"/>
+          <w:kern w:val="0"/>
+          <w:sz w:val="18"/>
+          <w:szCs w:val="18"/>
+          <w:lang w:val="en-GB" w:eastAsia="en-GB"/>
+          <w14:ligatures w14:val="none"/>
+        </w:rPr>
+        <w:t>false</w:t>
       </w:r>
       <w:r>
         <w:rPr>
@@ -27779,7 +30645,33 @@
           <w:lang w:val="en-GB" w:eastAsia="en-GB"/>
           <w14:ligatures w14:val="none"/>
         </w:rPr>
-        <w:t>"breaks"</w:t>
+        <w:t>"</w:t>
+      </w:r>
+      <w:proofErr w:type="spellStart"/>
+      <w:r>
+        <w:rPr>
+          <w:rFonts w:ascii="Courier New" w:eastAsia="Times New Roman" w:hAnsi="Courier New" w:cs="Courier New"/>
+          <w:color w:val="9CDCFE"/>
+          <w:kern w:val="0"/>
+          <w:sz w:val="18"/>
+          <w:szCs w:val="18"/>
+          <w:lang w:val="en-GB" w:eastAsia="en-GB"/>
+          <w14:ligatures w14:val="none"/>
+        </w:rPr>
+        <w:t>isBookingLocked</w:t>
+      </w:r>
+      <w:proofErr w:type="spellEnd"/>
+      <w:r>
+        <w:rPr>
+          <w:rFonts w:ascii="Courier New" w:eastAsia="Times New Roman" w:hAnsi="Courier New" w:cs="Courier New"/>
+          <w:color w:val="9CDCFE"/>
+          <w:kern w:val="0"/>
+          <w:sz w:val="18"/>
+          <w:szCs w:val="18"/>
+          <w:lang w:val="en-GB" w:eastAsia="en-GB"/>
+          <w14:ligatures w14:val="none"/>
+        </w:rPr>
+        <w:t>"</w:t>
       </w:r>
       <w:r>
         <w:rPr>
@@ -27808,14 +30700,14 @@
       <w:r>
         <w:rPr>
           <w:rFonts w:ascii="Courier New" w:eastAsia="Times New Roman" w:hAnsi="Courier New" w:cs="Courier New"/>
-          <w:color w:val="DCDCDC"/>
-          <w:kern w:val="0"/>
-          <w:sz w:val="18"/>
-          <w:szCs w:val="18"/>
-          <w:lang w:val="en-GB" w:eastAsia="en-GB"/>
-          <w14:ligatures w14:val="none"/>
-        </w:rPr>
-        <w:t>[</w:t>
+          <w:color w:val="CE9178"/>
+          <w:kern w:val="0"/>
+          <w:sz w:val="18"/>
+          <w:szCs w:val="18"/>
+          <w:lang w:val="en-GB" w:eastAsia="en-GB"/>
+          <w14:ligatures w14:val="none"/>
+        </w:rPr>
+        <w:t>false</w:t>
       </w:r>
     </w:p>
     <w:p>
@@ -27847,19 +30739,19 @@
           <w:lang w:val="en-GB" w:eastAsia="en-GB"/>
           <w14:ligatures w14:val="none"/>
         </w:rPr>
-        <w:t xml:space="preserve">                        </w:t>
-      </w:r>
-      <w:r>
-        <w:rPr>
-          <w:rFonts w:ascii="Courier New" w:eastAsia="Times New Roman" w:hAnsi="Courier New" w:cs="Courier New"/>
-          <w:color w:val="DCDCDC"/>
-          <w:kern w:val="0"/>
-          <w:sz w:val="18"/>
-          <w:szCs w:val="18"/>
-          <w:lang w:val="en-GB" w:eastAsia="en-GB"/>
-          <w14:ligatures w14:val="none"/>
-        </w:rPr>
-        <w:t>{</w:t>
+        <w:t xml:space="preserve">                </w:t>
+      </w:r>
+      <w:r>
+        <w:rPr>
+          <w:rFonts w:ascii="Courier New" w:eastAsia="Times New Roman" w:hAnsi="Courier New" w:cs="Courier New"/>
+          <w:color w:val="DCDCDC"/>
+          <w:kern w:val="0"/>
+          <w:sz w:val="18"/>
+          <w:szCs w:val="18"/>
+          <w:lang w:val="en-GB" w:eastAsia="en-GB"/>
+          <w14:ligatures w14:val="none"/>
+        </w:rPr>
+        <w:t>},</w:t>
       </w:r>
     </w:p>
     <w:p>
@@ -27891,67 +30783,19 @@
           <w:lang w:val="en-GB" w:eastAsia="en-GB"/>
           <w14:ligatures w14:val="none"/>
         </w:rPr>
-        <w:t xml:space="preserve">                            </w:t>
-      </w:r>
-      <w:r>
-        <w:rPr>
-          <w:rFonts w:ascii="Courier New" w:eastAsia="Times New Roman" w:hAnsi="Courier New" w:cs="Courier New"/>
-          <w:color w:val="9CDCFE"/>
-          <w:kern w:val="0"/>
-          <w:sz w:val="18"/>
-          <w:szCs w:val="18"/>
-          <w:lang w:val="en-GB" w:eastAsia="en-GB"/>
-          <w14:ligatures w14:val="none"/>
-        </w:rPr>
-        <w:t>"start"</w:t>
-      </w:r>
-      <w:r>
-        <w:rPr>
-          <w:rFonts w:ascii="Courier New" w:eastAsia="Times New Roman" w:hAnsi="Courier New" w:cs="Courier New"/>
-          <w:color w:val="DCDCDC"/>
-          <w:kern w:val="0"/>
-          <w:sz w:val="18"/>
-          <w:szCs w:val="18"/>
-          <w:lang w:val="en-GB" w:eastAsia="en-GB"/>
-          <w14:ligatures w14:val="none"/>
-        </w:rPr>
-        <w:t>:</w:t>
-      </w:r>
-      <w:r>
-        <w:rPr>
-          <w:rFonts w:ascii="Courier New" w:eastAsia="Times New Roman" w:hAnsi="Courier New" w:cs="Courier New"/>
-          <w:color w:val="F8F8F2"/>
-          <w:kern w:val="0"/>
-          <w:sz w:val="18"/>
-          <w:szCs w:val="18"/>
-          <w:lang w:val="en-GB" w:eastAsia="en-GB"/>
-          <w14:ligatures w14:val="none"/>
-        </w:rPr>
-        <w:t xml:space="preserve"> </w:t>
-      </w:r>
-      <w:r>
-        <w:rPr>
-          <w:rFonts w:ascii="Courier New" w:eastAsia="Times New Roman" w:hAnsi="Courier New" w:cs="Courier New"/>
-          <w:color w:val="B5CEA8"/>
-          <w:kern w:val="0"/>
-          <w:sz w:val="18"/>
-          <w:szCs w:val="18"/>
-          <w:lang w:val="en-GB" w:eastAsia="en-GB"/>
-          <w14:ligatures w14:val="none"/>
-        </w:rPr>
-        <w:t>600</w:t>
-      </w:r>
-      <w:r>
-        <w:rPr>
-          <w:rFonts w:ascii="Courier New" w:eastAsia="Times New Roman" w:hAnsi="Courier New" w:cs="Courier New"/>
-          <w:color w:val="DCDCDC"/>
-          <w:kern w:val="0"/>
-          <w:sz w:val="18"/>
-          <w:szCs w:val="18"/>
-          <w:lang w:val="en-GB" w:eastAsia="en-GB"/>
-          <w14:ligatures w14:val="none"/>
-        </w:rPr>
-        <w:t>,</w:t>
+        <w:t xml:space="preserve">                </w:t>
+      </w:r>
+      <w:r>
+        <w:rPr>
+          <w:rFonts w:ascii="Courier New" w:eastAsia="Times New Roman" w:hAnsi="Courier New" w:cs="Courier New"/>
+          <w:color w:val="DCDCDC"/>
+          <w:kern w:val="0"/>
+          <w:sz w:val="18"/>
+          <w:szCs w:val="18"/>
+          <w:lang w:val="en-GB" w:eastAsia="en-GB"/>
+          <w14:ligatures w14:val="none"/>
+        </w:rPr>
+        <w:t>{</w:t>
       </w:r>
     </w:p>
     <w:p>
@@ -27983,19 +30827,19 @@
           <w:lang w:val="en-GB" w:eastAsia="en-GB"/>
           <w14:ligatures w14:val="none"/>
         </w:rPr>
-        <w:t xml:space="preserve">                            </w:t>
-      </w:r>
-      <w:r>
-        <w:rPr>
-          <w:rFonts w:ascii="Courier New" w:eastAsia="Times New Roman" w:hAnsi="Courier New" w:cs="Courier New"/>
-          <w:color w:val="9CDCFE"/>
-          <w:kern w:val="0"/>
-          <w:sz w:val="18"/>
-          <w:szCs w:val="18"/>
-          <w:lang w:val="en-GB" w:eastAsia="en-GB"/>
-          <w14:ligatures w14:val="none"/>
-        </w:rPr>
-        <w:t>"end"</w:t>
+        <w:t xml:space="preserve">                    </w:t>
+      </w:r>
+      <w:r>
+        <w:rPr>
+          <w:rFonts w:ascii="Courier New" w:eastAsia="Times New Roman" w:hAnsi="Courier New" w:cs="Courier New"/>
+          <w:color w:val="9CDCFE"/>
+          <w:kern w:val="0"/>
+          <w:sz w:val="18"/>
+          <w:szCs w:val="18"/>
+          <w:lang w:val="en-GB" w:eastAsia="en-GB"/>
+          <w14:ligatures w14:val="none"/>
+        </w:rPr>
+        <w:t>"day"</w:t>
       </w:r>
       <w:r>
         <w:rPr>
@@ -28024,14 +30868,14 @@
       <w:r>
         <w:rPr>
           <w:rFonts w:ascii="Courier New" w:eastAsia="Times New Roman" w:hAnsi="Courier New" w:cs="Courier New"/>
-          <w:color w:val="B5CEA8"/>
-          <w:kern w:val="0"/>
-          <w:sz w:val="18"/>
-          <w:szCs w:val="18"/>
-          <w:lang w:val="en-GB" w:eastAsia="en-GB"/>
-          <w14:ligatures w14:val="none"/>
-        </w:rPr>
-        <w:t>630</w:t>
+          <w:color w:val="CE9178"/>
+          <w:kern w:val="0"/>
+          <w:sz w:val="18"/>
+          <w:szCs w:val="18"/>
+          <w:lang w:val="en-GB" w:eastAsia="en-GB"/>
+          <w14:ligatures w14:val="none"/>
+        </w:rPr>
+        <w:t>"Monday"</w:t>
       </w:r>
       <w:r>
         <w:rPr>
@@ -28075,19 +30919,45 @@
           <w:lang w:val="en-GB" w:eastAsia="en-GB"/>
           <w14:ligatures w14:val="none"/>
         </w:rPr>
-        <w:t xml:space="preserve">                            </w:t>
-      </w:r>
-      <w:r>
-        <w:rPr>
-          <w:rFonts w:ascii="Courier New" w:eastAsia="Times New Roman" w:hAnsi="Courier New" w:cs="Courier New"/>
-          <w:color w:val="9CDCFE"/>
-          <w:kern w:val="0"/>
-          <w:sz w:val="18"/>
-          <w:szCs w:val="18"/>
-          <w:lang w:val="en-GB" w:eastAsia="en-GB"/>
-          <w14:ligatures w14:val="none"/>
-        </w:rPr>
-        <w:t>"label"</w:t>
+        <w:t xml:space="preserve">                    </w:t>
+      </w:r>
+      <w:r>
+        <w:rPr>
+          <w:rFonts w:ascii="Courier New" w:eastAsia="Times New Roman" w:hAnsi="Courier New" w:cs="Courier New"/>
+          <w:color w:val="9CDCFE"/>
+          <w:kern w:val="0"/>
+          <w:sz w:val="18"/>
+          <w:szCs w:val="18"/>
+          <w:lang w:val="en-GB" w:eastAsia="en-GB"/>
+          <w14:ligatures w14:val="none"/>
+        </w:rPr>
+        <w:t>"</w:t>
+      </w:r>
+      <w:proofErr w:type="spellStart"/>
+      <w:r>
+        <w:rPr>
+          <w:rFonts w:ascii="Courier New" w:eastAsia="Times New Roman" w:hAnsi="Courier New" w:cs="Courier New"/>
+          <w:color w:val="9CDCFE"/>
+          <w:kern w:val="0"/>
+          <w:sz w:val="18"/>
+          <w:szCs w:val="18"/>
+          <w:lang w:val="en-GB" w:eastAsia="en-GB"/>
+          <w14:ligatures w14:val="none"/>
+        </w:rPr>
+        <w:t>isActive</w:t>
+      </w:r>
+      <w:proofErr w:type="spellEnd"/>
+      <w:r>
+        <w:rPr>
+          <w:rFonts w:ascii="Courier New" w:eastAsia="Times New Roman" w:hAnsi="Courier New" w:cs="Courier New"/>
+          <w:color w:val="9CDCFE"/>
+          <w:kern w:val="0"/>
+          <w:sz w:val="18"/>
+          <w:szCs w:val="18"/>
+          <w:lang w:val="en-GB" w:eastAsia="en-GB"/>
+          <w14:ligatures w14:val="none"/>
+        </w:rPr>
+        <w:t>"</w:t>
       </w:r>
       <w:r>
         <w:rPr>
@@ -28123,7 +30993,19 @@
           <w:lang w:val="en-GB" w:eastAsia="en-GB"/>
           <w14:ligatures w14:val="none"/>
         </w:rPr>
-        <w:t>"Break"</w:t>
+        <w:t>true</w:t>
+      </w:r>
+      <w:r>
+        <w:rPr>
+          <w:rFonts w:ascii="Courier New" w:eastAsia="Times New Roman" w:hAnsi="Courier New" w:cs="Courier New"/>
+          <w:color w:val="DCDCDC"/>
+          <w:kern w:val="0"/>
+          <w:sz w:val="18"/>
+          <w:szCs w:val="18"/>
+          <w:lang w:val="en-GB" w:eastAsia="en-GB"/>
+          <w14:ligatures w14:val="none"/>
+        </w:rPr>
+        <w:t>,</w:t>
       </w:r>
     </w:p>
     <w:p>
@@ -28155,19 +31037,67 @@
           <w:lang w:val="en-GB" w:eastAsia="en-GB"/>
           <w14:ligatures w14:val="none"/>
         </w:rPr>
-        <w:t xml:space="preserve">                        </w:t>
-      </w:r>
-      <w:r>
-        <w:rPr>
-          <w:rFonts w:ascii="Courier New" w:eastAsia="Times New Roman" w:hAnsi="Courier New" w:cs="Courier New"/>
-          <w:color w:val="DCDCDC"/>
-          <w:kern w:val="0"/>
-          <w:sz w:val="18"/>
-          <w:szCs w:val="18"/>
-          <w:lang w:val="en-GB" w:eastAsia="en-GB"/>
-          <w14:ligatures w14:val="none"/>
-        </w:rPr>
-        <w:t>}</w:t>
+        <w:t xml:space="preserve">                    </w:t>
+      </w:r>
+      <w:r>
+        <w:rPr>
+          <w:rFonts w:ascii="Courier New" w:eastAsia="Times New Roman" w:hAnsi="Courier New" w:cs="Courier New"/>
+          <w:color w:val="9CDCFE"/>
+          <w:kern w:val="0"/>
+          <w:sz w:val="18"/>
+          <w:szCs w:val="18"/>
+          <w:lang w:val="en-GB" w:eastAsia="en-GB"/>
+          <w14:ligatures w14:val="none"/>
+        </w:rPr>
+        <w:t>"open"</w:t>
+      </w:r>
+      <w:r>
+        <w:rPr>
+          <w:rFonts w:ascii="Courier New" w:eastAsia="Times New Roman" w:hAnsi="Courier New" w:cs="Courier New"/>
+          <w:color w:val="DCDCDC"/>
+          <w:kern w:val="0"/>
+          <w:sz w:val="18"/>
+          <w:szCs w:val="18"/>
+          <w:lang w:val="en-GB" w:eastAsia="en-GB"/>
+          <w14:ligatures w14:val="none"/>
+        </w:rPr>
+        <w:t>:</w:t>
+      </w:r>
+      <w:r>
+        <w:rPr>
+          <w:rFonts w:ascii="Courier New" w:eastAsia="Times New Roman" w:hAnsi="Courier New" w:cs="Courier New"/>
+          <w:color w:val="F8F8F2"/>
+          <w:kern w:val="0"/>
+          <w:sz w:val="18"/>
+          <w:szCs w:val="18"/>
+          <w:lang w:val="en-GB" w:eastAsia="en-GB"/>
+          <w14:ligatures w14:val="none"/>
+        </w:rPr>
+        <w:t xml:space="preserve"> </w:t>
+      </w:r>
+      <w:r>
+        <w:rPr>
+          <w:rFonts w:ascii="Courier New" w:eastAsia="Times New Roman" w:hAnsi="Courier New" w:cs="Courier New"/>
+          <w:color w:val="B5CEA8"/>
+          <w:kern w:val="0"/>
+          <w:sz w:val="18"/>
+          <w:szCs w:val="18"/>
+          <w:lang w:val="en-GB" w:eastAsia="en-GB"/>
+          <w14:ligatures w14:val="none"/>
+        </w:rPr>
+        <w:t>960</w:t>
+      </w:r>
+      <w:r>
+        <w:rPr>
+          <w:rFonts w:ascii="Courier New" w:eastAsia="Times New Roman" w:hAnsi="Courier New" w:cs="Courier New"/>
+          <w:color w:val="DCDCDC"/>
+          <w:kern w:val="0"/>
+          <w:sz w:val="18"/>
+          <w:szCs w:val="18"/>
+          <w:lang w:val="en-GB" w:eastAsia="en-GB"/>
+          <w14:ligatures w14:val="none"/>
+        </w:rPr>
+        <w:t>,</w:t>
       </w:r>
     </w:p>
     <w:p>
@@ -28204,14 +31134,62 @@
       <w:r>
         <w:rPr>
           <w:rFonts w:ascii="Courier New" w:eastAsia="Times New Roman" w:hAnsi="Courier New" w:cs="Courier New"/>
-          <w:color w:val="DCDCDC"/>
-          <w:kern w:val="0"/>
-          <w:sz w:val="18"/>
-          <w:szCs w:val="18"/>
-          <w:lang w:val="en-GB" w:eastAsia="en-GB"/>
-          <w14:ligatures w14:val="none"/>
-        </w:rPr>
-        <w:t>],</w:t>
+          <w:color w:val="9CDCFE"/>
+          <w:kern w:val="0"/>
+          <w:sz w:val="18"/>
+          <w:szCs w:val="18"/>
+          <w:lang w:val="en-GB" w:eastAsia="en-GB"/>
+          <w14:ligatures w14:val="none"/>
+        </w:rPr>
+        <w:t>"close"</w:t>
+      </w:r>
+      <w:r>
+        <w:rPr>
+          <w:rFonts w:ascii="Courier New" w:eastAsia="Times New Roman" w:hAnsi="Courier New" w:cs="Courier New"/>
+          <w:color w:val="DCDCDC"/>
+          <w:kern w:val="0"/>
+          <w:sz w:val="18"/>
+          <w:szCs w:val="18"/>
+          <w:lang w:val="en-GB" w:eastAsia="en-GB"/>
+          <w14:ligatures w14:val="none"/>
+        </w:rPr>
+        <w:t>:</w:t>
+      </w:r>
+      <w:r>
+        <w:rPr>
+          <w:rFonts w:ascii="Courier New" w:eastAsia="Times New Roman" w:hAnsi="Courier New" w:cs="Courier New"/>
+          <w:color w:val="F8F8F2"/>
+          <w:kern w:val="0"/>
+          <w:sz w:val="18"/>
+          <w:szCs w:val="18"/>
+          <w:lang w:val="en-GB" w:eastAsia="en-GB"/>
+          <w14:ligatures w14:val="none"/>
+        </w:rPr>
+        <w:t xml:space="preserve"> </w:t>
+      </w:r>
+      <w:r>
+        <w:rPr>
+          <w:rFonts w:ascii="Courier New" w:eastAsia="Times New Roman" w:hAnsi="Courier New" w:cs="Courier New"/>
+          <w:color w:val="B5CEA8"/>
+          <w:kern w:val="0"/>
+          <w:sz w:val="18"/>
+          <w:szCs w:val="18"/>
+          <w:lang w:val="en-GB" w:eastAsia="en-GB"/>
+          <w14:ligatures w14:val="none"/>
+        </w:rPr>
+        <w:t>1200</w:t>
+      </w:r>
+      <w:r>
+        <w:rPr>
+          <w:rFonts w:ascii="Courier New" w:eastAsia="Times New Roman" w:hAnsi="Courier New" w:cs="Courier New"/>
+          <w:color w:val="DCDCDC"/>
+          <w:kern w:val="0"/>
+          <w:sz w:val="18"/>
+          <w:szCs w:val="18"/>
+          <w:lang w:val="en-GB" w:eastAsia="en-GB"/>
+          <w14:ligatures w14:val="none"/>
+        </w:rPr>
+        <w:t>,</w:t>
       </w:r>
     </w:p>
     <w:p>
@@ -28255,33 +31233,7 @@
           <w:lang w:val="en-GB" w:eastAsia="en-GB"/>
           <w14:ligatures w14:val="none"/>
         </w:rPr>
-        <w:t>"</w:t>
-      </w:r>
-      <w:proofErr w:type="spellStart"/>
-      <w:r>
-        <w:rPr>
-          <w:rFonts w:ascii="Courier New" w:eastAsia="Times New Roman" w:hAnsi="Courier New" w:cs="Courier New"/>
-          <w:color w:val="9CDCFE"/>
-          <w:kern w:val="0"/>
-          <w:sz w:val="18"/>
-          <w:szCs w:val="18"/>
-          <w:lang w:val="en-GB" w:eastAsia="en-GB"/>
-          <w14:ligatures w14:val="none"/>
-        </w:rPr>
-        <w:t>slotDuration</w:t>
-      </w:r>
-      <w:proofErr w:type="spellEnd"/>
-      <w:r>
-        <w:rPr>
-          <w:rFonts w:ascii="Courier New" w:eastAsia="Times New Roman" w:hAnsi="Courier New" w:cs="Courier New"/>
-          <w:color w:val="9CDCFE"/>
-          <w:kern w:val="0"/>
-          <w:sz w:val="18"/>
-          <w:szCs w:val="18"/>
-          <w:lang w:val="en-GB" w:eastAsia="en-GB"/>
-          <w14:ligatures w14:val="none"/>
-        </w:rPr>
-        <w:t>"</w:t>
+        <w:t>"breaks"</w:t>
       </w:r>
       <w:r>
         <w:rPr>
@@ -28310,26 +31262,14 @@
       <w:r>
         <w:rPr>
           <w:rFonts w:ascii="Courier New" w:eastAsia="Times New Roman" w:hAnsi="Courier New" w:cs="Courier New"/>
-          <w:color w:val="CE9178"/>
-          <w:kern w:val="0"/>
-          <w:sz w:val="18"/>
-          <w:szCs w:val="18"/>
-          <w:lang w:val="en-GB" w:eastAsia="en-GB"/>
-          <w14:ligatures w14:val="none"/>
-        </w:rPr>
-        <w:t>null</w:t>
-      </w:r>
-      <w:r>
-        <w:rPr>
-          <w:rFonts w:ascii="Courier New" w:eastAsia="Times New Roman" w:hAnsi="Courier New" w:cs="Courier New"/>
-          <w:color w:val="DCDCDC"/>
-          <w:kern w:val="0"/>
-          <w:sz w:val="18"/>
-          <w:szCs w:val="18"/>
-          <w:lang w:val="en-GB" w:eastAsia="en-GB"/>
-          <w14:ligatures w14:val="none"/>
-        </w:rPr>
-        <w:t>,</w:t>
+          <w:color w:val="DCDCDC"/>
+          <w:kern w:val="0"/>
+          <w:sz w:val="18"/>
+          <w:szCs w:val="18"/>
+          <w:lang w:val="en-GB" w:eastAsia="en-GB"/>
+          <w14:ligatures w14:val="none"/>
+        </w:rPr>
+        <w:t>[],</w:t>
       </w:r>
     </w:p>
     <w:p>
@@ -28386,7 +31326,7 @@
           <w:lang w:val="en-GB" w:eastAsia="en-GB"/>
           <w14:ligatures w14:val="none"/>
         </w:rPr>
-        <w:t>dailyCapacity</w:t>
+        <w:t>slotDuration</w:t>
       </w:r>
       <w:proofErr w:type="spellEnd"/>
       <w:r>
@@ -28504,7 +31444,7 @@
           <w:lang w:val="en-GB" w:eastAsia="en-GB"/>
           <w14:ligatures w14:val="none"/>
         </w:rPr>
-        <w:t>patientsPerSlot</w:t>
+        <w:t>dailyCapacity</w:t>
       </w:r>
       <w:proofErr w:type="spellEnd"/>
       <w:r>
@@ -28622,7 +31562,7 @@
           <w:lang w:val="en-GB" w:eastAsia="en-GB"/>
           <w14:ligatures w14:val="none"/>
         </w:rPr>
-        <w:t>isDayLocked</w:t>
+        <w:t>patientsPerSlot</w:t>
       </w:r>
       <w:proofErr w:type="spellEnd"/>
       <w:r>
@@ -28671,7 +31611,7 @@
           <w:lang w:val="en-GB" w:eastAsia="en-GB"/>
           <w14:ligatures w14:val="none"/>
         </w:rPr>
-        <w:t>false</w:t>
+        <w:t>null</w:t>
       </w:r>
       <w:r>
         <w:rPr>
@@ -28740,7 +31680,7 @@
           <w:lang w:val="en-GB" w:eastAsia="en-GB"/>
           <w14:ligatures w14:val="none"/>
         </w:rPr>
-        <w:t>isBookingLocked</w:t>
+        <w:t>isDayLocked</w:t>
       </w:r>
       <w:proofErr w:type="spellEnd"/>
       <w:r>
@@ -28790,6 +31730,18 @@
           <w14:ligatures w14:val="none"/>
         </w:rPr>
         <w:t>false</w:t>
+      </w:r>
+      <w:r>
+        <w:rPr>
+          <w:rFonts w:ascii="Courier New" w:eastAsia="Times New Roman" w:hAnsi="Courier New" w:cs="Courier New"/>
+          <w:color w:val="DCDCDC"/>
+          <w:kern w:val="0"/>
+          <w:sz w:val="18"/>
+          <w:szCs w:val="18"/>
+          <w:lang w:val="en-GB" w:eastAsia="en-GB"/>
+          <w14:ligatures w14:val="none"/>
+        </w:rPr>
+        <w:t>,</w:t>
       </w:r>
     </w:p>
     <w:p>
@@ -28821,19 +31773,81 @@
           <w:lang w:val="en-GB" w:eastAsia="en-GB"/>
           <w14:ligatures w14:val="none"/>
         </w:rPr>
-        <w:t xml:space="preserve">                </w:t>
-      </w:r>
-      <w:r>
-        <w:rPr>
-          <w:rFonts w:ascii="Courier New" w:eastAsia="Times New Roman" w:hAnsi="Courier New" w:cs="Courier New"/>
-          <w:color w:val="DCDCDC"/>
-          <w:kern w:val="0"/>
-          <w:sz w:val="18"/>
-          <w:szCs w:val="18"/>
-          <w:lang w:val="en-GB" w:eastAsia="en-GB"/>
-          <w14:ligatures w14:val="none"/>
-        </w:rPr>
-        <w:t>},</w:t>
+        <w:t xml:space="preserve">                    </w:t>
+      </w:r>
+      <w:r>
+        <w:rPr>
+          <w:rFonts w:ascii="Courier New" w:eastAsia="Times New Roman" w:hAnsi="Courier New" w:cs="Courier New"/>
+          <w:color w:val="9CDCFE"/>
+          <w:kern w:val="0"/>
+          <w:sz w:val="18"/>
+          <w:szCs w:val="18"/>
+          <w:lang w:val="en-GB" w:eastAsia="en-GB"/>
+          <w14:ligatures w14:val="none"/>
+        </w:rPr>
+        <w:t>"</w:t>
+      </w:r>
+      <w:proofErr w:type="spellStart"/>
+      <w:r>
+        <w:rPr>
+          <w:rFonts w:ascii="Courier New" w:eastAsia="Times New Roman" w:hAnsi="Courier New" w:cs="Courier New"/>
+          <w:color w:val="9CDCFE"/>
+          <w:kern w:val="0"/>
+          <w:sz w:val="18"/>
+          <w:szCs w:val="18"/>
+          <w:lang w:val="en-GB" w:eastAsia="en-GB"/>
+          <w14:ligatures w14:val="none"/>
+        </w:rPr>
+        <w:t>isBookingLocked</w:t>
+      </w:r>
+      <w:proofErr w:type="spellEnd"/>
+      <w:r>
+        <w:rPr>
+          <w:rFonts w:ascii="Courier New" w:eastAsia="Times New Roman" w:hAnsi="Courier New" w:cs="Courier New"/>
+          <w:color w:val="9CDCFE"/>
+          <w:kern w:val="0"/>
+          <w:sz w:val="18"/>
+          <w:szCs w:val="18"/>
+          <w:lang w:val="en-GB" w:eastAsia="en-GB"/>
+          <w14:ligatures w14:val="none"/>
+        </w:rPr>
+        <w:t>"</w:t>
+      </w:r>
+      <w:r>
+        <w:rPr>
+          <w:rFonts w:ascii="Courier New" w:eastAsia="Times New Roman" w:hAnsi="Courier New" w:cs="Courier New"/>
+          <w:color w:val="DCDCDC"/>
+          <w:kern w:val="0"/>
+          <w:sz w:val="18"/>
+          <w:szCs w:val="18"/>
+          <w:lang w:val="en-GB" w:eastAsia="en-GB"/>
+          <w14:ligatures w14:val="none"/>
+        </w:rPr>
+        <w:t>:</w:t>
+      </w:r>
+      <w:r>
+        <w:rPr>
+          <w:rFonts w:ascii="Courier New" w:eastAsia="Times New Roman" w:hAnsi="Courier New" w:cs="Courier New"/>
+          <w:color w:val="F8F8F2"/>
+          <w:kern w:val="0"/>
+          <w:sz w:val="18"/>
+          <w:szCs w:val="18"/>
+          <w:lang w:val="en-GB" w:eastAsia="en-GB"/>
+          <w14:ligatures w14:val="none"/>
+        </w:rPr>
+        <w:t xml:space="preserve"> </w:t>
+      </w:r>
+      <w:r>
+        <w:rPr>
+          <w:rFonts w:ascii="Courier New" w:eastAsia="Times New Roman" w:hAnsi="Courier New" w:cs="Courier New"/>
+          <w:color w:val="CE9178"/>
+          <w:kern w:val="0"/>
+          <w:sz w:val="18"/>
+          <w:szCs w:val="18"/>
+          <w:lang w:val="en-GB" w:eastAsia="en-GB"/>
+          <w14:ligatures w14:val="none"/>
+        </w:rPr>
+        <w:t>false</w:t>
       </w:r>
     </w:p>
     <w:p>
@@ -28877,7 +31891,7 @@
           <w:lang w:val="en-GB" w:eastAsia="en-GB"/>
           <w14:ligatures w14:val="none"/>
         </w:rPr>
-        <w:t>{</w:t>
+        <w:t>}</w:t>
       </w:r>
     </w:p>
     <w:p>
@@ -28909,67 +31923,19 @@
           <w:lang w:val="en-GB" w:eastAsia="en-GB"/>
           <w14:ligatures w14:val="none"/>
         </w:rPr>
-        <w:t xml:space="preserve">                    </w:t>
-      </w:r>
-      <w:r>
-        <w:rPr>
-          <w:rFonts w:ascii="Courier New" w:eastAsia="Times New Roman" w:hAnsi="Courier New" w:cs="Courier New"/>
-          <w:color w:val="9CDCFE"/>
-          <w:kern w:val="0"/>
-          <w:sz w:val="18"/>
-          <w:szCs w:val="18"/>
-          <w:lang w:val="en-GB" w:eastAsia="en-GB"/>
-          <w14:ligatures w14:val="none"/>
-        </w:rPr>
-        <w:t>"day"</w:t>
-      </w:r>
-      <w:r>
-        <w:rPr>
-          <w:rFonts w:ascii="Courier New" w:eastAsia="Times New Roman" w:hAnsi="Courier New" w:cs="Courier New"/>
-          <w:color w:val="DCDCDC"/>
-          <w:kern w:val="0"/>
-          <w:sz w:val="18"/>
-          <w:szCs w:val="18"/>
-          <w:lang w:val="en-GB" w:eastAsia="en-GB"/>
-          <w14:ligatures w14:val="none"/>
-        </w:rPr>
-        <w:t>:</w:t>
-      </w:r>
-      <w:r>
-        <w:rPr>
-          <w:rFonts w:ascii="Courier New" w:eastAsia="Times New Roman" w:hAnsi="Courier New" w:cs="Courier New"/>
-          <w:color w:val="F8F8F2"/>
-          <w:kern w:val="0"/>
-          <w:sz w:val="18"/>
-          <w:szCs w:val="18"/>
-          <w:lang w:val="en-GB" w:eastAsia="en-GB"/>
-          <w14:ligatures w14:val="none"/>
-        </w:rPr>
-        <w:t xml:space="preserve"> </w:t>
-      </w:r>
-      <w:r>
-        <w:rPr>
-          <w:rFonts w:ascii="Courier New" w:eastAsia="Times New Roman" w:hAnsi="Courier New" w:cs="Courier New"/>
-          <w:color w:val="CE9178"/>
-          <w:kern w:val="0"/>
-          <w:sz w:val="18"/>
-          <w:szCs w:val="18"/>
-          <w:lang w:val="en-GB" w:eastAsia="en-GB"/>
-          <w14:ligatures w14:val="none"/>
-        </w:rPr>
-        <w:t>"Sunday"</w:t>
-      </w:r>
-      <w:r>
-        <w:rPr>
-          <w:rFonts w:ascii="Courier New" w:eastAsia="Times New Roman" w:hAnsi="Courier New" w:cs="Courier New"/>
-          <w:color w:val="DCDCDC"/>
-          <w:kern w:val="0"/>
-          <w:sz w:val="18"/>
-          <w:szCs w:val="18"/>
-          <w:lang w:val="en-GB" w:eastAsia="en-GB"/>
-          <w14:ligatures w14:val="none"/>
-        </w:rPr>
-        <w:t>,</w:t>
+        <w:t xml:space="preserve">            </w:t>
+      </w:r>
+      <w:r>
+        <w:rPr>
+          <w:rFonts w:ascii="Courier New" w:eastAsia="Times New Roman" w:hAnsi="Courier New" w:cs="Courier New"/>
+          <w:color w:val="DCDCDC"/>
+          <w:kern w:val="0"/>
+          <w:sz w:val="18"/>
+          <w:szCs w:val="18"/>
+          <w:lang w:val="en-GB" w:eastAsia="en-GB"/>
+          <w14:ligatures w14:val="none"/>
+        </w:rPr>
+        <w:t>],</w:t>
       </w:r>
     </w:p>
     <w:p>
@@ -29001,7 +31967,7 @@
           <w:lang w:val="en-GB" w:eastAsia="en-GB"/>
           <w14:ligatures w14:val="none"/>
         </w:rPr>
-        <w:t xml:space="preserve">                    </w:t>
+        <w:t xml:space="preserve">            </w:t>
       </w:r>
       <w:r>
         <w:rPr>
@@ -29026,7 +31992,7 @@
           <w:lang w:val="en-GB" w:eastAsia="en-GB"/>
           <w14:ligatures w14:val="none"/>
         </w:rPr>
-        <w:t>isActive</w:t>
+        <w:t>slotDuration</w:t>
       </w:r>
       <w:proofErr w:type="spellEnd"/>
       <w:r>
@@ -29068,14 +32034,14 @@
       <w:r>
         <w:rPr>
           <w:rFonts w:ascii="Courier New" w:eastAsia="Times New Roman" w:hAnsi="Courier New" w:cs="Courier New"/>
-          <w:color w:val="CE9178"/>
-          <w:kern w:val="0"/>
-          <w:sz w:val="18"/>
-          <w:szCs w:val="18"/>
-          <w:lang w:val="en-GB" w:eastAsia="en-GB"/>
-          <w14:ligatures w14:val="none"/>
-        </w:rPr>
-        <w:t>true</w:t>
+          <w:color w:val="B5CEA8"/>
+          <w:kern w:val="0"/>
+          <w:sz w:val="18"/>
+          <w:szCs w:val="18"/>
+          <w:lang w:val="en-GB" w:eastAsia="en-GB"/>
+          <w14:ligatures w14:val="none"/>
+        </w:rPr>
+        <w:t>30</w:t>
       </w:r>
       <w:r>
         <w:rPr>
@@ -29119,19 +32085,45 @@
           <w:lang w:val="en-GB" w:eastAsia="en-GB"/>
           <w14:ligatures w14:val="none"/>
         </w:rPr>
-        <w:t xml:space="preserve">                    </w:t>
-      </w:r>
-      <w:r>
-        <w:rPr>
-          <w:rFonts w:ascii="Courier New" w:eastAsia="Times New Roman" w:hAnsi="Courier New" w:cs="Courier New"/>
-          <w:color w:val="9CDCFE"/>
-          <w:kern w:val="0"/>
-          <w:sz w:val="18"/>
-          <w:szCs w:val="18"/>
-          <w:lang w:val="en-GB" w:eastAsia="en-GB"/>
-          <w14:ligatures w14:val="none"/>
-        </w:rPr>
-        <w:t>"open"</w:t>
+        <w:t xml:space="preserve">            </w:t>
+      </w:r>
+      <w:r>
+        <w:rPr>
+          <w:rFonts w:ascii="Courier New" w:eastAsia="Times New Roman" w:hAnsi="Courier New" w:cs="Courier New"/>
+          <w:color w:val="9CDCFE"/>
+          <w:kern w:val="0"/>
+          <w:sz w:val="18"/>
+          <w:szCs w:val="18"/>
+          <w:lang w:val="en-GB" w:eastAsia="en-GB"/>
+          <w14:ligatures w14:val="none"/>
+        </w:rPr>
+        <w:t>"</w:t>
+      </w:r>
+      <w:proofErr w:type="spellStart"/>
+      <w:r>
+        <w:rPr>
+          <w:rFonts w:ascii="Courier New" w:eastAsia="Times New Roman" w:hAnsi="Courier New" w:cs="Courier New"/>
+          <w:color w:val="9CDCFE"/>
+          <w:kern w:val="0"/>
+          <w:sz w:val="18"/>
+          <w:szCs w:val="18"/>
+          <w:lang w:val="en-GB" w:eastAsia="en-GB"/>
+          <w14:ligatures w14:val="none"/>
+        </w:rPr>
+        <w:t>dailyCapacity</w:t>
+      </w:r>
+      <w:proofErr w:type="spellEnd"/>
+      <w:r>
+        <w:rPr>
+          <w:rFonts w:ascii="Courier New" w:eastAsia="Times New Roman" w:hAnsi="Courier New" w:cs="Courier New"/>
+          <w:color w:val="9CDCFE"/>
+          <w:kern w:val="0"/>
+          <w:sz w:val="18"/>
+          <w:szCs w:val="18"/>
+          <w:lang w:val="en-GB" w:eastAsia="en-GB"/>
+          <w14:ligatures w14:val="none"/>
+        </w:rPr>
+        <w:t>"</w:t>
       </w:r>
       <w:r>
         <w:rPr>
@@ -29167,7 +32159,7 @@
           <w:lang w:val="en-GB" w:eastAsia="en-GB"/>
           <w14:ligatures w14:val="none"/>
         </w:rPr>
-        <w:t>480</w:t>
+        <w:t>12</w:t>
       </w:r>
       <w:r>
         <w:rPr>
@@ -29211,19 +32203,45 @@
           <w:lang w:val="en-GB" w:eastAsia="en-GB"/>
           <w14:ligatures w14:val="none"/>
         </w:rPr>
-        <w:t xml:space="preserve">                    </w:t>
-      </w:r>
-      <w:r>
-        <w:rPr>
-          <w:rFonts w:ascii="Courier New" w:eastAsia="Times New Roman" w:hAnsi="Courier New" w:cs="Courier New"/>
-          <w:color w:val="9CDCFE"/>
-          <w:kern w:val="0"/>
-          <w:sz w:val="18"/>
-          <w:szCs w:val="18"/>
-          <w:lang w:val="en-GB" w:eastAsia="en-GB"/>
-          <w14:ligatures w14:val="none"/>
-        </w:rPr>
-        <w:t>"close"</w:t>
+        <w:t xml:space="preserve">            </w:t>
+      </w:r>
+      <w:r>
+        <w:rPr>
+          <w:rFonts w:ascii="Courier New" w:eastAsia="Times New Roman" w:hAnsi="Courier New" w:cs="Courier New"/>
+          <w:color w:val="9CDCFE"/>
+          <w:kern w:val="0"/>
+          <w:sz w:val="18"/>
+          <w:szCs w:val="18"/>
+          <w:lang w:val="en-GB" w:eastAsia="en-GB"/>
+          <w14:ligatures w14:val="none"/>
+        </w:rPr>
+        <w:t>"</w:t>
+      </w:r>
+      <w:proofErr w:type="spellStart"/>
+      <w:r>
+        <w:rPr>
+          <w:rFonts w:ascii="Courier New" w:eastAsia="Times New Roman" w:hAnsi="Courier New" w:cs="Courier New"/>
+          <w:color w:val="9CDCFE"/>
+          <w:kern w:val="0"/>
+          <w:sz w:val="18"/>
+          <w:szCs w:val="18"/>
+          <w:lang w:val="en-GB" w:eastAsia="en-GB"/>
+          <w14:ligatures w14:val="none"/>
+        </w:rPr>
+        <w:t>patientsPerSlot</w:t>
+      </w:r>
+      <w:proofErr w:type="spellEnd"/>
+      <w:r>
+        <w:rPr>
+          <w:rFonts w:ascii="Courier New" w:eastAsia="Times New Roman" w:hAnsi="Courier New" w:cs="Courier New"/>
+          <w:color w:val="9CDCFE"/>
+          <w:kern w:val="0"/>
+          <w:sz w:val="18"/>
+          <w:szCs w:val="18"/>
+          <w:lang w:val="en-GB" w:eastAsia="en-GB"/>
+          <w14:ligatures w14:val="none"/>
+        </w:rPr>
+        <w:t>"</w:t>
       </w:r>
       <w:r>
         <w:rPr>
@@ -29259,19 +32277,7 @@
           <w:lang w:val="en-GB" w:eastAsia="en-GB"/>
           <w14:ligatures w14:val="none"/>
         </w:rPr>
-        <w:t>840</w:t>
-      </w:r>
-      <w:r>
-        <w:rPr>
-          <w:rFonts w:ascii="Courier New" w:eastAsia="Times New Roman" w:hAnsi="Courier New" w:cs="Courier New"/>
-          <w:color w:val="DCDCDC"/>
-          <w:kern w:val="0"/>
-          <w:sz w:val="18"/>
-          <w:szCs w:val="18"/>
-          <w:lang w:val="en-GB" w:eastAsia="en-GB"/>
-          <w14:ligatures w14:val="none"/>
-        </w:rPr>
-        <w:t>,</w:t>
+        <w:t>1</w:t>
       </w:r>
     </w:p>
     <w:p>
@@ -29303,55 +32309,19 @@
           <w:lang w:val="en-GB" w:eastAsia="en-GB"/>
           <w14:ligatures w14:val="none"/>
         </w:rPr>
-        <w:t xml:space="preserve">                    </w:t>
-      </w:r>
-      <w:r>
-        <w:rPr>
-          <w:rFonts w:ascii="Courier New" w:eastAsia="Times New Roman" w:hAnsi="Courier New" w:cs="Courier New"/>
-          <w:color w:val="9CDCFE"/>
-          <w:kern w:val="0"/>
-          <w:sz w:val="18"/>
-          <w:szCs w:val="18"/>
-          <w:lang w:val="en-GB" w:eastAsia="en-GB"/>
-          <w14:ligatures w14:val="none"/>
-        </w:rPr>
-        <w:t>"breaks"</w:t>
-      </w:r>
-      <w:r>
-        <w:rPr>
-          <w:rFonts w:ascii="Courier New" w:eastAsia="Times New Roman" w:hAnsi="Courier New" w:cs="Courier New"/>
-          <w:color w:val="DCDCDC"/>
-          <w:kern w:val="0"/>
-          <w:sz w:val="18"/>
-          <w:szCs w:val="18"/>
-          <w:lang w:val="en-GB" w:eastAsia="en-GB"/>
-          <w14:ligatures w14:val="none"/>
-        </w:rPr>
-        <w:t>:</w:t>
-      </w:r>
-      <w:r>
-        <w:rPr>
-          <w:rFonts w:ascii="Courier New" w:eastAsia="Times New Roman" w:hAnsi="Courier New" w:cs="Courier New"/>
-          <w:color w:val="F8F8F2"/>
-          <w:kern w:val="0"/>
-          <w:sz w:val="18"/>
-          <w:szCs w:val="18"/>
-          <w:lang w:val="en-GB" w:eastAsia="en-GB"/>
-          <w14:ligatures w14:val="none"/>
-        </w:rPr>
-        <w:t xml:space="preserve"> </w:t>
-      </w:r>
-      <w:r>
-        <w:rPr>
-          <w:rFonts w:ascii="Courier New" w:eastAsia="Times New Roman" w:hAnsi="Courier New" w:cs="Courier New"/>
-          <w:color w:val="DCDCDC"/>
-          <w:kern w:val="0"/>
-          <w:sz w:val="18"/>
-          <w:szCs w:val="18"/>
-          <w:lang w:val="en-GB" w:eastAsia="en-GB"/>
-          <w14:ligatures w14:val="none"/>
-        </w:rPr>
-        <w:t>[],</w:t>
+        <w:t xml:space="preserve">        </w:t>
+      </w:r>
+      <w:r>
+        <w:rPr>
+          <w:rFonts w:ascii="Courier New" w:eastAsia="Times New Roman" w:hAnsi="Courier New" w:cs="Courier New"/>
+          <w:color w:val="DCDCDC"/>
+          <w:kern w:val="0"/>
+          <w:sz w:val="18"/>
+          <w:szCs w:val="18"/>
+          <w:lang w:val="en-GB" w:eastAsia="en-GB"/>
+          <w14:ligatures w14:val="none"/>
+        </w:rPr>
+        <w:t>},</w:t>
       </w:r>
     </w:p>
     <w:p>
@@ -29383,45 +32353,19 @@
           <w:lang w:val="en-GB" w:eastAsia="en-GB"/>
           <w14:ligatures w14:val="none"/>
         </w:rPr>
-        <w:t xml:space="preserve">                    </w:t>
-      </w:r>
-      <w:r>
-        <w:rPr>
-          <w:rFonts w:ascii="Courier New" w:eastAsia="Times New Roman" w:hAnsi="Courier New" w:cs="Courier New"/>
-          <w:color w:val="9CDCFE"/>
-          <w:kern w:val="0"/>
-          <w:sz w:val="18"/>
-          <w:szCs w:val="18"/>
-          <w:lang w:val="en-GB" w:eastAsia="en-GB"/>
-          <w14:ligatures w14:val="none"/>
-        </w:rPr>
-        <w:t>"</w:t>
-      </w:r>
-      <w:proofErr w:type="spellStart"/>
-      <w:r>
-        <w:rPr>
-          <w:rFonts w:ascii="Courier New" w:eastAsia="Times New Roman" w:hAnsi="Courier New" w:cs="Courier New"/>
-          <w:color w:val="9CDCFE"/>
-          <w:kern w:val="0"/>
-          <w:sz w:val="18"/>
-          <w:szCs w:val="18"/>
-          <w:lang w:val="en-GB" w:eastAsia="en-GB"/>
-          <w14:ligatures w14:val="none"/>
-        </w:rPr>
-        <w:t>slotDuration</w:t>
-      </w:r>
-      <w:proofErr w:type="spellEnd"/>
-      <w:r>
-        <w:rPr>
-          <w:rFonts w:ascii="Courier New" w:eastAsia="Times New Roman" w:hAnsi="Courier New" w:cs="Courier New"/>
-          <w:color w:val="9CDCFE"/>
-          <w:kern w:val="0"/>
-          <w:sz w:val="18"/>
-          <w:szCs w:val="18"/>
-          <w:lang w:val="en-GB" w:eastAsia="en-GB"/>
-          <w14:ligatures w14:val="none"/>
-        </w:rPr>
-        <w:t>"</w:t>
+        <w:t xml:space="preserve">        </w:t>
+      </w:r>
+      <w:r>
+        <w:rPr>
+          <w:rFonts w:ascii="Courier New" w:eastAsia="Times New Roman" w:hAnsi="Courier New" w:cs="Courier New"/>
+          <w:color w:val="9CDCFE"/>
+          <w:kern w:val="0"/>
+          <w:sz w:val="18"/>
+          <w:szCs w:val="18"/>
+          <w:lang w:val="en-GB" w:eastAsia="en-GB"/>
+          <w14:ligatures w14:val="none"/>
+        </w:rPr>
+        <w:t>"_id"</w:t>
       </w:r>
       <w:r>
         <w:rPr>
@@ -29457,7 +32401,7 @@
           <w:lang w:val="en-GB" w:eastAsia="en-GB"/>
           <w14:ligatures w14:val="none"/>
         </w:rPr>
-        <w:t>null</w:t>
+        <w:t>"69f106b7fa3f2a084c21bf70"</w:t>
       </w:r>
       <w:r>
         <w:rPr>
@@ -29501,7 +32445,7 @@
           <w:lang w:val="en-GB" w:eastAsia="en-GB"/>
           <w14:ligatures w14:val="none"/>
         </w:rPr>
-        <w:t xml:space="preserve">                    </w:t>
+        <w:t xml:space="preserve">        </w:t>
       </w:r>
       <w:r>
         <w:rPr>
@@ -29526,7 +32470,7 @@
           <w:lang w:val="en-GB" w:eastAsia="en-GB"/>
           <w14:ligatures w14:val="none"/>
         </w:rPr>
-        <w:t>dailyCapacity</w:t>
+        <w:t>doctorId</w:t>
       </w:r>
       <w:proofErr w:type="spellEnd"/>
       <w:r>
@@ -29575,7 +32519,7 @@
           <w:lang w:val="en-GB" w:eastAsia="en-GB"/>
           <w14:ligatures w14:val="none"/>
         </w:rPr>
-        <w:t>null</w:t>
+        <w:t>"69d05fa241d4b8eb2d501d4b"</w:t>
       </w:r>
       <w:r>
         <w:rPr>
@@ -29619,45 +32563,19 @@
           <w:lang w:val="en-GB" w:eastAsia="en-GB"/>
           <w14:ligatures w14:val="none"/>
         </w:rPr>
-        <w:t xml:space="preserve">                    </w:t>
-      </w:r>
-      <w:r>
-        <w:rPr>
-          <w:rFonts w:ascii="Courier New" w:eastAsia="Times New Roman" w:hAnsi="Courier New" w:cs="Courier New"/>
-          <w:color w:val="9CDCFE"/>
-          <w:kern w:val="0"/>
-          <w:sz w:val="18"/>
-          <w:szCs w:val="18"/>
-          <w:lang w:val="en-GB" w:eastAsia="en-GB"/>
-          <w14:ligatures w14:val="none"/>
-        </w:rPr>
-        <w:t>"</w:t>
-      </w:r>
-      <w:proofErr w:type="spellStart"/>
-      <w:r>
-        <w:rPr>
-          <w:rFonts w:ascii="Courier New" w:eastAsia="Times New Roman" w:hAnsi="Courier New" w:cs="Courier New"/>
-          <w:color w:val="9CDCFE"/>
-          <w:kern w:val="0"/>
-          <w:sz w:val="18"/>
-          <w:szCs w:val="18"/>
-          <w:lang w:val="en-GB" w:eastAsia="en-GB"/>
-          <w14:ligatures w14:val="none"/>
-        </w:rPr>
-        <w:t>patientsPerSlot</w:t>
-      </w:r>
-      <w:proofErr w:type="spellEnd"/>
-      <w:r>
-        <w:rPr>
-          <w:rFonts w:ascii="Courier New" w:eastAsia="Times New Roman" w:hAnsi="Courier New" w:cs="Courier New"/>
-          <w:color w:val="9CDCFE"/>
-          <w:kern w:val="0"/>
-          <w:sz w:val="18"/>
-          <w:szCs w:val="18"/>
-          <w:lang w:val="en-GB" w:eastAsia="en-GB"/>
-          <w14:ligatures w14:val="none"/>
-        </w:rPr>
-        <w:t>"</w:t>
+        <w:t xml:space="preserve">        </w:t>
+      </w:r>
+      <w:r>
+        <w:rPr>
+          <w:rFonts w:ascii="Courier New" w:eastAsia="Times New Roman" w:hAnsi="Courier New" w:cs="Courier New"/>
+          <w:color w:val="9CDCFE"/>
+          <w:kern w:val="0"/>
+          <w:sz w:val="18"/>
+          <w:szCs w:val="18"/>
+          <w:lang w:val="en-GB" w:eastAsia="en-GB"/>
+          <w14:ligatures w14:val="none"/>
+        </w:rPr>
+        <w:t>"name"</w:t>
       </w:r>
       <w:r>
         <w:rPr>
@@ -29693,7 +32611,7 @@
           <w:lang w:val="en-GB" w:eastAsia="en-GB"/>
           <w14:ligatures w14:val="none"/>
         </w:rPr>
-        <w:t>null</w:t>
+        <w:t>"Dr. Sara Clinic"</w:t>
       </w:r>
       <w:r>
         <w:rPr>
@@ -29737,45 +32655,19 @@
           <w:lang w:val="en-GB" w:eastAsia="en-GB"/>
           <w14:ligatures w14:val="none"/>
         </w:rPr>
-        <w:t xml:space="preserve">                    </w:t>
-      </w:r>
-      <w:r>
-        <w:rPr>
-          <w:rFonts w:ascii="Courier New" w:eastAsia="Times New Roman" w:hAnsi="Courier New" w:cs="Courier New"/>
-          <w:color w:val="9CDCFE"/>
-          <w:kern w:val="0"/>
-          <w:sz w:val="18"/>
-          <w:szCs w:val="18"/>
-          <w:lang w:val="en-GB" w:eastAsia="en-GB"/>
-          <w14:ligatures w14:val="none"/>
-        </w:rPr>
-        <w:t>"</w:t>
-      </w:r>
-      <w:proofErr w:type="spellStart"/>
-      <w:r>
-        <w:rPr>
-          <w:rFonts w:ascii="Courier New" w:eastAsia="Times New Roman" w:hAnsi="Courier New" w:cs="Courier New"/>
-          <w:color w:val="9CDCFE"/>
-          <w:kern w:val="0"/>
-          <w:sz w:val="18"/>
-          <w:szCs w:val="18"/>
-          <w:lang w:val="en-GB" w:eastAsia="en-GB"/>
-          <w14:ligatures w14:val="none"/>
-        </w:rPr>
-        <w:t>isDayLocked</w:t>
-      </w:r>
-      <w:proofErr w:type="spellEnd"/>
-      <w:r>
-        <w:rPr>
-          <w:rFonts w:ascii="Courier New" w:eastAsia="Times New Roman" w:hAnsi="Courier New" w:cs="Courier New"/>
-          <w:color w:val="9CDCFE"/>
-          <w:kern w:val="0"/>
-          <w:sz w:val="18"/>
-          <w:szCs w:val="18"/>
-          <w:lang w:val="en-GB" w:eastAsia="en-GB"/>
-          <w14:ligatures w14:val="none"/>
-        </w:rPr>
-        <w:t>"</w:t>
+        <w:t xml:space="preserve">        </w:t>
+      </w:r>
+      <w:r>
+        <w:rPr>
+          <w:rFonts w:ascii="Courier New" w:eastAsia="Times New Roman" w:hAnsi="Courier New" w:cs="Courier New"/>
+          <w:color w:val="9CDCFE"/>
+          <w:kern w:val="0"/>
+          <w:sz w:val="18"/>
+          <w:szCs w:val="18"/>
+          <w:lang w:val="en-GB" w:eastAsia="en-GB"/>
+          <w14:ligatures w14:val="none"/>
+        </w:rPr>
+        <w:t>"city"</w:t>
       </w:r>
       <w:r>
         <w:rPr>
@@ -29811,7 +32703,7 @@
           <w:lang w:val="en-GB" w:eastAsia="en-GB"/>
           <w14:ligatures w14:val="none"/>
         </w:rPr>
-        <w:t>false</w:t>
+        <w:t>"Alex"</w:t>
       </w:r>
       <w:r>
         <w:rPr>
@@ -29855,12 +32747,48 @@
           <w:lang w:val="en-GB" w:eastAsia="en-GB"/>
           <w14:ligatures w14:val="none"/>
         </w:rPr>
-        <w:t xml:space="preserve">                    </w:t>
-      </w:r>
-      <w:r>
-        <w:rPr>
-          <w:rFonts w:ascii="Courier New" w:eastAsia="Times New Roman" w:hAnsi="Courier New" w:cs="Courier New"/>
-          <w:color w:val="9CDCFE"/>
+        <w:t xml:space="preserve">        </w:t>
+      </w:r>
+      <w:r>
+        <w:rPr>
+          <w:rFonts w:ascii="Courier New" w:eastAsia="Times New Roman" w:hAnsi="Courier New" w:cs="Courier New"/>
+          <w:color w:val="9CDCFE"/>
+          <w:kern w:val="0"/>
+          <w:sz w:val="18"/>
+          <w:szCs w:val="18"/>
+          <w:lang w:val="en-GB" w:eastAsia="en-GB"/>
+          <w14:ligatures w14:val="none"/>
+        </w:rPr>
+        <w:t>"address"</w:t>
+      </w:r>
+      <w:r>
+        <w:rPr>
+          <w:rFonts w:ascii="Courier New" w:eastAsia="Times New Roman" w:hAnsi="Courier New" w:cs="Courier New"/>
+          <w:color w:val="DCDCDC"/>
+          <w:kern w:val="0"/>
+          <w:sz w:val="18"/>
+          <w:szCs w:val="18"/>
+          <w:lang w:val="en-GB" w:eastAsia="en-GB"/>
+          <w14:ligatures w14:val="none"/>
+        </w:rPr>
+        <w:t>:</w:t>
+      </w:r>
+      <w:r>
+        <w:rPr>
+          <w:rFonts w:ascii="Courier New" w:eastAsia="Times New Roman" w:hAnsi="Courier New" w:cs="Courier New"/>
+          <w:color w:val="F8F8F2"/>
+          <w:kern w:val="0"/>
+          <w:sz w:val="18"/>
+          <w:szCs w:val="18"/>
+          <w:lang w:val="en-GB" w:eastAsia="en-GB"/>
+          <w14:ligatures w14:val="none"/>
+        </w:rPr>
+        <w:t xml:space="preserve"> </w:t>
+      </w:r>
+      <w:r>
+        <w:rPr>
+          <w:rFonts w:ascii="Courier New" w:eastAsia="Times New Roman" w:hAnsi="Courier New" w:cs="Courier New"/>
+          <w:color w:val="CE9178"/>
           <w:kern w:val="0"/>
           <w:sz w:val="18"/>
           <w:szCs w:val="18"/>
@@ -29869,24 +32797,76 @@
         </w:rPr>
         <w:t>"</w:t>
       </w:r>
+      <w:proofErr w:type="gramStart"/>
+      <w:r>
+        <w:rPr>
+          <w:rFonts w:ascii="Courier New" w:eastAsia="Times New Roman" w:hAnsi="Courier New" w:cs="Courier New"/>
+          <w:color w:val="CE9178"/>
+          <w:kern w:val="0"/>
+          <w:sz w:val="18"/>
+          <w:szCs w:val="18"/>
+          <w:lang w:val="en-GB" w:eastAsia="en-GB"/>
+          <w14:ligatures w14:val="none"/>
+        </w:rPr>
+        <w:t>Paris  St</w:t>
+      </w:r>
+      <w:proofErr w:type="gramEnd"/>
+      <w:r>
+        <w:rPr>
+          <w:rFonts w:ascii="Courier New" w:eastAsia="Times New Roman" w:hAnsi="Courier New" w:cs="Courier New"/>
+          <w:color w:val="CE9178"/>
+          <w:kern w:val="0"/>
+          <w:sz w:val="18"/>
+          <w:szCs w:val="18"/>
+          <w:lang w:val="en-GB" w:eastAsia="en-GB"/>
+          <w14:ligatures w14:val="none"/>
+        </w:rPr>
+        <w:t xml:space="preserve">, </w:t>
+      </w:r>
       <w:proofErr w:type="spellStart"/>
       <w:r>
         <w:rPr>
           <w:rFonts w:ascii="Courier New" w:eastAsia="Times New Roman" w:hAnsi="Courier New" w:cs="Courier New"/>
-          <w:color w:val="9CDCFE"/>
-          <w:kern w:val="0"/>
-          <w:sz w:val="18"/>
-          <w:szCs w:val="18"/>
-          <w:lang w:val="en-GB" w:eastAsia="en-GB"/>
-          <w14:ligatures w14:val="none"/>
-        </w:rPr>
-        <w:t>isBookingLocked</w:t>
+          <w:color w:val="CE9178"/>
+          <w:kern w:val="0"/>
+          <w:sz w:val="18"/>
+          <w:szCs w:val="18"/>
+          <w:lang w:val="en-GB" w:eastAsia="en-GB"/>
+          <w14:ligatures w14:val="none"/>
+        </w:rPr>
+        <w:t>shebin</w:t>
       </w:r>
       <w:proofErr w:type="spellEnd"/>
       <w:r>
         <w:rPr>
           <w:rFonts w:ascii="Courier New" w:eastAsia="Times New Roman" w:hAnsi="Courier New" w:cs="Courier New"/>
-          <w:color w:val="9CDCFE"/>
+          <w:color w:val="CE9178"/>
+          <w:kern w:val="0"/>
+          <w:sz w:val="18"/>
+          <w:szCs w:val="18"/>
+          <w:lang w:val="en-GB" w:eastAsia="en-GB"/>
+          <w14:ligatures w14:val="none"/>
+        </w:rPr>
+        <w:t xml:space="preserve"> El-</w:t>
+      </w:r>
+      <w:proofErr w:type="spellStart"/>
+      <w:r>
+        <w:rPr>
+          <w:rFonts w:ascii="Courier New" w:eastAsia="Times New Roman" w:hAnsi="Courier New" w:cs="Courier New"/>
+          <w:color w:val="CE9178"/>
+          <w:kern w:val="0"/>
+          <w:sz w:val="18"/>
+          <w:szCs w:val="18"/>
+          <w:lang w:val="en-GB" w:eastAsia="en-GB"/>
+          <w14:ligatures w14:val="none"/>
+        </w:rPr>
+        <w:t>kom</w:t>
+      </w:r>
+      <w:proofErr w:type="spellEnd"/>
+      <w:r>
+        <w:rPr>
+          <w:rFonts w:ascii="Courier New" w:eastAsia="Times New Roman" w:hAnsi="Courier New" w:cs="Courier New"/>
+          <w:color w:val="CE9178"/>
           <w:kern w:val="0"/>
           <w:sz w:val="18"/>
           <w:szCs w:val="18"/>
@@ -29905,31 +32885,7 @@
           <w:lang w:val="en-GB" w:eastAsia="en-GB"/>
           <w14:ligatures w14:val="none"/>
         </w:rPr>
-        <w:t>:</w:t>
-      </w:r>
-      <w:r>
-        <w:rPr>
-          <w:rFonts w:ascii="Courier New" w:eastAsia="Times New Roman" w:hAnsi="Courier New" w:cs="Courier New"/>
-          <w:color w:val="F8F8F2"/>
-          <w:kern w:val="0"/>
-          <w:sz w:val="18"/>
-          <w:szCs w:val="18"/>
-          <w:lang w:val="en-GB" w:eastAsia="en-GB"/>
-          <w14:ligatures w14:val="none"/>
-        </w:rPr>
-        <w:t xml:space="preserve"> </w:t>
-      </w:r>
-      <w:r>
-        <w:rPr>
-          <w:rFonts w:ascii="Courier New" w:eastAsia="Times New Roman" w:hAnsi="Courier New" w:cs="Courier New"/>
-          <w:color w:val="CE9178"/>
-          <w:kern w:val="0"/>
-          <w:sz w:val="18"/>
-          <w:szCs w:val="18"/>
-          <w:lang w:val="en-GB" w:eastAsia="en-GB"/>
-          <w14:ligatures w14:val="none"/>
-        </w:rPr>
-        <w:t>false</w:t>
+        <w:t>,</w:t>
       </w:r>
     </w:p>
     <w:p>
@@ -29961,19 +32917,93 @@
           <w:lang w:val="en-GB" w:eastAsia="en-GB"/>
           <w14:ligatures w14:val="none"/>
         </w:rPr>
-        <w:t xml:space="preserve">                </w:t>
-      </w:r>
-      <w:r>
-        <w:rPr>
-          <w:rFonts w:ascii="Courier New" w:eastAsia="Times New Roman" w:hAnsi="Courier New" w:cs="Courier New"/>
-          <w:color w:val="DCDCDC"/>
-          <w:kern w:val="0"/>
-          <w:sz w:val="18"/>
-          <w:szCs w:val="18"/>
-          <w:lang w:val="en-GB" w:eastAsia="en-GB"/>
-          <w14:ligatures w14:val="none"/>
-        </w:rPr>
-        <w:t>},</w:t>
+        <w:t xml:space="preserve">        </w:t>
+      </w:r>
+      <w:r>
+        <w:rPr>
+          <w:rFonts w:ascii="Courier New" w:eastAsia="Times New Roman" w:hAnsi="Courier New" w:cs="Courier New"/>
+          <w:color w:val="9CDCFE"/>
+          <w:kern w:val="0"/>
+          <w:sz w:val="18"/>
+          <w:szCs w:val="18"/>
+          <w:lang w:val="en-GB" w:eastAsia="en-GB"/>
+          <w14:ligatures w14:val="none"/>
+        </w:rPr>
+        <w:t>"</w:t>
+      </w:r>
+      <w:proofErr w:type="spellStart"/>
+      <w:r>
+        <w:rPr>
+          <w:rFonts w:ascii="Courier New" w:eastAsia="Times New Roman" w:hAnsi="Courier New" w:cs="Courier New"/>
+          <w:color w:val="9CDCFE"/>
+          <w:kern w:val="0"/>
+          <w:sz w:val="18"/>
+          <w:szCs w:val="18"/>
+          <w:lang w:val="en-GB" w:eastAsia="en-GB"/>
+          <w14:ligatures w14:val="none"/>
+        </w:rPr>
+        <w:t>color</w:t>
+      </w:r>
+      <w:proofErr w:type="spellEnd"/>
+      <w:r>
+        <w:rPr>
+          <w:rFonts w:ascii="Courier New" w:eastAsia="Times New Roman" w:hAnsi="Courier New" w:cs="Courier New"/>
+          <w:color w:val="9CDCFE"/>
+          <w:kern w:val="0"/>
+          <w:sz w:val="18"/>
+          <w:szCs w:val="18"/>
+          <w:lang w:val="en-GB" w:eastAsia="en-GB"/>
+          <w14:ligatures w14:val="none"/>
+        </w:rPr>
+        <w:t>"</w:t>
+      </w:r>
+      <w:r>
+        <w:rPr>
+          <w:rFonts w:ascii="Courier New" w:eastAsia="Times New Roman" w:hAnsi="Courier New" w:cs="Courier New"/>
+          <w:color w:val="DCDCDC"/>
+          <w:kern w:val="0"/>
+          <w:sz w:val="18"/>
+          <w:szCs w:val="18"/>
+          <w:lang w:val="en-GB" w:eastAsia="en-GB"/>
+          <w14:ligatures w14:val="none"/>
+        </w:rPr>
+        <w:t>:</w:t>
+      </w:r>
+      <w:r>
+        <w:rPr>
+          <w:rFonts w:ascii="Courier New" w:eastAsia="Times New Roman" w:hAnsi="Courier New" w:cs="Courier New"/>
+          <w:color w:val="F8F8F2"/>
+          <w:kern w:val="0"/>
+          <w:sz w:val="18"/>
+          <w:szCs w:val="18"/>
+          <w:lang w:val="en-GB" w:eastAsia="en-GB"/>
+          <w14:ligatures w14:val="none"/>
+        </w:rPr>
+        <w:t xml:space="preserve"> </w:t>
+      </w:r>
+      <w:r>
+        <w:rPr>
+          <w:rFonts w:ascii="Courier New" w:eastAsia="Times New Roman" w:hAnsi="Courier New" w:cs="Courier New"/>
+          <w:color w:val="CE9178"/>
+          <w:kern w:val="0"/>
+          <w:sz w:val="18"/>
+          <w:szCs w:val="18"/>
+          <w:lang w:val="en-GB" w:eastAsia="en-GB"/>
+          <w14:ligatures w14:val="none"/>
+        </w:rPr>
+        <w:t>"#1a56a0"</w:t>
+      </w:r>
+      <w:r>
+        <w:rPr>
+          <w:rFonts w:ascii="Courier New" w:eastAsia="Times New Roman" w:hAnsi="Courier New" w:cs="Courier New"/>
+          <w:color w:val="DCDCDC"/>
+          <w:kern w:val="0"/>
+          <w:sz w:val="18"/>
+          <w:szCs w:val="18"/>
+          <w:lang w:val="en-GB" w:eastAsia="en-GB"/>
+          <w14:ligatures w14:val="none"/>
+        </w:rPr>
+        <w:t>,</w:t>
       </w:r>
     </w:p>
     <w:p>
@@ -30005,19 +33035,67 @@
           <w:lang w:val="en-GB" w:eastAsia="en-GB"/>
           <w14:ligatures w14:val="none"/>
         </w:rPr>
-        <w:t xml:space="preserve">                </w:t>
-      </w:r>
-      <w:r>
-        <w:rPr>
-          <w:rFonts w:ascii="Courier New" w:eastAsia="Times New Roman" w:hAnsi="Courier New" w:cs="Courier New"/>
-          <w:color w:val="DCDCDC"/>
-          <w:kern w:val="0"/>
-          <w:sz w:val="18"/>
-          <w:szCs w:val="18"/>
-          <w:lang w:val="en-GB" w:eastAsia="en-GB"/>
-          <w14:ligatures w14:val="none"/>
-        </w:rPr>
-        <w:t>{</w:t>
+        <w:t xml:space="preserve">        </w:t>
+      </w:r>
+      <w:r>
+        <w:rPr>
+          <w:rFonts w:ascii="Courier New" w:eastAsia="Times New Roman" w:hAnsi="Courier New" w:cs="Courier New"/>
+          <w:color w:val="9CDCFE"/>
+          <w:kern w:val="0"/>
+          <w:sz w:val="18"/>
+          <w:szCs w:val="18"/>
+          <w:lang w:val="en-GB" w:eastAsia="en-GB"/>
+          <w14:ligatures w14:val="none"/>
+        </w:rPr>
+        <w:t>"price"</w:t>
+      </w:r>
+      <w:r>
+        <w:rPr>
+          <w:rFonts w:ascii="Courier New" w:eastAsia="Times New Roman" w:hAnsi="Courier New" w:cs="Courier New"/>
+          <w:color w:val="DCDCDC"/>
+          <w:kern w:val="0"/>
+          <w:sz w:val="18"/>
+          <w:szCs w:val="18"/>
+          <w:lang w:val="en-GB" w:eastAsia="en-GB"/>
+          <w14:ligatures w14:val="none"/>
+        </w:rPr>
+        <w:t>:</w:t>
+      </w:r>
+      <w:r>
+        <w:rPr>
+          <w:rFonts w:ascii="Courier New" w:eastAsia="Times New Roman" w:hAnsi="Courier New" w:cs="Courier New"/>
+          <w:color w:val="F8F8F2"/>
+          <w:kern w:val="0"/>
+          <w:sz w:val="18"/>
+          <w:szCs w:val="18"/>
+          <w:lang w:val="en-GB" w:eastAsia="en-GB"/>
+          <w14:ligatures w14:val="none"/>
+        </w:rPr>
+        <w:t xml:space="preserve"> </w:t>
+      </w:r>
+      <w:r>
+        <w:rPr>
+          <w:rFonts w:ascii="Courier New" w:eastAsia="Times New Roman" w:hAnsi="Courier New" w:cs="Courier New"/>
+          <w:color w:val="B5CEA8"/>
+          <w:kern w:val="0"/>
+          <w:sz w:val="18"/>
+          <w:szCs w:val="18"/>
+          <w:lang w:val="en-GB" w:eastAsia="en-GB"/>
+          <w14:ligatures w14:val="none"/>
+        </w:rPr>
+        <w:t>200</w:t>
+      </w:r>
+      <w:r>
+        <w:rPr>
+          <w:rFonts w:ascii="Courier New" w:eastAsia="Times New Roman" w:hAnsi="Courier New" w:cs="Courier New"/>
+          <w:color w:val="DCDCDC"/>
+          <w:kern w:val="0"/>
+          <w:sz w:val="18"/>
+          <w:szCs w:val="18"/>
+          <w:lang w:val="en-GB" w:eastAsia="en-GB"/>
+          <w14:ligatures w14:val="none"/>
+        </w:rPr>
+        <w:t>,</w:t>
       </w:r>
     </w:p>
     <w:p>
@@ -30049,19 +33127,45 @@
           <w:lang w:val="en-GB" w:eastAsia="en-GB"/>
           <w14:ligatures w14:val="none"/>
         </w:rPr>
-        <w:t xml:space="preserve">                    </w:t>
-      </w:r>
-      <w:r>
-        <w:rPr>
-          <w:rFonts w:ascii="Courier New" w:eastAsia="Times New Roman" w:hAnsi="Courier New" w:cs="Courier New"/>
-          <w:color w:val="9CDCFE"/>
-          <w:kern w:val="0"/>
-          <w:sz w:val="18"/>
-          <w:szCs w:val="18"/>
-          <w:lang w:val="en-GB" w:eastAsia="en-GB"/>
-          <w14:ligatures w14:val="none"/>
-        </w:rPr>
-        <w:t>"day"</w:t>
+        <w:t xml:space="preserve">        </w:t>
+      </w:r>
+      <w:r>
+        <w:rPr>
+          <w:rFonts w:ascii="Courier New" w:eastAsia="Times New Roman" w:hAnsi="Courier New" w:cs="Courier New"/>
+          <w:color w:val="9CDCFE"/>
+          <w:kern w:val="0"/>
+          <w:sz w:val="18"/>
+          <w:szCs w:val="18"/>
+          <w:lang w:val="en-GB" w:eastAsia="en-GB"/>
+          <w14:ligatures w14:val="none"/>
+        </w:rPr>
+        <w:t>"</w:t>
+      </w:r>
+      <w:proofErr w:type="spellStart"/>
+      <w:r>
+        <w:rPr>
+          <w:rFonts w:ascii="Courier New" w:eastAsia="Times New Roman" w:hAnsi="Courier New" w:cs="Courier New"/>
+          <w:color w:val="9CDCFE"/>
+          <w:kern w:val="0"/>
+          <w:sz w:val="18"/>
+          <w:szCs w:val="18"/>
+          <w:lang w:val="en-GB" w:eastAsia="en-GB"/>
+          <w14:ligatures w14:val="none"/>
+        </w:rPr>
+        <w:t>operatingLicense</w:t>
+      </w:r>
+      <w:proofErr w:type="spellEnd"/>
+      <w:r>
+        <w:rPr>
+          <w:rFonts w:ascii="Courier New" w:eastAsia="Times New Roman" w:hAnsi="Courier New" w:cs="Courier New"/>
+          <w:color w:val="9CDCFE"/>
+          <w:kern w:val="0"/>
+          <w:sz w:val="18"/>
+          <w:szCs w:val="18"/>
+          <w:lang w:val="en-GB" w:eastAsia="en-GB"/>
+          <w14:ligatures w14:val="none"/>
+        </w:rPr>
+        <w:t>"</w:t>
       </w:r>
       <w:r>
         <w:rPr>
@@ -30097,7 +33201,7 @@
           <w:lang w:val="en-GB" w:eastAsia="en-GB"/>
           <w14:ligatures w14:val="none"/>
         </w:rPr>
-        <w:t>"Monday"</w:t>
+        <w:t>"LIC-2024-001"</w:t>
       </w:r>
       <w:r>
         <w:rPr>
@@ -30141,45 +33245,19 @@
           <w:lang w:val="en-GB" w:eastAsia="en-GB"/>
           <w14:ligatures w14:val="none"/>
         </w:rPr>
-        <w:t xml:space="preserve">                    </w:t>
-      </w:r>
-      <w:r>
-        <w:rPr>
-          <w:rFonts w:ascii="Courier New" w:eastAsia="Times New Roman" w:hAnsi="Courier New" w:cs="Courier New"/>
-          <w:color w:val="9CDCFE"/>
-          <w:kern w:val="0"/>
-          <w:sz w:val="18"/>
-          <w:szCs w:val="18"/>
-          <w:lang w:val="en-GB" w:eastAsia="en-GB"/>
-          <w14:ligatures w14:val="none"/>
-        </w:rPr>
-        <w:t>"</w:t>
-      </w:r>
-      <w:proofErr w:type="spellStart"/>
-      <w:r>
-        <w:rPr>
-          <w:rFonts w:ascii="Courier New" w:eastAsia="Times New Roman" w:hAnsi="Courier New" w:cs="Courier New"/>
-          <w:color w:val="9CDCFE"/>
-          <w:kern w:val="0"/>
-          <w:sz w:val="18"/>
-          <w:szCs w:val="18"/>
-          <w:lang w:val="en-GB" w:eastAsia="en-GB"/>
-          <w14:ligatures w14:val="none"/>
-        </w:rPr>
-        <w:t>isActive</w:t>
-      </w:r>
-      <w:proofErr w:type="spellEnd"/>
-      <w:r>
-        <w:rPr>
-          <w:rFonts w:ascii="Courier New" w:eastAsia="Times New Roman" w:hAnsi="Courier New" w:cs="Courier New"/>
-          <w:color w:val="9CDCFE"/>
-          <w:kern w:val="0"/>
-          <w:sz w:val="18"/>
-          <w:szCs w:val="18"/>
-          <w:lang w:val="en-GB" w:eastAsia="en-GB"/>
-          <w14:ligatures w14:val="none"/>
-        </w:rPr>
-        <w:t>"</w:t>
+        <w:t xml:space="preserve">        </w:t>
+      </w:r>
+      <w:r>
+        <w:rPr>
+          <w:rFonts w:ascii="Courier New" w:eastAsia="Times New Roman" w:hAnsi="Courier New" w:cs="Courier New"/>
+          <w:color w:val="9CDCFE"/>
+          <w:kern w:val="0"/>
+          <w:sz w:val="18"/>
+          <w:szCs w:val="18"/>
+          <w:lang w:val="en-GB" w:eastAsia="en-GB"/>
+          <w14:ligatures w14:val="none"/>
+        </w:rPr>
+        <w:t>"status"</w:t>
       </w:r>
       <w:r>
         <w:rPr>
@@ -30215,7 +33293,7 @@
           <w:lang w:val="en-GB" w:eastAsia="en-GB"/>
           <w14:ligatures w14:val="none"/>
         </w:rPr>
-        <w:t>true</w:t>
+        <w:t>"pending"</w:t>
       </w:r>
       <w:r>
         <w:rPr>
@@ -30259,19 +33337,45 @@
           <w:lang w:val="en-GB" w:eastAsia="en-GB"/>
           <w14:ligatures w14:val="none"/>
         </w:rPr>
-        <w:t xml:space="preserve">                    </w:t>
-      </w:r>
-      <w:r>
-        <w:rPr>
-          <w:rFonts w:ascii="Courier New" w:eastAsia="Times New Roman" w:hAnsi="Courier New" w:cs="Courier New"/>
-          <w:color w:val="9CDCFE"/>
-          <w:kern w:val="0"/>
-          <w:sz w:val="18"/>
-          <w:szCs w:val="18"/>
-          <w:lang w:val="en-GB" w:eastAsia="en-GB"/>
-          <w14:ligatures w14:val="none"/>
-        </w:rPr>
-        <w:t>"open"</w:t>
+        <w:t xml:space="preserve">        </w:t>
+      </w:r>
+      <w:r>
+        <w:rPr>
+          <w:rFonts w:ascii="Courier New" w:eastAsia="Times New Roman" w:hAnsi="Courier New" w:cs="Courier New"/>
+          <w:color w:val="9CDCFE"/>
+          <w:kern w:val="0"/>
+          <w:sz w:val="18"/>
+          <w:szCs w:val="18"/>
+          <w:lang w:val="en-GB" w:eastAsia="en-GB"/>
+          <w14:ligatures w14:val="none"/>
+        </w:rPr>
+        <w:t>"</w:t>
+      </w:r>
+      <w:proofErr w:type="spellStart"/>
+      <w:r>
+        <w:rPr>
+          <w:rFonts w:ascii="Courier New" w:eastAsia="Times New Roman" w:hAnsi="Courier New" w:cs="Courier New"/>
+          <w:color w:val="9CDCFE"/>
+          <w:kern w:val="0"/>
+          <w:sz w:val="18"/>
+          <w:szCs w:val="18"/>
+          <w:lang w:val="en-GB" w:eastAsia="en-GB"/>
+          <w14:ligatures w14:val="none"/>
+        </w:rPr>
+        <w:t>activatedAt</w:t>
+      </w:r>
+      <w:proofErr w:type="spellEnd"/>
+      <w:r>
+        <w:rPr>
+          <w:rFonts w:ascii="Courier New" w:eastAsia="Times New Roman" w:hAnsi="Courier New" w:cs="Courier New"/>
+          <w:color w:val="9CDCFE"/>
+          <w:kern w:val="0"/>
+          <w:sz w:val="18"/>
+          <w:szCs w:val="18"/>
+          <w:lang w:val="en-GB" w:eastAsia="en-GB"/>
+          <w14:ligatures w14:val="none"/>
+        </w:rPr>
+        <w:t>"</w:t>
       </w:r>
       <w:r>
         <w:rPr>
@@ -30300,14 +33404,14 @@
       <w:r>
         <w:rPr>
           <w:rFonts w:ascii="Courier New" w:eastAsia="Times New Roman" w:hAnsi="Courier New" w:cs="Courier New"/>
-          <w:color w:val="B5CEA8"/>
-          <w:kern w:val="0"/>
-          <w:sz w:val="18"/>
-          <w:szCs w:val="18"/>
-          <w:lang w:val="en-GB" w:eastAsia="en-GB"/>
-          <w14:ligatures w14:val="none"/>
-        </w:rPr>
-        <w:t>960</w:t>
+          <w:color w:val="CE9178"/>
+          <w:kern w:val="0"/>
+          <w:sz w:val="18"/>
+          <w:szCs w:val="18"/>
+          <w:lang w:val="en-GB" w:eastAsia="en-GB"/>
+          <w14:ligatures w14:val="none"/>
+        </w:rPr>
+        <w:t>null</w:t>
       </w:r>
       <w:r>
         <w:rPr>
@@ -30351,19 +33455,45 @@
           <w:lang w:val="en-GB" w:eastAsia="en-GB"/>
           <w14:ligatures w14:val="none"/>
         </w:rPr>
-        <w:t xml:space="preserve">                    </w:t>
-      </w:r>
-      <w:r>
-        <w:rPr>
-          <w:rFonts w:ascii="Courier New" w:eastAsia="Times New Roman" w:hAnsi="Courier New" w:cs="Courier New"/>
-          <w:color w:val="9CDCFE"/>
-          <w:kern w:val="0"/>
-          <w:sz w:val="18"/>
-          <w:szCs w:val="18"/>
-          <w:lang w:val="en-GB" w:eastAsia="en-GB"/>
-          <w14:ligatures w14:val="none"/>
-        </w:rPr>
-        <w:t>"close"</w:t>
+        <w:t xml:space="preserve">        </w:t>
+      </w:r>
+      <w:r>
+        <w:rPr>
+          <w:rFonts w:ascii="Courier New" w:eastAsia="Times New Roman" w:hAnsi="Courier New" w:cs="Courier New"/>
+          <w:color w:val="9CDCFE"/>
+          <w:kern w:val="0"/>
+          <w:sz w:val="18"/>
+          <w:szCs w:val="18"/>
+          <w:lang w:val="en-GB" w:eastAsia="en-GB"/>
+          <w14:ligatures w14:val="none"/>
+        </w:rPr>
+        <w:t>"</w:t>
+      </w:r>
+      <w:proofErr w:type="spellStart"/>
+      <w:r>
+        <w:rPr>
+          <w:rFonts w:ascii="Courier New" w:eastAsia="Times New Roman" w:hAnsi="Courier New" w:cs="Courier New"/>
+          <w:color w:val="9CDCFE"/>
+          <w:kern w:val="0"/>
+          <w:sz w:val="18"/>
+          <w:szCs w:val="18"/>
+          <w:lang w:val="en-GB" w:eastAsia="en-GB"/>
+          <w14:ligatures w14:val="none"/>
+        </w:rPr>
+        <w:t>activatedBy</w:t>
+      </w:r>
+      <w:proofErr w:type="spellEnd"/>
+      <w:r>
+        <w:rPr>
+          <w:rFonts w:ascii="Courier New" w:eastAsia="Times New Roman" w:hAnsi="Courier New" w:cs="Courier New"/>
+          <w:color w:val="9CDCFE"/>
+          <w:kern w:val="0"/>
+          <w:sz w:val="18"/>
+          <w:szCs w:val="18"/>
+          <w:lang w:val="en-GB" w:eastAsia="en-GB"/>
+          <w14:ligatures w14:val="none"/>
+        </w:rPr>
+        <w:t>"</w:t>
       </w:r>
       <w:r>
         <w:rPr>
@@ -30392,14 +33522,14 @@
       <w:r>
         <w:rPr>
           <w:rFonts w:ascii="Courier New" w:eastAsia="Times New Roman" w:hAnsi="Courier New" w:cs="Courier New"/>
-          <w:color w:val="B5CEA8"/>
-          <w:kern w:val="0"/>
-          <w:sz w:val="18"/>
-          <w:szCs w:val="18"/>
-          <w:lang w:val="en-GB" w:eastAsia="en-GB"/>
-          <w14:ligatures w14:val="none"/>
-        </w:rPr>
-        <w:t>1200</w:t>
+          <w:color w:val="CE9178"/>
+          <w:kern w:val="0"/>
+          <w:sz w:val="18"/>
+          <w:szCs w:val="18"/>
+          <w:lang w:val="en-GB" w:eastAsia="en-GB"/>
+          <w14:ligatures w14:val="none"/>
+        </w:rPr>
+        <w:t>null</w:t>
       </w:r>
       <w:r>
         <w:rPr>
@@ -30443,19 +33573,45 @@
           <w:lang w:val="en-GB" w:eastAsia="en-GB"/>
           <w14:ligatures w14:val="none"/>
         </w:rPr>
-        <w:t xml:space="preserve">                    </w:t>
-      </w:r>
-      <w:r>
-        <w:rPr>
-          <w:rFonts w:ascii="Courier New" w:eastAsia="Times New Roman" w:hAnsi="Courier New" w:cs="Courier New"/>
-          <w:color w:val="9CDCFE"/>
-          <w:kern w:val="0"/>
-          <w:sz w:val="18"/>
-          <w:szCs w:val="18"/>
-          <w:lang w:val="en-GB" w:eastAsia="en-GB"/>
-          <w14:ligatures w14:val="none"/>
-        </w:rPr>
-        <w:t>"breaks"</w:t>
+        <w:t xml:space="preserve">        </w:t>
+      </w:r>
+      <w:r>
+        <w:rPr>
+          <w:rFonts w:ascii="Courier New" w:eastAsia="Times New Roman" w:hAnsi="Courier New" w:cs="Courier New"/>
+          <w:color w:val="9CDCFE"/>
+          <w:kern w:val="0"/>
+          <w:sz w:val="18"/>
+          <w:szCs w:val="18"/>
+          <w:lang w:val="en-GB" w:eastAsia="en-GB"/>
+          <w14:ligatures w14:val="none"/>
+        </w:rPr>
+        <w:t>"</w:t>
+      </w:r>
+      <w:proofErr w:type="spellStart"/>
+      <w:r>
+        <w:rPr>
+          <w:rFonts w:ascii="Courier New" w:eastAsia="Times New Roman" w:hAnsi="Courier New" w:cs="Courier New"/>
+          <w:color w:val="9CDCFE"/>
+          <w:kern w:val="0"/>
+          <w:sz w:val="18"/>
+          <w:szCs w:val="18"/>
+          <w:lang w:val="en-GB" w:eastAsia="en-GB"/>
+          <w14:ligatures w14:val="none"/>
+        </w:rPr>
+        <w:t>rejectionReason</w:t>
+      </w:r>
+      <w:proofErr w:type="spellEnd"/>
+      <w:r>
+        <w:rPr>
+          <w:rFonts w:ascii="Courier New" w:eastAsia="Times New Roman" w:hAnsi="Courier New" w:cs="Courier New"/>
+          <w:color w:val="9CDCFE"/>
+          <w:kern w:val="0"/>
+          <w:sz w:val="18"/>
+          <w:szCs w:val="18"/>
+          <w:lang w:val="en-GB" w:eastAsia="en-GB"/>
+          <w14:ligatures w14:val="none"/>
+        </w:rPr>
+        <w:t>"</w:t>
       </w:r>
       <w:r>
         <w:rPr>
@@ -30484,14 +33640,26 @@
       <w:r>
         <w:rPr>
           <w:rFonts w:ascii="Courier New" w:eastAsia="Times New Roman" w:hAnsi="Courier New" w:cs="Courier New"/>
-          <w:color w:val="DCDCDC"/>
-          <w:kern w:val="0"/>
-          <w:sz w:val="18"/>
-          <w:szCs w:val="18"/>
-          <w:lang w:val="en-GB" w:eastAsia="en-GB"/>
-          <w14:ligatures w14:val="none"/>
-        </w:rPr>
-        <w:t>[],</w:t>
+          <w:color w:val="CE9178"/>
+          <w:kern w:val="0"/>
+          <w:sz w:val="18"/>
+          <w:szCs w:val="18"/>
+          <w:lang w:val="en-GB" w:eastAsia="en-GB"/>
+          <w14:ligatures w14:val="none"/>
+        </w:rPr>
+        <w:t>""</w:t>
+      </w:r>
+      <w:r>
+        <w:rPr>
+          <w:rFonts w:ascii="Courier New" w:eastAsia="Times New Roman" w:hAnsi="Courier New" w:cs="Courier New"/>
+          <w:color w:val="DCDCDC"/>
+          <w:kern w:val="0"/>
+          <w:sz w:val="18"/>
+          <w:szCs w:val="18"/>
+          <w:lang w:val="en-GB" w:eastAsia="en-GB"/>
+          <w14:ligatures w14:val="none"/>
+        </w:rPr>
+        <w:t>,</w:t>
       </w:r>
     </w:p>
     <w:p>
@@ -30523,7 +33691,7 @@
           <w:lang w:val="en-GB" w:eastAsia="en-GB"/>
           <w14:ligatures w14:val="none"/>
         </w:rPr>
-        <w:t xml:space="preserve">                    </w:t>
+        <w:t xml:space="preserve">        </w:t>
       </w:r>
       <w:r>
         <w:rPr>
@@ -30548,7 +33716,7 @@
           <w:lang w:val="en-GB" w:eastAsia="en-GB"/>
           <w14:ligatures w14:val="none"/>
         </w:rPr>
-        <w:t>slotDuration</w:t>
+        <w:t>weeklyOverrides</w:t>
       </w:r>
       <w:proofErr w:type="spellEnd"/>
       <w:r>
@@ -30590,26 +33758,14 @@
       <w:r>
         <w:rPr>
           <w:rFonts w:ascii="Courier New" w:eastAsia="Times New Roman" w:hAnsi="Courier New" w:cs="Courier New"/>
-          <w:color w:val="CE9178"/>
-          <w:kern w:val="0"/>
-          <w:sz w:val="18"/>
-          <w:szCs w:val="18"/>
-          <w:lang w:val="en-GB" w:eastAsia="en-GB"/>
-          <w14:ligatures w14:val="none"/>
-        </w:rPr>
-        <w:t>null</w:t>
-      </w:r>
-      <w:r>
-        <w:rPr>
-          <w:rFonts w:ascii="Courier New" w:eastAsia="Times New Roman" w:hAnsi="Courier New" w:cs="Courier New"/>
-          <w:color w:val="DCDCDC"/>
-          <w:kern w:val="0"/>
-          <w:sz w:val="18"/>
-          <w:szCs w:val="18"/>
-          <w:lang w:val="en-GB" w:eastAsia="en-GB"/>
-          <w14:ligatures w14:val="none"/>
-        </w:rPr>
-        <w:t>,</w:t>
+          <w:color w:val="DCDCDC"/>
+          <w:kern w:val="0"/>
+          <w:sz w:val="18"/>
+          <w:szCs w:val="18"/>
+          <w:lang w:val="en-GB" w:eastAsia="en-GB"/>
+          <w14:ligatures w14:val="none"/>
+        </w:rPr>
+        <w:t>[],</w:t>
       </w:r>
     </w:p>
     <w:p>
@@ -30641,7 +33797,7 @@
           <w:lang w:val="en-GB" w:eastAsia="en-GB"/>
           <w14:ligatures w14:val="none"/>
         </w:rPr>
-        <w:t xml:space="preserve">                    </w:t>
+        <w:t xml:space="preserve">        </w:t>
       </w:r>
       <w:r>
         <w:rPr>
@@ -30666,7 +33822,7 @@
           <w:lang w:val="en-GB" w:eastAsia="en-GB"/>
           <w14:ligatures w14:val="none"/>
         </w:rPr>
-        <w:t>dailyCapacity</w:t>
+        <w:t>createdAt</w:t>
       </w:r>
       <w:proofErr w:type="spellEnd"/>
       <w:r>
@@ -30715,7 +33871,7 @@
           <w:lang w:val="en-GB" w:eastAsia="en-GB"/>
           <w14:ligatures w14:val="none"/>
         </w:rPr>
-        <w:t>null</w:t>
+        <w:t>"2026-04-28T19:12:55.641Z"</w:t>
       </w:r>
       <w:r>
         <w:rPr>
@@ -30759,7 +33915,7 @@
           <w:lang w:val="en-GB" w:eastAsia="en-GB"/>
           <w14:ligatures w14:val="none"/>
         </w:rPr>
-        <w:t xml:space="preserve">                    </w:t>
+        <w:t xml:space="preserve">        </w:t>
       </w:r>
       <w:r>
         <w:rPr>
@@ -30784,7 +33940,7 @@
           <w:lang w:val="en-GB" w:eastAsia="en-GB"/>
           <w14:ligatures w14:val="none"/>
         </w:rPr>
-        <w:t>patientsPerSlot</w:t>
+        <w:t>updatedAt</w:t>
       </w:r>
       <w:proofErr w:type="spellEnd"/>
       <w:r>
@@ -30833,7 +33989,7 @@
           <w:lang w:val="en-GB" w:eastAsia="en-GB"/>
           <w14:ligatures w14:val="none"/>
         </w:rPr>
-        <w:t>null</w:t>
+        <w:t>"2026-04-28T22:22:34.723Z"</w:t>
       </w:r>
       <w:r>
         <w:rPr>
@@ -30877,45 +34033,19 @@
           <w:lang w:val="en-GB" w:eastAsia="en-GB"/>
           <w14:ligatures w14:val="none"/>
         </w:rPr>
-        <w:t xml:space="preserve">                    </w:t>
-      </w:r>
-      <w:r>
-        <w:rPr>
-          <w:rFonts w:ascii="Courier New" w:eastAsia="Times New Roman" w:hAnsi="Courier New" w:cs="Courier New"/>
-          <w:color w:val="9CDCFE"/>
-          <w:kern w:val="0"/>
-          <w:sz w:val="18"/>
-          <w:szCs w:val="18"/>
-          <w:lang w:val="en-GB" w:eastAsia="en-GB"/>
-          <w14:ligatures w14:val="none"/>
-        </w:rPr>
-        <w:t>"</w:t>
-      </w:r>
-      <w:proofErr w:type="spellStart"/>
-      <w:r>
-        <w:rPr>
-          <w:rFonts w:ascii="Courier New" w:eastAsia="Times New Roman" w:hAnsi="Courier New" w:cs="Courier New"/>
-          <w:color w:val="9CDCFE"/>
-          <w:kern w:val="0"/>
-          <w:sz w:val="18"/>
-          <w:szCs w:val="18"/>
-          <w:lang w:val="en-GB" w:eastAsia="en-GB"/>
-          <w14:ligatures w14:val="none"/>
-        </w:rPr>
-        <w:t>isDayLocked</w:t>
-      </w:r>
-      <w:proofErr w:type="spellEnd"/>
-      <w:r>
-        <w:rPr>
-          <w:rFonts w:ascii="Courier New" w:eastAsia="Times New Roman" w:hAnsi="Courier New" w:cs="Courier New"/>
-          <w:color w:val="9CDCFE"/>
-          <w:kern w:val="0"/>
-          <w:sz w:val="18"/>
-          <w:szCs w:val="18"/>
-          <w:lang w:val="en-GB" w:eastAsia="en-GB"/>
-          <w14:ligatures w14:val="none"/>
-        </w:rPr>
-        <w:t>"</w:t>
+        <w:t xml:space="preserve">        </w:t>
+      </w:r>
+      <w:r>
+        <w:rPr>
+          <w:rFonts w:ascii="Courier New" w:eastAsia="Times New Roman" w:hAnsi="Courier New" w:cs="Courier New"/>
+          <w:color w:val="9CDCFE"/>
+          <w:kern w:val="0"/>
+          <w:sz w:val="18"/>
+          <w:szCs w:val="18"/>
+          <w:lang w:val="en-GB" w:eastAsia="en-GB"/>
+          <w14:ligatures w14:val="none"/>
+        </w:rPr>
+        <w:t>"__v"</w:t>
       </w:r>
       <w:r>
         <w:rPr>
@@ -30944,26 +34074,14 @@
       <w:r>
         <w:rPr>
           <w:rFonts w:ascii="Courier New" w:eastAsia="Times New Roman" w:hAnsi="Courier New" w:cs="Courier New"/>
-          <w:color w:val="CE9178"/>
-          <w:kern w:val="0"/>
-          <w:sz w:val="18"/>
-          <w:szCs w:val="18"/>
-          <w:lang w:val="en-GB" w:eastAsia="en-GB"/>
-          <w14:ligatures w14:val="none"/>
-        </w:rPr>
-        <w:t>false</w:t>
-      </w:r>
-      <w:r>
-        <w:rPr>
-          <w:rFonts w:ascii="Courier New" w:eastAsia="Times New Roman" w:hAnsi="Courier New" w:cs="Courier New"/>
-          <w:color w:val="DCDCDC"/>
-          <w:kern w:val="0"/>
-          <w:sz w:val="18"/>
-          <w:szCs w:val="18"/>
-          <w:lang w:val="en-GB" w:eastAsia="en-GB"/>
-          <w14:ligatures w14:val="none"/>
-        </w:rPr>
-        <w:t>,</w:t>
+          <w:color w:val="B5CEA8"/>
+          <w:kern w:val="0"/>
+          <w:sz w:val="18"/>
+          <w:szCs w:val="18"/>
+          <w:lang w:val="en-GB" w:eastAsia="en-GB"/>
+          <w14:ligatures w14:val="none"/>
+        </w:rPr>
+        <w:t>0</w:t>
       </w:r>
     </w:p>
     <w:p>
@@ -30995,81 +34113,19 @@
           <w:lang w:val="en-GB" w:eastAsia="en-GB"/>
           <w14:ligatures w14:val="none"/>
         </w:rPr>
-        <w:t xml:space="preserve">                    </w:t>
-      </w:r>
-      <w:r>
-        <w:rPr>
-          <w:rFonts w:ascii="Courier New" w:eastAsia="Times New Roman" w:hAnsi="Courier New" w:cs="Courier New"/>
-          <w:color w:val="9CDCFE"/>
-          <w:kern w:val="0"/>
-          <w:sz w:val="18"/>
-          <w:szCs w:val="18"/>
-          <w:lang w:val="en-GB" w:eastAsia="en-GB"/>
-          <w14:ligatures w14:val="none"/>
-        </w:rPr>
-        <w:t>"</w:t>
-      </w:r>
-      <w:proofErr w:type="spellStart"/>
-      <w:r>
-        <w:rPr>
-          <w:rFonts w:ascii="Courier New" w:eastAsia="Times New Roman" w:hAnsi="Courier New" w:cs="Courier New"/>
-          <w:color w:val="9CDCFE"/>
-          <w:kern w:val="0"/>
-          <w:sz w:val="18"/>
-          <w:szCs w:val="18"/>
-          <w:lang w:val="en-GB" w:eastAsia="en-GB"/>
-          <w14:ligatures w14:val="none"/>
-        </w:rPr>
-        <w:t>isBookingLocked</w:t>
-      </w:r>
-      <w:proofErr w:type="spellEnd"/>
-      <w:r>
-        <w:rPr>
-          <w:rFonts w:ascii="Courier New" w:eastAsia="Times New Roman" w:hAnsi="Courier New" w:cs="Courier New"/>
-          <w:color w:val="9CDCFE"/>
-          <w:kern w:val="0"/>
-          <w:sz w:val="18"/>
-          <w:szCs w:val="18"/>
-          <w:lang w:val="en-GB" w:eastAsia="en-GB"/>
-          <w14:ligatures w14:val="none"/>
-        </w:rPr>
-        <w:t>"</w:t>
-      </w:r>
-      <w:r>
-        <w:rPr>
-          <w:rFonts w:ascii="Courier New" w:eastAsia="Times New Roman" w:hAnsi="Courier New" w:cs="Courier New"/>
-          <w:color w:val="DCDCDC"/>
-          <w:kern w:val="0"/>
-          <w:sz w:val="18"/>
-          <w:szCs w:val="18"/>
-          <w:lang w:val="en-GB" w:eastAsia="en-GB"/>
-          <w14:ligatures w14:val="none"/>
-        </w:rPr>
-        <w:t>:</w:t>
-      </w:r>
-      <w:r>
-        <w:rPr>
-          <w:rFonts w:ascii="Courier New" w:eastAsia="Times New Roman" w:hAnsi="Courier New" w:cs="Courier New"/>
-          <w:color w:val="F8F8F2"/>
-          <w:kern w:val="0"/>
-          <w:sz w:val="18"/>
-          <w:szCs w:val="18"/>
-          <w:lang w:val="en-GB" w:eastAsia="en-GB"/>
-          <w14:ligatures w14:val="none"/>
-        </w:rPr>
-        <w:t xml:space="preserve"> </w:t>
-      </w:r>
-      <w:r>
-        <w:rPr>
-          <w:rFonts w:ascii="Courier New" w:eastAsia="Times New Roman" w:hAnsi="Courier New" w:cs="Courier New"/>
-          <w:color w:val="CE9178"/>
-          <w:kern w:val="0"/>
-          <w:sz w:val="18"/>
-          <w:szCs w:val="18"/>
-          <w:lang w:val="en-GB" w:eastAsia="en-GB"/>
-          <w14:ligatures w14:val="none"/>
-        </w:rPr>
-        <w:t>false</w:t>
+        <w:t xml:space="preserve">    </w:t>
+      </w:r>
+      <w:r>
+        <w:rPr>
+          <w:rFonts w:ascii="Courier New" w:eastAsia="Times New Roman" w:hAnsi="Courier New" w:cs="Courier New"/>
+          <w:color w:val="DCDCDC"/>
+          <w:kern w:val="0"/>
+          <w:sz w:val="18"/>
+          <w:szCs w:val="18"/>
+          <w:lang w:val="en-GB" w:eastAsia="en-GB"/>
+          <w14:ligatures w14:val="none"/>
+        </w:rPr>
+        <w:t>}</w:t>
       </w:r>
     </w:p>
     <w:p>
@@ -31094,18 +34150,6 @@
       <w:r>
         <w:rPr>
           <w:rFonts w:ascii="Courier New" w:eastAsia="Times New Roman" w:hAnsi="Courier New" w:cs="Courier New"/>
-          <w:color w:val="F8F8F2"/>
-          <w:kern w:val="0"/>
-          <w:sz w:val="18"/>
-          <w:szCs w:val="18"/>
-          <w:lang w:val="en-GB" w:eastAsia="en-GB"/>
-          <w14:ligatures w14:val="none"/>
-        </w:rPr>
-        <w:t xml:space="preserve">                </w:t>
-      </w:r>
-      <w:r>
-        <w:rPr>
-          <w:rFonts w:ascii="Courier New" w:eastAsia="Times New Roman" w:hAnsi="Courier New" w:cs="Courier New"/>
           <w:color w:val="DCDCDC"/>
           <w:kern w:val="0"/>
           <w:sz w:val="18"/>
@@ -31116,2317 +34160,51 @@
         <w:t>}</w:t>
       </w:r>
     </w:p>
-    <w:p>
-      <w:pPr>
-        <w:pStyle w:val="ListParagraph"/>
-        <w:numPr>
-          <w:ilvl w:val="0"/>
-          <w:numId w:val="18"/>
-        </w:numPr>
-        <w:shd w:val="clear" w:color="auto" w:fill="212121"/>
-        <w:spacing w:after="0" w:line="270" w:lineRule="atLeast"/>
-        <w:rPr>
-          <w:rFonts w:ascii="Courier New" w:eastAsia="Times New Roman" w:hAnsi="Courier New" w:cs="Courier New"/>
-          <w:color w:val="F8F8F2"/>
-          <w:kern w:val="0"/>
-          <w:sz w:val="18"/>
-          <w:szCs w:val="18"/>
-          <w:lang w:val="en-GB" w:eastAsia="en-GB"/>
-          <w14:ligatures w14:val="none"/>
-        </w:rPr>
-      </w:pPr>
-      <w:r>
-        <w:rPr>
-          <w:rFonts w:ascii="Courier New" w:eastAsia="Times New Roman" w:hAnsi="Courier New" w:cs="Courier New"/>
-          <w:color w:val="F8F8F2"/>
-          <w:kern w:val="0"/>
-          <w:sz w:val="18"/>
-          <w:szCs w:val="18"/>
-          <w:lang w:val="en-GB" w:eastAsia="en-GB"/>
-          <w14:ligatures w14:val="none"/>
-        </w:rPr>
-        <w:t xml:space="preserve">            </w:t>
-      </w:r>
-      <w:r>
-        <w:rPr>
-          <w:rFonts w:ascii="Courier New" w:eastAsia="Times New Roman" w:hAnsi="Courier New" w:cs="Courier New"/>
-          <w:color w:val="DCDCDC"/>
-          <w:kern w:val="0"/>
-          <w:sz w:val="18"/>
-          <w:szCs w:val="18"/>
-          <w:lang w:val="en-GB" w:eastAsia="en-GB"/>
-          <w14:ligatures w14:val="none"/>
-        </w:rPr>
-        <w:t>],</w:t>
-      </w:r>
-    </w:p>
-    <w:p>
-      <w:pPr>
-        <w:pStyle w:val="ListParagraph"/>
-        <w:numPr>
-          <w:ilvl w:val="0"/>
-          <w:numId w:val="18"/>
-        </w:numPr>
-        <w:shd w:val="clear" w:color="auto" w:fill="212121"/>
-        <w:spacing w:after="0" w:line="270" w:lineRule="atLeast"/>
-        <w:rPr>
-          <w:rFonts w:ascii="Courier New" w:eastAsia="Times New Roman" w:hAnsi="Courier New" w:cs="Courier New"/>
-          <w:color w:val="F8F8F2"/>
-          <w:kern w:val="0"/>
-          <w:sz w:val="18"/>
-          <w:szCs w:val="18"/>
-          <w:lang w:val="en-GB" w:eastAsia="en-GB"/>
-          <w14:ligatures w14:val="none"/>
-        </w:rPr>
-      </w:pPr>
-      <w:r>
-        <w:rPr>
-          <w:rFonts w:ascii="Courier New" w:eastAsia="Times New Roman" w:hAnsi="Courier New" w:cs="Courier New"/>
-          <w:color w:val="F8F8F2"/>
-          <w:kern w:val="0"/>
-          <w:sz w:val="18"/>
-          <w:szCs w:val="18"/>
-          <w:lang w:val="en-GB" w:eastAsia="en-GB"/>
-          <w14:ligatures w14:val="none"/>
-        </w:rPr>
-        <w:t xml:space="preserve">            </w:t>
-      </w:r>
-      <w:r>
-        <w:rPr>
-          <w:rFonts w:ascii="Courier New" w:eastAsia="Times New Roman" w:hAnsi="Courier New" w:cs="Courier New"/>
-          <w:color w:val="9CDCFE"/>
-          <w:kern w:val="0"/>
-          <w:sz w:val="18"/>
-          <w:szCs w:val="18"/>
-          <w:lang w:val="en-GB" w:eastAsia="en-GB"/>
-          <w14:ligatures w14:val="none"/>
-        </w:rPr>
-        <w:t>"</w:t>
-      </w:r>
+    <w:p/>
+    <w:p>
+      <w:r>
+        <w:t>Delete clinic:</w:t>
+      </w:r>
+    </w:p>
+    <w:p>
+      <w:pPr>
+        <w:pStyle w:val="ListParagraph"/>
+        <w:numPr>
+          <w:ilvl w:val="0"/>
+          <w:numId w:val="19"/>
+        </w:numPr>
+      </w:pPr>
+      <w:r>
+        <w:t>Method/Delete</w:t>
+      </w:r>
+    </w:p>
+    <w:p>
+      <w:pPr>
+        <w:pStyle w:val="ListParagraph"/>
+        <w:numPr>
+          <w:ilvl w:val="0"/>
+          <w:numId w:val="19"/>
+        </w:numPr>
+      </w:pPr>
       <w:proofErr w:type="spellStart"/>
       <w:r>
-        <w:rPr>
-          <w:rFonts w:ascii="Courier New" w:eastAsia="Times New Roman" w:hAnsi="Courier New" w:cs="Courier New"/>
-          <w:color w:val="9CDCFE"/>
-          <w:kern w:val="0"/>
-          <w:sz w:val="18"/>
-          <w:szCs w:val="18"/>
-          <w:lang w:val="en-GB" w:eastAsia="en-GB"/>
-          <w14:ligatures w14:val="none"/>
-        </w:rPr>
-        <w:t>slotDuration</w:t>
+        <w:t>api</w:t>
       </w:r>
       <w:proofErr w:type="spellEnd"/>
       <w:r>
-        <w:rPr>
-          <w:rFonts w:ascii="Courier New" w:eastAsia="Times New Roman" w:hAnsi="Courier New" w:cs="Courier New"/>
-          <w:color w:val="9CDCFE"/>
-          <w:kern w:val="0"/>
-          <w:sz w:val="18"/>
-          <w:szCs w:val="18"/>
-          <w:lang w:val="en-GB" w:eastAsia="en-GB"/>
-          <w14:ligatures w14:val="none"/>
-        </w:rPr>
-        <w:t>"</w:t>
-      </w:r>
-      <w:r>
-        <w:rPr>
-          <w:rFonts w:ascii="Courier New" w:eastAsia="Times New Roman" w:hAnsi="Courier New" w:cs="Courier New"/>
-          <w:color w:val="DCDCDC"/>
-          <w:kern w:val="0"/>
-          <w:sz w:val="18"/>
-          <w:szCs w:val="18"/>
-          <w:lang w:val="en-GB" w:eastAsia="en-GB"/>
-          <w14:ligatures w14:val="none"/>
-        </w:rPr>
-        <w:t>:</w:t>
-      </w:r>
-      <w:r>
-        <w:rPr>
-          <w:rFonts w:ascii="Courier New" w:eastAsia="Times New Roman" w:hAnsi="Courier New" w:cs="Courier New"/>
-          <w:color w:val="F8F8F2"/>
-          <w:kern w:val="0"/>
-          <w:sz w:val="18"/>
-          <w:szCs w:val="18"/>
-          <w:lang w:val="en-GB" w:eastAsia="en-GB"/>
-          <w14:ligatures w14:val="none"/>
-        </w:rPr>
-        <w:t xml:space="preserve"> </w:t>
-      </w:r>
-      <w:r>
-        <w:rPr>
-          <w:rFonts w:ascii="Courier New" w:eastAsia="Times New Roman" w:hAnsi="Courier New" w:cs="Courier New"/>
-          <w:color w:val="B5CEA8"/>
-          <w:kern w:val="0"/>
-          <w:sz w:val="18"/>
-          <w:szCs w:val="18"/>
-          <w:lang w:val="en-GB" w:eastAsia="en-GB"/>
-          <w14:ligatures w14:val="none"/>
-        </w:rPr>
-        <w:t>30</w:t>
-      </w:r>
-      <w:r>
-        <w:rPr>
-          <w:rFonts w:ascii="Courier New" w:eastAsia="Times New Roman" w:hAnsi="Courier New" w:cs="Courier New"/>
-          <w:color w:val="DCDCDC"/>
-          <w:kern w:val="0"/>
-          <w:sz w:val="18"/>
-          <w:szCs w:val="18"/>
-          <w:lang w:val="en-GB" w:eastAsia="en-GB"/>
-          <w14:ligatures w14:val="none"/>
-        </w:rPr>
-        <w:t>,</w:t>
-      </w:r>
-    </w:p>
-    <w:p>
-      <w:pPr>
-        <w:pStyle w:val="ListParagraph"/>
-        <w:numPr>
-          <w:ilvl w:val="0"/>
-          <w:numId w:val="18"/>
-        </w:numPr>
-        <w:shd w:val="clear" w:color="auto" w:fill="212121"/>
-        <w:spacing w:after="0" w:line="270" w:lineRule="atLeast"/>
-        <w:rPr>
-          <w:rFonts w:ascii="Courier New" w:eastAsia="Times New Roman" w:hAnsi="Courier New" w:cs="Courier New"/>
-          <w:color w:val="F8F8F2"/>
-          <w:kern w:val="0"/>
-          <w:sz w:val="18"/>
-          <w:szCs w:val="18"/>
-          <w:lang w:val="en-GB" w:eastAsia="en-GB"/>
-          <w14:ligatures w14:val="none"/>
-        </w:rPr>
-      </w:pPr>
-      <w:r>
-        <w:rPr>
-          <w:rFonts w:ascii="Courier New" w:eastAsia="Times New Roman" w:hAnsi="Courier New" w:cs="Courier New"/>
-          <w:color w:val="F8F8F2"/>
-          <w:kern w:val="0"/>
-          <w:sz w:val="18"/>
-          <w:szCs w:val="18"/>
-          <w:lang w:val="en-GB" w:eastAsia="en-GB"/>
-          <w14:ligatures w14:val="none"/>
-        </w:rPr>
-        <w:t xml:space="preserve">            </w:t>
-      </w:r>
-      <w:r>
-        <w:rPr>
-          <w:rFonts w:ascii="Courier New" w:eastAsia="Times New Roman" w:hAnsi="Courier New" w:cs="Courier New"/>
-          <w:color w:val="9CDCFE"/>
-          <w:kern w:val="0"/>
-          <w:sz w:val="18"/>
-          <w:szCs w:val="18"/>
-          <w:lang w:val="en-GB" w:eastAsia="en-GB"/>
-          <w14:ligatures w14:val="none"/>
-        </w:rPr>
-        <w:t>"</w:t>
-      </w:r>
-      <w:proofErr w:type="spellStart"/>
-      <w:r>
-        <w:rPr>
-          <w:rFonts w:ascii="Courier New" w:eastAsia="Times New Roman" w:hAnsi="Courier New" w:cs="Courier New"/>
-          <w:color w:val="9CDCFE"/>
-          <w:kern w:val="0"/>
-          <w:sz w:val="18"/>
-          <w:szCs w:val="18"/>
-          <w:lang w:val="en-GB" w:eastAsia="en-GB"/>
-          <w14:ligatures w14:val="none"/>
-        </w:rPr>
-        <w:t>dailyCapacity</w:t>
-      </w:r>
-      <w:proofErr w:type="spellEnd"/>
-      <w:r>
-        <w:rPr>
-          <w:rFonts w:ascii="Courier New" w:eastAsia="Times New Roman" w:hAnsi="Courier New" w:cs="Courier New"/>
-          <w:color w:val="9CDCFE"/>
-          <w:kern w:val="0"/>
-          <w:sz w:val="18"/>
-          <w:szCs w:val="18"/>
-          <w:lang w:val="en-GB" w:eastAsia="en-GB"/>
-          <w14:ligatures w14:val="none"/>
-        </w:rPr>
-        <w:t>"</w:t>
-      </w:r>
-      <w:r>
-        <w:rPr>
-          <w:rFonts w:ascii="Courier New" w:eastAsia="Times New Roman" w:hAnsi="Courier New" w:cs="Courier New"/>
-          <w:color w:val="DCDCDC"/>
-          <w:kern w:val="0"/>
-          <w:sz w:val="18"/>
-          <w:szCs w:val="18"/>
-          <w:lang w:val="en-GB" w:eastAsia="en-GB"/>
-          <w14:ligatures w14:val="none"/>
-        </w:rPr>
-        <w:t>:</w:t>
-      </w:r>
-      <w:r>
-        <w:rPr>
-          <w:rFonts w:ascii="Courier New" w:eastAsia="Times New Roman" w:hAnsi="Courier New" w:cs="Courier New"/>
-          <w:color w:val="F8F8F2"/>
-          <w:kern w:val="0"/>
-          <w:sz w:val="18"/>
-          <w:szCs w:val="18"/>
-          <w:lang w:val="en-GB" w:eastAsia="en-GB"/>
-          <w14:ligatures w14:val="none"/>
-        </w:rPr>
-        <w:t xml:space="preserve"> </w:t>
-      </w:r>
-      <w:r>
-        <w:rPr>
-          <w:rFonts w:ascii="Courier New" w:eastAsia="Times New Roman" w:hAnsi="Courier New" w:cs="Courier New"/>
-          <w:color w:val="B5CEA8"/>
-          <w:kern w:val="0"/>
-          <w:sz w:val="18"/>
-          <w:szCs w:val="18"/>
-          <w:lang w:val="en-GB" w:eastAsia="en-GB"/>
-          <w14:ligatures w14:val="none"/>
-        </w:rPr>
-        <w:t>12</w:t>
-      </w:r>
-      <w:r>
-        <w:rPr>
-          <w:rFonts w:ascii="Courier New" w:eastAsia="Times New Roman" w:hAnsi="Courier New" w:cs="Courier New"/>
-          <w:color w:val="DCDCDC"/>
-          <w:kern w:val="0"/>
-          <w:sz w:val="18"/>
-          <w:szCs w:val="18"/>
-          <w:lang w:val="en-GB" w:eastAsia="en-GB"/>
-          <w14:ligatures w14:val="none"/>
-        </w:rPr>
-        <w:t>,</w:t>
-      </w:r>
-    </w:p>
-    <w:p>
-      <w:pPr>
-        <w:pStyle w:val="ListParagraph"/>
-        <w:numPr>
-          <w:ilvl w:val="0"/>
-          <w:numId w:val="18"/>
-        </w:numPr>
-        <w:shd w:val="clear" w:color="auto" w:fill="212121"/>
-        <w:spacing w:after="0" w:line="270" w:lineRule="atLeast"/>
-        <w:rPr>
-          <w:rFonts w:ascii="Courier New" w:eastAsia="Times New Roman" w:hAnsi="Courier New" w:cs="Courier New"/>
-          <w:color w:val="F8F8F2"/>
-          <w:kern w:val="0"/>
-          <w:sz w:val="18"/>
-          <w:szCs w:val="18"/>
-          <w:lang w:val="en-GB" w:eastAsia="en-GB"/>
-          <w14:ligatures w14:val="none"/>
-        </w:rPr>
-      </w:pPr>
-      <w:r>
-        <w:rPr>
-          <w:rFonts w:ascii="Courier New" w:eastAsia="Times New Roman" w:hAnsi="Courier New" w:cs="Courier New"/>
-          <w:color w:val="F8F8F2"/>
-          <w:kern w:val="0"/>
-          <w:sz w:val="18"/>
-          <w:szCs w:val="18"/>
-          <w:lang w:val="en-GB" w:eastAsia="en-GB"/>
-          <w14:ligatures w14:val="none"/>
-        </w:rPr>
-        <w:t xml:space="preserve">            </w:t>
-      </w:r>
-      <w:r>
-        <w:rPr>
-          <w:rFonts w:ascii="Courier New" w:eastAsia="Times New Roman" w:hAnsi="Courier New" w:cs="Courier New"/>
-          <w:color w:val="9CDCFE"/>
-          <w:kern w:val="0"/>
-          <w:sz w:val="18"/>
-          <w:szCs w:val="18"/>
-          <w:lang w:val="en-GB" w:eastAsia="en-GB"/>
-          <w14:ligatures w14:val="none"/>
-        </w:rPr>
-        <w:t>"</w:t>
-      </w:r>
-      <w:proofErr w:type="spellStart"/>
-      <w:r>
-        <w:rPr>
-          <w:rFonts w:ascii="Courier New" w:eastAsia="Times New Roman" w:hAnsi="Courier New" w:cs="Courier New"/>
-          <w:color w:val="9CDCFE"/>
-          <w:kern w:val="0"/>
-          <w:sz w:val="18"/>
-          <w:szCs w:val="18"/>
-          <w:lang w:val="en-GB" w:eastAsia="en-GB"/>
-          <w14:ligatures w14:val="none"/>
-        </w:rPr>
-        <w:t>patientsPerSlot</w:t>
-      </w:r>
-      <w:proofErr w:type="spellEnd"/>
-      <w:r>
-        <w:rPr>
-          <w:rFonts w:ascii="Courier New" w:eastAsia="Times New Roman" w:hAnsi="Courier New" w:cs="Courier New"/>
-          <w:color w:val="9CDCFE"/>
-          <w:kern w:val="0"/>
-          <w:sz w:val="18"/>
-          <w:szCs w:val="18"/>
-          <w:lang w:val="en-GB" w:eastAsia="en-GB"/>
-          <w14:ligatures w14:val="none"/>
-        </w:rPr>
-        <w:t>"</w:t>
-      </w:r>
-      <w:r>
-        <w:rPr>
-          <w:rFonts w:ascii="Courier New" w:eastAsia="Times New Roman" w:hAnsi="Courier New" w:cs="Courier New"/>
-          <w:color w:val="DCDCDC"/>
-          <w:kern w:val="0"/>
-          <w:sz w:val="18"/>
-          <w:szCs w:val="18"/>
-          <w:lang w:val="en-GB" w:eastAsia="en-GB"/>
-          <w14:ligatures w14:val="none"/>
-        </w:rPr>
-        <w:t>:</w:t>
-      </w:r>
-      <w:r>
-        <w:rPr>
-          <w:rFonts w:ascii="Courier New" w:eastAsia="Times New Roman" w:hAnsi="Courier New" w:cs="Courier New"/>
-          <w:color w:val="F8F8F2"/>
-          <w:kern w:val="0"/>
-          <w:sz w:val="18"/>
-          <w:szCs w:val="18"/>
-          <w:lang w:val="en-GB" w:eastAsia="en-GB"/>
-          <w14:ligatures w14:val="none"/>
-        </w:rPr>
-        <w:t xml:space="preserve"> </w:t>
-      </w:r>
-      <w:r>
-        <w:rPr>
-          <w:rFonts w:ascii="Courier New" w:eastAsia="Times New Roman" w:hAnsi="Courier New" w:cs="Courier New"/>
-          <w:color w:val="B5CEA8"/>
-          <w:kern w:val="0"/>
-          <w:sz w:val="18"/>
-          <w:szCs w:val="18"/>
-          <w:lang w:val="en-GB" w:eastAsia="en-GB"/>
-          <w14:ligatures w14:val="none"/>
-        </w:rPr>
-        <w:t>1</w:t>
-      </w:r>
-    </w:p>
-    <w:p>
-      <w:pPr>
-        <w:pStyle w:val="ListParagraph"/>
-        <w:numPr>
-          <w:ilvl w:val="0"/>
-          <w:numId w:val="18"/>
-        </w:numPr>
-        <w:shd w:val="clear" w:color="auto" w:fill="212121"/>
-        <w:spacing w:after="0" w:line="270" w:lineRule="atLeast"/>
-        <w:rPr>
-          <w:rFonts w:ascii="Courier New" w:eastAsia="Times New Roman" w:hAnsi="Courier New" w:cs="Courier New"/>
-          <w:color w:val="F8F8F2"/>
-          <w:kern w:val="0"/>
-          <w:sz w:val="18"/>
-          <w:szCs w:val="18"/>
-          <w:lang w:val="en-GB" w:eastAsia="en-GB"/>
-          <w14:ligatures w14:val="none"/>
-        </w:rPr>
-      </w:pPr>
-      <w:r>
-        <w:rPr>
-          <w:rFonts w:ascii="Courier New" w:eastAsia="Times New Roman" w:hAnsi="Courier New" w:cs="Courier New"/>
-          <w:color w:val="F8F8F2"/>
-          <w:kern w:val="0"/>
-          <w:sz w:val="18"/>
-          <w:szCs w:val="18"/>
-          <w:lang w:val="en-GB" w:eastAsia="en-GB"/>
-          <w14:ligatures w14:val="none"/>
-        </w:rPr>
-        <w:t xml:space="preserve">        </w:t>
-      </w:r>
-      <w:r>
-        <w:rPr>
-          <w:rFonts w:ascii="Courier New" w:eastAsia="Times New Roman" w:hAnsi="Courier New" w:cs="Courier New"/>
-          <w:color w:val="DCDCDC"/>
-          <w:kern w:val="0"/>
-          <w:sz w:val="18"/>
-          <w:szCs w:val="18"/>
-          <w:lang w:val="en-GB" w:eastAsia="en-GB"/>
-          <w14:ligatures w14:val="none"/>
-        </w:rPr>
-        <w:t>},</w:t>
-      </w:r>
-    </w:p>
-    <w:p>
-      <w:pPr>
-        <w:pStyle w:val="ListParagraph"/>
-        <w:numPr>
-          <w:ilvl w:val="0"/>
-          <w:numId w:val="18"/>
-        </w:numPr>
-        <w:shd w:val="clear" w:color="auto" w:fill="212121"/>
-        <w:spacing w:after="0" w:line="270" w:lineRule="atLeast"/>
-        <w:rPr>
-          <w:rFonts w:ascii="Courier New" w:eastAsia="Times New Roman" w:hAnsi="Courier New" w:cs="Courier New"/>
-          <w:color w:val="F8F8F2"/>
-          <w:kern w:val="0"/>
-          <w:sz w:val="18"/>
-          <w:szCs w:val="18"/>
-          <w:lang w:val="en-GB" w:eastAsia="en-GB"/>
-          <w14:ligatures w14:val="none"/>
-        </w:rPr>
-      </w:pPr>
-      <w:r>
-        <w:rPr>
-          <w:rFonts w:ascii="Courier New" w:eastAsia="Times New Roman" w:hAnsi="Courier New" w:cs="Courier New"/>
-          <w:color w:val="F8F8F2"/>
-          <w:kern w:val="0"/>
-          <w:sz w:val="18"/>
-          <w:szCs w:val="18"/>
-          <w:lang w:val="en-GB" w:eastAsia="en-GB"/>
-          <w14:ligatures w14:val="none"/>
-        </w:rPr>
-        <w:t xml:space="preserve">        </w:t>
-      </w:r>
-      <w:r>
-        <w:rPr>
-          <w:rFonts w:ascii="Courier New" w:eastAsia="Times New Roman" w:hAnsi="Courier New" w:cs="Courier New"/>
-          <w:color w:val="9CDCFE"/>
-          <w:kern w:val="0"/>
-          <w:sz w:val="18"/>
-          <w:szCs w:val="18"/>
-          <w:lang w:val="en-GB" w:eastAsia="en-GB"/>
-          <w14:ligatures w14:val="none"/>
-        </w:rPr>
-        <w:t>"_id"</w:t>
-      </w:r>
-      <w:r>
-        <w:rPr>
-          <w:rFonts w:ascii="Courier New" w:eastAsia="Times New Roman" w:hAnsi="Courier New" w:cs="Courier New"/>
-          <w:color w:val="DCDCDC"/>
-          <w:kern w:val="0"/>
-          <w:sz w:val="18"/>
-          <w:szCs w:val="18"/>
-          <w:lang w:val="en-GB" w:eastAsia="en-GB"/>
-          <w14:ligatures w14:val="none"/>
-        </w:rPr>
-        <w:t>:</w:t>
-      </w:r>
-      <w:r>
-        <w:rPr>
-          <w:rFonts w:ascii="Courier New" w:eastAsia="Times New Roman" w:hAnsi="Courier New" w:cs="Courier New"/>
-          <w:color w:val="F8F8F2"/>
-          <w:kern w:val="0"/>
-          <w:sz w:val="18"/>
-          <w:szCs w:val="18"/>
-          <w:lang w:val="en-GB" w:eastAsia="en-GB"/>
-          <w14:ligatures w14:val="none"/>
-        </w:rPr>
-        <w:t xml:space="preserve"> </w:t>
-      </w:r>
-      <w:r>
-        <w:rPr>
-          <w:rFonts w:ascii="Courier New" w:eastAsia="Times New Roman" w:hAnsi="Courier New" w:cs="Courier New"/>
-          <w:color w:val="CE9178"/>
-          <w:kern w:val="0"/>
-          <w:sz w:val="18"/>
-          <w:szCs w:val="18"/>
-          <w:lang w:val="en-GB" w:eastAsia="en-GB"/>
-          <w14:ligatures w14:val="none"/>
-        </w:rPr>
-        <w:t>"69f106b7fa3f2a084c21bf70"</w:t>
-      </w:r>
-      <w:r>
-        <w:rPr>
-          <w:rFonts w:ascii="Courier New" w:eastAsia="Times New Roman" w:hAnsi="Courier New" w:cs="Courier New"/>
-          <w:color w:val="DCDCDC"/>
-          <w:kern w:val="0"/>
-          <w:sz w:val="18"/>
-          <w:szCs w:val="18"/>
-          <w:lang w:val="en-GB" w:eastAsia="en-GB"/>
-          <w14:ligatures w14:val="none"/>
-        </w:rPr>
-        <w:t>,</w:t>
-      </w:r>
-    </w:p>
-    <w:p>
-      <w:pPr>
-        <w:pStyle w:val="ListParagraph"/>
-        <w:numPr>
-          <w:ilvl w:val="0"/>
-          <w:numId w:val="18"/>
-        </w:numPr>
-        <w:shd w:val="clear" w:color="auto" w:fill="212121"/>
-        <w:spacing w:after="0" w:line="270" w:lineRule="atLeast"/>
-        <w:rPr>
-          <w:rFonts w:ascii="Courier New" w:eastAsia="Times New Roman" w:hAnsi="Courier New" w:cs="Courier New"/>
-          <w:color w:val="F8F8F2"/>
-          <w:kern w:val="0"/>
-          <w:sz w:val="18"/>
-          <w:szCs w:val="18"/>
-          <w:lang w:val="en-GB" w:eastAsia="en-GB"/>
-          <w14:ligatures w14:val="none"/>
-        </w:rPr>
-      </w:pPr>
-      <w:r>
-        <w:rPr>
-          <w:rFonts w:ascii="Courier New" w:eastAsia="Times New Roman" w:hAnsi="Courier New" w:cs="Courier New"/>
-          <w:color w:val="F8F8F2"/>
-          <w:kern w:val="0"/>
-          <w:sz w:val="18"/>
-          <w:szCs w:val="18"/>
-          <w:lang w:val="en-GB" w:eastAsia="en-GB"/>
-          <w14:ligatures w14:val="none"/>
-        </w:rPr>
-        <w:t xml:space="preserve">        </w:t>
-      </w:r>
-      <w:r>
-        <w:rPr>
-          <w:rFonts w:ascii="Courier New" w:eastAsia="Times New Roman" w:hAnsi="Courier New" w:cs="Courier New"/>
-          <w:color w:val="9CDCFE"/>
-          <w:kern w:val="0"/>
-          <w:sz w:val="18"/>
-          <w:szCs w:val="18"/>
-          <w:lang w:val="en-GB" w:eastAsia="en-GB"/>
-          <w14:ligatures w14:val="none"/>
-        </w:rPr>
-        <w:t>"</w:t>
-      </w:r>
-      <w:proofErr w:type="spellStart"/>
-      <w:r>
-        <w:rPr>
-          <w:rFonts w:ascii="Courier New" w:eastAsia="Times New Roman" w:hAnsi="Courier New" w:cs="Courier New"/>
-          <w:color w:val="9CDCFE"/>
-          <w:kern w:val="0"/>
-          <w:sz w:val="18"/>
-          <w:szCs w:val="18"/>
-          <w:lang w:val="en-GB" w:eastAsia="en-GB"/>
-          <w14:ligatures w14:val="none"/>
-        </w:rPr>
-        <w:t>doctorId</w:t>
-      </w:r>
-      <w:proofErr w:type="spellEnd"/>
-      <w:r>
-        <w:rPr>
-          <w:rFonts w:ascii="Courier New" w:eastAsia="Times New Roman" w:hAnsi="Courier New" w:cs="Courier New"/>
-          <w:color w:val="9CDCFE"/>
-          <w:kern w:val="0"/>
-          <w:sz w:val="18"/>
-          <w:szCs w:val="18"/>
-          <w:lang w:val="en-GB" w:eastAsia="en-GB"/>
-          <w14:ligatures w14:val="none"/>
-        </w:rPr>
-        <w:t>"</w:t>
-      </w:r>
-      <w:r>
-        <w:rPr>
-          <w:rFonts w:ascii="Courier New" w:eastAsia="Times New Roman" w:hAnsi="Courier New" w:cs="Courier New"/>
-          <w:color w:val="DCDCDC"/>
-          <w:kern w:val="0"/>
-          <w:sz w:val="18"/>
-          <w:szCs w:val="18"/>
-          <w:lang w:val="en-GB" w:eastAsia="en-GB"/>
-          <w14:ligatures w14:val="none"/>
-        </w:rPr>
-        <w:t>:</w:t>
-      </w:r>
-      <w:r>
-        <w:rPr>
-          <w:rFonts w:ascii="Courier New" w:eastAsia="Times New Roman" w:hAnsi="Courier New" w:cs="Courier New"/>
-          <w:color w:val="F8F8F2"/>
-          <w:kern w:val="0"/>
-          <w:sz w:val="18"/>
-          <w:szCs w:val="18"/>
-          <w:lang w:val="en-GB" w:eastAsia="en-GB"/>
-          <w14:ligatures w14:val="none"/>
-        </w:rPr>
-        <w:t xml:space="preserve"> </w:t>
-      </w:r>
-      <w:r>
-        <w:rPr>
-          <w:rFonts w:ascii="Courier New" w:eastAsia="Times New Roman" w:hAnsi="Courier New" w:cs="Courier New"/>
-          <w:color w:val="CE9178"/>
-          <w:kern w:val="0"/>
-          <w:sz w:val="18"/>
-          <w:szCs w:val="18"/>
-          <w:lang w:val="en-GB" w:eastAsia="en-GB"/>
-          <w14:ligatures w14:val="none"/>
-        </w:rPr>
-        <w:t>"69d05fa241d4b8eb2d501d4b"</w:t>
-      </w:r>
-      <w:r>
-        <w:rPr>
-          <w:rFonts w:ascii="Courier New" w:eastAsia="Times New Roman" w:hAnsi="Courier New" w:cs="Courier New"/>
-          <w:color w:val="DCDCDC"/>
-          <w:kern w:val="0"/>
-          <w:sz w:val="18"/>
-          <w:szCs w:val="18"/>
-          <w:lang w:val="en-GB" w:eastAsia="en-GB"/>
-          <w14:ligatures w14:val="none"/>
-        </w:rPr>
-        <w:t>,</w:t>
-      </w:r>
-    </w:p>
-    <w:p>
-      <w:pPr>
-        <w:pStyle w:val="ListParagraph"/>
-        <w:numPr>
-          <w:ilvl w:val="0"/>
-          <w:numId w:val="18"/>
-        </w:numPr>
-        <w:shd w:val="clear" w:color="auto" w:fill="212121"/>
-        <w:spacing w:after="0" w:line="270" w:lineRule="atLeast"/>
-        <w:rPr>
-          <w:rFonts w:ascii="Courier New" w:eastAsia="Times New Roman" w:hAnsi="Courier New" w:cs="Courier New"/>
-          <w:color w:val="F8F8F2"/>
-          <w:kern w:val="0"/>
-          <w:sz w:val="18"/>
-          <w:szCs w:val="18"/>
-          <w:lang w:val="en-GB" w:eastAsia="en-GB"/>
-          <w14:ligatures w14:val="none"/>
-        </w:rPr>
-      </w:pPr>
-      <w:r>
-        <w:rPr>
-          <w:rFonts w:ascii="Courier New" w:eastAsia="Times New Roman" w:hAnsi="Courier New" w:cs="Courier New"/>
-          <w:color w:val="F8F8F2"/>
-          <w:kern w:val="0"/>
-          <w:sz w:val="18"/>
-          <w:szCs w:val="18"/>
-          <w:lang w:val="en-GB" w:eastAsia="en-GB"/>
-          <w14:ligatures w14:val="none"/>
-        </w:rPr>
+        <w:t>/clinic/:id</w:t>
+      </w:r>
+    </w:p>
+    <w:p>
+      <w:pPr>
+        <w:pStyle w:val="ListParagraph"/>
+        <w:numPr>
+          <w:ilvl w:val="0"/>
+          <w:numId w:val="19"/>
+        </w:numPr>
+      </w:pPr>
+      <w:r>
         <w:lastRenderedPageBreak/>
-        <w:t xml:space="preserve">        </w:t>
-      </w:r>
-      <w:r>
-        <w:rPr>
-          <w:rFonts w:ascii="Courier New" w:eastAsia="Times New Roman" w:hAnsi="Courier New" w:cs="Courier New"/>
-          <w:color w:val="9CDCFE"/>
-          <w:kern w:val="0"/>
-          <w:sz w:val="18"/>
-          <w:szCs w:val="18"/>
-          <w:lang w:val="en-GB" w:eastAsia="en-GB"/>
-          <w14:ligatures w14:val="none"/>
-        </w:rPr>
-        <w:t>"name"</w:t>
-      </w:r>
-      <w:r>
-        <w:rPr>
-          <w:rFonts w:ascii="Courier New" w:eastAsia="Times New Roman" w:hAnsi="Courier New" w:cs="Courier New"/>
-          <w:color w:val="DCDCDC"/>
-          <w:kern w:val="0"/>
-          <w:sz w:val="18"/>
-          <w:szCs w:val="18"/>
-          <w:lang w:val="en-GB" w:eastAsia="en-GB"/>
-          <w14:ligatures w14:val="none"/>
-        </w:rPr>
-        <w:t>:</w:t>
-      </w:r>
-      <w:r>
-        <w:rPr>
-          <w:rFonts w:ascii="Courier New" w:eastAsia="Times New Roman" w:hAnsi="Courier New" w:cs="Courier New"/>
-          <w:color w:val="F8F8F2"/>
-          <w:kern w:val="0"/>
-          <w:sz w:val="18"/>
-          <w:szCs w:val="18"/>
-          <w:lang w:val="en-GB" w:eastAsia="en-GB"/>
-          <w14:ligatures w14:val="none"/>
-        </w:rPr>
-        <w:t xml:space="preserve"> </w:t>
-      </w:r>
-      <w:r>
-        <w:rPr>
-          <w:rFonts w:ascii="Courier New" w:eastAsia="Times New Roman" w:hAnsi="Courier New" w:cs="Courier New"/>
-          <w:color w:val="CE9178"/>
-          <w:kern w:val="0"/>
-          <w:sz w:val="18"/>
-          <w:szCs w:val="18"/>
-          <w:lang w:val="en-GB" w:eastAsia="en-GB"/>
-          <w14:ligatures w14:val="none"/>
-        </w:rPr>
-        <w:t>"Dr. Sara Clinic"</w:t>
-      </w:r>
-      <w:r>
-        <w:rPr>
-          <w:rFonts w:ascii="Courier New" w:eastAsia="Times New Roman" w:hAnsi="Courier New" w:cs="Courier New"/>
-          <w:color w:val="DCDCDC"/>
-          <w:kern w:val="0"/>
-          <w:sz w:val="18"/>
-          <w:szCs w:val="18"/>
-          <w:lang w:val="en-GB" w:eastAsia="en-GB"/>
-          <w14:ligatures w14:val="none"/>
-        </w:rPr>
-        <w:t>,</w:t>
-      </w:r>
-    </w:p>
-    <w:p>
-      <w:pPr>
-        <w:pStyle w:val="ListParagraph"/>
-        <w:numPr>
-          <w:ilvl w:val="0"/>
-          <w:numId w:val="18"/>
-        </w:numPr>
-        <w:shd w:val="clear" w:color="auto" w:fill="212121"/>
-        <w:spacing w:after="0" w:line="270" w:lineRule="atLeast"/>
-        <w:rPr>
-          <w:rFonts w:ascii="Courier New" w:eastAsia="Times New Roman" w:hAnsi="Courier New" w:cs="Courier New"/>
-          <w:color w:val="F8F8F2"/>
-          <w:kern w:val="0"/>
-          <w:sz w:val="18"/>
-          <w:szCs w:val="18"/>
-          <w:lang w:val="en-GB" w:eastAsia="en-GB"/>
-          <w14:ligatures w14:val="none"/>
-        </w:rPr>
-      </w:pPr>
-      <w:r>
-        <w:rPr>
-          <w:rFonts w:ascii="Courier New" w:eastAsia="Times New Roman" w:hAnsi="Courier New" w:cs="Courier New"/>
-          <w:color w:val="F8F8F2"/>
-          <w:kern w:val="0"/>
-          <w:sz w:val="18"/>
-          <w:szCs w:val="18"/>
-          <w:lang w:val="en-GB" w:eastAsia="en-GB"/>
-          <w14:ligatures w14:val="none"/>
-        </w:rPr>
-        <w:t xml:space="preserve">        </w:t>
-      </w:r>
-      <w:r>
-        <w:rPr>
-          <w:rFonts w:ascii="Courier New" w:eastAsia="Times New Roman" w:hAnsi="Courier New" w:cs="Courier New"/>
-          <w:color w:val="9CDCFE"/>
-          <w:kern w:val="0"/>
-          <w:sz w:val="18"/>
-          <w:szCs w:val="18"/>
-          <w:lang w:val="en-GB" w:eastAsia="en-GB"/>
-          <w14:ligatures w14:val="none"/>
-        </w:rPr>
-        <w:t>"city"</w:t>
-      </w:r>
-      <w:r>
-        <w:rPr>
-          <w:rFonts w:ascii="Courier New" w:eastAsia="Times New Roman" w:hAnsi="Courier New" w:cs="Courier New"/>
-          <w:color w:val="DCDCDC"/>
-          <w:kern w:val="0"/>
-          <w:sz w:val="18"/>
-          <w:szCs w:val="18"/>
-          <w:lang w:val="en-GB" w:eastAsia="en-GB"/>
-          <w14:ligatures w14:val="none"/>
-        </w:rPr>
-        <w:t>:</w:t>
-      </w:r>
-      <w:r>
-        <w:rPr>
-          <w:rFonts w:ascii="Courier New" w:eastAsia="Times New Roman" w:hAnsi="Courier New" w:cs="Courier New"/>
-          <w:color w:val="F8F8F2"/>
-          <w:kern w:val="0"/>
-          <w:sz w:val="18"/>
-          <w:szCs w:val="18"/>
-          <w:lang w:val="en-GB" w:eastAsia="en-GB"/>
-          <w14:ligatures w14:val="none"/>
-        </w:rPr>
-        <w:t xml:space="preserve"> </w:t>
-      </w:r>
-      <w:r>
-        <w:rPr>
-          <w:rFonts w:ascii="Courier New" w:eastAsia="Times New Roman" w:hAnsi="Courier New" w:cs="Courier New"/>
-          <w:color w:val="CE9178"/>
-          <w:kern w:val="0"/>
-          <w:sz w:val="18"/>
-          <w:szCs w:val="18"/>
-          <w:lang w:val="en-GB" w:eastAsia="en-GB"/>
-          <w14:ligatures w14:val="none"/>
-        </w:rPr>
-        <w:t>"Alex"</w:t>
-      </w:r>
-      <w:r>
-        <w:rPr>
-          <w:rFonts w:ascii="Courier New" w:eastAsia="Times New Roman" w:hAnsi="Courier New" w:cs="Courier New"/>
-          <w:color w:val="DCDCDC"/>
-          <w:kern w:val="0"/>
-          <w:sz w:val="18"/>
-          <w:szCs w:val="18"/>
-          <w:lang w:val="en-GB" w:eastAsia="en-GB"/>
-          <w14:ligatures w14:val="none"/>
-        </w:rPr>
-        <w:t>,</w:t>
-      </w:r>
-    </w:p>
-    <w:p>
-      <w:pPr>
-        <w:pStyle w:val="ListParagraph"/>
-        <w:numPr>
-          <w:ilvl w:val="0"/>
-          <w:numId w:val="18"/>
-        </w:numPr>
-        <w:shd w:val="clear" w:color="auto" w:fill="212121"/>
-        <w:spacing w:after="0" w:line="270" w:lineRule="atLeast"/>
-        <w:rPr>
-          <w:rFonts w:ascii="Courier New" w:eastAsia="Times New Roman" w:hAnsi="Courier New" w:cs="Courier New"/>
-          <w:color w:val="F8F8F2"/>
-          <w:kern w:val="0"/>
-          <w:sz w:val="18"/>
-          <w:szCs w:val="18"/>
-          <w:lang w:val="en-GB" w:eastAsia="en-GB"/>
-          <w14:ligatures w14:val="none"/>
-        </w:rPr>
-      </w:pPr>
-      <w:r>
-        <w:rPr>
-          <w:rFonts w:ascii="Courier New" w:eastAsia="Times New Roman" w:hAnsi="Courier New" w:cs="Courier New"/>
-          <w:color w:val="F8F8F2"/>
-          <w:kern w:val="0"/>
-          <w:sz w:val="18"/>
-          <w:szCs w:val="18"/>
-          <w:lang w:val="en-GB" w:eastAsia="en-GB"/>
-          <w14:ligatures w14:val="none"/>
-        </w:rPr>
-        <w:t xml:space="preserve">        </w:t>
-      </w:r>
-      <w:r>
-        <w:rPr>
-          <w:rFonts w:ascii="Courier New" w:eastAsia="Times New Roman" w:hAnsi="Courier New" w:cs="Courier New"/>
-          <w:color w:val="9CDCFE"/>
-          <w:kern w:val="0"/>
-          <w:sz w:val="18"/>
-          <w:szCs w:val="18"/>
-          <w:lang w:val="en-GB" w:eastAsia="en-GB"/>
-          <w14:ligatures w14:val="none"/>
-        </w:rPr>
-        <w:t>"address"</w:t>
-      </w:r>
-      <w:r>
-        <w:rPr>
-          <w:rFonts w:ascii="Courier New" w:eastAsia="Times New Roman" w:hAnsi="Courier New" w:cs="Courier New"/>
-          <w:color w:val="DCDCDC"/>
-          <w:kern w:val="0"/>
-          <w:sz w:val="18"/>
-          <w:szCs w:val="18"/>
-          <w:lang w:val="en-GB" w:eastAsia="en-GB"/>
-          <w14:ligatures w14:val="none"/>
-        </w:rPr>
-        <w:t>:</w:t>
-      </w:r>
-      <w:r>
-        <w:rPr>
-          <w:rFonts w:ascii="Courier New" w:eastAsia="Times New Roman" w:hAnsi="Courier New" w:cs="Courier New"/>
-          <w:color w:val="F8F8F2"/>
-          <w:kern w:val="0"/>
-          <w:sz w:val="18"/>
-          <w:szCs w:val="18"/>
-          <w:lang w:val="en-GB" w:eastAsia="en-GB"/>
-          <w14:ligatures w14:val="none"/>
-        </w:rPr>
-        <w:t xml:space="preserve"> </w:t>
-      </w:r>
-      <w:r>
-        <w:rPr>
-          <w:rFonts w:ascii="Courier New" w:eastAsia="Times New Roman" w:hAnsi="Courier New" w:cs="Courier New"/>
-          <w:color w:val="CE9178"/>
-          <w:kern w:val="0"/>
-          <w:sz w:val="18"/>
-          <w:szCs w:val="18"/>
-          <w:lang w:val="en-GB" w:eastAsia="en-GB"/>
-          <w14:ligatures w14:val="none"/>
-        </w:rPr>
-        <w:t>"</w:t>
-      </w:r>
-      <w:proofErr w:type="gramStart"/>
-      <w:r>
-        <w:rPr>
-          <w:rFonts w:ascii="Courier New" w:eastAsia="Times New Roman" w:hAnsi="Courier New" w:cs="Courier New"/>
-          <w:color w:val="CE9178"/>
-          <w:kern w:val="0"/>
-          <w:sz w:val="18"/>
-          <w:szCs w:val="18"/>
-          <w:lang w:val="en-GB" w:eastAsia="en-GB"/>
-          <w14:ligatures w14:val="none"/>
-        </w:rPr>
-        <w:t>Paris  St</w:t>
-      </w:r>
-      <w:proofErr w:type="gramEnd"/>
-      <w:r>
-        <w:rPr>
-          <w:rFonts w:ascii="Courier New" w:eastAsia="Times New Roman" w:hAnsi="Courier New" w:cs="Courier New"/>
-          <w:color w:val="CE9178"/>
-          <w:kern w:val="0"/>
-          <w:sz w:val="18"/>
-          <w:szCs w:val="18"/>
-          <w:lang w:val="en-GB" w:eastAsia="en-GB"/>
-          <w14:ligatures w14:val="none"/>
-        </w:rPr>
-        <w:t xml:space="preserve">, </w:t>
-      </w:r>
-      <w:proofErr w:type="spellStart"/>
-      <w:r>
-        <w:rPr>
-          <w:rFonts w:ascii="Courier New" w:eastAsia="Times New Roman" w:hAnsi="Courier New" w:cs="Courier New"/>
-          <w:color w:val="CE9178"/>
-          <w:kern w:val="0"/>
-          <w:sz w:val="18"/>
-          <w:szCs w:val="18"/>
-          <w:lang w:val="en-GB" w:eastAsia="en-GB"/>
-          <w14:ligatures w14:val="none"/>
-        </w:rPr>
-        <w:t>shebin</w:t>
-      </w:r>
-      <w:proofErr w:type="spellEnd"/>
-      <w:r>
-        <w:rPr>
-          <w:rFonts w:ascii="Courier New" w:eastAsia="Times New Roman" w:hAnsi="Courier New" w:cs="Courier New"/>
-          <w:color w:val="CE9178"/>
-          <w:kern w:val="0"/>
-          <w:sz w:val="18"/>
-          <w:szCs w:val="18"/>
-          <w:lang w:val="en-GB" w:eastAsia="en-GB"/>
-          <w14:ligatures w14:val="none"/>
-        </w:rPr>
-        <w:t xml:space="preserve"> El-</w:t>
-      </w:r>
-      <w:proofErr w:type="spellStart"/>
-      <w:r>
-        <w:rPr>
-          <w:rFonts w:ascii="Courier New" w:eastAsia="Times New Roman" w:hAnsi="Courier New" w:cs="Courier New"/>
-          <w:color w:val="CE9178"/>
-          <w:kern w:val="0"/>
-          <w:sz w:val="18"/>
-          <w:szCs w:val="18"/>
-          <w:lang w:val="en-GB" w:eastAsia="en-GB"/>
-          <w14:ligatures w14:val="none"/>
-        </w:rPr>
-        <w:t>kom</w:t>
-      </w:r>
-      <w:proofErr w:type="spellEnd"/>
-      <w:r>
-        <w:rPr>
-          <w:rFonts w:ascii="Courier New" w:eastAsia="Times New Roman" w:hAnsi="Courier New" w:cs="Courier New"/>
-          <w:color w:val="CE9178"/>
-          <w:kern w:val="0"/>
-          <w:sz w:val="18"/>
-          <w:szCs w:val="18"/>
-          <w:lang w:val="en-GB" w:eastAsia="en-GB"/>
-          <w14:ligatures w14:val="none"/>
-        </w:rPr>
-        <w:t>"</w:t>
-      </w:r>
-      <w:r>
-        <w:rPr>
-          <w:rFonts w:ascii="Courier New" w:eastAsia="Times New Roman" w:hAnsi="Courier New" w:cs="Courier New"/>
-          <w:color w:val="DCDCDC"/>
-          <w:kern w:val="0"/>
-          <w:sz w:val="18"/>
-          <w:szCs w:val="18"/>
-          <w:lang w:val="en-GB" w:eastAsia="en-GB"/>
-          <w14:ligatures w14:val="none"/>
-        </w:rPr>
-        <w:t>,</w:t>
-      </w:r>
-    </w:p>
-    <w:p>
-      <w:pPr>
-        <w:pStyle w:val="ListParagraph"/>
-        <w:numPr>
-          <w:ilvl w:val="0"/>
-          <w:numId w:val="18"/>
-        </w:numPr>
-        <w:shd w:val="clear" w:color="auto" w:fill="212121"/>
-        <w:spacing w:after="0" w:line="270" w:lineRule="atLeast"/>
-        <w:rPr>
-          <w:rFonts w:ascii="Courier New" w:eastAsia="Times New Roman" w:hAnsi="Courier New" w:cs="Courier New"/>
-          <w:color w:val="F8F8F2"/>
-          <w:kern w:val="0"/>
-          <w:sz w:val="18"/>
-          <w:szCs w:val="18"/>
-          <w:lang w:val="en-GB" w:eastAsia="en-GB"/>
-          <w14:ligatures w14:val="none"/>
-        </w:rPr>
-      </w:pPr>
-      <w:r>
-        <w:rPr>
-          <w:rFonts w:ascii="Courier New" w:eastAsia="Times New Roman" w:hAnsi="Courier New" w:cs="Courier New"/>
-          <w:color w:val="F8F8F2"/>
-          <w:kern w:val="0"/>
-          <w:sz w:val="18"/>
-          <w:szCs w:val="18"/>
-          <w:lang w:val="en-GB" w:eastAsia="en-GB"/>
-          <w14:ligatures w14:val="none"/>
-        </w:rPr>
-        <w:t xml:space="preserve">        </w:t>
-      </w:r>
-      <w:r>
-        <w:rPr>
-          <w:rFonts w:ascii="Courier New" w:eastAsia="Times New Roman" w:hAnsi="Courier New" w:cs="Courier New"/>
-          <w:color w:val="9CDCFE"/>
-          <w:kern w:val="0"/>
-          <w:sz w:val="18"/>
-          <w:szCs w:val="18"/>
-          <w:lang w:val="en-GB" w:eastAsia="en-GB"/>
-          <w14:ligatures w14:val="none"/>
-        </w:rPr>
-        <w:t>"</w:t>
-      </w:r>
-      <w:proofErr w:type="spellStart"/>
-      <w:r>
-        <w:rPr>
-          <w:rFonts w:ascii="Courier New" w:eastAsia="Times New Roman" w:hAnsi="Courier New" w:cs="Courier New"/>
-          <w:color w:val="9CDCFE"/>
-          <w:kern w:val="0"/>
-          <w:sz w:val="18"/>
-          <w:szCs w:val="18"/>
-          <w:lang w:val="en-GB" w:eastAsia="en-GB"/>
-          <w14:ligatures w14:val="none"/>
-        </w:rPr>
-        <w:t>color</w:t>
-      </w:r>
-      <w:proofErr w:type="spellEnd"/>
-      <w:r>
-        <w:rPr>
-          <w:rFonts w:ascii="Courier New" w:eastAsia="Times New Roman" w:hAnsi="Courier New" w:cs="Courier New"/>
-          <w:color w:val="9CDCFE"/>
-          <w:kern w:val="0"/>
-          <w:sz w:val="18"/>
-          <w:szCs w:val="18"/>
-          <w:lang w:val="en-GB" w:eastAsia="en-GB"/>
-          <w14:ligatures w14:val="none"/>
-        </w:rPr>
-        <w:t>"</w:t>
-      </w:r>
-      <w:r>
-        <w:rPr>
-          <w:rFonts w:ascii="Courier New" w:eastAsia="Times New Roman" w:hAnsi="Courier New" w:cs="Courier New"/>
-          <w:color w:val="DCDCDC"/>
-          <w:kern w:val="0"/>
-          <w:sz w:val="18"/>
-          <w:szCs w:val="18"/>
-          <w:lang w:val="en-GB" w:eastAsia="en-GB"/>
-          <w14:ligatures w14:val="none"/>
-        </w:rPr>
-        <w:t>:</w:t>
-      </w:r>
-      <w:r>
-        <w:rPr>
-          <w:rFonts w:ascii="Courier New" w:eastAsia="Times New Roman" w:hAnsi="Courier New" w:cs="Courier New"/>
-          <w:color w:val="F8F8F2"/>
-          <w:kern w:val="0"/>
-          <w:sz w:val="18"/>
-          <w:szCs w:val="18"/>
-          <w:lang w:val="en-GB" w:eastAsia="en-GB"/>
-          <w14:ligatures w14:val="none"/>
-        </w:rPr>
-        <w:t xml:space="preserve"> </w:t>
-      </w:r>
-      <w:r>
-        <w:rPr>
-          <w:rFonts w:ascii="Courier New" w:eastAsia="Times New Roman" w:hAnsi="Courier New" w:cs="Courier New"/>
-          <w:color w:val="CE9178"/>
-          <w:kern w:val="0"/>
-          <w:sz w:val="18"/>
-          <w:szCs w:val="18"/>
-          <w:lang w:val="en-GB" w:eastAsia="en-GB"/>
-          <w14:ligatures w14:val="none"/>
-        </w:rPr>
-        <w:t>"#1a56a0"</w:t>
-      </w:r>
-      <w:r>
-        <w:rPr>
-          <w:rFonts w:ascii="Courier New" w:eastAsia="Times New Roman" w:hAnsi="Courier New" w:cs="Courier New"/>
-          <w:color w:val="DCDCDC"/>
-          <w:kern w:val="0"/>
-          <w:sz w:val="18"/>
-          <w:szCs w:val="18"/>
-          <w:lang w:val="en-GB" w:eastAsia="en-GB"/>
-          <w14:ligatures w14:val="none"/>
-        </w:rPr>
-        <w:t>,</w:t>
-      </w:r>
-    </w:p>
-    <w:p>
-      <w:pPr>
-        <w:pStyle w:val="ListParagraph"/>
-        <w:numPr>
-          <w:ilvl w:val="0"/>
-          <w:numId w:val="18"/>
-        </w:numPr>
-        <w:shd w:val="clear" w:color="auto" w:fill="212121"/>
-        <w:spacing w:after="0" w:line="270" w:lineRule="atLeast"/>
-        <w:rPr>
-          <w:rFonts w:ascii="Courier New" w:eastAsia="Times New Roman" w:hAnsi="Courier New" w:cs="Courier New"/>
-          <w:color w:val="F8F8F2"/>
-          <w:kern w:val="0"/>
-          <w:sz w:val="18"/>
-          <w:szCs w:val="18"/>
-          <w:lang w:val="en-GB" w:eastAsia="en-GB"/>
-          <w14:ligatures w14:val="none"/>
-        </w:rPr>
-      </w:pPr>
-      <w:r>
-        <w:rPr>
-          <w:rFonts w:ascii="Courier New" w:eastAsia="Times New Roman" w:hAnsi="Courier New" w:cs="Courier New"/>
-          <w:color w:val="F8F8F2"/>
-          <w:kern w:val="0"/>
-          <w:sz w:val="18"/>
-          <w:szCs w:val="18"/>
-          <w:lang w:val="en-GB" w:eastAsia="en-GB"/>
-          <w14:ligatures w14:val="none"/>
-        </w:rPr>
-        <w:t xml:space="preserve">        </w:t>
-      </w:r>
-      <w:r>
-        <w:rPr>
-          <w:rFonts w:ascii="Courier New" w:eastAsia="Times New Roman" w:hAnsi="Courier New" w:cs="Courier New"/>
-          <w:color w:val="9CDCFE"/>
-          <w:kern w:val="0"/>
-          <w:sz w:val="18"/>
-          <w:szCs w:val="18"/>
-          <w:lang w:val="en-GB" w:eastAsia="en-GB"/>
-          <w14:ligatures w14:val="none"/>
-        </w:rPr>
-        <w:t>"price"</w:t>
-      </w:r>
-      <w:r>
-        <w:rPr>
-          <w:rFonts w:ascii="Courier New" w:eastAsia="Times New Roman" w:hAnsi="Courier New" w:cs="Courier New"/>
-          <w:color w:val="DCDCDC"/>
-          <w:kern w:val="0"/>
-          <w:sz w:val="18"/>
-          <w:szCs w:val="18"/>
-          <w:lang w:val="en-GB" w:eastAsia="en-GB"/>
-          <w14:ligatures w14:val="none"/>
-        </w:rPr>
-        <w:t>:</w:t>
-      </w:r>
-      <w:r>
-        <w:rPr>
-          <w:rFonts w:ascii="Courier New" w:eastAsia="Times New Roman" w:hAnsi="Courier New" w:cs="Courier New"/>
-          <w:color w:val="F8F8F2"/>
-          <w:kern w:val="0"/>
-          <w:sz w:val="18"/>
-          <w:szCs w:val="18"/>
-          <w:lang w:val="en-GB" w:eastAsia="en-GB"/>
-          <w14:ligatures w14:val="none"/>
-        </w:rPr>
-        <w:t xml:space="preserve"> </w:t>
-      </w:r>
-      <w:r>
-        <w:rPr>
-          <w:rFonts w:ascii="Courier New" w:eastAsia="Times New Roman" w:hAnsi="Courier New" w:cs="Courier New"/>
-          <w:color w:val="B5CEA8"/>
-          <w:kern w:val="0"/>
-          <w:sz w:val="18"/>
-          <w:szCs w:val="18"/>
-          <w:lang w:val="en-GB" w:eastAsia="en-GB"/>
-          <w14:ligatures w14:val="none"/>
-        </w:rPr>
-        <w:t>200</w:t>
-      </w:r>
-      <w:r>
-        <w:rPr>
-          <w:rFonts w:ascii="Courier New" w:eastAsia="Times New Roman" w:hAnsi="Courier New" w:cs="Courier New"/>
-          <w:color w:val="DCDCDC"/>
-          <w:kern w:val="0"/>
-          <w:sz w:val="18"/>
-          <w:szCs w:val="18"/>
-          <w:lang w:val="en-GB" w:eastAsia="en-GB"/>
-          <w14:ligatures w14:val="none"/>
-        </w:rPr>
-        <w:t>,</w:t>
-      </w:r>
-    </w:p>
-    <w:p>
-      <w:pPr>
-        <w:pStyle w:val="ListParagraph"/>
-        <w:numPr>
-          <w:ilvl w:val="0"/>
-          <w:numId w:val="18"/>
-        </w:numPr>
-        <w:shd w:val="clear" w:color="auto" w:fill="212121"/>
-        <w:spacing w:after="0" w:line="270" w:lineRule="atLeast"/>
-        <w:rPr>
-          <w:rFonts w:ascii="Courier New" w:eastAsia="Times New Roman" w:hAnsi="Courier New" w:cs="Courier New"/>
-          <w:color w:val="F8F8F2"/>
-          <w:kern w:val="0"/>
-          <w:sz w:val="18"/>
-          <w:szCs w:val="18"/>
-          <w:lang w:val="en-GB" w:eastAsia="en-GB"/>
-          <w14:ligatures w14:val="none"/>
-        </w:rPr>
-      </w:pPr>
-      <w:r>
-        <w:rPr>
-          <w:rFonts w:ascii="Courier New" w:eastAsia="Times New Roman" w:hAnsi="Courier New" w:cs="Courier New"/>
-          <w:color w:val="F8F8F2"/>
-          <w:kern w:val="0"/>
-          <w:sz w:val="18"/>
-          <w:szCs w:val="18"/>
-          <w:lang w:val="en-GB" w:eastAsia="en-GB"/>
-          <w14:ligatures w14:val="none"/>
-        </w:rPr>
-        <w:t xml:space="preserve">        </w:t>
-      </w:r>
-      <w:r>
-        <w:rPr>
-          <w:rFonts w:ascii="Courier New" w:eastAsia="Times New Roman" w:hAnsi="Courier New" w:cs="Courier New"/>
-          <w:color w:val="9CDCFE"/>
-          <w:kern w:val="0"/>
-          <w:sz w:val="18"/>
-          <w:szCs w:val="18"/>
-          <w:lang w:val="en-GB" w:eastAsia="en-GB"/>
-          <w14:ligatures w14:val="none"/>
-        </w:rPr>
-        <w:t>"</w:t>
-      </w:r>
-      <w:proofErr w:type="spellStart"/>
-      <w:r>
-        <w:rPr>
-          <w:rFonts w:ascii="Courier New" w:eastAsia="Times New Roman" w:hAnsi="Courier New" w:cs="Courier New"/>
-          <w:color w:val="9CDCFE"/>
-          <w:kern w:val="0"/>
-          <w:sz w:val="18"/>
-          <w:szCs w:val="18"/>
-          <w:lang w:val="en-GB" w:eastAsia="en-GB"/>
-          <w14:ligatures w14:val="none"/>
-        </w:rPr>
-        <w:t>operatingLicense</w:t>
-      </w:r>
-      <w:proofErr w:type="spellEnd"/>
-      <w:r>
-        <w:rPr>
-          <w:rFonts w:ascii="Courier New" w:eastAsia="Times New Roman" w:hAnsi="Courier New" w:cs="Courier New"/>
-          <w:color w:val="9CDCFE"/>
-          <w:kern w:val="0"/>
-          <w:sz w:val="18"/>
-          <w:szCs w:val="18"/>
-          <w:lang w:val="en-GB" w:eastAsia="en-GB"/>
-          <w14:ligatures w14:val="none"/>
-        </w:rPr>
-        <w:t>"</w:t>
-      </w:r>
-      <w:r>
-        <w:rPr>
-          <w:rFonts w:ascii="Courier New" w:eastAsia="Times New Roman" w:hAnsi="Courier New" w:cs="Courier New"/>
-          <w:color w:val="DCDCDC"/>
-          <w:kern w:val="0"/>
-          <w:sz w:val="18"/>
-          <w:szCs w:val="18"/>
-          <w:lang w:val="en-GB" w:eastAsia="en-GB"/>
-          <w14:ligatures w14:val="none"/>
-        </w:rPr>
-        <w:t>:</w:t>
-      </w:r>
-      <w:r>
-        <w:rPr>
-          <w:rFonts w:ascii="Courier New" w:eastAsia="Times New Roman" w:hAnsi="Courier New" w:cs="Courier New"/>
-          <w:color w:val="F8F8F2"/>
-          <w:kern w:val="0"/>
-          <w:sz w:val="18"/>
-          <w:szCs w:val="18"/>
-          <w:lang w:val="en-GB" w:eastAsia="en-GB"/>
-          <w14:ligatures w14:val="none"/>
-        </w:rPr>
-        <w:t xml:space="preserve"> </w:t>
-      </w:r>
-      <w:r>
-        <w:rPr>
-          <w:rFonts w:ascii="Courier New" w:eastAsia="Times New Roman" w:hAnsi="Courier New" w:cs="Courier New"/>
-          <w:color w:val="CE9178"/>
-          <w:kern w:val="0"/>
-          <w:sz w:val="18"/>
-          <w:szCs w:val="18"/>
-          <w:lang w:val="en-GB" w:eastAsia="en-GB"/>
-          <w14:ligatures w14:val="none"/>
-        </w:rPr>
-        <w:t>"LIC-2024-001"</w:t>
-      </w:r>
-      <w:r>
-        <w:rPr>
-          <w:rFonts w:ascii="Courier New" w:eastAsia="Times New Roman" w:hAnsi="Courier New" w:cs="Courier New"/>
-          <w:color w:val="DCDCDC"/>
-          <w:kern w:val="0"/>
-          <w:sz w:val="18"/>
-          <w:szCs w:val="18"/>
-          <w:lang w:val="en-GB" w:eastAsia="en-GB"/>
-          <w14:ligatures w14:val="none"/>
-        </w:rPr>
-        <w:t>,</w:t>
-      </w:r>
-    </w:p>
-    <w:p>
-      <w:pPr>
-        <w:pStyle w:val="ListParagraph"/>
-        <w:numPr>
-          <w:ilvl w:val="0"/>
-          <w:numId w:val="18"/>
-        </w:numPr>
-        <w:shd w:val="clear" w:color="auto" w:fill="212121"/>
-        <w:spacing w:after="0" w:line="270" w:lineRule="atLeast"/>
-        <w:rPr>
-          <w:rFonts w:ascii="Courier New" w:eastAsia="Times New Roman" w:hAnsi="Courier New" w:cs="Courier New"/>
-          <w:color w:val="F8F8F2"/>
-          <w:kern w:val="0"/>
-          <w:sz w:val="18"/>
-          <w:szCs w:val="18"/>
-          <w:lang w:val="en-GB" w:eastAsia="en-GB"/>
-          <w14:ligatures w14:val="none"/>
-        </w:rPr>
-      </w:pPr>
-      <w:r>
-        <w:rPr>
-          <w:rFonts w:ascii="Courier New" w:eastAsia="Times New Roman" w:hAnsi="Courier New" w:cs="Courier New"/>
-          <w:color w:val="F8F8F2"/>
-          <w:kern w:val="0"/>
-          <w:sz w:val="18"/>
-          <w:szCs w:val="18"/>
-          <w:lang w:val="en-GB" w:eastAsia="en-GB"/>
-          <w14:ligatures w14:val="none"/>
-        </w:rPr>
-        <w:t xml:space="preserve">        </w:t>
-      </w:r>
-      <w:r>
-        <w:rPr>
-          <w:rFonts w:ascii="Courier New" w:eastAsia="Times New Roman" w:hAnsi="Courier New" w:cs="Courier New"/>
-          <w:color w:val="9CDCFE"/>
-          <w:kern w:val="0"/>
-          <w:sz w:val="18"/>
-          <w:szCs w:val="18"/>
-          <w:lang w:val="en-GB" w:eastAsia="en-GB"/>
-          <w14:ligatures w14:val="none"/>
-        </w:rPr>
-        <w:t>"status"</w:t>
-      </w:r>
-      <w:r>
-        <w:rPr>
-          <w:rFonts w:ascii="Courier New" w:eastAsia="Times New Roman" w:hAnsi="Courier New" w:cs="Courier New"/>
-          <w:color w:val="DCDCDC"/>
-          <w:kern w:val="0"/>
-          <w:sz w:val="18"/>
-          <w:szCs w:val="18"/>
-          <w:lang w:val="en-GB" w:eastAsia="en-GB"/>
-          <w14:ligatures w14:val="none"/>
-        </w:rPr>
-        <w:t>:</w:t>
-      </w:r>
-      <w:r>
-        <w:rPr>
-          <w:rFonts w:ascii="Courier New" w:eastAsia="Times New Roman" w:hAnsi="Courier New" w:cs="Courier New"/>
-          <w:color w:val="F8F8F2"/>
-          <w:kern w:val="0"/>
-          <w:sz w:val="18"/>
-          <w:szCs w:val="18"/>
-          <w:lang w:val="en-GB" w:eastAsia="en-GB"/>
-          <w14:ligatures w14:val="none"/>
-        </w:rPr>
-        <w:t xml:space="preserve"> </w:t>
-      </w:r>
-      <w:r>
-        <w:rPr>
-          <w:rFonts w:ascii="Courier New" w:eastAsia="Times New Roman" w:hAnsi="Courier New" w:cs="Courier New"/>
-          <w:color w:val="CE9178"/>
-          <w:kern w:val="0"/>
-          <w:sz w:val="18"/>
-          <w:szCs w:val="18"/>
-          <w:lang w:val="en-GB" w:eastAsia="en-GB"/>
-          <w14:ligatures w14:val="none"/>
-        </w:rPr>
-        <w:t>"pending"</w:t>
-      </w:r>
-      <w:r>
-        <w:rPr>
-          <w:rFonts w:ascii="Courier New" w:eastAsia="Times New Roman" w:hAnsi="Courier New" w:cs="Courier New"/>
-          <w:color w:val="DCDCDC"/>
-          <w:kern w:val="0"/>
-          <w:sz w:val="18"/>
-          <w:szCs w:val="18"/>
-          <w:lang w:val="en-GB" w:eastAsia="en-GB"/>
-          <w14:ligatures w14:val="none"/>
-        </w:rPr>
-        <w:t>,</w:t>
-      </w:r>
-    </w:p>
-    <w:p>
-      <w:pPr>
-        <w:pStyle w:val="ListParagraph"/>
-        <w:numPr>
-          <w:ilvl w:val="0"/>
-          <w:numId w:val="18"/>
-        </w:numPr>
-        <w:shd w:val="clear" w:color="auto" w:fill="212121"/>
-        <w:spacing w:after="0" w:line="270" w:lineRule="atLeast"/>
-        <w:rPr>
-          <w:rFonts w:ascii="Courier New" w:eastAsia="Times New Roman" w:hAnsi="Courier New" w:cs="Courier New"/>
-          <w:color w:val="F8F8F2"/>
-          <w:kern w:val="0"/>
-          <w:sz w:val="18"/>
-          <w:szCs w:val="18"/>
-          <w:lang w:val="en-GB" w:eastAsia="en-GB"/>
-          <w14:ligatures w14:val="none"/>
-        </w:rPr>
-      </w:pPr>
-      <w:r>
-        <w:rPr>
-          <w:rFonts w:ascii="Courier New" w:eastAsia="Times New Roman" w:hAnsi="Courier New" w:cs="Courier New"/>
-          <w:color w:val="F8F8F2"/>
-          <w:kern w:val="0"/>
-          <w:sz w:val="18"/>
-          <w:szCs w:val="18"/>
-          <w:lang w:val="en-GB" w:eastAsia="en-GB"/>
-          <w14:ligatures w14:val="none"/>
-        </w:rPr>
-        <w:t xml:space="preserve">        </w:t>
-      </w:r>
-      <w:r>
-        <w:rPr>
-          <w:rFonts w:ascii="Courier New" w:eastAsia="Times New Roman" w:hAnsi="Courier New" w:cs="Courier New"/>
-          <w:color w:val="9CDCFE"/>
-          <w:kern w:val="0"/>
-          <w:sz w:val="18"/>
-          <w:szCs w:val="18"/>
-          <w:lang w:val="en-GB" w:eastAsia="en-GB"/>
-          <w14:ligatures w14:val="none"/>
-        </w:rPr>
-        <w:t>"</w:t>
-      </w:r>
-      <w:proofErr w:type="spellStart"/>
-      <w:r>
-        <w:rPr>
-          <w:rFonts w:ascii="Courier New" w:eastAsia="Times New Roman" w:hAnsi="Courier New" w:cs="Courier New"/>
-          <w:color w:val="9CDCFE"/>
-          <w:kern w:val="0"/>
-          <w:sz w:val="18"/>
-          <w:szCs w:val="18"/>
-          <w:lang w:val="en-GB" w:eastAsia="en-GB"/>
-          <w14:ligatures w14:val="none"/>
-        </w:rPr>
-        <w:t>activatedAt</w:t>
-      </w:r>
-      <w:proofErr w:type="spellEnd"/>
-      <w:r>
-        <w:rPr>
-          <w:rFonts w:ascii="Courier New" w:eastAsia="Times New Roman" w:hAnsi="Courier New" w:cs="Courier New"/>
-          <w:color w:val="9CDCFE"/>
-          <w:kern w:val="0"/>
-          <w:sz w:val="18"/>
-          <w:szCs w:val="18"/>
-          <w:lang w:val="en-GB" w:eastAsia="en-GB"/>
-          <w14:ligatures w14:val="none"/>
-        </w:rPr>
-        <w:t>"</w:t>
-      </w:r>
-      <w:r>
-        <w:rPr>
-          <w:rFonts w:ascii="Courier New" w:eastAsia="Times New Roman" w:hAnsi="Courier New" w:cs="Courier New"/>
-          <w:color w:val="DCDCDC"/>
-          <w:kern w:val="0"/>
-          <w:sz w:val="18"/>
-          <w:szCs w:val="18"/>
-          <w:lang w:val="en-GB" w:eastAsia="en-GB"/>
-          <w14:ligatures w14:val="none"/>
-        </w:rPr>
-        <w:t>:</w:t>
-      </w:r>
-      <w:r>
-        <w:rPr>
-          <w:rFonts w:ascii="Courier New" w:eastAsia="Times New Roman" w:hAnsi="Courier New" w:cs="Courier New"/>
-          <w:color w:val="F8F8F2"/>
-          <w:kern w:val="0"/>
-          <w:sz w:val="18"/>
-          <w:szCs w:val="18"/>
-          <w:lang w:val="en-GB" w:eastAsia="en-GB"/>
-          <w14:ligatures w14:val="none"/>
-        </w:rPr>
-        <w:t xml:space="preserve"> </w:t>
-      </w:r>
-      <w:r>
-        <w:rPr>
-          <w:rFonts w:ascii="Courier New" w:eastAsia="Times New Roman" w:hAnsi="Courier New" w:cs="Courier New"/>
-          <w:color w:val="CE9178"/>
-          <w:kern w:val="0"/>
-          <w:sz w:val="18"/>
-          <w:szCs w:val="18"/>
-          <w:lang w:val="en-GB" w:eastAsia="en-GB"/>
-          <w14:ligatures w14:val="none"/>
-        </w:rPr>
-        <w:t>null</w:t>
-      </w:r>
-      <w:r>
-        <w:rPr>
-          <w:rFonts w:ascii="Courier New" w:eastAsia="Times New Roman" w:hAnsi="Courier New" w:cs="Courier New"/>
-          <w:color w:val="DCDCDC"/>
-          <w:kern w:val="0"/>
-          <w:sz w:val="18"/>
-          <w:szCs w:val="18"/>
-          <w:lang w:val="en-GB" w:eastAsia="en-GB"/>
-          <w14:ligatures w14:val="none"/>
-        </w:rPr>
-        <w:t>,</w:t>
-      </w:r>
-    </w:p>
-    <w:p>
-      <w:pPr>
-        <w:pStyle w:val="ListParagraph"/>
-        <w:numPr>
-          <w:ilvl w:val="0"/>
-          <w:numId w:val="18"/>
-        </w:numPr>
-        <w:shd w:val="clear" w:color="auto" w:fill="212121"/>
-        <w:spacing w:after="0" w:line="270" w:lineRule="atLeast"/>
-        <w:rPr>
-          <w:rFonts w:ascii="Courier New" w:eastAsia="Times New Roman" w:hAnsi="Courier New" w:cs="Courier New"/>
-          <w:color w:val="F8F8F2"/>
-          <w:kern w:val="0"/>
-          <w:sz w:val="18"/>
-          <w:szCs w:val="18"/>
-          <w:lang w:val="en-GB" w:eastAsia="en-GB"/>
-          <w14:ligatures w14:val="none"/>
-        </w:rPr>
-      </w:pPr>
-      <w:r>
-        <w:rPr>
-          <w:rFonts w:ascii="Courier New" w:eastAsia="Times New Roman" w:hAnsi="Courier New" w:cs="Courier New"/>
-          <w:color w:val="F8F8F2"/>
-          <w:kern w:val="0"/>
-          <w:sz w:val="18"/>
-          <w:szCs w:val="18"/>
-          <w:lang w:val="en-GB" w:eastAsia="en-GB"/>
-          <w14:ligatures w14:val="none"/>
-        </w:rPr>
-        <w:t xml:space="preserve">        </w:t>
-      </w:r>
-      <w:r>
-        <w:rPr>
-          <w:rFonts w:ascii="Courier New" w:eastAsia="Times New Roman" w:hAnsi="Courier New" w:cs="Courier New"/>
-          <w:color w:val="9CDCFE"/>
-          <w:kern w:val="0"/>
-          <w:sz w:val="18"/>
-          <w:szCs w:val="18"/>
-          <w:lang w:val="en-GB" w:eastAsia="en-GB"/>
-          <w14:ligatures w14:val="none"/>
-        </w:rPr>
-        <w:t>"</w:t>
-      </w:r>
-      <w:proofErr w:type="spellStart"/>
-      <w:r>
-        <w:rPr>
-          <w:rFonts w:ascii="Courier New" w:eastAsia="Times New Roman" w:hAnsi="Courier New" w:cs="Courier New"/>
-          <w:color w:val="9CDCFE"/>
-          <w:kern w:val="0"/>
-          <w:sz w:val="18"/>
-          <w:szCs w:val="18"/>
-          <w:lang w:val="en-GB" w:eastAsia="en-GB"/>
-          <w14:ligatures w14:val="none"/>
-        </w:rPr>
-        <w:t>activatedBy</w:t>
-      </w:r>
-      <w:proofErr w:type="spellEnd"/>
-      <w:r>
-        <w:rPr>
-          <w:rFonts w:ascii="Courier New" w:eastAsia="Times New Roman" w:hAnsi="Courier New" w:cs="Courier New"/>
-          <w:color w:val="9CDCFE"/>
-          <w:kern w:val="0"/>
-          <w:sz w:val="18"/>
-          <w:szCs w:val="18"/>
-          <w:lang w:val="en-GB" w:eastAsia="en-GB"/>
-          <w14:ligatures w14:val="none"/>
-        </w:rPr>
-        <w:t>"</w:t>
-      </w:r>
-      <w:r>
-        <w:rPr>
-          <w:rFonts w:ascii="Courier New" w:eastAsia="Times New Roman" w:hAnsi="Courier New" w:cs="Courier New"/>
-          <w:color w:val="DCDCDC"/>
-          <w:kern w:val="0"/>
-          <w:sz w:val="18"/>
-          <w:szCs w:val="18"/>
-          <w:lang w:val="en-GB" w:eastAsia="en-GB"/>
-          <w14:ligatures w14:val="none"/>
-        </w:rPr>
-        <w:t>:</w:t>
-      </w:r>
-      <w:r>
-        <w:rPr>
-          <w:rFonts w:ascii="Courier New" w:eastAsia="Times New Roman" w:hAnsi="Courier New" w:cs="Courier New"/>
-          <w:color w:val="F8F8F2"/>
-          <w:kern w:val="0"/>
-          <w:sz w:val="18"/>
-          <w:szCs w:val="18"/>
-          <w:lang w:val="en-GB" w:eastAsia="en-GB"/>
-          <w14:ligatures w14:val="none"/>
-        </w:rPr>
-        <w:t xml:space="preserve"> </w:t>
-      </w:r>
-      <w:r>
-        <w:rPr>
-          <w:rFonts w:ascii="Courier New" w:eastAsia="Times New Roman" w:hAnsi="Courier New" w:cs="Courier New"/>
-          <w:color w:val="CE9178"/>
-          <w:kern w:val="0"/>
-          <w:sz w:val="18"/>
-          <w:szCs w:val="18"/>
-          <w:lang w:val="en-GB" w:eastAsia="en-GB"/>
-          <w14:ligatures w14:val="none"/>
-        </w:rPr>
-        <w:t>null</w:t>
-      </w:r>
-      <w:r>
-        <w:rPr>
-          <w:rFonts w:ascii="Courier New" w:eastAsia="Times New Roman" w:hAnsi="Courier New" w:cs="Courier New"/>
-          <w:color w:val="DCDCDC"/>
-          <w:kern w:val="0"/>
-          <w:sz w:val="18"/>
-          <w:szCs w:val="18"/>
-          <w:lang w:val="en-GB" w:eastAsia="en-GB"/>
-          <w14:ligatures w14:val="none"/>
-        </w:rPr>
-        <w:t>,</w:t>
-      </w:r>
-    </w:p>
-    <w:p>
-      <w:pPr>
-        <w:pStyle w:val="ListParagraph"/>
-        <w:numPr>
-          <w:ilvl w:val="0"/>
-          <w:numId w:val="18"/>
-        </w:numPr>
-        <w:shd w:val="clear" w:color="auto" w:fill="212121"/>
-        <w:spacing w:after="0" w:line="270" w:lineRule="atLeast"/>
-        <w:rPr>
-          <w:rFonts w:ascii="Courier New" w:eastAsia="Times New Roman" w:hAnsi="Courier New" w:cs="Courier New"/>
-          <w:color w:val="F8F8F2"/>
-          <w:kern w:val="0"/>
-          <w:sz w:val="18"/>
-          <w:szCs w:val="18"/>
-          <w:lang w:val="en-GB" w:eastAsia="en-GB"/>
-          <w14:ligatures w14:val="none"/>
-        </w:rPr>
-      </w:pPr>
-      <w:r>
-        <w:rPr>
-          <w:rFonts w:ascii="Courier New" w:eastAsia="Times New Roman" w:hAnsi="Courier New" w:cs="Courier New"/>
-          <w:color w:val="F8F8F2"/>
-          <w:kern w:val="0"/>
-          <w:sz w:val="18"/>
-          <w:szCs w:val="18"/>
-          <w:lang w:val="en-GB" w:eastAsia="en-GB"/>
-          <w14:ligatures w14:val="none"/>
-        </w:rPr>
-        <w:t xml:space="preserve">        </w:t>
-      </w:r>
-      <w:r>
-        <w:rPr>
-          <w:rFonts w:ascii="Courier New" w:eastAsia="Times New Roman" w:hAnsi="Courier New" w:cs="Courier New"/>
-          <w:color w:val="9CDCFE"/>
-          <w:kern w:val="0"/>
-          <w:sz w:val="18"/>
-          <w:szCs w:val="18"/>
-          <w:lang w:val="en-GB" w:eastAsia="en-GB"/>
-          <w14:ligatures w14:val="none"/>
-        </w:rPr>
-        <w:t>"</w:t>
-      </w:r>
-      <w:proofErr w:type="spellStart"/>
-      <w:r>
-        <w:rPr>
-          <w:rFonts w:ascii="Courier New" w:eastAsia="Times New Roman" w:hAnsi="Courier New" w:cs="Courier New"/>
-          <w:color w:val="9CDCFE"/>
-          <w:kern w:val="0"/>
-          <w:sz w:val="18"/>
-          <w:szCs w:val="18"/>
-          <w:lang w:val="en-GB" w:eastAsia="en-GB"/>
-          <w14:ligatures w14:val="none"/>
-        </w:rPr>
-        <w:t>rejectionReason</w:t>
-      </w:r>
-      <w:proofErr w:type="spellEnd"/>
-      <w:r>
-        <w:rPr>
-          <w:rFonts w:ascii="Courier New" w:eastAsia="Times New Roman" w:hAnsi="Courier New" w:cs="Courier New"/>
-          <w:color w:val="9CDCFE"/>
-          <w:kern w:val="0"/>
-          <w:sz w:val="18"/>
-          <w:szCs w:val="18"/>
-          <w:lang w:val="en-GB" w:eastAsia="en-GB"/>
-          <w14:ligatures w14:val="none"/>
-        </w:rPr>
-        <w:t>"</w:t>
-      </w:r>
-      <w:r>
-        <w:rPr>
-          <w:rFonts w:ascii="Courier New" w:eastAsia="Times New Roman" w:hAnsi="Courier New" w:cs="Courier New"/>
-          <w:color w:val="DCDCDC"/>
-          <w:kern w:val="0"/>
-          <w:sz w:val="18"/>
-          <w:szCs w:val="18"/>
-          <w:lang w:val="en-GB" w:eastAsia="en-GB"/>
-          <w14:ligatures w14:val="none"/>
-        </w:rPr>
-        <w:t>:</w:t>
-      </w:r>
-      <w:r>
-        <w:rPr>
-          <w:rFonts w:ascii="Courier New" w:eastAsia="Times New Roman" w:hAnsi="Courier New" w:cs="Courier New"/>
-          <w:color w:val="F8F8F2"/>
-          <w:kern w:val="0"/>
-          <w:sz w:val="18"/>
-          <w:szCs w:val="18"/>
-          <w:lang w:val="en-GB" w:eastAsia="en-GB"/>
-          <w14:ligatures w14:val="none"/>
-        </w:rPr>
-        <w:t xml:space="preserve"> </w:t>
-      </w:r>
-      <w:r>
-        <w:rPr>
-          <w:rFonts w:ascii="Courier New" w:eastAsia="Times New Roman" w:hAnsi="Courier New" w:cs="Courier New"/>
-          <w:color w:val="CE9178"/>
-          <w:kern w:val="0"/>
-          <w:sz w:val="18"/>
-          <w:szCs w:val="18"/>
-          <w:lang w:val="en-GB" w:eastAsia="en-GB"/>
-          <w14:ligatures w14:val="none"/>
-        </w:rPr>
-        <w:t>""</w:t>
-      </w:r>
-      <w:r>
-        <w:rPr>
-          <w:rFonts w:ascii="Courier New" w:eastAsia="Times New Roman" w:hAnsi="Courier New" w:cs="Courier New"/>
-          <w:color w:val="DCDCDC"/>
-          <w:kern w:val="0"/>
-          <w:sz w:val="18"/>
-          <w:szCs w:val="18"/>
-          <w:lang w:val="en-GB" w:eastAsia="en-GB"/>
-          <w14:ligatures w14:val="none"/>
-        </w:rPr>
-        <w:t>,</w:t>
-      </w:r>
-    </w:p>
-    <w:p>
-      <w:pPr>
-        <w:pStyle w:val="ListParagraph"/>
-        <w:numPr>
-          <w:ilvl w:val="0"/>
-          <w:numId w:val="18"/>
-        </w:numPr>
-        <w:shd w:val="clear" w:color="auto" w:fill="212121"/>
-        <w:spacing w:after="0" w:line="270" w:lineRule="atLeast"/>
-        <w:rPr>
-          <w:rFonts w:ascii="Courier New" w:eastAsia="Times New Roman" w:hAnsi="Courier New" w:cs="Courier New"/>
-          <w:color w:val="F8F8F2"/>
-          <w:kern w:val="0"/>
-          <w:sz w:val="18"/>
-          <w:szCs w:val="18"/>
-          <w:lang w:val="en-GB" w:eastAsia="en-GB"/>
-          <w14:ligatures w14:val="none"/>
-        </w:rPr>
-      </w:pPr>
-      <w:r>
-        <w:rPr>
-          <w:rFonts w:ascii="Courier New" w:eastAsia="Times New Roman" w:hAnsi="Courier New" w:cs="Courier New"/>
-          <w:color w:val="F8F8F2"/>
-          <w:kern w:val="0"/>
-          <w:sz w:val="18"/>
-          <w:szCs w:val="18"/>
-          <w:lang w:val="en-GB" w:eastAsia="en-GB"/>
-          <w14:ligatures w14:val="none"/>
-        </w:rPr>
-        <w:t xml:space="preserve">        </w:t>
-      </w:r>
-      <w:r>
-        <w:rPr>
-          <w:rFonts w:ascii="Courier New" w:eastAsia="Times New Roman" w:hAnsi="Courier New" w:cs="Courier New"/>
-          <w:color w:val="9CDCFE"/>
-          <w:kern w:val="0"/>
-          <w:sz w:val="18"/>
-          <w:szCs w:val="18"/>
-          <w:lang w:val="en-GB" w:eastAsia="en-GB"/>
-          <w14:ligatures w14:val="none"/>
-        </w:rPr>
-        <w:t>"</w:t>
-      </w:r>
-      <w:proofErr w:type="spellStart"/>
-      <w:r>
-        <w:rPr>
-          <w:rFonts w:ascii="Courier New" w:eastAsia="Times New Roman" w:hAnsi="Courier New" w:cs="Courier New"/>
-          <w:color w:val="9CDCFE"/>
-          <w:kern w:val="0"/>
-          <w:sz w:val="18"/>
-          <w:szCs w:val="18"/>
-          <w:lang w:val="en-GB" w:eastAsia="en-GB"/>
-          <w14:ligatures w14:val="none"/>
-        </w:rPr>
-        <w:t>weeklyOverrides</w:t>
-      </w:r>
-      <w:proofErr w:type="spellEnd"/>
-      <w:r>
-        <w:rPr>
-          <w:rFonts w:ascii="Courier New" w:eastAsia="Times New Roman" w:hAnsi="Courier New" w:cs="Courier New"/>
-          <w:color w:val="9CDCFE"/>
-          <w:kern w:val="0"/>
-          <w:sz w:val="18"/>
-          <w:szCs w:val="18"/>
-          <w:lang w:val="en-GB" w:eastAsia="en-GB"/>
-          <w14:ligatures w14:val="none"/>
-        </w:rPr>
-        <w:t>"</w:t>
-      </w:r>
-      <w:r>
-        <w:rPr>
-          <w:rFonts w:ascii="Courier New" w:eastAsia="Times New Roman" w:hAnsi="Courier New" w:cs="Courier New"/>
-          <w:color w:val="DCDCDC"/>
-          <w:kern w:val="0"/>
-          <w:sz w:val="18"/>
-          <w:szCs w:val="18"/>
-          <w:lang w:val="en-GB" w:eastAsia="en-GB"/>
-          <w14:ligatures w14:val="none"/>
-        </w:rPr>
-        <w:t>:</w:t>
-      </w:r>
-      <w:r>
-        <w:rPr>
-          <w:rFonts w:ascii="Courier New" w:eastAsia="Times New Roman" w:hAnsi="Courier New" w:cs="Courier New"/>
-          <w:color w:val="F8F8F2"/>
-          <w:kern w:val="0"/>
-          <w:sz w:val="18"/>
-          <w:szCs w:val="18"/>
-          <w:lang w:val="en-GB" w:eastAsia="en-GB"/>
-          <w14:ligatures w14:val="none"/>
-        </w:rPr>
-        <w:t xml:space="preserve"> </w:t>
-      </w:r>
-      <w:r>
-        <w:rPr>
-          <w:rFonts w:ascii="Courier New" w:eastAsia="Times New Roman" w:hAnsi="Courier New" w:cs="Courier New"/>
-          <w:color w:val="DCDCDC"/>
-          <w:kern w:val="0"/>
-          <w:sz w:val="18"/>
-          <w:szCs w:val="18"/>
-          <w:lang w:val="en-GB" w:eastAsia="en-GB"/>
-          <w14:ligatures w14:val="none"/>
-        </w:rPr>
-        <w:t>[],</w:t>
-      </w:r>
-    </w:p>
-    <w:p>
-      <w:pPr>
-        <w:pStyle w:val="ListParagraph"/>
-        <w:numPr>
-          <w:ilvl w:val="0"/>
-          <w:numId w:val="18"/>
-        </w:numPr>
-        <w:shd w:val="clear" w:color="auto" w:fill="212121"/>
-        <w:spacing w:after="0" w:line="270" w:lineRule="atLeast"/>
-        <w:rPr>
-          <w:rFonts w:ascii="Courier New" w:eastAsia="Times New Roman" w:hAnsi="Courier New" w:cs="Courier New"/>
-          <w:color w:val="F8F8F2"/>
-          <w:kern w:val="0"/>
-          <w:sz w:val="18"/>
-          <w:szCs w:val="18"/>
-          <w:lang w:val="en-GB" w:eastAsia="en-GB"/>
-          <w14:ligatures w14:val="none"/>
-        </w:rPr>
-      </w:pPr>
-      <w:r>
-        <w:rPr>
-          <w:rFonts w:ascii="Courier New" w:eastAsia="Times New Roman" w:hAnsi="Courier New" w:cs="Courier New"/>
-          <w:color w:val="F8F8F2"/>
-          <w:kern w:val="0"/>
-          <w:sz w:val="18"/>
-          <w:szCs w:val="18"/>
-          <w:lang w:val="en-GB" w:eastAsia="en-GB"/>
-          <w14:ligatures w14:val="none"/>
-        </w:rPr>
-        <w:t xml:space="preserve">        </w:t>
-      </w:r>
-      <w:r>
-        <w:rPr>
-          <w:rFonts w:ascii="Courier New" w:eastAsia="Times New Roman" w:hAnsi="Courier New" w:cs="Courier New"/>
-          <w:color w:val="9CDCFE"/>
-          <w:kern w:val="0"/>
-          <w:sz w:val="18"/>
-          <w:szCs w:val="18"/>
-          <w:lang w:val="en-GB" w:eastAsia="en-GB"/>
-          <w14:ligatures w14:val="none"/>
-        </w:rPr>
-        <w:t>"</w:t>
-      </w:r>
-      <w:proofErr w:type="spellStart"/>
-      <w:r>
-        <w:rPr>
-          <w:rFonts w:ascii="Courier New" w:eastAsia="Times New Roman" w:hAnsi="Courier New" w:cs="Courier New"/>
-          <w:color w:val="9CDCFE"/>
-          <w:kern w:val="0"/>
-          <w:sz w:val="18"/>
-          <w:szCs w:val="18"/>
-          <w:lang w:val="en-GB" w:eastAsia="en-GB"/>
-          <w14:ligatures w14:val="none"/>
-        </w:rPr>
-        <w:t>createdAt</w:t>
-      </w:r>
-      <w:proofErr w:type="spellEnd"/>
-      <w:r>
-        <w:rPr>
-          <w:rFonts w:ascii="Courier New" w:eastAsia="Times New Roman" w:hAnsi="Courier New" w:cs="Courier New"/>
-          <w:color w:val="9CDCFE"/>
-          <w:kern w:val="0"/>
-          <w:sz w:val="18"/>
-          <w:szCs w:val="18"/>
-          <w:lang w:val="en-GB" w:eastAsia="en-GB"/>
-          <w14:ligatures w14:val="none"/>
-        </w:rPr>
-        <w:t>"</w:t>
-      </w:r>
-      <w:r>
-        <w:rPr>
-          <w:rFonts w:ascii="Courier New" w:eastAsia="Times New Roman" w:hAnsi="Courier New" w:cs="Courier New"/>
-          <w:color w:val="DCDCDC"/>
-          <w:kern w:val="0"/>
-          <w:sz w:val="18"/>
-          <w:szCs w:val="18"/>
-          <w:lang w:val="en-GB" w:eastAsia="en-GB"/>
-          <w14:ligatures w14:val="none"/>
-        </w:rPr>
-        <w:t>:</w:t>
-      </w:r>
-      <w:r>
-        <w:rPr>
-          <w:rFonts w:ascii="Courier New" w:eastAsia="Times New Roman" w:hAnsi="Courier New" w:cs="Courier New"/>
-          <w:color w:val="F8F8F2"/>
-          <w:kern w:val="0"/>
-          <w:sz w:val="18"/>
-          <w:szCs w:val="18"/>
-          <w:lang w:val="en-GB" w:eastAsia="en-GB"/>
-          <w14:ligatures w14:val="none"/>
-        </w:rPr>
-        <w:t xml:space="preserve"> </w:t>
-      </w:r>
-      <w:r>
-        <w:rPr>
-          <w:rFonts w:ascii="Courier New" w:eastAsia="Times New Roman" w:hAnsi="Courier New" w:cs="Courier New"/>
-          <w:color w:val="CE9178"/>
-          <w:kern w:val="0"/>
-          <w:sz w:val="18"/>
-          <w:szCs w:val="18"/>
-          <w:lang w:val="en-GB" w:eastAsia="en-GB"/>
-          <w14:ligatures w14:val="none"/>
-        </w:rPr>
-        <w:t>"2026-04-28T19:12:55.641Z"</w:t>
-      </w:r>
-      <w:r>
-        <w:rPr>
-          <w:rFonts w:ascii="Courier New" w:eastAsia="Times New Roman" w:hAnsi="Courier New" w:cs="Courier New"/>
-          <w:color w:val="DCDCDC"/>
-          <w:kern w:val="0"/>
-          <w:sz w:val="18"/>
-          <w:szCs w:val="18"/>
-          <w:lang w:val="en-GB" w:eastAsia="en-GB"/>
-          <w14:ligatures w14:val="none"/>
-        </w:rPr>
-        <w:t>,</w:t>
-      </w:r>
-    </w:p>
-    <w:p>
-      <w:pPr>
-        <w:pStyle w:val="ListParagraph"/>
-        <w:numPr>
-          <w:ilvl w:val="0"/>
-          <w:numId w:val="18"/>
-        </w:numPr>
-        <w:shd w:val="clear" w:color="auto" w:fill="212121"/>
-        <w:spacing w:after="0" w:line="270" w:lineRule="atLeast"/>
-        <w:rPr>
-          <w:rFonts w:ascii="Courier New" w:eastAsia="Times New Roman" w:hAnsi="Courier New" w:cs="Courier New"/>
-          <w:color w:val="F8F8F2"/>
-          <w:kern w:val="0"/>
-          <w:sz w:val="18"/>
-          <w:szCs w:val="18"/>
-          <w:lang w:val="en-GB" w:eastAsia="en-GB"/>
-          <w14:ligatures w14:val="none"/>
-        </w:rPr>
-      </w:pPr>
-      <w:r>
-        <w:rPr>
-          <w:rFonts w:ascii="Courier New" w:eastAsia="Times New Roman" w:hAnsi="Courier New" w:cs="Courier New"/>
-          <w:color w:val="F8F8F2"/>
-          <w:kern w:val="0"/>
-          <w:sz w:val="18"/>
-          <w:szCs w:val="18"/>
-          <w:lang w:val="en-GB" w:eastAsia="en-GB"/>
-          <w14:ligatures w14:val="none"/>
-        </w:rPr>
-        <w:t xml:space="preserve">        </w:t>
-      </w:r>
-      <w:r>
-        <w:rPr>
-          <w:rFonts w:ascii="Courier New" w:eastAsia="Times New Roman" w:hAnsi="Courier New" w:cs="Courier New"/>
-          <w:color w:val="9CDCFE"/>
-          <w:kern w:val="0"/>
-          <w:sz w:val="18"/>
-          <w:szCs w:val="18"/>
-          <w:lang w:val="en-GB" w:eastAsia="en-GB"/>
-          <w14:ligatures w14:val="none"/>
-        </w:rPr>
-        <w:t>"</w:t>
-      </w:r>
-      <w:proofErr w:type="spellStart"/>
-      <w:r>
-        <w:rPr>
-          <w:rFonts w:ascii="Courier New" w:eastAsia="Times New Roman" w:hAnsi="Courier New" w:cs="Courier New"/>
-          <w:color w:val="9CDCFE"/>
-          <w:kern w:val="0"/>
-          <w:sz w:val="18"/>
-          <w:szCs w:val="18"/>
-          <w:lang w:val="en-GB" w:eastAsia="en-GB"/>
-          <w14:ligatures w14:val="none"/>
-        </w:rPr>
-        <w:t>updatedAt</w:t>
-      </w:r>
-      <w:proofErr w:type="spellEnd"/>
-      <w:r>
-        <w:rPr>
-          <w:rFonts w:ascii="Courier New" w:eastAsia="Times New Roman" w:hAnsi="Courier New" w:cs="Courier New"/>
-          <w:color w:val="9CDCFE"/>
-          <w:kern w:val="0"/>
-          <w:sz w:val="18"/>
-          <w:szCs w:val="18"/>
-          <w:lang w:val="en-GB" w:eastAsia="en-GB"/>
-          <w14:ligatures w14:val="none"/>
-        </w:rPr>
-        <w:t>"</w:t>
-      </w:r>
-      <w:r>
-        <w:rPr>
-          <w:rFonts w:ascii="Courier New" w:eastAsia="Times New Roman" w:hAnsi="Courier New" w:cs="Courier New"/>
-          <w:color w:val="DCDCDC"/>
-          <w:kern w:val="0"/>
-          <w:sz w:val="18"/>
-          <w:szCs w:val="18"/>
-          <w:lang w:val="en-GB" w:eastAsia="en-GB"/>
-          <w14:ligatures w14:val="none"/>
-        </w:rPr>
-        <w:t>:</w:t>
-      </w:r>
-      <w:r>
-        <w:rPr>
-          <w:rFonts w:ascii="Courier New" w:eastAsia="Times New Roman" w:hAnsi="Courier New" w:cs="Courier New"/>
-          <w:color w:val="F8F8F2"/>
-          <w:kern w:val="0"/>
-          <w:sz w:val="18"/>
-          <w:szCs w:val="18"/>
-          <w:lang w:val="en-GB" w:eastAsia="en-GB"/>
-          <w14:ligatures w14:val="none"/>
-        </w:rPr>
-        <w:t xml:space="preserve"> </w:t>
-      </w:r>
-      <w:r>
-        <w:rPr>
-          <w:rFonts w:ascii="Courier New" w:eastAsia="Times New Roman" w:hAnsi="Courier New" w:cs="Courier New"/>
-          <w:color w:val="CE9178"/>
-          <w:kern w:val="0"/>
-          <w:sz w:val="18"/>
-          <w:szCs w:val="18"/>
-          <w:lang w:val="en-GB" w:eastAsia="en-GB"/>
-          <w14:ligatures w14:val="none"/>
-        </w:rPr>
-        <w:t>"2026-04-28T22:22:34.723Z"</w:t>
-      </w:r>
-      <w:r>
-        <w:rPr>
-          <w:rFonts w:ascii="Courier New" w:eastAsia="Times New Roman" w:hAnsi="Courier New" w:cs="Courier New"/>
-          <w:color w:val="DCDCDC"/>
-          <w:kern w:val="0"/>
-          <w:sz w:val="18"/>
-          <w:szCs w:val="18"/>
-          <w:lang w:val="en-GB" w:eastAsia="en-GB"/>
-          <w14:ligatures w14:val="none"/>
-        </w:rPr>
-        <w:t>,</w:t>
-      </w:r>
-    </w:p>
-    <w:p>
-      <w:pPr>
-        <w:pStyle w:val="ListParagraph"/>
-        <w:numPr>
-          <w:ilvl w:val="0"/>
-          <w:numId w:val="18"/>
-        </w:numPr>
-        <w:shd w:val="clear" w:color="auto" w:fill="212121"/>
-        <w:spacing w:after="0" w:line="270" w:lineRule="atLeast"/>
-        <w:rPr>
-          <w:rFonts w:ascii="Courier New" w:eastAsia="Times New Roman" w:hAnsi="Courier New" w:cs="Courier New"/>
-          <w:color w:val="F8F8F2"/>
-          <w:kern w:val="0"/>
-          <w:sz w:val="18"/>
-          <w:szCs w:val="18"/>
-          <w:lang w:val="en-GB" w:eastAsia="en-GB"/>
-          <w14:ligatures w14:val="none"/>
-        </w:rPr>
-      </w:pPr>
-      <w:r>
-        <w:rPr>
-          <w:rFonts w:ascii="Courier New" w:eastAsia="Times New Roman" w:hAnsi="Courier New" w:cs="Courier New"/>
-          <w:color w:val="F8F8F2"/>
-          <w:kern w:val="0"/>
-          <w:sz w:val="18"/>
-          <w:szCs w:val="18"/>
-          <w:lang w:val="en-GB" w:eastAsia="en-GB"/>
-          <w14:ligatures w14:val="none"/>
-        </w:rPr>
-        <w:t xml:space="preserve">        </w:t>
-      </w:r>
-      <w:r>
-        <w:rPr>
-          <w:rFonts w:ascii="Courier New" w:eastAsia="Times New Roman" w:hAnsi="Courier New" w:cs="Courier New"/>
-          <w:color w:val="9CDCFE"/>
-          <w:kern w:val="0"/>
-          <w:sz w:val="18"/>
-          <w:szCs w:val="18"/>
-          <w:lang w:val="en-GB" w:eastAsia="en-GB"/>
-          <w14:ligatures w14:val="none"/>
-        </w:rPr>
-        <w:t>"__v"</w:t>
-      </w:r>
-      <w:r>
-        <w:rPr>
-          <w:rFonts w:ascii="Courier New" w:eastAsia="Times New Roman" w:hAnsi="Courier New" w:cs="Courier New"/>
-          <w:color w:val="DCDCDC"/>
-          <w:kern w:val="0"/>
-          <w:sz w:val="18"/>
-          <w:szCs w:val="18"/>
-          <w:lang w:val="en-GB" w:eastAsia="en-GB"/>
-          <w14:ligatures w14:val="none"/>
-        </w:rPr>
-        <w:t>:</w:t>
-      </w:r>
-      <w:r>
-        <w:rPr>
-          <w:rFonts w:ascii="Courier New" w:eastAsia="Times New Roman" w:hAnsi="Courier New" w:cs="Courier New"/>
-          <w:color w:val="F8F8F2"/>
-          <w:kern w:val="0"/>
-          <w:sz w:val="18"/>
-          <w:szCs w:val="18"/>
-          <w:lang w:val="en-GB" w:eastAsia="en-GB"/>
-          <w14:ligatures w14:val="none"/>
-        </w:rPr>
-        <w:t xml:space="preserve"> </w:t>
-      </w:r>
-      <w:r>
-        <w:rPr>
-          <w:rFonts w:ascii="Courier New" w:eastAsia="Times New Roman" w:hAnsi="Courier New" w:cs="Courier New"/>
-          <w:color w:val="B5CEA8"/>
-          <w:kern w:val="0"/>
-          <w:sz w:val="18"/>
-          <w:szCs w:val="18"/>
-          <w:lang w:val="en-GB" w:eastAsia="en-GB"/>
-          <w14:ligatures w14:val="none"/>
-        </w:rPr>
-        <w:t>0</w:t>
-      </w:r>
-    </w:p>
-    <w:p>
-      <w:pPr>
-        <w:pStyle w:val="ListParagraph"/>
-        <w:numPr>
-          <w:ilvl w:val="0"/>
-          <w:numId w:val="18"/>
-        </w:numPr>
-        <w:shd w:val="clear" w:color="auto" w:fill="212121"/>
-        <w:spacing w:after="0" w:line="270" w:lineRule="atLeast"/>
-        <w:rPr>
-          <w:rFonts w:ascii="Courier New" w:eastAsia="Times New Roman" w:hAnsi="Courier New" w:cs="Courier New"/>
-          <w:color w:val="F8F8F2"/>
-          <w:kern w:val="0"/>
-          <w:sz w:val="18"/>
-          <w:szCs w:val="18"/>
-          <w:lang w:val="en-GB" w:eastAsia="en-GB"/>
-          <w14:ligatures w14:val="none"/>
-        </w:rPr>
-      </w:pPr>
-      <w:r>
-        <w:rPr>
-          <w:rFonts w:ascii="Courier New" w:eastAsia="Times New Roman" w:hAnsi="Courier New" w:cs="Courier New"/>
-          <w:color w:val="F8F8F2"/>
-          <w:kern w:val="0"/>
-          <w:sz w:val="18"/>
-          <w:szCs w:val="18"/>
-          <w:lang w:val="en-GB" w:eastAsia="en-GB"/>
-          <w14:ligatures w14:val="none"/>
-        </w:rPr>
-        <w:t xml:space="preserve">    </w:t>
-      </w:r>
-      <w:r>
-        <w:rPr>
-          <w:rFonts w:ascii="Courier New" w:eastAsia="Times New Roman" w:hAnsi="Courier New" w:cs="Courier New"/>
-          <w:color w:val="DCDCDC"/>
-          <w:kern w:val="0"/>
-          <w:sz w:val="18"/>
-          <w:szCs w:val="18"/>
-          <w:lang w:val="en-GB" w:eastAsia="en-GB"/>
-          <w14:ligatures w14:val="none"/>
-        </w:rPr>
-        <w:t>}</w:t>
-      </w:r>
-    </w:p>
-    <w:p>
-      <w:pPr>
-        <w:pStyle w:val="ListParagraph"/>
-        <w:numPr>
-          <w:ilvl w:val="0"/>
-          <w:numId w:val="18"/>
-        </w:numPr>
-        <w:shd w:val="clear" w:color="auto" w:fill="212121"/>
-        <w:spacing w:after="0" w:line="270" w:lineRule="atLeast"/>
-        <w:rPr>
-          <w:rFonts w:ascii="Courier New" w:eastAsia="Times New Roman" w:hAnsi="Courier New" w:cs="Courier New"/>
-          <w:color w:val="F8F8F2"/>
-          <w:kern w:val="0"/>
-          <w:sz w:val="18"/>
-          <w:szCs w:val="18"/>
-          <w:lang w:val="en-GB" w:eastAsia="en-GB"/>
-          <w14:ligatures w14:val="none"/>
-        </w:rPr>
-      </w:pPr>
-      <w:r>
-        <w:rPr>
-          <w:rFonts w:ascii="Courier New" w:eastAsia="Times New Roman" w:hAnsi="Courier New" w:cs="Courier New"/>
-          <w:color w:val="DCDCDC"/>
-          <w:kern w:val="0"/>
-          <w:sz w:val="18"/>
-          <w:szCs w:val="18"/>
-          <w:lang w:val="en-GB" w:eastAsia="en-GB"/>
-          <w14:ligatures w14:val="none"/>
-        </w:rPr>
-        <w:t>}</w:t>
-      </w:r>
-    </w:p>
-    <w:p/>
-    <w:p>
-      <w:r>
-        <w:t>Delete clinic:</w:t>
-      </w:r>
-    </w:p>
-    <w:p>
-      <w:pPr>
-        <w:pStyle w:val="ListParagraph"/>
-        <w:numPr>
-          <w:ilvl w:val="0"/>
-          <w:numId w:val="19"/>
-        </w:numPr>
-      </w:pPr>
-      <w:r>
-        <w:t>Method/Delete</w:t>
-      </w:r>
-    </w:p>
-    <w:p>
-      <w:pPr>
-        <w:pStyle w:val="ListParagraph"/>
-        <w:numPr>
-          <w:ilvl w:val="0"/>
-          <w:numId w:val="19"/>
-        </w:numPr>
-      </w:pPr>
-      <w:proofErr w:type="spellStart"/>
-      <w:r>
-        <w:t>api</w:t>
-      </w:r>
-      <w:proofErr w:type="spellEnd"/>
-      <w:r>
-        <w:t>/clinic/:id</w:t>
-      </w:r>
-    </w:p>
-    <w:p>
-      <w:pPr>
-        <w:pStyle w:val="ListParagraph"/>
-        <w:numPr>
-          <w:ilvl w:val="0"/>
-          <w:numId w:val="19"/>
-        </w:numPr>
-      </w:pPr>
-      <w:r>
         <w:t>bearer token</w:t>
       </w:r>
     </w:p>
@@ -33750,22 +34528,22 @@
         </w:numPr>
       </w:pPr>
       <w:r>
+        <w:t>Ex:</w:t>
+      </w:r>
+    </w:p>
+    <w:p>
+      <w:pPr>
+        <w:pStyle w:val="ListParagraph"/>
+        <w:numPr>
+          <w:ilvl w:val="0"/>
+          <w:numId w:val="2"/>
+        </w:numPr>
+      </w:pPr>
+      <w:r>
+        <w:rPr>
+          <w:noProof/>
+        </w:rPr>
         <w:lastRenderedPageBreak/>
-        <w:t>Ex:</w:t>
-      </w:r>
-    </w:p>
-    <w:p>
-      <w:pPr>
-        <w:pStyle w:val="ListParagraph"/>
-        <w:numPr>
-          <w:ilvl w:val="0"/>
-          <w:numId w:val="2"/>
-        </w:numPr>
-      </w:pPr>
-      <w:r>
-        <w:rPr>
-          <w:noProof/>
-        </w:rPr>
         <w:drawing>
           <wp:inline distT="0" distB="0" distL="0" distR="0" wp14:anchorId="3CD91E75" wp14:editId="20F28EED">
             <wp:extent cx="5943600" cy="4813300"/>
